--- a/docs/baocao/baocao.docx
+++ b/docs/baocao/baocao.docx
@@ -68,7 +68,22 @@
           <w:sz w:val="26"/>
           <w:szCs w:val="26"/>
         </w:rPr>
-        <w:t xml:space="preserve">Trong cuộc sống hằng ngày, việc quản lý tài chính cá nhân là một nhu cầu thiết yếu nhưng lại là điều mà rất nhiều người gặp khó khăn. Phần lớn mọi người không thể trả lời chính xác câu hỏi tiền của mình đã đi đâu trong tháng vừa qua, dù thu nhập và các khoản chi tiêu vẫn diễn ra đều đặn. Nguyên nhân đến từ việc thiếu một công cụ theo dõi có hệ thống: người dùng thường chỉ ghi nhớ đại khái hoặc ghi chép rời rạc trên giấy, sổ tay hay các ứng dụng ghi chú thông thường, dẫn đến việc bỏ sót nhiều giao dịch nhỏ lẻ nhưng </w:t>
+        <w:t xml:space="preserve">Trong cuộc sống hằng ngày, việc quản lý tài chính cá nhân là một nhu cầu thiết yếu nhưng lại là điều mà rất nhiều người gặp khó khăn. </w:t>
+      </w:r>
+      <w:r>
+        <w:rPr>
+          <w:sz w:val="26"/>
+          <w:szCs w:val="26"/>
+          <w:highlight w:val="yellow"/>
+        </w:rPr>
+        <w:t>Phần lớn mọi người không thể trả lời chính xác câu hỏi tiền của mình đã đi đâu trong tháng vừa qua, dù thu nhập và các khoản chi tiêu vẫn diễn ra đều đặn.</w:t>
+      </w:r>
+      <w:r>
+        <w:rPr>
+          <w:sz w:val="26"/>
+          <w:szCs w:val="26"/>
+        </w:rPr>
+        <w:t xml:space="preserve"> Nguyên nhân đến từ việc thiếu một công cụ theo dõi có hệ thống: người dùng thường chỉ ghi nhớ đại khái hoặc ghi chép rời rạc trên giấy, sổ tay hay các ứng dụng ghi chú thông thường, dẫn đến việc bỏ sót nhiều giao dịch nhỏ lẻ nhưng </w:t>
       </w:r>
       <w:r>
         <w:rPr>
@@ -137,7 +152,22 @@
           <w:sz w:val="26"/>
           <w:szCs w:val="26"/>
         </w:rPr>
-        <w:t>nơi ghi lại gần như đầy đủ các giao dịch chuyển khoản, thanh toán qua thẻ. Tuy nhiên, dữ liệu này thường ở dạng rời rạc theo từng tháng, từng ngân hàng khác nhau, với định dạng không đồng nhất, khiến người dùng khó có thể tự tổng hợp và phân tích nếu không có công cụ hỗ trợ. Việc đối chiếu thủ công giữa sao kê và các ghi chép cá nhân vừa mất thời gian vừa dễ sai sót.</w:t>
+        <w:t xml:space="preserve">nơi ghi lại gần như đầy đủ các giao dịch chuyển khoản, thanh toán qua thẻ. </w:t>
+      </w:r>
+      <w:r>
+        <w:rPr>
+          <w:sz w:val="26"/>
+          <w:szCs w:val="26"/>
+          <w:highlight w:val="yellow"/>
+        </w:rPr>
+        <w:t>Tuy nhiên, dữ liệu này thường ở dạng rời rạc theo từng tháng, từng ngân hàng khác nhau, với định dạng không đồng nhất, khiến người dùng khó có thể tự tổng hợp và phân tích nếu không có công cụ hỗ trợ.</w:t>
+      </w:r>
+      <w:r>
+        <w:rPr>
+          <w:sz w:val="26"/>
+          <w:szCs w:val="26"/>
+        </w:rPr>
+        <w:t xml:space="preserve"> Việc đối chiếu thủ công giữa sao kê và các ghi chép cá nhân vừa mất thời gian vừa dễ sai sót.</w:t>
       </w:r>
     </w:p>
     <w:p>
@@ -150,12 +180,35 @@
           <w:sz w:val="26"/>
           <w:szCs w:val="26"/>
         </w:rPr>
-        <w:t xml:space="preserve">Trên thị trường hiện nay đã có một số ứng dụng hỗ trợ quản lý chi tiêu, tiêu biểu như Money Lover hay Sổ Thu Chi. Các ứng dụng này giúp người dùng ghi lại giao dịch một cách thuận tiện, có giao diện thân thiện và hỗ trợ trên di động. Tuy vậy, qua khảo sát thực tế cho thấy khả năng phân tích chuyên sâu và tự động hóa của các ứng dụng này vẫn còn hạn chế, đặc biệt là ở khâu </w:t>
-      </w:r>
-      <w:r>
-        <w:rPr>
-          <w:sz w:val="26"/>
-          <w:szCs w:val="26"/>
+        <w:t>Trên thị trường hiện nay đã có một số ứng dụng hỗ trợ quản lý chi tiêu, tiêu biểu như Money Lover hay Sổ Thu Chi</w:t>
+      </w:r>
+      <w:r>
+        <w:rPr>
+          <w:sz w:val="26"/>
+          <w:szCs w:val="26"/>
+        </w:rPr>
+        <w:t>, Misa MoneyKeeper</w:t>
+      </w:r>
+      <w:r>
+        <w:rPr>
+          <w:sz w:val="26"/>
+          <w:szCs w:val="26"/>
+        </w:rPr>
+        <w:t xml:space="preserve">. Các ứng dụng này giúp người dùng ghi lại giao dịch một cách thuận tiện, có giao diện thân thiện và hỗ trợ trên di động. </w:t>
+      </w:r>
+      <w:r>
+        <w:rPr>
+          <w:sz w:val="26"/>
+          <w:szCs w:val="26"/>
+          <w:highlight w:val="yellow"/>
+        </w:rPr>
+        <w:t xml:space="preserve">Tuy vậy, qua khảo sát thực tế cho thấy khả năng phân tích chuyên sâu và tự động hóa của các ứng dụng này vẫn còn hạn chế, đặc biệt là ở khâu </w:t>
+      </w:r>
+      <w:r>
+        <w:rPr>
+          <w:sz w:val="26"/>
+          <w:szCs w:val="26"/>
+          <w:highlight w:val="yellow"/>
         </w:rPr>
         <w:t>nhập để</w:t>
       </w:r>
@@ -163,8 +216,16 @@
         <w:rPr>
           <w:sz w:val="26"/>
           <w:szCs w:val="26"/>
-        </w:rPr>
-        <w:t xml:space="preserve"> sao kê ngân hàng và tự động phân loại giao dịch. Người dùng vẫn phải nhập liệu thủ công cho phần lớn giao dịch, điều này làm giảm đáng kể trải nghiệm và tính chính xác của dữ liệu theo thời gian.</w:t>
+          <w:highlight w:val="yellow"/>
+        </w:rPr>
+        <w:t xml:space="preserve"> sao kê ngân hàng và tự động phân loại giao dịch.</w:t>
+      </w:r>
+      <w:r>
+        <w:rPr>
+          <w:sz w:val="26"/>
+          <w:szCs w:val="26"/>
+        </w:rPr>
+        <w:t xml:space="preserve"> Người dùng vẫn phải nhập liệu thủ công cho phần lớn giao dịch, điều này làm giảm đáng kể trải nghiệm và tính chính xác của dữ liệu theo thời gian.</w:t>
       </w:r>
     </w:p>
     <w:p>
@@ -177,7 +238,29 @@
           <w:sz w:val="26"/>
           <w:szCs w:val="26"/>
         </w:rPr>
-        <w:t>Xuất phát từ những bất cập trên, đề tài hướng đến việc xây dựng một hệ thống quản lý chi tiêu cá nhân cho phép người dùng import trực tiếp sao kê ngân hàng dưới dạng CS</w:t>
+        <w:t xml:space="preserve">Xuất phát từ những bất cập trên, đề tài hướng đến việc xây dựng một hệ thống quản lý chi tiêu cá nhân cho phép người dùng </w:t>
+      </w:r>
+      <w:r>
+        <w:rPr>
+          <w:sz w:val="26"/>
+          <w:szCs w:val="26"/>
+        </w:rPr>
+        <w:t xml:space="preserve">nhập </w:t>
+      </w:r>
+      <w:r>
+        <w:rPr>
+          <w:sz w:val="26"/>
+          <w:szCs w:val="26"/>
+        </w:rPr>
+        <w:t xml:space="preserve">trực tiếp sao kê ngân hàng dưới dạng </w:t>
+      </w:r>
+      <w:r>
+        <w:rPr>
+          <w:sz w:val="26"/>
+          <w:szCs w:val="26"/>
+        </w:rPr>
+        <w:lastRenderedPageBreak/>
+        <w:t>CS</w:t>
       </w:r>
       <w:r>
         <w:rPr>
@@ -191,15 +274,7 @@
           <w:sz w:val="26"/>
           <w:szCs w:val="26"/>
         </w:rPr>
-        <w:t xml:space="preserve">, hệ thống sẽ tự động phân loại các giao dịch theo danh mục phù hợp, đồng thời </w:t>
-      </w:r>
-      <w:r>
-        <w:rPr>
-          <w:sz w:val="26"/>
-          <w:szCs w:val="26"/>
-        </w:rPr>
-        <w:lastRenderedPageBreak/>
-        <w:t>cung cấp các công cụ phân tích thói quen chi tiêu. Từ đó, người dùng có đầy đủ dữ liệu và góc nhìn trực quan để đưa ra các quyết định tài chính hợp lý hơn, chủ động hơn trong việc kiểm soát dòng tiền của bản thân và gia đình.</w:t>
+        <w:t>, hệ thống sẽ tự động phân loại các giao dịch theo danh mục phù hợp, đồng thời cung cấp các công cụ phân tích thói quen chi tiêu. Từ đó, người dùng có đầy đủ dữ liệu và góc nhìn trực quan để đưa ra các quyết định tài chính hợp lý hơn, chủ động hơn trong việc kiểm soát dòng tiền của bản thân và gia đình.</w:t>
       </w:r>
     </w:p>
     <w:p>
@@ -318,7 +393,15 @@
           <w:sz w:val="26"/>
           <w:szCs w:val="26"/>
         </w:rPr>
-        <w:t>Bên cạnh đó, hệ thống còn hướng đến nhóm người dùng gia đình, tức các thành viên trong cùng một hộ gia đình có nhu cầu theo dõi chi tiêu chung. Thông qua tài khoản chia sẻ, các thành viên có thể cùng ghi nhận và theo dõi các khoản thu chi chung, giúp việc quản lý tài chính gia đình trở nên minh bạch và thuận tiện hơn.</w:t>
+        <w:t xml:space="preserve">Bên cạnh đó, hệ thống còn hướng đến nhóm người dùng gia đình, tức các thành viên trong cùng một hộ gia đình có nhu cầu theo dõi chi tiêu chung. Thông qua tài khoản </w:t>
+      </w:r>
+      <w:r>
+        <w:rPr>
+          <w:sz w:val="26"/>
+          <w:szCs w:val="26"/>
+        </w:rPr>
+        <w:lastRenderedPageBreak/>
+        <w:t>chia sẻ, các thành viên có thể cùng ghi nhận và theo dõi các khoản thu chi chung, giúp việc quản lý tài chính gia đình trở nên minh bạch và thuận tiện hơn.</w:t>
       </w:r>
     </w:p>
     <w:p>
@@ -331,7 +414,6 @@
           <w:sz w:val="26"/>
           <w:szCs w:val="26"/>
         </w:rPr>
-        <w:lastRenderedPageBreak/>
         <w:t>Cuối cùng, hệ thống có vai trò quản trị viên chịu trách nhiệm quản lý người dùng, xây dựng và duy trì các danh mục mẫu để người dùng mới có thể sử dụng ngay, cũng như cấu hình các thông số vận hành chung của hệ thống.</w:t>
       </w:r>
     </w:p>
@@ -478,6 +560,7 @@
           <w:sz w:val="26"/>
           <w:szCs w:val="26"/>
         </w:rPr>
+        <w:lastRenderedPageBreak/>
         <w:t>Về phần hệ thống, ứng dụng đảm bảo chức năng đăng nhập và phân quyền người dùng rõ ràng theo từng vai trò, cùng với khả năng sao lưu dữ liệu cá nhân nhằm bảo vệ thông tin tài chính của người dùng trước các rủi ro mất dữ liệu.</w:t>
       </w:r>
     </w:p>
@@ -491,7 +574,6 @@
           <w:b/>
           <w:bCs/>
         </w:rPr>
-        <w:lastRenderedPageBreak/>
         <w:t>1.5. Các công nghệ liên quan</w:t>
       </w:r>
     </w:p>
@@ -570,7 +652,35 @@
           <w:sz w:val="26"/>
           <w:szCs w:val="26"/>
         </w:rPr>
-        <w:t>Chương 2 trình bày kết quả khảo sát các ứng dụng quản lý chi tiêu hiện có trên thị trường như Money Lover và Sổ Thu Chi, từ đó rút ra nhu cầu thực tế của người dùng; đồng thời trình bày cơ sở lý thuyết liên quan đến việc nhập liệu sao kê ngân hàng, tự động phân loại giao dịch và trực quan hóa dữ liệu, cùng với phần tổng quan chi tiết về các công nghệ được lựa chọn (SpringBoot, ReactJS, MySQL, Postman) và mô hình kiến trúc Client-Server của hệ thống.</w:t>
+        <w:t>Chương 2 trình bày kết quả khảo sát các ứng dụng quản lý chi tiêu hiện có trên thị trường như Money Lover</w:t>
+      </w:r>
+      <w:r>
+        <w:rPr>
+          <w:sz w:val="26"/>
+          <w:szCs w:val="26"/>
+        </w:rPr>
+        <w:t xml:space="preserve">, </w:t>
+      </w:r>
+      <w:r>
+        <w:rPr>
+          <w:sz w:val="26"/>
+          <w:szCs w:val="26"/>
+        </w:rPr>
+        <w:t xml:space="preserve">Sổ Thu Chi, </w:t>
+      </w:r>
+      <w:r>
+        <w:rPr>
+          <w:sz w:val="26"/>
+          <w:szCs w:val="26"/>
+        </w:rPr>
+        <w:t xml:space="preserve">và Misa MoneyKeeper </w:t>
+      </w:r>
+      <w:r>
+        <w:rPr>
+          <w:sz w:val="26"/>
+          <w:szCs w:val="26"/>
+        </w:rPr>
+        <w:t>từ đó rút ra nhu cầu thực tế của người dùng; đồng thời trình bày cơ sở lý thuyết liên quan đến việc nhập liệu sao kê ngân hàng, tự động phân loại giao dịch và trực quan hóa dữ liệu, cùng với phần tổng quan chi tiết về các công nghệ được lựa chọn (SpringBoot, ReactJS, MySQL, Postman) và mô hình kiến trúc Client-Server của hệ thống.</w:t>
       </w:r>
       <w:r>
         <w:rPr>
@@ -598,7 +708,29 @@
           <w:sz w:val="26"/>
           <w:szCs w:val="26"/>
         </w:rPr>
-        <w:t>Chương 4 trình bày quá trình cài đặt và triển khai hệ thống, gồm việc thiết lập môi trường phát triển và công nghệ sử dụng; xây dựng lần lượt các chức năng chính như quản lý tài khoản và giao dịch, quản lý danh mục thu/chi, quản lý ngân sách và mục tiêu tiết kiệm, import sao kê ngân hàng, tự động phân loại giao dịch, báo cáo và biểu đồ phân tích thói quen chi tiêu, hệ thống nhắc nhở, cùng chức năng đăng nhập và phân quyền; đồng thời trình bày việc tích hợp giữa frontend và backend, kiểm thử API bằng Postman, và triển khai ứng dụng.</w:t>
+        <w:t xml:space="preserve">Chương 4 trình bày quá trình cài đặt và triển khai hệ thống, gồm việc thiết lập môi trường phát triển và công nghệ sử dụng; xây dựng lần lượt các chức năng chính như quản lý tài khoản và giao dịch, quản lý danh mục thu/chi, quản lý ngân sách và mục tiêu tiết kiệm, </w:t>
+      </w:r>
+      <w:r>
+        <w:rPr>
+          <w:sz w:val="26"/>
+          <w:szCs w:val="26"/>
+        </w:rPr>
+        <w:t xml:space="preserve">nhập dữ liệu </w:t>
+      </w:r>
+      <w:r>
+        <w:rPr>
+          <w:sz w:val="26"/>
+          <w:szCs w:val="26"/>
+        </w:rPr>
+        <w:t xml:space="preserve">sao kê ngân hàng, tự động phân loại giao dịch, báo cáo và biểu đồ phân tích thói quen </w:t>
+      </w:r>
+      <w:r>
+        <w:rPr>
+          <w:sz w:val="26"/>
+          <w:szCs w:val="26"/>
+        </w:rPr>
+        <w:lastRenderedPageBreak/>
+        <w:t>chi tiêu, hệ thống nhắc nhở, cùng chức năng đăng nhập và phân quyền; đồng thời trình bày việc tích hợp giữa frontend và backend, kiểm thử API bằng Postman, và triển khai ứng dụng.</w:t>
       </w:r>
       <w:r>
         <w:rPr>
@@ -612,15 +744,7 @@
           <w:sz w:val="26"/>
           <w:szCs w:val="26"/>
         </w:rPr>
-        <w:t xml:space="preserve">Chương 5 trình bày quá trình kiểm thử và đánh giá hệ thống, bao gồm các kịch bản kiểm thử đã xây dựng, kết quả kiểm thử thu được, đánh giá những kết quả đạt được </w:t>
-      </w:r>
-      <w:r>
-        <w:rPr>
-          <w:sz w:val="26"/>
-          <w:szCs w:val="26"/>
-        </w:rPr>
-        <w:lastRenderedPageBreak/>
-        <w:t>cũng như những hạn chế còn tồn tại, và so sánh kết quả thực hiện với các yêu cầu ban đầu đã đề ra.</w:t>
+        <w:t>Chương 5 trình bày quá trình kiểm thử và đánh giá hệ thống, bao gồm các kịch bản kiểm thử đã xây dựng, kết quả kiểm thử thu được, đánh giá những kết quả đạt được cũng như những hạn chế còn tồn tại, và so sánh kết quả thực hiện với các yêu cầu ban đầu đã đề ra.</w:t>
       </w:r>
       <w:r>
         <w:rPr>
@@ -700,7 +824,7 @@
           <w:sz w:val="26"/>
           <w:szCs w:val="26"/>
         </w:rPr>
-        <w:t xml:space="preserve"> dữ liệu từ sao kê ngân hàng còn hạn chế, chủ yếu tập trung vào việc liên kết trực tiếp với một số ngân hàng nhất định thông qua các gói dịch vụ trả phí, chưa hỗ trợ linh hoạt việc </w:t>
+        <w:t xml:space="preserve"> dữ liệu từ sao kê ngân hàng còn hạn chế, chủ yếu tập trung vào việc liên kết trực tiếp với một số ngân hàng nhất định, chưa hỗ trợ linh hoạt việc </w:t>
       </w:r>
       <w:r>
         <w:rPr>
@@ -728,7 +852,7 @@
           <w:sz w:val="26"/>
           <w:szCs w:val="26"/>
         </w:rPr>
-        <w:t xml:space="preserve"> CSV do người dùng tự tải về từ ngân hàng. Bên cạnh đó, khả năng tự động phân loại giao dịch còn khá đơn giản, chủ yếu dựa trên các quy tắc cố định do người dùng tự thiết lập.</w:t>
+        <w:t xml:space="preserve"> CSV do người dùng tự tải về từ ngân hàng.</w:t>
       </w:r>
     </w:p>
     <w:p>
@@ -748,13 +872,59 @@
       <w:pPr>
         <w:spacing w:after="200" w:line="360" w:lineRule="auto"/>
         <w:jc w:val="both"/>
-      </w:pPr>
-      <w:r>
-        <w:rPr>
-          <w:sz w:val="26"/>
-          <w:szCs w:val="26"/>
-        </w:rPr>
-        <w:t>Sổ Thu Chi là một ứng dụng ghi chép chi tiêu quen thuộc với giao diện đơn giản, dễ sử dụng, phù hợp với những người dùng không quen thuộc với công nghệ. Ứng dụng cho phép ghi nhận nhanh các khoản thu chi hằng ngày, phân loại theo danh mục có sẵn và xem lại lịch sử giao dịch theo ngày, tháng. Điểm mạnh của Sổ Thu Chi nằm ở sự tối giản trong thao tác nhập liệu. Tuy nhiên, đây cũng chính là điểm hạn chế lớn nhất khi ứng dụng gần như không có khả năng phân tích chuyên sâu, không hỗ trợ import dữ liệu từ sao kê ngân hàng, và người dùng phải tự nhập tay toàn bộ giao dịch, dẫn đến việc dễ bỏ sót hoặc nhập sai khi khối lượng giao dịch lớn.</w:t>
+        <w:rPr>
+          <w:sz w:val="26"/>
+          <w:szCs w:val="26"/>
+        </w:rPr>
+      </w:pPr>
+      <w:r>
+        <w:rPr>
+          <w:sz w:val="26"/>
+          <w:szCs w:val="26"/>
+        </w:rPr>
+        <w:t xml:space="preserve">Sổ Thu Chi là một ứng dụng ghi chép chi tiêu quen thuộc với giao diện đơn giản, dễ sử dụng, phù hợp với những người dùng không quen thuộc với công nghệ. Ứng dụng cho phép ghi nhận nhanh các khoản thu chi hằng ngày, phân loại theo danh mục có sẵn và xem lại lịch sử giao dịch theo ngày, tháng. Điểm mạnh của Sổ Thu Chi nằm ở </w:t>
+      </w:r>
+      <w:r>
+        <w:rPr>
+          <w:sz w:val="26"/>
+          <w:szCs w:val="26"/>
+        </w:rPr>
+        <w:t>“</w:t>
+      </w:r>
+      <w:r>
+        <w:rPr>
+          <w:sz w:val="26"/>
+          <w:szCs w:val="26"/>
+        </w:rPr>
+        <w:t>sự tối giản</w:t>
+      </w:r>
+      <w:r>
+        <w:rPr>
+          <w:sz w:val="26"/>
+          <w:szCs w:val="26"/>
+        </w:rPr>
+        <w:t>”</w:t>
+      </w:r>
+      <w:r>
+        <w:rPr>
+          <w:sz w:val="26"/>
+          <w:szCs w:val="26"/>
+        </w:rPr>
+        <w:t xml:space="preserve"> trong thao tác nhập liệu. Tuy nhiên, đây cũng chính là điểm hạn chế lớn nhất khi ứng dụng gần như không có khả năng phân tích chuyên sâu, không hỗ trợ</w:t>
+      </w:r>
+      <w:r>
+        <w:rPr>
+          <w:sz w:val="26"/>
+          <w:szCs w:val="26"/>
+        </w:rPr>
+        <w:t xml:space="preserve"> nhập</w:t>
+      </w:r>
+      <w:r>
+        <w:rPr>
+          <w:sz w:val="26"/>
+          <w:szCs w:val="26"/>
+        </w:rPr>
+        <w:t xml:space="preserve"> dữ liệu từ sao kê ngân hàng, và người dùng phải tự nhập tay toàn bộ giao dịch, dẫn đến việc dễ bỏ sót hoặc nhập sai khi khối lượng giao dịch lớn.</w:t>
       </w:r>
     </w:p>
     <w:p>
@@ -767,28 +937,1161 @@
           <w:b/>
           <w:bCs/>
         </w:rPr>
-        <w:t>2.1.3. Nhu cầu người dùng</w:t>
+        <w:t xml:space="preserve">2.1.3. </w:t>
+      </w:r>
+      <w:r>
+        <w:rPr>
+          <w:b/>
+          <w:bCs/>
+        </w:rPr>
+        <w:t>Misa MoneyKeeper</w:t>
       </w:r>
     </w:p>
     <w:p>
       <w:pPr>
         <w:spacing w:after="200" w:line="360" w:lineRule="auto"/>
         <w:jc w:val="both"/>
-      </w:pPr>
-      <w:r>
-        <w:rPr>
-          <w:sz w:val="26"/>
-          <w:szCs w:val="26"/>
-        </w:rPr>
-        <w:t xml:space="preserve">Từ việc khảo sát hai ứng dụng tiêu biểu trên, có thể thấy nhu cầu thực tế của người dùng không chỉ dừng lại ở việc ghi chép chi tiêu, mà còn hướng đến việc giảm thiểu </w:t>
-      </w:r>
+        <w:rPr>
+          <w:sz w:val="26"/>
+          <w:szCs w:val="26"/>
+        </w:rPr>
+      </w:pPr>
       <w:r>
         <w:rPr>
           <w:sz w:val="26"/>
           <w:szCs w:val="26"/>
         </w:rPr>
         <w:lastRenderedPageBreak/>
-        <w:t xml:space="preserve">công sức nhập liệu thủ công thông qua khả năng </w:t>
+        <w:t>MISA MoneyKeeper, thường được biết đến với tên gọi Sổ Thu Chi MISA, là ứng dụng quản lý tài chính cá nhân do Công ty Cổ phần MISA phát triển và hiện đang là một trong những ứng dụng được sử dụng phổ biến nhất tại Việt Nam với lượng người dùng lên đến hàng triệu người. So với Money Lover và Sổ Thu Chi, MISA MoneyKeeper có phần vượt trội hơn về độ đa dạng tính năng: ứng dụng cho phép tạo không giới hạn tài khoản tiền, thiết lập hạn mức chi tiêu theo từng danh mục kèm cảnh báo khi vượt mức, lập kế hoạch dự thu dự chi cho các khoản định kỳ như tiền nhà hay học phí, quản lý khoản vay và cho vay, quy đổi tỷ giá ngoại tệ, đồng thời hỗ trợ ghi chép chi tiêu riêng theo từng chuyến đi hoặc sự kiện. Ứng dụng cũng cho phép xuất báo cáo dưới dạng Excel hoặc PDF và có tính năng chia sẻ sổ chi tiêu để các thành viên trong gia đình cùng theo dõi khoản chi chung.</w:t>
+      </w:r>
+      <w:r>
+        <w:rPr>
+          <w:sz w:val="26"/>
+          <w:szCs w:val="26"/>
+        </w:rPr>
+        <w:t xml:space="preserve"> Ứng dụng cũng hỗ trợ trong việc phân chia các khoản chi khi chụp hóa đơn, giúp người dùng dễ dàng hơn trong việc phân loại. </w:t>
+      </w:r>
+      <w:r>
+        <w:rPr>
+          <w:sz w:val="26"/>
+          <w:szCs w:val="26"/>
+        </w:rPr>
+        <w:t>Ngoài ra, nhiều tính năng nâng cao như dự thu dự chi, quản lý khoản vay hay quy đổi ngoại tệ</w:t>
+      </w:r>
+    </w:p>
+    <w:p>
+      <w:pPr>
+        <w:spacing w:after="200" w:line="360" w:lineRule="auto"/>
+        <w:jc w:val="both"/>
+        <w:rPr>
+          <w:sz w:val="26"/>
+          <w:szCs w:val="26"/>
+        </w:rPr>
+      </w:pPr>
+      <w:r>
+        <w:rPr>
+          <w:sz w:val="26"/>
+          <w:szCs w:val="26"/>
+        </w:rPr>
+        <w:t>Tuy có nhiều tính năng phong phú, MISA MoneyKeeper vẫn chưa giải quyết được vấn đề cốt lõi mà đề tài hướng tới, đó là khả năng import trực tiếp file sao kê ngân hàng dưới dạng CSV. Việc ghi nhận giao dịch trong ứng dụng chủ yếu vẫn dựa vào nhập tay hoặc quét hóa đơn, còn việc phân loại giao dịch phần lớn do người dùng tự chọn danh mục theo thao tác thủ công chứ chưa có cơ chế tự động nhận diện dựa trên nội dung sao kê ngân hàng</w:t>
+      </w:r>
+      <w:r>
+        <w:rPr>
+          <w:sz w:val="26"/>
+          <w:szCs w:val="26"/>
+        </w:rPr>
+        <w:t>.</w:t>
+      </w:r>
+    </w:p>
+    <w:p>
+      <w:pPr>
+        <w:pStyle w:val="Heading3"/>
+        <w:spacing w:before="240" w:after="120"/>
+      </w:pPr>
+      <w:r>
+        <w:rPr>
+          <w:b/>
+          <w:bCs/>
+        </w:rPr>
+        <w:t>2.1.4. Bảng so sánh các ứng dụng</w:t>
+      </w:r>
+    </w:p>
+    <w:p>
+      <w:pPr>
+        <w:spacing w:after="200" w:line="360" w:lineRule="auto"/>
+        <w:jc w:val="both"/>
+      </w:pPr>
+      <w:r>
+        <w:rPr>
+          <w:sz w:val="26"/>
+          <w:szCs w:val="26"/>
+        </w:rPr>
+        <w:t>Từ nội dung khảo sát ba ứng dụng nêu trên, có thể tổng hợp một số tiêu chí so sánh chính như sau:</w:t>
+      </w:r>
+    </w:p>
+    <w:tbl>
+      <w:tblPr>
+        <w:tblW w:w="8635" w:type="dxa"/>
+        <w:tblBorders>
+          <w:top w:val="single" w:sz="4" w:space="0" w:color="auto"/>
+          <w:left w:val="single" w:sz="4" w:space="0" w:color="auto"/>
+          <w:bottom w:val="single" w:sz="4" w:space="0" w:color="auto"/>
+          <w:right w:val="single" w:sz="4" w:space="0" w:color="auto"/>
+          <w:insideH w:val="single" w:sz="4" w:space="0" w:color="auto"/>
+          <w:insideV w:val="single" w:sz="4" w:space="0" w:color="auto"/>
+        </w:tblBorders>
+        <w:tblCellMar>
+          <w:left w:w="10" w:type="dxa"/>
+          <w:right w:w="10" w:type="dxa"/>
+        </w:tblCellMar>
+        <w:tblLook w:val="04A0" w:firstRow="1" w:lastRow="0" w:firstColumn="1" w:lastColumn="0" w:noHBand="0" w:noVBand="1"/>
+      </w:tblPr>
+      <w:tblGrid>
+        <w:gridCol w:w="2539"/>
+        <w:gridCol w:w="2032"/>
+        <w:gridCol w:w="2032"/>
+        <w:gridCol w:w="2032"/>
+      </w:tblGrid>
+      <w:tr>
+        <w:trPr>
+          <w:trHeight w:val="258"/>
+          <w:tblHeader/>
+        </w:trPr>
+        <w:tc>
+          <w:tcPr>
+            <w:tcW w:w="2539" w:type="dxa"/>
+            <w:tcBorders>
+              <w:top w:val="single" w:sz="4" w:space="0" w:color="999999"/>
+              <w:left w:val="single" w:sz="4" w:space="0" w:color="999999"/>
+              <w:bottom w:val="single" w:sz="4" w:space="0" w:color="999999"/>
+              <w:right w:val="single" w:sz="4" w:space="0" w:color="999999"/>
+            </w:tcBorders>
+            <w:shd w:val="clear" w:color="auto" w:fill="D9E2F3"/>
+            <w:tcMar>
+              <w:top w:w="80" w:type="dxa"/>
+              <w:left w:w="100" w:type="dxa"/>
+              <w:bottom w:w="80" w:type="dxa"/>
+              <w:right w:w="100" w:type="dxa"/>
+            </w:tcMar>
+            <w:vAlign w:val="center"/>
+          </w:tcPr>
+          <w:p>
+            <w:pPr>
+              <w:jc w:val="center"/>
+            </w:pPr>
+            <w:r>
+              <w:rPr>
+                <w:b/>
+                <w:bCs/>
+                <w:sz w:val="22"/>
+                <w:szCs w:val="22"/>
+              </w:rPr>
+              <w:t>Tiêu chí</w:t>
+            </w:r>
+          </w:p>
+        </w:tc>
+        <w:tc>
+          <w:tcPr>
+            <w:tcW w:w="2032" w:type="dxa"/>
+            <w:tcBorders>
+              <w:top w:val="single" w:sz="4" w:space="0" w:color="999999"/>
+              <w:left w:val="single" w:sz="4" w:space="0" w:color="999999"/>
+              <w:bottom w:val="single" w:sz="4" w:space="0" w:color="999999"/>
+              <w:right w:val="single" w:sz="4" w:space="0" w:color="999999"/>
+            </w:tcBorders>
+            <w:shd w:val="clear" w:color="auto" w:fill="D9E2F3"/>
+            <w:tcMar>
+              <w:top w:w="80" w:type="dxa"/>
+              <w:left w:w="100" w:type="dxa"/>
+              <w:bottom w:w="80" w:type="dxa"/>
+              <w:right w:w="100" w:type="dxa"/>
+            </w:tcMar>
+            <w:vAlign w:val="center"/>
+          </w:tcPr>
+          <w:p>
+            <w:pPr>
+              <w:jc w:val="center"/>
+            </w:pPr>
+            <w:r>
+              <w:rPr>
+                <w:b/>
+                <w:bCs/>
+                <w:sz w:val="22"/>
+                <w:szCs w:val="22"/>
+              </w:rPr>
+              <w:t>Money Lover</w:t>
+            </w:r>
+          </w:p>
+        </w:tc>
+        <w:tc>
+          <w:tcPr>
+            <w:tcW w:w="2032" w:type="dxa"/>
+            <w:tcBorders>
+              <w:top w:val="single" w:sz="4" w:space="0" w:color="999999"/>
+              <w:left w:val="single" w:sz="4" w:space="0" w:color="999999"/>
+              <w:bottom w:val="single" w:sz="4" w:space="0" w:color="999999"/>
+              <w:right w:val="single" w:sz="4" w:space="0" w:color="999999"/>
+            </w:tcBorders>
+            <w:shd w:val="clear" w:color="auto" w:fill="D9E2F3"/>
+            <w:tcMar>
+              <w:top w:w="80" w:type="dxa"/>
+              <w:left w:w="100" w:type="dxa"/>
+              <w:bottom w:w="80" w:type="dxa"/>
+              <w:right w:w="100" w:type="dxa"/>
+            </w:tcMar>
+            <w:vAlign w:val="center"/>
+          </w:tcPr>
+          <w:p>
+            <w:pPr>
+              <w:jc w:val="center"/>
+            </w:pPr>
+            <w:r>
+              <w:rPr>
+                <w:b/>
+                <w:bCs/>
+                <w:sz w:val="22"/>
+                <w:szCs w:val="22"/>
+              </w:rPr>
+              <w:t>Sổ Thu Chi</w:t>
+            </w:r>
+          </w:p>
+        </w:tc>
+        <w:tc>
+          <w:tcPr>
+            <w:tcW w:w="2032" w:type="dxa"/>
+            <w:tcBorders>
+              <w:top w:val="single" w:sz="4" w:space="0" w:color="999999"/>
+              <w:left w:val="single" w:sz="4" w:space="0" w:color="999999"/>
+              <w:bottom w:val="single" w:sz="4" w:space="0" w:color="999999"/>
+              <w:right w:val="single" w:sz="4" w:space="0" w:color="999999"/>
+            </w:tcBorders>
+            <w:shd w:val="clear" w:color="auto" w:fill="D9E2F3"/>
+            <w:tcMar>
+              <w:top w:w="80" w:type="dxa"/>
+              <w:left w:w="100" w:type="dxa"/>
+              <w:bottom w:w="80" w:type="dxa"/>
+              <w:right w:w="100" w:type="dxa"/>
+            </w:tcMar>
+            <w:vAlign w:val="center"/>
+          </w:tcPr>
+          <w:p>
+            <w:pPr>
+              <w:jc w:val="center"/>
+            </w:pPr>
+            <w:r>
+              <w:rPr>
+                <w:b/>
+                <w:bCs/>
+                <w:sz w:val="22"/>
+                <w:szCs w:val="22"/>
+              </w:rPr>
+              <w:t>MISA MoneyKeeper</w:t>
+            </w:r>
+          </w:p>
+        </w:tc>
+      </w:tr>
+      <w:tr>
+        <w:trPr>
+          <w:trHeight w:val="258"/>
+        </w:trPr>
+        <w:tc>
+          <w:tcPr>
+            <w:tcW w:w="2539" w:type="dxa"/>
+            <w:tcBorders>
+              <w:top w:val="single" w:sz="4" w:space="0" w:color="999999"/>
+              <w:left w:val="single" w:sz="4" w:space="0" w:color="999999"/>
+              <w:bottom w:val="single" w:sz="4" w:space="0" w:color="999999"/>
+              <w:right w:val="single" w:sz="4" w:space="0" w:color="999999"/>
+            </w:tcBorders>
+            <w:tcMar>
+              <w:top w:w="80" w:type="dxa"/>
+              <w:left w:w="100" w:type="dxa"/>
+              <w:bottom w:w="80" w:type="dxa"/>
+              <w:right w:w="100" w:type="dxa"/>
+            </w:tcMar>
+            <w:vAlign w:val="center"/>
+          </w:tcPr>
+          <w:p>
+            <w:r>
+              <w:rPr>
+                <w:sz w:val="22"/>
+                <w:szCs w:val="22"/>
+              </w:rPr>
+              <w:t>Ghi nhận giao dịch thủ công</w:t>
+            </w:r>
+          </w:p>
+        </w:tc>
+        <w:tc>
+          <w:tcPr>
+            <w:tcW w:w="2032" w:type="dxa"/>
+            <w:tcBorders>
+              <w:top w:val="single" w:sz="4" w:space="0" w:color="999999"/>
+              <w:left w:val="single" w:sz="4" w:space="0" w:color="999999"/>
+              <w:bottom w:val="single" w:sz="4" w:space="0" w:color="999999"/>
+              <w:right w:val="single" w:sz="4" w:space="0" w:color="999999"/>
+            </w:tcBorders>
+            <w:tcMar>
+              <w:top w:w="80" w:type="dxa"/>
+              <w:left w:w="100" w:type="dxa"/>
+              <w:bottom w:w="80" w:type="dxa"/>
+              <w:right w:w="100" w:type="dxa"/>
+            </w:tcMar>
+            <w:vAlign w:val="center"/>
+          </w:tcPr>
+          <w:p>
+            <w:pPr>
+              <w:jc w:val="center"/>
+            </w:pPr>
+            <w:r>
+              <w:rPr>
+                <w:sz w:val="22"/>
+                <w:szCs w:val="22"/>
+              </w:rPr>
+              <w:t>Có</w:t>
+            </w:r>
+          </w:p>
+        </w:tc>
+        <w:tc>
+          <w:tcPr>
+            <w:tcW w:w="2032" w:type="dxa"/>
+            <w:tcBorders>
+              <w:top w:val="single" w:sz="4" w:space="0" w:color="999999"/>
+              <w:left w:val="single" w:sz="4" w:space="0" w:color="999999"/>
+              <w:bottom w:val="single" w:sz="4" w:space="0" w:color="999999"/>
+              <w:right w:val="single" w:sz="4" w:space="0" w:color="999999"/>
+            </w:tcBorders>
+            <w:tcMar>
+              <w:top w:w="80" w:type="dxa"/>
+              <w:left w:w="100" w:type="dxa"/>
+              <w:bottom w:w="80" w:type="dxa"/>
+              <w:right w:w="100" w:type="dxa"/>
+            </w:tcMar>
+            <w:vAlign w:val="center"/>
+          </w:tcPr>
+          <w:p>
+            <w:pPr>
+              <w:jc w:val="center"/>
+            </w:pPr>
+            <w:r>
+              <w:rPr>
+                <w:sz w:val="22"/>
+                <w:szCs w:val="22"/>
+              </w:rPr>
+              <w:t>Có</w:t>
+            </w:r>
+          </w:p>
+        </w:tc>
+        <w:tc>
+          <w:tcPr>
+            <w:tcW w:w="2032" w:type="dxa"/>
+            <w:tcBorders>
+              <w:top w:val="single" w:sz="4" w:space="0" w:color="999999"/>
+              <w:left w:val="single" w:sz="4" w:space="0" w:color="999999"/>
+              <w:bottom w:val="single" w:sz="4" w:space="0" w:color="999999"/>
+              <w:right w:val="single" w:sz="4" w:space="0" w:color="999999"/>
+            </w:tcBorders>
+            <w:tcMar>
+              <w:top w:w="80" w:type="dxa"/>
+              <w:left w:w="100" w:type="dxa"/>
+              <w:bottom w:w="80" w:type="dxa"/>
+              <w:right w:w="100" w:type="dxa"/>
+            </w:tcMar>
+            <w:vAlign w:val="center"/>
+          </w:tcPr>
+          <w:p>
+            <w:pPr>
+              <w:jc w:val="center"/>
+            </w:pPr>
+            <w:r>
+              <w:rPr>
+                <w:sz w:val="22"/>
+                <w:szCs w:val="22"/>
+              </w:rPr>
+              <w:t>Có</w:t>
+            </w:r>
+          </w:p>
+        </w:tc>
+      </w:tr>
+      <w:tr>
+        <w:trPr>
+          <w:trHeight w:val="516"/>
+        </w:trPr>
+        <w:tc>
+          <w:tcPr>
+            <w:tcW w:w="2539" w:type="dxa"/>
+            <w:tcBorders>
+              <w:top w:val="single" w:sz="4" w:space="0" w:color="999999"/>
+              <w:left w:val="single" w:sz="4" w:space="0" w:color="999999"/>
+              <w:bottom w:val="single" w:sz="4" w:space="0" w:color="999999"/>
+              <w:right w:val="single" w:sz="4" w:space="0" w:color="999999"/>
+            </w:tcBorders>
+            <w:tcMar>
+              <w:top w:w="80" w:type="dxa"/>
+              <w:left w:w="100" w:type="dxa"/>
+              <w:bottom w:w="80" w:type="dxa"/>
+              <w:right w:w="100" w:type="dxa"/>
+            </w:tcMar>
+            <w:vAlign w:val="center"/>
+          </w:tcPr>
+          <w:p>
+            <w:r>
+              <w:rPr>
+                <w:sz w:val="22"/>
+                <w:szCs w:val="22"/>
+              </w:rPr>
+              <w:t>Import sao kê CSV tự do</w:t>
+            </w:r>
+          </w:p>
+        </w:tc>
+        <w:tc>
+          <w:tcPr>
+            <w:tcW w:w="2032" w:type="dxa"/>
+            <w:tcBorders>
+              <w:top w:val="single" w:sz="4" w:space="0" w:color="999999"/>
+              <w:left w:val="single" w:sz="4" w:space="0" w:color="999999"/>
+              <w:bottom w:val="single" w:sz="4" w:space="0" w:color="999999"/>
+              <w:right w:val="single" w:sz="4" w:space="0" w:color="999999"/>
+            </w:tcBorders>
+            <w:tcMar>
+              <w:top w:w="80" w:type="dxa"/>
+              <w:left w:w="100" w:type="dxa"/>
+              <w:bottom w:w="80" w:type="dxa"/>
+              <w:right w:w="100" w:type="dxa"/>
+            </w:tcMar>
+            <w:vAlign w:val="center"/>
+          </w:tcPr>
+          <w:p>
+            <w:pPr>
+              <w:jc w:val="center"/>
+            </w:pPr>
+            <w:r>
+              <w:rPr>
+                <w:sz w:val="22"/>
+                <w:szCs w:val="22"/>
+              </w:rPr>
+              <w:t>Không hỗ trợ</w:t>
+            </w:r>
+          </w:p>
+        </w:tc>
+        <w:tc>
+          <w:tcPr>
+            <w:tcW w:w="2032" w:type="dxa"/>
+            <w:tcBorders>
+              <w:top w:val="single" w:sz="4" w:space="0" w:color="999999"/>
+              <w:left w:val="single" w:sz="4" w:space="0" w:color="999999"/>
+              <w:bottom w:val="single" w:sz="4" w:space="0" w:color="999999"/>
+              <w:right w:val="single" w:sz="4" w:space="0" w:color="999999"/>
+            </w:tcBorders>
+            <w:tcMar>
+              <w:top w:w="80" w:type="dxa"/>
+              <w:left w:w="100" w:type="dxa"/>
+              <w:bottom w:w="80" w:type="dxa"/>
+              <w:right w:w="100" w:type="dxa"/>
+            </w:tcMar>
+            <w:vAlign w:val="center"/>
+          </w:tcPr>
+          <w:p>
+            <w:pPr>
+              <w:jc w:val="center"/>
+            </w:pPr>
+            <w:r>
+              <w:rPr>
+                <w:sz w:val="22"/>
+                <w:szCs w:val="22"/>
+              </w:rPr>
+              <w:t>Không hỗ trợ</w:t>
+            </w:r>
+          </w:p>
+        </w:tc>
+        <w:tc>
+          <w:tcPr>
+            <w:tcW w:w="2032" w:type="dxa"/>
+            <w:tcBorders>
+              <w:top w:val="single" w:sz="4" w:space="0" w:color="999999"/>
+              <w:left w:val="single" w:sz="4" w:space="0" w:color="999999"/>
+              <w:bottom w:val="single" w:sz="4" w:space="0" w:color="999999"/>
+              <w:right w:val="single" w:sz="4" w:space="0" w:color="999999"/>
+            </w:tcBorders>
+            <w:tcMar>
+              <w:top w:w="80" w:type="dxa"/>
+              <w:left w:w="100" w:type="dxa"/>
+              <w:bottom w:w="80" w:type="dxa"/>
+              <w:right w:w="100" w:type="dxa"/>
+            </w:tcMar>
+            <w:vAlign w:val="center"/>
+          </w:tcPr>
+          <w:p>
+            <w:pPr>
+              <w:jc w:val="center"/>
+            </w:pPr>
+            <w:r>
+              <w:rPr>
+                <w:sz w:val="22"/>
+                <w:szCs w:val="22"/>
+              </w:rPr>
+              <w:t>Không hỗ trợ</w:t>
+            </w:r>
+          </w:p>
+        </w:tc>
+      </w:tr>
+      <w:tr>
+        <w:trPr>
+          <w:trHeight w:val="516"/>
+        </w:trPr>
+        <w:tc>
+          <w:tcPr>
+            <w:tcW w:w="2539" w:type="dxa"/>
+            <w:tcBorders>
+              <w:top w:val="single" w:sz="4" w:space="0" w:color="999999"/>
+              <w:left w:val="single" w:sz="4" w:space="0" w:color="999999"/>
+              <w:bottom w:val="single" w:sz="4" w:space="0" w:color="999999"/>
+              <w:right w:val="single" w:sz="4" w:space="0" w:color="999999"/>
+            </w:tcBorders>
+            <w:tcMar>
+              <w:top w:w="80" w:type="dxa"/>
+              <w:left w:w="100" w:type="dxa"/>
+              <w:bottom w:w="80" w:type="dxa"/>
+              <w:right w:w="100" w:type="dxa"/>
+            </w:tcMar>
+            <w:vAlign w:val="center"/>
+          </w:tcPr>
+          <w:p>
+            <w:r>
+              <w:rPr>
+                <w:sz w:val="22"/>
+                <w:szCs w:val="22"/>
+              </w:rPr>
+              <w:t>Tự động phân loại giao dịch theo nội dung</w:t>
+            </w:r>
+          </w:p>
+        </w:tc>
+        <w:tc>
+          <w:tcPr>
+            <w:tcW w:w="2032" w:type="dxa"/>
+            <w:tcBorders>
+              <w:top w:val="single" w:sz="4" w:space="0" w:color="999999"/>
+              <w:left w:val="single" w:sz="4" w:space="0" w:color="999999"/>
+              <w:bottom w:val="single" w:sz="4" w:space="0" w:color="999999"/>
+              <w:right w:val="single" w:sz="4" w:space="0" w:color="999999"/>
+            </w:tcBorders>
+            <w:tcMar>
+              <w:top w:w="80" w:type="dxa"/>
+              <w:left w:w="100" w:type="dxa"/>
+              <w:bottom w:w="80" w:type="dxa"/>
+              <w:right w:w="100" w:type="dxa"/>
+            </w:tcMar>
+            <w:vAlign w:val="center"/>
+          </w:tcPr>
+          <w:p>
+            <w:pPr>
+              <w:jc w:val="center"/>
+            </w:pPr>
+            <w:r>
+              <w:rPr>
+                <w:sz w:val="22"/>
+                <w:szCs w:val="22"/>
+              </w:rPr>
+              <w:t>Có</w:t>
+            </w:r>
+          </w:p>
+        </w:tc>
+        <w:tc>
+          <w:tcPr>
+            <w:tcW w:w="2032" w:type="dxa"/>
+            <w:tcBorders>
+              <w:top w:val="single" w:sz="4" w:space="0" w:color="999999"/>
+              <w:left w:val="single" w:sz="4" w:space="0" w:color="999999"/>
+              <w:bottom w:val="single" w:sz="4" w:space="0" w:color="999999"/>
+              <w:right w:val="single" w:sz="4" w:space="0" w:color="999999"/>
+            </w:tcBorders>
+            <w:tcMar>
+              <w:top w:w="80" w:type="dxa"/>
+              <w:left w:w="100" w:type="dxa"/>
+              <w:bottom w:w="80" w:type="dxa"/>
+              <w:right w:w="100" w:type="dxa"/>
+            </w:tcMar>
+            <w:vAlign w:val="center"/>
+          </w:tcPr>
+          <w:p>
+            <w:pPr>
+              <w:jc w:val="center"/>
+            </w:pPr>
+            <w:r>
+              <w:rPr>
+                <w:sz w:val="22"/>
+                <w:szCs w:val="22"/>
+              </w:rPr>
+              <w:t>Không có</w:t>
+            </w:r>
+          </w:p>
+        </w:tc>
+        <w:tc>
+          <w:tcPr>
+            <w:tcW w:w="2032" w:type="dxa"/>
+            <w:tcBorders>
+              <w:top w:val="single" w:sz="4" w:space="0" w:color="999999"/>
+              <w:left w:val="single" w:sz="4" w:space="0" w:color="999999"/>
+              <w:bottom w:val="single" w:sz="4" w:space="0" w:color="999999"/>
+              <w:right w:val="single" w:sz="4" w:space="0" w:color="999999"/>
+            </w:tcBorders>
+            <w:tcMar>
+              <w:top w:w="80" w:type="dxa"/>
+              <w:left w:w="100" w:type="dxa"/>
+              <w:bottom w:w="80" w:type="dxa"/>
+              <w:right w:w="100" w:type="dxa"/>
+            </w:tcMar>
+            <w:vAlign w:val="center"/>
+          </w:tcPr>
+          <w:p>
+            <w:pPr>
+              <w:jc w:val="center"/>
+            </w:pPr>
+            <w:r>
+              <w:rPr>
+                <w:sz w:val="22"/>
+                <w:szCs w:val="22"/>
+              </w:rPr>
+              <w:t>Có</w:t>
+            </w:r>
+          </w:p>
+        </w:tc>
+      </w:tr>
+      <w:tr>
+        <w:trPr>
+          <w:trHeight w:val="504"/>
+        </w:trPr>
+        <w:tc>
+          <w:tcPr>
+            <w:tcW w:w="2539" w:type="dxa"/>
+            <w:tcBorders>
+              <w:top w:val="single" w:sz="4" w:space="0" w:color="999999"/>
+              <w:left w:val="single" w:sz="4" w:space="0" w:color="999999"/>
+              <w:bottom w:val="single" w:sz="4" w:space="0" w:color="999999"/>
+              <w:right w:val="single" w:sz="4" w:space="0" w:color="999999"/>
+            </w:tcBorders>
+            <w:tcMar>
+              <w:top w:w="80" w:type="dxa"/>
+              <w:left w:w="100" w:type="dxa"/>
+              <w:bottom w:w="80" w:type="dxa"/>
+              <w:right w:w="100" w:type="dxa"/>
+            </w:tcMar>
+            <w:vAlign w:val="center"/>
+          </w:tcPr>
+          <w:p>
+            <w:r>
+              <w:rPr>
+                <w:sz w:val="22"/>
+                <w:szCs w:val="22"/>
+              </w:rPr>
+              <w:lastRenderedPageBreak/>
+              <w:t>Đặt ngân sách theo danh mục, cảnh báo vượt mức</w:t>
+            </w:r>
+          </w:p>
+        </w:tc>
+        <w:tc>
+          <w:tcPr>
+            <w:tcW w:w="2032" w:type="dxa"/>
+            <w:tcBorders>
+              <w:top w:val="single" w:sz="4" w:space="0" w:color="999999"/>
+              <w:left w:val="single" w:sz="4" w:space="0" w:color="999999"/>
+              <w:bottom w:val="single" w:sz="4" w:space="0" w:color="999999"/>
+              <w:right w:val="single" w:sz="4" w:space="0" w:color="999999"/>
+            </w:tcBorders>
+            <w:tcMar>
+              <w:top w:w="80" w:type="dxa"/>
+              <w:left w:w="100" w:type="dxa"/>
+              <w:bottom w:w="80" w:type="dxa"/>
+              <w:right w:w="100" w:type="dxa"/>
+            </w:tcMar>
+            <w:vAlign w:val="center"/>
+          </w:tcPr>
+          <w:p>
+            <w:pPr>
+              <w:jc w:val="center"/>
+            </w:pPr>
+            <w:r>
+              <w:rPr>
+                <w:sz w:val="22"/>
+                <w:szCs w:val="22"/>
+              </w:rPr>
+              <w:t>Có</w:t>
+            </w:r>
+          </w:p>
+        </w:tc>
+        <w:tc>
+          <w:tcPr>
+            <w:tcW w:w="2032" w:type="dxa"/>
+            <w:tcBorders>
+              <w:top w:val="single" w:sz="4" w:space="0" w:color="999999"/>
+              <w:left w:val="single" w:sz="4" w:space="0" w:color="999999"/>
+              <w:bottom w:val="single" w:sz="4" w:space="0" w:color="999999"/>
+              <w:right w:val="single" w:sz="4" w:space="0" w:color="999999"/>
+            </w:tcBorders>
+            <w:tcMar>
+              <w:top w:w="80" w:type="dxa"/>
+              <w:left w:w="100" w:type="dxa"/>
+              <w:bottom w:w="80" w:type="dxa"/>
+              <w:right w:w="100" w:type="dxa"/>
+            </w:tcMar>
+            <w:vAlign w:val="center"/>
+          </w:tcPr>
+          <w:p>
+            <w:pPr>
+              <w:jc w:val="center"/>
+            </w:pPr>
+            <w:r>
+              <w:rPr>
+                <w:sz w:val="22"/>
+                <w:szCs w:val="22"/>
+              </w:rPr>
+              <w:t>Không có</w:t>
+            </w:r>
+          </w:p>
+        </w:tc>
+        <w:tc>
+          <w:tcPr>
+            <w:tcW w:w="2032" w:type="dxa"/>
+            <w:tcBorders>
+              <w:top w:val="single" w:sz="4" w:space="0" w:color="999999"/>
+              <w:left w:val="single" w:sz="4" w:space="0" w:color="999999"/>
+              <w:bottom w:val="single" w:sz="4" w:space="0" w:color="999999"/>
+              <w:right w:val="single" w:sz="4" w:space="0" w:color="999999"/>
+            </w:tcBorders>
+            <w:tcMar>
+              <w:top w:w="80" w:type="dxa"/>
+              <w:left w:w="100" w:type="dxa"/>
+              <w:bottom w:w="80" w:type="dxa"/>
+              <w:right w:w="100" w:type="dxa"/>
+            </w:tcMar>
+            <w:vAlign w:val="center"/>
+          </w:tcPr>
+          <w:p>
+            <w:pPr>
+              <w:jc w:val="center"/>
+            </w:pPr>
+            <w:r>
+              <w:rPr>
+                <w:sz w:val="22"/>
+                <w:szCs w:val="22"/>
+              </w:rPr>
+              <w:t>Có</w:t>
+            </w:r>
+          </w:p>
+        </w:tc>
+      </w:tr>
+      <w:tr>
+        <w:trPr>
+          <w:trHeight w:val="528"/>
+        </w:trPr>
+        <w:tc>
+          <w:tcPr>
+            <w:tcW w:w="2539" w:type="dxa"/>
+            <w:tcBorders>
+              <w:top w:val="single" w:sz="4" w:space="0" w:color="999999"/>
+              <w:left w:val="single" w:sz="4" w:space="0" w:color="999999"/>
+              <w:bottom w:val="single" w:sz="4" w:space="0" w:color="999999"/>
+              <w:right w:val="single" w:sz="4" w:space="0" w:color="999999"/>
+            </w:tcBorders>
+            <w:tcMar>
+              <w:top w:w="80" w:type="dxa"/>
+              <w:left w:w="100" w:type="dxa"/>
+              <w:bottom w:w="80" w:type="dxa"/>
+              <w:right w:w="100" w:type="dxa"/>
+            </w:tcMar>
+            <w:vAlign w:val="center"/>
+          </w:tcPr>
+          <w:p>
+            <w:r>
+              <w:rPr>
+                <w:sz w:val="22"/>
+                <w:szCs w:val="22"/>
+              </w:rPr>
+              <w:t>Biểu đồ, báo cáo xu hướng thu chi</w:t>
+            </w:r>
+          </w:p>
+        </w:tc>
+        <w:tc>
+          <w:tcPr>
+            <w:tcW w:w="2032" w:type="dxa"/>
+            <w:tcBorders>
+              <w:top w:val="single" w:sz="4" w:space="0" w:color="999999"/>
+              <w:left w:val="single" w:sz="4" w:space="0" w:color="999999"/>
+              <w:bottom w:val="single" w:sz="4" w:space="0" w:color="999999"/>
+              <w:right w:val="single" w:sz="4" w:space="0" w:color="999999"/>
+            </w:tcBorders>
+            <w:tcMar>
+              <w:top w:w="80" w:type="dxa"/>
+              <w:left w:w="100" w:type="dxa"/>
+              <w:bottom w:w="80" w:type="dxa"/>
+              <w:right w:w="100" w:type="dxa"/>
+            </w:tcMar>
+            <w:vAlign w:val="center"/>
+          </w:tcPr>
+          <w:p>
+            <w:pPr>
+              <w:jc w:val="center"/>
+            </w:pPr>
+            <w:r>
+              <w:rPr>
+                <w:sz w:val="22"/>
+                <w:szCs w:val="22"/>
+              </w:rPr>
+              <w:t>Có</w:t>
+            </w:r>
+          </w:p>
+        </w:tc>
+        <w:tc>
+          <w:tcPr>
+            <w:tcW w:w="2032" w:type="dxa"/>
+            <w:tcBorders>
+              <w:top w:val="single" w:sz="4" w:space="0" w:color="999999"/>
+              <w:left w:val="single" w:sz="4" w:space="0" w:color="999999"/>
+              <w:bottom w:val="single" w:sz="4" w:space="0" w:color="999999"/>
+              <w:right w:val="single" w:sz="4" w:space="0" w:color="999999"/>
+            </w:tcBorders>
+            <w:tcMar>
+              <w:top w:w="80" w:type="dxa"/>
+              <w:left w:w="100" w:type="dxa"/>
+              <w:bottom w:w="80" w:type="dxa"/>
+              <w:right w:w="100" w:type="dxa"/>
+            </w:tcMar>
+            <w:vAlign w:val="center"/>
+          </w:tcPr>
+          <w:p>
+            <w:pPr>
+              <w:jc w:val="center"/>
+            </w:pPr>
+            <w:r>
+              <w:rPr>
+                <w:sz w:val="22"/>
+                <w:szCs w:val="22"/>
+              </w:rPr>
+              <w:t>Cơ bản</w:t>
+            </w:r>
+          </w:p>
+        </w:tc>
+        <w:tc>
+          <w:tcPr>
+            <w:tcW w:w="2032" w:type="dxa"/>
+            <w:tcBorders>
+              <w:top w:val="single" w:sz="4" w:space="0" w:color="999999"/>
+              <w:left w:val="single" w:sz="4" w:space="0" w:color="999999"/>
+              <w:bottom w:val="single" w:sz="4" w:space="0" w:color="999999"/>
+              <w:right w:val="single" w:sz="4" w:space="0" w:color="999999"/>
+            </w:tcBorders>
+            <w:tcMar>
+              <w:top w:w="80" w:type="dxa"/>
+              <w:left w:w="100" w:type="dxa"/>
+              <w:bottom w:w="80" w:type="dxa"/>
+              <w:right w:w="100" w:type="dxa"/>
+            </w:tcMar>
+            <w:vAlign w:val="center"/>
+          </w:tcPr>
+          <w:p>
+            <w:pPr>
+              <w:jc w:val="center"/>
+            </w:pPr>
+            <w:r>
+              <w:rPr>
+                <w:sz w:val="22"/>
+                <w:szCs w:val="22"/>
+              </w:rPr>
+              <w:t>Có, khá chi tiết</w:t>
+            </w:r>
+          </w:p>
+        </w:tc>
+      </w:tr>
+      <w:tr>
+        <w:trPr>
+          <w:trHeight w:val="516"/>
+        </w:trPr>
+        <w:tc>
+          <w:tcPr>
+            <w:tcW w:w="2539" w:type="dxa"/>
+            <w:tcBorders>
+              <w:top w:val="single" w:sz="4" w:space="0" w:color="999999"/>
+              <w:left w:val="single" w:sz="4" w:space="0" w:color="999999"/>
+              <w:bottom w:val="single" w:sz="4" w:space="0" w:color="999999"/>
+              <w:right w:val="single" w:sz="4" w:space="0" w:color="999999"/>
+            </w:tcBorders>
+            <w:tcMar>
+              <w:top w:w="80" w:type="dxa"/>
+              <w:left w:w="100" w:type="dxa"/>
+              <w:bottom w:w="80" w:type="dxa"/>
+              <w:right w:w="100" w:type="dxa"/>
+            </w:tcMar>
+            <w:vAlign w:val="center"/>
+          </w:tcPr>
+          <w:p>
+            <w:r>
+              <w:rPr>
+                <w:sz w:val="22"/>
+                <w:szCs w:val="22"/>
+              </w:rPr>
+              <w:t>Chia sẻ tài khoản/sổ chi tiêu gia đình</w:t>
+            </w:r>
+          </w:p>
+        </w:tc>
+        <w:tc>
+          <w:tcPr>
+            <w:tcW w:w="2032" w:type="dxa"/>
+            <w:tcBorders>
+              <w:top w:val="single" w:sz="4" w:space="0" w:color="999999"/>
+              <w:left w:val="single" w:sz="4" w:space="0" w:color="999999"/>
+              <w:bottom w:val="single" w:sz="4" w:space="0" w:color="999999"/>
+              <w:right w:val="single" w:sz="4" w:space="0" w:color="999999"/>
+            </w:tcBorders>
+            <w:tcMar>
+              <w:top w:w="80" w:type="dxa"/>
+              <w:left w:w="100" w:type="dxa"/>
+              <w:bottom w:w="80" w:type="dxa"/>
+              <w:right w:w="100" w:type="dxa"/>
+            </w:tcMar>
+            <w:vAlign w:val="center"/>
+          </w:tcPr>
+          <w:p>
+            <w:pPr>
+              <w:jc w:val="center"/>
+            </w:pPr>
+            <w:r>
+              <w:rPr>
+                <w:sz w:val="22"/>
+                <w:szCs w:val="22"/>
+              </w:rPr>
+              <w:t>Có</w:t>
+            </w:r>
+          </w:p>
+        </w:tc>
+        <w:tc>
+          <w:tcPr>
+            <w:tcW w:w="2032" w:type="dxa"/>
+            <w:tcBorders>
+              <w:top w:val="single" w:sz="4" w:space="0" w:color="999999"/>
+              <w:left w:val="single" w:sz="4" w:space="0" w:color="999999"/>
+              <w:bottom w:val="single" w:sz="4" w:space="0" w:color="999999"/>
+              <w:right w:val="single" w:sz="4" w:space="0" w:color="999999"/>
+            </w:tcBorders>
+            <w:tcMar>
+              <w:top w:w="80" w:type="dxa"/>
+              <w:left w:w="100" w:type="dxa"/>
+              <w:bottom w:w="80" w:type="dxa"/>
+              <w:right w:w="100" w:type="dxa"/>
+            </w:tcMar>
+            <w:vAlign w:val="center"/>
+          </w:tcPr>
+          <w:p>
+            <w:pPr>
+              <w:jc w:val="center"/>
+            </w:pPr>
+            <w:r>
+              <w:rPr>
+                <w:sz w:val="22"/>
+                <w:szCs w:val="22"/>
+              </w:rPr>
+              <w:t>Không có</w:t>
+            </w:r>
+          </w:p>
+        </w:tc>
+        <w:tc>
+          <w:tcPr>
+            <w:tcW w:w="2032" w:type="dxa"/>
+            <w:tcBorders>
+              <w:top w:val="single" w:sz="4" w:space="0" w:color="999999"/>
+              <w:left w:val="single" w:sz="4" w:space="0" w:color="999999"/>
+              <w:bottom w:val="single" w:sz="4" w:space="0" w:color="999999"/>
+              <w:right w:val="single" w:sz="4" w:space="0" w:color="999999"/>
+            </w:tcBorders>
+            <w:tcMar>
+              <w:top w:w="80" w:type="dxa"/>
+              <w:left w:w="100" w:type="dxa"/>
+              <w:bottom w:w="80" w:type="dxa"/>
+              <w:right w:w="100" w:type="dxa"/>
+            </w:tcMar>
+            <w:vAlign w:val="center"/>
+          </w:tcPr>
+          <w:p>
+            <w:pPr>
+              <w:jc w:val="center"/>
+            </w:pPr>
+            <w:r>
+              <w:rPr>
+                <w:sz w:val="22"/>
+                <w:szCs w:val="22"/>
+              </w:rPr>
+              <w:t>Có</w:t>
+            </w:r>
+          </w:p>
+        </w:tc>
+      </w:tr>
+      <w:tr>
+        <w:trPr>
+          <w:trHeight w:val="270"/>
+        </w:trPr>
+        <w:tc>
+          <w:tcPr>
+            <w:tcW w:w="2539" w:type="dxa"/>
+            <w:tcBorders>
+              <w:top w:val="single" w:sz="4" w:space="0" w:color="999999"/>
+              <w:left w:val="single" w:sz="4" w:space="0" w:color="999999"/>
+              <w:bottom w:val="single" w:sz="4" w:space="0" w:color="999999"/>
+              <w:right w:val="single" w:sz="4" w:space="0" w:color="999999"/>
+            </w:tcBorders>
+            <w:tcMar>
+              <w:top w:w="80" w:type="dxa"/>
+              <w:left w:w="100" w:type="dxa"/>
+              <w:bottom w:w="80" w:type="dxa"/>
+              <w:right w:w="100" w:type="dxa"/>
+            </w:tcMar>
+            <w:vAlign w:val="center"/>
+          </w:tcPr>
+          <w:p>
+            <w:r>
+              <w:rPr>
+                <w:sz w:val="22"/>
+                <w:szCs w:val="22"/>
+              </w:rPr>
+              <w:t>Mục tiêu tiết kiệm</w:t>
+            </w:r>
+          </w:p>
+        </w:tc>
+        <w:tc>
+          <w:tcPr>
+            <w:tcW w:w="2032" w:type="dxa"/>
+            <w:tcBorders>
+              <w:top w:val="single" w:sz="4" w:space="0" w:color="999999"/>
+              <w:left w:val="single" w:sz="4" w:space="0" w:color="999999"/>
+              <w:bottom w:val="single" w:sz="4" w:space="0" w:color="999999"/>
+              <w:right w:val="single" w:sz="4" w:space="0" w:color="999999"/>
+            </w:tcBorders>
+            <w:tcMar>
+              <w:top w:w="80" w:type="dxa"/>
+              <w:left w:w="100" w:type="dxa"/>
+              <w:bottom w:w="80" w:type="dxa"/>
+              <w:right w:w="100" w:type="dxa"/>
+            </w:tcMar>
+            <w:vAlign w:val="center"/>
+          </w:tcPr>
+          <w:p>
+            <w:pPr>
+              <w:jc w:val="center"/>
+            </w:pPr>
+            <w:r>
+              <w:rPr>
+                <w:sz w:val="22"/>
+                <w:szCs w:val="22"/>
+              </w:rPr>
+              <w:t>Có</w:t>
+            </w:r>
+          </w:p>
+        </w:tc>
+        <w:tc>
+          <w:tcPr>
+            <w:tcW w:w="2032" w:type="dxa"/>
+            <w:tcBorders>
+              <w:top w:val="single" w:sz="4" w:space="0" w:color="999999"/>
+              <w:left w:val="single" w:sz="4" w:space="0" w:color="999999"/>
+              <w:bottom w:val="single" w:sz="4" w:space="0" w:color="999999"/>
+              <w:right w:val="single" w:sz="4" w:space="0" w:color="999999"/>
+            </w:tcBorders>
+            <w:tcMar>
+              <w:top w:w="80" w:type="dxa"/>
+              <w:left w:w="100" w:type="dxa"/>
+              <w:bottom w:w="80" w:type="dxa"/>
+              <w:right w:w="100" w:type="dxa"/>
+            </w:tcMar>
+            <w:vAlign w:val="center"/>
+          </w:tcPr>
+          <w:p>
+            <w:pPr>
+              <w:jc w:val="center"/>
+            </w:pPr>
+            <w:r>
+              <w:rPr>
+                <w:sz w:val="22"/>
+                <w:szCs w:val="22"/>
+              </w:rPr>
+              <w:t>Không có</w:t>
+            </w:r>
+          </w:p>
+        </w:tc>
+        <w:tc>
+          <w:tcPr>
+            <w:tcW w:w="2032" w:type="dxa"/>
+            <w:tcBorders>
+              <w:top w:val="single" w:sz="4" w:space="0" w:color="999999"/>
+              <w:left w:val="single" w:sz="4" w:space="0" w:color="999999"/>
+              <w:bottom w:val="single" w:sz="4" w:space="0" w:color="999999"/>
+              <w:right w:val="single" w:sz="4" w:space="0" w:color="999999"/>
+            </w:tcBorders>
+            <w:tcMar>
+              <w:top w:w="80" w:type="dxa"/>
+              <w:left w:w="100" w:type="dxa"/>
+              <w:bottom w:w="80" w:type="dxa"/>
+              <w:right w:w="100" w:type="dxa"/>
+            </w:tcMar>
+            <w:vAlign w:val="center"/>
+          </w:tcPr>
+          <w:p>
+            <w:pPr>
+              <w:jc w:val="center"/>
+            </w:pPr>
+            <w:r>
+              <w:rPr>
+                <w:sz w:val="22"/>
+                <w:szCs w:val="22"/>
+              </w:rPr>
+              <w:t>Có</w:t>
+            </w:r>
+          </w:p>
+        </w:tc>
+      </w:tr>
+    </w:tbl>
+    <w:p>
+      <w:pPr>
+        <w:spacing w:after="200"/>
+      </w:pPr>
+    </w:p>
+    <w:p>
+      <w:pPr>
+        <w:spacing w:after="200" w:line="360" w:lineRule="auto"/>
+        <w:jc w:val="both"/>
+      </w:pPr>
+      <w:r>
+        <w:rPr>
+          <w:sz w:val="26"/>
+          <w:szCs w:val="26"/>
+        </w:rPr>
+        <w:t>Bảng so sánh cho thấy điểm chung đáng chú ý giữa cả ba ứng dụng: dù mức độ đầy đủ tính năng khác nhau, không ứng dụng nào hỗ trợ người dùng import trực tiếp và tự do file sao kê ngân hàng dạng CSV, cũng như chưa có cơ chế tự động phân loại giao dịch dựa trên nội dung sao kê. Đây chính là khoảng trống chức năng rõ ràng nhất mà cả ba ứng dụng phổ biến hiện nay đều chưa đáp ứng.</w:t>
+      </w:r>
+    </w:p>
+    <w:p>
+      <w:pPr>
+        <w:pStyle w:val="Heading3"/>
+        <w:spacing w:before="240" w:after="120"/>
+      </w:pPr>
+      <w:r>
+        <w:rPr>
+          <w:b/>
+          <w:bCs/>
+        </w:rPr>
+        <w:t>2.1.5. Nhu cầu người dùng</w:t>
+      </w:r>
+    </w:p>
+    <w:p>
+      <w:pPr>
+        <w:spacing w:after="200" w:line="360" w:lineRule="auto"/>
+        <w:jc w:val="both"/>
+        <w:rPr>
+          <w:sz w:val="26"/>
+          <w:szCs w:val="26"/>
+        </w:rPr>
+      </w:pPr>
+      <w:r>
+        <w:rPr>
+          <w:sz w:val="26"/>
+          <w:szCs w:val="26"/>
+        </w:rPr>
+        <w:t xml:space="preserve">Từ việc khảo sát ba ứng dụng tiêu biểu là Money Lover, Sổ Thu Chi và MISA MoneyKeeper, có thể thấy nhu cầu thực tế của người dùng không chỉ dừng lại ở việc ghi chép chi tiêu, mà còn hướng đến việc giảm thiểu công sức nhập liệu thủ công thông qua khả năng </w:t>
       </w:r>
       <w:r>
         <w:rPr>
@@ -802,7 +2105,7 @@
           <w:sz w:val="26"/>
           <w:szCs w:val="26"/>
         </w:rPr>
-        <w:t xml:space="preserve"> dữ liệu từ sao kê ngân hàng, tự động phân loại giao dịch với độ chính xác cao, cùng với các công cụ phân tích, cảnh báo giúp người dùng chủ động hơn trong việc kiểm soát tài chính cá nhân. Đây chính là những khoảng trống mà các ứng dụng hiện tại chưa đáp ứng tốt, đồng thời cũng là cơ sở để hệ thống trong đề tài này xác định rõ hướng phát triển các chức năng của mình.</w:t>
+        <w:t xml:space="preserve"> dữ liệu từ sao kê ngân hàng, tự động phân loại giao dịch với độ chính xác cao, cùng với các công cụ phân tích, cảnh báo giúp người dùng chủ động hơn trong việc kiểm soát tài chính cá nhân. Trong khi Money Lover và MISA MoneyKeeper đã làm khá tốt phần ngân sách, cảnh báo và biểu đồ, còn Sổ Thu Chi mạnh ở sự đơn giản, thì cả ba đều chưa giải quyết được bài toán nhập liệu tự động từ sao kê ngân hàng. Đây chính là khoảng trống mà các ứng dụng hiện tại chưa đáp ứng tốt, đồng thời cũng là cơ sở để hệ thống trong đề tài này xác định rõ hướng phát triển các chức năng của mình.</w:t>
       </w:r>
     </w:p>
     <w:p>
@@ -841,7 +2144,29 @@
           <w:sz w:val="26"/>
           <w:szCs w:val="26"/>
         </w:rPr>
-        <w:t>Sao kê ngân hàng là bản ghi chi tiết các giao dịch phát sinh trên tài khoản của khách hàng trong một khoảng thời gian nhất định, thường được ngân hàng cung cấp dưới định dạng file CSV khi người dùng tải về từ ứng dụng ngân hàng hoặc yêu cầu tại quầy giao dịch. Mỗi file sao kê thường bao gồm các trường thông tin cơ bản như ngày giao dịch, nội dung hoặc diễn giải giao dịch, số tiền ghi nợ hoặc ghi có, và số dư sau giao dịch. Tuy nhiên, định dạng cụ thể của các trường này có thể khác nhau tùy theo từng ngân hàng, đòi hỏi hệ thống phải có cơ chế đọc và chuẩn hóa dữ liệu linh hoạt, có khả năng nhận diện đúng cấu trúc file để trích xuất chính xác thông tin giao dịch trước khi đưa vào cơ sở dữ liệu.</w:t>
+        <w:t xml:space="preserve">Sao kê ngân hàng là bản ghi chi tiết các giao dịch phát sinh trên tài khoản của khách hàng trong một khoảng thời gian nhất định, thường được ngân hàng cung cấp dưới định dạng file CSV khi người dùng tải về từ ứng dụng ngân hàng hoặc yêu cầu tại </w:t>
+      </w:r>
+      <w:r>
+        <w:rPr>
+          <w:sz w:val="26"/>
+          <w:szCs w:val="26"/>
+        </w:rPr>
+        <w:lastRenderedPageBreak/>
+        <w:t xml:space="preserve">quầy giao dịch. Mỗi </w:t>
+      </w:r>
+      <w:r>
+        <w:rPr>
+          <w:sz w:val="26"/>
+          <w:szCs w:val="26"/>
+        </w:rPr>
+        <w:t>tệp</w:t>
+      </w:r>
+      <w:r>
+        <w:rPr>
+          <w:sz w:val="26"/>
+          <w:szCs w:val="26"/>
+        </w:rPr>
+        <w:t xml:space="preserve"> sao kê thường bao gồm các trường thông tin cơ bản như ngày giao dịch, nội dung hoặc diễn giải giao dịch, số tiền ghi nợ hoặc ghi có, và số dư sau giao dịch. Tuy nhiên, định dạng cụ thể của các trường này có thể khác nhau tùy theo từng ngân hàng, đòi hỏi hệ thống phải có cơ chế đọc và chuẩn hóa dữ liệu linh hoạt, có khả năng nhận diện đúng cấu trúc file để trích xuất chính xác thông tin giao dịch trước khi đưa vào cơ sở dữ liệu.</w:t>
       </w:r>
     </w:p>
     <w:p>
@@ -893,7 +2218,6 @@
           <w:sz w:val="26"/>
           <w:szCs w:val="26"/>
         </w:rPr>
-        <w:lastRenderedPageBreak/>
         <w:t>Trực quan hóa dữ liệu là quá trình biểu diễn dữ liệu số dưới dạng hình ảnh như biểu đồ đường, biểu đồ cột hay biểu đồ tròn, giúp người dùng dễ dàng nhận diện xu hướng và cơ cấu chi tiêu của mình thay vì phải đọc qua danh sách giao dịch dạng bảng. Trong hệ thống quản lý chi tiêu, việc trực quan hóa thường được áp dụng để thể hiện xu hướng thu chi theo thời gian, cơ cấu chi tiêu theo từng danh mục trong một kỳ nhất định, cũng như mức độ hoàn thành của các ngân sách và mục tiêu tiết kiệm. Việc lựa chọn đúng loại biểu đồ cho từng loại dữ liệu đóng vai trò quan trọng trong việc giúp người dùng tiếp nhận thông tin nhanh chóng và đưa ra quyết định kịp thời.</w:t>
       </w:r>
     </w:p>
@@ -933,7 +2257,15 @@
           <w:sz w:val="26"/>
           <w:szCs w:val="26"/>
         </w:rPr>
-        <w:t>SpringBoot là một framework mã nguồn mở được xây dựng dựa trên nền tảng Spring Framework của Java, cho phép phát triển ứng dụng backend một cách nhanh chóng nhờ cơ chế tự động cấu hình và giảm thiểu các thao tác thiết lập thủ công vốn thường gặp khi sử dụng Spring truyền thống. SpringBoot cung cấp sẵn các module hỗ trợ xây dựng RESTful API, làm việc với cơ sở dữ liệu thông qua Spring Data JPA, cũng như tích hợp cơ chế bảo mật thông qua Spring Security. Trong hệ thống quản lý chi tiêu, SpringBoot được sử dụng để xây dựng toàn bộ lớp xử lý nghiệp vụ ở phía backend, bao gồm xử lý import sao kê, phân loại giao dịch, tính toán ngân sách và cung cấp dữ liệu cho phía giao diện thông qua các API.</w:t>
+        <w:t xml:space="preserve">SpringBoot là một framework mã nguồn mở được xây dựng dựa trên nền tảng Spring Framework của Java, cho phép phát triển ứng dụng backend một cách nhanh chóng </w:t>
+      </w:r>
+      <w:r>
+        <w:rPr>
+          <w:sz w:val="26"/>
+          <w:szCs w:val="26"/>
+        </w:rPr>
+        <w:lastRenderedPageBreak/>
+        <w:t>nhờ cơ chế tự động cấu hình và giảm thiểu các thao tác thiết lập thủ công vốn thường gặp khi sử dụng Spring truyền thống. SpringBoot cung cấp sẵn các module hỗ trợ xây dựng RESTful API, làm việc với cơ sở dữ liệu thông qua Spring Data JPA, cũng như tích hợp cơ chế bảo mật thông qua Spring Security. Trong hệ thống quản lý chi tiêu, SpringBoot được sử dụng để xây dựng toàn bộ lớp xử lý nghiệp vụ ở phía backend, bao gồm xử lý import sao kê, phân loại giao dịch, tính toán ngân sách và cung cấp dữ liệu cho phía giao diện thông qua các API.</w:t>
       </w:r>
     </w:p>
     <w:p>
@@ -985,7 +2317,6 @@
           <w:sz w:val="26"/>
           <w:szCs w:val="26"/>
         </w:rPr>
-        <w:lastRenderedPageBreak/>
         <w:t>MySQL là một hệ quản trị cơ sở dữ liệu quan hệ mã nguồn mở, được sử dụng rộng rãi nhờ tính ổn định, hiệu năng tốt và khả năng tương thích cao với nhiều ngôn ngữ lập trình cũng như framework backend, trong đó có SpringBoot. MySQL cho phép tổ chức dữ liệu theo các bảng có quan hệ với nhau, phù hợp để lưu trữ các thực thể trong hệ thống quản lý chi tiêu như người dùng, tài khoản, danh mục, giao dịch, ngân sách và mục tiêu tiết kiệm, đồng thời đảm bảo tính toàn vẹn dữ liệu thông qua các ràng buộc khóa chính và khóa ngoại giữa các bảng liên quan.</w:t>
       </w:r>
     </w:p>
@@ -1012,7 +2343,15 @@
           <w:sz w:val="26"/>
           <w:szCs w:val="26"/>
         </w:rPr>
-        <w:t>Postman là một công cụ hỗ trợ kiểm thử API được sử dụng phổ biến trong quá trình phát triển phần mềm, cho phép người phát triển gửi các yêu cầu HTTP đến API và kiểm tra kết quả trả về mà không cần thông qua giao diện người dùng hoàn chỉnh. Trong quá trình xây dựng hệ thống, Postman được sử dụng để kiểm thử các API do SpringBoot cung cấp trước khi tích hợp với phần giao diện ReactJS, giúp phát hiện sớm các lỗi liên quan đến dữ liệu đầu vào, đầu ra hay logic xử lý ở phía backend, từ đó rút ngắn thời gian debug trong quá trình phát triển.</w:t>
+        <w:t xml:space="preserve">Postman là một công cụ hỗ trợ kiểm thử API được sử dụng phổ biến trong quá trình phát triển phần mềm, cho phép người phát triển gửi các yêu cầu HTTP đến API và kiểm tra kết quả trả về mà không cần thông qua giao diện người dùng hoàn chỉnh. Trong quá trình xây dựng hệ thống, Postman được sử dụng để kiểm thử các API do SpringBoot cung cấp trước khi tích hợp với phần giao diện ReactJS, giúp phát hiện </w:t>
+      </w:r>
+      <w:r>
+        <w:rPr>
+          <w:sz w:val="26"/>
+          <w:szCs w:val="26"/>
+        </w:rPr>
+        <w:lastRenderedPageBreak/>
+        <w:t>sớm các lỗi liên quan đến dữ liệu đầu vào, đầu ra hay logic xử lý ở phía backend, từ đó rút ngắn thời gian debug trong quá trình phát triển.</w:t>
       </w:r>
     </w:p>
     <w:p>
@@ -1107,15 +2446,7 @@
           <w:sz w:val="26"/>
           <w:szCs w:val="26"/>
         </w:rPr>
-        <w:t xml:space="preserve">Sau </w:t>
-      </w:r>
-      <w:r>
-        <w:rPr>
-          <w:sz w:val="26"/>
-          <w:szCs w:val="26"/>
-        </w:rPr>
-        <w:lastRenderedPageBreak/>
-        <w:t>khi người dùng đăng nhập thành công, server sẽ sinh ra một token chứa thông tin định danh người dùng cùng vai trò của họ trong hệ thống, sau đó gửi về cho client lưu trữ. Ở các yêu cầu tiếp theo, client đính kèm token này trong header của mỗi request, giúp server xác thực người dùng mà không cần lưu trạng thái phiên đăng nhập (session) ở phía server, phù hợp với kiến trúc RESTful vốn không lưu trạng thái (stateless). Trong hệ thống quản lý chi tiêu cá nhân, JWT được sử dụng kết hợp với Spring Security để xác thực người dùng khi đăng nhập, đồng thời phân quyền truy cập giữa các vai trò người dùng cá nhân, thành viên gia đình và quản trị viên, cũng như kiểm soát quyền truy cập vào các tài khoản chia sẻ giữa các thành viên trong gia đình.</w:t>
+        <w:t>Sau khi người dùng đăng nhập thành công, server sẽ sinh ra một token chứa thông tin định danh người dùng cùng vai trò của họ trong hệ thống, sau đó gửi về cho client lưu trữ. Ở các yêu cầu tiếp theo, client đính kèm token này trong header của mỗi request, giúp server xác thực người dùng mà không cần lưu trạng thái phiên đăng nhập (session) ở phía server, phù hợp với kiến trúc RESTful vốn không lưu trạng thái (stateless). Trong hệ thống quản lý chi tiêu cá nhân, JWT được sử dụng kết hợp với Spring Security để xác thực người dùng khi đăng nhập, đồng thời phân quyền truy cập giữa các vai trò người dùng cá nhân, thành viên gia đình và quản trị viên, cũng như kiểm soát quyền truy cập vào các tài khoản chia sẻ giữa các thành viên trong gia đình.</w:t>
       </w:r>
     </w:p>
     <w:p>
@@ -1137,35 +2468,1502 @@
     </w:p>
     <w:p>
       <w:pPr>
-        <w:spacing w:after="120"/>
-        <w:rPr>
-          <w:sz w:val="26"/>
-          <w:szCs w:val="26"/>
-        </w:rPr>
-      </w:pPr>
-      <w:r>
-        <w:rPr>
-          <w:sz w:val="26"/>
-          <w:szCs w:val="26"/>
-        </w:rPr>
+        <w:pStyle w:val="Heading2"/>
+      </w:pPr>
+      <w:r>
         <w:t>3.1. Yêu cầu hệ thống</w:t>
       </w:r>
       <w:r>
-        <w:rPr>
-          <w:sz w:val="26"/>
-          <w:szCs w:val="26"/>
-        </w:rPr>
         <w:br/>
         <w:t xml:space="preserve">    3.1.1. Yêu cầu chức năng</w:t>
       </w:r>
-      <w:r>
-        <w:rPr>
-          <w:sz w:val="26"/>
-          <w:szCs w:val="26"/>
-        </w:rPr>
+    </w:p>
+    <w:tbl>
+      <w:tblPr>
+        <w:tblW w:w="5000" w:type="pct"/>
+        <w:tblBorders>
+          <w:top w:val="single" w:sz="4" w:space="0" w:color="auto"/>
+          <w:left w:val="single" w:sz="4" w:space="0" w:color="auto"/>
+          <w:bottom w:val="single" w:sz="4" w:space="0" w:color="auto"/>
+          <w:right w:val="single" w:sz="4" w:space="0" w:color="auto"/>
+          <w:insideH w:val="single" w:sz="4" w:space="0" w:color="auto"/>
+          <w:insideV w:val="single" w:sz="4" w:space="0" w:color="auto"/>
+        </w:tblBorders>
+        <w:tblLayout w:type="fixed"/>
+        <w:tblCellMar>
+          <w:top w:w="80" w:type="dxa"/>
+          <w:left w:w="120" w:type="dxa"/>
+          <w:bottom w:w="80" w:type="dxa"/>
+          <w:right w:w="120" w:type="dxa"/>
+        </w:tblCellMar>
+        <w:tblLook w:val="0000" w:firstRow="0" w:lastRow="0" w:firstColumn="0" w:lastColumn="0" w:noHBand="0" w:noVBand="0"/>
+      </w:tblPr>
+      <w:tblGrid>
+        <w:gridCol w:w="1152"/>
+        <w:gridCol w:w="7577"/>
+      </w:tblGrid>
+      <w:tr>
+        <w:trPr>
+          <w:tblHeader/>
+        </w:trPr>
+        <w:tc>
+          <w:tcPr>
+            <w:tcW w:w="1152" w:type="dxa"/>
+          </w:tcPr>
+          <w:p>
+            <w:pPr>
+              <w:rPr>
+                <w:sz w:val="24"/>
+                <w:szCs w:val="24"/>
+              </w:rPr>
+            </w:pPr>
+            <w:r>
+              <w:rPr>
+                <w:b/>
+                <w:bCs/>
+                <w:sz w:val="24"/>
+                <w:szCs w:val="24"/>
+              </w:rPr>
+              <w:lastRenderedPageBreak/>
+              <w:t>Mã</w:t>
+            </w:r>
+          </w:p>
+        </w:tc>
+        <w:tc>
+          <w:tcPr>
+            <w:tcW w:w="7577" w:type="dxa"/>
+          </w:tcPr>
+          <w:p>
+            <w:pPr>
+              <w:rPr>
+                <w:sz w:val="24"/>
+                <w:szCs w:val="24"/>
+              </w:rPr>
+            </w:pPr>
+            <w:r>
+              <w:rPr>
+                <w:b/>
+                <w:bCs/>
+                <w:sz w:val="24"/>
+                <w:szCs w:val="24"/>
+              </w:rPr>
+              <w:t>Yêu cầu chức năng</w:t>
+            </w:r>
+          </w:p>
+        </w:tc>
+      </w:tr>
+      <w:tr>
+        <w:tc>
+          <w:tcPr>
+            <w:tcW w:w="1152" w:type="dxa"/>
+          </w:tcPr>
+          <w:p>
+            <w:pPr>
+              <w:rPr>
+                <w:sz w:val="24"/>
+                <w:szCs w:val="24"/>
+              </w:rPr>
+            </w:pPr>
+            <w:r>
+              <w:rPr>
+                <w:sz w:val="24"/>
+                <w:szCs w:val="24"/>
+              </w:rPr>
+              <w:t>FR-01</w:t>
+            </w:r>
+          </w:p>
+        </w:tc>
+        <w:tc>
+          <w:tcPr>
+            <w:tcW w:w="7577" w:type="dxa"/>
+          </w:tcPr>
+          <w:p>
+            <w:pPr>
+              <w:rPr>
+                <w:sz w:val="24"/>
+                <w:szCs w:val="24"/>
+              </w:rPr>
+            </w:pPr>
+            <w:r>
+              <w:rPr>
+                <w:sz w:val="24"/>
+                <w:szCs w:val="24"/>
+              </w:rPr>
+              <w:t>Hệ thống cho phép người dùng đăng ký, đăng nhập và quản lý phiên làm việc thông qua cơ chế xác thực JWT.</w:t>
+            </w:r>
+          </w:p>
+        </w:tc>
+      </w:tr>
+      <w:tr>
+        <w:tc>
+          <w:tcPr>
+            <w:tcW w:w="1152" w:type="dxa"/>
+          </w:tcPr>
+          <w:p>
+            <w:pPr>
+              <w:rPr>
+                <w:sz w:val="24"/>
+                <w:szCs w:val="24"/>
+              </w:rPr>
+            </w:pPr>
+            <w:r>
+              <w:rPr>
+                <w:sz w:val="24"/>
+                <w:szCs w:val="24"/>
+              </w:rPr>
+              <w:t>FR-02</w:t>
+            </w:r>
+          </w:p>
+        </w:tc>
+        <w:tc>
+          <w:tcPr>
+            <w:tcW w:w="7577" w:type="dxa"/>
+          </w:tcPr>
+          <w:p>
+            <w:pPr>
+              <w:rPr>
+                <w:sz w:val="24"/>
+                <w:szCs w:val="24"/>
+              </w:rPr>
+            </w:pPr>
+            <w:r>
+              <w:rPr>
+                <w:sz w:val="24"/>
+                <w:szCs w:val="24"/>
+              </w:rPr>
+              <w:t>Hệ thống cho phép người dùng tạo, chỉnh sửa, xóa và xem danh sách các ví/tài khoản (ngân hàng, tiền mặt, ví điện tử).</w:t>
+            </w:r>
+          </w:p>
+        </w:tc>
+      </w:tr>
+      <w:tr>
+        <w:tc>
+          <w:tcPr>
+            <w:tcW w:w="1152" w:type="dxa"/>
+          </w:tcPr>
+          <w:p>
+            <w:pPr>
+              <w:rPr>
+                <w:sz w:val="24"/>
+                <w:szCs w:val="24"/>
+              </w:rPr>
+            </w:pPr>
+            <w:r>
+              <w:rPr>
+                <w:sz w:val="24"/>
+                <w:szCs w:val="24"/>
+              </w:rPr>
+              <w:t>FR-03</w:t>
+            </w:r>
+          </w:p>
+        </w:tc>
+        <w:tc>
+          <w:tcPr>
+            <w:tcW w:w="7577" w:type="dxa"/>
+          </w:tcPr>
+          <w:p>
+            <w:pPr>
+              <w:rPr>
+                <w:sz w:val="24"/>
+                <w:szCs w:val="24"/>
+              </w:rPr>
+            </w:pPr>
+            <w:r>
+              <w:rPr>
+                <w:sz w:val="24"/>
+                <w:szCs w:val="24"/>
+              </w:rPr>
+              <w:t xml:space="preserve">Hệ thống cho phép người dùng ghi </w:t>
+            </w:r>
+            <w:r>
+              <w:rPr>
+                <w:sz w:val="24"/>
+                <w:szCs w:val="24"/>
+                <w:highlight w:val="yellow"/>
+              </w:rPr>
+              <w:t>nhận thủ công giao dịch thu/chi, đồng thời hỗ trợ chỉnh sửa và tra cứu lại lịch sử giao dịch theo tài khoản</w:t>
+            </w:r>
+            <w:r>
+              <w:rPr>
+                <w:sz w:val="24"/>
+                <w:szCs w:val="24"/>
+              </w:rPr>
+              <w:t>, danh mục hoặc khoảng thời gian.</w:t>
+            </w:r>
+          </w:p>
+        </w:tc>
+      </w:tr>
+      <w:tr>
+        <w:tc>
+          <w:tcPr>
+            <w:tcW w:w="1152" w:type="dxa"/>
+          </w:tcPr>
+          <w:p>
+            <w:pPr>
+              <w:rPr>
+                <w:sz w:val="24"/>
+                <w:szCs w:val="24"/>
+              </w:rPr>
+            </w:pPr>
+            <w:r>
+              <w:rPr>
+                <w:sz w:val="24"/>
+                <w:szCs w:val="24"/>
+              </w:rPr>
+              <w:t>FR-04</w:t>
+            </w:r>
+          </w:p>
+        </w:tc>
+        <w:tc>
+          <w:tcPr>
+            <w:tcW w:w="7577" w:type="dxa"/>
+          </w:tcPr>
+          <w:p>
+            <w:pPr>
+              <w:rPr>
+                <w:sz w:val="24"/>
+                <w:szCs w:val="24"/>
+              </w:rPr>
+            </w:pPr>
+            <w:r>
+              <w:rPr>
+                <w:sz w:val="24"/>
+                <w:szCs w:val="24"/>
+              </w:rPr>
+              <w:t>Hệ thống cho phép người dùng tạo và tùy biến danh mục thu/chi, bao gồm danh mục con, gán màu sắc và biểu tượng riêng cho từng danh mục.</w:t>
+            </w:r>
+          </w:p>
+        </w:tc>
+      </w:tr>
+      <w:tr>
+        <w:tc>
+          <w:tcPr>
+            <w:tcW w:w="1152" w:type="dxa"/>
+          </w:tcPr>
+          <w:p>
+            <w:pPr>
+              <w:rPr>
+                <w:sz w:val="24"/>
+                <w:szCs w:val="24"/>
+              </w:rPr>
+            </w:pPr>
+            <w:r>
+              <w:rPr>
+                <w:sz w:val="24"/>
+                <w:szCs w:val="24"/>
+              </w:rPr>
+              <w:t>FR-05</w:t>
+            </w:r>
+          </w:p>
+        </w:tc>
+        <w:tc>
+          <w:tcPr>
+            <w:tcW w:w="7577" w:type="dxa"/>
+          </w:tcPr>
+          <w:p>
+            <w:pPr>
+              <w:rPr>
+                <w:sz w:val="24"/>
+                <w:szCs w:val="24"/>
+              </w:rPr>
+            </w:pPr>
+            <w:r>
+              <w:rPr>
+                <w:sz w:val="24"/>
+                <w:szCs w:val="24"/>
+              </w:rPr>
+              <w:t xml:space="preserve">Hệ thống cho phép người dùng </w:t>
+            </w:r>
+            <w:r>
+              <w:rPr>
+                <w:sz w:val="24"/>
+                <w:szCs w:val="24"/>
+              </w:rPr>
+              <w:t>nhập</w:t>
+            </w:r>
+            <w:r>
+              <w:rPr>
+                <w:sz w:val="24"/>
+                <w:szCs w:val="24"/>
+              </w:rPr>
+              <w:t xml:space="preserve"> sao kê ngân hàng dưới định dạng CSV, hỗ trợ ánh xạ cột phù hợp</w:t>
+            </w:r>
+            <w:r>
+              <w:rPr>
+                <w:sz w:val="24"/>
+                <w:szCs w:val="24"/>
+              </w:rPr>
+              <w:t xml:space="preserve">, </w:t>
+            </w:r>
+            <w:r>
+              <w:rPr>
+                <w:sz w:val="26"/>
+                <w:szCs w:val="26"/>
+              </w:rPr>
+              <w:t>tự phân loại khi chụp hóa đơn</w:t>
+            </w:r>
+          </w:p>
+        </w:tc>
+      </w:tr>
+      <w:tr>
+        <w:tc>
+          <w:tcPr>
+            <w:tcW w:w="1152" w:type="dxa"/>
+          </w:tcPr>
+          <w:p>
+            <w:pPr>
+              <w:rPr>
+                <w:sz w:val="24"/>
+                <w:szCs w:val="24"/>
+              </w:rPr>
+            </w:pPr>
+            <w:r>
+              <w:rPr>
+                <w:sz w:val="24"/>
+                <w:szCs w:val="24"/>
+              </w:rPr>
+              <w:t>FR-06</w:t>
+            </w:r>
+          </w:p>
+        </w:tc>
+        <w:tc>
+          <w:tcPr>
+            <w:tcW w:w="7577" w:type="dxa"/>
+          </w:tcPr>
+          <w:p>
+            <w:pPr>
+              <w:rPr>
+                <w:sz w:val="24"/>
+                <w:szCs w:val="24"/>
+              </w:rPr>
+            </w:pPr>
+            <w:r>
+              <w:rPr>
+                <w:sz w:val="24"/>
+                <w:szCs w:val="24"/>
+              </w:rPr>
+              <w:t xml:space="preserve">Hệ thống tự động chuẩn hóa dữ liệu giao dịch được </w:t>
+            </w:r>
+            <w:r>
+              <w:rPr>
+                <w:sz w:val="24"/>
+                <w:szCs w:val="24"/>
+              </w:rPr>
+              <w:t>nhập vào</w:t>
+            </w:r>
+            <w:r>
+              <w:rPr>
+                <w:sz w:val="24"/>
+                <w:szCs w:val="24"/>
+              </w:rPr>
+              <w:t xml:space="preserve"> (ngày giao dịch, số tiền, diễn giải) trước khi lưu vào cơ sở dữ liệu.</w:t>
+            </w:r>
+          </w:p>
+        </w:tc>
+      </w:tr>
+      <w:tr>
+        <w:tc>
+          <w:tcPr>
+            <w:tcW w:w="1152" w:type="dxa"/>
+          </w:tcPr>
+          <w:p>
+            <w:pPr>
+              <w:rPr>
+                <w:sz w:val="24"/>
+                <w:szCs w:val="24"/>
+              </w:rPr>
+            </w:pPr>
+            <w:r>
+              <w:rPr>
+                <w:sz w:val="24"/>
+                <w:szCs w:val="24"/>
+              </w:rPr>
+              <w:t>FR-07</w:t>
+            </w:r>
+          </w:p>
+        </w:tc>
+        <w:tc>
+          <w:tcPr>
+            <w:tcW w:w="7577" w:type="dxa"/>
+          </w:tcPr>
+          <w:p>
+            <w:pPr>
+              <w:rPr>
+                <w:sz w:val="24"/>
+                <w:szCs w:val="24"/>
+              </w:rPr>
+            </w:pPr>
+            <w:r>
+              <w:rPr>
+                <w:sz w:val="24"/>
+                <w:szCs w:val="24"/>
+              </w:rPr>
+              <w:t>Hệ thống tự động phát hiện và loại bỏ các giao dịch trùng lặp khi import, đồng thời cho phép người dùng xác nhận trước khi lưu.</w:t>
+            </w:r>
+          </w:p>
+        </w:tc>
+      </w:tr>
+      <w:tr>
+        <w:tc>
+          <w:tcPr>
+            <w:tcW w:w="1152" w:type="dxa"/>
+          </w:tcPr>
+          <w:p>
+            <w:pPr>
+              <w:rPr>
+                <w:sz w:val="24"/>
+                <w:szCs w:val="24"/>
+              </w:rPr>
+            </w:pPr>
+            <w:r>
+              <w:rPr>
+                <w:sz w:val="24"/>
+                <w:szCs w:val="24"/>
+              </w:rPr>
+              <w:t>FR-08</w:t>
+            </w:r>
+          </w:p>
+        </w:tc>
+        <w:tc>
+          <w:tcPr>
+            <w:tcW w:w="7577" w:type="dxa"/>
+          </w:tcPr>
+          <w:p>
+            <w:pPr>
+              <w:rPr>
+                <w:sz w:val="24"/>
+                <w:szCs w:val="24"/>
+              </w:rPr>
+            </w:pPr>
+            <w:r>
+              <w:rPr>
+                <w:sz w:val="24"/>
+                <w:szCs w:val="24"/>
+              </w:rPr>
+              <w:t>Hệ thống tự động phân loại giao dịch vào danh mục phù hợp dựa trên quy tắc/từ khóa; giao dịch không khớp quy tắc nào được đưa vào nhóm "Chưa phân loại" để người dùng gán thủ công.</w:t>
+            </w:r>
+          </w:p>
+        </w:tc>
+      </w:tr>
+      <w:tr>
+        <w:tc>
+          <w:tcPr>
+            <w:tcW w:w="1152" w:type="dxa"/>
+          </w:tcPr>
+          <w:p>
+            <w:pPr>
+              <w:rPr>
+                <w:sz w:val="24"/>
+                <w:szCs w:val="24"/>
+              </w:rPr>
+            </w:pPr>
+            <w:r>
+              <w:rPr>
+                <w:sz w:val="24"/>
+                <w:szCs w:val="24"/>
+              </w:rPr>
+              <w:t>FR-09</w:t>
+            </w:r>
+          </w:p>
+        </w:tc>
+        <w:tc>
+          <w:tcPr>
+            <w:tcW w:w="7577" w:type="dxa"/>
+          </w:tcPr>
+          <w:p>
+            <w:pPr>
+              <w:rPr>
+                <w:sz w:val="24"/>
+                <w:szCs w:val="24"/>
+              </w:rPr>
+            </w:pPr>
+            <w:r>
+              <w:rPr>
+                <w:sz w:val="24"/>
+                <w:szCs w:val="24"/>
+              </w:rPr>
+              <w:t>Hệ thống cho phép người dùng thiết lập ngân sách theo từng danh mục theo tháng, cấu hình ngưỡng cảnh báo (ví dụ 80%, 100%) và theo dõi tiến độ sử dụng ngân sách.</w:t>
+            </w:r>
+          </w:p>
+        </w:tc>
+      </w:tr>
+      <w:tr>
+        <w:tc>
+          <w:tcPr>
+            <w:tcW w:w="1152" w:type="dxa"/>
+          </w:tcPr>
+          <w:p>
+            <w:pPr>
+              <w:rPr>
+                <w:sz w:val="24"/>
+                <w:szCs w:val="24"/>
+              </w:rPr>
+            </w:pPr>
+            <w:r>
+              <w:rPr>
+                <w:sz w:val="24"/>
+                <w:szCs w:val="24"/>
+              </w:rPr>
+              <w:t>FR-10</w:t>
+            </w:r>
+          </w:p>
+        </w:tc>
+        <w:tc>
+          <w:tcPr>
+            <w:tcW w:w="7577" w:type="dxa"/>
+          </w:tcPr>
+          <w:p>
+            <w:pPr>
+              <w:rPr>
+                <w:sz w:val="24"/>
+                <w:szCs w:val="24"/>
+              </w:rPr>
+            </w:pPr>
+            <w:r>
+              <w:rPr>
+                <w:sz w:val="24"/>
+                <w:szCs w:val="24"/>
+              </w:rPr>
+              <w:t>Hệ thống cho phép người dùng đặt mục tiêu tiết kiệm (số tiền mục tiêu, thời hạn) và theo dõi tiến độ thực hiện.</w:t>
+            </w:r>
+          </w:p>
+        </w:tc>
+      </w:tr>
+      <w:tr>
+        <w:tc>
+          <w:tcPr>
+            <w:tcW w:w="1152" w:type="dxa"/>
+          </w:tcPr>
+          <w:p>
+            <w:pPr>
+              <w:rPr>
+                <w:sz w:val="24"/>
+                <w:szCs w:val="24"/>
+              </w:rPr>
+            </w:pPr>
+            <w:r>
+              <w:rPr>
+                <w:sz w:val="24"/>
+                <w:szCs w:val="24"/>
+              </w:rPr>
+              <w:t>FR-11</w:t>
+            </w:r>
+          </w:p>
+        </w:tc>
+        <w:tc>
+          <w:tcPr>
+            <w:tcW w:w="7577" w:type="dxa"/>
+          </w:tcPr>
+          <w:p>
+            <w:pPr>
+              <w:rPr>
+                <w:sz w:val="24"/>
+                <w:szCs w:val="24"/>
+              </w:rPr>
+            </w:pPr>
+            <w:r>
+              <w:rPr>
+                <w:sz w:val="24"/>
+                <w:szCs w:val="24"/>
+              </w:rPr>
+              <w:t>Hệ thống tự động gửi cảnh báo khi chi tiêu có nguy cơ vượt ngân sách, nhắc nhở hóa đơn định kỳ sắp đến hạn và mục tiêu tiết kiệm sắp đến hạn,</w:t>
+            </w:r>
+            <w:r>
+              <w:rPr>
+                <w:sz w:val="24"/>
+                <w:szCs w:val="24"/>
+              </w:rPr>
+              <w:t xml:space="preserve"> có thể</w:t>
+            </w:r>
+            <w:r>
+              <w:rPr>
+                <w:sz w:val="24"/>
+                <w:szCs w:val="24"/>
+              </w:rPr>
+              <w:t xml:space="preserve"> ưu tiên hiển thị theo mức độ khẩn cấp.</w:t>
+            </w:r>
+          </w:p>
+        </w:tc>
+      </w:tr>
+      <w:tr>
+        <w:tc>
+          <w:tcPr>
+            <w:tcW w:w="1152" w:type="dxa"/>
+          </w:tcPr>
+          <w:p>
+            <w:pPr>
+              <w:rPr>
+                <w:sz w:val="24"/>
+                <w:szCs w:val="24"/>
+              </w:rPr>
+            </w:pPr>
+            <w:r>
+              <w:rPr>
+                <w:sz w:val="24"/>
+                <w:szCs w:val="24"/>
+              </w:rPr>
+              <w:t>FR-12</w:t>
+            </w:r>
+          </w:p>
+        </w:tc>
+        <w:tc>
+          <w:tcPr>
+            <w:tcW w:w="7577" w:type="dxa"/>
+          </w:tcPr>
+          <w:p>
+            <w:pPr>
+              <w:rPr>
+                <w:sz w:val="24"/>
+                <w:szCs w:val="24"/>
+              </w:rPr>
+            </w:pPr>
+            <w:r>
+              <w:rPr>
+                <w:sz w:val="24"/>
+                <w:szCs w:val="24"/>
+              </w:rPr>
+              <w:t>Hệ thống hiển thị biểu đồ xu hướng thu/chi theo thời gian, biểu đồ cơ cấu chi tiêu theo danh mục và cho phép so sánh chi tiêu giữa các kỳ khác nhau.</w:t>
+            </w:r>
+          </w:p>
+        </w:tc>
+      </w:tr>
+      <w:tr>
+        <w:tc>
+          <w:tcPr>
+            <w:tcW w:w="1152" w:type="dxa"/>
+          </w:tcPr>
+          <w:p>
+            <w:pPr>
+              <w:rPr>
+                <w:sz w:val="24"/>
+                <w:szCs w:val="24"/>
+              </w:rPr>
+            </w:pPr>
+            <w:r>
+              <w:rPr>
+                <w:sz w:val="24"/>
+                <w:szCs w:val="24"/>
+              </w:rPr>
+              <w:t>FR-13</w:t>
+            </w:r>
+          </w:p>
+        </w:tc>
+        <w:tc>
+          <w:tcPr>
+            <w:tcW w:w="7577" w:type="dxa"/>
+          </w:tcPr>
+          <w:p>
+            <w:pPr>
+              <w:rPr>
+                <w:sz w:val="24"/>
+                <w:szCs w:val="24"/>
+              </w:rPr>
+            </w:pPr>
+            <w:r>
+              <w:rPr>
+                <w:sz w:val="24"/>
+                <w:szCs w:val="24"/>
+              </w:rPr>
+              <w:t>Hệ thống cho phép chia sẻ một tài khoản cho nhiều thành viên trong gia đình, phân quyền truy cập (chủ sở hữu, chỉnh sửa, chỉ xem) theo từng thành viên.</w:t>
+            </w:r>
+          </w:p>
+        </w:tc>
+      </w:tr>
+      <w:tr>
+        <w:tc>
+          <w:tcPr>
+            <w:tcW w:w="1152" w:type="dxa"/>
+          </w:tcPr>
+          <w:p>
+            <w:pPr>
+              <w:rPr>
+                <w:sz w:val="24"/>
+                <w:szCs w:val="24"/>
+              </w:rPr>
+            </w:pPr>
+            <w:r>
+              <w:rPr>
+                <w:sz w:val="24"/>
+                <w:szCs w:val="24"/>
+              </w:rPr>
+              <w:t>FR-14</w:t>
+            </w:r>
+          </w:p>
+        </w:tc>
+        <w:tc>
+          <w:tcPr>
+            <w:tcW w:w="7577" w:type="dxa"/>
+          </w:tcPr>
+          <w:p>
+            <w:pPr>
+              <w:rPr>
+                <w:sz w:val="24"/>
+                <w:szCs w:val="24"/>
+              </w:rPr>
+            </w:pPr>
+            <w:r>
+              <w:rPr>
+                <w:sz w:val="24"/>
+                <w:szCs w:val="24"/>
+              </w:rPr>
+              <w:t>Hệ thống phân quyền người dùng theo vai trò: người dùng cá nhân, thành viên gia đình và quản trị viên.</w:t>
+            </w:r>
+          </w:p>
+        </w:tc>
+      </w:tr>
+      <w:tr>
+        <w:tc>
+          <w:tcPr>
+            <w:tcW w:w="1152" w:type="dxa"/>
+          </w:tcPr>
+          <w:p>
+            <w:pPr>
+              <w:rPr>
+                <w:sz w:val="24"/>
+                <w:szCs w:val="24"/>
+              </w:rPr>
+            </w:pPr>
+            <w:r>
+              <w:rPr>
+                <w:sz w:val="24"/>
+                <w:szCs w:val="24"/>
+              </w:rPr>
+              <w:t>FR-15</w:t>
+            </w:r>
+          </w:p>
+        </w:tc>
+        <w:tc>
+          <w:tcPr>
+            <w:tcW w:w="7577" w:type="dxa"/>
+          </w:tcPr>
+          <w:p>
+            <w:pPr>
+              <w:rPr>
+                <w:sz w:val="24"/>
+                <w:szCs w:val="24"/>
+              </w:rPr>
+            </w:pPr>
+            <w:r>
+              <w:rPr>
+                <w:sz w:val="24"/>
+                <w:szCs w:val="24"/>
+              </w:rPr>
+              <w:t xml:space="preserve">Hệ thống cho phép quản trị viên quản lý danh sách người dùng, quản lý danh mục mẫu và </w:t>
+            </w:r>
+            <w:r>
+              <w:rPr>
+                <w:sz w:val="24"/>
+                <w:szCs w:val="24"/>
+                <w:highlight w:val="yellow"/>
+              </w:rPr>
+              <w:t>cấu hình các thông số vận hành chung.</w:t>
+            </w:r>
+          </w:p>
+        </w:tc>
+      </w:tr>
+      <w:tr>
+        <w:tblPrEx>
+          <w:tblBorders>
+            <w:left w:val="none" w:sz="0" w:space="0" w:color="auto"/>
+            <w:bottom w:val="none" w:sz="0" w:space="0" w:color="auto"/>
+            <w:right w:val="none" w:sz="0" w:space="0" w:color="auto"/>
+            <w:insideH w:val="none" w:sz="0" w:space="0" w:color="auto"/>
+            <w:insideV w:val="none" w:sz="0" w:space="0" w:color="auto"/>
+          </w:tblBorders>
+          <w:tblCellMar>
+            <w:top w:w="0" w:type="dxa"/>
+            <w:left w:w="108" w:type="dxa"/>
+            <w:bottom w:w="0" w:type="dxa"/>
+            <w:right w:w="108" w:type="dxa"/>
+          </w:tblCellMar>
+        </w:tblPrEx>
+        <w:trPr>
+          <w:trHeight w:val="100"/>
+        </w:trPr>
+        <w:tc>
+          <w:tcPr>
+            <w:tcW w:w="1152" w:type="dxa"/>
+            <w:tcBorders>
+              <w:left w:val="single" w:sz="4" w:space="0" w:color="auto"/>
+              <w:bottom w:val="single" w:sz="4" w:space="0" w:color="auto"/>
+              <w:right w:val="single" w:sz="4" w:space="0" w:color="auto"/>
+            </w:tcBorders>
+          </w:tcPr>
+          <w:p>
+            <w:pPr>
+              <w:spacing w:after="120"/>
+              <w:rPr>
+                <w:sz w:val="26"/>
+                <w:szCs w:val="26"/>
+              </w:rPr>
+            </w:pPr>
+            <w:r>
+              <w:rPr>
+                <w:sz w:val="26"/>
+                <w:szCs w:val="26"/>
+              </w:rPr>
+              <w:t>FR-16</w:t>
+            </w:r>
+          </w:p>
+        </w:tc>
+        <w:tc>
+          <w:tcPr>
+            <w:tcW w:w="7577" w:type="dxa"/>
+            <w:tcBorders>
+              <w:top w:val="single" w:sz="4" w:space="0" w:color="auto"/>
+              <w:left w:val="single" w:sz="4" w:space="0" w:color="auto"/>
+              <w:bottom w:val="single" w:sz="4" w:space="0" w:color="auto"/>
+              <w:right w:val="single" w:sz="4" w:space="0" w:color="auto"/>
+            </w:tcBorders>
+            <w:shd w:val="clear" w:color="auto" w:fill="auto"/>
+          </w:tcPr>
+          <w:p>
+            <w:pPr>
+              <w:rPr>
+                <w:sz w:val="26"/>
+                <w:szCs w:val="26"/>
+              </w:rPr>
+            </w:pPr>
+            <w:r>
+              <w:rPr>
+                <w:sz w:val="26"/>
+                <w:szCs w:val="26"/>
+              </w:rPr>
+              <w:t>Hệ thống cho phép người dùng có thể xuất các báo cáo thành định dạng Excel hoặc PDF</w:t>
+            </w:r>
+          </w:p>
+        </w:tc>
+      </w:tr>
+      <w:tr>
+        <w:tblPrEx>
+          <w:tblBorders>
+            <w:left w:val="none" w:sz="0" w:space="0" w:color="auto"/>
+            <w:bottom w:val="none" w:sz="0" w:space="0" w:color="auto"/>
+            <w:right w:val="none" w:sz="0" w:space="0" w:color="auto"/>
+            <w:insideH w:val="none" w:sz="0" w:space="0" w:color="auto"/>
+            <w:insideV w:val="none" w:sz="0" w:space="0" w:color="auto"/>
+          </w:tblBorders>
+          <w:tblCellMar>
+            <w:top w:w="0" w:type="dxa"/>
+            <w:left w:w="108" w:type="dxa"/>
+            <w:bottom w:w="0" w:type="dxa"/>
+            <w:right w:w="108" w:type="dxa"/>
+          </w:tblCellMar>
+        </w:tblPrEx>
+        <w:trPr>
+          <w:trHeight w:val="536"/>
+        </w:trPr>
+        <w:tc>
+          <w:tcPr>
+            <w:tcW w:w="1152" w:type="dxa"/>
+            <w:tcBorders>
+              <w:left w:val="single" w:sz="4" w:space="0" w:color="auto"/>
+              <w:bottom w:val="single" w:sz="4" w:space="0" w:color="auto"/>
+              <w:right w:val="single" w:sz="4" w:space="0" w:color="auto"/>
+            </w:tcBorders>
+          </w:tcPr>
+          <w:p>
+            <w:pPr>
+              <w:spacing w:after="120"/>
+              <w:rPr>
+                <w:sz w:val="26"/>
+                <w:szCs w:val="26"/>
+              </w:rPr>
+            </w:pPr>
+            <w:r>
+              <w:rPr>
+                <w:sz w:val="26"/>
+                <w:szCs w:val="26"/>
+              </w:rPr>
+              <w:t>FR-17</w:t>
+            </w:r>
+          </w:p>
+          <w:p>
+            <w:pPr>
+              <w:spacing w:after="120"/>
+              <w:rPr>
+                <w:sz w:val="26"/>
+                <w:szCs w:val="26"/>
+              </w:rPr>
+            </w:pPr>
+            <w:r>
+              <w:rPr>
+                <w:sz w:val="26"/>
+                <w:szCs w:val="26"/>
+              </w:rPr>
+              <w:lastRenderedPageBreak/>
+              <w:t>FR-18</w:t>
+            </w:r>
+          </w:p>
+        </w:tc>
+        <w:tc>
+          <w:tcPr>
+            <w:tcW w:w="7575" w:type="dxa"/>
+            <w:tcBorders>
+              <w:top w:val="single" w:sz="4" w:space="0" w:color="auto"/>
+              <w:left w:val="single" w:sz="4" w:space="0" w:color="auto"/>
+              <w:bottom w:val="single" w:sz="4" w:space="0" w:color="auto"/>
+              <w:right w:val="single" w:sz="4" w:space="0" w:color="auto"/>
+            </w:tcBorders>
+            <w:shd w:val="clear" w:color="auto" w:fill="auto"/>
+          </w:tcPr>
+          <w:p>
+            <w:pPr>
+              <w:rPr>
+                <w:sz w:val="26"/>
+                <w:szCs w:val="26"/>
+              </w:rPr>
+            </w:pPr>
+            <w:r>
+              <w:rPr>
+                <w:sz w:val="26"/>
+                <w:szCs w:val="26"/>
+              </w:rPr>
+              <w:lastRenderedPageBreak/>
+              <w:t>Hệ thống hỗ trợ thêm các tính năng như tính lãi suất phải trả, đổi ngoại tệ.</w:t>
+            </w:r>
+          </w:p>
+          <w:p>
+            <w:pPr>
+              <w:rPr>
+                <w:sz w:val="26"/>
+                <w:szCs w:val="26"/>
+              </w:rPr>
+            </w:pPr>
+            <w:r>
+              <w:rPr>
+                <w:sz w:val="26"/>
+                <w:szCs w:val="26"/>
+              </w:rPr>
+              <w:lastRenderedPageBreak/>
+              <w:t xml:space="preserve">Hệ thống tích hợp AI để có thể </w:t>
+            </w:r>
+            <w:r>
+              <w:rPr>
+                <w:sz w:val="26"/>
+                <w:szCs w:val="26"/>
+              </w:rPr>
+              <w:t>nhận xét mức chi tiêu</w:t>
+            </w:r>
+            <w:r>
+              <w:rPr>
+                <w:sz w:val="26"/>
+                <w:szCs w:val="26"/>
+              </w:rPr>
+              <w:t xml:space="preserve"> (tính năng thêm)</w:t>
+            </w:r>
+          </w:p>
+        </w:tc>
+      </w:tr>
+    </w:tbl>
+    <w:p>
+      <w:pPr>
+        <w:spacing w:after="120"/>
+        <w:rPr>
+          <w:sz w:val="26"/>
+          <w:szCs w:val="26"/>
+        </w:rPr>
+      </w:pPr>
+      <w:r>
+        <w:rPr>
+          <w:sz w:val="26"/>
+          <w:szCs w:val="26"/>
+        </w:rPr>
+        <w:lastRenderedPageBreak/>
         <w:br/>
         <w:t xml:space="preserve">    3.1.2. Yêu cầu phi chức năng</w:t>
       </w:r>
+    </w:p>
+    <w:tbl>
+      <w:tblPr>
+        <w:tblW w:w="5000" w:type="pct"/>
+        <w:tblBorders>
+          <w:top w:val="single" w:sz="4" w:space="0" w:color="auto"/>
+          <w:left w:val="single" w:sz="4" w:space="0" w:color="auto"/>
+          <w:bottom w:val="single" w:sz="4" w:space="0" w:color="auto"/>
+          <w:right w:val="single" w:sz="4" w:space="0" w:color="auto"/>
+          <w:insideH w:val="single" w:sz="4" w:space="0" w:color="auto"/>
+          <w:insideV w:val="single" w:sz="4" w:space="0" w:color="auto"/>
+        </w:tblBorders>
+        <w:tblLayout w:type="fixed"/>
+        <w:tblCellMar>
+          <w:top w:w="80" w:type="dxa"/>
+          <w:left w:w="120" w:type="dxa"/>
+          <w:bottom w:w="80" w:type="dxa"/>
+          <w:right w:w="120" w:type="dxa"/>
+        </w:tblCellMar>
+        <w:tblLook w:val="04A0" w:firstRow="1" w:lastRow="0" w:firstColumn="1" w:lastColumn="0" w:noHBand="0" w:noVBand="1"/>
+      </w:tblPr>
+      <w:tblGrid>
+        <w:gridCol w:w="1260"/>
+        <w:gridCol w:w="7469"/>
+      </w:tblGrid>
+      <w:tr>
+        <w:trPr>
+          <w:tblHeader/>
+        </w:trPr>
+        <w:tc>
+          <w:tcPr>
+            <w:tcW w:w="1337" w:type="dxa"/>
+          </w:tcPr>
+          <w:p>
+            <w:pPr>
+              <w:rPr>
+                <w:sz w:val="24"/>
+                <w:szCs w:val="24"/>
+              </w:rPr>
+            </w:pPr>
+            <w:r>
+              <w:rPr>
+                <w:b/>
+                <w:bCs/>
+                <w:sz w:val="24"/>
+                <w:szCs w:val="24"/>
+              </w:rPr>
+              <w:t>Mã</w:t>
+            </w:r>
+          </w:p>
+        </w:tc>
+        <w:tc>
+          <w:tcPr>
+            <w:tcW w:w="8023" w:type="dxa"/>
+          </w:tcPr>
+          <w:p>
+            <w:pPr>
+              <w:rPr>
+                <w:sz w:val="24"/>
+                <w:szCs w:val="24"/>
+              </w:rPr>
+            </w:pPr>
+            <w:r>
+              <w:rPr>
+                <w:b/>
+                <w:bCs/>
+                <w:sz w:val="24"/>
+                <w:szCs w:val="24"/>
+              </w:rPr>
+              <w:t>Yêu cầu phi chức năng</w:t>
+            </w:r>
+          </w:p>
+        </w:tc>
+      </w:tr>
+      <w:tr>
+        <w:tc>
+          <w:tcPr>
+            <w:tcW w:w="1337" w:type="dxa"/>
+          </w:tcPr>
+          <w:p>
+            <w:pPr>
+              <w:rPr>
+                <w:sz w:val="24"/>
+                <w:szCs w:val="24"/>
+              </w:rPr>
+            </w:pPr>
+            <w:r>
+              <w:rPr>
+                <w:sz w:val="24"/>
+                <w:szCs w:val="24"/>
+              </w:rPr>
+              <w:t>NFR-01</w:t>
+            </w:r>
+          </w:p>
+        </w:tc>
+        <w:tc>
+          <w:tcPr>
+            <w:tcW w:w="8023" w:type="dxa"/>
+          </w:tcPr>
+          <w:p>
+            <w:pPr>
+              <w:rPr>
+                <w:sz w:val="24"/>
+                <w:szCs w:val="24"/>
+              </w:rPr>
+            </w:pPr>
+            <w:r>
+              <w:rPr>
+                <w:b/>
+                <w:bCs/>
+                <w:sz w:val="24"/>
+                <w:szCs w:val="24"/>
+              </w:rPr>
+              <w:t>Bảo mật</w:t>
+            </w:r>
+            <w:r>
+              <w:rPr>
+                <w:sz w:val="24"/>
+                <w:szCs w:val="24"/>
+              </w:rPr>
+              <w:t>: Dữ liệu tài chính cá nhân phải được bảo vệ; mật khẩu người dùng được mã hóa (BCrypt); việc xác thực và phân quyền API được thực hiện thông qua JWT kết hợp Spring Security.</w:t>
+            </w:r>
+          </w:p>
+        </w:tc>
+      </w:tr>
+      <w:tr>
+        <w:tc>
+          <w:tcPr>
+            <w:tcW w:w="1337" w:type="dxa"/>
+          </w:tcPr>
+          <w:p>
+            <w:pPr>
+              <w:rPr>
+                <w:sz w:val="24"/>
+                <w:szCs w:val="24"/>
+              </w:rPr>
+            </w:pPr>
+            <w:r>
+              <w:rPr>
+                <w:sz w:val="24"/>
+                <w:szCs w:val="24"/>
+              </w:rPr>
+              <w:t>NFR-02</w:t>
+            </w:r>
+          </w:p>
+        </w:tc>
+        <w:tc>
+          <w:tcPr>
+            <w:tcW w:w="8023" w:type="dxa"/>
+          </w:tcPr>
+          <w:p>
+            <w:pPr>
+              <w:rPr>
+                <w:sz w:val="24"/>
+                <w:szCs w:val="24"/>
+              </w:rPr>
+            </w:pPr>
+            <w:r>
+              <w:rPr>
+                <w:b/>
+                <w:bCs/>
+                <w:sz w:val="24"/>
+                <w:szCs w:val="24"/>
+              </w:rPr>
+              <w:t>Toàn vẹn dữ liệu</w:t>
+            </w:r>
+            <w:r>
+              <w:rPr>
+                <w:sz w:val="24"/>
+                <w:szCs w:val="24"/>
+              </w:rPr>
+              <w:t>: Quá trình import sao kê phải đảm bảo chính xác và chống trùng lặp; mỗi lần import được xử lý trong một giao dịch (transaction) để tránh dữ liệu không nhất quán khi có lỗi xảy ra giữa chừng.</w:t>
+            </w:r>
+          </w:p>
+        </w:tc>
+      </w:tr>
+      <w:tr>
+        <w:tc>
+          <w:tcPr>
+            <w:tcW w:w="1337" w:type="dxa"/>
+          </w:tcPr>
+          <w:p>
+            <w:pPr>
+              <w:rPr>
+                <w:sz w:val="24"/>
+                <w:szCs w:val="24"/>
+              </w:rPr>
+            </w:pPr>
+            <w:r>
+              <w:rPr>
+                <w:sz w:val="24"/>
+                <w:szCs w:val="24"/>
+              </w:rPr>
+              <w:t>NFR-03</w:t>
+            </w:r>
+          </w:p>
+        </w:tc>
+        <w:tc>
+          <w:tcPr>
+            <w:tcW w:w="8023" w:type="dxa"/>
+          </w:tcPr>
+          <w:p>
+            <w:pPr>
+              <w:rPr>
+                <w:sz w:val="24"/>
+                <w:szCs w:val="24"/>
+              </w:rPr>
+            </w:pPr>
+            <w:r>
+              <w:rPr>
+                <w:b/>
+                <w:bCs/>
+                <w:sz w:val="24"/>
+                <w:szCs w:val="24"/>
+              </w:rPr>
+              <w:t>Hiệu năng</w:t>
+            </w:r>
+            <w:r>
+              <w:rPr>
+                <w:sz w:val="24"/>
+                <w:szCs w:val="24"/>
+              </w:rPr>
+              <w:t>: Các truy vấn tạo biểu đồ và báo cáo phải phản hồi trong thời gian chấp nhận được (dưới 2–3 giây) ngay cả khi dữ liệu giao dịch tích lũy trong nhiều tháng/năm.</w:t>
+            </w:r>
+          </w:p>
+        </w:tc>
+      </w:tr>
+      <w:tr>
+        <w:tc>
+          <w:tcPr>
+            <w:tcW w:w="1337" w:type="dxa"/>
+          </w:tcPr>
+          <w:p>
+            <w:pPr>
+              <w:rPr>
+                <w:sz w:val="24"/>
+                <w:szCs w:val="24"/>
+              </w:rPr>
+            </w:pPr>
+            <w:r>
+              <w:rPr>
+                <w:sz w:val="24"/>
+                <w:szCs w:val="24"/>
+              </w:rPr>
+              <w:t>NFR-04</w:t>
+            </w:r>
+          </w:p>
+        </w:tc>
+        <w:tc>
+          <w:tcPr>
+            <w:tcW w:w="8023" w:type="dxa"/>
+          </w:tcPr>
+          <w:p>
+            <w:pPr>
+              <w:rPr>
+                <w:sz w:val="24"/>
+                <w:szCs w:val="24"/>
+              </w:rPr>
+            </w:pPr>
+            <w:r>
+              <w:rPr>
+                <w:b/>
+                <w:bCs/>
+                <w:sz w:val="24"/>
+                <w:szCs w:val="24"/>
+              </w:rPr>
+              <w:t>Khả năng mở rộng</w:t>
+            </w:r>
+            <w:r>
+              <w:rPr>
+                <w:sz w:val="24"/>
+                <w:szCs w:val="24"/>
+              </w:rPr>
+              <w:t>: Kiến trúc phân tầng (Controller – Service – Repository) cho phép bổ sung chức năng mới mà không ảnh hưởng lớn đến các thành phần hiện có.</w:t>
+            </w:r>
+          </w:p>
+        </w:tc>
+      </w:tr>
+      <w:tr>
+        <w:tc>
+          <w:tcPr>
+            <w:tcW w:w="1337" w:type="dxa"/>
+          </w:tcPr>
+          <w:p>
+            <w:pPr>
+              <w:rPr>
+                <w:sz w:val="24"/>
+                <w:szCs w:val="24"/>
+              </w:rPr>
+            </w:pPr>
+            <w:r>
+              <w:rPr>
+                <w:sz w:val="24"/>
+                <w:szCs w:val="24"/>
+              </w:rPr>
+              <w:t>NFR-05</w:t>
+            </w:r>
+          </w:p>
+        </w:tc>
+        <w:tc>
+          <w:tcPr>
+            <w:tcW w:w="8023" w:type="dxa"/>
+          </w:tcPr>
+          <w:p>
+            <w:pPr>
+              <w:rPr>
+                <w:sz w:val="24"/>
+                <w:szCs w:val="24"/>
+              </w:rPr>
+            </w:pPr>
+            <w:r>
+              <w:rPr>
+                <w:b/>
+                <w:bCs/>
+                <w:sz w:val="24"/>
+                <w:szCs w:val="24"/>
+              </w:rPr>
+              <w:t>Khả năng sử dụng</w:t>
+            </w:r>
+            <w:r>
+              <w:rPr>
+                <w:sz w:val="24"/>
+                <w:szCs w:val="24"/>
+              </w:rPr>
+              <w:t>: Giao diện thân thiện, responsive, hiển thị tốt trên cả máy tính và thiết bị di động; thao tác nhập liệu và import tối giản số bước cho người dùng.</w:t>
+            </w:r>
+          </w:p>
+        </w:tc>
+      </w:tr>
+      <w:tr>
+        <w:tc>
+          <w:tcPr>
+            <w:tcW w:w="1337" w:type="dxa"/>
+          </w:tcPr>
+          <w:p>
+            <w:pPr>
+              <w:rPr>
+                <w:sz w:val="24"/>
+                <w:szCs w:val="24"/>
+              </w:rPr>
+            </w:pPr>
+            <w:r>
+              <w:rPr>
+                <w:sz w:val="24"/>
+                <w:szCs w:val="24"/>
+              </w:rPr>
+              <w:t>NFR-06</w:t>
+            </w:r>
+          </w:p>
+        </w:tc>
+        <w:tc>
+          <w:tcPr>
+            <w:tcW w:w="8023" w:type="dxa"/>
+          </w:tcPr>
+          <w:p>
+            <w:pPr>
+              <w:rPr>
+                <w:sz w:val="24"/>
+                <w:szCs w:val="24"/>
+              </w:rPr>
+            </w:pPr>
+            <w:r>
+              <w:rPr>
+                <w:b/>
+                <w:bCs/>
+                <w:sz w:val="24"/>
+                <w:szCs w:val="24"/>
+              </w:rPr>
+              <w:t>Độ tin cậy</w:t>
+            </w:r>
+            <w:r>
+              <w:rPr>
+                <w:sz w:val="24"/>
+                <w:szCs w:val="24"/>
+              </w:rPr>
+              <w:t>: Hệ thống cần được kiểm thử đầy đủ (unit test và E2E test) trước khi triển khai nhằm hạn chế lỗi ảnh hưởng đến dữ liệu tài chính của người dùng.</w:t>
+            </w:r>
+          </w:p>
+        </w:tc>
+      </w:tr>
+      <w:tr>
+        <w:tc>
+          <w:tcPr>
+            <w:tcW w:w="1337" w:type="dxa"/>
+          </w:tcPr>
+          <w:p>
+            <w:pPr>
+              <w:rPr>
+                <w:sz w:val="24"/>
+                <w:szCs w:val="24"/>
+              </w:rPr>
+            </w:pPr>
+            <w:r>
+              <w:rPr>
+                <w:sz w:val="24"/>
+                <w:szCs w:val="24"/>
+              </w:rPr>
+              <w:t>NFR-07</w:t>
+            </w:r>
+          </w:p>
+        </w:tc>
+        <w:tc>
+          <w:tcPr>
+            <w:tcW w:w="8023" w:type="dxa"/>
+          </w:tcPr>
+          <w:p>
+            <w:pPr>
+              <w:rPr>
+                <w:sz w:val="24"/>
+                <w:szCs w:val="24"/>
+              </w:rPr>
+            </w:pPr>
+            <w:r>
+              <w:rPr>
+                <w:b/>
+                <w:bCs/>
+                <w:sz w:val="24"/>
+                <w:szCs w:val="24"/>
+              </w:rPr>
+              <w:t>Khả năng triển khai</w:t>
+            </w:r>
+            <w:r>
+              <w:rPr>
+                <w:sz w:val="24"/>
+                <w:szCs w:val="24"/>
+              </w:rPr>
+              <w:t>: Hệ thống phải đóng gói và triển khai được bằng Docker, đảm bảo môi trường chạy nhất quán giữa phát triển và thực tế (demo).</w:t>
+            </w:r>
+          </w:p>
+        </w:tc>
+      </w:tr>
+      <w:tr>
+        <w:tc>
+          <w:tcPr>
+            <w:tcW w:w="1337" w:type="dxa"/>
+          </w:tcPr>
+          <w:p>
+            <w:pPr>
+              <w:rPr>
+                <w:sz w:val="24"/>
+                <w:szCs w:val="24"/>
+              </w:rPr>
+            </w:pPr>
+            <w:r>
+              <w:rPr>
+                <w:sz w:val="24"/>
+                <w:szCs w:val="24"/>
+              </w:rPr>
+              <w:t>NFR-08</w:t>
+            </w:r>
+          </w:p>
+        </w:tc>
+        <w:tc>
+          <w:tcPr>
+            <w:tcW w:w="8023" w:type="dxa"/>
+          </w:tcPr>
+          <w:p>
+            <w:pPr>
+              <w:rPr>
+                <w:sz w:val="24"/>
+                <w:szCs w:val="24"/>
+              </w:rPr>
+            </w:pPr>
+            <w:r>
+              <w:rPr>
+                <w:b/>
+                <w:bCs/>
+                <w:sz w:val="24"/>
+                <w:szCs w:val="24"/>
+              </w:rPr>
+              <w:t>Khả năng bảo trì</w:t>
+            </w:r>
+            <w:r>
+              <w:rPr>
+                <w:sz w:val="24"/>
+                <w:szCs w:val="24"/>
+              </w:rPr>
+              <w:t>: Mã nguồn tuân thủ quy ước đặt tên và cấu trúc thư mục rõ ràng (theo README), có tài liệu API (Postman collection) hỗ trợ việc bảo trì và mở rộng về sau.</w:t>
+            </w:r>
+          </w:p>
+        </w:tc>
+      </w:tr>
+    </w:tbl>
+    <w:p>
+      <w:pPr>
+        <w:spacing w:after="120"/>
+        <w:rPr>
+          <w:sz w:val="26"/>
+          <w:szCs w:val="26"/>
+        </w:rPr>
+      </w:pPr>
       <w:r>
         <w:rPr>
           <w:sz w:val="26"/>
@@ -1182,6 +3980,69 @@
         <w:br/>
         <w:t xml:space="preserve">    3.2.1. Sơ đồ use case tổng quát</w:t>
       </w:r>
+    </w:p>
+    <w:p>
+      <w:pPr>
+        <w:spacing w:after="120"/>
+        <w:rPr>
+          <w:sz w:val="26"/>
+          <w:szCs w:val="26"/>
+        </w:rPr>
+      </w:pPr>
+      <w:r>
+        <w:rPr>
+          <w:noProof/>
+        </w:rPr>
+        <w:lastRenderedPageBreak/>
+        <w:drawing>
+          <wp:inline distT="0" distB="0" distL="0" distR="0" wp14:anchorId="71408885" wp14:editId="2E532AD7">
+            <wp:extent cx="5549265" cy="4206875"/>
+            <wp:effectExtent l="0" t="0" r="0" b="3175"/>
+            <wp:docPr id="2" name="Picture 2"/>
+            <wp:cNvGraphicFramePr>
+              <a:graphicFrameLocks xmlns:a="http://schemas.openxmlformats.org/drawingml/2006/main" noChangeAspect="1"/>
+            </wp:cNvGraphicFramePr>
+            <a:graphic xmlns:a="http://schemas.openxmlformats.org/drawingml/2006/main">
+              <a:graphicData uri="http://schemas.openxmlformats.org/drawingml/2006/picture">
+                <pic:pic xmlns:pic="http://schemas.openxmlformats.org/drawingml/2006/picture">
+                  <pic:nvPicPr>
+                    <pic:cNvPr id="0" name="Picture 1"/>
+                    <pic:cNvPicPr>
+                      <a:picLocks noChangeAspect="1" noChangeArrowheads="1"/>
+                    </pic:cNvPicPr>
+                  </pic:nvPicPr>
+                  <pic:blipFill>
+                    <a:blip r:embed="rId6">
+                      <a:extLst>
+                        <a:ext uri="{28A0092B-C50C-407E-A947-70E740481C1C}">
+                          <a14:useLocalDpi xmlns:a14="http://schemas.microsoft.com/office/drawing/2010/main" val="0"/>
+                        </a:ext>
+                      </a:extLst>
+                    </a:blip>
+                    <a:srcRect/>
+                    <a:stretch>
+                      <a:fillRect/>
+                    </a:stretch>
+                  </pic:blipFill>
+                  <pic:spPr bwMode="auto">
+                    <a:xfrm>
+                      <a:off x="0" y="0"/>
+                      <a:ext cx="5549265" cy="4206875"/>
+                    </a:xfrm>
+                    <a:prstGeom prst="rect">
+                      <a:avLst/>
+                    </a:prstGeom>
+                    <a:noFill/>
+                    <a:ln>
+                      <a:noFill/>
+                    </a:ln>
+                  </pic:spPr>
+                </pic:pic>
+              </a:graphicData>
+            </a:graphic>
+          </wp:inline>
+        </w:drawing>
+      </w:r>
       <w:r>
         <w:rPr>
           <w:sz w:val="26"/>
@@ -1190,6 +4051,1250 @@
         <w:br/>
         <w:t xml:space="preserve">    3.2.2. Đặc tả use case</w:t>
       </w:r>
+    </w:p>
+    <w:p>
+      <w:pPr>
+        <w:pStyle w:val="font-claude-response-body"/>
+      </w:pPr>
+      <w:r>
+        <w:rPr>
+          <w:rStyle w:val="Strong"/>
+        </w:rPr>
+        <w:t>UC-01: Đăng nhập</w:t>
+      </w:r>
+    </w:p>
+    <w:p>
+      <w:pPr>
+        <w:pStyle w:val="font-claude-response-body"/>
+        <w:numPr>
+          <w:ilvl w:val="0"/>
+          <w:numId w:val="2"/>
+        </w:numPr>
+      </w:pPr>
+      <w:r>
+        <w:rPr>
+          <w:rStyle w:val="Strong"/>
+        </w:rPr>
+        <w:t>Mô tả</w:t>
+      </w:r>
+      <w:r>
+        <w:t>: Cho phép các actor (Cá nhân, Admin) xác thực vào hệ thống bằng tài khoản nội bộ hoặc qua Google/Facebook.</w:t>
+      </w:r>
+    </w:p>
+    <w:p>
+      <w:pPr>
+        <w:pStyle w:val="font-claude-response-body"/>
+        <w:numPr>
+          <w:ilvl w:val="0"/>
+          <w:numId w:val="2"/>
+        </w:numPr>
+      </w:pPr>
+      <w:r>
+        <w:rPr>
+          <w:rStyle w:val="Strong"/>
+        </w:rPr>
+        <w:t>Actor chính</w:t>
+      </w:r>
+      <w:r>
+        <w:t>: Người dùng (Cá nhân, Gia đình, Admin)</w:t>
+      </w:r>
+    </w:p>
+    <w:p>
+      <w:pPr>
+        <w:pStyle w:val="font-claude-response-body"/>
+        <w:numPr>
+          <w:ilvl w:val="0"/>
+          <w:numId w:val="2"/>
+        </w:numPr>
+      </w:pPr>
+      <w:r>
+        <w:rPr>
+          <w:rStyle w:val="Strong"/>
+        </w:rPr>
+        <w:t>Actor phụ</w:t>
+      </w:r>
+      <w:r>
+        <w:t>: Google, Facebook</w:t>
+      </w:r>
+    </w:p>
+    <w:p>
+      <w:pPr>
+        <w:pStyle w:val="font-claude-response-body"/>
+        <w:numPr>
+          <w:ilvl w:val="0"/>
+          <w:numId w:val="2"/>
+        </w:numPr>
+      </w:pPr>
+      <w:r>
+        <w:rPr>
+          <w:rStyle w:val="Strong"/>
+        </w:rPr>
+        <w:t>Tiền điều kiện</w:t>
+      </w:r>
+      <w:r>
+        <w:t>: Người dùng đã có tài khoản trong hệ thống</w:t>
+      </w:r>
+    </w:p>
+    <w:p>
+      <w:pPr>
+        <w:pStyle w:val="font-claude-response-body"/>
+        <w:numPr>
+          <w:ilvl w:val="0"/>
+          <w:numId w:val="2"/>
+        </w:numPr>
+      </w:pPr>
+      <w:r>
+        <w:rPr>
+          <w:rStyle w:val="Strong"/>
+        </w:rPr>
+        <w:t>Hậu điều kiện</w:t>
+      </w:r>
+      <w:r>
+        <w:t>: Người dùng được cấp phiên đăng nhập (JWT) và truy cập chức năng theo vai trò</w:t>
+      </w:r>
+    </w:p>
+    <w:p>
+      <w:pPr>
+        <w:pStyle w:val="font-claude-response-body"/>
+        <w:numPr>
+          <w:ilvl w:val="0"/>
+          <w:numId w:val="2"/>
+        </w:numPr>
+      </w:pPr>
+      <w:r>
+        <w:rPr>
+          <w:rStyle w:val="Strong"/>
+        </w:rPr>
+        <w:t>Luồng hoạt động chính</w:t>
+      </w:r>
+      <w:r>
+        <w:t>:</w:t>
+      </w:r>
+      <w:r>
+        <w:br/>
+        <w:t>B1: Người dùng chọn đăng nhập nội bộ hoặc qua Google/Facebook</w:t>
+      </w:r>
+      <w:r>
+        <w:br/>
+        <w:t xml:space="preserve">B2: Hệ thống yêu cầu nhập username/mật khẩu hoặc OAuth (Google/Facebook) </w:t>
+      </w:r>
+      <w:r>
+        <w:br/>
+        <w:t>B3: Hệ thống kiểm tra thông tin đăng nhập</w:t>
+      </w:r>
+      <w:r>
+        <w:br/>
+        <w:t>B4: Hệ thống cấp token và chuyển vào trang chính theo vai trò</w:t>
+      </w:r>
+      <w:r>
+        <w:br/>
+        <w:t>B5: Kết thúc</w:t>
+      </w:r>
+    </w:p>
+    <w:p>
+      <w:pPr>
+        <w:pStyle w:val="font-claude-response-body"/>
+        <w:numPr>
+          <w:ilvl w:val="0"/>
+          <w:numId w:val="2"/>
+        </w:numPr>
+      </w:pPr>
+      <w:r>
+        <w:rPr>
+          <w:rStyle w:val="Strong"/>
+        </w:rPr>
+        <w:t>Luồng thay thế</w:t>
+      </w:r>
+      <w:r>
+        <w:t>: B3.1: Nếu sai mật khẩu, thông báo lỗi và quay lại B2</w:t>
+      </w:r>
+    </w:p>
+    <w:p>
+      <w:pPr>
+        <w:pStyle w:val="font-claude-response-body"/>
+        <w:numPr>
+          <w:ilvl w:val="0"/>
+          <w:numId w:val="2"/>
+        </w:numPr>
+      </w:pPr>
+      <w:r>
+        <w:rPr>
+          <w:rStyle w:val="Strong"/>
+        </w:rPr>
+        <w:t>Luồng ngoại lệ</w:t>
+      </w:r>
+      <w:r>
+        <w:t>: Nếu hệ thống OAuth (Google/Facebook) không phản hồi, thông báo lỗi và cho phép đăng nhập nội bộ thay thế</w:t>
+      </w:r>
+    </w:p>
+    <w:p>
+      <w:pPr>
+        <w:pStyle w:val="font-claude-response-body"/>
+      </w:pPr>
+      <w:r>
+        <w:rPr>
+          <w:rStyle w:val="Strong"/>
+        </w:rPr>
+        <w:t>UC-02: Nhập dữ liệu CSV, hình ảnh</w:t>
+      </w:r>
+    </w:p>
+    <w:p>
+      <w:pPr>
+        <w:pStyle w:val="font-claude-response-body"/>
+        <w:numPr>
+          <w:ilvl w:val="0"/>
+          <w:numId w:val="3"/>
+        </w:numPr>
+      </w:pPr>
+      <w:r>
+        <w:rPr>
+          <w:rStyle w:val="Strong"/>
+        </w:rPr>
+        <w:t>Mô tả</w:t>
+      </w:r>
+      <w:r>
+        <w:t>: Cho phép người dùng import sao kê ngân hàng (CSV) hoặc ảnh hóa đơn; hệ thống tự động phân loại giao dịch.</w:t>
+      </w:r>
+    </w:p>
+    <w:p>
+      <w:pPr>
+        <w:pStyle w:val="font-claude-response-body"/>
+        <w:numPr>
+          <w:ilvl w:val="0"/>
+          <w:numId w:val="3"/>
+        </w:numPr>
+      </w:pPr>
+      <w:r>
+        <w:rPr>
+          <w:rStyle w:val="Strong"/>
+        </w:rPr>
+        <w:t>Actor chính</w:t>
+      </w:r>
+      <w:r>
+        <w:t>: Cá nhân</w:t>
+      </w:r>
+    </w:p>
+    <w:p>
+      <w:pPr>
+        <w:pStyle w:val="font-claude-response-body"/>
+        <w:numPr>
+          <w:ilvl w:val="0"/>
+          <w:numId w:val="3"/>
+        </w:numPr>
+      </w:pPr>
+      <w:r>
+        <w:rPr>
+          <w:rStyle w:val="Strong"/>
+        </w:rPr>
+        <w:lastRenderedPageBreak/>
+        <w:t>Actor phụ</w:t>
+      </w:r>
+      <w:r>
+        <w:t>: không</w:t>
+      </w:r>
+    </w:p>
+    <w:p>
+      <w:pPr>
+        <w:pStyle w:val="font-claude-response-body"/>
+        <w:numPr>
+          <w:ilvl w:val="0"/>
+          <w:numId w:val="3"/>
+        </w:numPr>
+      </w:pPr>
+      <w:r>
+        <w:rPr>
+          <w:rStyle w:val="Strong"/>
+        </w:rPr>
+        <w:t>Tiền điều kiện</w:t>
+      </w:r>
+      <w:r>
+        <w:t>: Đã đăng nhập; đã có ít nhất một tài khoản/ví</w:t>
+      </w:r>
+    </w:p>
+    <w:p>
+      <w:pPr>
+        <w:pStyle w:val="font-claude-response-body"/>
+        <w:numPr>
+          <w:ilvl w:val="0"/>
+          <w:numId w:val="3"/>
+        </w:numPr>
+      </w:pPr>
+      <w:r>
+        <w:rPr>
+          <w:rStyle w:val="Strong"/>
+        </w:rPr>
+        <w:t>Hậu điều kiện</w:t>
+      </w:r>
+      <w:r>
+        <w:t>: Giao dịch mới được lưu vào hệ thống, đã gán danh mục hoặc ở trạng thái chờ phân loại</w:t>
+      </w:r>
+    </w:p>
+    <w:p>
+      <w:pPr>
+        <w:pStyle w:val="font-claude-response-body"/>
+        <w:numPr>
+          <w:ilvl w:val="0"/>
+          <w:numId w:val="3"/>
+        </w:numPr>
+      </w:pPr>
+      <w:r>
+        <w:rPr>
+          <w:rStyle w:val="Strong"/>
+        </w:rPr>
+        <w:t>Luồng hoạt động chính</w:t>
+      </w:r>
+      <w:r>
+        <w:t>:</w:t>
+      </w:r>
+      <w:r>
+        <w:br/>
+        <w:t>B1: Người dùng chọn tài khoản và tải lên file CSV hoặc ảnh hóa đơn</w:t>
+      </w:r>
+      <w:r>
+        <w:br/>
+        <w:t>B2: Hệ thống đọc, chuẩn hóa dữ liệu và ánh xạ cột (nếu là CSV)</w:t>
+      </w:r>
+      <w:r>
+        <w:br/>
+        <w:t>B3: Hệ thống kiểm tra và loại bỏ giao dịch trùng lặp</w:t>
+      </w:r>
+      <w:r>
+        <w:br/>
+        <w:t>B4: Phân loại tự động giao dịch theo quy tắc</w:t>
+      </w:r>
+      <w:r>
+        <w:br/>
+        <w:t>B5: Hệ thống lưu giao dịch và hiển thị kết quả import</w:t>
+      </w:r>
+      <w:r>
+        <w:br/>
+        <w:t>B6: Kết thúc</w:t>
+      </w:r>
+    </w:p>
+    <w:p>
+      <w:pPr>
+        <w:pStyle w:val="font-claude-response-body"/>
+        <w:numPr>
+          <w:ilvl w:val="0"/>
+          <w:numId w:val="3"/>
+        </w:numPr>
+      </w:pPr>
+      <w:r>
+        <w:rPr>
+          <w:rStyle w:val="Strong"/>
+        </w:rPr>
+        <w:t>Luồng thay thế</w:t>
+      </w:r>
+      <w:r>
+        <w:t>: B2.1: Nếu định dạng cột không khớp, yêu cầu người dùng ánh xạ cột thủ công</w:t>
+      </w:r>
+    </w:p>
+    <w:p>
+      <w:pPr>
+        <w:pStyle w:val="font-claude-response-body"/>
+        <w:numPr>
+          <w:ilvl w:val="0"/>
+          <w:numId w:val="3"/>
+        </w:numPr>
+      </w:pPr>
+      <w:r>
+        <w:rPr>
+          <w:rStyle w:val="Strong"/>
+        </w:rPr>
+        <w:t>Luồng ngoại lệ</w:t>
+      </w:r>
+      <w:r>
+        <w:t>: Nếu file lỗi định dạng hoặc dung lượng vượt giới hạn, thông báo lỗi và hủy import</w:t>
+      </w:r>
+    </w:p>
+    <w:p>
+      <w:pPr>
+        <w:pStyle w:val="font-claude-response-body"/>
+      </w:pPr>
+      <w:r>
+        <w:rPr>
+          <w:rStyle w:val="Strong"/>
+        </w:rPr>
+        <w:t>UC-03: Thiết lập ngân sách</w:t>
+      </w:r>
+    </w:p>
+    <w:p>
+      <w:pPr>
+        <w:pStyle w:val="font-claude-response-body"/>
+        <w:numPr>
+          <w:ilvl w:val="0"/>
+          <w:numId w:val="4"/>
+        </w:numPr>
+      </w:pPr>
+      <w:r>
+        <w:rPr>
+          <w:rStyle w:val="Strong"/>
+        </w:rPr>
+        <w:t>Mô tả</w:t>
+      </w:r>
+      <w:r>
+        <w:t>: Cho phép người dùng đặt hạn mức chi tiêu theo danh mục theo tháng; hệ thống cảnh báo khi vượt.</w:t>
+      </w:r>
+    </w:p>
+    <w:p>
+      <w:pPr>
+        <w:pStyle w:val="font-claude-response-body"/>
+        <w:numPr>
+          <w:ilvl w:val="0"/>
+          <w:numId w:val="4"/>
+        </w:numPr>
+      </w:pPr>
+      <w:r>
+        <w:rPr>
+          <w:rStyle w:val="Strong"/>
+        </w:rPr>
+        <w:t>Actor chính</w:t>
+      </w:r>
+      <w:r>
+        <w:t>: Cá nhân</w:t>
+      </w:r>
+    </w:p>
+    <w:p>
+      <w:pPr>
+        <w:pStyle w:val="font-claude-response-body"/>
+        <w:numPr>
+          <w:ilvl w:val="0"/>
+          <w:numId w:val="4"/>
+        </w:numPr>
+      </w:pPr>
+      <w:r>
+        <w:rPr>
+          <w:rStyle w:val="Strong"/>
+        </w:rPr>
+        <w:t>Actor phụ</w:t>
+      </w:r>
+      <w:r>
+        <w:t>: Hệ thống thông báo (email)</w:t>
+      </w:r>
+    </w:p>
+    <w:p>
+      <w:pPr>
+        <w:pStyle w:val="font-claude-response-body"/>
+        <w:numPr>
+          <w:ilvl w:val="0"/>
+          <w:numId w:val="4"/>
+        </w:numPr>
+      </w:pPr>
+      <w:r>
+        <w:rPr>
+          <w:rStyle w:val="Strong"/>
+        </w:rPr>
+        <w:t>Tiền điều kiện</w:t>
+      </w:r>
+      <w:r>
+        <w:t>: Đã đăng nhập; đã có danh mục chi tiêu</w:t>
+      </w:r>
+    </w:p>
+    <w:p>
+      <w:pPr>
+        <w:pStyle w:val="font-claude-response-body"/>
+        <w:numPr>
+          <w:ilvl w:val="0"/>
+          <w:numId w:val="4"/>
+        </w:numPr>
+      </w:pPr>
+      <w:r>
+        <w:rPr>
+          <w:rStyle w:val="Strong"/>
+        </w:rPr>
+        <w:t>Hậu điều kiện</w:t>
+      </w:r>
+      <w:r>
+        <w:t>: Ngân sách được lưu và bắt đầu theo dõi trong kỳ hiện tại</w:t>
+      </w:r>
+    </w:p>
+    <w:p>
+      <w:pPr>
+        <w:pStyle w:val="font-claude-response-body"/>
+        <w:numPr>
+          <w:ilvl w:val="0"/>
+          <w:numId w:val="4"/>
+        </w:numPr>
+      </w:pPr>
+      <w:r>
+        <w:rPr>
+          <w:rStyle w:val="Strong"/>
+        </w:rPr>
+        <w:t>Luồng hoạt động chính</w:t>
+      </w:r>
+      <w:r>
+        <w:t>:</w:t>
+      </w:r>
+      <w:r>
+        <w:br/>
+        <w:t>B1: Người dùng chọn danh mục và nhập hạn mức, kỳ áp dụng</w:t>
+      </w:r>
+      <w:r>
+        <w:br/>
+        <w:t>B2: Hệ thống lưu ngân sách và bắt đầu đối chiếu chi tiêu thực tế</w:t>
+      </w:r>
+      <w:r>
+        <w:br/>
+        <w:t>B3: Kết thúc</w:t>
+      </w:r>
+    </w:p>
+    <w:p>
+      <w:pPr>
+        <w:pStyle w:val="font-claude-response-body"/>
+        <w:numPr>
+          <w:ilvl w:val="0"/>
+          <w:numId w:val="4"/>
+        </w:numPr>
+      </w:pPr>
+      <w:r>
+        <w:rPr>
+          <w:rStyle w:val="Strong"/>
+        </w:rPr>
+        <w:t>Luồng thay thế</w:t>
+      </w:r>
+      <w:r>
+        <w:t xml:space="preserve">: Khi chi tiêu đạt ngưỡng cảnh báo → </w:t>
+      </w:r>
+      <w:r>
+        <w:rPr>
+          <w:rStyle w:val="Strong"/>
+        </w:rPr>
+        <w:t>Cảnh báo vượt ngân sách</w:t>
+      </w:r>
+      <w:r>
+        <w:t>: hệ thống gửi thông báo qua Hệ thống thông báo (email)</w:t>
+      </w:r>
+    </w:p>
+    <w:p>
+      <w:pPr>
+        <w:pStyle w:val="font-claude-response-body"/>
+        <w:numPr>
+          <w:ilvl w:val="0"/>
+          <w:numId w:val="4"/>
+        </w:numPr>
+      </w:pPr>
+      <w:r>
+        <w:rPr>
+          <w:rStyle w:val="Strong"/>
+        </w:rPr>
+        <w:t>Luồng ngoại lệ</w:t>
+      </w:r>
+      <w:r>
+        <w:t>: Nếu hạn mức nhập không hợp lệ (≤0), thông báo lỗi và yêu cầu nhập lại</w:t>
+      </w:r>
+    </w:p>
+    <w:p>
+      <w:pPr>
+        <w:pStyle w:val="font-claude-response-body"/>
+      </w:pPr>
+      <w:r>
+        <w:rPr>
+          <w:rStyle w:val="Strong"/>
+        </w:rPr>
+        <w:t>UC-04: Theo dõi các chi tiêu</w:t>
+      </w:r>
+    </w:p>
+    <w:p>
+      <w:pPr>
+        <w:pStyle w:val="font-claude-response-body"/>
+        <w:numPr>
+          <w:ilvl w:val="0"/>
+          <w:numId w:val="5"/>
+        </w:numPr>
+      </w:pPr>
+      <w:r>
+        <w:rPr>
+          <w:rStyle w:val="Strong"/>
+        </w:rPr>
+        <w:t>Mô tả</w:t>
+      </w:r>
+      <w:r>
+        <w:t>: Hiển thị biểu đồ, số liệu chi tiêu và nhận xét thói quen chi tiêu do AI phân tích.</w:t>
+      </w:r>
+    </w:p>
+    <w:p>
+      <w:pPr>
+        <w:pStyle w:val="font-claude-response-body"/>
+        <w:numPr>
+          <w:ilvl w:val="0"/>
+          <w:numId w:val="5"/>
+        </w:numPr>
+      </w:pPr>
+      <w:r>
+        <w:rPr>
+          <w:rStyle w:val="Strong"/>
+        </w:rPr>
+        <w:t>Actor chính</w:t>
+      </w:r>
+      <w:r>
+        <w:t>: Cá nhân</w:t>
+      </w:r>
+    </w:p>
+    <w:p>
+      <w:pPr>
+        <w:pStyle w:val="font-claude-response-body"/>
+        <w:numPr>
+          <w:ilvl w:val="0"/>
+          <w:numId w:val="5"/>
+        </w:numPr>
+      </w:pPr>
+      <w:r>
+        <w:rPr>
+          <w:rStyle w:val="Strong"/>
+        </w:rPr>
+        <w:t>Actor phụ</w:t>
+      </w:r>
+      <w:r>
+        <w:t>: Hệ thống AI nhận xét</w:t>
+      </w:r>
+    </w:p>
+    <w:p>
+      <w:pPr>
+        <w:pStyle w:val="font-claude-response-body"/>
+        <w:numPr>
+          <w:ilvl w:val="0"/>
+          <w:numId w:val="5"/>
+        </w:numPr>
+      </w:pPr>
+      <w:r>
+        <w:rPr>
+          <w:rStyle w:val="Strong"/>
+        </w:rPr>
+        <w:t>Tiền điều kiện</w:t>
+      </w:r>
+      <w:r>
+        <w:t>: Đã có dữ liệu giao dịch trong hệ thống</w:t>
+      </w:r>
+    </w:p>
+    <w:p>
+      <w:pPr>
+        <w:pStyle w:val="font-claude-response-body"/>
+        <w:numPr>
+          <w:ilvl w:val="0"/>
+          <w:numId w:val="5"/>
+        </w:numPr>
+      </w:pPr>
+      <w:r>
+        <w:rPr>
+          <w:rStyle w:val="Strong"/>
+        </w:rPr>
+        <w:t>Hậu điều kiện</w:t>
+      </w:r>
+      <w:r>
+        <w:t>: Người dùng xem được xu hướng, cơ cấu chi tiêu và nhận xét từ AI</w:t>
+      </w:r>
+    </w:p>
+    <w:p>
+      <w:pPr>
+        <w:pStyle w:val="font-claude-response-body"/>
+        <w:numPr>
+          <w:ilvl w:val="0"/>
+          <w:numId w:val="5"/>
+        </w:numPr>
+      </w:pPr>
+      <w:r>
+        <w:rPr>
+          <w:rStyle w:val="Strong"/>
+        </w:rPr>
+        <w:t>Luồng hoạt động chính</w:t>
+      </w:r>
+      <w:r>
+        <w:t>:</w:t>
+      </w:r>
+      <w:r>
+        <w:br/>
+        <w:t>B1: Người dùng chọn khoảng thời gian cần xem</w:t>
+      </w:r>
+      <w:r>
+        <w:br/>
+        <w:t>B2: Hệ thống tổng hợp dữ liệu giao dịch theo danh mục và thời gian</w:t>
+      </w:r>
+      <w:r>
+        <w:br/>
+        <w:t>B3: Hệ thống gửi dữ liệu tổng hợp (có thể cho hệ thống AI để sinh nhận xét)</w:t>
+      </w:r>
+      <w:r>
+        <w:br/>
+        <w:t>B4: Hệ thống hiển thị biểu đồ</w:t>
+      </w:r>
+      <w:r>
+        <w:br/>
+        <w:t>B5: Kết thúc</w:t>
+      </w:r>
+    </w:p>
+    <w:p>
+      <w:pPr>
+        <w:pStyle w:val="font-claude-response-body"/>
+        <w:numPr>
+          <w:ilvl w:val="0"/>
+          <w:numId w:val="5"/>
+        </w:numPr>
+      </w:pPr>
+      <w:r>
+        <w:rPr>
+          <w:rStyle w:val="Strong"/>
+        </w:rPr>
+        <w:t>Luồng thay thế</w:t>
+      </w:r>
+      <w:r>
+        <w:t>: B3.1: Nếu AI không phản hồi kịp thời, hiển thị biểu đồ mà không kèm nhận xét</w:t>
+      </w:r>
+    </w:p>
+    <w:p>
+      <w:pPr>
+        <w:pStyle w:val="font-claude-response-body"/>
+        <w:numPr>
+          <w:ilvl w:val="0"/>
+          <w:numId w:val="5"/>
+        </w:numPr>
+      </w:pPr>
+      <w:r>
+        <w:rPr>
+          <w:rStyle w:val="Strong"/>
+        </w:rPr>
+        <w:lastRenderedPageBreak/>
+        <w:t>Luồng ngoại lệ</w:t>
+      </w:r>
+      <w:r>
+        <w:t>: Nếu không có dữ liệu trong kỳ đã chọn, thông báo "chưa có dữ liệu"</w:t>
+      </w:r>
+    </w:p>
+    <w:p>
+      <w:pPr>
+        <w:pStyle w:val="font-claude-response-body"/>
+      </w:pPr>
+      <w:r>
+        <w:rPr>
+          <w:rStyle w:val="Strong"/>
+        </w:rPr>
+        <w:t>UC-05: Chia sẻ tài khoản</w:t>
+      </w:r>
+    </w:p>
+    <w:p>
+      <w:pPr>
+        <w:pStyle w:val="font-claude-response-body"/>
+        <w:numPr>
+          <w:ilvl w:val="0"/>
+          <w:numId w:val="6"/>
+        </w:numPr>
+      </w:pPr>
+      <w:r>
+        <w:rPr>
+          <w:rStyle w:val="Strong"/>
+        </w:rPr>
+        <w:t>Mô tả</w:t>
+      </w:r>
+      <w:r>
+        <w:t>: Cho phép chủ tài khoản mời thành viên gia đình cùng theo dõi chi tiêu chung.</w:t>
+      </w:r>
+    </w:p>
+    <w:p>
+      <w:pPr>
+        <w:pStyle w:val="font-claude-response-body"/>
+        <w:numPr>
+          <w:ilvl w:val="0"/>
+          <w:numId w:val="6"/>
+        </w:numPr>
+      </w:pPr>
+      <w:r>
+        <w:rPr>
+          <w:rStyle w:val="Strong"/>
+        </w:rPr>
+        <w:t>Actor chính</w:t>
+      </w:r>
+      <w:r>
+        <w:t>: Cá nhân</w:t>
+      </w:r>
+    </w:p>
+    <w:p>
+      <w:pPr>
+        <w:pStyle w:val="font-claude-response-body"/>
+        <w:numPr>
+          <w:ilvl w:val="0"/>
+          <w:numId w:val="6"/>
+        </w:numPr>
+      </w:pPr>
+      <w:r>
+        <w:rPr>
+          <w:rStyle w:val="Strong"/>
+        </w:rPr>
+        <w:t>Actor phụ</w:t>
+      </w:r>
+      <w:r>
+        <w:t>: Gia đình (thành viên được mời)</w:t>
+      </w:r>
+    </w:p>
+    <w:p>
+      <w:pPr>
+        <w:pStyle w:val="font-claude-response-body"/>
+        <w:numPr>
+          <w:ilvl w:val="0"/>
+          <w:numId w:val="6"/>
+        </w:numPr>
+      </w:pPr>
+      <w:r>
+        <w:rPr>
+          <w:rStyle w:val="Strong"/>
+        </w:rPr>
+        <w:t>Tiền điều kiện</w:t>
+      </w:r>
+      <w:r>
+        <w:t>: Người mời là chủ sở hữu tài khoản</w:t>
+      </w:r>
+    </w:p>
+    <w:p>
+      <w:pPr>
+        <w:pStyle w:val="font-claude-response-body"/>
+        <w:numPr>
+          <w:ilvl w:val="0"/>
+          <w:numId w:val="6"/>
+        </w:numPr>
+      </w:pPr>
+      <w:r>
+        <w:rPr>
+          <w:rStyle w:val="Strong"/>
+        </w:rPr>
+        <w:t>Hậu điều kiện</w:t>
+      </w:r>
+      <w:r>
+        <w:t>: Thành viên được cấp quyền truy cập tài khoản theo vai trò đã chọn</w:t>
+      </w:r>
+    </w:p>
+    <w:p>
+      <w:pPr>
+        <w:pStyle w:val="font-claude-response-body"/>
+        <w:numPr>
+          <w:ilvl w:val="0"/>
+          <w:numId w:val="6"/>
+        </w:numPr>
+      </w:pPr>
+      <w:r>
+        <w:rPr>
+          <w:rStyle w:val="Strong"/>
+        </w:rPr>
+        <w:t>Luồng hoạt động chính</w:t>
+      </w:r>
+      <w:r>
+        <w:t>:</w:t>
+      </w:r>
+      <w:r>
+        <w:br/>
+        <w:t>B1: Chủ tài khoản nhập email thành viên và chọn quyền (chỉnh sửa/chỉ xem)</w:t>
+      </w:r>
+      <w:r>
+        <w:br/>
+        <w:t>B2: Hệ thống gửi lời mời cho thành viên</w:t>
+      </w:r>
+      <w:r>
+        <w:br/>
+        <w:t>B3: Thành viên chấp nhận lời mời</w:t>
+      </w:r>
+      <w:r>
+        <w:br/>
+        <w:t>B4: Hệ thống cấp quyền truy cập tài khoản</w:t>
+      </w:r>
+      <w:r>
+        <w:br/>
+        <w:t>B5: Kết thúc</w:t>
+      </w:r>
+    </w:p>
+    <w:p>
+      <w:pPr>
+        <w:pStyle w:val="font-claude-response-body"/>
+        <w:numPr>
+          <w:ilvl w:val="0"/>
+          <w:numId w:val="6"/>
+        </w:numPr>
+      </w:pPr>
+      <w:r>
+        <w:rPr>
+          <w:rStyle w:val="Strong"/>
+        </w:rPr>
+        <w:t>Luồng thay thế</w:t>
+      </w:r>
+      <w:r>
+        <w:t>: B3.1: Nếu thành viên từ chối, hủy lời mời</w:t>
+      </w:r>
+    </w:p>
+    <w:p>
+      <w:pPr>
+        <w:pStyle w:val="font-claude-response-body"/>
+        <w:numPr>
+          <w:ilvl w:val="0"/>
+          <w:numId w:val="6"/>
+        </w:numPr>
+      </w:pPr>
+      <w:r>
+        <w:rPr>
+          <w:rStyle w:val="Strong"/>
+        </w:rPr>
+        <w:t>Luồng ngoại lệ</w:t>
+      </w:r>
+      <w:r>
+        <w:t>: Nếu email không tồn tại trong hệ thống, thông báo lỗi</w:t>
+      </w:r>
+    </w:p>
+    <w:p>
+      <w:pPr>
+        <w:pStyle w:val="font-claude-response-body"/>
+      </w:pPr>
+      <w:r>
+        <w:rPr>
+          <w:rStyle w:val="Strong"/>
+        </w:rPr>
+        <w:t>UC-06: Thiết lập khoản tiết kiệm</w:t>
+      </w:r>
+    </w:p>
+    <w:p>
+      <w:pPr>
+        <w:pStyle w:val="font-claude-response-body"/>
+        <w:numPr>
+          <w:ilvl w:val="0"/>
+          <w:numId w:val="7"/>
+        </w:numPr>
+      </w:pPr>
+      <w:r>
+        <w:rPr>
+          <w:rStyle w:val="Strong"/>
+        </w:rPr>
+        <w:t>Mô tả</w:t>
+      </w:r>
+      <w:r>
+        <w:t>: Cho phép người dùng đặt mục tiêu tiết kiệm và theo dõi mức đã tiết kiệm.</w:t>
+      </w:r>
+    </w:p>
+    <w:p>
+      <w:pPr>
+        <w:pStyle w:val="font-claude-response-body"/>
+        <w:numPr>
+          <w:ilvl w:val="0"/>
+          <w:numId w:val="7"/>
+        </w:numPr>
+      </w:pPr>
+      <w:r>
+        <w:rPr>
+          <w:rStyle w:val="Strong"/>
+        </w:rPr>
+        <w:t>Actor chính</w:t>
+      </w:r>
+      <w:r>
+        <w:t>: Cá nhân</w:t>
+      </w:r>
+    </w:p>
+    <w:p>
+      <w:pPr>
+        <w:pStyle w:val="font-claude-response-body"/>
+        <w:numPr>
+          <w:ilvl w:val="0"/>
+          <w:numId w:val="7"/>
+        </w:numPr>
+      </w:pPr>
+      <w:r>
+        <w:rPr>
+          <w:rStyle w:val="Strong"/>
+        </w:rPr>
+        <w:t>Actor phụ</w:t>
+      </w:r>
+      <w:r>
+        <w:t>: không</w:t>
+      </w:r>
+    </w:p>
+    <w:p>
+      <w:pPr>
+        <w:pStyle w:val="font-claude-response-body"/>
+        <w:numPr>
+          <w:ilvl w:val="0"/>
+          <w:numId w:val="7"/>
+        </w:numPr>
+      </w:pPr>
+      <w:r>
+        <w:rPr>
+          <w:rStyle w:val="Strong"/>
+        </w:rPr>
+        <w:t>Tiền điều kiện</w:t>
+      </w:r>
+      <w:r>
+        <w:t>: Đã đăng nhập</w:t>
+      </w:r>
+    </w:p>
+    <w:p>
+      <w:pPr>
+        <w:pStyle w:val="font-claude-response-body"/>
+        <w:numPr>
+          <w:ilvl w:val="0"/>
+          <w:numId w:val="7"/>
+        </w:numPr>
+      </w:pPr>
+      <w:r>
+        <w:rPr>
+          <w:rStyle w:val="Strong"/>
+        </w:rPr>
+        <w:t>Hậu điều kiện</w:t>
+      </w:r>
+      <w:r>
+        <w:t>: Mục tiêu tiết kiệm được lưu và bắt đầu theo dõi tiến độ</w:t>
+      </w:r>
+    </w:p>
+    <w:p>
+      <w:pPr>
+        <w:pStyle w:val="font-claude-response-body"/>
+        <w:numPr>
+          <w:ilvl w:val="0"/>
+          <w:numId w:val="7"/>
+        </w:numPr>
+      </w:pPr>
+      <w:r>
+        <w:rPr>
+          <w:rStyle w:val="Strong"/>
+        </w:rPr>
+        <w:t>Luồng hoạt động chính</w:t>
+      </w:r>
+      <w:r>
+        <w:t>:</w:t>
+      </w:r>
+      <w:r>
+        <w:br/>
+        <w:t>B1: Người dùng nhập tên mục tiêu, số tiền cần đạt và thời hạn</w:t>
+      </w:r>
+      <w:r>
+        <w:br/>
+        <w:t>B2: Hệ thống lưu mục tiêu và bắt đầu tính tiến độ</w:t>
+      </w:r>
+      <w:r>
+        <w:br/>
+        <w:t>B3: Kết thúc</w:t>
+      </w:r>
+    </w:p>
+    <w:p>
+      <w:pPr>
+        <w:pStyle w:val="font-claude-response-body"/>
+        <w:numPr>
+          <w:ilvl w:val="0"/>
+          <w:numId w:val="7"/>
+        </w:numPr>
+      </w:pPr>
+      <w:r>
+        <w:rPr>
+          <w:rStyle w:val="Strong"/>
+        </w:rPr>
+        <w:t>Luồng thay thế</w:t>
+      </w:r>
+      <w:r>
+        <w:t xml:space="preserve">: Người dùng chọn </w:t>
+      </w:r>
+      <w:r>
+        <w:rPr>
+          <w:rStyle w:val="Strong"/>
+        </w:rPr>
+        <w:t>Xem mức đã tiết kiệm</w:t>
+      </w:r>
+      <w:r>
+        <w:t xml:space="preserve"> → hệ thống hiển thị số tiền đã tích lũy so với mục tiêu</w:t>
+      </w:r>
+    </w:p>
+    <w:p>
+      <w:pPr>
+        <w:pStyle w:val="font-claude-response-body"/>
+        <w:numPr>
+          <w:ilvl w:val="0"/>
+          <w:numId w:val="7"/>
+        </w:numPr>
+      </w:pPr>
+      <w:r>
+        <w:rPr>
+          <w:rStyle w:val="Strong"/>
+        </w:rPr>
+        <w:t>Luồng ngoại lệ</w:t>
+      </w:r>
+      <w:r>
+        <w:t>: Nếu thời hạn nhập vào là ngày trong quá khứ, thông báo lỗi</w:t>
+      </w:r>
+    </w:p>
+    <w:p>
+      <w:pPr>
+        <w:pStyle w:val="font-claude-response-body"/>
+      </w:pPr>
+      <w:r>
+        <w:rPr>
+          <w:rStyle w:val="Strong"/>
+        </w:rPr>
+        <w:t>UC-07: Quản lý danh mục</w:t>
+      </w:r>
+    </w:p>
+    <w:p>
+      <w:pPr>
+        <w:pStyle w:val="font-claude-response-body"/>
+        <w:numPr>
+          <w:ilvl w:val="0"/>
+          <w:numId w:val="8"/>
+        </w:numPr>
+      </w:pPr>
+      <w:r>
+        <w:rPr>
+          <w:rStyle w:val="Strong"/>
+        </w:rPr>
+        <w:t>Mô tả</w:t>
+      </w:r>
+      <w:r>
+        <w:t>: Cho phép Admin tạo/sửa/xóa danh mục mẫu dùng chung cho toàn hệ thống; có thể mở rộng sang cấu hình hệ thống.</w:t>
+      </w:r>
+    </w:p>
+    <w:p>
+      <w:pPr>
+        <w:pStyle w:val="font-claude-response-body"/>
+        <w:numPr>
+          <w:ilvl w:val="0"/>
+          <w:numId w:val="8"/>
+        </w:numPr>
+      </w:pPr>
+      <w:r>
+        <w:rPr>
+          <w:rStyle w:val="Strong"/>
+        </w:rPr>
+        <w:t>Actor chính</w:t>
+      </w:r>
+      <w:r>
+        <w:t>: Admin</w:t>
+      </w:r>
+    </w:p>
+    <w:p>
+      <w:pPr>
+        <w:pStyle w:val="font-claude-response-body"/>
+        <w:numPr>
+          <w:ilvl w:val="0"/>
+          <w:numId w:val="8"/>
+        </w:numPr>
+      </w:pPr>
+      <w:r>
+        <w:rPr>
+          <w:rStyle w:val="Strong"/>
+        </w:rPr>
+        <w:t>Actor phụ</w:t>
+      </w:r>
+      <w:r>
+        <w:t>: không</w:t>
+      </w:r>
+    </w:p>
+    <w:p>
+      <w:pPr>
+        <w:pStyle w:val="font-claude-response-body"/>
+        <w:numPr>
+          <w:ilvl w:val="0"/>
+          <w:numId w:val="8"/>
+        </w:numPr>
+      </w:pPr>
+      <w:r>
+        <w:rPr>
+          <w:rStyle w:val="Strong"/>
+        </w:rPr>
+        <w:t>Tiền điều kiện</w:t>
+      </w:r>
+      <w:r>
+        <w:t>: Đã đăng nhập với vai trò Admin</w:t>
+      </w:r>
+    </w:p>
+    <w:p>
+      <w:pPr>
+        <w:pStyle w:val="font-claude-response-body"/>
+        <w:numPr>
+          <w:ilvl w:val="0"/>
+          <w:numId w:val="8"/>
+        </w:numPr>
+      </w:pPr>
+      <w:r>
+        <w:rPr>
+          <w:rStyle w:val="Strong"/>
+        </w:rPr>
+        <w:t>Hậu điều kiện</w:t>
+      </w:r>
+      <w:r>
+        <w:t>: Danh mục mẫu được cập nhật, áp dụng cho người dùng mới</w:t>
+      </w:r>
+    </w:p>
+    <w:p>
+      <w:pPr>
+        <w:pStyle w:val="font-claude-response-body"/>
+        <w:numPr>
+          <w:ilvl w:val="0"/>
+          <w:numId w:val="8"/>
+        </w:numPr>
+      </w:pPr>
+      <w:r>
+        <w:rPr>
+          <w:rStyle w:val="Strong"/>
+        </w:rPr>
+        <w:t>Luồng hoạt động chính</w:t>
+      </w:r>
+      <w:r>
+        <w:t>:</w:t>
+      </w:r>
+      <w:r>
+        <w:br/>
+        <w:t>B1: Admin chọn thêm/sửa/xóa danh mục mẫu</w:t>
+      </w:r>
+      <w:r>
+        <w:br/>
+        <w:t>B2: Hệ thống cập nhật danh mục</w:t>
+      </w:r>
+      <w:r>
+        <w:br/>
+        <w:t>B3: Kết thúc</w:t>
+      </w:r>
+    </w:p>
+    <w:p>
+      <w:pPr>
+        <w:pStyle w:val="font-claude-response-body"/>
+        <w:numPr>
+          <w:ilvl w:val="0"/>
+          <w:numId w:val="8"/>
+        </w:numPr>
+      </w:pPr>
+      <w:r>
+        <w:rPr>
+          <w:rStyle w:val="Strong"/>
+        </w:rPr>
+        <w:t>Luồng thay thế (extend)</w:t>
+      </w:r>
+      <w:r>
+        <w:t xml:space="preserve">: Admin chọn </w:t>
+      </w:r>
+      <w:r>
+        <w:rPr>
+          <w:rStyle w:val="Strong"/>
+        </w:rPr>
+        <w:t>Cấu hình hệ thống</w:t>
+      </w:r>
+      <w:r>
+        <w:t xml:space="preserve"> → điều chỉnh các thông số vận hành chung (ví dụ ngưỡng cảnh báo mặc định)</w:t>
+      </w:r>
+    </w:p>
+    <w:p>
+      <w:pPr>
+        <w:pStyle w:val="font-claude-response-body"/>
+        <w:numPr>
+          <w:ilvl w:val="0"/>
+          <w:numId w:val="8"/>
+        </w:numPr>
+      </w:pPr>
+      <w:r>
+        <w:rPr>
+          <w:rStyle w:val="Strong"/>
+        </w:rPr>
+        <w:lastRenderedPageBreak/>
+        <w:t>Luồng ngoại lệ</w:t>
+      </w:r>
+      <w:r>
+        <w:t>: Nếu danh mục đang được người dùng sử dụng, không cho xóa mà chỉ cho phép ẩn</w:t>
+      </w:r>
+    </w:p>
+    <w:p>
+      <w:pPr>
+        <w:spacing w:after="120"/>
+        <w:rPr>
+          <w:sz w:val="26"/>
+          <w:szCs w:val="26"/>
+        </w:rPr>
+      </w:pPr>
       <w:r>
         <w:rPr>
           <w:sz w:val="26"/>
@@ -1198,6 +5303,68 @@
         <w:br/>
         <w:t xml:space="preserve">    3.2.3. Sơ đồ lớp</w:t>
       </w:r>
+    </w:p>
+    <w:p>
+      <w:pPr>
+        <w:spacing w:after="120"/>
+        <w:rPr>
+          <w:sz w:val="26"/>
+          <w:szCs w:val="26"/>
+        </w:rPr>
+      </w:pPr>
+      <w:r>
+        <w:rPr>
+          <w:noProof/>
+        </w:rPr>
+        <w:drawing>
+          <wp:inline distT="0" distB="0" distL="0" distR="0" wp14:anchorId="22E09329" wp14:editId="6CAF5D0D">
+            <wp:extent cx="5549265" cy="4521200"/>
+            <wp:effectExtent l="0" t="0" r="0" b="0"/>
+            <wp:docPr id="1" name="Picture 1"/>
+            <wp:cNvGraphicFramePr>
+              <a:graphicFrameLocks xmlns:a="http://schemas.openxmlformats.org/drawingml/2006/main" noChangeAspect="1"/>
+            </wp:cNvGraphicFramePr>
+            <a:graphic xmlns:a="http://schemas.openxmlformats.org/drawingml/2006/main">
+              <a:graphicData uri="http://schemas.openxmlformats.org/drawingml/2006/picture">
+                <pic:pic xmlns:pic="http://schemas.openxmlformats.org/drawingml/2006/picture">
+                  <pic:nvPicPr>
+                    <pic:cNvPr id="0" name="Picture 1"/>
+                    <pic:cNvPicPr>
+                      <a:picLocks noChangeAspect="1" noChangeArrowheads="1"/>
+                    </pic:cNvPicPr>
+                  </pic:nvPicPr>
+                  <pic:blipFill>
+                    <a:blip r:embed="rId7">
+                      <a:extLst>
+                        <a:ext uri="{28A0092B-C50C-407E-A947-70E740481C1C}">
+                          <a14:useLocalDpi xmlns:a14="http://schemas.microsoft.com/office/drawing/2010/main" val="0"/>
+                        </a:ext>
+                      </a:extLst>
+                    </a:blip>
+                    <a:srcRect/>
+                    <a:stretch>
+                      <a:fillRect/>
+                    </a:stretch>
+                  </pic:blipFill>
+                  <pic:spPr bwMode="auto">
+                    <a:xfrm>
+                      <a:off x="0" y="0"/>
+                      <a:ext cx="5549265" cy="4521200"/>
+                    </a:xfrm>
+                    <a:prstGeom prst="rect">
+                      <a:avLst/>
+                    </a:prstGeom>
+                    <a:noFill/>
+                    <a:ln>
+                      <a:noFill/>
+                    </a:ln>
+                  </pic:spPr>
+                </pic:pic>
+              </a:graphicData>
+            </a:graphic>
+          </wp:inline>
+        </w:drawing>
+      </w:r>
       <w:r>
         <w:rPr>
           <w:sz w:val="26"/>
@@ -1206,6 +5373,69 @@
         <w:br/>
         <w:t xml:space="preserve">    3.2.4. Xây dựng cơ sở dữ liệu</w:t>
       </w:r>
+    </w:p>
+    <w:p>
+      <w:pPr>
+        <w:spacing w:after="120"/>
+        <w:rPr>
+          <w:sz w:val="26"/>
+          <w:szCs w:val="26"/>
+        </w:rPr>
+      </w:pPr>
+      <w:r>
+        <w:rPr>
+          <w:noProof/>
+        </w:rPr>
+        <w:lastRenderedPageBreak/>
+        <w:drawing>
+          <wp:inline distT="0" distB="0" distL="0" distR="0" wp14:anchorId="6C06584D" wp14:editId="53CF436B">
+            <wp:extent cx="5549265" cy="3791585"/>
+            <wp:effectExtent l="0" t="0" r="0" b="0"/>
+            <wp:docPr id="4" name="Picture 4"/>
+            <wp:cNvGraphicFramePr>
+              <a:graphicFrameLocks xmlns:a="http://schemas.openxmlformats.org/drawingml/2006/main" noChangeAspect="1"/>
+            </wp:cNvGraphicFramePr>
+            <a:graphic xmlns:a="http://schemas.openxmlformats.org/drawingml/2006/main">
+              <a:graphicData uri="http://schemas.openxmlformats.org/drawingml/2006/picture">
+                <pic:pic xmlns:pic="http://schemas.openxmlformats.org/drawingml/2006/picture">
+                  <pic:nvPicPr>
+                    <pic:cNvPr id="0" name="Picture 3"/>
+                    <pic:cNvPicPr>
+                      <a:picLocks noChangeAspect="1" noChangeArrowheads="1"/>
+                    </pic:cNvPicPr>
+                  </pic:nvPicPr>
+                  <pic:blipFill>
+                    <a:blip r:embed="rId8" cstate="print">
+                      <a:extLst>
+                        <a:ext uri="{28A0092B-C50C-407E-A947-70E740481C1C}">
+                          <a14:useLocalDpi xmlns:a14="http://schemas.microsoft.com/office/drawing/2010/main" val="0"/>
+                        </a:ext>
+                      </a:extLst>
+                    </a:blip>
+                    <a:srcRect/>
+                    <a:stretch>
+                      <a:fillRect/>
+                    </a:stretch>
+                  </pic:blipFill>
+                  <pic:spPr bwMode="auto">
+                    <a:xfrm>
+                      <a:off x="0" y="0"/>
+                      <a:ext cx="5549265" cy="3791585"/>
+                    </a:xfrm>
+                    <a:prstGeom prst="rect">
+                      <a:avLst/>
+                    </a:prstGeom>
+                    <a:noFill/>
+                    <a:ln>
+                      <a:noFill/>
+                    </a:ln>
+                  </pic:spPr>
+                </pic:pic>
+              </a:graphicData>
+            </a:graphic>
+          </wp:inline>
+        </w:drawing>
+      </w:r>
       <w:r>
         <w:rPr>
           <w:sz w:val="26"/>
@@ -1214,6 +5444,15 @@
         <w:br/>
         <w:t xml:space="preserve">    3.2.5. Sơ đồ tuần tự</w:t>
       </w:r>
+    </w:p>
+    <w:p>
+      <w:pPr>
+        <w:spacing w:after="120"/>
+        <w:rPr>
+          <w:sz w:val="26"/>
+          <w:szCs w:val="26"/>
+        </w:rPr>
+      </w:pPr>
       <w:r>
         <w:rPr>
           <w:sz w:val="26"/>
@@ -1230,6 +5469,15 @@
         <w:br/>
         <w:t xml:space="preserve">    3.3.1. Thiết kế giao diện phía người dùng</w:t>
       </w:r>
+    </w:p>
+    <w:p>
+      <w:pPr>
+        <w:spacing w:after="120"/>
+        <w:rPr>
+          <w:sz w:val="26"/>
+          <w:szCs w:val="26"/>
+        </w:rPr>
+      </w:pPr>
       <w:r>
         <w:rPr>
           <w:sz w:val="26"/>
@@ -1404,23 +5652,23 @@
           <w:sz w:val="26"/>
           <w:szCs w:val="26"/>
         </w:rPr>
+        <w:t xml:space="preserve"> </w:t>
+      </w:r>
+    </w:p>
+    <w:p>
+      <w:pPr>
+        <w:pStyle w:val="Heading1"/>
+        <w:rPr>
+          <w:sz w:val="26"/>
+          <w:szCs w:val="26"/>
+        </w:rPr>
+      </w:pPr>
+      <w:r>
+        <w:rPr>
+          <w:sz w:val="26"/>
+          <w:szCs w:val="26"/>
+        </w:rPr>
         <w:lastRenderedPageBreak/>
-        <w:t xml:space="preserve"> </w:t>
-      </w:r>
-    </w:p>
-    <w:p>
-      <w:pPr>
-        <w:pStyle w:val="Heading1"/>
-        <w:rPr>
-          <w:sz w:val="26"/>
-          <w:szCs w:val="26"/>
-        </w:rPr>
-      </w:pPr>
-      <w:r>
-        <w:rPr>
-          <w:sz w:val="26"/>
-          <w:szCs w:val="26"/>
-        </w:rPr>
         <w:t>Chương 5. KIỂM THỬ &amp; ĐÁNH GIÁ</w:t>
       </w:r>
     </w:p>
@@ -1583,6 +5831,304 @@
 <file path=word/numbering.xml><?xml version="1.0" encoding="utf-8"?>
 <w:numbering xmlns:wpc="http://schemas.microsoft.com/office/word/2010/wordprocessingCanvas" xmlns:cx="http://schemas.microsoft.com/office/drawing/2014/chartex" xmlns:cx1="http://schemas.microsoft.com/office/drawing/2015/9/8/chartex" xmlns:cx2="http://schemas.microsoft.com/office/drawing/2015/10/21/chartex" xmlns:cx3="http://schemas.microsoft.com/office/drawing/2016/5/9/chartex" xmlns:cx4="http://schemas.microsoft.com/office/drawing/2016/5/10/chartex" xmlns:cx5="http://schemas.microsoft.com/office/drawing/2016/5/11/chartex" xmlns:cx6="http://schemas.microsoft.com/office/drawing/2016/5/12/chartex" xmlns:cx7="http://schemas.microsoft.com/office/drawing/2016/5/13/chartex" xmlns:cx8="http://schemas.microsoft.com/office/drawing/2016/5/14/chartex" xmlns:mc="http://schemas.openxmlformats.org/markup-compatibility/2006" xmlns:aink="http://schemas.microsoft.com/office/drawing/2016/ink" xmlns:am3d="http://schemas.microsoft.com/office/drawing/2017/model3d" xmlns:o="urn:schemas-microsoft-com:office:office" xmlns:r="http://schemas.openxmlformats.org/officeDocument/2006/relationships" xmlns:m="http://schemas.openxmlformats.org/officeDocument/2006/math" xmlns:v="urn:schemas-microsoft-com:vml" xmlns:wp14="http://schemas.microsoft.com/office/word/2010/wordprocessingDrawing" xmlns:wp="http://schemas.openxmlformats.org/drawingml/2006/wordprocessingDrawing" xmlns:w10="urn:schemas-microsoft-com:office:word" xmlns:w="http://schemas.openxmlformats.org/wordprocessingml/2006/main" xmlns:w14="http://schemas.microsoft.com/office/word/2010/wordml" xmlns:w15="http://schemas.microsoft.com/office/word/2012/wordml" xmlns:w16cex="http://schemas.microsoft.com/office/word/2018/wordml/cex" xmlns:w16cid="http://schemas.microsoft.com/office/word/2016/wordml/cid" xmlns:w16="http://schemas.microsoft.com/office/word/2018/wordml" xmlns:w16sdtdh="http://schemas.microsoft.com/office/word/2020/wordml/sdtdatahash" xmlns:w16se="http://schemas.microsoft.com/office/word/2015/wordml/symex" xmlns:wpg="http://schemas.microsoft.com/office/word/2010/wordprocessingGroup" xmlns:wpi="http://schemas.microsoft.com/office/word/2010/wordprocessingInk" xmlns:wne="http://schemas.microsoft.com/office/word/2006/wordml" xmlns:wps="http://schemas.microsoft.com/office/word/2010/wordprocessingShape" mc:Ignorable="w14 w15 w16se w16cid w16 w16cex w16sdtdh wp14">
   <w:abstractNum w:abstractNumId="0" w15:restartNumberingAfterBreak="0">
+    <w:nsid w:val="0B503BFA"/>
+    <w:multiLevelType w:val="multilevel"/>
+    <w:tmpl w:val="409E7850"/>
+    <w:lvl w:ilvl="0">
+      <w:start w:val="1"/>
+      <w:numFmt w:val="bullet"/>
+      <w:lvlText w:val=""/>
+      <w:lvlJc w:val="left"/>
+      <w:pPr>
+        <w:tabs>
+          <w:tab w:val="num" w:pos="720"/>
+        </w:tabs>
+        <w:ind w:left="720" w:hanging="360"/>
+      </w:pPr>
+      <w:rPr>
+        <w:rFonts w:ascii="Symbol" w:hAnsi="Symbol" w:hint="default"/>
+        <w:sz w:val="20"/>
+      </w:rPr>
+    </w:lvl>
+    <w:lvl w:ilvl="1" w:tentative="1">
+      <w:start w:val="1"/>
+      <w:numFmt w:val="bullet"/>
+      <w:lvlText w:val="o"/>
+      <w:lvlJc w:val="left"/>
+      <w:pPr>
+        <w:tabs>
+          <w:tab w:val="num" w:pos="1440"/>
+        </w:tabs>
+        <w:ind w:left="1440" w:hanging="360"/>
+      </w:pPr>
+      <w:rPr>
+        <w:rFonts w:ascii="Courier New" w:hAnsi="Courier New" w:hint="default"/>
+        <w:sz w:val="20"/>
+      </w:rPr>
+    </w:lvl>
+    <w:lvl w:ilvl="2" w:tentative="1">
+      <w:start w:val="1"/>
+      <w:numFmt w:val="bullet"/>
+      <w:lvlText w:val=""/>
+      <w:lvlJc w:val="left"/>
+      <w:pPr>
+        <w:tabs>
+          <w:tab w:val="num" w:pos="2160"/>
+        </w:tabs>
+        <w:ind w:left="2160" w:hanging="360"/>
+      </w:pPr>
+      <w:rPr>
+        <w:rFonts w:ascii="Wingdings" w:hAnsi="Wingdings" w:hint="default"/>
+        <w:sz w:val="20"/>
+      </w:rPr>
+    </w:lvl>
+    <w:lvl w:ilvl="3" w:tentative="1">
+      <w:start w:val="1"/>
+      <w:numFmt w:val="bullet"/>
+      <w:lvlText w:val=""/>
+      <w:lvlJc w:val="left"/>
+      <w:pPr>
+        <w:tabs>
+          <w:tab w:val="num" w:pos="2880"/>
+        </w:tabs>
+        <w:ind w:left="2880" w:hanging="360"/>
+      </w:pPr>
+      <w:rPr>
+        <w:rFonts w:ascii="Wingdings" w:hAnsi="Wingdings" w:hint="default"/>
+        <w:sz w:val="20"/>
+      </w:rPr>
+    </w:lvl>
+    <w:lvl w:ilvl="4" w:tentative="1">
+      <w:start w:val="1"/>
+      <w:numFmt w:val="bullet"/>
+      <w:lvlText w:val=""/>
+      <w:lvlJc w:val="left"/>
+      <w:pPr>
+        <w:tabs>
+          <w:tab w:val="num" w:pos="3600"/>
+        </w:tabs>
+        <w:ind w:left="3600" w:hanging="360"/>
+      </w:pPr>
+      <w:rPr>
+        <w:rFonts w:ascii="Wingdings" w:hAnsi="Wingdings" w:hint="default"/>
+        <w:sz w:val="20"/>
+      </w:rPr>
+    </w:lvl>
+    <w:lvl w:ilvl="5" w:tentative="1">
+      <w:start w:val="1"/>
+      <w:numFmt w:val="bullet"/>
+      <w:lvlText w:val=""/>
+      <w:lvlJc w:val="left"/>
+      <w:pPr>
+        <w:tabs>
+          <w:tab w:val="num" w:pos="4320"/>
+        </w:tabs>
+        <w:ind w:left="4320" w:hanging="360"/>
+      </w:pPr>
+      <w:rPr>
+        <w:rFonts w:ascii="Wingdings" w:hAnsi="Wingdings" w:hint="default"/>
+        <w:sz w:val="20"/>
+      </w:rPr>
+    </w:lvl>
+    <w:lvl w:ilvl="6" w:tentative="1">
+      <w:start w:val="1"/>
+      <w:numFmt w:val="bullet"/>
+      <w:lvlText w:val=""/>
+      <w:lvlJc w:val="left"/>
+      <w:pPr>
+        <w:tabs>
+          <w:tab w:val="num" w:pos="5040"/>
+        </w:tabs>
+        <w:ind w:left="5040" w:hanging="360"/>
+      </w:pPr>
+      <w:rPr>
+        <w:rFonts w:ascii="Wingdings" w:hAnsi="Wingdings" w:hint="default"/>
+        <w:sz w:val="20"/>
+      </w:rPr>
+    </w:lvl>
+    <w:lvl w:ilvl="7" w:tentative="1">
+      <w:start w:val="1"/>
+      <w:numFmt w:val="bullet"/>
+      <w:lvlText w:val=""/>
+      <w:lvlJc w:val="left"/>
+      <w:pPr>
+        <w:tabs>
+          <w:tab w:val="num" w:pos="5760"/>
+        </w:tabs>
+        <w:ind w:left="5760" w:hanging="360"/>
+      </w:pPr>
+      <w:rPr>
+        <w:rFonts w:ascii="Wingdings" w:hAnsi="Wingdings" w:hint="default"/>
+        <w:sz w:val="20"/>
+      </w:rPr>
+    </w:lvl>
+    <w:lvl w:ilvl="8" w:tentative="1">
+      <w:start w:val="1"/>
+      <w:numFmt w:val="bullet"/>
+      <w:lvlText w:val=""/>
+      <w:lvlJc w:val="left"/>
+      <w:pPr>
+        <w:tabs>
+          <w:tab w:val="num" w:pos="6480"/>
+        </w:tabs>
+        <w:ind w:left="6480" w:hanging="360"/>
+      </w:pPr>
+      <w:rPr>
+        <w:rFonts w:ascii="Wingdings" w:hAnsi="Wingdings" w:hint="default"/>
+        <w:sz w:val="20"/>
+      </w:rPr>
+    </w:lvl>
+  </w:abstractNum>
+  <w:abstractNum w:abstractNumId="1" w15:restartNumberingAfterBreak="0">
+    <w:nsid w:val="24835EA9"/>
+    <w:multiLevelType w:val="multilevel"/>
+    <w:tmpl w:val="739E10E2"/>
+    <w:lvl w:ilvl="0">
+      <w:start w:val="1"/>
+      <w:numFmt w:val="bullet"/>
+      <w:lvlText w:val=""/>
+      <w:lvlJc w:val="left"/>
+      <w:pPr>
+        <w:tabs>
+          <w:tab w:val="num" w:pos="720"/>
+        </w:tabs>
+        <w:ind w:left="720" w:hanging="360"/>
+      </w:pPr>
+      <w:rPr>
+        <w:rFonts w:ascii="Symbol" w:hAnsi="Symbol" w:hint="default"/>
+        <w:sz w:val="20"/>
+      </w:rPr>
+    </w:lvl>
+    <w:lvl w:ilvl="1" w:tentative="1">
+      <w:start w:val="1"/>
+      <w:numFmt w:val="bullet"/>
+      <w:lvlText w:val="o"/>
+      <w:lvlJc w:val="left"/>
+      <w:pPr>
+        <w:tabs>
+          <w:tab w:val="num" w:pos="1440"/>
+        </w:tabs>
+        <w:ind w:left="1440" w:hanging="360"/>
+      </w:pPr>
+      <w:rPr>
+        <w:rFonts w:ascii="Courier New" w:hAnsi="Courier New" w:hint="default"/>
+        <w:sz w:val="20"/>
+      </w:rPr>
+    </w:lvl>
+    <w:lvl w:ilvl="2" w:tentative="1">
+      <w:start w:val="1"/>
+      <w:numFmt w:val="bullet"/>
+      <w:lvlText w:val=""/>
+      <w:lvlJc w:val="left"/>
+      <w:pPr>
+        <w:tabs>
+          <w:tab w:val="num" w:pos="2160"/>
+        </w:tabs>
+        <w:ind w:left="2160" w:hanging="360"/>
+      </w:pPr>
+      <w:rPr>
+        <w:rFonts w:ascii="Wingdings" w:hAnsi="Wingdings" w:hint="default"/>
+        <w:sz w:val="20"/>
+      </w:rPr>
+    </w:lvl>
+    <w:lvl w:ilvl="3" w:tentative="1">
+      <w:start w:val="1"/>
+      <w:numFmt w:val="bullet"/>
+      <w:lvlText w:val=""/>
+      <w:lvlJc w:val="left"/>
+      <w:pPr>
+        <w:tabs>
+          <w:tab w:val="num" w:pos="2880"/>
+        </w:tabs>
+        <w:ind w:left="2880" w:hanging="360"/>
+      </w:pPr>
+      <w:rPr>
+        <w:rFonts w:ascii="Wingdings" w:hAnsi="Wingdings" w:hint="default"/>
+        <w:sz w:val="20"/>
+      </w:rPr>
+    </w:lvl>
+    <w:lvl w:ilvl="4" w:tentative="1">
+      <w:start w:val="1"/>
+      <w:numFmt w:val="bullet"/>
+      <w:lvlText w:val=""/>
+      <w:lvlJc w:val="left"/>
+      <w:pPr>
+        <w:tabs>
+          <w:tab w:val="num" w:pos="3600"/>
+        </w:tabs>
+        <w:ind w:left="3600" w:hanging="360"/>
+      </w:pPr>
+      <w:rPr>
+        <w:rFonts w:ascii="Wingdings" w:hAnsi="Wingdings" w:hint="default"/>
+        <w:sz w:val="20"/>
+      </w:rPr>
+    </w:lvl>
+    <w:lvl w:ilvl="5" w:tentative="1">
+      <w:start w:val="1"/>
+      <w:numFmt w:val="bullet"/>
+      <w:lvlText w:val=""/>
+      <w:lvlJc w:val="left"/>
+      <w:pPr>
+        <w:tabs>
+          <w:tab w:val="num" w:pos="4320"/>
+        </w:tabs>
+        <w:ind w:left="4320" w:hanging="360"/>
+      </w:pPr>
+      <w:rPr>
+        <w:rFonts w:ascii="Wingdings" w:hAnsi="Wingdings" w:hint="default"/>
+        <w:sz w:val="20"/>
+      </w:rPr>
+    </w:lvl>
+    <w:lvl w:ilvl="6" w:tentative="1">
+      <w:start w:val="1"/>
+      <w:numFmt w:val="bullet"/>
+      <w:lvlText w:val=""/>
+      <w:lvlJc w:val="left"/>
+      <w:pPr>
+        <w:tabs>
+          <w:tab w:val="num" w:pos="5040"/>
+        </w:tabs>
+        <w:ind w:left="5040" w:hanging="360"/>
+      </w:pPr>
+      <w:rPr>
+        <w:rFonts w:ascii="Wingdings" w:hAnsi="Wingdings" w:hint="default"/>
+        <w:sz w:val="20"/>
+      </w:rPr>
+    </w:lvl>
+    <w:lvl w:ilvl="7" w:tentative="1">
+      <w:start w:val="1"/>
+      <w:numFmt w:val="bullet"/>
+      <w:lvlText w:val=""/>
+      <w:lvlJc w:val="left"/>
+      <w:pPr>
+        <w:tabs>
+          <w:tab w:val="num" w:pos="5760"/>
+        </w:tabs>
+        <w:ind w:left="5760" w:hanging="360"/>
+      </w:pPr>
+      <w:rPr>
+        <w:rFonts w:ascii="Wingdings" w:hAnsi="Wingdings" w:hint="default"/>
+        <w:sz w:val="20"/>
+      </w:rPr>
+    </w:lvl>
+    <w:lvl w:ilvl="8" w:tentative="1">
+      <w:start w:val="1"/>
+      <w:numFmt w:val="bullet"/>
+      <w:lvlText w:val=""/>
+      <w:lvlJc w:val="left"/>
+      <w:pPr>
+        <w:tabs>
+          <w:tab w:val="num" w:pos="6480"/>
+        </w:tabs>
+        <w:ind w:left="6480" w:hanging="360"/>
+      </w:pPr>
+      <w:rPr>
+        <w:rFonts w:ascii="Wingdings" w:hAnsi="Wingdings" w:hint="default"/>
+        <w:sz w:val="20"/>
+      </w:rPr>
+    </w:lvl>
+  </w:abstractNum>
+  <w:abstractNum w:abstractNumId="2" w15:restartNumberingAfterBreak="0">
     <w:nsid w:val="2EEA0A40"/>
     <w:multiLevelType w:val="hybridMultilevel"/>
     <w:tmpl w:val="F8D822DC"/>
@@ -1668,11 +6214,777 @@
       </w:pPr>
     </w:lvl>
   </w:abstractNum>
+  <w:abstractNum w:abstractNumId="3" w15:restartNumberingAfterBreak="0">
+    <w:nsid w:val="36273C5F"/>
+    <w:multiLevelType w:val="multilevel"/>
+    <w:tmpl w:val="87509270"/>
+    <w:lvl w:ilvl="0">
+      <w:start w:val="1"/>
+      <w:numFmt w:val="bullet"/>
+      <w:lvlText w:val=""/>
+      <w:lvlJc w:val="left"/>
+      <w:pPr>
+        <w:tabs>
+          <w:tab w:val="num" w:pos="720"/>
+        </w:tabs>
+        <w:ind w:left="720" w:hanging="360"/>
+      </w:pPr>
+      <w:rPr>
+        <w:rFonts w:ascii="Symbol" w:hAnsi="Symbol" w:hint="default"/>
+        <w:sz w:val="20"/>
+      </w:rPr>
+    </w:lvl>
+    <w:lvl w:ilvl="1" w:tentative="1">
+      <w:start w:val="1"/>
+      <w:numFmt w:val="bullet"/>
+      <w:lvlText w:val="o"/>
+      <w:lvlJc w:val="left"/>
+      <w:pPr>
+        <w:tabs>
+          <w:tab w:val="num" w:pos="1440"/>
+        </w:tabs>
+        <w:ind w:left="1440" w:hanging="360"/>
+      </w:pPr>
+      <w:rPr>
+        <w:rFonts w:ascii="Courier New" w:hAnsi="Courier New" w:hint="default"/>
+        <w:sz w:val="20"/>
+      </w:rPr>
+    </w:lvl>
+    <w:lvl w:ilvl="2" w:tentative="1">
+      <w:start w:val="1"/>
+      <w:numFmt w:val="bullet"/>
+      <w:lvlText w:val=""/>
+      <w:lvlJc w:val="left"/>
+      <w:pPr>
+        <w:tabs>
+          <w:tab w:val="num" w:pos="2160"/>
+        </w:tabs>
+        <w:ind w:left="2160" w:hanging="360"/>
+      </w:pPr>
+      <w:rPr>
+        <w:rFonts w:ascii="Wingdings" w:hAnsi="Wingdings" w:hint="default"/>
+        <w:sz w:val="20"/>
+      </w:rPr>
+    </w:lvl>
+    <w:lvl w:ilvl="3" w:tentative="1">
+      <w:start w:val="1"/>
+      <w:numFmt w:val="bullet"/>
+      <w:lvlText w:val=""/>
+      <w:lvlJc w:val="left"/>
+      <w:pPr>
+        <w:tabs>
+          <w:tab w:val="num" w:pos="2880"/>
+        </w:tabs>
+        <w:ind w:left="2880" w:hanging="360"/>
+      </w:pPr>
+      <w:rPr>
+        <w:rFonts w:ascii="Wingdings" w:hAnsi="Wingdings" w:hint="default"/>
+        <w:sz w:val="20"/>
+      </w:rPr>
+    </w:lvl>
+    <w:lvl w:ilvl="4" w:tentative="1">
+      <w:start w:val="1"/>
+      <w:numFmt w:val="bullet"/>
+      <w:lvlText w:val=""/>
+      <w:lvlJc w:val="left"/>
+      <w:pPr>
+        <w:tabs>
+          <w:tab w:val="num" w:pos="3600"/>
+        </w:tabs>
+        <w:ind w:left="3600" w:hanging="360"/>
+      </w:pPr>
+      <w:rPr>
+        <w:rFonts w:ascii="Wingdings" w:hAnsi="Wingdings" w:hint="default"/>
+        <w:sz w:val="20"/>
+      </w:rPr>
+    </w:lvl>
+    <w:lvl w:ilvl="5" w:tentative="1">
+      <w:start w:val="1"/>
+      <w:numFmt w:val="bullet"/>
+      <w:lvlText w:val=""/>
+      <w:lvlJc w:val="left"/>
+      <w:pPr>
+        <w:tabs>
+          <w:tab w:val="num" w:pos="4320"/>
+        </w:tabs>
+        <w:ind w:left="4320" w:hanging="360"/>
+      </w:pPr>
+      <w:rPr>
+        <w:rFonts w:ascii="Wingdings" w:hAnsi="Wingdings" w:hint="default"/>
+        <w:sz w:val="20"/>
+      </w:rPr>
+    </w:lvl>
+    <w:lvl w:ilvl="6" w:tentative="1">
+      <w:start w:val="1"/>
+      <w:numFmt w:val="bullet"/>
+      <w:lvlText w:val=""/>
+      <w:lvlJc w:val="left"/>
+      <w:pPr>
+        <w:tabs>
+          <w:tab w:val="num" w:pos="5040"/>
+        </w:tabs>
+        <w:ind w:left="5040" w:hanging="360"/>
+      </w:pPr>
+      <w:rPr>
+        <w:rFonts w:ascii="Wingdings" w:hAnsi="Wingdings" w:hint="default"/>
+        <w:sz w:val="20"/>
+      </w:rPr>
+    </w:lvl>
+    <w:lvl w:ilvl="7" w:tentative="1">
+      <w:start w:val="1"/>
+      <w:numFmt w:val="bullet"/>
+      <w:lvlText w:val=""/>
+      <w:lvlJc w:val="left"/>
+      <w:pPr>
+        <w:tabs>
+          <w:tab w:val="num" w:pos="5760"/>
+        </w:tabs>
+        <w:ind w:left="5760" w:hanging="360"/>
+      </w:pPr>
+      <w:rPr>
+        <w:rFonts w:ascii="Wingdings" w:hAnsi="Wingdings" w:hint="default"/>
+        <w:sz w:val="20"/>
+      </w:rPr>
+    </w:lvl>
+    <w:lvl w:ilvl="8" w:tentative="1">
+      <w:start w:val="1"/>
+      <w:numFmt w:val="bullet"/>
+      <w:lvlText w:val=""/>
+      <w:lvlJc w:val="left"/>
+      <w:pPr>
+        <w:tabs>
+          <w:tab w:val="num" w:pos="6480"/>
+        </w:tabs>
+        <w:ind w:left="6480" w:hanging="360"/>
+      </w:pPr>
+      <w:rPr>
+        <w:rFonts w:ascii="Wingdings" w:hAnsi="Wingdings" w:hint="default"/>
+        <w:sz w:val="20"/>
+      </w:rPr>
+    </w:lvl>
+  </w:abstractNum>
+  <w:abstractNum w:abstractNumId="4" w15:restartNumberingAfterBreak="0">
+    <w:nsid w:val="656A6A15"/>
+    <w:multiLevelType w:val="multilevel"/>
+    <w:tmpl w:val="CEDE934E"/>
+    <w:lvl w:ilvl="0">
+      <w:start w:val="1"/>
+      <w:numFmt w:val="bullet"/>
+      <w:lvlText w:val=""/>
+      <w:lvlJc w:val="left"/>
+      <w:pPr>
+        <w:tabs>
+          <w:tab w:val="num" w:pos="720"/>
+        </w:tabs>
+        <w:ind w:left="720" w:hanging="360"/>
+      </w:pPr>
+      <w:rPr>
+        <w:rFonts w:ascii="Symbol" w:hAnsi="Symbol" w:hint="default"/>
+        <w:sz w:val="20"/>
+      </w:rPr>
+    </w:lvl>
+    <w:lvl w:ilvl="1" w:tentative="1">
+      <w:start w:val="1"/>
+      <w:numFmt w:val="bullet"/>
+      <w:lvlText w:val="o"/>
+      <w:lvlJc w:val="left"/>
+      <w:pPr>
+        <w:tabs>
+          <w:tab w:val="num" w:pos="1440"/>
+        </w:tabs>
+        <w:ind w:left="1440" w:hanging="360"/>
+      </w:pPr>
+      <w:rPr>
+        <w:rFonts w:ascii="Courier New" w:hAnsi="Courier New" w:hint="default"/>
+        <w:sz w:val="20"/>
+      </w:rPr>
+    </w:lvl>
+    <w:lvl w:ilvl="2" w:tentative="1">
+      <w:start w:val="1"/>
+      <w:numFmt w:val="bullet"/>
+      <w:lvlText w:val=""/>
+      <w:lvlJc w:val="left"/>
+      <w:pPr>
+        <w:tabs>
+          <w:tab w:val="num" w:pos="2160"/>
+        </w:tabs>
+        <w:ind w:left="2160" w:hanging="360"/>
+      </w:pPr>
+      <w:rPr>
+        <w:rFonts w:ascii="Wingdings" w:hAnsi="Wingdings" w:hint="default"/>
+        <w:sz w:val="20"/>
+      </w:rPr>
+    </w:lvl>
+    <w:lvl w:ilvl="3" w:tentative="1">
+      <w:start w:val="1"/>
+      <w:numFmt w:val="bullet"/>
+      <w:lvlText w:val=""/>
+      <w:lvlJc w:val="left"/>
+      <w:pPr>
+        <w:tabs>
+          <w:tab w:val="num" w:pos="2880"/>
+        </w:tabs>
+        <w:ind w:left="2880" w:hanging="360"/>
+      </w:pPr>
+      <w:rPr>
+        <w:rFonts w:ascii="Wingdings" w:hAnsi="Wingdings" w:hint="default"/>
+        <w:sz w:val="20"/>
+      </w:rPr>
+    </w:lvl>
+    <w:lvl w:ilvl="4" w:tentative="1">
+      <w:start w:val="1"/>
+      <w:numFmt w:val="bullet"/>
+      <w:lvlText w:val=""/>
+      <w:lvlJc w:val="left"/>
+      <w:pPr>
+        <w:tabs>
+          <w:tab w:val="num" w:pos="3600"/>
+        </w:tabs>
+        <w:ind w:left="3600" w:hanging="360"/>
+      </w:pPr>
+      <w:rPr>
+        <w:rFonts w:ascii="Wingdings" w:hAnsi="Wingdings" w:hint="default"/>
+        <w:sz w:val="20"/>
+      </w:rPr>
+    </w:lvl>
+    <w:lvl w:ilvl="5" w:tentative="1">
+      <w:start w:val="1"/>
+      <w:numFmt w:val="bullet"/>
+      <w:lvlText w:val=""/>
+      <w:lvlJc w:val="left"/>
+      <w:pPr>
+        <w:tabs>
+          <w:tab w:val="num" w:pos="4320"/>
+        </w:tabs>
+        <w:ind w:left="4320" w:hanging="360"/>
+      </w:pPr>
+      <w:rPr>
+        <w:rFonts w:ascii="Wingdings" w:hAnsi="Wingdings" w:hint="default"/>
+        <w:sz w:val="20"/>
+      </w:rPr>
+    </w:lvl>
+    <w:lvl w:ilvl="6" w:tentative="1">
+      <w:start w:val="1"/>
+      <w:numFmt w:val="bullet"/>
+      <w:lvlText w:val=""/>
+      <w:lvlJc w:val="left"/>
+      <w:pPr>
+        <w:tabs>
+          <w:tab w:val="num" w:pos="5040"/>
+        </w:tabs>
+        <w:ind w:left="5040" w:hanging="360"/>
+      </w:pPr>
+      <w:rPr>
+        <w:rFonts w:ascii="Wingdings" w:hAnsi="Wingdings" w:hint="default"/>
+        <w:sz w:val="20"/>
+      </w:rPr>
+    </w:lvl>
+    <w:lvl w:ilvl="7" w:tentative="1">
+      <w:start w:val="1"/>
+      <w:numFmt w:val="bullet"/>
+      <w:lvlText w:val=""/>
+      <w:lvlJc w:val="left"/>
+      <w:pPr>
+        <w:tabs>
+          <w:tab w:val="num" w:pos="5760"/>
+        </w:tabs>
+        <w:ind w:left="5760" w:hanging="360"/>
+      </w:pPr>
+      <w:rPr>
+        <w:rFonts w:ascii="Wingdings" w:hAnsi="Wingdings" w:hint="default"/>
+        <w:sz w:val="20"/>
+      </w:rPr>
+    </w:lvl>
+    <w:lvl w:ilvl="8" w:tentative="1">
+      <w:start w:val="1"/>
+      <w:numFmt w:val="bullet"/>
+      <w:lvlText w:val=""/>
+      <w:lvlJc w:val="left"/>
+      <w:pPr>
+        <w:tabs>
+          <w:tab w:val="num" w:pos="6480"/>
+        </w:tabs>
+        <w:ind w:left="6480" w:hanging="360"/>
+      </w:pPr>
+      <w:rPr>
+        <w:rFonts w:ascii="Wingdings" w:hAnsi="Wingdings" w:hint="default"/>
+        <w:sz w:val="20"/>
+      </w:rPr>
+    </w:lvl>
+  </w:abstractNum>
+  <w:abstractNum w:abstractNumId="5" w15:restartNumberingAfterBreak="0">
+    <w:nsid w:val="67ED2DD1"/>
+    <w:multiLevelType w:val="multilevel"/>
+    <w:tmpl w:val="BB98541A"/>
+    <w:lvl w:ilvl="0">
+      <w:start w:val="1"/>
+      <w:numFmt w:val="bullet"/>
+      <w:lvlText w:val=""/>
+      <w:lvlJc w:val="left"/>
+      <w:pPr>
+        <w:tabs>
+          <w:tab w:val="num" w:pos="720"/>
+        </w:tabs>
+        <w:ind w:left="720" w:hanging="360"/>
+      </w:pPr>
+      <w:rPr>
+        <w:rFonts w:ascii="Symbol" w:hAnsi="Symbol" w:hint="default"/>
+        <w:sz w:val="20"/>
+      </w:rPr>
+    </w:lvl>
+    <w:lvl w:ilvl="1" w:tentative="1">
+      <w:start w:val="1"/>
+      <w:numFmt w:val="bullet"/>
+      <w:lvlText w:val="o"/>
+      <w:lvlJc w:val="left"/>
+      <w:pPr>
+        <w:tabs>
+          <w:tab w:val="num" w:pos="1440"/>
+        </w:tabs>
+        <w:ind w:left="1440" w:hanging="360"/>
+      </w:pPr>
+      <w:rPr>
+        <w:rFonts w:ascii="Courier New" w:hAnsi="Courier New" w:hint="default"/>
+        <w:sz w:val="20"/>
+      </w:rPr>
+    </w:lvl>
+    <w:lvl w:ilvl="2" w:tentative="1">
+      <w:start w:val="1"/>
+      <w:numFmt w:val="bullet"/>
+      <w:lvlText w:val=""/>
+      <w:lvlJc w:val="left"/>
+      <w:pPr>
+        <w:tabs>
+          <w:tab w:val="num" w:pos="2160"/>
+        </w:tabs>
+        <w:ind w:left="2160" w:hanging="360"/>
+      </w:pPr>
+      <w:rPr>
+        <w:rFonts w:ascii="Wingdings" w:hAnsi="Wingdings" w:hint="default"/>
+        <w:sz w:val="20"/>
+      </w:rPr>
+    </w:lvl>
+    <w:lvl w:ilvl="3" w:tentative="1">
+      <w:start w:val="1"/>
+      <w:numFmt w:val="bullet"/>
+      <w:lvlText w:val=""/>
+      <w:lvlJc w:val="left"/>
+      <w:pPr>
+        <w:tabs>
+          <w:tab w:val="num" w:pos="2880"/>
+        </w:tabs>
+        <w:ind w:left="2880" w:hanging="360"/>
+      </w:pPr>
+      <w:rPr>
+        <w:rFonts w:ascii="Wingdings" w:hAnsi="Wingdings" w:hint="default"/>
+        <w:sz w:val="20"/>
+      </w:rPr>
+    </w:lvl>
+    <w:lvl w:ilvl="4" w:tentative="1">
+      <w:start w:val="1"/>
+      <w:numFmt w:val="bullet"/>
+      <w:lvlText w:val=""/>
+      <w:lvlJc w:val="left"/>
+      <w:pPr>
+        <w:tabs>
+          <w:tab w:val="num" w:pos="3600"/>
+        </w:tabs>
+        <w:ind w:left="3600" w:hanging="360"/>
+      </w:pPr>
+      <w:rPr>
+        <w:rFonts w:ascii="Wingdings" w:hAnsi="Wingdings" w:hint="default"/>
+        <w:sz w:val="20"/>
+      </w:rPr>
+    </w:lvl>
+    <w:lvl w:ilvl="5" w:tentative="1">
+      <w:start w:val="1"/>
+      <w:numFmt w:val="bullet"/>
+      <w:lvlText w:val=""/>
+      <w:lvlJc w:val="left"/>
+      <w:pPr>
+        <w:tabs>
+          <w:tab w:val="num" w:pos="4320"/>
+        </w:tabs>
+        <w:ind w:left="4320" w:hanging="360"/>
+      </w:pPr>
+      <w:rPr>
+        <w:rFonts w:ascii="Wingdings" w:hAnsi="Wingdings" w:hint="default"/>
+        <w:sz w:val="20"/>
+      </w:rPr>
+    </w:lvl>
+    <w:lvl w:ilvl="6" w:tentative="1">
+      <w:start w:val="1"/>
+      <w:numFmt w:val="bullet"/>
+      <w:lvlText w:val=""/>
+      <w:lvlJc w:val="left"/>
+      <w:pPr>
+        <w:tabs>
+          <w:tab w:val="num" w:pos="5040"/>
+        </w:tabs>
+        <w:ind w:left="5040" w:hanging="360"/>
+      </w:pPr>
+      <w:rPr>
+        <w:rFonts w:ascii="Wingdings" w:hAnsi="Wingdings" w:hint="default"/>
+        <w:sz w:val="20"/>
+      </w:rPr>
+    </w:lvl>
+    <w:lvl w:ilvl="7" w:tentative="1">
+      <w:start w:val="1"/>
+      <w:numFmt w:val="bullet"/>
+      <w:lvlText w:val=""/>
+      <w:lvlJc w:val="left"/>
+      <w:pPr>
+        <w:tabs>
+          <w:tab w:val="num" w:pos="5760"/>
+        </w:tabs>
+        <w:ind w:left="5760" w:hanging="360"/>
+      </w:pPr>
+      <w:rPr>
+        <w:rFonts w:ascii="Wingdings" w:hAnsi="Wingdings" w:hint="default"/>
+        <w:sz w:val="20"/>
+      </w:rPr>
+    </w:lvl>
+    <w:lvl w:ilvl="8" w:tentative="1">
+      <w:start w:val="1"/>
+      <w:numFmt w:val="bullet"/>
+      <w:lvlText w:val=""/>
+      <w:lvlJc w:val="left"/>
+      <w:pPr>
+        <w:tabs>
+          <w:tab w:val="num" w:pos="6480"/>
+        </w:tabs>
+        <w:ind w:left="6480" w:hanging="360"/>
+      </w:pPr>
+      <w:rPr>
+        <w:rFonts w:ascii="Wingdings" w:hAnsi="Wingdings" w:hint="default"/>
+        <w:sz w:val="20"/>
+      </w:rPr>
+    </w:lvl>
+  </w:abstractNum>
+  <w:abstractNum w:abstractNumId="6" w15:restartNumberingAfterBreak="0">
+    <w:nsid w:val="68066B4D"/>
+    <w:multiLevelType w:val="multilevel"/>
+    <w:tmpl w:val="67ACA74C"/>
+    <w:lvl w:ilvl="0">
+      <w:start w:val="1"/>
+      <w:numFmt w:val="bullet"/>
+      <w:lvlText w:val=""/>
+      <w:lvlJc w:val="left"/>
+      <w:pPr>
+        <w:tabs>
+          <w:tab w:val="num" w:pos="720"/>
+        </w:tabs>
+        <w:ind w:left="720" w:hanging="360"/>
+      </w:pPr>
+      <w:rPr>
+        <w:rFonts w:ascii="Symbol" w:hAnsi="Symbol" w:hint="default"/>
+        <w:sz w:val="20"/>
+      </w:rPr>
+    </w:lvl>
+    <w:lvl w:ilvl="1" w:tentative="1">
+      <w:start w:val="1"/>
+      <w:numFmt w:val="bullet"/>
+      <w:lvlText w:val="o"/>
+      <w:lvlJc w:val="left"/>
+      <w:pPr>
+        <w:tabs>
+          <w:tab w:val="num" w:pos="1440"/>
+        </w:tabs>
+        <w:ind w:left="1440" w:hanging="360"/>
+      </w:pPr>
+      <w:rPr>
+        <w:rFonts w:ascii="Courier New" w:hAnsi="Courier New" w:hint="default"/>
+        <w:sz w:val="20"/>
+      </w:rPr>
+    </w:lvl>
+    <w:lvl w:ilvl="2" w:tentative="1">
+      <w:start w:val="1"/>
+      <w:numFmt w:val="bullet"/>
+      <w:lvlText w:val=""/>
+      <w:lvlJc w:val="left"/>
+      <w:pPr>
+        <w:tabs>
+          <w:tab w:val="num" w:pos="2160"/>
+        </w:tabs>
+        <w:ind w:left="2160" w:hanging="360"/>
+      </w:pPr>
+      <w:rPr>
+        <w:rFonts w:ascii="Wingdings" w:hAnsi="Wingdings" w:hint="default"/>
+        <w:sz w:val="20"/>
+      </w:rPr>
+    </w:lvl>
+    <w:lvl w:ilvl="3" w:tentative="1">
+      <w:start w:val="1"/>
+      <w:numFmt w:val="bullet"/>
+      <w:lvlText w:val=""/>
+      <w:lvlJc w:val="left"/>
+      <w:pPr>
+        <w:tabs>
+          <w:tab w:val="num" w:pos="2880"/>
+        </w:tabs>
+        <w:ind w:left="2880" w:hanging="360"/>
+      </w:pPr>
+      <w:rPr>
+        <w:rFonts w:ascii="Wingdings" w:hAnsi="Wingdings" w:hint="default"/>
+        <w:sz w:val="20"/>
+      </w:rPr>
+    </w:lvl>
+    <w:lvl w:ilvl="4" w:tentative="1">
+      <w:start w:val="1"/>
+      <w:numFmt w:val="bullet"/>
+      <w:lvlText w:val=""/>
+      <w:lvlJc w:val="left"/>
+      <w:pPr>
+        <w:tabs>
+          <w:tab w:val="num" w:pos="3600"/>
+        </w:tabs>
+        <w:ind w:left="3600" w:hanging="360"/>
+      </w:pPr>
+      <w:rPr>
+        <w:rFonts w:ascii="Wingdings" w:hAnsi="Wingdings" w:hint="default"/>
+        <w:sz w:val="20"/>
+      </w:rPr>
+    </w:lvl>
+    <w:lvl w:ilvl="5" w:tentative="1">
+      <w:start w:val="1"/>
+      <w:numFmt w:val="bullet"/>
+      <w:lvlText w:val=""/>
+      <w:lvlJc w:val="left"/>
+      <w:pPr>
+        <w:tabs>
+          <w:tab w:val="num" w:pos="4320"/>
+        </w:tabs>
+        <w:ind w:left="4320" w:hanging="360"/>
+      </w:pPr>
+      <w:rPr>
+        <w:rFonts w:ascii="Wingdings" w:hAnsi="Wingdings" w:hint="default"/>
+        <w:sz w:val="20"/>
+      </w:rPr>
+    </w:lvl>
+    <w:lvl w:ilvl="6" w:tentative="1">
+      <w:start w:val="1"/>
+      <w:numFmt w:val="bullet"/>
+      <w:lvlText w:val=""/>
+      <w:lvlJc w:val="left"/>
+      <w:pPr>
+        <w:tabs>
+          <w:tab w:val="num" w:pos="5040"/>
+        </w:tabs>
+        <w:ind w:left="5040" w:hanging="360"/>
+      </w:pPr>
+      <w:rPr>
+        <w:rFonts w:ascii="Wingdings" w:hAnsi="Wingdings" w:hint="default"/>
+        <w:sz w:val="20"/>
+      </w:rPr>
+    </w:lvl>
+    <w:lvl w:ilvl="7" w:tentative="1">
+      <w:start w:val="1"/>
+      <w:numFmt w:val="bullet"/>
+      <w:lvlText w:val=""/>
+      <w:lvlJc w:val="left"/>
+      <w:pPr>
+        <w:tabs>
+          <w:tab w:val="num" w:pos="5760"/>
+        </w:tabs>
+        <w:ind w:left="5760" w:hanging="360"/>
+      </w:pPr>
+      <w:rPr>
+        <w:rFonts w:ascii="Wingdings" w:hAnsi="Wingdings" w:hint="default"/>
+        <w:sz w:val="20"/>
+      </w:rPr>
+    </w:lvl>
+    <w:lvl w:ilvl="8" w:tentative="1">
+      <w:start w:val="1"/>
+      <w:numFmt w:val="bullet"/>
+      <w:lvlText w:val=""/>
+      <w:lvlJc w:val="left"/>
+      <w:pPr>
+        <w:tabs>
+          <w:tab w:val="num" w:pos="6480"/>
+        </w:tabs>
+        <w:ind w:left="6480" w:hanging="360"/>
+      </w:pPr>
+      <w:rPr>
+        <w:rFonts w:ascii="Wingdings" w:hAnsi="Wingdings" w:hint="default"/>
+        <w:sz w:val="20"/>
+      </w:rPr>
+    </w:lvl>
+  </w:abstractNum>
+  <w:abstractNum w:abstractNumId="7" w15:restartNumberingAfterBreak="0">
+    <w:nsid w:val="6FFA18B1"/>
+    <w:multiLevelType w:val="multilevel"/>
+    <w:tmpl w:val="D99E434A"/>
+    <w:lvl w:ilvl="0">
+      <w:start w:val="1"/>
+      <w:numFmt w:val="bullet"/>
+      <w:lvlText w:val=""/>
+      <w:lvlJc w:val="left"/>
+      <w:pPr>
+        <w:tabs>
+          <w:tab w:val="num" w:pos="720"/>
+        </w:tabs>
+        <w:ind w:left="720" w:hanging="360"/>
+      </w:pPr>
+      <w:rPr>
+        <w:rFonts w:ascii="Symbol" w:hAnsi="Symbol" w:hint="default"/>
+        <w:sz w:val="20"/>
+      </w:rPr>
+    </w:lvl>
+    <w:lvl w:ilvl="1" w:tentative="1">
+      <w:start w:val="1"/>
+      <w:numFmt w:val="bullet"/>
+      <w:lvlText w:val="o"/>
+      <w:lvlJc w:val="left"/>
+      <w:pPr>
+        <w:tabs>
+          <w:tab w:val="num" w:pos="1440"/>
+        </w:tabs>
+        <w:ind w:left="1440" w:hanging="360"/>
+      </w:pPr>
+      <w:rPr>
+        <w:rFonts w:ascii="Courier New" w:hAnsi="Courier New" w:hint="default"/>
+        <w:sz w:val="20"/>
+      </w:rPr>
+    </w:lvl>
+    <w:lvl w:ilvl="2" w:tentative="1">
+      <w:start w:val="1"/>
+      <w:numFmt w:val="bullet"/>
+      <w:lvlText w:val=""/>
+      <w:lvlJc w:val="left"/>
+      <w:pPr>
+        <w:tabs>
+          <w:tab w:val="num" w:pos="2160"/>
+        </w:tabs>
+        <w:ind w:left="2160" w:hanging="360"/>
+      </w:pPr>
+      <w:rPr>
+        <w:rFonts w:ascii="Wingdings" w:hAnsi="Wingdings" w:hint="default"/>
+        <w:sz w:val="20"/>
+      </w:rPr>
+    </w:lvl>
+    <w:lvl w:ilvl="3" w:tentative="1">
+      <w:start w:val="1"/>
+      <w:numFmt w:val="bullet"/>
+      <w:lvlText w:val=""/>
+      <w:lvlJc w:val="left"/>
+      <w:pPr>
+        <w:tabs>
+          <w:tab w:val="num" w:pos="2880"/>
+        </w:tabs>
+        <w:ind w:left="2880" w:hanging="360"/>
+      </w:pPr>
+      <w:rPr>
+        <w:rFonts w:ascii="Wingdings" w:hAnsi="Wingdings" w:hint="default"/>
+        <w:sz w:val="20"/>
+      </w:rPr>
+    </w:lvl>
+    <w:lvl w:ilvl="4" w:tentative="1">
+      <w:start w:val="1"/>
+      <w:numFmt w:val="bullet"/>
+      <w:lvlText w:val=""/>
+      <w:lvlJc w:val="left"/>
+      <w:pPr>
+        <w:tabs>
+          <w:tab w:val="num" w:pos="3600"/>
+        </w:tabs>
+        <w:ind w:left="3600" w:hanging="360"/>
+      </w:pPr>
+      <w:rPr>
+        <w:rFonts w:ascii="Wingdings" w:hAnsi="Wingdings" w:hint="default"/>
+        <w:sz w:val="20"/>
+      </w:rPr>
+    </w:lvl>
+    <w:lvl w:ilvl="5" w:tentative="1">
+      <w:start w:val="1"/>
+      <w:numFmt w:val="bullet"/>
+      <w:lvlText w:val=""/>
+      <w:lvlJc w:val="left"/>
+      <w:pPr>
+        <w:tabs>
+          <w:tab w:val="num" w:pos="4320"/>
+        </w:tabs>
+        <w:ind w:left="4320" w:hanging="360"/>
+      </w:pPr>
+      <w:rPr>
+        <w:rFonts w:ascii="Wingdings" w:hAnsi="Wingdings" w:hint="default"/>
+        <w:sz w:val="20"/>
+      </w:rPr>
+    </w:lvl>
+    <w:lvl w:ilvl="6" w:tentative="1">
+      <w:start w:val="1"/>
+      <w:numFmt w:val="bullet"/>
+      <w:lvlText w:val=""/>
+      <w:lvlJc w:val="left"/>
+      <w:pPr>
+        <w:tabs>
+          <w:tab w:val="num" w:pos="5040"/>
+        </w:tabs>
+        <w:ind w:left="5040" w:hanging="360"/>
+      </w:pPr>
+      <w:rPr>
+        <w:rFonts w:ascii="Wingdings" w:hAnsi="Wingdings" w:hint="default"/>
+        <w:sz w:val="20"/>
+      </w:rPr>
+    </w:lvl>
+    <w:lvl w:ilvl="7" w:tentative="1">
+      <w:start w:val="1"/>
+      <w:numFmt w:val="bullet"/>
+      <w:lvlText w:val=""/>
+      <w:lvlJc w:val="left"/>
+      <w:pPr>
+        <w:tabs>
+          <w:tab w:val="num" w:pos="5760"/>
+        </w:tabs>
+        <w:ind w:left="5760" w:hanging="360"/>
+      </w:pPr>
+      <w:rPr>
+        <w:rFonts w:ascii="Wingdings" w:hAnsi="Wingdings" w:hint="default"/>
+        <w:sz w:val="20"/>
+      </w:rPr>
+    </w:lvl>
+    <w:lvl w:ilvl="8" w:tentative="1">
+      <w:start w:val="1"/>
+      <w:numFmt w:val="bullet"/>
+      <w:lvlText w:val=""/>
+      <w:lvlJc w:val="left"/>
+      <w:pPr>
+        <w:tabs>
+          <w:tab w:val="num" w:pos="6480"/>
+        </w:tabs>
+        <w:ind w:left="6480" w:hanging="360"/>
+      </w:pPr>
+      <w:rPr>
+        <w:rFonts w:ascii="Wingdings" w:hAnsi="Wingdings" w:hint="default"/>
+        <w:sz w:val="20"/>
+      </w:rPr>
+    </w:lvl>
+  </w:abstractNum>
   <w:num w:numId="1">
-    <w:abstractNumId w:val="0"/>
+    <w:abstractNumId w:val="2"/>
     <w:lvlOverride w:ilvl="0">
       <w:startOverride w:val="1"/>
     </w:lvlOverride>
+  </w:num>
+  <w:num w:numId="2">
+    <w:abstractNumId w:val="3"/>
+  </w:num>
+  <w:num w:numId="3">
+    <w:abstractNumId w:val="0"/>
+  </w:num>
+  <w:num w:numId="4">
+    <w:abstractNumId w:val="1"/>
+  </w:num>
+  <w:num w:numId="5">
+    <w:abstractNumId w:val="6"/>
+  </w:num>
+  <w:num w:numId="6">
+    <w:abstractNumId w:val="7"/>
+  </w:num>
+  <w:num w:numId="7">
+    <w:abstractNumId w:val="5"/>
+  </w:num>
+  <w:num w:numId="8">
+    <w:abstractNumId w:val="4"/>
   </w:num>
 </w:numbering>
 </file>
@@ -2276,6 +7588,29 @@
       <w:szCs w:val="24"/>
     </w:rPr>
   </w:style>
+  <w:style w:type="paragraph" w:customStyle="1" w:styleId="font-claude-response-body">
+    <w:name w:val="font-claude-response-body"/>
+    <w:basedOn w:val="Normal"/>
+    <w:rsid w:val="009B6647"/>
+    <w:pPr>
+      <w:spacing w:before="100" w:beforeAutospacing="1" w:after="100" w:afterAutospacing="1"/>
+    </w:pPr>
+    <w:rPr>
+      <w:sz w:val="24"/>
+      <w:szCs w:val="24"/>
+    </w:rPr>
+  </w:style>
+  <w:style w:type="character" w:styleId="Strong">
+    <w:name w:val="Strong"/>
+    <w:basedOn w:val="DefaultParagraphFont"/>
+    <w:uiPriority w:val="22"/>
+    <w:qFormat/>
+    <w:rsid w:val="009B6647"/>
+    <w:rPr>
+      <w:b/>
+      <w:bCs/>
+    </w:rPr>
+  </w:style>
 </w:styles>
 </file>
 
@@ -2572,4 +7907,16 @@
     </a:ext>
   </a:extLst>
 </a:theme>
+</file>
+
+<file path=customXml/item1.xml><?xml version="1.0" encoding="utf-8"?>
+<b:Sources xmlns:b="http://schemas.openxmlformats.org/officeDocument/2006/bibliography" xmlns="http://schemas.openxmlformats.org/officeDocument/2006/bibliography" SelectedStyle="\APASixthEditionOfficeOnline.xsl" StyleName="APA" Version="6"/>
+</file>
+
+<file path=customXml/itemProps1.xml><?xml version="1.0" encoding="utf-8"?>
+<ds:datastoreItem xmlns:ds="http://schemas.openxmlformats.org/officeDocument/2006/customXml" ds:itemID="{9AE84DBD-A677-4D38-96CF-9592F248606A}">
+  <ds:schemaRefs>
+    <ds:schemaRef ds:uri="http://schemas.openxmlformats.org/officeDocument/2006/bibliography"/>
+  </ds:schemaRefs>
+</ds:datastoreItem>
 </file>
--- a/docs/baocao/baocao.docx
+++ b/docs/baocao/baocao.docx
@@ -15202,11 +15202,599 @@
         </w:rPr>
         <w:t xml:space="preserve">  </w:t>
       </w:r>
+      <w:r>
+        <w:rPr>
+          <w:sz w:val="26"/>
+          <w:szCs w:val="26"/>
+        </w:rPr>
+        <w:t xml:space="preserve"> </w:t>
+      </w:r>
+    </w:p>
+    <w:p>
+      <w:pPr>
+        <w:rPr>
+          <w:b/>
+          <w:bCs/>
+          <w:sz w:val="26"/>
+          <w:szCs w:val="26"/>
+        </w:rPr>
+      </w:pPr>
+      <w:r>
+        <w:rPr>
+          <w:b/>
+          <w:bCs/>
+          <w:sz w:val="26"/>
+          <w:szCs w:val="26"/>
+        </w:rPr>
+        <w:t>UC-01: Đăng nhập</w:t>
+      </w:r>
+    </w:p>
+    <w:p>
+      <w:pPr>
+        <w:jc w:val="center"/>
+        <w:rPr>
+          <w:b/>
+          <w:bCs/>
+          <w:sz w:val="26"/>
+          <w:szCs w:val="26"/>
+        </w:rPr>
+      </w:pPr>
+      <w:r>
+        <w:rPr>
+          <w:noProof/>
+        </w:rPr>
+        <w:lastRenderedPageBreak/>
+        <w:drawing>
+          <wp:inline distT="0" distB="0" distL="0" distR="0" wp14:anchorId="1553AD76" wp14:editId="48A02F5F">
+            <wp:extent cx="5158501" cy="5458265"/>
+            <wp:effectExtent l="0" t="0" r="4445" b="9525"/>
+            <wp:docPr id="10" name="Picture 10"/>
+            <wp:cNvGraphicFramePr>
+              <a:graphicFrameLocks xmlns:a="http://schemas.openxmlformats.org/drawingml/2006/main" noChangeAspect="1"/>
+            </wp:cNvGraphicFramePr>
+            <a:graphic xmlns:a="http://schemas.openxmlformats.org/drawingml/2006/main">
+              <a:graphicData uri="http://schemas.openxmlformats.org/drawingml/2006/picture">
+                <pic:pic xmlns:pic="http://schemas.openxmlformats.org/drawingml/2006/picture">
+                  <pic:nvPicPr>
+                    <pic:cNvPr id="0" name="Picture 1"/>
+                    <pic:cNvPicPr>
+                      <a:picLocks noChangeAspect="1" noChangeArrowheads="1"/>
+                    </pic:cNvPicPr>
+                  </pic:nvPicPr>
+                  <pic:blipFill>
+                    <a:blip r:embed="rId20">
+                      <a:extLst>
+                        <a:ext uri="{28A0092B-C50C-407E-A947-70E740481C1C}">
+                          <a14:useLocalDpi xmlns:a14="http://schemas.microsoft.com/office/drawing/2010/main" val="0"/>
+                        </a:ext>
+                      </a:extLst>
+                    </a:blip>
+                    <a:srcRect/>
+                    <a:stretch>
+                      <a:fillRect/>
+                    </a:stretch>
+                  </pic:blipFill>
+                  <pic:spPr bwMode="auto">
+                    <a:xfrm>
+                      <a:off x="0" y="0"/>
+                      <a:ext cx="5165825" cy="5466015"/>
+                    </a:xfrm>
+                    <a:prstGeom prst="rect">
+                      <a:avLst/>
+                    </a:prstGeom>
+                    <a:noFill/>
+                    <a:ln>
+                      <a:noFill/>
+                    </a:ln>
+                  </pic:spPr>
+                </pic:pic>
+              </a:graphicData>
+            </a:graphic>
+          </wp:inline>
+        </w:drawing>
+      </w:r>
+    </w:p>
+    <w:p>
+      <w:pPr>
+        <w:rPr>
+          <w:b/>
+          <w:bCs/>
+          <w:sz w:val="26"/>
+          <w:szCs w:val="26"/>
+        </w:rPr>
+      </w:pPr>
+      <w:r>
+        <w:rPr>
+          <w:b/>
+          <w:bCs/>
+          <w:sz w:val="26"/>
+          <w:szCs w:val="26"/>
+        </w:rPr>
+        <w:t>UC-02: Quản lý các phiên giao dịch</w:t>
+      </w:r>
+    </w:p>
+    <w:p>
+      <w:pPr>
+        <w:jc w:val="center"/>
+        <w:rPr>
+          <w:b/>
+          <w:bCs/>
+          <w:sz w:val="26"/>
+          <w:szCs w:val="26"/>
+        </w:rPr>
+      </w:pPr>
+      <w:r>
+        <w:rPr>
+          <w:noProof/>
+        </w:rPr>
+        <w:lastRenderedPageBreak/>
+        <w:drawing>
+          <wp:inline distT="0" distB="0" distL="0" distR="0" wp14:anchorId="54818D23" wp14:editId="7AA0CAE6">
+            <wp:extent cx="5547995" cy="5431790"/>
+            <wp:effectExtent l="0" t="0" r="0" b="0"/>
+            <wp:docPr id="14" name="Picture 14"/>
+            <wp:cNvGraphicFramePr>
+              <a:graphicFrameLocks xmlns:a="http://schemas.openxmlformats.org/drawingml/2006/main" noChangeAspect="1"/>
+            </wp:cNvGraphicFramePr>
+            <a:graphic xmlns:a="http://schemas.openxmlformats.org/drawingml/2006/main">
+              <a:graphicData uri="http://schemas.openxmlformats.org/drawingml/2006/picture">
+                <pic:pic xmlns:pic="http://schemas.openxmlformats.org/drawingml/2006/picture">
+                  <pic:nvPicPr>
+                    <pic:cNvPr id="0" name="Picture 3"/>
+                    <pic:cNvPicPr>
+                      <a:picLocks noChangeAspect="1" noChangeArrowheads="1"/>
+                    </pic:cNvPicPr>
+                  </pic:nvPicPr>
+                  <pic:blipFill>
+                    <a:blip r:embed="rId21">
+                      <a:extLst>
+                        <a:ext uri="{28A0092B-C50C-407E-A947-70E740481C1C}">
+                          <a14:useLocalDpi xmlns:a14="http://schemas.microsoft.com/office/drawing/2010/main" val="0"/>
+                        </a:ext>
+                      </a:extLst>
+                    </a:blip>
+                    <a:srcRect/>
+                    <a:stretch>
+                      <a:fillRect/>
+                    </a:stretch>
+                  </pic:blipFill>
+                  <pic:spPr bwMode="auto">
+                    <a:xfrm>
+                      <a:off x="0" y="0"/>
+                      <a:ext cx="5547995" cy="5431790"/>
+                    </a:xfrm>
+                    <a:prstGeom prst="rect">
+                      <a:avLst/>
+                    </a:prstGeom>
+                    <a:noFill/>
+                    <a:ln>
+                      <a:noFill/>
+                    </a:ln>
+                  </pic:spPr>
+                </pic:pic>
+              </a:graphicData>
+            </a:graphic>
+          </wp:inline>
+        </w:drawing>
+      </w:r>
+    </w:p>
+    <w:p>
+      <w:pPr>
+        <w:rPr>
+          <w:b/>
+          <w:bCs/>
+          <w:sz w:val="26"/>
+          <w:szCs w:val="26"/>
+        </w:rPr>
+      </w:pPr>
+      <w:r>
+        <w:rPr>
+          <w:b/>
+          <w:bCs/>
+          <w:sz w:val="26"/>
+          <w:szCs w:val="26"/>
+        </w:rPr>
+        <w:t>UC-03: Nhập dữ liệu CSV, hình ảnh</w:t>
+      </w:r>
+    </w:p>
+    <w:p>
+      <w:pPr>
+        <w:jc w:val="center"/>
+        <w:rPr>
+          <w:b/>
+          <w:bCs/>
+          <w:sz w:val="26"/>
+          <w:szCs w:val="26"/>
+        </w:rPr>
+      </w:pPr>
+      <w:r>
+        <w:rPr>
+          <w:noProof/>
+        </w:rPr>
+        <w:lastRenderedPageBreak/>
+        <w:drawing>
+          <wp:inline distT="0" distB="0" distL="0" distR="0" wp14:anchorId="5B2D0190" wp14:editId="7E4F7F9A">
+            <wp:extent cx="4766677" cy="5089657"/>
+            <wp:effectExtent l="0" t="0" r="0" b="0"/>
+            <wp:docPr id="15" name="Picture 15"/>
+            <wp:cNvGraphicFramePr>
+              <a:graphicFrameLocks xmlns:a="http://schemas.openxmlformats.org/drawingml/2006/main" noChangeAspect="1"/>
+            </wp:cNvGraphicFramePr>
+            <a:graphic xmlns:a="http://schemas.openxmlformats.org/drawingml/2006/main">
+              <a:graphicData uri="http://schemas.openxmlformats.org/drawingml/2006/picture">
+                <pic:pic xmlns:pic="http://schemas.openxmlformats.org/drawingml/2006/picture">
+                  <pic:nvPicPr>
+                    <pic:cNvPr id="0" name="Picture 5"/>
+                    <pic:cNvPicPr>
+                      <a:picLocks noChangeAspect="1" noChangeArrowheads="1"/>
+                    </pic:cNvPicPr>
+                  </pic:nvPicPr>
+                  <pic:blipFill>
+                    <a:blip r:embed="rId22">
+                      <a:extLst>
+                        <a:ext uri="{28A0092B-C50C-407E-A947-70E740481C1C}">
+                          <a14:useLocalDpi xmlns:a14="http://schemas.microsoft.com/office/drawing/2010/main" val="0"/>
+                        </a:ext>
+                      </a:extLst>
+                    </a:blip>
+                    <a:srcRect/>
+                    <a:stretch>
+                      <a:fillRect/>
+                    </a:stretch>
+                  </pic:blipFill>
+                  <pic:spPr bwMode="auto">
+                    <a:xfrm>
+                      <a:off x="0" y="0"/>
+                      <a:ext cx="4769905" cy="5093104"/>
+                    </a:xfrm>
+                    <a:prstGeom prst="rect">
+                      <a:avLst/>
+                    </a:prstGeom>
+                    <a:noFill/>
+                    <a:ln>
+                      <a:noFill/>
+                    </a:ln>
+                  </pic:spPr>
+                </pic:pic>
+              </a:graphicData>
+            </a:graphic>
+          </wp:inline>
+        </w:drawing>
+      </w:r>
+    </w:p>
+    <w:p>
+      <w:pPr>
+        <w:rPr>
+          <w:b/>
+          <w:bCs/>
+          <w:sz w:val="26"/>
+          <w:szCs w:val="26"/>
+        </w:rPr>
+      </w:pPr>
+      <w:r>
+        <w:rPr>
+          <w:b/>
+          <w:bCs/>
+          <w:sz w:val="26"/>
+          <w:szCs w:val="26"/>
+        </w:rPr>
+        <w:t>UC-04: Thiết lập ngân sách</w:t>
+      </w:r>
+    </w:p>
+    <w:p>
+      <w:pPr>
+        <w:jc w:val="center"/>
+        <w:rPr>
+          <w:b/>
+          <w:bCs/>
+          <w:sz w:val="26"/>
+          <w:szCs w:val="26"/>
+        </w:rPr>
+      </w:pPr>
+      <w:r>
+        <w:rPr>
+          <w:noProof/>
+        </w:rPr>
+        <w:lastRenderedPageBreak/>
+        <w:drawing>
+          <wp:inline distT="0" distB="0" distL="0" distR="0" wp14:anchorId="45832630" wp14:editId="3D36C007">
+            <wp:extent cx="5547995" cy="4444365"/>
+            <wp:effectExtent l="0" t="0" r="0" b="0"/>
+            <wp:docPr id="16" name="Picture 16"/>
+            <wp:cNvGraphicFramePr>
+              <a:graphicFrameLocks xmlns:a="http://schemas.openxmlformats.org/drawingml/2006/main" noChangeAspect="1"/>
+            </wp:cNvGraphicFramePr>
+            <a:graphic xmlns:a="http://schemas.openxmlformats.org/drawingml/2006/main">
+              <a:graphicData uri="http://schemas.openxmlformats.org/drawingml/2006/picture">
+                <pic:pic xmlns:pic="http://schemas.openxmlformats.org/drawingml/2006/picture">
+                  <pic:nvPicPr>
+                    <pic:cNvPr id="0" name="Picture 7"/>
+                    <pic:cNvPicPr>
+                      <a:picLocks noChangeAspect="1" noChangeArrowheads="1"/>
+                    </pic:cNvPicPr>
+                  </pic:nvPicPr>
+                  <pic:blipFill>
+                    <a:blip r:embed="rId23">
+                      <a:extLst>
+                        <a:ext uri="{28A0092B-C50C-407E-A947-70E740481C1C}">
+                          <a14:useLocalDpi xmlns:a14="http://schemas.microsoft.com/office/drawing/2010/main" val="0"/>
+                        </a:ext>
+                      </a:extLst>
+                    </a:blip>
+                    <a:srcRect/>
+                    <a:stretch>
+                      <a:fillRect/>
+                    </a:stretch>
+                  </pic:blipFill>
+                  <pic:spPr bwMode="auto">
+                    <a:xfrm>
+                      <a:off x="0" y="0"/>
+                      <a:ext cx="5547995" cy="4444365"/>
+                    </a:xfrm>
+                    <a:prstGeom prst="rect">
+                      <a:avLst/>
+                    </a:prstGeom>
+                    <a:noFill/>
+                    <a:ln>
+                      <a:noFill/>
+                    </a:ln>
+                  </pic:spPr>
+                </pic:pic>
+              </a:graphicData>
+            </a:graphic>
+          </wp:inline>
+        </w:drawing>
+      </w:r>
+    </w:p>
+    <w:p>
+      <w:pPr>
+        <w:rPr>
+          <w:b/>
+          <w:bCs/>
+          <w:sz w:val="26"/>
+          <w:szCs w:val="26"/>
+        </w:rPr>
+      </w:pPr>
+      <w:r>
+        <w:rPr>
+          <w:b/>
+          <w:bCs/>
+          <w:sz w:val="26"/>
+          <w:szCs w:val="26"/>
+        </w:rPr>
+        <w:t>UC-05: Theo dõi các chi tiêu</w:t>
+      </w:r>
+    </w:p>
+    <w:p>
+      <w:pPr>
+        <w:jc w:val="center"/>
+        <w:rPr>
+          <w:b/>
+          <w:bCs/>
+          <w:sz w:val="26"/>
+          <w:szCs w:val="26"/>
+        </w:rPr>
+      </w:pPr>
+      <w:r>
+        <w:rPr>
+          <w:noProof/>
+        </w:rPr>
+        <w:lastRenderedPageBreak/>
+        <w:drawing>
+          <wp:inline distT="0" distB="0" distL="0" distR="0" wp14:anchorId="06CD3DDC" wp14:editId="41A4DF17">
+            <wp:extent cx="5547995" cy="4101465"/>
+            <wp:effectExtent l="0" t="0" r="0" b="0"/>
+            <wp:docPr id="17" name="Picture 17"/>
+            <wp:cNvGraphicFramePr>
+              <a:graphicFrameLocks xmlns:a="http://schemas.openxmlformats.org/drawingml/2006/main" noChangeAspect="1"/>
+            </wp:cNvGraphicFramePr>
+            <a:graphic xmlns:a="http://schemas.openxmlformats.org/drawingml/2006/main">
+              <a:graphicData uri="http://schemas.openxmlformats.org/drawingml/2006/picture">
+                <pic:pic xmlns:pic="http://schemas.openxmlformats.org/drawingml/2006/picture">
+                  <pic:nvPicPr>
+                    <pic:cNvPr id="0" name="Picture 9"/>
+                    <pic:cNvPicPr>
+                      <a:picLocks noChangeAspect="1" noChangeArrowheads="1"/>
+                    </pic:cNvPicPr>
+                  </pic:nvPicPr>
+                  <pic:blipFill>
+                    <a:blip r:embed="rId24">
+                      <a:extLst>
+                        <a:ext uri="{28A0092B-C50C-407E-A947-70E740481C1C}">
+                          <a14:useLocalDpi xmlns:a14="http://schemas.microsoft.com/office/drawing/2010/main" val="0"/>
+                        </a:ext>
+                      </a:extLst>
+                    </a:blip>
+                    <a:srcRect/>
+                    <a:stretch>
+                      <a:fillRect/>
+                    </a:stretch>
+                  </pic:blipFill>
+                  <pic:spPr bwMode="auto">
+                    <a:xfrm>
+                      <a:off x="0" y="0"/>
+                      <a:ext cx="5547995" cy="4101465"/>
+                    </a:xfrm>
+                    <a:prstGeom prst="rect">
+                      <a:avLst/>
+                    </a:prstGeom>
+                    <a:noFill/>
+                    <a:ln>
+                      <a:noFill/>
+                    </a:ln>
+                  </pic:spPr>
+                </pic:pic>
+              </a:graphicData>
+            </a:graphic>
+          </wp:inline>
+        </w:drawing>
+      </w:r>
+    </w:p>
+    <w:p>
+      <w:pPr>
+        <w:rPr>
+          <w:b/>
+          <w:bCs/>
+          <w:sz w:val="26"/>
+          <w:szCs w:val="26"/>
+        </w:rPr>
+      </w:pPr>
+      <w:r>
+        <w:rPr>
+          <w:b/>
+          <w:bCs/>
+          <w:sz w:val="26"/>
+          <w:szCs w:val="26"/>
+        </w:rPr>
+        <w:t>UC-06: Chia sẻ tài khoản</w:t>
+      </w:r>
+    </w:p>
+    <w:p>
+      <w:pPr>
+        <w:jc w:val="center"/>
+        <w:rPr>
+          <w:b/>
+          <w:bCs/>
+          <w:sz w:val="26"/>
+          <w:szCs w:val="26"/>
+        </w:rPr>
+      </w:pPr>
+      <w:r>
+        <w:rPr>
+          <w:noProof/>
+        </w:rPr>
+        <w:lastRenderedPageBreak/>
+        <w:drawing>
+          <wp:inline distT="0" distB="0" distL="0" distR="0" wp14:anchorId="5F6E5873" wp14:editId="0C312A0A">
+            <wp:extent cx="5547995" cy="4829175"/>
+            <wp:effectExtent l="0" t="0" r="0" b="9525"/>
+            <wp:docPr id="18" name="Picture 18"/>
+            <wp:cNvGraphicFramePr>
+              <a:graphicFrameLocks xmlns:a="http://schemas.openxmlformats.org/drawingml/2006/main" noChangeAspect="1"/>
+            </wp:cNvGraphicFramePr>
+            <a:graphic xmlns:a="http://schemas.openxmlformats.org/drawingml/2006/main">
+              <a:graphicData uri="http://schemas.openxmlformats.org/drawingml/2006/picture">
+                <pic:pic xmlns:pic="http://schemas.openxmlformats.org/drawingml/2006/picture">
+                  <pic:nvPicPr>
+                    <pic:cNvPr id="0" name="Picture 11"/>
+                    <pic:cNvPicPr>
+                      <a:picLocks noChangeAspect="1" noChangeArrowheads="1"/>
+                    </pic:cNvPicPr>
+                  </pic:nvPicPr>
+                  <pic:blipFill>
+                    <a:blip r:embed="rId25">
+                      <a:extLst>
+                        <a:ext uri="{28A0092B-C50C-407E-A947-70E740481C1C}">
+                          <a14:useLocalDpi xmlns:a14="http://schemas.microsoft.com/office/drawing/2010/main" val="0"/>
+                        </a:ext>
+                      </a:extLst>
+                    </a:blip>
+                    <a:srcRect/>
+                    <a:stretch>
+                      <a:fillRect/>
+                    </a:stretch>
+                  </pic:blipFill>
+                  <pic:spPr bwMode="auto">
+                    <a:xfrm>
+                      <a:off x="0" y="0"/>
+                      <a:ext cx="5547995" cy="4829175"/>
+                    </a:xfrm>
+                    <a:prstGeom prst="rect">
+                      <a:avLst/>
+                    </a:prstGeom>
+                    <a:noFill/>
+                    <a:ln>
+                      <a:noFill/>
+                    </a:ln>
+                  </pic:spPr>
+                </pic:pic>
+              </a:graphicData>
+            </a:graphic>
+          </wp:inline>
+        </w:drawing>
+      </w:r>
+    </w:p>
+    <w:p>
+      <w:pPr>
+        <w:rPr>
+          <w:b/>
+          <w:bCs/>
+          <w:sz w:val="26"/>
+          <w:szCs w:val="26"/>
+        </w:rPr>
+      </w:pPr>
+      <w:r>
+        <w:rPr>
+          <w:b/>
+          <w:bCs/>
+          <w:sz w:val="26"/>
+          <w:szCs w:val="26"/>
+        </w:rPr>
+        <w:t>UC-07: Quản lý danh mục</w:t>
+      </w:r>
     </w:p>
     <w:p>
       <w:pPr>
         <w:pStyle w:val="Heading2"/>
-      </w:pPr>
+        <w:rPr>
+          <w:b/>
+          <w:bCs/>
+        </w:rPr>
+      </w:pPr>
+      <w:r>
+        <w:rPr>
+          <w:noProof/>
+        </w:rPr>
+        <w:lastRenderedPageBreak/>
+        <w:drawing>
+          <wp:inline distT="0" distB="0" distL="0" distR="0" wp14:anchorId="3F197C5D" wp14:editId="5865F4B2">
+            <wp:extent cx="5547995" cy="5034915"/>
+            <wp:effectExtent l="0" t="0" r="0" b="0"/>
+            <wp:docPr id="20" name="Picture 20"/>
+            <wp:cNvGraphicFramePr>
+              <a:graphicFrameLocks xmlns:a="http://schemas.openxmlformats.org/drawingml/2006/main" noChangeAspect="1"/>
+            </wp:cNvGraphicFramePr>
+            <a:graphic xmlns:a="http://schemas.openxmlformats.org/drawingml/2006/main">
+              <a:graphicData uri="http://schemas.openxmlformats.org/drawingml/2006/picture">
+                <pic:pic xmlns:pic="http://schemas.openxmlformats.org/drawingml/2006/picture">
+                  <pic:nvPicPr>
+                    <pic:cNvPr id="0" name="Picture 18"/>
+                    <pic:cNvPicPr>
+                      <a:picLocks noChangeAspect="1" noChangeArrowheads="1"/>
+                    </pic:cNvPicPr>
+                  </pic:nvPicPr>
+                  <pic:blipFill>
+                    <a:blip r:embed="rId26">
+                      <a:extLst>
+                        <a:ext uri="{28A0092B-C50C-407E-A947-70E740481C1C}">
+                          <a14:useLocalDpi xmlns:a14="http://schemas.microsoft.com/office/drawing/2010/main" val="0"/>
+                        </a:ext>
+                      </a:extLst>
+                    </a:blip>
+                    <a:srcRect/>
+                    <a:stretch>
+                      <a:fillRect/>
+                    </a:stretch>
+                  </pic:blipFill>
+                  <pic:spPr bwMode="auto">
+                    <a:xfrm>
+                      <a:off x="0" y="0"/>
+                      <a:ext cx="5547995" cy="5034915"/>
+                    </a:xfrm>
+                    <a:prstGeom prst="rect">
+                      <a:avLst/>
+                    </a:prstGeom>
+                    <a:noFill/>
+                    <a:ln>
+                      <a:noFill/>
+                    </a:ln>
+                  </pic:spPr>
+                </pic:pic>
+              </a:graphicData>
+            </a:graphic>
+          </wp:inline>
+        </w:drawing>
+      </w:r>
       <w:r>
         <w:br/>
       </w:r>
@@ -15215,10 +15803,531 @@
         <w:t>3.3. Thiết kế giao diện</w:t>
       </w:r>
       <w:bookmarkEnd w:id="55"/>
-    </w:p>
-    <w:p>
-      <w:pPr>
-        <w:pStyle w:val="Heading3"/>
+      <w:r>
+        <w:t xml:space="preserve"> </w:t>
+      </w:r>
+    </w:p>
+    <w:p>
+      <w:pPr>
+        <w:spacing w:after="120"/>
+        <w:jc w:val="center"/>
+        <w:rPr>
+          <w:sz w:val="26"/>
+          <w:szCs w:val="26"/>
+        </w:rPr>
+      </w:pPr>
+      <w:r>
+        <w:rPr>
+          <w:noProof/>
+        </w:rPr>
+        <w:lastRenderedPageBreak/>
+        <w:drawing>
+          <wp:inline distT="0" distB="0" distL="0" distR="0" wp14:anchorId="12C3772F" wp14:editId="6F0400C0">
+            <wp:extent cx="4424289" cy="4903836"/>
+            <wp:effectExtent l="0" t="0" r="0" b="0"/>
+            <wp:docPr id="22" name="Picture 22"/>
+            <wp:cNvGraphicFramePr>
+              <a:graphicFrameLocks xmlns:a="http://schemas.openxmlformats.org/drawingml/2006/main" noChangeAspect="1"/>
+            </wp:cNvGraphicFramePr>
+            <a:graphic xmlns:a="http://schemas.openxmlformats.org/drawingml/2006/main">
+              <a:graphicData uri="http://schemas.openxmlformats.org/drawingml/2006/picture">
+                <pic:pic xmlns:pic="http://schemas.openxmlformats.org/drawingml/2006/picture">
+                  <pic:nvPicPr>
+                    <pic:cNvPr id="0" name="Picture 22"/>
+                    <pic:cNvPicPr>
+                      <a:picLocks noChangeAspect="1" noChangeArrowheads="1"/>
+                    </pic:cNvPicPr>
+                  </pic:nvPicPr>
+                  <pic:blipFill>
+                    <a:blip r:embed="rId27">
+                      <a:extLst>
+                        <a:ext uri="{28A0092B-C50C-407E-A947-70E740481C1C}">
+                          <a14:useLocalDpi xmlns:a14="http://schemas.microsoft.com/office/drawing/2010/main" val="0"/>
+                        </a:ext>
+                      </a:extLst>
+                    </a:blip>
+                    <a:srcRect/>
+                    <a:stretch>
+                      <a:fillRect/>
+                    </a:stretch>
+                  </pic:blipFill>
+                  <pic:spPr bwMode="auto">
+                    <a:xfrm>
+                      <a:off x="0" y="0"/>
+                      <a:ext cx="4428633" cy="4908651"/>
+                    </a:xfrm>
+                    <a:prstGeom prst="rect">
+                      <a:avLst/>
+                    </a:prstGeom>
+                    <a:noFill/>
+                    <a:ln>
+                      <a:noFill/>
+                    </a:ln>
+                  </pic:spPr>
+                </pic:pic>
+              </a:graphicData>
+            </a:graphic>
+          </wp:inline>
+        </w:drawing>
+      </w:r>
+      <w:r>
+        <w:rPr>
+          <w:sz w:val="26"/>
+          <w:szCs w:val="26"/>
+        </w:rPr>
+        <w:br/>
+      </w:r>
+      <w:r>
+        <w:rPr>
+          <w:noProof/>
+        </w:rPr>
+        <w:lastRenderedPageBreak/>
+        <w:drawing>
+          <wp:inline distT="0" distB="0" distL="0" distR="0" wp14:anchorId="396A8218" wp14:editId="440B5CF0">
+            <wp:extent cx="4981879" cy="4044462"/>
+            <wp:effectExtent l="0" t="0" r="9525" b="0"/>
+            <wp:docPr id="24" name="Picture 24"/>
+            <wp:cNvGraphicFramePr>
+              <a:graphicFrameLocks xmlns:a="http://schemas.openxmlformats.org/drawingml/2006/main" noChangeAspect="1"/>
+            </wp:cNvGraphicFramePr>
+            <a:graphic xmlns:a="http://schemas.openxmlformats.org/drawingml/2006/main">
+              <a:graphicData uri="http://schemas.openxmlformats.org/drawingml/2006/picture">
+                <pic:pic xmlns:pic="http://schemas.openxmlformats.org/drawingml/2006/picture">
+                  <pic:nvPicPr>
+                    <pic:cNvPr id="0" name="Picture 29"/>
+                    <pic:cNvPicPr>
+                      <a:picLocks noChangeAspect="1" noChangeArrowheads="1"/>
+                    </pic:cNvPicPr>
+                  </pic:nvPicPr>
+                  <pic:blipFill>
+                    <a:blip r:embed="rId28" cstate="print">
+                      <a:extLst>
+                        <a:ext uri="{28A0092B-C50C-407E-A947-70E740481C1C}">
+                          <a14:useLocalDpi xmlns:a14="http://schemas.microsoft.com/office/drawing/2010/main" val="0"/>
+                        </a:ext>
+                      </a:extLst>
+                    </a:blip>
+                    <a:srcRect/>
+                    <a:stretch>
+                      <a:fillRect/>
+                    </a:stretch>
+                  </pic:blipFill>
+                  <pic:spPr bwMode="auto">
+                    <a:xfrm>
+                      <a:off x="0" y="0"/>
+                      <a:ext cx="4984858" cy="4046881"/>
+                    </a:xfrm>
+                    <a:prstGeom prst="rect">
+                      <a:avLst/>
+                    </a:prstGeom>
+                    <a:noFill/>
+                    <a:ln>
+                      <a:noFill/>
+                    </a:ln>
+                  </pic:spPr>
+                </pic:pic>
+              </a:graphicData>
+            </a:graphic>
+          </wp:inline>
+        </w:drawing>
+      </w:r>
+    </w:p>
+    <w:p>
+      <w:pPr>
+        <w:spacing w:after="120"/>
+        <w:jc w:val="center"/>
+        <w:rPr>
+          <w:sz w:val="26"/>
+          <w:szCs w:val="26"/>
+        </w:rPr>
+      </w:pPr>
+      <w:r>
+        <w:rPr>
+          <w:noProof/>
+        </w:rPr>
+        <w:drawing>
+          <wp:inline distT="0" distB="0" distL="0" distR="0" wp14:anchorId="4CD4BC82" wp14:editId="03E08B08">
+            <wp:extent cx="4812243" cy="3432517"/>
+            <wp:effectExtent l="0" t="0" r="7620" b="0"/>
+            <wp:docPr id="25" name="Picture 25"/>
+            <wp:cNvGraphicFramePr>
+              <a:graphicFrameLocks xmlns:a="http://schemas.openxmlformats.org/drawingml/2006/main" noChangeAspect="1"/>
+            </wp:cNvGraphicFramePr>
+            <a:graphic xmlns:a="http://schemas.openxmlformats.org/drawingml/2006/main">
+              <a:graphicData uri="http://schemas.openxmlformats.org/drawingml/2006/picture">
+                <pic:pic xmlns:pic="http://schemas.openxmlformats.org/drawingml/2006/picture">
+                  <pic:nvPicPr>
+                    <pic:cNvPr id="0" name="Picture 31"/>
+                    <pic:cNvPicPr>
+                      <a:picLocks noChangeAspect="1" noChangeArrowheads="1"/>
+                    </pic:cNvPicPr>
+                  </pic:nvPicPr>
+                  <pic:blipFill>
+                    <a:blip r:embed="rId29" cstate="print">
+                      <a:extLst>
+                        <a:ext uri="{28A0092B-C50C-407E-A947-70E740481C1C}">
+                          <a14:useLocalDpi xmlns:a14="http://schemas.microsoft.com/office/drawing/2010/main" val="0"/>
+                        </a:ext>
+                      </a:extLst>
+                    </a:blip>
+                    <a:srcRect/>
+                    <a:stretch>
+                      <a:fillRect/>
+                    </a:stretch>
+                  </pic:blipFill>
+                  <pic:spPr bwMode="auto">
+                    <a:xfrm>
+                      <a:off x="0" y="0"/>
+                      <a:ext cx="4814294" cy="3433980"/>
+                    </a:xfrm>
+                    <a:prstGeom prst="rect">
+                      <a:avLst/>
+                    </a:prstGeom>
+                    <a:noFill/>
+                    <a:ln>
+                      <a:noFill/>
+                    </a:ln>
+                  </pic:spPr>
+                </pic:pic>
+              </a:graphicData>
+            </a:graphic>
+          </wp:inline>
+        </w:drawing>
+      </w:r>
+    </w:p>
+    <w:p>
+      <w:pPr>
+        <w:spacing w:after="120"/>
+        <w:jc w:val="center"/>
+        <w:rPr>
+          <w:sz w:val="26"/>
+          <w:szCs w:val="26"/>
+        </w:rPr>
+      </w:pPr>
+      <w:r>
+        <w:rPr>
+          <w:noProof/>
+        </w:rPr>
+        <w:lastRenderedPageBreak/>
+        <w:drawing>
+          <wp:inline distT="0" distB="0" distL="0" distR="0" wp14:anchorId="1EF9A425" wp14:editId="20D13353">
+            <wp:extent cx="4761914" cy="3408608"/>
+            <wp:effectExtent l="0" t="0" r="635" b="1905"/>
+            <wp:docPr id="26" name="Picture 26"/>
+            <wp:cNvGraphicFramePr>
+              <a:graphicFrameLocks xmlns:a="http://schemas.openxmlformats.org/drawingml/2006/main" noChangeAspect="1"/>
+            </wp:cNvGraphicFramePr>
+            <a:graphic xmlns:a="http://schemas.openxmlformats.org/drawingml/2006/main">
+              <a:graphicData uri="http://schemas.openxmlformats.org/drawingml/2006/picture">
+                <pic:pic xmlns:pic="http://schemas.openxmlformats.org/drawingml/2006/picture">
+                  <pic:nvPicPr>
+                    <pic:cNvPr id="0" name="Picture 33"/>
+                    <pic:cNvPicPr>
+                      <a:picLocks noChangeAspect="1" noChangeArrowheads="1"/>
+                    </pic:cNvPicPr>
+                  </pic:nvPicPr>
+                  <pic:blipFill>
+                    <a:blip r:embed="rId30" cstate="print">
+                      <a:extLst>
+                        <a:ext uri="{28A0092B-C50C-407E-A947-70E740481C1C}">
+                          <a14:useLocalDpi xmlns:a14="http://schemas.microsoft.com/office/drawing/2010/main" val="0"/>
+                        </a:ext>
+                      </a:extLst>
+                    </a:blip>
+                    <a:srcRect/>
+                    <a:stretch>
+                      <a:fillRect/>
+                    </a:stretch>
+                  </pic:blipFill>
+                  <pic:spPr bwMode="auto">
+                    <a:xfrm>
+                      <a:off x="0" y="0"/>
+                      <a:ext cx="4763993" cy="3410096"/>
+                    </a:xfrm>
+                    <a:prstGeom prst="rect">
+                      <a:avLst/>
+                    </a:prstGeom>
+                    <a:noFill/>
+                    <a:ln>
+                      <a:noFill/>
+                    </a:ln>
+                  </pic:spPr>
+                </pic:pic>
+              </a:graphicData>
+            </a:graphic>
+          </wp:inline>
+        </w:drawing>
+      </w:r>
+    </w:p>
+    <w:p>
+      <w:pPr>
+        <w:spacing w:after="120"/>
+        <w:jc w:val="center"/>
+        <w:rPr>
+          <w:sz w:val="26"/>
+          <w:szCs w:val="26"/>
+        </w:rPr>
+      </w:pPr>
+      <w:r>
+        <w:rPr>
+          <w:noProof/>
+        </w:rPr>
+        <w:drawing>
+          <wp:inline distT="0" distB="0" distL="0" distR="0" wp14:anchorId="3A7B88BF" wp14:editId="268DF754">
+            <wp:extent cx="4550976" cy="3868616"/>
+            <wp:effectExtent l="0" t="0" r="2540" b="0"/>
+            <wp:docPr id="27" name="Picture 27"/>
+            <wp:cNvGraphicFramePr>
+              <a:graphicFrameLocks xmlns:a="http://schemas.openxmlformats.org/drawingml/2006/main" noChangeAspect="1"/>
+            </wp:cNvGraphicFramePr>
+            <a:graphic xmlns:a="http://schemas.openxmlformats.org/drawingml/2006/main">
+              <a:graphicData uri="http://schemas.openxmlformats.org/drawingml/2006/picture">
+                <pic:pic xmlns:pic="http://schemas.openxmlformats.org/drawingml/2006/picture">
+                  <pic:nvPicPr>
+                    <pic:cNvPr id="0" name="Picture 35"/>
+                    <pic:cNvPicPr>
+                      <a:picLocks noChangeAspect="1" noChangeArrowheads="1"/>
+                    </pic:cNvPicPr>
+                  </pic:nvPicPr>
+                  <pic:blipFill>
+                    <a:blip r:embed="rId31" cstate="print">
+                      <a:extLst>
+                        <a:ext uri="{28A0092B-C50C-407E-A947-70E740481C1C}">
+                          <a14:useLocalDpi xmlns:a14="http://schemas.microsoft.com/office/drawing/2010/main" val="0"/>
+                        </a:ext>
+                      </a:extLst>
+                    </a:blip>
+                    <a:srcRect/>
+                    <a:stretch>
+                      <a:fillRect/>
+                    </a:stretch>
+                  </pic:blipFill>
+                  <pic:spPr bwMode="auto">
+                    <a:xfrm>
+                      <a:off x="0" y="0"/>
+                      <a:ext cx="4554092" cy="3871265"/>
+                    </a:xfrm>
+                    <a:prstGeom prst="rect">
+                      <a:avLst/>
+                    </a:prstGeom>
+                    <a:noFill/>
+                    <a:ln>
+                      <a:noFill/>
+                    </a:ln>
+                  </pic:spPr>
+                </pic:pic>
+              </a:graphicData>
+            </a:graphic>
+          </wp:inline>
+        </w:drawing>
+      </w:r>
+    </w:p>
+    <w:p>
+      <w:pPr>
+        <w:spacing w:after="120"/>
+        <w:jc w:val="center"/>
+        <w:rPr>
+          <w:sz w:val="26"/>
+          <w:szCs w:val="26"/>
+        </w:rPr>
+      </w:pPr>
+      <w:r>
+        <w:rPr>
+          <w:noProof/>
+        </w:rPr>
+        <w:lastRenderedPageBreak/>
+        <w:drawing>
+          <wp:inline distT="0" distB="0" distL="0" distR="0" wp14:anchorId="36EE138D" wp14:editId="20F83012">
+            <wp:extent cx="4733778" cy="4280285"/>
+            <wp:effectExtent l="0" t="0" r="0" b="6350"/>
+            <wp:docPr id="30" name="Picture 30"/>
+            <wp:cNvGraphicFramePr>
+              <a:graphicFrameLocks xmlns:a="http://schemas.openxmlformats.org/drawingml/2006/main" noChangeAspect="1"/>
+            </wp:cNvGraphicFramePr>
+            <a:graphic xmlns:a="http://schemas.openxmlformats.org/drawingml/2006/main">
+              <a:graphicData uri="http://schemas.openxmlformats.org/drawingml/2006/picture">
+                <pic:pic xmlns:pic="http://schemas.openxmlformats.org/drawingml/2006/picture">
+                  <pic:nvPicPr>
+                    <pic:cNvPr id="0" name="Picture 41"/>
+                    <pic:cNvPicPr>
+                      <a:picLocks noChangeAspect="1" noChangeArrowheads="1"/>
+                    </pic:cNvPicPr>
+                  </pic:nvPicPr>
+                  <pic:blipFill>
+                    <a:blip r:embed="rId32">
+                      <a:extLst>
+                        <a:ext uri="{28A0092B-C50C-407E-A947-70E740481C1C}">
+                          <a14:useLocalDpi xmlns:a14="http://schemas.microsoft.com/office/drawing/2010/main" val="0"/>
+                        </a:ext>
+                      </a:extLst>
+                    </a:blip>
+                    <a:srcRect/>
+                    <a:stretch>
+                      <a:fillRect/>
+                    </a:stretch>
+                  </pic:blipFill>
+                  <pic:spPr bwMode="auto">
+                    <a:xfrm>
+                      <a:off x="0" y="0"/>
+                      <a:ext cx="4735934" cy="4282235"/>
+                    </a:xfrm>
+                    <a:prstGeom prst="rect">
+                      <a:avLst/>
+                    </a:prstGeom>
+                    <a:noFill/>
+                    <a:ln>
+                      <a:noFill/>
+                    </a:ln>
+                  </pic:spPr>
+                </pic:pic>
+              </a:graphicData>
+            </a:graphic>
+          </wp:inline>
+        </w:drawing>
+      </w:r>
+    </w:p>
+    <w:p>
+      <w:pPr>
+        <w:spacing w:after="120"/>
+        <w:jc w:val="center"/>
+        <w:rPr>
+          <w:sz w:val="26"/>
+          <w:szCs w:val="26"/>
+        </w:rPr>
+      </w:pPr>
+      <w:r>
+        <w:rPr>
+          <w:noProof/>
+        </w:rPr>
+        <w:lastRenderedPageBreak/>
+        <w:drawing>
+          <wp:inline distT="0" distB="0" distL="0" distR="0" wp14:anchorId="1D8C5CF3" wp14:editId="52F083B1">
+            <wp:extent cx="5547995" cy="6490335"/>
+            <wp:effectExtent l="0" t="0" r="0" b="5715"/>
+            <wp:docPr id="31" name="Picture 31"/>
+            <wp:cNvGraphicFramePr>
+              <a:graphicFrameLocks xmlns:a="http://schemas.openxmlformats.org/drawingml/2006/main" noChangeAspect="1"/>
+            </wp:cNvGraphicFramePr>
+            <a:graphic xmlns:a="http://schemas.openxmlformats.org/drawingml/2006/main">
+              <a:graphicData uri="http://schemas.openxmlformats.org/drawingml/2006/picture">
+                <pic:pic xmlns:pic="http://schemas.openxmlformats.org/drawingml/2006/picture">
+                  <pic:nvPicPr>
+                    <pic:cNvPr id="0" name="Picture 43"/>
+                    <pic:cNvPicPr>
+                      <a:picLocks noChangeAspect="1" noChangeArrowheads="1"/>
+                    </pic:cNvPicPr>
+                  </pic:nvPicPr>
+                  <pic:blipFill>
+                    <a:blip r:embed="rId33">
+                      <a:extLst>
+                        <a:ext uri="{28A0092B-C50C-407E-A947-70E740481C1C}">
+                          <a14:useLocalDpi xmlns:a14="http://schemas.microsoft.com/office/drawing/2010/main" val="0"/>
+                        </a:ext>
+                      </a:extLst>
+                    </a:blip>
+                    <a:srcRect/>
+                    <a:stretch>
+                      <a:fillRect/>
+                    </a:stretch>
+                  </pic:blipFill>
+                  <pic:spPr bwMode="auto">
+                    <a:xfrm>
+                      <a:off x="0" y="0"/>
+                      <a:ext cx="5547995" cy="6490335"/>
+                    </a:xfrm>
+                    <a:prstGeom prst="rect">
+                      <a:avLst/>
+                    </a:prstGeom>
+                    <a:noFill/>
+                    <a:ln>
+                      <a:noFill/>
+                    </a:ln>
+                  </pic:spPr>
+                </pic:pic>
+              </a:graphicData>
+            </a:graphic>
+          </wp:inline>
+        </w:drawing>
+      </w:r>
+    </w:p>
+    <w:p>
+      <w:pPr>
+        <w:spacing w:after="120"/>
+        <w:rPr>
+          <w:sz w:val="26"/>
+          <w:szCs w:val="26"/>
+        </w:rPr>
+      </w:pPr>
+    </w:p>
+    <w:p>
+      <w:pPr>
+        <w:pStyle w:val="Heading1"/>
+        <w:rPr>
+          <w:sz w:val="26"/>
+          <w:szCs w:val="26"/>
+        </w:rPr>
+      </w:pPr>
+      <w:bookmarkStart w:id="56" w:name="_Toc235627551"/>
+      <w:r>
+        <w:rPr>
+          <w:sz w:val="26"/>
+          <w:szCs w:val="26"/>
+        </w:rPr>
+        <w:t>Chương 4. CÀI ĐẶT &amp; TRIỂN KHAI</w:t>
+      </w:r>
+      <w:bookmarkEnd w:id="56"/>
+    </w:p>
+    <w:p>
+      <w:pPr>
+        <w:spacing w:after="120"/>
+        <w:rPr>
+          <w:sz w:val="26"/>
+          <w:szCs w:val="26"/>
+        </w:rPr>
+      </w:pPr>
+      <w:r>
+        <w:rPr>
+          <w:sz w:val="26"/>
+          <w:szCs w:val="26"/>
+        </w:rPr>
+        <w:t>4.1. Môi trường phát triển &amp; công nghệ</w:t>
+      </w:r>
+      <w:r>
+        <w:rPr>
+          <w:sz w:val="26"/>
+          <w:szCs w:val="26"/>
+        </w:rPr>
+        <w:br/>
+        <w:t>4.2. Xây dựng các chức năng chính</w:t>
+      </w:r>
+      <w:r>
+        <w:rPr>
+          <w:sz w:val="26"/>
+          <w:szCs w:val="26"/>
+        </w:rPr>
+        <w:br/>
+        <w:t xml:space="preserve">    4.2.1. Quản lý tài khoản và giao dịch</w:t>
+      </w:r>
+    </w:p>
+    <w:p>
+      <w:pPr>
+        <w:spacing w:after="120"/>
+        <w:rPr>
+          <w:sz w:val="26"/>
+          <w:szCs w:val="26"/>
+        </w:rPr>
+      </w:pPr>
+      <w:r>
+        <w:rPr>
+          <w:sz w:val="26"/>
+          <w:szCs w:val="26"/>
+        </w:rPr>
+        <w:t xml:space="preserve"> </w:t>
+      </w:r>
+    </w:p>
+    <w:p>
+      <w:pPr>
+        <w:spacing w:after="120"/>
         <w:rPr>
           <w:sz w:val="26"/>
           <w:szCs w:val="26"/>
@@ -15231,106 +16340,6 @@
         </w:rPr>
         <w:lastRenderedPageBreak/>
         <w:br/>
-        <w:t xml:space="preserve">    </w:t>
-      </w:r>
-      <w:bookmarkStart w:id="56" w:name="_Toc235627549"/>
-      <w:r>
-        <w:rPr>
-          <w:sz w:val="26"/>
-          <w:szCs w:val="26"/>
-        </w:rPr>
-        <w:t>3.3.1. Thiết kế giao diện phía người dùng</w:t>
-      </w:r>
-      <w:bookmarkEnd w:id="56"/>
-    </w:p>
-    <w:p>
-      <w:pPr>
-        <w:pStyle w:val="Heading3"/>
-        <w:rPr>
-          <w:sz w:val="26"/>
-          <w:szCs w:val="26"/>
-        </w:rPr>
-      </w:pPr>
-      <w:r>
-        <w:rPr>
-          <w:sz w:val="26"/>
-          <w:szCs w:val="26"/>
-        </w:rPr>
-        <w:br/>
-        <w:t xml:space="preserve">    </w:t>
-      </w:r>
-      <w:bookmarkStart w:id="57" w:name="_Toc235627550"/>
-      <w:r>
-        <w:rPr>
-          <w:sz w:val="26"/>
-          <w:szCs w:val="26"/>
-        </w:rPr>
-        <w:t>3.3.2. Thiết kế giao diện phía quản trị</w:t>
-      </w:r>
-      <w:bookmarkEnd w:id="57"/>
-      <w:r>
-        <w:rPr>
-          <w:sz w:val="26"/>
-          <w:szCs w:val="26"/>
-        </w:rPr>
-        <w:t xml:space="preserve">  </w:t>
-      </w:r>
-    </w:p>
-    <w:p>
-      <w:pPr>
-        <w:pStyle w:val="Heading1"/>
-        <w:rPr>
-          <w:sz w:val="26"/>
-          <w:szCs w:val="26"/>
-        </w:rPr>
-      </w:pPr>
-      <w:bookmarkStart w:id="58" w:name="_Toc235627551"/>
-      <w:r>
-        <w:rPr>
-          <w:sz w:val="26"/>
-          <w:szCs w:val="26"/>
-        </w:rPr>
-        <w:t>Chương 4. CÀI ĐẶT &amp; TRIỂN KHAI</w:t>
-      </w:r>
-      <w:bookmarkEnd w:id="58"/>
-    </w:p>
-    <w:p>
-      <w:pPr>
-        <w:spacing w:after="120"/>
-        <w:rPr>
-          <w:sz w:val="26"/>
-          <w:szCs w:val="26"/>
-        </w:rPr>
-      </w:pPr>
-      <w:r>
-        <w:rPr>
-          <w:sz w:val="26"/>
-          <w:szCs w:val="26"/>
-        </w:rPr>
-        <w:t>4.1. Môi trường phát triển &amp; công nghệ</w:t>
-      </w:r>
-      <w:r>
-        <w:rPr>
-          <w:sz w:val="26"/>
-          <w:szCs w:val="26"/>
-        </w:rPr>
-        <w:br/>
-        <w:t>4.2. Xây dựng các chức năng chính</w:t>
-      </w:r>
-      <w:r>
-        <w:rPr>
-          <w:sz w:val="26"/>
-          <w:szCs w:val="26"/>
-        </w:rPr>
-        <w:br/>
-        <w:t xml:space="preserve">    4.2.1. Quản lý tài khoản và giao dịch</w:t>
-      </w:r>
-      <w:r>
-        <w:rPr>
-          <w:sz w:val="26"/>
-          <w:szCs w:val="26"/>
-        </w:rPr>
-        <w:br/>
         <w:t xml:space="preserve">    4.2.2. Quản lý danh mục thu/chi</w:t>
       </w:r>
       <w:r>
@@ -15438,7 +16447,7 @@
           <w:szCs w:val="26"/>
         </w:rPr>
       </w:pPr>
-      <w:bookmarkStart w:id="59" w:name="_Toc235627552"/>
+      <w:bookmarkStart w:id="57" w:name="_Toc235627552"/>
       <w:r>
         <w:rPr>
           <w:sz w:val="26"/>
@@ -15446,7 +16455,7 @@
         </w:rPr>
         <w:t>Chương 5. KIỂM THỬ &amp; ĐÁNH GIÁ</w:t>
       </w:r>
-      <w:bookmarkEnd w:id="59"/>
+      <w:bookmarkEnd w:id="57"/>
     </w:p>
     <w:p>
       <w:pPr>
@@ -15528,16 +16537,15 @@
           <w:szCs w:val="26"/>
         </w:rPr>
       </w:pPr>
-      <w:bookmarkStart w:id="60" w:name="_Toc235627553"/>
-      <w:r>
-        <w:rPr>
-          <w:sz w:val="26"/>
-          <w:szCs w:val="26"/>
-        </w:rPr>
-        <w:lastRenderedPageBreak/>
+      <w:bookmarkStart w:id="58" w:name="_Toc235627553"/>
+      <w:r>
+        <w:rPr>
+          <w:sz w:val="26"/>
+          <w:szCs w:val="26"/>
+        </w:rPr>
         <w:t>Chương 6. KẾT LUẬN &amp; HƯỚNG PHÁT TRIỂN</w:t>
       </w:r>
-      <w:bookmarkEnd w:id="60"/>
+      <w:bookmarkEnd w:id="58"/>
     </w:p>
     <w:p>
       <w:pPr>
@@ -15589,7 +16597,7 @@
           <w:szCs w:val="26"/>
         </w:rPr>
       </w:pPr>
-      <w:bookmarkStart w:id="61" w:name="_Toc235627554"/>
+      <w:bookmarkStart w:id="59" w:name="_Toc235627554"/>
       <w:r>
         <w:rPr>
           <w:b/>
@@ -15600,7 +16608,7 @@
         <w:t>TÀI LIỆU THAM KHẢO</w:t>
       </w:r>
       <w:bookmarkEnd w:id="29"/>
-      <w:bookmarkEnd w:id="61"/>
+      <w:bookmarkEnd w:id="59"/>
     </w:p>
     <w:sectPr>
       <w:pgSz w:w="11906" w:h="16838"/>

--- a/docs/baocao/baocao.docx
+++ b/docs/baocao/baocao.docx
@@ -923,7 +923,7 @@
         <w:sectPr>
           <w:footerReference w:type="default" r:id="rId9"/>
           <w:pgSz w:w="11906" w:h="16838"/>
-          <w:pgMar w:top="1440" w:right="1440" w:bottom="1440" w:left="1729" w:header="709" w:footer="709" w:gutter="0"/>
+          <w:pgMar w:top="1134" w:right="1134" w:bottom="1134" w:left="1701" w:header="709" w:footer="709" w:gutter="0"/>
           <w:pgBorders w:offsetFrom="page">
             <w:top w:val="single" w:sz="18" w:space="24" w:color="2F5496" w:themeColor="accent1" w:themeShade="BF"/>
             <w:left w:val="single" w:sz="18" w:space="24" w:color="2F5496" w:themeColor="accent1" w:themeShade="BF"/>
@@ -5995,6 +5995,1146 @@
         <w:t>DANH SÁCH CÁC TỪ VIẾT TẮT</w:t>
       </w:r>
     </w:p>
+    <w:tbl>
+      <w:tblPr>
+        <w:tblW w:w="5000" w:type="pct"/>
+        <w:tblBorders>
+          <w:top w:val="single" w:sz="4" w:space="0" w:color="auto"/>
+          <w:left w:val="single" w:sz="4" w:space="0" w:color="auto"/>
+          <w:bottom w:val="single" w:sz="4" w:space="0" w:color="auto"/>
+          <w:right w:val="single" w:sz="4" w:space="0" w:color="auto"/>
+          <w:insideH w:val="single" w:sz="4" w:space="0" w:color="auto"/>
+          <w:insideV w:val="single" w:sz="4" w:space="0" w:color="auto"/>
+        </w:tblBorders>
+        <w:tblLayout w:type="fixed"/>
+        <w:tblCellMar>
+          <w:top w:w="80" w:type="dxa"/>
+          <w:left w:w="120" w:type="dxa"/>
+          <w:bottom w:w="80" w:type="dxa"/>
+          <w:right w:w="120" w:type="dxa"/>
+        </w:tblCellMar>
+        <w:tblLook w:val="0000" w:firstRow="0" w:lastRow="0" w:firstColumn="0" w:lastColumn="0" w:noHBand="0" w:noVBand="0"/>
+      </w:tblPr>
+      <w:tblGrid>
+        <w:gridCol w:w="2186"/>
+        <w:gridCol w:w="2952"/>
+        <w:gridCol w:w="3589"/>
+      </w:tblGrid>
+      <w:tr>
+        <w:trPr>
+          <w:tblHeader/>
+        </w:trPr>
+        <w:tc>
+          <w:tcPr>
+            <w:tcW w:w="2340" w:type="dxa"/>
+          </w:tcPr>
+          <w:p>
+            <w:pPr>
+              <w:spacing w:before="0" w:line="240" w:lineRule="auto"/>
+              <w:rPr>
+                <w:sz w:val="24"/>
+                <w:szCs w:val="24"/>
+              </w:rPr>
+            </w:pPr>
+            <w:r>
+              <w:rPr>
+                <w:b/>
+                <w:bCs/>
+                <w:sz w:val="24"/>
+                <w:szCs w:val="24"/>
+              </w:rPr>
+              <w:t>Từ viết tắt</w:t>
+            </w:r>
+          </w:p>
+        </w:tc>
+        <w:tc>
+          <w:tcPr>
+            <w:tcW w:w="3166" w:type="dxa"/>
+          </w:tcPr>
+          <w:p>
+            <w:pPr>
+              <w:spacing w:before="0" w:line="240" w:lineRule="auto"/>
+              <w:rPr>
+                <w:sz w:val="24"/>
+                <w:szCs w:val="24"/>
+              </w:rPr>
+            </w:pPr>
+            <w:r>
+              <w:rPr>
+                <w:b/>
+                <w:bCs/>
+                <w:sz w:val="24"/>
+                <w:szCs w:val="24"/>
+              </w:rPr>
+              <w:t>Tiếng Anh đầy đủ</w:t>
+            </w:r>
+          </w:p>
+        </w:tc>
+        <w:tc>
+          <w:tcPr>
+            <w:tcW w:w="3854" w:type="dxa"/>
+          </w:tcPr>
+          <w:p>
+            <w:pPr>
+              <w:spacing w:before="0" w:line="240" w:lineRule="auto"/>
+              <w:rPr>
+                <w:sz w:val="24"/>
+                <w:szCs w:val="24"/>
+              </w:rPr>
+            </w:pPr>
+            <w:r>
+              <w:rPr>
+                <w:b/>
+                <w:bCs/>
+                <w:sz w:val="24"/>
+                <w:szCs w:val="24"/>
+              </w:rPr>
+              <w:t>Ý nghĩa</w:t>
+            </w:r>
+          </w:p>
+        </w:tc>
+      </w:tr>
+      <w:tr>
+        <w:tc>
+          <w:tcPr>
+            <w:tcW w:w="2340" w:type="dxa"/>
+          </w:tcPr>
+          <w:p>
+            <w:pPr>
+              <w:spacing w:before="0" w:line="240" w:lineRule="auto"/>
+              <w:rPr>
+                <w:sz w:val="24"/>
+                <w:szCs w:val="24"/>
+              </w:rPr>
+            </w:pPr>
+            <w:r>
+              <w:rPr>
+                <w:sz w:val="24"/>
+                <w:szCs w:val="24"/>
+              </w:rPr>
+              <w:t>API</w:t>
+            </w:r>
+          </w:p>
+        </w:tc>
+        <w:tc>
+          <w:tcPr>
+            <w:tcW w:w="3166" w:type="dxa"/>
+          </w:tcPr>
+          <w:p>
+            <w:pPr>
+              <w:spacing w:before="0" w:line="240" w:lineRule="auto"/>
+              <w:rPr>
+                <w:sz w:val="24"/>
+                <w:szCs w:val="24"/>
+              </w:rPr>
+            </w:pPr>
+            <w:r>
+              <w:rPr>
+                <w:sz w:val="24"/>
+                <w:szCs w:val="24"/>
+              </w:rPr>
+              <w:t>Application Programming Interface</w:t>
+            </w:r>
+          </w:p>
+        </w:tc>
+        <w:tc>
+          <w:tcPr>
+            <w:tcW w:w="3854" w:type="dxa"/>
+          </w:tcPr>
+          <w:p>
+            <w:pPr>
+              <w:spacing w:before="0" w:line="240" w:lineRule="auto"/>
+              <w:rPr>
+                <w:sz w:val="24"/>
+                <w:szCs w:val="24"/>
+              </w:rPr>
+            </w:pPr>
+            <w:r>
+              <w:rPr>
+                <w:sz w:val="24"/>
+                <w:szCs w:val="24"/>
+              </w:rPr>
+              <w:t>Giao diện lập trình ứng dụng</w:t>
+            </w:r>
+          </w:p>
+        </w:tc>
+      </w:tr>
+      <w:tr>
+        <w:tc>
+          <w:tcPr>
+            <w:tcW w:w="2340" w:type="dxa"/>
+          </w:tcPr>
+          <w:p>
+            <w:pPr>
+              <w:spacing w:before="0" w:line="240" w:lineRule="auto"/>
+              <w:rPr>
+                <w:sz w:val="24"/>
+                <w:szCs w:val="24"/>
+              </w:rPr>
+            </w:pPr>
+            <w:r>
+              <w:rPr>
+                <w:sz w:val="24"/>
+                <w:szCs w:val="24"/>
+              </w:rPr>
+              <w:t>AI</w:t>
+            </w:r>
+          </w:p>
+        </w:tc>
+        <w:tc>
+          <w:tcPr>
+            <w:tcW w:w="3166" w:type="dxa"/>
+          </w:tcPr>
+          <w:p>
+            <w:pPr>
+              <w:spacing w:before="0" w:line="240" w:lineRule="auto"/>
+              <w:rPr>
+                <w:sz w:val="24"/>
+                <w:szCs w:val="24"/>
+              </w:rPr>
+            </w:pPr>
+            <w:r>
+              <w:rPr>
+                <w:sz w:val="24"/>
+                <w:szCs w:val="24"/>
+              </w:rPr>
+              <w:t>Artificial Intelligence</w:t>
+            </w:r>
+          </w:p>
+        </w:tc>
+        <w:tc>
+          <w:tcPr>
+            <w:tcW w:w="3854" w:type="dxa"/>
+          </w:tcPr>
+          <w:p>
+            <w:pPr>
+              <w:spacing w:before="0" w:line="240" w:lineRule="auto"/>
+              <w:rPr>
+                <w:sz w:val="24"/>
+                <w:szCs w:val="24"/>
+              </w:rPr>
+            </w:pPr>
+            <w:r>
+              <w:rPr>
+                <w:sz w:val="24"/>
+                <w:szCs w:val="24"/>
+              </w:rPr>
+              <w:t>Trí tuệ nhân tạo</w:t>
+            </w:r>
+          </w:p>
+        </w:tc>
+      </w:tr>
+      <w:tr>
+        <w:tc>
+          <w:tcPr>
+            <w:tcW w:w="2340" w:type="dxa"/>
+          </w:tcPr>
+          <w:p>
+            <w:pPr>
+              <w:spacing w:before="0" w:line="240" w:lineRule="auto"/>
+              <w:rPr>
+                <w:sz w:val="24"/>
+                <w:szCs w:val="24"/>
+              </w:rPr>
+            </w:pPr>
+            <w:r>
+              <w:rPr>
+                <w:sz w:val="24"/>
+                <w:szCs w:val="24"/>
+              </w:rPr>
+              <w:t>BR</w:t>
+            </w:r>
+          </w:p>
+        </w:tc>
+        <w:tc>
+          <w:tcPr>
+            <w:tcW w:w="3166" w:type="dxa"/>
+          </w:tcPr>
+          <w:p>
+            <w:pPr>
+              <w:spacing w:before="0" w:line="240" w:lineRule="auto"/>
+              <w:rPr>
+                <w:sz w:val="24"/>
+                <w:szCs w:val="24"/>
+              </w:rPr>
+            </w:pPr>
+            <w:r>
+              <w:rPr>
+                <w:sz w:val="24"/>
+                <w:szCs w:val="24"/>
+              </w:rPr>
+              <w:t>Business Rule</w:t>
+            </w:r>
+          </w:p>
+        </w:tc>
+        <w:tc>
+          <w:tcPr>
+            <w:tcW w:w="3854" w:type="dxa"/>
+          </w:tcPr>
+          <w:p>
+            <w:pPr>
+              <w:spacing w:before="0" w:line="240" w:lineRule="auto"/>
+              <w:rPr>
+                <w:sz w:val="24"/>
+                <w:szCs w:val="24"/>
+              </w:rPr>
+            </w:pPr>
+            <w:r>
+              <w:rPr>
+                <w:sz w:val="24"/>
+                <w:szCs w:val="24"/>
+              </w:rPr>
+              <w:t>Quy tắc nghiệp vụ</w:t>
+            </w:r>
+          </w:p>
+        </w:tc>
+      </w:tr>
+      <w:tr>
+        <w:tc>
+          <w:tcPr>
+            <w:tcW w:w="2340" w:type="dxa"/>
+          </w:tcPr>
+          <w:p>
+            <w:pPr>
+              <w:spacing w:before="0" w:line="240" w:lineRule="auto"/>
+              <w:rPr>
+                <w:sz w:val="24"/>
+                <w:szCs w:val="24"/>
+              </w:rPr>
+            </w:pPr>
+            <w:r>
+              <w:rPr>
+                <w:sz w:val="24"/>
+                <w:szCs w:val="24"/>
+              </w:rPr>
+              <w:t>CSDL</w:t>
+            </w:r>
+          </w:p>
+        </w:tc>
+        <w:tc>
+          <w:tcPr>
+            <w:tcW w:w="3166" w:type="dxa"/>
+          </w:tcPr>
+          <w:p>
+            <w:pPr>
+              <w:spacing w:before="0" w:line="240" w:lineRule="auto"/>
+              <w:rPr>
+                <w:sz w:val="24"/>
+                <w:szCs w:val="24"/>
+              </w:rPr>
+            </w:pPr>
+            <w:r>
+              <w:rPr>
+                <w:sz w:val="24"/>
+                <w:szCs w:val="24"/>
+              </w:rPr>
+              <w:t>—</w:t>
+            </w:r>
+          </w:p>
+        </w:tc>
+        <w:tc>
+          <w:tcPr>
+            <w:tcW w:w="3854" w:type="dxa"/>
+          </w:tcPr>
+          <w:p>
+            <w:pPr>
+              <w:spacing w:before="0" w:line="240" w:lineRule="auto"/>
+              <w:rPr>
+                <w:sz w:val="24"/>
+                <w:szCs w:val="24"/>
+              </w:rPr>
+            </w:pPr>
+            <w:r>
+              <w:rPr>
+                <w:sz w:val="24"/>
+                <w:szCs w:val="24"/>
+              </w:rPr>
+              <w:t>Cơ sở dữ liệu</w:t>
+            </w:r>
+          </w:p>
+        </w:tc>
+      </w:tr>
+      <w:tr>
+        <w:tc>
+          <w:tcPr>
+            <w:tcW w:w="2340" w:type="dxa"/>
+          </w:tcPr>
+          <w:p>
+            <w:pPr>
+              <w:spacing w:before="0" w:line="240" w:lineRule="auto"/>
+              <w:rPr>
+                <w:sz w:val="24"/>
+                <w:szCs w:val="24"/>
+              </w:rPr>
+            </w:pPr>
+            <w:r>
+              <w:rPr>
+                <w:sz w:val="24"/>
+                <w:szCs w:val="24"/>
+              </w:rPr>
+              <w:t>CSV</w:t>
+            </w:r>
+          </w:p>
+        </w:tc>
+        <w:tc>
+          <w:tcPr>
+            <w:tcW w:w="3166" w:type="dxa"/>
+          </w:tcPr>
+          <w:p>
+            <w:pPr>
+              <w:spacing w:before="0" w:line="240" w:lineRule="auto"/>
+              <w:rPr>
+                <w:sz w:val="24"/>
+                <w:szCs w:val="24"/>
+              </w:rPr>
+            </w:pPr>
+            <w:r>
+              <w:rPr>
+                <w:sz w:val="24"/>
+                <w:szCs w:val="24"/>
+              </w:rPr>
+              <w:t>Comma-Separated Values</w:t>
+            </w:r>
+          </w:p>
+        </w:tc>
+        <w:tc>
+          <w:tcPr>
+            <w:tcW w:w="3854" w:type="dxa"/>
+          </w:tcPr>
+          <w:p>
+            <w:pPr>
+              <w:spacing w:before="0" w:line="240" w:lineRule="auto"/>
+              <w:rPr>
+                <w:sz w:val="24"/>
+                <w:szCs w:val="24"/>
+              </w:rPr>
+            </w:pPr>
+            <w:r>
+              <w:rPr>
+                <w:sz w:val="24"/>
+                <w:szCs w:val="24"/>
+              </w:rPr>
+              <w:t>Tệp dữ liệu phân tách bằng dấu phẩy</w:t>
+            </w:r>
+          </w:p>
+        </w:tc>
+      </w:tr>
+      <w:tr>
+        <w:tc>
+          <w:tcPr>
+            <w:tcW w:w="2340" w:type="dxa"/>
+          </w:tcPr>
+          <w:p>
+            <w:pPr>
+              <w:spacing w:before="0" w:line="240" w:lineRule="auto"/>
+              <w:rPr>
+                <w:sz w:val="24"/>
+                <w:szCs w:val="24"/>
+              </w:rPr>
+            </w:pPr>
+            <w:r>
+              <w:rPr>
+                <w:sz w:val="24"/>
+                <w:szCs w:val="24"/>
+              </w:rPr>
+              <w:t>DOM</w:t>
+            </w:r>
+          </w:p>
+        </w:tc>
+        <w:tc>
+          <w:tcPr>
+            <w:tcW w:w="3166" w:type="dxa"/>
+          </w:tcPr>
+          <w:p>
+            <w:pPr>
+              <w:spacing w:before="0" w:line="240" w:lineRule="auto"/>
+              <w:rPr>
+                <w:sz w:val="24"/>
+                <w:szCs w:val="24"/>
+              </w:rPr>
+            </w:pPr>
+            <w:r>
+              <w:rPr>
+                <w:sz w:val="24"/>
+                <w:szCs w:val="24"/>
+              </w:rPr>
+              <w:t>Document Object Model</w:t>
+            </w:r>
+          </w:p>
+        </w:tc>
+        <w:tc>
+          <w:tcPr>
+            <w:tcW w:w="3854" w:type="dxa"/>
+          </w:tcPr>
+          <w:p>
+            <w:pPr>
+              <w:spacing w:before="0" w:line="240" w:lineRule="auto"/>
+              <w:rPr>
+                <w:sz w:val="24"/>
+                <w:szCs w:val="24"/>
+              </w:rPr>
+            </w:pPr>
+            <w:r>
+              <w:rPr>
+                <w:sz w:val="24"/>
+                <w:szCs w:val="24"/>
+              </w:rPr>
+              <w:t>Mô hình đối tượng tài liệu</w:t>
+            </w:r>
+          </w:p>
+        </w:tc>
+      </w:tr>
+      <w:tr>
+        <w:tc>
+          <w:tcPr>
+            <w:tcW w:w="2340" w:type="dxa"/>
+          </w:tcPr>
+          <w:p>
+            <w:pPr>
+              <w:spacing w:before="0" w:line="240" w:lineRule="auto"/>
+              <w:rPr>
+                <w:sz w:val="24"/>
+                <w:szCs w:val="24"/>
+              </w:rPr>
+            </w:pPr>
+            <w:r>
+              <w:rPr>
+                <w:sz w:val="24"/>
+                <w:szCs w:val="24"/>
+              </w:rPr>
+              <w:t>ERD</w:t>
+            </w:r>
+          </w:p>
+        </w:tc>
+        <w:tc>
+          <w:tcPr>
+            <w:tcW w:w="3166" w:type="dxa"/>
+          </w:tcPr>
+          <w:p>
+            <w:pPr>
+              <w:spacing w:before="0" w:line="240" w:lineRule="auto"/>
+              <w:rPr>
+                <w:sz w:val="24"/>
+                <w:szCs w:val="24"/>
+              </w:rPr>
+            </w:pPr>
+            <w:r>
+              <w:rPr>
+                <w:sz w:val="24"/>
+                <w:szCs w:val="24"/>
+              </w:rPr>
+              <w:t>Entity Relationship Diagram</w:t>
+            </w:r>
+          </w:p>
+        </w:tc>
+        <w:tc>
+          <w:tcPr>
+            <w:tcW w:w="3854" w:type="dxa"/>
+          </w:tcPr>
+          <w:p>
+            <w:pPr>
+              <w:spacing w:before="0" w:line="240" w:lineRule="auto"/>
+              <w:rPr>
+                <w:sz w:val="24"/>
+                <w:szCs w:val="24"/>
+              </w:rPr>
+            </w:pPr>
+            <w:r>
+              <w:rPr>
+                <w:sz w:val="24"/>
+                <w:szCs w:val="24"/>
+              </w:rPr>
+              <w:t>Sơ đồ thực thể - liên kết</w:t>
+            </w:r>
+          </w:p>
+        </w:tc>
+      </w:tr>
+      <w:tr>
+        <w:tc>
+          <w:tcPr>
+            <w:tcW w:w="2340" w:type="dxa"/>
+          </w:tcPr>
+          <w:p>
+            <w:pPr>
+              <w:spacing w:before="0" w:line="240" w:lineRule="auto"/>
+              <w:rPr>
+                <w:sz w:val="24"/>
+                <w:szCs w:val="24"/>
+              </w:rPr>
+            </w:pPr>
+            <w:r>
+              <w:rPr>
+                <w:sz w:val="24"/>
+                <w:szCs w:val="24"/>
+              </w:rPr>
+              <w:t>FR</w:t>
+            </w:r>
+          </w:p>
+        </w:tc>
+        <w:tc>
+          <w:tcPr>
+            <w:tcW w:w="3166" w:type="dxa"/>
+          </w:tcPr>
+          <w:p>
+            <w:pPr>
+              <w:spacing w:before="0" w:line="240" w:lineRule="auto"/>
+              <w:rPr>
+                <w:sz w:val="24"/>
+                <w:szCs w:val="24"/>
+              </w:rPr>
+            </w:pPr>
+            <w:r>
+              <w:rPr>
+                <w:sz w:val="24"/>
+                <w:szCs w:val="24"/>
+              </w:rPr>
+              <w:t>Functional Requirement</w:t>
+            </w:r>
+          </w:p>
+        </w:tc>
+        <w:tc>
+          <w:tcPr>
+            <w:tcW w:w="3854" w:type="dxa"/>
+          </w:tcPr>
+          <w:p>
+            <w:pPr>
+              <w:spacing w:before="0" w:line="240" w:lineRule="auto"/>
+              <w:rPr>
+                <w:sz w:val="24"/>
+                <w:szCs w:val="24"/>
+              </w:rPr>
+            </w:pPr>
+            <w:r>
+              <w:rPr>
+                <w:sz w:val="24"/>
+                <w:szCs w:val="24"/>
+              </w:rPr>
+              <w:t>Yêu cầu chức năng</w:t>
+            </w:r>
+          </w:p>
+        </w:tc>
+      </w:tr>
+      <w:tr>
+        <w:tc>
+          <w:tcPr>
+            <w:tcW w:w="2340" w:type="dxa"/>
+          </w:tcPr>
+          <w:p>
+            <w:pPr>
+              <w:spacing w:before="0" w:line="240" w:lineRule="auto"/>
+              <w:rPr>
+                <w:sz w:val="24"/>
+                <w:szCs w:val="24"/>
+              </w:rPr>
+            </w:pPr>
+            <w:r>
+              <w:rPr>
+                <w:sz w:val="24"/>
+                <w:szCs w:val="24"/>
+              </w:rPr>
+              <w:t>JPA</w:t>
+            </w:r>
+          </w:p>
+        </w:tc>
+        <w:tc>
+          <w:tcPr>
+            <w:tcW w:w="3166" w:type="dxa"/>
+          </w:tcPr>
+          <w:p>
+            <w:pPr>
+              <w:spacing w:before="0" w:line="240" w:lineRule="auto"/>
+              <w:rPr>
+                <w:sz w:val="24"/>
+                <w:szCs w:val="24"/>
+              </w:rPr>
+            </w:pPr>
+            <w:r>
+              <w:rPr>
+                <w:sz w:val="24"/>
+                <w:szCs w:val="24"/>
+              </w:rPr>
+              <w:t>Java Persistence API</w:t>
+            </w:r>
+          </w:p>
+        </w:tc>
+        <w:tc>
+          <w:tcPr>
+            <w:tcW w:w="3854" w:type="dxa"/>
+          </w:tcPr>
+          <w:p>
+            <w:pPr>
+              <w:spacing w:before="0" w:line="240" w:lineRule="auto"/>
+              <w:rPr>
+                <w:sz w:val="24"/>
+                <w:szCs w:val="24"/>
+              </w:rPr>
+            </w:pPr>
+            <w:r>
+              <w:rPr>
+                <w:sz w:val="24"/>
+                <w:szCs w:val="24"/>
+              </w:rPr>
+              <w:t>Giao diện lập trình lưu trữ dữ liệu Java</w:t>
+            </w:r>
+          </w:p>
+        </w:tc>
+      </w:tr>
+      <w:tr>
+        <w:tc>
+          <w:tcPr>
+            <w:tcW w:w="2340" w:type="dxa"/>
+          </w:tcPr>
+          <w:p>
+            <w:pPr>
+              <w:spacing w:before="0" w:line="240" w:lineRule="auto"/>
+              <w:rPr>
+                <w:sz w:val="24"/>
+                <w:szCs w:val="24"/>
+              </w:rPr>
+            </w:pPr>
+            <w:r>
+              <w:rPr>
+                <w:sz w:val="24"/>
+                <w:szCs w:val="24"/>
+              </w:rPr>
+              <w:t>JSON</w:t>
+            </w:r>
+          </w:p>
+        </w:tc>
+        <w:tc>
+          <w:tcPr>
+            <w:tcW w:w="3166" w:type="dxa"/>
+          </w:tcPr>
+          <w:p>
+            <w:pPr>
+              <w:spacing w:before="0" w:line="240" w:lineRule="auto"/>
+              <w:rPr>
+                <w:sz w:val="24"/>
+                <w:szCs w:val="24"/>
+              </w:rPr>
+            </w:pPr>
+            <w:r>
+              <w:rPr>
+                <w:sz w:val="24"/>
+                <w:szCs w:val="24"/>
+              </w:rPr>
+              <w:t>JavaScript Object Notation</w:t>
+            </w:r>
+          </w:p>
+        </w:tc>
+        <w:tc>
+          <w:tcPr>
+            <w:tcW w:w="3854" w:type="dxa"/>
+          </w:tcPr>
+          <w:p>
+            <w:pPr>
+              <w:spacing w:before="0" w:line="240" w:lineRule="auto"/>
+              <w:rPr>
+                <w:sz w:val="24"/>
+                <w:szCs w:val="24"/>
+              </w:rPr>
+            </w:pPr>
+            <w:r>
+              <w:rPr>
+                <w:sz w:val="24"/>
+                <w:szCs w:val="24"/>
+              </w:rPr>
+              <w:t>Định dạng trao đổi dữ liệu dạng văn bản</w:t>
+            </w:r>
+          </w:p>
+        </w:tc>
+      </w:tr>
+      <w:tr>
+        <w:tc>
+          <w:tcPr>
+            <w:tcW w:w="2340" w:type="dxa"/>
+          </w:tcPr>
+          <w:p>
+            <w:pPr>
+              <w:spacing w:before="0" w:line="240" w:lineRule="auto"/>
+              <w:rPr>
+                <w:sz w:val="24"/>
+                <w:szCs w:val="24"/>
+              </w:rPr>
+            </w:pPr>
+            <w:r>
+              <w:rPr>
+                <w:sz w:val="24"/>
+                <w:szCs w:val="24"/>
+              </w:rPr>
+              <w:t>JWT</w:t>
+            </w:r>
+          </w:p>
+        </w:tc>
+        <w:tc>
+          <w:tcPr>
+            <w:tcW w:w="3166" w:type="dxa"/>
+          </w:tcPr>
+          <w:p>
+            <w:pPr>
+              <w:spacing w:before="0" w:line="240" w:lineRule="auto"/>
+              <w:rPr>
+                <w:sz w:val="24"/>
+                <w:szCs w:val="24"/>
+              </w:rPr>
+            </w:pPr>
+            <w:r>
+              <w:rPr>
+                <w:sz w:val="24"/>
+                <w:szCs w:val="24"/>
+              </w:rPr>
+              <w:t>JSON Web Token</w:t>
+            </w:r>
+          </w:p>
+        </w:tc>
+        <w:tc>
+          <w:tcPr>
+            <w:tcW w:w="3854" w:type="dxa"/>
+          </w:tcPr>
+          <w:p>
+            <w:pPr>
+              <w:spacing w:before="0" w:line="240" w:lineRule="auto"/>
+              <w:rPr>
+                <w:sz w:val="24"/>
+                <w:szCs w:val="24"/>
+              </w:rPr>
+            </w:pPr>
+            <w:r>
+              <w:rPr>
+                <w:sz w:val="24"/>
+                <w:szCs w:val="24"/>
+              </w:rPr>
+              <w:t>Token xác thực dạng JSON</w:t>
+            </w:r>
+          </w:p>
+        </w:tc>
+      </w:tr>
+      <w:tr>
+        <w:tc>
+          <w:tcPr>
+            <w:tcW w:w="2340" w:type="dxa"/>
+          </w:tcPr>
+          <w:p>
+            <w:pPr>
+              <w:spacing w:before="0" w:line="240" w:lineRule="auto"/>
+              <w:rPr>
+                <w:sz w:val="24"/>
+                <w:szCs w:val="24"/>
+              </w:rPr>
+            </w:pPr>
+            <w:r>
+              <w:rPr>
+                <w:sz w:val="24"/>
+                <w:szCs w:val="24"/>
+              </w:rPr>
+              <w:t>NFR</w:t>
+            </w:r>
+          </w:p>
+        </w:tc>
+        <w:tc>
+          <w:tcPr>
+            <w:tcW w:w="3166" w:type="dxa"/>
+          </w:tcPr>
+          <w:p>
+            <w:pPr>
+              <w:spacing w:before="0" w:line="240" w:lineRule="auto"/>
+              <w:rPr>
+                <w:sz w:val="24"/>
+                <w:szCs w:val="24"/>
+              </w:rPr>
+            </w:pPr>
+            <w:r>
+              <w:rPr>
+                <w:sz w:val="24"/>
+                <w:szCs w:val="24"/>
+              </w:rPr>
+              <w:t>Non-Functional Requirement</w:t>
+            </w:r>
+          </w:p>
+        </w:tc>
+        <w:tc>
+          <w:tcPr>
+            <w:tcW w:w="3854" w:type="dxa"/>
+          </w:tcPr>
+          <w:p>
+            <w:pPr>
+              <w:spacing w:before="0" w:line="240" w:lineRule="auto"/>
+              <w:rPr>
+                <w:sz w:val="24"/>
+                <w:szCs w:val="24"/>
+              </w:rPr>
+            </w:pPr>
+            <w:r>
+              <w:rPr>
+                <w:sz w:val="24"/>
+                <w:szCs w:val="24"/>
+              </w:rPr>
+              <w:t>Yêu cầu phi chức năng</w:t>
+            </w:r>
+          </w:p>
+        </w:tc>
+      </w:tr>
+      <w:tr>
+        <w:tc>
+          <w:tcPr>
+            <w:tcW w:w="2340" w:type="dxa"/>
+          </w:tcPr>
+          <w:p>
+            <w:pPr>
+              <w:spacing w:before="0" w:line="240" w:lineRule="auto"/>
+              <w:rPr>
+                <w:sz w:val="24"/>
+                <w:szCs w:val="24"/>
+              </w:rPr>
+            </w:pPr>
+            <w:r>
+              <w:rPr>
+                <w:sz w:val="24"/>
+                <w:szCs w:val="24"/>
+              </w:rPr>
+              <w:t>OAuth2</w:t>
+            </w:r>
+          </w:p>
+        </w:tc>
+        <w:tc>
+          <w:tcPr>
+            <w:tcW w:w="3166" w:type="dxa"/>
+          </w:tcPr>
+          <w:p>
+            <w:pPr>
+              <w:spacing w:before="0" w:line="240" w:lineRule="auto"/>
+              <w:rPr>
+                <w:sz w:val="24"/>
+                <w:szCs w:val="24"/>
+              </w:rPr>
+            </w:pPr>
+            <w:r>
+              <w:rPr>
+                <w:sz w:val="24"/>
+                <w:szCs w:val="24"/>
+              </w:rPr>
+              <w:t>Open Authorization 2.0</w:t>
+            </w:r>
+          </w:p>
+        </w:tc>
+        <w:tc>
+          <w:tcPr>
+            <w:tcW w:w="3854" w:type="dxa"/>
+          </w:tcPr>
+          <w:p>
+            <w:pPr>
+              <w:spacing w:before="0" w:line="240" w:lineRule="auto"/>
+              <w:rPr>
+                <w:sz w:val="24"/>
+                <w:szCs w:val="24"/>
+              </w:rPr>
+            </w:pPr>
+            <w:r>
+              <w:rPr>
+                <w:sz w:val="24"/>
+                <w:szCs w:val="24"/>
+              </w:rPr>
+              <w:t>Giao thức ủy quyền mở phiên bản 2</w:t>
+            </w:r>
+          </w:p>
+        </w:tc>
+      </w:tr>
+      <w:tr>
+        <w:tc>
+          <w:tcPr>
+            <w:tcW w:w="2340" w:type="dxa"/>
+          </w:tcPr>
+          <w:p>
+            <w:pPr>
+              <w:spacing w:before="0" w:line="240" w:lineRule="auto"/>
+              <w:rPr>
+                <w:sz w:val="24"/>
+                <w:szCs w:val="24"/>
+              </w:rPr>
+            </w:pPr>
+            <w:r>
+              <w:rPr>
+                <w:sz w:val="24"/>
+                <w:szCs w:val="24"/>
+              </w:rPr>
+              <w:t>PDF</w:t>
+            </w:r>
+          </w:p>
+        </w:tc>
+        <w:tc>
+          <w:tcPr>
+            <w:tcW w:w="3166" w:type="dxa"/>
+          </w:tcPr>
+          <w:p>
+            <w:pPr>
+              <w:spacing w:before="0" w:line="240" w:lineRule="auto"/>
+              <w:rPr>
+                <w:sz w:val="24"/>
+                <w:szCs w:val="24"/>
+              </w:rPr>
+            </w:pPr>
+            <w:r>
+              <w:rPr>
+                <w:sz w:val="24"/>
+                <w:szCs w:val="24"/>
+              </w:rPr>
+              <w:t>Portable Document Format</w:t>
+            </w:r>
+          </w:p>
+        </w:tc>
+        <w:tc>
+          <w:tcPr>
+            <w:tcW w:w="3854" w:type="dxa"/>
+          </w:tcPr>
+          <w:p>
+            <w:pPr>
+              <w:spacing w:before="0" w:line="240" w:lineRule="auto"/>
+              <w:rPr>
+                <w:sz w:val="24"/>
+                <w:szCs w:val="24"/>
+              </w:rPr>
+            </w:pPr>
+            <w:r>
+              <w:rPr>
+                <w:sz w:val="24"/>
+                <w:szCs w:val="24"/>
+              </w:rPr>
+              <w:t>Định dạng tài liệu di động</w:t>
+            </w:r>
+          </w:p>
+        </w:tc>
+      </w:tr>
+      <w:tr>
+        <w:tc>
+          <w:tcPr>
+            <w:tcW w:w="2340" w:type="dxa"/>
+          </w:tcPr>
+          <w:p>
+            <w:pPr>
+              <w:spacing w:before="0" w:line="240" w:lineRule="auto"/>
+              <w:rPr>
+                <w:sz w:val="24"/>
+                <w:szCs w:val="24"/>
+              </w:rPr>
+            </w:pPr>
+            <w:r>
+              <w:rPr>
+                <w:sz w:val="24"/>
+                <w:szCs w:val="24"/>
+              </w:rPr>
+              <w:t>REST/RESTful</w:t>
+            </w:r>
+          </w:p>
+        </w:tc>
+        <w:tc>
+          <w:tcPr>
+            <w:tcW w:w="3166" w:type="dxa"/>
+          </w:tcPr>
+          <w:p>
+            <w:pPr>
+              <w:spacing w:before="0" w:line="240" w:lineRule="auto"/>
+              <w:rPr>
+                <w:sz w:val="24"/>
+                <w:szCs w:val="24"/>
+              </w:rPr>
+            </w:pPr>
+            <w:r>
+              <w:rPr>
+                <w:sz w:val="24"/>
+                <w:szCs w:val="24"/>
+              </w:rPr>
+              <w:t>Representational State Transfer</w:t>
+            </w:r>
+          </w:p>
+        </w:tc>
+        <w:tc>
+          <w:tcPr>
+            <w:tcW w:w="3854" w:type="dxa"/>
+          </w:tcPr>
+          <w:p>
+            <w:pPr>
+              <w:spacing w:before="0" w:line="240" w:lineRule="auto"/>
+              <w:rPr>
+                <w:sz w:val="24"/>
+                <w:szCs w:val="24"/>
+              </w:rPr>
+            </w:pPr>
+            <w:r>
+              <w:rPr>
+                <w:sz w:val="24"/>
+                <w:szCs w:val="24"/>
+              </w:rPr>
+              <w:t>Kiến trúc thiết kế API theo chuẩn REST</w:t>
+            </w:r>
+          </w:p>
+        </w:tc>
+      </w:tr>
+      <w:tr>
+        <w:tc>
+          <w:tcPr>
+            <w:tcW w:w="2340" w:type="dxa"/>
+          </w:tcPr>
+          <w:p>
+            <w:pPr>
+              <w:spacing w:before="0" w:line="240" w:lineRule="auto"/>
+              <w:rPr>
+                <w:sz w:val="24"/>
+                <w:szCs w:val="24"/>
+              </w:rPr>
+            </w:pPr>
+            <w:r>
+              <w:rPr>
+                <w:sz w:val="24"/>
+                <w:szCs w:val="24"/>
+              </w:rPr>
+              <w:t>UC</w:t>
+            </w:r>
+          </w:p>
+        </w:tc>
+        <w:tc>
+          <w:tcPr>
+            <w:tcW w:w="3166" w:type="dxa"/>
+          </w:tcPr>
+          <w:p>
+            <w:pPr>
+              <w:spacing w:before="0" w:line="240" w:lineRule="auto"/>
+              <w:rPr>
+                <w:sz w:val="24"/>
+                <w:szCs w:val="24"/>
+              </w:rPr>
+            </w:pPr>
+            <w:r>
+              <w:rPr>
+                <w:sz w:val="24"/>
+                <w:szCs w:val="24"/>
+              </w:rPr>
+              <w:t>Use Case</w:t>
+            </w:r>
+          </w:p>
+        </w:tc>
+        <w:tc>
+          <w:tcPr>
+            <w:tcW w:w="3854" w:type="dxa"/>
+          </w:tcPr>
+          <w:p>
+            <w:pPr>
+              <w:spacing w:before="0" w:line="240" w:lineRule="auto"/>
+              <w:rPr>
+                <w:sz w:val="24"/>
+                <w:szCs w:val="24"/>
+              </w:rPr>
+            </w:pPr>
+            <w:r>
+              <w:rPr>
+                <w:sz w:val="24"/>
+                <w:szCs w:val="24"/>
+              </w:rPr>
+              <w:t>Trường hợp sử dụng</w:t>
+            </w:r>
+          </w:p>
+        </w:tc>
+      </w:tr>
+    </w:tbl>
     <w:p>
       <w:pPr>
         <w:rPr>
@@ -6005,6 +7145,17 @@
           <w:szCs w:val="32"/>
         </w:rPr>
       </w:pPr>
+    </w:p>
+    <w:p>
+      <w:pPr>
+        <w:rPr>
+          <w:b/>
+          <w:bCs/>
+          <w:sz w:val="32"/>
+          <w:szCs w:val="32"/>
+        </w:rPr>
+      </w:pPr>
+      <w:bookmarkStart w:id="1" w:name="_Toc235627512"/>
       <w:r>
         <w:rPr>
           <w:b/>
@@ -6022,7 +7173,6 @@
           <w:color w:val="auto"/>
         </w:rPr>
       </w:pPr>
-      <w:bookmarkStart w:id="1" w:name="_Toc235627512"/>
       <w:r>
         <w:rPr>
           <w:b/>
@@ -6063,7 +7213,38 @@
           <w:sz w:val="26"/>
           <w:szCs w:val="26"/>
         </w:rPr>
-        <w:t xml:space="preserve">Trong cuộc sống hằng ngày, việc quản lý tài chính cá nhân là một nhu cầu thiết yếu nhưng lại là điều mà rất nhiều người gặp khó khăn. Phần lớn mọi người không thể trả lời chính xác câu hỏi tiền của mình đã đi đâu trong tháng vừa qua, dù thu nhập và các khoản chi tiêu vẫn diễn ra đều đặn. Nguyên nhân đến từ việc thiếu một công cụ theo dõi có hệ thống: người dùng thường chỉ ghi nhớ đại khái hoặc ghi chép rời rạc trên giấy, sổ tay hay các ứng dụng ghi chú thông thường, dẫn đến việc bỏ sót nhiều giao dịch nhỏ lẻ nhưng </w:t>
+        <w:t>Trong cuộc sống hằng ngày, việc quản lý tài chính cá nhân là một nhu cầu thiết yếu nhưng lại là điều mà rất nhiều người gặp khó khăn. Phần lớn mọi người không thể trả lời chính xác câu hỏi tiền của mình đã đi đâu trong tháng vừa qua, dù thu nhập và các khoản chi tiêu vẫn diễn ra đều đặn. Nguyên nhân đến từ việc thiếu một công cụ theo dõi có hệ thống</w:t>
+      </w:r>
+      <w:r>
+        <w:rPr>
+          <w:sz w:val="26"/>
+          <w:szCs w:val="26"/>
+        </w:rPr>
+        <w:t>.</w:t>
+      </w:r>
+      <w:r>
+        <w:t xml:space="preserve"> </w:t>
+      </w:r>
+      <w:r>
+        <w:rPr>
+          <w:sz w:val="26"/>
+          <w:szCs w:val="26"/>
+        </w:rPr>
+        <w:t>Nghiên cứu gần đây cũng chỉ ra rằng khả năng lập ngân sách và tự kiểm soát chi tiêu có tác động trực tiếp đến mức độ hài lòng tài chính của cá nhân [1]</w:t>
+      </w:r>
+      <w:r>
+        <w:rPr>
+          <w:sz w:val="26"/>
+          <w:szCs w:val="26"/>
+        </w:rPr>
+        <w:t xml:space="preserve"> và với</w:t>
+      </w:r>
+      <w:r>
+        <w:rPr>
+          <w:sz w:val="26"/>
+          <w:szCs w:val="26"/>
+        </w:rPr>
+        <w:t xml:space="preserve"> người dùng thường chỉ ghi nhớ đại khái hoặc ghi chép rời rạc trên giấy, sổ tay hay các ứng dụng ghi chú thông thường, dẫn đến việc bỏ sót nhiều giao dịch nhỏ lẻ nhưng </w:t>
       </w:r>
       <w:r>
         <w:rPr>
@@ -6159,6 +7340,13 @@
           <w:sz w:val="26"/>
           <w:szCs w:val="26"/>
         </w:rPr>
+        <w:t xml:space="preserve"> [7][8][9]</w:t>
+      </w:r>
+      <w:r>
+        <w:rPr>
+          <w:sz w:val="26"/>
+          <w:szCs w:val="26"/>
+        </w:rPr>
         <w:t xml:space="preserve">. Các ứng dụng này giúp người dùng ghi lại giao dịch một cách thuận tiện, có giao diện thân thiện và hỗ trợ trên di động. Tuy vậy, qua khảo sát thực tế cho thấy khả năng phân tích chuyên sâu và tự động hóa của các ứng dụng này vẫn còn hạn chế, đặc biệt là ở khâu </w:t>
       </w:r>
       <w:r>
@@ -6214,7 +7402,7 @@
           <w:sz w:val="26"/>
           <w:szCs w:val="26"/>
         </w:rPr>
-        <w:t xml:space="preserve">, hệ thống sẽ tự động phân loại các giao dịch theo danh mục phù hợp, đồng thời cung cấp các công cụ phân tích thói quen chi tiêu. Từ đó, người dùng có đầy đủ dữ </w:t>
+        <w:t xml:space="preserve">, hệ thống sẽ tự động phân loại các giao dịch theo danh mục phù hợp, đồng thời </w:t>
       </w:r>
       <w:r>
         <w:rPr>
@@ -6222,7 +7410,7 @@
           <w:szCs w:val="26"/>
         </w:rPr>
         <w:lastRenderedPageBreak/>
-        <w:t>liệu và góc nhìn trực quan để đưa ra các quyết định tài chính hợp lý hơn, chủ động hơn trong việc kiểm soát dòng tiền của bản thân và gia đình.</w:t>
+        <w:t>cung cấp các công cụ phân tích thói quen chi tiêu. Từ đó, người dùng có đầy đủ dữ liệu và góc nhìn trực quan để đưa ra các quyết định tài chính hợp lý hơn, chủ động hơn trong việc kiểm soát dòng tiền của bản thân và gia đình.</w:t>
       </w:r>
     </w:p>
     <w:p>
@@ -6355,7 +7543,15 @@
           <w:sz w:val="26"/>
           <w:szCs w:val="26"/>
         </w:rPr>
-        <w:t>Bên cạnh đó, hệ thống còn hướng đến nhóm người dùng gia đình, tức các thành viên trong cùng một hộ gia đình có nhu cầu theo dõi chi tiêu chung. Thông qua tài khoản chia sẻ, các thành viên có thể cùng ghi nhận và theo dõi các khoản thu chi chung, giúp việc quản lý tài chính gia đình trở nên minh bạch và thuận tiện hơn.</w:t>
+        <w:t xml:space="preserve">Bên cạnh đó, hệ thống còn hướng đến nhóm người dùng gia đình, tức các thành viên trong cùng một hộ gia đình có nhu cầu theo dõi chi tiêu chung. Thông qua tài khoản </w:t>
+      </w:r>
+      <w:r>
+        <w:rPr>
+          <w:sz w:val="26"/>
+          <w:szCs w:val="26"/>
+        </w:rPr>
+        <w:lastRenderedPageBreak/>
+        <w:t>chia sẻ, các thành viên có thể cùng ghi nhận và theo dõi các khoản thu chi chung, giúp việc quản lý tài chính gia đình trở nên minh bạch và thuận tiện hơn.</w:t>
       </w:r>
     </w:p>
     <w:p>
@@ -6368,7 +7564,6 @@
           <w:sz w:val="26"/>
           <w:szCs w:val="26"/>
         </w:rPr>
-        <w:lastRenderedPageBreak/>
         <w:t>Cuối cùng, hệ thống có vai trò quản trị viên chịu trách nhiệm quản lý người dùng, xây dựng và duy trì các danh mục mẫu để người dùng mới có thể sử dụng ngay, cũng như cấu hình các thông số vận hành chung của hệ thống.</w:t>
       </w:r>
     </w:p>
@@ -6521,6 +7716,7 @@
           <w:sz w:val="26"/>
           <w:szCs w:val="26"/>
         </w:rPr>
+        <w:lastRenderedPageBreak/>
         <w:t>Về phần hệ thống, ứng dụng đảm bảo chức năng đăng nhập và phân quyền người dùng rõ ràng theo từng vai trò, cùng với khả năng sao lưu dữ liệu cá nhân nhằm bảo vệ thông tin tài chính của người dùng trước các rủi ro mất dữ liệu.</w:t>
       </w:r>
     </w:p>
@@ -6539,7 +7735,6 @@
           <w:bCs/>
           <w:color w:val="auto"/>
         </w:rPr>
-        <w:lastRenderedPageBreak/>
         <w:t>1.5. Các công nghệ liên quan</w:t>
       </w:r>
       <w:bookmarkEnd w:id="6"/>
@@ -6554,7 +7749,63 @@
           <w:sz w:val="26"/>
           <w:szCs w:val="26"/>
         </w:rPr>
-        <w:t>Để hiện thực hóa các chức năng nêu trên, hệ thống được xây dựng dựa trên mô hình kiến trúc Client-Server, trong đó phần phía sau (backend) sử dụng SpringBoot để xử lý logic nghiệp vụ và cung cấp API, phần giao diện người dùng (frontend) được xây dựng bằng ReactJS nhằm mang lại trải nghiệm tương tác mượt mà, dữ liệu được lưu trữ trong hệ quản trị cơ sở dữ liệu MySQL, còn công cụ Postman được sử dụng trong suốt quá trình phát triển để kiểm thử các API.</w:t>
+        <w:t>Để hiện thực hóa các chức năng nêu trên, hệ thống được xây dựng dựa trên mô hình kiến trúc Client-Server, trong đó phần phía sau (backend) sử dụng SpringBoot</w:t>
+      </w:r>
+      <w:r>
+        <w:rPr>
+          <w:sz w:val="26"/>
+          <w:szCs w:val="26"/>
+        </w:rPr>
+        <w:t>[2]</w:t>
+      </w:r>
+      <w:r>
+        <w:rPr>
+          <w:sz w:val="26"/>
+          <w:szCs w:val="26"/>
+        </w:rPr>
+        <w:t xml:space="preserve"> để xử lý logic nghiệp vụ và cung cấp API, phần giao diện người dùng (frontend) được xây dựng bằng ReactJS</w:t>
+      </w:r>
+      <w:r>
+        <w:rPr>
+          <w:sz w:val="26"/>
+          <w:szCs w:val="26"/>
+        </w:rPr>
+        <w:t>[3]</w:t>
+      </w:r>
+      <w:r>
+        <w:rPr>
+          <w:sz w:val="26"/>
+          <w:szCs w:val="26"/>
+        </w:rPr>
+        <w:t xml:space="preserve"> nhằm mang lại trải nghiệm tương tác mượt mà, dữ liệu được lưu trữ trong hệ quản trị cơ sở dữ liệu MySQL</w:t>
+      </w:r>
+      <w:r>
+        <w:rPr>
+          <w:sz w:val="26"/>
+          <w:szCs w:val="26"/>
+        </w:rPr>
+        <w:t>[4]</w:t>
+      </w:r>
+      <w:r>
+        <w:rPr>
+          <w:sz w:val="26"/>
+          <w:szCs w:val="26"/>
+        </w:rPr>
+        <w:t>, còn công cụ Postman</w:t>
+      </w:r>
+      <w:r>
+        <w:rPr>
+          <w:sz w:val="26"/>
+          <w:szCs w:val="26"/>
+        </w:rPr>
+        <w:t>[5]</w:t>
+      </w:r>
+      <w:r>
+        <w:rPr>
+          <w:sz w:val="26"/>
+          <w:szCs w:val="26"/>
+        </w:rPr>
+        <w:t xml:space="preserve"> được sử dụng trong suốt quá trình phát triển để kiểm thử các API.</w:t>
       </w:r>
       <w:r>
         <w:rPr>
@@ -6639,7 +7890,21 @@
           <w:sz w:val="26"/>
           <w:szCs w:val="26"/>
         </w:rPr>
-        <w:t xml:space="preserve">từ đó rút ra nhu cầu thực tế của người dùng; đồng thời trình bày cơ sở lý thuyết liên quan đến việc nhập liệu sao kê ngân hàng, tự động phân loại giao dịch và trực quan hóa dữ liệu, cùng với phần tổng quan chi tiết về các công nghệ được lựa chọn (SpringBoot, ReactJS, MySQL, Postman) và mô hình kiến trúc Client-Server của hệ thống. Chương 3 tập trung vào việc phân tích và thiết kế hệ thống, bao gồm việc xác định yêu cầu chức năng và yêu cầu phi chức năng; xây dựng sơ đồ use case tổng quát và đặc tả chi tiết từng use case; thiết kế sơ đồ lớp và cơ sở dữ liệu; xây dựng sơ đồ tuần tự cho các luồng nghiệp vụ chính; và thiết kế giao diện cho cả phía người dùng lẫn phía quản trị. Chương 4 trình bày quá trình cài đặt và triển khai hệ thống, gồm việc thiết lập môi trường phát triển và công nghệ sử dụng; xây dựng lần lượt các chức năng chính như quản lý tài khoản và giao dịch, quản lý danh mục thu/chi, quản lý ngân sách và mục tiêu tiết kiệm, </w:t>
+        <w:t>[7][8][9]</w:t>
+      </w:r>
+      <w:r>
+        <w:rPr>
+          <w:sz w:val="26"/>
+          <w:szCs w:val="26"/>
+        </w:rPr>
+        <w:t xml:space="preserve"> </w:t>
+      </w:r>
+      <w:r>
+        <w:rPr>
+          <w:sz w:val="26"/>
+          <w:szCs w:val="26"/>
+        </w:rPr>
+        <w:t xml:space="preserve">từ đó rút ra nhu cầu thực tế của người dùng; đồng thời trình bày cơ sở lý thuyết liên quan đến việc nhập liệu sao kê ngân hàng, tự động phân loại giao dịch và trực quan hóa dữ liệu, cùng với phần tổng quan chi tiết về các công nghệ được lựa chọn và mô hình kiến trúc Client-Server của hệ thống. Chương 3 tập trung vào việc phân tích và thiết kế hệ thống, bao gồm việc xác định yêu cầu chức năng và yêu cầu phi chức năng; xây dựng sơ đồ use case tổng quát và đặc tả chi tiết từng use case; thiết kế sơ đồ lớp và cơ sở dữ liệu; xây dựng sơ đồ tuần tự cho các luồng nghiệp vụ chính; và thiết kế giao diện cho cả phía người dùng lẫn phía quản trị. Chương 4 trình bày quá trình cài đặt và triển khai hệ thống, gồm việc thiết lập môi trường phát triển và công nghệ sử dụng; xây dựng lần lượt các chức năng chính như quản lý tài khoản và giao dịch, quản lý danh mục thu/chi, quản lý ngân sách và mục tiêu tiết kiệm, </w:t>
       </w:r>
       <w:r>
         <w:rPr>
@@ -6653,7 +7918,7 @@
           <w:sz w:val="26"/>
           <w:szCs w:val="26"/>
         </w:rPr>
-        <w:t xml:space="preserve">sao kê ngân hàng, tự động phân loại giao dịch, báo cáo và biểu đồ phân tích thói quen chi tiêu, hệ thống nhắc nhở, cùng chức năng đăng nhập và phân quyền; đồng thời trình bày việc tích hợp giữa frontend và backend, kiểm thử API bằng Postman, và triển khai ứng dụng. Chương 5 trình bày quá trình kiểm thử và đánh giá hệ thống, </w:t>
+        <w:t xml:space="preserve">sao kê ngân hàng, tự động phân loại giao dịch, báo cáo và biểu đồ phân tích thói quen chi tiêu, hệ thống nhắc nhở, cùng </w:t>
       </w:r>
       <w:r>
         <w:rPr>
@@ -6661,7 +7926,7 @@
           <w:szCs w:val="26"/>
         </w:rPr>
         <w:lastRenderedPageBreak/>
-        <w:t>bao gồm các kịch bản kiểm thử đã xây dựng, kết quả kiểm thử thu được, đánh giá những kết quả đạt được cũng như những hạn chế còn tồn tại, và so sánh kết quả thực hiện với các yêu cầu ban đầu đã đề ra. Chương 6 tổng kết lại toàn bộ quá trình thực hiện đề tài và đề xuất các hướng phát triển tiếp theo cho hệ thống trong tương lai.</w:t>
+        <w:t>chức năng đăng nhập và phân quyền; đồng thời trình bày việc tích hợp giữa frontend và backend, kiểm thử API bằng Postman, và triển khai ứng dụng. Chương 5 trình bày quá trình kiểm thử và đánh giá hệ thống, bao gồm các kịch bản kiểm thử đã xây dựng, kết quả kiểm thử thu được, đánh giá những kết quả đạt được cũng như những hạn chế còn tồn tại, và so sánh kết quả thực hiện với các yêu cầu ban đầu đã đề ra. Chương 6 tổng kết lại toàn bộ quá trình thực hiện đề tài và đề xuất các hướng phát triển tiếp theo cho hệ thống trong tương lai.</w:t>
       </w:r>
     </w:p>
     <w:p>
@@ -6732,7 +7997,21 @@
           <w:sz w:val="26"/>
           <w:szCs w:val="26"/>
         </w:rPr>
-        <w:t xml:space="preserve">Money Lover là một trong những ứng dụng quản lý chi tiêu cá nhân phổ biến, được nhiều người dùng tại Việt Nam sử dụng. Ứng dụng cung cấp giao diện trực quan, cho phép người dùng tạo nhiều ví khác nhau, ghi nhận giao dịch thu chi và xem báo cáo dưới dạng biểu đồ. Money Lover cũng hỗ trợ đặt ngân sách theo tháng và có tính năng nhắc nhở hóa đơn định kỳ. Tuy nhiên, việc </w:t>
+        <w:t>Money Lover</w:t>
+      </w:r>
+      <w:r>
+        <w:rPr>
+          <w:sz w:val="26"/>
+          <w:szCs w:val="26"/>
+        </w:rPr>
+        <w:t>[7]</w:t>
+      </w:r>
+      <w:r>
+        <w:rPr>
+          <w:sz w:val="26"/>
+          <w:szCs w:val="26"/>
+        </w:rPr>
+        <w:t xml:space="preserve"> là một trong những ứng dụng quản lý chi tiêu cá nhân phổ biến, được nhiều người dùng tại Việt Nam sử dụng. Ứng dụng cung cấp giao diện trực quan, cho phép người dùng tạo nhiều ví khác nhau, ghi nhận giao dịch thu chi và xem báo cáo dưới dạng biểu đồ. Money Lover cũng hỗ trợ đặt ngân sách theo tháng và có tính năng nhắc nhở hóa đơn định kỳ. Tuy nhiên, việc </w:t>
       </w:r>
       <w:r>
         <w:rPr>
@@ -6810,7 +8089,21 @@
           <w:sz w:val="26"/>
           <w:szCs w:val="26"/>
         </w:rPr>
-        <w:t xml:space="preserve">Sổ Thu Chi là một ứng dụng ghi chép chi tiêu quen thuộc với giao diện đơn giản, dễ sử dụng, phù hợp với những người dùng không quen thuộc với công nghệ. Ứng dụng cho phép ghi nhận nhanh các khoản thu chi hằng ngày, phân loại theo danh mục có sẵn và xem lại lịch sử giao dịch theo ngày, tháng. Điểm mạnh của Sổ Thu Chi nằm ở </w:t>
+        <w:t>Sổ Thu Chi</w:t>
+      </w:r>
+      <w:r>
+        <w:rPr>
+          <w:sz w:val="26"/>
+          <w:szCs w:val="26"/>
+        </w:rPr>
+        <w:t xml:space="preserve"> [8]</w:t>
+      </w:r>
+      <w:r>
+        <w:rPr>
+          <w:sz w:val="26"/>
+          <w:szCs w:val="26"/>
+        </w:rPr>
+        <w:t xml:space="preserve"> là một ứng dụng ghi chép chi tiêu quen thuộc với giao diện đơn giản, dễ sử dụng, phù hợp với những người dùng không quen thuộc với công nghệ. Ứng dụng cho phép ghi nhận nhanh các khoản thu chi hằng ngày, phân loại theo danh mục có sẵn và xem lại lịch sử giao dịch theo ngày, tháng. Điểm mạnh của Sổ Thu Chi nằm ở </w:t>
       </w:r>
       <w:r>
         <w:rPr>
@@ -6870,6 +8163,7 @@
           <w:bCs/>
           <w:color w:val="auto"/>
         </w:rPr>
+        <w:lastRenderedPageBreak/>
         <w:t>2.1.3. Misa MoneyKeeper</w:t>
       </w:r>
       <w:bookmarkEnd w:id="12"/>
@@ -6888,15 +8182,21 @@
           <w:sz w:val="26"/>
           <w:szCs w:val="26"/>
         </w:rPr>
-        <w:t xml:space="preserve">MISA MoneyKeeper, thường được biết đến với tên gọi Sổ Thu Chi MISA, là ứng dụng quản lý tài chính cá nhân do Công ty Cổ phần MISA phát triển và hiện đang là </w:t>
-      </w:r>
-      <w:r>
-        <w:rPr>
-          <w:sz w:val="26"/>
-          <w:szCs w:val="26"/>
-        </w:rPr>
-        <w:lastRenderedPageBreak/>
-        <w:t>một trong những ứng dụng được sử dụng phổ biến nhất tại Việt Nam với lượng người dùng lên đến hàng triệu người. So với Money Lover và Sổ Thu Chi, MISA MoneyKeeper có phần vượt trội hơn về độ đa dạng tính năng: ứng dụng cho phép tạo không giới hạn tài khoản tiền, thiết lập hạn mức chi tiêu theo từng danh mục kèm cảnh báo khi vượt mức, lập kế hoạch dự thu dự chi cho các khoản định kỳ như tiền nhà hay học phí, quản lý khoản vay và cho vay, quy đổi tỷ giá ngoại tệ, đồng thời hỗ trợ ghi chép chi tiêu riêng theo từng chuyến đi hoặc sự kiện. Ứng dụng cũng cho phép xuất báo cáo dưới dạng Excel hoặc PDF và có tính năng chia sẻ sổ chi tiêu để các thành viên trong gia đình cùng theo dõi khoản chi chung. Ứng dụng cũng hỗ trợ trong việc phân chia các khoản chi khi chụp hóa đơn, giúp người dùng dễ dàng hơn trong việc phân loại. Ngoài ra, nhiều tính năng nâng cao như dự thu dự chi, quản lý khoản vay hay quy đổi ngoại tệ</w:t>
+        <w:t>MISA MoneyKeeper</w:t>
+      </w:r>
+      <w:r>
+        <w:rPr>
+          <w:sz w:val="26"/>
+          <w:szCs w:val="26"/>
+        </w:rPr>
+        <w:t xml:space="preserve"> [9]</w:t>
+      </w:r>
+      <w:r>
+        <w:rPr>
+          <w:sz w:val="26"/>
+          <w:szCs w:val="26"/>
+        </w:rPr>
+        <w:t>, thường được biết đến với tên gọi Sổ Thu Chi MISA, là ứng dụng quản lý tài chính cá nhân do Công ty Cổ phần MISA phát triển và hiện đang là một trong những ứng dụng được sử dụng phổ biến nhất tại Việt Nam với lượng người dùng lên đến hàng triệu người. So với Money Lover và Sổ Thu Chi, MISA MoneyKeeper có phần vượt trội hơn về độ đa dạng tính năng: ứng dụng cho phép tạo không giới hạn tài khoản tiền, thiết lập hạn mức chi tiêu theo từng danh mục kèm cảnh báo khi vượt mức, lập kế hoạch dự thu dự chi cho các khoản định kỳ như tiền nhà hay học phí, quản lý khoản vay và cho vay, quy đổi tỷ giá ngoại tệ, đồng thời hỗ trợ ghi chép chi tiêu riêng theo từng chuyến đi hoặc sự kiện. Ứng dụng cũng cho phép xuất báo cáo dưới dạng Excel hoặc PDF và có tính năng chia sẻ sổ chi tiêu để các thành viên trong gia đình cùng theo dõi khoản chi chung. Ứng dụng cũng hỗ trợ trong việc phân chia các khoản chi khi chụp hóa đơn, giúp người dùng dễ dàng hơn trong việc phân loại. Ngoài ra, nhiều tính năng nâng cao như dự thu dự chi, quản lý khoản vay hay quy đổi ngoại tệ</w:t>
       </w:r>
     </w:p>
     <w:p>
@@ -7265,6 +8565,7 @@
                 <w:sz w:val="22"/>
                 <w:szCs w:val="22"/>
               </w:rPr>
+              <w:lastRenderedPageBreak/>
               <w:t>Import sao kê CSV tự do</w:t>
             </w:r>
           </w:p>
@@ -7387,7 +8688,6 @@
                 <w:sz w:val="22"/>
                 <w:szCs w:val="22"/>
               </w:rPr>
-              <w:lastRenderedPageBreak/>
               <w:t>Tự động phân loại giao dịch theo nội dung</w:t>
             </w:r>
           </w:p>
@@ -7975,6 +9275,7 @@
     <w:p>
       <w:pPr>
         <w:pStyle w:val="Caption"/>
+        <w:spacing w:line="360" w:lineRule="auto"/>
         <w:jc w:val="center"/>
         <w:rPr>
           <w:sz w:val="26"/>
@@ -8097,7 +9398,7 @@
           <w:sz w:val="26"/>
           <w:szCs w:val="26"/>
         </w:rPr>
-        <w:t xml:space="preserve"> dữ liệu từ sao kê ngân hàng, tự động phân loại giao dịch với độ chính xác cao, cùng với các công cụ phân tích, cảnh báo giúp người dùng chủ động hơn trong việc kiểm soát tài chính cá nhân. Trong khi Money Lover và MISA MoneyKeeper đã làm khá tốt phần ngân sách, cảnh báo và biểu đồ, còn Sổ Thu Chi mạnh ở sự đơn giản, thì cả ba đều chưa giải quyết được bài toán nhập liệu tự động từ sao kê ngân hàng. Đây chính là khoảng trống mà các ứng dụng hiện tại chưa đáp ứng </w:t>
+        <w:t xml:space="preserve"> dữ liệu từ sao kê ngân hàng, tự động phân loại giao dịch với độ chính xác cao, cùng với các công cụ phân tích, cảnh báo giúp người dùng chủ động hơn trong việc kiểm soát tài chính cá nhân. Trong khi Money Lover và MISA MoneyKeeper đã làm khá tốt phần ngân sách, cảnh báo và biểu đồ, còn Sổ Thu Chi mạnh ở sự đơn giản, thì cả ba đều chưa giải quyết được bài toán nhập liệu tự động từ </w:t>
       </w:r>
       <w:r>
         <w:rPr>
@@ -8105,7 +9406,7 @@
           <w:szCs w:val="26"/>
         </w:rPr>
         <w:lastRenderedPageBreak/>
-        <w:t>tốt, đồng thời cũng là cơ sở để hệ thống trong đề tài này xác định rõ hướng phát triển các chức năng của mình.</w:t>
+        <w:t>sao kê ngân hàng. Đây chính là khoảng trống mà các ứng dụng hiện tại chưa đáp ứng tốt, đồng thời cũng là cơ sở để hệ thống trong đề tài này xác định rõ hướng phát triển các chức năng của mình.</w:t>
       </w:r>
     </w:p>
     <w:p>
@@ -8234,7 +9535,7 @@
           <w:sz w:val="26"/>
           <w:szCs w:val="26"/>
         </w:rPr>
-        <w:t xml:space="preserve">Trực quan hóa dữ liệu là quá trình biểu diễn dữ liệu số dưới dạng hình ảnh như biểu đồ đường, biểu đồ cột hay biểu đồ tròn, giúp người dùng dễ dàng nhận diện xu hướng và cơ cấu chi tiêu của mình thay vì phải đọc qua danh sách giao dịch dạng bảng. Trong hệ thống quản lý chi tiêu, việc trực quan hóa thường được áp dụng để thể hiện </w:t>
+        <w:t xml:space="preserve">Trực quan hóa dữ liệu là quá trình biểu diễn dữ liệu số dưới dạng hình ảnh như biểu đồ đường, biểu đồ cột hay biểu đồ tròn, giúp người dùng dễ dàng nhận diện xu hướng và cơ cấu chi tiêu của mình thay vì phải đọc qua danh sách giao dịch dạng bảng. </w:t>
       </w:r>
       <w:r>
         <w:rPr>
@@ -8242,7 +9543,7 @@
           <w:szCs w:val="26"/>
         </w:rPr>
         <w:lastRenderedPageBreak/>
-        <w:t>xu hướng thu chi theo thời gian, cơ cấu chi tiêu theo từng danh mục trong một kỳ nhất định, cũng như mức độ hoàn thành của các ngân sách và mục tiêu tiết kiệm. Việc lựa chọn đúng loại biểu đồ cho từng loại dữ liệu đóng vai trò quan trọng trong việc giúp người dùng tiếp nhận thông tin nhanh chóng và đưa ra quyết định kịp thời.</w:t>
+        <w:t>Trong hệ thống quản lý chi tiêu, việc trực quan hóa thường được áp dụng để thể hiện xu hướng thu chi theo thời gian, cơ cấu chi tiêu theo từng danh mục trong một kỳ nhất định, cũng như mức độ hoàn thành của các ngân sách và mục tiêu tiết kiệm. Việc lựa chọn đúng loại biểu đồ cho từng loại dữ liệu đóng vai trò quan trọng trong việc giúp người dùng tiếp nhận thông tin nhanh chóng và đưa ra quyết định kịp thời.</w:t>
       </w:r>
     </w:p>
     <w:p>
@@ -8357,7 +9658,7 @@
           <w:sz w:val="26"/>
           <w:szCs w:val="26"/>
         </w:rPr>
-        <w:t xml:space="preserve">MySQL là một hệ quản trị cơ sở dữ liệu quan hệ mã nguồn mở, được sử dụng rộng rãi nhờ tính ổn định, hiệu năng tốt và khả năng tương thích cao với nhiều ngôn ngữ lập trình cũng như framework backend, trong đó có SpringBoot. MySQL cho phép </w:t>
+        <w:t xml:space="preserve">MySQL là một hệ quản trị cơ sở dữ liệu quan hệ mã nguồn mở, được sử dụng rộng rãi nhờ tính ổn định, hiệu năng tốt và khả năng tương thích cao với nhiều ngôn ngữ </w:t>
       </w:r>
       <w:r>
         <w:rPr>
@@ -8365,7 +9666,7 @@
           <w:szCs w:val="26"/>
         </w:rPr>
         <w:lastRenderedPageBreak/>
-        <w:t>tổ chức dữ liệu theo các bảng có quan hệ với nhau, phù hợp để lưu trữ các thực thể trong hệ thống quản lý chi tiêu như người dùng, tài khoản, danh mục, giao dịch, ngân sách và mục tiêu tiết kiệm, đồng thời đảm bảo tính toàn vẹn dữ liệu thông qua các ràng buộc khóa chính và khóa ngoại giữa các bảng liên quan.</w:t>
+        <w:t>lập trình cũng như framework backend, trong đó có SpringBoot. MySQL cho phép tổ chức dữ liệu theo các bảng có quan hệ với nhau, phù hợp để lưu trữ các thực thể trong hệ thống quản lý chi tiêu như người dùng, tài khoản, danh mục, giao dịch, ngân sách và mục tiêu tiết kiệm, đồng thời đảm bảo tính toàn vẹn dữ liệu thông qua các ràng buộc khóa chính và khóa ngoại giữa các bảng liên quan.</w:t>
       </w:r>
     </w:p>
     <w:p>
@@ -8493,7 +9794,21 @@
           <w:sz w:val="26"/>
           <w:szCs w:val="26"/>
         </w:rPr>
-        <w:t xml:space="preserve">JWT là một chuẩn mở dùng để trao đổi thông tin xác thực giữa client và server dưới dạng một chuỗi token được mã hóa, gồm ba phần: header, payload và chữ ký. Sau khi người dùng đăng nhập thành công, server sẽ sinh ra một token chứa thông tin định danh người dùng cùng vai trò của họ trong hệ thống, sau đó gửi về cho client </w:t>
+        <w:t>JWT</w:t>
+      </w:r>
+      <w:r>
+        <w:rPr>
+          <w:sz w:val="26"/>
+          <w:szCs w:val="26"/>
+        </w:rPr>
+        <w:t xml:space="preserve"> [6] </w:t>
+      </w:r>
+      <w:r>
+        <w:rPr>
+          <w:sz w:val="26"/>
+          <w:szCs w:val="26"/>
+        </w:rPr>
+        <w:t xml:space="preserve">là một chuẩn mở dùng để trao đổi thông tin xác thực giữa client và server dưới dạng một chuỗi token được mã hóa, gồm ba phần: header, payload và chữ ký. Sau khi người dùng đăng nhập thành công, server sẽ sinh ra một token chứa thông </w:t>
       </w:r>
       <w:r>
         <w:rPr>
@@ -8501,7 +9816,7 @@
           <w:szCs w:val="26"/>
         </w:rPr>
         <w:lastRenderedPageBreak/>
-        <w:t>lưu trữ. Ở các yêu cầu tiếp theo, client đính kèm token này trong header của mỗi request, giúp server xác thực người dùng mà không cần lưu trạng thái phiên đăng nhập (session) ở phía server, phù hợp với kiến trúc RESTful vốn không lưu trạng thái (stateless). Trong hệ thống quản lý chi tiêu cá nhân, JWT được sử dụng kết hợp với Spring Security để xác thực người dùng khi đăng nhập, đồng thời phân quyền truy cập giữa các vai trò người dùng cá nhân, thành viên gia đình và quản trị viên, cũng như kiểm soát quyền truy cập vào các tài khoản chia sẻ giữa các thành viên trong gia đình.</w:t>
+        <w:t>tin định danh người dùng cùng vai trò của họ trong hệ thống, sau đó gửi về cho client lưu trữ. Ở các yêu cầu tiếp theo, client đính kèm token này trong header của mỗi request, giúp server xác thực người dùng mà không cần lưu trạng thái phiên đăng nhập (session) ở phía server, phù hợp với kiến trúc RESTful vốn không lưu trạng thái (stateless). Trong hệ thống quản lý chi tiêu cá nhân, JWT được sử dụng kết hợp với Spring Security để xác thực người dùng khi đăng nhập, đồng thời phân quyền truy cập giữa các vai trò người dùng cá nhân, thành viên gia đình và quản trị viên, cũng như kiểm soát quyền truy cập vào các tài khoản chia sẻ giữa các thành viên trong gia đình.</w:t>
       </w:r>
     </w:p>
     <w:p>
@@ -8569,7 +9884,7 @@
     </w:p>
     <w:tbl>
       <w:tblPr>
-        <w:tblW w:w="4954" w:type="pct"/>
+        <w:tblW w:w="5033" w:type="pct"/>
         <w:tblBorders>
           <w:top w:val="single" w:sz="4" w:space="0" w:color="auto"/>
           <w:left w:val="single" w:sz="4" w:space="0" w:color="auto"/>
@@ -8588,8 +9903,9 @@
         <w:tblLook w:val="0000" w:firstRow="0" w:lastRow="0" w:firstColumn="0" w:lastColumn="0" w:noHBand="0" w:noVBand="0"/>
       </w:tblPr>
       <w:tblGrid>
-        <w:gridCol w:w="1172"/>
-        <w:gridCol w:w="7475"/>
+        <w:gridCol w:w="1127"/>
+        <w:gridCol w:w="6382"/>
+        <w:gridCol w:w="1276"/>
       </w:tblGrid>
       <w:tr>
         <w:trPr>
@@ -8598,7 +9914,7 @@
         </w:trPr>
         <w:tc>
           <w:tcPr>
-            <w:tcW w:w="1172" w:type="dxa"/>
+            <w:tcW w:w="1127" w:type="dxa"/>
           </w:tcPr>
           <w:p>
             <w:pPr>
@@ -8620,7 +9936,7 @@
         </w:tc>
         <w:tc>
           <w:tcPr>
-            <w:tcW w:w="7475" w:type="dxa"/>
+            <w:tcW w:w="6382" w:type="dxa"/>
           </w:tcPr>
           <w:p>
             <w:pPr>
@@ -8637,6 +9953,23 @@
                 <w:szCs w:val="24"/>
               </w:rPr>
               <w:t>Yêu cầu chức năng</w:t>
+            </w:r>
+          </w:p>
+        </w:tc>
+        <w:tc>
+          <w:tcPr>
+            <w:tcW w:w="1276" w:type="dxa"/>
+            <w:shd w:val="clear" w:color="auto" w:fill="auto"/>
+          </w:tcPr>
+          <w:p>
+            <w:r>
+              <w:rPr>
+                <w:b/>
+                <w:bCs/>
+                <w:sz w:val="24"/>
+                <w:szCs w:val="24"/>
+              </w:rPr>
+              <w:t>Mức độ</w:t>
             </w:r>
           </w:p>
         </w:tc>
@@ -8647,7 +9980,7 @@
         </w:trPr>
         <w:tc>
           <w:tcPr>
-            <w:tcW w:w="1172" w:type="dxa"/>
+            <w:tcW w:w="1127" w:type="dxa"/>
           </w:tcPr>
           <w:p>
             <w:pPr>
@@ -8667,7 +10000,7 @@
         </w:tc>
         <w:tc>
           <w:tcPr>
-            <w:tcW w:w="7475" w:type="dxa"/>
+            <w:tcW w:w="6382" w:type="dxa"/>
           </w:tcPr>
           <w:p>
             <w:pPr>
@@ -8682,6 +10015,27 @@
                 <w:szCs w:val="26"/>
               </w:rPr>
               <w:t>Hệ thống cho phép người dùng đăng ký tài khoản, đăng nhập bằng tài khoản hoặc tài khoản Google (OAuth2), đồng thời quản lý phiên làm việc thông qua JWT.</w:t>
+            </w:r>
+          </w:p>
+        </w:tc>
+        <w:tc>
+          <w:tcPr>
+            <w:tcW w:w="1276" w:type="dxa"/>
+            <w:shd w:val="clear" w:color="auto" w:fill="auto"/>
+          </w:tcPr>
+          <w:p>
+            <w:pPr>
+              <w:rPr>
+                <w:sz w:val="26"/>
+                <w:szCs w:val="26"/>
+              </w:rPr>
+            </w:pPr>
+            <w:r>
+              <w:rPr>
+                <w:sz w:val="26"/>
+                <w:szCs w:val="26"/>
+              </w:rPr>
+              <w:t>Bắt buộc</w:t>
             </w:r>
           </w:p>
         </w:tc>
@@ -8692,7 +10046,7 @@
         </w:trPr>
         <w:tc>
           <w:tcPr>
-            <w:tcW w:w="1172" w:type="dxa"/>
+            <w:tcW w:w="1127" w:type="dxa"/>
             <w:tcBorders>
               <w:bottom w:val="single" w:sz="2" w:space="0" w:color="auto"/>
             </w:tcBorders>
@@ -8715,7 +10069,7 @@
         </w:tc>
         <w:tc>
           <w:tcPr>
-            <w:tcW w:w="7475" w:type="dxa"/>
+            <w:tcW w:w="6382" w:type="dxa"/>
             <w:tcBorders>
               <w:bottom w:val="single" w:sz="2" w:space="0" w:color="auto"/>
             </w:tcBorders>
@@ -8768,6 +10122,21 @@
                 <w:szCs w:val="26"/>
               </w:rPr>
               <w:t xml:space="preserve"> trong tài khoản</w:t>
+            </w:r>
+          </w:p>
+        </w:tc>
+        <w:tc>
+          <w:tcPr>
+            <w:tcW w:w="1276" w:type="dxa"/>
+            <w:shd w:val="clear" w:color="auto" w:fill="auto"/>
+          </w:tcPr>
+          <w:p>
+            <w:r>
+              <w:rPr>
+                <w:sz w:val="26"/>
+                <w:szCs w:val="26"/>
+              </w:rPr>
+              <w:t>Bắt buộc</w:t>
             </w:r>
           </w:p>
         </w:tc>
@@ -8778,7 +10147,7 @@
         </w:trPr>
         <w:tc>
           <w:tcPr>
-            <w:tcW w:w="1172" w:type="dxa"/>
+            <w:tcW w:w="1127" w:type="dxa"/>
             <w:tcBorders>
               <w:top w:val="single" w:sz="2" w:space="0" w:color="auto"/>
             </w:tcBorders>
@@ -8801,7 +10170,7 @@
         </w:tc>
         <w:tc>
           <w:tcPr>
-            <w:tcW w:w="7475" w:type="dxa"/>
+            <w:tcW w:w="6382" w:type="dxa"/>
             <w:tcBorders>
               <w:top w:val="single" w:sz="2" w:space="0" w:color="auto"/>
             </w:tcBorders>
@@ -8819,6 +10188,21 @@
                 <w:szCs w:val="26"/>
               </w:rPr>
               <w:t xml:space="preserve">Hệ thống cho phép người dùng xem thống kê tình hình thu, chi theo khoảng thời gian thông qua các biểu đồ trực quan và nhận xét phân tích từ AI (nếu có). </w:t>
+            </w:r>
+          </w:p>
+        </w:tc>
+        <w:tc>
+          <w:tcPr>
+            <w:tcW w:w="1276" w:type="dxa"/>
+            <w:shd w:val="clear" w:color="auto" w:fill="auto"/>
+          </w:tcPr>
+          <w:p>
+            <w:r>
+              <w:rPr>
+                <w:sz w:val="26"/>
+                <w:szCs w:val="26"/>
+              </w:rPr>
+              <w:t>Bắt buộc</w:t>
             </w:r>
           </w:p>
         </w:tc>
@@ -8829,7 +10213,7 @@
         </w:trPr>
         <w:tc>
           <w:tcPr>
-            <w:tcW w:w="1172" w:type="dxa"/>
+            <w:tcW w:w="1127" w:type="dxa"/>
           </w:tcPr>
           <w:p>
             <w:pPr>
@@ -8849,7 +10233,7 @@
         </w:tc>
         <w:tc>
           <w:tcPr>
-            <w:tcW w:w="7475" w:type="dxa"/>
+            <w:tcW w:w="6382" w:type="dxa"/>
           </w:tcPr>
           <w:p>
             <w:pPr>
@@ -8906,6 +10290,27 @@
                 <w:szCs w:val="26"/>
               </w:rPr>
               <w:t xml:space="preserve"> hoặc khoảng thời gian.</w:t>
+            </w:r>
+          </w:p>
+        </w:tc>
+        <w:tc>
+          <w:tcPr>
+            <w:tcW w:w="1276" w:type="dxa"/>
+            <w:shd w:val="clear" w:color="auto" w:fill="auto"/>
+          </w:tcPr>
+          <w:p>
+            <w:pPr>
+              <w:rPr>
+                <w:sz w:val="26"/>
+                <w:szCs w:val="26"/>
+              </w:rPr>
+            </w:pPr>
+            <w:r>
+              <w:rPr>
+                <w:sz w:val="26"/>
+                <w:szCs w:val="26"/>
+              </w:rPr>
+              <w:t>Ưu tiên</w:t>
             </w:r>
           </w:p>
         </w:tc>
@@ -8916,27 +10321,28 @@
         </w:trPr>
         <w:tc>
           <w:tcPr>
-            <w:tcW w:w="1172" w:type="dxa"/>
-          </w:tcPr>
-          <w:p>
-            <w:pPr>
-              <w:rPr>
-                <w:sz w:val="26"/>
-                <w:szCs w:val="26"/>
-              </w:rPr>
-            </w:pPr>
-            <w:r>
-              <w:rPr>
-                <w:sz w:val="26"/>
-                <w:szCs w:val="26"/>
-              </w:rPr>
+            <w:tcW w:w="1127" w:type="dxa"/>
+          </w:tcPr>
+          <w:p>
+            <w:pPr>
+              <w:rPr>
+                <w:sz w:val="26"/>
+                <w:szCs w:val="26"/>
+              </w:rPr>
+            </w:pPr>
+            <w:r>
+              <w:rPr>
+                <w:sz w:val="26"/>
+                <w:szCs w:val="26"/>
+              </w:rPr>
+              <w:lastRenderedPageBreak/>
               <w:t>FR-05</w:t>
             </w:r>
           </w:p>
         </w:tc>
         <w:tc>
           <w:tcPr>
-            <w:tcW w:w="7475" w:type="dxa"/>
+            <w:tcW w:w="6382" w:type="dxa"/>
           </w:tcPr>
           <w:p>
             <w:pPr>
@@ -8951,6 +10357,21 @@
                 <w:szCs w:val="26"/>
               </w:rPr>
               <w:t>Hệ thống cho phép người dùng tạo và tùy biến danh mục thu/chi, bao gồm danh mục con, gán màu sắc và biểu tượng riêng cho từng danh mục.</w:t>
+            </w:r>
+          </w:p>
+        </w:tc>
+        <w:tc>
+          <w:tcPr>
+            <w:tcW w:w="1276" w:type="dxa"/>
+            <w:shd w:val="clear" w:color="auto" w:fill="auto"/>
+          </w:tcPr>
+          <w:p>
+            <w:r>
+              <w:rPr>
+                <w:sz w:val="26"/>
+                <w:szCs w:val="26"/>
+              </w:rPr>
+              <w:t>Bắt buộc</w:t>
             </w:r>
           </w:p>
         </w:tc>
@@ -8961,28 +10382,27 @@
         </w:trPr>
         <w:tc>
           <w:tcPr>
-            <w:tcW w:w="1172" w:type="dxa"/>
-          </w:tcPr>
-          <w:p>
-            <w:pPr>
-              <w:rPr>
-                <w:sz w:val="26"/>
-                <w:szCs w:val="26"/>
-              </w:rPr>
-            </w:pPr>
-            <w:r>
-              <w:rPr>
-                <w:sz w:val="26"/>
-                <w:szCs w:val="26"/>
-              </w:rPr>
-              <w:lastRenderedPageBreak/>
+            <w:tcW w:w="1127" w:type="dxa"/>
+          </w:tcPr>
+          <w:p>
+            <w:pPr>
+              <w:rPr>
+                <w:sz w:val="26"/>
+                <w:szCs w:val="26"/>
+              </w:rPr>
+            </w:pPr>
+            <w:r>
+              <w:rPr>
+                <w:sz w:val="26"/>
+                <w:szCs w:val="26"/>
+              </w:rPr>
               <w:t>FR-06</w:t>
             </w:r>
           </w:p>
         </w:tc>
         <w:tc>
           <w:tcPr>
-            <w:tcW w:w="7475" w:type="dxa"/>
+            <w:tcW w:w="6382" w:type="dxa"/>
           </w:tcPr>
           <w:p>
             <w:pPr>
@@ -9025,6 +10445,21 @@
                 <w:szCs w:val="26"/>
               </w:rPr>
               <w:t xml:space="preserve"> tự phân loại khi chụp hóa đơn</w:t>
+            </w:r>
+          </w:p>
+        </w:tc>
+        <w:tc>
+          <w:tcPr>
+            <w:tcW w:w="1275" w:type="dxa"/>
+            <w:shd w:val="clear" w:color="auto" w:fill="auto"/>
+          </w:tcPr>
+          <w:p>
+            <w:r>
+              <w:rPr>
+                <w:sz w:val="26"/>
+                <w:szCs w:val="26"/>
+              </w:rPr>
+              <w:t>Bắt buộc</w:t>
             </w:r>
           </w:p>
         </w:tc>
@@ -9035,7 +10470,7 @@
         </w:trPr>
         <w:tc>
           <w:tcPr>
-            <w:tcW w:w="1172" w:type="dxa"/>
+            <w:tcW w:w="1127" w:type="dxa"/>
           </w:tcPr>
           <w:p>
             <w:pPr>
@@ -9055,7 +10490,7 @@
         </w:tc>
         <w:tc>
           <w:tcPr>
-            <w:tcW w:w="7475" w:type="dxa"/>
+            <w:tcW w:w="6382" w:type="dxa"/>
           </w:tcPr>
           <w:p>
             <w:pPr>
@@ -9098,6 +10533,21 @@
                 <w:szCs w:val="26"/>
               </w:rPr>
               <w:t xml:space="preserve"> trước khi lưu vào cơ sở dữ liệu.</w:t>
+            </w:r>
+          </w:p>
+        </w:tc>
+        <w:tc>
+          <w:tcPr>
+            <w:tcW w:w="1275" w:type="dxa"/>
+            <w:shd w:val="clear" w:color="auto" w:fill="auto"/>
+          </w:tcPr>
+          <w:p>
+            <w:r>
+              <w:rPr>
+                <w:sz w:val="26"/>
+                <w:szCs w:val="26"/>
+              </w:rPr>
+              <w:t>Bắt buộc</w:t>
             </w:r>
           </w:p>
         </w:tc>
@@ -9108,7 +10558,7 @@
         </w:trPr>
         <w:tc>
           <w:tcPr>
-            <w:tcW w:w="1172" w:type="dxa"/>
+            <w:tcW w:w="1127" w:type="dxa"/>
           </w:tcPr>
           <w:p>
             <w:pPr>
@@ -9128,7 +10578,7 @@
         </w:tc>
         <w:tc>
           <w:tcPr>
-            <w:tcW w:w="7475" w:type="dxa"/>
+            <w:tcW w:w="6382" w:type="dxa"/>
           </w:tcPr>
           <w:p>
             <w:pPr>
@@ -9143,6 +10593,21 @@
                 <w:szCs w:val="26"/>
               </w:rPr>
               <w:t>Hệ thống tự động phân loại giao dịch vào danh mục phù hợp dựa trên quy tắc/từ khóa; giao dịch không khớp quy tắc nào được đưa vào nhóm "Chưa phân loại" để người dùng gán thủ công.</w:t>
+            </w:r>
+          </w:p>
+        </w:tc>
+        <w:tc>
+          <w:tcPr>
+            <w:tcW w:w="1275" w:type="dxa"/>
+            <w:shd w:val="clear" w:color="auto" w:fill="auto"/>
+          </w:tcPr>
+          <w:p>
+            <w:r>
+              <w:rPr>
+                <w:sz w:val="26"/>
+                <w:szCs w:val="26"/>
+              </w:rPr>
+              <w:t>Bắt buộc</w:t>
             </w:r>
           </w:p>
         </w:tc>
@@ -9153,7 +10618,7 @@
         </w:trPr>
         <w:tc>
           <w:tcPr>
-            <w:tcW w:w="1172" w:type="dxa"/>
+            <w:tcW w:w="1127" w:type="dxa"/>
           </w:tcPr>
           <w:p>
             <w:pPr>
@@ -9173,7 +10638,7 @@
         </w:tc>
         <w:tc>
           <w:tcPr>
-            <w:tcW w:w="7475" w:type="dxa"/>
+            <w:tcW w:w="6382" w:type="dxa"/>
           </w:tcPr>
           <w:p>
             <w:pPr>
@@ -9188,6 +10653,21 @@
                 <w:szCs w:val="26"/>
               </w:rPr>
               <w:t>Hệ thống cho phép người dùng thiết lập ngân sách theo từng danh mục theo tháng, cấu hình ngưỡng cảnh báo (ví dụ 80%, 100%) và theo dõi tiến độ sử dụng ngân sách.</w:t>
+            </w:r>
+          </w:p>
+        </w:tc>
+        <w:tc>
+          <w:tcPr>
+            <w:tcW w:w="1275" w:type="dxa"/>
+            <w:shd w:val="clear" w:color="auto" w:fill="auto"/>
+          </w:tcPr>
+          <w:p>
+            <w:r>
+              <w:rPr>
+                <w:sz w:val="26"/>
+                <w:szCs w:val="26"/>
+              </w:rPr>
+              <w:t>Bắt buộc</w:t>
             </w:r>
           </w:p>
         </w:tc>
@@ -9198,7 +10678,7 @@
         </w:trPr>
         <w:tc>
           <w:tcPr>
-            <w:tcW w:w="1172" w:type="dxa"/>
+            <w:tcW w:w="1127" w:type="dxa"/>
           </w:tcPr>
           <w:p>
             <w:pPr>
@@ -9218,7 +10698,7 @@
         </w:tc>
         <w:tc>
           <w:tcPr>
-            <w:tcW w:w="7475" w:type="dxa"/>
+            <w:tcW w:w="6382" w:type="dxa"/>
           </w:tcPr>
           <w:p>
             <w:pPr>
@@ -9233,6 +10713,27 @@
                 <w:szCs w:val="26"/>
               </w:rPr>
               <w:t>Hệ thống cho phép người dùng đặt mục tiêu tiết kiệm (số tiền mục tiêu, thời hạn) và theo dõi tiến độ thực hiện.</w:t>
+            </w:r>
+          </w:p>
+        </w:tc>
+        <w:tc>
+          <w:tcPr>
+            <w:tcW w:w="1275" w:type="dxa"/>
+            <w:shd w:val="clear" w:color="auto" w:fill="auto"/>
+          </w:tcPr>
+          <w:p>
+            <w:pPr>
+              <w:rPr>
+                <w:sz w:val="26"/>
+                <w:szCs w:val="26"/>
+              </w:rPr>
+            </w:pPr>
+            <w:r>
+              <w:rPr>
+                <w:sz w:val="26"/>
+                <w:szCs w:val="26"/>
+              </w:rPr>
+              <w:t>Ưu tiên</w:t>
             </w:r>
           </w:p>
         </w:tc>
@@ -9243,7 +10744,7 @@
         </w:trPr>
         <w:tc>
           <w:tcPr>
-            <w:tcW w:w="1172" w:type="dxa"/>
+            <w:tcW w:w="1127" w:type="dxa"/>
           </w:tcPr>
           <w:p>
             <w:pPr>
@@ -9263,7 +10764,7 @@
         </w:tc>
         <w:tc>
           <w:tcPr>
-            <w:tcW w:w="7475" w:type="dxa"/>
+            <w:tcW w:w="6382" w:type="dxa"/>
           </w:tcPr>
           <w:p>
             <w:pPr>
@@ -9278,6 +10779,27 @@
                 <w:szCs w:val="26"/>
               </w:rPr>
               <w:t>Hệ thống tự động gửi cảnh báo khi chi tiêu có nguy cơ vượt ngân sách, nhắc nhở hóa đơn định kỳ sắp đến hạn và mục tiêu tiết kiệm sắp đến hạn, có thể ưu tiên hiển thị theo mức độ khẩn cấp.</w:t>
+            </w:r>
+          </w:p>
+        </w:tc>
+        <w:tc>
+          <w:tcPr>
+            <w:tcW w:w="1275" w:type="dxa"/>
+            <w:shd w:val="clear" w:color="auto" w:fill="auto"/>
+          </w:tcPr>
+          <w:p>
+            <w:pPr>
+              <w:rPr>
+                <w:sz w:val="26"/>
+                <w:szCs w:val="26"/>
+              </w:rPr>
+            </w:pPr>
+            <w:r>
+              <w:rPr>
+                <w:sz w:val="26"/>
+                <w:szCs w:val="26"/>
+              </w:rPr>
+              <w:t>Ưu tiên</w:t>
             </w:r>
           </w:p>
         </w:tc>
@@ -9288,27 +10810,28 @@
         </w:trPr>
         <w:tc>
           <w:tcPr>
-            <w:tcW w:w="1172" w:type="dxa"/>
-          </w:tcPr>
-          <w:p>
-            <w:pPr>
-              <w:rPr>
-                <w:sz w:val="26"/>
-                <w:szCs w:val="26"/>
-              </w:rPr>
-            </w:pPr>
-            <w:r>
-              <w:rPr>
-                <w:sz w:val="26"/>
-                <w:szCs w:val="26"/>
-              </w:rPr>
+            <w:tcW w:w="1127" w:type="dxa"/>
+          </w:tcPr>
+          <w:p>
+            <w:pPr>
+              <w:rPr>
+                <w:sz w:val="26"/>
+                <w:szCs w:val="26"/>
+              </w:rPr>
+            </w:pPr>
+            <w:r>
+              <w:rPr>
+                <w:sz w:val="26"/>
+                <w:szCs w:val="26"/>
+              </w:rPr>
+              <w:lastRenderedPageBreak/>
               <w:t>FR-12</w:t>
             </w:r>
           </w:p>
         </w:tc>
         <w:tc>
           <w:tcPr>
-            <w:tcW w:w="7475" w:type="dxa"/>
+            <w:tcW w:w="6382" w:type="dxa"/>
           </w:tcPr>
           <w:p>
             <w:pPr>
@@ -9323,6 +10846,21 @@
                 <w:szCs w:val="26"/>
               </w:rPr>
               <w:t>Hệ thống hiển thị biểu đồ xu hướng thu/chi theo thời gian, biểu đồ cơ cấu chi tiêu theo danh mục và cho phép so sánh chi tiêu giữa các kỳ khác nhau.</w:t>
+            </w:r>
+          </w:p>
+        </w:tc>
+        <w:tc>
+          <w:tcPr>
+            <w:tcW w:w="1275" w:type="dxa"/>
+            <w:shd w:val="clear" w:color="auto" w:fill="auto"/>
+          </w:tcPr>
+          <w:p>
+            <w:r>
+              <w:rPr>
+                <w:sz w:val="26"/>
+                <w:szCs w:val="26"/>
+              </w:rPr>
+              <w:t>Bắt buộc</w:t>
             </w:r>
           </w:p>
         </w:tc>
@@ -9333,7 +10871,7 @@
         </w:trPr>
         <w:tc>
           <w:tcPr>
-            <w:tcW w:w="1172" w:type="dxa"/>
+            <w:tcW w:w="1127" w:type="dxa"/>
           </w:tcPr>
           <w:p>
             <w:pPr>
@@ -9353,7 +10891,7 @@
         </w:tc>
         <w:tc>
           <w:tcPr>
-            <w:tcW w:w="7475" w:type="dxa"/>
+            <w:tcW w:w="6382" w:type="dxa"/>
           </w:tcPr>
           <w:p>
             <w:pPr>
@@ -9368,6 +10906,21 @@
                 <w:szCs w:val="26"/>
               </w:rPr>
               <w:t>Hệ thống cho phép chia sẻ một tài khoản cho nhiều thành viên trong gia đình, phân quyền truy cập (chủ sở hữu, chỉnh sửa, chỉ xem) theo từng thành viên.</w:t>
+            </w:r>
+          </w:p>
+        </w:tc>
+        <w:tc>
+          <w:tcPr>
+            <w:tcW w:w="1275" w:type="dxa"/>
+            <w:shd w:val="clear" w:color="auto" w:fill="auto"/>
+          </w:tcPr>
+          <w:p>
+            <w:r>
+              <w:rPr>
+                <w:sz w:val="26"/>
+                <w:szCs w:val="26"/>
+              </w:rPr>
+              <w:t>Ưu tiên</w:t>
             </w:r>
           </w:p>
         </w:tc>
@@ -9378,28 +10931,27 @@
         </w:trPr>
         <w:tc>
           <w:tcPr>
-            <w:tcW w:w="1172" w:type="dxa"/>
-          </w:tcPr>
-          <w:p>
-            <w:pPr>
-              <w:rPr>
-                <w:sz w:val="26"/>
-                <w:szCs w:val="26"/>
-              </w:rPr>
-            </w:pPr>
-            <w:r>
-              <w:rPr>
-                <w:sz w:val="26"/>
-                <w:szCs w:val="26"/>
-              </w:rPr>
-              <w:lastRenderedPageBreak/>
+            <w:tcW w:w="1127" w:type="dxa"/>
+          </w:tcPr>
+          <w:p>
+            <w:pPr>
+              <w:rPr>
+                <w:sz w:val="26"/>
+                <w:szCs w:val="26"/>
+              </w:rPr>
+            </w:pPr>
+            <w:r>
+              <w:rPr>
+                <w:sz w:val="26"/>
+                <w:szCs w:val="26"/>
+              </w:rPr>
               <w:t>FR-14</w:t>
             </w:r>
           </w:p>
         </w:tc>
         <w:tc>
           <w:tcPr>
-            <w:tcW w:w="7475" w:type="dxa"/>
+            <w:tcW w:w="6382" w:type="dxa"/>
           </w:tcPr>
           <w:p>
             <w:pPr>
@@ -9414,6 +10966,21 @@
                 <w:szCs w:val="26"/>
               </w:rPr>
               <w:t>Hệ thống phân quyền người dùng theo vai trò: người dùng cá nhân, thành viên gia đình và quản trị viên.</w:t>
+            </w:r>
+          </w:p>
+        </w:tc>
+        <w:tc>
+          <w:tcPr>
+            <w:tcW w:w="1275" w:type="dxa"/>
+            <w:shd w:val="clear" w:color="auto" w:fill="auto"/>
+          </w:tcPr>
+          <w:p>
+            <w:r>
+              <w:rPr>
+                <w:sz w:val="26"/>
+                <w:szCs w:val="26"/>
+              </w:rPr>
+              <w:t>Bắt buộc</w:t>
             </w:r>
           </w:p>
         </w:tc>
@@ -9424,7 +10991,7 @@
         </w:trPr>
         <w:tc>
           <w:tcPr>
-            <w:tcW w:w="1172" w:type="dxa"/>
+            <w:tcW w:w="1127" w:type="dxa"/>
           </w:tcPr>
           <w:p>
             <w:pPr>
@@ -9444,7 +11011,7 @@
         </w:tc>
         <w:tc>
           <w:tcPr>
-            <w:tcW w:w="7475" w:type="dxa"/>
+            <w:tcW w:w="6382" w:type="dxa"/>
           </w:tcPr>
           <w:p>
             <w:pPr>
@@ -9459,6 +11026,21 @@
                 <w:szCs w:val="26"/>
               </w:rPr>
               <w:t>Hệ thống cho phép quản trị viên quản lý danh sách người dùng, quản lý danh mục mẫu và cấu hình các thông số vận hành chung.</w:t>
+            </w:r>
+          </w:p>
+        </w:tc>
+        <w:tc>
+          <w:tcPr>
+            <w:tcW w:w="1275" w:type="dxa"/>
+            <w:shd w:val="clear" w:color="auto" w:fill="auto"/>
+          </w:tcPr>
+          <w:p>
+            <w:r>
+              <w:rPr>
+                <w:sz w:val="26"/>
+                <w:szCs w:val="26"/>
+              </w:rPr>
+              <w:t>Ưu tiên</w:t>
             </w:r>
           </w:p>
         </w:tc>
@@ -9484,7 +11066,7 @@
         </w:trPr>
         <w:tc>
           <w:tcPr>
-            <w:tcW w:w="1172" w:type="dxa"/>
+            <w:tcW w:w="1127" w:type="dxa"/>
             <w:tcBorders>
               <w:left w:val="single" w:sz="4" w:space="0" w:color="auto"/>
               <w:bottom w:val="single" w:sz="4" w:space="0" w:color="auto"/>
@@ -9510,7 +11092,7 @@
         </w:tc>
         <w:tc>
           <w:tcPr>
-            <w:tcW w:w="7475" w:type="dxa"/>
+            <w:tcW w:w="6382" w:type="dxa"/>
             <w:tcBorders>
               <w:top w:val="single" w:sz="4" w:space="0" w:color="auto"/>
               <w:left w:val="single" w:sz="4" w:space="0" w:color="auto"/>
@@ -9532,6 +11114,26 @@
                 <w:szCs w:val="26"/>
               </w:rPr>
               <w:t>Hệ thống cho phép người dùng có thể xuất các báo cáo thành định dạng Excel hoặc PDF</w:t>
+            </w:r>
+          </w:p>
+        </w:tc>
+        <w:tc>
+          <w:tcPr>
+            <w:tcW w:w="1275" w:type="dxa"/>
+            <w:tcBorders>
+              <w:top w:val="single" w:sz="4" w:space="0" w:color="auto"/>
+              <w:bottom w:val="single" w:sz="4" w:space="0" w:color="auto"/>
+              <w:right w:val="single" w:sz="4" w:space="0" w:color="auto"/>
+            </w:tcBorders>
+            <w:shd w:val="clear" w:color="auto" w:fill="auto"/>
+          </w:tcPr>
+          <w:p>
+            <w:r>
+              <w:rPr>
+                <w:sz w:val="26"/>
+                <w:szCs w:val="26"/>
+              </w:rPr>
+              <w:t>Ưu tiên</w:t>
             </w:r>
           </w:p>
         </w:tc>
@@ -9557,7 +11159,7 @@
         </w:trPr>
         <w:tc>
           <w:tcPr>
-            <w:tcW w:w="1172" w:type="dxa"/>
+            <w:tcW w:w="1127" w:type="dxa"/>
             <w:tcBorders>
               <w:left w:val="single" w:sz="4" w:space="0" w:color="auto"/>
               <w:bottom w:val="single" w:sz="4" w:space="0" w:color="auto"/>
@@ -9583,7 +11185,7 @@
         </w:tc>
         <w:tc>
           <w:tcPr>
-            <w:tcW w:w="7475" w:type="dxa"/>
+            <w:tcW w:w="6382" w:type="dxa"/>
             <w:tcBorders>
               <w:top w:val="single" w:sz="4" w:space="0" w:color="auto"/>
               <w:left w:val="single" w:sz="4" w:space="0" w:color="auto"/>
@@ -9612,6 +11214,26 @@
                 <w:szCs w:val="26"/>
               </w:rPr>
               <w:t xml:space="preserve"> (tính năng thêm)</w:t>
+            </w:r>
+          </w:p>
+        </w:tc>
+        <w:tc>
+          <w:tcPr>
+            <w:tcW w:w="1275" w:type="dxa"/>
+            <w:tcBorders>
+              <w:top w:val="single" w:sz="4" w:space="0" w:color="auto"/>
+              <w:bottom w:val="single" w:sz="4" w:space="0" w:color="auto"/>
+              <w:right w:val="single" w:sz="4" w:space="0" w:color="auto"/>
+            </w:tcBorders>
+            <w:shd w:val="clear" w:color="auto" w:fill="auto"/>
+          </w:tcPr>
+          <w:p>
+            <w:r>
+              <w:rPr>
+                <w:sz w:val="26"/>
+                <w:szCs w:val="26"/>
+              </w:rPr>
+              <w:t>Ưu tiên</w:t>
             </w:r>
           </w:p>
         </w:tc>
@@ -9633,11 +11255,13 @@
           </w:tblCellMar>
         </w:tblPrEx>
         <w:trPr>
+          <w:gridAfter w:val="1"/>
+          <w:wAfter w:w="1276" w:type="dxa"/>
           <w:trHeight w:val="104"/>
         </w:trPr>
         <w:tc>
           <w:tcPr>
-            <w:tcW w:w="8647" w:type="dxa"/>
+            <w:tcW w:w="7509" w:type="dxa"/>
             <w:gridSpan w:val="2"/>
             <w:tcBorders>
               <w:top w:val="single" w:sz="4" w:space="0" w:color="auto"/>
@@ -9649,6 +11273,7 @@
           <w:p>
             <w:pPr>
               <w:pStyle w:val="Caption"/>
+              <w:spacing w:line="360" w:lineRule="auto"/>
               <w:jc w:val="center"/>
               <w:rPr>
                 <w:sz w:val="26"/>
@@ -9756,7 +11381,7 @@
     </w:p>
     <w:tbl>
       <w:tblPr>
-        <w:tblW w:w="5000" w:type="pct"/>
+        <w:tblW w:w="5033" w:type="pct"/>
         <w:tblBorders>
           <w:top w:val="single" w:sz="4" w:space="0" w:color="auto"/>
           <w:left w:val="single" w:sz="4" w:space="0" w:color="auto"/>
@@ -9776,7 +11401,8 @@
       </w:tblPr>
       <w:tblGrid>
         <w:gridCol w:w="1260"/>
-        <w:gridCol w:w="7467"/>
+        <w:gridCol w:w="6248"/>
+        <w:gridCol w:w="1277"/>
       </w:tblGrid>
       <w:tr>
         <w:trPr>
@@ -9806,7 +11432,7 @@
         </w:tc>
         <w:tc>
           <w:tcPr>
-            <w:tcW w:w="7467" w:type="dxa"/>
+            <w:tcW w:w="6248" w:type="dxa"/>
           </w:tcPr>
           <w:p>
             <w:pPr>
@@ -9826,6 +11452,31 @@
             </w:r>
           </w:p>
         </w:tc>
+        <w:tc>
+          <w:tcPr>
+            <w:tcW w:w="1277" w:type="dxa"/>
+            <w:shd w:val="clear" w:color="auto" w:fill="auto"/>
+          </w:tcPr>
+          <w:p>
+            <w:pPr>
+              <w:rPr>
+                <w:b/>
+                <w:bCs/>
+                <w:sz w:val="26"/>
+                <w:szCs w:val="26"/>
+              </w:rPr>
+            </w:pPr>
+            <w:r>
+              <w:rPr>
+                <w:b/>
+                <w:bCs/>
+                <w:sz w:val="26"/>
+                <w:szCs w:val="26"/>
+              </w:rPr>
+              <w:t>Mức độ</w:t>
+            </w:r>
+          </w:p>
+        </w:tc>
       </w:tr>
       <w:tr>
         <w:tc>
@@ -9850,7 +11501,7 @@
         </w:tc>
         <w:tc>
           <w:tcPr>
-            <w:tcW w:w="7467" w:type="dxa"/>
+            <w:tcW w:w="6248" w:type="dxa"/>
           </w:tcPr>
           <w:p>
             <w:pPr>
@@ -9877,6 +11528,21 @@
             </w:r>
           </w:p>
         </w:tc>
+        <w:tc>
+          <w:tcPr>
+            <w:tcW w:w="1277" w:type="dxa"/>
+            <w:shd w:val="clear" w:color="auto" w:fill="auto"/>
+          </w:tcPr>
+          <w:p>
+            <w:r>
+              <w:rPr>
+                <w:sz w:val="26"/>
+                <w:szCs w:val="26"/>
+              </w:rPr>
+              <w:t>Bắt buộc</w:t>
+            </w:r>
+          </w:p>
+        </w:tc>
       </w:tr>
       <w:tr>
         <w:tc>
@@ -9895,13 +11561,14 @@
                 <w:sz w:val="26"/>
                 <w:szCs w:val="26"/>
               </w:rPr>
+              <w:lastRenderedPageBreak/>
               <w:t>NFR-02</w:t>
             </w:r>
           </w:p>
         </w:tc>
         <w:tc>
           <w:tcPr>
-            <w:tcW w:w="7467" w:type="dxa"/>
+            <w:tcW w:w="6248" w:type="dxa"/>
           </w:tcPr>
           <w:p>
             <w:pPr>
@@ -9928,6 +11595,21 @@
             </w:r>
           </w:p>
         </w:tc>
+        <w:tc>
+          <w:tcPr>
+            <w:tcW w:w="1277" w:type="dxa"/>
+            <w:shd w:val="clear" w:color="auto" w:fill="auto"/>
+          </w:tcPr>
+          <w:p>
+            <w:r>
+              <w:rPr>
+                <w:sz w:val="26"/>
+                <w:szCs w:val="26"/>
+              </w:rPr>
+              <w:t>Bắt buộc</w:t>
+            </w:r>
+          </w:p>
+        </w:tc>
       </w:tr>
       <w:tr>
         <w:tc>
@@ -9952,7 +11634,7 @@
         </w:tc>
         <w:tc>
           <w:tcPr>
-            <w:tcW w:w="7467" w:type="dxa"/>
+            <w:tcW w:w="6248" w:type="dxa"/>
           </w:tcPr>
           <w:p>
             <w:pPr>
@@ -9979,6 +11661,21 @@
             </w:r>
           </w:p>
         </w:tc>
+        <w:tc>
+          <w:tcPr>
+            <w:tcW w:w="1277" w:type="dxa"/>
+            <w:shd w:val="clear" w:color="auto" w:fill="auto"/>
+          </w:tcPr>
+          <w:p>
+            <w:r>
+              <w:rPr>
+                <w:sz w:val="26"/>
+                <w:szCs w:val="26"/>
+              </w:rPr>
+              <w:t>Ưu tiên</w:t>
+            </w:r>
+          </w:p>
+        </w:tc>
       </w:tr>
       <w:tr>
         <w:tc>
@@ -9997,14 +11694,13 @@
                 <w:sz w:val="26"/>
                 <w:szCs w:val="26"/>
               </w:rPr>
-              <w:lastRenderedPageBreak/>
               <w:t>NFR-04</w:t>
             </w:r>
           </w:p>
         </w:tc>
         <w:tc>
           <w:tcPr>
-            <w:tcW w:w="7467" w:type="dxa"/>
+            <w:tcW w:w="6248" w:type="dxa"/>
           </w:tcPr>
           <w:p>
             <w:pPr>
@@ -10031,6 +11727,21 @@
             </w:r>
           </w:p>
         </w:tc>
+        <w:tc>
+          <w:tcPr>
+            <w:tcW w:w="1277" w:type="dxa"/>
+            <w:shd w:val="clear" w:color="auto" w:fill="auto"/>
+          </w:tcPr>
+          <w:p>
+            <w:r>
+              <w:rPr>
+                <w:sz w:val="26"/>
+                <w:szCs w:val="26"/>
+              </w:rPr>
+              <w:t>Bắt buộc</w:t>
+            </w:r>
+          </w:p>
+        </w:tc>
       </w:tr>
       <w:tr>
         <w:tc>
@@ -10055,7 +11766,7 @@
         </w:tc>
         <w:tc>
           <w:tcPr>
-            <w:tcW w:w="7467" w:type="dxa"/>
+            <w:tcW w:w="6248" w:type="dxa"/>
           </w:tcPr>
           <w:p>
             <w:pPr>
@@ -10082,6 +11793,21 @@
             </w:r>
           </w:p>
         </w:tc>
+        <w:tc>
+          <w:tcPr>
+            <w:tcW w:w="1277" w:type="dxa"/>
+            <w:shd w:val="clear" w:color="auto" w:fill="auto"/>
+          </w:tcPr>
+          <w:p>
+            <w:r>
+              <w:rPr>
+                <w:sz w:val="26"/>
+                <w:szCs w:val="26"/>
+              </w:rPr>
+              <w:t>Ưu tiên</w:t>
+            </w:r>
+          </w:p>
+        </w:tc>
       </w:tr>
       <w:tr>
         <w:tc>
@@ -10106,7 +11832,7 @@
         </w:tc>
         <w:tc>
           <w:tcPr>
-            <w:tcW w:w="7467" w:type="dxa"/>
+            <w:tcW w:w="6248" w:type="dxa"/>
           </w:tcPr>
           <w:p>
             <w:pPr>
@@ -10133,6 +11859,21 @@
             </w:r>
           </w:p>
         </w:tc>
+        <w:tc>
+          <w:tcPr>
+            <w:tcW w:w="1277" w:type="dxa"/>
+            <w:shd w:val="clear" w:color="auto" w:fill="auto"/>
+          </w:tcPr>
+          <w:p>
+            <w:r>
+              <w:rPr>
+                <w:sz w:val="26"/>
+                <w:szCs w:val="26"/>
+              </w:rPr>
+              <w:t>Bắt buộc</w:t>
+            </w:r>
+          </w:p>
+        </w:tc>
       </w:tr>
       <w:tr>
         <w:tc>
@@ -10157,7 +11898,7 @@
         </w:tc>
         <w:tc>
           <w:tcPr>
-            <w:tcW w:w="7467" w:type="dxa"/>
+            <w:tcW w:w="6248" w:type="dxa"/>
           </w:tcPr>
           <w:p>
             <w:pPr>
@@ -10184,6 +11925,21 @@
             </w:r>
           </w:p>
         </w:tc>
+        <w:tc>
+          <w:tcPr>
+            <w:tcW w:w="1277" w:type="dxa"/>
+            <w:shd w:val="clear" w:color="auto" w:fill="auto"/>
+          </w:tcPr>
+          <w:p>
+            <w:r>
+              <w:rPr>
+                <w:sz w:val="26"/>
+                <w:szCs w:val="26"/>
+              </w:rPr>
+              <w:t>Ưu tiên</w:t>
+            </w:r>
+          </w:p>
+        </w:tc>
       </w:tr>
       <w:tr>
         <w:tc>
@@ -10208,7 +11964,7 @@
         </w:tc>
         <w:tc>
           <w:tcPr>
-            <w:tcW w:w="7467" w:type="dxa"/>
+            <w:tcW w:w="6248" w:type="dxa"/>
           </w:tcPr>
           <w:p>
             <w:pPr>
@@ -10235,12 +11991,100 @@
             </w:r>
           </w:p>
         </w:tc>
+        <w:tc>
+          <w:tcPr>
+            <w:tcW w:w="1277" w:type="dxa"/>
+            <w:shd w:val="clear" w:color="auto" w:fill="auto"/>
+          </w:tcPr>
+          <w:p>
+            <w:r>
+              <w:rPr>
+                <w:sz w:val="26"/>
+                <w:szCs w:val="26"/>
+              </w:rPr>
+              <w:t>Ưu tiên</w:t>
+            </w:r>
+          </w:p>
+        </w:tc>
       </w:tr>
     </w:tbl>
     <w:p>
       <w:pPr>
         <w:pStyle w:val="Caption"/>
+        <w:spacing w:line="360" w:lineRule="auto"/>
         <w:jc w:val="center"/>
+        <w:rPr>
+          <w:color w:val="auto"/>
+          <w:sz w:val="26"/>
+          <w:szCs w:val="26"/>
+        </w:rPr>
+      </w:pPr>
+      <w:bookmarkStart w:id="35" w:name="_Toc235627068"/>
+      <w:bookmarkStart w:id="36" w:name="_Toc235632849"/>
+      <w:r>
+        <w:rPr>
+          <w:color w:val="auto"/>
+          <w:sz w:val="26"/>
+          <w:szCs w:val="26"/>
+        </w:rPr>
+        <w:lastRenderedPageBreak/>
+        <w:t xml:space="preserve">Bảng </w:t>
+      </w:r>
+      <w:r>
+        <w:rPr>
+          <w:color w:val="auto"/>
+          <w:sz w:val="26"/>
+          <w:szCs w:val="26"/>
+        </w:rPr>
+        <w:fldChar w:fldCharType="begin"/>
+      </w:r>
+      <w:r>
+        <w:rPr>
+          <w:color w:val="auto"/>
+          <w:sz w:val="26"/>
+          <w:szCs w:val="26"/>
+        </w:rPr>
+        <w:instrText xml:space="preserve"> SEQ Bảng \* ARABIC </w:instrText>
+      </w:r>
+      <w:r>
+        <w:rPr>
+          <w:color w:val="auto"/>
+          <w:sz w:val="26"/>
+          <w:szCs w:val="26"/>
+        </w:rPr>
+        <w:fldChar w:fldCharType="separate"/>
+      </w:r>
+      <w:r>
+        <w:rPr>
+          <w:noProof/>
+          <w:color w:val="auto"/>
+          <w:sz w:val="26"/>
+          <w:szCs w:val="26"/>
+        </w:rPr>
+        <w:t>3</w:t>
+      </w:r>
+      <w:r>
+        <w:rPr>
+          <w:color w:val="auto"/>
+          <w:sz w:val="26"/>
+          <w:szCs w:val="26"/>
+        </w:rPr>
+        <w:fldChar w:fldCharType="end"/>
+      </w:r>
+      <w:r>
+        <w:rPr>
+          <w:color w:val="auto"/>
+          <w:sz w:val="26"/>
+          <w:szCs w:val="26"/>
+        </w:rPr>
+        <w:t>. Yêu cầu phi chức năng cho hệ thống</w:t>
+      </w:r>
+      <w:bookmarkEnd w:id="35"/>
+      <w:bookmarkEnd w:id="36"/>
+    </w:p>
+    <w:p>
+      <w:pPr>
+        <w:pStyle w:val="Heading3"/>
         <w:rPr>
           <w:b/>
           <w:bCs/>
@@ -10249,91 +12093,1220 @@
           <w:szCs w:val="26"/>
         </w:rPr>
       </w:pPr>
-      <w:bookmarkStart w:id="35" w:name="_Toc235627068"/>
-      <w:bookmarkStart w:id="36" w:name="_Toc235632849"/>
-      <w:r>
-        <w:rPr>
-          <w:color w:val="auto"/>
-          <w:sz w:val="26"/>
-          <w:szCs w:val="26"/>
-        </w:rPr>
-        <w:t xml:space="preserve">Bảng </w:t>
-      </w:r>
-      <w:r>
-        <w:rPr>
-          <w:color w:val="auto"/>
-          <w:sz w:val="26"/>
-          <w:szCs w:val="26"/>
-        </w:rPr>
-        <w:fldChar w:fldCharType="begin"/>
-      </w:r>
-      <w:r>
-        <w:rPr>
-          <w:color w:val="auto"/>
-          <w:sz w:val="26"/>
-          <w:szCs w:val="26"/>
-        </w:rPr>
-        <w:instrText xml:space="preserve"> SEQ Bảng \* ARABIC </w:instrText>
-      </w:r>
-      <w:r>
-        <w:rPr>
-          <w:color w:val="auto"/>
-          <w:sz w:val="26"/>
-          <w:szCs w:val="26"/>
-        </w:rPr>
-        <w:fldChar w:fldCharType="separate"/>
-      </w:r>
-      <w:r>
-        <w:rPr>
-          <w:noProof/>
-          <w:color w:val="auto"/>
-          <w:sz w:val="26"/>
-          <w:szCs w:val="26"/>
-        </w:rPr>
-        <w:t>3</w:t>
-      </w:r>
-      <w:r>
-        <w:rPr>
-          <w:color w:val="auto"/>
-          <w:sz w:val="26"/>
-          <w:szCs w:val="26"/>
-        </w:rPr>
-        <w:fldChar w:fldCharType="end"/>
-      </w:r>
-      <w:r>
-        <w:rPr>
-          <w:color w:val="auto"/>
-          <w:sz w:val="26"/>
-          <w:szCs w:val="26"/>
-        </w:rPr>
-        <w:t>. Yêu cầu phi chức năng cho hệ thống</w:t>
-      </w:r>
-      <w:bookmarkEnd w:id="35"/>
-      <w:bookmarkEnd w:id="36"/>
-    </w:p>
-    <w:p>
-      <w:pPr>
-        <w:pStyle w:val="Heading2"/>
+      <w:r>
         <w:rPr>
           <w:b/>
           <w:bCs/>
           <w:color w:val="auto"/>
-        </w:rPr>
-      </w:pPr>
-      <w:bookmarkStart w:id="37" w:name="_Toc235627541"/>
-      <w:r>
+          <w:sz w:val="26"/>
+          <w:szCs w:val="26"/>
+        </w:rPr>
+        <w:t>3.1.3. Quy tắc nghiệp vụ</w:t>
+      </w:r>
+    </w:p>
+    <w:tbl>
+      <w:tblPr>
+        <w:tblW w:w="5000" w:type="pct"/>
+        <w:tblBorders>
+          <w:top w:val="single" w:sz="4" w:space="0" w:color="auto"/>
+          <w:left w:val="single" w:sz="4" w:space="0" w:color="auto"/>
+          <w:bottom w:val="single" w:sz="4" w:space="0" w:color="auto"/>
+          <w:right w:val="single" w:sz="4" w:space="0" w:color="auto"/>
+          <w:insideH w:val="single" w:sz="4" w:space="0" w:color="auto"/>
+          <w:insideV w:val="single" w:sz="4" w:space="0" w:color="auto"/>
+        </w:tblBorders>
+        <w:tblLayout w:type="fixed"/>
+        <w:tblCellMar>
+          <w:top w:w="80" w:type="dxa"/>
+          <w:left w:w="120" w:type="dxa"/>
+          <w:bottom w:w="80" w:type="dxa"/>
+          <w:right w:w="120" w:type="dxa"/>
+        </w:tblCellMar>
+        <w:tblLook w:val="0000" w:firstRow="0" w:lastRow="0" w:firstColumn="0" w:lastColumn="0" w:noHBand="0" w:noVBand="0"/>
+      </w:tblPr>
+      <w:tblGrid>
+        <w:gridCol w:w="915"/>
+        <w:gridCol w:w="5401"/>
+        <w:gridCol w:w="2411"/>
+      </w:tblGrid>
+      <w:tr>
+        <w:trPr>
+          <w:tblHeader/>
+        </w:trPr>
+        <w:tc>
+          <w:tcPr>
+            <w:tcW w:w="968" w:type="dxa"/>
+          </w:tcPr>
+          <w:p>
+            <w:pPr>
+              <w:spacing w:before="0"/>
+              <w:rPr>
+                <w:sz w:val="24"/>
+                <w:szCs w:val="24"/>
+              </w:rPr>
+            </w:pPr>
+            <w:r>
+              <w:rPr>
+                <w:b/>
+                <w:bCs/>
+                <w:sz w:val="24"/>
+                <w:szCs w:val="24"/>
+              </w:rPr>
+              <w:t>Mã</w:t>
+            </w:r>
+          </w:p>
+        </w:tc>
+        <w:tc>
+          <w:tcPr>
+            <w:tcW w:w="5810" w:type="dxa"/>
+          </w:tcPr>
+          <w:p>
+            <w:pPr>
+              <w:spacing w:before="0"/>
+              <w:rPr>
+                <w:sz w:val="24"/>
+                <w:szCs w:val="24"/>
+              </w:rPr>
+            </w:pPr>
+            <w:r>
+              <w:rPr>
+                <w:b/>
+                <w:bCs/>
+                <w:sz w:val="24"/>
+                <w:szCs w:val="24"/>
+              </w:rPr>
+              <w:t>Quy tắc nghiệp vụ</w:t>
+            </w:r>
+          </w:p>
+        </w:tc>
+        <w:tc>
+          <w:tcPr>
+            <w:tcW w:w="2582" w:type="dxa"/>
+          </w:tcPr>
+          <w:p>
+            <w:pPr>
+              <w:spacing w:before="0"/>
+              <w:rPr>
+                <w:sz w:val="24"/>
+                <w:szCs w:val="24"/>
+              </w:rPr>
+            </w:pPr>
+            <w:r>
+              <w:rPr>
+                <w:b/>
+                <w:bCs/>
+                <w:sz w:val="24"/>
+                <w:szCs w:val="24"/>
+              </w:rPr>
+              <w:t>Nguồn gốc</w:t>
+            </w:r>
+          </w:p>
+        </w:tc>
+      </w:tr>
+      <w:tr>
+        <w:tc>
+          <w:tcPr>
+            <w:tcW w:w="968" w:type="dxa"/>
+          </w:tcPr>
+          <w:p>
+            <w:pPr>
+              <w:spacing w:before="0"/>
+              <w:rPr>
+                <w:sz w:val="24"/>
+                <w:szCs w:val="24"/>
+              </w:rPr>
+            </w:pPr>
+            <w:r>
+              <w:rPr>
+                <w:sz w:val="24"/>
+                <w:szCs w:val="24"/>
+              </w:rPr>
+              <w:t>BR-01</w:t>
+            </w:r>
+          </w:p>
+        </w:tc>
+        <w:tc>
+          <w:tcPr>
+            <w:tcW w:w="5810" w:type="dxa"/>
+          </w:tcPr>
+          <w:p>
+            <w:pPr>
+              <w:spacing w:before="0"/>
+              <w:rPr>
+                <w:sz w:val="24"/>
+                <w:szCs w:val="24"/>
+              </w:rPr>
+            </w:pPr>
+            <w:r>
+              <w:rPr>
+                <w:sz w:val="24"/>
+                <w:szCs w:val="24"/>
+              </w:rPr>
+              <w:t>Số tiền giao dịch phải lớn hơn 0; hệ thống từ chối lưu nếu số tiền ≤ 0</w:t>
+            </w:r>
+          </w:p>
+        </w:tc>
+        <w:tc>
+          <w:tcPr>
+            <w:tcW w:w="2582" w:type="dxa"/>
+          </w:tcPr>
+          <w:p>
+            <w:pPr>
+              <w:spacing w:before="0"/>
+              <w:rPr>
+                <w:sz w:val="24"/>
+                <w:szCs w:val="24"/>
+              </w:rPr>
+            </w:pPr>
+            <w:r>
+              <w:rPr>
+                <w:sz w:val="24"/>
+                <w:szCs w:val="24"/>
+              </w:rPr>
+              <w:t>UC-02, luồng ngoại lệ B2.2</w:t>
+            </w:r>
+          </w:p>
+        </w:tc>
+      </w:tr>
+      <w:tr>
+        <w:tc>
+          <w:tcPr>
+            <w:tcW w:w="968" w:type="dxa"/>
+          </w:tcPr>
+          <w:p>
+            <w:pPr>
+              <w:spacing w:before="0"/>
+              <w:rPr>
+                <w:sz w:val="24"/>
+                <w:szCs w:val="24"/>
+              </w:rPr>
+            </w:pPr>
+            <w:r>
+              <w:rPr>
+                <w:sz w:val="24"/>
+                <w:szCs w:val="24"/>
+              </w:rPr>
+              <w:t>BR-02</w:t>
+            </w:r>
+          </w:p>
+        </w:tc>
+        <w:tc>
+          <w:tcPr>
+            <w:tcW w:w="5810" w:type="dxa"/>
+          </w:tcPr>
+          <w:p>
+            <w:pPr>
+              <w:spacing w:before="0"/>
+              <w:rPr>
+                <w:sz w:val="24"/>
+                <w:szCs w:val="24"/>
+              </w:rPr>
+            </w:pPr>
+            <w:r>
+              <w:rPr>
+                <w:sz w:val="24"/>
+                <w:szCs w:val="24"/>
+              </w:rPr>
+              <w:t>Một giao dịch bắt buộc phải có đủ 4 trường: ví, số tiền, danh mục, loại giao dịch (thu/chi) mới được lưu</w:t>
+            </w:r>
+          </w:p>
+        </w:tc>
+        <w:tc>
+          <w:tcPr>
+            <w:tcW w:w="2582" w:type="dxa"/>
+          </w:tcPr>
+          <w:p>
+            <w:pPr>
+              <w:spacing w:before="0"/>
+              <w:rPr>
+                <w:sz w:val="24"/>
+                <w:szCs w:val="24"/>
+              </w:rPr>
+            </w:pPr>
+            <w:r>
+              <w:rPr>
+                <w:sz w:val="24"/>
+                <w:szCs w:val="24"/>
+              </w:rPr>
+              <w:t>UC-02, luồng ngoại lệ B2.1</w:t>
+            </w:r>
+          </w:p>
+        </w:tc>
+      </w:tr>
+      <w:tr>
+        <w:tc>
+          <w:tcPr>
+            <w:tcW w:w="968" w:type="dxa"/>
+          </w:tcPr>
+          <w:p>
+            <w:pPr>
+              <w:spacing w:before="0"/>
+              <w:rPr>
+                <w:sz w:val="24"/>
+                <w:szCs w:val="24"/>
+              </w:rPr>
+            </w:pPr>
+            <w:r>
+              <w:rPr>
+                <w:sz w:val="24"/>
+                <w:szCs w:val="24"/>
+              </w:rPr>
+              <w:t>BR-03</w:t>
+            </w:r>
+          </w:p>
+        </w:tc>
+        <w:tc>
+          <w:tcPr>
+            <w:tcW w:w="5810" w:type="dxa"/>
+          </w:tcPr>
+          <w:p>
+            <w:pPr>
+              <w:spacing w:before="0"/>
+              <w:rPr>
+                <w:sz w:val="24"/>
+                <w:szCs w:val="24"/>
+              </w:rPr>
+            </w:pPr>
+            <w:r>
+              <w:rPr>
+                <w:sz w:val="24"/>
+                <w:szCs w:val="24"/>
+              </w:rPr>
+              <w:t>Hạn mức ngân sách phải lớn hơn 0; hệ thống từ chối lưu ngân sách với hạn mức ≤ 0</w:t>
+            </w:r>
+          </w:p>
+        </w:tc>
+        <w:tc>
+          <w:tcPr>
+            <w:tcW w:w="2582" w:type="dxa"/>
+          </w:tcPr>
+          <w:p>
+            <w:pPr>
+              <w:spacing w:before="0"/>
+              <w:rPr>
+                <w:sz w:val="24"/>
+                <w:szCs w:val="24"/>
+              </w:rPr>
+            </w:pPr>
+            <w:r>
+              <w:rPr>
+                <w:sz w:val="24"/>
+                <w:szCs w:val="24"/>
+              </w:rPr>
+              <w:t>UC-04, luồng ngoại lệ</w:t>
+            </w:r>
+          </w:p>
+        </w:tc>
+      </w:tr>
+      <w:tr>
+        <w:tc>
+          <w:tcPr>
+            <w:tcW w:w="968" w:type="dxa"/>
+          </w:tcPr>
+          <w:p>
+            <w:pPr>
+              <w:spacing w:before="0"/>
+              <w:rPr>
+                <w:sz w:val="24"/>
+                <w:szCs w:val="24"/>
+              </w:rPr>
+            </w:pPr>
+            <w:r>
+              <w:rPr>
+                <w:sz w:val="24"/>
+                <w:szCs w:val="24"/>
+              </w:rPr>
+              <w:t>BR-04</w:t>
+            </w:r>
+          </w:p>
+        </w:tc>
+        <w:tc>
+          <w:tcPr>
+            <w:tcW w:w="5810" w:type="dxa"/>
+          </w:tcPr>
+          <w:p>
+            <w:pPr>
+              <w:spacing w:before="0"/>
+              <w:rPr>
+                <w:sz w:val="24"/>
+                <w:szCs w:val="24"/>
+              </w:rPr>
+            </w:pPr>
+            <w:r>
+              <w:rPr>
+                <w:sz w:val="24"/>
+                <w:szCs w:val="24"/>
+              </w:rPr>
+              <w:t>Mỗi bản ghi ngân sách (Budget) chỉ áp dụng cho một danh mục trong một kỳ tháng/năm cụ thể, không trùng lặp</w:t>
+            </w:r>
+          </w:p>
+        </w:tc>
+        <w:tc>
+          <w:tcPr>
+            <w:tcW w:w="2582" w:type="dxa"/>
+          </w:tcPr>
+          <w:p>
+            <w:pPr>
+              <w:spacing w:before="0"/>
+              <w:rPr>
+                <w:sz w:val="24"/>
+                <w:szCs w:val="24"/>
+              </w:rPr>
+            </w:pPr>
+            <w:r>
+              <w:rPr>
+                <w:sz w:val="24"/>
+                <w:szCs w:val="24"/>
+              </w:rPr>
+              <w:t>Class Budget (month, year, category)</w:t>
+            </w:r>
+          </w:p>
+        </w:tc>
+      </w:tr>
+      <w:tr>
+        <w:tc>
+          <w:tcPr>
+            <w:tcW w:w="968" w:type="dxa"/>
+          </w:tcPr>
+          <w:p>
+            <w:pPr>
+              <w:spacing w:before="0"/>
+              <w:rPr>
+                <w:sz w:val="24"/>
+                <w:szCs w:val="24"/>
+              </w:rPr>
+            </w:pPr>
+            <w:r>
+              <w:rPr>
+                <w:sz w:val="24"/>
+                <w:szCs w:val="24"/>
+              </w:rPr>
+              <w:t>BR-05</w:t>
+            </w:r>
+          </w:p>
+        </w:tc>
+        <w:tc>
+          <w:tcPr>
+            <w:tcW w:w="5810" w:type="dxa"/>
+          </w:tcPr>
+          <w:p>
+            <w:pPr>
+              <w:spacing w:before="0"/>
+              <w:rPr>
+                <w:sz w:val="24"/>
+                <w:szCs w:val="24"/>
+              </w:rPr>
+            </w:pPr>
+            <w:r>
+              <w:rPr>
+                <w:sz w:val="24"/>
+                <w:szCs w:val="24"/>
+              </w:rPr>
+              <w:t>Ngưỡng cảnh báo ngân sách có thể cấu hình theo tỉ lệ phần trăm (ví dụ 80%, 100%) trên mỗi ngân sách</w:t>
+            </w:r>
+          </w:p>
+        </w:tc>
+        <w:tc>
+          <w:tcPr>
+            <w:tcW w:w="2582" w:type="dxa"/>
+          </w:tcPr>
+          <w:p>
+            <w:pPr>
+              <w:spacing w:before="0"/>
+              <w:rPr>
+                <w:sz w:val="24"/>
+                <w:szCs w:val="24"/>
+              </w:rPr>
+            </w:pPr>
+            <w:r>
+              <w:rPr>
+                <w:sz w:val="24"/>
+                <w:szCs w:val="24"/>
+              </w:rPr>
+              <w:t>FR-09</w:t>
+            </w:r>
+          </w:p>
+        </w:tc>
+      </w:tr>
+      <w:tr>
+        <w:tc>
+          <w:tcPr>
+            <w:tcW w:w="968" w:type="dxa"/>
+          </w:tcPr>
+          <w:p>
+            <w:pPr>
+              <w:spacing w:before="0"/>
+              <w:rPr>
+                <w:sz w:val="24"/>
+                <w:szCs w:val="24"/>
+              </w:rPr>
+            </w:pPr>
+            <w:r>
+              <w:rPr>
+                <w:sz w:val="24"/>
+                <w:szCs w:val="24"/>
+              </w:rPr>
+              <w:t>BR-06</w:t>
+            </w:r>
+          </w:p>
+        </w:tc>
+        <w:tc>
+          <w:tcPr>
+            <w:tcW w:w="5810" w:type="dxa"/>
+          </w:tcPr>
+          <w:p>
+            <w:pPr>
+              <w:spacing w:before="0"/>
+              <w:rPr>
+                <w:sz w:val="24"/>
+                <w:szCs w:val="24"/>
+              </w:rPr>
+            </w:pPr>
+            <w:r>
+              <w:rPr>
+                <w:sz w:val="24"/>
+                <w:szCs w:val="24"/>
+              </w:rPr>
+              <w:t>Khi import sao kê, giao dịch trùng lặp (cùng ngày, số tiền, nội dung) phải được phát hiện và loại bỏ, không lưu lại nhiều lần</w:t>
+            </w:r>
+          </w:p>
+        </w:tc>
+        <w:tc>
+          <w:tcPr>
+            <w:tcW w:w="2582" w:type="dxa"/>
+          </w:tcPr>
+          <w:p>
+            <w:pPr>
+              <w:spacing w:before="0"/>
+              <w:rPr>
+                <w:sz w:val="24"/>
+                <w:szCs w:val="24"/>
+              </w:rPr>
+            </w:pPr>
+            <w:r>
+              <w:rPr>
+                <w:sz w:val="24"/>
+                <w:szCs w:val="24"/>
+              </w:rPr>
+              <w:t>FR-07, NFR-02</w:t>
+            </w:r>
+          </w:p>
+        </w:tc>
+      </w:tr>
+      <w:tr>
+        <w:tc>
+          <w:tcPr>
+            <w:tcW w:w="968" w:type="dxa"/>
+          </w:tcPr>
+          <w:p>
+            <w:pPr>
+              <w:spacing w:before="0"/>
+              <w:rPr>
+                <w:sz w:val="24"/>
+                <w:szCs w:val="24"/>
+              </w:rPr>
+            </w:pPr>
+            <w:r>
+              <w:rPr>
+                <w:sz w:val="24"/>
+                <w:szCs w:val="24"/>
+              </w:rPr>
+              <w:t>BR-07</w:t>
+            </w:r>
+          </w:p>
+        </w:tc>
+        <w:tc>
+          <w:tcPr>
+            <w:tcW w:w="5810" w:type="dxa"/>
+          </w:tcPr>
+          <w:p>
+            <w:pPr>
+              <w:spacing w:before="0"/>
+              <w:rPr>
+                <w:sz w:val="24"/>
+                <w:szCs w:val="24"/>
+              </w:rPr>
+            </w:pPr>
+            <w:r>
+              <w:rPr>
+                <w:sz w:val="24"/>
+                <w:szCs w:val="24"/>
+              </w:rPr>
+              <w:t>Danh mục đang được ít nhất một giao dịch sử dụng thì không được xóa, chỉ được phép ẩn khỏi danh sách hiển thị</w:t>
+            </w:r>
+          </w:p>
+        </w:tc>
+        <w:tc>
+          <w:tcPr>
+            <w:tcW w:w="2582" w:type="dxa"/>
+          </w:tcPr>
+          <w:p>
+            <w:pPr>
+              <w:spacing w:before="0"/>
+              <w:rPr>
+                <w:sz w:val="24"/>
+                <w:szCs w:val="24"/>
+              </w:rPr>
+            </w:pPr>
+            <w:r>
+              <w:rPr>
+                <w:sz w:val="24"/>
+                <w:szCs w:val="24"/>
+              </w:rPr>
+              <w:t>UC-07, luồng ngoại lệ</w:t>
+            </w:r>
+          </w:p>
+        </w:tc>
+      </w:tr>
+      <w:tr>
+        <w:tc>
+          <w:tcPr>
+            <w:tcW w:w="968" w:type="dxa"/>
+          </w:tcPr>
+          <w:p>
+            <w:pPr>
+              <w:spacing w:before="0"/>
+              <w:rPr>
+                <w:sz w:val="24"/>
+                <w:szCs w:val="24"/>
+              </w:rPr>
+            </w:pPr>
+            <w:r>
+              <w:rPr>
+                <w:sz w:val="24"/>
+                <w:szCs w:val="24"/>
+              </w:rPr>
+              <w:t>BR-08</w:t>
+            </w:r>
+          </w:p>
+        </w:tc>
+        <w:tc>
+          <w:tcPr>
+            <w:tcW w:w="5810" w:type="dxa"/>
+          </w:tcPr>
+          <w:p>
+            <w:pPr>
+              <w:spacing w:before="0"/>
+              <w:rPr>
+                <w:sz w:val="24"/>
+                <w:szCs w:val="24"/>
+              </w:rPr>
+            </w:pPr>
+            <w:r>
+              <w:rPr>
+                <w:sz w:val="24"/>
+                <w:szCs w:val="24"/>
+              </w:rPr>
+              <w:t xml:space="preserve">Giao dịch không khớp bất kỳ </w:t>
+            </w:r>
+            <w:r>
+              <w:rPr>
+                <w:rFonts w:ascii="Courier New" w:eastAsia="Courier New" w:hAnsi="Courier New" w:cs="Courier New"/>
+                <w:sz w:val="24"/>
+                <w:szCs w:val="24"/>
+                <w:shd w:val="clear" w:color="auto" w:fill="F1F5F9"/>
+              </w:rPr>
+              <w:t>CategoryRule</w:t>
+            </w:r>
+            <w:r>
+              <w:rPr>
+                <w:sz w:val="24"/>
+                <w:szCs w:val="24"/>
+              </w:rPr>
+              <w:t xml:space="preserve"> nào phải được gán vào nhóm "Chưa phân loại" để người dùng tự gán thủ công, không được bỏ trống danh mục</w:t>
+            </w:r>
+          </w:p>
+        </w:tc>
+        <w:tc>
+          <w:tcPr>
+            <w:tcW w:w="2582" w:type="dxa"/>
+          </w:tcPr>
+          <w:p>
+            <w:pPr>
+              <w:spacing w:before="0"/>
+              <w:rPr>
+                <w:sz w:val="24"/>
+                <w:szCs w:val="24"/>
+              </w:rPr>
+            </w:pPr>
+            <w:r>
+              <w:rPr>
+                <w:sz w:val="24"/>
+                <w:szCs w:val="24"/>
+              </w:rPr>
+              <w:t>FR-08</w:t>
+            </w:r>
+          </w:p>
+        </w:tc>
+      </w:tr>
+      <w:tr>
+        <w:tc>
+          <w:tcPr>
+            <w:tcW w:w="968" w:type="dxa"/>
+          </w:tcPr>
+          <w:p>
+            <w:pPr>
+              <w:spacing w:before="0"/>
+              <w:rPr>
+                <w:sz w:val="24"/>
+                <w:szCs w:val="24"/>
+              </w:rPr>
+            </w:pPr>
+            <w:r>
+              <w:rPr>
+                <w:sz w:val="24"/>
+                <w:szCs w:val="24"/>
+              </w:rPr>
+              <w:t>BR-09</w:t>
+            </w:r>
+          </w:p>
+        </w:tc>
+        <w:tc>
+          <w:tcPr>
+            <w:tcW w:w="5810" w:type="dxa"/>
+          </w:tcPr>
+          <w:p>
+            <w:pPr>
+              <w:spacing w:before="0"/>
+              <w:rPr>
+                <w:sz w:val="24"/>
+                <w:szCs w:val="24"/>
+              </w:rPr>
+            </w:pPr>
+            <w:r>
+              <w:rPr>
+                <w:sz w:val="24"/>
+                <w:szCs w:val="24"/>
+              </w:rPr>
+              <w:t>Mỗi lượt import CSV/ảnh phải được xử lý trong một transaction duy nhất; nếu phát sinh lỗi giữa chừng, toàn bộ thay đổi phải được rollback</w:t>
+            </w:r>
+          </w:p>
+        </w:tc>
+        <w:tc>
+          <w:tcPr>
+            <w:tcW w:w="2582" w:type="dxa"/>
+          </w:tcPr>
+          <w:p>
+            <w:pPr>
+              <w:spacing w:before="0"/>
+              <w:rPr>
+                <w:sz w:val="24"/>
+                <w:szCs w:val="24"/>
+              </w:rPr>
+            </w:pPr>
+            <w:r>
+              <w:rPr>
+                <w:sz w:val="24"/>
+                <w:szCs w:val="24"/>
+              </w:rPr>
+              <w:t>NFR-02</w:t>
+            </w:r>
+          </w:p>
+        </w:tc>
+      </w:tr>
+      <w:tr>
+        <w:tc>
+          <w:tcPr>
+            <w:tcW w:w="968" w:type="dxa"/>
+          </w:tcPr>
+          <w:p>
+            <w:pPr>
+              <w:spacing w:before="0"/>
+              <w:rPr>
+                <w:sz w:val="24"/>
+                <w:szCs w:val="24"/>
+              </w:rPr>
+            </w:pPr>
+            <w:r>
+              <w:rPr>
+                <w:sz w:val="24"/>
+                <w:szCs w:val="24"/>
+              </w:rPr>
+              <w:lastRenderedPageBreak/>
+              <w:t>BR-10</w:t>
+            </w:r>
+          </w:p>
+        </w:tc>
+        <w:tc>
+          <w:tcPr>
+            <w:tcW w:w="5810" w:type="dxa"/>
+          </w:tcPr>
+          <w:p>
+            <w:pPr>
+              <w:spacing w:before="0"/>
+              <w:rPr>
+                <w:sz w:val="24"/>
+                <w:szCs w:val="24"/>
+              </w:rPr>
+            </w:pPr>
+            <w:r>
+              <w:rPr>
+                <w:sz w:val="24"/>
+                <w:szCs w:val="24"/>
+              </w:rPr>
+              <w:t xml:space="preserve">Người dùng chỉ được thao tác trên ví/tài khoản mà họ sở hữu hoặc được cấp quyền qua </w:t>
+            </w:r>
+            <w:r>
+              <w:rPr>
+                <w:rFonts w:ascii="Courier New" w:eastAsia="Courier New" w:hAnsi="Courier New" w:cs="Courier New"/>
+                <w:sz w:val="24"/>
+                <w:szCs w:val="24"/>
+                <w:shd w:val="clear" w:color="auto" w:fill="F1F5F9"/>
+              </w:rPr>
+              <w:t>WalletMember</w:t>
+            </w:r>
+          </w:p>
+        </w:tc>
+        <w:tc>
+          <w:tcPr>
+            <w:tcW w:w="2582" w:type="dxa"/>
+          </w:tcPr>
+          <w:p>
+            <w:pPr>
+              <w:spacing w:before="0"/>
+              <w:rPr>
+                <w:sz w:val="24"/>
+                <w:szCs w:val="24"/>
+              </w:rPr>
+            </w:pPr>
+            <w:r>
+              <w:rPr>
+                <w:sz w:val="24"/>
+                <w:szCs w:val="24"/>
+              </w:rPr>
+              <w:t>FR-02, FR-13, ERD</w:t>
+            </w:r>
+          </w:p>
+        </w:tc>
+      </w:tr>
+      <w:tr>
+        <w:tc>
+          <w:tcPr>
+            <w:tcW w:w="968" w:type="dxa"/>
+          </w:tcPr>
+          <w:p>
+            <w:pPr>
+              <w:spacing w:before="0"/>
+              <w:rPr>
+                <w:sz w:val="24"/>
+                <w:szCs w:val="24"/>
+              </w:rPr>
+            </w:pPr>
+            <w:r>
+              <w:rPr>
+                <w:sz w:val="24"/>
+                <w:szCs w:val="24"/>
+              </w:rPr>
+              <w:t>BR-11</w:t>
+            </w:r>
+          </w:p>
+        </w:tc>
+        <w:tc>
+          <w:tcPr>
+            <w:tcW w:w="5810" w:type="dxa"/>
+          </w:tcPr>
+          <w:p>
+            <w:pPr>
+              <w:spacing w:before="0"/>
+              <w:rPr>
+                <w:sz w:val="24"/>
+                <w:szCs w:val="24"/>
+              </w:rPr>
+            </w:pPr>
+            <w:r>
+              <w:rPr>
+                <w:sz w:val="24"/>
+                <w:szCs w:val="24"/>
+              </w:rPr>
+              <w:t>Quyền chia sẻ tài khoản chỉ gồm ba cấp cố định: chủ sở hữu (owner), chỉnh sửa (edit), chỉ xem (view)</w:t>
+            </w:r>
+          </w:p>
+        </w:tc>
+        <w:tc>
+          <w:tcPr>
+            <w:tcW w:w="2582" w:type="dxa"/>
+          </w:tcPr>
+          <w:p>
+            <w:pPr>
+              <w:spacing w:before="0"/>
+              <w:rPr>
+                <w:sz w:val="24"/>
+                <w:szCs w:val="24"/>
+              </w:rPr>
+            </w:pPr>
+            <w:r>
+              <w:rPr>
+                <w:sz w:val="24"/>
+                <w:szCs w:val="24"/>
+              </w:rPr>
+              <w:t>FR-13</w:t>
+            </w:r>
+          </w:p>
+        </w:tc>
+      </w:tr>
+      <w:tr>
+        <w:tc>
+          <w:tcPr>
+            <w:tcW w:w="968" w:type="dxa"/>
+          </w:tcPr>
+          <w:p>
+            <w:pPr>
+              <w:spacing w:before="0"/>
+              <w:rPr>
+                <w:sz w:val="24"/>
+                <w:szCs w:val="24"/>
+              </w:rPr>
+            </w:pPr>
+            <w:r>
+              <w:rPr>
+                <w:sz w:val="24"/>
+                <w:szCs w:val="24"/>
+              </w:rPr>
+              <w:t>BR-12</w:t>
+            </w:r>
+          </w:p>
+        </w:tc>
+        <w:tc>
+          <w:tcPr>
+            <w:tcW w:w="5810" w:type="dxa"/>
+          </w:tcPr>
+          <w:p>
+            <w:pPr>
+              <w:spacing w:before="0"/>
+              <w:rPr>
+                <w:sz w:val="24"/>
+                <w:szCs w:val="24"/>
+              </w:rPr>
+            </w:pPr>
+            <w:r>
+              <w:rPr>
+                <w:sz w:val="24"/>
+                <w:szCs w:val="24"/>
+              </w:rPr>
+              <w:t>Mật khẩu người dùng bắt buộc được mã hóa bằng BCrypt trước khi lưu vào CSDL, không được lưu dạng plain-text</w:t>
+            </w:r>
+          </w:p>
+        </w:tc>
+        <w:tc>
+          <w:tcPr>
+            <w:tcW w:w="2582" w:type="dxa"/>
+          </w:tcPr>
+          <w:p>
+            <w:pPr>
+              <w:spacing w:before="0"/>
+              <w:rPr>
+                <w:sz w:val="24"/>
+                <w:szCs w:val="24"/>
+              </w:rPr>
+            </w:pPr>
+            <w:r>
+              <w:rPr>
+                <w:sz w:val="24"/>
+                <w:szCs w:val="24"/>
+              </w:rPr>
+              <w:t>NFR-01</w:t>
+            </w:r>
+          </w:p>
+        </w:tc>
+      </w:tr>
+      <w:tr>
+        <w:tc>
+          <w:tcPr>
+            <w:tcW w:w="968" w:type="dxa"/>
+          </w:tcPr>
+          <w:p>
+            <w:pPr>
+              <w:spacing w:before="0"/>
+              <w:rPr>
+                <w:sz w:val="24"/>
+                <w:szCs w:val="24"/>
+              </w:rPr>
+            </w:pPr>
+            <w:r>
+              <w:rPr>
+                <w:sz w:val="24"/>
+                <w:szCs w:val="24"/>
+              </w:rPr>
+              <w:t>BR-13</w:t>
+            </w:r>
+          </w:p>
+        </w:tc>
+        <w:tc>
+          <w:tcPr>
+            <w:tcW w:w="5810" w:type="dxa"/>
+          </w:tcPr>
+          <w:p>
+            <w:pPr>
+              <w:spacing w:before="0"/>
+              <w:rPr>
+                <w:sz w:val="24"/>
+                <w:szCs w:val="24"/>
+              </w:rPr>
+            </w:pPr>
+            <w:r>
+              <w:rPr>
+                <w:sz w:val="24"/>
+                <w:szCs w:val="24"/>
+              </w:rPr>
+              <w:t>Phiên làm việc được quản lý hoàn toàn qua JWT; server không lưu trạng thái đăng nhập (stateless)</w:t>
+            </w:r>
+          </w:p>
+        </w:tc>
+        <w:tc>
+          <w:tcPr>
+            <w:tcW w:w="2582" w:type="dxa"/>
+          </w:tcPr>
+          <w:p>
+            <w:pPr>
+              <w:spacing w:before="0"/>
+              <w:rPr>
+                <w:sz w:val="24"/>
+                <w:szCs w:val="24"/>
+              </w:rPr>
+            </w:pPr>
+            <w:r>
+              <w:rPr>
+                <w:sz w:val="24"/>
+                <w:szCs w:val="24"/>
+              </w:rPr>
+              <w:t>NFR-01, kiến trúc RESTful</w:t>
+            </w:r>
+          </w:p>
+        </w:tc>
+      </w:tr>
+      <w:tr>
+        <w:tc>
+          <w:tcPr>
+            <w:tcW w:w="968" w:type="dxa"/>
+          </w:tcPr>
+          <w:p>
+            <w:pPr>
+              <w:spacing w:before="0"/>
+              <w:rPr>
+                <w:sz w:val="24"/>
+                <w:szCs w:val="24"/>
+              </w:rPr>
+            </w:pPr>
+            <w:r>
+              <w:rPr>
+                <w:sz w:val="24"/>
+                <w:szCs w:val="24"/>
+              </w:rPr>
+              <w:t>BR-14</w:t>
+            </w:r>
+          </w:p>
+        </w:tc>
+        <w:tc>
+          <w:tcPr>
+            <w:tcW w:w="5810" w:type="dxa"/>
+          </w:tcPr>
+          <w:p>
+            <w:pPr>
+              <w:spacing w:before="0"/>
+              <w:rPr>
+                <w:sz w:val="24"/>
+                <w:szCs w:val="24"/>
+              </w:rPr>
+            </w:pPr>
+            <w:r>
+              <w:rPr>
+                <w:sz w:val="24"/>
+                <w:szCs w:val="24"/>
+              </w:rPr>
+              <w:t>Chỉ vai trò Admin mới có quyền tạo/sửa/xóa danh mục mẫu dùng chung và cấu hình thông số vận hành hệ thống</w:t>
+            </w:r>
+          </w:p>
+        </w:tc>
+        <w:tc>
+          <w:tcPr>
+            <w:tcW w:w="2582" w:type="dxa"/>
+          </w:tcPr>
+          <w:p>
+            <w:pPr>
+              <w:spacing w:before="0"/>
+              <w:rPr>
+                <w:sz w:val="24"/>
+                <w:szCs w:val="24"/>
+              </w:rPr>
+            </w:pPr>
+            <w:r>
+              <w:rPr>
+                <w:sz w:val="24"/>
+                <w:szCs w:val="24"/>
+              </w:rPr>
+              <w:t>FR-15</w:t>
+            </w:r>
+          </w:p>
+        </w:tc>
+      </w:tr>
+      <w:tr>
+        <w:tc>
+          <w:tcPr>
+            <w:tcW w:w="968" w:type="dxa"/>
+          </w:tcPr>
+          <w:p>
+            <w:pPr>
+              <w:spacing w:before="0"/>
+              <w:rPr>
+                <w:sz w:val="24"/>
+                <w:szCs w:val="24"/>
+              </w:rPr>
+            </w:pPr>
+            <w:r>
+              <w:rPr>
+                <w:sz w:val="24"/>
+                <w:szCs w:val="24"/>
+              </w:rPr>
+              <w:t>BR-15</w:t>
+            </w:r>
+          </w:p>
+        </w:tc>
+        <w:tc>
+          <w:tcPr>
+            <w:tcW w:w="5810" w:type="dxa"/>
+          </w:tcPr>
+          <w:p>
+            <w:pPr>
+              <w:spacing w:before="0"/>
+              <w:rPr>
+                <w:sz w:val="24"/>
+                <w:szCs w:val="24"/>
+              </w:rPr>
+            </w:pPr>
+            <w:r>
+              <w:rPr>
+                <w:sz w:val="24"/>
+                <w:szCs w:val="24"/>
+              </w:rPr>
+              <w:t>Mục tiêu tiết kiệm bắt buộc phải có số tiền mục tiêu và thời hạn hoàn thành xác định mới được tạo</w:t>
+            </w:r>
+          </w:p>
+        </w:tc>
+        <w:tc>
+          <w:tcPr>
+            <w:tcW w:w="2582" w:type="dxa"/>
+          </w:tcPr>
+          <w:p>
+            <w:pPr>
+              <w:spacing w:before="0"/>
+              <w:rPr>
+                <w:sz w:val="24"/>
+                <w:szCs w:val="24"/>
+              </w:rPr>
+            </w:pPr>
+            <w:r>
+              <w:rPr>
+                <w:sz w:val="24"/>
+                <w:szCs w:val="24"/>
+              </w:rPr>
+              <w:t>FR-10</w:t>
+            </w:r>
+          </w:p>
+        </w:tc>
+      </w:tr>
+      <w:tr>
+        <w:tc>
+          <w:tcPr>
+            <w:tcW w:w="968" w:type="dxa"/>
+          </w:tcPr>
+          <w:p>
+            <w:pPr>
+              <w:spacing w:before="0"/>
+              <w:rPr>
+                <w:sz w:val="24"/>
+                <w:szCs w:val="24"/>
+              </w:rPr>
+            </w:pPr>
+            <w:r>
+              <w:rPr>
+                <w:sz w:val="24"/>
+                <w:szCs w:val="24"/>
+              </w:rPr>
+              <w:t>BR-16</w:t>
+            </w:r>
+          </w:p>
+        </w:tc>
+        <w:tc>
+          <w:tcPr>
+            <w:tcW w:w="5810" w:type="dxa"/>
+          </w:tcPr>
+          <w:p>
+            <w:pPr>
+              <w:spacing w:before="0"/>
+              <w:rPr>
+                <w:sz w:val="24"/>
+                <w:szCs w:val="24"/>
+              </w:rPr>
+            </w:pPr>
+            <w:r>
+              <w:rPr>
+                <w:sz w:val="24"/>
+                <w:szCs w:val="24"/>
+              </w:rPr>
+              <w:t>Khi mời chia sẻ tài khoản, nếu email không tồn tại trong hệ thống, lời mời bị từ chối ngay, không tạo bản ghi chờ</w:t>
+            </w:r>
+          </w:p>
+        </w:tc>
+        <w:tc>
+          <w:tcPr>
+            <w:tcW w:w="2582" w:type="dxa"/>
+          </w:tcPr>
+          <w:p>
+            <w:pPr>
+              <w:spacing w:before="0"/>
+              <w:rPr>
+                <w:sz w:val="24"/>
+                <w:szCs w:val="24"/>
+              </w:rPr>
+            </w:pPr>
+            <w:r>
+              <w:rPr>
+                <w:sz w:val="24"/>
+                <w:szCs w:val="24"/>
+              </w:rPr>
+              <w:t>UC-06, luồng ngoại lệ</w:t>
+            </w:r>
+          </w:p>
+        </w:tc>
+      </w:tr>
+    </w:tbl>
+    <w:p>
+      <w:pPr>
+        <w:pStyle w:val="Caption"/>
+        <w:spacing w:line="360" w:lineRule="auto"/>
+        <w:jc w:val="center"/>
+        <w:rPr>
+          <w:sz w:val="26"/>
+          <w:szCs w:val="26"/>
+        </w:rPr>
+      </w:pPr>
+      <w:r>
+        <w:t xml:space="preserve">Bảng </w:t>
+      </w:r>
+      <w:fldSimple w:instr=" SEQ Bảng \* ARABIC ">
+        <w:r>
+          <w:rPr>
+            <w:noProof/>
+          </w:rPr>
+          <w:t>4</w:t>
+        </w:r>
+      </w:fldSimple>
+      <w:r>
+        <w:t>. Bảng quy tắc nghiệp vụ</w:t>
+      </w:r>
+    </w:p>
+    <w:p>
+      <w:pPr>
+        <w:pStyle w:val="Heading3"/>
         <w:rPr>
           <w:b/>
           <w:bCs/>
           <w:color w:val="auto"/>
-        </w:rPr>
-        <w:t>3.2. Phân tích thiết kế</w:t>
-      </w:r>
-      <w:bookmarkEnd w:id="37"/>
-    </w:p>
-    <w:p>
-      <w:pPr>
-        <w:pStyle w:val="Heading3"/>
+          <w:sz w:val="26"/>
+          <w:szCs w:val="26"/>
+        </w:rPr>
+      </w:pPr>
+      <w:r>
         <w:rPr>
           <w:b/>
           <w:bCs/>
@@ -10341,19 +13314,2001 @@
           <w:sz w:val="26"/>
           <w:szCs w:val="26"/>
         </w:rPr>
-      </w:pPr>
-      <w:bookmarkStart w:id="38" w:name="_Toc235627542"/>
-      <w:r>
+        <w:t>3.1.4. Ma trận truy vết các chức năng</w:t>
+      </w:r>
+    </w:p>
+    <w:tbl>
+      <w:tblPr>
+        <w:tblStyle w:val="TableGrid"/>
+        <w:tblW w:w="0" w:type="auto"/>
+        <w:tblLook w:val="04A0" w:firstRow="1" w:lastRow="0" w:firstColumn="1" w:lastColumn="0" w:noHBand="0" w:noVBand="1"/>
+      </w:tblPr>
+      <w:tblGrid>
+        <w:gridCol w:w="1559"/>
+        <w:gridCol w:w="1738"/>
+        <w:gridCol w:w="1632"/>
+        <w:gridCol w:w="1899"/>
+        <w:gridCol w:w="1899"/>
+      </w:tblGrid>
+      <w:tr>
+        <w:tc>
+          <w:tcPr>
+            <w:tcW w:w="1559" w:type="dxa"/>
+          </w:tcPr>
+          <w:p>
+            <w:pPr>
+              <w:spacing w:line="360" w:lineRule="auto"/>
+              <w:rPr>
+                <w:b/>
+                <w:bCs/>
+                <w:sz w:val="26"/>
+                <w:szCs w:val="26"/>
+              </w:rPr>
+            </w:pPr>
+            <w:r>
+              <w:rPr>
+                <w:b/>
+                <w:bCs/>
+                <w:sz w:val="26"/>
+                <w:szCs w:val="26"/>
+              </w:rPr>
+              <w:t>FR</w:t>
+            </w:r>
+          </w:p>
+        </w:tc>
+        <w:tc>
+          <w:tcPr>
+            <w:tcW w:w="1738" w:type="dxa"/>
+          </w:tcPr>
+          <w:p>
+            <w:pPr>
+              <w:spacing w:line="360" w:lineRule="auto"/>
+              <w:rPr>
+                <w:b/>
+                <w:bCs/>
+                <w:sz w:val="26"/>
+                <w:szCs w:val="26"/>
+              </w:rPr>
+            </w:pPr>
+            <w:r>
+              <w:rPr>
+                <w:b/>
+                <w:bCs/>
+                <w:sz w:val="26"/>
+                <w:szCs w:val="26"/>
+              </w:rPr>
+              <w:t>Yêu cầu chức năng</w:t>
+            </w:r>
+          </w:p>
+        </w:tc>
+        <w:tc>
+          <w:tcPr>
+            <w:tcW w:w="1632" w:type="dxa"/>
+          </w:tcPr>
+          <w:p>
+            <w:pPr>
+              <w:spacing w:line="360" w:lineRule="auto"/>
+              <w:rPr>
+                <w:b/>
+                <w:bCs/>
+                <w:sz w:val="26"/>
+                <w:szCs w:val="26"/>
+              </w:rPr>
+            </w:pPr>
+            <w:r>
+              <w:rPr>
+                <w:b/>
+                <w:bCs/>
+                <w:sz w:val="26"/>
+                <w:szCs w:val="26"/>
+              </w:rPr>
+              <w:t>UC liên quan</w:t>
+            </w:r>
+          </w:p>
+        </w:tc>
+        <w:tc>
+          <w:tcPr>
+            <w:tcW w:w="1899" w:type="dxa"/>
+          </w:tcPr>
+          <w:p>
+            <w:pPr>
+              <w:spacing w:line="360" w:lineRule="auto"/>
+              <w:rPr>
+                <w:b/>
+                <w:bCs/>
+                <w:sz w:val="26"/>
+                <w:szCs w:val="26"/>
+              </w:rPr>
+            </w:pPr>
+            <w:r>
+              <w:rPr>
+                <w:b/>
+                <w:bCs/>
+                <w:sz w:val="26"/>
+                <w:szCs w:val="26"/>
+              </w:rPr>
+              <w:t>Class Chính</w:t>
+            </w:r>
+          </w:p>
+        </w:tc>
+        <w:tc>
+          <w:tcPr>
+            <w:tcW w:w="1899" w:type="dxa"/>
+          </w:tcPr>
+          <w:p>
+            <w:pPr>
+              <w:spacing w:line="360" w:lineRule="auto"/>
+              <w:rPr>
+                <w:b/>
+                <w:bCs/>
+                <w:sz w:val="26"/>
+                <w:szCs w:val="26"/>
+              </w:rPr>
+            </w:pPr>
+            <w:r>
+              <w:rPr>
+                <w:b/>
+                <w:bCs/>
+                <w:sz w:val="26"/>
+                <w:szCs w:val="26"/>
+              </w:rPr>
+              <w:t>Bảng CSDL</w:t>
+            </w:r>
+          </w:p>
+        </w:tc>
+      </w:tr>
+      <w:tr>
+        <w:tc>
+          <w:tcPr>
+            <w:tcW w:w="1559" w:type="dxa"/>
+          </w:tcPr>
+          <w:p>
+            <w:pPr>
+              <w:spacing w:line="360" w:lineRule="auto"/>
+              <w:rPr>
+                <w:sz w:val="26"/>
+                <w:szCs w:val="26"/>
+              </w:rPr>
+            </w:pPr>
+            <w:r>
+              <w:rPr>
+                <w:sz w:val="26"/>
+                <w:szCs w:val="26"/>
+              </w:rPr>
+              <w:t>FR-01</w:t>
+            </w:r>
+          </w:p>
+        </w:tc>
+        <w:tc>
+          <w:tcPr>
+            <w:tcW w:w="1738" w:type="dxa"/>
+          </w:tcPr>
+          <w:p>
+            <w:pPr>
+              <w:spacing w:line="360" w:lineRule="auto"/>
+              <w:rPr>
+                <w:sz w:val="26"/>
+                <w:szCs w:val="26"/>
+              </w:rPr>
+            </w:pPr>
+            <w:r>
+              <w:rPr>
+                <w:sz w:val="26"/>
+                <w:szCs w:val="26"/>
+              </w:rPr>
+              <w:t>Đăng ký, đăng nhập (nội bộ/Google), JWT</w:t>
+            </w:r>
+          </w:p>
+        </w:tc>
+        <w:tc>
+          <w:tcPr>
+            <w:tcW w:w="1632" w:type="dxa"/>
+          </w:tcPr>
+          <w:p>
+            <w:pPr>
+              <w:spacing w:line="360" w:lineRule="auto"/>
+              <w:rPr>
+                <w:sz w:val="26"/>
+                <w:szCs w:val="26"/>
+              </w:rPr>
+            </w:pPr>
+            <w:r>
+              <w:rPr>
+                <w:sz w:val="26"/>
+                <w:szCs w:val="26"/>
+              </w:rPr>
+              <w:t>UC-01: Đăng nhập</w:t>
+            </w:r>
+          </w:p>
+        </w:tc>
+        <w:tc>
+          <w:tcPr>
+            <w:tcW w:w="1899" w:type="dxa"/>
+          </w:tcPr>
+          <w:p>
+            <w:pPr>
+              <w:spacing w:line="360" w:lineRule="auto"/>
+              <w:rPr>
+                <w:sz w:val="26"/>
+                <w:szCs w:val="26"/>
+              </w:rPr>
+            </w:pPr>
+            <w:r>
+              <w:rPr>
+                <w:sz w:val="26"/>
+                <w:szCs w:val="26"/>
+              </w:rPr>
+              <w:t>User</w:t>
+            </w:r>
+          </w:p>
+        </w:tc>
+        <w:tc>
+          <w:tcPr>
+            <w:tcW w:w="1899" w:type="dxa"/>
+          </w:tcPr>
+          <w:p>
+            <w:pPr>
+              <w:spacing w:line="360" w:lineRule="auto"/>
+              <w:rPr>
+                <w:sz w:val="26"/>
+                <w:szCs w:val="26"/>
+              </w:rPr>
+            </w:pPr>
+            <w:r>
+              <w:rPr>
+                <w:sz w:val="26"/>
+                <w:szCs w:val="26"/>
+              </w:rPr>
+              <w:t>User</w:t>
+            </w:r>
+          </w:p>
+        </w:tc>
+      </w:tr>
+      <w:tr>
+        <w:tc>
+          <w:tcPr>
+            <w:tcW w:w="1559" w:type="dxa"/>
+          </w:tcPr>
+          <w:p>
+            <w:pPr>
+              <w:spacing w:line="360" w:lineRule="auto"/>
+              <w:rPr>
+                <w:sz w:val="26"/>
+                <w:szCs w:val="26"/>
+              </w:rPr>
+            </w:pPr>
+            <w:r>
+              <w:rPr>
+                <w:sz w:val="26"/>
+                <w:szCs w:val="26"/>
+              </w:rPr>
+              <w:lastRenderedPageBreak/>
+              <w:t>FR-02</w:t>
+            </w:r>
+          </w:p>
+        </w:tc>
+        <w:tc>
+          <w:tcPr>
+            <w:tcW w:w="1738" w:type="dxa"/>
+          </w:tcPr>
+          <w:p>
+            <w:pPr>
+              <w:spacing w:line="360" w:lineRule="auto"/>
+              <w:rPr>
+                <w:sz w:val="26"/>
+                <w:szCs w:val="26"/>
+              </w:rPr>
+            </w:pPr>
+            <w:r>
+              <w:rPr>
+                <w:sz w:val="26"/>
+                <w:szCs w:val="26"/>
+              </w:rPr>
+              <w:t>Quản lý ví/phiên giao dịch (thêm/sửa/xóa ví)</w:t>
+            </w:r>
+          </w:p>
+        </w:tc>
+        <w:tc>
+          <w:tcPr>
+            <w:tcW w:w="1632" w:type="dxa"/>
+          </w:tcPr>
+          <w:p>
+            <w:pPr>
+              <w:spacing w:line="360" w:lineRule="auto"/>
+              <w:rPr>
+                <w:sz w:val="26"/>
+                <w:szCs w:val="26"/>
+              </w:rPr>
+            </w:pPr>
+            <w:r>
+              <w:rPr>
+                <w:sz w:val="26"/>
+                <w:szCs w:val="26"/>
+              </w:rPr>
+              <w:t>UC-02: Quản lý các phiên giao dịch</w:t>
+            </w:r>
+          </w:p>
+        </w:tc>
+        <w:tc>
+          <w:tcPr>
+            <w:tcW w:w="1899" w:type="dxa"/>
+          </w:tcPr>
+          <w:p>
+            <w:pPr>
+              <w:spacing w:line="360" w:lineRule="auto"/>
+              <w:rPr>
+                <w:sz w:val="26"/>
+                <w:szCs w:val="26"/>
+              </w:rPr>
+            </w:pPr>
+            <w:r>
+              <w:rPr>
+                <w:sz w:val="26"/>
+                <w:szCs w:val="26"/>
+              </w:rPr>
+              <w:t>Wallet, WalletMember</w:t>
+            </w:r>
+          </w:p>
+        </w:tc>
+        <w:tc>
+          <w:tcPr>
+            <w:tcW w:w="1899" w:type="dxa"/>
+          </w:tcPr>
+          <w:p>
+            <w:pPr>
+              <w:spacing w:line="360" w:lineRule="auto"/>
+              <w:rPr>
+                <w:sz w:val="26"/>
+                <w:szCs w:val="26"/>
+              </w:rPr>
+            </w:pPr>
+            <w:r>
+              <w:rPr>
+                <w:sz w:val="26"/>
+                <w:szCs w:val="26"/>
+              </w:rPr>
+              <w:t>Wallet, WalletMember</w:t>
+            </w:r>
+          </w:p>
+        </w:tc>
+      </w:tr>
+      <w:tr>
+        <w:tc>
+          <w:tcPr>
+            <w:tcW w:w="1559" w:type="dxa"/>
+          </w:tcPr>
+          <w:p>
+            <w:pPr>
+              <w:spacing w:line="360" w:lineRule="auto"/>
+              <w:rPr>
+                <w:sz w:val="26"/>
+                <w:szCs w:val="26"/>
+              </w:rPr>
+            </w:pPr>
+            <w:r>
+              <w:rPr>
+                <w:sz w:val="26"/>
+                <w:szCs w:val="26"/>
+              </w:rPr>
+              <w:t>FR-03</w:t>
+            </w:r>
+          </w:p>
+        </w:tc>
+        <w:tc>
+          <w:tcPr>
+            <w:tcW w:w="1738" w:type="dxa"/>
+          </w:tcPr>
+          <w:p>
+            <w:pPr>
+              <w:spacing w:line="360" w:lineRule="auto"/>
+              <w:rPr>
+                <w:sz w:val="26"/>
+                <w:szCs w:val="26"/>
+              </w:rPr>
+            </w:pPr>
+            <w:r>
+              <w:rPr>
+                <w:sz w:val="26"/>
+                <w:szCs w:val="26"/>
+              </w:rPr>
+              <w:t>Thống kê thu/chi theo thời gian, nhận xét AI</w:t>
+            </w:r>
+          </w:p>
+        </w:tc>
+        <w:tc>
+          <w:tcPr>
+            <w:tcW w:w="1632" w:type="dxa"/>
+          </w:tcPr>
+          <w:p>
+            <w:pPr>
+              <w:spacing w:line="360" w:lineRule="auto"/>
+              <w:rPr>
+                <w:sz w:val="26"/>
+                <w:szCs w:val="26"/>
+              </w:rPr>
+            </w:pPr>
+            <w:r>
+              <w:rPr>
+                <w:sz w:val="26"/>
+                <w:szCs w:val="26"/>
+              </w:rPr>
+              <w:t>UC-05: Theo dõi các chi tiêu</w:t>
+            </w:r>
+          </w:p>
+        </w:tc>
+        <w:tc>
+          <w:tcPr>
+            <w:tcW w:w="1899" w:type="dxa"/>
+          </w:tcPr>
+          <w:p>
+            <w:pPr>
+              <w:spacing w:line="360" w:lineRule="auto"/>
+              <w:rPr>
+                <w:sz w:val="26"/>
+                <w:szCs w:val="26"/>
+              </w:rPr>
+            </w:pPr>
+            <w:r>
+              <w:rPr>
+                <w:sz w:val="26"/>
+                <w:szCs w:val="26"/>
+              </w:rPr>
+              <w:t>Transaction, Category</w:t>
+            </w:r>
+          </w:p>
+        </w:tc>
+        <w:tc>
+          <w:tcPr>
+            <w:tcW w:w="1899" w:type="dxa"/>
+          </w:tcPr>
+          <w:p>
+            <w:pPr>
+              <w:spacing w:line="360" w:lineRule="auto"/>
+              <w:rPr>
+                <w:sz w:val="26"/>
+                <w:szCs w:val="26"/>
+              </w:rPr>
+            </w:pPr>
+            <w:r>
+              <w:rPr>
+                <w:sz w:val="26"/>
+                <w:szCs w:val="26"/>
+              </w:rPr>
+              <w:t>Transaction, Category</w:t>
+            </w:r>
+          </w:p>
+        </w:tc>
+      </w:tr>
+      <w:tr>
+        <w:tc>
+          <w:tcPr>
+            <w:tcW w:w="1559" w:type="dxa"/>
+          </w:tcPr>
+          <w:p>
+            <w:pPr>
+              <w:spacing w:line="360" w:lineRule="auto"/>
+              <w:rPr>
+                <w:sz w:val="26"/>
+                <w:szCs w:val="26"/>
+              </w:rPr>
+            </w:pPr>
+            <w:r>
+              <w:rPr>
+                <w:sz w:val="26"/>
+                <w:szCs w:val="26"/>
+              </w:rPr>
+              <w:t>FR-04</w:t>
+            </w:r>
+          </w:p>
+        </w:tc>
+        <w:tc>
+          <w:tcPr>
+            <w:tcW w:w="1738" w:type="dxa"/>
+          </w:tcPr>
+          <w:p>
+            <w:pPr>
+              <w:spacing w:line="360" w:lineRule="auto"/>
+              <w:rPr>
+                <w:sz w:val="26"/>
+                <w:szCs w:val="26"/>
+              </w:rPr>
+            </w:pPr>
+            <w:r>
+              <w:rPr>
+                <w:sz w:val="26"/>
+                <w:szCs w:val="26"/>
+              </w:rPr>
+              <w:t>Tra cứu/lọc lịch sử giao dịch</w:t>
+            </w:r>
+          </w:p>
+        </w:tc>
+        <w:tc>
+          <w:tcPr>
+            <w:tcW w:w="1632" w:type="dxa"/>
+          </w:tcPr>
+          <w:p>
+            <w:pPr>
+              <w:spacing w:line="360" w:lineRule="auto"/>
+              <w:rPr>
+                <w:sz w:val="26"/>
+                <w:szCs w:val="26"/>
+              </w:rPr>
+            </w:pPr>
+            <w:r>
+              <w:rPr>
+                <w:sz w:val="26"/>
+                <w:szCs w:val="26"/>
+              </w:rPr>
+              <w:t>(Tra cứu/lọc các giao dịch – nhánh Cá nhân trong sơ đồ use case)</w:t>
+            </w:r>
+          </w:p>
+        </w:tc>
+        <w:tc>
+          <w:tcPr>
+            <w:tcW w:w="1899" w:type="dxa"/>
+          </w:tcPr>
+          <w:p>
+            <w:pPr>
+              <w:spacing w:line="360" w:lineRule="auto"/>
+              <w:rPr>
+                <w:sz w:val="26"/>
+                <w:szCs w:val="26"/>
+              </w:rPr>
+            </w:pPr>
+            <w:r>
+              <w:rPr>
+                <w:sz w:val="26"/>
+                <w:szCs w:val="26"/>
+              </w:rPr>
+              <w:t>Transaction</w:t>
+            </w:r>
+          </w:p>
+        </w:tc>
+        <w:tc>
+          <w:tcPr>
+            <w:tcW w:w="1899" w:type="dxa"/>
+          </w:tcPr>
+          <w:p>
+            <w:pPr>
+              <w:spacing w:line="360" w:lineRule="auto"/>
+              <w:rPr>
+                <w:sz w:val="26"/>
+                <w:szCs w:val="26"/>
+              </w:rPr>
+            </w:pPr>
+            <w:r>
+              <w:rPr>
+                <w:sz w:val="26"/>
+                <w:szCs w:val="26"/>
+              </w:rPr>
+              <w:t>Transaction</w:t>
+            </w:r>
+          </w:p>
+        </w:tc>
+      </w:tr>
+      <w:tr>
+        <w:tc>
+          <w:tcPr>
+            <w:tcW w:w="1559" w:type="dxa"/>
+          </w:tcPr>
+          <w:p>
+            <w:pPr>
+              <w:spacing w:line="360" w:lineRule="auto"/>
+              <w:rPr>
+                <w:sz w:val="26"/>
+                <w:szCs w:val="26"/>
+              </w:rPr>
+            </w:pPr>
+            <w:r>
+              <w:rPr>
+                <w:sz w:val="26"/>
+                <w:szCs w:val="26"/>
+              </w:rPr>
+              <w:t>FR-06</w:t>
+            </w:r>
+          </w:p>
+        </w:tc>
+        <w:tc>
+          <w:tcPr>
+            <w:tcW w:w="1738" w:type="dxa"/>
+          </w:tcPr>
+          <w:p>
+            <w:pPr>
+              <w:spacing w:line="360" w:lineRule="auto"/>
+              <w:rPr>
+                <w:sz w:val="26"/>
+                <w:szCs w:val="26"/>
+              </w:rPr>
+            </w:pPr>
+            <w:r>
+              <w:rPr>
+                <w:sz w:val="26"/>
+                <w:szCs w:val="26"/>
+              </w:rPr>
+              <w:t>Nhập sao kê CSV / ảnh hóa đơn</w:t>
+            </w:r>
+          </w:p>
+        </w:tc>
+        <w:tc>
+          <w:tcPr>
+            <w:tcW w:w="1632" w:type="dxa"/>
+          </w:tcPr>
+          <w:p>
+            <w:pPr>
+              <w:spacing w:line="360" w:lineRule="auto"/>
+              <w:rPr>
+                <w:sz w:val="26"/>
+                <w:szCs w:val="26"/>
+              </w:rPr>
+            </w:pPr>
+            <w:r>
+              <w:rPr>
+                <w:sz w:val="26"/>
+                <w:szCs w:val="26"/>
+              </w:rPr>
+              <w:t>UC-03: Nhập dữ liệu CSV, hình ảnh</w:t>
+            </w:r>
+          </w:p>
+        </w:tc>
+        <w:tc>
+          <w:tcPr>
+            <w:tcW w:w="1899" w:type="dxa"/>
+          </w:tcPr>
+          <w:p>
+            <w:pPr>
+              <w:spacing w:line="360" w:lineRule="auto"/>
+              <w:rPr>
+                <w:sz w:val="26"/>
+                <w:szCs w:val="26"/>
+              </w:rPr>
+            </w:pPr>
+            <w:r>
+              <w:rPr>
+                <w:sz w:val="26"/>
+                <w:szCs w:val="26"/>
+              </w:rPr>
+              <w:t>ImportBatch, Transaction</w:t>
+            </w:r>
+          </w:p>
+        </w:tc>
+        <w:tc>
+          <w:tcPr>
+            <w:tcW w:w="1899" w:type="dxa"/>
+          </w:tcPr>
+          <w:p>
+            <w:pPr>
+              <w:spacing w:line="360" w:lineRule="auto"/>
+              <w:rPr>
+                <w:sz w:val="26"/>
+                <w:szCs w:val="26"/>
+              </w:rPr>
+            </w:pPr>
+            <w:r>
+              <w:rPr>
+                <w:sz w:val="26"/>
+                <w:szCs w:val="26"/>
+              </w:rPr>
+              <w:t>ImportBatch, Transaction</w:t>
+            </w:r>
+          </w:p>
+        </w:tc>
+      </w:tr>
+      <w:tr>
+        <w:tc>
+          <w:tcPr>
+            <w:tcW w:w="1559" w:type="dxa"/>
+          </w:tcPr>
+          <w:p>
+            <w:pPr>
+              <w:spacing w:line="360" w:lineRule="auto"/>
+              <w:rPr>
+                <w:sz w:val="26"/>
+                <w:szCs w:val="26"/>
+              </w:rPr>
+            </w:pPr>
+            <w:r>
+              <w:rPr>
+                <w:sz w:val="26"/>
+                <w:szCs w:val="26"/>
+              </w:rPr>
+              <w:t>FR-07</w:t>
+            </w:r>
+          </w:p>
+        </w:tc>
+        <w:tc>
+          <w:tcPr>
+            <w:tcW w:w="1738" w:type="dxa"/>
+          </w:tcPr>
+          <w:p>
+            <w:pPr>
+              <w:spacing w:line="360" w:lineRule="auto"/>
+              <w:rPr>
+                <w:sz w:val="26"/>
+                <w:szCs w:val="26"/>
+              </w:rPr>
+            </w:pPr>
+            <w:r>
+              <w:rPr>
+                <w:sz w:val="26"/>
+                <w:szCs w:val="26"/>
+              </w:rPr>
+              <w:t>Chuẩn hóa dữ liệu, kiểm tra trùng khi import</w:t>
+            </w:r>
+          </w:p>
+        </w:tc>
+        <w:tc>
+          <w:tcPr>
+            <w:tcW w:w="1632" w:type="dxa"/>
+          </w:tcPr>
+          <w:p>
+            <w:pPr>
+              <w:spacing w:line="360" w:lineRule="auto"/>
+              <w:rPr>
+                <w:sz w:val="26"/>
+                <w:szCs w:val="26"/>
+              </w:rPr>
+            </w:pPr>
+            <w:r>
+              <w:rPr>
+                <w:sz w:val="26"/>
+                <w:szCs w:val="26"/>
+              </w:rPr>
+              <w:t>UC-03 (bước B2–B3)</w:t>
+            </w:r>
+          </w:p>
+        </w:tc>
+        <w:tc>
+          <w:tcPr>
+            <w:tcW w:w="1899" w:type="dxa"/>
+          </w:tcPr>
+          <w:p>
+            <w:pPr>
+              <w:spacing w:line="360" w:lineRule="auto"/>
+              <w:rPr>
+                <w:sz w:val="26"/>
+                <w:szCs w:val="26"/>
+              </w:rPr>
+            </w:pPr>
+            <w:r>
+              <w:rPr>
+                <w:sz w:val="26"/>
+                <w:szCs w:val="26"/>
+              </w:rPr>
+              <w:t>ImportBatch, Transaction</w:t>
+            </w:r>
+          </w:p>
+        </w:tc>
+        <w:tc>
+          <w:tcPr>
+            <w:tcW w:w="1899" w:type="dxa"/>
+          </w:tcPr>
+          <w:p>
+            <w:pPr>
+              <w:spacing w:line="360" w:lineRule="auto"/>
+              <w:rPr>
+                <w:sz w:val="26"/>
+                <w:szCs w:val="26"/>
+              </w:rPr>
+            </w:pPr>
+            <w:r>
+              <w:rPr>
+                <w:sz w:val="26"/>
+                <w:szCs w:val="26"/>
+              </w:rPr>
+              <w:t>ImportBatch, Transaction</w:t>
+            </w:r>
+          </w:p>
+        </w:tc>
+      </w:tr>
+      <w:tr>
+        <w:tc>
+          <w:tcPr>
+            <w:tcW w:w="1559" w:type="dxa"/>
+          </w:tcPr>
+          <w:p>
+            <w:pPr>
+              <w:spacing w:line="360" w:lineRule="auto"/>
+              <w:rPr>
+                <w:sz w:val="26"/>
+                <w:szCs w:val="26"/>
+              </w:rPr>
+            </w:pPr>
+            <w:r>
+              <w:rPr>
+                <w:sz w:val="26"/>
+                <w:szCs w:val="26"/>
+              </w:rPr>
+              <w:t>FR-08</w:t>
+            </w:r>
+          </w:p>
+        </w:tc>
+        <w:tc>
+          <w:tcPr>
+            <w:tcW w:w="1738" w:type="dxa"/>
+          </w:tcPr>
+          <w:p>
+            <w:pPr>
+              <w:spacing w:line="360" w:lineRule="auto"/>
+              <w:rPr>
+                <w:sz w:val="26"/>
+                <w:szCs w:val="26"/>
+              </w:rPr>
+            </w:pPr>
+            <w:r>
+              <w:rPr>
+                <w:sz w:val="26"/>
+                <w:szCs w:val="26"/>
+              </w:rPr>
+              <w:t>Tự động phân loại giao dịch theo từ khóa/quy tắc</w:t>
+            </w:r>
+          </w:p>
+        </w:tc>
+        <w:tc>
+          <w:tcPr>
+            <w:tcW w:w="1632" w:type="dxa"/>
+          </w:tcPr>
+          <w:p>
+            <w:pPr>
+              <w:spacing w:line="360" w:lineRule="auto"/>
+              <w:rPr>
+                <w:sz w:val="26"/>
+                <w:szCs w:val="26"/>
+              </w:rPr>
+            </w:pPr>
+            <w:r>
+              <w:rPr>
+                <w:sz w:val="26"/>
+                <w:szCs w:val="26"/>
+              </w:rPr>
+              <w:t>UC-03 (Phân loại tự động)</w:t>
+            </w:r>
+          </w:p>
+        </w:tc>
+        <w:tc>
+          <w:tcPr>
+            <w:tcW w:w="1899" w:type="dxa"/>
+          </w:tcPr>
+          <w:p>
+            <w:pPr>
+              <w:spacing w:line="360" w:lineRule="auto"/>
+              <w:rPr>
+                <w:sz w:val="26"/>
+                <w:szCs w:val="26"/>
+              </w:rPr>
+            </w:pPr>
+            <w:r>
+              <w:rPr>
+                <w:sz w:val="26"/>
+                <w:szCs w:val="26"/>
+              </w:rPr>
+              <w:t>CategoryRule, Category</w:t>
+            </w:r>
+          </w:p>
+        </w:tc>
+        <w:tc>
+          <w:tcPr>
+            <w:tcW w:w="1899" w:type="dxa"/>
+          </w:tcPr>
+          <w:p>
+            <w:pPr>
+              <w:spacing w:line="360" w:lineRule="auto"/>
+              <w:rPr>
+                <w:sz w:val="26"/>
+                <w:szCs w:val="26"/>
+              </w:rPr>
+            </w:pPr>
+            <w:r>
+              <w:rPr>
+                <w:sz w:val="26"/>
+                <w:szCs w:val="26"/>
+              </w:rPr>
+              <w:t>CategoryRule, Category</w:t>
+            </w:r>
+          </w:p>
+        </w:tc>
+      </w:tr>
+      <w:tr>
+        <w:tc>
+          <w:tcPr>
+            <w:tcW w:w="1559" w:type="dxa"/>
+          </w:tcPr>
+          <w:p>
+            <w:pPr>
+              <w:spacing w:line="360" w:lineRule="auto"/>
+              <w:rPr>
+                <w:sz w:val="26"/>
+                <w:szCs w:val="26"/>
+              </w:rPr>
+            </w:pPr>
+            <w:r>
+              <w:rPr>
+                <w:sz w:val="26"/>
+                <w:szCs w:val="26"/>
+              </w:rPr>
+              <w:t>FR-09</w:t>
+            </w:r>
+          </w:p>
+        </w:tc>
+        <w:tc>
+          <w:tcPr>
+            <w:tcW w:w="1738" w:type="dxa"/>
+          </w:tcPr>
+          <w:p>
+            <w:pPr>
+              <w:spacing w:line="360" w:lineRule="auto"/>
+              <w:rPr>
+                <w:sz w:val="26"/>
+                <w:szCs w:val="26"/>
+              </w:rPr>
+            </w:pPr>
+            <w:r>
+              <w:rPr>
+                <w:sz w:val="26"/>
+                <w:szCs w:val="26"/>
+              </w:rPr>
+              <w:t xml:space="preserve">Thiết lập ngân sách theo danh mục/tháng, </w:t>
+            </w:r>
+            <w:r>
+              <w:rPr>
+                <w:sz w:val="26"/>
+                <w:szCs w:val="26"/>
+              </w:rPr>
+              <w:lastRenderedPageBreak/>
+              <w:t>ngưỡng cảnh báo</w:t>
+            </w:r>
+          </w:p>
+        </w:tc>
+        <w:tc>
+          <w:tcPr>
+            <w:tcW w:w="1632" w:type="dxa"/>
+          </w:tcPr>
+          <w:p>
+            <w:pPr>
+              <w:spacing w:line="360" w:lineRule="auto"/>
+              <w:rPr>
+                <w:sz w:val="26"/>
+                <w:szCs w:val="26"/>
+              </w:rPr>
+            </w:pPr>
+            <w:r>
+              <w:rPr>
+                <w:sz w:val="26"/>
+                <w:szCs w:val="26"/>
+              </w:rPr>
+              <w:lastRenderedPageBreak/>
+              <w:t>UC-04: Thiết lập ngân sách</w:t>
+            </w:r>
+          </w:p>
+        </w:tc>
+        <w:tc>
+          <w:tcPr>
+            <w:tcW w:w="1899" w:type="dxa"/>
+          </w:tcPr>
+          <w:p>
+            <w:pPr>
+              <w:spacing w:line="360" w:lineRule="auto"/>
+              <w:rPr>
+                <w:sz w:val="26"/>
+                <w:szCs w:val="26"/>
+              </w:rPr>
+            </w:pPr>
+            <w:r>
+              <w:rPr>
+                <w:sz w:val="26"/>
+                <w:szCs w:val="26"/>
+              </w:rPr>
+              <w:t>Budget</w:t>
+            </w:r>
+          </w:p>
+        </w:tc>
+        <w:tc>
+          <w:tcPr>
+            <w:tcW w:w="1899" w:type="dxa"/>
+          </w:tcPr>
+          <w:p>
+            <w:pPr>
+              <w:spacing w:line="360" w:lineRule="auto"/>
+              <w:rPr>
+                <w:sz w:val="26"/>
+                <w:szCs w:val="26"/>
+              </w:rPr>
+            </w:pPr>
+            <w:r>
+              <w:rPr>
+                <w:sz w:val="26"/>
+                <w:szCs w:val="26"/>
+              </w:rPr>
+              <w:t>Budget</w:t>
+            </w:r>
+          </w:p>
+        </w:tc>
+      </w:tr>
+      <w:tr>
+        <w:tc>
+          <w:tcPr>
+            <w:tcW w:w="1559" w:type="dxa"/>
+          </w:tcPr>
+          <w:p>
+            <w:pPr>
+              <w:spacing w:line="360" w:lineRule="auto"/>
+              <w:rPr>
+                <w:sz w:val="26"/>
+                <w:szCs w:val="26"/>
+              </w:rPr>
+            </w:pPr>
+            <w:r>
+              <w:rPr>
+                <w:sz w:val="26"/>
+                <w:szCs w:val="26"/>
+              </w:rPr>
+              <w:t>FR-10</w:t>
+            </w:r>
+          </w:p>
+        </w:tc>
+        <w:tc>
+          <w:tcPr>
+            <w:tcW w:w="1738" w:type="dxa"/>
+          </w:tcPr>
+          <w:p>
+            <w:pPr>
+              <w:spacing w:line="360" w:lineRule="auto"/>
+              <w:rPr>
+                <w:sz w:val="26"/>
+                <w:szCs w:val="26"/>
+              </w:rPr>
+            </w:pPr>
+            <w:r>
+              <w:rPr>
+                <w:sz w:val="26"/>
+                <w:szCs w:val="26"/>
+              </w:rPr>
+              <w:t>Đặt và theo dõi mục tiêu tiết kiệm</w:t>
+            </w:r>
+          </w:p>
+        </w:tc>
+        <w:tc>
+          <w:tcPr>
+            <w:tcW w:w="1632" w:type="dxa"/>
+          </w:tcPr>
+          <w:p>
+            <w:pPr>
+              <w:spacing w:line="360" w:lineRule="auto"/>
+              <w:rPr>
+                <w:sz w:val="26"/>
+                <w:szCs w:val="26"/>
+              </w:rPr>
+            </w:pPr>
+            <w:r>
+              <w:rPr>
+                <w:sz w:val="26"/>
+                <w:szCs w:val="26"/>
+              </w:rPr>
+              <w:t>(Thiết lập khoản tiết kiệm)</w:t>
+            </w:r>
+          </w:p>
+        </w:tc>
+        <w:tc>
+          <w:tcPr>
+            <w:tcW w:w="1899" w:type="dxa"/>
+          </w:tcPr>
+          <w:p>
+            <w:pPr>
+              <w:spacing w:line="360" w:lineRule="auto"/>
+              <w:rPr>
+                <w:sz w:val="26"/>
+                <w:szCs w:val="26"/>
+              </w:rPr>
+            </w:pPr>
+            <w:r>
+              <w:rPr>
+                <w:sz w:val="26"/>
+                <w:szCs w:val="26"/>
+              </w:rPr>
+              <w:t>SavingGoal</w:t>
+            </w:r>
+          </w:p>
+        </w:tc>
+        <w:tc>
+          <w:tcPr>
+            <w:tcW w:w="1899" w:type="dxa"/>
+          </w:tcPr>
+          <w:p>
+            <w:pPr>
+              <w:spacing w:line="360" w:lineRule="auto"/>
+              <w:rPr>
+                <w:sz w:val="26"/>
+                <w:szCs w:val="26"/>
+              </w:rPr>
+            </w:pPr>
+            <w:r>
+              <w:rPr>
+                <w:sz w:val="26"/>
+                <w:szCs w:val="26"/>
+              </w:rPr>
+              <w:t>SavingGoal</w:t>
+            </w:r>
+          </w:p>
+        </w:tc>
+      </w:tr>
+      <w:tr>
+        <w:tc>
+          <w:tcPr>
+            <w:tcW w:w="1559" w:type="dxa"/>
+          </w:tcPr>
+          <w:p>
+            <w:pPr>
+              <w:spacing w:line="360" w:lineRule="auto"/>
+              <w:rPr>
+                <w:sz w:val="26"/>
+                <w:szCs w:val="26"/>
+              </w:rPr>
+            </w:pPr>
+            <w:r>
+              <w:rPr>
+                <w:sz w:val="26"/>
+                <w:szCs w:val="26"/>
+              </w:rPr>
+              <w:t>FR-11</w:t>
+            </w:r>
+          </w:p>
+        </w:tc>
+        <w:tc>
+          <w:tcPr>
+            <w:tcW w:w="1738" w:type="dxa"/>
+          </w:tcPr>
+          <w:p>
+            <w:pPr>
+              <w:spacing w:line="360" w:lineRule="auto"/>
+              <w:rPr>
+                <w:sz w:val="26"/>
+                <w:szCs w:val="26"/>
+              </w:rPr>
+            </w:pPr>
+            <w:r>
+              <w:rPr>
+                <w:sz w:val="26"/>
+                <w:szCs w:val="26"/>
+              </w:rPr>
+              <w:t>Cảnh báo vượt ngân sách, nhắc hóa đơn/mục tiêu</w:t>
+            </w:r>
+          </w:p>
+        </w:tc>
+        <w:tc>
+          <w:tcPr>
+            <w:tcW w:w="1632" w:type="dxa"/>
+          </w:tcPr>
+          <w:p>
+            <w:pPr>
+              <w:spacing w:line="360" w:lineRule="auto"/>
+              <w:rPr>
+                <w:sz w:val="26"/>
+                <w:szCs w:val="26"/>
+              </w:rPr>
+            </w:pPr>
+            <w:r>
+              <w:rPr>
+                <w:sz w:val="26"/>
+                <w:szCs w:val="26"/>
+              </w:rPr>
+              <w:t>UC-04 (Cảnh báo vượt ngân sách)</w:t>
+            </w:r>
+          </w:p>
+        </w:tc>
+        <w:tc>
+          <w:tcPr>
+            <w:tcW w:w="1899" w:type="dxa"/>
+          </w:tcPr>
+          <w:p>
+            <w:pPr>
+              <w:spacing w:line="360" w:lineRule="auto"/>
+              <w:rPr>
+                <w:sz w:val="26"/>
+                <w:szCs w:val="26"/>
+              </w:rPr>
+            </w:pPr>
+            <w:r>
+              <w:rPr>
+                <w:sz w:val="26"/>
+                <w:szCs w:val="26"/>
+              </w:rPr>
+              <w:t>Notification, Budget</w:t>
+            </w:r>
+          </w:p>
+        </w:tc>
+        <w:tc>
+          <w:tcPr>
+            <w:tcW w:w="1899" w:type="dxa"/>
+          </w:tcPr>
+          <w:p>
+            <w:pPr>
+              <w:spacing w:line="360" w:lineRule="auto"/>
+              <w:rPr>
+                <w:sz w:val="26"/>
+                <w:szCs w:val="26"/>
+              </w:rPr>
+            </w:pPr>
+            <w:r>
+              <w:rPr>
+                <w:sz w:val="26"/>
+                <w:szCs w:val="26"/>
+              </w:rPr>
+              <w:t>Notification, Budget</w:t>
+            </w:r>
+          </w:p>
+        </w:tc>
+      </w:tr>
+      <w:tr>
+        <w:tc>
+          <w:tcPr>
+            <w:tcW w:w="1559" w:type="dxa"/>
+          </w:tcPr>
+          <w:p>
+            <w:pPr>
+              <w:spacing w:line="360" w:lineRule="auto"/>
+              <w:rPr>
+                <w:sz w:val="26"/>
+                <w:szCs w:val="26"/>
+              </w:rPr>
+            </w:pPr>
+            <w:r>
+              <w:rPr>
+                <w:sz w:val="26"/>
+                <w:szCs w:val="26"/>
+              </w:rPr>
+              <w:t>FR-12</w:t>
+            </w:r>
+          </w:p>
+        </w:tc>
+        <w:tc>
+          <w:tcPr>
+            <w:tcW w:w="1738" w:type="dxa"/>
+          </w:tcPr>
+          <w:p>
+            <w:pPr>
+              <w:spacing w:line="360" w:lineRule="auto"/>
+              <w:rPr>
+                <w:sz w:val="26"/>
+                <w:szCs w:val="26"/>
+              </w:rPr>
+            </w:pPr>
+            <w:r>
+              <w:rPr>
+                <w:sz w:val="26"/>
+                <w:szCs w:val="26"/>
+              </w:rPr>
+              <w:t>Biểu đồ xu hướng, cơ cấu chi tiêu, so sánh kỳ</w:t>
+            </w:r>
+          </w:p>
+        </w:tc>
+        <w:tc>
+          <w:tcPr>
+            <w:tcW w:w="1632" w:type="dxa"/>
+          </w:tcPr>
+          <w:p>
+            <w:pPr>
+              <w:spacing w:line="360" w:lineRule="auto"/>
+              <w:rPr>
+                <w:sz w:val="26"/>
+                <w:szCs w:val="26"/>
+              </w:rPr>
+            </w:pPr>
+            <w:r>
+              <w:rPr>
+                <w:sz w:val="26"/>
+                <w:szCs w:val="26"/>
+              </w:rPr>
+              <w:t>UC-05</w:t>
+            </w:r>
+            <w:r>
+              <w:rPr>
+                <w:sz w:val="26"/>
+                <w:szCs w:val="26"/>
+              </w:rPr>
+              <w:t>:Theo dõi các chi tiêu</w:t>
+            </w:r>
+          </w:p>
+        </w:tc>
+        <w:tc>
+          <w:tcPr>
+            <w:tcW w:w="1899" w:type="dxa"/>
+          </w:tcPr>
+          <w:p>
+            <w:pPr>
+              <w:spacing w:line="360" w:lineRule="auto"/>
+              <w:rPr>
+                <w:sz w:val="26"/>
+                <w:szCs w:val="26"/>
+              </w:rPr>
+            </w:pPr>
+            <w:r>
+              <w:rPr>
+                <w:sz w:val="26"/>
+                <w:szCs w:val="26"/>
+              </w:rPr>
+              <w:t>Transaction, Category</w:t>
+            </w:r>
+          </w:p>
+        </w:tc>
+        <w:tc>
+          <w:tcPr>
+            <w:tcW w:w="1899" w:type="dxa"/>
+          </w:tcPr>
+          <w:p>
+            <w:pPr>
+              <w:spacing w:line="360" w:lineRule="auto"/>
+              <w:rPr>
+                <w:sz w:val="26"/>
+                <w:szCs w:val="26"/>
+              </w:rPr>
+            </w:pPr>
+            <w:r>
+              <w:rPr>
+                <w:sz w:val="26"/>
+                <w:szCs w:val="26"/>
+              </w:rPr>
+              <w:t>Transaction, Category</w:t>
+            </w:r>
+          </w:p>
+        </w:tc>
+      </w:tr>
+      <w:tr>
+        <w:tc>
+          <w:tcPr>
+            <w:tcW w:w="1559" w:type="dxa"/>
+          </w:tcPr>
+          <w:p>
+            <w:pPr>
+              <w:spacing w:line="360" w:lineRule="auto"/>
+              <w:rPr>
+                <w:sz w:val="26"/>
+                <w:szCs w:val="26"/>
+              </w:rPr>
+            </w:pPr>
+            <w:r>
+              <w:rPr>
+                <w:sz w:val="26"/>
+                <w:szCs w:val="26"/>
+              </w:rPr>
+              <w:t>FR-13</w:t>
+            </w:r>
+          </w:p>
+        </w:tc>
+        <w:tc>
+          <w:tcPr>
+            <w:tcW w:w="1738" w:type="dxa"/>
+          </w:tcPr>
+          <w:p>
+            <w:pPr>
+              <w:spacing w:line="360" w:lineRule="auto"/>
+              <w:rPr>
+                <w:sz w:val="26"/>
+                <w:szCs w:val="26"/>
+              </w:rPr>
+            </w:pPr>
+            <w:r>
+              <w:rPr>
+                <w:sz w:val="26"/>
+                <w:szCs w:val="26"/>
+              </w:rPr>
+              <w:t>Chia sẻ tài khoản, phân quyền thành viên</w:t>
+            </w:r>
+          </w:p>
+        </w:tc>
+        <w:tc>
+          <w:tcPr>
+            <w:tcW w:w="1632" w:type="dxa"/>
+          </w:tcPr>
+          <w:p>
+            <w:pPr>
+              <w:spacing w:line="360" w:lineRule="auto"/>
+              <w:rPr>
+                <w:sz w:val="26"/>
+                <w:szCs w:val="26"/>
+              </w:rPr>
+            </w:pPr>
+            <w:r>
+              <w:rPr>
+                <w:sz w:val="26"/>
+                <w:szCs w:val="26"/>
+              </w:rPr>
+              <w:t>UC-06: Chia sẻ tài khoản</w:t>
+            </w:r>
+            <w:r>
+              <w:rPr>
+                <w:sz w:val="26"/>
+                <w:szCs w:val="26"/>
+              </w:rPr>
+              <w:tab/>
+            </w:r>
+          </w:p>
+        </w:tc>
+        <w:tc>
+          <w:tcPr>
+            <w:tcW w:w="1899" w:type="dxa"/>
+          </w:tcPr>
+          <w:p>
+            <w:pPr>
+              <w:spacing w:line="360" w:lineRule="auto"/>
+              <w:rPr>
+                <w:sz w:val="26"/>
+                <w:szCs w:val="26"/>
+              </w:rPr>
+            </w:pPr>
+            <w:r>
+              <w:rPr>
+                <w:sz w:val="26"/>
+                <w:szCs w:val="26"/>
+              </w:rPr>
+              <w:t>WalletMember, FamilyMember, Family</w:t>
+            </w:r>
+          </w:p>
+        </w:tc>
+        <w:tc>
+          <w:tcPr>
+            <w:tcW w:w="1899" w:type="dxa"/>
+          </w:tcPr>
+          <w:p>
+            <w:pPr>
+              <w:spacing w:line="360" w:lineRule="auto"/>
+              <w:rPr>
+                <w:sz w:val="26"/>
+                <w:szCs w:val="26"/>
+              </w:rPr>
+            </w:pPr>
+            <w:r>
+              <w:rPr>
+                <w:sz w:val="26"/>
+                <w:szCs w:val="26"/>
+              </w:rPr>
+              <w:t>WalletMember, FamilyMember, Family</w:t>
+            </w:r>
+          </w:p>
+        </w:tc>
+      </w:tr>
+      <w:tr>
+        <w:tc>
+          <w:tcPr>
+            <w:tcW w:w="1559" w:type="dxa"/>
+          </w:tcPr>
+          <w:p>
+            <w:pPr>
+              <w:spacing w:line="360" w:lineRule="auto"/>
+              <w:rPr>
+                <w:sz w:val="26"/>
+                <w:szCs w:val="26"/>
+              </w:rPr>
+            </w:pPr>
+            <w:r>
+              <w:rPr>
+                <w:sz w:val="26"/>
+                <w:szCs w:val="26"/>
+              </w:rPr>
+              <w:t>FR-14</w:t>
+            </w:r>
+          </w:p>
+        </w:tc>
+        <w:tc>
+          <w:tcPr>
+            <w:tcW w:w="1738" w:type="dxa"/>
+          </w:tcPr>
+          <w:p>
+            <w:pPr>
+              <w:spacing w:line="360" w:lineRule="auto"/>
+              <w:rPr>
+                <w:sz w:val="26"/>
+                <w:szCs w:val="26"/>
+              </w:rPr>
+            </w:pPr>
+            <w:r>
+              <w:rPr>
+                <w:sz w:val="26"/>
+                <w:szCs w:val="26"/>
+              </w:rPr>
+              <w:t>Phân quyền vai trò (cá nhân/gia đình/admin)</w:t>
+            </w:r>
+          </w:p>
+        </w:tc>
+        <w:tc>
+          <w:tcPr>
+            <w:tcW w:w="1632" w:type="dxa"/>
+          </w:tcPr>
+          <w:p>
+            <w:pPr>
+              <w:spacing w:line="360" w:lineRule="auto"/>
+              <w:rPr>
+                <w:sz w:val="26"/>
+                <w:szCs w:val="26"/>
+              </w:rPr>
+            </w:pPr>
+            <w:r>
+              <w:rPr>
+                <w:sz w:val="26"/>
+                <w:szCs w:val="26"/>
+              </w:rPr>
+              <w:t>UC-01, UC-06</w:t>
+            </w:r>
+          </w:p>
+        </w:tc>
+        <w:tc>
+          <w:tcPr>
+            <w:tcW w:w="1899" w:type="dxa"/>
+          </w:tcPr>
+          <w:p>
+            <w:pPr>
+              <w:spacing w:line="360" w:lineRule="auto"/>
+              <w:rPr>
+                <w:sz w:val="26"/>
+                <w:szCs w:val="26"/>
+              </w:rPr>
+            </w:pPr>
+            <w:r>
+              <w:rPr>
+                <w:sz w:val="26"/>
+                <w:szCs w:val="26"/>
+              </w:rPr>
+              <w:t>User, FamilyMember</w:t>
+            </w:r>
+          </w:p>
+        </w:tc>
+        <w:tc>
+          <w:tcPr>
+            <w:tcW w:w="1899" w:type="dxa"/>
+          </w:tcPr>
+          <w:p>
+            <w:pPr>
+              <w:spacing w:line="360" w:lineRule="auto"/>
+              <w:rPr>
+                <w:sz w:val="26"/>
+                <w:szCs w:val="26"/>
+              </w:rPr>
+            </w:pPr>
+            <w:r>
+              <w:rPr>
+                <w:sz w:val="26"/>
+                <w:szCs w:val="26"/>
+              </w:rPr>
+              <w:t>User, FamilyMember</w:t>
+            </w:r>
+          </w:p>
+        </w:tc>
+      </w:tr>
+      <w:tr>
+        <w:tc>
+          <w:tcPr>
+            <w:tcW w:w="1559" w:type="dxa"/>
+          </w:tcPr>
+          <w:p>
+            <w:pPr>
+              <w:spacing w:line="360" w:lineRule="auto"/>
+              <w:rPr>
+                <w:sz w:val="26"/>
+                <w:szCs w:val="26"/>
+              </w:rPr>
+            </w:pPr>
+            <w:r>
+              <w:rPr>
+                <w:sz w:val="26"/>
+                <w:szCs w:val="26"/>
+              </w:rPr>
+              <w:t>FR-15</w:t>
+            </w:r>
+          </w:p>
+        </w:tc>
+        <w:tc>
+          <w:tcPr>
+            <w:tcW w:w="1738" w:type="dxa"/>
+          </w:tcPr>
+          <w:p>
+            <w:pPr>
+              <w:spacing w:line="360" w:lineRule="auto"/>
+              <w:rPr>
+                <w:sz w:val="26"/>
+                <w:szCs w:val="26"/>
+              </w:rPr>
+            </w:pPr>
+            <w:r>
+              <w:rPr>
+                <w:sz w:val="26"/>
+                <w:szCs w:val="26"/>
+              </w:rPr>
+              <w:t>Admin quản lý user, danh mục mẫu, cấu hình hệ thống</w:t>
+            </w:r>
+          </w:p>
+        </w:tc>
+        <w:tc>
+          <w:tcPr>
+            <w:tcW w:w="1632" w:type="dxa"/>
+          </w:tcPr>
+          <w:p>
+            <w:pPr>
+              <w:spacing w:line="360" w:lineRule="auto"/>
+              <w:rPr>
+                <w:sz w:val="26"/>
+                <w:szCs w:val="26"/>
+              </w:rPr>
+            </w:pPr>
+            <w:r>
+              <w:rPr>
+                <w:sz w:val="26"/>
+                <w:szCs w:val="26"/>
+              </w:rPr>
+              <w:t>UC-07: Quản lý danh mục</w:t>
+            </w:r>
+          </w:p>
+        </w:tc>
+        <w:tc>
+          <w:tcPr>
+            <w:tcW w:w="1899" w:type="dxa"/>
+          </w:tcPr>
+          <w:p>
+            <w:pPr>
+              <w:spacing w:line="360" w:lineRule="auto"/>
+              <w:rPr>
+                <w:sz w:val="26"/>
+                <w:szCs w:val="26"/>
+              </w:rPr>
+            </w:pPr>
+            <w:r>
+              <w:rPr>
+                <w:sz w:val="26"/>
+                <w:szCs w:val="26"/>
+              </w:rPr>
+              <w:t>User, Category</w:t>
+            </w:r>
+          </w:p>
+        </w:tc>
+        <w:tc>
+          <w:tcPr>
+            <w:tcW w:w="1899" w:type="dxa"/>
+          </w:tcPr>
+          <w:p>
+            <w:pPr>
+              <w:spacing w:line="360" w:lineRule="auto"/>
+              <w:rPr>
+                <w:sz w:val="26"/>
+                <w:szCs w:val="26"/>
+              </w:rPr>
+            </w:pPr>
+            <w:r>
+              <w:rPr>
+                <w:sz w:val="26"/>
+                <w:szCs w:val="26"/>
+              </w:rPr>
+              <w:t>User, Category</w:t>
+            </w:r>
+          </w:p>
+        </w:tc>
+      </w:tr>
+      <w:tr>
+        <w:tc>
+          <w:tcPr>
+            <w:tcW w:w="1559" w:type="dxa"/>
+          </w:tcPr>
+          <w:p>
+            <w:pPr>
+              <w:spacing w:line="360" w:lineRule="auto"/>
+              <w:rPr>
+                <w:sz w:val="26"/>
+                <w:szCs w:val="26"/>
+              </w:rPr>
+            </w:pPr>
+            <w:r>
+              <w:rPr>
+                <w:sz w:val="26"/>
+                <w:szCs w:val="26"/>
+              </w:rPr>
+              <w:t>FR-16</w:t>
+            </w:r>
+          </w:p>
+        </w:tc>
+        <w:tc>
+          <w:tcPr>
+            <w:tcW w:w="1738" w:type="dxa"/>
+          </w:tcPr>
+          <w:p>
+            <w:pPr>
+              <w:spacing w:line="360" w:lineRule="auto"/>
+              <w:rPr>
+                <w:sz w:val="26"/>
+                <w:szCs w:val="26"/>
+              </w:rPr>
+            </w:pPr>
+            <w:r>
+              <w:rPr>
+                <w:sz w:val="26"/>
+                <w:szCs w:val="26"/>
+              </w:rPr>
+              <w:t>Xuất báo cáo Excel/PDF</w:t>
+            </w:r>
+          </w:p>
+        </w:tc>
+        <w:tc>
+          <w:tcPr>
+            <w:tcW w:w="1632" w:type="dxa"/>
+          </w:tcPr>
+          <w:p>
+            <w:pPr>
+              <w:spacing w:line="360" w:lineRule="auto"/>
+              <w:rPr>
+                <w:sz w:val="26"/>
+                <w:szCs w:val="26"/>
+              </w:rPr>
+            </w:pPr>
+            <w:r>
+              <w:rPr>
+                <w:sz w:val="26"/>
+                <w:szCs w:val="26"/>
+              </w:rPr>
+              <w:t>(Xuất báo cá</w:t>
+            </w:r>
+            <w:r>
+              <w:rPr>
+                <w:sz w:val="26"/>
+                <w:szCs w:val="26"/>
+              </w:rPr>
+              <w:t>o</w:t>
+            </w:r>
+            <w:r>
+              <w:rPr>
+                <w:sz w:val="26"/>
+                <w:szCs w:val="26"/>
+              </w:rPr>
+              <w:t>)</w:t>
+            </w:r>
+          </w:p>
+        </w:tc>
+        <w:tc>
+          <w:tcPr>
+            <w:tcW w:w="1899" w:type="dxa"/>
+          </w:tcPr>
+          <w:p>
+            <w:pPr>
+              <w:spacing w:line="360" w:lineRule="auto"/>
+              <w:rPr>
+                <w:sz w:val="26"/>
+                <w:szCs w:val="26"/>
+              </w:rPr>
+            </w:pPr>
+            <w:r>
+              <w:rPr>
+                <w:sz w:val="26"/>
+                <w:szCs w:val="26"/>
+              </w:rPr>
+              <w:t>Transaction</w:t>
+            </w:r>
+          </w:p>
+        </w:tc>
+        <w:tc>
+          <w:tcPr>
+            <w:tcW w:w="1899" w:type="dxa"/>
+          </w:tcPr>
+          <w:p>
+            <w:pPr>
+              <w:spacing w:line="360" w:lineRule="auto"/>
+              <w:rPr>
+                <w:sz w:val="26"/>
+                <w:szCs w:val="26"/>
+              </w:rPr>
+            </w:pPr>
+            <w:r>
+              <w:rPr>
+                <w:sz w:val="26"/>
+                <w:szCs w:val="26"/>
+              </w:rPr>
+              <w:t>Transaction</w:t>
+            </w:r>
+          </w:p>
+        </w:tc>
+      </w:tr>
+      <w:tr>
+        <w:tc>
+          <w:tcPr>
+            <w:tcW w:w="1559" w:type="dxa"/>
+          </w:tcPr>
+          <w:p>
+            <w:pPr>
+              <w:spacing w:line="360" w:lineRule="auto"/>
+              <w:rPr>
+                <w:sz w:val="26"/>
+                <w:szCs w:val="26"/>
+              </w:rPr>
+            </w:pPr>
+            <w:r>
+              <w:rPr>
+                <w:sz w:val="26"/>
+                <w:szCs w:val="26"/>
+              </w:rPr>
+              <w:lastRenderedPageBreak/>
+              <w:t>FR-17</w:t>
+            </w:r>
+          </w:p>
+        </w:tc>
+        <w:tc>
+          <w:tcPr>
+            <w:tcW w:w="1738" w:type="dxa"/>
+          </w:tcPr>
+          <w:p>
+            <w:pPr>
+              <w:spacing w:line="360" w:lineRule="auto"/>
+              <w:rPr>
+                <w:sz w:val="26"/>
+                <w:szCs w:val="26"/>
+              </w:rPr>
+            </w:pPr>
+            <w:r>
+              <w:rPr>
+                <w:sz w:val="26"/>
+                <w:szCs w:val="26"/>
+              </w:rPr>
+              <w:t>Tính lãi suất, đổi ngoại tệ</w:t>
+            </w:r>
+          </w:p>
+        </w:tc>
+        <w:tc>
+          <w:tcPr>
+            <w:tcW w:w="1632" w:type="dxa"/>
+          </w:tcPr>
+          <w:p>
+            <w:pPr>
+              <w:spacing w:line="360" w:lineRule="auto"/>
+              <w:rPr>
+                <w:sz w:val="26"/>
+                <w:szCs w:val="26"/>
+              </w:rPr>
+            </w:pPr>
+            <w:r>
+              <w:rPr>
+                <w:sz w:val="26"/>
+                <w:szCs w:val="26"/>
+              </w:rPr>
+              <w:t>(Tính lãi xuất, đổi ngoại tệ)</w:t>
+            </w:r>
+          </w:p>
+        </w:tc>
+        <w:tc>
+          <w:tcPr>
+            <w:tcW w:w="1899" w:type="dxa"/>
+          </w:tcPr>
+          <w:p>
+            <w:pPr>
+              <w:spacing w:line="360" w:lineRule="auto"/>
+              <w:rPr>
+                <w:sz w:val="26"/>
+                <w:szCs w:val="26"/>
+              </w:rPr>
+            </w:pPr>
+          </w:p>
+        </w:tc>
+        <w:tc>
+          <w:tcPr>
+            <w:tcW w:w="1899" w:type="dxa"/>
+          </w:tcPr>
+          <w:p>
+            <w:pPr>
+              <w:spacing w:line="360" w:lineRule="auto"/>
+              <w:rPr>
+                <w:sz w:val="26"/>
+                <w:szCs w:val="26"/>
+              </w:rPr>
+            </w:pPr>
+          </w:p>
+        </w:tc>
+      </w:tr>
+    </w:tbl>
+    <w:p>
+      <w:pPr>
+        <w:pStyle w:val="Caption"/>
+        <w:spacing w:line="360" w:lineRule="auto"/>
+        <w:jc w:val="center"/>
+        <w:rPr>
+          <w:color w:val="auto"/>
+          <w:sz w:val="26"/>
+          <w:szCs w:val="26"/>
+        </w:rPr>
+      </w:pPr>
+      <w:bookmarkStart w:id="37" w:name="_Toc235632850"/>
+      <w:r>
+        <w:rPr>
+          <w:color w:val="auto"/>
+          <w:sz w:val="26"/>
+          <w:szCs w:val="26"/>
+        </w:rPr>
+        <w:t xml:space="preserve">Bảng </w:t>
+      </w:r>
+      <w:r>
+        <w:rPr>
+          <w:color w:val="auto"/>
+          <w:sz w:val="26"/>
+          <w:szCs w:val="26"/>
+        </w:rPr>
+        <w:fldChar w:fldCharType="begin"/>
+      </w:r>
+      <w:r>
+        <w:rPr>
+          <w:color w:val="auto"/>
+          <w:sz w:val="26"/>
+          <w:szCs w:val="26"/>
+        </w:rPr>
+        <w:instrText xml:space="preserve"> SEQ Bảng \* ARABIC </w:instrText>
+      </w:r>
+      <w:r>
+        <w:rPr>
+          <w:color w:val="auto"/>
+          <w:sz w:val="26"/>
+          <w:szCs w:val="26"/>
+        </w:rPr>
+        <w:fldChar w:fldCharType="separate"/>
+      </w:r>
+      <w:r>
+        <w:rPr>
+          <w:noProof/>
+          <w:color w:val="auto"/>
+          <w:sz w:val="26"/>
+          <w:szCs w:val="26"/>
+        </w:rPr>
+        <w:t>5</w:t>
+      </w:r>
+      <w:r>
+        <w:rPr>
+          <w:color w:val="auto"/>
+          <w:sz w:val="26"/>
+          <w:szCs w:val="26"/>
+        </w:rPr>
+        <w:fldChar w:fldCharType="end"/>
+      </w:r>
+      <w:r>
+        <w:rPr>
+          <w:color w:val="auto"/>
+          <w:sz w:val="26"/>
+          <w:szCs w:val="26"/>
+        </w:rPr>
+        <w:t>. Bảng ma trận truy vết FR - UC - Class -Bảng</w:t>
+      </w:r>
+      <w:bookmarkEnd w:id="37"/>
+    </w:p>
+    <w:p>
+      <w:pPr>
+        <w:pStyle w:val="Heading2"/>
         <w:rPr>
           <w:b/>
           <w:bCs/>
           <w:color w:val="auto"/>
+        </w:rPr>
+      </w:pPr>
+      <w:bookmarkStart w:id="38" w:name="_Toc235627541"/>
+      <w:r>
+        <w:rPr>
+          <w:b/>
+          <w:bCs/>
+          <w:color w:val="auto"/>
+        </w:rPr>
+        <w:t>3.2. Phân tích thiết kế</w:t>
+      </w:r>
+      <w:bookmarkEnd w:id="38"/>
+    </w:p>
+    <w:p>
+      <w:pPr>
+        <w:pStyle w:val="Heading3"/>
+        <w:rPr>
+          <w:b/>
+          <w:bCs/>
+          <w:color w:val="auto"/>
+          <w:sz w:val="26"/>
+          <w:szCs w:val="26"/>
+        </w:rPr>
+      </w:pPr>
+      <w:bookmarkStart w:id="39" w:name="_Toc235627542"/>
+      <w:r>
+        <w:rPr>
+          <w:b/>
+          <w:bCs/>
+          <w:color w:val="auto"/>
           <w:sz w:val="26"/>
           <w:szCs w:val="26"/>
         </w:rPr>
         <w:t>3.2.1. Sơ đồ use case tổng quát</w:t>
       </w:r>
-      <w:bookmarkEnd w:id="38"/>
+      <w:bookmarkEnd w:id="39"/>
     </w:p>
     <w:p>
       <w:pPr>
@@ -10365,7 +15320,6 @@
         <w:rPr>
           <w:noProof/>
         </w:rPr>
-        <w:lastRenderedPageBreak/>
         <w:drawing>
           <wp:inline distT="0" distB="0" distL="0" distR="0" wp14:anchorId="5EA99CE9" wp14:editId="2B9A0DE1">
             <wp:extent cx="5487783" cy="4572000"/>
@@ -10419,6 +15373,7 @@
     <w:p>
       <w:pPr>
         <w:pStyle w:val="Caption"/>
+        <w:spacing w:line="360" w:lineRule="auto"/>
         <w:jc w:val="center"/>
         <w:rPr>
           <w:color w:val="auto"/>
@@ -10426,7 +15381,7 @@
           <w:szCs w:val="26"/>
         </w:rPr>
       </w:pPr>
-      <w:bookmarkStart w:id="39" w:name="_Toc235626511"/>
+      <w:bookmarkStart w:id="40" w:name="_Toc235626511"/>
       <w:r>
         <w:rPr>
           <w:color w:val="auto"/>
@@ -10484,1869 +15439,6 @@
           <w:szCs w:val="26"/>
         </w:rPr>
         <w:t>.Sơ đồ usecase của hệ thống</w:t>
-      </w:r>
-      <w:bookmarkEnd w:id="39"/>
-    </w:p>
-    <w:p/>
-    <w:tbl>
-      <w:tblPr>
-        <w:tblStyle w:val="TableGrid"/>
-        <w:tblW w:w="0" w:type="auto"/>
-        <w:tblLook w:val="04A0" w:firstRow="1" w:lastRow="0" w:firstColumn="1" w:lastColumn="0" w:noHBand="0" w:noVBand="1"/>
-      </w:tblPr>
-      <w:tblGrid>
-        <w:gridCol w:w="1559"/>
-        <w:gridCol w:w="1738"/>
-        <w:gridCol w:w="1632"/>
-        <w:gridCol w:w="1899"/>
-        <w:gridCol w:w="1899"/>
-      </w:tblGrid>
-      <w:tr>
-        <w:tc>
-          <w:tcPr>
-            <w:tcW w:w="1693" w:type="dxa"/>
-          </w:tcPr>
-          <w:p>
-            <w:pPr>
-              <w:rPr>
-                <w:b/>
-                <w:bCs/>
-                <w:sz w:val="26"/>
-                <w:szCs w:val="26"/>
-              </w:rPr>
-            </w:pPr>
-            <w:r>
-              <w:rPr>
-                <w:b/>
-                <w:bCs/>
-                <w:sz w:val="26"/>
-                <w:szCs w:val="26"/>
-              </w:rPr>
-              <w:t>FR</w:t>
-            </w:r>
-          </w:p>
-        </w:tc>
-        <w:tc>
-          <w:tcPr>
-            <w:tcW w:w="1743" w:type="dxa"/>
-          </w:tcPr>
-          <w:p>
-            <w:pPr>
-              <w:rPr>
-                <w:b/>
-                <w:bCs/>
-                <w:sz w:val="26"/>
-                <w:szCs w:val="26"/>
-              </w:rPr>
-            </w:pPr>
-            <w:r>
-              <w:rPr>
-                <w:b/>
-                <w:bCs/>
-                <w:sz w:val="26"/>
-                <w:szCs w:val="26"/>
-              </w:rPr>
-              <w:t>Yêu cầu chức năng</w:t>
-            </w:r>
-          </w:p>
-        </w:tc>
-        <w:tc>
-          <w:tcPr>
-            <w:tcW w:w="1711" w:type="dxa"/>
-          </w:tcPr>
-          <w:p>
-            <w:pPr>
-              <w:rPr>
-                <w:b/>
-                <w:bCs/>
-                <w:sz w:val="26"/>
-                <w:szCs w:val="26"/>
-              </w:rPr>
-            </w:pPr>
-            <w:r>
-              <w:rPr>
-                <w:b/>
-                <w:bCs/>
-                <w:sz w:val="26"/>
-                <w:szCs w:val="26"/>
-              </w:rPr>
-              <w:t>UC liên quan</w:t>
-            </w:r>
-          </w:p>
-        </w:tc>
-        <w:tc>
-          <w:tcPr>
-            <w:tcW w:w="1790" w:type="dxa"/>
-          </w:tcPr>
-          <w:p>
-            <w:pPr>
-              <w:rPr>
-                <w:b/>
-                <w:bCs/>
-                <w:sz w:val="26"/>
-                <w:szCs w:val="26"/>
-              </w:rPr>
-            </w:pPr>
-            <w:r>
-              <w:rPr>
-                <w:b/>
-                <w:bCs/>
-                <w:sz w:val="26"/>
-                <w:szCs w:val="26"/>
-              </w:rPr>
-              <w:t>Class Chính</w:t>
-            </w:r>
-          </w:p>
-        </w:tc>
-        <w:tc>
-          <w:tcPr>
-            <w:tcW w:w="1790" w:type="dxa"/>
-          </w:tcPr>
-          <w:p>
-            <w:pPr>
-              <w:rPr>
-                <w:b/>
-                <w:bCs/>
-                <w:sz w:val="26"/>
-                <w:szCs w:val="26"/>
-              </w:rPr>
-            </w:pPr>
-            <w:r>
-              <w:rPr>
-                <w:b/>
-                <w:bCs/>
-                <w:sz w:val="26"/>
-                <w:szCs w:val="26"/>
-              </w:rPr>
-              <w:t>Bảng CSDL</w:t>
-            </w:r>
-          </w:p>
-        </w:tc>
-      </w:tr>
-      <w:tr>
-        <w:tc>
-          <w:tcPr>
-            <w:tcW w:w="1693" w:type="dxa"/>
-          </w:tcPr>
-          <w:p>
-            <w:pPr>
-              <w:rPr>
-                <w:sz w:val="26"/>
-                <w:szCs w:val="26"/>
-              </w:rPr>
-            </w:pPr>
-            <w:r>
-              <w:rPr>
-                <w:sz w:val="26"/>
-                <w:szCs w:val="26"/>
-              </w:rPr>
-              <w:t>FR-01</w:t>
-            </w:r>
-          </w:p>
-        </w:tc>
-        <w:tc>
-          <w:tcPr>
-            <w:tcW w:w="1743" w:type="dxa"/>
-          </w:tcPr>
-          <w:p>
-            <w:pPr>
-              <w:rPr>
-                <w:sz w:val="26"/>
-                <w:szCs w:val="26"/>
-              </w:rPr>
-            </w:pPr>
-            <w:r>
-              <w:rPr>
-                <w:sz w:val="26"/>
-                <w:szCs w:val="26"/>
-              </w:rPr>
-              <w:t>Đăng ký, đăng nhập (nội bộ/Google), JWT</w:t>
-            </w:r>
-          </w:p>
-        </w:tc>
-        <w:tc>
-          <w:tcPr>
-            <w:tcW w:w="1711" w:type="dxa"/>
-          </w:tcPr>
-          <w:p>
-            <w:pPr>
-              <w:rPr>
-                <w:sz w:val="26"/>
-                <w:szCs w:val="26"/>
-              </w:rPr>
-            </w:pPr>
-            <w:r>
-              <w:rPr>
-                <w:sz w:val="26"/>
-                <w:szCs w:val="26"/>
-              </w:rPr>
-              <w:t>UC-01: Đăng nhập</w:t>
-            </w:r>
-          </w:p>
-        </w:tc>
-        <w:tc>
-          <w:tcPr>
-            <w:tcW w:w="1790" w:type="dxa"/>
-          </w:tcPr>
-          <w:p>
-            <w:pPr>
-              <w:rPr>
-                <w:sz w:val="26"/>
-                <w:szCs w:val="26"/>
-              </w:rPr>
-            </w:pPr>
-            <w:r>
-              <w:rPr>
-                <w:sz w:val="26"/>
-                <w:szCs w:val="26"/>
-              </w:rPr>
-              <w:t>User</w:t>
-            </w:r>
-          </w:p>
-        </w:tc>
-        <w:tc>
-          <w:tcPr>
-            <w:tcW w:w="1790" w:type="dxa"/>
-          </w:tcPr>
-          <w:p>
-            <w:pPr>
-              <w:rPr>
-                <w:sz w:val="26"/>
-                <w:szCs w:val="26"/>
-              </w:rPr>
-            </w:pPr>
-            <w:r>
-              <w:rPr>
-                <w:sz w:val="26"/>
-                <w:szCs w:val="26"/>
-              </w:rPr>
-              <w:t>User</w:t>
-            </w:r>
-          </w:p>
-        </w:tc>
-      </w:tr>
-      <w:tr>
-        <w:tc>
-          <w:tcPr>
-            <w:tcW w:w="1693" w:type="dxa"/>
-          </w:tcPr>
-          <w:p>
-            <w:pPr>
-              <w:rPr>
-                <w:sz w:val="26"/>
-                <w:szCs w:val="26"/>
-              </w:rPr>
-            </w:pPr>
-            <w:r>
-              <w:rPr>
-                <w:sz w:val="26"/>
-                <w:szCs w:val="26"/>
-              </w:rPr>
-              <w:t>FR-02</w:t>
-            </w:r>
-          </w:p>
-        </w:tc>
-        <w:tc>
-          <w:tcPr>
-            <w:tcW w:w="1743" w:type="dxa"/>
-          </w:tcPr>
-          <w:p>
-            <w:pPr>
-              <w:rPr>
-                <w:sz w:val="26"/>
-                <w:szCs w:val="26"/>
-              </w:rPr>
-            </w:pPr>
-            <w:r>
-              <w:rPr>
-                <w:sz w:val="26"/>
-                <w:szCs w:val="26"/>
-              </w:rPr>
-              <w:t>Quản lý ví/phiên giao dịch (thêm/sửa/xóa ví)</w:t>
-            </w:r>
-          </w:p>
-        </w:tc>
-        <w:tc>
-          <w:tcPr>
-            <w:tcW w:w="1711" w:type="dxa"/>
-          </w:tcPr>
-          <w:p>
-            <w:pPr>
-              <w:rPr>
-                <w:sz w:val="26"/>
-                <w:szCs w:val="26"/>
-              </w:rPr>
-            </w:pPr>
-            <w:r>
-              <w:rPr>
-                <w:sz w:val="26"/>
-                <w:szCs w:val="26"/>
-              </w:rPr>
-              <w:t>UC-02: Quản lý các phiên giao dịch</w:t>
-            </w:r>
-          </w:p>
-        </w:tc>
-        <w:tc>
-          <w:tcPr>
-            <w:tcW w:w="1790" w:type="dxa"/>
-          </w:tcPr>
-          <w:p>
-            <w:pPr>
-              <w:rPr>
-                <w:sz w:val="26"/>
-                <w:szCs w:val="26"/>
-              </w:rPr>
-            </w:pPr>
-            <w:r>
-              <w:rPr>
-                <w:sz w:val="26"/>
-                <w:szCs w:val="26"/>
-              </w:rPr>
-              <w:t>Wallet, WalletMember</w:t>
-            </w:r>
-          </w:p>
-        </w:tc>
-        <w:tc>
-          <w:tcPr>
-            <w:tcW w:w="1790" w:type="dxa"/>
-          </w:tcPr>
-          <w:p>
-            <w:pPr>
-              <w:rPr>
-                <w:sz w:val="26"/>
-                <w:szCs w:val="26"/>
-              </w:rPr>
-            </w:pPr>
-            <w:r>
-              <w:rPr>
-                <w:sz w:val="26"/>
-                <w:szCs w:val="26"/>
-              </w:rPr>
-              <w:t>Wallet, WalletMember</w:t>
-            </w:r>
-          </w:p>
-        </w:tc>
-      </w:tr>
-      <w:tr>
-        <w:tc>
-          <w:tcPr>
-            <w:tcW w:w="1693" w:type="dxa"/>
-          </w:tcPr>
-          <w:p>
-            <w:pPr>
-              <w:rPr>
-                <w:sz w:val="26"/>
-                <w:szCs w:val="26"/>
-              </w:rPr>
-            </w:pPr>
-            <w:r>
-              <w:rPr>
-                <w:sz w:val="26"/>
-                <w:szCs w:val="26"/>
-              </w:rPr>
-              <w:t>FR-03</w:t>
-            </w:r>
-          </w:p>
-        </w:tc>
-        <w:tc>
-          <w:tcPr>
-            <w:tcW w:w="1743" w:type="dxa"/>
-          </w:tcPr>
-          <w:p>
-            <w:pPr>
-              <w:rPr>
-                <w:sz w:val="26"/>
-                <w:szCs w:val="26"/>
-              </w:rPr>
-            </w:pPr>
-            <w:r>
-              <w:rPr>
-                <w:sz w:val="26"/>
-                <w:szCs w:val="26"/>
-              </w:rPr>
-              <w:t>Thống kê thu/chi theo thời gian, nhận xét AI</w:t>
-            </w:r>
-          </w:p>
-        </w:tc>
-        <w:tc>
-          <w:tcPr>
-            <w:tcW w:w="1711" w:type="dxa"/>
-          </w:tcPr>
-          <w:p>
-            <w:pPr>
-              <w:rPr>
-                <w:sz w:val="26"/>
-                <w:szCs w:val="26"/>
-              </w:rPr>
-            </w:pPr>
-            <w:r>
-              <w:rPr>
-                <w:sz w:val="26"/>
-                <w:szCs w:val="26"/>
-              </w:rPr>
-              <w:t>UC-05: Theo dõi các chi tiêu</w:t>
-            </w:r>
-          </w:p>
-        </w:tc>
-        <w:tc>
-          <w:tcPr>
-            <w:tcW w:w="1790" w:type="dxa"/>
-          </w:tcPr>
-          <w:p>
-            <w:pPr>
-              <w:rPr>
-                <w:sz w:val="26"/>
-                <w:szCs w:val="26"/>
-              </w:rPr>
-            </w:pPr>
-            <w:r>
-              <w:rPr>
-                <w:sz w:val="26"/>
-                <w:szCs w:val="26"/>
-              </w:rPr>
-              <w:t>Transaction, Category</w:t>
-            </w:r>
-          </w:p>
-        </w:tc>
-        <w:tc>
-          <w:tcPr>
-            <w:tcW w:w="1790" w:type="dxa"/>
-          </w:tcPr>
-          <w:p>
-            <w:pPr>
-              <w:rPr>
-                <w:sz w:val="26"/>
-                <w:szCs w:val="26"/>
-              </w:rPr>
-            </w:pPr>
-            <w:r>
-              <w:rPr>
-                <w:sz w:val="26"/>
-                <w:szCs w:val="26"/>
-              </w:rPr>
-              <w:t>Transaction, Category</w:t>
-            </w:r>
-          </w:p>
-        </w:tc>
-      </w:tr>
-      <w:tr>
-        <w:tc>
-          <w:tcPr>
-            <w:tcW w:w="1693" w:type="dxa"/>
-          </w:tcPr>
-          <w:p>
-            <w:pPr>
-              <w:rPr>
-                <w:sz w:val="26"/>
-                <w:szCs w:val="26"/>
-              </w:rPr>
-            </w:pPr>
-            <w:r>
-              <w:rPr>
-                <w:sz w:val="26"/>
-                <w:szCs w:val="26"/>
-              </w:rPr>
-              <w:lastRenderedPageBreak/>
-              <w:t>FR-04</w:t>
-            </w:r>
-          </w:p>
-        </w:tc>
-        <w:tc>
-          <w:tcPr>
-            <w:tcW w:w="1743" w:type="dxa"/>
-          </w:tcPr>
-          <w:p>
-            <w:pPr>
-              <w:rPr>
-                <w:sz w:val="26"/>
-                <w:szCs w:val="26"/>
-              </w:rPr>
-            </w:pPr>
-            <w:r>
-              <w:rPr>
-                <w:sz w:val="26"/>
-                <w:szCs w:val="26"/>
-              </w:rPr>
-              <w:t>Tra cứu/lọc lịch sử giao dịch</w:t>
-            </w:r>
-          </w:p>
-        </w:tc>
-        <w:tc>
-          <w:tcPr>
-            <w:tcW w:w="1711" w:type="dxa"/>
-          </w:tcPr>
-          <w:p>
-            <w:pPr>
-              <w:rPr>
-                <w:sz w:val="26"/>
-                <w:szCs w:val="26"/>
-              </w:rPr>
-            </w:pPr>
-            <w:r>
-              <w:rPr>
-                <w:sz w:val="26"/>
-                <w:szCs w:val="26"/>
-              </w:rPr>
-              <w:t>(Tra cứu/lọc các giao dịch – nhánh Cá nhân trong sơ đồ use case)</w:t>
-            </w:r>
-          </w:p>
-        </w:tc>
-        <w:tc>
-          <w:tcPr>
-            <w:tcW w:w="1790" w:type="dxa"/>
-          </w:tcPr>
-          <w:p>
-            <w:pPr>
-              <w:rPr>
-                <w:sz w:val="26"/>
-                <w:szCs w:val="26"/>
-              </w:rPr>
-            </w:pPr>
-            <w:r>
-              <w:rPr>
-                <w:sz w:val="26"/>
-                <w:szCs w:val="26"/>
-              </w:rPr>
-              <w:t>Transaction</w:t>
-            </w:r>
-          </w:p>
-        </w:tc>
-        <w:tc>
-          <w:tcPr>
-            <w:tcW w:w="1790" w:type="dxa"/>
-          </w:tcPr>
-          <w:p>
-            <w:pPr>
-              <w:rPr>
-                <w:sz w:val="26"/>
-                <w:szCs w:val="26"/>
-              </w:rPr>
-            </w:pPr>
-            <w:r>
-              <w:rPr>
-                <w:sz w:val="26"/>
-                <w:szCs w:val="26"/>
-              </w:rPr>
-              <w:t>Transaction</w:t>
-            </w:r>
-          </w:p>
-        </w:tc>
-      </w:tr>
-      <w:tr>
-        <w:tc>
-          <w:tcPr>
-            <w:tcW w:w="1693" w:type="dxa"/>
-          </w:tcPr>
-          <w:p>
-            <w:pPr>
-              <w:rPr>
-                <w:sz w:val="26"/>
-                <w:szCs w:val="26"/>
-              </w:rPr>
-            </w:pPr>
-            <w:r>
-              <w:rPr>
-                <w:sz w:val="26"/>
-                <w:szCs w:val="26"/>
-              </w:rPr>
-              <w:t>FR-06</w:t>
-            </w:r>
-          </w:p>
-        </w:tc>
-        <w:tc>
-          <w:tcPr>
-            <w:tcW w:w="1743" w:type="dxa"/>
-          </w:tcPr>
-          <w:p>
-            <w:pPr>
-              <w:rPr>
-                <w:sz w:val="26"/>
-                <w:szCs w:val="26"/>
-              </w:rPr>
-            </w:pPr>
-            <w:r>
-              <w:rPr>
-                <w:sz w:val="26"/>
-                <w:szCs w:val="26"/>
-              </w:rPr>
-              <w:t>Nhập sao kê CSV / ảnh hóa đơn</w:t>
-            </w:r>
-          </w:p>
-        </w:tc>
-        <w:tc>
-          <w:tcPr>
-            <w:tcW w:w="1711" w:type="dxa"/>
-          </w:tcPr>
-          <w:p>
-            <w:pPr>
-              <w:rPr>
-                <w:sz w:val="26"/>
-                <w:szCs w:val="26"/>
-              </w:rPr>
-            </w:pPr>
-            <w:r>
-              <w:rPr>
-                <w:sz w:val="26"/>
-                <w:szCs w:val="26"/>
-              </w:rPr>
-              <w:t>UC-03: Nhập dữ liệu CSV, hình ảnh</w:t>
-            </w:r>
-          </w:p>
-        </w:tc>
-        <w:tc>
-          <w:tcPr>
-            <w:tcW w:w="1790" w:type="dxa"/>
-          </w:tcPr>
-          <w:p>
-            <w:pPr>
-              <w:rPr>
-                <w:sz w:val="26"/>
-                <w:szCs w:val="26"/>
-              </w:rPr>
-            </w:pPr>
-            <w:r>
-              <w:rPr>
-                <w:sz w:val="26"/>
-                <w:szCs w:val="26"/>
-              </w:rPr>
-              <w:t>ImportBatch, Transaction</w:t>
-            </w:r>
-          </w:p>
-        </w:tc>
-        <w:tc>
-          <w:tcPr>
-            <w:tcW w:w="1790" w:type="dxa"/>
-          </w:tcPr>
-          <w:p>
-            <w:pPr>
-              <w:rPr>
-                <w:sz w:val="26"/>
-                <w:szCs w:val="26"/>
-              </w:rPr>
-            </w:pPr>
-            <w:r>
-              <w:rPr>
-                <w:sz w:val="26"/>
-                <w:szCs w:val="26"/>
-              </w:rPr>
-              <w:t>ImportBatch, Transaction</w:t>
-            </w:r>
-          </w:p>
-        </w:tc>
-      </w:tr>
-      <w:tr>
-        <w:tc>
-          <w:tcPr>
-            <w:tcW w:w="1693" w:type="dxa"/>
-          </w:tcPr>
-          <w:p>
-            <w:pPr>
-              <w:rPr>
-                <w:sz w:val="26"/>
-                <w:szCs w:val="26"/>
-              </w:rPr>
-            </w:pPr>
-            <w:r>
-              <w:rPr>
-                <w:sz w:val="26"/>
-                <w:szCs w:val="26"/>
-              </w:rPr>
-              <w:t>FR-07</w:t>
-            </w:r>
-          </w:p>
-        </w:tc>
-        <w:tc>
-          <w:tcPr>
-            <w:tcW w:w="1743" w:type="dxa"/>
-          </w:tcPr>
-          <w:p>
-            <w:pPr>
-              <w:rPr>
-                <w:sz w:val="26"/>
-                <w:szCs w:val="26"/>
-              </w:rPr>
-            </w:pPr>
-            <w:r>
-              <w:rPr>
-                <w:sz w:val="26"/>
-                <w:szCs w:val="26"/>
-              </w:rPr>
-              <w:t>Chuẩn hóa dữ liệu, kiểm tra trùng khi import</w:t>
-            </w:r>
-          </w:p>
-        </w:tc>
-        <w:tc>
-          <w:tcPr>
-            <w:tcW w:w="1711" w:type="dxa"/>
-          </w:tcPr>
-          <w:p>
-            <w:pPr>
-              <w:rPr>
-                <w:sz w:val="26"/>
-                <w:szCs w:val="26"/>
-              </w:rPr>
-            </w:pPr>
-            <w:r>
-              <w:rPr>
-                <w:sz w:val="26"/>
-                <w:szCs w:val="26"/>
-              </w:rPr>
-              <w:t>UC-03 (bước B2–B3)</w:t>
-            </w:r>
-          </w:p>
-        </w:tc>
-        <w:tc>
-          <w:tcPr>
-            <w:tcW w:w="1790" w:type="dxa"/>
-          </w:tcPr>
-          <w:p>
-            <w:pPr>
-              <w:rPr>
-                <w:sz w:val="26"/>
-                <w:szCs w:val="26"/>
-              </w:rPr>
-            </w:pPr>
-            <w:r>
-              <w:rPr>
-                <w:sz w:val="26"/>
-                <w:szCs w:val="26"/>
-              </w:rPr>
-              <w:t>ImportBatch, Transaction</w:t>
-            </w:r>
-          </w:p>
-        </w:tc>
-        <w:tc>
-          <w:tcPr>
-            <w:tcW w:w="1790" w:type="dxa"/>
-          </w:tcPr>
-          <w:p>
-            <w:pPr>
-              <w:rPr>
-                <w:sz w:val="26"/>
-                <w:szCs w:val="26"/>
-              </w:rPr>
-            </w:pPr>
-            <w:r>
-              <w:rPr>
-                <w:sz w:val="26"/>
-                <w:szCs w:val="26"/>
-              </w:rPr>
-              <w:t>ImportBatch, Transaction</w:t>
-            </w:r>
-          </w:p>
-        </w:tc>
-      </w:tr>
-      <w:tr>
-        <w:tc>
-          <w:tcPr>
-            <w:tcW w:w="1693" w:type="dxa"/>
-          </w:tcPr>
-          <w:p>
-            <w:pPr>
-              <w:rPr>
-                <w:sz w:val="26"/>
-                <w:szCs w:val="26"/>
-              </w:rPr>
-            </w:pPr>
-            <w:r>
-              <w:rPr>
-                <w:sz w:val="26"/>
-                <w:szCs w:val="26"/>
-              </w:rPr>
-              <w:t>FR-08</w:t>
-            </w:r>
-          </w:p>
-        </w:tc>
-        <w:tc>
-          <w:tcPr>
-            <w:tcW w:w="1743" w:type="dxa"/>
-          </w:tcPr>
-          <w:p>
-            <w:pPr>
-              <w:rPr>
-                <w:sz w:val="26"/>
-                <w:szCs w:val="26"/>
-              </w:rPr>
-            </w:pPr>
-            <w:r>
-              <w:rPr>
-                <w:sz w:val="26"/>
-                <w:szCs w:val="26"/>
-              </w:rPr>
-              <w:t>Tự động phân loại giao dịch theo từ khóa/quy tắc</w:t>
-            </w:r>
-          </w:p>
-        </w:tc>
-        <w:tc>
-          <w:tcPr>
-            <w:tcW w:w="1711" w:type="dxa"/>
-          </w:tcPr>
-          <w:p>
-            <w:pPr>
-              <w:rPr>
-                <w:sz w:val="26"/>
-                <w:szCs w:val="26"/>
-              </w:rPr>
-            </w:pPr>
-            <w:r>
-              <w:rPr>
-                <w:sz w:val="26"/>
-                <w:szCs w:val="26"/>
-              </w:rPr>
-              <w:t>UC-03 (Phân loại tự động)</w:t>
-            </w:r>
-          </w:p>
-        </w:tc>
-        <w:tc>
-          <w:tcPr>
-            <w:tcW w:w="1790" w:type="dxa"/>
-          </w:tcPr>
-          <w:p>
-            <w:pPr>
-              <w:rPr>
-                <w:sz w:val="26"/>
-                <w:szCs w:val="26"/>
-              </w:rPr>
-            </w:pPr>
-            <w:r>
-              <w:rPr>
-                <w:sz w:val="26"/>
-                <w:szCs w:val="26"/>
-              </w:rPr>
-              <w:t>CategoryRule, Category</w:t>
-            </w:r>
-          </w:p>
-        </w:tc>
-        <w:tc>
-          <w:tcPr>
-            <w:tcW w:w="1790" w:type="dxa"/>
-          </w:tcPr>
-          <w:p>
-            <w:pPr>
-              <w:rPr>
-                <w:sz w:val="26"/>
-                <w:szCs w:val="26"/>
-              </w:rPr>
-            </w:pPr>
-            <w:r>
-              <w:rPr>
-                <w:sz w:val="26"/>
-                <w:szCs w:val="26"/>
-              </w:rPr>
-              <w:t>CategoryRule, Category</w:t>
-            </w:r>
-          </w:p>
-        </w:tc>
-      </w:tr>
-      <w:tr>
-        <w:tc>
-          <w:tcPr>
-            <w:tcW w:w="1693" w:type="dxa"/>
-          </w:tcPr>
-          <w:p>
-            <w:pPr>
-              <w:rPr>
-                <w:sz w:val="26"/>
-                <w:szCs w:val="26"/>
-              </w:rPr>
-            </w:pPr>
-            <w:r>
-              <w:rPr>
-                <w:sz w:val="26"/>
-                <w:szCs w:val="26"/>
-              </w:rPr>
-              <w:t>FR-09</w:t>
-            </w:r>
-          </w:p>
-        </w:tc>
-        <w:tc>
-          <w:tcPr>
-            <w:tcW w:w="1743" w:type="dxa"/>
-          </w:tcPr>
-          <w:p>
-            <w:pPr>
-              <w:rPr>
-                <w:sz w:val="26"/>
-                <w:szCs w:val="26"/>
-              </w:rPr>
-            </w:pPr>
-            <w:r>
-              <w:rPr>
-                <w:sz w:val="26"/>
-                <w:szCs w:val="26"/>
-              </w:rPr>
-              <w:t>Thiết lập ngân sách theo danh mục/tháng, ngưỡng cảnh báo</w:t>
-            </w:r>
-          </w:p>
-        </w:tc>
-        <w:tc>
-          <w:tcPr>
-            <w:tcW w:w="1711" w:type="dxa"/>
-          </w:tcPr>
-          <w:p>
-            <w:pPr>
-              <w:rPr>
-                <w:sz w:val="26"/>
-                <w:szCs w:val="26"/>
-              </w:rPr>
-            </w:pPr>
-            <w:r>
-              <w:rPr>
-                <w:sz w:val="26"/>
-                <w:szCs w:val="26"/>
-              </w:rPr>
-              <w:t>UC-04: Thiết lập ngân sách</w:t>
-            </w:r>
-          </w:p>
-        </w:tc>
-        <w:tc>
-          <w:tcPr>
-            <w:tcW w:w="1790" w:type="dxa"/>
-          </w:tcPr>
-          <w:p>
-            <w:pPr>
-              <w:rPr>
-                <w:sz w:val="26"/>
-                <w:szCs w:val="26"/>
-              </w:rPr>
-            </w:pPr>
-            <w:r>
-              <w:rPr>
-                <w:sz w:val="26"/>
-                <w:szCs w:val="26"/>
-              </w:rPr>
-              <w:t>Budget</w:t>
-            </w:r>
-          </w:p>
-        </w:tc>
-        <w:tc>
-          <w:tcPr>
-            <w:tcW w:w="1790" w:type="dxa"/>
-          </w:tcPr>
-          <w:p>
-            <w:pPr>
-              <w:rPr>
-                <w:sz w:val="26"/>
-                <w:szCs w:val="26"/>
-              </w:rPr>
-            </w:pPr>
-            <w:r>
-              <w:rPr>
-                <w:sz w:val="26"/>
-                <w:szCs w:val="26"/>
-              </w:rPr>
-              <w:t>Budget</w:t>
-            </w:r>
-          </w:p>
-        </w:tc>
-      </w:tr>
-      <w:tr>
-        <w:tc>
-          <w:tcPr>
-            <w:tcW w:w="1693" w:type="dxa"/>
-          </w:tcPr>
-          <w:p>
-            <w:pPr>
-              <w:rPr>
-                <w:sz w:val="26"/>
-                <w:szCs w:val="26"/>
-              </w:rPr>
-            </w:pPr>
-            <w:r>
-              <w:rPr>
-                <w:sz w:val="26"/>
-                <w:szCs w:val="26"/>
-              </w:rPr>
-              <w:t>FR-10</w:t>
-            </w:r>
-          </w:p>
-        </w:tc>
-        <w:tc>
-          <w:tcPr>
-            <w:tcW w:w="1743" w:type="dxa"/>
-          </w:tcPr>
-          <w:p>
-            <w:pPr>
-              <w:rPr>
-                <w:sz w:val="26"/>
-                <w:szCs w:val="26"/>
-              </w:rPr>
-            </w:pPr>
-            <w:r>
-              <w:rPr>
-                <w:sz w:val="26"/>
-                <w:szCs w:val="26"/>
-              </w:rPr>
-              <w:t>Đặt và theo dõi mục tiêu tiết kiệm</w:t>
-            </w:r>
-          </w:p>
-        </w:tc>
-        <w:tc>
-          <w:tcPr>
-            <w:tcW w:w="1711" w:type="dxa"/>
-          </w:tcPr>
-          <w:p>
-            <w:pPr>
-              <w:rPr>
-                <w:sz w:val="26"/>
-                <w:szCs w:val="26"/>
-              </w:rPr>
-            </w:pPr>
-            <w:r>
-              <w:rPr>
-                <w:sz w:val="26"/>
-                <w:szCs w:val="26"/>
-              </w:rPr>
-              <w:t>(Thiết lập khoản tiết kiệm)</w:t>
-            </w:r>
-          </w:p>
-        </w:tc>
-        <w:tc>
-          <w:tcPr>
-            <w:tcW w:w="1790" w:type="dxa"/>
-          </w:tcPr>
-          <w:p>
-            <w:pPr>
-              <w:rPr>
-                <w:sz w:val="26"/>
-                <w:szCs w:val="26"/>
-              </w:rPr>
-            </w:pPr>
-            <w:r>
-              <w:rPr>
-                <w:sz w:val="26"/>
-                <w:szCs w:val="26"/>
-              </w:rPr>
-              <w:t>SavingGoal</w:t>
-            </w:r>
-          </w:p>
-        </w:tc>
-        <w:tc>
-          <w:tcPr>
-            <w:tcW w:w="1790" w:type="dxa"/>
-          </w:tcPr>
-          <w:p>
-            <w:pPr>
-              <w:rPr>
-                <w:sz w:val="26"/>
-                <w:szCs w:val="26"/>
-              </w:rPr>
-            </w:pPr>
-            <w:r>
-              <w:rPr>
-                <w:sz w:val="26"/>
-                <w:szCs w:val="26"/>
-              </w:rPr>
-              <w:t>SavingGoal</w:t>
-            </w:r>
-          </w:p>
-        </w:tc>
-      </w:tr>
-      <w:tr>
-        <w:tc>
-          <w:tcPr>
-            <w:tcW w:w="1693" w:type="dxa"/>
-          </w:tcPr>
-          <w:p>
-            <w:pPr>
-              <w:rPr>
-                <w:sz w:val="26"/>
-                <w:szCs w:val="26"/>
-              </w:rPr>
-            </w:pPr>
-            <w:r>
-              <w:rPr>
-                <w:sz w:val="26"/>
-                <w:szCs w:val="26"/>
-              </w:rPr>
-              <w:t>FR-11</w:t>
-            </w:r>
-          </w:p>
-        </w:tc>
-        <w:tc>
-          <w:tcPr>
-            <w:tcW w:w="1743" w:type="dxa"/>
-          </w:tcPr>
-          <w:p>
-            <w:pPr>
-              <w:rPr>
-                <w:sz w:val="26"/>
-                <w:szCs w:val="26"/>
-              </w:rPr>
-            </w:pPr>
-            <w:r>
-              <w:rPr>
-                <w:sz w:val="26"/>
-                <w:szCs w:val="26"/>
-              </w:rPr>
-              <w:t>Cảnh báo vượt ngân sách, nhắc hóa đơn/mục tiêu</w:t>
-            </w:r>
-          </w:p>
-        </w:tc>
-        <w:tc>
-          <w:tcPr>
-            <w:tcW w:w="1711" w:type="dxa"/>
-          </w:tcPr>
-          <w:p>
-            <w:pPr>
-              <w:rPr>
-                <w:sz w:val="26"/>
-                <w:szCs w:val="26"/>
-              </w:rPr>
-            </w:pPr>
-            <w:r>
-              <w:rPr>
-                <w:sz w:val="26"/>
-                <w:szCs w:val="26"/>
-              </w:rPr>
-              <w:t>UC-04 (Cảnh báo vượt ngân sách)</w:t>
-            </w:r>
-          </w:p>
-        </w:tc>
-        <w:tc>
-          <w:tcPr>
-            <w:tcW w:w="1790" w:type="dxa"/>
-          </w:tcPr>
-          <w:p>
-            <w:pPr>
-              <w:rPr>
-                <w:sz w:val="26"/>
-                <w:szCs w:val="26"/>
-              </w:rPr>
-            </w:pPr>
-            <w:r>
-              <w:rPr>
-                <w:sz w:val="26"/>
-                <w:szCs w:val="26"/>
-              </w:rPr>
-              <w:t>Notification, Budget</w:t>
-            </w:r>
-          </w:p>
-        </w:tc>
-        <w:tc>
-          <w:tcPr>
-            <w:tcW w:w="1790" w:type="dxa"/>
-          </w:tcPr>
-          <w:p>
-            <w:pPr>
-              <w:rPr>
-                <w:sz w:val="26"/>
-                <w:szCs w:val="26"/>
-              </w:rPr>
-            </w:pPr>
-            <w:r>
-              <w:rPr>
-                <w:sz w:val="26"/>
-                <w:szCs w:val="26"/>
-              </w:rPr>
-              <w:t>Notification, Budget</w:t>
-            </w:r>
-          </w:p>
-        </w:tc>
-      </w:tr>
-      <w:tr>
-        <w:tc>
-          <w:tcPr>
-            <w:tcW w:w="1693" w:type="dxa"/>
-          </w:tcPr>
-          <w:p>
-            <w:pPr>
-              <w:rPr>
-                <w:sz w:val="26"/>
-                <w:szCs w:val="26"/>
-              </w:rPr>
-            </w:pPr>
-            <w:r>
-              <w:rPr>
-                <w:sz w:val="26"/>
-                <w:szCs w:val="26"/>
-              </w:rPr>
-              <w:t>FR-12</w:t>
-            </w:r>
-          </w:p>
-        </w:tc>
-        <w:tc>
-          <w:tcPr>
-            <w:tcW w:w="1743" w:type="dxa"/>
-          </w:tcPr>
-          <w:p>
-            <w:pPr>
-              <w:rPr>
-                <w:sz w:val="26"/>
-                <w:szCs w:val="26"/>
-              </w:rPr>
-            </w:pPr>
-            <w:r>
-              <w:rPr>
-                <w:sz w:val="26"/>
-                <w:szCs w:val="26"/>
-              </w:rPr>
-              <w:t>Biểu đồ xu hướng, cơ cấu chi tiêu, so sánh kỳ</w:t>
-            </w:r>
-          </w:p>
-        </w:tc>
-        <w:tc>
-          <w:tcPr>
-            <w:tcW w:w="1711" w:type="dxa"/>
-          </w:tcPr>
-          <w:p>
-            <w:pPr>
-              <w:rPr>
-                <w:sz w:val="26"/>
-                <w:szCs w:val="26"/>
-              </w:rPr>
-            </w:pPr>
-            <w:r>
-              <w:rPr>
-                <w:sz w:val="26"/>
-                <w:szCs w:val="26"/>
-              </w:rPr>
-              <w:t>UC-05</w:t>
-            </w:r>
-            <w:r>
-              <w:rPr>
-                <w:sz w:val="26"/>
-                <w:szCs w:val="26"/>
-              </w:rPr>
-              <w:t>:Theo dõi các chi tiêu</w:t>
-            </w:r>
-          </w:p>
-        </w:tc>
-        <w:tc>
-          <w:tcPr>
-            <w:tcW w:w="1790" w:type="dxa"/>
-          </w:tcPr>
-          <w:p>
-            <w:pPr>
-              <w:rPr>
-                <w:sz w:val="26"/>
-                <w:szCs w:val="26"/>
-              </w:rPr>
-            </w:pPr>
-            <w:r>
-              <w:rPr>
-                <w:sz w:val="26"/>
-                <w:szCs w:val="26"/>
-              </w:rPr>
-              <w:t>Transaction, Category</w:t>
-            </w:r>
-          </w:p>
-        </w:tc>
-        <w:tc>
-          <w:tcPr>
-            <w:tcW w:w="1790" w:type="dxa"/>
-          </w:tcPr>
-          <w:p>
-            <w:pPr>
-              <w:rPr>
-                <w:sz w:val="26"/>
-                <w:szCs w:val="26"/>
-              </w:rPr>
-            </w:pPr>
-            <w:r>
-              <w:rPr>
-                <w:sz w:val="26"/>
-                <w:szCs w:val="26"/>
-              </w:rPr>
-              <w:t>Transaction, Category</w:t>
-            </w:r>
-          </w:p>
-        </w:tc>
-      </w:tr>
-      <w:tr>
-        <w:tc>
-          <w:tcPr>
-            <w:tcW w:w="1693" w:type="dxa"/>
-          </w:tcPr>
-          <w:p>
-            <w:pPr>
-              <w:rPr>
-                <w:sz w:val="26"/>
-                <w:szCs w:val="26"/>
-              </w:rPr>
-            </w:pPr>
-            <w:r>
-              <w:rPr>
-                <w:sz w:val="26"/>
-                <w:szCs w:val="26"/>
-              </w:rPr>
-              <w:t>FR-13</w:t>
-            </w:r>
-          </w:p>
-        </w:tc>
-        <w:tc>
-          <w:tcPr>
-            <w:tcW w:w="1743" w:type="dxa"/>
-          </w:tcPr>
-          <w:p>
-            <w:pPr>
-              <w:rPr>
-                <w:sz w:val="26"/>
-                <w:szCs w:val="26"/>
-              </w:rPr>
-            </w:pPr>
-            <w:r>
-              <w:rPr>
-                <w:sz w:val="26"/>
-                <w:szCs w:val="26"/>
-              </w:rPr>
-              <w:t>Chia sẻ tài khoản, phân quyền thành viên</w:t>
-            </w:r>
-          </w:p>
-        </w:tc>
-        <w:tc>
-          <w:tcPr>
-            <w:tcW w:w="1711" w:type="dxa"/>
-          </w:tcPr>
-          <w:p>
-            <w:pPr>
-              <w:rPr>
-                <w:sz w:val="26"/>
-                <w:szCs w:val="26"/>
-              </w:rPr>
-            </w:pPr>
-            <w:r>
-              <w:rPr>
-                <w:sz w:val="26"/>
-                <w:szCs w:val="26"/>
-              </w:rPr>
-              <w:t>UC-06: Chia sẻ tài khoản</w:t>
-            </w:r>
-            <w:r>
-              <w:rPr>
-                <w:sz w:val="26"/>
-                <w:szCs w:val="26"/>
-              </w:rPr>
-              <w:tab/>
-            </w:r>
-          </w:p>
-        </w:tc>
-        <w:tc>
-          <w:tcPr>
-            <w:tcW w:w="1790" w:type="dxa"/>
-          </w:tcPr>
-          <w:p>
-            <w:pPr>
-              <w:rPr>
-                <w:sz w:val="26"/>
-                <w:szCs w:val="26"/>
-              </w:rPr>
-            </w:pPr>
-            <w:r>
-              <w:rPr>
-                <w:sz w:val="26"/>
-                <w:szCs w:val="26"/>
-              </w:rPr>
-              <w:t>WalletMember, FamilyMember, Family</w:t>
-            </w:r>
-          </w:p>
-        </w:tc>
-        <w:tc>
-          <w:tcPr>
-            <w:tcW w:w="1790" w:type="dxa"/>
-          </w:tcPr>
-          <w:p>
-            <w:pPr>
-              <w:rPr>
-                <w:sz w:val="26"/>
-                <w:szCs w:val="26"/>
-              </w:rPr>
-            </w:pPr>
-            <w:r>
-              <w:rPr>
-                <w:sz w:val="26"/>
-                <w:szCs w:val="26"/>
-              </w:rPr>
-              <w:t>WalletMember, FamilyMember, Family</w:t>
-            </w:r>
-          </w:p>
-        </w:tc>
-      </w:tr>
-      <w:tr>
-        <w:tc>
-          <w:tcPr>
-            <w:tcW w:w="1693" w:type="dxa"/>
-          </w:tcPr>
-          <w:p>
-            <w:pPr>
-              <w:rPr>
-                <w:sz w:val="26"/>
-                <w:szCs w:val="26"/>
-              </w:rPr>
-            </w:pPr>
-            <w:r>
-              <w:rPr>
-                <w:sz w:val="26"/>
-                <w:szCs w:val="26"/>
-              </w:rPr>
-              <w:t>FR-14</w:t>
-            </w:r>
-          </w:p>
-        </w:tc>
-        <w:tc>
-          <w:tcPr>
-            <w:tcW w:w="1743" w:type="dxa"/>
-          </w:tcPr>
-          <w:p>
-            <w:pPr>
-              <w:rPr>
-                <w:sz w:val="26"/>
-                <w:szCs w:val="26"/>
-              </w:rPr>
-            </w:pPr>
-            <w:r>
-              <w:rPr>
-                <w:sz w:val="26"/>
-                <w:szCs w:val="26"/>
-              </w:rPr>
-              <w:t>Phân quyền vai trò (cá nhân/gia đình/admin)</w:t>
-            </w:r>
-          </w:p>
-        </w:tc>
-        <w:tc>
-          <w:tcPr>
-            <w:tcW w:w="1711" w:type="dxa"/>
-          </w:tcPr>
-          <w:p>
-            <w:pPr>
-              <w:rPr>
-                <w:sz w:val="26"/>
-                <w:szCs w:val="26"/>
-              </w:rPr>
-            </w:pPr>
-            <w:r>
-              <w:rPr>
-                <w:sz w:val="26"/>
-                <w:szCs w:val="26"/>
-              </w:rPr>
-              <w:t>UC-01, UC-06</w:t>
-            </w:r>
-          </w:p>
-        </w:tc>
-        <w:tc>
-          <w:tcPr>
-            <w:tcW w:w="1790" w:type="dxa"/>
-          </w:tcPr>
-          <w:p>
-            <w:pPr>
-              <w:rPr>
-                <w:sz w:val="26"/>
-                <w:szCs w:val="26"/>
-              </w:rPr>
-            </w:pPr>
-            <w:r>
-              <w:rPr>
-                <w:sz w:val="26"/>
-                <w:szCs w:val="26"/>
-              </w:rPr>
-              <w:t>User, FamilyMember</w:t>
-            </w:r>
-          </w:p>
-        </w:tc>
-        <w:tc>
-          <w:tcPr>
-            <w:tcW w:w="1790" w:type="dxa"/>
-          </w:tcPr>
-          <w:p>
-            <w:pPr>
-              <w:rPr>
-                <w:sz w:val="26"/>
-                <w:szCs w:val="26"/>
-              </w:rPr>
-            </w:pPr>
-            <w:r>
-              <w:rPr>
-                <w:sz w:val="26"/>
-                <w:szCs w:val="26"/>
-              </w:rPr>
-              <w:t>User, FamilyMember</w:t>
-            </w:r>
-          </w:p>
-        </w:tc>
-      </w:tr>
-      <w:tr>
-        <w:tc>
-          <w:tcPr>
-            <w:tcW w:w="1693" w:type="dxa"/>
-          </w:tcPr>
-          <w:p>
-            <w:pPr>
-              <w:rPr>
-                <w:sz w:val="26"/>
-                <w:szCs w:val="26"/>
-              </w:rPr>
-            </w:pPr>
-            <w:r>
-              <w:rPr>
-                <w:sz w:val="26"/>
-                <w:szCs w:val="26"/>
-              </w:rPr>
-              <w:t>FR-15</w:t>
-            </w:r>
-          </w:p>
-        </w:tc>
-        <w:tc>
-          <w:tcPr>
-            <w:tcW w:w="1743" w:type="dxa"/>
-          </w:tcPr>
-          <w:p>
-            <w:pPr>
-              <w:rPr>
-                <w:sz w:val="26"/>
-                <w:szCs w:val="26"/>
-              </w:rPr>
-            </w:pPr>
-            <w:r>
-              <w:rPr>
-                <w:sz w:val="26"/>
-                <w:szCs w:val="26"/>
-              </w:rPr>
-              <w:t xml:space="preserve">Admin quản lý user, danh </w:t>
-            </w:r>
-            <w:r>
-              <w:rPr>
-                <w:sz w:val="26"/>
-                <w:szCs w:val="26"/>
-              </w:rPr>
-              <w:lastRenderedPageBreak/>
-              <w:t>mục mẫu, cấu hình hệ thống</w:t>
-            </w:r>
-          </w:p>
-        </w:tc>
-        <w:tc>
-          <w:tcPr>
-            <w:tcW w:w="1711" w:type="dxa"/>
-          </w:tcPr>
-          <w:p>
-            <w:pPr>
-              <w:rPr>
-                <w:sz w:val="26"/>
-                <w:szCs w:val="26"/>
-              </w:rPr>
-            </w:pPr>
-            <w:r>
-              <w:rPr>
-                <w:sz w:val="26"/>
-                <w:szCs w:val="26"/>
-              </w:rPr>
-              <w:lastRenderedPageBreak/>
-              <w:t>UC-07: Quản lý danh mục</w:t>
-            </w:r>
-          </w:p>
-        </w:tc>
-        <w:tc>
-          <w:tcPr>
-            <w:tcW w:w="1790" w:type="dxa"/>
-          </w:tcPr>
-          <w:p>
-            <w:pPr>
-              <w:rPr>
-                <w:sz w:val="26"/>
-                <w:szCs w:val="26"/>
-              </w:rPr>
-            </w:pPr>
-            <w:r>
-              <w:rPr>
-                <w:sz w:val="26"/>
-                <w:szCs w:val="26"/>
-              </w:rPr>
-              <w:t>User, Category</w:t>
-            </w:r>
-          </w:p>
-        </w:tc>
-        <w:tc>
-          <w:tcPr>
-            <w:tcW w:w="1790" w:type="dxa"/>
-          </w:tcPr>
-          <w:p>
-            <w:pPr>
-              <w:rPr>
-                <w:sz w:val="26"/>
-                <w:szCs w:val="26"/>
-              </w:rPr>
-            </w:pPr>
-            <w:r>
-              <w:rPr>
-                <w:sz w:val="26"/>
-                <w:szCs w:val="26"/>
-              </w:rPr>
-              <w:t>User, Category</w:t>
-            </w:r>
-          </w:p>
-        </w:tc>
-      </w:tr>
-      <w:tr>
-        <w:tc>
-          <w:tcPr>
-            <w:tcW w:w="1693" w:type="dxa"/>
-          </w:tcPr>
-          <w:p>
-            <w:pPr>
-              <w:rPr>
-                <w:sz w:val="26"/>
-                <w:szCs w:val="26"/>
-              </w:rPr>
-            </w:pPr>
-            <w:r>
-              <w:rPr>
-                <w:sz w:val="26"/>
-                <w:szCs w:val="26"/>
-              </w:rPr>
-              <w:t>FR-16</w:t>
-            </w:r>
-          </w:p>
-        </w:tc>
-        <w:tc>
-          <w:tcPr>
-            <w:tcW w:w="1743" w:type="dxa"/>
-          </w:tcPr>
-          <w:p>
-            <w:pPr>
-              <w:rPr>
-                <w:sz w:val="26"/>
-                <w:szCs w:val="26"/>
-              </w:rPr>
-            </w:pPr>
-            <w:r>
-              <w:rPr>
-                <w:sz w:val="26"/>
-                <w:szCs w:val="26"/>
-              </w:rPr>
-              <w:t>Xuất báo cáo Excel/PDF</w:t>
-            </w:r>
-          </w:p>
-        </w:tc>
-        <w:tc>
-          <w:tcPr>
-            <w:tcW w:w="1711" w:type="dxa"/>
-          </w:tcPr>
-          <w:p>
-            <w:pPr>
-              <w:rPr>
-                <w:sz w:val="26"/>
-                <w:szCs w:val="26"/>
-              </w:rPr>
-            </w:pPr>
-            <w:r>
-              <w:rPr>
-                <w:sz w:val="26"/>
-                <w:szCs w:val="26"/>
-              </w:rPr>
-              <w:t>(Xuất báo cá</w:t>
-            </w:r>
-            <w:r>
-              <w:rPr>
-                <w:sz w:val="26"/>
-                <w:szCs w:val="26"/>
-              </w:rPr>
-              <w:t>o</w:t>
-            </w:r>
-            <w:r>
-              <w:rPr>
-                <w:sz w:val="26"/>
-                <w:szCs w:val="26"/>
-              </w:rPr>
-              <w:t>)</w:t>
-            </w:r>
-          </w:p>
-        </w:tc>
-        <w:tc>
-          <w:tcPr>
-            <w:tcW w:w="1790" w:type="dxa"/>
-          </w:tcPr>
-          <w:p>
-            <w:pPr>
-              <w:rPr>
-                <w:sz w:val="26"/>
-                <w:szCs w:val="26"/>
-              </w:rPr>
-            </w:pPr>
-            <w:r>
-              <w:rPr>
-                <w:sz w:val="26"/>
-                <w:szCs w:val="26"/>
-              </w:rPr>
-              <w:t>Transaction</w:t>
-            </w:r>
-          </w:p>
-        </w:tc>
-        <w:tc>
-          <w:tcPr>
-            <w:tcW w:w="1790" w:type="dxa"/>
-          </w:tcPr>
-          <w:p>
-            <w:pPr>
-              <w:rPr>
-                <w:sz w:val="26"/>
-                <w:szCs w:val="26"/>
-              </w:rPr>
-            </w:pPr>
-            <w:r>
-              <w:rPr>
-                <w:sz w:val="26"/>
-                <w:szCs w:val="26"/>
-              </w:rPr>
-              <w:t>Transaction</w:t>
-            </w:r>
-          </w:p>
-        </w:tc>
-      </w:tr>
-      <w:tr>
-        <w:tc>
-          <w:tcPr>
-            <w:tcW w:w="1693" w:type="dxa"/>
-          </w:tcPr>
-          <w:p>
-            <w:pPr>
-              <w:rPr>
-                <w:sz w:val="26"/>
-                <w:szCs w:val="26"/>
-              </w:rPr>
-            </w:pPr>
-            <w:r>
-              <w:rPr>
-                <w:sz w:val="26"/>
-                <w:szCs w:val="26"/>
-              </w:rPr>
-              <w:t>FR-17</w:t>
-            </w:r>
-          </w:p>
-        </w:tc>
-        <w:tc>
-          <w:tcPr>
-            <w:tcW w:w="1743" w:type="dxa"/>
-          </w:tcPr>
-          <w:p>
-            <w:pPr>
-              <w:rPr>
-                <w:sz w:val="26"/>
-                <w:szCs w:val="26"/>
-              </w:rPr>
-            </w:pPr>
-            <w:r>
-              <w:rPr>
-                <w:sz w:val="26"/>
-                <w:szCs w:val="26"/>
-              </w:rPr>
-              <w:t>Tính lãi suất, đổi ngoại tệ</w:t>
-            </w:r>
-          </w:p>
-        </w:tc>
-        <w:tc>
-          <w:tcPr>
-            <w:tcW w:w="1711" w:type="dxa"/>
-          </w:tcPr>
-          <w:p>
-            <w:pPr>
-              <w:rPr>
-                <w:sz w:val="26"/>
-                <w:szCs w:val="26"/>
-              </w:rPr>
-            </w:pPr>
-            <w:r>
-              <w:rPr>
-                <w:sz w:val="26"/>
-                <w:szCs w:val="26"/>
-              </w:rPr>
-              <w:t>(Tính lãi xuất, đổi ngoại tệ)</w:t>
-            </w:r>
-          </w:p>
-        </w:tc>
-        <w:tc>
-          <w:tcPr>
-            <w:tcW w:w="1790" w:type="dxa"/>
-          </w:tcPr>
-          <w:p>
-            <w:pPr>
-              <w:rPr>
-                <w:sz w:val="26"/>
-                <w:szCs w:val="26"/>
-              </w:rPr>
-            </w:pPr>
-          </w:p>
-        </w:tc>
-        <w:tc>
-          <w:tcPr>
-            <w:tcW w:w="1790" w:type="dxa"/>
-          </w:tcPr>
-          <w:p>
-            <w:pPr>
-              <w:rPr>
-                <w:sz w:val="26"/>
-                <w:szCs w:val="26"/>
-              </w:rPr>
-            </w:pPr>
-          </w:p>
-        </w:tc>
-      </w:tr>
-    </w:tbl>
-    <w:p>
-      <w:pPr>
-        <w:pStyle w:val="Caption"/>
-        <w:jc w:val="center"/>
-        <w:rPr>
-          <w:color w:val="auto"/>
-          <w:sz w:val="26"/>
-          <w:szCs w:val="26"/>
-        </w:rPr>
-      </w:pPr>
-      <w:bookmarkStart w:id="40" w:name="_Toc235632850"/>
-      <w:r>
-        <w:rPr>
-          <w:color w:val="auto"/>
-          <w:sz w:val="26"/>
-          <w:szCs w:val="26"/>
-        </w:rPr>
-        <w:t xml:space="preserve">Bảng </w:t>
-      </w:r>
-      <w:r>
-        <w:rPr>
-          <w:color w:val="auto"/>
-          <w:sz w:val="26"/>
-          <w:szCs w:val="26"/>
-        </w:rPr>
-        <w:fldChar w:fldCharType="begin"/>
-      </w:r>
-      <w:r>
-        <w:rPr>
-          <w:color w:val="auto"/>
-          <w:sz w:val="26"/>
-          <w:szCs w:val="26"/>
-        </w:rPr>
-        <w:instrText xml:space="preserve"> SEQ Bảng \* ARABIC </w:instrText>
-      </w:r>
-      <w:r>
-        <w:rPr>
-          <w:color w:val="auto"/>
-          <w:sz w:val="26"/>
-          <w:szCs w:val="26"/>
-        </w:rPr>
-        <w:fldChar w:fldCharType="separate"/>
-      </w:r>
-      <w:r>
-        <w:rPr>
-          <w:noProof/>
-          <w:color w:val="auto"/>
-          <w:sz w:val="26"/>
-          <w:szCs w:val="26"/>
-        </w:rPr>
-        <w:t>4</w:t>
-      </w:r>
-      <w:r>
-        <w:rPr>
-          <w:color w:val="auto"/>
-          <w:sz w:val="26"/>
-          <w:szCs w:val="26"/>
-        </w:rPr>
-        <w:fldChar w:fldCharType="end"/>
-      </w:r>
-      <w:r>
-        <w:rPr>
-          <w:color w:val="auto"/>
-          <w:sz w:val="26"/>
-          <w:szCs w:val="26"/>
-        </w:rPr>
-        <w:t>. Bảng ma trận truy vết FR - UC - Class -Bảng</w:t>
       </w:r>
       <w:bookmarkEnd w:id="40"/>
     </w:p>
@@ -12435,6 +15527,7 @@
           <w:sz w:val="26"/>
           <w:szCs w:val="26"/>
         </w:rPr>
+        <w:lastRenderedPageBreak/>
         <w:t>Actor phụ: Google</w:t>
       </w:r>
       <w:r>
@@ -12613,7 +15706,6 @@
           <w:sz w:val="26"/>
           <w:szCs w:val="26"/>
         </w:rPr>
-        <w:lastRenderedPageBreak/>
         <w:t>Actor chính: Người dùng (Cá nhân, Gia đình)</w:t>
       </w:r>
     </w:p>
@@ -12771,6 +15863,7 @@
           <w:sz w:val="26"/>
           <w:szCs w:val="26"/>
         </w:rPr>
+        <w:lastRenderedPageBreak/>
         <w:t xml:space="preserve">Luồng ngoại lệ: </w:t>
       </w:r>
       <w:r>
@@ -12935,7 +16028,6 @@
           <w:sz w:val="26"/>
           <w:szCs w:val="26"/>
         </w:rPr>
-        <w:lastRenderedPageBreak/>
         <w:t>Luồng hoạt động chính:</w:t>
       </w:r>
       <w:r>
@@ -13066,6 +16158,7 @@
           <w:sz w:val="26"/>
           <w:szCs w:val="26"/>
         </w:rPr>
+        <w:lastRenderedPageBreak/>
         <w:t>Mô tả: Cho phép người dùng đặt hạn mức chi tiêu theo danh mục theo tháng; hệ thống cảnh báo khi vượt.</w:t>
       </w:r>
     </w:p>
@@ -13247,7 +16340,6 @@
           <w:sz w:val="26"/>
           <w:szCs w:val="26"/>
         </w:rPr>
-        <w:lastRenderedPageBreak/>
         <w:t>Mô tả: Hiển thị biểu đồ, số liệu chi tiêu và nhận xét thói quen chi tiêu do AI phân tích.</w:t>
       </w:r>
     </w:p>
@@ -13378,6 +16470,7 @@
           <w:sz w:val="26"/>
           <w:szCs w:val="26"/>
         </w:rPr>
+        <w:lastRenderedPageBreak/>
         <w:t>Luồng thay thế: B3.1: Nếu AI không phản hồi kịp thời, hiển thị biểu đồ mà không kèm nhận xét</w:t>
       </w:r>
     </w:p>
@@ -13552,13 +16645,6 @@
           <w:szCs w:val="26"/>
         </w:rPr>
         <w:br/>
-      </w:r>
-      <w:r>
-        <w:rPr>
-          <w:sz w:val="26"/>
-          <w:szCs w:val="26"/>
-        </w:rPr>
-        <w:lastRenderedPageBreak/>
         <w:t>B4: Hệ thống cấp quyền truy cập tài khoản</w:t>
       </w:r>
       <w:r>
@@ -13724,6 +16810,7 @@
           <w:sz w:val="26"/>
           <w:szCs w:val="26"/>
         </w:rPr>
+        <w:lastRenderedPageBreak/>
         <w:t>Luồng hoạt động chính:</w:t>
       </w:r>
       <w:r>
@@ -13800,7 +16887,6 @@
         <w:rPr>
           <w:noProof/>
         </w:rPr>
-        <w:lastRenderedPageBreak/>
         <w:drawing>
           <wp:inline distT="0" distB="0" distL="0" distR="0" wp14:anchorId="36B97162" wp14:editId="6EB3B9BD">
             <wp:extent cx="4882551" cy="4150122"/>
@@ -13854,6 +16940,7 @@
     <w:p>
       <w:pPr>
         <w:pStyle w:val="Caption"/>
+        <w:spacing w:line="360" w:lineRule="auto"/>
         <w:jc w:val="center"/>
         <w:rPr>
           <w:color w:val="auto"/>
@@ -14009,6 +17096,7 @@
     <w:p>
       <w:pPr>
         <w:pStyle w:val="Caption"/>
+        <w:spacing w:line="360" w:lineRule="auto"/>
         <w:jc w:val="center"/>
         <w:rPr>
           <w:color w:val="auto"/>
@@ -14196,6 +17284,7 @@
     <w:p>
       <w:pPr>
         <w:pStyle w:val="Caption"/>
+        <w:spacing w:line="360" w:lineRule="auto"/>
         <w:jc w:val="center"/>
         <w:rPr>
           <w:b/>
@@ -14262,7 +17351,23 @@
           <w:sz w:val="26"/>
           <w:szCs w:val="26"/>
         </w:rPr>
-        <w:t>. Usecase đăng nhập</w:t>
+        <w:t xml:space="preserve">. </w:t>
+      </w:r>
+      <w:r>
+        <w:rPr>
+          <w:color w:val="auto"/>
+          <w:sz w:val="26"/>
+          <w:szCs w:val="26"/>
+        </w:rPr>
+        <w:t xml:space="preserve">Sơ đồ hoạt động uc </w:t>
+      </w:r>
+      <w:r>
+        <w:rPr>
+          <w:color w:val="auto"/>
+          <w:sz w:val="26"/>
+          <w:szCs w:val="26"/>
+        </w:rPr>
+        <w:t>đăng nhập</w:t>
       </w:r>
       <w:bookmarkEnd w:id="47"/>
     </w:p>
@@ -14348,6 +17453,7 @@
     <w:p>
       <w:pPr>
         <w:pStyle w:val="Caption"/>
+        <w:spacing w:line="360" w:lineRule="auto"/>
         <w:jc w:val="center"/>
         <w:rPr>
           <w:b/>
@@ -14414,7 +17520,23 @@
           <w:sz w:val="26"/>
           <w:szCs w:val="26"/>
         </w:rPr>
-        <w:t>. Usecase quản lý các phiên giao dịch</w:t>
+        <w:t xml:space="preserve"> </w:t>
+      </w:r>
+      <w:r>
+        <w:rPr>
+          <w:color w:val="auto"/>
+          <w:sz w:val="26"/>
+          <w:szCs w:val="26"/>
+        </w:rPr>
+        <w:t xml:space="preserve">Sơ đồ hoạt động uc </w:t>
+      </w:r>
+      <w:r>
+        <w:rPr>
+          <w:color w:val="auto"/>
+          <w:sz w:val="26"/>
+          <w:szCs w:val="26"/>
+        </w:rPr>
+        <w:t>quản lý các phiên giao dịch</w:t>
       </w:r>
       <w:bookmarkEnd w:id="48"/>
     </w:p>
@@ -14499,6 +17621,7 @@
     <w:p>
       <w:pPr>
         <w:pStyle w:val="Caption"/>
+        <w:spacing w:line="360" w:lineRule="auto"/>
         <w:jc w:val="center"/>
         <w:rPr>
           <w:b/>
@@ -14565,7 +17688,23 @@
           <w:sz w:val="26"/>
           <w:szCs w:val="26"/>
         </w:rPr>
-        <w:t>. Usecase nhập dữ liệu CSV, hình ảnh</w:t>
+        <w:t xml:space="preserve">. </w:t>
+      </w:r>
+      <w:r>
+        <w:rPr>
+          <w:color w:val="auto"/>
+          <w:sz w:val="26"/>
+          <w:szCs w:val="26"/>
+        </w:rPr>
+        <w:t>Sơ đồ hoạt động uc</w:t>
+      </w:r>
+      <w:r>
+        <w:rPr>
+          <w:color w:val="auto"/>
+          <w:sz w:val="26"/>
+          <w:szCs w:val="26"/>
+        </w:rPr>
+        <w:t xml:space="preserve"> nhập dữ liệu CSV, hình ảnh</w:t>
       </w:r>
       <w:bookmarkEnd w:id="49"/>
     </w:p>
@@ -14651,6 +17790,7 @@
     <w:p>
       <w:pPr>
         <w:pStyle w:val="Caption"/>
+        <w:spacing w:line="360" w:lineRule="auto"/>
         <w:jc w:val="center"/>
         <w:rPr>
           <w:b/>
@@ -14717,7 +17857,23 @@
           <w:sz w:val="26"/>
           <w:szCs w:val="26"/>
         </w:rPr>
-        <w:t>. Usecase thiết lập ngân sách</w:t>
+        <w:t xml:space="preserve">. </w:t>
+      </w:r>
+      <w:r>
+        <w:rPr>
+          <w:color w:val="auto"/>
+          <w:sz w:val="26"/>
+          <w:szCs w:val="26"/>
+        </w:rPr>
+        <w:t>Sơ đồ hoạt động uc</w:t>
+      </w:r>
+      <w:r>
+        <w:rPr>
+          <w:color w:val="auto"/>
+          <w:sz w:val="26"/>
+          <w:szCs w:val="26"/>
+        </w:rPr>
+        <w:t xml:space="preserve"> thiết lập ngân sách</w:t>
       </w:r>
       <w:bookmarkEnd w:id="50"/>
     </w:p>
@@ -14749,6 +17905,7 @@
         <w:rPr>
           <w:noProof/>
         </w:rPr>
+        <w:lastRenderedPageBreak/>
         <w:drawing>
           <wp:inline distT="0" distB="0" distL="0" distR="0" wp14:anchorId="7D896ADE" wp14:editId="326028E7">
             <wp:extent cx="4456740" cy="3629359"/>
@@ -14802,6 +17959,7 @@
     <w:p>
       <w:pPr>
         <w:pStyle w:val="Caption"/>
+        <w:spacing w:line="360" w:lineRule="auto"/>
         <w:jc w:val="center"/>
         <w:rPr>
           <w:b/>
@@ -14868,7 +18026,23 @@
           <w:sz w:val="26"/>
           <w:szCs w:val="26"/>
         </w:rPr>
-        <w:t>. Usecase theo dõi các chi tiêu</w:t>
+        <w:t xml:space="preserve">. </w:t>
+      </w:r>
+      <w:r>
+        <w:rPr>
+          <w:color w:val="auto"/>
+          <w:sz w:val="26"/>
+          <w:szCs w:val="26"/>
+        </w:rPr>
+        <w:t>Sơ đồ hoạt động uc</w:t>
+      </w:r>
+      <w:r>
+        <w:rPr>
+          <w:color w:val="auto"/>
+          <w:sz w:val="26"/>
+          <w:szCs w:val="26"/>
+        </w:rPr>
+        <w:t xml:space="preserve"> theo dõi các chi tiêu</w:t>
       </w:r>
       <w:bookmarkEnd w:id="51"/>
     </w:p>
@@ -14888,7 +18062,6 @@
           <w:sz w:val="26"/>
           <w:szCs w:val="26"/>
         </w:rPr>
-        <w:lastRenderedPageBreak/>
         <w:t>UC-06: Chia sẻ tài khoản</w:t>
       </w:r>
     </w:p>
@@ -14954,6 +18127,7 @@
     <w:p>
       <w:pPr>
         <w:pStyle w:val="Caption"/>
+        <w:spacing w:line="360" w:lineRule="auto"/>
         <w:jc w:val="center"/>
         <w:rPr>
           <w:b/>
@@ -15020,7 +18194,23 @@
           <w:sz w:val="26"/>
           <w:szCs w:val="26"/>
         </w:rPr>
-        <w:t>. Usecase chia sẻ tài khoản</w:t>
+        <w:t xml:space="preserve">. </w:t>
+      </w:r>
+      <w:r>
+        <w:rPr>
+          <w:color w:val="auto"/>
+          <w:sz w:val="26"/>
+          <w:szCs w:val="26"/>
+        </w:rPr>
+        <w:t>Sơ đồ hoạt động uc</w:t>
+      </w:r>
+      <w:r>
+        <w:rPr>
+          <w:color w:val="auto"/>
+          <w:sz w:val="26"/>
+          <w:szCs w:val="26"/>
+        </w:rPr>
+        <w:t xml:space="preserve"> chia sẻ tài khoản</w:t>
       </w:r>
       <w:bookmarkEnd w:id="52"/>
     </w:p>
@@ -15040,6 +18230,7 @@
           <w:sz w:val="26"/>
           <w:szCs w:val="26"/>
         </w:rPr>
+        <w:lastRenderedPageBreak/>
         <w:t>UC-07: Quản lý danh mục</w:t>
       </w:r>
     </w:p>
@@ -15105,6 +18296,7 @@
     <w:p>
       <w:pPr>
         <w:pStyle w:val="Caption"/>
+        <w:spacing w:line="360" w:lineRule="auto"/>
         <w:jc w:val="center"/>
         <w:rPr>
           <w:b/>
@@ -15171,7 +18363,23 @@
           <w:sz w:val="26"/>
           <w:szCs w:val="26"/>
         </w:rPr>
-        <w:t>. Usecase quản lý danh mục</w:t>
+        <w:t xml:space="preserve">. </w:t>
+      </w:r>
+      <w:r>
+        <w:rPr>
+          <w:color w:val="auto"/>
+          <w:sz w:val="26"/>
+          <w:szCs w:val="26"/>
+        </w:rPr>
+        <w:t>Sơ đồ hoạt động uc</w:t>
+      </w:r>
+      <w:r>
+        <w:rPr>
+          <w:color w:val="auto"/>
+          <w:sz w:val="26"/>
+          <w:szCs w:val="26"/>
+        </w:rPr>
+        <w:t xml:space="preserve"> quản lý danh mục</w:t>
       </w:r>
       <w:bookmarkEnd w:id="53"/>
     </w:p>
@@ -15296,6 +18504,42 @@
     </w:p>
     <w:p>
       <w:pPr>
+        <w:pStyle w:val="Caption"/>
+        <w:spacing w:line="360" w:lineRule="auto"/>
+        <w:jc w:val="center"/>
+        <w:rPr>
+          <w:b/>
+          <w:bCs/>
+          <w:sz w:val="26"/>
+          <w:szCs w:val="26"/>
+        </w:rPr>
+      </w:pPr>
+      <w:r>
+        <w:t xml:space="preserve">Hình </w:t>
+      </w:r>
+      <w:fldSimple w:instr=" SEQ Hình \* ARABIC ">
+        <w:r>
+          <w:rPr>
+            <w:noProof/>
+          </w:rPr>
+          <w:t>11</w:t>
+        </w:r>
+      </w:fldSimple>
+      <w:r>
+        <w:t xml:space="preserve">. </w:t>
+      </w:r>
+      <w:r>
+        <w:t xml:space="preserve">Sơ đồ </w:t>
+      </w:r>
+      <w:r>
+        <w:t>tuần tự</w:t>
+      </w:r>
+      <w:r>
+        <w:t xml:space="preserve"> uc đăng nhập</w:t>
+      </w:r>
+    </w:p>
+    <w:p>
+      <w:pPr>
         <w:rPr>
           <w:b/>
           <w:bCs/>
@@ -15380,6 +18624,42 @@
     </w:p>
     <w:p>
       <w:pPr>
+        <w:pStyle w:val="Caption"/>
+        <w:spacing w:line="360" w:lineRule="auto"/>
+        <w:jc w:val="center"/>
+        <w:rPr>
+          <w:b/>
+          <w:bCs/>
+          <w:sz w:val="26"/>
+          <w:szCs w:val="26"/>
+        </w:rPr>
+      </w:pPr>
+      <w:r>
+        <w:t xml:space="preserve">Hình </w:t>
+      </w:r>
+      <w:fldSimple w:instr=" SEQ Hình \* ARABIC ">
+        <w:r>
+          <w:rPr>
+            <w:noProof/>
+          </w:rPr>
+          <w:t>12</w:t>
+        </w:r>
+      </w:fldSimple>
+      <w:r>
+        <w:t xml:space="preserve">. </w:t>
+      </w:r>
+      <w:r>
+        <w:t>Sơ đ</w:t>
+      </w:r>
+      <w:r>
+        <w:t>ồ tuần tự</w:t>
+      </w:r>
+      <w:r>
+        <w:t xml:space="preserve"> uc quản lý các phiên giao dịch</w:t>
+      </w:r>
+    </w:p>
+    <w:p>
+      <w:pPr>
         <w:rPr>
           <w:b/>
           <w:bCs/>
@@ -15464,6 +18744,42 @@
     </w:p>
     <w:p>
       <w:pPr>
+        <w:pStyle w:val="Caption"/>
+        <w:spacing w:line="360" w:lineRule="auto"/>
+        <w:jc w:val="center"/>
+        <w:rPr>
+          <w:b/>
+          <w:bCs/>
+          <w:sz w:val="26"/>
+          <w:szCs w:val="26"/>
+        </w:rPr>
+      </w:pPr>
+      <w:r>
+        <w:t xml:space="preserve">Hình </w:t>
+      </w:r>
+      <w:fldSimple w:instr=" SEQ Hình \* ARABIC ">
+        <w:r>
+          <w:rPr>
+            <w:noProof/>
+          </w:rPr>
+          <w:t>13</w:t>
+        </w:r>
+      </w:fldSimple>
+      <w:r>
+        <w:t xml:space="preserve">. </w:t>
+      </w:r>
+      <w:r>
+        <w:t>Sơ đ</w:t>
+      </w:r>
+      <w:r>
+        <w:t>ồ tuần tự</w:t>
+      </w:r>
+      <w:r>
+        <w:t xml:space="preserve"> uc nhập dữ liệu CSV, hình ảnh</w:t>
+      </w:r>
+    </w:p>
+    <w:p>
+      <w:pPr>
         <w:rPr>
           <w:b/>
           <w:bCs/>
@@ -15548,6 +18864,42 @@
     </w:p>
     <w:p>
       <w:pPr>
+        <w:pStyle w:val="Caption"/>
+        <w:spacing w:line="360" w:lineRule="auto"/>
+        <w:jc w:val="center"/>
+        <w:rPr>
+          <w:b/>
+          <w:bCs/>
+          <w:sz w:val="26"/>
+          <w:szCs w:val="26"/>
+        </w:rPr>
+      </w:pPr>
+      <w:r>
+        <w:t xml:space="preserve">Hình </w:t>
+      </w:r>
+      <w:fldSimple w:instr=" SEQ Hình \* ARABIC ">
+        <w:r>
+          <w:rPr>
+            <w:noProof/>
+          </w:rPr>
+          <w:t>14</w:t>
+        </w:r>
+      </w:fldSimple>
+      <w:r>
+        <w:t xml:space="preserve">. </w:t>
+      </w:r>
+      <w:r>
+        <w:t xml:space="preserve">Sơ đồ </w:t>
+      </w:r>
+      <w:r>
+        <w:t>tuần tự</w:t>
+      </w:r>
+      <w:r>
+        <w:t xml:space="preserve"> uc thiết lập ngân sách</w:t>
+      </w:r>
+    </w:p>
+    <w:p>
+      <w:pPr>
         <w:rPr>
           <w:b/>
           <w:bCs/>
@@ -15632,6 +18984,42 @@
     </w:p>
     <w:p>
       <w:pPr>
+        <w:pStyle w:val="Caption"/>
+        <w:spacing w:line="360" w:lineRule="auto"/>
+        <w:jc w:val="center"/>
+        <w:rPr>
+          <w:b/>
+          <w:bCs/>
+          <w:sz w:val="26"/>
+          <w:szCs w:val="26"/>
+        </w:rPr>
+      </w:pPr>
+      <w:r>
+        <w:t xml:space="preserve">Hình </w:t>
+      </w:r>
+      <w:fldSimple w:instr=" SEQ Hình \* ARABIC ">
+        <w:r>
+          <w:rPr>
+            <w:noProof/>
+          </w:rPr>
+          <w:t>15</w:t>
+        </w:r>
+      </w:fldSimple>
+      <w:r>
+        <w:t xml:space="preserve">. </w:t>
+      </w:r>
+      <w:r>
+        <w:t xml:space="preserve">Sơ đồ </w:t>
+      </w:r>
+      <w:r>
+        <w:t>tuần tự</w:t>
+      </w:r>
+      <w:r>
+        <w:t xml:space="preserve"> uc theo dõi các chi tiêu</w:t>
+      </w:r>
+    </w:p>
+    <w:p>
+      <w:pPr>
         <w:rPr>
           <w:b/>
           <w:bCs/>
@@ -15716,6 +19104,9 @@
     </w:p>
     <w:p>
       <w:pPr>
+        <w:pStyle w:val="Caption"/>
+        <w:spacing w:line="360" w:lineRule="auto"/>
+        <w:jc w:val="center"/>
         <w:rPr>
           <w:b/>
           <w:bCs/>
@@ -15724,30 +19115,57 @@
         </w:rPr>
       </w:pPr>
       <w:r>
+        <w:t xml:space="preserve">Hình </w:t>
+      </w:r>
+      <w:fldSimple w:instr=" SEQ Hình \* ARABIC ">
+        <w:r>
+          <w:rPr>
+            <w:noProof/>
+          </w:rPr>
+          <w:t>16</w:t>
+        </w:r>
+      </w:fldSimple>
+      <w:r>
+        <w:t xml:space="preserve">. </w:t>
+      </w:r>
+      <w:r>
+        <w:t xml:space="preserve">Sơ đồ </w:t>
+      </w:r>
+      <w:r>
+        <w:t>tuần tự</w:t>
+      </w:r>
+      <w:r>
+        <w:t xml:space="preserve"> uc chia sẻ tài khoản</w:t>
+      </w:r>
+    </w:p>
+    <w:p>
+      <w:pPr>
+        <w:rPr>
+          <w:noProof/>
+        </w:rPr>
+      </w:pPr>
+      <w:r>
         <w:rPr>
           <w:b/>
           <w:bCs/>
           <w:sz w:val="26"/>
           <w:szCs w:val="26"/>
         </w:rPr>
+        <w:lastRenderedPageBreak/>
         <w:t>UC-07: Quản lý danh mục</w:t>
       </w:r>
-    </w:p>
-    <w:p>
-      <w:pPr>
-        <w:pStyle w:val="Heading2"/>
-        <w:rPr>
-          <w:b/>
-          <w:bCs/>
-        </w:rPr>
-      </w:pPr>
       <w:r>
         <w:rPr>
           <w:noProof/>
         </w:rPr>
-        <w:lastRenderedPageBreak/>
+        <w:t xml:space="preserve"> </w:t>
+      </w:r>
+      <w:r>
+        <w:rPr>
+          <w:noProof/>
+        </w:rPr>
         <w:drawing>
-          <wp:inline distT="0" distB="0" distL="0" distR="0" wp14:anchorId="3F197C5D" wp14:editId="5865F4B2">
+          <wp:inline distT="0" distB="0" distL="0" distR="0" wp14:anchorId="1E532261" wp14:editId="0D9E2A99">
             <wp:extent cx="5547995" cy="5034915"/>
             <wp:effectExtent l="0" t="0" r="0" b="0"/>
             <wp:docPr id="20" name="Picture 20"/>
@@ -15795,9 +19213,45 @@
           </wp:inline>
         </w:drawing>
       </w:r>
-      <w:r>
-        <w:br/>
-      </w:r>
+    </w:p>
+    <w:p>
+      <w:pPr>
+        <w:pStyle w:val="Caption"/>
+        <w:spacing w:line="360" w:lineRule="auto"/>
+        <w:jc w:val="center"/>
+      </w:pPr>
+      <w:r>
+        <w:t xml:space="preserve">Hình </w:t>
+      </w:r>
+      <w:fldSimple w:instr=" SEQ Hình \* ARABIC ">
+        <w:r>
+          <w:rPr>
+            <w:noProof/>
+          </w:rPr>
+          <w:t>17</w:t>
+        </w:r>
+      </w:fldSimple>
+      <w:r>
+        <w:t xml:space="preserve">. </w:t>
+      </w:r>
+      <w:r>
+        <w:t xml:space="preserve">Sơ </w:t>
+      </w:r>
+      <w:r>
+        <w:t xml:space="preserve">đồ tuần tự quản </w:t>
+      </w:r>
+      <w:r>
+        <w:t>lý danh mục</w:t>
+      </w:r>
+    </w:p>
+    <w:p>
+      <w:pPr>
+        <w:pStyle w:val="Heading2"/>
+        <w:rPr>
+          <w:b/>
+          <w:bCs/>
+        </w:rPr>
+      </w:pPr>
       <w:bookmarkStart w:id="55" w:name="_Toc235627548"/>
       <w:r>
         <w:t>3.3. Thiết kế giao diện</w:t>
@@ -15809,12 +19263,9 @@
     </w:p>
     <w:p>
       <w:pPr>
+        <w:keepNext/>
         <w:spacing w:after="120"/>
         <w:jc w:val="center"/>
-        <w:rPr>
-          <w:sz w:val="26"/>
-          <w:szCs w:val="26"/>
-        </w:rPr>
       </w:pPr>
       <w:r>
         <w:rPr>
@@ -15822,9 +19273,9 @@
         </w:rPr>
         <w:lastRenderedPageBreak/>
         <w:drawing>
-          <wp:inline distT="0" distB="0" distL="0" distR="0" wp14:anchorId="12C3772F" wp14:editId="6F0400C0">
-            <wp:extent cx="4424289" cy="4903836"/>
-            <wp:effectExtent l="0" t="0" r="0" b="0"/>
+          <wp:inline distT="0" distB="0" distL="0" distR="0" wp14:anchorId="12C3772F" wp14:editId="0FD72A77">
+            <wp:extent cx="3587857" cy="3976743"/>
+            <wp:effectExtent l="0" t="0" r="0" b="5080"/>
             <wp:docPr id="22" name="Picture 22"/>
             <wp:cNvGraphicFramePr>
               <a:graphicFrameLocks xmlns:a="http://schemas.openxmlformats.org/drawingml/2006/main" noChangeAspect="1"/>
@@ -15839,7 +19290,7 @@
                     </pic:cNvPicPr>
                   </pic:nvPicPr>
                   <pic:blipFill>
-                    <a:blip r:embed="rId27">
+                    <a:blip r:embed="rId27" cstate="print">
                       <a:extLst>
                         <a:ext uri="{28A0092B-C50C-407E-A947-70E740481C1C}">
                           <a14:useLocalDpi xmlns:a14="http://schemas.microsoft.com/office/drawing/2010/main" val="0"/>
@@ -15854,7 +19305,7 @@
                   <pic:spPr bwMode="auto">
                     <a:xfrm>
                       <a:off x="0" y="0"/>
-                      <a:ext cx="4428633" cy="4908651"/>
+                      <a:ext cx="3595821" cy="3985570"/>
                     </a:xfrm>
                     <a:prstGeom prst="rect">
                       <a:avLst/>
@@ -15870,22 +19321,46 @@
           </wp:inline>
         </w:drawing>
       </w:r>
-      <w:r>
-        <w:rPr>
-          <w:sz w:val="26"/>
-          <w:szCs w:val="26"/>
-        </w:rPr>
-        <w:br/>
-      </w:r>
+    </w:p>
+    <w:p>
+      <w:pPr>
+        <w:pStyle w:val="Caption"/>
+        <w:spacing w:line="360" w:lineRule="auto"/>
+        <w:jc w:val="center"/>
+        <w:rPr>
+          <w:sz w:val="26"/>
+          <w:szCs w:val="26"/>
+        </w:rPr>
+      </w:pPr>
+      <w:r>
+        <w:t xml:space="preserve">Hình </w:t>
+      </w:r>
+      <w:fldSimple w:instr=" SEQ Hình \* ARABIC ">
+        <w:r>
+          <w:rPr>
+            <w:noProof/>
+          </w:rPr>
+          <w:t>18</w:t>
+        </w:r>
+      </w:fldSimple>
+      <w:r>
+        <w:t>. Wireframe trang tổng quan về tài chính</w:t>
+      </w:r>
+    </w:p>
+    <w:p>
+      <w:pPr>
+        <w:keepNext/>
+        <w:spacing w:after="120"/>
+        <w:jc w:val="center"/>
+      </w:pPr>
       <w:r>
         <w:rPr>
           <w:noProof/>
         </w:rPr>
-        <w:lastRenderedPageBreak/>
         <w:drawing>
-          <wp:inline distT="0" distB="0" distL="0" distR="0" wp14:anchorId="396A8218" wp14:editId="440B5CF0">
-            <wp:extent cx="4981879" cy="4044462"/>
-            <wp:effectExtent l="0" t="0" r="9525" b="0"/>
+          <wp:inline distT="0" distB="0" distL="0" distR="0" wp14:anchorId="396A8218" wp14:editId="5675BE60">
+            <wp:extent cx="4688237" cy="3806074"/>
+            <wp:effectExtent l="0" t="0" r="0" b="4445"/>
             <wp:docPr id="24" name="Picture 24"/>
             <wp:cNvGraphicFramePr>
               <a:graphicFrameLocks xmlns:a="http://schemas.openxmlformats.org/drawingml/2006/main" noChangeAspect="1"/>
@@ -15915,7 +19390,7 @@
                   <pic:spPr bwMode="auto">
                     <a:xfrm>
                       <a:off x="0" y="0"/>
-                      <a:ext cx="4984858" cy="4046881"/>
+                      <a:ext cx="4701636" cy="3816951"/>
                     </a:xfrm>
                     <a:prstGeom prst="rect">
                       <a:avLst/>
@@ -15934,17 +19409,40 @@
     </w:p>
     <w:p>
       <w:pPr>
+        <w:pStyle w:val="Caption"/>
+        <w:spacing w:line="360" w:lineRule="auto"/>
+        <w:jc w:val="center"/>
+        <w:rPr>
+          <w:sz w:val="26"/>
+          <w:szCs w:val="26"/>
+        </w:rPr>
+      </w:pPr>
+      <w:r>
+        <w:t xml:space="preserve">Hình </w:t>
+      </w:r>
+      <w:fldSimple w:instr=" SEQ Hình \* ARABIC ">
+        <w:r>
+          <w:rPr>
+            <w:noProof/>
+          </w:rPr>
+          <w:t>19</w:t>
+        </w:r>
+      </w:fldSimple>
+      <w:r>
+        <w:t>. Wireframe sổ giao dịch</w:t>
+      </w:r>
+    </w:p>
+    <w:p>
+      <w:pPr>
+        <w:keepNext/>
         <w:spacing w:after="120"/>
         <w:jc w:val="center"/>
-        <w:rPr>
-          <w:sz w:val="26"/>
-          <w:szCs w:val="26"/>
-        </w:rPr>
       </w:pPr>
       <w:r>
         <w:rPr>
           <w:noProof/>
         </w:rPr>
+        <w:lastRenderedPageBreak/>
         <w:drawing>
           <wp:inline distT="0" distB="0" distL="0" distR="0" wp14:anchorId="4CD4BC82" wp14:editId="03E08B08">
             <wp:extent cx="4812243" cy="3432517"/>
@@ -15997,18 +19495,39 @@
     </w:p>
     <w:p>
       <w:pPr>
+        <w:pStyle w:val="Caption"/>
+        <w:spacing w:line="360" w:lineRule="auto"/>
+        <w:jc w:val="center"/>
+        <w:rPr>
+          <w:sz w:val="26"/>
+          <w:szCs w:val="26"/>
+        </w:rPr>
+      </w:pPr>
+      <w:r>
+        <w:t xml:space="preserve">Hình </w:t>
+      </w:r>
+      <w:fldSimple w:instr=" SEQ Hình \* ARABIC ">
+        <w:r>
+          <w:rPr>
+            <w:noProof/>
+          </w:rPr>
+          <w:t>20</w:t>
+        </w:r>
+      </w:fldSimple>
+      <w:r>
+        <w:t>. Wireframe sổ tiết kiệm</w:t>
+      </w:r>
+    </w:p>
+    <w:p>
+      <w:pPr>
+        <w:keepNext/>
         <w:spacing w:after="120"/>
         <w:jc w:val="center"/>
-        <w:rPr>
-          <w:sz w:val="26"/>
-          <w:szCs w:val="26"/>
-        </w:rPr>
       </w:pPr>
       <w:r>
         <w:rPr>
           <w:noProof/>
         </w:rPr>
-        <w:lastRenderedPageBreak/>
         <w:drawing>
           <wp:inline distT="0" distB="0" distL="0" distR="0" wp14:anchorId="1EF9A425" wp14:editId="20D13353">
             <wp:extent cx="4761914" cy="3408608"/>
@@ -16061,17 +19580,40 @@
     </w:p>
     <w:p>
       <w:pPr>
+        <w:pStyle w:val="Caption"/>
+        <w:spacing w:line="360" w:lineRule="auto"/>
+        <w:jc w:val="center"/>
+        <w:rPr>
+          <w:sz w:val="26"/>
+          <w:szCs w:val="26"/>
+        </w:rPr>
+      </w:pPr>
+      <w:r>
+        <w:t xml:space="preserve">Hình </w:t>
+      </w:r>
+      <w:fldSimple w:instr=" SEQ Hình \* ARABIC ">
+        <w:r>
+          <w:rPr>
+            <w:noProof/>
+          </w:rPr>
+          <w:t>21</w:t>
+        </w:r>
+      </w:fldSimple>
+      <w:r>
+        <w:t>. Wireframe trang ngân sách</w:t>
+      </w:r>
+    </w:p>
+    <w:p>
+      <w:pPr>
+        <w:keepNext/>
         <w:spacing w:after="120"/>
         <w:jc w:val="center"/>
-        <w:rPr>
-          <w:sz w:val="26"/>
-          <w:szCs w:val="26"/>
-        </w:rPr>
       </w:pPr>
       <w:r>
         <w:rPr>
           <w:noProof/>
         </w:rPr>
+        <w:lastRenderedPageBreak/>
         <w:drawing>
           <wp:inline distT="0" distB="0" distL="0" distR="0" wp14:anchorId="3A7B88BF" wp14:editId="268DF754">
             <wp:extent cx="4550976" cy="3868616"/>
@@ -16124,22 +19666,43 @@
     </w:p>
     <w:p>
       <w:pPr>
+        <w:pStyle w:val="Caption"/>
+        <w:spacing w:line="360" w:lineRule="auto"/>
+        <w:jc w:val="center"/>
+        <w:rPr>
+          <w:sz w:val="26"/>
+          <w:szCs w:val="26"/>
+        </w:rPr>
+      </w:pPr>
+      <w:r>
+        <w:t xml:space="preserve">Hình </w:t>
+      </w:r>
+      <w:fldSimple w:instr=" SEQ Hình \* ARABIC ">
+        <w:r>
+          <w:rPr>
+            <w:noProof/>
+          </w:rPr>
+          <w:t>22</w:t>
+        </w:r>
+      </w:fldSimple>
+      <w:r>
+        <w:t>. Wireframe trang tài khoản ví</w:t>
+      </w:r>
+    </w:p>
+    <w:p>
+      <w:pPr>
+        <w:keepNext/>
         <w:spacing w:after="120"/>
         <w:jc w:val="center"/>
-        <w:rPr>
-          <w:sz w:val="26"/>
-          <w:szCs w:val="26"/>
-        </w:rPr>
       </w:pPr>
       <w:r>
         <w:rPr>
           <w:noProof/>
         </w:rPr>
-        <w:lastRenderedPageBreak/>
         <w:drawing>
-          <wp:inline distT="0" distB="0" distL="0" distR="0" wp14:anchorId="36EE138D" wp14:editId="20F83012">
-            <wp:extent cx="4733778" cy="4280285"/>
-            <wp:effectExtent l="0" t="0" r="0" b="6350"/>
+          <wp:inline distT="0" distB="0" distL="0" distR="0" wp14:anchorId="36EE138D" wp14:editId="4074CC20">
+            <wp:extent cx="3975108" cy="3594295"/>
+            <wp:effectExtent l="0" t="0" r="6350" b="6350"/>
             <wp:docPr id="30" name="Picture 30"/>
             <wp:cNvGraphicFramePr>
               <a:graphicFrameLocks xmlns:a="http://schemas.openxmlformats.org/drawingml/2006/main" noChangeAspect="1"/>
@@ -16154,7 +19717,7 @@
                     </pic:cNvPicPr>
                   </pic:nvPicPr>
                   <pic:blipFill>
-                    <a:blip r:embed="rId32">
+                    <a:blip r:embed="rId32" cstate="print">
                       <a:extLst>
                         <a:ext uri="{28A0092B-C50C-407E-A947-70E740481C1C}">
                           <a14:useLocalDpi xmlns:a14="http://schemas.microsoft.com/office/drawing/2010/main" val="0"/>
@@ -16169,7 +19732,7 @@
                   <pic:spPr bwMode="auto">
                     <a:xfrm>
                       <a:off x="0" y="0"/>
-                      <a:ext cx="4735934" cy="4282235"/>
+                      <a:ext cx="3980409" cy="3599088"/>
                     </a:xfrm>
                     <a:prstGeom prst="rect">
                       <a:avLst/>
@@ -16188,12 +19751,34 @@
     </w:p>
     <w:p>
       <w:pPr>
+        <w:pStyle w:val="Caption"/>
+        <w:spacing w:line="360" w:lineRule="auto"/>
+        <w:jc w:val="center"/>
+        <w:rPr>
+          <w:sz w:val="26"/>
+          <w:szCs w:val="26"/>
+        </w:rPr>
+      </w:pPr>
+      <w:r>
+        <w:t xml:space="preserve">Hình </w:t>
+      </w:r>
+      <w:fldSimple w:instr=" SEQ Hình \* ARABIC ">
+        <w:r>
+          <w:rPr>
+            <w:noProof/>
+          </w:rPr>
+          <w:t>23</w:t>
+        </w:r>
+      </w:fldSimple>
+      <w:r>
+        <w:t>. Wireframe khung chat với AI</w:t>
+      </w:r>
+    </w:p>
+    <w:p>
+      <w:pPr>
+        <w:keepNext/>
         <w:spacing w:after="120"/>
         <w:jc w:val="center"/>
-        <w:rPr>
-          <w:sz w:val="26"/>
-          <w:szCs w:val="26"/>
-        </w:rPr>
       </w:pPr>
       <w:r>
         <w:rPr>
@@ -16201,9 +19786,9 @@
         </w:rPr>
         <w:lastRenderedPageBreak/>
         <w:drawing>
-          <wp:inline distT="0" distB="0" distL="0" distR="0" wp14:anchorId="1D8C5CF3" wp14:editId="52F083B1">
-            <wp:extent cx="5547995" cy="6490335"/>
-            <wp:effectExtent l="0" t="0" r="0" b="5715"/>
+          <wp:inline distT="0" distB="0" distL="0" distR="0" wp14:anchorId="1D8C5CF3" wp14:editId="78FDC04B">
+            <wp:extent cx="4761974" cy="5570806"/>
+            <wp:effectExtent l="0" t="0" r="635" b="0"/>
             <wp:docPr id="31" name="Picture 31"/>
             <wp:cNvGraphicFramePr>
               <a:graphicFrameLocks xmlns:a="http://schemas.openxmlformats.org/drawingml/2006/main" noChangeAspect="1"/>
@@ -16233,7 +19818,7 @@
                   <pic:spPr bwMode="auto">
                     <a:xfrm>
                       <a:off x="0" y="0"/>
-                      <a:ext cx="5547995" cy="6490335"/>
+                      <a:ext cx="4767469" cy="5577235"/>
                     </a:xfrm>
                     <a:prstGeom prst="rect">
                       <a:avLst/>
@@ -16252,12 +19837,28 @@
     </w:p>
     <w:p>
       <w:pPr>
-        <w:spacing w:after="120"/>
-        <w:rPr>
-          <w:sz w:val="26"/>
-          <w:szCs w:val="26"/>
-        </w:rPr>
-      </w:pPr>
+        <w:pStyle w:val="Caption"/>
+        <w:spacing w:line="360" w:lineRule="auto"/>
+        <w:jc w:val="center"/>
+        <w:rPr>
+          <w:sz w:val="26"/>
+          <w:szCs w:val="26"/>
+        </w:rPr>
+      </w:pPr>
+      <w:r>
+        <w:t xml:space="preserve">Hình </w:t>
+      </w:r>
+      <w:fldSimple w:instr=" SEQ Hình \* ARABIC ">
+        <w:r>
+          <w:rPr>
+            <w:noProof/>
+          </w:rPr>
+          <w:t>24</w:t>
+        </w:r>
+      </w:fldSimple>
+      <w:r>
+        <w:t>. Wireframe mục thêm giao dịch</w:t>
+      </w:r>
     </w:p>
     <w:p>
       <w:pPr>
@@ -16308,37 +19909,11 @@
         <w:br/>
         <w:t xml:space="preserve">    4.2.1. Quản lý tài khoản và giao dịch</w:t>
       </w:r>
-    </w:p>
-    <w:p>
-      <w:pPr>
-        <w:spacing w:after="120"/>
-        <w:rPr>
-          <w:sz w:val="26"/>
-          <w:szCs w:val="26"/>
-        </w:rPr>
-      </w:pPr>
-      <w:r>
-        <w:rPr>
-          <w:sz w:val="26"/>
-          <w:szCs w:val="26"/>
-        </w:rPr>
-        <w:t xml:space="preserve"> </w:t>
-      </w:r>
-    </w:p>
-    <w:p>
-      <w:pPr>
-        <w:spacing w:after="120"/>
-        <w:rPr>
-          <w:sz w:val="26"/>
-          <w:szCs w:val="26"/>
-        </w:rPr>
-      </w:pPr>
-      <w:r>
-        <w:rPr>
-          <w:sz w:val="26"/>
-          <w:szCs w:val="26"/>
-        </w:rPr>
-        <w:lastRenderedPageBreak/>
+      <w:r>
+        <w:rPr>
+          <w:sz w:val="26"/>
+          <w:szCs w:val="26"/>
+        </w:rPr>
         <w:br/>
         <w:t xml:space="preserve">    4.2.2. Quản lý danh mục thu/chi</w:t>
       </w:r>
@@ -16380,6 +19955,13 @@
           <w:szCs w:val="26"/>
         </w:rPr>
         <w:br/>
+      </w:r>
+      <w:r>
+        <w:rPr>
+          <w:sz w:val="26"/>
+          <w:szCs w:val="26"/>
+        </w:rPr>
+        <w:lastRenderedPageBreak/>
         <w:t xml:space="preserve">    4.2.7. Hệ thống nhắc nhở</w:t>
       </w:r>
       <w:r>
@@ -16575,28 +20157,20 @@
       <w:pPr>
         <w:spacing w:after="200"/>
         <w:rPr>
-          <w:sz w:val="26"/>
-          <w:szCs w:val="26"/>
-        </w:rPr>
-      </w:pPr>
-      <w:r>
-        <w:rPr>
-          <w:sz w:val="26"/>
-          <w:szCs w:val="26"/>
-        </w:rPr>
-        <w:t xml:space="preserve"> </w:t>
-      </w:r>
-    </w:p>
-    <w:p>
-      <w:pPr>
-        <w:pStyle w:val="Heading1"/>
-        <w:rPr>
           <w:b/>
           <w:bCs/>
-          <w:sz w:val="26"/>
-          <w:szCs w:val="26"/>
-        </w:rPr>
-      </w:pPr>
+          <w:color w:val="2E74B5"/>
+          <w:sz w:val="26"/>
+          <w:szCs w:val="26"/>
+        </w:rPr>
+      </w:pPr>
+      <w:r>
+        <w:rPr>
+          <w:sz w:val="26"/>
+          <w:szCs w:val="26"/>
+        </w:rPr>
+        <w:t xml:space="preserve"> </w:t>
+      </w:r>
       <w:bookmarkStart w:id="59" w:name="_Toc235627554"/>
       <w:r>
         <w:rPr>
@@ -16605,10 +20179,496 @@
           <w:sz w:val="26"/>
           <w:szCs w:val="26"/>
         </w:rPr>
+        <w:br w:type="page"/>
+      </w:r>
+    </w:p>
+    <w:p>
+      <w:pPr>
+        <w:pStyle w:val="Heading1"/>
+        <w:rPr>
+          <w:b/>
+          <w:bCs/>
+          <w:sz w:val="26"/>
+          <w:szCs w:val="26"/>
+        </w:rPr>
+      </w:pPr>
+      <w:r>
+        <w:rPr>
+          <w:b/>
+          <w:bCs/>
+          <w:sz w:val="26"/>
+          <w:szCs w:val="26"/>
+        </w:rPr>
+        <w:lastRenderedPageBreak/>
         <w:t>TÀI LIỆU THAM KHẢO</w:t>
       </w:r>
       <w:bookmarkEnd w:id="29"/>
       <w:bookmarkEnd w:id="59"/>
+    </w:p>
+    <w:p>
+      <w:pPr>
+        <w:spacing w:before="0" w:after="120" w:line="240" w:lineRule="auto"/>
+        <w:rPr>
+          <w:sz w:val="24"/>
+          <w:szCs w:val="24"/>
+        </w:rPr>
+      </w:pPr>
+      <w:r>
+        <w:rPr>
+          <w:sz w:val="24"/>
+          <w:szCs w:val="24"/>
+        </w:rPr>
+        <w:t>[1] R. Bai and W. Khan, "Impact of Financial Literacy, Mental Budgeting and Self Control on Financial Wellbeing: Mediating Impact of Investment Decision Making," PLOS ONE, vol. 18, no. 11, e0294466, Nov. 2023. doi: 10.1371/journal.pone.0294466</w:t>
+      </w:r>
+    </w:p>
+    <w:p>
+      <w:pPr>
+        <w:spacing w:before="0" w:after="120" w:line="240" w:lineRule="auto"/>
+        <w:rPr>
+          <w:sz w:val="24"/>
+          <w:szCs w:val="24"/>
+        </w:rPr>
+      </w:pPr>
+      <w:r>
+        <w:rPr>
+          <w:sz w:val="24"/>
+          <w:szCs w:val="24"/>
+        </w:rPr>
+        <w:t>[</w:t>
+      </w:r>
+      <w:r>
+        <w:rPr>
+          <w:sz w:val="24"/>
+          <w:szCs w:val="24"/>
+        </w:rPr>
+        <w:t>2</w:t>
+      </w:r>
+      <w:r>
+        <w:rPr>
+          <w:sz w:val="24"/>
+          <w:szCs w:val="24"/>
+        </w:rPr>
+        <w:t xml:space="preserve">] VMware, Inc., </w:t>
+      </w:r>
+      <w:r>
+        <w:rPr>
+          <w:i/>
+          <w:iCs/>
+          <w:sz w:val="24"/>
+          <w:szCs w:val="24"/>
+        </w:rPr>
+        <w:t>Spring Boot Reference Documentation</w:t>
+      </w:r>
+      <w:r>
+        <w:rPr>
+          <w:sz w:val="24"/>
+          <w:szCs w:val="24"/>
+        </w:rPr>
+        <w:t xml:space="preserve">. [Online]. Available: </w:t>
+      </w:r>
+      <w:r>
+        <w:rPr>
+          <w:color w:val="0563C1"/>
+          <w:sz w:val="24"/>
+          <w:szCs w:val="24"/>
+          <w:u w:val="single"/>
+        </w:rPr>
+        <w:t>https://docs.spring.io/spring-boot/index.html</w:t>
+      </w:r>
+    </w:p>
+    <w:p>
+      <w:pPr>
+        <w:spacing w:before="0" w:after="120" w:line="240" w:lineRule="auto"/>
+        <w:rPr>
+          <w:sz w:val="24"/>
+          <w:szCs w:val="24"/>
+        </w:rPr>
+      </w:pPr>
+      <w:r>
+        <w:rPr>
+          <w:sz w:val="24"/>
+          <w:szCs w:val="24"/>
+        </w:rPr>
+        <w:t>[</w:t>
+      </w:r>
+      <w:r>
+        <w:rPr>
+          <w:sz w:val="24"/>
+          <w:szCs w:val="24"/>
+        </w:rPr>
+        <w:t>3</w:t>
+      </w:r>
+      <w:r>
+        <w:rPr>
+          <w:sz w:val="24"/>
+          <w:szCs w:val="24"/>
+        </w:rPr>
+        <w:t xml:space="preserve">] Meta Platforms, Inc., </w:t>
+      </w:r>
+      <w:r>
+        <w:rPr>
+          <w:i/>
+          <w:iCs/>
+          <w:sz w:val="24"/>
+          <w:szCs w:val="24"/>
+        </w:rPr>
+        <w:t>React – The library for web and native user interfaces</w:t>
+      </w:r>
+      <w:r>
+        <w:rPr>
+          <w:sz w:val="24"/>
+          <w:szCs w:val="24"/>
+        </w:rPr>
+        <w:t xml:space="preserve">. [Online]. Available: </w:t>
+      </w:r>
+      <w:r>
+        <w:rPr>
+          <w:color w:val="0563C1"/>
+          <w:sz w:val="24"/>
+          <w:szCs w:val="24"/>
+          <w:u w:val="single"/>
+        </w:rPr>
+        <w:t>https://react.dev/</w:t>
+      </w:r>
+    </w:p>
+    <w:p>
+      <w:pPr>
+        <w:spacing w:before="0" w:after="120" w:line="240" w:lineRule="auto"/>
+        <w:rPr>
+          <w:sz w:val="24"/>
+          <w:szCs w:val="24"/>
+        </w:rPr>
+      </w:pPr>
+      <w:r>
+        <w:rPr>
+          <w:sz w:val="24"/>
+          <w:szCs w:val="24"/>
+        </w:rPr>
+        <w:t>[</w:t>
+      </w:r>
+      <w:r>
+        <w:rPr>
+          <w:sz w:val="24"/>
+          <w:szCs w:val="24"/>
+        </w:rPr>
+        <w:t>4</w:t>
+      </w:r>
+      <w:r>
+        <w:rPr>
+          <w:sz w:val="24"/>
+          <w:szCs w:val="24"/>
+        </w:rPr>
+        <w:t xml:space="preserve">] Oracle Corporation, </w:t>
+      </w:r>
+      <w:r>
+        <w:rPr>
+          <w:i/>
+          <w:iCs/>
+          <w:sz w:val="24"/>
+          <w:szCs w:val="24"/>
+        </w:rPr>
+        <w:t>MySQL 8.4 Reference Manual</w:t>
+      </w:r>
+      <w:r>
+        <w:rPr>
+          <w:sz w:val="24"/>
+          <w:szCs w:val="24"/>
+        </w:rPr>
+        <w:t xml:space="preserve">. [Online]. Available: </w:t>
+      </w:r>
+      <w:r>
+        <w:rPr>
+          <w:color w:val="0563C1"/>
+          <w:sz w:val="24"/>
+          <w:szCs w:val="24"/>
+          <w:u w:val="single"/>
+        </w:rPr>
+        <w:t>https://dev.mysql.com/doc/refman/8.4/en/</w:t>
+      </w:r>
+    </w:p>
+    <w:p>
+      <w:pPr>
+        <w:spacing w:before="0" w:after="120" w:line="240" w:lineRule="auto"/>
+        <w:rPr>
+          <w:sz w:val="24"/>
+          <w:szCs w:val="24"/>
+        </w:rPr>
+      </w:pPr>
+      <w:r>
+        <w:rPr>
+          <w:sz w:val="24"/>
+          <w:szCs w:val="24"/>
+        </w:rPr>
+        <w:t>[</w:t>
+      </w:r>
+      <w:r>
+        <w:rPr>
+          <w:sz w:val="24"/>
+          <w:szCs w:val="24"/>
+        </w:rPr>
+        <w:t>5</w:t>
+      </w:r>
+      <w:r>
+        <w:rPr>
+          <w:sz w:val="24"/>
+          <w:szCs w:val="24"/>
+        </w:rPr>
+        <w:t xml:space="preserve">] Postman, Inc., </w:t>
+      </w:r>
+      <w:r>
+        <w:rPr>
+          <w:i/>
+          <w:iCs/>
+          <w:sz w:val="24"/>
+          <w:szCs w:val="24"/>
+        </w:rPr>
+        <w:t>Postman Docs</w:t>
+      </w:r>
+      <w:r>
+        <w:rPr>
+          <w:sz w:val="24"/>
+          <w:szCs w:val="24"/>
+        </w:rPr>
+        <w:t xml:space="preserve">. [Online]. Available: </w:t>
+      </w:r>
+      <w:r>
+        <w:rPr>
+          <w:color w:val="0563C1"/>
+          <w:sz w:val="24"/>
+          <w:szCs w:val="24"/>
+          <w:u w:val="single"/>
+        </w:rPr>
+        <w:t>https://learning.postman.com/</w:t>
+      </w:r>
+    </w:p>
+    <w:p>
+      <w:pPr>
+        <w:spacing w:before="0" w:after="120" w:line="240" w:lineRule="auto"/>
+        <w:rPr>
+          <w:sz w:val="24"/>
+          <w:szCs w:val="24"/>
+        </w:rPr>
+      </w:pPr>
+      <w:r>
+        <w:rPr>
+          <w:sz w:val="24"/>
+          <w:szCs w:val="24"/>
+        </w:rPr>
+        <w:t>[</w:t>
+      </w:r>
+      <w:r>
+        <w:rPr>
+          <w:sz w:val="24"/>
+          <w:szCs w:val="24"/>
+        </w:rPr>
+        <w:t>6</w:t>
+      </w:r>
+      <w:r>
+        <w:rPr>
+          <w:sz w:val="24"/>
+          <w:szCs w:val="24"/>
+        </w:rPr>
+        <w:t xml:space="preserve">] M. Jones, J. Bradley, and N. Sakimura, "JSON Web Token (JWT)," </w:t>
+      </w:r>
+      <w:r>
+        <w:rPr>
+          <w:i/>
+          <w:iCs/>
+          <w:sz w:val="24"/>
+          <w:szCs w:val="24"/>
+        </w:rPr>
+        <w:t>RFC 7519</w:t>
+      </w:r>
+      <w:r>
+        <w:rPr>
+          <w:sz w:val="24"/>
+          <w:szCs w:val="24"/>
+        </w:rPr>
+        <w:t xml:space="preserve">, Internet Engineering Task Force (IETF), May 2015. [Online]. Available: </w:t>
+      </w:r>
+      <w:r>
+        <w:rPr>
+          <w:color w:val="0563C1"/>
+          <w:sz w:val="24"/>
+          <w:szCs w:val="24"/>
+          <w:u w:val="single"/>
+        </w:rPr>
+        <w:t>https://www.rfc-editor.org/rfc/rfc7519.html</w:t>
+      </w:r>
+    </w:p>
+    <w:p>
+      <w:pPr>
+        <w:spacing w:before="0" w:after="120" w:line="240" w:lineRule="auto"/>
+        <w:rPr>
+          <w:sz w:val="24"/>
+          <w:szCs w:val="24"/>
+        </w:rPr>
+      </w:pPr>
+      <w:r>
+        <w:rPr>
+          <w:sz w:val="24"/>
+          <w:szCs w:val="24"/>
+        </w:rPr>
+        <w:t>[</w:t>
+      </w:r>
+      <w:r>
+        <w:rPr>
+          <w:sz w:val="24"/>
+          <w:szCs w:val="24"/>
+        </w:rPr>
+        <w:t>7</w:t>
+      </w:r>
+      <w:r>
+        <w:rPr>
+          <w:sz w:val="24"/>
+          <w:szCs w:val="24"/>
+        </w:rPr>
+        <w:t xml:space="preserve">] Finsify JSC, </w:t>
+      </w:r>
+      <w:r>
+        <w:rPr>
+          <w:i/>
+          <w:iCs/>
+          <w:sz w:val="24"/>
+          <w:szCs w:val="24"/>
+        </w:rPr>
+        <w:t>Money Lover – Ứng dụng quản lý tài chính cá nhân</w:t>
+      </w:r>
+      <w:r>
+        <w:rPr>
+          <w:sz w:val="24"/>
+          <w:szCs w:val="24"/>
+        </w:rPr>
+        <w:t xml:space="preserve">. [Online]. Available: </w:t>
+      </w:r>
+      <w:r>
+        <w:rPr>
+          <w:color w:val="0563C1"/>
+          <w:sz w:val="24"/>
+          <w:szCs w:val="24"/>
+          <w:u w:val="single"/>
+        </w:rPr>
+        <w:t>https://moneylover.me/vi/</w:t>
+      </w:r>
+    </w:p>
+    <w:p>
+      <w:pPr>
+        <w:spacing w:before="0" w:after="120" w:line="240" w:lineRule="auto"/>
+        <w:rPr>
+          <w:sz w:val="24"/>
+          <w:szCs w:val="24"/>
+        </w:rPr>
+      </w:pPr>
+      <w:r>
+        <w:rPr>
+          <w:sz w:val="24"/>
+          <w:szCs w:val="24"/>
+        </w:rPr>
+        <w:t>[</w:t>
+      </w:r>
+      <w:r>
+        <w:rPr>
+          <w:sz w:val="24"/>
+          <w:szCs w:val="24"/>
+        </w:rPr>
+        <w:t>8</w:t>
+      </w:r>
+      <w:r>
+        <w:rPr>
+          <w:sz w:val="24"/>
+          <w:szCs w:val="24"/>
+        </w:rPr>
+        <w:t xml:space="preserve">] Apple Inc., "Sổ thu chi - Quản lý chi tiêu," </w:t>
+      </w:r>
+      <w:r>
+        <w:rPr>
+          <w:i/>
+          <w:iCs/>
+          <w:sz w:val="24"/>
+          <w:szCs w:val="24"/>
+        </w:rPr>
+        <w:t>App Store</w:t>
+      </w:r>
+      <w:r>
+        <w:rPr>
+          <w:sz w:val="24"/>
+          <w:szCs w:val="24"/>
+        </w:rPr>
+        <w:t xml:space="preserve">. [Online]. Available: </w:t>
+      </w:r>
+      <w:r>
+        <w:rPr>
+          <w:color w:val="0563C1"/>
+          <w:sz w:val="24"/>
+          <w:szCs w:val="24"/>
+          <w:u w:val="single"/>
+        </w:rPr>
+        <w:t>https://apps.apple.com/us/app/s%E1%BB%95-thu-chi-qu%E1%BA%A3n-l%C3%BD-chi-ti%C3%AAu/id6444122615</w:t>
+      </w:r>
+    </w:p>
+    <w:p>
+      <w:pPr>
+        <w:spacing w:before="0" w:after="120" w:line="240" w:lineRule="auto"/>
+        <w:rPr>
+          <w:sz w:val="24"/>
+          <w:szCs w:val="24"/>
+        </w:rPr>
+      </w:pPr>
+      <w:r>
+        <w:rPr>
+          <w:sz w:val="24"/>
+          <w:szCs w:val="24"/>
+        </w:rPr>
+        <w:t>[</w:t>
+      </w:r>
+      <w:r>
+        <w:rPr>
+          <w:sz w:val="24"/>
+          <w:szCs w:val="24"/>
+        </w:rPr>
+        <w:t>9</w:t>
+      </w:r>
+      <w:r>
+        <w:rPr>
+          <w:sz w:val="24"/>
+          <w:szCs w:val="24"/>
+        </w:rPr>
+        <w:t xml:space="preserve">] Công ty Cổ phần MISA, </w:t>
+      </w:r>
+      <w:r>
+        <w:rPr>
+          <w:i/>
+          <w:iCs/>
+          <w:sz w:val="24"/>
+          <w:szCs w:val="24"/>
+        </w:rPr>
+        <w:t>Sổ Thu Chi MISA (MISA MoneyKeeper) – Ứng dụng quản lý chi tiêu</w:t>
+      </w:r>
+      <w:r>
+        <w:rPr>
+          <w:sz w:val="24"/>
+          <w:szCs w:val="24"/>
+        </w:rPr>
+        <w:t xml:space="preserve">. [Online]. Available: </w:t>
+      </w:r>
+      <w:r>
+        <w:rPr>
+          <w:color w:val="0563C1"/>
+          <w:sz w:val="24"/>
+          <w:szCs w:val="24"/>
+          <w:u w:val="single"/>
+        </w:rPr>
+        <w:t>https://sothuchi.misa.vn/</w:t>
+      </w:r>
+    </w:p>
+    <w:p>
+      <w:pPr>
+        <w:spacing w:after="200"/>
+        <w:rPr>
+          <w:sz w:val="26"/>
+          <w:szCs w:val="26"/>
+        </w:rPr>
+      </w:pPr>
     </w:p>
     <w:sectPr>
       <w:pgSz w:w="11906" w:h="16838"/>
@@ -18630,6 +22690,24 @@
       <w:color w:val="808080"/>
     </w:rPr>
   </w:style>
+  <w:style w:type="paragraph" w:styleId="Date">
+    <w:name w:val="Date"/>
+    <w:basedOn w:val="Normal"/>
+    <w:next w:val="Normal"/>
+    <w:link w:val="DateChar"/>
+    <w:uiPriority w:val="99"/>
+    <w:semiHidden/>
+    <w:unhideWhenUsed/>
+    <w:rsid w:val="00C431E3"/>
+  </w:style>
+  <w:style w:type="character" w:customStyle="1" w:styleId="DateChar">
+    <w:name w:val="Date Char"/>
+    <w:basedOn w:val="DefaultParagraphFont"/>
+    <w:link w:val="Date"/>
+    <w:uiPriority w:val="99"/>
+    <w:semiHidden/>
+    <w:rsid w:val="00C431E3"/>
+  </w:style>
 </w:styles>
 </file>
 

--- a/docs/baocao/baocao.docx
+++ b/docs/baocao/baocao.docx
@@ -10242,8 +10242,6 @@
         <w:pStyle w:val="Caption"/>
         <w:jc w:val="center"/>
         <w:rPr>
-          <w:b/>
-          <w:bCs/>
           <w:color w:val="auto"/>
           <w:sz w:val="26"/>
           <w:szCs w:val="26"/>
@@ -10327,7 +10325,917 @@
           <w:bCs/>
           <w:color w:val="auto"/>
         </w:rPr>
-        <w:t>3.2. Phân tích thiết kế</w:t>
+        <w:t>3.2. Kiến trúc hệ thống</w:t>
+      </w:r>
+    </w:p>
+    <w:p>
+      <w:pPr>
+        <w:keepNext/>
+        <w:rPr>
+          <w:sz w:val="26"/>
+          <w:szCs w:val="26"/>
+        </w:rPr>
+      </w:pPr>
+      <w:r>
+        <w:rPr>
+          <w:sz w:val="26"/>
+          <w:szCs w:val="26"/>
+        </w:rPr>
+        <w:t xml:space="preserve">Hệ thống được xây dựng theo kiến trúc Monolithic: toàn bộ nghiệp vụ được đóng gói trong một ứng dụng Spring Boot duy nhất, nhưng bên trong được chia thành các module độc lập theo từng nghiệp vụ, giúp mã nguồn dễ đọc, dễ bảo trì và </w:t>
+      </w:r>
+      <w:r>
+        <w:rPr>
+          <w:sz w:val="26"/>
+          <w:szCs w:val="26"/>
+        </w:rPr>
+        <w:t xml:space="preserve">sau này </w:t>
+      </w:r>
+      <w:r>
+        <w:rPr>
+          <w:sz w:val="26"/>
+          <w:szCs w:val="26"/>
+        </w:rPr>
+        <w:t xml:space="preserve">có thể </w:t>
+      </w:r>
+      <w:r>
+        <w:rPr>
+          <w:sz w:val="26"/>
+          <w:szCs w:val="26"/>
+        </w:rPr>
+        <w:t xml:space="preserve">dễ dàng </w:t>
+      </w:r>
+      <w:r>
+        <w:rPr>
+          <w:sz w:val="26"/>
+          <w:szCs w:val="26"/>
+        </w:rPr>
+        <w:t xml:space="preserve">tách thành microservices nếu hệ thống mở rộng quy mô. Lựa </w:t>
+      </w:r>
+      <w:r>
+        <w:rPr>
+          <w:sz w:val="26"/>
+          <w:szCs w:val="26"/>
+        </w:rPr>
+        <w:lastRenderedPageBreak/>
+        <w:t>chọn này phù hợp với NFR-04 (kiến trúc phân tầng, dễ mở rộng) đồng thời tránh độ phức tạp vận hành không cần thiết</w:t>
+      </w:r>
+      <w:r>
+        <w:rPr>
+          <w:sz w:val="26"/>
+          <w:szCs w:val="26"/>
+        </w:rPr>
+        <w:t>.</w:t>
+      </w:r>
+    </w:p>
+    <w:p>
+      <w:pPr>
+        <w:keepNext/>
+        <w:rPr>
+          <w:sz w:val="26"/>
+          <w:szCs w:val="26"/>
+        </w:rPr>
+      </w:pPr>
+      <w:r>
+        <w:rPr>
+          <w:sz w:val="26"/>
+          <w:szCs w:val="26"/>
+        </w:rPr>
+        <w:t>Các tầng trong kiến trúc:</w:t>
+      </w:r>
+    </w:p>
+    <w:tbl>
+      <w:tblPr>
+        <w:tblW w:w="5000" w:type="pct"/>
+        <w:tblBorders>
+          <w:top w:val="single" w:sz="4" w:space="0" w:color="auto"/>
+          <w:left w:val="single" w:sz="4" w:space="0" w:color="auto"/>
+          <w:bottom w:val="single" w:sz="4" w:space="0" w:color="auto"/>
+          <w:right w:val="single" w:sz="4" w:space="0" w:color="auto"/>
+          <w:insideH w:val="single" w:sz="4" w:space="0" w:color="auto"/>
+          <w:insideV w:val="single" w:sz="4" w:space="0" w:color="auto"/>
+        </w:tblBorders>
+        <w:tblLayout w:type="fixed"/>
+        <w:tblCellMar>
+          <w:top w:w="80" w:type="dxa"/>
+          <w:left w:w="120" w:type="dxa"/>
+          <w:bottom w:w="80" w:type="dxa"/>
+          <w:right w:w="120" w:type="dxa"/>
+        </w:tblCellMar>
+        <w:tblLook w:val="0000" w:firstRow="0" w:lastRow="0" w:firstColumn="0" w:lastColumn="0" w:noHBand="0" w:noVBand="0"/>
+      </w:tblPr>
+      <w:tblGrid>
+        <w:gridCol w:w="2264"/>
+        <w:gridCol w:w="2263"/>
+        <w:gridCol w:w="4200"/>
+      </w:tblGrid>
+      <w:tr>
+        <w:trPr>
+          <w:tblHeader/>
+        </w:trPr>
+        <w:tc>
+          <w:tcPr>
+            <w:tcW w:w="2423" w:type="dxa"/>
+          </w:tcPr>
+          <w:p>
+            <w:pPr>
+              <w:spacing w:before="0" w:line="240" w:lineRule="auto"/>
+              <w:rPr>
+                <w:sz w:val="24"/>
+                <w:szCs w:val="24"/>
+              </w:rPr>
+            </w:pPr>
+            <w:r>
+              <w:rPr>
+                <w:b/>
+                <w:bCs/>
+                <w:sz w:val="24"/>
+                <w:szCs w:val="24"/>
+              </w:rPr>
+              <w:t>Thành phần</w:t>
+            </w:r>
+          </w:p>
+        </w:tc>
+        <w:tc>
+          <w:tcPr>
+            <w:tcW w:w="2423" w:type="dxa"/>
+          </w:tcPr>
+          <w:p>
+            <w:pPr>
+              <w:spacing w:before="0" w:line="240" w:lineRule="auto"/>
+              <w:rPr>
+                <w:sz w:val="24"/>
+                <w:szCs w:val="24"/>
+              </w:rPr>
+            </w:pPr>
+            <w:r>
+              <w:rPr>
+                <w:b/>
+                <w:bCs/>
+                <w:sz w:val="24"/>
+                <w:szCs w:val="24"/>
+              </w:rPr>
+              <w:t>Công nghệ</w:t>
+            </w:r>
+          </w:p>
+        </w:tc>
+        <w:tc>
+          <w:tcPr>
+            <w:tcW w:w="4514" w:type="dxa"/>
+          </w:tcPr>
+          <w:p>
+            <w:pPr>
+              <w:spacing w:before="0" w:line="240" w:lineRule="auto"/>
+              <w:rPr>
+                <w:sz w:val="24"/>
+                <w:szCs w:val="24"/>
+              </w:rPr>
+            </w:pPr>
+            <w:r>
+              <w:rPr>
+                <w:b/>
+                <w:bCs/>
+                <w:sz w:val="24"/>
+                <w:szCs w:val="24"/>
+              </w:rPr>
+              <w:t>Vai trò</w:t>
+            </w:r>
+          </w:p>
+        </w:tc>
+      </w:tr>
+      <w:tr>
+        <w:tc>
+          <w:tcPr>
+            <w:tcW w:w="2423" w:type="dxa"/>
+          </w:tcPr>
+          <w:p>
+            <w:pPr>
+              <w:spacing w:before="0" w:line="240" w:lineRule="auto"/>
+              <w:rPr>
+                <w:sz w:val="24"/>
+                <w:szCs w:val="24"/>
+              </w:rPr>
+            </w:pPr>
+            <w:r>
+              <w:rPr>
+                <w:sz w:val="24"/>
+                <w:szCs w:val="24"/>
+              </w:rPr>
+              <w:t>Single-page Application</w:t>
+            </w:r>
+          </w:p>
+        </w:tc>
+        <w:tc>
+          <w:tcPr>
+            <w:tcW w:w="2423" w:type="dxa"/>
+          </w:tcPr>
+          <w:p>
+            <w:pPr>
+              <w:spacing w:before="0" w:line="240" w:lineRule="auto"/>
+              <w:rPr>
+                <w:sz w:val="24"/>
+                <w:szCs w:val="24"/>
+              </w:rPr>
+            </w:pPr>
+            <w:r>
+              <w:rPr>
+                <w:sz w:val="24"/>
+                <w:szCs w:val="24"/>
+              </w:rPr>
+              <w:t>ReactJS + TypeScript</w:t>
+            </w:r>
+          </w:p>
+        </w:tc>
+        <w:tc>
+          <w:tcPr>
+            <w:tcW w:w="4514" w:type="dxa"/>
+          </w:tcPr>
+          <w:p>
+            <w:pPr>
+              <w:spacing w:before="0" w:line="240" w:lineRule="auto"/>
+              <w:rPr>
+                <w:sz w:val="24"/>
+                <w:szCs w:val="24"/>
+              </w:rPr>
+            </w:pPr>
+            <w:r>
+              <w:rPr>
+                <w:sz w:val="24"/>
+                <w:szCs w:val="24"/>
+              </w:rPr>
+              <w:t>Giao diện người dùng, gọi API qua HTTPS</w:t>
+            </w:r>
+          </w:p>
+        </w:tc>
+      </w:tr>
+      <w:tr>
+        <w:tc>
+          <w:tcPr>
+            <w:tcW w:w="2423" w:type="dxa"/>
+          </w:tcPr>
+          <w:p>
+            <w:pPr>
+              <w:spacing w:before="0" w:line="240" w:lineRule="auto"/>
+              <w:rPr>
+                <w:sz w:val="24"/>
+                <w:szCs w:val="24"/>
+              </w:rPr>
+            </w:pPr>
+            <w:r>
+              <w:rPr>
+                <w:sz w:val="24"/>
+                <w:szCs w:val="24"/>
+              </w:rPr>
+              <w:t>API Gateway</w:t>
+            </w:r>
+          </w:p>
+        </w:tc>
+        <w:tc>
+          <w:tcPr>
+            <w:tcW w:w="2423" w:type="dxa"/>
+          </w:tcPr>
+          <w:p>
+            <w:pPr>
+              <w:spacing w:before="0" w:line="240" w:lineRule="auto"/>
+              <w:rPr>
+                <w:sz w:val="24"/>
+                <w:szCs w:val="24"/>
+              </w:rPr>
+            </w:pPr>
+            <w:r>
+              <w:rPr>
+                <w:sz w:val="24"/>
+                <w:szCs w:val="24"/>
+              </w:rPr>
+              <w:t>Nginx</w:t>
+            </w:r>
+          </w:p>
+        </w:tc>
+        <w:tc>
+          <w:tcPr>
+            <w:tcW w:w="4514" w:type="dxa"/>
+          </w:tcPr>
+          <w:p>
+            <w:pPr>
+              <w:spacing w:before="0" w:line="240" w:lineRule="auto"/>
+              <w:rPr>
+                <w:sz w:val="24"/>
+                <w:szCs w:val="24"/>
+              </w:rPr>
+            </w:pPr>
+            <w:r>
+              <w:rPr>
+                <w:sz w:val="24"/>
+                <w:szCs w:val="24"/>
+              </w:rPr>
+              <w:t xml:space="preserve">Reverse proxy, phục vụ file tĩnh của SPA, định tuyến </w:t>
+            </w:r>
+            <w:r>
+              <w:rPr>
+                <w:rFonts w:ascii="Courier New" w:eastAsia="Courier New" w:hAnsi="Courier New" w:cs="Courier New"/>
+                <w:sz w:val="24"/>
+                <w:szCs w:val="24"/>
+                <w:shd w:val="clear" w:color="auto" w:fill="F1F5F9"/>
+              </w:rPr>
+              <w:t>/api</w:t>
+            </w:r>
+            <w:r>
+              <w:rPr>
+                <w:sz w:val="24"/>
+                <w:szCs w:val="24"/>
+              </w:rPr>
+              <w:t xml:space="preserve"> vào Spring Boot Backend</w:t>
+            </w:r>
+          </w:p>
+        </w:tc>
+      </w:tr>
+      <w:tr>
+        <w:tc>
+          <w:tcPr>
+            <w:tcW w:w="2423" w:type="dxa"/>
+          </w:tcPr>
+          <w:p>
+            <w:pPr>
+              <w:spacing w:before="0" w:line="240" w:lineRule="auto"/>
+              <w:rPr>
+                <w:sz w:val="24"/>
+                <w:szCs w:val="24"/>
+              </w:rPr>
+            </w:pPr>
+            <w:r>
+              <w:rPr>
+                <w:sz w:val="24"/>
+                <w:szCs w:val="24"/>
+              </w:rPr>
+              <w:t>Spring Security + JWT filter</w:t>
+            </w:r>
+          </w:p>
+        </w:tc>
+        <w:tc>
+          <w:tcPr>
+            <w:tcW w:w="2423" w:type="dxa"/>
+          </w:tcPr>
+          <w:p>
+            <w:pPr>
+              <w:spacing w:before="0" w:line="240" w:lineRule="auto"/>
+              <w:rPr>
+                <w:sz w:val="24"/>
+                <w:szCs w:val="24"/>
+              </w:rPr>
+            </w:pPr>
+            <w:r>
+              <w:rPr>
+                <w:sz w:val="24"/>
+                <w:szCs w:val="24"/>
+              </w:rPr>
+              <w:t>Spring Security, JWT</w:t>
+            </w:r>
+          </w:p>
+        </w:tc>
+        <w:tc>
+          <w:tcPr>
+            <w:tcW w:w="4514" w:type="dxa"/>
+          </w:tcPr>
+          <w:p>
+            <w:pPr>
+              <w:spacing w:before="0" w:line="240" w:lineRule="auto"/>
+              <w:rPr>
+                <w:sz w:val="24"/>
+                <w:szCs w:val="24"/>
+              </w:rPr>
+            </w:pPr>
+            <w:r>
+              <w:rPr>
+                <w:sz w:val="24"/>
+                <w:szCs w:val="24"/>
+              </w:rPr>
+              <w:t>Xác thực và phân quyền mọi request trước khi vào tầng nghiệp vụ</w:t>
+            </w:r>
+          </w:p>
+        </w:tc>
+      </w:tr>
+      <w:tr>
+        <w:tc>
+          <w:tcPr>
+            <w:tcW w:w="2423" w:type="dxa"/>
+          </w:tcPr>
+          <w:p>
+            <w:pPr>
+              <w:spacing w:before="0" w:line="240" w:lineRule="auto"/>
+              <w:rPr>
+                <w:sz w:val="24"/>
+                <w:szCs w:val="24"/>
+              </w:rPr>
+            </w:pPr>
+            <w:r>
+              <w:rPr>
+                <w:sz w:val="24"/>
+                <w:szCs w:val="24"/>
+              </w:rPr>
+              <w:t>Spring Boot Backend</w:t>
+            </w:r>
+          </w:p>
+        </w:tc>
+        <w:tc>
+          <w:tcPr>
+            <w:tcW w:w="2423" w:type="dxa"/>
+          </w:tcPr>
+          <w:p>
+            <w:pPr>
+              <w:spacing w:before="0" w:line="240" w:lineRule="auto"/>
+              <w:rPr>
+                <w:sz w:val="24"/>
+                <w:szCs w:val="24"/>
+              </w:rPr>
+            </w:pPr>
+            <w:r>
+              <w:rPr>
+                <w:sz w:val="24"/>
+                <w:szCs w:val="24"/>
+              </w:rPr>
+              <w:t>Spring Boot, Spring Data JPA</w:t>
+            </w:r>
+          </w:p>
+        </w:tc>
+        <w:tc>
+          <w:tcPr>
+            <w:tcW w:w="4514" w:type="dxa"/>
+          </w:tcPr>
+          <w:p>
+            <w:pPr>
+              <w:spacing w:before="0" w:line="240" w:lineRule="auto"/>
+              <w:rPr>
+                <w:sz w:val="24"/>
+                <w:szCs w:val="24"/>
+              </w:rPr>
+            </w:pPr>
+            <w:r>
+              <w:rPr>
+                <w:sz w:val="24"/>
+                <w:szCs w:val="24"/>
+              </w:rPr>
+              <w:t>Xử lý toàn bộ logic nghiệp vụ, chia thành 9 module theo domain</w:t>
+            </w:r>
+          </w:p>
+        </w:tc>
+      </w:tr>
+      <w:tr>
+        <w:tc>
+          <w:tcPr>
+            <w:tcW w:w="2423" w:type="dxa"/>
+          </w:tcPr>
+          <w:p>
+            <w:pPr>
+              <w:spacing w:before="0" w:line="240" w:lineRule="auto"/>
+              <w:rPr>
+                <w:sz w:val="24"/>
+                <w:szCs w:val="24"/>
+              </w:rPr>
+            </w:pPr>
+            <w:r>
+              <w:rPr>
+                <w:sz w:val="24"/>
+                <w:szCs w:val="24"/>
+              </w:rPr>
+              <w:t>MySQL (financial_db)</w:t>
+            </w:r>
+          </w:p>
+        </w:tc>
+        <w:tc>
+          <w:tcPr>
+            <w:tcW w:w="2423" w:type="dxa"/>
+          </w:tcPr>
+          <w:p>
+            <w:pPr>
+              <w:spacing w:before="0" w:line="240" w:lineRule="auto"/>
+              <w:rPr>
+                <w:sz w:val="24"/>
+                <w:szCs w:val="24"/>
+              </w:rPr>
+            </w:pPr>
+            <w:r>
+              <w:rPr>
+                <w:sz w:val="24"/>
+                <w:szCs w:val="24"/>
+              </w:rPr>
+              <w:t>MySQL</w:t>
+            </w:r>
+          </w:p>
+        </w:tc>
+        <w:tc>
+          <w:tcPr>
+            <w:tcW w:w="4514" w:type="dxa"/>
+          </w:tcPr>
+          <w:p>
+            <w:pPr>
+              <w:spacing w:before="0" w:line="240" w:lineRule="auto"/>
+              <w:rPr>
+                <w:sz w:val="24"/>
+                <w:szCs w:val="24"/>
+              </w:rPr>
+            </w:pPr>
+            <w:r>
+              <w:rPr>
+                <w:sz w:val="24"/>
+                <w:szCs w:val="24"/>
+              </w:rPr>
+              <w:t>Lưu trữ dữ liệu quan hệ</w:t>
+            </w:r>
+          </w:p>
+        </w:tc>
+      </w:tr>
+      <w:tr>
+        <w:tc>
+          <w:tcPr>
+            <w:tcW w:w="2423" w:type="dxa"/>
+          </w:tcPr>
+          <w:p>
+            <w:pPr>
+              <w:spacing w:before="0" w:line="240" w:lineRule="auto"/>
+              <w:rPr>
+                <w:sz w:val="24"/>
+                <w:szCs w:val="24"/>
+              </w:rPr>
+            </w:pPr>
+            <w:r>
+              <w:rPr>
+                <w:sz w:val="24"/>
+                <w:szCs w:val="24"/>
+              </w:rPr>
+              <w:t>Google Auth</w:t>
+            </w:r>
+          </w:p>
+        </w:tc>
+        <w:tc>
+          <w:tcPr>
+            <w:tcW w:w="2423" w:type="dxa"/>
+          </w:tcPr>
+          <w:p>
+            <w:pPr>
+              <w:spacing w:before="0" w:line="240" w:lineRule="auto"/>
+              <w:rPr>
+                <w:sz w:val="24"/>
+                <w:szCs w:val="24"/>
+              </w:rPr>
+            </w:pPr>
+            <w:r>
+              <w:rPr>
+                <w:sz w:val="24"/>
+                <w:szCs w:val="24"/>
+              </w:rPr>
+              <w:t>OAuth2</w:t>
+            </w:r>
+          </w:p>
+        </w:tc>
+        <w:tc>
+          <w:tcPr>
+            <w:tcW w:w="4514" w:type="dxa"/>
+          </w:tcPr>
+          <w:p>
+            <w:pPr>
+              <w:spacing w:before="0" w:line="240" w:lineRule="auto"/>
+              <w:rPr>
+                <w:sz w:val="24"/>
+                <w:szCs w:val="24"/>
+              </w:rPr>
+            </w:pPr>
+            <w:r>
+              <w:rPr>
+                <w:sz w:val="24"/>
+                <w:szCs w:val="24"/>
+              </w:rPr>
+              <w:t>Xác thực đăng nhập qua tài khoản Google</w:t>
+            </w:r>
+          </w:p>
+        </w:tc>
+      </w:tr>
+      <w:tr>
+        <w:tc>
+          <w:tcPr>
+            <w:tcW w:w="2423" w:type="dxa"/>
+          </w:tcPr>
+          <w:p>
+            <w:pPr>
+              <w:spacing w:before="0" w:line="240" w:lineRule="auto"/>
+              <w:rPr>
+                <w:sz w:val="24"/>
+                <w:szCs w:val="24"/>
+              </w:rPr>
+            </w:pPr>
+            <w:r>
+              <w:rPr>
+                <w:sz w:val="24"/>
+                <w:szCs w:val="24"/>
+              </w:rPr>
+              <w:t>SMTP</w:t>
+            </w:r>
+          </w:p>
+        </w:tc>
+        <w:tc>
+          <w:tcPr>
+            <w:tcW w:w="2423" w:type="dxa"/>
+          </w:tcPr>
+          <w:p>
+            <w:pPr>
+              <w:spacing w:before="0" w:line="240" w:lineRule="auto"/>
+              <w:rPr>
+                <w:sz w:val="24"/>
+                <w:szCs w:val="24"/>
+              </w:rPr>
+            </w:pPr>
+            <w:r>
+              <w:rPr>
+                <w:sz w:val="24"/>
+                <w:szCs w:val="24"/>
+              </w:rPr>
+              <w:t>JavaMailSender</w:t>
+            </w:r>
+          </w:p>
+        </w:tc>
+        <w:tc>
+          <w:tcPr>
+            <w:tcW w:w="4514" w:type="dxa"/>
+          </w:tcPr>
+          <w:p>
+            <w:pPr>
+              <w:spacing w:before="0" w:line="240" w:lineRule="auto"/>
+              <w:rPr>
+                <w:sz w:val="24"/>
+                <w:szCs w:val="24"/>
+              </w:rPr>
+            </w:pPr>
+            <w:r>
+              <w:rPr>
+                <w:sz w:val="24"/>
+                <w:szCs w:val="24"/>
+              </w:rPr>
+              <w:t>Gửi email cảnh báo vượt ngân sách, lời mời chia sẻ tài khoản</w:t>
+            </w:r>
+          </w:p>
+        </w:tc>
+      </w:tr>
+      <w:tr>
+        <w:tc>
+          <w:tcPr>
+            <w:tcW w:w="2423" w:type="dxa"/>
+          </w:tcPr>
+          <w:p>
+            <w:pPr>
+              <w:spacing w:before="0" w:line="240" w:lineRule="auto"/>
+              <w:rPr>
+                <w:sz w:val="24"/>
+                <w:szCs w:val="24"/>
+              </w:rPr>
+            </w:pPr>
+            <w:r>
+              <w:rPr>
+                <w:sz w:val="24"/>
+                <w:szCs w:val="24"/>
+              </w:rPr>
+              <w:t>OpenAI API</w:t>
+            </w:r>
+          </w:p>
+        </w:tc>
+        <w:tc>
+          <w:tcPr>
+            <w:tcW w:w="2423" w:type="dxa"/>
+          </w:tcPr>
+          <w:p>
+            <w:pPr>
+              <w:spacing w:before="0" w:line="240" w:lineRule="auto"/>
+              <w:rPr>
+                <w:sz w:val="24"/>
+                <w:szCs w:val="24"/>
+              </w:rPr>
+            </w:pPr>
+            <w:r>
+              <w:rPr>
+                <w:sz w:val="24"/>
+                <w:szCs w:val="24"/>
+              </w:rPr>
+              <w:t>REST API</w:t>
+            </w:r>
+          </w:p>
+        </w:tc>
+        <w:tc>
+          <w:tcPr>
+            <w:tcW w:w="4514" w:type="dxa"/>
+          </w:tcPr>
+          <w:p>
+            <w:pPr>
+              <w:spacing w:before="0" w:line="240" w:lineRule="auto"/>
+              <w:rPr>
+                <w:sz w:val="24"/>
+                <w:szCs w:val="24"/>
+              </w:rPr>
+            </w:pPr>
+            <w:r>
+              <w:rPr>
+                <w:sz w:val="24"/>
+                <w:szCs w:val="24"/>
+              </w:rPr>
+              <w:t>Sinh nhận xét thói quen chi tiêu từ dữ liệu tổng hợp (UC-05, FR-03)</w:t>
+            </w:r>
+          </w:p>
+        </w:tc>
+      </w:tr>
+      <w:tr>
+        <w:tc>
+          <w:tcPr>
+            <w:tcW w:w="2423" w:type="dxa"/>
+          </w:tcPr>
+          <w:p>
+            <w:pPr>
+              <w:spacing w:before="0" w:line="240" w:lineRule="auto"/>
+              <w:rPr>
+                <w:sz w:val="24"/>
+                <w:szCs w:val="24"/>
+              </w:rPr>
+            </w:pPr>
+            <w:r>
+              <w:rPr>
+                <w:sz w:val="24"/>
+                <w:szCs w:val="24"/>
+              </w:rPr>
+              <w:t>Docker</w:t>
+            </w:r>
+          </w:p>
+        </w:tc>
+        <w:tc>
+          <w:tcPr>
+            <w:tcW w:w="2423" w:type="dxa"/>
+          </w:tcPr>
+          <w:p>
+            <w:pPr>
+              <w:spacing w:before="0" w:line="240" w:lineRule="auto"/>
+              <w:rPr>
+                <w:sz w:val="24"/>
+                <w:szCs w:val="24"/>
+              </w:rPr>
+            </w:pPr>
+            <w:r>
+              <w:rPr>
+                <w:sz w:val="24"/>
+                <w:szCs w:val="24"/>
+              </w:rPr>
+              <w:t>Docker / Docker Compose</w:t>
+            </w:r>
+          </w:p>
+        </w:tc>
+        <w:tc>
+          <w:tcPr>
+            <w:tcW w:w="4514" w:type="dxa"/>
+          </w:tcPr>
+          <w:p>
+            <w:pPr>
+              <w:spacing w:before="0" w:line="240" w:lineRule="auto"/>
+              <w:rPr>
+                <w:sz w:val="24"/>
+                <w:szCs w:val="24"/>
+              </w:rPr>
+            </w:pPr>
+            <w:r>
+              <w:rPr>
+                <w:sz w:val="24"/>
+                <w:szCs w:val="24"/>
+              </w:rPr>
+              <w:t>Đóng gói và triển khai toàn bộ hệ thống nhất quán giữa môi trường dev và demo</w:t>
+            </w:r>
+          </w:p>
+        </w:tc>
+      </w:tr>
+    </w:tbl>
+    <w:p>
+      <w:pPr>
+        <w:keepNext/>
+        <w:rPr>
+          <w:sz w:val="26"/>
+          <w:szCs w:val="26"/>
+        </w:rPr>
+      </w:pPr>
+    </w:p>
+    <w:p>
+      <w:pPr>
+        <w:pStyle w:val="Caption"/>
+        <w:jc w:val="center"/>
+      </w:pPr>
+      <w:r>
+        <w:rPr>
+          <w:noProof/>
+        </w:rPr>
+        <w:drawing>
+          <wp:inline distT="0" distB="0" distL="0" distR="0" wp14:anchorId="73768AD8" wp14:editId="55287268">
+            <wp:extent cx="5547995" cy="4145915"/>
+            <wp:effectExtent l="0" t="0" r="0" b="6985"/>
+            <wp:docPr id="21" name="Picture 21"/>
+            <wp:cNvGraphicFramePr>
+              <a:graphicFrameLocks xmlns:a="http://schemas.openxmlformats.org/drawingml/2006/main" noChangeAspect="1"/>
+            </wp:cNvGraphicFramePr>
+            <a:graphic xmlns:a="http://schemas.openxmlformats.org/drawingml/2006/main">
+              <a:graphicData uri="http://schemas.openxmlformats.org/drawingml/2006/picture">
+                <pic:pic xmlns:pic="http://schemas.openxmlformats.org/drawingml/2006/picture">
+                  <pic:nvPicPr>
+                    <pic:cNvPr id="0" name="Picture 1"/>
+                    <pic:cNvPicPr>
+                      <a:picLocks noChangeAspect="1" noChangeArrowheads="1"/>
+                    </pic:cNvPicPr>
+                  </pic:nvPicPr>
+                  <pic:blipFill>
+                    <a:blip r:embed="rId10">
+                      <a:extLst>
+                        <a:ext uri="{28A0092B-C50C-407E-A947-70E740481C1C}">
+                          <a14:useLocalDpi xmlns:a14="http://schemas.microsoft.com/office/drawing/2010/main" val="0"/>
+                        </a:ext>
+                      </a:extLst>
+                    </a:blip>
+                    <a:srcRect/>
+                    <a:stretch>
+                      <a:fillRect/>
+                    </a:stretch>
+                  </pic:blipFill>
+                  <pic:spPr bwMode="auto">
+                    <a:xfrm>
+                      <a:off x="0" y="0"/>
+                      <a:ext cx="5547995" cy="4145915"/>
+                    </a:xfrm>
+                    <a:prstGeom prst="rect">
+                      <a:avLst/>
+                    </a:prstGeom>
+                    <a:noFill/>
+                    <a:ln>
+                      <a:noFill/>
+                    </a:ln>
+                  </pic:spPr>
+                </pic:pic>
+              </a:graphicData>
+            </a:graphic>
+          </wp:inline>
+        </w:drawing>
+      </w:r>
+    </w:p>
+    <w:p>
+      <w:pPr>
+        <w:pStyle w:val="Caption"/>
+        <w:jc w:val="center"/>
+      </w:pPr>
+      <w:r>
+        <w:t xml:space="preserve">Hình </w:t>
+      </w:r>
+      <w:r>
+        <w:fldChar w:fldCharType="begin"/>
+      </w:r>
+      <w:r>
+        <w:instrText xml:space="preserve"> SEQ Hình \* ARABIC </w:instrText>
+      </w:r>
+      <w:r>
+        <w:fldChar w:fldCharType="separate"/>
+      </w:r>
+      <w:r>
+        <w:rPr>
+          <w:noProof/>
+        </w:rPr>
+        <w:t>1</w:t>
+      </w:r>
+      <w:r>
+        <w:rPr>
+          <w:noProof/>
+        </w:rPr>
+        <w:fldChar w:fldCharType="end"/>
+      </w:r>
+      <w:r>
+        <w:t>. Kiến trúc hệ thống</w:t>
+      </w:r>
+    </w:p>
+    <w:p>
+      <w:pPr>
+        <w:pStyle w:val="Heading2"/>
+        <w:rPr>
+          <w:b/>
+          <w:bCs/>
+        </w:rPr>
+      </w:pPr>
+      <w:r>
+        <w:rPr>
+          <w:b/>
+          <w:bCs/>
+          <w:color w:val="auto"/>
+        </w:rPr>
+        <w:t>3.</w:t>
+      </w:r>
+      <w:r>
+        <w:rPr>
+          <w:b/>
+          <w:bCs/>
+          <w:color w:val="auto"/>
+        </w:rPr>
+        <w:t>3</w:t>
+      </w:r>
+      <w:r>
+        <w:rPr>
+          <w:b/>
+          <w:bCs/>
+          <w:color w:val="auto"/>
+        </w:rPr>
+        <w:t>. Phân tích thiết kế</w:t>
       </w:r>
       <w:bookmarkEnd w:id="37"/>
     </w:p>
@@ -10351,7 +11259,27 @@
           <w:sz w:val="26"/>
           <w:szCs w:val="26"/>
         </w:rPr>
-        <w:t>3.2.1. Sơ đồ use case tổng quát</w:t>
+        <w:t>3.</w:t>
+      </w:r>
+      <w:r>
+        <w:rPr>
+          <w:b/>
+          <w:bCs/>
+          <w:color w:val="auto"/>
+          <w:sz w:val="26"/>
+          <w:szCs w:val="26"/>
+        </w:rPr>
+        <w:t>3</w:t>
+      </w:r>
+      <w:r>
+        <w:rPr>
+          <w:b/>
+          <w:bCs/>
+          <w:color w:val="auto"/>
+          <w:sz w:val="26"/>
+          <w:szCs w:val="26"/>
+        </w:rPr>
+        <w:t>.1. Sơ đồ use case tổng quát</w:t>
       </w:r>
       <w:bookmarkEnd w:id="38"/>
     </w:p>
@@ -10384,7 +11312,7 @@
                     </pic:cNvPicPr>
                   </pic:nvPicPr>
                   <pic:blipFill>
-                    <a:blip r:embed="rId10">
+                    <a:blip r:embed="rId11">
                       <a:extLst>
                         <a:ext uri="{28A0092B-C50C-407E-A947-70E740481C1C}">
                           <a14:useLocalDpi xmlns:a14="http://schemas.microsoft.com/office/drawing/2010/main" val="0"/>
@@ -10466,7 +11394,7 @@
           <w:sz w:val="26"/>
           <w:szCs w:val="26"/>
         </w:rPr>
-        <w:t>1</w:t>
+        <w:t>2</w:t>
       </w:r>
       <w:r>
         <w:rPr>
@@ -12370,7 +13298,27 @@
           <w:sz w:val="26"/>
           <w:szCs w:val="26"/>
         </w:rPr>
-        <w:t>3.2.2. Đặc tả use case</w:t>
+        <w:t>3.</w:t>
+      </w:r>
+      <w:r>
+        <w:rPr>
+          <w:b/>
+          <w:bCs/>
+          <w:color w:val="auto"/>
+          <w:sz w:val="26"/>
+          <w:szCs w:val="26"/>
+        </w:rPr>
+        <w:t>3</w:t>
+      </w:r>
+      <w:r>
+        <w:rPr>
+          <w:b/>
+          <w:bCs/>
+          <w:color w:val="auto"/>
+          <w:sz w:val="26"/>
+          <w:szCs w:val="26"/>
+        </w:rPr>
+        <w:t>.2. Đặc tả use case</w:t>
       </w:r>
       <w:bookmarkEnd w:id="41"/>
     </w:p>
@@ -12393,178 +13341,605 @@
         <w:t>UC-01: Đăng nhập</w:t>
       </w:r>
     </w:p>
-    <w:p>
-      <w:pPr>
-        <w:rPr>
-          <w:sz w:val="26"/>
-          <w:szCs w:val="26"/>
-        </w:rPr>
-      </w:pPr>
-      <w:r>
-        <w:rPr>
-          <w:sz w:val="26"/>
-          <w:szCs w:val="26"/>
-        </w:rPr>
-        <w:t>Mô tả: Cho phép các actor (Cá nhân, Admin) xác thực vào hệ thống bằng tài khoản nội bộ hoặc qua Google</w:t>
-      </w:r>
-    </w:p>
-    <w:p>
-      <w:pPr>
-        <w:rPr>
-          <w:sz w:val="26"/>
-          <w:szCs w:val="26"/>
-        </w:rPr>
-      </w:pPr>
-      <w:r>
-        <w:rPr>
-          <w:sz w:val="26"/>
-          <w:szCs w:val="26"/>
-        </w:rPr>
-        <w:t>Actor chính: Người dùng (Cá nhân, Gia đình, Admin)</w:t>
-      </w:r>
-    </w:p>
-    <w:p>
-      <w:pPr>
-        <w:rPr>
-          <w:sz w:val="26"/>
-          <w:szCs w:val="26"/>
-        </w:rPr>
-      </w:pPr>
-      <w:r>
-        <w:rPr>
-          <w:sz w:val="26"/>
-          <w:szCs w:val="26"/>
-        </w:rPr>
-        <w:t>Actor phụ: Google</w:t>
-      </w:r>
-      <w:r>
-        <w:rPr>
-          <w:sz w:val="26"/>
-          <w:szCs w:val="26"/>
-        </w:rPr>
-        <w:t>.</w:t>
-      </w:r>
-    </w:p>
-    <w:p>
-      <w:pPr>
-        <w:rPr>
-          <w:sz w:val="26"/>
-          <w:szCs w:val="26"/>
-        </w:rPr>
-      </w:pPr>
-      <w:r>
-        <w:rPr>
-          <w:sz w:val="26"/>
-          <w:szCs w:val="26"/>
-        </w:rPr>
-        <w:t>Tiền điều kiện: Người dùng đã có tài khoản trong hệ thống</w:t>
-      </w:r>
-    </w:p>
-    <w:p>
-      <w:pPr>
-        <w:rPr>
-          <w:sz w:val="26"/>
-          <w:szCs w:val="26"/>
-        </w:rPr>
-      </w:pPr>
-      <w:r>
-        <w:rPr>
-          <w:sz w:val="26"/>
-          <w:szCs w:val="26"/>
-        </w:rPr>
-        <w:t>Hậu điều kiện: Người dùng được cấp phiên đăng nhập (JWT) và truy cập chức năng theo vai trò</w:t>
-      </w:r>
-    </w:p>
-    <w:p>
-      <w:pPr>
-        <w:rPr>
-          <w:sz w:val="26"/>
-          <w:szCs w:val="26"/>
-        </w:rPr>
-      </w:pPr>
-      <w:r>
-        <w:rPr>
-          <w:sz w:val="26"/>
-          <w:szCs w:val="26"/>
-        </w:rPr>
-        <w:t>Luồng hoạt động chính:</w:t>
-      </w:r>
-      <w:r>
-        <w:rPr>
-          <w:sz w:val="26"/>
-          <w:szCs w:val="26"/>
-        </w:rPr>
-        <w:br/>
-        <w:t>B1: Người dùng chọn đăng nhập nội bộ hoặc qua Google</w:t>
-      </w:r>
-      <w:r>
-        <w:rPr>
-          <w:sz w:val="26"/>
-          <w:szCs w:val="26"/>
-        </w:rPr>
-        <w:t xml:space="preserve"> </w:t>
-      </w:r>
-      <w:r>
-        <w:rPr>
-          <w:sz w:val="26"/>
-          <w:szCs w:val="26"/>
-        </w:rPr>
-        <w:br/>
-        <w:t xml:space="preserve">B2: Hệ thống yêu cầu nhập username/mật khẩu hoặc OAuth (Google) </w:t>
-      </w:r>
-      <w:r>
-        <w:rPr>
-          <w:sz w:val="26"/>
-          <w:szCs w:val="26"/>
-        </w:rPr>
-        <w:br/>
-        <w:t>B3: Hệ thống kiểm tra thông tin đăng nhập</w:t>
-      </w:r>
-      <w:r>
-        <w:rPr>
-          <w:sz w:val="26"/>
-          <w:szCs w:val="26"/>
-        </w:rPr>
-        <w:br/>
-        <w:t>B4: Hệ thống cấp token và chuyển vào trang chính theo vai trò</w:t>
-      </w:r>
-      <w:r>
-        <w:rPr>
-          <w:sz w:val="26"/>
-          <w:szCs w:val="26"/>
-        </w:rPr>
-        <w:br/>
-        <w:t>B5: Kết thúc</w:t>
-      </w:r>
-    </w:p>
-    <w:p>
-      <w:pPr>
-        <w:rPr>
-          <w:sz w:val="26"/>
-          <w:szCs w:val="26"/>
-        </w:rPr>
-      </w:pPr>
-      <w:r>
-        <w:rPr>
-          <w:sz w:val="26"/>
-          <w:szCs w:val="26"/>
-        </w:rPr>
-        <w:t>Luồng thay thế: B3.1: Nếu sai mật khẩu, thông báo lỗi và quay lại B2</w:t>
-      </w:r>
-    </w:p>
-    <w:p>
-      <w:pPr>
-        <w:rPr>
-          <w:sz w:val="26"/>
-          <w:szCs w:val="26"/>
-        </w:rPr>
-      </w:pPr>
-      <w:r>
-        <w:rPr>
-          <w:sz w:val="26"/>
-          <w:szCs w:val="26"/>
-        </w:rPr>
-        <w:t>Luồng ngoại lệ: Nếu hệ thống OAuth (Google) không phản hồi, thông báo lỗi và cho phép đăng nhập nội bộ thay thế</w:t>
+    <w:tbl>
+      <w:tblPr>
+        <w:tblW w:w="5000" w:type="pct"/>
+        <w:tblBorders>
+          <w:top w:val="single" w:sz="4" w:space="0" w:color="auto"/>
+          <w:left w:val="single" w:sz="4" w:space="0" w:color="auto"/>
+          <w:bottom w:val="single" w:sz="4" w:space="0" w:color="auto"/>
+          <w:right w:val="single" w:sz="4" w:space="0" w:color="auto"/>
+          <w:insideH w:val="single" w:sz="4" w:space="0" w:color="auto"/>
+          <w:insideV w:val="single" w:sz="4" w:space="0" w:color="auto"/>
+        </w:tblBorders>
+        <w:tblLayout w:type="fixed"/>
+        <w:tblCellMar>
+          <w:top w:w="80" w:type="dxa"/>
+          <w:left w:w="120" w:type="dxa"/>
+          <w:bottom w:w="80" w:type="dxa"/>
+          <w:right w:w="120" w:type="dxa"/>
+        </w:tblCellMar>
+        <w:tblLook w:val="04A0" w:firstRow="1" w:lastRow="0" w:firstColumn="1" w:lastColumn="0" w:noHBand="0" w:noVBand="1"/>
+      </w:tblPr>
+      <w:tblGrid>
+        <w:gridCol w:w="2350"/>
+        <w:gridCol w:w="6377"/>
+      </w:tblGrid>
+      <w:tr>
+        <w:trPr>
+          <w:tblHeader/>
+        </w:trPr>
+        <w:tc>
+          <w:tcPr>
+            <w:tcW w:w="2511" w:type="dxa"/>
+          </w:tcPr>
+          <w:p>
+            <w:pPr>
+              <w:spacing w:before="0" w:line="240" w:lineRule="auto"/>
+              <w:rPr>
+                <w:sz w:val="24"/>
+                <w:szCs w:val="24"/>
+              </w:rPr>
+            </w:pPr>
+            <w:r>
+              <w:rPr>
+                <w:b/>
+                <w:bCs/>
+                <w:sz w:val="24"/>
+                <w:szCs w:val="24"/>
+              </w:rPr>
+              <w:t>Mục</w:t>
+            </w:r>
+          </w:p>
+        </w:tc>
+        <w:tc>
+          <w:tcPr>
+            <w:tcW w:w="6849" w:type="dxa"/>
+          </w:tcPr>
+          <w:p>
+            <w:pPr>
+              <w:spacing w:before="0" w:line="240" w:lineRule="auto"/>
+              <w:rPr>
+                <w:sz w:val="24"/>
+                <w:szCs w:val="24"/>
+              </w:rPr>
+            </w:pPr>
+            <w:r>
+              <w:rPr>
+                <w:b/>
+                <w:bCs/>
+                <w:sz w:val="24"/>
+                <w:szCs w:val="24"/>
+              </w:rPr>
+              <w:t>Nội dung</w:t>
+            </w:r>
+          </w:p>
+        </w:tc>
+      </w:tr>
+      <w:tr>
+        <w:tc>
+          <w:tcPr>
+            <w:tcW w:w="2511" w:type="dxa"/>
+          </w:tcPr>
+          <w:p>
+            <w:pPr>
+              <w:spacing w:before="0" w:line="240" w:lineRule="auto"/>
+              <w:rPr>
+                <w:sz w:val="24"/>
+                <w:szCs w:val="24"/>
+              </w:rPr>
+            </w:pPr>
+            <w:r>
+              <w:rPr>
+                <w:b/>
+                <w:bCs/>
+                <w:sz w:val="24"/>
+                <w:szCs w:val="24"/>
+              </w:rPr>
+              <w:t>Mô tả</w:t>
+            </w:r>
+          </w:p>
+        </w:tc>
+        <w:tc>
+          <w:tcPr>
+            <w:tcW w:w="6849" w:type="dxa"/>
+          </w:tcPr>
+          <w:p>
+            <w:pPr>
+              <w:spacing w:before="0" w:line="240" w:lineRule="auto"/>
+              <w:rPr>
+                <w:sz w:val="24"/>
+                <w:szCs w:val="24"/>
+              </w:rPr>
+            </w:pPr>
+            <w:r>
+              <w:rPr>
+                <w:sz w:val="24"/>
+                <w:szCs w:val="24"/>
+              </w:rPr>
+              <w:t>Cho phép các actor (Cá nhân, Admin) xác thực vào hệ thống bằng tài khoản nội bộ hoặc qua Google</w:t>
+            </w:r>
+          </w:p>
+        </w:tc>
+      </w:tr>
+      <w:tr>
+        <w:tc>
+          <w:tcPr>
+            <w:tcW w:w="2511" w:type="dxa"/>
+          </w:tcPr>
+          <w:p>
+            <w:pPr>
+              <w:spacing w:before="0" w:line="240" w:lineRule="auto"/>
+              <w:rPr>
+                <w:sz w:val="24"/>
+                <w:szCs w:val="24"/>
+              </w:rPr>
+            </w:pPr>
+            <w:r>
+              <w:rPr>
+                <w:b/>
+                <w:bCs/>
+                <w:sz w:val="24"/>
+                <w:szCs w:val="24"/>
+              </w:rPr>
+              <w:t>Actor chính</w:t>
+            </w:r>
+          </w:p>
+        </w:tc>
+        <w:tc>
+          <w:tcPr>
+            <w:tcW w:w="6849" w:type="dxa"/>
+          </w:tcPr>
+          <w:p>
+            <w:pPr>
+              <w:spacing w:before="0" w:line="240" w:lineRule="auto"/>
+              <w:rPr>
+                <w:sz w:val="24"/>
+                <w:szCs w:val="24"/>
+              </w:rPr>
+            </w:pPr>
+            <w:r>
+              <w:rPr>
+                <w:sz w:val="24"/>
+                <w:szCs w:val="24"/>
+              </w:rPr>
+              <w:t>Người dùng (Cá nhân, Gia đình, Admin)</w:t>
+            </w:r>
+          </w:p>
+        </w:tc>
+      </w:tr>
+      <w:tr>
+        <w:tc>
+          <w:tcPr>
+            <w:tcW w:w="2511" w:type="dxa"/>
+          </w:tcPr>
+          <w:p>
+            <w:pPr>
+              <w:spacing w:before="0" w:line="240" w:lineRule="auto"/>
+              <w:rPr>
+                <w:sz w:val="24"/>
+                <w:szCs w:val="24"/>
+              </w:rPr>
+            </w:pPr>
+            <w:r>
+              <w:rPr>
+                <w:b/>
+                <w:bCs/>
+                <w:sz w:val="24"/>
+                <w:szCs w:val="24"/>
+              </w:rPr>
+              <w:t>Actor phụ</w:t>
+            </w:r>
+          </w:p>
+        </w:tc>
+        <w:tc>
+          <w:tcPr>
+            <w:tcW w:w="6849" w:type="dxa"/>
+          </w:tcPr>
+          <w:p>
+            <w:pPr>
+              <w:spacing w:before="0" w:line="240" w:lineRule="auto"/>
+              <w:rPr>
+                <w:sz w:val="24"/>
+                <w:szCs w:val="24"/>
+              </w:rPr>
+            </w:pPr>
+            <w:r>
+              <w:rPr>
+                <w:sz w:val="24"/>
+                <w:szCs w:val="24"/>
+              </w:rPr>
+              <w:t>Google.</w:t>
+            </w:r>
+          </w:p>
+        </w:tc>
+      </w:tr>
+      <w:tr>
+        <w:tc>
+          <w:tcPr>
+            <w:tcW w:w="2511" w:type="dxa"/>
+          </w:tcPr>
+          <w:p>
+            <w:pPr>
+              <w:spacing w:before="0" w:line="240" w:lineRule="auto"/>
+              <w:rPr>
+                <w:sz w:val="24"/>
+                <w:szCs w:val="24"/>
+              </w:rPr>
+            </w:pPr>
+            <w:r>
+              <w:rPr>
+                <w:b/>
+                <w:bCs/>
+                <w:sz w:val="24"/>
+                <w:szCs w:val="24"/>
+              </w:rPr>
+              <w:t>Tiền điều kiện</w:t>
+            </w:r>
+          </w:p>
+        </w:tc>
+        <w:tc>
+          <w:tcPr>
+            <w:tcW w:w="6849" w:type="dxa"/>
+          </w:tcPr>
+          <w:p>
+            <w:pPr>
+              <w:spacing w:before="0" w:line="240" w:lineRule="auto"/>
+              <w:rPr>
+                <w:sz w:val="24"/>
+                <w:szCs w:val="24"/>
+              </w:rPr>
+            </w:pPr>
+            <w:r>
+              <w:rPr>
+                <w:sz w:val="24"/>
+                <w:szCs w:val="24"/>
+              </w:rPr>
+              <w:t>Người dùng đã có tài khoản trong hệ thống</w:t>
+            </w:r>
+          </w:p>
+        </w:tc>
+      </w:tr>
+      <w:tr>
+        <w:tc>
+          <w:tcPr>
+            <w:tcW w:w="2511" w:type="dxa"/>
+          </w:tcPr>
+          <w:p>
+            <w:pPr>
+              <w:spacing w:before="0" w:line="240" w:lineRule="auto"/>
+              <w:rPr>
+                <w:sz w:val="24"/>
+                <w:szCs w:val="24"/>
+              </w:rPr>
+            </w:pPr>
+            <w:r>
+              <w:rPr>
+                <w:b/>
+                <w:bCs/>
+                <w:sz w:val="24"/>
+                <w:szCs w:val="24"/>
+              </w:rPr>
+              <w:t>Hậu điều kiện</w:t>
+            </w:r>
+          </w:p>
+        </w:tc>
+        <w:tc>
+          <w:tcPr>
+            <w:tcW w:w="6849" w:type="dxa"/>
+          </w:tcPr>
+          <w:p>
+            <w:pPr>
+              <w:spacing w:before="0" w:line="240" w:lineRule="auto"/>
+              <w:rPr>
+                <w:sz w:val="24"/>
+                <w:szCs w:val="24"/>
+              </w:rPr>
+            </w:pPr>
+            <w:r>
+              <w:rPr>
+                <w:sz w:val="24"/>
+                <w:szCs w:val="24"/>
+              </w:rPr>
+              <w:t>Người dùng được cấp phiên đăng nhập (JWT) và truy cập chức năng theo vai trò</w:t>
+            </w:r>
+          </w:p>
+        </w:tc>
+      </w:tr>
+      <w:tr>
+        <w:tc>
+          <w:tcPr>
+            <w:tcW w:w="2511" w:type="dxa"/>
+          </w:tcPr>
+          <w:p>
+            <w:pPr>
+              <w:spacing w:before="0" w:line="240" w:lineRule="auto"/>
+              <w:rPr>
+                <w:sz w:val="24"/>
+                <w:szCs w:val="24"/>
+              </w:rPr>
+            </w:pPr>
+            <w:r>
+              <w:rPr>
+                <w:b/>
+                <w:bCs/>
+                <w:sz w:val="24"/>
+                <w:szCs w:val="24"/>
+              </w:rPr>
+              <w:t>Luồng hoạt động chính</w:t>
+            </w:r>
+          </w:p>
+        </w:tc>
+        <w:tc>
+          <w:tcPr>
+            <w:tcW w:w="6849" w:type="dxa"/>
+          </w:tcPr>
+          <w:p>
+            <w:pPr>
+              <w:spacing w:before="0" w:line="240" w:lineRule="auto"/>
+              <w:rPr>
+                <w:sz w:val="24"/>
+                <w:szCs w:val="24"/>
+              </w:rPr>
+            </w:pPr>
+            <w:r>
+              <w:rPr>
+                <w:b/>
+                <w:bCs/>
+                <w:sz w:val="24"/>
+                <w:szCs w:val="24"/>
+              </w:rPr>
+              <w:t>B1:</w:t>
+            </w:r>
+            <w:r>
+              <w:rPr>
+                <w:sz w:val="24"/>
+                <w:szCs w:val="24"/>
+              </w:rPr>
+              <w:t xml:space="preserve"> Người dùng chọn đăng nhập nội bộ hoặc qua Google</w:t>
+            </w:r>
+          </w:p>
+          <w:p>
+            <w:pPr>
+              <w:spacing w:before="0" w:line="240" w:lineRule="auto"/>
+              <w:rPr>
+                <w:sz w:val="24"/>
+                <w:szCs w:val="24"/>
+              </w:rPr>
+            </w:pPr>
+            <w:r>
+              <w:rPr>
+                <w:b/>
+                <w:bCs/>
+                <w:sz w:val="24"/>
+                <w:szCs w:val="24"/>
+              </w:rPr>
+              <w:t>B2:</w:t>
+            </w:r>
+            <w:r>
+              <w:rPr>
+                <w:sz w:val="24"/>
+                <w:szCs w:val="24"/>
+              </w:rPr>
+              <w:t xml:space="preserve"> Hệ thống yêu cầu nhập username/mật khẩu hoặc OAuth (Google)</w:t>
+            </w:r>
+          </w:p>
+          <w:p>
+            <w:pPr>
+              <w:spacing w:before="0" w:line="240" w:lineRule="auto"/>
+              <w:rPr>
+                <w:sz w:val="24"/>
+                <w:szCs w:val="24"/>
+              </w:rPr>
+            </w:pPr>
+            <w:r>
+              <w:rPr>
+                <w:b/>
+                <w:bCs/>
+                <w:sz w:val="24"/>
+                <w:szCs w:val="24"/>
+              </w:rPr>
+              <w:t>B3:</w:t>
+            </w:r>
+            <w:r>
+              <w:rPr>
+                <w:sz w:val="24"/>
+                <w:szCs w:val="24"/>
+              </w:rPr>
+              <w:t xml:space="preserve"> Hệ thống kiểm tra thông tin đăng nhập</w:t>
+            </w:r>
+          </w:p>
+          <w:p>
+            <w:pPr>
+              <w:spacing w:before="0" w:line="240" w:lineRule="auto"/>
+              <w:rPr>
+                <w:sz w:val="24"/>
+                <w:szCs w:val="24"/>
+              </w:rPr>
+            </w:pPr>
+            <w:r>
+              <w:rPr>
+                <w:b/>
+                <w:bCs/>
+                <w:sz w:val="24"/>
+                <w:szCs w:val="24"/>
+              </w:rPr>
+              <w:t>B4:</w:t>
+            </w:r>
+            <w:r>
+              <w:rPr>
+                <w:sz w:val="24"/>
+                <w:szCs w:val="24"/>
+              </w:rPr>
+              <w:t xml:space="preserve"> Hệ thống cấp token và chuyển vào trang chính theo vai trò</w:t>
+            </w:r>
+          </w:p>
+          <w:p>
+            <w:pPr>
+              <w:spacing w:before="0" w:line="240" w:lineRule="auto"/>
+              <w:rPr>
+                <w:sz w:val="24"/>
+                <w:szCs w:val="24"/>
+              </w:rPr>
+            </w:pPr>
+            <w:r>
+              <w:rPr>
+                <w:b/>
+                <w:bCs/>
+                <w:sz w:val="24"/>
+                <w:szCs w:val="24"/>
+              </w:rPr>
+              <w:t>B5:</w:t>
+            </w:r>
+            <w:r>
+              <w:rPr>
+                <w:sz w:val="24"/>
+                <w:szCs w:val="24"/>
+              </w:rPr>
+              <w:t xml:space="preserve"> Kết thúc</w:t>
+            </w:r>
+          </w:p>
+        </w:tc>
+      </w:tr>
+      <w:tr>
+        <w:tc>
+          <w:tcPr>
+            <w:tcW w:w="2511" w:type="dxa"/>
+          </w:tcPr>
+          <w:p>
+            <w:pPr>
+              <w:spacing w:before="0" w:line="240" w:lineRule="auto"/>
+              <w:rPr>
+                <w:sz w:val="24"/>
+                <w:szCs w:val="24"/>
+              </w:rPr>
+            </w:pPr>
+            <w:r>
+              <w:rPr>
+                <w:b/>
+                <w:bCs/>
+                <w:sz w:val="24"/>
+                <w:szCs w:val="24"/>
+              </w:rPr>
+              <w:t>Luồng thay thế</w:t>
+            </w:r>
+          </w:p>
+        </w:tc>
+        <w:tc>
+          <w:tcPr>
+            <w:tcW w:w="6849" w:type="dxa"/>
+          </w:tcPr>
+          <w:p>
+            <w:pPr>
+              <w:spacing w:before="0" w:line="240" w:lineRule="auto"/>
+              <w:rPr>
+                <w:sz w:val="24"/>
+                <w:szCs w:val="24"/>
+              </w:rPr>
+            </w:pPr>
+            <w:r>
+              <w:rPr>
+                <w:b/>
+                <w:bCs/>
+                <w:sz w:val="24"/>
+                <w:szCs w:val="24"/>
+              </w:rPr>
+              <w:t>B3.1:</w:t>
+            </w:r>
+            <w:r>
+              <w:rPr>
+                <w:sz w:val="24"/>
+                <w:szCs w:val="24"/>
+              </w:rPr>
+              <w:t xml:space="preserve"> Nếu sai mật khẩu, thông báo lỗi và quay lại B2</w:t>
+            </w:r>
+          </w:p>
+        </w:tc>
+      </w:tr>
+      <w:tr>
+        <w:tc>
+          <w:tcPr>
+            <w:tcW w:w="2511" w:type="dxa"/>
+          </w:tcPr>
+          <w:p>
+            <w:pPr>
+              <w:spacing w:before="0" w:line="240" w:lineRule="auto"/>
+              <w:rPr>
+                <w:sz w:val="24"/>
+                <w:szCs w:val="24"/>
+              </w:rPr>
+            </w:pPr>
+            <w:r>
+              <w:rPr>
+                <w:b/>
+                <w:bCs/>
+                <w:sz w:val="24"/>
+                <w:szCs w:val="24"/>
+              </w:rPr>
+              <w:t>Luồng ngoại lệ</w:t>
+            </w:r>
+          </w:p>
+        </w:tc>
+        <w:tc>
+          <w:tcPr>
+            <w:tcW w:w="6849" w:type="dxa"/>
+          </w:tcPr>
+          <w:p>
+            <w:pPr>
+              <w:spacing w:before="0" w:line="240" w:lineRule="auto"/>
+              <w:rPr>
+                <w:sz w:val="24"/>
+                <w:szCs w:val="24"/>
+              </w:rPr>
+            </w:pPr>
+            <w:r>
+              <w:rPr>
+                <w:sz w:val="24"/>
+                <w:szCs w:val="24"/>
+              </w:rPr>
+              <w:t>Nếu hệ thống OAuth (Google) không phản hồi, thông báo lỗi và cho phép đăng nhập nội bộ thay thế</w:t>
+            </w:r>
+          </w:p>
+        </w:tc>
+      </w:tr>
+    </w:tbl>
+    <w:p>
+      <w:pPr>
+        <w:pStyle w:val="Caption"/>
+        <w:jc w:val="center"/>
+        <w:rPr>
+          <w:b/>
+          <w:bCs/>
+          <w:sz w:val="26"/>
+          <w:szCs w:val="26"/>
+        </w:rPr>
+      </w:pPr>
+      <w:r>
+        <w:t xml:space="preserve">Bảng </w:t>
+      </w:r>
+      <w:r>
+        <w:fldChar w:fldCharType="begin"/>
+      </w:r>
+      <w:r>
+        <w:instrText xml:space="preserve"> SEQ Bảng \* ARABIC </w:instrText>
+      </w:r>
+      <w:r>
+        <w:fldChar w:fldCharType="separate"/>
+      </w:r>
+      <w:r>
+        <w:rPr>
+          <w:noProof/>
+        </w:rPr>
+        <w:t>5</w:t>
+      </w:r>
+      <w:r>
+        <w:rPr>
+          <w:noProof/>
+        </w:rPr>
+        <w:fldChar w:fldCharType="end"/>
+      </w:r>
+      <w:r>
+        <w:t>. Đặc tả uc đăng nhập</w:t>
       </w:r>
     </w:p>
     <w:p>
@@ -12586,229 +13961,1339 @@
         <w:t>UC-02: Quản lý các phiên giao dịch</w:t>
       </w:r>
     </w:p>
-    <w:p>
-      <w:pPr>
-        <w:rPr>
-          <w:sz w:val="26"/>
-          <w:szCs w:val="26"/>
-        </w:rPr>
-      </w:pPr>
-      <w:r>
-        <w:rPr>
-          <w:sz w:val="26"/>
-          <w:szCs w:val="26"/>
-        </w:rPr>
-        <w:t>Mô tả: Cho phép các actor (Cá nhân, Admin) tạo/sửa/xóa các phiên giao dịch hệ thống</w:t>
-      </w:r>
-    </w:p>
-    <w:p>
-      <w:pPr>
-        <w:rPr>
-          <w:sz w:val="26"/>
-          <w:szCs w:val="26"/>
-        </w:rPr>
-      </w:pPr>
-      <w:r>
-        <w:rPr>
-          <w:sz w:val="26"/>
-          <w:szCs w:val="26"/>
-        </w:rPr>
+    <w:tbl>
+      <w:tblPr>
+        <w:tblW w:w="5000" w:type="pct"/>
+        <w:tblBorders>
+          <w:top w:val="single" w:sz="4" w:space="0" w:color="auto"/>
+          <w:left w:val="single" w:sz="4" w:space="0" w:color="auto"/>
+          <w:bottom w:val="single" w:sz="4" w:space="0" w:color="auto"/>
+          <w:right w:val="single" w:sz="4" w:space="0" w:color="auto"/>
+          <w:insideH w:val="single" w:sz="4" w:space="0" w:color="auto"/>
+          <w:insideV w:val="single" w:sz="4" w:space="0" w:color="auto"/>
+        </w:tblBorders>
+        <w:tblLayout w:type="fixed"/>
+        <w:tblCellMar>
+          <w:top w:w="80" w:type="dxa"/>
+          <w:left w:w="120" w:type="dxa"/>
+          <w:bottom w:w="80" w:type="dxa"/>
+          <w:right w:w="120" w:type="dxa"/>
+        </w:tblCellMar>
+        <w:tblLook w:val="04A0" w:firstRow="1" w:lastRow="0" w:firstColumn="1" w:lastColumn="0" w:noHBand="0" w:noVBand="1"/>
+      </w:tblPr>
+      <w:tblGrid>
+        <w:gridCol w:w="2350"/>
+        <w:gridCol w:w="6377"/>
+      </w:tblGrid>
+      <w:tr>
+        <w:trPr>
+          <w:tblHeader/>
+        </w:trPr>
+        <w:tc>
+          <w:tcPr>
+            <w:tcW w:w="2511" w:type="dxa"/>
+          </w:tcPr>
+          <w:p>
+            <w:pPr>
+              <w:spacing w:before="0" w:line="240" w:lineRule="auto"/>
+              <w:rPr>
+                <w:sz w:val="24"/>
+                <w:szCs w:val="24"/>
+              </w:rPr>
+            </w:pPr>
+            <w:r>
+              <w:rPr>
+                <w:b/>
+                <w:bCs/>
+                <w:sz w:val="24"/>
+                <w:szCs w:val="24"/>
+              </w:rPr>
+              <w:t>Mục</w:t>
+            </w:r>
+          </w:p>
+        </w:tc>
+        <w:tc>
+          <w:tcPr>
+            <w:tcW w:w="6849" w:type="dxa"/>
+          </w:tcPr>
+          <w:p>
+            <w:pPr>
+              <w:spacing w:before="0" w:line="240" w:lineRule="auto"/>
+              <w:rPr>
+                <w:sz w:val="24"/>
+                <w:szCs w:val="24"/>
+              </w:rPr>
+            </w:pPr>
+            <w:r>
+              <w:rPr>
+                <w:b/>
+                <w:bCs/>
+                <w:sz w:val="24"/>
+                <w:szCs w:val="24"/>
+              </w:rPr>
+              <w:t>Nội dung</w:t>
+            </w:r>
+          </w:p>
+        </w:tc>
+      </w:tr>
+      <w:tr>
+        <w:tc>
+          <w:tcPr>
+            <w:tcW w:w="2511" w:type="dxa"/>
+          </w:tcPr>
+          <w:p>
+            <w:pPr>
+              <w:spacing w:before="0" w:line="240" w:lineRule="auto"/>
+              <w:rPr>
+                <w:sz w:val="24"/>
+                <w:szCs w:val="24"/>
+              </w:rPr>
+            </w:pPr>
+            <w:r>
+              <w:rPr>
+                <w:b/>
+                <w:bCs/>
+                <w:sz w:val="24"/>
+                <w:szCs w:val="24"/>
+              </w:rPr>
+              <w:t>Mô tả</w:t>
+            </w:r>
+          </w:p>
+        </w:tc>
+        <w:tc>
+          <w:tcPr>
+            <w:tcW w:w="6849" w:type="dxa"/>
+          </w:tcPr>
+          <w:p>
+            <w:pPr>
+              <w:spacing w:before="0" w:line="240" w:lineRule="auto"/>
+              <w:rPr>
+                <w:sz w:val="24"/>
+                <w:szCs w:val="24"/>
+              </w:rPr>
+            </w:pPr>
+            <w:r>
+              <w:rPr>
+                <w:sz w:val="24"/>
+                <w:szCs w:val="24"/>
+              </w:rPr>
+              <w:t>Cho phép các actor (Cá nhân, Admin) tạo/sửa/xóa các phiên giao dịch hệ thống</w:t>
+            </w:r>
+          </w:p>
+        </w:tc>
+      </w:tr>
+      <w:tr>
+        <w:tc>
+          <w:tcPr>
+            <w:tcW w:w="2511" w:type="dxa"/>
+          </w:tcPr>
+          <w:p>
+            <w:pPr>
+              <w:spacing w:before="0" w:line="240" w:lineRule="auto"/>
+              <w:rPr>
+                <w:sz w:val="24"/>
+                <w:szCs w:val="24"/>
+              </w:rPr>
+            </w:pPr>
+            <w:r>
+              <w:rPr>
+                <w:b/>
+                <w:bCs/>
+                <w:sz w:val="24"/>
+                <w:szCs w:val="24"/>
+              </w:rPr>
+              <w:t>Actor chính</w:t>
+            </w:r>
+          </w:p>
+        </w:tc>
+        <w:tc>
+          <w:tcPr>
+            <w:tcW w:w="6849" w:type="dxa"/>
+          </w:tcPr>
+          <w:p>
+            <w:pPr>
+              <w:spacing w:before="0" w:line="240" w:lineRule="auto"/>
+              <w:rPr>
+                <w:sz w:val="24"/>
+                <w:szCs w:val="24"/>
+              </w:rPr>
+            </w:pPr>
+            <w:r>
+              <w:rPr>
+                <w:sz w:val="24"/>
+                <w:szCs w:val="24"/>
+              </w:rPr>
+              <w:t>Người dùng (Cá nhân, Gia đình)</w:t>
+            </w:r>
+          </w:p>
+        </w:tc>
+      </w:tr>
+      <w:tr>
+        <w:tc>
+          <w:tcPr>
+            <w:tcW w:w="2511" w:type="dxa"/>
+          </w:tcPr>
+          <w:p>
+            <w:pPr>
+              <w:spacing w:before="0" w:line="240" w:lineRule="auto"/>
+              <w:rPr>
+                <w:sz w:val="24"/>
+                <w:szCs w:val="24"/>
+              </w:rPr>
+            </w:pPr>
+            <w:r>
+              <w:rPr>
+                <w:b/>
+                <w:bCs/>
+                <w:sz w:val="24"/>
+                <w:szCs w:val="24"/>
+              </w:rPr>
+              <w:t>Actor phụ</w:t>
+            </w:r>
+          </w:p>
+        </w:tc>
+        <w:tc>
+          <w:tcPr>
+            <w:tcW w:w="6849" w:type="dxa"/>
+          </w:tcPr>
+          <w:p>
+            <w:pPr>
+              <w:spacing w:before="0" w:line="240" w:lineRule="auto"/>
+              <w:rPr>
+                <w:sz w:val="24"/>
+                <w:szCs w:val="24"/>
+              </w:rPr>
+            </w:pPr>
+            <w:r>
+              <w:rPr>
+                <w:sz w:val="24"/>
+                <w:szCs w:val="24"/>
+              </w:rPr>
+              <w:t>không</w:t>
+            </w:r>
+          </w:p>
+        </w:tc>
+      </w:tr>
+      <w:tr>
+        <w:tc>
+          <w:tcPr>
+            <w:tcW w:w="2511" w:type="dxa"/>
+          </w:tcPr>
+          <w:p>
+            <w:pPr>
+              <w:spacing w:before="0" w:line="240" w:lineRule="auto"/>
+              <w:rPr>
+                <w:sz w:val="24"/>
+                <w:szCs w:val="24"/>
+              </w:rPr>
+            </w:pPr>
+            <w:r>
+              <w:rPr>
+                <w:b/>
+                <w:bCs/>
+                <w:sz w:val="24"/>
+                <w:szCs w:val="24"/>
+              </w:rPr>
+              <w:t>Tiền điều kiện</w:t>
+            </w:r>
+          </w:p>
+        </w:tc>
+        <w:tc>
+          <w:tcPr>
+            <w:tcW w:w="6849" w:type="dxa"/>
+          </w:tcPr>
+          <w:p>
+            <w:pPr>
+              <w:spacing w:before="0" w:line="240" w:lineRule="auto"/>
+              <w:rPr>
+                <w:sz w:val="24"/>
+                <w:szCs w:val="24"/>
+              </w:rPr>
+            </w:pPr>
+            <w:r>
+              <w:rPr>
+                <w:sz w:val="24"/>
+                <w:szCs w:val="24"/>
+              </w:rPr>
+              <w:t>Đã đăng nhập; đã có ít nhất một tài khoản/ví</w:t>
+            </w:r>
+          </w:p>
+        </w:tc>
+      </w:tr>
+      <w:tr>
+        <w:tc>
+          <w:tcPr>
+            <w:tcW w:w="2511" w:type="dxa"/>
+          </w:tcPr>
+          <w:p>
+            <w:pPr>
+              <w:spacing w:before="0" w:line="240" w:lineRule="auto"/>
+              <w:rPr>
+                <w:sz w:val="24"/>
+                <w:szCs w:val="24"/>
+              </w:rPr>
+            </w:pPr>
+            <w:r>
+              <w:rPr>
+                <w:b/>
+                <w:bCs/>
+                <w:sz w:val="24"/>
+                <w:szCs w:val="24"/>
+              </w:rPr>
+              <w:t>Hậu điều kiện</w:t>
+            </w:r>
+          </w:p>
+        </w:tc>
+        <w:tc>
+          <w:tcPr>
+            <w:tcW w:w="6849" w:type="dxa"/>
+          </w:tcPr>
+          <w:p>
+            <w:pPr>
+              <w:spacing w:before="0" w:line="240" w:lineRule="auto"/>
+              <w:rPr>
+                <w:sz w:val="24"/>
+                <w:szCs w:val="24"/>
+              </w:rPr>
+            </w:pPr>
+            <w:r>
+              <w:rPr>
+                <w:sz w:val="24"/>
+                <w:szCs w:val="24"/>
+              </w:rPr>
+              <w:t>Giao dịch mới được lưu vào hệ thống.</w:t>
+            </w:r>
+          </w:p>
+        </w:tc>
+      </w:tr>
+      <w:tr>
+        <w:tc>
+          <w:tcPr>
+            <w:tcW w:w="2511" w:type="dxa"/>
+          </w:tcPr>
+          <w:p>
+            <w:pPr>
+              <w:spacing w:before="0" w:line="240" w:lineRule="auto"/>
+              <w:rPr>
+                <w:sz w:val="24"/>
+                <w:szCs w:val="24"/>
+              </w:rPr>
+            </w:pPr>
+            <w:r>
+              <w:rPr>
+                <w:b/>
+                <w:bCs/>
+                <w:sz w:val="24"/>
+                <w:szCs w:val="24"/>
+              </w:rPr>
+              <w:lastRenderedPageBreak/>
+              <w:t>Luồng hoạt động chính</w:t>
+            </w:r>
+          </w:p>
+        </w:tc>
+        <w:tc>
+          <w:tcPr>
+            <w:tcW w:w="6849" w:type="dxa"/>
+          </w:tcPr>
+          <w:p>
+            <w:pPr>
+              <w:spacing w:before="0" w:line="240" w:lineRule="auto"/>
+              <w:rPr>
+                <w:sz w:val="24"/>
+                <w:szCs w:val="24"/>
+              </w:rPr>
+            </w:pPr>
+            <w:r>
+              <w:rPr>
+                <w:b/>
+                <w:bCs/>
+                <w:sz w:val="24"/>
+                <w:szCs w:val="24"/>
+              </w:rPr>
+              <w:t>B1:</w:t>
+            </w:r>
+            <w:r>
+              <w:rPr>
+                <w:sz w:val="24"/>
+                <w:szCs w:val="24"/>
+              </w:rPr>
+              <w:t xml:space="preserve"> Người dùng chọn thêm/sửa/xóa các giao dịch</w:t>
+            </w:r>
+          </w:p>
+          <w:p>
+            <w:pPr>
+              <w:spacing w:before="0" w:line="240" w:lineRule="auto"/>
+              <w:rPr>
+                <w:sz w:val="24"/>
+                <w:szCs w:val="24"/>
+              </w:rPr>
+            </w:pPr>
+            <w:r>
+              <w:rPr>
+                <w:b/>
+                <w:bCs/>
+                <w:sz w:val="24"/>
+                <w:szCs w:val="24"/>
+              </w:rPr>
+              <w:t>B2:</w:t>
+            </w:r>
+            <w:r>
+              <w:rPr>
+                <w:sz w:val="24"/>
+                <w:szCs w:val="24"/>
+              </w:rPr>
+              <w:t xml:space="preserve"> Người dùng chọn ví cần giao dịch, loại giao dịch (income, expense), danh mục và ngày giờ giao dịch</w:t>
+            </w:r>
+          </w:p>
+          <w:p>
+            <w:pPr>
+              <w:spacing w:before="0" w:line="240" w:lineRule="auto"/>
+              <w:rPr>
+                <w:sz w:val="24"/>
+                <w:szCs w:val="24"/>
+              </w:rPr>
+            </w:pPr>
+            <w:r>
+              <w:rPr>
+                <w:b/>
+                <w:bCs/>
+                <w:sz w:val="24"/>
+                <w:szCs w:val="24"/>
+              </w:rPr>
+              <w:t>B3:</w:t>
+            </w:r>
+            <w:r>
+              <w:rPr>
+                <w:sz w:val="24"/>
+                <w:szCs w:val="24"/>
+              </w:rPr>
+              <w:t xml:space="preserve"> Người dùng ghi thêm ghi chú cho phiên giao dịch đó (nếu có)</w:t>
+            </w:r>
+          </w:p>
+          <w:p>
+            <w:pPr>
+              <w:spacing w:before="0" w:line="240" w:lineRule="auto"/>
+              <w:rPr>
+                <w:sz w:val="24"/>
+                <w:szCs w:val="24"/>
+              </w:rPr>
+            </w:pPr>
+            <w:r>
+              <w:rPr>
+                <w:b/>
+                <w:bCs/>
+                <w:sz w:val="24"/>
+                <w:szCs w:val="24"/>
+              </w:rPr>
+              <w:t>B4:</w:t>
+            </w:r>
+            <w:r>
+              <w:rPr>
+                <w:sz w:val="24"/>
+                <w:szCs w:val="24"/>
+              </w:rPr>
+              <w:t xml:space="preserve"> Người dùng nhấn xác nhận</w:t>
+            </w:r>
+          </w:p>
+          <w:p>
+            <w:pPr>
+              <w:spacing w:before="0" w:line="240" w:lineRule="auto"/>
+              <w:rPr>
+                <w:sz w:val="24"/>
+                <w:szCs w:val="24"/>
+              </w:rPr>
+            </w:pPr>
+            <w:r>
+              <w:rPr>
+                <w:b/>
+                <w:bCs/>
+                <w:sz w:val="24"/>
+                <w:szCs w:val="24"/>
+              </w:rPr>
+              <w:t>B5:</w:t>
+            </w:r>
+            <w:r>
+              <w:rPr>
+                <w:sz w:val="24"/>
+                <w:szCs w:val="24"/>
+              </w:rPr>
+              <w:t xml:space="preserve"> Kết thúc</w:t>
+            </w:r>
+          </w:p>
+        </w:tc>
+      </w:tr>
+      <w:tr>
+        <w:tc>
+          <w:tcPr>
+            <w:tcW w:w="2511" w:type="dxa"/>
+          </w:tcPr>
+          <w:p>
+            <w:pPr>
+              <w:spacing w:before="0" w:line="240" w:lineRule="auto"/>
+              <w:rPr>
+                <w:sz w:val="24"/>
+                <w:szCs w:val="24"/>
+              </w:rPr>
+            </w:pPr>
+            <w:r>
+              <w:rPr>
+                <w:b/>
+                <w:bCs/>
+                <w:sz w:val="24"/>
+                <w:szCs w:val="24"/>
+              </w:rPr>
+              <w:t>Luồng thay thế</w:t>
+            </w:r>
+          </w:p>
+        </w:tc>
+        <w:tc>
+          <w:tcPr>
+            <w:tcW w:w="6849" w:type="dxa"/>
+          </w:tcPr>
+          <w:p>
+            <w:pPr>
+              <w:spacing w:before="0" w:line="240" w:lineRule="auto"/>
+              <w:rPr>
+                <w:sz w:val="24"/>
+                <w:szCs w:val="24"/>
+              </w:rPr>
+            </w:pPr>
+            <w:r>
+              <w:rPr>
+                <w:sz w:val="24"/>
+                <w:szCs w:val="24"/>
+              </w:rPr>
+              <w:t>Không có</w:t>
+            </w:r>
+          </w:p>
+        </w:tc>
+      </w:tr>
+      <w:tr>
+        <w:tc>
+          <w:tcPr>
+            <w:tcW w:w="2511" w:type="dxa"/>
+          </w:tcPr>
+          <w:p>
+            <w:pPr>
+              <w:spacing w:before="0" w:line="240" w:lineRule="auto"/>
+              <w:rPr>
+                <w:sz w:val="24"/>
+                <w:szCs w:val="24"/>
+              </w:rPr>
+            </w:pPr>
+            <w:r>
+              <w:rPr>
+                <w:b/>
+                <w:bCs/>
+                <w:sz w:val="24"/>
+                <w:szCs w:val="24"/>
+              </w:rPr>
+              <w:t>Luồng ngoại lệ</w:t>
+            </w:r>
+          </w:p>
+        </w:tc>
+        <w:tc>
+          <w:tcPr>
+            <w:tcW w:w="6849" w:type="dxa"/>
+          </w:tcPr>
+          <w:p>
+            <w:pPr>
+              <w:spacing w:before="0" w:line="240" w:lineRule="auto"/>
+              <w:rPr>
+                <w:sz w:val="24"/>
+                <w:szCs w:val="24"/>
+              </w:rPr>
+            </w:pPr>
+            <w:r>
+              <w:rPr>
+                <w:b/>
+                <w:bCs/>
+                <w:sz w:val="24"/>
+                <w:szCs w:val="24"/>
+              </w:rPr>
+              <w:t>B2.1:</w:t>
+            </w:r>
+            <w:r>
+              <w:rPr>
+                <w:b/>
+                <w:bCs/>
+                <w:sz w:val="24"/>
+                <w:szCs w:val="24"/>
+              </w:rPr>
+              <w:t xml:space="preserve"> </w:t>
+            </w:r>
+            <w:r>
+              <w:rPr>
+                <w:sz w:val="24"/>
+                <w:szCs w:val="24"/>
+              </w:rPr>
+              <w:t>Người dùng không nhập đầy đủ thông tin bắt buộc (ví, số tiền, danh mục hoặc loại giao dịch). Hệ thống hiển thị thông báo lỗi và yêu cầu bổ sung trước khi lưu</w:t>
+            </w:r>
+          </w:p>
+          <w:p>
+            <w:pPr>
+              <w:spacing w:before="0" w:line="240" w:lineRule="auto"/>
+              <w:rPr>
+                <w:sz w:val="24"/>
+                <w:szCs w:val="24"/>
+              </w:rPr>
+            </w:pPr>
+            <w:r>
+              <w:rPr>
+                <w:b/>
+                <w:bCs/>
+                <w:sz w:val="24"/>
+                <w:szCs w:val="24"/>
+              </w:rPr>
+              <w:t>B2.2:</w:t>
+            </w:r>
+            <w:r>
+              <w:rPr>
+                <w:sz w:val="24"/>
+                <w:szCs w:val="24"/>
+              </w:rPr>
+              <w:t xml:space="preserve"> Người dùng nhập số tiền nhỏ hơn hoặc bằng 0. Hệ thống thông báo "Số tiền phải lớn hơn 0" và không lưu giao dịch</w:t>
+            </w:r>
+          </w:p>
+          <w:p>
+            <w:pPr>
+              <w:spacing w:before="0" w:line="240" w:lineRule="auto"/>
+              <w:rPr>
+                <w:sz w:val="24"/>
+                <w:szCs w:val="24"/>
+              </w:rPr>
+            </w:pPr>
+            <w:r>
+              <w:rPr>
+                <w:b/>
+                <w:bCs/>
+                <w:sz w:val="24"/>
+                <w:szCs w:val="24"/>
+              </w:rPr>
+              <w:t>B2.3:</w:t>
+            </w:r>
+            <w:r>
+              <w:rPr>
+                <w:sz w:val="24"/>
+                <w:szCs w:val="24"/>
+              </w:rPr>
+              <w:t xml:space="preserve"> Trong quá trình lưu hoặc cập nhật giao dịch xảy ra lỗi hệ thống hoặc lỗi cơ sở dữ liệu. Hệ thống thông báo thất bại và yêu cầu người dùng thực hiện lại.</w:t>
+            </w:r>
+          </w:p>
+        </w:tc>
+      </w:tr>
+    </w:tbl>
+    <w:p>
+      <w:pPr>
+        <w:pStyle w:val="Caption"/>
+        <w:jc w:val="center"/>
+        <w:rPr>
+          <w:b/>
+          <w:bCs/>
+          <w:sz w:val="26"/>
+          <w:szCs w:val="26"/>
+        </w:rPr>
+      </w:pPr>
+      <w:r>
+        <w:t xml:space="preserve">Bảng </w:t>
+      </w:r>
+      <w:r>
+        <w:fldChar w:fldCharType="begin"/>
+      </w:r>
+      <w:r>
+        <w:instrText xml:space="preserve"> SEQ Bảng \* ARABIC </w:instrText>
+      </w:r>
+      <w:r>
+        <w:fldChar w:fldCharType="separate"/>
+      </w:r>
+      <w:r>
+        <w:rPr>
+          <w:noProof/>
+        </w:rPr>
+        <w:t>6</w:t>
+      </w:r>
+      <w:r>
+        <w:rPr>
+          <w:noProof/>
+        </w:rPr>
+        <w:fldChar w:fldCharType="end"/>
+      </w:r>
+      <w:r>
+        <w:t>. Đặc tả uc quản lý các phiên giao dịch</w:t>
+      </w:r>
+    </w:p>
+    <w:p>
+      <w:pPr>
+        <w:rPr>
+          <w:b/>
+          <w:bCs/>
+          <w:sz w:val="26"/>
+          <w:szCs w:val="26"/>
+        </w:rPr>
+      </w:pPr>
+      <w:r>
+        <w:rPr>
+          <w:b/>
+          <w:bCs/>
+          <w:sz w:val="26"/>
+          <w:szCs w:val="26"/>
+        </w:rPr>
+        <w:t>UC-0</w:t>
+      </w:r>
+      <w:r>
+        <w:rPr>
+          <w:b/>
+          <w:bCs/>
+          <w:sz w:val="26"/>
+          <w:szCs w:val="26"/>
+        </w:rPr>
+        <w:t>3</w:t>
+      </w:r>
+      <w:r>
+        <w:rPr>
+          <w:b/>
+          <w:bCs/>
+          <w:sz w:val="26"/>
+          <w:szCs w:val="26"/>
+        </w:rPr>
+        <w:t>: Nhập dữ liệu CSV, hình ảnh</w:t>
+      </w:r>
+    </w:p>
+    <w:tbl>
+      <w:tblPr>
+        <w:tblW w:w="5000" w:type="pct"/>
+        <w:tblBorders>
+          <w:top w:val="single" w:sz="4" w:space="0" w:color="auto"/>
+          <w:left w:val="single" w:sz="4" w:space="0" w:color="auto"/>
+          <w:bottom w:val="single" w:sz="4" w:space="0" w:color="auto"/>
+          <w:right w:val="single" w:sz="4" w:space="0" w:color="auto"/>
+          <w:insideH w:val="single" w:sz="4" w:space="0" w:color="auto"/>
+          <w:insideV w:val="single" w:sz="4" w:space="0" w:color="auto"/>
+        </w:tblBorders>
+        <w:tblLayout w:type="fixed"/>
+        <w:tblCellMar>
+          <w:top w:w="80" w:type="dxa"/>
+          <w:left w:w="120" w:type="dxa"/>
+          <w:bottom w:w="80" w:type="dxa"/>
+          <w:right w:w="120" w:type="dxa"/>
+        </w:tblCellMar>
+        <w:tblLook w:val="04A0" w:firstRow="1" w:lastRow="0" w:firstColumn="1" w:lastColumn="0" w:noHBand="0" w:noVBand="1"/>
+      </w:tblPr>
+      <w:tblGrid>
+        <w:gridCol w:w="2350"/>
+        <w:gridCol w:w="6377"/>
+      </w:tblGrid>
+      <w:tr>
+        <w:trPr>
+          <w:tblHeader/>
+        </w:trPr>
+        <w:tc>
+          <w:tcPr>
+            <w:tcW w:w="2511" w:type="dxa"/>
+          </w:tcPr>
+          <w:p>
+            <w:pPr>
+              <w:spacing w:before="0" w:line="240" w:lineRule="auto"/>
+              <w:rPr>
+                <w:sz w:val="24"/>
+                <w:szCs w:val="24"/>
+              </w:rPr>
+            </w:pPr>
+            <w:r>
+              <w:rPr>
+                <w:b/>
+                <w:bCs/>
+                <w:sz w:val="24"/>
+                <w:szCs w:val="24"/>
+              </w:rPr>
+              <w:t>Mục</w:t>
+            </w:r>
+          </w:p>
+        </w:tc>
+        <w:tc>
+          <w:tcPr>
+            <w:tcW w:w="6849" w:type="dxa"/>
+          </w:tcPr>
+          <w:p>
+            <w:pPr>
+              <w:spacing w:before="0" w:line="240" w:lineRule="auto"/>
+              <w:rPr>
+                <w:sz w:val="24"/>
+                <w:szCs w:val="24"/>
+              </w:rPr>
+            </w:pPr>
+            <w:r>
+              <w:rPr>
+                <w:b/>
+                <w:bCs/>
+                <w:sz w:val="24"/>
+                <w:szCs w:val="24"/>
+              </w:rPr>
+              <w:t>Nội dung</w:t>
+            </w:r>
+          </w:p>
+        </w:tc>
+      </w:tr>
+      <w:tr>
+        <w:tc>
+          <w:tcPr>
+            <w:tcW w:w="2511" w:type="dxa"/>
+          </w:tcPr>
+          <w:p>
+            <w:pPr>
+              <w:spacing w:before="0" w:line="240" w:lineRule="auto"/>
+              <w:rPr>
+                <w:sz w:val="24"/>
+                <w:szCs w:val="24"/>
+              </w:rPr>
+            </w:pPr>
+            <w:r>
+              <w:rPr>
+                <w:b/>
+                <w:bCs/>
+                <w:sz w:val="24"/>
+                <w:szCs w:val="24"/>
+              </w:rPr>
+              <w:t>Mô tả</w:t>
+            </w:r>
+          </w:p>
+        </w:tc>
+        <w:tc>
+          <w:tcPr>
+            <w:tcW w:w="6849" w:type="dxa"/>
+          </w:tcPr>
+          <w:p>
+            <w:pPr>
+              <w:spacing w:before="0" w:line="240" w:lineRule="auto"/>
+              <w:rPr>
+                <w:sz w:val="24"/>
+                <w:szCs w:val="24"/>
+              </w:rPr>
+            </w:pPr>
+            <w:r>
+              <w:rPr>
+                <w:sz w:val="24"/>
+                <w:szCs w:val="24"/>
+              </w:rPr>
+              <w:t>Cho phép người dùng import sao kê ngân hàng (CSV) hoặc ảnh hóa đơn; hệ thống tự động phân loại giao dịch.</w:t>
+            </w:r>
+          </w:p>
+        </w:tc>
+      </w:tr>
+      <w:tr>
+        <w:tc>
+          <w:tcPr>
+            <w:tcW w:w="2511" w:type="dxa"/>
+          </w:tcPr>
+          <w:p>
+            <w:pPr>
+              <w:spacing w:before="0" w:line="240" w:lineRule="auto"/>
+              <w:rPr>
+                <w:sz w:val="24"/>
+                <w:szCs w:val="24"/>
+              </w:rPr>
+            </w:pPr>
+            <w:r>
+              <w:rPr>
+                <w:b/>
+                <w:bCs/>
+                <w:sz w:val="24"/>
+                <w:szCs w:val="24"/>
+              </w:rPr>
+              <w:t>Actor chính</w:t>
+            </w:r>
+          </w:p>
+        </w:tc>
+        <w:tc>
+          <w:tcPr>
+            <w:tcW w:w="6849" w:type="dxa"/>
+          </w:tcPr>
+          <w:p>
+            <w:pPr>
+              <w:spacing w:before="0" w:line="240" w:lineRule="auto"/>
+              <w:rPr>
+                <w:sz w:val="24"/>
+                <w:szCs w:val="24"/>
+              </w:rPr>
+            </w:pPr>
+            <w:r>
+              <w:rPr>
+                <w:sz w:val="24"/>
+                <w:szCs w:val="24"/>
+              </w:rPr>
+              <w:t>Cá nhân</w:t>
+            </w:r>
+          </w:p>
+        </w:tc>
+      </w:tr>
+      <w:tr>
+        <w:tc>
+          <w:tcPr>
+            <w:tcW w:w="2511" w:type="dxa"/>
+          </w:tcPr>
+          <w:p>
+            <w:pPr>
+              <w:spacing w:before="0" w:line="240" w:lineRule="auto"/>
+              <w:rPr>
+                <w:sz w:val="24"/>
+                <w:szCs w:val="24"/>
+              </w:rPr>
+            </w:pPr>
+            <w:r>
+              <w:rPr>
+                <w:b/>
+                <w:bCs/>
+                <w:sz w:val="24"/>
+                <w:szCs w:val="24"/>
+              </w:rPr>
+              <w:t>Actor phụ</w:t>
+            </w:r>
+          </w:p>
+        </w:tc>
+        <w:tc>
+          <w:tcPr>
+            <w:tcW w:w="6849" w:type="dxa"/>
+          </w:tcPr>
+          <w:p>
+            <w:pPr>
+              <w:spacing w:before="0" w:line="240" w:lineRule="auto"/>
+              <w:rPr>
+                <w:sz w:val="24"/>
+                <w:szCs w:val="24"/>
+              </w:rPr>
+            </w:pPr>
+            <w:r>
+              <w:rPr>
+                <w:sz w:val="24"/>
+                <w:szCs w:val="24"/>
+              </w:rPr>
+              <w:t>không</w:t>
+            </w:r>
+          </w:p>
+        </w:tc>
+      </w:tr>
+      <w:tr>
+        <w:tc>
+          <w:tcPr>
+            <w:tcW w:w="2511" w:type="dxa"/>
+          </w:tcPr>
+          <w:p>
+            <w:pPr>
+              <w:spacing w:before="0" w:line="240" w:lineRule="auto"/>
+              <w:rPr>
+                <w:sz w:val="24"/>
+                <w:szCs w:val="24"/>
+              </w:rPr>
+            </w:pPr>
+            <w:r>
+              <w:rPr>
+                <w:b/>
+                <w:bCs/>
+                <w:sz w:val="24"/>
+                <w:szCs w:val="24"/>
+              </w:rPr>
+              <w:t>Tiền điều kiện</w:t>
+            </w:r>
+          </w:p>
+        </w:tc>
+        <w:tc>
+          <w:tcPr>
+            <w:tcW w:w="6849" w:type="dxa"/>
+          </w:tcPr>
+          <w:p>
+            <w:pPr>
+              <w:spacing w:before="0" w:line="240" w:lineRule="auto"/>
+              <w:rPr>
+                <w:sz w:val="24"/>
+                <w:szCs w:val="24"/>
+              </w:rPr>
+            </w:pPr>
+            <w:r>
+              <w:rPr>
+                <w:sz w:val="24"/>
+                <w:szCs w:val="24"/>
+              </w:rPr>
+              <w:t>Đã đăng nhập; đã có ít nhất một tài khoản/ví</w:t>
+            </w:r>
+          </w:p>
+        </w:tc>
+      </w:tr>
+      <w:tr>
+        <w:tc>
+          <w:tcPr>
+            <w:tcW w:w="2511" w:type="dxa"/>
+          </w:tcPr>
+          <w:p>
+            <w:pPr>
+              <w:spacing w:before="0" w:line="240" w:lineRule="auto"/>
+              <w:rPr>
+                <w:sz w:val="24"/>
+                <w:szCs w:val="24"/>
+              </w:rPr>
+            </w:pPr>
+            <w:r>
+              <w:rPr>
+                <w:b/>
+                <w:bCs/>
+                <w:sz w:val="24"/>
+                <w:szCs w:val="24"/>
+              </w:rPr>
+              <w:t>Hậu điều kiện</w:t>
+            </w:r>
+          </w:p>
+        </w:tc>
+        <w:tc>
+          <w:tcPr>
+            <w:tcW w:w="6849" w:type="dxa"/>
+          </w:tcPr>
+          <w:p>
+            <w:pPr>
+              <w:spacing w:before="0" w:line="240" w:lineRule="auto"/>
+              <w:rPr>
+                <w:sz w:val="24"/>
+                <w:szCs w:val="24"/>
+              </w:rPr>
+            </w:pPr>
+            <w:r>
+              <w:rPr>
+                <w:sz w:val="24"/>
+                <w:szCs w:val="24"/>
+              </w:rPr>
+              <w:t>Giao dịch mới được lưu vào hệ thống, đã gán danh mục hoặc ở trạng thái chờ phân loại</w:t>
+            </w:r>
+          </w:p>
+        </w:tc>
+      </w:tr>
+      <w:tr>
+        <w:tc>
+          <w:tcPr>
+            <w:tcW w:w="2511" w:type="dxa"/>
+          </w:tcPr>
+          <w:p>
+            <w:pPr>
+              <w:spacing w:before="0" w:line="240" w:lineRule="auto"/>
+              <w:rPr>
+                <w:sz w:val="24"/>
+                <w:szCs w:val="24"/>
+              </w:rPr>
+            </w:pPr>
+            <w:r>
+              <w:rPr>
+                <w:b/>
+                <w:bCs/>
+                <w:sz w:val="24"/>
+                <w:szCs w:val="24"/>
+              </w:rPr>
+              <w:t>Luồng hoạt động chính</w:t>
+            </w:r>
+          </w:p>
+        </w:tc>
+        <w:tc>
+          <w:tcPr>
+            <w:tcW w:w="6849" w:type="dxa"/>
+          </w:tcPr>
+          <w:p>
+            <w:pPr>
+              <w:spacing w:before="0" w:line="240" w:lineRule="auto"/>
+              <w:rPr>
+                <w:sz w:val="24"/>
+                <w:szCs w:val="24"/>
+              </w:rPr>
+            </w:pPr>
+            <w:r>
+              <w:rPr>
+                <w:b/>
+                <w:bCs/>
+                <w:sz w:val="24"/>
+                <w:szCs w:val="24"/>
+              </w:rPr>
+              <w:t>B1:</w:t>
+            </w:r>
+            <w:r>
+              <w:rPr>
+                <w:sz w:val="24"/>
+                <w:szCs w:val="24"/>
+              </w:rPr>
+              <w:t xml:space="preserve"> Người dùng chọn tài khoản và tải lên file CSV hoặc ảnh hóa đơn</w:t>
+            </w:r>
+          </w:p>
+          <w:p>
+            <w:pPr>
+              <w:spacing w:before="0" w:line="240" w:lineRule="auto"/>
+              <w:rPr>
+                <w:sz w:val="24"/>
+                <w:szCs w:val="24"/>
+              </w:rPr>
+            </w:pPr>
+            <w:r>
+              <w:rPr>
+                <w:b/>
+                <w:bCs/>
+                <w:sz w:val="24"/>
+                <w:szCs w:val="24"/>
+              </w:rPr>
+              <w:t>B2:</w:t>
+            </w:r>
+            <w:r>
+              <w:rPr>
+                <w:sz w:val="24"/>
+                <w:szCs w:val="24"/>
+              </w:rPr>
+              <w:t xml:space="preserve"> Hệ thống đọc, chuẩn hóa dữ liệu và ánh xạ cột (nếu là CSV)</w:t>
+            </w:r>
+          </w:p>
+          <w:p>
+            <w:pPr>
+              <w:spacing w:before="0" w:line="240" w:lineRule="auto"/>
+              <w:rPr>
+                <w:sz w:val="24"/>
+                <w:szCs w:val="24"/>
+              </w:rPr>
+            </w:pPr>
+            <w:r>
+              <w:rPr>
+                <w:b/>
+                <w:bCs/>
+                <w:sz w:val="24"/>
+                <w:szCs w:val="24"/>
+              </w:rPr>
+              <w:t>B3:</w:t>
+            </w:r>
+            <w:r>
+              <w:rPr>
+                <w:sz w:val="24"/>
+                <w:szCs w:val="24"/>
+              </w:rPr>
+              <w:t xml:space="preserve"> Hệ thống kiểm tra và loại bỏ giao dịch trùng lặp</w:t>
+            </w:r>
+          </w:p>
+          <w:p>
+            <w:pPr>
+              <w:spacing w:before="0" w:line="240" w:lineRule="auto"/>
+              <w:rPr>
+                <w:sz w:val="24"/>
+                <w:szCs w:val="24"/>
+              </w:rPr>
+            </w:pPr>
+            <w:r>
+              <w:rPr>
+                <w:b/>
+                <w:bCs/>
+                <w:sz w:val="24"/>
+                <w:szCs w:val="24"/>
+              </w:rPr>
+              <w:t>B4:</w:t>
+            </w:r>
+            <w:r>
+              <w:rPr>
+                <w:sz w:val="24"/>
+                <w:szCs w:val="24"/>
+              </w:rPr>
+              <w:t xml:space="preserve"> Phân loại tự động giao dịch theo quy tắc</w:t>
+            </w:r>
+          </w:p>
+          <w:p>
+            <w:pPr>
+              <w:spacing w:before="0" w:line="240" w:lineRule="auto"/>
+              <w:rPr>
+                <w:sz w:val="24"/>
+                <w:szCs w:val="24"/>
+              </w:rPr>
+            </w:pPr>
+            <w:r>
+              <w:rPr>
+                <w:b/>
+                <w:bCs/>
+                <w:sz w:val="24"/>
+                <w:szCs w:val="24"/>
+              </w:rPr>
+              <w:t>B5:</w:t>
+            </w:r>
+            <w:r>
+              <w:rPr>
+                <w:sz w:val="24"/>
+                <w:szCs w:val="24"/>
+              </w:rPr>
+              <w:t xml:space="preserve"> Hệ thống lưu giao dịch và hiển thị kết quả import</w:t>
+            </w:r>
+          </w:p>
+          <w:p>
+            <w:pPr>
+              <w:spacing w:before="0" w:line="240" w:lineRule="auto"/>
+              <w:rPr>
+                <w:sz w:val="24"/>
+                <w:szCs w:val="24"/>
+              </w:rPr>
+            </w:pPr>
+            <w:r>
+              <w:rPr>
+                <w:b/>
+                <w:bCs/>
+                <w:sz w:val="24"/>
+                <w:szCs w:val="24"/>
+              </w:rPr>
+              <w:t>B6:</w:t>
+            </w:r>
+            <w:r>
+              <w:rPr>
+                <w:sz w:val="24"/>
+                <w:szCs w:val="24"/>
+              </w:rPr>
+              <w:t xml:space="preserve"> Kết thúc</w:t>
+            </w:r>
+          </w:p>
+        </w:tc>
+      </w:tr>
+      <w:tr>
+        <w:tc>
+          <w:tcPr>
+            <w:tcW w:w="2511" w:type="dxa"/>
+          </w:tcPr>
+          <w:p>
+            <w:pPr>
+              <w:spacing w:before="0" w:line="240" w:lineRule="auto"/>
+              <w:rPr>
+                <w:sz w:val="24"/>
+                <w:szCs w:val="24"/>
+              </w:rPr>
+            </w:pPr>
+            <w:r>
+              <w:rPr>
+                <w:b/>
+                <w:bCs/>
+                <w:sz w:val="24"/>
+                <w:szCs w:val="24"/>
+              </w:rPr>
+              <w:t>Luồng thay thế</w:t>
+            </w:r>
+          </w:p>
+        </w:tc>
+        <w:tc>
+          <w:tcPr>
+            <w:tcW w:w="6849" w:type="dxa"/>
+          </w:tcPr>
+          <w:p>
+            <w:pPr>
+              <w:spacing w:before="0" w:line="240" w:lineRule="auto"/>
+              <w:rPr>
+                <w:sz w:val="24"/>
+                <w:szCs w:val="24"/>
+              </w:rPr>
+            </w:pPr>
+            <w:r>
+              <w:rPr>
+                <w:b/>
+                <w:bCs/>
+                <w:sz w:val="24"/>
+                <w:szCs w:val="24"/>
+              </w:rPr>
+              <w:t>B2.1:</w:t>
+            </w:r>
+            <w:r>
+              <w:rPr>
+                <w:sz w:val="24"/>
+                <w:szCs w:val="24"/>
+              </w:rPr>
+              <w:t xml:space="preserve"> Nếu định dạng cột không khớp, yêu cầu người dùng ánh xạ cột thủ công</w:t>
+            </w:r>
+          </w:p>
+        </w:tc>
+      </w:tr>
+      <w:tr>
+        <w:tc>
+          <w:tcPr>
+            <w:tcW w:w="2511" w:type="dxa"/>
+          </w:tcPr>
+          <w:p>
+            <w:pPr>
+              <w:spacing w:before="0" w:line="240" w:lineRule="auto"/>
+              <w:rPr>
+                <w:sz w:val="24"/>
+                <w:szCs w:val="24"/>
+              </w:rPr>
+            </w:pPr>
+            <w:r>
+              <w:rPr>
+                <w:b/>
+                <w:bCs/>
+                <w:sz w:val="24"/>
+                <w:szCs w:val="24"/>
+              </w:rPr>
+              <w:t>Luồng ngoại lệ</w:t>
+            </w:r>
+          </w:p>
+        </w:tc>
+        <w:tc>
+          <w:tcPr>
+            <w:tcW w:w="6849" w:type="dxa"/>
+          </w:tcPr>
+          <w:p>
+            <w:pPr>
+              <w:spacing w:before="0" w:line="240" w:lineRule="auto"/>
+              <w:rPr>
+                <w:sz w:val="24"/>
+                <w:szCs w:val="24"/>
+              </w:rPr>
+            </w:pPr>
+            <w:r>
+              <w:rPr>
+                <w:sz w:val="24"/>
+                <w:szCs w:val="24"/>
+              </w:rPr>
+              <w:t>Nếu file lỗi định dạng hoặc dung lượng vượt giới hạn, thông báo lỗi và hủy import</w:t>
+            </w:r>
+          </w:p>
+        </w:tc>
+      </w:tr>
+    </w:tbl>
+    <w:p>
+      <w:pPr>
+        <w:rPr>
+          <w:b/>
+          <w:bCs/>
+          <w:sz w:val="26"/>
+          <w:szCs w:val="26"/>
+        </w:rPr>
+      </w:pPr>
+    </w:p>
+    <w:p>
+      <w:pPr>
+        <w:pStyle w:val="Caption"/>
+        <w:jc w:val="center"/>
+        <w:rPr>
+          <w:b/>
+          <w:bCs/>
+          <w:sz w:val="26"/>
+          <w:szCs w:val="26"/>
+        </w:rPr>
+      </w:pPr>
+      <w:r>
         <w:lastRenderedPageBreak/>
-        <w:t>Actor chính: Người dùng (Cá nhân, Gia đình)</w:t>
-      </w:r>
-    </w:p>
-    <w:p>
-      <w:pPr>
-        <w:rPr>
-          <w:sz w:val="26"/>
-          <w:szCs w:val="26"/>
-        </w:rPr>
-      </w:pPr>
-      <w:r>
-        <w:rPr>
-          <w:sz w:val="26"/>
-          <w:szCs w:val="26"/>
-        </w:rPr>
-        <w:t>Actor phụ: không</w:t>
-      </w:r>
-    </w:p>
-    <w:p>
-      <w:pPr>
-        <w:rPr>
-          <w:sz w:val="26"/>
-          <w:szCs w:val="26"/>
-        </w:rPr>
-      </w:pPr>
-      <w:r>
-        <w:rPr>
-          <w:sz w:val="26"/>
-          <w:szCs w:val="26"/>
-        </w:rPr>
-        <w:t>Tiền điều kiện: Đã đăng nhập; đã có ít nhất một tài khoản/ví</w:t>
-      </w:r>
-    </w:p>
-    <w:p>
-      <w:pPr>
-        <w:rPr>
-          <w:sz w:val="26"/>
-          <w:szCs w:val="26"/>
-        </w:rPr>
-      </w:pPr>
-      <w:r>
-        <w:rPr>
-          <w:sz w:val="26"/>
-          <w:szCs w:val="26"/>
-        </w:rPr>
-        <w:t>Hậu điều kiện: Giao dịch mới được lưu vào hệ thống.</w:t>
-      </w:r>
-    </w:p>
-    <w:p>
-      <w:pPr>
-        <w:rPr>
-          <w:sz w:val="26"/>
-          <w:szCs w:val="26"/>
-        </w:rPr>
-      </w:pPr>
-      <w:r>
-        <w:rPr>
-          <w:sz w:val="26"/>
-          <w:szCs w:val="26"/>
-        </w:rPr>
-        <w:t>Luồng hoạt động chính:</w:t>
-      </w:r>
-      <w:r>
-        <w:rPr>
-          <w:sz w:val="26"/>
-          <w:szCs w:val="26"/>
-        </w:rPr>
-        <w:br/>
-        <w:t>B1: Người dùng chọn thêm/sửa/xóa các giao dịch</w:t>
-      </w:r>
-      <w:r>
-        <w:rPr>
-          <w:sz w:val="26"/>
-          <w:szCs w:val="26"/>
-        </w:rPr>
-        <w:br/>
-        <w:t>B2: Người dùng chọn ví cần giao dịch, loại giao dịch (income, expense)</w:t>
-      </w:r>
-      <w:r>
-        <w:rPr>
-          <w:sz w:val="26"/>
-          <w:szCs w:val="26"/>
-        </w:rPr>
-        <w:t>, danh mục và</w:t>
-      </w:r>
-      <w:r>
-        <w:rPr>
-          <w:sz w:val="26"/>
-          <w:szCs w:val="26"/>
-        </w:rPr>
-        <w:t xml:space="preserve"> </w:t>
-      </w:r>
-      <w:r>
-        <w:rPr>
-          <w:sz w:val="26"/>
-          <w:szCs w:val="26"/>
-        </w:rPr>
-        <w:t>ngày giờ giao dịch</w:t>
-      </w:r>
-      <w:r>
-        <w:rPr>
-          <w:sz w:val="26"/>
-          <w:szCs w:val="26"/>
-        </w:rPr>
-        <w:br/>
-        <w:t xml:space="preserve">B3: </w:t>
-      </w:r>
-      <w:r>
-        <w:rPr>
-          <w:sz w:val="26"/>
-          <w:szCs w:val="26"/>
-        </w:rPr>
-        <w:t>Người dùng ghi thêm ghi chú cho phiên giao dịch đó (nếu có)</w:t>
-      </w:r>
-    </w:p>
-    <w:p>
-      <w:pPr>
-        <w:rPr>
-          <w:sz w:val="26"/>
-          <w:szCs w:val="26"/>
-        </w:rPr>
-      </w:pPr>
-      <w:r>
-        <w:rPr>
-          <w:sz w:val="26"/>
-          <w:szCs w:val="26"/>
-        </w:rPr>
-        <w:t>B4: Người dùng nhấn xác nhận</w:t>
-      </w:r>
-    </w:p>
-    <w:p>
-      <w:pPr>
-        <w:rPr>
-          <w:sz w:val="26"/>
-          <w:szCs w:val="26"/>
-        </w:rPr>
-      </w:pPr>
-      <w:r>
-        <w:rPr>
-          <w:sz w:val="26"/>
-          <w:szCs w:val="26"/>
-        </w:rPr>
-        <w:t>B5: Kết thúc</w:t>
-      </w:r>
-    </w:p>
-    <w:p>
-      <w:pPr>
-        <w:rPr>
-          <w:sz w:val="26"/>
-          <w:szCs w:val="26"/>
-        </w:rPr>
-      </w:pPr>
-      <w:r>
-        <w:rPr>
-          <w:sz w:val="26"/>
-          <w:szCs w:val="26"/>
-        </w:rPr>
-        <w:t xml:space="preserve">Luồng ngoại lệ: </w:t>
-      </w:r>
-      <w:r>
-        <w:rPr>
-          <w:sz w:val="26"/>
-          <w:szCs w:val="26"/>
-        </w:rPr>
-        <w:t>B2.1:Người dùng không nhập đầy đủ thông tin bắt buộc (ví, số tiền, danh mục hoặc loại giao dịch). Hệ thống hiển thị thông báo lỗi và yêu cầu bổ sung trước khi lưu.</w:t>
-      </w:r>
-    </w:p>
-    <w:p>
-      <w:pPr>
-        <w:rPr>
-          <w:sz w:val="26"/>
-          <w:szCs w:val="26"/>
-        </w:rPr>
-      </w:pPr>
-      <w:r>
-        <w:rPr>
-          <w:sz w:val="26"/>
-          <w:szCs w:val="26"/>
-        </w:rPr>
-        <w:t>B2.2: Người dùng nhập số tiền nhỏ hơn hoặc bằng 0. Hệ thống thông báo "Số tiền phải lớn hơn 0" và không lưu giao dịch.</w:t>
-      </w:r>
-    </w:p>
-    <w:p>
-      <w:pPr>
-        <w:rPr>
-          <w:sz w:val="26"/>
-          <w:szCs w:val="26"/>
-        </w:rPr>
-      </w:pPr>
-      <w:r>
-        <w:rPr>
-          <w:sz w:val="26"/>
-          <w:szCs w:val="26"/>
-        </w:rPr>
-        <w:t>B2.3: Trong quá trình lưu hoặc cập nhật giao dịch xảy ra lỗi hệ thống hoặc lỗi cơ sở dữ liệu. Hệ thống thông báo thất bại và yêu cầu người dùng thực hiện lại.</w:t>
+        <w:t xml:space="preserve">Bảng </w:t>
+      </w:r>
+      <w:r>
+        <w:fldChar w:fldCharType="begin"/>
+      </w:r>
+      <w:r>
+        <w:instrText xml:space="preserve"> SEQ Bảng \* ARABIC </w:instrText>
+      </w:r>
+      <w:r>
+        <w:fldChar w:fldCharType="separate"/>
+      </w:r>
+      <w:r>
+        <w:rPr>
+          <w:noProof/>
+        </w:rPr>
+        <w:t>7</w:t>
+      </w:r>
+      <w:r>
+        <w:rPr>
+          <w:noProof/>
+        </w:rPr>
+        <w:fldChar w:fldCharType="end"/>
+      </w:r>
+      <w:r>
+        <w:t>. Đặc tả uc nhập dữ liệu CSV, hình ảnh</w:t>
       </w:r>
     </w:p>
     <w:p>
@@ -12836,957 +15321,2395 @@
           <w:sz w:val="26"/>
           <w:szCs w:val="26"/>
         </w:rPr>
+        <w:t>4</w:t>
+      </w:r>
+      <w:r>
+        <w:rPr>
+          <w:b/>
+          <w:bCs/>
+          <w:sz w:val="26"/>
+          <w:szCs w:val="26"/>
+        </w:rPr>
+        <w:t>: Thiết lập ngân sách</w:t>
+      </w:r>
+    </w:p>
+    <w:tbl>
+      <w:tblPr>
+        <w:tblW w:w="5000" w:type="pct"/>
+        <w:tblBorders>
+          <w:top w:val="single" w:sz="4" w:space="0" w:color="auto"/>
+          <w:left w:val="single" w:sz="4" w:space="0" w:color="auto"/>
+          <w:bottom w:val="single" w:sz="4" w:space="0" w:color="auto"/>
+          <w:right w:val="single" w:sz="4" w:space="0" w:color="auto"/>
+          <w:insideH w:val="single" w:sz="4" w:space="0" w:color="auto"/>
+          <w:insideV w:val="single" w:sz="4" w:space="0" w:color="auto"/>
+        </w:tblBorders>
+        <w:tblLayout w:type="fixed"/>
+        <w:tblCellMar>
+          <w:top w:w="80" w:type="dxa"/>
+          <w:left w:w="120" w:type="dxa"/>
+          <w:bottom w:w="80" w:type="dxa"/>
+          <w:right w:w="120" w:type="dxa"/>
+        </w:tblCellMar>
+        <w:tblLook w:val="04A0" w:firstRow="1" w:lastRow="0" w:firstColumn="1" w:lastColumn="0" w:noHBand="0" w:noVBand="1"/>
+      </w:tblPr>
+      <w:tblGrid>
+        <w:gridCol w:w="2534"/>
+        <w:gridCol w:w="6193"/>
+      </w:tblGrid>
+      <w:tr>
+        <w:trPr>
+          <w:tblHeader/>
+        </w:trPr>
+        <w:tc>
+          <w:tcPr>
+            <w:tcW w:w="2709" w:type="dxa"/>
+          </w:tcPr>
+          <w:p>
+            <w:pPr>
+              <w:spacing w:before="0" w:line="240" w:lineRule="auto"/>
+              <w:rPr>
+                <w:sz w:val="24"/>
+                <w:szCs w:val="24"/>
+              </w:rPr>
+            </w:pPr>
+            <w:r>
+              <w:rPr>
+                <w:b/>
+                <w:bCs/>
+                <w:sz w:val="24"/>
+                <w:szCs w:val="24"/>
+              </w:rPr>
+              <w:t>Mục</w:t>
+            </w:r>
+          </w:p>
+        </w:tc>
+        <w:tc>
+          <w:tcPr>
+            <w:tcW w:w="6651" w:type="dxa"/>
+          </w:tcPr>
+          <w:p>
+            <w:pPr>
+              <w:spacing w:before="0" w:line="240" w:lineRule="auto"/>
+              <w:rPr>
+                <w:sz w:val="24"/>
+                <w:szCs w:val="24"/>
+              </w:rPr>
+            </w:pPr>
+            <w:r>
+              <w:rPr>
+                <w:b/>
+                <w:bCs/>
+                <w:sz w:val="24"/>
+                <w:szCs w:val="24"/>
+              </w:rPr>
+              <w:t>Nội dung</w:t>
+            </w:r>
+          </w:p>
+        </w:tc>
+      </w:tr>
+      <w:tr>
+        <w:tc>
+          <w:tcPr>
+            <w:tcW w:w="2709" w:type="dxa"/>
+          </w:tcPr>
+          <w:p>
+            <w:pPr>
+              <w:spacing w:before="0" w:line="240" w:lineRule="auto"/>
+              <w:rPr>
+                <w:sz w:val="24"/>
+                <w:szCs w:val="24"/>
+              </w:rPr>
+            </w:pPr>
+            <w:r>
+              <w:rPr>
+                <w:b/>
+                <w:bCs/>
+                <w:sz w:val="24"/>
+                <w:szCs w:val="24"/>
+              </w:rPr>
+              <w:t>Mô tả</w:t>
+            </w:r>
+          </w:p>
+        </w:tc>
+        <w:tc>
+          <w:tcPr>
+            <w:tcW w:w="6651" w:type="dxa"/>
+          </w:tcPr>
+          <w:p>
+            <w:pPr>
+              <w:spacing w:before="0" w:line="240" w:lineRule="auto"/>
+              <w:rPr>
+                <w:sz w:val="24"/>
+                <w:szCs w:val="24"/>
+              </w:rPr>
+            </w:pPr>
+            <w:r>
+              <w:rPr>
+                <w:sz w:val="24"/>
+                <w:szCs w:val="24"/>
+              </w:rPr>
+              <w:t>Cho phép người dùng đặt hạn mức chi tiêu theo danh mục theo tháng; hệ thống cảnh báo khi vượt.</w:t>
+            </w:r>
+          </w:p>
+        </w:tc>
+      </w:tr>
+      <w:tr>
+        <w:tc>
+          <w:tcPr>
+            <w:tcW w:w="2709" w:type="dxa"/>
+          </w:tcPr>
+          <w:p>
+            <w:pPr>
+              <w:spacing w:before="0" w:line="240" w:lineRule="auto"/>
+              <w:rPr>
+                <w:sz w:val="24"/>
+                <w:szCs w:val="24"/>
+              </w:rPr>
+            </w:pPr>
+            <w:r>
+              <w:rPr>
+                <w:b/>
+                <w:bCs/>
+                <w:sz w:val="24"/>
+                <w:szCs w:val="24"/>
+              </w:rPr>
+              <w:t>Actor chính</w:t>
+            </w:r>
+          </w:p>
+        </w:tc>
+        <w:tc>
+          <w:tcPr>
+            <w:tcW w:w="6651" w:type="dxa"/>
+          </w:tcPr>
+          <w:p>
+            <w:pPr>
+              <w:spacing w:before="0" w:line="240" w:lineRule="auto"/>
+              <w:rPr>
+                <w:sz w:val="24"/>
+                <w:szCs w:val="24"/>
+              </w:rPr>
+            </w:pPr>
+            <w:r>
+              <w:rPr>
+                <w:sz w:val="24"/>
+                <w:szCs w:val="24"/>
+              </w:rPr>
+              <w:t>Cá nhân</w:t>
+            </w:r>
+          </w:p>
+        </w:tc>
+      </w:tr>
+      <w:tr>
+        <w:tc>
+          <w:tcPr>
+            <w:tcW w:w="2709" w:type="dxa"/>
+          </w:tcPr>
+          <w:p>
+            <w:pPr>
+              <w:spacing w:before="0" w:line="240" w:lineRule="auto"/>
+              <w:rPr>
+                <w:sz w:val="24"/>
+                <w:szCs w:val="24"/>
+              </w:rPr>
+            </w:pPr>
+            <w:r>
+              <w:rPr>
+                <w:b/>
+                <w:bCs/>
+                <w:sz w:val="24"/>
+                <w:szCs w:val="24"/>
+              </w:rPr>
+              <w:t>Actor phụ</w:t>
+            </w:r>
+          </w:p>
+        </w:tc>
+        <w:tc>
+          <w:tcPr>
+            <w:tcW w:w="6651" w:type="dxa"/>
+          </w:tcPr>
+          <w:p>
+            <w:pPr>
+              <w:spacing w:before="0" w:line="240" w:lineRule="auto"/>
+              <w:rPr>
+                <w:sz w:val="24"/>
+                <w:szCs w:val="24"/>
+              </w:rPr>
+            </w:pPr>
+            <w:r>
+              <w:rPr>
+                <w:sz w:val="24"/>
+                <w:szCs w:val="24"/>
+              </w:rPr>
+              <w:t>Hệ thống thông báo (email)</w:t>
+            </w:r>
+          </w:p>
+        </w:tc>
+      </w:tr>
+      <w:tr>
+        <w:tc>
+          <w:tcPr>
+            <w:tcW w:w="2709" w:type="dxa"/>
+          </w:tcPr>
+          <w:p>
+            <w:pPr>
+              <w:spacing w:before="0" w:line="240" w:lineRule="auto"/>
+              <w:rPr>
+                <w:sz w:val="24"/>
+                <w:szCs w:val="24"/>
+              </w:rPr>
+            </w:pPr>
+            <w:r>
+              <w:rPr>
+                <w:b/>
+                <w:bCs/>
+                <w:sz w:val="24"/>
+                <w:szCs w:val="24"/>
+              </w:rPr>
+              <w:t>Tiền điều kiện</w:t>
+            </w:r>
+          </w:p>
+        </w:tc>
+        <w:tc>
+          <w:tcPr>
+            <w:tcW w:w="6651" w:type="dxa"/>
+          </w:tcPr>
+          <w:p>
+            <w:pPr>
+              <w:spacing w:before="0" w:line="240" w:lineRule="auto"/>
+              <w:rPr>
+                <w:sz w:val="24"/>
+                <w:szCs w:val="24"/>
+              </w:rPr>
+            </w:pPr>
+            <w:r>
+              <w:rPr>
+                <w:sz w:val="24"/>
+                <w:szCs w:val="24"/>
+              </w:rPr>
+              <w:t>Đã đăng nhập; đã có danh mục chi tiêu</w:t>
+            </w:r>
+          </w:p>
+        </w:tc>
+      </w:tr>
+      <w:tr>
+        <w:tc>
+          <w:tcPr>
+            <w:tcW w:w="2709" w:type="dxa"/>
+          </w:tcPr>
+          <w:p>
+            <w:pPr>
+              <w:spacing w:before="0" w:line="240" w:lineRule="auto"/>
+              <w:rPr>
+                <w:sz w:val="24"/>
+                <w:szCs w:val="24"/>
+              </w:rPr>
+            </w:pPr>
+            <w:r>
+              <w:rPr>
+                <w:b/>
+                <w:bCs/>
+                <w:sz w:val="24"/>
+                <w:szCs w:val="24"/>
+              </w:rPr>
+              <w:t>Hậu điều kiện</w:t>
+            </w:r>
+          </w:p>
+        </w:tc>
+        <w:tc>
+          <w:tcPr>
+            <w:tcW w:w="6651" w:type="dxa"/>
+          </w:tcPr>
+          <w:p>
+            <w:pPr>
+              <w:spacing w:before="0" w:line="240" w:lineRule="auto"/>
+              <w:rPr>
+                <w:sz w:val="24"/>
+                <w:szCs w:val="24"/>
+              </w:rPr>
+            </w:pPr>
+            <w:r>
+              <w:rPr>
+                <w:sz w:val="24"/>
+                <w:szCs w:val="24"/>
+              </w:rPr>
+              <w:t>Ngân sách được lưu và bắt đầu theo dõi trong kỳ hiện tại</w:t>
+            </w:r>
+          </w:p>
+        </w:tc>
+      </w:tr>
+      <w:tr>
+        <w:tc>
+          <w:tcPr>
+            <w:tcW w:w="2709" w:type="dxa"/>
+          </w:tcPr>
+          <w:p>
+            <w:pPr>
+              <w:spacing w:before="0" w:line="240" w:lineRule="auto"/>
+              <w:rPr>
+                <w:sz w:val="24"/>
+                <w:szCs w:val="24"/>
+              </w:rPr>
+            </w:pPr>
+            <w:r>
+              <w:rPr>
+                <w:b/>
+                <w:bCs/>
+                <w:sz w:val="24"/>
+                <w:szCs w:val="24"/>
+              </w:rPr>
+              <w:t>Luồng hoạt động chính</w:t>
+            </w:r>
+          </w:p>
+        </w:tc>
+        <w:tc>
+          <w:tcPr>
+            <w:tcW w:w="6651" w:type="dxa"/>
+          </w:tcPr>
+          <w:p>
+            <w:pPr>
+              <w:spacing w:before="0" w:line="240" w:lineRule="auto"/>
+              <w:rPr>
+                <w:sz w:val="24"/>
+                <w:szCs w:val="24"/>
+              </w:rPr>
+            </w:pPr>
+            <w:r>
+              <w:rPr>
+                <w:b/>
+                <w:bCs/>
+                <w:sz w:val="24"/>
+                <w:szCs w:val="24"/>
+              </w:rPr>
+              <w:t>B1:</w:t>
+            </w:r>
+            <w:r>
+              <w:rPr>
+                <w:sz w:val="24"/>
+                <w:szCs w:val="24"/>
+              </w:rPr>
+              <w:t xml:space="preserve"> Người dùng chọn danh mục và nhập hạn mức, kỳ áp dụng</w:t>
+            </w:r>
+          </w:p>
+          <w:p>
+            <w:pPr>
+              <w:spacing w:before="0" w:line="240" w:lineRule="auto"/>
+              <w:rPr>
+                <w:sz w:val="24"/>
+                <w:szCs w:val="24"/>
+              </w:rPr>
+            </w:pPr>
+            <w:r>
+              <w:rPr>
+                <w:b/>
+                <w:bCs/>
+                <w:sz w:val="24"/>
+                <w:szCs w:val="24"/>
+              </w:rPr>
+              <w:t>B2:</w:t>
+            </w:r>
+            <w:r>
+              <w:rPr>
+                <w:sz w:val="24"/>
+                <w:szCs w:val="24"/>
+              </w:rPr>
+              <w:t xml:space="preserve"> Hệ thống lưu ngân sách và bắt đầu đối chiếu chi tiêu thực tế</w:t>
+            </w:r>
+          </w:p>
+          <w:p>
+            <w:pPr>
+              <w:spacing w:before="0" w:line="240" w:lineRule="auto"/>
+              <w:rPr>
+                <w:sz w:val="24"/>
+                <w:szCs w:val="24"/>
+              </w:rPr>
+            </w:pPr>
+            <w:r>
+              <w:rPr>
+                <w:b/>
+                <w:bCs/>
+                <w:sz w:val="24"/>
+                <w:szCs w:val="24"/>
+              </w:rPr>
+              <w:t>B3:</w:t>
+            </w:r>
+            <w:r>
+              <w:rPr>
+                <w:sz w:val="24"/>
+                <w:szCs w:val="24"/>
+              </w:rPr>
+              <w:t xml:space="preserve"> Kết thúc</w:t>
+            </w:r>
+          </w:p>
+        </w:tc>
+      </w:tr>
+      <w:tr>
+        <w:tc>
+          <w:tcPr>
+            <w:tcW w:w="2709" w:type="dxa"/>
+          </w:tcPr>
+          <w:p>
+            <w:pPr>
+              <w:spacing w:before="0" w:line="240" w:lineRule="auto"/>
+              <w:rPr>
+                <w:sz w:val="24"/>
+                <w:szCs w:val="24"/>
+              </w:rPr>
+            </w:pPr>
+            <w:r>
+              <w:rPr>
+                <w:b/>
+                <w:bCs/>
+                <w:sz w:val="24"/>
+                <w:szCs w:val="24"/>
+              </w:rPr>
+              <w:t>Luồng thay thế</w:t>
+            </w:r>
+          </w:p>
+        </w:tc>
+        <w:tc>
+          <w:tcPr>
+            <w:tcW w:w="6651" w:type="dxa"/>
+          </w:tcPr>
+          <w:p>
+            <w:pPr>
+              <w:spacing w:before="0" w:line="240" w:lineRule="auto"/>
+              <w:rPr>
+                <w:sz w:val="24"/>
+                <w:szCs w:val="24"/>
+              </w:rPr>
+            </w:pPr>
+            <w:r>
+              <w:rPr>
+                <w:sz w:val="24"/>
+                <w:szCs w:val="24"/>
+              </w:rPr>
+              <w:t>Khi chi tiêu đạt ngưỡng cảnh báo → Cảnh báo vượt ngân sách: hệ thống gửi thông báo qua Hệ thống thông báo (email)</w:t>
+            </w:r>
+          </w:p>
+        </w:tc>
+      </w:tr>
+      <w:tr>
+        <w:tc>
+          <w:tcPr>
+            <w:tcW w:w="2709" w:type="dxa"/>
+          </w:tcPr>
+          <w:p>
+            <w:pPr>
+              <w:spacing w:before="0" w:line="240" w:lineRule="auto"/>
+              <w:rPr>
+                <w:sz w:val="24"/>
+                <w:szCs w:val="24"/>
+              </w:rPr>
+            </w:pPr>
+            <w:r>
+              <w:rPr>
+                <w:b/>
+                <w:bCs/>
+                <w:sz w:val="24"/>
+                <w:szCs w:val="24"/>
+              </w:rPr>
+              <w:t>Luồng ngoại lệ</w:t>
+            </w:r>
+          </w:p>
+        </w:tc>
+        <w:tc>
+          <w:tcPr>
+            <w:tcW w:w="6651" w:type="dxa"/>
+          </w:tcPr>
+          <w:p>
+            <w:pPr>
+              <w:spacing w:before="0" w:line="240" w:lineRule="auto"/>
+              <w:rPr>
+                <w:sz w:val="24"/>
+                <w:szCs w:val="24"/>
+              </w:rPr>
+            </w:pPr>
+            <w:r>
+              <w:rPr>
+                <w:sz w:val="24"/>
+                <w:szCs w:val="24"/>
+              </w:rPr>
+              <w:t>Nếu hạn mức nhập không hợp lệ (≤0), thông báo lỗi và yêu cầu nhập lại</w:t>
+            </w:r>
+          </w:p>
+        </w:tc>
+      </w:tr>
+    </w:tbl>
+    <w:p>
+      <w:pPr>
+        <w:pStyle w:val="Caption"/>
+        <w:jc w:val="center"/>
+        <w:rPr>
+          <w:sz w:val="26"/>
+          <w:szCs w:val="26"/>
+        </w:rPr>
+      </w:pPr>
+      <w:r>
+        <w:t xml:space="preserve">Bảng </w:t>
+      </w:r>
+      <w:r>
+        <w:fldChar w:fldCharType="begin"/>
+      </w:r>
+      <w:r>
+        <w:instrText xml:space="preserve"> SEQ Bảng \* ARABIC </w:instrText>
+      </w:r>
+      <w:r>
+        <w:fldChar w:fldCharType="separate"/>
+      </w:r>
+      <w:r>
+        <w:rPr>
+          <w:noProof/>
+        </w:rPr>
+        <w:t>8</w:t>
+      </w:r>
+      <w:r>
+        <w:rPr>
+          <w:noProof/>
+        </w:rPr>
+        <w:fldChar w:fldCharType="end"/>
+      </w:r>
+      <w:r>
+        <w:t xml:space="preserve">. </w:t>
+      </w:r>
+      <w:r>
+        <w:t xml:space="preserve">Đặc tả uc </w:t>
+      </w:r>
+      <w:r>
+        <w:t>thiết lập ngân sách</w:t>
+      </w:r>
+    </w:p>
+    <w:p>
+      <w:pPr>
+        <w:rPr>
+          <w:b/>
+          <w:bCs/>
+          <w:sz w:val="26"/>
+          <w:szCs w:val="26"/>
+        </w:rPr>
+      </w:pPr>
+      <w:r>
+        <w:rPr>
+          <w:b/>
+          <w:bCs/>
+          <w:sz w:val="26"/>
+          <w:szCs w:val="26"/>
+        </w:rPr>
+        <w:t>UC-0</w:t>
+      </w:r>
+      <w:r>
+        <w:rPr>
+          <w:b/>
+          <w:bCs/>
+          <w:sz w:val="26"/>
+          <w:szCs w:val="26"/>
+        </w:rPr>
+        <w:t>5</w:t>
+      </w:r>
+      <w:r>
+        <w:rPr>
+          <w:b/>
+          <w:bCs/>
+          <w:sz w:val="26"/>
+          <w:szCs w:val="26"/>
+        </w:rPr>
+        <w:t>: Theo dõi các chi tiêu</w:t>
+      </w:r>
+    </w:p>
+    <w:tbl>
+      <w:tblPr>
+        <w:tblW w:w="5000" w:type="pct"/>
+        <w:tblBorders>
+          <w:top w:val="single" w:sz="4" w:space="0" w:color="auto"/>
+          <w:left w:val="single" w:sz="4" w:space="0" w:color="auto"/>
+          <w:bottom w:val="single" w:sz="4" w:space="0" w:color="auto"/>
+          <w:right w:val="single" w:sz="4" w:space="0" w:color="auto"/>
+          <w:insideH w:val="single" w:sz="4" w:space="0" w:color="auto"/>
+          <w:insideV w:val="single" w:sz="4" w:space="0" w:color="auto"/>
+        </w:tblBorders>
+        <w:tblLayout w:type="fixed"/>
+        <w:tblCellMar>
+          <w:top w:w="80" w:type="dxa"/>
+          <w:left w:w="120" w:type="dxa"/>
+          <w:bottom w:w="80" w:type="dxa"/>
+          <w:right w:w="120" w:type="dxa"/>
+        </w:tblCellMar>
+        <w:tblLook w:val="04A0" w:firstRow="1" w:lastRow="0" w:firstColumn="1" w:lastColumn="0" w:noHBand="0" w:noVBand="1"/>
+      </w:tblPr>
+      <w:tblGrid>
+        <w:gridCol w:w="2534"/>
+        <w:gridCol w:w="6193"/>
+      </w:tblGrid>
+      <w:tr>
+        <w:trPr>
+          <w:tblHeader/>
+        </w:trPr>
+        <w:tc>
+          <w:tcPr>
+            <w:tcW w:w="2709" w:type="dxa"/>
+          </w:tcPr>
+          <w:p>
+            <w:pPr>
+              <w:spacing w:before="0" w:line="240" w:lineRule="auto"/>
+              <w:rPr>
+                <w:sz w:val="24"/>
+                <w:szCs w:val="24"/>
+              </w:rPr>
+            </w:pPr>
+            <w:r>
+              <w:rPr>
+                <w:b/>
+                <w:bCs/>
+                <w:sz w:val="24"/>
+                <w:szCs w:val="24"/>
+              </w:rPr>
+              <w:t>Mục</w:t>
+            </w:r>
+          </w:p>
+        </w:tc>
+        <w:tc>
+          <w:tcPr>
+            <w:tcW w:w="6651" w:type="dxa"/>
+          </w:tcPr>
+          <w:p>
+            <w:pPr>
+              <w:spacing w:before="0" w:line="240" w:lineRule="auto"/>
+              <w:rPr>
+                <w:sz w:val="24"/>
+                <w:szCs w:val="24"/>
+              </w:rPr>
+            </w:pPr>
+            <w:r>
+              <w:rPr>
+                <w:b/>
+                <w:bCs/>
+                <w:sz w:val="24"/>
+                <w:szCs w:val="24"/>
+              </w:rPr>
+              <w:t>Nội dung</w:t>
+            </w:r>
+          </w:p>
+        </w:tc>
+      </w:tr>
+      <w:tr>
+        <w:tc>
+          <w:tcPr>
+            <w:tcW w:w="2709" w:type="dxa"/>
+          </w:tcPr>
+          <w:p>
+            <w:pPr>
+              <w:spacing w:before="0" w:line="240" w:lineRule="auto"/>
+              <w:rPr>
+                <w:sz w:val="24"/>
+                <w:szCs w:val="24"/>
+              </w:rPr>
+            </w:pPr>
+            <w:r>
+              <w:rPr>
+                <w:b/>
+                <w:bCs/>
+                <w:sz w:val="24"/>
+                <w:szCs w:val="24"/>
+              </w:rPr>
+              <w:t>Mô tả</w:t>
+            </w:r>
+          </w:p>
+        </w:tc>
+        <w:tc>
+          <w:tcPr>
+            <w:tcW w:w="6651" w:type="dxa"/>
+          </w:tcPr>
+          <w:p>
+            <w:pPr>
+              <w:spacing w:before="0" w:line="240" w:lineRule="auto"/>
+              <w:rPr>
+                <w:sz w:val="24"/>
+                <w:szCs w:val="24"/>
+              </w:rPr>
+            </w:pPr>
+            <w:r>
+              <w:rPr>
+                <w:sz w:val="24"/>
+                <w:szCs w:val="24"/>
+              </w:rPr>
+              <w:t>Cho phép người dùng đặt hạn mức chi tiêu theo danh mục theo tháng; hệ thống cảnh báo khi vượt.</w:t>
+            </w:r>
+          </w:p>
+        </w:tc>
+      </w:tr>
+      <w:tr>
+        <w:tc>
+          <w:tcPr>
+            <w:tcW w:w="2709" w:type="dxa"/>
+          </w:tcPr>
+          <w:p>
+            <w:pPr>
+              <w:spacing w:before="0" w:line="240" w:lineRule="auto"/>
+              <w:rPr>
+                <w:sz w:val="24"/>
+                <w:szCs w:val="24"/>
+              </w:rPr>
+            </w:pPr>
+            <w:r>
+              <w:rPr>
+                <w:b/>
+                <w:bCs/>
+                <w:sz w:val="24"/>
+                <w:szCs w:val="24"/>
+              </w:rPr>
+              <w:t>Actor chính</w:t>
+            </w:r>
+          </w:p>
+        </w:tc>
+        <w:tc>
+          <w:tcPr>
+            <w:tcW w:w="6651" w:type="dxa"/>
+          </w:tcPr>
+          <w:p>
+            <w:pPr>
+              <w:spacing w:before="0" w:line="240" w:lineRule="auto"/>
+              <w:rPr>
+                <w:sz w:val="24"/>
+                <w:szCs w:val="24"/>
+              </w:rPr>
+            </w:pPr>
+            <w:r>
+              <w:rPr>
+                <w:sz w:val="24"/>
+                <w:szCs w:val="24"/>
+              </w:rPr>
+              <w:t>Cá nhân</w:t>
+            </w:r>
+          </w:p>
+        </w:tc>
+      </w:tr>
+      <w:tr>
+        <w:tc>
+          <w:tcPr>
+            <w:tcW w:w="2709" w:type="dxa"/>
+          </w:tcPr>
+          <w:p>
+            <w:pPr>
+              <w:spacing w:before="0" w:line="240" w:lineRule="auto"/>
+              <w:rPr>
+                <w:sz w:val="24"/>
+                <w:szCs w:val="24"/>
+              </w:rPr>
+            </w:pPr>
+            <w:r>
+              <w:rPr>
+                <w:b/>
+                <w:bCs/>
+                <w:sz w:val="24"/>
+                <w:szCs w:val="24"/>
+              </w:rPr>
+              <w:t>Actor phụ</w:t>
+            </w:r>
+          </w:p>
+        </w:tc>
+        <w:tc>
+          <w:tcPr>
+            <w:tcW w:w="6651" w:type="dxa"/>
+          </w:tcPr>
+          <w:p>
+            <w:pPr>
+              <w:spacing w:before="0" w:line="240" w:lineRule="auto"/>
+              <w:rPr>
+                <w:sz w:val="24"/>
+                <w:szCs w:val="24"/>
+              </w:rPr>
+            </w:pPr>
+            <w:r>
+              <w:rPr>
+                <w:sz w:val="24"/>
+                <w:szCs w:val="24"/>
+              </w:rPr>
+              <w:t>Hệ thống thông báo (email)</w:t>
+            </w:r>
+          </w:p>
+        </w:tc>
+      </w:tr>
+      <w:tr>
+        <w:tc>
+          <w:tcPr>
+            <w:tcW w:w="2709" w:type="dxa"/>
+          </w:tcPr>
+          <w:p>
+            <w:pPr>
+              <w:spacing w:before="0" w:line="240" w:lineRule="auto"/>
+              <w:rPr>
+                <w:sz w:val="24"/>
+                <w:szCs w:val="24"/>
+              </w:rPr>
+            </w:pPr>
+            <w:r>
+              <w:rPr>
+                <w:b/>
+                <w:bCs/>
+                <w:sz w:val="24"/>
+                <w:szCs w:val="24"/>
+              </w:rPr>
+              <w:t>Tiền điều kiện</w:t>
+            </w:r>
+          </w:p>
+        </w:tc>
+        <w:tc>
+          <w:tcPr>
+            <w:tcW w:w="6651" w:type="dxa"/>
+          </w:tcPr>
+          <w:p>
+            <w:pPr>
+              <w:spacing w:before="0" w:line="240" w:lineRule="auto"/>
+              <w:rPr>
+                <w:sz w:val="24"/>
+                <w:szCs w:val="24"/>
+              </w:rPr>
+            </w:pPr>
+            <w:r>
+              <w:rPr>
+                <w:sz w:val="24"/>
+                <w:szCs w:val="24"/>
+              </w:rPr>
+              <w:t>Đã đăng nhập; đã có danh mục chi tiêu</w:t>
+            </w:r>
+          </w:p>
+        </w:tc>
+      </w:tr>
+      <w:tr>
+        <w:tc>
+          <w:tcPr>
+            <w:tcW w:w="2709" w:type="dxa"/>
+          </w:tcPr>
+          <w:p>
+            <w:pPr>
+              <w:spacing w:before="0" w:line="240" w:lineRule="auto"/>
+              <w:rPr>
+                <w:sz w:val="24"/>
+                <w:szCs w:val="24"/>
+              </w:rPr>
+            </w:pPr>
+            <w:r>
+              <w:rPr>
+                <w:b/>
+                <w:bCs/>
+                <w:sz w:val="24"/>
+                <w:szCs w:val="24"/>
+              </w:rPr>
+              <w:t>Hậu điều kiện</w:t>
+            </w:r>
+          </w:p>
+        </w:tc>
+        <w:tc>
+          <w:tcPr>
+            <w:tcW w:w="6651" w:type="dxa"/>
+          </w:tcPr>
+          <w:p>
+            <w:pPr>
+              <w:spacing w:before="0" w:line="240" w:lineRule="auto"/>
+              <w:rPr>
+                <w:sz w:val="24"/>
+                <w:szCs w:val="24"/>
+              </w:rPr>
+            </w:pPr>
+            <w:r>
+              <w:rPr>
+                <w:sz w:val="24"/>
+                <w:szCs w:val="24"/>
+              </w:rPr>
+              <w:t>Ngân sách được lưu và bắt đầu theo dõi trong kỳ hiện tại</w:t>
+            </w:r>
+          </w:p>
+        </w:tc>
+      </w:tr>
+      <w:tr>
+        <w:tc>
+          <w:tcPr>
+            <w:tcW w:w="2709" w:type="dxa"/>
+          </w:tcPr>
+          <w:p>
+            <w:pPr>
+              <w:spacing w:before="0" w:line="240" w:lineRule="auto"/>
+              <w:rPr>
+                <w:sz w:val="24"/>
+                <w:szCs w:val="24"/>
+              </w:rPr>
+            </w:pPr>
+            <w:r>
+              <w:rPr>
+                <w:b/>
+                <w:bCs/>
+                <w:sz w:val="24"/>
+                <w:szCs w:val="24"/>
+              </w:rPr>
+              <w:t>Luồng hoạt động chính</w:t>
+            </w:r>
+          </w:p>
+        </w:tc>
+        <w:tc>
+          <w:tcPr>
+            <w:tcW w:w="6651" w:type="dxa"/>
+          </w:tcPr>
+          <w:p>
+            <w:pPr>
+              <w:spacing w:before="0" w:line="240" w:lineRule="auto"/>
+              <w:rPr>
+                <w:sz w:val="24"/>
+                <w:szCs w:val="24"/>
+              </w:rPr>
+            </w:pPr>
+            <w:r>
+              <w:rPr>
+                <w:b/>
+                <w:bCs/>
+                <w:sz w:val="24"/>
+                <w:szCs w:val="24"/>
+              </w:rPr>
+              <w:t>B1:</w:t>
+            </w:r>
+            <w:r>
+              <w:rPr>
+                <w:sz w:val="24"/>
+                <w:szCs w:val="24"/>
+              </w:rPr>
+              <w:t xml:space="preserve"> Người dùng chọn danh mục và nhập hạn mức, kỳ áp dụng</w:t>
+            </w:r>
+          </w:p>
+          <w:p>
+            <w:pPr>
+              <w:spacing w:before="0" w:line="240" w:lineRule="auto"/>
+              <w:rPr>
+                <w:sz w:val="24"/>
+                <w:szCs w:val="24"/>
+              </w:rPr>
+            </w:pPr>
+            <w:r>
+              <w:rPr>
+                <w:b/>
+                <w:bCs/>
+                <w:sz w:val="24"/>
+                <w:szCs w:val="24"/>
+              </w:rPr>
+              <w:t>B2:</w:t>
+            </w:r>
+            <w:r>
+              <w:rPr>
+                <w:sz w:val="24"/>
+                <w:szCs w:val="24"/>
+              </w:rPr>
+              <w:t xml:space="preserve"> Hệ thống lưu ngân sách và bắt đầu đối chiếu chi tiêu thực tế</w:t>
+            </w:r>
+          </w:p>
+          <w:p>
+            <w:pPr>
+              <w:spacing w:before="0" w:line="240" w:lineRule="auto"/>
+              <w:rPr>
+                <w:sz w:val="24"/>
+                <w:szCs w:val="24"/>
+              </w:rPr>
+            </w:pPr>
+            <w:r>
+              <w:rPr>
+                <w:b/>
+                <w:bCs/>
+                <w:sz w:val="24"/>
+                <w:szCs w:val="24"/>
+              </w:rPr>
+              <w:t>B3:</w:t>
+            </w:r>
+            <w:r>
+              <w:rPr>
+                <w:sz w:val="24"/>
+                <w:szCs w:val="24"/>
+              </w:rPr>
+              <w:t xml:space="preserve"> Kết thúc</w:t>
+            </w:r>
+          </w:p>
+        </w:tc>
+      </w:tr>
+      <w:tr>
+        <w:tc>
+          <w:tcPr>
+            <w:tcW w:w="2709" w:type="dxa"/>
+          </w:tcPr>
+          <w:p>
+            <w:pPr>
+              <w:spacing w:before="0" w:line="240" w:lineRule="auto"/>
+              <w:rPr>
+                <w:sz w:val="24"/>
+                <w:szCs w:val="24"/>
+              </w:rPr>
+            </w:pPr>
+            <w:r>
+              <w:rPr>
+                <w:b/>
+                <w:bCs/>
+                <w:sz w:val="24"/>
+                <w:szCs w:val="24"/>
+              </w:rPr>
+              <w:t>Luồng thay thế</w:t>
+            </w:r>
+          </w:p>
+        </w:tc>
+        <w:tc>
+          <w:tcPr>
+            <w:tcW w:w="6651" w:type="dxa"/>
+          </w:tcPr>
+          <w:p>
+            <w:pPr>
+              <w:spacing w:before="0" w:line="240" w:lineRule="auto"/>
+              <w:rPr>
+                <w:sz w:val="24"/>
+                <w:szCs w:val="24"/>
+              </w:rPr>
+            </w:pPr>
+            <w:r>
+              <w:rPr>
+                <w:sz w:val="24"/>
+                <w:szCs w:val="24"/>
+              </w:rPr>
+              <w:t>Khi chi tiêu đạt ngưỡng cảnh báo → Cảnh báo vượt ngân sách: hệ thống gửi thông báo qua Hệ thống thông báo (email)</w:t>
+            </w:r>
+          </w:p>
+        </w:tc>
+      </w:tr>
+      <w:tr>
+        <w:tc>
+          <w:tcPr>
+            <w:tcW w:w="2709" w:type="dxa"/>
+          </w:tcPr>
+          <w:p>
+            <w:pPr>
+              <w:spacing w:before="0" w:line="240" w:lineRule="auto"/>
+              <w:rPr>
+                <w:sz w:val="24"/>
+                <w:szCs w:val="24"/>
+              </w:rPr>
+            </w:pPr>
+            <w:r>
+              <w:rPr>
+                <w:b/>
+                <w:bCs/>
+                <w:sz w:val="24"/>
+                <w:szCs w:val="24"/>
+              </w:rPr>
+              <w:t>Luồng ngoại lệ</w:t>
+            </w:r>
+          </w:p>
+        </w:tc>
+        <w:tc>
+          <w:tcPr>
+            <w:tcW w:w="6651" w:type="dxa"/>
+          </w:tcPr>
+          <w:p>
+            <w:pPr>
+              <w:spacing w:before="0" w:line="240" w:lineRule="auto"/>
+              <w:rPr>
+                <w:sz w:val="24"/>
+                <w:szCs w:val="24"/>
+              </w:rPr>
+            </w:pPr>
+            <w:r>
+              <w:rPr>
+                <w:sz w:val="24"/>
+                <w:szCs w:val="24"/>
+              </w:rPr>
+              <w:t>Nếu hạn mức nhập không hợp lệ (≤0), thông báo lỗi và yêu cầu nhập lại</w:t>
+            </w:r>
+          </w:p>
+        </w:tc>
+      </w:tr>
+    </w:tbl>
+    <w:p>
+      <w:pPr>
+        <w:pStyle w:val="Caption"/>
+        <w:jc w:val="center"/>
+        <w:rPr>
+          <w:sz w:val="26"/>
+          <w:szCs w:val="26"/>
+        </w:rPr>
+      </w:pPr>
+      <w:r>
+        <w:lastRenderedPageBreak/>
+        <w:t xml:space="preserve">Bảng </w:t>
+      </w:r>
+      <w:r>
+        <w:fldChar w:fldCharType="begin"/>
+      </w:r>
+      <w:r>
+        <w:instrText xml:space="preserve"> SEQ Bảng \* ARABIC </w:instrText>
+      </w:r>
+      <w:r>
+        <w:fldChar w:fldCharType="separate"/>
+      </w:r>
+      <w:r>
+        <w:rPr>
+          <w:noProof/>
+        </w:rPr>
+        <w:t>9</w:t>
+      </w:r>
+      <w:r>
+        <w:rPr>
+          <w:noProof/>
+        </w:rPr>
+        <w:fldChar w:fldCharType="end"/>
+      </w:r>
+      <w:r>
+        <w:t>. Đặc tả uc theo dõi chi tiêu</w:t>
+      </w:r>
+    </w:p>
+    <w:p>
+      <w:pPr>
+        <w:rPr>
+          <w:b/>
+          <w:bCs/>
+          <w:sz w:val="26"/>
+          <w:szCs w:val="26"/>
+        </w:rPr>
+      </w:pPr>
+      <w:r>
+        <w:rPr>
+          <w:b/>
+          <w:bCs/>
+          <w:sz w:val="26"/>
+          <w:szCs w:val="26"/>
+        </w:rPr>
+        <w:t>UC-0</w:t>
+      </w:r>
+      <w:r>
+        <w:rPr>
+          <w:b/>
+          <w:bCs/>
+          <w:sz w:val="26"/>
+          <w:szCs w:val="26"/>
+        </w:rPr>
+        <w:t>6</w:t>
+      </w:r>
+      <w:r>
+        <w:rPr>
+          <w:b/>
+          <w:bCs/>
+          <w:sz w:val="26"/>
+          <w:szCs w:val="26"/>
+        </w:rPr>
+        <w:t>: Chia sẻ tài khoản</w:t>
+      </w:r>
+    </w:p>
+    <w:tbl>
+      <w:tblPr>
+        <w:tblW w:w="5000" w:type="pct"/>
+        <w:tblBorders>
+          <w:top w:val="single" w:sz="4" w:space="0" w:color="auto"/>
+          <w:left w:val="single" w:sz="4" w:space="0" w:color="auto"/>
+          <w:bottom w:val="single" w:sz="4" w:space="0" w:color="auto"/>
+          <w:right w:val="single" w:sz="4" w:space="0" w:color="auto"/>
+          <w:insideH w:val="single" w:sz="4" w:space="0" w:color="auto"/>
+          <w:insideV w:val="single" w:sz="4" w:space="0" w:color="auto"/>
+        </w:tblBorders>
+        <w:tblLayout w:type="fixed"/>
+        <w:tblCellMar>
+          <w:top w:w="80" w:type="dxa"/>
+          <w:left w:w="120" w:type="dxa"/>
+          <w:bottom w:w="80" w:type="dxa"/>
+          <w:right w:w="120" w:type="dxa"/>
+        </w:tblCellMar>
+        <w:tblLook w:val="04A0" w:firstRow="1" w:lastRow="0" w:firstColumn="1" w:lastColumn="0" w:noHBand="0" w:noVBand="1"/>
+      </w:tblPr>
+      <w:tblGrid>
+        <w:gridCol w:w="2350"/>
+        <w:gridCol w:w="6377"/>
+      </w:tblGrid>
+      <w:tr>
+        <w:trPr>
+          <w:tblHeader/>
+        </w:trPr>
+        <w:tc>
+          <w:tcPr>
+            <w:tcW w:w="2511" w:type="dxa"/>
+          </w:tcPr>
+          <w:p>
+            <w:pPr>
+              <w:spacing w:before="0" w:line="240" w:lineRule="auto"/>
+              <w:rPr>
+                <w:sz w:val="24"/>
+                <w:szCs w:val="24"/>
+              </w:rPr>
+            </w:pPr>
+            <w:r>
+              <w:rPr>
+                <w:b/>
+                <w:bCs/>
+                <w:sz w:val="24"/>
+                <w:szCs w:val="24"/>
+              </w:rPr>
+              <w:t>Mục</w:t>
+            </w:r>
+          </w:p>
+        </w:tc>
+        <w:tc>
+          <w:tcPr>
+            <w:tcW w:w="6849" w:type="dxa"/>
+          </w:tcPr>
+          <w:p>
+            <w:pPr>
+              <w:spacing w:before="0" w:line="240" w:lineRule="auto"/>
+              <w:rPr>
+                <w:sz w:val="24"/>
+                <w:szCs w:val="24"/>
+              </w:rPr>
+            </w:pPr>
+            <w:r>
+              <w:rPr>
+                <w:b/>
+                <w:bCs/>
+                <w:sz w:val="24"/>
+                <w:szCs w:val="24"/>
+              </w:rPr>
+              <w:t>Nội dung</w:t>
+            </w:r>
+          </w:p>
+        </w:tc>
+      </w:tr>
+      <w:tr>
+        <w:tc>
+          <w:tcPr>
+            <w:tcW w:w="2511" w:type="dxa"/>
+          </w:tcPr>
+          <w:p>
+            <w:pPr>
+              <w:spacing w:before="0" w:line="240" w:lineRule="auto"/>
+              <w:rPr>
+                <w:sz w:val="24"/>
+                <w:szCs w:val="24"/>
+              </w:rPr>
+            </w:pPr>
+            <w:r>
+              <w:rPr>
+                <w:b/>
+                <w:bCs/>
+                <w:sz w:val="24"/>
+                <w:szCs w:val="24"/>
+              </w:rPr>
+              <w:t>Mô tả</w:t>
+            </w:r>
+          </w:p>
+        </w:tc>
+        <w:tc>
+          <w:tcPr>
+            <w:tcW w:w="6849" w:type="dxa"/>
+          </w:tcPr>
+          <w:p>
+            <w:pPr>
+              <w:spacing w:before="0" w:line="240" w:lineRule="auto"/>
+              <w:rPr>
+                <w:sz w:val="24"/>
+                <w:szCs w:val="24"/>
+              </w:rPr>
+            </w:pPr>
+            <w:r>
+              <w:rPr>
+                <w:sz w:val="24"/>
+                <w:szCs w:val="24"/>
+              </w:rPr>
+              <w:t>Cho phép chủ tài khoản mời thành viên gia đình cùng theo dõi chi tiêu chung.</w:t>
+            </w:r>
+          </w:p>
+        </w:tc>
+      </w:tr>
+      <w:tr>
+        <w:tc>
+          <w:tcPr>
+            <w:tcW w:w="2511" w:type="dxa"/>
+          </w:tcPr>
+          <w:p>
+            <w:pPr>
+              <w:spacing w:before="0" w:line="240" w:lineRule="auto"/>
+              <w:rPr>
+                <w:sz w:val="24"/>
+                <w:szCs w:val="24"/>
+              </w:rPr>
+            </w:pPr>
+            <w:r>
+              <w:rPr>
+                <w:b/>
+                <w:bCs/>
+                <w:sz w:val="24"/>
+                <w:szCs w:val="24"/>
+              </w:rPr>
+              <w:t>Actor chính</w:t>
+            </w:r>
+          </w:p>
+        </w:tc>
+        <w:tc>
+          <w:tcPr>
+            <w:tcW w:w="6849" w:type="dxa"/>
+          </w:tcPr>
+          <w:p>
+            <w:pPr>
+              <w:spacing w:before="0" w:line="240" w:lineRule="auto"/>
+              <w:rPr>
+                <w:sz w:val="24"/>
+                <w:szCs w:val="24"/>
+              </w:rPr>
+            </w:pPr>
+            <w:r>
+              <w:rPr>
+                <w:sz w:val="24"/>
+                <w:szCs w:val="24"/>
+              </w:rPr>
+              <w:t>Cá nhân</w:t>
+            </w:r>
+          </w:p>
+        </w:tc>
+      </w:tr>
+      <w:tr>
+        <w:tc>
+          <w:tcPr>
+            <w:tcW w:w="2511" w:type="dxa"/>
+          </w:tcPr>
+          <w:p>
+            <w:pPr>
+              <w:spacing w:before="0" w:line="240" w:lineRule="auto"/>
+              <w:rPr>
+                <w:sz w:val="24"/>
+                <w:szCs w:val="24"/>
+              </w:rPr>
+            </w:pPr>
+            <w:r>
+              <w:rPr>
+                <w:b/>
+                <w:bCs/>
+                <w:sz w:val="24"/>
+                <w:szCs w:val="24"/>
+              </w:rPr>
+              <w:t>Actor phụ</w:t>
+            </w:r>
+          </w:p>
+        </w:tc>
+        <w:tc>
+          <w:tcPr>
+            <w:tcW w:w="6849" w:type="dxa"/>
+          </w:tcPr>
+          <w:p>
+            <w:pPr>
+              <w:spacing w:before="0" w:line="240" w:lineRule="auto"/>
+              <w:rPr>
+                <w:sz w:val="24"/>
+                <w:szCs w:val="24"/>
+              </w:rPr>
+            </w:pPr>
+            <w:r>
+              <w:rPr>
+                <w:sz w:val="24"/>
+                <w:szCs w:val="24"/>
+              </w:rPr>
+              <w:t>Gia đình (thành viên được mời)</w:t>
+            </w:r>
+          </w:p>
+        </w:tc>
+      </w:tr>
+      <w:tr>
+        <w:tc>
+          <w:tcPr>
+            <w:tcW w:w="2511" w:type="dxa"/>
+          </w:tcPr>
+          <w:p>
+            <w:pPr>
+              <w:spacing w:before="0" w:line="240" w:lineRule="auto"/>
+              <w:rPr>
+                <w:sz w:val="24"/>
+                <w:szCs w:val="24"/>
+              </w:rPr>
+            </w:pPr>
+            <w:r>
+              <w:rPr>
+                <w:b/>
+                <w:bCs/>
+                <w:sz w:val="24"/>
+                <w:szCs w:val="24"/>
+              </w:rPr>
+              <w:t>Tiền điều kiện</w:t>
+            </w:r>
+          </w:p>
+        </w:tc>
+        <w:tc>
+          <w:tcPr>
+            <w:tcW w:w="6849" w:type="dxa"/>
+          </w:tcPr>
+          <w:p>
+            <w:pPr>
+              <w:spacing w:before="0" w:line="240" w:lineRule="auto"/>
+              <w:rPr>
+                <w:sz w:val="24"/>
+                <w:szCs w:val="24"/>
+              </w:rPr>
+            </w:pPr>
+            <w:r>
+              <w:rPr>
+                <w:sz w:val="24"/>
+                <w:szCs w:val="24"/>
+              </w:rPr>
+              <w:t>Người mời là chủ sở hữu tài khoản</w:t>
+            </w:r>
+          </w:p>
+        </w:tc>
+      </w:tr>
+      <w:tr>
+        <w:tc>
+          <w:tcPr>
+            <w:tcW w:w="2511" w:type="dxa"/>
+          </w:tcPr>
+          <w:p>
+            <w:pPr>
+              <w:spacing w:before="0" w:line="240" w:lineRule="auto"/>
+              <w:rPr>
+                <w:sz w:val="24"/>
+                <w:szCs w:val="24"/>
+              </w:rPr>
+            </w:pPr>
+            <w:r>
+              <w:rPr>
+                <w:b/>
+                <w:bCs/>
+                <w:sz w:val="24"/>
+                <w:szCs w:val="24"/>
+              </w:rPr>
+              <w:t>Hậu điều kiện</w:t>
+            </w:r>
+          </w:p>
+        </w:tc>
+        <w:tc>
+          <w:tcPr>
+            <w:tcW w:w="6849" w:type="dxa"/>
+          </w:tcPr>
+          <w:p>
+            <w:pPr>
+              <w:spacing w:before="0" w:line="240" w:lineRule="auto"/>
+              <w:rPr>
+                <w:sz w:val="24"/>
+                <w:szCs w:val="24"/>
+              </w:rPr>
+            </w:pPr>
+            <w:r>
+              <w:rPr>
+                <w:sz w:val="24"/>
+                <w:szCs w:val="24"/>
+              </w:rPr>
+              <w:t>Thành viên được cấp quyền truy cập tài khoản theo vai trò đã chọn</w:t>
+            </w:r>
+          </w:p>
+        </w:tc>
+      </w:tr>
+      <w:tr>
+        <w:tc>
+          <w:tcPr>
+            <w:tcW w:w="2511" w:type="dxa"/>
+          </w:tcPr>
+          <w:p>
+            <w:pPr>
+              <w:spacing w:before="0" w:line="240" w:lineRule="auto"/>
+              <w:rPr>
+                <w:sz w:val="24"/>
+                <w:szCs w:val="24"/>
+              </w:rPr>
+            </w:pPr>
+            <w:r>
+              <w:rPr>
+                <w:b/>
+                <w:bCs/>
+                <w:sz w:val="24"/>
+                <w:szCs w:val="24"/>
+              </w:rPr>
+              <w:t>Luồng hoạt động chính</w:t>
+            </w:r>
+          </w:p>
+        </w:tc>
+        <w:tc>
+          <w:tcPr>
+            <w:tcW w:w="6849" w:type="dxa"/>
+          </w:tcPr>
+          <w:p>
+            <w:pPr>
+              <w:spacing w:before="0" w:line="240" w:lineRule="auto"/>
+              <w:rPr>
+                <w:sz w:val="24"/>
+                <w:szCs w:val="24"/>
+              </w:rPr>
+            </w:pPr>
+            <w:r>
+              <w:rPr>
+                <w:b/>
+                <w:bCs/>
+                <w:sz w:val="24"/>
+                <w:szCs w:val="24"/>
+              </w:rPr>
+              <w:t>B1:</w:t>
+            </w:r>
+            <w:r>
+              <w:rPr>
+                <w:sz w:val="24"/>
+                <w:szCs w:val="24"/>
+              </w:rPr>
+              <w:t xml:space="preserve"> Chủ tài khoản nhập email thành viên và chọn quyền (chỉnh sửa/chỉ xem)</w:t>
+            </w:r>
+          </w:p>
+          <w:p>
+            <w:pPr>
+              <w:spacing w:before="0" w:line="240" w:lineRule="auto"/>
+              <w:rPr>
+                <w:sz w:val="24"/>
+                <w:szCs w:val="24"/>
+              </w:rPr>
+            </w:pPr>
+            <w:r>
+              <w:rPr>
+                <w:b/>
+                <w:bCs/>
+                <w:sz w:val="24"/>
+                <w:szCs w:val="24"/>
+              </w:rPr>
+              <w:t>B2:</w:t>
+            </w:r>
+            <w:r>
+              <w:rPr>
+                <w:sz w:val="24"/>
+                <w:szCs w:val="24"/>
+              </w:rPr>
+              <w:t xml:space="preserve"> Hệ thống gửi lời mời cho thành viên</w:t>
+            </w:r>
+          </w:p>
+          <w:p>
+            <w:pPr>
+              <w:spacing w:before="0" w:line="240" w:lineRule="auto"/>
+              <w:rPr>
+                <w:sz w:val="24"/>
+                <w:szCs w:val="24"/>
+              </w:rPr>
+            </w:pPr>
+            <w:r>
+              <w:rPr>
+                <w:b/>
+                <w:bCs/>
+                <w:sz w:val="24"/>
+                <w:szCs w:val="24"/>
+              </w:rPr>
+              <w:t>B3:</w:t>
+            </w:r>
+            <w:r>
+              <w:rPr>
+                <w:sz w:val="24"/>
+                <w:szCs w:val="24"/>
+              </w:rPr>
+              <w:t xml:space="preserve"> Thành viên chấp nhận lời mời</w:t>
+            </w:r>
+          </w:p>
+          <w:p>
+            <w:pPr>
+              <w:spacing w:before="0" w:line="240" w:lineRule="auto"/>
+              <w:rPr>
+                <w:sz w:val="24"/>
+                <w:szCs w:val="24"/>
+              </w:rPr>
+            </w:pPr>
+            <w:r>
+              <w:rPr>
+                <w:b/>
+                <w:bCs/>
+                <w:sz w:val="24"/>
+                <w:szCs w:val="24"/>
+              </w:rPr>
+              <w:t>B4:</w:t>
+            </w:r>
+            <w:r>
+              <w:rPr>
+                <w:sz w:val="24"/>
+                <w:szCs w:val="24"/>
+              </w:rPr>
+              <w:t xml:space="preserve"> Hệ thống cấp quyền truy cập tài khoản</w:t>
+            </w:r>
+          </w:p>
+          <w:p>
+            <w:pPr>
+              <w:spacing w:before="0" w:line="240" w:lineRule="auto"/>
+              <w:rPr>
+                <w:sz w:val="24"/>
+                <w:szCs w:val="24"/>
+              </w:rPr>
+            </w:pPr>
+            <w:r>
+              <w:rPr>
+                <w:b/>
+                <w:bCs/>
+                <w:sz w:val="24"/>
+                <w:szCs w:val="24"/>
+              </w:rPr>
+              <w:t>B5:</w:t>
+            </w:r>
+            <w:r>
+              <w:rPr>
+                <w:sz w:val="24"/>
+                <w:szCs w:val="24"/>
+              </w:rPr>
+              <w:t xml:space="preserve"> Kết thúc</w:t>
+            </w:r>
+          </w:p>
+        </w:tc>
+      </w:tr>
+      <w:tr>
+        <w:tc>
+          <w:tcPr>
+            <w:tcW w:w="2511" w:type="dxa"/>
+          </w:tcPr>
+          <w:p>
+            <w:pPr>
+              <w:spacing w:before="0" w:line="240" w:lineRule="auto"/>
+              <w:rPr>
+                <w:sz w:val="24"/>
+                <w:szCs w:val="24"/>
+              </w:rPr>
+            </w:pPr>
+            <w:r>
+              <w:rPr>
+                <w:b/>
+                <w:bCs/>
+                <w:sz w:val="24"/>
+                <w:szCs w:val="24"/>
+              </w:rPr>
+              <w:t>Luồng thay thế</w:t>
+            </w:r>
+          </w:p>
+        </w:tc>
+        <w:tc>
+          <w:tcPr>
+            <w:tcW w:w="6849" w:type="dxa"/>
+          </w:tcPr>
+          <w:p>
+            <w:pPr>
+              <w:spacing w:before="0" w:line="240" w:lineRule="auto"/>
+              <w:rPr>
+                <w:sz w:val="24"/>
+                <w:szCs w:val="24"/>
+              </w:rPr>
+            </w:pPr>
+            <w:r>
+              <w:rPr>
+                <w:b/>
+                <w:bCs/>
+                <w:sz w:val="24"/>
+                <w:szCs w:val="24"/>
+              </w:rPr>
+              <w:t>B3.1:</w:t>
+            </w:r>
+            <w:r>
+              <w:rPr>
+                <w:sz w:val="24"/>
+                <w:szCs w:val="24"/>
+              </w:rPr>
+              <w:t xml:space="preserve"> Nếu thành viên từ chối, hủy lời mời</w:t>
+            </w:r>
+          </w:p>
+        </w:tc>
+      </w:tr>
+      <w:tr>
+        <w:tc>
+          <w:tcPr>
+            <w:tcW w:w="2511" w:type="dxa"/>
+          </w:tcPr>
+          <w:p>
+            <w:pPr>
+              <w:spacing w:before="0" w:line="240" w:lineRule="auto"/>
+              <w:rPr>
+                <w:sz w:val="24"/>
+                <w:szCs w:val="24"/>
+              </w:rPr>
+            </w:pPr>
+            <w:r>
+              <w:rPr>
+                <w:b/>
+                <w:bCs/>
+                <w:sz w:val="24"/>
+                <w:szCs w:val="24"/>
+              </w:rPr>
+              <w:t>Luồng ngoại lệ</w:t>
+            </w:r>
+          </w:p>
+        </w:tc>
+        <w:tc>
+          <w:tcPr>
+            <w:tcW w:w="6849" w:type="dxa"/>
+          </w:tcPr>
+          <w:p>
+            <w:pPr>
+              <w:spacing w:before="0" w:line="240" w:lineRule="auto"/>
+              <w:rPr>
+                <w:sz w:val="24"/>
+                <w:szCs w:val="24"/>
+              </w:rPr>
+            </w:pPr>
+            <w:r>
+              <w:rPr>
+                <w:sz w:val="24"/>
+                <w:szCs w:val="24"/>
+              </w:rPr>
+              <w:t>Nếu email không tồn tại trong hệ thống, thông báo lỗi</w:t>
+            </w:r>
+          </w:p>
+        </w:tc>
+      </w:tr>
+    </w:tbl>
+    <w:p>
+      <w:pPr>
+        <w:pStyle w:val="Caption"/>
+        <w:jc w:val="center"/>
+        <w:rPr>
+          <w:b/>
+          <w:bCs/>
+          <w:sz w:val="26"/>
+          <w:szCs w:val="26"/>
+        </w:rPr>
+      </w:pPr>
+      <w:r>
+        <w:t xml:space="preserve">Bảng </w:t>
+      </w:r>
+      <w:r>
+        <w:fldChar w:fldCharType="begin"/>
+      </w:r>
+      <w:r>
+        <w:instrText xml:space="preserve"> SEQ Bảng \* ARABIC </w:instrText>
+      </w:r>
+      <w:r>
+        <w:fldChar w:fldCharType="separate"/>
+      </w:r>
+      <w:r>
+        <w:rPr>
+          <w:noProof/>
+        </w:rPr>
+        <w:t>10</w:t>
+      </w:r>
+      <w:r>
+        <w:rPr>
+          <w:noProof/>
+        </w:rPr>
+        <w:fldChar w:fldCharType="end"/>
+      </w:r>
+      <w:r>
+        <w:t>. Đặc tả uc chia sẻ tài khoản</w:t>
+      </w:r>
+    </w:p>
+    <w:p>
+      <w:pPr>
+        <w:rPr>
+          <w:b/>
+          <w:bCs/>
+          <w:sz w:val="26"/>
+          <w:szCs w:val="26"/>
+        </w:rPr>
+      </w:pPr>
+      <w:r>
+        <w:rPr>
+          <w:b/>
+          <w:bCs/>
+          <w:sz w:val="26"/>
+          <w:szCs w:val="26"/>
+        </w:rPr>
+        <w:t>UC-0</w:t>
+      </w:r>
+      <w:r>
+        <w:rPr>
+          <w:b/>
+          <w:bCs/>
+          <w:sz w:val="26"/>
+          <w:szCs w:val="26"/>
+        </w:rPr>
+        <w:t>7</w:t>
+      </w:r>
+      <w:r>
+        <w:rPr>
+          <w:b/>
+          <w:bCs/>
+          <w:sz w:val="26"/>
+          <w:szCs w:val="26"/>
+        </w:rPr>
+        <w:t>: Quản lý danh mục</w:t>
+      </w:r>
+    </w:p>
+    <w:tbl>
+      <w:tblPr>
+        <w:tblW w:w="5000" w:type="pct"/>
+        <w:tblBorders>
+          <w:top w:val="single" w:sz="4" w:space="0" w:color="auto"/>
+          <w:left w:val="single" w:sz="4" w:space="0" w:color="auto"/>
+          <w:bottom w:val="single" w:sz="4" w:space="0" w:color="auto"/>
+          <w:right w:val="single" w:sz="4" w:space="0" w:color="auto"/>
+          <w:insideH w:val="single" w:sz="4" w:space="0" w:color="auto"/>
+          <w:insideV w:val="single" w:sz="4" w:space="0" w:color="auto"/>
+        </w:tblBorders>
+        <w:tblLayout w:type="fixed"/>
+        <w:tblCellMar>
+          <w:top w:w="80" w:type="dxa"/>
+          <w:left w:w="120" w:type="dxa"/>
+          <w:bottom w:w="80" w:type="dxa"/>
+          <w:right w:w="120" w:type="dxa"/>
+        </w:tblCellMar>
+        <w:tblLook w:val="04A0" w:firstRow="1" w:lastRow="0" w:firstColumn="1" w:lastColumn="0" w:noHBand="0" w:noVBand="1"/>
+      </w:tblPr>
+      <w:tblGrid>
+        <w:gridCol w:w="2960"/>
+        <w:gridCol w:w="5767"/>
+      </w:tblGrid>
+      <w:tr>
+        <w:trPr>
+          <w:tblHeader/>
+        </w:trPr>
+        <w:tc>
+          <w:tcPr>
+            <w:tcW w:w="2960" w:type="dxa"/>
+          </w:tcPr>
+          <w:p>
+            <w:pPr>
+              <w:spacing w:before="0" w:line="240" w:lineRule="auto"/>
+              <w:rPr>
+                <w:sz w:val="24"/>
+                <w:szCs w:val="24"/>
+              </w:rPr>
+            </w:pPr>
+            <w:bookmarkStart w:id="42" w:name="_Toc235627544"/>
+            <w:r>
+              <w:rPr>
+                <w:b/>
+                <w:bCs/>
+                <w:sz w:val="24"/>
+                <w:szCs w:val="24"/>
+              </w:rPr>
+              <w:t>Mục</w:t>
+            </w:r>
+          </w:p>
+        </w:tc>
+        <w:tc>
+          <w:tcPr>
+            <w:tcW w:w="5767" w:type="dxa"/>
+          </w:tcPr>
+          <w:p>
+            <w:pPr>
+              <w:spacing w:before="0" w:line="240" w:lineRule="auto"/>
+              <w:rPr>
+                <w:sz w:val="24"/>
+                <w:szCs w:val="24"/>
+              </w:rPr>
+            </w:pPr>
+            <w:r>
+              <w:rPr>
+                <w:b/>
+                <w:bCs/>
+                <w:sz w:val="24"/>
+                <w:szCs w:val="24"/>
+              </w:rPr>
+              <w:t>Nội dung</w:t>
+            </w:r>
+          </w:p>
+        </w:tc>
+      </w:tr>
+      <w:tr>
+        <w:tc>
+          <w:tcPr>
+            <w:tcW w:w="2960" w:type="dxa"/>
+          </w:tcPr>
+          <w:p>
+            <w:pPr>
+              <w:spacing w:before="0" w:line="240" w:lineRule="auto"/>
+              <w:rPr>
+                <w:sz w:val="24"/>
+                <w:szCs w:val="24"/>
+              </w:rPr>
+            </w:pPr>
+            <w:r>
+              <w:rPr>
+                <w:b/>
+                <w:bCs/>
+                <w:sz w:val="24"/>
+                <w:szCs w:val="24"/>
+              </w:rPr>
+              <w:t>Mô tả</w:t>
+            </w:r>
+          </w:p>
+        </w:tc>
+        <w:tc>
+          <w:tcPr>
+            <w:tcW w:w="5767" w:type="dxa"/>
+          </w:tcPr>
+          <w:p>
+            <w:pPr>
+              <w:spacing w:before="0" w:line="240" w:lineRule="auto"/>
+              <w:rPr>
+                <w:sz w:val="24"/>
+                <w:szCs w:val="24"/>
+              </w:rPr>
+            </w:pPr>
+            <w:r>
+              <w:rPr>
+                <w:sz w:val="24"/>
+                <w:szCs w:val="24"/>
+              </w:rPr>
+              <w:t>Cho phép Admin tạo/sửa/xóa danh mục mẫu dùng chung cho toàn hệ thống</w:t>
+            </w:r>
+          </w:p>
+        </w:tc>
+      </w:tr>
+      <w:tr>
+        <w:tc>
+          <w:tcPr>
+            <w:tcW w:w="2960" w:type="dxa"/>
+          </w:tcPr>
+          <w:p>
+            <w:pPr>
+              <w:spacing w:before="0" w:line="240" w:lineRule="auto"/>
+              <w:rPr>
+                <w:sz w:val="24"/>
+                <w:szCs w:val="24"/>
+              </w:rPr>
+            </w:pPr>
+            <w:r>
+              <w:rPr>
+                <w:b/>
+                <w:bCs/>
+                <w:sz w:val="24"/>
+                <w:szCs w:val="24"/>
+              </w:rPr>
+              <w:t>Actor chính</w:t>
+            </w:r>
+          </w:p>
+        </w:tc>
+        <w:tc>
+          <w:tcPr>
+            <w:tcW w:w="5767" w:type="dxa"/>
+          </w:tcPr>
+          <w:p>
+            <w:pPr>
+              <w:spacing w:before="0" w:line="240" w:lineRule="auto"/>
+              <w:rPr>
+                <w:sz w:val="24"/>
+                <w:szCs w:val="24"/>
+              </w:rPr>
+            </w:pPr>
+            <w:r>
+              <w:rPr>
+                <w:sz w:val="24"/>
+                <w:szCs w:val="24"/>
+              </w:rPr>
+              <w:t>Admin</w:t>
+            </w:r>
+          </w:p>
+        </w:tc>
+      </w:tr>
+      <w:tr>
+        <w:tc>
+          <w:tcPr>
+            <w:tcW w:w="2960" w:type="dxa"/>
+          </w:tcPr>
+          <w:p>
+            <w:pPr>
+              <w:spacing w:before="0" w:line="240" w:lineRule="auto"/>
+              <w:rPr>
+                <w:sz w:val="24"/>
+                <w:szCs w:val="24"/>
+              </w:rPr>
+            </w:pPr>
+            <w:r>
+              <w:rPr>
+                <w:b/>
+                <w:bCs/>
+                <w:sz w:val="24"/>
+                <w:szCs w:val="24"/>
+              </w:rPr>
+              <w:t>Actor phụ</w:t>
+            </w:r>
+          </w:p>
+        </w:tc>
+        <w:tc>
+          <w:tcPr>
+            <w:tcW w:w="5767" w:type="dxa"/>
+          </w:tcPr>
+          <w:p>
+            <w:pPr>
+              <w:spacing w:before="0" w:line="240" w:lineRule="auto"/>
+              <w:rPr>
+                <w:sz w:val="24"/>
+                <w:szCs w:val="24"/>
+              </w:rPr>
+            </w:pPr>
+            <w:r>
+              <w:rPr>
+                <w:sz w:val="24"/>
+                <w:szCs w:val="24"/>
+              </w:rPr>
+              <w:t>không</w:t>
+            </w:r>
+          </w:p>
+        </w:tc>
+      </w:tr>
+      <w:tr>
+        <w:tc>
+          <w:tcPr>
+            <w:tcW w:w="2960" w:type="dxa"/>
+          </w:tcPr>
+          <w:p>
+            <w:pPr>
+              <w:spacing w:before="0" w:line="240" w:lineRule="auto"/>
+              <w:rPr>
+                <w:sz w:val="24"/>
+                <w:szCs w:val="24"/>
+              </w:rPr>
+            </w:pPr>
+            <w:r>
+              <w:rPr>
+                <w:b/>
+                <w:bCs/>
+                <w:sz w:val="24"/>
+                <w:szCs w:val="24"/>
+              </w:rPr>
+              <w:t>Tiền điều kiện</w:t>
+            </w:r>
+          </w:p>
+        </w:tc>
+        <w:tc>
+          <w:tcPr>
+            <w:tcW w:w="5767" w:type="dxa"/>
+          </w:tcPr>
+          <w:p>
+            <w:pPr>
+              <w:spacing w:before="0" w:line="240" w:lineRule="auto"/>
+              <w:rPr>
+                <w:sz w:val="24"/>
+                <w:szCs w:val="24"/>
+              </w:rPr>
+            </w:pPr>
+            <w:r>
+              <w:rPr>
+                <w:sz w:val="24"/>
+                <w:szCs w:val="24"/>
+              </w:rPr>
+              <w:t>Đã đăng nhập với vai trò Admin</w:t>
+            </w:r>
+          </w:p>
+        </w:tc>
+      </w:tr>
+      <w:tr>
+        <w:tc>
+          <w:tcPr>
+            <w:tcW w:w="2960" w:type="dxa"/>
+          </w:tcPr>
+          <w:p>
+            <w:pPr>
+              <w:spacing w:before="0" w:line="240" w:lineRule="auto"/>
+              <w:rPr>
+                <w:sz w:val="24"/>
+                <w:szCs w:val="24"/>
+              </w:rPr>
+            </w:pPr>
+            <w:r>
+              <w:rPr>
+                <w:b/>
+                <w:bCs/>
+                <w:sz w:val="24"/>
+                <w:szCs w:val="24"/>
+              </w:rPr>
+              <w:t>Hậu điều kiện</w:t>
+            </w:r>
+          </w:p>
+        </w:tc>
+        <w:tc>
+          <w:tcPr>
+            <w:tcW w:w="5767" w:type="dxa"/>
+          </w:tcPr>
+          <w:p>
+            <w:pPr>
+              <w:spacing w:before="0" w:line="240" w:lineRule="auto"/>
+              <w:rPr>
+                <w:sz w:val="24"/>
+                <w:szCs w:val="24"/>
+              </w:rPr>
+            </w:pPr>
+            <w:r>
+              <w:rPr>
+                <w:sz w:val="24"/>
+                <w:szCs w:val="24"/>
+              </w:rPr>
+              <w:t>Danh mục mẫu được cập nhật, áp dụng cho người dùng mới</w:t>
+            </w:r>
+          </w:p>
+        </w:tc>
+      </w:tr>
+      <w:tr>
+        <w:tc>
+          <w:tcPr>
+            <w:tcW w:w="2960" w:type="dxa"/>
+          </w:tcPr>
+          <w:p>
+            <w:pPr>
+              <w:spacing w:before="0" w:line="240" w:lineRule="auto"/>
+              <w:rPr>
+                <w:sz w:val="24"/>
+                <w:szCs w:val="24"/>
+              </w:rPr>
+            </w:pPr>
+            <w:r>
+              <w:rPr>
+                <w:b/>
+                <w:bCs/>
+                <w:sz w:val="24"/>
+                <w:szCs w:val="24"/>
+              </w:rPr>
+              <w:t>Luồng hoạt động chính</w:t>
+            </w:r>
+          </w:p>
+        </w:tc>
+        <w:tc>
+          <w:tcPr>
+            <w:tcW w:w="5767" w:type="dxa"/>
+          </w:tcPr>
+          <w:p>
+            <w:pPr>
+              <w:spacing w:before="0" w:line="240" w:lineRule="auto"/>
+              <w:rPr>
+                <w:sz w:val="24"/>
+                <w:szCs w:val="24"/>
+              </w:rPr>
+            </w:pPr>
+            <w:r>
+              <w:rPr>
+                <w:b/>
+                <w:bCs/>
+                <w:sz w:val="24"/>
+                <w:szCs w:val="24"/>
+              </w:rPr>
+              <w:t>B1:</w:t>
+            </w:r>
+            <w:r>
+              <w:rPr>
+                <w:sz w:val="24"/>
+                <w:szCs w:val="24"/>
+              </w:rPr>
+              <w:t xml:space="preserve"> Admin chọn thêm/sửa/xóa danh mục mẫu</w:t>
+            </w:r>
+          </w:p>
+          <w:p>
+            <w:pPr>
+              <w:spacing w:before="0" w:line="240" w:lineRule="auto"/>
+              <w:rPr>
+                <w:sz w:val="24"/>
+                <w:szCs w:val="24"/>
+              </w:rPr>
+            </w:pPr>
+            <w:r>
+              <w:rPr>
+                <w:b/>
+                <w:bCs/>
+                <w:sz w:val="24"/>
+                <w:szCs w:val="24"/>
+              </w:rPr>
+              <w:t>B2:</w:t>
+            </w:r>
+            <w:r>
+              <w:rPr>
+                <w:sz w:val="24"/>
+                <w:szCs w:val="24"/>
+              </w:rPr>
+              <w:t xml:space="preserve"> Hệ thống cập nhật danh mục</w:t>
+            </w:r>
+          </w:p>
+          <w:p>
+            <w:pPr>
+              <w:spacing w:before="0" w:line="240" w:lineRule="auto"/>
+              <w:rPr>
+                <w:sz w:val="24"/>
+                <w:szCs w:val="24"/>
+              </w:rPr>
+            </w:pPr>
+            <w:r>
+              <w:rPr>
+                <w:b/>
+                <w:bCs/>
+                <w:sz w:val="24"/>
+                <w:szCs w:val="24"/>
+              </w:rPr>
+              <w:t>B3:</w:t>
+            </w:r>
+            <w:r>
+              <w:rPr>
+                <w:sz w:val="24"/>
+                <w:szCs w:val="24"/>
+              </w:rPr>
+              <w:t xml:space="preserve"> Kết thúc</w:t>
+            </w:r>
+          </w:p>
+        </w:tc>
+      </w:tr>
+      <w:tr>
+        <w:tc>
+          <w:tcPr>
+            <w:tcW w:w="2960" w:type="dxa"/>
+          </w:tcPr>
+          <w:p>
+            <w:pPr>
+              <w:spacing w:before="0" w:line="240" w:lineRule="auto"/>
+              <w:rPr>
+                <w:sz w:val="24"/>
+                <w:szCs w:val="24"/>
+              </w:rPr>
+            </w:pPr>
+            <w:r>
+              <w:rPr>
+                <w:b/>
+                <w:bCs/>
+                <w:sz w:val="24"/>
+                <w:szCs w:val="24"/>
+              </w:rPr>
+              <w:t>Luồng thay thế</w:t>
+            </w:r>
+          </w:p>
+        </w:tc>
+        <w:tc>
+          <w:tcPr>
+            <w:tcW w:w="5767" w:type="dxa"/>
+          </w:tcPr>
+          <w:p>
+            <w:pPr>
+              <w:spacing w:before="0" w:line="240" w:lineRule="auto"/>
+              <w:rPr>
+                <w:sz w:val="24"/>
+                <w:szCs w:val="24"/>
+              </w:rPr>
+            </w:pPr>
+            <w:r>
+              <w:rPr>
+                <w:sz w:val="24"/>
+                <w:szCs w:val="24"/>
+              </w:rPr>
+              <w:t>Không có</w:t>
+            </w:r>
+          </w:p>
+        </w:tc>
+      </w:tr>
+      <w:tr>
+        <w:tc>
+          <w:tcPr>
+            <w:tcW w:w="2960" w:type="dxa"/>
+          </w:tcPr>
+          <w:p>
+            <w:pPr>
+              <w:spacing w:before="0" w:line="240" w:lineRule="auto"/>
+              <w:rPr>
+                <w:sz w:val="24"/>
+                <w:szCs w:val="24"/>
+              </w:rPr>
+            </w:pPr>
+            <w:r>
+              <w:rPr>
+                <w:b/>
+                <w:bCs/>
+                <w:sz w:val="24"/>
+                <w:szCs w:val="24"/>
+              </w:rPr>
+              <w:t>Luồng ngoại lệ</w:t>
+            </w:r>
+          </w:p>
+        </w:tc>
+        <w:tc>
+          <w:tcPr>
+            <w:tcW w:w="5767" w:type="dxa"/>
+          </w:tcPr>
+          <w:p>
+            <w:pPr>
+              <w:spacing w:before="0" w:line="240" w:lineRule="auto"/>
+              <w:rPr>
+                <w:sz w:val="24"/>
+                <w:szCs w:val="24"/>
+              </w:rPr>
+            </w:pPr>
+            <w:r>
+              <w:rPr>
+                <w:sz w:val="24"/>
+                <w:szCs w:val="24"/>
+              </w:rPr>
+              <w:t>Nếu danh mục đang được người dùng sử dụng, không cho xóa mà chỉ cho phép ẩn</w:t>
+            </w:r>
+          </w:p>
+        </w:tc>
+      </w:tr>
+    </w:tbl>
+    <w:p>
+      <w:pPr>
+        <w:pStyle w:val="Caption"/>
+        <w:jc w:val="center"/>
+      </w:pPr>
+      <w:r>
+        <w:t xml:space="preserve">Bảng </w:t>
+      </w:r>
+      <w:r>
+        <w:fldChar w:fldCharType="begin"/>
+      </w:r>
+      <w:r>
+        <w:instrText xml:space="preserve"> SEQ Bảng \* ARABIC </w:instrText>
+      </w:r>
+      <w:r>
+        <w:fldChar w:fldCharType="separate"/>
+      </w:r>
+      <w:r>
+        <w:rPr>
+          <w:noProof/>
+        </w:rPr>
+        <w:t>11</w:t>
+      </w:r>
+      <w:r>
+        <w:rPr>
+          <w:noProof/>
+        </w:rPr>
+        <w:fldChar w:fldCharType="end"/>
+      </w:r>
+      <w:r>
+        <w:t>. Đặc tả uc quản lý danh mục</w:t>
+      </w:r>
+    </w:p>
+    <w:p>
+      <w:pPr>
+        <w:pStyle w:val="Heading3"/>
+        <w:rPr>
+          <w:b/>
+          <w:bCs/>
+          <w:color w:val="auto"/>
+          <w:sz w:val="26"/>
+          <w:szCs w:val="26"/>
+        </w:rPr>
+      </w:pPr>
+      <w:r>
+        <w:rPr>
+          <w:b/>
+          <w:bCs/>
+          <w:color w:val="auto"/>
+          <w:sz w:val="26"/>
+          <w:szCs w:val="26"/>
+        </w:rPr>
+        <w:lastRenderedPageBreak/>
+        <w:t>3.</w:t>
+      </w:r>
+      <w:r>
+        <w:rPr>
+          <w:b/>
+          <w:bCs/>
+          <w:color w:val="auto"/>
+          <w:sz w:val="26"/>
+          <w:szCs w:val="26"/>
+        </w:rPr>
         <w:t>3</w:t>
       </w:r>
       <w:r>
         <w:rPr>
           <w:b/>
           <w:bCs/>
-          <w:sz w:val="26"/>
-          <w:szCs w:val="26"/>
-        </w:rPr>
-        <w:t>: Nhập dữ liệu CSV, hình ảnh</w:t>
-      </w:r>
-    </w:p>
-    <w:p>
-      <w:pPr>
-        <w:rPr>
-          <w:sz w:val="26"/>
-          <w:szCs w:val="26"/>
-        </w:rPr>
-      </w:pPr>
-      <w:r>
-        <w:rPr>
-          <w:sz w:val="26"/>
-          <w:szCs w:val="26"/>
-        </w:rPr>
-        <w:t>Mô tả: Cho phép người dùng import sao kê ngân hàng (CSV) hoặc ảnh hóa đơn; hệ thống tự động phân loại giao dịch.</w:t>
-      </w:r>
-    </w:p>
-    <w:p>
-      <w:pPr>
-        <w:rPr>
-          <w:sz w:val="26"/>
-          <w:szCs w:val="26"/>
-        </w:rPr>
-      </w:pPr>
-      <w:r>
-        <w:rPr>
-          <w:sz w:val="26"/>
-          <w:szCs w:val="26"/>
-        </w:rPr>
-        <w:t>Actor chính: Cá nhân</w:t>
-      </w:r>
-    </w:p>
-    <w:p>
-      <w:pPr>
-        <w:rPr>
-          <w:sz w:val="26"/>
-          <w:szCs w:val="26"/>
-        </w:rPr>
-      </w:pPr>
-      <w:r>
-        <w:rPr>
-          <w:sz w:val="26"/>
-          <w:szCs w:val="26"/>
-        </w:rPr>
-        <w:t>Actor phụ: không</w:t>
-      </w:r>
-    </w:p>
-    <w:p>
-      <w:pPr>
-        <w:rPr>
-          <w:sz w:val="26"/>
-          <w:szCs w:val="26"/>
-        </w:rPr>
-      </w:pPr>
-      <w:r>
-        <w:rPr>
-          <w:sz w:val="26"/>
-          <w:szCs w:val="26"/>
-        </w:rPr>
-        <w:t>Tiền điều kiện: Đã đăng nhập; đã có ít nhất một tài khoản/ví</w:t>
-      </w:r>
-    </w:p>
-    <w:p>
-      <w:pPr>
-        <w:rPr>
-          <w:sz w:val="26"/>
-          <w:szCs w:val="26"/>
-        </w:rPr>
-      </w:pPr>
-      <w:r>
-        <w:rPr>
-          <w:sz w:val="26"/>
-          <w:szCs w:val="26"/>
-        </w:rPr>
-        <w:t>Hậu điều kiện: Giao dịch mới được lưu vào hệ thống, đã gán danh mục hoặc ở trạng thái chờ phân loại</w:t>
-      </w:r>
-    </w:p>
-    <w:p>
-      <w:pPr>
-        <w:rPr>
-          <w:sz w:val="26"/>
-          <w:szCs w:val="26"/>
-        </w:rPr>
-      </w:pPr>
-      <w:r>
-        <w:rPr>
-          <w:sz w:val="26"/>
-          <w:szCs w:val="26"/>
-        </w:rPr>
-        <w:lastRenderedPageBreak/>
-        <w:t>Luồng hoạt động chính:</w:t>
-      </w:r>
-      <w:r>
-        <w:rPr>
-          <w:sz w:val="26"/>
-          <w:szCs w:val="26"/>
-        </w:rPr>
-        <w:br/>
-        <w:t>B1: Người dùng chọn tài khoản và tải lên file CSV hoặc ảnh hóa đơn</w:t>
-      </w:r>
-      <w:r>
-        <w:rPr>
-          <w:sz w:val="26"/>
-          <w:szCs w:val="26"/>
-        </w:rPr>
-        <w:br/>
-        <w:t>B2: Hệ thống đọc, chuẩn hóa dữ liệu và ánh xạ cột (nếu là CSV)</w:t>
-      </w:r>
-      <w:r>
-        <w:rPr>
-          <w:sz w:val="26"/>
-          <w:szCs w:val="26"/>
-        </w:rPr>
-        <w:br/>
-        <w:t>B3: Hệ thống kiểm tra và loại bỏ giao dịch trùng lặp</w:t>
-      </w:r>
-      <w:r>
-        <w:rPr>
-          <w:sz w:val="26"/>
-          <w:szCs w:val="26"/>
-        </w:rPr>
-        <w:br/>
-        <w:t>B4: Phân loại tự động giao dịch theo quy tắc</w:t>
-      </w:r>
-      <w:r>
-        <w:rPr>
-          <w:sz w:val="26"/>
-          <w:szCs w:val="26"/>
-        </w:rPr>
-        <w:br/>
-        <w:t>B5: Hệ thống lưu giao dịch và hiển thị kết quả import</w:t>
-      </w:r>
-      <w:r>
-        <w:rPr>
-          <w:sz w:val="26"/>
-          <w:szCs w:val="26"/>
-        </w:rPr>
-        <w:br/>
-        <w:t>B6: Kết thúc</w:t>
-      </w:r>
-    </w:p>
-    <w:p>
-      <w:pPr>
-        <w:rPr>
-          <w:sz w:val="26"/>
-          <w:szCs w:val="26"/>
-        </w:rPr>
-      </w:pPr>
-      <w:r>
-        <w:rPr>
-          <w:sz w:val="26"/>
-          <w:szCs w:val="26"/>
-        </w:rPr>
-        <w:t>Luồng thay thế: B2.1: Nếu định dạng cột không khớp, yêu cầu người dùng ánh xạ cột thủ công</w:t>
-      </w:r>
-    </w:p>
-    <w:p>
-      <w:pPr>
-        <w:rPr>
-          <w:sz w:val="26"/>
-          <w:szCs w:val="26"/>
-        </w:rPr>
-      </w:pPr>
-      <w:r>
-        <w:rPr>
-          <w:sz w:val="26"/>
-          <w:szCs w:val="26"/>
-        </w:rPr>
-        <w:t>Luồng ngoại lệ: Nếu file lỗi định dạng hoặc dung lượng vượt giới hạn, thông báo lỗi và hủy import</w:t>
-      </w:r>
-    </w:p>
-    <w:p>
-      <w:pPr>
-        <w:rPr>
-          <w:b/>
-          <w:bCs/>
-          <w:sz w:val="26"/>
-          <w:szCs w:val="26"/>
-        </w:rPr>
-      </w:pPr>
-      <w:r>
-        <w:rPr>
-          <w:b/>
-          <w:bCs/>
-          <w:sz w:val="26"/>
-          <w:szCs w:val="26"/>
-        </w:rPr>
-        <w:t>UC-0</w:t>
-      </w:r>
-      <w:r>
-        <w:rPr>
-          <w:b/>
-          <w:bCs/>
-          <w:sz w:val="26"/>
-          <w:szCs w:val="26"/>
-        </w:rPr>
-        <w:t>4</w:t>
-      </w:r>
-      <w:r>
-        <w:rPr>
-          <w:b/>
-          <w:bCs/>
-          <w:sz w:val="26"/>
-          <w:szCs w:val="26"/>
-        </w:rPr>
-        <w:t>: Thiết lập ngân sách</w:t>
-      </w:r>
-    </w:p>
-    <w:p>
-      <w:pPr>
-        <w:rPr>
-          <w:sz w:val="26"/>
-          <w:szCs w:val="26"/>
-        </w:rPr>
-      </w:pPr>
-      <w:r>
-        <w:rPr>
-          <w:sz w:val="26"/>
-          <w:szCs w:val="26"/>
-        </w:rPr>
-        <w:t>Mô tả: Cho phép người dùng đặt hạn mức chi tiêu theo danh mục theo tháng; hệ thống cảnh báo khi vượt.</w:t>
-      </w:r>
-    </w:p>
-    <w:p>
-      <w:pPr>
-        <w:rPr>
-          <w:sz w:val="26"/>
-          <w:szCs w:val="26"/>
-        </w:rPr>
-      </w:pPr>
-      <w:r>
-        <w:rPr>
-          <w:sz w:val="26"/>
-          <w:szCs w:val="26"/>
-        </w:rPr>
-        <w:t>Actor chính: Cá nhân</w:t>
-      </w:r>
-    </w:p>
-    <w:p>
-      <w:pPr>
-        <w:rPr>
-          <w:sz w:val="26"/>
-          <w:szCs w:val="26"/>
-        </w:rPr>
-      </w:pPr>
-      <w:r>
-        <w:rPr>
-          <w:sz w:val="26"/>
-          <w:szCs w:val="26"/>
-        </w:rPr>
-        <w:t>Actor phụ: Hệ thống thông báo (email)</w:t>
-      </w:r>
-    </w:p>
-    <w:p>
-      <w:pPr>
-        <w:rPr>
-          <w:sz w:val="26"/>
-          <w:szCs w:val="26"/>
-        </w:rPr>
-      </w:pPr>
-      <w:r>
-        <w:rPr>
-          <w:sz w:val="26"/>
-          <w:szCs w:val="26"/>
-        </w:rPr>
-        <w:t>Tiền điều kiện: Đã đăng nhập; đã có danh mục chi tiêu</w:t>
-      </w:r>
-    </w:p>
-    <w:p>
-      <w:pPr>
-        <w:rPr>
-          <w:sz w:val="26"/>
-          <w:szCs w:val="26"/>
-        </w:rPr>
-      </w:pPr>
-      <w:r>
-        <w:rPr>
-          <w:sz w:val="26"/>
-          <w:szCs w:val="26"/>
-        </w:rPr>
-        <w:t>Hậu điều kiện: Ngân sách được lưu và bắt đầu theo dõi trong kỳ hiện tại</w:t>
-      </w:r>
-    </w:p>
-    <w:p>
-      <w:pPr>
-        <w:rPr>
-          <w:sz w:val="26"/>
-          <w:szCs w:val="26"/>
-        </w:rPr>
-      </w:pPr>
-      <w:r>
-        <w:rPr>
-          <w:sz w:val="26"/>
-          <w:szCs w:val="26"/>
-        </w:rPr>
-        <w:t>Luồng hoạt động chính:</w:t>
-      </w:r>
-      <w:r>
-        <w:rPr>
-          <w:sz w:val="26"/>
-          <w:szCs w:val="26"/>
-        </w:rPr>
-        <w:br/>
-        <w:t>B1: Người dùng chọn danh mục và nhập hạn mức, kỳ áp dụng</w:t>
-      </w:r>
-      <w:r>
-        <w:rPr>
-          <w:sz w:val="26"/>
-          <w:szCs w:val="26"/>
-        </w:rPr>
-        <w:br/>
-        <w:t>B2: Hệ thống lưu ngân sách và bắt đầu đối chiếu chi tiêu thực tế</w:t>
-      </w:r>
-      <w:r>
-        <w:rPr>
-          <w:sz w:val="26"/>
-          <w:szCs w:val="26"/>
-        </w:rPr>
-        <w:br/>
-        <w:t>B3: Kết thúc</w:t>
-      </w:r>
-    </w:p>
-    <w:p>
-      <w:pPr>
-        <w:rPr>
-          <w:sz w:val="26"/>
-          <w:szCs w:val="26"/>
-        </w:rPr>
-      </w:pPr>
-      <w:r>
-        <w:rPr>
-          <w:sz w:val="26"/>
-          <w:szCs w:val="26"/>
-        </w:rPr>
-        <w:t>Luồng thay thế: Khi chi tiêu đạt ngưỡng cảnh báo → Cảnh báo vượt ngân sách: hệ thống gửi thông báo qua Hệ thống thông báo (email)</w:t>
-      </w:r>
-    </w:p>
-    <w:p>
-      <w:pPr>
-        <w:rPr>
-          <w:sz w:val="26"/>
-          <w:szCs w:val="26"/>
-        </w:rPr>
-      </w:pPr>
-      <w:r>
-        <w:rPr>
-          <w:sz w:val="26"/>
-          <w:szCs w:val="26"/>
-        </w:rPr>
-        <w:t>Luồng ngoại lệ: Nếu hạn mức nhập không hợp lệ (≤0), thông báo lỗi và yêu cầu nhập lại</w:t>
-      </w:r>
-    </w:p>
-    <w:p>
-      <w:pPr>
-        <w:rPr>
-          <w:b/>
-          <w:bCs/>
-          <w:sz w:val="26"/>
-          <w:szCs w:val="26"/>
-        </w:rPr>
-      </w:pPr>
-      <w:r>
-        <w:rPr>
-          <w:b/>
-          <w:bCs/>
-          <w:sz w:val="26"/>
-          <w:szCs w:val="26"/>
-        </w:rPr>
-        <w:t>UC-0</w:t>
-      </w:r>
-      <w:r>
-        <w:rPr>
-          <w:b/>
-          <w:bCs/>
-          <w:sz w:val="26"/>
-          <w:szCs w:val="26"/>
-        </w:rPr>
-        <w:t>5</w:t>
-      </w:r>
-      <w:r>
-        <w:rPr>
-          <w:b/>
-          <w:bCs/>
-          <w:sz w:val="26"/>
-          <w:szCs w:val="26"/>
-        </w:rPr>
-        <w:t>: Theo dõi các chi tiêu</w:t>
-      </w:r>
-    </w:p>
-    <w:p>
-      <w:pPr>
-        <w:rPr>
-          <w:sz w:val="26"/>
-          <w:szCs w:val="26"/>
-        </w:rPr>
-      </w:pPr>
-      <w:r>
-        <w:rPr>
-          <w:sz w:val="26"/>
-          <w:szCs w:val="26"/>
-        </w:rPr>
-        <w:lastRenderedPageBreak/>
-        <w:t>Mô tả: Hiển thị biểu đồ, số liệu chi tiêu và nhận xét thói quen chi tiêu do AI phân tích.</w:t>
-      </w:r>
-    </w:p>
-    <w:p>
-      <w:pPr>
-        <w:rPr>
-          <w:sz w:val="26"/>
-          <w:szCs w:val="26"/>
-        </w:rPr>
-      </w:pPr>
-      <w:r>
-        <w:rPr>
-          <w:sz w:val="26"/>
-          <w:szCs w:val="26"/>
-        </w:rPr>
-        <w:t>Actor chính: Cá nhân</w:t>
-      </w:r>
-    </w:p>
-    <w:p>
-      <w:pPr>
-        <w:rPr>
-          <w:sz w:val="26"/>
-          <w:szCs w:val="26"/>
-        </w:rPr>
-      </w:pPr>
-      <w:r>
-        <w:rPr>
-          <w:sz w:val="26"/>
-          <w:szCs w:val="26"/>
-        </w:rPr>
-        <w:t>Actor phụ: Hệ thống AI nhận xét</w:t>
-      </w:r>
-    </w:p>
-    <w:p>
-      <w:pPr>
-        <w:rPr>
-          <w:sz w:val="26"/>
-          <w:szCs w:val="26"/>
-        </w:rPr>
-      </w:pPr>
-      <w:r>
-        <w:rPr>
-          <w:sz w:val="26"/>
-          <w:szCs w:val="26"/>
-        </w:rPr>
-        <w:t>Tiền điều kiện: Đã có dữ liệu giao dịch trong hệ thống</w:t>
-      </w:r>
-    </w:p>
-    <w:p>
-      <w:pPr>
-        <w:rPr>
-          <w:sz w:val="26"/>
-          <w:szCs w:val="26"/>
-        </w:rPr>
-      </w:pPr>
-      <w:r>
-        <w:rPr>
-          <w:sz w:val="26"/>
-          <w:szCs w:val="26"/>
-        </w:rPr>
-        <w:t>Hậu điều kiện: Người dùng xem được xu hướng, cơ cấu chi tiêu và nhận xét từ AI</w:t>
-      </w:r>
-    </w:p>
-    <w:p>
-      <w:pPr>
-        <w:rPr>
-          <w:sz w:val="26"/>
-          <w:szCs w:val="26"/>
-        </w:rPr>
-      </w:pPr>
-      <w:r>
-        <w:rPr>
-          <w:sz w:val="26"/>
-          <w:szCs w:val="26"/>
-        </w:rPr>
-        <w:t>Luồng hoạt động chính:</w:t>
-      </w:r>
-      <w:r>
-        <w:rPr>
-          <w:sz w:val="26"/>
-          <w:szCs w:val="26"/>
-        </w:rPr>
-        <w:br/>
-        <w:t>B1: Người dùng chọn khoảng thời gian cần xem</w:t>
-      </w:r>
-      <w:r>
-        <w:rPr>
-          <w:sz w:val="26"/>
-          <w:szCs w:val="26"/>
-        </w:rPr>
-        <w:br/>
-        <w:t>B2: Hệ thống tổng hợp dữ liệu giao dịch theo danh mục và thời gian</w:t>
-      </w:r>
-      <w:r>
-        <w:rPr>
-          <w:sz w:val="26"/>
-          <w:szCs w:val="26"/>
-        </w:rPr>
-        <w:br/>
-        <w:t>B3: Hệ thống gửi dữ liệu tổng hợp (có thể cho hệ thống AI để sinh nhận xét)</w:t>
-      </w:r>
-      <w:r>
-        <w:rPr>
-          <w:sz w:val="26"/>
-          <w:szCs w:val="26"/>
-        </w:rPr>
-        <w:br/>
-        <w:t>B4: Hệ thống hiển thị biểu đồ</w:t>
-      </w:r>
-      <w:r>
-        <w:rPr>
-          <w:sz w:val="26"/>
-          <w:szCs w:val="26"/>
-        </w:rPr>
-        <w:br/>
-        <w:t>B5: Kết thúc</w:t>
-      </w:r>
-    </w:p>
-    <w:p>
-      <w:pPr>
-        <w:rPr>
-          <w:sz w:val="26"/>
-          <w:szCs w:val="26"/>
-        </w:rPr>
-      </w:pPr>
-      <w:r>
-        <w:rPr>
-          <w:sz w:val="26"/>
-          <w:szCs w:val="26"/>
-        </w:rPr>
-        <w:t>Luồng thay thế: B3.1: Nếu AI không phản hồi kịp thời, hiển thị biểu đồ mà không kèm nhận xét</w:t>
-      </w:r>
-    </w:p>
-    <w:p>
-      <w:pPr>
-        <w:rPr>
-          <w:sz w:val="26"/>
-          <w:szCs w:val="26"/>
-        </w:rPr>
-      </w:pPr>
-      <w:r>
-        <w:rPr>
-          <w:sz w:val="26"/>
-          <w:szCs w:val="26"/>
-        </w:rPr>
-        <w:t>Luồng ngoại lệ: Nếu không có dữ liệu trong kỳ đã chọn, thông báo "chưa có dữ liệu"</w:t>
-      </w:r>
-    </w:p>
-    <w:p>
-      <w:pPr>
-        <w:rPr>
-          <w:b/>
-          <w:bCs/>
-          <w:sz w:val="26"/>
-          <w:szCs w:val="26"/>
-        </w:rPr>
-      </w:pPr>
-      <w:r>
-        <w:rPr>
-          <w:b/>
-          <w:bCs/>
-          <w:sz w:val="26"/>
-          <w:szCs w:val="26"/>
-        </w:rPr>
-        <w:t>UC-0</w:t>
-      </w:r>
-      <w:r>
-        <w:rPr>
-          <w:b/>
-          <w:bCs/>
-          <w:sz w:val="26"/>
-          <w:szCs w:val="26"/>
-        </w:rPr>
-        <w:t>6</w:t>
-      </w:r>
-      <w:r>
-        <w:rPr>
-          <w:b/>
-          <w:bCs/>
-          <w:sz w:val="26"/>
-          <w:szCs w:val="26"/>
-        </w:rPr>
-        <w:t>: Chia sẻ tài khoản</w:t>
-      </w:r>
-    </w:p>
-    <w:p>
-      <w:pPr>
-        <w:rPr>
-          <w:sz w:val="26"/>
-          <w:szCs w:val="26"/>
-        </w:rPr>
-      </w:pPr>
-      <w:r>
-        <w:rPr>
-          <w:sz w:val="26"/>
-          <w:szCs w:val="26"/>
-        </w:rPr>
-        <w:t>Mô tả: Cho phép chủ tài khoản mời thành viên gia đình cùng theo dõi chi tiêu chung.</w:t>
-      </w:r>
-    </w:p>
-    <w:p>
-      <w:pPr>
-        <w:rPr>
-          <w:sz w:val="26"/>
-          <w:szCs w:val="26"/>
-        </w:rPr>
-      </w:pPr>
-      <w:r>
-        <w:rPr>
-          <w:sz w:val="26"/>
-          <w:szCs w:val="26"/>
-        </w:rPr>
-        <w:t>Actor chính: Cá nhân</w:t>
-      </w:r>
-    </w:p>
-    <w:p>
-      <w:pPr>
-        <w:rPr>
-          <w:sz w:val="26"/>
-          <w:szCs w:val="26"/>
-        </w:rPr>
-      </w:pPr>
-      <w:r>
-        <w:rPr>
-          <w:sz w:val="26"/>
-          <w:szCs w:val="26"/>
-        </w:rPr>
-        <w:t>Actor phụ: Gia đình (thành viên được mời)</w:t>
-      </w:r>
-    </w:p>
-    <w:p>
-      <w:pPr>
-        <w:rPr>
-          <w:sz w:val="26"/>
-          <w:szCs w:val="26"/>
-        </w:rPr>
-      </w:pPr>
-      <w:r>
-        <w:rPr>
-          <w:sz w:val="26"/>
-          <w:szCs w:val="26"/>
-        </w:rPr>
-        <w:t>Tiền điều kiện: Người mời là chủ sở hữu tài khoản</w:t>
-      </w:r>
-    </w:p>
-    <w:p>
-      <w:pPr>
-        <w:rPr>
-          <w:sz w:val="26"/>
-          <w:szCs w:val="26"/>
-        </w:rPr>
-      </w:pPr>
-      <w:r>
-        <w:rPr>
-          <w:sz w:val="26"/>
-          <w:szCs w:val="26"/>
-        </w:rPr>
-        <w:t>Hậu điều kiện: Thành viên được cấp quyền truy cập tài khoản theo vai trò đã chọn</w:t>
-      </w:r>
-    </w:p>
-    <w:p>
-      <w:pPr>
-        <w:rPr>
-          <w:sz w:val="26"/>
-          <w:szCs w:val="26"/>
-        </w:rPr>
-      </w:pPr>
-      <w:r>
-        <w:rPr>
-          <w:sz w:val="26"/>
-          <w:szCs w:val="26"/>
-        </w:rPr>
-        <w:t>Luồng hoạt động chính:</w:t>
-      </w:r>
-      <w:r>
-        <w:rPr>
-          <w:sz w:val="26"/>
-          <w:szCs w:val="26"/>
-        </w:rPr>
-        <w:br/>
-        <w:t>B1: Chủ tài khoản nhập email thành viên và chọn quyền (chỉnh sửa/chỉ xem)</w:t>
-      </w:r>
-      <w:r>
-        <w:rPr>
-          <w:sz w:val="26"/>
-          <w:szCs w:val="26"/>
-        </w:rPr>
-        <w:br/>
-        <w:t>B2: Hệ thống gửi lời mời cho thành viên</w:t>
-      </w:r>
-      <w:r>
-        <w:rPr>
-          <w:sz w:val="26"/>
-          <w:szCs w:val="26"/>
-        </w:rPr>
-        <w:br/>
-        <w:t>B3: Thành viên chấp nhận lời mời</w:t>
-      </w:r>
-      <w:r>
-        <w:rPr>
-          <w:sz w:val="26"/>
-          <w:szCs w:val="26"/>
-        </w:rPr>
-        <w:br/>
-      </w:r>
-      <w:r>
-        <w:rPr>
-          <w:sz w:val="26"/>
-          <w:szCs w:val="26"/>
-        </w:rPr>
-        <w:lastRenderedPageBreak/>
-        <w:t>B4: Hệ thống cấp quyền truy cập tài khoản</w:t>
-      </w:r>
-      <w:r>
-        <w:rPr>
-          <w:sz w:val="26"/>
-          <w:szCs w:val="26"/>
-        </w:rPr>
-        <w:br/>
-        <w:t>B5: Kết thúc</w:t>
-      </w:r>
-    </w:p>
-    <w:p>
-      <w:pPr>
-        <w:rPr>
-          <w:sz w:val="26"/>
-          <w:szCs w:val="26"/>
-        </w:rPr>
-      </w:pPr>
-      <w:r>
-        <w:rPr>
-          <w:sz w:val="26"/>
-          <w:szCs w:val="26"/>
-        </w:rPr>
-        <w:t>Luồng thay thế: B3.1: Nếu thành viên từ chối, hủy lời mời</w:t>
-      </w:r>
-    </w:p>
-    <w:p>
-      <w:pPr>
-        <w:rPr>
-          <w:sz w:val="26"/>
-          <w:szCs w:val="26"/>
-        </w:rPr>
-      </w:pPr>
-      <w:r>
-        <w:rPr>
-          <w:sz w:val="26"/>
-          <w:szCs w:val="26"/>
-        </w:rPr>
-        <w:t>Luồng ngoại lệ: Nếu email không tồn tại trong hệ thống, thông báo lỗi</w:t>
-      </w:r>
-    </w:p>
-    <w:p>
-      <w:pPr>
-        <w:rPr>
-          <w:b/>
-          <w:bCs/>
-          <w:sz w:val="26"/>
-          <w:szCs w:val="26"/>
-        </w:rPr>
-      </w:pPr>
-      <w:r>
-        <w:rPr>
-          <w:b/>
-          <w:bCs/>
-          <w:sz w:val="26"/>
-          <w:szCs w:val="26"/>
-        </w:rPr>
-        <w:t>UC-0</w:t>
-      </w:r>
-      <w:r>
-        <w:rPr>
-          <w:b/>
-          <w:bCs/>
-          <w:sz w:val="26"/>
-          <w:szCs w:val="26"/>
-        </w:rPr>
-        <w:t>7</w:t>
-      </w:r>
-      <w:r>
-        <w:rPr>
-          <w:b/>
-          <w:bCs/>
-          <w:sz w:val="26"/>
-          <w:szCs w:val="26"/>
-        </w:rPr>
-        <w:t>: Quản lý danh mục</w:t>
-      </w:r>
-    </w:p>
-    <w:p>
-      <w:pPr>
-        <w:rPr>
-          <w:sz w:val="26"/>
-          <w:szCs w:val="26"/>
-        </w:rPr>
-      </w:pPr>
-      <w:r>
-        <w:rPr>
-          <w:sz w:val="26"/>
-          <w:szCs w:val="26"/>
-        </w:rPr>
-        <w:t>Mô tả: Cho phép Admin tạo/sửa/xóa danh mục mẫu dùng chung cho toàn hệ thống</w:t>
-      </w:r>
-    </w:p>
-    <w:p>
-      <w:pPr>
-        <w:rPr>
-          <w:sz w:val="26"/>
-          <w:szCs w:val="26"/>
-        </w:rPr>
-      </w:pPr>
-      <w:r>
-        <w:rPr>
-          <w:sz w:val="26"/>
-          <w:szCs w:val="26"/>
-        </w:rPr>
-        <w:t>Actor chính: Admin</w:t>
-      </w:r>
-    </w:p>
-    <w:p>
-      <w:pPr>
-        <w:rPr>
-          <w:sz w:val="26"/>
-          <w:szCs w:val="26"/>
-        </w:rPr>
-      </w:pPr>
-      <w:r>
-        <w:rPr>
-          <w:sz w:val="26"/>
-          <w:szCs w:val="26"/>
-        </w:rPr>
-        <w:t>Actor phụ: không</w:t>
-      </w:r>
-    </w:p>
-    <w:p>
-      <w:pPr>
-        <w:rPr>
-          <w:sz w:val="26"/>
-          <w:szCs w:val="26"/>
-        </w:rPr>
-      </w:pPr>
-      <w:r>
-        <w:rPr>
-          <w:sz w:val="26"/>
-          <w:szCs w:val="26"/>
-        </w:rPr>
-        <w:t>Tiền điều kiện: Đã đăng nhập với vai trò Admin</w:t>
-      </w:r>
-    </w:p>
-    <w:p>
-      <w:pPr>
-        <w:rPr>
-          <w:sz w:val="26"/>
-          <w:szCs w:val="26"/>
-        </w:rPr>
-      </w:pPr>
-      <w:r>
-        <w:rPr>
-          <w:sz w:val="26"/>
-          <w:szCs w:val="26"/>
-        </w:rPr>
-        <w:t>Hậu điều kiện: Danh mục mẫu được cập nhật, áp dụng cho người dùng mới</w:t>
-      </w:r>
-    </w:p>
-    <w:p>
-      <w:pPr>
-        <w:rPr>
-          <w:sz w:val="26"/>
-          <w:szCs w:val="26"/>
-        </w:rPr>
-      </w:pPr>
-      <w:r>
-        <w:rPr>
-          <w:sz w:val="26"/>
-          <w:szCs w:val="26"/>
-        </w:rPr>
-        <w:t>Luồng hoạt động chính:</w:t>
-      </w:r>
-      <w:r>
-        <w:rPr>
-          <w:sz w:val="26"/>
-          <w:szCs w:val="26"/>
-        </w:rPr>
-        <w:br/>
-        <w:t>B1: Admin chọn thêm/sửa/xóa danh mục mẫu</w:t>
-      </w:r>
-      <w:r>
-        <w:rPr>
-          <w:sz w:val="26"/>
-          <w:szCs w:val="26"/>
-        </w:rPr>
-        <w:br/>
-        <w:t>B2: Hệ thống cập nhật danh mục</w:t>
-      </w:r>
-      <w:r>
-        <w:rPr>
-          <w:sz w:val="26"/>
-          <w:szCs w:val="26"/>
-        </w:rPr>
-        <w:br/>
-        <w:t>B3: Kết thúc</w:t>
-      </w:r>
-    </w:p>
-    <w:p>
-      <w:pPr>
-        <w:rPr>
-          <w:sz w:val="26"/>
-          <w:szCs w:val="26"/>
-        </w:rPr>
-      </w:pPr>
-      <w:r>
-        <w:rPr>
-          <w:sz w:val="26"/>
-          <w:szCs w:val="26"/>
-        </w:rPr>
-        <w:t>Luồng ngoại lệ: Nếu danh mục đang được người dùng sử dụng, không cho xóa mà chỉ cho phép ẩn</w:t>
-      </w:r>
-    </w:p>
-    <w:p>
-      <w:pPr>
-        <w:pStyle w:val="Heading3"/>
-        <w:rPr>
-          <w:b/>
-          <w:bCs/>
           <w:color w:val="auto"/>
           <w:sz w:val="26"/>
           <w:szCs w:val="26"/>
         </w:rPr>
-      </w:pPr>
-      <w:bookmarkStart w:id="42" w:name="_Toc235627544"/>
-      <w:r>
-        <w:rPr>
-          <w:b/>
-          <w:bCs/>
-          <w:color w:val="auto"/>
-          <w:sz w:val="26"/>
-          <w:szCs w:val="26"/>
-        </w:rPr>
-        <w:t>3.2.3. Sơ đồ lớp</w:t>
+        <w:t>.3. Sơ đồ lớp</w:t>
       </w:r>
       <w:bookmarkEnd w:id="42"/>
     </w:p>
@@ -13800,7 +17723,6 @@
         <w:rPr>
           <w:noProof/>
         </w:rPr>
-        <w:lastRenderedPageBreak/>
         <w:drawing>
           <wp:inline distT="0" distB="0" distL="0" distR="0" wp14:anchorId="36B97162" wp14:editId="6EB3B9BD">
             <wp:extent cx="4882551" cy="4150122"/>
@@ -13819,7 +17741,7 @@
                     </pic:cNvPicPr>
                   </pic:nvPicPr>
                   <pic:blipFill>
-                    <a:blip r:embed="rId11">
+                    <a:blip r:embed="rId12">
                       <a:extLst>
                         <a:ext uri="{28A0092B-C50C-407E-A947-70E740481C1C}">
                           <a14:useLocalDpi xmlns:a14="http://schemas.microsoft.com/office/drawing/2010/main" val="0"/>
@@ -13901,7 +17823,7 @@
           <w:sz w:val="26"/>
           <w:szCs w:val="26"/>
         </w:rPr>
-        <w:t>2</w:t>
+        <w:t>3</w:t>
       </w:r>
       <w:r>
         <w:rPr>
@@ -13942,7 +17864,27 @@
           <w:sz w:val="26"/>
           <w:szCs w:val="26"/>
         </w:rPr>
-        <w:t>3.2.4. Xây dựng cơ sở dữ liệ</w:t>
+        <w:t>3.</w:t>
+      </w:r>
+      <w:r>
+        <w:rPr>
+          <w:b/>
+          <w:bCs/>
+          <w:color w:val="auto"/>
+          <w:sz w:val="26"/>
+          <w:szCs w:val="26"/>
+        </w:rPr>
+        <w:t>3</w:t>
+      </w:r>
+      <w:r>
+        <w:rPr>
+          <w:b/>
+          <w:bCs/>
+          <w:color w:val="auto"/>
+          <w:sz w:val="26"/>
+          <w:szCs w:val="26"/>
+        </w:rPr>
+        <w:t>.4. Xây dựng cơ sở dữ liệ</w:t>
       </w:r>
       <w:bookmarkEnd w:id="44"/>
     </w:p>
@@ -13974,7 +17916,7 @@
                     </pic:cNvPicPr>
                   </pic:nvPicPr>
                   <pic:blipFill>
-                    <a:blip r:embed="rId12" cstate="print">
+                    <a:blip r:embed="rId13" cstate="print">
                       <a:extLst>
                         <a:ext uri="{28A0092B-C50C-407E-A947-70E740481C1C}">
                           <a14:useLocalDpi xmlns:a14="http://schemas.microsoft.com/office/drawing/2010/main" val="0"/>
@@ -14056,7 +17998,7 @@
           <w:sz w:val="26"/>
           <w:szCs w:val="26"/>
         </w:rPr>
-        <w:t>3</w:t>
+        <w:t>4</w:t>
       </w:r>
       <w:r>
         <w:rPr>
@@ -14089,6 +18031,7 @@
         </w:rPr>
       </w:pPr>
       <w:bookmarkStart w:id="46" w:name="_Toc235627546"/>
+      <w:bookmarkStart w:id="47" w:name="_Toc235627547"/>
       <w:r>
         <w:rPr>
           <w:b/>
@@ -14097,7 +18040,7 @@
           <w:sz w:val="26"/>
           <w:szCs w:val="26"/>
         </w:rPr>
-        <w:t xml:space="preserve">3.2.5. </w:t>
+        <w:t>3.</w:t>
       </w:r>
       <w:r>
         <w:rPr>
@@ -14107,7 +18050,17 @@
           <w:sz w:val="26"/>
           <w:szCs w:val="26"/>
         </w:rPr>
-        <w:t>Sơ đồ hoạt động</w:t>
+        <w:t>3</w:t>
+      </w:r>
+      <w:r>
+        <w:rPr>
+          <w:b/>
+          <w:bCs/>
+          <w:color w:val="auto"/>
+          <w:sz w:val="26"/>
+          <w:szCs w:val="26"/>
+        </w:rPr>
+        <w:t>.5. Sơ đồ hoạt động</w:t>
       </w:r>
       <w:bookmarkEnd w:id="46"/>
     </w:p>
@@ -14144,7 +18097,7 @@
           <w:szCs w:val="26"/>
         </w:rPr>
         <w:drawing>
-          <wp:inline distT="0" distB="0" distL="0" distR="0" wp14:anchorId="5C38850B" wp14:editId="033A9D81">
+          <wp:inline distT="0" distB="0" distL="0" distR="0" wp14:anchorId="148EB0C4" wp14:editId="41200693">
             <wp:extent cx="4395537" cy="3506569"/>
             <wp:effectExtent l="0" t="0" r="5080" b="0"/>
             <wp:docPr id="12" name="Picture 12"/>
@@ -14161,7 +18114,7 @@
                     </pic:cNvPicPr>
                   </pic:nvPicPr>
                   <pic:blipFill>
-                    <a:blip r:embed="rId13">
+                    <a:blip r:embed="rId14">
                       <a:extLst>
                         <a:ext uri="{28A0092B-C50C-407E-A947-70E740481C1C}">
                           <a14:useLocalDpi xmlns:a14="http://schemas.microsoft.com/office/drawing/2010/main" val="0"/>
@@ -14205,7 +18158,7 @@
           <w:szCs w:val="26"/>
         </w:rPr>
       </w:pPr>
-      <w:bookmarkStart w:id="47" w:name="_Toc235626514"/>
+      <w:bookmarkStart w:id="48" w:name="_Toc235626514"/>
       <w:r>
         <w:rPr>
           <w:color w:val="auto"/>
@@ -14245,7 +18198,7 @@
           <w:sz w:val="26"/>
           <w:szCs w:val="26"/>
         </w:rPr>
-        <w:t>4</w:t>
+        <w:t>5</w:t>
       </w:r>
       <w:r>
         <w:rPr>
@@ -14264,7 +18217,7 @@
         </w:rPr>
         <w:t>. Usecase đăng nhập</w:t>
       </w:r>
-      <w:bookmarkEnd w:id="47"/>
+      <w:bookmarkEnd w:id="48"/>
     </w:p>
     <w:p>
       <w:pPr>
@@ -14296,7 +18249,7 @@
           <w:noProof/>
         </w:rPr>
         <w:drawing>
-          <wp:inline distT="0" distB="0" distL="0" distR="0" wp14:anchorId="2AE15477" wp14:editId="6ADFE1E9">
+          <wp:inline distT="0" distB="0" distL="0" distR="0" wp14:anchorId="04A91829" wp14:editId="66109FCE">
             <wp:extent cx="4503604" cy="3058245"/>
             <wp:effectExtent l="0" t="0" r="0" b="8890"/>
             <wp:docPr id="1" name="Picture 1"/>
@@ -14313,7 +18266,7 @@
                     </pic:cNvPicPr>
                   </pic:nvPicPr>
                   <pic:blipFill>
-                    <a:blip r:embed="rId14">
+                    <a:blip r:embed="rId15">
                       <a:extLst>
                         <a:ext uri="{28A0092B-C50C-407E-A947-70E740481C1C}">
                           <a14:useLocalDpi xmlns:a14="http://schemas.microsoft.com/office/drawing/2010/main" val="0"/>
@@ -14357,7 +18310,7 @@
           <w:szCs w:val="26"/>
         </w:rPr>
       </w:pPr>
-      <w:bookmarkStart w:id="48" w:name="_Toc235626515"/>
+      <w:bookmarkStart w:id="49" w:name="_Toc235626515"/>
       <w:r>
         <w:rPr>
           <w:color w:val="auto"/>
@@ -14397,7 +18350,7 @@
           <w:sz w:val="26"/>
           <w:szCs w:val="26"/>
         </w:rPr>
-        <w:t>5</w:t>
+        <w:t>6</w:t>
       </w:r>
       <w:r>
         <w:rPr>
@@ -14416,7 +18369,7 @@
         </w:rPr>
         <w:t>. Usecase quản lý các phiên giao dịch</w:t>
       </w:r>
-      <w:bookmarkEnd w:id="48"/>
+      <w:bookmarkEnd w:id="49"/>
     </w:p>
     <w:p>
       <w:pPr>
@@ -14447,7 +18400,7 @@
           <w:noProof/>
         </w:rPr>
         <w:drawing>
-          <wp:inline distT="0" distB="0" distL="0" distR="0" wp14:anchorId="55EC9A89" wp14:editId="0D9E4540">
+          <wp:inline distT="0" distB="0" distL="0" distR="0" wp14:anchorId="26CF838B" wp14:editId="01F63FF2">
             <wp:extent cx="4187612" cy="4119073"/>
             <wp:effectExtent l="0" t="0" r="3810" b="0"/>
             <wp:docPr id="2" name="Picture 2"/>
@@ -14464,7 +18417,7 @@
                     </pic:cNvPicPr>
                   </pic:nvPicPr>
                   <pic:blipFill>
-                    <a:blip r:embed="rId15">
+                    <a:blip r:embed="rId16">
                       <a:extLst>
                         <a:ext uri="{28A0092B-C50C-407E-A947-70E740481C1C}">
                           <a14:useLocalDpi xmlns:a14="http://schemas.microsoft.com/office/drawing/2010/main" val="0"/>
@@ -14508,7 +18461,7 @@
           <w:szCs w:val="26"/>
         </w:rPr>
       </w:pPr>
-      <w:bookmarkStart w:id="49" w:name="_Toc235626516"/>
+      <w:bookmarkStart w:id="50" w:name="_Toc235626516"/>
       <w:r>
         <w:rPr>
           <w:color w:val="auto"/>
@@ -14548,7 +18501,7 @@
           <w:sz w:val="26"/>
           <w:szCs w:val="26"/>
         </w:rPr>
-        <w:t>6</w:t>
+        <w:t>7</w:t>
       </w:r>
       <w:r>
         <w:rPr>
@@ -14567,7 +18520,7 @@
         </w:rPr>
         <w:t>. Usecase nhập dữ liệu CSV, hình ảnh</w:t>
       </w:r>
-      <w:bookmarkEnd w:id="49"/>
+      <w:bookmarkEnd w:id="50"/>
     </w:p>
     <w:p>
       <w:pPr>
@@ -14599,7 +18552,7 @@
           <w:noProof/>
         </w:rPr>
         <w:drawing>
-          <wp:inline distT="0" distB="0" distL="0" distR="0" wp14:anchorId="74FB6460" wp14:editId="64B70DC7">
+          <wp:inline distT="0" distB="0" distL="0" distR="0" wp14:anchorId="5EFFCF39" wp14:editId="16BDB346">
             <wp:extent cx="4418319" cy="3652180"/>
             <wp:effectExtent l="0" t="0" r="1905" b="5715"/>
             <wp:docPr id="3" name="Picture 3"/>
@@ -14616,7 +18569,7 @@
                     </pic:cNvPicPr>
                   </pic:nvPicPr>
                   <pic:blipFill>
-                    <a:blip r:embed="rId16">
+                    <a:blip r:embed="rId17">
                       <a:extLst>
                         <a:ext uri="{28A0092B-C50C-407E-A947-70E740481C1C}">
                           <a14:useLocalDpi xmlns:a14="http://schemas.microsoft.com/office/drawing/2010/main" val="0"/>
@@ -14660,7 +18613,7 @@
           <w:szCs w:val="26"/>
         </w:rPr>
       </w:pPr>
-      <w:bookmarkStart w:id="50" w:name="_Toc235626517"/>
+      <w:bookmarkStart w:id="51" w:name="_Toc235626517"/>
       <w:r>
         <w:rPr>
           <w:color w:val="auto"/>
@@ -14700,7 +18653,7 @@
           <w:sz w:val="26"/>
           <w:szCs w:val="26"/>
         </w:rPr>
-        <w:t>7</w:t>
+        <w:t>8</w:t>
       </w:r>
       <w:r>
         <w:rPr>
@@ -14719,7 +18672,7 @@
         </w:rPr>
         <w:t>. Usecase thiết lập ngân sách</w:t>
       </w:r>
-      <w:bookmarkEnd w:id="50"/>
+      <w:bookmarkEnd w:id="51"/>
     </w:p>
     <w:p>
       <w:pPr>
@@ -14750,7 +18703,7 @@
           <w:noProof/>
         </w:rPr>
         <w:drawing>
-          <wp:inline distT="0" distB="0" distL="0" distR="0" wp14:anchorId="7D896ADE" wp14:editId="326028E7">
+          <wp:inline distT="0" distB="0" distL="0" distR="0" wp14:anchorId="06934EB0" wp14:editId="5C3E69A3">
             <wp:extent cx="4456740" cy="3629359"/>
             <wp:effectExtent l="0" t="0" r="1270" b="9525"/>
             <wp:docPr id="4" name="Picture 4"/>
@@ -14767,7 +18720,7 @@
                     </pic:cNvPicPr>
                   </pic:nvPicPr>
                   <pic:blipFill>
-                    <a:blip r:embed="rId17">
+                    <a:blip r:embed="rId18">
                       <a:extLst>
                         <a:ext uri="{28A0092B-C50C-407E-A947-70E740481C1C}">
                           <a14:useLocalDpi xmlns:a14="http://schemas.microsoft.com/office/drawing/2010/main" val="0"/>
@@ -14811,7 +18764,7 @@
           <w:szCs w:val="26"/>
         </w:rPr>
       </w:pPr>
-      <w:bookmarkStart w:id="51" w:name="_Toc235626518"/>
+      <w:bookmarkStart w:id="52" w:name="_Toc235626518"/>
       <w:r>
         <w:rPr>
           <w:color w:val="auto"/>
@@ -14851,7 +18804,7 @@
           <w:sz w:val="26"/>
           <w:szCs w:val="26"/>
         </w:rPr>
-        <w:t>8</w:t>
+        <w:t>9</w:t>
       </w:r>
       <w:r>
         <w:rPr>
@@ -14870,7 +18823,7 @@
         </w:rPr>
         <w:t>. Usecase theo dõi các chi tiêu</w:t>
       </w:r>
-      <w:bookmarkEnd w:id="51"/>
+      <w:bookmarkEnd w:id="52"/>
     </w:p>
     <w:p>
       <w:pPr>
@@ -14902,7 +18855,7 @@
           <w:noProof/>
         </w:rPr>
         <w:drawing>
-          <wp:inline distT="0" distB="0" distL="0" distR="0" wp14:anchorId="70C40D9D" wp14:editId="3C78342C">
+          <wp:inline distT="0" distB="0" distL="0" distR="0" wp14:anchorId="616778CA" wp14:editId="5991D0C5">
             <wp:extent cx="4400931" cy="3588444"/>
             <wp:effectExtent l="0" t="0" r="0" b="0"/>
             <wp:docPr id="9" name="Picture 9"/>
@@ -14919,7 +18872,7 @@
                     </pic:cNvPicPr>
                   </pic:nvPicPr>
                   <pic:blipFill>
-                    <a:blip r:embed="rId18">
+                    <a:blip r:embed="rId19">
                       <a:extLst>
                         <a:ext uri="{28A0092B-C50C-407E-A947-70E740481C1C}">
                           <a14:useLocalDpi xmlns:a14="http://schemas.microsoft.com/office/drawing/2010/main" val="0"/>
@@ -14963,7 +18916,7 @@
           <w:szCs w:val="26"/>
         </w:rPr>
       </w:pPr>
-      <w:bookmarkStart w:id="52" w:name="_Toc235626519"/>
+      <w:bookmarkStart w:id="53" w:name="_Toc235626519"/>
       <w:r>
         <w:rPr>
           <w:color w:val="auto"/>
@@ -15003,7 +18956,7 @@
           <w:sz w:val="26"/>
           <w:szCs w:val="26"/>
         </w:rPr>
-        <w:t>9</w:t>
+        <w:t>10</w:t>
       </w:r>
       <w:r>
         <w:rPr>
@@ -15022,7 +18975,7 @@
         </w:rPr>
         <w:t>. Usecase chia sẻ tài khoản</w:t>
       </w:r>
-      <w:bookmarkEnd w:id="52"/>
+      <w:bookmarkEnd w:id="53"/>
     </w:p>
     <w:p>
       <w:pPr>
@@ -15053,7 +19006,7 @@
           <w:noProof/>
         </w:rPr>
         <w:drawing>
-          <wp:inline distT="0" distB="0" distL="0" distR="0" wp14:anchorId="2D828EA1" wp14:editId="1E7441F9">
+          <wp:inline distT="0" distB="0" distL="0" distR="0" wp14:anchorId="4A030B47" wp14:editId="71D48A57">
             <wp:extent cx="4332923" cy="2674044"/>
             <wp:effectExtent l="0" t="0" r="0" b="0"/>
             <wp:docPr id="11" name="Picture 11"/>
@@ -15070,7 +19023,7 @@
                     </pic:cNvPicPr>
                   </pic:nvPicPr>
                   <pic:blipFill>
-                    <a:blip r:embed="rId19">
+                    <a:blip r:embed="rId20">
                       <a:extLst>
                         <a:ext uri="{28A0092B-C50C-407E-A947-70E740481C1C}">
                           <a14:useLocalDpi xmlns:a14="http://schemas.microsoft.com/office/drawing/2010/main" val="0"/>
@@ -15114,7 +19067,7 @@
           <w:szCs w:val="26"/>
         </w:rPr>
       </w:pPr>
-      <w:bookmarkStart w:id="53" w:name="_Toc235626520"/>
+      <w:bookmarkStart w:id="54" w:name="_Toc235626520"/>
       <w:r>
         <w:rPr>
           <w:color w:val="auto"/>
@@ -15154,7 +19107,7 @@
           <w:sz w:val="26"/>
           <w:szCs w:val="26"/>
         </w:rPr>
-        <w:t>10</w:t>
+        <w:t>11</w:t>
       </w:r>
       <w:r>
         <w:rPr>
@@ -15173,7 +19126,7 @@
         </w:rPr>
         <w:t>. Usecase quản lý danh mục</w:t>
       </w:r>
-      <w:bookmarkEnd w:id="53"/>
+      <w:bookmarkEnd w:id="54"/>
     </w:p>
     <w:p>
       <w:pPr>
@@ -15183,9 +19136,14 @@
           <w:szCs w:val="26"/>
         </w:rPr>
       </w:pPr>
-      <w:bookmarkStart w:id="54" w:name="_Toc235627547"/>
-      <w:r>
-        <w:t xml:space="preserve">3.2.6. </w:t>
+      <w:r>
+        <w:t>3.</w:t>
+      </w:r>
+      <w:r>
+        <w:t>3</w:t>
+      </w:r>
+      <w:r>
+        <w:t xml:space="preserve">.6. </w:t>
       </w:r>
       <w:r>
         <w:rPr>
@@ -15194,7 +19152,7 @@
         </w:rPr>
         <w:t>Sơ đồ tuần tự</w:t>
       </w:r>
-      <w:bookmarkEnd w:id="54"/>
+      <w:bookmarkEnd w:id="47"/>
       <w:r>
         <w:rPr>
           <w:sz w:val="26"/>
@@ -15262,7 +19220,7 @@
                     </pic:cNvPicPr>
                   </pic:nvPicPr>
                   <pic:blipFill>
-                    <a:blip r:embed="rId20">
+                    <a:blip r:embed="rId21">
                       <a:extLst>
                         <a:ext uri="{28A0092B-C50C-407E-A947-70E740481C1C}">
                           <a14:useLocalDpi xmlns:a14="http://schemas.microsoft.com/office/drawing/2010/main" val="0"/>
@@ -15346,7 +19304,7 @@
                     </pic:cNvPicPr>
                   </pic:nvPicPr>
                   <pic:blipFill>
-                    <a:blip r:embed="rId21">
+                    <a:blip r:embed="rId22">
                       <a:extLst>
                         <a:ext uri="{28A0092B-C50C-407E-A947-70E740481C1C}">
                           <a14:useLocalDpi xmlns:a14="http://schemas.microsoft.com/office/drawing/2010/main" val="0"/>
@@ -15430,7 +19388,7 @@
                     </pic:cNvPicPr>
                   </pic:nvPicPr>
                   <pic:blipFill>
-                    <a:blip r:embed="rId22">
+                    <a:blip r:embed="rId23">
                       <a:extLst>
                         <a:ext uri="{28A0092B-C50C-407E-A947-70E740481C1C}">
                           <a14:useLocalDpi xmlns:a14="http://schemas.microsoft.com/office/drawing/2010/main" val="0"/>
@@ -15514,7 +19472,7 @@
                     </pic:cNvPicPr>
                   </pic:nvPicPr>
                   <pic:blipFill>
-                    <a:blip r:embed="rId23">
+                    <a:blip r:embed="rId24">
                       <a:extLst>
                         <a:ext uri="{28A0092B-C50C-407E-A947-70E740481C1C}">
                           <a14:useLocalDpi xmlns:a14="http://schemas.microsoft.com/office/drawing/2010/main" val="0"/>
@@ -15598,7 +19556,7 @@
                     </pic:cNvPicPr>
                   </pic:nvPicPr>
                   <pic:blipFill>
-                    <a:blip r:embed="rId24">
+                    <a:blip r:embed="rId25">
                       <a:extLst>
                         <a:ext uri="{28A0092B-C50C-407E-A947-70E740481C1C}">
                           <a14:useLocalDpi xmlns:a14="http://schemas.microsoft.com/office/drawing/2010/main" val="0"/>
@@ -15682,7 +19640,7 @@
                     </pic:cNvPicPr>
                   </pic:nvPicPr>
                   <pic:blipFill>
-                    <a:blip r:embed="rId25">
+                    <a:blip r:embed="rId26">
                       <a:extLst>
                         <a:ext uri="{28A0092B-C50C-407E-A947-70E740481C1C}">
                           <a14:useLocalDpi xmlns:a14="http://schemas.microsoft.com/office/drawing/2010/main" val="0"/>
@@ -15764,7 +19722,7 @@
                     </pic:cNvPicPr>
                   </pic:nvPicPr>
                   <pic:blipFill>
-                    <a:blip r:embed="rId26">
+                    <a:blip r:embed="rId27">
                       <a:extLst>
                         <a:ext uri="{28A0092B-C50C-407E-A947-70E740481C1C}">
                           <a14:useLocalDpi xmlns:a14="http://schemas.microsoft.com/office/drawing/2010/main" val="0"/>
@@ -15839,7 +19797,7 @@
                     </pic:cNvPicPr>
                   </pic:nvPicPr>
                   <pic:blipFill>
-                    <a:blip r:embed="rId27">
+                    <a:blip r:embed="rId28">
                       <a:extLst>
                         <a:ext uri="{28A0092B-C50C-407E-A947-70E740481C1C}">
                           <a14:useLocalDpi xmlns:a14="http://schemas.microsoft.com/office/drawing/2010/main" val="0"/>
@@ -15900,7 +19858,7 @@
                     </pic:cNvPicPr>
                   </pic:nvPicPr>
                   <pic:blipFill>
-                    <a:blip r:embed="rId28" cstate="print">
+                    <a:blip r:embed="rId29" cstate="print">
                       <a:extLst>
                         <a:ext uri="{28A0092B-C50C-407E-A947-70E740481C1C}">
                           <a14:useLocalDpi xmlns:a14="http://schemas.microsoft.com/office/drawing/2010/main" val="0"/>
@@ -15963,7 +19921,7 @@
                     </pic:cNvPicPr>
                   </pic:nvPicPr>
                   <pic:blipFill>
-                    <a:blip r:embed="rId29" cstate="print">
+                    <a:blip r:embed="rId30" cstate="print">
                       <a:extLst>
                         <a:ext uri="{28A0092B-C50C-407E-A947-70E740481C1C}">
                           <a14:useLocalDpi xmlns:a14="http://schemas.microsoft.com/office/drawing/2010/main" val="0"/>
@@ -16027,7 +19985,7 @@
                     </pic:cNvPicPr>
                   </pic:nvPicPr>
                   <pic:blipFill>
-                    <a:blip r:embed="rId30" cstate="print">
+                    <a:blip r:embed="rId31" cstate="print">
                       <a:extLst>
                         <a:ext uri="{28A0092B-C50C-407E-A947-70E740481C1C}">
                           <a14:useLocalDpi xmlns:a14="http://schemas.microsoft.com/office/drawing/2010/main" val="0"/>
@@ -16090,7 +20048,7 @@
                     </pic:cNvPicPr>
                   </pic:nvPicPr>
                   <pic:blipFill>
-                    <a:blip r:embed="rId31" cstate="print">
+                    <a:blip r:embed="rId32" cstate="print">
                       <a:extLst>
                         <a:ext uri="{28A0092B-C50C-407E-A947-70E740481C1C}">
                           <a14:useLocalDpi xmlns:a14="http://schemas.microsoft.com/office/drawing/2010/main" val="0"/>
@@ -16154,7 +20112,7 @@
                     </pic:cNvPicPr>
                   </pic:nvPicPr>
                   <pic:blipFill>
-                    <a:blip r:embed="rId32">
+                    <a:blip r:embed="rId33">
                       <a:extLst>
                         <a:ext uri="{28A0092B-C50C-407E-A947-70E740481C1C}">
                           <a14:useLocalDpi xmlns:a14="http://schemas.microsoft.com/office/drawing/2010/main" val="0"/>
@@ -16218,7 +20176,7 @@
                     </pic:cNvPicPr>
                   </pic:nvPicPr>
                   <pic:blipFill>
-                    <a:blip r:embed="rId33">
+                    <a:blip r:embed="rId34">
                       <a:extLst>
                         <a:ext uri="{28A0092B-C50C-407E-A947-70E740481C1C}">
                           <a14:useLocalDpi xmlns:a14="http://schemas.microsoft.com/office/drawing/2010/main" val="0"/>

--- a/docs/baocao/baocao.docx
+++ b/docs/baocao/baocao.docx
@@ -10433,8 +10433,8 @@
           <w:color w:val="auto"/>
         </w:rPr>
       </w:pPr>
-      <w:bookmarkStart w:id="29" w:name="_Hlk234497810"/>
-      <w:bookmarkStart w:id="30" w:name="_Toc236173471"/>
+      <w:bookmarkStart w:id="29" w:name="_Toc236173471"/>
+      <w:bookmarkStart w:id="30" w:name="_Hlk234497810"/>
       <w:r>
         <w:rPr>
           <w:b/>
@@ -10443,7 +10443,7 @@
         </w:rPr>
         <w:t>Chương 3. PHÂN TÍCH &amp; THIẾT KẾ HỆ THỐNG</w:t>
       </w:r>
-      <w:bookmarkEnd w:id="30"/>
+      <w:bookmarkEnd w:id="29"/>
     </w:p>
     <w:p>
       <w:pPr>
@@ -10718,7 +10718,14 @@
                 <w:sz w:val="26"/>
                 <w:szCs w:val="26"/>
               </w:rPr>
-              <w:t>tạo, chỉnh sửa, xóa và xem danh sách các ví</w:t>
+              <w:t xml:space="preserve">tạo, chỉnh sửa, xóa và xem danh sách các </w:t>
+            </w:r>
+            <w:r>
+              <w:rPr>
+                <w:sz w:val="26"/>
+                <w:szCs w:val="26"/>
+              </w:rPr>
+              <w:t>giao dịch</w:t>
             </w:r>
             <w:r>
               <w:rPr>
@@ -13983,9 +13990,9 @@
         <w:tblLook w:val="04A0" w:firstRow="1" w:lastRow="0" w:firstColumn="1" w:lastColumn="0" w:noHBand="0" w:noVBand="1"/>
       </w:tblPr>
       <w:tblGrid>
-        <w:gridCol w:w="1559"/>
-        <w:gridCol w:w="1738"/>
-        <w:gridCol w:w="1632"/>
+        <w:gridCol w:w="1528"/>
+        <w:gridCol w:w="1787"/>
+        <w:gridCol w:w="1614"/>
         <w:gridCol w:w="1899"/>
         <w:gridCol w:w="1899"/>
       </w:tblGrid>
@@ -14263,7 +14270,7 @@
                 <w:sz w:val="26"/>
                 <w:szCs w:val="26"/>
               </w:rPr>
-              <w:t>Quản lý ví/phiên giao dịch (thêm/sửa/xóa ví)</w:t>
+              <w:t>Quản lý phiên giao dịch (thêm/sửa/xóa)</w:t>
             </w:r>
           </w:p>
         </w:tc>
@@ -14305,6 +14312,29 @@
                 <w:sz w:val="26"/>
                 <w:szCs w:val="26"/>
               </w:rPr>
+              <w:t>Transaction</w:t>
+            </w:r>
+            <w:r>
+              <w:rPr>
+                <w:sz w:val="26"/>
+                <w:szCs w:val="26"/>
+              </w:rPr>
+              <w:t>.</w:t>
+            </w:r>
+          </w:p>
+          <w:p>
+            <w:pPr>
+              <w:spacing w:line="360" w:lineRule="auto"/>
+              <w:rPr>
+                <w:sz w:val="26"/>
+                <w:szCs w:val="26"/>
+              </w:rPr>
+            </w:pPr>
+            <w:r>
+              <w:rPr>
+                <w:sz w:val="26"/>
+                <w:szCs w:val="26"/>
+              </w:rPr>
               <w:t>Wallet, WalletMember</w:t>
             </w:r>
           </w:p>
@@ -14313,6 +14343,29 @@
           <w:tcPr>
             <w:tcW w:w="1899" w:type="dxa"/>
           </w:tcPr>
+          <w:p>
+            <w:pPr>
+              <w:spacing w:line="360" w:lineRule="auto"/>
+              <w:rPr>
+                <w:sz w:val="26"/>
+                <w:szCs w:val="26"/>
+              </w:rPr>
+            </w:pPr>
+            <w:r>
+              <w:rPr>
+                <w:sz w:val="26"/>
+                <w:szCs w:val="26"/>
+              </w:rPr>
+              <w:t>Transaction</w:t>
+            </w:r>
+            <w:r>
+              <w:rPr>
+                <w:sz w:val="26"/>
+                <w:szCs w:val="26"/>
+              </w:rPr>
+              <w:t>.</w:t>
+            </w:r>
+          </w:p>
           <w:p>
             <w:pPr>
               <w:spacing w:line="360" w:lineRule="auto"/>
@@ -15777,7 +15830,6 @@
                 <w:sz w:val="26"/>
                 <w:szCs w:val="26"/>
               </w:rPr>
-              <w:lastRenderedPageBreak/>
               <w:t>FR-17</w:t>
             </w:r>
           </w:p>
@@ -15873,6 +15925,7 @@
           <w:sz w:val="26"/>
           <w:szCs w:val="26"/>
         </w:rPr>
+        <w:lastRenderedPageBreak/>
         <w:t xml:space="preserve">Bảng </w:t>
       </w:r>
       <w:r>
@@ -16287,7 +16340,6 @@
                 <w:sz w:val="24"/>
                 <w:szCs w:val="24"/>
               </w:rPr>
-              <w:lastRenderedPageBreak/>
               <w:t>Actor chính</w:t>
             </w:r>
           </w:p>
@@ -16426,6 +16478,7 @@
                 <w:sz w:val="24"/>
                 <w:szCs w:val="24"/>
               </w:rPr>
+              <w:lastRenderedPageBreak/>
               <w:t>Hậu điều kiện</w:t>
             </w:r>
           </w:p>
@@ -17406,7 +17459,6 @@
                 <w:sz w:val="24"/>
                 <w:szCs w:val="24"/>
               </w:rPr>
-              <w:lastRenderedPageBreak/>
               <w:t>B2.3:</w:t>
             </w:r>
             <w:r>
@@ -17438,7 +17490,6 @@
           <w:sz w:val="26"/>
           <w:szCs w:val="26"/>
         </w:rPr>
-        <w:lastRenderedPageBreak/>
         <w:t xml:space="preserve">Bảng </w:t>
       </w:r>
       <w:r>
@@ -17507,6 +17558,7 @@
           <w:sz w:val="26"/>
           <w:szCs w:val="26"/>
         </w:rPr>
+        <w:lastRenderedPageBreak/>
         <w:t>UC-03: Nhập dữ liệu CSV, hình ảnh</w:t>
       </w:r>
     </w:p>
@@ -18511,7 +18563,6 @@
                 <w:sz w:val="24"/>
                 <w:szCs w:val="24"/>
               </w:rPr>
-              <w:lastRenderedPageBreak/>
               <w:t>Luồng hoạt động chính</w:t>
             </w:r>
           </w:p>
@@ -18663,6 +18714,7 @@
                 <w:sz w:val="24"/>
                 <w:szCs w:val="24"/>
               </w:rPr>
+              <w:lastRenderedPageBreak/>
               <w:t>Luồng ngoại lệ</w:t>
             </w:r>
           </w:p>
@@ -18775,599 +18827,6 @@
           <w:szCs w:val="26"/>
         </w:rPr>
         <w:t>UC-05: Theo dõi các chi tiêu</w:t>
-      </w:r>
-    </w:p>
-    <w:tbl>
-      <w:tblPr>
-        <w:tblW w:w="5000" w:type="pct"/>
-        <w:tblBorders>
-          <w:top w:val="single" w:sz="4" w:space="0" w:color="auto"/>
-          <w:left w:val="single" w:sz="4" w:space="0" w:color="auto"/>
-          <w:bottom w:val="single" w:sz="4" w:space="0" w:color="auto"/>
-          <w:right w:val="single" w:sz="4" w:space="0" w:color="auto"/>
-          <w:insideH w:val="single" w:sz="4" w:space="0" w:color="auto"/>
-          <w:insideV w:val="single" w:sz="4" w:space="0" w:color="auto"/>
-        </w:tblBorders>
-        <w:tblLayout w:type="fixed"/>
-        <w:tblCellMar>
-          <w:top w:w="80" w:type="dxa"/>
-          <w:left w:w="120" w:type="dxa"/>
-          <w:bottom w:w="80" w:type="dxa"/>
-          <w:right w:w="120" w:type="dxa"/>
-        </w:tblCellMar>
-        <w:tblLook w:val="04A0" w:firstRow="1" w:lastRow="0" w:firstColumn="1" w:lastColumn="0" w:noHBand="0" w:noVBand="1"/>
-      </w:tblPr>
-      <w:tblGrid>
-        <w:gridCol w:w="2534"/>
-        <w:gridCol w:w="6193"/>
-      </w:tblGrid>
-      <w:tr>
-        <w:trPr>
-          <w:tblHeader/>
-        </w:trPr>
-        <w:tc>
-          <w:tcPr>
-            <w:tcW w:w="2709" w:type="dxa"/>
-          </w:tcPr>
-          <w:p>
-            <w:pPr>
-              <w:spacing w:before="0" w:line="240" w:lineRule="auto"/>
-              <w:rPr>
-                <w:sz w:val="24"/>
-                <w:szCs w:val="24"/>
-              </w:rPr>
-            </w:pPr>
-            <w:r>
-              <w:rPr>
-                <w:b/>
-                <w:bCs/>
-                <w:sz w:val="24"/>
-                <w:szCs w:val="24"/>
-              </w:rPr>
-              <w:t>Mục</w:t>
-            </w:r>
-          </w:p>
-        </w:tc>
-        <w:tc>
-          <w:tcPr>
-            <w:tcW w:w="6651" w:type="dxa"/>
-          </w:tcPr>
-          <w:p>
-            <w:pPr>
-              <w:spacing w:before="0" w:line="240" w:lineRule="auto"/>
-              <w:rPr>
-                <w:sz w:val="24"/>
-                <w:szCs w:val="24"/>
-              </w:rPr>
-            </w:pPr>
-            <w:r>
-              <w:rPr>
-                <w:b/>
-                <w:bCs/>
-                <w:sz w:val="24"/>
-                <w:szCs w:val="24"/>
-              </w:rPr>
-              <w:t>Nội dung</w:t>
-            </w:r>
-          </w:p>
-        </w:tc>
-      </w:tr>
-      <w:tr>
-        <w:tc>
-          <w:tcPr>
-            <w:tcW w:w="2709" w:type="dxa"/>
-          </w:tcPr>
-          <w:p>
-            <w:pPr>
-              <w:spacing w:before="0" w:line="240" w:lineRule="auto"/>
-              <w:rPr>
-                <w:sz w:val="24"/>
-                <w:szCs w:val="24"/>
-              </w:rPr>
-            </w:pPr>
-            <w:r>
-              <w:rPr>
-                <w:b/>
-                <w:bCs/>
-                <w:sz w:val="24"/>
-                <w:szCs w:val="24"/>
-              </w:rPr>
-              <w:t>Mô tả</w:t>
-            </w:r>
-          </w:p>
-        </w:tc>
-        <w:tc>
-          <w:tcPr>
-            <w:tcW w:w="6651" w:type="dxa"/>
-          </w:tcPr>
-          <w:p>
-            <w:pPr>
-              <w:spacing w:before="0" w:line="240" w:lineRule="auto"/>
-              <w:rPr>
-                <w:sz w:val="24"/>
-                <w:szCs w:val="24"/>
-              </w:rPr>
-            </w:pPr>
-            <w:r>
-              <w:rPr>
-                <w:sz w:val="24"/>
-                <w:szCs w:val="24"/>
-              </w:rPr>
-              <w:t>Cho phép người dùng đặt hạn mức chi tiêu theo danh mục theo tháng; hệ thống cảnh báo khi vượt.</w:t>
-            </w:r>
-          </w:p>
-        </w:tc>
-      </w:tr>
-      <w:tr>
-        <w:tc>
-          <w:tcPr>
-            <w:tcW w:w="2709" w:type="dxa"/>
-          </w:tcPr>
-          <w:p>
-            <w:pPr>
-              <w:spacing w:before="0" w:line="240" w:lineRule="auto"/>
-              <w:rPr>
-                <w:sz w:val="24"/>
-                <w:szCs w:val="24"/>
-              </w:rPr>
-            </w:pPr>
-            <w:r>
-              <w:rPr>
-                <w:b/>
-                <w:bCs/>
-                <w:sz w:val="24"/>
-                <w:szCs w:val="24"/>
-              </w:rPr>
-              <w:t>Actor chính</w:t>
-            </w:r>
-          </w:p>
-        </w:tc>
-        <w:tc>
-          <w:tcPr>
-            <w:tcW w:w="6651" w:type="dxa"/>
-          </w:tcPr>
-          <w:p>
-            <w:pPr>
-              <w:spacing w:before="0" w:line="240" w:lineRule="auto"/>
-              <w:rPr>
-                <w:sz w:val="24"/>
-                <w:szCs w:val="24"/>
-              </w:rPr>
-            </w:pPr>
-            <w:r>
-              <w:rPr>
-                <w:sz w:val="24"/>
-                <w:szCs w:val="24"/>
-              </w:rPr>
-              <w:t>Cá nhân</w:t>
-            </w:r>
-          </w:p>
-        </w:tc>
-      </w:tr>
-      <w:tr>
-        <w:tc>
-          <w:tcPr>
-            <w:tcW w:w="2709" w:type="dxa"/>
-          </w:tcPr>
-          <w:p>
-            <w:pPr>
-              <w:spacing w:before="0" w:line="240" w:lineRule="auto"/>
-              <w:rPr>
-                <w:sz w:val="24"/>
-                <w:szCs w:val="24"/>
-              </w:rPr>
-            </w:pPr>
-            <w:r>
-              <w:rPr>
-                <w:b/>
-                <w:bCs/>
-                <w:sz w:val="24"/>
-                <w:szCs w:val="24"/>
-              </w:rPr>
-              <w:t>Actor phụ</w:t>
-            </w:r>
-          </w:p>
-        </w:tc>
-        <w:tc>
-          <w:tcPr>
-            <w:tcW w:w="6651" w:type="dxa"/>
-          </w:tcPr>
-          <w:p>
-            <w:pPr>
-              <w:spacing w:before="0" w:line="240" w:lineRule="auto"/>
-              <w:rPr>
-                <w:sz w:val="24"/>
-                <w:szCs w:val="24"/>
-              </w:rPr>
-            </w:pPr>
-            <w:r>
-              <w:rPr>
-                <w:sz w:val="24"/>
-                <w:szCs w:val="24"/>
-              </w:rPr>
-              <w:t>Hệ thống thông báo (email)</w:t>
-            </w:r>
-          </w:p>
-        </w:tc>
-      </w:tr>
-      <w:tr>
-        <w:tc>
-          <w:tcPr>
-            <w:tcW w:w="2709" w:type="dxa"/>
-          </w:tcPr>
-          <w:p>
-            <w:pPr>
-              <w:spacing w:before="0" w:line="240" w:lineRule="auto"/>
-              <w:rPr>
-                <w:sz w:val="24"/>
-                <w:szCs w:val="24"/>
-              </w:rPr>
-            </w:pPr>
-            <w:r>
-              <w:rPr>
-                <w:b/>
-                <w:bCs/>
-                <w:sz w:val="24"/>
-                <w:szCs w:val="24"/>
-              </w:rPr>
-              <w:t>Tiền điều kiện</w:t>
-            </w:r>
-          </w:p>
-        </w:tc>
-        <w:tc>
-          <w:tcPr>
-            <w:tcW w:w="6651" w:type="dxa"/>
-          </w:tcPr>
-          <w:p>
-            <w:pPr>
-              <w:spacing w:before="0" w:line="240" w:lineRule="auto"/>
-              <w:rPr>
-                <w:sz w:val="24"/>
-                <w:szCs w:val="24"/>
-              </w:rPr>
-            </w:pPr>
-            <w:r>
-              <w:rPr>
-                <w:sz w:val="24"/>
-                <w:szCs w:val="24"/>
-              </w:rPr>
-              <w:t>Đã đăng nhập; đã có danh mục chi tiêu</w:t>
-            </w:r>
-          </w:p>
-        </w:tc>
-      </w:tr>
-      <w:tr>
-        <w:tc>
-          <w:tcPr>
-            <w:tcW w:w="2709" w:type="dxa"/>
-          </w:tcPr>
-          <w:p>
-            <w:pPr>
-              <w:spacing w:before="0" w:line="240" w:lineRule="auto"/>
-              <w:rPr>
-                <w:sz w:val="24"/>
-                <w:szCs w:val="24"/>
-              </w:rPr>
-            </w:pPr>
-            <w:r>
-              <w:rPr>
-                <w:b/>
-                <w:bCs/>
-                <w:sz w:val="24"/>
-                <w:szCs w:val="24"/>
-              </w:rPr>
-              <w:t>Hậu điều kiện</w:t>
-            </w:r>
-          </w:p>
-        </w:tc>
-        <w:tc>
-          <w:tcPr>
-            <w:tcW w:w="6651" w:type="dxa"/>
-          </w:tcPr>
-          <w:p>
-            <w:pPr>
-              <w:spacing w:before="0" w:line="240" w:lineRule="auto"/>
-              <w:rPr>
-                <w:sz w:val="24"/>
-                <w:szCs w:val="24"/>
-              </w:rPr>
-            </w:pPr>
-            <w:r>
-              <w:rPr>
-                <w:sz w:val="24"/>
-                <w:szCs w:val="24"/>
-              </w:rPr>
-              <w:t>Ngân sách được lưu và bắt đầu theo dõi trong kỳ hiện tại</w:t>
-            </w:r>
-          </w:p>
-        </w:tc>
-      </w:tr>
-      <w:tr>
-        <w:tc>
-          <w:tcPr>
-            <w:tcW w:w="2709" w:type="dxa"/>
-          </w:tcPr>
-          <w:p>
-            <w:pPr>
-              <w:spacing w:before="0" w:line="240" w:lineRule="auto"/>
-              <w:rPr>
-                <w:sz w:val="24"/>
-                <w:szCs w:val="24"/>
-              </w:rPr>
-            </w:pPr>
-            <w:r>
-              <w:rPr>
-                <w:b/>
-                <w:bCs/>
-                <w:sz w:val="24"/>
-                <w:szCs w:val="24"/>
-              </w:rPr>
-              <w:t>Luồng hoạt động chính</w:t>
-            </w:r>
-          </w:p>
-        </w:tc>
-        <w:tc>
-          <w:tcPr>
-            <w:tcW w:w="6651" w:type="dxa"/>
-          </w:tcPr>
-          <w:p>
-            <w:pPr>
-              <w:spacing w:before="0" w:line="240" w:lineRule="auto"/>
-              <w:rPr>
-                <w:sz w:val="24"/>
-                <w:szCs w:val="24"/>
-              </w:rPr>
-            </w:pPr>
-            <w:r>
-              <w:rPr>
-                <w:b/>
-                <w:bCs/>
-                <w:sz w:val="24"/>
-                <w:szCs w:val="24"/>
-              </w:rPr>
-              <w:t>B1:</w:t>
-            </w:r>
-            <w:r>
-              <w:rPr>
-                <w:sz w:val="24"/>
-                <w:szCs w:val="24"/>
-              </w:rPr>
-              <w:t xml:space="preserve"> Người dùng chọn danh mục và nhập hạn mức, kỳ áp dụng</w:t>
-            </w:r>
-          </w:p>
-          <w:p>
-            <w:pPr>
-              <w:spacing w:before="0" w:line="240" w:lineRule="auto"/>
-              <w:rPr>
-                <w:sz w:val="24"/>
-                <w:szCs w:val="24"/>
-              </w:rPr>
-            </w:pPr>
-            <w:r>
-              <w:rPr>
-                <w:b/>
-                <w:bCs/>
-                <w:sz w:val="24"/>
-                <w:szCs w:val="24"/>
-              </w:rPr>
-              <w:t>B2:</w:t>
-            </w:r>
-            <w:r>
-              <w:rPr>
-                <w:sz w:val="24"/>
-                <w:szCs w:val="24"/>
-              </w:rPr>
-              <w:t xml:space="preserve"> Hệ thống lưu ngân sách và bắt đầu đối chiếu chi tiêu thực tế</w:t>
-            </w:r>
-          </w:p>
-          <w:p>
-            <w:pPr>
-              <w:spacing w:before="0" w:line="240" w:lineRule="auto"/>
-              <w:rPr>
-                <w:sz w:val="24"/>
-                <w:szCs w:val="24"/>
-              </w:rPr>
-            </w:pPr>
-            <w:r>
-              <w:rPr>
-                <w:b/>
-                <w:bCs/>
-                <w:sz w:val="24"/>
-                <w:szCs w:val="24"/>
-              </w:rPr>
-              <w:t>B3:</w:t>
-            </w:r>
-            <w:r>
-              <w:rPr>
-                <w:sz w:val="24"/>
-                <w:szCs w:val="24"/>
-              </w:rPr>
-              <w:t xml:space="preserve"> Kết thúc</w:t>
-            </w:r>
-          </w:p>
-        </w:tc>
-      </w:tr>
-      <w:tr>
-        <w:tc>
-          <w:tcPr>
-            <w:tcW w:w="2709" w:type="dxa"/>
-          </w:tcPr>
-          <w:p>
-            <w:pPr>
-              <w:spacing w:before="0" w:line="240" w:lineRule="auto"/>
-              <w:rPr>
-                <w:sz w:val="24"/>
-                <w:szCs w:val="24"/>
-              </w:rPr>
-            </w:pPr>
-            <w:r>
-              <w:rPr>
-                <w:b/>
-                <w:bCs/>
-                <w:sz w:val="24"/>
-                <w:szCs w:val="24"/>
-              </w:rPr>
-              <w:t>Luồng thay thế</w:t>
-            </w:r>
-          </w:p>
-        </w:tc>
-        <w:tc>
-          <w:tcPr>
-            <w:tcW w:w="6651" w:type="dxa"/>
-          </w:tcPr>
-          <w:p>
-            <w:pPr>
-              <w:spacing w:before="0" w:line="240" w:lineRule="auto"/>
-              <w:rPr>
-                <w:sz w:val="24"/>
-                <w:szCs w:val="24"/>
-              </w:rPr>
-            </w:pPr>
-            <w:r>
-              <w:rPr>
-                <w:sz w:val="24"/>
-                <w:szCs w:val="24"/>
-              </w:rPr>
-              <w:t>Khi chi tiêu đạt ngưỡng cảnh báo → Cảnh báo vượt ngân sách: hệ thống gửi thông báo qua Hệ thống thông báo (email)</w:t>
-            </w:r>
-          </w:p>
-        </w:tc>
-      </w:tr>
-      <w:tr>
-        <w:tc>
-          <w:tcPr>
-            <w:tcW w:w="2709" w:type="dxa"/>
-          </w:tcPr>
-          <w:p>
-            <w:pPr>
-              <w:spacing w:before="0" w:line="240" w:lineRule="auto"/>
-              <w:rPr>
-                <w:sz w:val="24"/>
-                <w:szCs w:val="24"/>
-              </w:rPr>
-            </w:pPr>
-            <w:r>
-              <w:rPr>
-                <w:b/>
-                <w:bCs/>
-                <w:sz w:val="24"/>
-                <w:szCs w:val="24"/>
-              </w:rPr>
-              <w:t>Luồng ngoại lệ</w:t>
-            </w:r>
-          </w:p>
-        </w:tc>
-        <w:tc>
-          <w:tcPr>
-            <w:tcW w:w="6651" w:type="dxa"/>
-          </w:tcPr>
-          <w:p>
-            <w:pPr>
-              <w:spacing w:before="0" w:line="240" w:lineRule="auto"/>
-              <w:rPr>
-                <w:sz w:val="24"/>
-                <w:szCs w:val="24"/>
-              </w:rPr>
-            </w:pPr>
-            <w:r>
-              <w:rPr>
-                <w:sz w:val="24"/>
-                <w:szCs w:val="24"/>
-              </w:rPr>
-              <w:t>Nếu hạn mức nhập không hợp lệ (≤0), thông báo lỗi và yêu cầu nhập lại</w:t>
-            </w:r>
-          </w:p>
-        </w:tc>
-      </w:tr>
-    </w:tbl>
-    <w:p>
-      <w:pPr>
-        <w:pStyle w:val="Caption"/>
-        <w:jc w:val="center"/>
-        <w:rPr>
-          <w:color w:val="auto"/>
-          <w:sz w:val="26"/>
-          <w:szCs w:val="26"/>
-        </w:rPr>
-      </w:pPr>
-      <w:bookmarkStart w:id="49" w:name="_Toc236173652"/>
-      <w:r>
-        <w:rPr>
-          <w:color w:val="auto"/>
-          <w:sz w:val="26"/>
-          <w:szCs w:val="26"/>
-        </w:rPr>
-        <w:t xml:space="preserve">Bảng </w:t>
-      </w:r>
-      <w:r>
-        <w:rPr>
-          <w:color w:val="auto"/>
-          <w:sz w:val="26"/>
-          <w:szCs w:val="26"/>
-        </w:rPr>
-        <w:fldChar w:fldCharType="begin"/>
-      </w:r>
-      <w:r>
-        <w:rPr>
-          <w:color w:val="auto"/>
-          <w:sz w:val="26"/>
-          <w:szCs w:val="26"/>
-        </w:rPr>
-        <w:instrText xml:space="preserve"> SEQ Bảng \* ARABIC </w:instrText>
-      </w:r>
-      <w:r>
-        <w:rPr>
-          <w:color w:val="auto"/>
-          <w:sz w:val="26"/>
-          <w:szCs w:val="26"/>
-        </w:rPr>
-        <w:fldChar w:fldCharType="separate"/>
-      </w:r>
-      <w:r>
-        <w:rPr>
-          <w:noProof/>
-          <w:color w:val="auto"/>
-          <w:sz w:val="26"/>
-          <w:szCs w:val="26"/>
-        </w:rPr>
-        <w:t>10</w:t>
-      </w:r>
-      <w:r>
-        <w:rPr>
-          <w:noProof/>
-          <w:color w:val="auto"/>
-          <w:sz w:val="26"/>
-          <w:szCs w:val="26"/>
-        </w:rPr>
-        <w:fldChar w:fldCharType="end"/>
-      </w:r>
-      <w:r>
-        <w:rPr>
-          <w:color w:val="auto"/>
-          <w:sz w:val="26"/>
-          <w:szCs w:val="26"/>
-        </w:rPr>
-        <w:t>. Đặc tả uc theo dõi chi tiêu</w:t>
-      </w:r>
-      <w:bookmarkEnd w:id="49"/>
-    </w:p>
-    <w:p>
-      <w:pPr>
-        <w:rPr>
-          <w:b/>
-          <w:bCs/>
-          <w:sz w:val="26"/>
-          <w:szCs w:val="26"/>
-        </w:rPr>
-      </w:pPr>
-      <w:r>
-        <w:rPr>
-          <w:b/>
-          <w:bCs/>
-          <w:sz w:val="26"/>
-          <w:szCs w:val="26"/>
-        </w:rPr>
-        <w:t>UC-06: Chia sẻ tài khoản</w:t>
       </w:r>
     </w:p>
     <w:tbl>
@@ -19406,12 +18865,15 @@
             <w:pPr>
               <w:spacing w:before="0" w:line="240" w:lineRule="auto"/>
               <w:rPr>
-                <w:sz w:val="24"/>
-                <w:szCs w:val="24"/>
-              </w:rPr>
-            </w:pPr>
-            <w:r>
-              <w:rPr>
+                <w:rFonts w:eastAsia="Times New Roman"/>
+                <w:sz w:val="24"/>
+                <w:szCs w:val="24"/>
+              </w:rPr>
+            </w:pPr>
+            <w:bookmarkStart w:id="49" w:name="_Toc236173652"/>
+            <w:r>
+              <w:rPr>
+                <w:rFonts w:eastAsia="Times New Roman"/>
                 <w:b/>
                 <w:bCs/>
                 <w:sz w:val="24"/>
@@ -19429,12 +18891,14 @@
             <w:pPr>
               <w:spacing w:before="0" w:line="240" w:lineRule="auto"/>
               <w:rPr>
-                <w:sz w:val="24"/>
-                <w:szCs w:val="24"/>
-              </w:rPr>
-            </w:pPr>
-            <w:r>
-              <w:rPr>
+                <w:rFonts w:eastAsia="Times New Roman"/>
+                <w:sz w:val="24"/>
+                <w:szCs w:val="24"/>
+              </w:rPr>
+            </w:pPr>
+            <w:r>
+              <w:rPr>
+                <w:rFonts w:eastAsia="Times New Roman"/>
                 <w:b/>
                 <w:bCs/>
                 <w:sz w:val="24"/>
@@ -19454,12 +18918,14 @@
             <w:pPr>
               <w:spacing w:before="0" w:line="240" w:lineRule="auto"/>
               <w:rPr>
-                <w:sz w:val="24"/>
-                <w:szCs w:val="24"/>
-              </w:rPr>
-            </w:pPr>
-            <w:r>
-              <w:rPr>
+                <w:rFonts w:eastAsia="Times New Roman"/>
+                <w:sz w:val="24"/>
+                <w:szCs w:val="24"/>
+              </w:rPr>
+            </w:pPr>
+            <w:r>
+              <w:rPr>
+                <w:rFonts w:eastAsia="Times New Roman"/>
                 <w:b/>
                 <w:bCs/>
                 <w:sz w:val="24"/>
@@ -19477,16 +18943,18 @@
             <w:pPr>
               <w:spacing w:before="0" w:line="240" w:lineRule="auto"/>
               <w:rPr>
-                <w:sz w:val="24"/>
-                <w:szCs w:val="24"/>
-              </w:rPr>
-            </w:pPr>
-            <w:r>
-              <w:rPr>
-                <w:sz w:val="24"/>
-                <w:szCs w:val="24"/>
-              </w:rPr>
-              <w:t>Cho phép chủ tài khoản mời thành viên gia đình cùng theo dõi chi tiêu chung.</w:t>
+                <w:rFonts w:eastAsia="Times New Roman"/>
+                <w:sz w:val="24"/>
+                <w:szCs w:val="24"/>
+              </w:rPr>
+            </w:pPr>
+            <w:r>
+              <w:rPr>
+                <w:rFonts w:eastAsia="Times New Roman"/>
+                <w:sz w:val="24"/>
+                <w:szCs w:val="24"/>
+              </w:rPr>
+              <w:t>Hiển thị biểu đồ, số liệu chi tiêu và nhận xét thói quen chi tiêu do AI phân tích.</w:t>
             </w:r>
           </w:p>
         </w:tc>
@@ -19500,12 +18968,14 @@
             <w:pPr>
               <w:spacing w:before="0" w:line="240" w:lineRule="auto"/>
               <w:rPr>
-                <w:sz w:val="24"/>
-                <w:szCs w:val="24"/>
-              </w:rPr>
-            </w:pPr>
-            <w:r>
-              <w:rPr>
+                <w:rFonts w:eastAsia="Times New Roman"/>
+                <w:sz w:val="24"/>
+                <w:szCs w:val="24"/>
+              </w:rPr>
+            </w:pPr>
+            <w:r>
+              <w:rPr>
+                <w:rFonts w:eastAsia="Times New Roman"/>
                 <w:b/>
                 <w:bCs/>
                 <w:sz w:val="24"/>
@@ -19523,12 +18993,14 @@
             <w:pPr>
               <w:spacing w:before="0" w:line="240" w:lineRule="auto"/>
               <w:rPr>
-                <w:sz w:val="24"/>
-                <w:szCs w:val="24"/>
-              </w:rPr>
-            </w:pPr>
-            <w:r>
-              <w:rPr>
+                <w:rFonts w:eastAsia="Times New Roman"/>
+                <w:sz w:val="24"/>
+                <w:szCs w:val="24"/>
+              </w:rPr>
+            </w:pPr>
+            <w:r>
+              <w:rPr>
+                <w:rFonts w:eastAsia="Times New Roman"/>
                 <w:sz w:val="24"/>
                 <w:szCs w:val="24"/>
               </w:rPr>
@@ -19546,12 +19018,14 @@
             <w:pPr>
               <w:spacing w:before="0" w:line="240" w:lineRule="auto"/>
               <w:rPr>
-                <w:sz w:val="24"/>
-                <w:szCs w:val="24"/>
-              </w:rPr>
-            </w:pPr>
-            <w:r>
-              <w:rPr>
+                <w:rFonts w:eastAsia="Times New Roman"/>
+                <w:sz w:val="24"/>
+                <w:szCs w:val="24"/>
+              </w:rPr>
+            </w:pPr>
+            <w:r>
+              <w:rPr>
+                <w:rFonts w:eastAsia="Times New Roman"/>
                 <w:b/>
                 <w:bCs/>
                 <w:sz w:val="24"/>
@@ -19569,16 +19043,18 @@
             <w:pPr>
               <w:spacing w:before="0" w:line="240" w:lineRule="auto"/>
               <w:rPr>
-                <w:sz w:val="24"/>
-                <w:szCs w:val="24"/>
-              </w:rPr>
-            </w:pPr>
-            <w:r>
-              <w:rPr>
-                <w:sz w:val="24"/>
-                <w:szCs w:val="24"/>
-              </w:rPr>
-              <w:t>Gia đình (thành viên được mời)</w:t>
+                <w:rFonts w:eastAsia="Times New Roman"/>
+                <w:sz w:val="24"/>
+                <w:szCs w:val="24"/>
+              </w:rPr>
+            </w:pPr>
+            <w:r>
+              <w:rPr>
+                <w:rFonts w:eastAsia="Times New Roman"/>
+                <w:sz w:val="24"/>
+                <w:szCs w:val="24"/>
+              </w:rPr>
+              <w:t>Hệ thống AI nhận xét</w:t>
             </w:r>
           </w:p>
         </w:tc>
@@ -19592,18 +19068,19 @@
             <w:pPr>
               <w:spacing w:before="0" w:line="240" w:lineRule="auto"/>
               <w:rPr>
-                <w:sz w:val="24"/>
-                <w:szCs w:val="24"/>
-              </w:rPr>
-            </w:pPr>
-            <w:r>
-              <w:rPr>
+                <w:rFonts w:eastAsia="Times New Roman"/>
+                <w:sz w:val="24"/>
+                <w:szCs w:val="24"/>
+              </w:rPr>
+            </w:pPr>
+            <w:r>
+              <w:rPr>
+                <w:rFonts w:eastAsia="Times New Roman"/>
                 <w:b/>
                 <w:bCs/>
                 <w:sz w:val="24"/>
                 <w:szCs w:val="24"/>
               </w:rPr>
-              <w:lastRenderedPageBreak/>
               <w:t>Tiền điều kiện</w:t>
             </w:r>
           </w:p>
@@ -19616,16 +19093,18 @@
             <w:pPr>
               <w:spacing w:before="0" w:line="240" w:lineRule="auto"/>
               <w:rPr>
-                <w:sz w:val="24"/>
-                <w:szCs w:val="24"/>
-              </w:rPr>
-            </w:pPr>
-            <w:r>
-              <w:rPr>
-                <w:sz w:val="24"/>
-                <w:szCs w:val="24"/>
-              </w:rPr>
-              <w:t>Người mời là chủ sở hữu tài khoản</w:t>
+                <w:rFonts w:eastAsia="Times New Roman"/>
+                <w:sz w:val="24"/>
+                <w:szCs w:val="24"/>
+              </w:rPr>
+            </w:pPr>
+            <w:r>
+              <w:rPr>
+                <w:rFonts w:eastAsia="Times New Roman"/>
+                <w:sz w:val="24"/>
+                <w:szCs w:val="24"/>
+              </w:rPr>
+              <w:t>Đã có dữ liệu giao dịch trong hệ thống</w:t>
             </w:r>
           </w:p>
         </w:tc>
@@ -19639,12 +19118,14 @@
             <w:pPr>
               <w:spacing w:before="0" w:line="240" w:lineRule="auto"/>
               <w:rPr>
-                <w:sz w:val="24"/>
-                <w:szCs w:val="24"/>
-              </w:rPr>
-            </w:pPr>
-            <w:r>
-              <w:rPr>
+                <w:rFonts w:eastAsia="Times New Roman"/>
+                <w:sz w:val="24"/>
+                <w:szCs w:val="24"/>
+              </w:rPr>
+            </w:pPr>
+            <w:r>
+              <w:rPr>
+                <w:rFonts w:eastAsia="Times New Roman"/>
                 <w:b/>
                 <w:bCs/>
                 <w:sz w:val="24"/>
@@ -19662,16 +19143,18 @@
             <w:pPr>
               <w:spacing w:before="0" w:line="240" w:lineRule="auto"/>
               <w:rPr>
-                <w:sz w:val="24"/>
-                <w:szCs w:val="24"/>
-              </w:rPr>
-            </w:pPr>
-            <w:r>
-              <w:rPr>
-                <w:sz w:val="24"/>
-                <w:szCs w:val="24"/>
-              </w:rPr>
-              <w:t>Thành viên được cấp quyền truy cập tài khoản theo vai trò đã chọn</w:t>
+                <w:rFonts w:eastAsia="Times New Roman"/>
+                <w:sz w:val="24"/>
+                <w:szCs w:val="24"/>
+              </w:rPr>
+            </w:pPr>
+            <w:r>
+              <w:rPr>
+                <w:rFonts w:eastAsia="Times New Roman"/>
+                <w:sz w:val="24"/>
+                <w:szCs w:val="24"/>
+              </w:rPr>
+              <w:t>Người dùng xem được xu hướng, cơ cấu chi tiêu và nhận xét từ AI</w:t>
             </w:r>
           </w:p>
         </w:tc>
@@ -19685,17 +19168,695 @@
             <w:pPr>
               <w:spacing w:before="0" w:line="240" w:lineRule="auto"/>
               <w:rPr>
-                <w:sz w:val="24"/>
-                <w:szCs w:val="24"/>
-              </w:rPr>
-            </w:pPr>
-            <w:r>
-              <w:rPr>
+                <w:rFonts w:eastAsia="Times New Roman"/>
+                <w:sz w:val="24"/>
+                <w:szCs w:val="24"/>
+              </w:rPr>
+            </w:pPr>
+            <w:r>
+              <w:rPr>
+                <w:rFonts w:eastAsia="Times New Roman"/>
                 <w:b/>
                 <w:bCs/>
                 <w:sz w:val="24"/>
                 <w:szCs w:val="24"/>
               </w:rPr>
+              <w:t>Luồng hoạt động chính</w:t>
+            </w:r>
+          </w:p>
+        </w:tc>
+        <w:tc>
+          <w:tcPr>
+            <w:tcW w:w="6849" w:type="dxa"/>
+          </w:tcPr>
+          <w:p>
+            <w:pPr>
+              <w:spacing w:before="0" w:line="240" w:lineRule="auto"/>
+              <w:rPr>
+                <w:rFonts w:eastAsia="Times New Roman"/>
+                <w:sz w:val="24"/>
+                <w:szCs w:val="24"/>
+              </w:rPr>
+            </w:pPr>
+            <w:r>
+              <w:rPr>
+                <w:rFonts w:eastAsia="Times New Roman"/>
+                <w:b/>
+                <w:bCs/>
+                <w:sz w:val="24"/>
+                <w:szCs w:val="24"/>
+              </w:rPr>
+              <w:t>B1:</w:t>
+            </w:r>
+            <w:r>
+              <w:rPr>
+                <w:rFonts w:eastAsia="Times New Roman"/>
+                <w:sz w:val="24"/>
+                <w:szCs w:val="24"/>
+              </w:rPr>
+              <w:t xml:space="preserve"> Người dùng chọn khoảng thời gian cần xem</w:t>
+            </w:r>
+          </w:p>
+          <w:p>
+            <w:pPr>
+              <w:spacing w:before="0" w:line="240" w:lineRule="auto"/>
+              <w:rPr>
+                <w:rFonts w:eastAsia="Times New Roman"/>
+                <w:sz w:val="24"/>
+                <w:szCs w:val="24"/>
+              </w:rPr>
+            </w:pPr>
+            <w:r>
+              <w:rPr>
+                <w:rFonts w:eastAsia="Times New Roman"/>
+                <w:b/>
+                <w:bCs/>
+                <w:sz w:val="24"/>
+                <w:szCs w:val="24"/>
+              </w:rPr>
+              <w:t>B2:</w:t>
+            </w:r>
+            <w:r>
+              <w:rPr>
+                <w:rFonts w:eastAsia="Times New Roman"/>
+                <w:sz w:val="24"/>
+                <w:szCs w:val="24"/>
+              </w:rPr>
+              <w:t xml:space="preserve"> Hệ thống tổng hợp dữ liệu giao dịch theo danh mục và thời gian</w:t>
+            </w:r>
+          </w:p>
+          <w:p>
+            <w:pPr>
+              <w:spacing w:before="0" w:line="240" w:lineRule="auto"/>
+              <w:rPr>
+                <w:rFonts w:eastAsia="Times New Roman"/>
+                <w:sz w:val="24"/>
+                <w:szCs w:val="24"/>
+              </w:rPr>
+            </w:pPr>
+            <w:r>
+              <w:rPr>
+                <w:rFonts w:eastAsia="Times New Roman"/>
+                <w:b/>
+                <w:bCs/>
+                <w:sz w:val="24"/>
+                <w:szCs w:val="24"/>
+              </w:rPr>
+              <w:t>B3:</w:t>
+            </w:r>
+            <w:r>
+              <w:rPr>
+                <w:rFonts w:eastAsia="Times New Roman"/>
+                <w:sz w:val="24"/>
+                <w:szCs w:val="24"/>
+              </w:rPr>
+              <w:t xml:space="preserve"> Hệ thống gửi dữ liệu tổng hợp (có thể cho hệ thống AI để sinh nhận xét)</w:t>
+            </w:r>
+          </w:p>
+          <w:p>
+            <w:pPr>
+              <w:spacing w:before="0" w:line="240" w:lineRule="auto"/>
+              <w:rPr>
+                <w:rFonts w:eastAsia="Times New Roman"/>
+                <w:sz w:val="24"/>
+                <w:szCs w:val="24"/>
+              </w:rPr>
+            </w:pPr>
+            <w:r>
+              <w:rPr>
+                <w:rFonts w:eastAsia="Times New Roman"/>
+                <w:b/>
+                <w:bCs/>
+                <w:sz w:val="24"/>
+                <w:szCs w:val="24"/>
+              </w:rPr>
+              <w:t>B4:</w:t>
+            </w:r>
+            <w:r>
+              <w:rPr>
+                <w:rFonts w:eastAsia="Times New Roman"/>
+                <w:sz w:val="24"/>
+                <w:szCs w:val="24"/>
+              </w:rPr>
+              <w:t xml:space="preserve"> Hệ thống hiển thị biểu đồ</w:t>
+            </w:r>
+          </w:p>
+          <w:p>
+            <w:pPr>
+              <w:spacing w:before="0" w:line="240" w:lineRule="auto"/>
+              <w:rPr>
+                <w:rFonts w:eastAsia="Times New Roman"/>
+                <w:sz w:val="24"/>
+                <w:szCs w:val="24"/>
+              </w:rPr>
+            </w:pPr>
+            <w:r>
+              <w:rPr>
+                <w:rFonts w:eastAsia="Times New Roman"/>
+                <w:b/>
+                <w:bCs/>
+                <w:sz w:val="24"/>
+                <w:szCs w:val="24"/>
+              </w:rPr>
+              <w:t>B5:</w:t>
+            </w:r>
+            <w:r>
+              <w:rPr>
+                <w:rFonts w:eastAsia="Times New Roman"/>
+                <w:sz w:val="24"/>
+                <w:szCs w:val="24"/>
+              </w:rPr>
+              <w:t xml:space="preserve"> Kết thúc</w:t>
+            </w:r>
+          </w:p>
+        </w:tc>
+      </w:tr>
+      <w:tr>
+        <w:tc>
+          <w:tcPr>
+            <w:tcW w:w="2511" w:type="dxa"/>
+          </w:tcPr>
+          <w:p>
+            <w:pPr>
+              <w:spacing w:before="0" w:line="240" w:lineRule="auto"/>
+              <w:rPr>
+                <w:rFonts w:eastAsia="Times New Roman"/>
+                <w:sz w:val="24"/>
+                <w:szCs w:val="24"/>
+              </w:rPr>
+            </w:pPr>
+            <w:r>
+              <w:rPr>
+                <w:rFonts w:eastAsia="Times New Roman"/>
+                <w:b/>
+                <w:bCs/>
+                <w:sz w:val="24"/>
+                <w:szCs w:val="24"/>
+              </w:rPr>
+              <w:t>Luồng thay thế</w:t>
+            </w:r>
+          </w:p>
+        </w:tc>
+        <w:tc>
+          <w:tcPr>
+            <w:tcW w:w="6849" w:type="dxa"/>
+          </w:tcPr>
+          <w:p>
+            <w:pPr>
+              <w:spacing w:before="0" w:line="240" w:lineRule="auto"/>
+              <w:rPr>
+                <w:rFonts w:eastAsia="Times New Roman"/>
+                <w:sz w:val="24"/>
+                <w:szCs w:val="24"/>
+              </w:rPr>
+            </w:pPr>
+            <w:r>
+              <w:rPr>
+                <w:rFonts w:eastAsia="Times New Roman"/>
+                <w:b/>
+                <w:bCs/>
+                <w:sz w:val="24"/>
+                <w:szCs w:val="24"/>
+              </w:rPr>
+              <w:t>B3.1:</w:t>
+            </w:r>
+            <w:r>
+              <w:rPr>
+                <w:rFonts w:eastAsia="Times New Roman"/>
+                <w:sz w:val="24"/>
+                <w:szCs w:val="24"/>
+              </w:rPr>
+              <w:t xml:space="preserve"> Nếu AI không phản hồi kịp thời, hiển thị biểu đồ mà không kèm nhận xét</w:t>
+            </w:r>
+          </w:p>
+        </w:tc>
+      </w:tr>
+      <w:tr>
+        <w:tc>
+          <w:tcPr>
+            <w:tcW w:w="2511" w:type="dxa"/>
+          </w:tcPr>
+          <w:p>
+            <w:pPr>
+              <w:spacing w:before="0" w:line="240" w:lineRule="auto"/>
+              <w:rPr>
+                <w:rFonts w:eastAsia="Times New Roman"/>
+                <w:sz w:val="24"/>
+                <w:szCs w:val="24"/>
+              </w:rPr>
+            </w:pPr>
+            <w:r>
+              <w:rPr>
+                <w:rFonts w:eastAsia="Times New Roman"/>
+                <w:b/>
+                <w:bCs/>
+                <w:sz w:val="24"/>
+                <w:szCs w:val="24"/>
+              </w:rPr>
+              <w:t>Luồng ngoại lệ</w:t>
+            </w:r>
+          </w:p>
+        </w:tc>
+        <w:tc>
+          <w:tcPr>
+            <w:tcW w:w="6849" w:type="dxa"/>
+          </w:tcPr>
+          <w:p>
+            <w:pPr>
+              <w:spacing w:before="0" w:line="240" w:lineRule="auto"/>
+              <w:rPr>
+                <w:rFonts w:eastAsia="Times New Roman"/>
+                <w:sz w:val="24"/>
+                <w:szCs w:val="24"/>
+              </w:rPr>
+            </w:pPr>
+            <w:r>
+              <w:rPr>
+                <w:rFonts w:eastAsia="Times New Roman"/>
+                <w:sz w:val="24"/>
+                <w:szCs w:val="24"/>
+              </w:rPr>
+              <w:t>Nếu không có dữ liệu trong kỳ đã chọn, thông báo "chưa có dữ liệu"</w:t>
+            </w:r>
+          </w:p>
+        </w:tc>
+      </w:tr>
+    </w:tbl>
+    <w:p>
+      <w:pPr>
+        <w:pStyle w:val="Caption"/>
+        <w:jc w:val="center"/>
+        <w:rPr>
+          <w:color w:val="auto"/>
+          <w:sz w:val="26"/>
+          <w:szCs w:val="26"/>
+        </w:rPr>
+      </w:pPr>
+      <w:r>
+        <w:rPr>
+          <w:color w:val="auto"/>
+          <w:sz w:val="26"/>
+          <w:szCs w:val="26"/>
+        </w:rPr>
+        <w:t xml:space="preserve">Bảng </w:t>
+      </w:r>
+      <w:r>
+        <w:rPr>
+          <w:color w:val="auto"/>
+          <w:sz w:val="26"/>
+          <w:szCs w:val="26"/>
+        </w:rPr>
+        <w:fldChar w:fldCharType="begin"/>
+      </w:r>
+      <w:r>
+        <w:rPr>
+          <w:color w:val="auto"/>
+          <w:sz w:val="26"/>
+          <w:szCs w:val="26"/>
+        </w:rPr>
+        <w:instrText xml:space="preserve"> SEQ Bảng \* ARABIC </w:instrText>
+      </w:r>
+      <w:r>
+        <w:rPr>
+          <w:color w:val="auto"/>
+          <w:sz w:val="26"/>
+          <w:szCs w:val="26"/>
+        </w:rPr>
+        <w:fldChar w:fldCharType="separate"/>
+      </w:r>
+      <w:r>
+        <w:rPr>
+          <w:noProof/>
+          <w:color w:val="auto"/>
+          <w:sz w:val="26"/>
+          <w:szCs w:val="26"/>
+        </w:rPr>
+        <w:t>10</w:t>
+      </w:r>
+      <w:r>
+        <w:rPr>
+          <w:noProof/>
+          <w:color w:val="auto"/>
+          <w:sz w:val="26"/>
+          <w:szCs w:val="26"/>
+        </w:rPr>
+        <w:fldChar w:fldCharType="end"/>
+      </w:r>
+      <w:r>
+        <w:rPr>
+          <w:color w:val="auto"/>
+          <w:sz w:val="26"/>
+          <w:szCs w:val="26"/>
+        </w:rPr>
+        <w:t>. Đặc tả uc theo dõi chi tiêu</w:t>
+      </w:r>
+      <w:bookmarkEnd w:id="49"/>
+    </w:p>
+    <w:p>
+      <w:pPr>
+        <w:rPr>
+          <w:b/>
+          <w:bCs/>
+          <w:sz w:val="26"/>
+          <w:szCs w:val="26"/>
+        </w:rPr>
+      </w:pPr>
+      <w:r>
+        <w:rPr>
+          <w:b/>
+          <w:bCs/>
+          <w:sz w:val="26"/>
+          <w:szCs w:val="26"/>
+        </w:rPr>
+        <w:t>UC-06: Chia sẻ tài khoản</w:t>
+      </w:r>
+    </w:p>
+    <w:tbl>
+      <w:tblPr>
+        <w:tblW w:w="5000" w:type="pct"/>
+        <w:tblBorders>
+          <w:top w:val="single" w:sz="4" w:space="0" w:color="auto"/>
+          <w:left w:val="single" w:sz="4" w:space="0" w:color="auto"/>
+          <w:bottom w:val="single" w:sz="4" w:space="0" w:color="auto"/>
+          <w:right w:val="single" w:sz="4" w:space="0" w:color="auto"/>
+          <w:insideH w:val="single" w:sz="4" w:space="0" w:color="auto"/>
+          <w:insideV w:val="single" w:sz="4" w:space="0" w:color="auto"/>
+        </w:tblBorders>
+        <w:tblLayout w:type="fixed"/>
+        <w:tblCellMar>
+          <w:top w:w="80" w:type="dxa"/>
+          <w:left w:w="120" w:type="dxa"/>
+          <w:bottom w:w="80" w:type="dxa"/>
+          <w:right w:w="120" w:type="dxa"/>
+        </w:tblCellMar>
+        <w:tblLook w:val="04A0" w:firstRow="1" w:lastRow="0" w:firstColumn="1" w:lastColumn="0" w:noHBand="0" w:noVBand="1"/>
+      </w:tblPr>
+      <w:tblGrid>
+        <w:gridCol w:w="2350"/>
+        <w:gridCol w:w="6377"/>
+      </w:tblGrid>
+      <w:tr>
+        <w:trPr>
+          <w:tblHeader/>
+        </w:trPr>
+        <w:tc>
+          <w:tcPr>
+            <w:tcW w:w="2511" w:type="dxa"/>
+          </w:tcPr>
+          <w:p>
+            <w:pPr>
+              <w:spacing w:before="0" w:line="240" w:lineRule="auto"/>
+              <w:rPr>
+                <w:sz w:val="24"/>
+                <w:szCs w:val="24"/>
+              </w:rPr>
+            </w:pPr>
+            <w:r>
+              <w:rPr>
+                <w:b/>
+                <w:bCs/>
+                <w:sz w:val="24"/>
+                <w:szCs w:val="24"/>
+              </w:rPr>
+              <w:t>Mục</w:t>
+            </w:r>
+          </w:p>
+        </w:tc>
+        <w:tc>
+          <w:tcPr>
+            <w:tcW w:w="6849" w:type="dxa"/>
+          </w:tcPr>
+          <w:p>
+            <w:pPr>
+              <w:spacing w:before="0" w:line="240" w:lineRule="auto"/>
+              <w:rPr>
+                <w:sz w:val="24"/>
+                <w:szCs w:val="24"/>
+              </w:rPr>
+            </w:pPr>
+            <w:r>
+              <w:rPr>
+                <w:b/>
+                <w:bCs/>
+                <w:sz w:val="24"/>
+                <w:szCs w:val="24"/>
+              </w:rPr>
+              <w:t>Nội dung</w:t>
+            </w:r>
+          </w:p>
+        </w:tc>
+      </w:tr>
+      <w:tr>
+        <w:tc>
+          <w:tcPr>
+            <w:tcW w:w="2511" w:type="dxa"/>
+          </w:tcPr>
+          <w:p>
+            <w:pPr>
+              <w:spacing w:before="0" w:line="240" w:lineRule="auto"/>
+              <w:rPr>
+                <w:sz w:val="24"/>
+                <w:szCs w:val="24"/>
+              </w:rPr>
+            </w:pPr>
+            <w:r>
+              <w:rPr>
+                <w:b/>
+                <w:bCs/>
+                <w:sz w:val="24"/>
+                <w:szCs w:val="24"/>
+              </w:rPr>
+              <w:t>Mô tả</w:t>
+            </w:r>
+          </w:p>
+        </w:tc>
+        <w:tc>
+          <w:tcPr>
+            <w:tcW w:w="6849" w:type="dxa"/>
+          </w:tcPr>
+          <w:p>
+            <w:pPr>
+              <w:spacing w:before="0" w:line="240" w:lineRule="auto"/>
+              <w:rPr>
+                <w:sz w:val="24"/>
+                <w:szCs w:val="24"/>
+              </w:rPr>
+            </w:pPr>
+            <w:r>
+              <w:rPr>
+                <w:sz w:val="24"/>
+                <w:szCs w:val="24"/>
+              </w:rPr>
+              <w:t>Cho phép chủ tài khoản mời thành viên gia đình cùng theo dõi chi tiêu chung.</w:t>
+            </w:r>
+          </w:p>
+        </w:tc>
+      </w:tr>
+      <w:tr>
+        <w:tc>
+          <w:tcPr>
+            <w:tcW w:w="2511" w:type="dxa"/>
+          </w:tcPr>
+          <w:p>
+            <w:pPr>
+              <w:spacing w:before="0" w:line="240" w:lineRule="auto"/>
+              <w:rPr>
+                <w:sz w:val="24"/>
+                <w:szCs w:val="24"/>
+              </w:rPr>
+            </w:pPr>
+            <w:r>
+              <w:rPr>
+                <w:b/>
+                <w:bCs/>
+                <w:sz w:val="24"/>
+                <w:szCs w:val="24"/>
+              </w:rPr>
+              <w:t>Actor chính</w:t>
+            </w:r>
+          </w:p>
+        </w:tc>
+        <w:tc>
+          <w:tcPr>
+            <w:tcW w:w="6849" w:type="dxa"/>
+          </w:tcPr>
+          <w:p>
+            <w:pPr>
+              <w:spacing w:before="0" w:line="240" w:lineRule="auto"/>
+              <w:rPr>
+                <w:sz w:val="24"/>
+                <w:szCs w:val="24"/>
+              </w:rPr>
+            </w:pPr>
+            <w:r>
+              <w:rPr>
+                <w:sz w:val="24"/>
+                <w:szCs w:val="24"/>
+              </w:rPr>
+              <w:t>Cá nhân</w:t>
+            </w:r>
+          </w:p>
+        </w:tc>
+      </w:tr>
+      <w:tr>
+        <w:tc>
+          <w:tcPr>
+            <w:tcW w:w="2511" w:type="dxa"/>
+          </w:tcPr>
+          <w:p>
+            <w:pPr>
+              <w:spacing w:before="0" w:line="240" w:lineRule="auto"/>
+              <w:rPr>
+                <w:sz w:val="24"/>
+                <w:szCs w:val="24"/>
+              </w:rPr>
+            </w:pPr>
+            <w:r>
+              <w:rPr>
+                <w:b/>
+                <w:bCs/>
+                <w:sz w:val="24"/>
+                <w:szCs w:val="24"/>
+              </w:rPr>
+              <w:t>Actor phụ</w:t>
+            </w:r>
+          </w:p>
+        </w:tc>
+        <w:tc>
+          <w:tcPr>
+            <w:tcW w:w="6849" w:type="dxa"/>
+          </w:tcPr>
+          <w:p>
+            <w:pPr>
+              <w:spacing w:before="0" w:line="240" w:lineRule="auto"/>
+              <w:rPr>
+                <w:sz w:val="24"/>
+                <w:szCs w:val="24"/>
+              </w:rPr>
+            </w:pPr>
+            <w:r>
+              <w:rPr>
+                <w:sz w:val="24"/>
+                <w:szCs w:val="24"/>
+              </w:rPr>
+              <w:t>Gia đình (thành viên được mời)</w:t>
+            </w:r>
+          </w:p>
+        </w:tc>
+      </w:tr>
+      <w:tr>
+        <w:tc>
+          <w:tcPr>
+            <w:tcW w:w="2511" w:type="dxa"/>
+          </w:tcPr>
+          <w:p>
+            <w:pPr>
+              <w:spacing w:before="0" w:line="240" w:lineRule="auto"/>
+              <w:rPr>
+                <w:sz w:val="24"/>
+                <w:szCs w:val="24"/>
+              </w:rPr>
+            </w:pPr>
+            <w:r>
+              <w:rPr>
+                <w:b/>
+                <w:bCs/>
+                <w:sz w:val="24"/>
+                <w:szCs w:val="24"/>
+              </w:rPr>
+              <w:t>Tiền điều kiện</w:t>
+            </w:r>
+          </w:p>
+        </w:tc>
+        <w:tc>
+          <w:tcPr>
+            <w:tcW w:w="6849" w:type="dxa"/>
+          </w:tcPr>
+          <w:p>
+            <w:pPr>
+              <w:spacing w:before="0" w:line="240" w:lineRule="auto"/>
+              <w:rPr>
+                <w:sz w:val="24"/>
+                <w:szCs w:val="24"/>
+              </w:rPr>
+            </w:pPr>
+            <w:r>
+              <w:rPr>
+                <w:sz w:val="24"/>
+                <w:szCs w:val="24"/>
+              </w:rPr>
+              <w:t>Người mời là chủ sở hữu tài khoản</w:t>
+            </w:r>
+          </w:p>
+        </w:tc>
+      </w:tr>
+      <w:tr>
+        <w:tc>
+          <w:tcPr>
+            <w:tcW w:w="2511" w:type="dxa"/>
+          </w:tcPr>
+          <w:p>
+            <w:pPr>
+              <w:spacing w:before="0" w:line="240" w:lineRule="auto"/>
+              <w:rPr>
+                <w:sz w:val="24"/>
+                <w:szCs w:val="24"/>
+              </w:rPr>
+            </w:pPr>
+            <w:r>
+              <w:rPr>
+                <w:b/>
+                <w:bCs/>
+                <w:sz w:val="24"/>
+                <w:szCs w:val="24"/>
+              </w:rPr>
+              <w:t>Hậu điều kiện</w:t>
+            </w:r>
+          </w:p>
+        </w:tc>
+        <w:tc>
+          <w:tcPr>
+            <w:tcW w:w="6849" w:type="dxa"/>
+          </w:tcPr>
+          <w:p>
+            <w:pPr>
+              <w:spacing w:before="0" w:line="240" w:lineRule="auto"/>
+              <w:rPr>
+                <w:sz w:val="24"/>
+                <w:szCs w:val="24"/>
+              </w:rPr>
+            </w:pPr>
+            <w:r>
+              <w:rPr>
+                <w:sz w:val="24"/>
+                <w:szCs w:val="24"/>
+              </w:rPr>
+              <w:t>Thành viên được cấp quyền truy cập tài khoản theo vai trò đã chọn</w:t>
+            </w:r>
+          </w:p>
+        </w:tc>
+      </w:tr>
+      <w:tr>
+        <w:tc>
+          <w:tcPr>
+            <w:tcW w:w="2511" w:type="dxa"/>
+          </w:tcPr>
+          <w:p>
+            <w:pPr>
+              <w:spacing w:before="0" w:line="240" w:lineRule="auto"/>
+              <w:rPr>
+                <w:sz w:val="24"/>
+                <w:szCs w:val="24"/>
+              </w:rPr>
+            </w:pPr>
+            <w:r>
+              <w:rPr>
+                <w:b/>
+                <w:bCs/>
+                <w:sz w:val="24"/>
+                <w:szCs w:val="24"/>
+              </w:rPr>
+              <w:lastRenderedPageBreak/>
               <w:t>Luồng hoạt động chính</w:t>
             </w:r>
           </w:p>
@@ -25333,7 +25494,7 @@
         <w:lastRenderedPageBreak/>
         <w:t>TÀI LIỆU THAM KHẢO</w:t>
       </w:r>
-      <w:bookmarkEnd w:id="29"/>
+      <w:bookmarkEnd w:id="30"/>
       <w:bookmarkEnd w:id="70"/>
     </w:p>
     <w:p>

--- a/docs/baocao/baocao.docx
+++ b/docs/baocao/baocao.docx
@@ -10488,7 +10488,7 @@
     </w:p>
     <w:tbl>
       <w:tblPr>
-        <w:tblW w:w="5033" w:type="pct"/>
+        <w:tblW w:w="5000" w:type="pct"/>
         <w:tblBorders>
           <w:top w:val="single" w:sz="4" w:space="0" w:color="auto"/>
           <w:left w:val="single" w:sz="4" w:space="0" w:color="auto"/>
@@ -10507,9 +10507,8 @@
         <w:tblLook w:val="0000" w:firstRow="0" w:lastRow="0" w:firstColumn="0" w:lastColumn="0" w:noHBand="0" w:noVBand="0"/>
       </w:tblPr>
       <w:tblGrid>
-        <w:gridCol w:w="1127"/>
-        <w:gridCol w:w="6382"/>
-        <w:gridCol w:w="1276"/>
+        <w:gridCol w:w="1093"/>
+        <w:gridCol w:w="7634"/>
       </w:tblGrid>
       <w:tr>
         <w:trPr>
@@ -10518,7 +10517,7 @@
         </w:trPr>
         <w:tc>
           <w:tcPr>
-            <w:tcW w:w="1127" w:type="dxa"/>
+            <w:tcW w:w="1093" w:type="dxa"/>
           </w:tcPr>
           <w:p>
             <w:pPr>
@@ -10540,7 +10539,7 @@
         </w:tc>
         <w:tc>
           <w:tcPr>
-            <w:tcW w:w="6382" w:type="dxa"/>
+            <w:tcW w:w="7634" w:type="dxa"/>
           </w:tcPr>
           <w:p>
             <w:pPr>
@@ -10560,20 +10559,227 @@
             </w:r>
           </w:p>
         </w:tc>
-        <w:tc>
-          <w:tcPr>
-            <w:tcW w:w="1276" w:type="dxa"/>
-            <w:shd w:val="clear" w:color="auto" w:fill="auto"/>
-          </w:tcPr>
-          <w:p>
-            <w:r>
-              <w:rPr>
-                <w:b/>
-                <w:bCs/>
-                <w:sz w:val="24"/>
-                <w:szCs w:val="24"/>
-              </w:rPr>
-              <w:t>Mức độ</w:t>
+      </w:tr>
+      <w:tr>
+        <w:trPr>
+          <w:trHeight w:val="1252"/>
+        </w:trPr>
+        <w:tc>
+          <w:tcPr>
+            <w:tcW w:w="1093" w:type="dxa"/>
+          </w:tcPr>
+          <w:p>
+            <w:pPr>
+              <w:rPr>
+                <w:sz w:val="26"/>
+                <w:szCs w:val="26"/>
+              </w:rPr>
+            </w:pPr>
+            <w:r>
+              <w:rPr>
+                <w:sz w:val="26"/>
+                <w:szCs w:val="26"/>
+              </w:rPr>
+              <w:t>FR-01</w:t>
+            </w:r>
+          </w:p>
+        </w:tc>
+        <w:tc>
+          <w:tcPr>
+            <w:tcW w:w="7634" w:type="dxa"/>
+          </w:tcPr>
+          <w:p>
+            <w:pPr>
+              <w:rPr>
+                <w:sz w:val="26"/>
+                <w:szCs w:val="26"/>
+              </w:rPr>
+            </w:pPr>
+            <w:r>
+              <w:rPr>
+                <w:sz w:val="26"/>
+                <w:szCs w:val="26"/>
+              </w:rPr>
+              <w:t>Hệ thống cho phép người dùng đăng ký tài khoản</w:t>
+            </w:r>
+            <w:r>
+              <w:rPr>
+                <w:sz w:val="26"/>
+                <w:szCs w:val="26"/>
+              </w:rPr>
+              <w:t>;</w:t>
+            </w:r>
+            <w:r>
+              <w:rPr>
+                <w:sz w:val="26"/>
+                <w:szCs w:val="26"/>
+              </w:rPr>
+              <w:t xml:space="preserve"> đăng nhập bằng tài khoản hoặc tài khoản Googl</w:t>
+            </w:r>
+            <w:r>
+              <w:rPr>
+                <w:sz w:val="26"/>
+                <w:szCs w:val="26"/>
+              </w:rPr>
+              <w:t>e</w:t>
+            </w:r>
+            <w:r>
+              <w:rPr>
+                <w:sz w:val="26"/>
+                <w:szCs w:val="26"/>
+              </w:rPr>
+              <w:t>, đồng thời quản lý phiên làm việc thông qua JWT.</w:t>
+            </w:r>
+          </w:p>
+        </w:tc>
+      </w:tr>
+      <w:tr>
+        <w:trPr>
+          <w:trHeight w:val="1103"/>
+        </w:trPr>
+        <w:tc>
+          <w:tcPr>
+            <w:tcW w:w="1093" w:type="dxa"/>
+            <w:tcBorders>
+              <w:bottom w:val="single" w:sz="2" w:space="0" w:color="auto"/>
+            </w:tcBorders>
+          </w:tcPr>
+          <w:p>
+            <w:pPr>
+              <w:rPr>
+                <w:sz w:val="26"/>
+                <w:szCs w:val="26"/>
+              </w:rPr>
+            </w:pPr>
+            <w:r>
+              <w:rPr>
+                <w:sz w:val="26"/>
+                <w:szCs w:val="26"/>
+              </w:rPr>
+              <w:t>FR-02</w:t>
+            </w:r>
+          </w:p>
+        </w:tc>
+        <w:tc>
+          <w:tcPr>
+            <w:tcW w:w="7634" w:type="dxa"/>
+            <w:tcBorders>
+              <w:bottom w:val="single" w:sz="2" w:space="0" w:color="auto"/>
+            </w:tcBorders>
+          </w:tcPr>
+          <w:p>
+            <w:pPr>
+              <w:rPr>
+                <w:sz w:val="26"/>
+                <w:szCs w:val="26"/>
+              </w:rPr>
+            </w:pPr>
+            <w:r>
+              <w:rPr>
+                <w:sz w:val="26"/>
+                <w:szCs w:val="26"/>
+              </w:rPr>
+              <w:t xml:space="preserve">Hệ thống cho phép người dùng quản lý các giao dịch </w:t>
+            </w:r>
+            <w:r>
+              <w:rPr>
+                <w:sz w:val="26"/>
+                <w:szCs w:val="26"/>
+              </w:rPr>
+              <w:t>(</w:t>
+            </w:r>
+            <w:r>
+              <w:rPr>
+                <w:sz w:val="26"/>
+                <w:szCs w:val="26"/>
+              </w:rPr>
+              <w:t>tạo, chỉnh sửa, xóa</w:t>
+            </w:r>
+            <w:r>
+              <w:rPr>
+                <w:sz w:val="26"/>
+                <w:szCs w:val="26"/>
+              </w:rPr>
+              <w:t>)</w:t>
+            </w:r>
+            <w:r>
+              <w:rPr>
+                <w:sz w:val="26"/>
+                <w:szCs w:val="26"/>
+              </w:rPr>
+              <w:t xml:space="preserve"> và xem danh sách các </w:t>
+            </w:r>
+            <w:r>
+              <w:rPr>
+                <w:sz w:val="26"/>
+                <w:szCs w:val="26"/>
+              </w:rPr>
+              <w:t>giao dịch</w:t>
+            </w:r>
+            <w:r>
+              <w:rPr>
+                <w:sz w:val="26"/>
+                <w:szCs w:val="26"/>
+              </w:rPr>
+              <w:t xml:space="preserve"> trong </w:t>
+            </w:r>
+            <w:r>
+              <w:rPr>
+                <w:sz w:val="26"/>
+                <w:szCs w:val="26"/>
+              </w:rPr>
+              <w:t>ví và ghi nhận giao dịch chỉnh sửa bằng bảng lịch sử chỉnh sửa</w:t>
+            </w:r>
+          </w:p>
+        </w:tc>
+      </w:tr>
+      <w:tr>
+        <w:trPr>
+          <w:trHeight w:val="320"/>
+        </w:trPr>
+        <w:tc>
+          <w:tcPr>
+            <w:tcW w:w="1093" w:type="dxa"/>
+            <w:tcBorders>
+              <w:top w:val="single" w:sz="2" w:space="0" w:color="auto"/>
+            </w:tcBorders>
+          </w:tcPr>
+          <w:p>
+            <w:pPr>
+              <w:rPr>
+                <w:sz w:val="26"/>
+                <w:szCs w:val="26"/>
+              </w:rPr>
+            </w:pPr>
+            <w:r>
+              <w:rPr>
+                <w:sz w:val="26"/>
+                <w:szCs w:val="26"/>
+              </w:rPr>
+              <w:t>FR-03</w:t>
+            </w:r>
+          </w:p>
+        </w:tc>
+        <w:tc>
+          <w:tcPr>
+            <w:tcW w:w="7634" w:type="dxa"/>
+            <w:tcBorders>
+              <w:top w:val="single" w:sz="2" w:space="0" w:color="auto"/>
+            </w:tcBorders>
+          </w:tcPr>
+          <w:p>
+            <w:pPr>
+              <w:rPr>
+                <w:sz w:val="26"/>
+                <w:szCs w:val="26"/>
+              </w:rPr>
+            </w:pPr>
+            <w:r>
+              <w:rPr>
+                <w:sz w:val="26"/>
+                <w:szCs w:val="26"/>
+              </w:rPr>
+              <w:t xml:space="preserve">Hệ thống cho phép người dùng xem thống kê tình hình thu, chi theo khoảng thời gian thông qua các biểu đồ trực quan và nhận xét phân tích từ AI. </w:t>
             </w:r>
           </w:p>
         </w:tc>
@@ -10584,7 +10790,7 @@
         </w:trPr>
         <w:tc>
           <w:tcPr>
-            <w:tcW w:w="1127" w:type="dxa"/>
+            <w:tcW w:w="1093" w:type="dxa"/>
           </w:tcPr>
           <w:p>
             <w:pPr>
@@ -10598,13 +10804,13 @@
                 <w:sz w:val="26"/>
                 <w:szCs w:val="26"/>
               </w:rPr>
-              <w:t>FR-01</w:t>
-            </w:r>
-          </w:p>
-        </w:tc>
-        <w:tc>
-          <w:tcPr>
-            <w:tcW w:w="6382" w:type="dxa"/>
+              <w:t>FR-04</w:t>
+            </w:r>
+          </w:p>
+        </w:tc>
+        <w:tc>
+          <w:tcPr>
+            <w:tcW w:w="7634" w:type="dxa"/>
           </w:tcPr>
           <w:p>
             <w:pPr>
@@ -10618,202 +10824,7 @@
                 <w:sz w:val="26"/>
                 <w:szCs w:val="26"/>
               </w:rPr>
-              <w:t>Hệ thống cho phép người dùng đăng ký tài khoản, đăng nhập bằng tài khoản hoặc tài khoản Google (OAuth2), đồng thời quản lý phiên làm việc thông qua JWT.</w:t>
-            </w:r>
-          </w:p>
-        </w:tc>
-        <w:tc>
-          <w:tcPr>
-            <w:tcW w:w="1276" w:type="dxa"/>
-            <w:shd w:val="clear" w:color="auto" w:fill="auto"/>
-          </w:tcPr>
-          <w:p>
-            <w:pPr>
-              <w:rPr>
-                <w:sz w:val="26"/>
-                <w:szCs w:val="26"/>
-              </w:rPr>
-            </w:pPr>
-            <w:r>
-              <w:rPr>
-                <w:sz w:val="26"/>
-                <w:szCs w:val="26"/>
-              </w:rPr>
-              <w:t>Bắt buộc</w:t>
-            </w:r>
-          </w:p>
-        </w:tc>
-      </w:tr>
-      <w:tr>
-        <w:trPr>
-          <w:trHeight w:val="1103"/>
-        </w:trPr>
-        <w:tc>
-          <w:tcPr>
-            <w:tcW w:w="1127" w:type="dxa"/>
-            <w:tcBorders>
-              <w:bottom w:val="single" w:sz="2" w:space="0" w:color="auto"/>
-            </w:tcBorders>
-          </w:tcPr>
-          <w:p>
-            <w:pPr>
-              <w:rPr>
-                <w:sz w:val="26"/>
-                <w:szCs w:val="26"/>
-              </w:rPr>
-            </w:pPr>
-            <w:r>
-              <w:rPr>
-                <w:sz w:val="26"/>
-                <w:szCs w:val="26"/>
-              </w:rPr>
-              <w:t>FR-02</w:t>
-            </w:r>
-          </w:p>
-        </w:tc>
-        <w:tc>
-          <w:tcPr>
-            <w:tcW w:w="6382" w:type="dxa"/>
-            <w:tcBorders>
-              <w:bottom w:val="single" w:sz="2" w:space="0" w:color="auto"/>
-            </w:tcBorders>
-          </w:tcPr>
-          <w:p>
-            <w:pPr>
-              <w:rPr>
-                <w:sz w:val="26"/>
-                <w:szCs w:val="26"/>
-              </w:rPr>
-            </w:pPr>
-            <w:r>
-              <w:rPr>
-                <w:sz w:val="26"/>
-                <w:szCs w:val="26"/>
-              </w:rPr>
-              <w:t xml:space="preserve">Hệ thống cho phép người dùng </w:t>
-            </w:r>
-            <w:r>
-              <w:rPr>
-                <w:sz w:val="26"/>
-                <w:szCs w:val="26"/>
-              </w:rPr>
-              <w:t>quản lý</w:t>
-            </w:r>
-            <w:r>
-              <w:rPr>
-                <w:sz w:val="26"/>
-                <w:szCs w:val="26"/>
-              </w:rPr>
-              <w:t xml:space="preserve"> các phiên giao dịch</w:t>
-            </w:r>
-            <w:r>
-              <w:rPr>
-                <w:sz w:val="26"/>
-                <w:szCs w:val="26"/>
-              </w:rPr>
-              <w:t xml:space="preserve">, bao gồm: </w:t>
-            </w:r>
-            <w:r>
-              <w:rPr>
-                <w:sz w:val="26"/>
-                <w:szCs w:val="26"/>
-              </w:rPr>
-              <w:t xml:space="preserve">tạo, chỉnh sửa, xóa và xem danh sách các </w:t>
-            </w:r>
-            <w:r>
-              <w:rPr>
-                <w:sz w:val="26"/>
-                <w:szCs w:val="26"/>
-              </w:rPr>
-              <w:t>giao dịch</w:t>
-            </w:r>
-            <w:r>
-              <w:rPr>
-                <w:sz w:val="26"/>
-                <w:szCs w:val="26"/>
-              </w:rPr>
-              <w:t xml:space="preserve"> trong tài khoản</w:t>
-            </w:r>
-          </w:p>
-        </w:tc>
-        <w:tc>
-          <w:tcPr>
-            <w:tcW w:w="1276" w:type="dxa"/>
-            <w:shd w:val="clear" w:color="auto" w:fill="auto"/>
-          </w:tcPr>
-          <w:p>
-            <w:r>
-              <w:rPr>
-                <w:sz w:val="26"/>
-                <w:szCs w:val="26"/>
-              </w:rPr>
-              <w:t>Bắt buộc</w:t>
-            </w:r>
-          </w:p>
-        </w:tc>
-      </w:tr>
-      <w:tr>
-        <w:trPr>
-          <w:trHeight w:val="320"/>
-        </w:trPr>
-        <w:tc>
-          <w:tcPr>
-            <w:tcW w:w="1127" w:type="dxa"/>
-            <w:tcBorders>
-              <w:top w:val="single" w:sz="2" w:space="0" w:color="auto"/>
-            </w:tcBorders>
-          </w:tcPr>
-          <w:p>
-            <w:pPr>
-              <w:rPr>
-                <w:sz w:val="26"/>
-                <w:szCs w:val="26"/>
-              </w:rPr>
-            </w:pPr>
-            <w:r>
-              <w:rPr>
-                <w:sz w:val="26"/>
-                <w:szCs w:val="26"/>
-              </w:rPr>
-              <w:t>FR-03</w:t>
-            </w:r>
-          </w:p>
-        </w:tc>
-        <w:tc>
-          <w:tcPr>
-            <w:tcW w:w="6382" w:type="dxa"/>
-            <w:tcBorders>
-              <w:top w:val="single" w:sz="2" w:space="0" w:color="auto"/>
-            </w:tcBorders>
-          </w:tcPr>
-          <w:p>
-            <w:pPr>
-              <w:rPr>
-                <w:sz w:val="26"/>
-                <w:szCs w:val="26"/>
-              </w:rPr>
-            </w:pPr>
-            <w:r>
-              <w:rPr>
-                <w:sz w:val="26"/>
-                <w:szCs w:val="26"/>
-              </w:rPr>
-              <w:t xml:space="preserve">Hệ thống cho phép người dùng xem thống kê tình hình thu, chi theo khoảng thời gian thông qua các biểu đồ trực quan và nhận xét phân tích từ AI (nếu có). </w:t>
-            </w:r>
-          </w:p>
-        </w:tc>
-        <w:tc>
-          <w:tcPr>
-            <w:tcW w:w="1276" w:type="dxa"/>
-            <w:shd w:val="clear" w:color="auto" w:fill="auto"/>
-          </w:tcPr>
-          <w:p>
-            <w:r>
-              <w:rPr>
-                <w:sz w:val="26"/>
-                <w:szCs w:val="26"/>
-              </w:rPr>
-              <w:t>Bắt buộc</w:t>
+              <w:t>Hệ thống hỗ trợ sao lưu và phục hồi dữ liệu cá nhân</w:t>
             </w:r>
           </w:p>
         </w:tc>
@@ -10824,7 +10835,7 @@
         </w:trPr>
         <w:tc>
           <w:tcPr>
-            <w:tcW w:w="1127" w:type="dxa"/>
+            <w:tcW w:w="1093" w:type="dxa"/>
           </w:tcPr>
           <w:p>
             <w:pPr>
@@ -10838,13 +10849,13 @@
                 <w:sz w:val="26"/>
                 <w:szCs w:val="26"/>
               </w:rPr>
-              <w:t>FR-04</w:t>
-            </w:r>
-          </w:p>
-        </w:tc>
-        <w:tc>
-          <w:tcPr>
-            <w:tcW w:w="6382" w:type="dxa"/>
+              <w:t>FR-05</w:t>
+            </w:r>
+          </w:p>
+        </w:tc>
+        <w:tc>
+          <w:tcPr>
+            <w:tcW w:w="7634" w:type="dxa"/>
           </w:tcPr>
           <w:p>
             <w:pPr>
@@ -10858,131 +10869,7 @@
                 <w:sz w:val="26"/>
                 <w:szCs w:val="26"/>
               </w:rPr>
-              <w:t>Hệ thống cho phép người dùng tra cứu</w:t>
-            </w:r>
-            <w:r>
-              <w:rPr>
-                <w:sz w:val="26"/>
-                <w:szCs w:val="26"/>
-              </w:rPr>
-              <w:t xml:space="preserve"> hay lọc</w:t>
-            </w:r>
-            <w:r>
-              <w:rPr>
-                <w:sz w:val="26"/>
-                <w:szCs w:val="26"/>
-              </w:rPr>
-              <w:t xml:space="preserve"> lịch sử</w:t>
-            </w:r>
-            <w:r>
-              <w:rPr>
-                <w:sz w:val="26"/>
-                <w:szCs w:val="26"/>
-              </w:rPr>
-              <w:t xml:space="preserve"> các</w:t>
-            </w:r>
-            <w:r>
-              <w:rPr>
-                <w:sz w:val="26"/>
-                <w:szCs w:val="26"/>
-              </w:rPr>
-              <w:t xml:space="preserve"> giao dịch </w:t>
-            </w:r>
-            <w:r>
-              <w:rPr>
-                <w:sz w:val="26"/>
-                <w:szCs w:val="26"/>
-              </w:rPr>
-              <w:t>theo nội dung</w:t>
-            </w:r>
-            <w:r>
-              <w:rPr>
-                <w:sz w:val="26"/>
-                <w:szCs w:val="26"/>
-              </w:rPr>
-              <w:t xml:space="preserve"> hoặc khoảng thời gian.</w:t>
-            </w:r>
-          </w:p>
-        </w:tc>
-        <w:tc>
-          <w:tcPr>
-            <w:tcW w:w="1276" w:type="dxa"/>
-            <w:shd w:val="clear" w:color="auto" w:fill="auto"/>
-          </w:tcPr>
-          <w:p>
-            <w:pPr>
-              <w:rPr>
-                <w:sz w:val="26"/>
-                <w:szCs w:val="26"/>
-              </w:rPr>
-            </w:pPr>
-            <w:r>
-              <w:rPr>
-                <w:sz w:val="26"/>
-                <w:szCs w:val="26"/>
-              </w:rPr>
-              <w:t>Ưu tiên</w:t>
-            </w:r>
-          </w:p>
-        </w:tc>
-      </w:tr>
-      <w:tr>
-        <w:trPr>
-          <w:trHeight w:val="143"/>
-        </w:trPr>
-        <w:tc>
-          <w:tcPr>
-            <w:tcW w:w="1127" w:type="dxa"/>
-          </w:tcPr>
-          <w:p>
-            <w:pPr>
-              <w:rPr>
-                <w:sz w:val="26"/>
-                <w:szCs w:val="26"/>
-              </w:rPr>
-            </w:pPr>
-            <w:r>
-              <w:rPr>
-                <w:sz w:val="26"/>
-                <w:szCs w:val="26"/>
-              </w:rPr>
-              <w:lastRenderedPageBreak/>
-              <w:t>FR-05</w:t>
-            </w:r>
-          </w:p>
-        </w:tc>
-        <w:tc>
-          <w:tcPr>
-            <w:tcW w:w="6382" w:type="dxa"/>
-          </w:tcPr>
-          <w:p>
-            <w:pPr>
-              <w:rPr>
-                <w:sz w:val="26"/>
-                <w:szCs w:val="26"/>
-              </w:rPr>
-            </w:pPr>
-            <w:r>
-              <w:rPr>
-                <w:sz w:val="26"/>
-                <w:szCs w:val="26"/>
-              </w:rPr>
-              <w:t>Hệ thống cho phép người dùng tạo và tùy biến danh mục thu/chi, bao gồm danh mục con, gán màu sắc và biểu tượng riêng cho từng danh mục.</w:t>
-            </w:r>
-          </w:p>
-        </w:tc>
-        <w:tc>
-          <w:tcPr>
-            <w:tcW w:w="1276" w:type="dxa"/>
-            <w:shd w:val="clear" w:color="auto" w:fill="auto"/>
-          </w:tcPr>
-          <w:p>
-            <w:r>
-              <w:rPr>
-                <w:sz w:val="26"/>
-                <w:szCs w:val="26"/>
-              </w:rPr>
-              <w:t>Bắt buộc</w:t>
+              <w:t>Hệ thống cho phép người dùng tạo ví, tuỳ biến danh mục thu/chi, danh mục con, gán màu và biểu tượng</w:t>
             </w:r>
           </w:p>
         </w:tc>
@@ -10993,7 +10880,7 @@
         </w:trPr>
         <w:tc>
           <w:tcPr>
-            <w:tcW w:w="1127" w:type="dxa"/>
+            <w:tcW w:w="1093" w:type="dxa"/>
           </w:tcPr>
           <w:p>
             <w:pPr>
@@ -11007,13 +10894,14 @@
                 <w:sz w:val="26"/>
                 <w:szCs w:val="26"/>
               </w:rPr>
+              <w:lastRenderedPageBreak/>
               <w:t>FR-06</w:t>
             </w:r>
           </w:p>
         </w:tc>
         <w:tc>
           <w:tcPr>
-            <w:tcW w:w="6382" w:type="dxa"/>
+            <w:tcW w:w="7634" w:type="dxa"/>
           </w:tcPr>
           <w:p>
             <w:pPr>
@@ -11034,43 +10922,7 @@
                 <w:sz w:val="26"/>
                 <w:szCs w:val="26"/>
               </w:rPr>
-              <w:t>nhập</w:t>
-            </w:r>
-            <w:r>
-              <w:rPr>
-                <w:sz w:val="26"/>
-                <w:szCs w:val="26"/>
-              </w:rPr>
-              <w:t xml:space="preserve"> sao kê ngân hàng dưới định dạng CSV, hỗ trợ ánh xạ cột phù hợp</w:t>
-            </w:r>
-            <w:r>
-              <w:rPr>
-                <w:sz w:val="26"/>
-                <w:szCs w:val="26"/>
-              </w:rPr>
-              <w:t xml:space="preserve"> hoặc</w:t>
-            </w:r>
-            <w:r>
-              <w:rPr>
-                <w:sz w:val="26"/>
-                <w:szCs w:val="26"/>
-              </w:rPr>
-              <w:t xml:space="preserve"> tự phân loại khi chụp hóa đơn</w:t>
-            </w:r>
-          </w:p>
-        </w:tc>
-        <w:tc>
-          <w:tcPr>
-            <w:tcW w:w="1275" w:type="dxa"/>
-            <w:shd w:val="clear" w:color="auto" w:fill="auto"/>
-          </w:tcPr>
-          <w:p>
-            <w:r>
-              <w:rPr>
-                <w:sz w:val="26"/>
-                <w:szCs w:val="26"/>
-              </w:rPr>
-              <w:t>Bắt buộc</w:t>
+              <w:t>nhập dữ liệu nhanh bằng import CSV/Excel; hệ thống đọc và chuẩn hóa dữ liệu từ nhiều định dạng sao kê.</w:t>
             </w:r>
           </w:p>
         </w:tc>
@@ -11081,7 +10933,7 @@
         </w:trPr>
         <w:tc>
           <w:tcPr>
-            <w:tcW w:w="1127" w:type="dxa"/>
+            <w:tcW w:w="1093" w:type="dxa"/>
           </w:tcPr>
           <w:p>
             <w:pPr>
@@ -11101,7 +10953,7 @@
         </w:tc>
         <w:tc>
           <w:tcPr>
-            <w:tcW w:w="6382" w:type="dxa"/>
+            <w:tcW w:w="7634" w:type="dxa"/>
           </w:tcPr>
           <w:p>
             <w:pPr>
@@ -11115,50 +10967,7 @@
                 <w:sz w:val="26"/>
                 <w:szCs w:val="26"/>
               </w:rPr>
-              <w:t xml:space="preserve">Hệ thống tự động chuẩn hóa dữ liệu giao dịch được </w:t>
-            </w:r>
-            <w:r>
-              <w:rPr>
-                <w:sz w:val="26"/>
-                <w:szCs w:val="26"/>
-              </w:rPr>
-              <w:t>nhập vào</w:t>
-            </w:r>
-            <w:r>
-              <w:rPr>
-                <w:sz w:val="26"/>
-                <w:szCs w:val="26"/>
-              </w:rPr>
-              <w:t xml:space="preserve"> (ngày giao dịch, số tiền, diễn giải)</w:t>
-            </w:r>
-            <w:r>
-              <w:rPr>
-                <w:sz w:val="26"/>
-                <w:szCs w:val="26"/>
-              </w:rPr>
-              <w:t>, xem các cột trùng</w:t>
-            </w:r>
-            <w:r>
-              <w:rPr>
-                <w:sz w:val="26"/>
-                <w:szCs w:val="26"/>
-              </w:rPr>
-              <w:t xml:space="preserve"> trước khi lưu vào cơ sở dữ liệu.</w:t>
-            </w:r>
-          </w:p>
-        </w:tc>
-        <w:tc>
-          <w:tcPr>
-            <w:tcW w:w="1275" w:type="dxa"/>
-            <w:shd w:val="clear" w:color="auto" w:fill="auto"/>
-          </w:tcPr>
-          <w:p>
-            <w:r>
-              <w:rPr>
-                <w:sz w:val="26"/>
-                <w:szCs w:val="26"/>
-              </w:rPr>
-              <w:t>Bắt buộc</w:t>
+              <w:t>Hệ thống tự động chuẩn hóa dữ liệu giao dịch được nhập vào như ngày giao dịch, số tiền và diễn giải; cho phép người dùng ánh xạ các cột dữ liệu từ tệp sao kê về cấu trúc dữ liệu chuẩn trước khi lưu vào cơ sở dữ liệu.</w:t>
             </w:r>
           </w:p>
         </w:tc>
@@ -11169,7 +10978,7 @@
         </w:trPr>
         <w:tc>
           <w:tcPr>
-            <w:tcW w:w="1127" w:type="dxa"/>
+            <w:tcW w:w="1093" w:type="dxa"/>
           </w:tcPr>
           <w:p>
             <w:pPr>
@@ -11189,7 +10998,7 @@
         </w:tc>
         <w:tc>
           <w:tcPr>
-            <w:tcW w:w="6382" w:type="dxa"/>
+            <w:tcW w:w="7634" w:type="dxa"/>
           </w:tcPr>
           <w:p>
             <w:pPr>
@@ -11204,21 +11013,6 @@
                 <w:szCs w:val="26"/>
               </w:rPr>
               <w:t>Hệ thống tự động phân loại giao dịch vào danh mục phù hợp dựa trên quy tắc/từ khóa; giao dịch không khớp quy tắc nào được đưa vào nhóm "Chưa phân loại" để người dùng gán thủ công.</w:t>
-            </w:r>
-          </w:p>
-        </w:tc>
-        <w:tc>
-          <w:tcPr>
-            <w:tcW w:w="1275" w:type="dxa"/>
-            <w:shd w:val="clear" w:color="auto" w:fill="auto"/>
-          </w:tcPr>
-          <w:p>
-            <w:r>
-              <w:rPr>
-                <w:sz w:val="26"/>
-                <w:szCs w:val="26"/>
-              </w:rPr>
-              <w:t>Bắt buộc</w:t>
             </w:r>
           </w:p>
         </w:tc>
@@ -11229,7 +11023,7 @@
         </w:trPr>
         <w:tc>
           <w:tcPr>
-            <w:tcW w:w="1127" w:type="dxa"/>
+            <w:tcW w:w="1093" w:type="dxa"/>
           </w:tcPr>
           <w:p>
             <w:pPr>
@@ -11249,7 +11043,7 @@
         </w:tc>
         <w:tc>
           <w:tcPr>
-            <w:tcW w:w="6382" w:type="dxa"/>
+            <w:tcW w:w="7634" w:type="dxa"/>
           </w:tcPr>
           <w:p>
             <w:pPr>
@@ -11263,22 +11057,28 @@
                 <w:sz w:val="26"/>
                 <w:szCs w:val="26"/>
               </w:rPr>
-              <w:t>Hệ thống cho phép người dùng thiết lập ngân sách theo từng danh mục theo tháng, cấu hình ngưỡng cảnh báo (ví dụ 80%, 100%) và theo dõi tiến độ sử dụng ngân sách.</w:t>
-            </w:r>
-          </w:p>
-        </w:tc>
-        <w:tc>
-          <w:tcPr>
-            <w:tcW w:w="1275" w:type="dxa"/>
-            <w:shd w:val="clear" w:color="auto" w:fill="auto"/>
-          </w:tcPr>
-          <w:p>
+              <w:t>Hệ thống cho phép người dùng thiết lập ngân sách theo từng danh mục theo tháng, cấu hình ngưỡng cảnh báo</w:t>
+            </w:r>
             <w:r>
               <w:rPr>
                 <w:sz w:val="26"/>
                 <w:szCs w:val="26"/>
               </w:rPr>
-              <w:t>Bắt buộc</w:t>
+              <w:t>,</w:t>
+            </w:r>
+            <w:r>
+              <w:rPr>
+                <w:sz w:val="26"/>
+                <w:szCs w:val="26"/>
+              </w:rPr>
+              <w:t xml:space="preserve"> theo dõi tiến độ sử dụng ngân sách</w:t>
+            </w:r>
+            <w:r>
+              <w:rPr>
+                <w:sz w:val="26"/>
+                <w:szCs w:val="26"/>
+              </w:rPr>
+              <w:t xml:space="preserve"> và ghi nhận ngân sách chỉnh sửa bằng bảng lịch sử chỉnh sửa</w:t>
             </w:r>
           </w:p>
         </w:tc>
@@ -11289,7 +11089,7 @@
         </w:trPr>
         <w:tc>
           <w:tcPr>
-            <w:tcW w:w="1127" w:type="dxa"/>
+            <w:tcW w:w="1093" w:type="dxa"/>
           </w:tcPr>
           <w:p>
             <w:pPr>
@@ -11309,7 +11109,7 @@
         </w:tc>
         <w:tc>
           <w:tcPr>
-            <w:tcW w:w="6382" w:type="dxa"/>
+            <w:tcW w:w="7634" w:type="dxa"/>
           </w:tcPr>
           <w:p>
             <w:pPr>
@@ -11323,28 +11123,28 @@
                 <w:sz w:val="26"/>
                 <w:szCs w:val="26"/>
               </w:rPr>
-              <w:t>Hệ thống cho phép người dùng đặt mục tiêu tiết kiệm (số tiền mục tiêu, thời hạn) và theo dõi tiến độ thực hiện.</w:t>
-            </w:r>
-          </w:p>
-        </w:tc>
-        <w:tc>
-          <w:tcPr>
-            <w:tcW w:w="1275" w:type="dxa"/>
-            <w:shd w:val="clear" w:color="auto" w:fill="auto"/>
-          </w:tcPr>
-          <w:p>
-            <w:pPr>
+              <w:t>Hệ thống cho phép người dùng đặt mục tiêu tiết kiệm (số tiền mục tiêu, thời hạn)</w:t>
+            </w:r>
+            <w:r>
               <w:rPr>
                 <w:sz w:val="26"/>
                 <w:szCs w:val="26"/>
               </w:rPr>
-            </w:pPr>
+              <w:t>,</w:t>
+            </w:r>
             <w:r>
               <w:rPr>
                 <w:sz w:val="26"/>
                 <w:szCs w:val="26"/>
               </w:rPr>
-              <w:t>Ưu tiên</w:t>
+              <w:t xml:space="preserve"> theo dõi tiến độ thực hiện</w:t>
+            </w:r>
+            <w:r>
+              <w:rPr>
+                <w:sz w:val="26"/>
+                <w:szCs w:val="26"/>
+              </w:rPr>
+              <w:t xml:space="preserve"> và thông báo nếu tới hạn hoặc quá hạn.</w:t>
             </w:r>
           </w:p>
         </w:tc>
@@ -11355,7 +11155,7 @@
         </w:trPr>
         <w:tc>
           <w:tcPr>
-            <w:tcW w:w="1127" w:type="dxa"/>
+            <w:tcW w:w="1093" w:type="dxa"/>
           </w:tcPr>
           <w:p>
             <w:pPr>
@@ -11375,7 +11175,7 @@
         </w:tc>
         <w:tc>
           <w:tcPr>
-            <w:tcW w:w="6382" w:type="dxa"/>
+            <w:tcW w:w="7634" w:type="dxa"/>
           </w:tcPr>
           <w:p>
             <w:pPr>
@@ -11390,27 +11190,6 @@
                 <w:szCs w:val="26"/>
               </w:rPr>
               <w:t>Hệ thống tự động gửi cảnh báo khi chi tiêu có nguy cơ vượt ngân sách, nhắc nhở hóa đơn định kỳ sắp đến hạn và mục tiêu tiết kiệm sắp đến hạn, có thể ưu tiên hiển thị theo mức độ khẩn cấp.</w:t>
-            </w:r>
-          </w:p>
-        </w:tc>
-        <w:tc>
-          <w:tcPr>
-            <w:tcW w:w="1275" w:type="dxa"/>
-            <w:shd w:val="clear" w:color="auto" w:fill="auto"/>
-          </w:tcPr>
-          <w:p>
-            <w:pPr>
-              <w:rPr>
-                <w:sz w:val="26"/>
-                <w:szCs w:val="26"/>
-              </w:rPr>
-            </w:pPr>
-            <w:r>
-              <w:rPr>
-                <w:sz w:val="26"/>
-                <w:szCs w:val="26"/>
-              </w:rPr>
-              <w:t>Ưu tiên</w:t>
             </w:r>
           </w:p>
         </w:tc>
@@ -11421,7 +11200,7 @@
         </w:trPr>
         <w:tc>
           <w:tcPr>
-            <w:tcW w:w="1127" w:type="dxa"/>
+            <w:tcW w:w="1093" w:type="dxa"/>
           </w:tcPr>
           <w:p>
             <w:pPr>
@@ -11435,14 +11214,13 @@
                 <w:sz w:val="26"/>
                 <w:szCs w:val="26"/>
               </w:rPr>
-              <w:lastRenderedPageBreak/>
               <w:t>FR-12</w:t>
             </w:r>
           </w:p>
         </w:tc>
         <w:tc>
           <w:tcPr>
-            <w:tcW w:w="6382" w:type="dxa"/>
+            <w:tcW w:w="7634" w:type="dxa"/>
           </w:tcPr>
           <w:p>
             <w:pPr>
@@ -11457,21 +11235,6 @@
                 <w:szCs w:val="26"/>
               </w:rPr>
               <w:t>Hệ thống hiển thị biểu đồ xu hướng thu/chi theo thời gian, biểu đồ cơ cấu chi tiêu theo danh mục và cho phép so sánh chi tiêu giữa các kỳ khác nhau.</w:t>
-            </w:r>
-          </w:p>
-        </w:tc>
-        <w:tc>
-          <w:tcPr>
-            <w:tcW w:w="1275" w:type="dxa"/>
-            <w:shd w:val="clear" w:color="auto" w:fill="auto"/>
-          </w:tcPr>
-          <w:p>
-            <w:r>
-              <w:rPr>
-                <w:sz w:val="26"/>
-                <w:szCs w:val="26"/>
-              </w:rPr>
-              <w:t>Bắt buộc</w:t>
             </w:r>
           </w:p>
         </w:tc>
@@ -11482,7 +11245,7 @@
         </w:trPr>
         <w:tc>
           <w:tcPr>
-            <w:tcW w:w="1127" w:type="dxa"/>
+            <w:tcW w:w="1093" w:type="dxa"/>
           </w:tcPr>
           <w:p>
             <w:pPr>
@@ -11496,13 +11259,14 @@
                 <w:sz w:val="26"/>
                 <w:szCs w:val="26"/>
               </w:rPr>
+              <w:lastRenderedPageBreak/>
               <w:t>FR-13</w:t>
             </w:r>
           </w:p>
         </w:tc>
         <w:tc>
           <w:tcPr>
-            <w:tcW w:w="6382" w:type="dxa"/>
+            <w:tcW w:w="7634" w:type="dxa"/>
           </w:tcPr>
           <w:p>
             <w:pPr>
@@ -11516,22 +11280,7 @@
                 <w:sz w:val="26"/>
                 <w:szCs w:val="26"/>
               </w:rPr>
-              <w:t>Hệ thống cho phép chia sẻ một tài khoản cho nhiều thành viên trong gia đình, phân quyền truy cập (chủ sở hữu, chỉnh sửa, chỉ xem) theo từng thành viên.</w:t>
-            </w:r>
-          </w:p>
-        </w:tc>
-        <w:tc>
-          <w:tcPr>
-            <w:tcW w:w="1275" w:type="dxa"/>
-            <w:shd w:val="clear" w:color="auto" w:fill="auto"/>
-          </w:tcPr>
-          <w:p>
-            <w:r>
-              <w:rPr>
-                <w:sz w:val="26"/>
-                <w:szCs w:val="26"/>
-              </w:rPr>
-              <w:t>Ưu tiên</w:t>
+              <w:t>Hệ thống cho phép chia sẻ một tài khoản cho nhiều thành viên trong gia đình, phân quyền truy cập (chỉnh sửa, chỉ xem) theo từng thành viên.</w:t>
             </w:r>
           </w:p>
         </w:tc>
@@ -11542,7 +11291,7 @@
         </w:trPr>
         <w:tc>
           <w:tcPr>
-            <w:tcW w:w="1127" w:type="dxa"/>
+            <w:tcW w:w="1093" w:type="dxa"/>
           </w:tcPr>
           <w:p>
             <w:pPr>
@@ -11562,7 +11311,7 @@
         </w:tc>
         <w:tc>
           <w:tcPr>
-            <w:tcW w:w="6382" w:type="dxa"/>
+            <w:tcW w:w="7634" w:type="dxa"/>
           </w:tcPr>
           <w:p>
             <w:pPr>
@@ -11576,22 +11325,7 @@
                 <w:sz w:val="26"/>
                 <w:szCs w:val="26"/>
               </w:rPr>
-              <w:t>Hệ thống phân quyền người dùng theo vai trò: người dùng cá nhân, thành viên gia đình và quản trị viên.</w:t>
-            </w:r>
-          </w:p>
-        </w:tc>
-        <w:tc>
-          <w:tcPr>
-            <w:tcW w:w="1275" w:type="dxa"/>
-            <w:shd w:val="clear" w:color="auto" w:fill="auto"/>
-          </w:tcPr>
-          <w:p>
-            <w:r>
-              <w:rPr>
-                <w:sz w:val="26"/>
-                <w:szCs w:val="26"/>
-              </w:rPr>
-              <w:t>Bắt buộc</w:t>
+              <w:t>Hệ thống phân quyền người dùng theo vai trò: người dùng cá nhân và quản trị viên.</w:t>
             </w:r>
           </w:p>
         </w:tc>
@@ -11602,7 +11336,7 @@
         </w:trPr>
         <w:tc>
           <w:tcPr>
-            <w:tcW w:w="1127" w:type="dxa"/>
+            <w:tcW w:w="1093" w:type="dxa"/>
           </w:tcPr>
           <w:p>
             <w:pPr>
@@ -11622,7 +11356,7 @@
         </w:tc>
         <w:tc>
           <w:tcPr>
-            <w:tcW w:w="6382" w:type="dxa"/>
+            <w:tcW w:w="7634" w:type="dxa"/>
           </w:tcPr>
           <w:p>
             <w:pPr>
@@ -11637,21 +11371,6 @@
                 <w:szCs w:val="26"/>
               </w:rPr>
               <w:t>Hệ thống cho phép quản trị viên quản lý danh sách người dùng, quản lý danh mục mẫu và cấu hình các thông số vận hành chung.</w:t>
-            </w:r>
-          </w:p>
-        </w:tc>
-        <w:tc>
-          <w:tcPr>
-            <w:tcW w:w="1275" w:type="dxa"/>
-            <w:shd w:val="clear" w:color="auto" w:fill="auto"/>
-          </w:tcPr>
-          <w:p>
-            <w:r>
-              <w:rPr>
-                <w:sz w:val="26"/>
-                <w:szCs w:val="26"/>
-              </w:rPr>
-              <w:t>Ưu tiên</w:t>
             </w:r>
           </w:p>
         </w:tc>
@@ -11677,7 +11396,7 @@
         </w:trPr>
         <w:tc>
           <w:tcPr>
-            <w:tcW w:w="1127" w:type="dxa"/>
+            <w:tcW w:w="1093" w:type="dxa"/>
             <w:tcBorders>
               <w:left w:val="single" w:sz="4" w:space="0" w:color="auto"/>
               <w:bottom w:val="single" w:sz="4" w:space="0" w:color="auto"/>
@@ -11703,7 +11422,7 @@
         </w:tc>
         <w:tc>
           <w:tcPr>
-            <w:tcW w:w="6382" w:type="dxa"/>
+            <w:tcW w:w="7634" w:type="dxa"/>
             <w:tcBorders>
               <w:top w:val="single" w:sz="4" w:space="0" w:color="auto"/>
               <w:left w:val="single" w:sz="4" w:space="0" w:color="auto"/>
@@ -11725,26 +11444,6 @@
                 <w:szCs w:val="26"/>
               </w:rPr>
               <w:t>Hệ thống cho phép người dùng có thể xuất các báo cáo thành định dạng Excel hoặc PDF</w:t>
-            </w:r>
-          </w:p>
-        </w:tc>
-        <w:tc>
-          <w:tcPr>
-            <w:tcW w:w="1275" w:type="dxa"/>
-            <w:tcBorders>
-              <w:top w:val="single" w:sz="4" w:space="0" w:color="auto"/>
-              <w:bottom w:val="single" w:sz="4" w:space="0" w:color="auto"/>
-              <w:right w:val="single" w:sz="4" w:space="0" w:color="auto"/>
-            </w:tcBorders>
-            <w:shd w:val="clear" w:color="auto" w:fill="auto"/>
-          </w:tcPr>
-          <w:p>
-            <w:r>
-              <w:rPr>
-                <w:sz w:val="26"/>
-                <w:szCs w:val="26"/>
-              </w:rPr>
-              <w:t>Ưu tiên</w:t>
             </w:r>
           </w:p>
         </w:tc>
@@ -11766,113 +11465,11 @@
           </w:tblCellMar>
         </w:tblPrEx>
         <w:trPr>
-          <w:trHeight w:val="700"/>
-        </w:trPr>
-        <w:tc>
-          <w:tcPr>
-            <w:tcW w:w="1127" w:type="dxa"/>
-            <w:tcBorders>
-              <w:left w:val="single" w:sz="4" w:space="0" w:color="auto"/>
-              <w:bottom w:val="single" w:sz="4" w:space="0" w:color="auto"/>
-              <w:right w:val="single" w:sz="4" w:space="0" w:color="auto"/>
-            </w:tcBorders>
-          </w:tcPr>
-          <w:p>
-            <w:pPr>
-              <w:spacing w:after="120"/>
-              <w:rPr>
-                <w:sz w:val="26"/>
-                <w:szCs w:val="26"/>
-              </w:rPr>
-            </w:pPr>
-            <w:r>
-              <w:rPr>
-                <w:sz w:val="26"/>
-                <w:szCs w:val="26"/>
-              </w:rPr>
-              <w:t>FR-17</w:t>
-            </w:r>
-          </w:p>
-        </w:tc>
-        <w:tc>
-          <w:tcPr>
-            <w:tcW w:w="6382" w:type="dxa"/>
-            <w:tcBorders>
-              <w:top w:val="single" w:sz="4" w:space="0" w:color="auto"/>
-              <w:left w:val="single" w:sz="4" w:space="0" w:color="auto"/>
-              <w:bottom w:val="single" w:sz="4" w:space="0" w:color="auto"/>
-              <w:right w:val="single" w:sz="4" w:space="0" w:color="auto"/>
-            </w:tcBorders>
-            <w:shd w:val="clear" w:color="auto" w:fill="auto"/>
-          </w:tcPr>
-          <w:p>
-            <w:pPr>
-              <w:rPr>
-                <w:sz w:val="26"/>
-                <w:szCs w:val="26"/>
-              </w:rPr>
-            </w:pPr>
-            <w:r>
-              <w:rPr>
-                <w:sz w:val="26"/>
-                <w:szCs w:val="26"/>
-              </w:rPr>
-              <w:t>Hệ thống hỗ trợ thêm các tính năng như tính lãi suất phải trả, đổi ngoại tệ</w:t>
-            </w:r>
-            <w:r>
-              <w:rPr>
-                <w:sz w:val="26"/>
-                <w:szCs w:val="26"/>
-              </w:rPr>
-              <w:t xml:space="preserve"> (tính năng thêm)</w:t>
-            </w:r>
-          </w:p>
-        </w:tc>
-        <w:tc>
-          <w:tcPr>
-            <w:tcW w:w="1275" w:type="dxa"/>
-            <w:tcBorders>
-              <w:top w:val="single" w:sz="4" w:space="0" w:color="auto"/>
-              <w:bottom w:val="single" w:sz="4" w:space="0" w:color="auto"/>
-              <w:right w:val="single" w:sz="4" w:space="0" w:color="auto"/>
-            </w:tcBorders>
-            <w:shd w:val="clear" w:color="auto" w:fill="auto"/>
-          </w:tcPr>
-          <w:p>
-            <w:r>
-              <w:rPr>
-                <w:sz w:val="26"/>
-                <w:szCs w:val="26"/>
-              </w:rPr>
-              <w:t>Ưu tiên</w:t>
-            </w:r>
-          </w:p>
-        </w:tc>
-      </w:tr>
-      <w:tr>
-        <w:tblPrEx>
-          <w:tblBorders>
-            <w:left w:val="none" w:sz="0" w:space="0" w:color="auto"/>
-            <w:bottom w:val="none" w:sz="0" w:space="0" w:color="auto"/>
-            <w:right w:val="none" w:sz="0" w:space="0" w:color="auto"/>
-            <w:insideH w:val="none" w:sz="0" w:space="0" w:color="auto"/>
-            <w:insideV w:val="none" w:sz="0" w:space="0" w:color="auto"/>
-          </w:tblBorders>
-          <w:tblCellMar>
-            <w:top w:w="0" w:type="dxa"/>
-            <w:left w:w="108" w:type="dxa"/>
-            <w:bottom w:w="0" w:type="dxa"/>
-            <w:right w:w="108" w:type="dxa"/>
-          </w:tblCellMar>
-        </w:tblPrEx>
-        <w:trPr>
-          <w:gridAfter w:val="1"/>
-          <w:wAfter w:w="1276" w:type="dxa"/>
           <w:trHeight w:val="104"/>
         </w:trPr>
         <w:tc>
           <w:tcPr>
-            <w:tcW w:w="7509" w:type="dxa"/>
+            <w:tcW w:w="8727" w:type="dxa"/>
             <w:gridSpan w:val="2"/>
             <w:tcBorders>
               <w:top w:val="single" w:sz="4" w:space="0" w:color="auto"/>
@@ -12174,7 +11771,6 @@
                 <w:sz w:val="26"/>
                 <w:szCs w:val="26"/>
               </w:rPr>
-              <w:lastRenderedPageBreak/>
               <w:t>NFR-02</w:t>
             </w:r>
           </w:p>
@@ -12204,7 +11800,7 @@
                 <w:sz w:val="26"/>
                 <w:szCs w:val="26"/>
               </w:rPr>
-              <w:t>: Quá trình import sao kê phải đảm bảo chính xác và chống trùng lặp; mỗi lần import được xử lý trong một giao dịch (transaction) để tránh dữ liệu không nhất quán khi có lỗi xảy ra giữa chừng.</w:t>
+              <w:t>: Quá trình import sao kê phải đảm bảo chính xác và chống trùng lặp; mỗi lần import được xử lý trong một giao dịch để tránh dữ liệu không nhất quán khi có lỗi xảy ra giữa chừng.</w:t>
             </w:r>
           </w:p>
         </w:tc>
@@ -12270,7 +11866,7 @@
                 <w:sz w:val="26"/>
                 <w:szCs w:val="26"/>
               </w:rPr>
-              <w:t>: Các truy vấn tạo biểu đồ và báo cáo phải phản hồi trong thời gian chấp nhận được (dưới 2–3 giây) ngay cả khi dữ liệu giao dịch tích lũy trong nhiều tháng/năm.</w:t>
+              <w:t>: Các truy vấn tạo biểu đồ và báo cáo phải phản hồi trong thời gian chấp nhận được ngay cả khi dữ liệu giao dịch tích lũy trong nhiều tháng/năm.</w:t>
             </w:r>
           </w:p>
         </w:tc>
@@ -12307,6 +11903,7 @@
                 <w:sz w:val="26"/>
                 <w:szCs w:val="26"/>
               </w:rPr>
+              <w:lastRenderedPageBreak/>
               <w:t>NFR-04</w:t>
             </w:r>
           </w:p>
@@ -12468,7 +12065,21 @@
                 <w:sz w:val="26"/>
                 <w:szCs w:val="26"/>
               </w:rPr>
-              <w:t>: Hệ thống cần được kiểm thử đầy đủ (unit test và E2E test) trước khi triển khai nhằm hạn chế lỗi ảnh hưởng đến dữ liệu tài chính của người dùng.</w:t>
+              <w:t xml:space="preserve">: Hệ thống cần được kiểm thử đầy đủ (unit test và </w:t>
+            </w:r>
+            <w:r>
+              <w:rPr>
+                <w:sz w:val="26"/>
+                <w:szCs w:val="26"/>
+              </w:rPr>
+              <w:t>intergation test</w:t>
+            </w:r>
+            <w:r>
+              <w:rPr>
+                <w:sz w:val="26"/>
+                <w:szCs w:val="26"/>
+              </w:rPr>
+              <w:t>) trước khi triển khai nhằm hạn chế lỗi ảnh hưởng đến dữ liệu tài chính của người dùng.</w:t>
             </w:r>
           </w:p>
         </w:tc>
@@ -12534,7 +12145,14 @@
                 <w:sz w:val="26"/>
                 <w:szCs w:val="26"/>
               </w:rPr>
-              <w:t>: Hệ thống phải đóng gói và triển khai được bằng Docker, đảm bảo môi trường chạy nhất quán giữa phát triển và thực tế (demo).</w:t>
+              <w:t>: Hệ thống phải đóng gói và triển khai được bằng Docker, đảm bảo môi trường chạy nhất quán giữa phát triển và thực tế</w:t>
+            </w:r>
+            <w:r>
+              <w:rPr>
+                <w:sz w:val="26"/>
+                <w:szCs w:val="26"/>
+              </w:rPr>
+              <w:t>.</w:t>
             </w:r>
           </w:p>
         </w:tc>
@@ -12600,7 +12218,21 @@
                 <w:sz w:val="26"/>
                 <w:szCs w:val="26"/>
               </w:rPr>
-              <w:t>: Mã nguồn tuân thủ quy ước đặt tên và cấu trúc thư mục rõ ràng (theo README), có tài liệu API (Postman collection) hỗ trợ việc bảo trì và mở rộng về sau.</w:t>
+              <w:t>: Mã nguồn tuân thủ quy ước đặt tên và cấu trúc thư mục rõ ràng (theo README), có tài liệu API (</w:t>
+            </w:r>
+            <w:r>
+              <w:rPr>
+                <w:sz w:val="26"/>
+                <w:szCs w:val="26"/>
+              </w:rPr>
+              <w:t>Newman</w:t>
+            </w:r>
+            <w:r>
+              <w:rPr>
+                <w:sz w:val="26"/>
+                <w:szCs w:val="26"/>
+              </w:rPr>
+              <w:t xml:space="preserve"> collection) hỗ trợ việc bảo trì và mở rộng về sau.</w:t>
             </w:r>
           </w:p>
         </w:tc>
@@ -12641,7 +12273,6 @@
           <w:sz w:val="26"/>
           <w:szCs w:val="26"/>
         </w:rPr>
-        <w:lastRenderedPageBreak/>
         <w:t xml:space="preserve">Bảng </w:t>
       </w:r>
       <w:r>
@@ -12742,9 +12373,8 @@
         <w:tblLook w:val="0000" w:firstRow="0" w:lastRow="0" w:firstColumn="0" w:lastColumn="0" w:noHBand="0" w:noVBand="0"/>
       </w:tblPr>
       <w:tblGrid>
-        <w:gridCol w:w="915"/>
-        <w:gridCol w:w="5401"/>
-        <w:gridCol w:w="2411"/>
+        <w:gridCol w:w="910"/>
+        <w:gridCol w:w="7817"/>
       </w:tblGrid>
       <w:tr>
         <w:trPr>
@@ -12752,7 +12382,7 @@
         </w:trPr>
         <w:tc>
           <w:tcPr>
-            <w:tcW w:w="968" w:type="dxa"/>
+            <w:tcW w:w="910" w:type="dxa"/>
           </w:tcPr>
           <w:p>
             <w:pPr>
@@ -12775,7 +12405,7 @@
         </w:tc>
         <w:tc>
           <w:tcPr>
-            <w:tcW w:w="5810" w:type="dxa"/>
+            <w:tcW w:w="7817" w:type="dxa"/>
           </w:tcPr>
           <w:p>
             <w:pPr>
@@ -12796,34 +12426,11 @@
             </w:r>
           </w:p>
         </w:tc>
-        <w:tc>
-          <w:tcPr>
-            <w:tcW w:w="2582" w:type="dxa"/>
-          </w:tcPr>
-          <w:p>
-            <w:pPr>
-              <w:spacing w:before="0"/>
-              <w:rPr>
-                <w:sz w:val="24"/>
-                <w:szCs w:val="24"/>
-              </w:rPr>
-            </w:pPr>
-            <w:r>
-              <w:rPr>
-                <w:b/>
-                <w:bCs/>
-                <w:sz w:val="24"/>
-                <w:szCs w:val="24"/>
-              </w:rPr>
-              <w:t>Nguồn gốc</w:t>
-            </w:r>
-          </w:p>
-        </w:tc>
       </w:tr>
       <w:tr>
         <w:tc>
           <w:tcPr>
-            <w:tcW w:w="968" w:type="dxa"/>
+            <w:tcW w:w="910" w:type="dxa"/>
           </w:tcPr>
           <w:p>
             <w:pPr>
@@ -12844,7 +12451,7 @@
         </w:tc>
         <w:tc>
           <w:tcPr>
-            <w:tcW w:w="5810" w:type="dxa"/>
+            <w:tcW w:w="7817" w:type="dxa"/>
           </w:tcPr>
           <w:p>
             <w:pPr>
@@ -12859,28 +12466,7 @@
                 <w:sz w:val="24"/>
                 <w:szCs w:val="24"/>
               </w:rPr>
-              <w:t>Số tiền giao dịch phải lớn hơn 0; hệ thống từ chối lưu nếu số tiền ≤ 0</w:t>
-            </w:r>
-          </w:p>
-        </w:tc>
-        <w:tc>
-          <w:tcPr>
-            <w:tcW w:w="2582" w:type="dxa"/>
-          </w:tcPr>
-          <w:p>
-            <w:pPr>
-              <w:spacing w:before="0"/>
-              <w:rPr>
-                <w:sz w:val="24"/>
-                <w:szCs w:val="24"/>
-              </w:rPr>
-            </w:pPr>
-            <w:r>
-              <w:rPr>
-                <w:sz w:val="24"/>
-                <w:szCs w:val="24"/>
-              </w:rPr>
-              <w:t>UC-02, luồng ngoại lệ B2.2</w:t>
+              <w:t>Mỗi giao dịch phải thuộc một ví/tài khoản và được gán một danh mục thu/chi.</w:t>
             </w:r>
           </w:p>
         </w:tc>
@@ -12888,7 +12474,7 @@
       <w:tr>
         <w:tc>
           <w:tcPr>
-            <w:tcW w:w="968" w:type="dxa"/>
+            <w:tcW w:w="910" w:type="dxa"/>
           </w:tcPr>
           <w:p>
             <w:pPr>
@@ -12909,7 +12495,7 @@
         </w:tc>
         <w:tc>
           <w:tcPr>
-            <w:tcW w:w="5810" w:type="dxa"/>
+            <w:tcW w:w="7817" w:type="dxa"/>
           </w:tcPr>
           <w:p>
             <w:pPr>
@@ -12924,28 +12510,21 @@
                 <w:sz w:val="24"/>
                 <w:szCs w:val="24"/>
               </w:rPr>
-              <w:t>Một giao dịch bắt buộc phải có đủ 4 trường: ví, số tiền, danh mục, loại giao dịch (thu/chi) mới được lưu</w:t>
-            </w:r>
-          </w:p>
-        </w:tc>
-        <w:tc>
-          <w:tcPr>
-            <w:tcW w:w="2582" w:type="dxa"/>
-          </w:tcPr>
-          <w:p>
-            <w:pPr>
-              <w:spacing w:before="0"/>
-              <w:rPr>
-                <w:sz w:val="24"/>
-                <w:szCs w:val="24"/>
-              </w:rPr>
-            </w:pPr>
-            <w:r>
-              <w:rPr>
-                <w:sz w:val="24"/>
-                <w:szCs w:val="24"/>
-              </w:rPr>
-              <w:t>UC-02, luồng ngoại lệ B2.1</w:t>
+              <w:t>Mỗi giao dịch có loại rõ ràng (thu hoặc chi) và tác động đúng số dư của tài khoản tương</w:t>
+            </w:r>
+            <w:r>
+              <w:rPr>
+                <w:sz w:val="24"/>
+                <w:szCs w:val="24"/>
+              </w:rPr>
+              <w:t xml:space="preserve"> </w:t>
+            </w:r>
+            <w:r>
+              <w:rPr>
+                <w:sz w:val="24"/>
+                <w:szCs w:val="24"/>
+              </w:rPr>
+              <w:t>ứng.</w:t>
             </w:r>
           </w:p>
         </w:tc>
@@ -12953,7 +12532,7 @@
       <w:tr>
         <w:tc>
           <w:tcPr>
-            <w:tcW w:w="968" w:type="dxa"/>
+            <w:tcW w:w="910" w:type="dxa"/>
           </w:tcPr>
           <w:p>
             <w:pPr>
@@ -12974,7 +12553,7 @@
         </w:tc>
         <w:tc>
           <w:tcPr>
-            <w:tcW w:w="5810" w:type="dxa"/>
+            <w:tcW w:w="7817" w:type="dxa"/>
           </w:tcPr>
           <w:p>
             <w:pPr>
@@ -12989,28 +12568,7 @@
                 <w:sz w:val="24"/>
                 <w:szCs w:val="24"/>
               </w:rPr>
-              <w:t>Hạn mức ngân sách phải lớn hơn 0; hệ thống từ chối lưu ngân sách với hạn mức ≤ 0</w:t>
-            </w:r>
-          </w:p>
-        </w:tc>
-        <w:tc>
-          <w:tcPr>
-            <w:tcW w:w="2582" w:type="dxa"/>
-          </w:tcPr>
-          <w:p>
-            <w:pPr>
-              <w:spacing w:before="0"/>
-              <w:rPr>
-                <w:sz w:val="24"/>
-                <w:szCs w:val="24"/>
-              </w:rPr>
-            </w:pPr>
-            <w:r>
-              <w:rPr>
-                <w:sz w:val="24"/>
-                <w:szCs w:val="24"/>
-              </w:rPr>
-              <w:t>UC-04, luồng ngoại lệ</w:t>
+              <w:t>Khi import, hệ thống phải phát hiện và khử giao dịch trùng lặp trước khi lưu.</w:t>
             </w:r>
           </w:p>
         </w:tc>
@@ -13018,7 +12576,7 @@
       <w:tr>
         <w:tc>
           <w:tcPr>
-            <w:tcW w:w="968" w:type="dxa"/>
+            <w:tcW w:w="910" w:type="dxa"/>
           </w:tcPr>
           <w:p>
             <w:pPr>
@@ -13033,13 +12591,14 @@
                 <w:sz w:val="24"/>
                 <w:szCs w:val="24"/>
               </w:rPr>
+              <w:lastRenderedPageBreak/>
               <w:t>BR-04</w:t>
             </w:r>
           </w:p>
         </w:tc>
         <w:tc>
           <w:tcPr>
-            <w:tcW w:w="5810" w:type="dxa"/>
+            <w:tcW w:w="7817" w:type="dxa"/>
           </w:tcPr>
           <w:p>
             <w:pPr>
@@ -13054,28 +12613,21 @@
                 <w:sz w:val="24"/>
                 <w:szCs w:val="24"/>
               </w:rPr>
-              <w:t>Mỗi bản ghi ngân sách (Budget) chỉ áp dụng cho một danh mục trong một kỳ tháng/năm cụ thể, không trùng lặp</w:t>
-            </w:r>
-          </w:p>
-        </w:tc>
-        <w:tc>
-          <w:tcPr>
-            <w:tcW w:w="2582" w:type="dxa"/>
-          </w:tcPr>
-          <w:p>
-            <w:pPr>
-              <w:spacing w:before="0"/>
-              <w:rPr>
-                <w:sz w:val="24"/>
-                <w:szCs w:val="24"/>
-              </w:rPr>
-            </w:pPr>
-            <w:r>
-              <w:rPr>
-                <w:sz w:val="24"/>
-                <w:szCs w:val="24"/>
-              </w:rPr>
-              <w:t>Class Budget (month, year, category)</w:t>
+              <w:t>Ngân sách được đặt theo danh mục và theo kỳ (tháng); chi tiêu được đối chiếu với ngân</w:t>
+            </w:r>
+            <w:r>
+              <w:rPr>
+                <w:sz w:val="24"/>
+                <w:szCs w:val="24"/>
+              </w:rPr>
+              <w:t xml:space="preserve"> </w:t>
+            </w:r>
+            <w:r>
+              <w:rPr>
+                <w:sz w:val="24"/>
+                <w:szCs w:val="24"/>
+              </w:rPr>
+              <w:t>sách của kỳ tương ứng.</w:t>
             </w:r>
           </w:p>
         </w:tc>
@@ -13083,7 +12635,7 @@
       <w:tr>
         <w:tc>
           <w:tcPr>
-            <w:tcW w:w="968" w:type="dxa"/>
+            <w:tcW w:w="910" w:type="dxa"/>
           </w:tcPr>
           <w:p>
             <w:pPr>
@@ -13104,7 +12656,7 @@
         </w:tc>
         <w:tc>
           <w:tcPr>
-            <w:tcW w:w="5810" w:type="dxa"/>
+            <w:tcW w:w="7817" w:type="dxa"/>
           </w:tcPr>
           <w:p>
             <w:pPr>
@@ -13119,28 +12671,21 @@
                 <w:sz w:val="24"/>
                 <w:szCs w:val="24"/>
               </w:rPr>
-              <w:t>Ngưỡng cảnh báo ngân sách có thể cấu hình theo tỉ lệ phần trăm trên mỗi ngân sách</w:t>
-            </w:r>
-          </w:p>
-        </w:tc>
-        <w:tc>
-          <w:tcPr>
-            <w:tcW w:w="2582" w:type="dxa"/>
-          </w:tcPr>
-          <w:p>
-            <w:pPr>
-              <w:spacing w:before="0"/>
-              <w:rPr>
-                <w:sz w:val="24"/>
-                <w:szCs w:val="24"/>
-              </w:rPr>
-            </w:pPr>
-            <w:r>
-              <w:rPr>
-                <w:sz w:val="24"/>
-                <w:szCs w:val="24"/>
-              </w:rPr>
-              <w:t>FR-09</w:t>
+              <w:t>Ngưỡng cảnh báo vượt ngân sách (ví dụ 80%, 100%) do người</w:t>
+            </w:r>
+            <w:r>
+              <w:rPr>
+                <w:sz w:val="24"/>
+                <w:szCs w:val="24"/>
+              </w:rPr>
+              <w:t xml:space="preserve"> </w:t>
+            </w:r>
+            <w:r>
+              <w:rPr>
+                <w:sz w:val="24"/>
+                <w:szCs w:val="24"/>
+              </w:rPr>
+              <w:t>dùng cấu hình.</w:t>
             </w:r>
           </w:p>
         </w:tc>
@@ -13148,7 +12693,7 @@
       <w:tr>
         <w:tc>
           <w:tcPr>
-            <w:tcW w:w="968" w:type="dxa"/>
+            <w:tcW w:w="910" w:type="dxa"/>
           </w:tcPr>
           <w:p>
             <w:pPr>
@@ -13169,7 +12714,7 @@
         </w:tc>
         <w:tc>
           <w:tcPr>
-            <w:tcW w:w="5810" w:type="dxa"/>
+            <w:tcW w:w="7817" w:type="dxa"/>
           </w:tcPr>
           <w:p>
             <w:pPr>
@@ -13184,28 +12729,21 @@
                 <w:sz w:val="24"/>
                 <w:szCs w:val="24"/>
               </w:rPr>
-              <w:t>Khi import sao kê, giao dịch trùng lặp (cùng ngày, số tiền, nội dung) phải được phát hiện và loại bỏ, không lưu lại nhiều lần</w:t>
-            </w:r>
-          </w:p>
-        </w:tc>
-        <w:tc>
-          <w:tcPr>
-            <w:tcW w:w="2582" w:type="dxa"/>
-          </w:tcPr>
-          <w:p>
-            <w:pPr>
-              <w:spacing w:before="0"/>
-              <w:rPr>
-                <w:sz w:val="24"/>
-                <w:szCs w:val="24"/>
-              </w:rPr>
-            </w:pPr>
-            <w:r>
-              <w:rPr>
-                <w:sz w:val="24"/>
-                <w:szCs w:val="24"/>
-              </w:rPr>
-              <w:t>FR-07, NFR-02</w:t>
+              <w:t>Chỉ chủ tài khoản (và thành viên được chia sẻ theo quyền) mới được xem và sửa giao</w:t>
+            </w:r>
+            <w:r>
+              <w:rPr>
+                <w:sz w:val="24"/>
+                <w:szCs w:val="24"/>
+              </w:rPr>
+              <w:t xml:space="preserve"> </w:t>
+            </w:r>
+            <w:r>
+              <w:rPr>
+                <w:sz w:val="24"/>
+                <w:szCs w:val="24"/>
+              </w:rPr>
+              <w:t>dịch của tài khoản đó</w:t>
             </w:r>
           </w:p>
         </w:tc>
@@ -13213,7 +12751,7 @@
       <w:tr>
         <w:tc>
           <w:tcPr>
-            <w:tcW w:w="968" w:type="dxa"/>
+            <w:tcW w:w="910" w:type="dxa"/>
           </w:tcPr>
           <w:p>
             <w:pPr>
@@ -13234,7 +12772,7 @@
         </w:tc>
         <w:tc>
           <w:tcPr>
-            <w:tcW w:w="5810" w:type="dxa"/>
+            <w:tcW w:w="7817" w:type="dxa"/>
           </w:tcPr>
           <w:p>
             <w:pPr>
@@ -13250,27 +12788,6 @@
                 <w:szCs w:val="24"/>
               </w:rPr>
               <w:t>Danh mục đang được ít nhất một giao dịch sử dụng thì không được xóa, chỉ được phép ẩn khỏi danh sách hiển thị</w:t>
-            </w:r>
-          </w:p>
-        </w:tc>
-        <w:tc>
-          <w:tcPr>
-            <w:tcW w:w="2582" w:type="dxa"/>
-          </w:tcPr>
-          <w:p>
-            <w:pPr>
-              <w:spacing w:before="0"/>
-              <w:rPr>
-                <w:sz w:val="24"/>
-                <w:szCs w:val="24"/>
-              </w:rPr>
-            </w:pPr>
-            <w:r>
-              <w:rPr>
-                <w:sz w:val="24"/>
-                <w:szCs w:val="24"/>
-              </w:rPr>
-              <w:t>UC-07, luồng ngoại lệ</w:t>
             </w:r>
           </w:p>
         </w:tc>
@@ -13278,7 +12795,7 @@
       <w:tr>
         <w:tc>
           <w:tcPr>
-            <w:tcW w:w="968" w:type="dxa"/>
+            <w:tcW w:w="910" w:type="dxa"/>
           </w:tcPr>
           <w:p>
             <w:pPr>
@@ -13299,7 +12816,7 @@
         </w:tc>
         <w:tc>
           <w:tcPr>
-            <w:tcW w:w="5810" w:type="dxa"/>
+            <w:tcW w:w="7817" w:type="dxa"/>
           </w:tcPr>
           <w:p>
             <w:pPr>
@@ -13314,44 +12831,7 @@
                 <w:sz w:val="24"/>
                 <w:szCs w:val="24"/>
               </w:rPr>
-              <w:t xml:space="preserve">Giao dịch không khớp bất kỳ </w:t>
-            </w:r>
-            <w:r>
-              <w:rPr>
-                <w:rFonts w:ascii="Courier New" w:eastAsia="Courier New" w:hAnsi="Courier New" w:cs="Courier New"/>
-                <w:sz w:val="24"/>
-                <w:szCs w:val="24"/>
-                <w:shd w:val="clear" w:color="auto" w:fill="F1F5F9"/>
-              </w:rPr>
-              <w:t>CategoryRule</w:t>
-            </w:r>
-            <w:r>
-              <w:rPr>
-                <w:sz w:val="24"/>
-                <w:szCs w:val="24"/>
-              </w:rPr>
-              <w:t xml:space="preserve"> nào phải được gán vào nhóm "Chưa phân loại" để người dùng tự gán thủ công, không được bỏ trống danh mục</w:t>
-            </w:r>
-          </w:p>
-        </w:tc>
-        <w:tc>
-          <w:tcPr>
-            <w:tcW w:w="2582" w:type="dxa"/>
-          </w:tcPr>
-          <w:p>
-            <w:pPr>
-              <w:spacing w:before="0"/>
-              <w:rPr>
-                <w:sz w:val="24"/>
-                <w:szCs w:val="24"/>
-              </w:rPr>
-            </w:pPr>
-            <w:r>
-              <w:rPr>
-                <w:sz w:val="24"/>
-                <w:szCs w:val="24"/>
-              </w:rPr>
-              <w:t>FR-08</w:t>
+              <w:t>Mọi thay đổi giao dịch và ngân sách phải được ghi nhận để phục vụ đối soát.</w:t>
             </w:r>
           </w:p>
         </w:tc>
@@ -13359,7 +12839,7 @@
       <w:tr>
         <w:tc>
           <w:tcPr>
-            <w:tcW w:w="968" w:type="dxa"/>
+            <w:tcW w:w="910" w:type="dxa"/>
           </w:tcPr>
           <w:p>
             <w:pPr>
@@ -13380,7 +12860,7 @@
         </w:tc>
         <w:tc>
           <w:tcPr>
-            <w:tcW w:w="5810" w:type="dxa"/>
+            <w:tcW w:w="7817" w:type="dxa"/>
           </w:tcPr>
           <w:p>
             <w:pPr>
@@ -13395,28 +12875,21 @@
                 <w:sz w:val="24"/>
                 <w:szCs w:val="24"/>
               </w:rPr>
-              <w:t>Mỗi lượt import CSV/ảnh phải được xử lý trong một transaction duy nhất; nếu phát sinh lỗi giữa chừng, toàn bộ thay đổi phải được rollback</w:t>
-            </w:r>
-          </w:p>
-        </w:tc>
-        <w:tc>
-          <w:tcPr>
-            <w:tcW w:w="2582" w:type="dxa"/>
-          </w:tcPr>
-          <w:p>
-            <w:pPr>
-              <w:spacing w:before="0"/>
-              <w:rPr>
-                <w:sz w:val="24"/>
-                <w:szCs w:val="24"/>
-              </w:rPr>
-            </w:pPr>
-            <w:r>
-              <w:rPr>
-                <w:sz w:val="24"/>
-                <w:szCs w:val="24"/>
-              </w:rPr>
-              <w:t>NFR-02</w:t>
+              <w:t>Giao dịch chưa khớp quy tắc phân loại được đưa vào nhóm “Chưa phân loại” để người</w:t>
+            </w:r>
+            <w:r>
+              <w:rPr>
+                <w:sz w:val="24"/>
+                <w:szCs w:val="24"/>
+              </w:rPr>
+              <w:t xml:space="preserve"> </w:t>
+            </w:r>
+            <w:r>
+              <w:rPr>
+                <w:sz w:val="24"/>
+                <w:szCs w:val="24"/>
+              </w:rPr>
+              <w:t>dùng gán thủ công.</w:t>
             </w:r>
           </w:p>
         </w:tc>
@@ -13424,7 +12897,7 @@
       <w:tr>
         <w:tc>
           <w:tcPr>
-            <w:tcW w:w="968" w:type="dxa"/>
+            <w:tcW w:w="910" w:type="dxa"/>
           </w:tcPr>
           <w:p>
             <w:pPr>
@@ -13439,14 +12912,13 @@
                 <w:sz w:val="24"/>
                 <w:szCs w:val="24"/>
               </w:rPr>
-              <w:lastRenderedPageBreak/>
               <w:t>BR-10</w:t>
             </w:r>
           </w:p>
         </w:tc>
         <w:tc>
           <w:tcPr>
-            <w:tcW w:w="5810" w:type="dxa"/>
+            <w:tcW w:w="7817" w:type="dxa"/>
           </w:tcPr>
           <w:p>
             <w:pPr>
@@ -13461,37 +12933,21 @@
                 <w:sz w:val="24"/>
                 <w:szCs w:val="24"/>
               </w:rPr>
-              <w:t xml:space="preserve">Người dùng chỉ được thao tác trên ví/tài khoản mà họ sở hữu hoặc được cấp quyền qua </w:t>
-            </w:r>
-            <w:r>
-              <w:rPr>
-                <w:rFonts w:ascii="Courier New" w:eastAsia="Courier New" w:hAnsi="Courier New" w:cs="Courier New"/>
-                <w:sz w:val="24"/>
-                <w:szCs w:val="24"/>
-                <w:shd w:val="clear" w:color="auto" w:fill="F1F5F9"/>
-              </w:rPr>
-              <w:t>WalletMember</w:t>
-            </w:r>
-          </w:p>
-        </w:tc>
-        <w:tc>
-          <w:tcPr>
-            <w:tcW w:w="2582" w:type="dxa"/>
-          </w:tcPr>
-          <w:p>
-            <w:pPr>
-              <w:spacing w:before="0"/>
-              <w:rPr>
-                <w:sz w:val="24"/>
-                <w:szCs w:val="24"/>
-              </w:rPr>
-            </w:pPr>
-            <w:r>
-              <w:rPr>
-                <w:sz w:val="24"/>
-                <w:szCs w:val="24"/>
-              </w:rPr>
-              <w:t>FR-02, FR-13, ERD</w:t>
+              <w:t>Ưu tiên nhắc nhở theo mức khẩn: hoá đơn/mục tiêu gần đến hạn</w:t>
+            </w:r>
+            <w:r>
+              <w:rPr>
+                <w:sz w:val="24"/>
+                <w:szCs w:val="24"/>
+              </w:rPr>
+              <w:t xml:space="preserve"> </w:t>
+            </w:r>
+            <w:r>
+              <w:rPr>
+                <w:sz w:val="24"/>
+                <w:szCs w:val="24"/>
+              </w:rPr>
+              <w:t>và mức vượt ngân sách lớn được xử lý trước.</w:t>
             </w:r>
           </w:p>
         </w:tc>
@@ -13499,7 +12955,7 @@
       <w:tr>
         <w:tc>
           <w:tcPr>
-            <w:tcW w:w="968" w:type="dxa"/>
+            <w:tcW w:w="910" w:type="dxa"/>
           </w:tcPr>
           <w:p>
             <w:pPr>
@@ -13514,13 +12970,20 @@
                 <w:sz w:val="24"/>
                 <w:szCs w:val="24"/>
               </w:rPr>
-              <w:t>BR-11</w:t>
-            </w:r>
-          </w:p>
-        </w:tc>
-        <w:tc>
-          <w:tcPr>
-            <w:tcW w:w="5810" w:type="dxa"/>
+              <w:t>BR-1</w:t>
+            </w:r>
+            <w:r>
+              <w:rPr>
+                <w:sz w:val="24"/>
+                <w:szCs w:val="24"/>
+              </w:rPr>
+              <w:t>1</w:t>
+            </w:r>
+          </w:p>
+        </w:tc>
+        <w:tc>
+          <w:tcPr>
+            <w:tcW w:w="7817" w:type="dxa"/>
           </w:tcPr>
           <w:p>
             <w:pPr>
@@ -13535,28 +12998,7 @@
                 <w:sz w:val="24"/>
                 <w:szCs w:val="24"/>
               </w:rPr>
-              <w:t>Quyền chia sẻ tài khoản chỉ gồm ba cấp cố định: chủ sở hữu (owner), chỉnh sửa (edit), chỉ xem (view)</w:t>
-            </w:r>
-          </w:p>
-        </w:tc>
-        <w:tc>
-          <w:tcPr>
-            <w:tcW w:w="2582" w:type="dxa"/>
-          </w:tcPr>
-          <w:p>
-            <w:pPr>
-              <w:spacing w:before="0"/>
-              <w:rPr>
-                <w:sz w:val="24"/>
-                <w:szCs w:val="24"/>
-              </w:rPr>
-            </w:pPr>
-            <w:r>
-              <w:rPr>
-                <w:sz w:val="24"/>
-                <w:szCs w:val="24"/>
-              </w:rPr>
-              <w:t>FR-13</w:t>
+              <w:t>Mục tiêu tiết kiệm bắt buộc phải có số tiền mục tiêu và thời hạn hoàn thành xác định mới được tạo</w:t>
             </w:r>
           </w:p>
         </w:tc>
@@ -13564,7 +13006,7 @@
       <w:tr>
         <w:tc>
           <w:tcPr>
-            <w:tcW w:w="968" w:type="dxa"/>
+            <w:tcW w:w="910" w:type="dxa"/>
           </w:tcPr>
           <w:p>
             <w:pPr>
@@ -13579,13 +13021,20 @@
                 <w:sz w:val="24"/>
                 <w:szCs w:val="24"/>
               </w:rPr>
-              <w:t>BR-12</w:t>
-            </w:r>
-          </w:p>
-        </w:tc>
-        <w:tc>
-          <w:tcPr>
-            <w:tcW w:w="5810" w:type="dxa"/>
+              <w:t>BR-1</w:t>
+            </w:r>
+            <w:r>
+              <w:rPr>
+                <w:sz w:val="24"/>
+                <w:szCs w:val="24"/>
+              </w:rPr>
+              <w:t>2</w:t>
+            </w:r>
+          </w:p>
+        </w:tc>
+        <w:tc>
+          <w:tcPr>
+            <w:tcW w:w="7817" w:type="dxa"/>
           </w:tcPr>
           <w:p>
             <w:pPr>
@@ -13600,288 +13049,7 @@
                 <w:sz w:val="24"/>
                 <w:szCs w:val="24"/>
               </w:rPr>
-              <w:t>Mật khẩu người dùng bắt buộc được mã hóa bằng BCrypt trước khi lưu vào CSDL, không được lưu dạng plain-text</w:t>
-            </w:r>
-          </w:p>
-        </w:tc>
-        <w:tc>
-          <w:tcPr>
-            <w:tcW w:w="2582" w:type="dxa"/>
-          </w:tcPr>
-          <w:p>
-            <w:pPr>
-              <w:spacing w:before="0"/>
-              <w:rPr>
-                <w:sz w:val="24"/>
-                <w:szCs w:val="24"/>
-              </w:rPr>
-            </w:pPr>
-            <w:r>
-              <w:rPr>
-                <w:sz w:val="24"/>
-                <w:szCs w:val="24"/>
-              </w:rPr>
-              <w:t>NFR-01</w:t>
-            </w:r>
-          </w:p>
-        </w:tc>
-      </w:tr>
-      <w:tr>
-        <w:tc>
-          <w:tcPr>
-            <w:tcW w:w="968" w:type="dxa"/>
-          </w:tcPr>
-          <w:p>
-            <w:pPr>
-              <w:spacing w:before="0"/>
-              <w:rPr>
-                <w:sz w:val="24"/>
-                <w:szCs w:val="24"/>
-              </w:rPr>
-            </w:pPr>
-            <w:r>
-              <w:rPr>
-                <w:sz w:val="24"/>
-                <w:szCs w:val="24"/>
-              </w:rPr>
-              <w:t>BR-13</w:t>
-            </w:r>
-          </w:p>
-        </w:tc>
-        <w:tc>
-          <w:tcPr>
-            <w:tcW w:w="5810" w:type="dxa"/>
-          </w:tcPr>
-          <w:p>
-            <w:pPr>
-              <w:spacing w:before="0"/>
-              <w:rPr>
-                <w:sz w:val="24"/>
-                <w:szCs w:val="24"/>
-              </w:rPr>
-            </w:pPr>
-            <w:r>
-              <w:rPr>
-                <w:sz w:val="24"/>
-                <w:szCs w:val="24"/>
-              </w:rPr>
-              <w:t>Phiên làm việc được quản lý hoàn toàn qua JWT; server không lưu trạng thái đăng nhập (stateless)</w:t>
-            </w:r>
-          </w:p>
-        </w:tc>
-        <w:tc>
-          <w:tcPr>
-            <w:tcW w:w="2582" w:type="dxa"/>
-          </w:tcPr>
-          <w:p>
-            <w:pPr>
-              <w:spacing w:before="0"/>
-              <w:rPr>
-                <w:sz w:val="24"/>
-                <w:szCs w:val="24"/>
-              </w:rPr>
-            </w:pPr>
-            <w:r>
-              <w:rPr>
-                <w:sz w:val="24"/>
-                <w:szCs w:val="24"/>
-              </w:rPr>
-              <w:t>NFR-01, kiến trúc RESTful</w:t>
-            </w:r>
-          </w:p>
-        </w:tc>
-      </w:tr>
-      <w:tr>
-        <w:tc>
-          <w:tcPr>
-            <w:tcW w:w="968" w:type="dxa"/>
-          </w:tcPr>
-          <w:p>
-            <w:pPr>
-              <w:spacing w:before="0"/>
-              <w:rPr>
-                <w:sz w:val="24"/>
-                <w:szCs w:val="24"/>
-              </w:rPr>
-            </w:pPr>
-            <w:r>
-              <w:rPr>
-                <w:sz w:val="24"/>
-                <w:szCs w:val="24"/>
-              </w:rPr>
-              <w:t>BR-14</w:t>
-            </w:r>
-          </w:p>
-        </w:tc>
-        <w:tc>
-          <w:tcPr>
-            <w:tcW w:w="5810" w:type="dxa"/>
-          </w:tcPr>
-          <w:p>
-            <w:pPr>
-              <w:spacing w:before="0"/>
-              <w:rPr>
-                <w:sz w:val="24"/>
-                <w:szCs w:val="24"/>
-              </w:rPr>
-            </w:pPr>
-            <w:r>
-              <w:rPr>
-                <w:sz w:val="24"/>
-                <w:szCs w:val="24"/>
-              </w:rPr>
-              <w:t>Chỉ vai trò Admin mới có quyền tạo/sửa/xóa danh mục mẫu dùng chung và cấu hình thông số vận hành hệ thống</w:t>
-            </w:r>
-          </w:p>
-        </w:tc>
-        <w:tc>
-          <w:tcPr>
-            <w:tcW w:w="2582" w:type="dxa"/>
-          </w:tcPr>
-          <w:p>
-            <w:pPr>
-              <w:spacing w:before="0"/>
-              <w:rPr>
-                <w:sz w:val="24"/>
-                <w:szCs w:val="24"/>
-              </w:rPr>
-            </w:pPr>
-            <w:r>
-              <w:rPr>
-                <w:sz w:val="24"/>
-                <w:szCs w:val="24"/>
-              </w:rPr>
-              <w:t>FR-15</w:t>
-            </w:r>
-          </w:p>
-        </w:tc>
-      </w:tr>
-      <w:tr>
-        <w:tc>
-          <w:tcPr>
-            <w:tcW w:w="968" w:type="dxa"/>
-          </w:tcPr>
-          <w:p>
-            <w:pPr>
-              <w:spacing w:before="0"/>
-              <w:rPr>
-                <w:sz w:val="24"/>
-                <w:szCs w:val="24"/>
-              </w:rPr>
-            </w:pPr>
-            <w:r>
-              <w:rPr>
-                <w:sz w:val="24"/>
-                <w:szCs w:val="24"/>
-              </w:rPr>
-              <w:t>BR-15</w:t>
-            </w:r>
-          </w:p>
-        </w:tc>
-        <w:tc>
-          <w:tcPr>
-            <w:tcW w:w="5810" w:type="dxa"/>
-          </w:tcPr>
-          <w:p>
-            <w:pPr>
-              <w:spacing w:before="0"/>
-              <w:rPr>
-                <w:sz w:val="24"/>
-                <w:szCs w:val="24"/>
-              </w:rPr>
-            </w:pPr>
-            <w:r>
-              <w:rPr>
-                <w:sz w:val="24"/>
-                <w:szCs w:val="24"/>
-              </w:rPr>
-              <w:t>Mục tiêu tiết kiệm bắt buộc phải có số tiền mục tiêu và thời hạn hoàn thành xác định mới được tạo</w:t>
-            </w:r>
-          </w:p>
-        </w:tc>
-        <w:tc>
-          <w:tcPr>
-            <w:tcW w:w="2582" w:type="dxa"/>
-          </w:tcPr>
-          <w:p>
-            <w:pPr>
-              <w:spacing w:before="0"/>
-              <w:rPr>
-                <w:sz w:val="24"/>
-                <w:szCs w:val="24"/>
-              </w:rPr>
-            </w:pPr>
-            <w:r>
-              <w:rPr>
-                <w:sz w:val="24"/>
-                <w:szCs w:val="24"/>
-              </w:rPr>
-              <w:t>FR-10</w:t>
-            </w:r>
-          </w:p>
-        </w:tc>
-      </w:tr>
-      <w:tr>
-        <w:tc>
-          <w:tcPr>
-            <w:tcW w:w="968" w:type="dxa"/>
-          </w:tcPr>
-          <w:p>
-            <w:pPr>
-              <w:spacing w:before="0"/>
-              <w:rPr>
-                <w:sz w:val="24"/>
-                <w:szCs w:val="24"/>
-              </w:rPr>
-            </w:pPr>
-            <w:r>
-              <w:rPr>
-                <w:sz w:val="24"/>
-                <w:szCs w:val="24"/>
-              </w:rPr>
-              <w:t>BR-16</w:t>
-            </w:r>
-          </w:p>
-        </w:tc>
-        <w:tc>
-          <w:tcPr>
-            <w:tcW w:w="5810" w:type="dxa"/>
-          </w:tcPr>
-          <w:p>
-            <w:pPr>
-              <w:spacing w:before="0"/>
-              <w:rPr>
-                <w:sz w:val="24"/>
-                <w:szCs w:val="24"/>
-              </w:rPr>
-            </w:pPr>
-            <w:r>
-              <w:rPr>
-                <w:sz w:val="24"/>
-                <w:szCs w:val="24"/>
-              </w:rPr>
               <w:t>Khi mời chia sẻ tài khoản, nếu email không tồn tại trong hệ thống, lời mời bị từ chối ngay, không tạo bản ghi chờ</w:t>
-            </w:r>
-          </w:p>
-        </w:tc>
-        <w:tc>
-          <w:tcPr>
-            <w:tcW w:w="2582" w:type="dxa"/>
-          </w:tcPr>
-          <w:p>
-            <w:pPr>
-              <w:spacing w:before="0"/>
-              <w:rPr>
-                <w:sz w:val="24"/>
-                <w:szCs w:val="24"/>
-              </w:rPr>
-            </w:pPr>
-            <w:r>
-              <w:rPr>
-                <w:sz w:val="24"/>
-                <w:szCs w:val="24"/>
-              </w:rPr>
-              <w:t>UC-06, luồng ngoại lệ</w:t>
             </w:r>
           </w:p>
         </w:tc>
@@ -13983,1929 +13151,21 @@
       </w:r>
       <w:bookmarkEnd w:id="42"/>
     </w:p>
-    <w:tbl>
-      <w:tblPr>
-        <w:tblStyle w:val="TableGrid"/>
-        <w:tblW w:w="0" w:type="auto"/>
-        <w:tblLook w:val="04A0" w:firstRow="1" w:lastRow="0" w:firstColumn="1" w:lastColumn="0" w:noHBand="0" w:noVBand="1"/>
-      </w:tblPr>
-      <w:tblGrid>
-        <w:gridCol w:w="1528"/>
-        <w:gridCol w:w="1787"/>
-        <w:gridCol w:w="1614"/>
-        <w:gridCol w:w="1899"/>
-        <w:gridCol w:w="1899"/>
-      </w:tblGrid>
-      <w:tr>
-        <w:tc>
-          <w:tcPr>
-            <w:tcW w:w="1559" w:type="dxa"/>
-          </w:tcPr>
-          <w:p>
-            <w:pPr>
-              <w:spacing w:line="360" w:lineRule="auto"/>
-              <w:rPr>
-                <w:b/>
-                <w:bCs/>
-                <w:sz w:val="26"/>
-                <w:szCs w:val="26"/>
-              </w:rPr>
-            </w:pPr>
-            <w:r>
-              <w:rPr>
-                <w:b/>
-                <w:bCs/>
-                <w:sz w:val="26"/>
-                <w:szCs w:val="26"/>
-              </w:rPr>
-              <w:t>FR</w:t>
-            </w:r>
-          </w:p>
-        </w:tc>
-        <w:tc>
-          <w:tcPr>
-            <w:tcW w:w="1738" w:type="dxa"/>
-          </w:tcPr>
-          <w:p>
-            <w:pPr>
-              <w:spacing w:line="360" w:lineRule="auto"/>
-              <w:rPr>
-                <w:b/>
-                <w:bCs/>
-                <w:sz w:val="26"/>
-                <w:szCs w:val="26"/>
-              </w:rPr>
-            </w:pPr>
-            <w:r>
-              <w:rPr>
-                <w:b/>
-                <w:bCs/>
-                <w:sz w:val="26"/>
-                <w:szCs w:val="26"/>
-              </w:rPr>
-              <w:t>Yêu cầu chức năng</w:t>
-            </w:r>
-          </w:p>
-        </w:tc>
-        <w:tc>
-          <w:tcPr>
-            <w:tcW w:w="1632" w:type="dxa"/>
-          </w:tcPr>
-          <w:p>
-            <w:pPr>
-              <w:spacing w:line="360" w:lineRule="auto"/>
-              <w:rPr>
-                <w:b/>
-                <w:bCs/>
-                <w:sz w:val="26"/>
-                <w:szCs w:val="26"/>
-              </w:rPr>
-            </w:pPr>
-            <w:r>
-              <w:rPr>
-                <w:b/>
-                <w:bCs/>
-                <w:sz w:val="26"/>
-                <w:szCs w:val="26"/>
-              </w:rPr>
-              <w:t>UC liên quan</w:t>
-            </w:r>
-          </w:p>
-        </w:tc>
-        <w:tc>
-          <w:tcPr>
-            <w:tcW w:w="1899" w:type="dxa"/>
-          </w:tcPr>
-          <w:p>
-            <w:pPr>
-              <w:spacing w:line="360" w:lineRule="auto"/>
-              <w:rPr>
-                <w:b/>
-                <w:bCs/>
-                <w:sz w:val="26"/>
-                <w:szCs w:val="26"/>
-              </w:rPr>
-            </w:pPr>
-            <w:r>
-              <w:rPr>
-                <w:b/>
-                <w:bCs/>
-                <w:sz w:val="26"/>
-                <w:szCs w:val="26"/>
-              </w:rPr>
-              <w:t>Class Chính</w:t>
-            </w:r>
-          </w:p>
-        </w:tc>
-        <w:tc>
-          <w:tcPr>
-            <w:tcW w:w="1899" w:type="dxa"/>
-          </w:tcPr>
-          <w:p>
-            <w:pPr>
-              <w:spacing w:line="360" w:lineRule="auto"/>
-              <w:rPr>
-                <w:b/>
-                <w:bCs/>
-                <w:sz w:val="26"/>
-                <w:szCs w:val="26"/>
-              </w:rPr>
-            </w:pPr>
-            <w:r>
-              <w:rPr>
-                <w:b/>
-                <w:bCs/>
-                <w:sz w:val="26"/>
-                <w:szCs w:val="26"/>
-              </w:rPr>
-              <w:t>Bảng CSDL</w:t>
-            </w:r>
-          </w:p>
-        </w:tc>
-      </w:tr>
-      <w:tr>
-        <w:tc>
-          <w:tcPr>
-            <w:tcW w:w="1559" w:type="dxa"/>
-          </w:tcPr>
-          <w:p>
-            <w:pPr>
-              <w:spacing w:line="360" w:lineRule="auto"/>
-              <w:rPr>
-                <w:sz w:val="26"/>
-                <w:szCs w:val="26"/>
-              </w:rPr>
-            </w:pPr>
-            <w:r>
-              <w:rPr>
-                <w:sz w:val="26"/>
-                <w:szCs w:val="26"/>
-              </w:rPr>
-              <w:t>FR-01</w:t>
-            </w:r>
-          </w:p>
-        </w:tc>
-        <w:tc>
-          <w:tcPr>
-            <w:tcW w:w="1738" w:type="dxa"/>
-          </w:tcPr>
-          <w:p>
-            <w:pPr>
-              <w:spacing w:line="360" w:lineRule="auto"/>
-              <w:rPr>
-                <w:sz w:val="26"/>
-                <w:szCs w:val="26"/>
-              </w:rPr>
-            </w:pPr>
-            <w:r>
-              <w:rPr>
-                <w:sz w:val="26"/>
-                <w:szCs w:val="26"/>
-              </w:rPr>
-              <w:t>Đăng ký, đăng nhập (nội bộ/Google), JWT</w:t>
-            </w:r>
-          </w:p>
-        </w:tc>
-        <w:tc>
-          <w:tcPr>
-            <w:tcW w:w="1632" w:type="dxa"/>
-          </w:tcPr>
-          <w:p>
-            <w:pPr>
-              <w:spacing w:line="360" w:lineRule="auto"/>
-              <w:rPr>
-                <w:sz w:val="26"/>
-                <w:szCs w:val="26"/>
-              </w:rPr>
-            </w:pPr>
-            <w:r>
-              <w:rPr>
-                <w:sz w:val="26"/>
-                <w:szCs w:val="26"/>
-              </w:rPr>
-              <w:t>UC-01: Đăng nhập</w:t>
-            </w:r>
-          </w:p>
-        </w:tc>
-        <w:tc>
-          <w:tcPr>
-            <w:tcW w:w="1899" w:type="dxa"/>
-          </w:tcPr>
-          <w:p>
-            <w:pPr>
-              <w:spacing w:line="360" w:lineRule="auto"/>
-              <w:rPr>
-                <w:sz w:val="26"/>
-                <w:szCs w:val="26"/>
-              </w:rPr>
-            </w:pPr>
-            <w:r>
-              <w:rPr>
-                <w:sz w:val="26"/>
-                <w:szCs w:val="26"/>
-              </w:rPr>
-              <w:t>User</w:t>
-            </w:r>
-          </w:p>
-        </w:tc>
-        <w:tc>
-          <w:tcPr>
-            <w:tcW w:w="1899" w:type="dxa"/>
-          </w:tcPr>
-          <w:p>
-            <w:pPr>
-              <w:spacing w:line="360" w:lineRule="auto"/>
-              <w:rPr>
-                <w:sz w:val="26"/>
-                <w:szCs w:val="26"/>
-              </w:rPr>
-            </w:pPr>
-            <w:r>
-              <w:rPr>
-                <w:sz w:val="26"/>
-                <w:szCs w:val="26"/>
-              </w:rPr>
-              <w:t>User</w:t>
-            </w:r>
-          </w:p>
-        </w:tc>
-      </w:tr>
-      <w:tr>
-        <w:tc>
-          <w:tcPr>
-            <w:tcW w:w="1559" w:type="dxa"/>
-          </w:tcPr>
-          <w:p>
-            <w:pPr>
-              <w:spacing w:line="360" w:lineRule="auto"/>
-              <w:rPr>
-                <w:sz w:val="26"/>
-                <w:szCs w:val="26"/>
-              </w:rPr>
-            </w:pPr>
-            <w:r>
-              <w:rPr>
-                <w:sz w:val="26"/>
-                <w:szCs w:val="26"/>
-              </w:rPr>
-              <w:lastRenderedPageBreak/>
-              <w:t>FR-02</w:t>
-            </w:r>
-          </w:p>
-        </w:tc>
-        <w:tc>
-          <w:tcPr>
-            <w:tcW w:w="1738" w:type="dxa"/>
-          </w:tcPr>
-          <w:p>
-            <w:pPr>
-              <w:spacing w:line="360" w:lineRule="auto"/>
-              <w:rPr>
-                <w:sz w:val="26"/>
-                <w:szCs w:val="26"/>
-              </w:rPr>
-            </w:pPr>
-            <w:r>
-              <w:rPr>
-                <w:sz w:val="26"/>
-                <w:szCs w:val="26"/>
-              </w:rPr>
-              <w:t>Quản lý phiên giao dịch (thêm/sửa/xóa)</w:t>
-            </w:r>
-          </w:p>
-        </w:tc>
-        <w:tc>
-          <w:tcPr>
-            <w:tcW w:w="1632" w:type="dxa"/>
-          </w:tcPr>
-          <w:p>
-            <w:pPr>
-              <w:spacing w:line="360" w:lineRule="auto"/>
-              <w:rPr>
-                <w:sz w:val="26"/>
-                <w:szCs w:val="26"/>
-              </w:rPr>
-            </w:pPr>
-            <w:r>
-              <w:rPr>
-                <w:sz w:val="26"/>
-                <w:szCs w:val="26"/>
-              </w:rPr>
-              <w:t>UC-02: Quản lý các phiên giao dịch</w:t>
-            </w:r>
-          </w:p>
-        </w:tc>
-        <w:tc>
-          <w:tcPr>
-            <w:tcW w:w="1899" w:type="dxa"/>
-          </w:tcPr>
-          <w:p>
-            <w:pPr>
-              <w:spacing w:line="360" w:lineRule="auto"/>
-              <w:rPr>
-                <w:sz w:val="26"/>
-                <w:szCs w:val="26"/>
-              </w:rPr>
-            </w:pPr>
-            <w:r>
-              <w:rPr>
-                <w:sz w:val="26"/>
-                <w:szCs w:val="26"/>
-              </w:rPr>
-              <w:t>Transaction</w:t>
-            </w:r>
-            <w:r>
-              <w:rPr>
-                <w:sz w:val="26"/>
-                <w:szCs w:val="26"/>
-              </w:rPr>
-              <w:t>.</w:t>
-            </w:r>
-          </w:p>
-          <w:p>
-            <w:pPr>
-              <w:spacing w:line="360" w:lineRule="auto"/>
-              <w:rPr>
-                <w:sz w:val="26"/>
-                <w:szCs w:val="26"/>
-              </w:rPr>
-            </w:pPr>
-            <w:r>
-              <w:rPr>
-                <w:sz w:val="26"/>
-                <w:szCs w:val="26"/>
-              </w:rPr>
-              <w:t>Wallet, WalletMember</w:t>
-            </w:r>
-          </w:p>
-        </w:tc>
-        <w:tc>
-          <w:tcPr>
-            <w:tcW w:w="1899" w:type="dxa"/>
-          </w:tcPr>
-          <w:p>
-            <w:pPr>
-              <w:spacing w:line="360" w:lineRule="auto"/>
-              <w:rPr>
-                <w:sz w:val="26"/>
-                <w:szCs w:val="26"/>
-              </w:rPr>
-            </w:pPr>
-            <w:r>
-              <w:rPr>
-                <w:sz w:val="26"/>
-                <w:szCs w:val="26"/>
-              </w:rPr>
-              <w:t>Transaction</w:t>
-            </w:r>
-            <w:r>
-              <w:rPr>
-                <w:sz w:val="26"/>
-                <w:szCs w:val="26"/>
-              </w:rPr>
-              <w:t>.</w:t>
-            </w:r>
-          </w:p>
-          <w:p>
-            <w:pPr>
-              <w:spacing w:line="360" w:lineRule="auto"/>
-              <w:rPr>
-                <w:sz w:val="26"/>
-                <w:szCs w:val="26"/>
-              </w:rPr>
-            </w:pPr>
-            <w:r>
-              <w:rPr>
-                <w:sz w:val="26"/>
-                <w:szCs w:val="26"/>
-              </w:rPr>
-              <w:t>Wallet, WalletMember</w:t>
-            </w:r>
-          </w:p>
-        </w:tc>
-      </w:tr>
-      <w:tr>
-        <w:tc>
-          <w:tcPr>
-            <w:tcW w:w="1559" w:type="dxa"/>
-          </w:tcPr>
-          <w:p>
-            <w:pPr>
-              <w:spacing w:line="360" w:lineRule="auto"/>
-              <w:rPr>
-                <w:sz w:val="26"/>
-                <w:szCs w:val="26"/>
-              </w:rPr>
-            </w:pPr>
-            <w:r>
-              <w:rPr>
-                <w:sz w:val="26"/>
-                <w:szCs w:val="26"/>
-              </w:rPr>
-              <w:t>FR-03</w:t>
-            </w:r>
-          </w:p>
-        </w:tc>
-        <w:tc>
-          <w:tcPr>
-            <w:tcW w:w="1738" w:type="dxa"/>
-          </w:tcPr>
-          <w:p>
-            <w:pPr>
-              <w:spacing w:line="360" w:lineRule="auto"/>
-              <w:rPr>
-                <w:sz w:val="26"/>
-                <w:szCs w:val="26"/>
-              </w:rPr>
-            </w:pPr>
-            <w:r>
-              <w:rPr>
-                <w:sz w:val="26"/>
-                <w:szCs w:val="26"/>
-              </w:rPr>
-              <w:t>Thống kê thu/chi theo thời gian, nhận xét AI</w:t>
-            </w:r>
-          </w:p>
-        </w:tc>
-        <w:tc>
-          <w:tcPr>
-            <w:tcW w:w="1632" w:type="dxa"/>
-          </w:tcPr>
-          <w:p>
-            <w:pPr>
-              <w:spacing w:line="360" w:lineRule="auto"/>
-              <w:rPr>
-                <w:sz w:val="26"/>
-                <w:szCs w:val="26"/>
-              </w:rPr>
-            </w:pPr>
-            <w:r>
-              <w:rPr>
-                <w:sz w:val="26"/>
-                <w:szCs w:val="26"/>
-              </w:rPr>
-              <w:t>UC-05: Theo dõi các chi tiêu</w:t>
-            </w:r>
-          </w:p>
-        </w:tc>
-        <w:tc>
-          <w:tcPr>
-            <w:tcW w:w="1899" w:type="dxa"/>
-          </w:tcPr>
-          <w:p>
-            <w:pPr>
-              <w:spacing w:line="360" w:lineRule="auto"/>
-              <w:rPr>
-                <w:sz w:val="26"/>
-                <w:szCs w:val="26"/>
-              </w:rPr>
-            </w:pPr>
-            <w:r>
-              <w:rPr>
-                <w:sz w:val="26"/>
-                <w:szCs w:val="26"/>
-              </w:rPr>
-              <w:t>Transaction, Category</w:t>
-            </w:r>
-          </w:p>
-        </w:tc>
-        <w:tc>
-          <w:tcPr>
-            <w:tcW w:w="1899" w:type="dxa"/>
-          </w:tcPr>
-          <w:p>
-            <w:pPr>
-              <w:spacing w:line="360" w:lineRule="auto"/>
-              <w:rPr>
-                <w:sz w:val="26"/>
-                <w:szCs w:val="26"/>
-              </w:rPr>
-            </w:pPr>
-            <w:r>
-              <w:rPr>
-                <w:sz w:val="26"/>
-                <w:szCs w:val="26"/>
-              </w:rPr>
-              <w:t>Transaction, Category</w:t>
-            </w:r>
-          </w:p>
-        </w:tc>
-      </w:tr>
-      <w:tr>
-        <w:tc>
-          <w:tcPr>
-            <w:tcW w:w="1559" w:type="dxa"/>
-          </w:tcPr>
-          <w:p>
-            <w:pPr>
-              <w:spacing w:line="360" w:lineRule="auto"/>
-              <w:rPr>
-                <w:sz w:val="26"/>
-                <w:szCs w:val="26"/>
-              </w:rPr>
-            </w:pPr>
-            <w:r>
-              <w:rPr>
-                <w:sz w:val="26"/>
-                <w:szCs w:val="26"/>
-              </w:rPr>
-              <w:t>FR-04</w:t>
-            </w:r>
-          </w:p>
-        </w:tc>
-        <w:tc>
-          <w:tcPr>
-            <w:tcW w:w="1738" w:type="dxa"/>
-          </w:tcPr>
-          <w:p>
-            <w:pPr>
-              <w:spacing w:line="360" w:lineRule="auto"/>
-              <w:rPr>
-                <w:sz w:val="26"/>
-                <w:szCs w:val="26"/>
-              </w:rPr>
-            </w:pPr>
-            <w:r>
-              <w:rPr>
-                <w:sz w:val="26"/>
-                <w:szCs w:val="26"/>
-              </w:rPr>
-              <w:t>Tra cứu/lọc lịch sử giao dịch</w:t>
-            </w:r>
-          </w:p>
-        </w:tc>
-        <w:tc>
-          <w:tcPr>
-            <w:tcW w:w="1632" w:type="dxa"/>
-          </w:tcPr>
-          <w:p>
-            <w:pPr>
-              <w:spacing w:line="360" w:lineRule="auto"/>
-              <w:rPr>
-                <w:sz w:val="26"/>
-                <w:szCs w:val="26"/>
-              </w:rPr>
-            </w:pPr>
-            <w:r>
-              <w:rPr>
-                <w:sz w:val="26"/>
-                <w:szCs w:val="26"/>
-              </w:rPr>
-              <w:t>(Tra cứu/lọc các giao dịch – nhánh Cá nhân trong sơ đồ use case)</w:t>
-            </w:r>
-          </w:p>
-        </w:tc>
-        <w:tc>
-          <w:tcPr>
-            <w:tcW w:w="1899" w:type="dxa"/>
-          </w:tcPr>
-          <w:p>
-            <w:pPr>
-              <w:spacing w:line="360" w:lineRule="auto"/>
-              <w:rPr>
-                <w:sz w:val="26"/>
-                <w:szCs w:val="26"/>
-              </w:rPr>
-            </w:pPr>
-            <w:r>
-              <w:rPr>
-                <w:sz w:val="26"/>
-                <w:szCs w:val="26"/>
-              </w:rPr>
-              <w:t>Transaction</w:t>
-            </w:r>
-          </w:p>
-        </w:tc>
-        <w:tc>
-          <w:tcPr>
-            <w:tcW w:w="1899" w:type="dxa"/>
-          </w:tcPr>
-          <w:p>
-            <w:pPr>
-              <w:spacing w:line="360" w:lineRule="auto"/>
-              <w:rPr>
-                <w:sz w:val="26"/>
-                <w:szCs w:val="26"/>
-              </w:rPr>
-            </w:pPr>
-            <w:r>
-              <w:rPr>
-                <w:sz w:val="26"/>
-                <w:szCs w:val="26"/>
-              </w:rPr>
-              <w:t>Transaction</w:t>
-            </w:r>
-          </w:p>
-        </w:tc>
-      </w:tr>
-      <w:tr>
-        <w:tc>
-          <w:tcPr>
-            <w:tcW w:w="1559" w:type="dxa"/>
-          </w:tcPr>
-          <w:p>
-            <w:pPr>
-              <w:spacing w:line="360" w:lineRule="auto"/>
-              <w:rPr>
-                <w:sz w:val="26"/>
-                <w:szCs w:val="26"/>
-              </w:rPr>
-            </w:pPr>
-            <w:r>
-              <w:rPr>
-                <w:sz w:val="26"/>
-                <w:szCs w:val="26"/>
-              </w:rPr>
-              <w:t>FR-06</w:t>
-            </w:r>
-          </w:p>
-        </w:tc>
-        <w:tc>
-          <w:tcPr>
-            <w:tcW w:w="1738" w:type="dxa"/>
-          </w:tcPr>
-          <w:p>
-            <w:pPr>
-              <w:spacing w:line="360" w:lineRule="auto"/>
-              <w:rPr>
-                <w:sz w:val="26"/>
-                <w:szCs w:val="26"/>
-              </w:rPr>
-            </w:pPr>
-            <w:r>
-              <w:rPr>
-                <w:sz w:val="26"/>
-                <w:szCs w:val="26"/>
-              </w:rPr>
-              <w:t>Nhập sao kê CSV / ảnh hóa đơn</w:t>
-            </w:r>
-          </w:p>
-        </w:tc>
-        <w:tc>
-          <w:tcPr>
-            <w:tcW w:w="1632" w:type="dxa"/>
-          </w:tcPr>
-          <w:p>
-            <w:pPr>
-              <w:spacing w:line="360" w:lineRule="auto"/>
-              <w:rPr>
-                <w:sz w:val="26"/>
-                <w:szCs w:val="26"/>
-              </w:rPr>
-            </w:pPr>
-            <w:r>
-              <w:rPr>
-                <w:sz w:val="26"/>
-                <w:szCs w:val="26"/>
-              </w:rPr>
-              <w:t>UC-03: Nhập dữ liệu CSV, hình ảnh</w:t>
-            </w:r>
-          </w:p>
-        </w:tc>
-        <w:tc>
-          <w:tcPr>
-            <w:tcW w:w="1899" w:type="dxa"/>
-          </w:tcPr>
-          <w:p>
-            <w:pPr>
-              <w:spacing w:line="360" w:lineRule="auto"/>
-              <w:rPr>
-                <w:sz w:val="26"/>
-                <w:szCs w:val="26"/>
-              </w:rPr>
-            </w:pPr>
-            <w:r>
-              <w:rPr>
-                <w:sz w:val="26"/>
-                <w:szCs w:val="26"/>
-              </w:rPr>
-              <w:t>ImportBatch, Transaction</w:t>
-            </w:r>
-          </w:p>
-        </w:tc>
-        <w:tc>
-          <w:tcPr>
-            <w:tcW w:w="1899" w:type="dxa"/>
-          </w:tcPr>
-          <w:p>
-            <w:pPr>
-              <w:spacing w:line="360" w:lineRule="auto"/>
-              <w:rPr>
-                <w:sz w:val="26"/>
-                <w:szCs w:val="26"/>
-              </w:rPr>
-            </w:pPr>
-            <w:r>
-              <w:rPr>
-                <w:sz w:val="26"/>
-                <w:szCs w:val="26"/>
-              </w:rPr>
-              <w:t>ImportBatch, Transaction</w:t>
-            </w:r>
-          </w:p>
-        </w:tc>
-      </w:tr>
-      <w:tr>
-        <w:tc>
-          <w:tcPr>
-            <w:tcW w:w="1559" w:type="dxa"/>
-          </w:tcPr>
-          <w:p>
-            <w:pPr>
-              <w:spacing w:line="360" w:lineRule="auto"/>
-              <w:rPr>
-                <w:sz w:val="26"/>
-                <w:szCs w:val="26"/>
-              </w:rPr>
-            </w:pPr>
-            <w:r>
-              <w:rPr>
-                <w:sz w:val="26"/>
-                <w:szCs w:val="26"/>
-              </w:rPr>
-              <w:t>FR-07</w:t>
-            </w:r>
-          </w:p>
-        </w:tc>
-        <w:tc>
-          <w:tcPr>
-            <w:tcW w:w="1738" w:type="dxa"/>
-          </w:tcPr>
-          <w:p>
-            <w:pPr>
-              <w:spacing w:line="360" w:lineRule="auto"/>
-              <w:rPr>
-                <w:sz w:val="26"/>
-                <w:szCs w:val="26"/>
-              </w:rPr>
-            </w:pPr>
-            <w:r>
-              <w:rPr>
-                <w:sz w:val="26"/>
-                <w:szCs w:val="26"/>
-              </w:rPr>
-              <w:t>Chuẩn hóa dữ liệu, kiểm tra trùng khi import</w:t>
-            </w:r>
-          </w:p>
-        </w:tc>
-        <w:tc>
-          <w:tcPr>
-            <w:tcW w:w="1632" w:type="dxa"/>
-          </w:tcPr>
-          <w:p>
-            <w:pPr>
-              <w:spacing w:line="360" w:lineRule="auto"/>
-              <w:rPr>
-                <w:sz w:val="26"/>
-                <w:szCs w:val="26"/>
-              </w:rPr>
-            </w:pPr>
-            <w:r>
-              <w:rPr>
-                <w:sz w:val="26"/>
-                <w:szCs w:val="26"/>
-              </w:rPr>
-              <w:t>UC-03 (bước B2–B3)</w:t>
-            </w:r>
-          </w:p>
-        </w:tc>
-        <w:tc>
-          <w:tcPr>
-            <w:tcW w:w="1899" w:type="dxa"/>
-          </w:tcPr>
-          <w:p>
-            <w:pPr>
-              <w:spacing w:line="360" w:lineRule="auto"/>
-              <w:rPr>
-                <w:sz w:val="26"/>
-                <w:szCs w:val="26"/>
-              </w:rPr>
-            </w:pPr>
-            <w:r>
-              <w:rPr>
-                <w:sz w:val="26"/>
-                <w:szCs w:val="26"/>
-              </w:rPr>
-              <w:t>ImportBatch, Transaction</w:t>
-            </w:r>
-          </w:p>
-        </w:tc>
-        <w:tc>
-          <w:tcPr>
-            <w:tcW w:w="1899" w:type="dxa"/>
-          </w:tcPr>
-          <w:p>
-            <w:pPr>
-              <w:spacing w:line="360" w:lineRule="auto"/>
-              <w:rPr>
-                <w:sz w:val="26"/>
-                <w:szCs w:val="26"/>
-              </w:rPr>
-            </w:pPr>
-            <w:r>
-              <w:rPr>
-                <w:sz w:val="26"/>
-                <w:szCs w:val="26"/>
-              </w:rPr>
-              <w:t>ImportBatch, Transaction</w:t>
-            </w:r>
-          </w:p>
-        </w:tc>
-      </w:tr>
-      <w:tr>
-        <w:tc>
-          <w:tcPr>
-            <w:tcW w:w="1559" w:type="dxa"/>
-          </w:tcPr>
-          <w:p>
-            <w:pPr>
-              <w:spacing w:line="360" w:lineRule="auto"/>
-              <w:rPr>
-                <w:sz w:val="26"/>
-                <w:szCs w:val="26"/>
-              </w:rPr>
-            </w:pPr>
-            <w:r>
-              <w:rPr>
-                <w:sz w:val="26"/>
-                <w:szCs w:val="26"/>
-              </w:rPr>
-              <w:t>FR-08</w:t>
-            </w:r>
-          </w:p>
-        </w:tc>
-        <w:tc>
-          <w:tcPr>
-            <w:tcW w:w="1738" w:type="dxa"/>
-          </w:tcPr>
-          <w:p>
-            <w:pPr>
-              <w:spacing w:line="360" w:lineRule="auto"/>
-              <w:rPr>
-                <w:sz w:val="26"/>
-                <w:szCs w:val="26"/>
-              </w:rPr>
-            </w:pPr>
-            <w:r>
-              <w:rPr>
-                <w:sz w:val="26"/>
-                <w:szCs w:val="26"/>
-              </w:rPr>
-              <w:t>Tự động phân loại giao dịch theo từ khóa/quy tắc</w:t>
-            </w:r>
-          </w:p>
-        </w:tc>
-        <w:tc>
-          <w:tcPr>
-            <w:tcW w:w="1632" w:type="dxa"/>
-          </w:tcPr>
-          <w:p>
-            <w:pPr>
-              <w:spacing w:line="360" w:lineRule="auto"/>
-              <w:rPr>
-                <w:sz w:val="26"/>
-                <w:szCs w:val="26"/>
-              </w:rPr>
-            </w:pPr>
-            <w:r>
-              <w:rPr>
-                <w:sz w:val="26"/>
-                <w:szCs w:val="26"/>
-              </w:rPr>
-              <w:t>UC-03 (Phân loại tự động)</w:t>
-            </w:r>
-          </w:p>
-        </w:tc>
-        <w:tc>
-          <w:tcPr>
-            <w:tcW w:w="1899" w:type="dxa"/>
-          </w:tcPr>
-          <w:p>
-            <w:pPr>
-              <w:spacing w:line="360" w:lineRule="auto"/>
-              <w:rPr>
-                <w:sz w:val="26"/>
-                <w:szCs w:val="26"/>
-              </w:rPr>
-            </w:pPr>
-            <w:r>
-              <w:rPr>
-                <w:sz w:val="26"/>
-                <w:szCs w:val="26"/>
-              </w:rPr>
-              <w:t>CategoryRule, Category</w:t>
-            </w:r>
-          </w:p>
-        </w:tc>
-        <w:tc>
-          <w:tcPr>
-            <w:tcW w:w="1899" w:type="dxa"/>
-          </w:tcPr>
-          <w:p>
-            <w:pPr>
-              <w:spacing w:line="360" w:lineRule="auto"/>
-              <w:rPr>
-                <w:sz w:val="26"/>
-                <w:szCs w:val="26"/>
-              </w:rPr>
-            </w:pPr>
-            <w:r>
-              <w:rPr>
-                <w:sz w:val="26"/>
-                <w:szCs w:val="26"/>
-              </w:rPr>
-              <w:t>CategoryRule, Category</w:t>
-            </w:r>
-          </w:p>
-        </w:tc>
-      </w:tr>
-      <w:tr>
-        <w:tc>
-          <w:tcPr>
-            <w:tcW w:w="1559" w:type="dxa"/>
-          </w:tcPr>
-          <w:p>
-            <w:pPr>
-              <w:spacing w:line="360" w:lineRule="auto"/>
-              <w:rPr>
-                <w:sz w:val="26"/>
-                <w:szCs w:val="26"/>
-              </w:rPr>
-            </w:pPr>
-            <w:r>
-              <w:rPr>
-                <w:sz w:val="26"/>
-                <w:szCs w:val="26"/>
-              </w:rPr>
-              <w:t>FR-09</w:t>
-            </w:r>
-          </w:p>
-        </w:tc>
-        <w:tc>
-          <w:tcPr>
-            <w:tcW w:w="1738" w:type="dxa"/>
-          </w:tcPr>
-          <w:p>
-            <w:pPr>
-              <w:spacing w:line="360" w:lineRule="auto"/>
-              <w:rPr>
-                <w:sz w:val="26"/>
-                <w:szCs w:val="26"/>
-              </w:rPr>
-            </w:pPr>
-            <w:r>
-              <w:rPr>
-                <w:sz w:val="26"/>
-                <w:szCs w:val="26"/>
-              </w:rPr>
-              <w:t xml:space="preserve">Thiết lập ngân sách theo danh mục/tháng, </w:t>
-            </w:r>
-            <w:r>
-              <w:rPr>
-                <w:sz w:val="26"/>
-                <w:szCs w:val="26"/>
-              </w:rPr>
-              <w:lastRenderedPageBreak/>
-              <w:t>ngưỡng cảnh báo</w:t>
-            </w:r>
-          </w:p>
-        </w:tc>
-        <w:tc>
-          <w:tcPr>
-            <w:tcW w:w="1632" w:type="dxa"/>
-          </w:tcPr>
-          <w:p>
-            <w:pPr>
-              <w:spacing w:line="360" w:lineRule="auto"/>
-              <w:rPr>
-                <w:sz w:val="26"/>
-                <w:szCs w:val="26"/>
-              </w:rPr>
-            </w:pPr>
-            <w:r>
-              <w:rPr>
-                <w:sz w:val="26"/>
-                <w:szCs w:val="26"/>
-              </w:rPr>
-              <w:lastRenderedPageBreak/>
-              <w:t>UC-04: Thiết lập ngân sách</w:t>
-            </w:r>
-          </w:p>
-        </w:tc>
-        <w:tc>
-          <w:tcPr>
-            <w:tcW w:w="1899" w:type="dxa"/>
-          </w:tcPr>
-          <w:p>
-            <w:pPr>
-              <w:spacing w:line="360" w:lineRule="auto"/>
-              <w:rPr>
-                <w:sz w:val="26"/>
-                <w:szCs w:val="26"/>
-              </w:rPr>
-            </w:pPr>
-            <w:r>
-              <w:rPr>
-                <w:sz w:val="26"/>
-                <w:szCs w:val="26"/>
-              </w:rPr>
-              <w:t>Budget</w:t>
-            </w:r>
-          </w:p>
-        </w:tc>
-        <w:tc>
-          <w:tcPr>
-            <w:tcW w:w="1899" w:type="dxa"/>
-          </w:tcPr>
-          <w:p>
-            <w:pPr>
-              <w:spacing w:line="360" w:lineRule="auto"/>
-              <w:rPr>
-                <w:sz w:val="26"/>
-                <w:szCs w:val="26"/>
-              </w:rPr>
-            </w:pPr>
-            <w:r>
-              <w:rPr>
-                <w:sz w:val="26"/>
-                <w:szCs w:val="26"/>
-              </w:rPr>
-              <w:t>Budget</w:t>
-            </w:r>
-          </w:p>
-        </w:tc>
-      </w:tr>
-      <w:tr>
-        <w:tc>
-          <w:tcPr>
-            <w:tcW w:w="1559" w:type="dxa"/>
-          </w:tcPr>
-          <w:p>
-            <w:pPr>
-              <w:spacing w:line="360" w:lineRule="auto"/>
-              <w:rPr>
-                <w:sz w:val="26"/>
-                <w:szCs w:val="26"/>
-              </w:rPr>
-            </w:pPr>
-            <w:r>
-              <w:rPr>
-                <w:sz w:val="26"/>
-                <w:szCs w:val="26"/>
-              </w:rPr>
-              <w:t>FR-10</w:t>
-            </w:r>
-          </w:p>
-        </w:tc>
-        <w:tc>
-          <w:tcPr>
-            <w:tcW w:w="1738" w:type="dxa"/>
-          </w:tcPr>
-          <w:p>
-            <w:pPr>
-              <w:spacing w:line="360" w:lineRule="auto"/>
-              <w:rPr>
-                <w:sz w:val="26"/>
-                <w:szCs w:val="26"/>
-              </w:rPr>
-            </w:pPr>
-            <w:r>
-              <w:rPr>
-                <w:sz w:val="26"/>
-                <w:szCs w:val="26"/>
-              </w:rPr>
-              <w:t>Đặt và theo dõi mục tiêu tiết kiệm</w:t>
-            </w:r>
-          </w:p>
-        </w:tc>
-        <w:tc>
-          <w:tcPr>
-            <w:tcW w:w="1632" w:type="dxa"/>
-          </w:tcPr>
-          <w:p>
-            <w:pPr>
-              <w:spacing w:line="360" w:lineRule="auto"/>
-              <w:rPr>
-                <w:sz w:val="26"/>
-                <w:szCs w:val="26"/>
-              </w:rPr>
-            </w:pPr>
-            <w:r>
-              <w:rPr>
-                <w:sz w:val="26"/>
-                <w:szCs w:val="26"/>
-              </w:rPr>
-              <w:t>(Thiết lập khoản tiết kiệm)</w:t>
-            </w:r>
-          </w:p>
-        </w:tc>
-        <w:tc>
-          <w:tcPr>
-            <w:tcW w:w="1899" w:type="dxa"/>
-          </w:tcPr>
-          <w:p>
-            <w:pPr>
-              <w:spacing w:line="360" w:lineRule="auto"/>
-              <w:rPr>
-                <w:sz w:val="26"/>
-                <w:szCs w:val="26"/>
-              </w:rPr>
-            </w:pPr>
-            <w:r>
-              <w:rPr>
-                <w:sz w:val="26"/>
-                <w:szCs w:val="26"/>
-              </w:rPr>
-              <w:t>SavingGoal</w:t>
-            </w:r>
-          </w:p>
-        </w:tc>
-        <w:tc>
-          <w:tcPr>
-            <w:tcW w:w="1899" w:type="dxa"/>
-          </w:tcPr>
-          <w:p>
-            <w:pPr>
-              <w:spacing w:line="360" w:lineRule="auto"/>
-              <w:rPr>
-                <w:sz w:val="26"/>
-                <w:szCs w:val="26"/>
-              </w:rPr>
-            </w:pPr>
-            <w:r>
-              <w:rPr>
-                <w:sz w:val="26"/>
-                <w:szCs w:val="26"/>
-              </w:rPr>
-              <w:t>SavingGoal</w:t>
-            </w:r>
-          </w:p>
-        </w:tc>
-      </w:tr>
-      <w:tr>
-        <w:tc>
-          <w:tcPr>
-            <w:tcW w:w="1559" w:type="dxa"/>
-          </w:tcPr>
-          <w:p>
-            <w:pPr>
-              <w:spacing w:line="360" w:lineRule="auto"/>
-              <w:rPr>
-                <w:sz w:val="26"/>
-                <w:szCs w:val="26"/>
-              </w:rPr>
-            </w:pPr>
-            <w:r>
-              <w:rPr>
-                <w:sz w:val="26"/>
-                <w:szCs w:val="26"/>
-              </w:rPr>
-              <w:t>FR-11</w:t>
-            </w:r>
-          </w:p>
-        </w:tc>
-        <w:tc>
-          <w:tcPr>
-            <w:tcW w:w="1738" w:type="dxa"/>
-          </w:tcPr>
-          <w:p>
-            <w:pPr>
-              <w:spacing w:line="360" w:lineRule="auto"/>
-              <w:rPr>
-                <w:sz w:val="26"/>
-                <w:szCs w:val="26"/>
-              </w:rPr>
-            </w:pPr>
-            <w:r>
-              <w:rPr>
-                <w:sz w:val="26"/>
-                <w:szCs w:val="26"/>
-              </w:rPr>
-              <w:t>Cảnh báo vượt ngân sách, nhắc hóa đơn/mục tiêu</w:t>
-            </w:r>
-          </w:p>
-        </w:tc>
-        <w:tc>
-          <w:tcPr>
-            <w:tcW w:w="1632" w:type="dxa"/>
-          </w:tcPr>
-          <w:p>
-            <w:pPr>
-              <w:spacing w:line="360" w:lineRule="auto"/>
-              <w:rPr>
-                <w:sz w:val="26"/>
-                <w:szCs w:val="26"/>
-              </w:rPr>
-            </w:pPr>
-            <w:r>
-              <w:rPr>
-                <w:sz w:val="26"/>
-                <w:szCs w:val="26"/>
-              </w:rPr>
-              <w:t>UC-04 (Cảnh báo vượt ngân sách)</w:t>
-            </w:r>
-          </w:p>
-        </w:tc>
-        <w:tc>
-          <w:tcPr>
-            <w:tcW w:w="1899" w:type="dxa"/>
-          </w:tcPr>
-          <w:p>
-            <w:pPr>
-              <w:spacing w:line="360" w:lineRule="auto"/>
-              <w:rPr>
-                <w:sz w:val="26"/>
-                <w:szCs w:val="26"/>
-              </w:rPr>
-            </w:pPr>
-            <w:r>
-              <w:rPr>
-                <w:sz w:val="26"/>
-                <w:szCs w:val="26"/>
-              </w:rPr>
-              <w:t>Notification, Budget</w:t>
-            </w:r>
-          </w:p>
-        </w:tc>
-        <w:tc>
-          <w:tcPr>
-            <w:tcW w:w="1899" w:type="dxa"/>
-          </w:tcPr>
-          <w:p>
-            <w:pPr>
-              <w:spacing w:line="360" w:lineRule="auto"/>
-              <w:rPr>
-                <w:sz w:val="26"/>
-                <w:szCs w:val="26"/>
-              </w:rPr>
-            </w:pPr>
-            <w:r>
-              <w:rPr>
-                <w:sz w:val="26"/>
-                <w:szCs w:val="26"/>
-              </w:rPr>
-              <w:t>Notification, Budget</w:t>
-            </w:r>
-          </w:p>
-        </w:tc>
-      </w:tr>
-      <w:tr>
-        <w:tc>
-          <w:tcPr>
-            <w:tcW w:w="1559" w:type="dxa"/>
-          </w:tcPr>
-          <w:p>
-            <w:pPr>
-              <w:spacing w:line="360" w:lineRule="auto"/>
-              <w:rPr>
-                <w:sz w:val="26"/>
-                <w:szCs w:val="26"/>
-              </w:rPr>
-            </w:pPr>
-            <w:r>
-              <w:rPr>
-                <w:sz w:val="26"/>
-                <w:szCs w:val="26"/>
-              </w:rPr>
-              <w:t>FR-12</w:t>
-            </w:r>
-          </w:p>
-        </w:tc>
-        <w:tc>
-          <w:tcPr>
-            <w:tcW w:w="1738" w:type="dxa"/>
-          </w:tcPr>
-          <w:p>
-            <w:pPr>
-              <w:spacing w:line="360" w:lineRule="auto"/>
-              <w:rPr>
-                <w:sz w:val="26"/>
-                <w:szCs w:val="26"/>
-              </w:rPr>
-            </w:pPr>
-            <w:r>
-              <w:rPr>
-                <w:sz w:val="26"/>
-                <w:szCs w:val="26"/>
-              </w:rPr>
-              <w:t>Biểu đồ xu hướng, cơ cấu chi tiêu, so sánh kỳ</w:t>
-            </w:r>
-          </w:p>
-        </w:tc>
-        <w:tc>
-          <w:tcPr>
-            <w:tcW w:w="1632" w:type="dxa"/>
-          </w:tcPr>
-          <w:p>
-            <w:pPr>
-              <w:spacing w:line="360" w:lineRule="auto"/>
-              <w:rPr>
-                <w:sz w:val="26"/>
-                <w:szCs w:val="26"/>
-              </w:rPr>
-            </w:pPr>
-            <w:r>
-              <w:rPr>
-                <w:sz w:val="26"/>
-                <w:szCs w:val="26"/>
-              </w:rPr>
-              <w:t>UC-05</w:t>
-            </w:r>
-            <w:r>
-              <w:rPr>
-                <w:sz w:val="26"/>
-                <w:szCs w:val="26"/>
-              </w:rPr>
-              <w:t>:Theo dõi các chi tiêu</w:t>
-            </w:r>
-          </w:p>
-        </w:tc>
-        <w:tc>
-          <w:tcPr>
-            <w:tcW w:w="1899" w:type="dxa"/>
-          </w:tcPr>
-          <w:p>
-            <w:pPr>
-              <w:spacing w:line="360" w:lineRule="auto"/>
-              <w:rPr>
-                <w:sz w:val="26"/>
-                <w:szCs w:val="26"/>
-              </w:rPr>
-            </w:pPr>
-            <w:r>
-              <w:rPr>
-                <w:sz w:val="26"/>
-                <w:szCs w:val="26"/>
-              </w:rPr>
-              <w:t>Transaction, Category</w:t>
-            </w:r>
-          </w:p>
-        </w:tc>
-        <w:tc>
-          <w:tcPr>
-            <w:tcW w:w="1899" w:type="dxa"/>
-          </w:tcPr>
-          <w:p>
-            <w:pPr>
-              <w:spacing w:line="360" w:lineRule="auto"/>
-              <w:rPr>
-                <w:sz w:val="26"/>
-                <w:szCs w:val="26"/>
-              </w:rPr>
-            </w:pPr>
-            <w:r>
-              <w:rPr>
-                <w:sz w:val="26"/>
-                <w:szCs w:val="26"/>
-              </w:rPr>
-              <w:t>Transaction, Category</w:t>
-            </w:r>
-          </w:p>
-        </w:tc>
-      </w:tr>
-      <w:tr>
-        <w:tc>
-          <w:tcPr>
-            <w:tcW w:w="1559" w:type="dxa"/>
-          </w:tcPr>
-          <w:p>
-            <w:pPr>
-              <w:spacing w:line="360" w:lineRule="auto"/>
-              <w:rPr>
-                <w:sz w:val="26"/>
-                <w:szCs w:val="26"/>
-              </w:rPr>
-            </w:pPr>
-            <w:r>
-              <w:rPr>
-                <w:sz w:val="26"/>
-                <w:szCs w:val="26"/>
-              </w:rPr>
-              <w:t>FR-13</w:t>
-            </w:r>
-          </w:p>
-        </w:tc>
-        <w:tc>
-          <w:tcPr>
-            <w:tcW w:w="1738" w:type="dxa"/>
-          </w:tcPr>
-          <w:p>
-            <w:pPr>
-              <w:spacing w:line="360" w:lineRule="auto"/>
-              <w:rPr>
-                <w:sz w:val="26"/>
-                <w:szCs w:val="26"/>
-              </w:rPr>
-            </w:pPr>
-            <w:r>
-              <w:rPr>
-                <w:sz w:val="26"/>
-                <w:szCs w:val="26"/>
-              </w:rPr>
-              <w:t>Chia sẻ tài khoản, phân quyền thành viên</w:t>
-            </w:r>
-          </w:p>
-        </w:tc>
-        <w:tc>
-          <w:tcPr>
-            <w:tcW w:w="1632" w:type="dxa"/>
-          </w:tcPr>
-          <w:p>
-            <w:pPr>
-              <w:spacing w:line="360" w:lineRule="auto"/>
-              <w:rPr>
-                <w:sz w:val="26"/>
-                <w:szCs w:val="26"/>
-              </w:rPr>
-            </w:pPr>
-            <w:r>
-              <w:rPr>
-                <w:sz w:val="26"/>
-                <w:szCs w:val="26"/>
-              </w:rPr>
-              <w:t>UC-06: Chia sẻ tài khoản</w:t>
-            </w:r>
-            <w:r>
-              <w:rPr>
-                <w:sz w:val="26"/>
-                <w:szCs w:val="26"/>
-              </w:rPr>
-              <w:tab/>
-            </w:r>
-          </w:p>
-        </w:tc>
-        <w:tc>
-          <w:tcPr>
-            <w:tcW w:w="1899" w:type="dxa"/>
-          </w:tcPr>
-          <w:p>
-            <w:pPr>
-              <w:spacing w:line="360" w:lineRule="auto"/>
-              <w:rPr>
-                <w:sz w:val="26"/>
-                <w:szCs w:val="26"/>
-              </w:rPr>
-            </w:pPr>
-            <w:r>
-              <w:rPr>
-                <w:sz w:val="26"/>
-                <w:szCs w:val="26"/>
-              </w:rPr>
-              <w:t>WalletMember, FamilyMember, Family</w:t>
-            </w:r>
-          </w:p>
-        </w:tc>
-        <w:tc>
-          <w:tcPr>
-            <w:tcW w:w="1899" w:type="dxa"/>
-          </w:tcPr>
-          <w:p>
-            <w:pPr>
-              <w:spacing w:line="360" w:lineRule="auto"/>
-              <w:rPr>
-                <w:sz w:val="26"/>
-                <w:szCs w:val="26"/>
-              </w:rPr>
-            </w:pPr>
-            <w:r>
-              <w:rPr>
-                <w:sz w:val="26"/>
-                <w:szCs w:val="26"/>
-              </w:rPr>
-              <w:t>WalletMember, FamilyMember, Family</w:t>
-            </w:r>
-          </w:p>
-        </w:tc>
-      </w:tr>
-      <w:tr>
-        <w:tc>
-          <w:tcPr>
-            <w:tcW w:w="1559" w:type="dxa"/>
-          </w:tcPr>
-          <w:p>
-            <w:pPr>
-              <w:spacing w:line="360" w:lineRule="auto"/>
-              <w:rPr>
-                <w:sz w:val="26"/>
-                <w:szCs w:val="26"/>
-              </w:rPr>
-            </w:pPr>
-            <w:r>
-              <w:rPr>
-                <w:sz w:val="26"/>
-                <w:szCs w:val="26"/>
-              </w:rPr>
-              <w:t>FR-14</w:t>
-            </w:r>
-          </w:p>
-        </w:tc>
-        <w:tc>
-          <w:tcPr>
-            <w:tcW w:w="1738" w:type="dxa"/>
-          </w:tcPr>
-          <w:p>
-            <w:pPr>
-              <w:spacing w:line="360" w:lineRule="auto"/>
-              <w:rPr>
-                <w:sz w:val="26"/>
-                <w:szCs w:val="26"/>
-              </w:rPr>
-            </w:pPr>
-            <w:r>
-              <w:rPr>
-                <w:sz w:val="26"/>
-                <w:szCs w:val="26"/>
-              </w:rPr>
-              <w:t>Phân quyền vai trò (cá nhân/gia đình/admin)</w:t>
-            </w:r>
-          </w:p>
-        </w:tc>
-        <w:tc>
-          <w:tcPr>
-            <w:tcW w:w="1632" w:type="dxa"/>
-          </w:tcPr>
-          <w:p>
-            <w:pPr>
-              <w:spacing w:line="360" w:lineRule="auto"/>
-              <w:rPr>
-                <w:sz w:val="26"/>
-                <w:szCs w:val="26"/>
-              </w:rPr>
-            </w:pPr>
-            <w:r>
-              <w:rPr>
-                <w:sz w:val="26"/>
-                <w:szCs w:val="26"/>
-              </w:rPr>
-              <w:t>UC-01, UC-06</w:t>
-            </w:r>
-          </w:p>
-        </w:tc>
-        <w:tc>
-          <w:tcPr>
-            <w:tcW w:w="1899" w:type="dxa"/>
-          </w:tcPr>
-          <w:p>
-            <w:pPr>
-              <w:spacing w:line="360" w:lineRule="auto"/>
-              <w:rPr>
-                <w:sz w:val="26"/>
-                <w:szCs w:val="26"/>
-              </w:rPr>
-            </w:pPr>
-            <w:r>
-              <w:rPr>
-                <w:sz w:val="26"/>
-                <w:szCs w:val="26"/>
-              </w:rPr>
-              <w:t>User, FamilyMember</w:t>
-            </w:r>
-          </w:p>
-        </w:tc>
-        <w:tc>
-          <w:tcPr>
-            <w:tcW w:w="1899" w:type="dxa"/>
-          </w:tcPr>
-          <w:p>
-            <w:pPr>
-              <w:spacing w:line="360" w:lineRule="auto"/>
-              <w:rPr>
-                <w:sz w:val="26"/>
-                <w:szCs w:val="26"/>
-              </w:rPr>
-            </w:pPr>
-            <w:r>
-              <w:rPr>
-                <w:sz w:val="26"/>
-                <w:szCs w:val="26"/>
-              </w:rPr>
-              <w:t>User, FamilyMember</w:t>
-            </w:r>
-          </w:p>
-        </w:tc>
-      </w:tr>
-      <w:tr>
-        <w:tc>
-          <w:tcPr>
-            <w:tcW w:w="1559" w:type="dxa"/>
-          </w:tcPr>
-          <w:p>
-            <w:pPr>
-              <w:spacing w:line="360" w:lineRule="auto"/>
-              <w:rPr>
-                <w:sz w:val="26"/>
-                <w:szCs w:val="26"/>
-              </w:rPr>
-            </w:pPr>
-            <w:r>
-              <w:rPr>
-                <w:sz w:val="26"/>
-                <w:szCs w:val="26"/>
-              </w:rPr>
-              <w:t>FR-15</w:t>
-            </w:r>
-          </w:p>
-        </w:tc>
-        <w:tc>
-          <w:tcPr>
-            <w:tcW w:w="1738" w:type="dxa"/>
-          </w:tcPr>
-          <w:p>
-            <w:pPr>
-              <w:spacing w:line="360" w:lineRule="auto"/>
-              <w:rPr>
-                <w:sz w:val="26"/>
-                <w:szCs w:val="26"/>
-              </w:rPr>
-            </w:pPr>
-            <w:r>
-              <w:rPr>
-                <w:sz w:val="26"/>
-                <w:szCs w:val="26"/>
-              </w:rPr>
-              <w:t>Admin quản lý user, danh mục mẫu, cấu hình hệ thống</w:t>
-            </w:r>
-          </w:p>
-        </w:tc>
-        <w:tc>
-          <w:tcPr>
-            <w:tcW w:w="1632" w:type="dxa"/>
-          </w:tcPr>
-          <w:p>
-            <w:pPr>
-              <w:spacing w:line="360" w:lineRule="auto"/>
-              <w:rPr>
-                <w:sz w:val="26"/>
-                <w:szCs w:val="26"/>
-              </w:rPr>
-            </w:pPr>
-            <w:r>
-              <w:rPr>
-                <w:sz w:val="26"/>
-                <w:szCs w:val="26"/>
-              </w:rPr>
-              <w:t>UC-07: Quản lý danh mục</w:t>
-            </w:r>
-          </w:p>
-        </w:tc>
-        <w:tc>
-          <w:tcPr>
-            <w:tcW w:w="1899" w:type="dxa"/>
-          </w:tcPr>
-          <w:p>
-            <w:pPr>
-              <w:spacing w:line="360" w:lineRule="auto"/>
-              <w:rPr>
-                <w:sz w:val="26"/>
-                <w:szCs w:val="26"/>
-              </w:rPr>
-            </w:pPr>
-            <w:r>
-              <w:rPr>
-                <w:sz w:val="26"/>
-                <w:szCs w:val="26"/>
-              </w:rPr>
-              <w:t>User, Category</w:t>
-            </w:r>
-          </w:p>
-        </w:tc>
-        <w:tc>
-          <w:tcPr>
-            <w:tcW w:w="1899" w:type="dxa"/>
-          </w:tcPr>
-          <w:p>
-            <w:pPr>
-              <w:spacing w:line="360" w:lineRule="auto"/>
-              <w:rPr>
-                <w:sz w:val="26"/>
-                <w:szCs w:val="26"/>
-              </w:rPr>
-            </w:pPr>
-            <w:r>
-              <w:rPr>
-                <w:sz w:val="26"/>
-                <w:szCs w:val="26"/>
-              </w:rPr>
-              <w:t>User, Category</w:t>
-            </w:r>
-          </w:p>
-        </w:tc>
-      </w:tr>
-      <w:tr>
-        <w:tc>
-          <w:tcPr>
-            <w:tcW w:w="1559" w:type="dxa"/>
-          </w:tcPr>
-          <w:p>
-            <w:pPr>
-              <w:spacing w:line="360" w:lineRule="auto"/>
-              <w:rPr>
-                <w:sz w:val="26"/>
-                <w:szCs w:val="26"/>
-              </w:rPr>
-            </w:pPr>
-            <w:r>
-              <w:rPr>
-                <w:sz w:val="26"/>
-                <w:szCs w:val="26"/>
-              </w:rPr>
-              <w:t>FR-16</w:t>
-            </w:r>
-          </w:p>
-        </w:tc>
-        <w:tc>
-          <w:tcPr>
-            <w:tcW w:w="1738" w:type="dxa"/>
-          </w:tcPr>
-          <w:p>
-            <w:pPr>
-              <w:spacing w:line="360" w:lineRule="auto"/>
-              <w:rPr>
-                <w:sz w:val="26"/>
-                <w:szCs w:val="26"/>
-              </w:rPr>
-            </w:pPr>
-            <w:r>
-              <w:rPr>
-                <w:sz w:val="26"/>
-                <w:szCs w:val="26"/>
-              </w:rPr>
-              <w:t>Xuất báo cáo Excel/PDF</w:t>
-            </w:r>
-          </w:p>
-        </w:tc>
-        <w:tc>
-          <w:tcPr>
-            <w:tcW w:w="1632" w:type="dxa"/>
-          </w:tcPr>
-          <w:p>
-            <w:pPr>
-              <w:spacing w:line="360" w:lineRule="auto"/>
-              <w:rPr>
-                <w:sz w:val="26"/>
-                <w:szCs w:val="26"/>
-              </w:rPr>
-            </w:pPr>
-            <w:r>
-              <w:rPr>
-                <w:sz w:val="26"/>
-                <w:szCs w:val="26"/>
-              </w:rPr>
-              <w:t>(Xuất báo cá</w:t>
-            </w:r>
-            <w:r>
-              <w:rPr>
-                <w:sz w:val="26"/>
-                <w:szCs w:val="26"/>
-              </w:rPr>
-              <w:t>o</w:t>
-            </w:r>
-            <w:r>
-              <w:rPr>
-                <w:sz w:val="26"/>
-                <w:szCs w:val="26"/>
-              </w:rPr>
-              <w:t>)</w:t>
-            </w:r>
-          </w:p>
-        </w:tc>
-        <w:tc>
-          <w:tcPr>
-            <w:tcW w:w="1899" w:type="dxa"/>
-          </w:tcPr>
-          <w:p>
-            <w:pPr>
-              <w:spacing w:line="360" w:lineRule="auto"/>
-              <w:rPr>
-                <w:sz w:val="26"/>
-                <w:szCs w:val="26"/>
-              </w:rPr>
-            </w:pPr>
-            <w:r>
-              <w:rPr>
-                <w:sz w:val="26"/>
-                <w:szCs w:val="26"/>
-              </w:rPr>
-              <w:t>Transaction</w:t>
-            </w:r>
-          </w:p>
-        </w:tc>
-        <w:tc>
-          <w:tcPr>
-            <w:tcW w:w="1899" w:type="dxa"/>
-          </w:tcPr>
-          <w:p>
-            <w:pPr>
-              <w:spacing w:line="360" w:lineRule="auto"/>
-              <w:rPr>
-                <w:sz w:val="26"/>
-                <w:szCs w:val="26"/>
-              </w:rPr>
-            </w:pPr>
-            <w:r>
-              <w:rPr>
-                <w:sz w:val="26"/>
-                <w:szCs w:val="26"/>
-              </w:rPr>
-              <w:t>Transaction</w:t>
-            </w:r>
-          </w:p>
-        </w:tc>
-      </w:tr>
-      <w:tr>
-        <w:tc>
-          <w:tcPr>
-            <w:tcW w:w="1559" w:type="dxa"/>
-          </w:tcPr>
-          <w:p>
-            <w:pPr>
-              <w:spacing w:line="360" w:lineRule="auto"/>
-              <w:rPr>
-                <w:sz w:val="26"/>
-                <w:szCs w:val="26"/>
-              </w:rPr>
-            </w:pPr>
-            <w:r>
-              <w:rPr>
-                <w:sz w:val="26"/>
-                <w:szCs w:val="26"/>
-              </w:rPr>
-              <w:t>FR-17</w:t>
-            </w:r>
-          </w:p>
-        </w:tc>
-        <w:tc>
-          <w:tcPr>
-            <w:tcW w:w="1738" w:type="dxa"/>
-          </w:tcPr>
-          <w:p>
-            <w:pPr>
-              <w:spacing w:line="360" w:lineRule="auto"/>
-              <w:rPr>
-                <w:sz w:val="26"/>
-                <w:szCs w:val="26"/>
-              </w:rPr>
-            </w:pPr>
-            <w:r>
-              <w:rPr>
-                <w:sz w:val="26"/>
-                <w:szCs w:val="26"/>
-              </w:rPr>
-              <w:t>Tính lãi suất, đổi ngoại tệ</w:t>
-            </w:r>
-          </w:p>
-        </w:tc>
-        <w:tc>
-          <w:tcPr>
-            <w:tcW w:w="1632" w:type="dxa"/>
-          </w:tcPr>
-          <w:p>
-            <w:pPr>
-              <w:spacing w:line="360" w:lineRule="auto"/>
-              <w:rPr>
-                <w:sz w:val="26"/>
-                <w:szCs w:val="26"/>
-              </w:rPr>
-            </w:pPr>
-            <w:r>
-              <w:rPr>
-                <w:sz w:val="26"/>
-                <w:szCs w:val="26"/>
-              </w:rPr>
-              <w:t>(Tính lãi xuất, đổi ngoại tệ)</w:t>
-            </w:r>
-          </w:p>
-        </w:tc>
-        <w:tc>
-          <w:tcPr>
-            <w:tcW w:w="1899" w:type="dxa"/>
-          </w:tcPr>
-          <w:p>
-            <w:pPr>
-              <w:spacing w:line="360" w:lineRule="auto"/>
-              <w:rPr>
-                <w:sz w:val="26"/>
-                <w:szCs w:val="26"/>
-              </w:rPr>
-            </w:pPr>
-          </w:p>
-        </w:tc>
-        <w:tc>
-          <w:tcPr>
-            <w:tcW w:w="1899" w:type="dxa"/>
-          </w:tcPr>
-          <w:p>
-            <w:pPr>
-              <w:spacing w:line="360" w:lineRule="auto"/>
-              <w:rPr>
-                <w:sz w:val="26"/>
-                <w:szCs w:val="26"/>
-              </w:rPr>
-            </w:pPr>
-          </w:p>
-        </w:tc>
-      </w:tr>
-    </w:tbl>
+    <w:p>
+      <w:pPr>
+        <w:pStyle w:val="Caption"/>
+        <w:spacing w:line="360" w:lineRule="auto"/>
+        <w:rPr>
+          <w:i w:val="0"/>
+          <w:iCs w:val="0"/>
+          <w:color w:val="auto"/>
+          <w:sz w:val="26"/>
+          <w:szCs w:val="26"/>
+        </w:rPr>
+      </w:pPr>
+      <w:bookmarkStart w:id="43" w:name="_Toc235632850"/>
+      <w:bookmarkStart w:id="44" w:name="_Toc236173650"/>
+    </w:p>
     <w:p>
       <w:pPr>
         <w:pStyle w:val="Caption"/>
@@ -15917,15 +13177,12 @@
           <w:szCs w:val="26"/>
         </w:rPr>
       </w:pPr>
-      <w:bookmarkStart w:id="43" w:name="_Toc235632850"/>
-      <w:bookmarkStart w:id="44" w:name="_Toc236173650"/>
-      <w:r>
-        <w:rPr>
-          <w:color w:val="auto"/>
-          <w:sz w:val="26"/>
-          <w:szCs w:val="26"/>
-        </w:rPr>
-        <w:lastRenderedPageBreak/>
+      <w:r>
+        <w:rPr>
+          <w:color w:val="auto"/>
+          <w:sz w:val="26"/>
+          <w:szCs w:val="26"/>
+        </w:rPr>
         <w:t xml:space="preserve">Bảng </w:t>
       </w:r>
       <w:r>
@@ -16034,11 +13291,12 @@
         <w:rPr>
           <w:noProof/>
         </w:rPr>
+        <w:lastRenderedPageBreak/>
         <w:drawing>
-          <wp:inline distT="0" distB="0" distL="0" distR="0" wp14:anchorId="5EA99CE9" wp14:editId="2B9A0DE1">
-            <wp:extent cx="5487783" cy="4572000"/>
+          <wp:inline distT="0" distB="0" distL="0" distR="0" wp14:anchorId="1C193466" wp14:editId="55181D7A">
+            <wp:extent cx="5547995" cy="3989705"/>
             <wp:effectExtent l="0" t="0" r="0" b="0"/>
-            <wp:docPr id="13" name="Picture 13"/>
+            <wp:docPr id="21" name="Picture 21"/>
             <wp:cNvGraphicFramePr>
               <a:graphicFrameLocks xmlns:a="http://schemas.openxmlformats.org/drawingml/2006/main" noChangeAspect="1"/>
             </wp:cNvGraphicFramePr>
@@ -16046,7 +13304,7 @@
               <a:graphicData uri="http://schemas.openxmlformats.org/drawingml/2006/picture">
                 <pic:pic xmlns:pic="http://schemas.openxmlformats.org/drawingml/2006/picture">
                   <pic:nvPicPr>
-                    <pic:cNvPr id="0" name="Picture 1"/>
+                    <pic:cNvPr id="0" name="Picture 5"/>
                     <pic:cNvPicPr>
                       <a:picLocks noChangeAspect="1" noChangeArrowheads="1"/>
                     </pic:cNvPicPr>
@@ -16067,7 +13325,7 @@
                   <pic:spPr bwMode="auto">
                     <a:xfrm>
                       <a:off x="0" y="0"/>
-                      <a:ext cx="5527129" cy="4604780"/>
+                      <a:ext cx="5547995" cy="3989705"/>
                     </a:xfrm>
                     <a:prstGeom prst="rect">
                       <a:avLst/>
@@ -16478,7 +13736,6 @@
                 <w:sz w:val="24"/>
                 <w:szCs w:val="24"/>
               </w:rPr>
-              <w:lastRenderedPageBreak/>
               <w:t>Hậu điều kiện</w:t>
             </w:r>
           </w:p>
@@ -16735,6 +13992,7 @@
                 <w:sz w:val="24"/>
                 <w:szCs w:val="24"/>
               </w:rPr>
+              <w:lastRenderedPageBreak/>
               <w:t>Luồng ngoại lệ</w:t>
             </w:r>
           </w:p>
@@ -17558,8 +14816,7 @@
           <w:sz w:val="26"/>
           <w:szCs w:val="26"/>
         </w:rPr>
-        <w:lastRenderedPageBreak/>
-        <w:t>UC-03: Nhập dữ liệu CSV, hình ảnh</w:t>
+        <w:t>UC-03: Nhập dữ liệu CSV</w:t>
       </w:r>
     </w:p>
     <w:tbl>
@@ -17841,6 +15098,7 @@
                 <w:sz w:val="24"/>
                 <w:szCs w:val="24"/>
               </w:rPr>
+              <w:lastRenderedPageBreak/>
               <w:t>Hậu điều kiện</w:t>
             </w:r>
           </w:p>
@@ -18714,7 +15972,6 @@
                 <w:sz w:val="24"/>
                 <w:szCs w:val="24"/>
               </w:rPr>
-              <w:lastRenderedPageBreak/>
               <w:t>Luồng ngoại lệ</w:t>
             </w:r>
           </w:p>
@@ -18879,6 +16136,7 @@
                 <w:sz w:val="24"/>
                 <w:szCs w:val="24"/>
               </w:rPr>
+              <w:lastRenderedPageBreak/>
               <w:t>Mục</w:t>
             </w:r>
           </w:p>
@@ -19528,7 +16786,16 @@
           <w:sz w:val="26"/>
           <w:szCs w:val="26"/>
         </w:rPr>
-        <w:t>UC-06: Chia sẻ tài khoản</w:t>
+        <w:t xml:space="preserve">UC-06: Chia sẻ </w:t>
+      </w:r>
+      <w:r>
+        <w:rPr>
+          <w:b/>
+          <w:bCs/>
+          <w:sz w:val="26"/>
+          <w:szCs w:val="26"/>
+        </w:rPr>
+        <w:t>ví chung</w:t>
       </w:r>
     </w:p>
     <w:tbl>
@@ -19856,7 +17123,6 @@
                 <w:sz w:val="24"/>
                 <w:szCs w:val="24"/>
               </w:rPr>
-              <w:lastRenderedPageBreak/>
               <w:t>Luồng hoạt động chính</w:t>
             </w:r>
           </w:p>
@@ -20113,6 +17379,7 @@
           <w:sz w:val="26"/>
           <w:szCs w:val="26"/>
         </w:rPr>
+        <w:lastRenderedPageBreak/>
         <w:t xml:space="preserve">Bảng </w:t>
       </w:r>
       <w:r>
@@ -20169,600 +17436,28 @@
     </w:p>
     <w:p>
       <w:pPr>
+        <w:pStyle w:val="Heading3"/>
         <w:rPr>
           <w:b/>
           <w:bCs/>
-          <w:sz w:val="26"/>
-          <w:szCs w:val="26"/>
-        </w:rPr>
-      </w:pPr>
+          <w:color w:val="auto"/>
+          <w:sz w:val="26"/>
+          <w:szCs w:val="26"/>
+        </w:rPr>
+      </w:pPr>
+      <w:bookmarkStart w:id="51" w:name="_Toc236173480"/>
       <w:r>
         <w:rPr>
           <w:b/>
           <w:bCs/>
-          <w:sz w:val="26"/>
-          <w:szCs w:val="26"/>
-        </w:rPr>
-        <w:t>UC-07: Quản lý danh mục</w:t>
-      </w:r>
-    </w:p>
-    <w:tbl>
-      <w:tblPr>
-        <w:tblW w:w="5000" w:type="pct"/>
-        <w:tblBorders>
-          <w:top w:val="single" w:sz="4" w:space="0" w:color="auto"/>
-          <w:left w:val="single" w:sz="4" w:space="0" w:color="auto"/>
-          <w:bottom w:val="single" w:sz="4" w:space="0" w:color="auto"/>
-          <w:right w:val="single" w:sz="4" w:space="0" w:color="auto"/>
-          <w:insideH w:val="single" w:sz="4" w:space="0" w:color="auto"/>
-          <w:insideV w:val="single" w:sz="4" w:space="0" w:color="auto"/>
-        </w:tblBorders>
-        <w:tblLayout w:type="fixed"/>
-        <w:tblCellMar>
-          <w:top w:w="80" w:type="dxa"/>
-          <w:left w:w="120" w:type="dxa"/>
-          <w:bottom w:w="80" w:type="dxa"/>
-          <w:right w:w="120" w:type="dxa"/>
-        </w:tblCellMar>
-        <w:tblLook w:val="04A0" w:firstRow="1" w:lastRow="0" w:firstColumn="1" w:lastColumn="0" w:noHBand="0" w:noVBand="1"/>
-      </w:tblPr>
-      <w:tblGrid>
-        <w:gridCol w:w="2960"/>
-        <w:gridCol w:w="5767"/>
-      </w:tblGrid>
-      <w:tr>
-        <w:trPr>
-          <w:tblHeader/>
-        </w:trPr>
-        <w:tc>
-          <w:tcPr>
-            <w:tcW w:w="2960" w:type="dxa"/>
-          </w:tcPr>
-          <w:p>
-            <w:pPr>
-              <w:spacing w:before="0" w:line="240" w:lineRule="auto"/>
-              <w:rPr>
-                <w:sz w:val="24"/>
-                <w:szCs w:val="24"/>
-              </w:rPr>
-            </w:pPr>
-            <w:r>
-              <w:rPr>
-                <w:b/>
-                <w:bCs/>
-                <w:sz w:val="24"/>
-                <w:szCs w:val="24"/>
-              </w:rPr>
-              <w:t>Mục</w:t>
-            </w:r>
-          </w:p>
-        </w:tc>
-        <w:tc>
-          <w:tcPr>
-            <w:tcW w:w="5767" w:type="dxa"/>
-          </w:tcPr>
-          <w:p>
-            <w:pPr>
-              <w:spacing w:before="0" w:line="240" w:lineRule="auto"/>
-              <w:rPr>
-                <w:sz w:val="24"/>
-                <w:szCs w:val="24"/>
-              </w:rPr>
-            </w:pPr>
-            <w:r>
-              <w:rPr>
-                <w:b/>
-                <w:bCs/>
-                <w:sz w:val="24"/>
-                <w:szCs w:val="24"/>
-              </w:rPr>
-              <w:t>Nội dung</w:t>
-            </w:r>
-          </w:p>
-        </w:tc>
-      </w:tr>
-      <w:tr>
-        <w:tc>
-          <w:tcPr>
-            <w:tcW w:w="2960" w:type="dxa"/>
-          </w:tcPr>
-          <w:p>
-            <w:pPr>
-              <w:spacing w:before="0" w:line="240" w:lineRule="auto"/>
-              <w:rPr>
-                <w:sz w:val="24"/>
-                <w:szCs w:val="24"/>
-              </w:rPr>
-            </w:pPr>
-            <w:r>
-              <w:rPr>
-                <w:b/>
-                <w:bCs/>
-                <w:sz w:val="24"/>
-                <w:szCs w:val="24"/>
-              </w:rPr>
-              <w:t>Mô tả</w:t>
-            </w:r>
-          </w:p>
-        </w:tc>
-        <w:tc>
-          <w:tcPr>
-            <w:tcW w:w="5767" w:type="dxa"/>
-          </w:tcPr>
-          <w:p>
-            <w:pPr>
-              <w:spacing w:before="0" w:line="240" w:lineRule="auto"/>
-              <w:rPr>
-                <w:sz w:val="24"/>
-                <w:szCs w:val="24"/>
-              </w:rPr>
-            </w:pPr>
-            <w:r>
-              <w:rPr>
-                <w:sz w:val="24"/>
-                <w:szCs w:val="24"/>
-              </w:rPr>
-              <w:t>Cho phép Admin tạo/sửa/xóa danh mục mẫu dùng chung cho toàn hệ thống</w:t>
-            </w:r>
-          </w:p>
-        </w:tc>
-      </w:tr>
-      <w:tr>
-        <w:tc>
-          <w:tcPr>
-            <w:tcW w:w="2960" w:type="dxa"/>
-          </w:tcPr>
-          <w:p>
-            <w:pPr>
-              <w:spacing w:before="0" w:line="240" w:lineRule="auto"/>
-              <w:rPr>
-                <w:sz w:val="24"/>
-                <w:szCs w:val="24"/>
-              </w:rPr>
-            </w:pPr>
-            <w:r>
-              <w:rPr>
-                <w:b/>
-                <w:bCs/>
-                <w:sz w:val="24"/>
-                <w:szCs w:val="24"/>
-              </w:rPr>
-              <w:t>Actor chính</w:t>
-            </w:r>
-          </w:p>
-        </w:tc>
-        <w:tc>
-          <w:tcPr>
-            <w:tcW w:w="5767" w:type="dxa"/>
-          </w:tcPr>
-          <w:p>
-            <w:pPr>
-              <w:spacing w:before="0" w:line="240" w:lineRule="auto"/>
-              <w:rPr>
-                <w:sz w:val="24"/>
-                <w:szCs w:val="24"/>
-              </w:rPr>
-            </w:pPr>
-            <w:r>
-              <w:rPr>
-                <w:sz w:val="24"/>
-                <w:szCs w:val="24"/>
-              </w:rPr>
-              <w:t>Admin</w:t>
-            </w:r>
-          </w:p>
-        </w:tc>
-      </w:tr>
-      <w:tr>
-        <w:tc>
-          <w:tcPr>
-            <w:tcW w:w="2960" w:type="dxa"/>
-          </w:tcPr>
-          <w:p>
-            <w:pPr>
-              <w:spacing w:before="0" w:line="240" w:lineRule="auto"/>
-              <w:rPr>
-                <w:sz w:val="24"/>
-                <w:szCs w:val="24"/>
-              </w:rPr>
-            </w:pPr>
-            <w:r>
-              <w:rPr>
-                <w:b/>
-                <w:bCs/>
-                <w:sz w:val="24"/>
-                <w:szCs w:val="24"/>
-              </w:rPr>
-              <w:t>Actor phụ</w:t>
-            </w:r>
-          </w:p>
-        </w:tc>
-        <w:tc>
-          <w:tcPr>
-            <w:tcW w:w="5767" w:type="dxa"/>
-          </w:tcPr>
-          <w:p>
-            <w:pPr>
-              <w:spacing w:before="0" w:line="240" w:lineRule="auto"/>
-              <w:rPr>
-                <w:sz w:val="24"/>
-                <w:szCs w:val="24"/>
-              </w:rPr>
-            </w:pPr>
-            <w:r>
-              <w:rPr>
-                <w:sz w:val="24"/>
-                <w:szCs w:val="24"/>
-              </w:rPr>
-              <w:t>không</w:t>
-            </w:r>
-          </w:p>
-        </w:tc>
-      </w:tr>
-      <w:tr>
-        <w:tc>
-          <w:tcPr>
-            <w:tcW w:w="2960" w:type="dxa"/>
-          </w:tcPr>
-          <w:p>
-            <w:pPr>
-              <w:spacing w:before="0" w:line="240" w:lineRule="auto"/>
-              <w:rPr>
-                <w:sz w:val="24"/>
-                <w:szCs w:val="24"/>
-              </w:rPr>
-            </w:pPr>
-            <w:r>
-              <w:rPr>
-                <w:b/>
-                <w:bCs/>
-                <w:sz w:val="24"/>
-                <w:szCs w:val="24"/>
-              </w:rPr>
-              <w:t>Tiền điều kiện</w:t>
-            </w:r>
-          </w:p>
-        </w:tc>
-        <w:tc>
-          <w:tcPr>
-            <w:tcW w:w="5767" w:type="dxa"/>
-          </w:tcPr>
-          <w:p>
-            <w:pPr>
-              <w:spacing w:before="0" w:line="240" w:lineRule="auto"/>
-              <w:rPr>
-                <w:sz w:val="24"/>
-                <w:szCs w:val="24"/>
-              </w:rPr>
-            </w:pPr>
-            <w:r>
-              <w:rPr>
-                <w:sz w:val="24"/>
-                <w:szCs w:val="24"/>
-              </w:rPr>
-              <w:t>Đã đăng nhập với vai trò Admin</w:t>
-            </w:r>
-          </w:p>
-        </w:tc>
-      </w:tr>
-      <w:tr>
-        <w:tc>
-          <w:tcPr>
-            <w:tcW w:w="2960" w:type="dxa"/>
-          </w:tcPr>
-          <w:p>
-            <w:pPr>
-              <w:spacing w:before="0" w:line="240" w:lineRule="auto"/>
-              <w:rPr>
-                <w:sz w:val="24"/>
-                <w:szCs w:val="24"/>
-              </w:rPr>
-            </w:pPr>
-            <w:r>
-              <w:rPr>
-                <w:b/>
-                <w:bCs/>
-                <w:sz w:val="24"/>
-                <w:szCs w:val="24"/>
-              </w:rPr>
-              <w:t>Hậu điều kiện</w:t>
-            </w:r>
-          </w:p>
-        </w:tc>
-        <w:tc>
-          <w:tcPr>
-            <w:tcW w:w="5767" w:type="dxa"/>
-          </w:tcPr>
-          <w:p>
-            <w:pPr>
-              <w:spacing w:before="0" w:line="240" w:lineRule="auto"/>
-              <w:rPr>
-                <w:sz w:val="24"/>
-                <w:szCs w:val="24"/>
-              </w:rPr>
-            </w:pPr>
-            <w:r>
-              <w:rPr>
-                <w:sz w:val="24"/>
-                <w:szCs w:val="24"/>
-              </w:rPr>
-              <w:t>Danh mục mẫu được cập nhật, áp dụng cho người dùng mới</w:t>
-            </w:r>
-          </w:p>
-        </w:tc>
-      </w:tr>
-      <w:tr>
-        <w:tc>
-          <w:tcPr>
-            <w:tcW w:w="2960" w:type="dxa"/>
-          </w:tcPr>
-          <w:p>
-            <w:pPr>
-              <w:spacing w:before="0" w:line="240" w:lineRule="auto"/>
-              <w:rPr>
-                <w:sz w:val="24"/>
-                <w:szCs w:val="24"/>
-              </w:rPr>
-            </w:pPr>
-            <w:r>
-              <w:rPr>
-                <w:b/>
-                <w:bCs/>
-                <w:sz w:val="24"/>
-                <w:szCs w:val="24"/>
-              </w:rPr>
-              <w:t>Luồng hoạt động chính</w:t>
-            </w:r>
-          </w:p>
-        </w:tc>
-        <w:tc>
-          <w:tcPr>
-            <w:tcW w:w="5767" w:type="dxa"/>
-          </w:tcPr>
-          <w:p>
-            <w:pPr>
-              <w:spacing w:before="0" w:line="240" w:lineRule="auto"/>
-              <w:rPr>
-                <w:sz w:val="24"/>
-                <w:szCs w:val="24"/>
-              </w:rPr>
-            </w:pPr>
-            <w:r>
-              <w:rPr>
-                <w:b/>
-                <w:bCs/>
-                <w:sz w:val="24"/>
-                <w:szCs w:val="24"/>
-              </w:rPr>
-              <w:t>B1:</w:t>
-            </w:r>
-            <w:r>
-              <w:rPr>
-                <w:sz w:val="24"/>
-                <w:szCs w:val="24"/>
-              </w:rPr>
-              <w:t xml:space="preserve"> Admin chọn thêm/sửa/xóa danh mục mẫu</w:t>
-            </w:r>
-          </w:p>
-          <w:p>
-            <w:pPr>
-              <w:spacing w:before="0" w:line="240" w:lineRule="auto"/>
-              <w:rPr>
-                <w:sz w:val="24"/>
-                <w:szCs w:val="24"/>
-              </w:rPr>
-            </w:pPr>
-            <w:r>
-              <w:rPr>
-                <w:b/>
-                <w:bCs/>
-                <w:sz w:val="24"/>
-                <w:szCs w:val="24"/>
-              </w:rPr>
-              <w:t>B2:</w:t>
-            </w:r>
-            <w:r>
-              <w:rPr>
-                <w:sz w:val="24"/>
-                <w:szCs w:val="24"/>
-              </w:rPr>
-              <w:t xml:space="preserve"> Hệ thống cập nhật danh mục</w:t>
-            </w:r>
-          </w:p>
-          <w:p>
-            <w:pPr>
-              <w:spacing w:before="0" w:line="240" w:lineRule="auto"/>
-              <w:rPr>
-                <w:sz w:val="24"/>
-                <w:szCs w:val="24"/>
-              </w:rPr>
-            </w:pPr>
-            <w:r>
-              <w:rPr>
-                <w:b/>
-                <w:bCs/>
-                <w:sz w:val="24"/>
-                <w:szCs w:val="24"/>
-              </w:rPr>
-              <w:t>B3:</w:t>
-            </w:r>
-            <w:r>
-              <w:rPr>
-                <w:sz w:val="24"/>
-                <w:szCs w:val="24"/>
-              </w:rPr>
-              <w:t xml:space="preserve"> Kết thúc</w:t>
-            </w:r>
-          </w:p>
-        </w:tc>
-      </w:tr>
-      <w:tr>
-        <w:tc>
-          <w:tcPr>
-            <w:tcW w:w="2960" w:type="dxa"/>
-          </w:tcPr>
-          <w:p>
-            <w:pPr>
-              <w:spacing w:before="0" w:line="240" w:lineRule="auto"/>
-              <w:rPr>
-                <w:sz w:val="24"/>
-                <w:szCs w:val="24"/>
-              </w:rPr>
-            </w:pPr>
-            <w:r>
-              <w:rPr>
-                <w:b/>
-                <w:bCs/>
-                <w:sz w:val="24"/>
-                <w:szCs w:val="24"/>
-              </w:rPr>
-              <w:t>Luồng thay thế</w:t>
-            </w:r>
-          </w:p>
-        </w:tc>
-        <w:tc>
-          <w:tcPr>
-            <w:tcW w:w="5767" w:type="dxa"/>
-          </w:tcPr>
-          <w:p>
-            <w:pPr>
-              <w:spacing w:before="0" w:line="240" w:lineRule="auto"/>
-              <w:rPr>
-                <w:sz w:val="24"/>
-                <w:szCs w:val="24"/>
-              </w:rPr>
-            </w:pPr>
-            <w:r>
-              <w:rPr>
-                <w:sz w:val="24"/>
-                <w:szCs w:val="24"/>
-              </w:rPr>
-              <w:t>Không có</w:t>
-            </w:r>
-          </w:p>
-        </w:tc>
-      </w:tr>
-      <w:tr>
-        <w:tc>
-          <w:tcPr>
-            <w:tcW w:w="2960" w:type="dxa"/>
-          </w:tcPr>
-          <w:p>
-            <w:pPr>
-              <w:spacing w:before="0" w:line="240" w:lineRule="auto"/>
-              <w:rPr>
-                <w:sz w:val="24"/>
-                <w:szCs w:val="24"/>
-              </w:rPr>
-            </w:pPr>
-            <w:r>
-              <w:rPr>
-                <w:b/>
-                <w:bCs/>
-                <w:sz w:val="24"/>
-                <w:szCs w:val="24"/>
-              </w:rPr>
-              <w:t>Luồng ngoại lệ</w:t>
-            </w:r>
-          </w:p>
-        </w:tc>
-        <w:tc>
-          <w:tcPr>
-            <w:tcW w:w="5767" w:type="dxa"/>
-          </w:tcPr>
-          <w:p>
-            <w:pPr>
-              <w:spacing w:before="0" w:line="240" w:lineRule="auto"/>
-              <w:rPr>
-                <w:sz w:val="24"/>
-                <w:szCs w:val="24"/>
-              </w:rPr>
-            </w:pPr>
-            <w:r>
-              <w:rPr>
-                <w:sz w:val="24"/>
-                <w:szCs w:val="24"/>
-              </w:rPr>
-              <w:t>Nếu danh mục đang được người dùng sử dụng, không cho xóa mà chỉ cho phép ẩn</w:t>
-            </w:r>
-          </w:p>
-        </w:tc>
-      </w:tr>
-    </w:tbl>
-    <w:p>
-      <w:pPr>
-        <w:pStyle w:val="Caption"/>
-        <w:jc w:val="center"/>
-        <w:rPr>
-          <w:color w:val="auto"/>
-          <w:sz w:val="26"/>
-          <w:szCs w:val="26"/>
-        </w:rPr>
-      </w:pPr>
-      <w:bookmarkStart w:id="51" w:name="_Toc236173654"/>
-      <w:r>
-        <w:rPr>
-          <w:color w:val="auto"/>
-          <w:sz w:val="26"/>
-          <w:szCs w:val="26"/>
-        </w:rPr>
-        <w:t xml:space="preserve">Bảng </w:t>
-      </w:r>
-      <w:r>
-        <w:rPr>
-          <w:color w:val="auto"/>
-          <w:sz w:val="26"/>
-          <w:szCs w:val="26"/>
-        </w:rPr>
-        <w:fldChar w:fldCharType="begin"/>
-      </w:r>
-      <w:r>
-        <w:rPr>
-          <w:color w:val="auto"/>
-          <w:sz w:val="26"/>
-          <w:szCs w:val="26"/>
-        </w:rPr>
-        <w:instrText xml:space="preserve"> SEQ Bảng \* ARABIC </w:instrText>
-      </w:r>
-      <w:r>
-        <w:rPr>
-          <w:color w:val="auto"/>
-          <w:sz w:val="26"/>
-          <w:szCs w:val="26"/>
-        </w:rPr>
-        <w:fldChar w:fldCharType="separate"/>
-      </w:r>
-      <w:r>
-        <w:rPr>
-          <w:noProof/>
-          <w:color w:val="auto"/>
-          <w:sz w:val="26"/>
-          <w:szCs w:val="26"/>
-        </w:rPr>
-        <w:t>12</w:t>
-      </w:r>
-      <w:r>
-        <w:rPr>
-          <w:noProof/>
-          <w:color w:val="auto"/>
-          <w:sz w:val="26"/>
-          <w:szCs w:val="26"/>
-        </w:rPr>
-        <w:fldChar w:fldCharType="end"/>
-      </w:r>
-      <w:r>
-        <w:rPr>
-          <w:color w:val="auto"/>
-          <w:sz w:val="26"/>
-          <w:szCs w:val="26"/>
-        </w:rPr>
-        <w:t>. Đặc tả uc quản lý danh mục</w:t>
+          <w:color w:val="auto"/>
+          <w:sz w:val="26"/>
+          <w:szCs w:val="26"/>
+        </w:rPr>
+        <w:t xml:space="preserve">3.2.3. </w:t>
       </w:r>
       <w:bookmarkEnd w:id="51"/>
-    </w:p>
-    <w:p>
-      <w:pPr>
-        <w:pStyle w:val="Heading3"/>
+      <w:r>
         <w:rPr>
           <w:b/>
           <w:bCs/>
@@ -20770,19 +17465,8 @@
           <w:sz w:val="26"/>
           <w:szCs w:val="26"/>
         </w:rPr>
-      </w:pPr>
-      <w:bookmarkStart w:id="52" w:name="_Toc236173480"/>
-      <w:r>
-        <w:rPr>
-          <w:b/>
-          <w:bCs/>
-          <w:color w:val="auto"/>
-          <w:sz w:val="26"/>
-          <w:szCs w:val="26"/>
-        </w:rPr>
-        <w:t>3.2.3. Sơ đồ lớp</w:t>
-      </w:r>
-      <w:bookmarkEnd w:id="52"/>
+        <w:t>Xây dựng cơ sở dữ liệu hệ thống</w:t>
+      </w:r>
     </w:p>
     <w:p>
       <w:pPr>
@@ -20794,12 +17478,11 @@
         <w:rPr>
           <w:noProof/>
         </w:rPr>
-        <w:lastRenderedPageBreak/>
         <w:drawing>
-          <wp:inline distT="0" distB="0" distL="0" distR="0" wp14:anchorId="36B97162" wp14:editId="6EB3B9BD">
-            <wp:extent cx="4882551" cy="4150122"/>
-            <wp:effectExtent l="0" t="0" r="0" b="3175"/>
-            <wp:docPr id="8" name="Picture 8"/>
+          <wp:inline distT="0" distB="0" distL="0" distR="0" wp14:anchorId="2EA796F5" wp14:editId="1410E47D">
+            <wp:extent cx="5547995" cy="2722245"/>
+            <wp:effectExtent l="0" t="0" r="0" b="1905"/>
+            <wp:docPr id="7" name="Picture 7"/>
             <wp:cNvGraphicFramePr>
               <a:graphicFrameLocks xmlns:a="http://schemas.openxmlformats.org/drawingml/2006/main" noChangeAspect="1"/>
             </wp:cNvGraphicFramePr>
@@ -20807,13 +17490,13 @@
               <a:graphicData uri="http://schemas.openxmlformats.org/drawingml/2006/picture">
                 <pic:pic xmlns:pic="http://schemas.openxmlformats.org/drawingml/2006/picture">
                   <pic:nvPicPr>
-                    <pic:cNvPr id="0" name="Picture 3"/>
+                    <pic:cNvPr id="0" name="Picture 1"/>
                     <pic:cNvPicPr>
                       <a:picLocks noChangeAspect="1" noChangeArrowheads="1"/>
                     </pic:cNvPicPr>
                   </pic:nvPicPr>
                   <pic:blipFill>
-                    <a:blip r:embed="rId11">
+                    <a:blip r:embed="rId11" cstate="print">
                       <a:extLst>
                         <a:ext uri="{28A0092B-C50C-407E-A947-70E740481C1C}">
                           <a14:useLocalDpi xmlns:a14="http://schemas.microsoft.com/office/drawing/2010/main" val="0"/>
@@ -20828,7 +17511,7 @@
                   <pic:spPr bwMode="auto">
                     <a:xfrm>
                       <a:off x="0" y="0"/>
-                      <a:ext cx="4897583" cy="4162899"/>
+                      <a:ext cx="5547995" cy="2722245"/>
                     </a:xfrm>
                     <a:prstGeom prst="rect">
                       <a:avLst/>
@@ -20856,7 +17539,7 @@
           <w:szCs w:val="26"/>
         </w:rPr>
       </w:pPr>
-      <w:bookmarkStart w:id="53" w:name="_Toc235626512"/>
+      <w:bookmarkStart w:id="52" w:name="_Toc235626512"/>
       <w:r>
         <w:rPr>
           <w:color w:val="auto"/>
@@ -20913,9 +17596,17 @@
           <w:sz w:val="26"/>
           <w:szCs w:val="26"/>
         </w:rPr>
-        <w:t>. Sơ đồ lớp của hệ thống</w:t>
-      </w:r>
-      <w:bookmarkEnd w:id="53"/>
+        <w:t xml:space="preserve">. </w:t>
+      </w:r>
+      <w:bookmarkEnd w:id="52"/>
+      <w:r>
+        <w:rPr>
+          <w:color w:val="auto"/>
+          <w:sz w:val="26"/>
+          <w:szCs w:val="26"/>
+        </w:rPr>
+        <w:t>Bảng erd của hệ thống</w:t>
+      </w:r>
     </w:p>
     <w:p>
       <w:pPr>
@@ -20928,7 +17619,7 @@
           <w:szCs w:val="26"/>
         </w:rPr>
       </w:pPr>
-      <w:bookmarkStart w:id="54" w:name="_Toc236173481"/>
+      <w:bookmarkStart w:id="53" w:name="_Toc236173481"/>
       <w:r>
         <w:rPr>
           <w:b/>
@@ -20937,14 +17628,25 @@
           <w:sz w:val="26"/>
           <w:szCs w:val="26"/>
         </w:rPr>
-        <w:t>3.2.4. Xây dựng cơ sở dữ liệ</w:t>
-      </w:r>
-      <w:bookmarkEnd w:id="54"/>
+        <w:t xml:space="preserve">3.2.4. </w:t>
+      </w:r>
+      <w:bookmarkEnd w:id="53"/>
+      <w:r>
+        <w:rPr>
+          <w:b/>
+          <w:bCs/>
+          <w:color w:val="auto"/>
+          <w:sz w:val="26"/>
+          <w:szCs w:val="26"/>
+        </w:rPr>
+        <w:t>Sơ đồ lớp hệ thống</w:t>
+      </w:r>
     </w:p>
     <w:p>
       <w:pPr>
         <w:keepNext/>
         <w:spacing w:after="120"/>
+        <w:jc w:val="center"/>
       </w:pPr>
       <w:r>
         <w:rPr>
@@ -20952,10 +17654,10 @@
         </w:rPr>
         <w:lastRenderedPageBreak/>
         <w:drawing>
-          <wp:inline distT="0" distB="0" distL="0" distR="0" wp14:anchorId="23EE872E" wp14:editId="415FB77B">
-            <wp:extent cx="5280451" cy="3606325"/>
+          <wp:inline distT="0" distB="0" distL="0" distR="0" wp14:anchorId="385F5593" wp14:editId="45935733">
+            <wp:extent cx="5547995" cy="4097020"/>
             <wp:effectExtent l="0" t="0" r="0" b="0"/>
-            <wp:docPr id="7" name="Picture 7"/>
+            <wp:docPr id="19" name="Picture 19"/>
             <wp:cNvGraphicFramePr>
               <a:graphicFrameLocks xmlns:a="http://schemas.openxmlformats.org/drawingml/2006/main" noChangeAspect="1"/>
             </wp:cNvGraphicFramePr>
@@ -20963,7 +17665,7 @@
               <a:graphicData uri="http://schemas.openxmlformats.org/drawingml/2006/picture">
                 <pic:pic xmlns:pic="http://schemas.openxmlformats.org/drawingml/2006/picture">
                   <pic:nvPicPr>
-                    <pic:cNvPr id="0" name="Picture 1"/>
+                    <pic:cNvPr id="0" name="Picture 3"/>
                     <pic:cNvPicPr>
                       <a:picLocks noChangeAspect="1" noChangeArrowheads="1"/>
                     </pic:cNvPicPr>
@@ -20984,7 +17686,7 @@
                   <pic:spPr bwMode="auto">
                     <a:xfrm>
                       <a:off x="0" y="0"/>
-                      <a:ext cx="5310241" cy="3626671"/>
+                      <a:ext cx="5547995" cy="4097020"/>
                     </a:xfrm>
                     <a:prstGeom prst="rect">
                       <a:avLst/>
@@ -21012,7 +17714,7 @@
           <w:szCs w:val="26"/>
         </w:rPr>
       </w:pPr>
-      <w:bookmarkStart w:id="55" w:name="_Toc235626513"/>
+      <w:bookmarkStart w:id="54" w:name="_Toc235626513"/>
       <w:r>
         <w:rPr>
           <w:color w:val="auto"/>
@@ -21069,9 +17771,17 @@
           <w:sz w:val="26"/>
           <w:szCs w:val="26"/>
         </w:rPr>
-        <w:t>. Bảng erd của hệ thống</w:t>
-      </w:r>
-      <w:bookmarkEnd w:id="55"/>
+        <w:t xml:space="preserve">. </w:t>
+      </w:r>
+      <w:bookmarkEnd w:id="54"/>
+      <w:r>
+        <w:rPr>
+          <w:color w:val="auto"/>
+          <w:sz w:val="26"/>
+          <w:szCs w:val="26"/>
+        </w:rPr>
+        <w:t>Sơ đồ lớp của hệ thống</w:t>
+      </w:r>
     </w:p>
     <w:p>
       <w:pPr>
@@ -21084,7 +17794,7 @@
           <w:szCs w:val="26"/>
         </w:rPr>
       </w:pPr>
-      <w:bookmarkStart w:id="56" w:name="_Toc236173482"/>
+      <w:bookmarkStart w:id="55" w:name="_Toc236173482"/>
       <w:r>
         <w:rPr>
           <w:b/>
@@ -21105,7 +17815,7 @@
         </w:rPr>
         <w:t>Sơ đồ hoạt động</w:t>
       </w:r>
-      <w:bookmarkEnd w:id="56"/>
+      <w:bookmarkEnd w:id="55"/>
     </w:p>
     <w:p>
       <w:pPr>
@@ -21139,6 +17849,7 @@
           <w:sz w:val="26"/>
           <w:szCs w:val="26"/>
         </w:rPr>
+        <w:lastRenderedPageBreak/>
         <w:drawing>
           <wp:inline distT="0" distB="0" distL="0" distR="0" wp14:anchorId="5C38850B" wp14:editId="033A9D81">
             <wp:extent cx="4395537" cy="3506569"/>
@@ -21202,7 +17913,7 @@
           <w:szCs w:val="26"/>
         </w:rPr>
       </w:pPr>
-      <w:bookmarkStart w:id="57" w:name="_Toc235626514"/>
+      <w:bookmarkStart w:id="56" w:name="_Toc235626514"/>
       <w:r>
         <w:rPr>
           <w:color w:val="auto"/>
@@ -21277,7 +17988,7 @@
         </w:rPr>
         <w:t>đăng nhập</w:t>
       </w:r>
-      <w:bookmarkEnd w:id="57"/>
+      <w:bookmarkEnd w:id="56"/>
     </w:p>
     <w:p>
       <w:pPr>
@@ -21295,7 +18006,6 @@
           <w:sz w:val="26"/>
           <w:szCs w:val="26"/>
         </w:rPr>
-        <w:lastRenderedPageBreak/>
         <w:t>UC-02: Quản lý các phiên giao dịch</w:t>
       </w:r>
     </w:p>
@@ -21309,10 +18019,10 @@
           <w:noProof/>
         </w:rPr>
         <w:drawing>
-          <wp:inline distT="0" distB="0" distL="0" distR="0" wp14:anchorId="2AE15477" wp14:editId="6ADFE1E9">
-            <wp:extent cx="4503604" cy="3058245"/>
-            <wp:effectExtent l="0" t="0" r="0" b="8890"/>
-            <wp:docPr id="1" name="Picture 1"/>
+          <wp:inline distT="0" distB="0" distL="0" distR="0" wp14:anchorId="1187E45D" wp14:editId="360326AF">
+            <wp:extent cx="3886200" cy="3349329"/>
+            <wp:effectExtent l="0" t="0" r="0" b="3810"/>
+            <wp:docPr id="28" name="Picture 28"/>
             <wp:cNvGraphicFramePr>
               <a:graphicFrameLocks xmlns:a="http://schemas.openxmlformats.org/drawingml/2006/main" noChangeAspect="1"/>
             </wp:cNvGraphicFramePr>
@@ -21320,7 +18030,7 @@
               <a:graphicData uri="http://schemas.openxmlformats.org/drawingml/2006/picture">
                 <pic:pic xmlns:pic="http://schemas.openxmlformats.org/drawingml/2006/picture">
                   <pic:nvPicPr>
-                    <pic:cNvPr id="0" name="Picture 1"/>
+                    <pic:cNvPr id="0" name="Picture 9"/>
                     <pic:cNvPicPr>
                       <a:picLocks noChangeAspect="1" noChangeArrowheads="1"/>
                     </pic:cNvPicPr>
@@ -21341,7 +18051,7 @@
                   <pic:spPr bwMode="auto">
                     <a:xfrm>
                       <a:off x="0" y="0"/>
-                      <a:ext cx="4510643" cy="3063025"/>
+                      <a:ext cx="3892341" cy="3354622"/>
                     </a:xfrm>
                     <a:prstGeom prst="rect">
                       <a:avLst/>
@@ -21371,7 +18081,7 @@
           <w:szCs w:val="26"/>
         </w:rPr>
       </w:pPr>
-      <w:bookmarkStart w:id="58" w:name="_Toc235626515"/>
+      <w:bookmarkStart w:id="57" w:name="_Toc235626515"/>
       <w:r>
         <w:rPr>
           <w:color w:val="auto"/>
@@ -21446,7 +18156,7 @@
         </w:rPr>
         <w:t>quản lý các phiên giao dịch</w:t>
       </w:r>
-      <w:bookmarkEnd w:id="58"/>
+      <w:bookmarkEnd w:id="57"/>
     </w:p>
     <w:p>
       <w:pPr>
@@ -21464,7 +18174,34 @@
           <w:sz w:val="26"/>
           <w:szCs w:val="26"/>
         </w:rPr>
-        <w:t>UC-03: Nhập dữ liệu CSV, hình ảnh</w:t>
+        <w:t xml:space="preserve">UC-03: Nhập </w:t>
+      </w:r>
+      <w:r>
+        <w:rPr>
+          <w:b/>
+          <w:bCs/>
+          <w:sz w:val="26"/>
+          <w:szCs w:val="26"/>
+        </w:rPr>
+        <w:t xml:space="preserve">bằng file </w:t>
+      </w:r>
+      <w:r>
+        <w:rPr>
+          <w:b/>
+          <w:bCs/>
+          <w:sz w:val="26"/>
+          <w:szCs w:val="26"/>
+        </w:rPr>
+        <w:t>dữ liệ</w:t>
+      </w:r>
+      <w:r>
+        <w:rPr>
+          <w:b/>
+          <w:bCs/>
+          <w:sz w:val="26"/>
+          <w:szCs w:val="26"/>
+        </w:rPr>
+        <w:t>u</w:t>
       </w:r>
     </w:p>
     <w:p>
@@ -21476,11 +18213,12 @@
         <w:rPr>
           <w:noProof/>
         </w:rPr>
+        <w:lastRenderedPageBreak/>
         <w:drawing>
-          <wp:inline distT="0" distB="0" distL="0" distR="0" wp14:anchorId="55EC9A89" wp14:editId="0D9E4540">
-            <wp:extent cx="4187612" cy="4119073"/>
-            <wp:effectExtent l="0" t="0" r="3810" b="0"/>
-            <wp:docPr id="2" name="Picture 2"/>
+          <wp:inline distT="0" distB="0" distL="0" distR="0" wp14:anchorId="45B9E690" wp14:editId="116429E7">
+            <wp:extent cx="4096851" cy="4031673"/>
+            <wp:effectExtent l="0" t="0" r="0" b="6985"/>
+            <wp:docPr id="29" name="Picture 29"/>
             <wp:cNvGraphicFramePr>
               <a:graphicFrameLocks xmlns:a="http://schemas.openxmlformats.org/drawingml/2006/main" noChangeAspect="1"/>
             </wp:cNvGraphicFramePr>
@@ -21488,7 +18226,7 @@
               <a:graphicData uri="http://schemas.openxmlformats.org/drawingml/2006/picture">
                 <pic:pic xmlns:pic="http://schemas.openxmlformats.org/drawingml/2006/picture">
                   <pic:nvPicPr>
-                    <pic:cNvPr id="0" name="Picture 3"/>
+                    <pic:cNvPr id="0" name="Picture 11"/>
                     <pic:cNvPicPr>
                       <a:picLocks noChangeAspect="1" noChangeArrowheads="1"/>
                     </pic:cNvPicPr>
@@ -21509,7 +18247,7 @@
                   <pic:spPr bwMode="auto">
                     <a:xfrm>
                       <a:off x="0" y="0"/>
-                      <a:ext cx="4203337" cy="4134541"/>
+                      <a:ext cx="4103262" cy="4037982"/>
                     </a:xfrm>
                     <a:prstGeom prst="rect">
                       <a:avLst/>
@@ -21539,7 +18277,7 @@
           <w:szCs w:val="26"/>
         </w:rPr>
       </w:pPr>
-      <w:bookmarkStart w:id="59" w:name="_Toc235626516"/>
+      <w:bookmarkStart w:id="58" w:name="_Toc235626516"/>
       <w:r>
         <w:rPr>
           <w:color w:val="auto"/>
@@ -21614,7 +18352,7 @@
         </w:rPr>
         <w:t xml:space="preserve"> nhập dữ liệu CSV, hình ảnh</w:t>
       </w:r>
-      <w:bookmarkEnd w:id="59"/>
+      <w:bookmarkEnd w:id="58"/>
     </w:p>
     <w:p>
       <w:pPr>
@@ -21632,7 +18370,6 @@
           <w:sz w:val="26"/>
           <w:szCs w:val="26"/>
         </w:rPr>
-        <w:lastRenderedPageBreak/>
         <w:t>UC-04: Thiết lập ngân sách</w:t>
       </w:r>
     </w:p>
@@ -21645,6 +18382,7 @@
         <w:rPr>
           <w:noProof/>
         </w:rPr>
+        <w:lastRenderedPageBreak/>
         <w:drawing>
           <wp:inline distT="0" distB="0" distL="0" distR="0" wp14:anchorId="74FB6460" wp14:editId="64B70DC7">
             <wp:extent cx="4418319" cy="3652180"/>
@@ -21708,7 +18446,7 @@
           <w:szCs w:val="26"/>
         </w:rPr>
       </w:pPr>
-      <w:bookmarkStart w:id="60" w:name="_Toc235626517"/>
+      <w:bookmarkStart w:id="59" w:name="_Toc235626517"/>
       <w:r>
         <w:rPr>
           <w:color w:val="auto"/>
@@ -21783,7 +18521,7 @@
         </w:rPr>
         <w:t xml:space="preserve"> thiết lập ngân sách</w:t>
       </w:r>
-      <w:bookmarkEnd w:id="60"/>
+      <w:bookmarkEnd w:id="59"/>
     </w:p>
     <w:p>
       <w:pPr>
@@ -21813,7 +18551,6 @@
         <w:rPr>
           <w:noProof/>
         </w:rPr>
-        <w:lastRenderedPageBreak/>
         <w:drawing>
           <wp:inline distT="0" distB="0" distL="0" distR="0" wp14:anchorId="7D896ADE" wp14:editId="326028E7">
             <wp:extent cx="4456740" cy="3629359"/>
@@ -21877,7 +18614,7 @@
           <w:szCs w:val="26"/>
         </w:rPr>
       </w:pPr>
-      <w:bookmarkStart w:id="61" w:name="_Toc235626518"/>
+      <w:bookmarkStart w:id="60" w:name="_Toc235626518"/>
       <w:r>
         <w:rPr>
           <w:color w:val="auto"/>
@@ -21952,7 +18689,7 @@
         </w:rPr>
         <w:t xml:space="preserve"> theo dõi các chi tiêu</w:t>
       </w:r>
-      <w:bookmarkEnd w:id="61"/>
+      <w:bookmarkEnd w:id="60"/>
     </w:p>
     <w:p>
       <w:pPr>
@@ -21970,6 +18707,7 @@
           <w:sz w:val="26"/>
           <w:szCs w:val="26"/>
         </w:rPr>
+        <w:lastRenderedPageBreak/>
         <w:t>UC-06: Chia sẻ tài khoản</w:t>
       </w:r>
     </w:p>
@@ -22045,7 +18783,7 @@
           <w:szCs w:val="26"/>
         </w:rPr>
       </w:pPr>
-      <w:bookmarkStart w:id="62" w:name="_Toc235626519"/>
+      <w:bookmarkStart w:id="61" w:name="_Toc235626519"/>
       <w:r>
         <w:rPr>
           <w:color w:val="auto"/>
@@ -22120,197 +18858,28 @@
         </w:rPr>
         <w:t xml:space="preserve"> chia sẻ tài khoản</w:t>
       </w:r>
+      <w:bookmarkEnd w:id="61"/>
+    </w:p>
+    <w:p>
+      <w:pPr>
+        <w:pStyle w:val="Heading3"/>
+        <w:rPr>
+          <w:sz w:val="26"/>
+          <w:szCs w:val="26"/>
+        </w:rPr>
+      </w:pPr>
+      <w:bookmarkStart w:id="62" w:name="_Toc236173483"/>
+      <w:r>
+        <w:t xml:space="preserve">3.2.6. </w:t>
+      </w:r>
+      <w:r>
+        <w:rPr>
+          <w:sz w:val="26"/>
+          <w:szCs w:val="26"/>
+        </w:rPr>
+        <w:t>Sơ đồ tuần tự</w:t>
+      </w:r>
       <w:bookmarkEnd w:id="62"/>
-    </w:p>
-    <w:p>
-      <w:pPr>
-        <w:rPr>
-          <w:b/>
-          <w:bCs/>
-          <w:sz w:val="26"/>
-          <w:szCs w:val="26"/>
-        </w:rPr>
-      </w:pPr>
-      <w:r>
-        <w:rPr>
-          <w:b/>
-          <w:bCs/>
-          <w:sz w:val="26"/>
-          <w:szCs w:val="26"/>
-        </w:rPr>
-        <w:lastRenderedPageBreak/>
-        <w:t>UC-07: Quản lý danh mục</w:t>
-      </w:r>
-    </w:p>
-    <w:p>
-      <w:pPr>
-        <w:keepNext/>
-        <w:jc w:val="center"/>
-      </w:pPr>
-      <w:r>
-        <w:rPr>
-          <w:noProof/>
-        </w:rPr>
-        <w:drawing>
-          <wp:inline distT="0" distB="0" distL="0" distR="0" wp14:anchorId="2D828EA1" wp14:editId="1E7441F9">
-            <wp:extent cx="4332923" cy="2674044"/>
-            <wp:effectExtent l="0" t="0" r="0" b="0"/>
-            <wp:docPr id="11" name="Picture 11"/>
-            <wp:cNvGraphicFramePr>
-              <a:graphicFrameLocks xmlns:a="http://schemas.openxmlformats.org/drawingml/2006/main" noChangeAspect="1"/>
-            </wp:cNvGraphicFramePr>
-            <a:graphic xmlns:a="http://schemas.openxmlformats.org/drawingml/2006/main">
-              <a:graphicData uri="http://schemas.openxmlformats.org/drawingml/2006/picture">
-                <pic:pic xmlns:pic="http://schemas.openxmlformats.org/drawingml/2006/picture">
-                  <pic:nvPicPr>
-                    <pic:cNvPr id="0" name="Picture 11"/>
-                    <pic:cNvPicPr>
-                      <a:picLocks noChangeAspect="1" noChangeArrowheads="1"/>
-                    </pic:cNvPicPr>
-                  </pic:nvPicPr>
-                  <pic:blipFill>
-                    <a:blip r:embed="rId19">
-                      <a:extLst>
-                        <a:ext uri="{28A0092B-C50C-407E-A947-70E740481C1C}">
-                          <a14:useLocalDpi xmlns:a14="http://schemas.microsoft.com/office/drawing/2010/main" val="0"/>
-                        </a:ext>
-                      </a:extLst>
-                    </a:blip>
-                    <a:srcRect/>
-                    <a:stretch>
-                      <a:fillRect/>
-                    </a:stretch>
-                  </pic:blipFill>
-                  <pic:spPr bwMode="auto">
-                    <a:xfrm>
-                      <a:off x="0" y="0"/>
-                      <a:ext cx="4360253" cy="2690911"/>
-                    </a:xfrm>
-                    <a:prstGeom prst="rect">
-                      <a:avLst/>
-                    </a:prstGeom>
-                    <a:noFill/>
-                    <a:ln>
-                      <a:noFill/>
-                    </a:ln>
-                  </pic:spPr>
-                </pic:pic>
-              </a:graphicData>
-            </a:graphic>
-          </wp:inline>
-        </w:drawing>
-      </w:r>
-    </w:p>
-    <w:p>
-      <w:pPr>
-        <w:pStyle w:val="Caption"/>
-        <w:spacing w:line="360" w:lineRule="auto"/>
-        <w:jc w:val="center"/>
-        <w:rPr>
-          <w:b/>
-          <w:bCs/>
-          <w:color w:val="auto"/>
-          <w:sz w:val="26"/>
-          <w:szCs w:val="26"/>
-        </w:rPr>
-      </w:pPr>
-      <w:bookmarkStart w:id="63" w:name="_Toc235626520"/>
-      <w:r>
-        <w:rPr>
-          <w:color w:val="auto"/>
-          <w:sz w:val="26"/>
-          <w:szCs w:val="26"/>
-        </w:rPr>
-        <w:t xml:space="preserve">Hình </w:t>
-      </w:r>
-      <w:r>
-        <w:rPr>
-          <w:color w:val="auto"/>
-          <w:sz w:val="26"/>
-          <w:szCs w:val="26"/>
-        </w:rPr>
-        <w:fldChar w:fldCharType="begin"/>
-      </w:r>
-      <w:r>
-        <w:rPr>
-          <w:color w:val="auto"/>
-          <w:sz w:val="26"/>
-          <w:szCs w:val="26"/>
-        </w:rPr>
-        <w:instrText xml:space="preserve"> SEQ Hình \* ARABIC </w:instrText>
-      </w:r>
-      <w:r>
-        <w:rPr>
-          <w:color w:val="auto"/>
-          <w:sz w:val="26"/>
-          <w:szCs w:val="26"/>
-        </w:rPr>
-        <w:fldChar w:fldCharType="separate"/>
-      </w:r>
-      <w:r>
-        <w:rPr>
-          <w:noProof/>
-          <w:color w:val="auto"/>
-          <w:sz w:val="26"/>
-          <w:szCs w:val="26"/>
-        </w:rPr>
-        <w:t>10</w:t>
-      </w:r>
-      <w:r>
-        <w:rPr>
-          <w:noProof/>
-          <w:color w:val="auto"/>
-          <w:sz w:val="26"/>
-          <w:szCs w:val="26"/>
-        </w:rPr>
-        <w:fldChar w:fldCharType="end"/>
-      </w:r>
-      <w:r>
-        <w:rPr>
-          <w:color w:val="auto"/>
-          <w:sz w:val="26"/>
-          <w:szCs w:val="26"/>
-        </w:rPr>
-        <w:t xml:space="preserve">. </w:t>
-      </w:r>
-      <w:r>
-        <w:rPr>
-          <w:color w:val="auto"/>
-          <w:sz w:val="26"/>
-          <w:szCs w:val="26"/>
-        </w:rPr>
-        <w:t>Sơ đồ hoạt động uc</w:t>
-      </w:r>
-      <w:r>
-        <w:rPr>
-          <w:color w:val="auto"/>
-          <w:sz w:val="26"/>
-          <w:szCs w:val="26"/>
-        </w:rPr>
-        <w:t xml:space="preserve"> quản lý danh mục</w:t>
-      </w:r>
-      <w:bookmarkEnd w:id="63"/>
-    </w:p>
-    <w:p>
-      <w:pPr>
-        <w:pStyle w:val="Heading3"/>
-        <w:rPr>
-          <w:sz w:val="26"/>
-          <w:szCs w:val="26"/>
-        </w:rPr>
-      </w:pPr>
-      <w:bookmarkStart w:id="64" w:name="_Toc236173483"/>
-      <w:r>
-        <w:t xml:space="preserve">3.2.6. </w:t>
-      </w:r>
-      <w:r>
-        <w:rPr>
-          <w:sz w:val="26"/>
-          <w:szCs w:val="26"/>
-        </w:rPr>
-        <w:t>Sơ đồ tuần tự</w:t>
-      </w:r>
-      <w:bookmarkEnd w:id="64"/>
       <w:r>
         <w:rPr>
           <w:sz w:val="26"/>
@@ -22378,7 +18947,7 @@
                     </pic:cNvPicPr>
                   </pic:nvPicPr>
                   <pic:blipFill>
-                    <a:blip r:embed="rId20">
+                    <a:blip r:embed="rId19">
                       <a:extLst>
                         <a:ext uri="{28A0092B-C50C-407E-A947-70E740481C1C}">
                           <a14:useLocalDpi xmlns:a14="http://schemas.microsoft.com/office/drawing/2010/main" val="0"/>
@@ -22534,7 +19103,7 @@
                     </pic:cNvPicPr>
                   </pic:nvPicPr>
                   <pic:blipFill>
-                    <a:blip r:embed="rId21">
+                    <a:blip r:embed="rId20">
                       <a:extLst>
                         <a:ext uri="{28A0092B-C50C-407E-A947-70E740481C1C}">
                           <a14:useLocalDpi xmlns:a14="http://schemas.microsoft.com/office/drawing/2010/main" val="0"/>
@@ -22654,7 +19223,7 @@
           <w:sz w:val="26"/>
           <w:szCs w:val="26"/>
         </w:rPr>
-        <w:t>UC-03: Nhập dữ liệu CSV, hình ảnh</w:t>
+        <w:t>UC-03: Nhập dữ liệu CSV</w:t>
       </w:r>
     </w:p>
     <w:p>
@@ -22673,10 +19242,10 @@
         </w:rPr>
         <w:lastRenderedPageBreak/>
         <w:drawing>
-          <wp:inline distT="0" distB="0" distL="0" distR="0" wp14:anchorId="5B2D0190" wp14:editId="7E4F7F9A">
-            <wp:extent cx="4766677" cy="5089657"/>
+          <wp:inline distT="0" distB="0" distL="0" distR="0" wp14:anchorId="07212CE3" wp14:editId="0F93CC6F">
+            <wp:extent cx="5547995" cy="6424930"/>
             <wp:effectExtent l="0" t="0" r="0" b="0"/>
-            <wp:docPr id="15" name="Picture 15"/>
+            <wp:docPr id="31" name="Picture 31"/>
             <wp:cNvGraphicFramePr>
               <a:graphicFrameLocks xmlns:a="http://schemas.openxmlformats.org/drawingml/2006/main" noChangeAspect="1"/>
             </wp:cNvGraphicFramePr>
@@ -22684,13 +19253,13 @@
               <a:graphicData uri="http://schemas.openxmlformats.org/drawingml/2006/picture">
                 <pic:pic xmlns:pic="http://schemas.openxmlformats.org/drawingml/2006/picture">
                   <pic:nvPicPr>
-                    <pic:cNvPr id="0" name="Picture 5"/>
+                    <pic:cNvPr id="0" name="Picture 18"/>
                     <pic:cNvPicPr>
                       <a:picLocks noChangeAspect="1" noChangeArrowheads="1"/>
                     </pic:cNvPicPr>
                   </pic:nvPicPr>
                   <pic:blipFill>
-                    <a:blip r:embed="rId22">
+                    <a:blip r:embed="rId21">
                       <a:extLst>
                         <a:ext uri="{28A0092B-C50C-407E-A947-70E740481C1C}">
                           <a14:useLocalDpi xmlns:a14="http://schemas.microsoft.com/office/drawing/2010/main" val="0"/>
@@ -22705,7 +19274,7 @@
                   <pic:spPr bwMode="auto">
                     <a:xfrm>
                       <a:off x="0" y="0"/>
-                      <a:ext cx="4769905" cy="5093104"/>
+                      <a:ext cx="5547995" cy="6424930"/>
                     </a:xfrm>
                     <a:prstGeom prst="rect">
                       <a:avLst/>
@@ -22846,7 +19415,7 @@
                     </pic:cNvPicPr>
                   </pic:nvPicPr>
                   <pic:blipFill>
-                    <a:blip r:embed="rId23">
+                    <a:blip r:embed="rId22">
                       <a:extLst>
                         <a:ext uri="{28A0092B-C50C-407E-A947-70E740481C1C}">
                           <a14:useLocalDpi xmlns:a14="http://schemas.microsoft.com/office/drawing/2010/main" val="0"/>
@@ -22994,7 +19563,7 @@
                     </pic:cNvPicPr>
                   </pic:nvPicPr>
                   <pic:blipFill>
-                    <a:blip r:embed="rId24">
+                    <a:blip r:embed="rId23">
                       <a:extLst>
                         <a:ext uri="{28A0092B-C50C-407E-A947-70E740481C1C}">
                           <a14:useLocalDpi xmlns:a14="http://schemas.microsoft.com/office/drawing/2010/main" val="0"/>
@@ -23150,7 +19719,7 @@
                     </pic:cNvPicPr>
                   </pic:nvPicPr>
                   <pic:blipFill>
-                    <a:blip r:embed="rId25">
+                    <a:blip r:embed="rId24">
                       <a:extLst>
                         <a:ext uri="{28A0092B-C50C-407E-A947-70E740481C1C}">
                           <a14:useLocalDpi xmlns:a14="http://schemas.microsoft.com/office/drawing/2010/main" val="0"/>
@@ -23256,35 +19825,57 @@
     </w:p>
     <w:p>
       <w:pPr>
-        <w:rPr>
-          <w:noProof/>
-        </w:rPr>
-      </w:pPr>
-      <w:r>
+        <w:pStyle w:val="Heading2"/>
         <w:rPr>
           <w:b/>
           <w:bCs/>
-          <w:sz w:val="26"/>
-          <w:szCs w:val="26"/>
+          <w:color w:val="auto"/>
+        </w:rPr>
+      </w:pPr>
+      <w:bookmarkStart w:id="63" w:name="_Toc236173484"/>
+      <w:r>
+        <w:rPr>
+          <w:b/>
+          <w:bCs/>
+          <w:color w:val="auto"/>
+        </w:rPr>
+        <w:t>3.3 Kiến trúc hệ thống</w:t>
+      </w:r>
+      <w:bookmarkEnd w:id="63"/>
+    </w:p>
+    <w:p>
+      <w:pPr>
+        <w:rPr>
+          <w:sz w:val="26"/>
+          <w:szCs w:val="26"/>
+        </w:rPr>
+      </w:pPr>
+      <w:r>
+        <w:rPr>
+          <w:sz w:val="26"/>
+          <w:szCs w:val="26"/>
+        </w:rPr>
+        <w:t>Hệ thống được xây dựng theo kiến trúc Monolithic: toàn bộ nghiệp vụ được đóng gói trong một ứng dụng Spring Boot duy nhất, nhưng bên trong được chia thành các module độc lập theo từng nghiệp vụ, giúp mã nguồn dễ đọc, dễ bảo trì và sau này có thể dễ dàng tách thành microservices nếu hệ thống mở rộng quy mô. Lựa chọn này phù hợp với NFR-04 (kiến trúc phân tầng, dễ mở rộng) đồng thời tránh độ phức tạp vận hành không cần thiết.</w:t>
+      </w:r>
+    </w:p>
+    <w:p>
+      <w:pPr>
+        <w:jc w:val="center"/>
+        <w:rPr>
+          <w:sz w:val="26"/>
+          <w:szCs w:val="26"/>
+        </w:rPr>
+      </w:pPr>
+      <w:r>
+        <w:rPr>
+          <w:noProof/>
         </w:rPr>
         <w:lastRenderedPageBreak/>
-        <w:t>UC-07: Quản lý danh mục</w:t>
-      </w:r>
-      <w:r>
-        <w:rPr>
-          <w:noProof/>
-        </w:rPr>
-        <w:t xml:space="preserve"> </w:t>
-      </w:r>
-      <w:r>
-        <w:rPr>
-          <w:noProof/>
-        </w:rPr>
         <w:drawing>
-          <wp:inline distT="0" distB="0" distL="0" distR="0" wp14:anchorId="1E532261" wp14:editId="0D9E2A99">
-            <wp:extent cx="5547995" cy="5034915"/>
-            <wp:effectExtent l="0" t="0" r="0" b="0"/>
-            <wp:docPr id="20" name="Picture 20"/>
+          <wp:inline distT="0" distB="0" distL="0" distR="0" wp14:anchorId="38572F7B" wp14:editId="0EE56789">
+            <wp:extent cx="5547995" cy="3345815"/>
+            <wp:effectExtent l="0" t="0" r="0" b="6985"/>
+            <wp:docPr id="32" name="Picture 32"/>
             <wp:cNvGraphicFramePr>
               <a:graphicFrameLocks xmlns:a="http://schemas.openxmlformats.org/drawingml/2006/main" noChangeAspect="1"/>
             </wp:cNvGraphicFramePr>
@@ -23292,13 +19883,13 @@
               <a:graphicData uri="http://schemas.openxmlformats.org/drawingml/2006/picture">
                 <pic:pic xmlns:pic="http://schemas.openxmlformats.org/drawingml/2006/picture">
                   <pic:nvPicPr>
-                    <pic:cNvPr id="0" name="Picture 18"/>
+                    <pic:cNvPr id="0" name="Picture 20"/>
                     <pic:cNvPicPr>
                       <a:picLocks noChangeAspect="1" noChangeArrowheads="1"/>
                     </pic:cNvPicPr>
                   </pic:nvPicPr>
                   <pic:blipFill>
-                    <a:blip r:embed="rId26">
+                    <a:blip r:embed="rId25" cstate="print">
                       <a:extLst>
                         <a:ext uri="{28A0092B-C50C-407E-A947-70E740481C1C}">
                           <a14:useLocalDpi xmlns:a14="http://schemas.microsoft.com/office/drawing/2010/main" val="0"/>
@@ -23313,7 +19904,7 @@
                   <pic:spPr bwMode="auto">
                     <a:xfrm>
                       <a:off x="0" y="0"/>
-                      <a:ext cx="5547995" cy="5034915"/>
+                      <a:ext cx="5547995" cy="3345815"/>
                     </a:xfrm>
                     <a:prstGeom prst="rect">
                       <a:avLst/>
@@ -23332,111 +19923,6 @@
     </w:p>
     <w:p>
       <w:pPr>
-        <w:pStyle w:val="Caption"/>
-        <w:spacing w:line="360" w:lineRule="auto"/>
-        <w:jc w:val="center"/>
-        <w:rPr>
-          <w:color w:val="auto"/>
-          <w:sz w:val="26"/>
-          <w:szCs w:val="26"/>
-        </w:rPr>
-      </w:pPr>
-      <w:r>
-        <w:rPr>
-          <w:color w:val="auto"/>
-          <w:sz w:val="26"/>
-          <w:szCs w:val="26"/>
-        </w:rPr>
-        <w:t xml:space="preserve">Hình </w:t>
-      </w:r>
-      <w:r>
-        <w:rPr>
-          <w:color w:val="auto"/>
-          <w:sz w:val="26"/>
-          <w:szCs w:val="26"/>
-        </w:rPr>
-        <w:fldChar w:fldCharType="begin"/>
-      </w:r>
-      <w:r>
-        <w:rPr>
-          <w:color w:val="auto"/>
-          <w:sz w:val="26"/>
-          <w:szCs w:val="26"/>
-        </w:rPr>
-        <w:instrText xml:space="preserve"> SEQ Hình \* ARABIC </w:instrText>
-      </w:r>
-      <w:r>
-        <w:rPr>
-          <w:color w:val="auto"/>
-          <w:sz w:val="26"/>
-          <w:szCs w:val="26"/>
-        </w:rPr>
-        <w:fldChar w:fldCharType="separate"/>
-      </w:r>
-      <w:r>
-        <w:rPr>
-          <w:noProof/>
-          <w:color w:val="auto"/>
-          <w:sz w:val="26"/>
-          <w:szCs w:val="26"/>
-        </w:rPr>
-        <w:t>17</w:t>
-      </w:r>
-      <w:r>
-        <w:rPr>
-          <w:noProof/>
-          <w:color w:val="auto"/>
-          <w:sz w:val="26"/>
-          <w:szCs w:val="26"/>
-        </w:rPr>
-        <w:fldChar w:fldCharType="end"/>
-      </w:r>
-      <w:r>
-        <w:rPr>
-          <w:color w:val="auto"/>
-          <w:sz w:val="26"/>
-          <w:szCs w:val="26"/>
-        </w:rPr>
-        <w:t>. Sơ đồ tuần tự quản lý danh mục</w:t>
-      </w:r>
-    </w:p>
-    <w:p>
-      <w:pPr>
-        <w:pStyle w:val="Heading2"/>
-        <w:rPr>
-          <w:b/>
-          <w:bCs/>
-          <w:color w:val="auto"/>
-        </w:rPr>
-      </w:pPr>
-      <w:bookmarkStart w:id="65" w:name="_Toc236173484"/>
-      <w:r>
-        <w:rPr>
-          <w:b/>
-          <w:bCs/>
-          <w:color w:val="auto"/>
-        </w:rPr>
-        <w:t>3.3 Kiến trúc hệ thống</w:t>
-      </w:r>
-      <w:bookmarkEnd w:id="65"/>
-    </w:p>
-    <w:p>
-      <w:pPr>
-        <w:rPr>
-          <w:sz w:val="26"/>
-          <w:szCs w:val="26"/>
-        </w:rPr>
-      </w:pPr>
-      <w:r>
-        <w:rPr>
-          <w:sz w:val="26"/>
-          <w:szCs w:val="26"/>
-        </w:rPr>
-        <w:t>Hệ thống được xây dựng theo kiến trúc Monolithic: toàn bộ nghiệp vụ được đóng gói trong một ứng dụng Spring Boot duy nhất, nhưng bên trong được chia thành các module độc lập theo từng nghiệp vụ, giúp mã nguồn dễ đọc, dễ bảo trì và sau này có thể dễ dàng tách thành microservices nếu hệ thống mở rộng quy mô. Lựa chọn này phù hợp với NFR-04 (kiến trúc phân tầng, dễ mở rộng) đồng thời tránh độ phức tạp vận hành không cần thiết.</w:t>
-      </w:r>
-    </w:p>
-    <w:p>
-      <w:pPr>
         <w:keepNext/>
         <w:rPr>
           <w:sz w:val="26"/>
@@ -23448,7 +19934,6 @@
           <w:sz w:val="26"/>
           <w:szCs w:val="26"/>
         </w:rPr>
-        <w:lastRenderedPageBreak/>
         <w:t>Các tầng trong kiến trúc:</w:t>
       </w:r>
     </w:p>
@@ -23676,23 +20161,21 @@
                 <w:sz w:val="24"/>
                 <w:szCs w:val="24"/>
               </w:rPr>
-              <w:t xml:space="preserve">Reverse proxy, phục vụ file tĩnh của SPA, định tuyến </w:t>
-            </w:r>
-            <w:r>
-              <w:rPr>
-                <w:rFonts w:ascii="Courier New" w:eastAsia="Courier New" w:hAnsi="Courier New" w:cs="Courier New"/>
-                <w:sz w:val="24"/>
-                <w:szCs w:val="24"/>
-                <w:shd w:val="clear" w:color="auto" w:fill="F1F5F9"/>
-              </w:rPr>
-              <w:t>/api</w:t>
-            </w:r>
-            <w:r>
-              <w:rPr>
-                <w:sz w:val="24"/>
-                <w:szCs w:val="24"/>
-              </w:rPr>
-              <w:t xml:space="preserve"> vào Spring Boot Backend</w:t>
+              <w:t>Reverse proxy, phục vụ file tĩnh của SPA, định tuyến</w:t>
+            </w:r>
+            <w:r>
+              <w:rPr>
+                <w:sz w:val="24"/>
+                <w:szCs w:val="24"/>
+              </w:rPr>
+              <w:t xml:space="preserve"> api </w:t>
+            </w:r>
+            <w:r>
+              <w:rPr>
+                <w:sz w:val="24"/>
+                <w:szCs w:val="24"/>
+              </w:rPr>
+              <w:t>vào Spring Boot Backend</w:t>
             </w:r>
           </w:p>
         </w:tc>
@@ -24040,7 +20523,14 @@
                 <w:sz w:val="24"/>
                 <w:szCs w:val="24"/>
               </w:rPr>
-              <w:t>OpenAI API</w:t>
+              <w:t>GEMINI</w:t>
+            </w:r>
+            <w:r>
+              <w:rPr>
+                <w:sz w:val="24"/>
+                <w:szCs w:val="24"/>
+              </w:rPr>
+              <w:t xml:space="preserve"> API</w:t>
             </w:r>
           </w:p>
         </w:tc>
@@ -24082,7 +20572,21 @@
                 <w:sz w:val="24"/>
                 <w:szCs w:val="24"/>
               </w:rPr>
-              <w:t>Sinh nhận xét thói quen chi tiêu từ dữ liệu tổng hợp (UC-05, FR-03)</w:t>
+              <w:t xml:space="preserve">Sinh </w:t>
+            </w:r>
+            <w:r>
+              <w:rPr>
+                <w:sz w:val="24"/>
+                <w:szCs w:val="24"/>
+              </w:rPr>
+              <w:t xml:space="preserve">các </w:t>
+            </w:r>
+            <w:r>
+              <w:rPr>
+                <w:sz w:val="24"/>
+                <w:szCs w:val="24"/>
+              </w:rPr>
+              <w:t>nhận xét chi tiêu từ dữ liệu tổng hợp</w:t>
             </w:r>
           </w:p>
         </w:tc>
@@ -24229,11 +20733,12 @@
           <w:bCs/>
         </w:rPr>
       </w:pPr>
-      <w:bookmarkStart w:id="66" w:name="_Toc236173485"/>
-      <w:r>
+      <w:bookmarkStart w:id="64" w:name="_Toc236173485"/>
+      <w:r>
+        <w:lastRenderedPageBreak/>
         <w:t>3.3. Thiết kế giao diện</w:t>
       </w:r>
-      <w:bookmarkEnd w:id="66"/>
+      <w:bookmarkEnd w:id="64"/>
       <w:r>
         <w:t xml:space="preserve"> </w:t>
       </w:r>
@@ -24248,7 +20753,6 @@
         <w:rPr>
           <w:noProof/>
         </w:rPr>
-        <w:lastRenderedPageBreak/>
         <w:drawing>
           <wp:inline distT="0" distB="0" distL="0" distR="0" wp14:anchorId="12C3772F" wp14:editId="0FD72A77">
             <wp:extent cx="3587857" cy="3976743"/>
@@ -24267,7 +20771,7 @@
                     </pic:cNvPicPr>
                   </pic:nvPicPr>
                   <pic:blipFill>
-                    <a:blip r:embed="rId27" cstate="print">
+                    <a:blip r:embed="rId26" cstate="print">
                       <a:extLst>
                         <a:ext uri="{28A0092B-C50C-407E-A947-70E740481C1C}">
                           <a14:useLocalDpi xmlns:a14="http://schemas.microsoft.com/office/drawing/2010/main" val="0"/>
@@ -24379,6 +20883,7 @@
         <w:rPr>
           <w:noProof/>
         </w:rPr>
+        <w:lastRenderedPageBreak/>
         <w:drawing>
           <wp:inline distT="0" distB="0" distL="0" distR="0" wp14:anchorId="396A8218" wp14:editId="5675BE60">
             <wp:extent cx="4688237" cy="3806074"/>
@@ -24397,7 +20902,7 @@
                     </pic:cNvPicPr>
                   </pic:nvPicPr>
                   <pic:blipFill>
-                    <a:blip r:embed="rId28" cstate="print">
+                    <a:blip r:embed="rId27" cstate="print">
                       <a:extLst>
                         <a:ext uri="{28A0092B-C50C-407E-A947-70E740481C1C}">
                           <a14:useLocalDpi xmlns:a14="http://schemas.microsoft.com/office/drawing/2010/main" val="0"/>
@@ -24509,7 +21014,6 @@
         <w:rPr>
           <w:noProof/>
         </w:rPr>
-        <w:lastRenderedPageBreak/>
         <w:drawing>
           <wp:inline distT="0" distB="0" distL="0" distR="0" wp14:anchorId="4CD4BC82" wp14:editId="03E08B08">
             <wp:extent cx="4812243" cy="3432517"/>
@@ -24528,7 +21032,7 @@
                     </pic:cNvPicPr>
                   </pic:nvPicPr>
                   <pic:blipFill>
-                    <a:blip r:embed="rId29" cstate="print">
+                    <a:blip r:embed="rId28" cstate="print">
                       <a:extLst>
                         <a:ext uri="{28A0092B-C50C-407E-A947-70E740481C1C}">
                           <a14:useLocalDpi xmlns:a14="http://schemas.microsoft.com/office/drawing/2010/main" val="0"/>
@@ -24640,6 +21144,7 @@
         <w:rPr>
           <w:noProof/>
         </w:rPr>
+        <w:lastRenderedPageBreak/>
         <w:drawing>
           <wp:inline distT="0" distB="0" distL="0" distR="0" wp14:anchorId="1EF9A425" wp14:editId="20D13353">
             <wp:extent cx="4761914" cy="3408608"/>
@@ -24658,7 +21163,7 @@
                     </pic:cNvPicPr>
                   </pic:nvPicPr>
                   <pic:blipFill>
-                    <a:blip r:embed="rId30" cstate="print">
+                    <a:blip r:embed="rId29" cstate="print">
                       <a:extLst>
                         <a:ext uri="{28A0092B-C50C-407E-A947-70E740481C1C}">
                           <a14:useLocalDpi xmlns:a14="http://schemas.microsoft.com/office/drawing/2010/main" val="0"/>
@@ -24770,7 +21275,6 @@
         <w:rPr>
           <w:noProof/>
         </w:rPr>
-        <w:lastRenderedPageBreak/>
         <w:drawing>
           <wp:inline distT="0" distB="0" distL="0" distR="0" wp14:anchorId="3A7B88BF" wp14:editId="268DF754">
             <wp:extent cx="4550976" cy="3868616"/>
@@ -24789,7 +21293,7 @@
                     </pic:cNvPicPr>
                   </pic:nvPicPr>
                   <pic:blipFill>
-                    <a:blip r:embed="rId31" cstate="print">
+                    <a:blip r:embed="rId30" cstate="print">
                       <a:extLst>
                         <a:ext uri="{28A0092B-C50C-407E-A947-70E740481C1C}">
                           <a14:useLocalDpi xmlns:a14="http://schemas.microsoft.com/office/drawing/2010/main" val="0"/>
@@ -24893,296 +21397,36 @@
     </w:p>
     <w:p>
       <w:pPr>
-        <w:keepNext/>
+        <w:pStyle w:val="Heading1"/>
+        <w:rPr>
+          <w:sz w:val="26"/>
+          <w:szCs w:val="26"/>
+        </w:rPr>
+      </w:pPr>
+      <w:bookmarkStart w:id="65" w:name="_Toc236173486"/>
+      <w:r>
+        <w:rPr>
+          <w:sz w:val="26"/>
+          <w:szCs w:val="26"/>
+        </w:rPr>
+        <w:t>Chương 4. CÀI ĐẶT &amp; TRIỂN KHAI</w:t>
+      </w:r>
+      <w:bookmarkEnd w:id="65"/>
+    </w:p>
+    <w:p>
+      <w:pPr>
         <w:spacing w:after="120"/>
-        <w:jc w:val="center"/>
-      </w:pPr>
-      <w:r>
-        <w:rPr>
-          <w:noProof/>
-        </w:rPr>
-        <w:drawing>
-          <wp:inline distT="0" distB="0" distL="0" distR="0" wp14:anchorId="36EE138D" wp14:editId="4074CC20">
-            <wp:extent cx="3975108" cy="3594295"/>
-            <wp:effectExtent l="0" t="0" r="6350" b="6350"/>
-            <wp:docPr id="30" name="Picture 30"/>
-            <wp:cNvGraphicFramePr>
-              <a:graphicFrameLocks xmlns:a="http://schemas.openxmlformats.org/drawingml/2006/main" noChangeAspect="1"/>
-            </wp:cNvGraphicFramePr>
-            <a:graphic xmlns:a="http://schemas.openxmlformats.org/drawingml/2006/main">
-              <a:graphicData uri="http://schemas.openxmlformats.org/drawingml/2006/picture">
-                <pic:pic xmlns:pic="http://schemas.openxmlformats.org/drawingml/2006/picture">
-                  <pic:nvPicPr>
-                    <pic:cNvPr id="0" name="Picture 41"/>
-                    <pic:cNvPicPr>
-                      <a:picLocks noChangeAspect="1" noChangeArrowheads="1"/>
-                    </pic:cNvPicPr>
-                  </pic:nvPicPr>
-                  <pic:blipFill>
-                    <a:blip r:embed="rId32" cstate="print">
-                      <a:extLst>
-                        <a:ext uri="{28A0092B-C50C-407E-A947-70E740481C1C}">
-                          <a14:useLocalDpi xmlns:a14="http://schemas.microsoft.com/office/drawing/2010/main" val="0"/>
-                        </a:ext>
-                      </a:extLst>
-                    </a:blip>
-                    <a:srcRect/>
-                    <a:stretch>
-                      <a:fillRect/>
-                    </a:stretch>
-                  </pic:blipFill>
-                  <pic:spPr bwMode="auto">
-                    <a:xfrm>
-                      <a:off x="0" y="0"/>
-                      <a:ext cx="3980409" cy="3599088"/>
-                    </a:xfrm>
-                    <a:prstGeom prst="rect">
-                      <a:avLst/>
-                    </a:prstGeom>
-                    <a:noFill/>
-                    <a:ln>
-                      <a:noFill/>
-                    </a:ln>
-                  </pic:spPr>
-                </pic:pic>
-              </a:graphicData>
-            </a:graphic>
-          </wp:inline>
-        </w:drawing>
-      </w:r>
-    </w:p>
-    <w:p>
-      <w:pPr>
-        <w:pStyle w:val="Caption"/>
-        <w:spacing w:line="360" w:lineRule="auto"/>
-        <w:jc w:val="center"/>
-        <w:rPr>
-          <w:color w:val="auto"/>
-          <w:sz w:val="26"/>
-          <w:szCs w:val="26"/>
-        </w:rPr>
-      </w:pPr>
-      <w:r>
-        <w:rPr>
-          <w:color w:val="auto"/>
-          <w:sz w:val="26"/>
-          <w:szCs w:val="26"/>
-        </w:rPr>
-        <w:t xml:space="preserve">Hình </w:t>
-      </w:r>
-      <w:r>
-        <w:rPr>
-          <w:color w:val="auto"/>
-          <w:sz w:val="26"/>
-          <w:szCs w:val="26"/>
-        </w:rPr>
-        <w:fldChar w:fldCharType="begin"/>
-      </w:r>
-      <w:r>
-        <w:rPr>
-          <w:color w:val="auto"/>
-          <w:sz w:val="26"/>
-          <w:szCs w:val="26"/>
-        </w:rPr>
-        <w:instrText xml:space="preserve"> SEQ Hình \* ARABIC </w:instrText>
-      </w:r>
-      <w:r>
-        <w:rPr>
-          <w:color w:val="auto"/>
-          <w:sz w:val="26"/>
-          <w:szCs w:val="26"/>
-        </w:rPr>
-        <w:fldChar w:fldCharType="separate"/>
-      </w:r>
-      <w:r>
-        <w:rPr>
-          <w:noProof/>
-          <w:color w:val="auto"/>
-          <w:sz w:val="26"/>
-          <w:szCs w:val="26"/>
-        </w:rPr>
-        <w:t>23</w:t>
-      </w:r>
-      <w:r>
-        <w:rPr>
-          <w:noProof/>
-          <w:color w:val="auto"/>
-          <w:sz w:val="26"/>
-          <w:szCs w:val="26"/>
-        </w:rPr>
-        <w:fldChar w:fldCharType="end"/>
-      </w:r>
-      <w:r>
-        <w:rPr>
-          <w:color w:val="auto"/>
-          <w:sz w:val="26"/>
-          <w:szCs w:val="26"/>
-        </w:rPr>
-        <w:t>. Wireframe khung chat với AI</w:t>
-      </w:r>
-    </w:p>
-    <w:p>
-      <w:pPr>
-        <w:keepNext/>
-        <w:spacing w:after="120"/>
-        <w:jc w:val="center"/>
-      </w:pPr>
-      <w:r>
-        <w:rPr>
-          <w:noProof/>
+        <w:rPr>
+          <w:sz w:val="26"/>
+          <w:szCs w:val="26"/>
+        </w:rPr>
+      </w:pPr>
+      <w:r>
+        <w:rPr>
+          <w:sz w:val="26"/>
+          <w:szCs w:val="26"/>
         </w:rPr>
         <w:lastRenderedPageBreak/>
-        <w:drawing>
-          <wp:inline distT="0" distB="0" distL="0" distR="0" wp14:anchorId="1D8C5CF3" wp14:editId="78FDC04B">
-            <wp:extent cx="4761974" cy="5570806"/>
-            <wp:effectExtent l="0" t="0" r="635" b="0"/>
-            <wp:docPr id="31" name="Picture 31"/>
-            <wp:cNvGraphicFramePr>
-              <a:graphicFrameLocks xmlns:a="http://schemas.openxmlformats.org/drawingml/2006/main" noChangeAspect="1"/>
-            </wp:cNvGraphicFramePr>
-            <a:graphic xmlns:a="http://schemas.openxmlformats.org/drawingml/2006/main">
-              <a:graphicData uri="http://schemas.openxmlformats.org/drawingml/2006/picture">
-                <pic:pic xmlns:pic="http://schemas.openxmlformats.org/drawingml/2006/picture">
-                  <pic:nvPicPr>
-                    <pic:cNvPr id="0" name="Picture 43"/>
-                    <pic:cNvPicPr>
-                      <a:picLocks noChangeAspect="1" noChangeArrowheads="1"/>
-                    </pic:cNvPicPr>
-                  </pic:nvPicPr>
-                  <pic:blipFill>
-                    <a:blip r:embed="rId33">
-                      <a:extLst>
-                        <a:ext uri="{28A0092B-C50C-407E-A947-70E740481C1C}">
-                          <a14:useLocalDpi xmlns:a14="http://schemas.microsoft.com/office/drawing/2010/main" val="0"/>
-                        </a:ext>
-                      </a:extLst>
-                    </a:blip>
-                    <a:srcRect/>
-                    <a:stretch>
-                      <a:fillRect/>
-                    </a:stretch>
-                  </pic:blipFill>
-                  <pic:spPr bwMode="auto">
-                    <a:xfrm>
-                      <a:off x="0" y="0"/>
-                      <a:ext cx="4767469" cy="5577235"/>
-                    </a:xfrm>
-                    <a:prstGeom prst="rect">
-                      <a:avLst/>
-                    </a:prstGeom>
-                    <a:noFill/>
-                    <a:ln>
-                      <a:noFill/>
-                    </a:ln>
-                  </pic:spPr>
-                </pic:pic>
-              </a:graphicData>
-            </a:graphic>
-          </wp:inline>
-        </w:drawing>
-      </w:r>
-    </w:p>
-    <w:p>
-      <w:pPr>
-        <w:pStyle w:val="Caption"/>
-        <w:spacing w:line="360" w:lineRule="auto"/>
-        <w:jc w:val="center"/>
-        <w:rPr>
-          <w:color w:val="auto"/>
-          <w:sz w:val="26"/>
-          <w:szCs w:val="26"/>
-        </w:rPr>
-      </w:pPr>
-      <w:r>
-        <w:rPr>
-          <w:color w:val="auto"/>
-          <w:sz w:val="26"/>
-          <w:szCs w:val="26"/>
-        </w:rPr>
-        <w:t xml:space="preserve">Hình </w:t>
-      </w:r>
-      <w:r>
-        <w:rPr>
-          <w:color w:val="auto"/>
-          <w:sz w:val="26"/>
-          <w:szCs w:val="26"/>
-        </w:rPr>
-        <w:fldChar w:fldCharType="begin"/>
-      </w:r>
-      <w:r>
-        <w:rPr>
-          <w:color w:val="auto"/>
-          <w:sz w:val="26"/>
-          <w:szCs w:val="26"/>
-        </w:rPr>
-        <w:instrText xml:space="preserve"> SEQ Hình \* ARABIC </w:instrText>
-      </w:r>
-      <w:r>
-        <w:rPr>
-          <w:color w:val="auto"/>
-          <w:sz w:val="26"/>
-          <w:szCs w:val="26"/>
-        </w:rPr>
-        <w:fldChar w:fldCharType="separate"/>
-      </w:r>
-      <w:r>
-        <w:rPr>
-          <w:noProof/>
-          <w:color w:val="auto"/>
-          <w:sz w:val="26"/>
-          <w:szCs w:val="26"/>
-        </w:rPr>
-        <w:t>24</w:t>
-      </w:r>
-      <w:r>
-        <w:rPr>
-          <w:noProof/>
-          <w:color w:val="auto"/>
-          <w:sz w:val="26"/>
-          <w:szCs w:val="26"/>
-        </w:rPr>
-        <w:fldChar w:fldCharType="end"/>
-      </w:r>
-      <w:r>
-        <w:rPr>
-          <w:color w:val="auto"/>
-          <w:sz w:val="26"/>
-          <w:szCs w:val="26"/>
-        </w:rPr>
-        <w:t>. Wireframe mục thêm giao dịch</w:t>
-      </w:r>
-    </w:p>
-    <w:p>
-      <w:pPr>
-        <w:pStyle w:val="Heading1"/>
-        <w:rPr>
-          <w:sz w:val="26"/>
-          <w:szCs w:val="26"/>
-        </w:rPr>
-      </w:pPr>
-      <w:bookmarkStart w:id="67" w:name="_Toc236173486"/>
-      <w:r>
-        <w:rPr>
-          <w:sz w:val="26"/>
-          <w:szCs w:val="26"/>
-        </w:rPr>
-        <w:t>Chương 4. CÀI ĐẶT &amp; TRIỂN KHAI</w:t>
-      </w:r>
-      <w:bookmarkEnd w:id="67"/>
-    </w:p>
-    <w:p>
-      <w:pPr>
-        <w:spacing w:after="120"/>
-        <w:rPr>
-          <w:sz w:val="26"/>
-          <w:szCs w:val="26"/>
-        </w:rPr>
-      </w:pPr>
-      <w:r>
-        <w:rPr>
-          <w:sz w:val="26"/>
-          <w:szCs w:val="26"/>
-        </w:rPr>
         <w:t>4.1. Môi trường phát triển &amp; công nghệ</w:t>
       </w:r>
       <w:r>
@@ -25247,13 +21491,6 @@
           <w:szCs w:val="26"/>
         </w:rPr>
         <w:br/>
-      </w:r>
-      <w:r>
-        <w:rPr>
-          <w:sz w:val="26"/>
-          <w:szCs w:val="26"/>
-        </w:rPr>
-        <w:lastRenderedPageBreak/>
         <w:t xml:space="preserve">    4.2.7. Hệ thống nhắc nhở</w:t>
       </w:r>
       <w:r>
@@ -25321,7 +21558,7 @@
           <w:szCs w:val="26"/>
         </w:rPr>
       </w:pPr>
-      <w:bookmarkStart w:id="68" w:name="_Toc236173487"/>
+      <w:bookmarkStart w:id="66" w:name="_Toc236173487"/>
       <w:r>
         <w:rPr>
           <w:sz w:val="26"/>
@@ -25329,7 +21566,7 @@
         </w:rPr>
         <w:t>Chương 5. KIỂM THỬ &amp; ĐÁNH GIÁ</w:t>
       </w:r>
-      <w:bookmarkEnd w:id="68"/>
+      <w:bookmarkEnd w:id="66"/>
     </w:p>
     <w:p>
       <w:pPr>
@@ -25411,7 +21648,7 @@
           <w:szCs w:val="26"/>
         </w:rPr>
       </w:pPr>
-      <w:bookmarkStart w:id="69" w:name="_Toc236173488"/>
+      <w:bookmarkStart w:id="67" w:name="_Toc236173488"/>
       <w:r>
         <w:rPr>
           <w:sz w:val="26"/>
@@ -25419,7 +21656,7 @@
         </w:rPr>
         <w:t>Chương 6. KẾT LUẬN &amp; HƯỚNG PHÁT TRIỂN</w:t>
       </w:r>
-      <w:bookmarkEnd w:id="69"/>
+      <w:bookmarkEnd w:id="67"/>
     </w:p>
     <w:p>
       <w:pPr>
@@ -25483,7 +21720,7 @@
           <w:szCs w:val="26"/>
         </w:rPr>
       </w:pPr>
-      <w:bookmarkStart w:id="70" w:name="_Toc236173489"/>
+      <w:bookmarkStart w:id="68" w:name="_Toc236173489"/>
       <w:r>
         <w:rPr>
           <w:b/>
@@ -25495,7 +21732,7 @@
         <w:t>TÀI LIỆU THAM KHẢO</w:t>
       </w:r>
       <w:bookmarkEnd w:id="30"/>
-      <w:bookmarkEnd w:id="70"/>
+      <w:bookmarkEnd w:id="68"/>
     </w:p>
     <w:p>
       <w:pPr>

--- a/docs/baocao/baocao.docx
+++ b/docs/baocao/baocao.docx
@@ -10679,56 +10679,91 @@
                 <w:sz w:val="26"/>
                 <w:szCs w:val="26"/>
               </w:rPr>
-              <w:t xml:space="preserve">Hệ thống cho phép người dùng quản lý các giao dịch </w:t>
+              <w:t>Hệ thống cho phép người dùng quản lý các giao dịch</w:t>
             </w:r>
             <w:r>
               <w:rPr>
                 <w:sz w:val="26"/>
                 <w:szCs w:val="26"/>
               </w:rPr>
-              <w:t>(</w:t>
+              <w:t xml:space="preserve"> và ví</w:t>
             </w:r>
             <w:r>
               <w:rPr>
                 <w:sz w:val="26"/>
                 <w:szCs w:val="26"/>
               </w:rPr>
-              <w:t>tạo, chỉnh sửa, xóa</w:t>
+              <w:t xml:space="preserve"> </w:t>
             </w:r>
             <w:r>
               <w:rPr>
                 <w:sz w:val="26"/>
                 <w:szCs w:val="26"/>
               </w:rPr>
-              <w:t>)</w:t>
+              <w:t>(</w:t>
             </w:r>
             <w:r>
               <w:rPr>
                 <w:sz w:val="26"/>
                 <w:szCs w:val="26"/>
               </w:rPr>
-              <w:t xml:space="preserve"> và xem danh sách các </w:t>
+              <w:t>tạo, chỉnh sửa, xóa</w:t>
             </w:r>
             <w:r>
               <w:rPr>
                 <w:sz w:val="26"/>
                 <w:szCs w:val="26"/>
               </w:rPr>
-              <w:t>giao dịch</w:t>
+              <w:t>)</w:t>
             </w:r>
             <w:r>
               <w:rPr>
                 <w:sz w:val="26"/>
                 <w:szCs w:val="26"/>
               </w:rPr>
-              <w:t xml:space="preserve"> trong </w:t>
+              <w:t xml:space="preserve"> và xem danh sách các </w:t>
             </w:r>
             <w:r>
               <w:rPr>
                 <w:sz w:val="26"/>
                 <w:szCs w:val="26"/>
               </w:rPr>
-              <w:t>ví và ghi nhận giao dịch chỉnh sửa bằng bảng lịch sử chỉnh sửa</w:t>
+              <w:t>giao dịch</w:t>
+            </w:r>
+            <w:r>
+              <w:rPr>
+                <w:sz w:val="26"/>
+                <w:szCs w:val="26"/>
+              </w:rPr>
+              <w:t xml:space="preserve"> trong </w:t>
+            </w:r>
+            <w:r>
+              <w:rPr>
+                <w:sz w:val="26"/>
+                <w:szCs w:val="26"/>
+              </w:rPr>
+              <w:t>ví</w:t>
+            </w:r>
+            <w:r>
+              <w:rPr>
+                <w:sz w:val="26"/>
+                <w:szCs w:val="26"/>
+              </w:rPr>
+              <w:t xml:space="preserve"> </w:t>
+            </w:r>
+            <w:r>
+              <w:rPr>
+                <w:sz w:val="26"/>
+                <w:szCs w:val="26"/>
+              </w:rPr>
+              <w:t>và ghi nhận giao dịch chỉnh sửa bằng bảng lịch sử chỉnh sửa</w:t>
+            </w:r>
+            <w:r>
+              <w:rPr>
+                <w:sz w:val="26"/>
+                <w:szCs w:val="26"/>
+              </w:rPr>
+              <w:t>.</w:t>
             </w:r>
           </w:p>
         </w:tc>
@@ -13619,7 +13654,7 @@
                 <w:sz w:val="24"/>
                 <w:szCs w:val="24"/>
               </w:rPr>
-              <w:t>Người dùng (Cá nhân, Gia đình, Admin)</w:t>
+              <w:t>Người dùng (Cá nhân, Admin)</w:t>
             </w:r>
           </w:p>
         </w:tc>
@@ -14107,6 +14142,15 @@
           <w:szCs w:val="26"/>
         </w:rPr>
         <w:t>UC-02: Quản lý các phiên giao dịch</w:t>
+      </w:r>
+      <w:r>
+        <w:rPr>
+          <w:b/>
+          <w:bCs/>
+          <w:sz w:val="26"/>
+          <w:szCs w:val="26"/>
+        </w:rPr>
+        <w:t xml:space="preserve"> và ví</w:t>
       </w:r>
     </w:p>
     <w:tbl>
@@ -14317,7 +14361,14 @@
                 <w:sz w:val="24"/>
                 <w:szCs w:val="24"/>
               </w:rPr>
-              <w:t>không</w:t>
+              <w:t>K</w:t>
+            </w:r>
+            <w:r>
+              <w:rPr>
+                <w:sz w:val="24"/>
+                <w:szCs w:val="24"/>
+              </w:rPr>
+              <w:t>hông</w:t>
             </w:r>
           </w:p>
         </w:tc>
@@ -14798,6 +14849,14 @@
           <w:szCs w:val="26"/>
         </w:rPr>
         <w:t>. Đặc tả uc quản lý các phiên giao dịch</w:t>
+      </w:r>
+      <w:r>
+        <w:rPr>
+          <w:color w:val="auto"/>
+          <w:sz w:val="26"/>
+          <w:szCs w:val="26"/>
+        </w:rPr>
+        <w:t xml:space="preserve"> và ví</w:t>
       </w:r>
     </w:p>
     <w:p>
@@ -21427,127 +21486,5863 @@
           <w:szCs w:val="26"/>
         </w:rPr>
         <w:lastRenderedPageBreak/>
-        <w:t>4.1. Môi trường phát triển &amp; công nghệ</w:t>
-      </w:r>
-      <w:r>
-        <w:rPr>
-          <w:sz w:val="26"/>
-          <w:szCs w:val="26"/>
-        </w:rPr>
+        <w:t xml:space="preserve">4.1. Môi trường </w:t>
+      </w:r>
+      <w:r>
+        <w:rPr>
+          <w:sz w:val="26"/>
+          <w:szCs w:val="26"/>
+        </w:rPr>
+        <w:t xml:space="preserve">và </w:t>
+      </w:r>
+      <w:r>
+        <w:rPr>
+          <w:sz w:val="26"/>
+          <w:szCs w:val="26"/>
+        </w:rPr>
+        <w:t>công nghệ</w:t>
+      </w:r>
+    </w:p>
+    <w:p>
+      <w:pPr>
+        <w:spacing w:after="120"/>
+        <w:rPr>
+          <w:sz w:val="26"/>
+          <w:szCs w:val="26"/>
+        </w:rPr>
+      </w:pPr>
+      <w:r>
+        <w:rPr>
+          <w:sz w:val="26"/>
+          <w:szCs w:val="26"/>
+        </w:rPr>
+        <w:t>Backend</w:t>
+      </w:r>
+    </w:p>
+    <w:tbl>
+      <w:tblPr>
+        <w:tblW w:w="5000" w:type="pct"/>
+        <w:tblBorders>
+          <w:top w:val="single" w:sz="4" w:space="0" w:color="auto"/>
+          <w:left w:val="single" w:sz="4" w:space="0" w:color="auto"/>
+          <w:bottom w:val="single" w:sz="4" w:space="0" w:color="auto"/>
+          <w:right w:val="single" w:sz="4" w:space="0" w:color="auto"/>
+          <w:insideH w:val="single" w:sz="4" w:space="0" w:color="auto"/>
+          <w:insideV w:val="single" w:sz="4" w:space="0" w:color="auto"/>
+        </w:tblBorders>
+        <w:tblLayout w:type="fixed"/>
+        <w:tblCellMar>
+          <w:top w:w="80" w:type="dxa"/>
+          <w:left w:w="120" w:type="dxa"/>
+          <w:bottom w:w="80" w:type="dxa"/>
+          <w:right w:w="120" w:type="dxa"/>
+        </w:tblCellMar>
+        <w:tblLook w:val="04A0" w:firstRow="1" w:lastRow="0" w:firstColumn="1" w:lastColumn="0" w:noHBand="0" w:noVBand="1"/>
+      </w:tblPr>
+      <w:tblGrid>
+        <w:gridCol w:w="1711"/>
+        <w:gridCol w:w="2088"/>
+        <w:gridCol w:w="1806"/>
+        <w:gridCol w:w="3122"/>
+      </w:tblGrid>
+      <w:tr>
+        <w:trPr>
+          <w:tblHeader/>
+        </w:trPr>
+        <w:tc>
+          <w:tcPr>
+            <w:tcW w:w="1831" w:type="dxa"/>
+          </w:tcPr>
+          <w:p>
+            <w:r>
+              <w:rPr>
+                <w:b/>
+                <w:bCs/>
+              </w:rPr>
+              <w:t>Thành phần</w:t>
+            </w:r>
+          </w:p>
+        </w:tc>
+        <w:tc>
+          <w:tcPr>
+            <w:tcW w:w="2238" w:type="dxa"/>
+          </w:tcPr>
+          <w:p>
+            <w:r>
+              <w:rPr>
+                <w:b/>
+                <w:bCs/>
+              </w:rPr>
+              <w:t>Công nghệ</w:t>
+            </w:r>
+          </w:p>
+        </w:tc>
+        <w:tc>
+          <w:tcPr>
+            <w:tcW w:w="1933" w:type="dxa"/>
+          </w:tcPr>
+          <w:p>
+            <w:r>
+              <w:rPr>
+                <w:b/>
+                <w:bCs/>
+              </w:rPr>
+              <w:t>Phiên bản</w:t>
+            </w:r>
+          </w:p>
+        </w:tc>
+        <w:tc>
+          <w:tcPr>
+            <w:tcW w:w="3358" w:type="dxa"/>
+          </w:tcPr>
+          <w:p>
+            <w:r>
+              <w:rPr>
+                <w:b/>
+                <w:bCs/>
+              </w:rPr>
+              <w:t>Vai trò trong đề tài</w:t>
+            </w:r>
+          </w:p>
+        </w:tc>
+      </w:tr>
+      <w:tr>
+        <w:tc>
+          <w:tcPr>
+            <w:tcW w:w="1831" w:type="dxa"/>
+          </w:tcPr>
+          <w:p>
+            <w:r>
+              <w:t>Ngôn ngữ</w:t>
+            </w:r>
+          </w:p>
+        </w:tc>
+        <w:tc>
+          <w:tcPr>
+            <w:tcW w:w="2238" w:type="dxa"/>
+          </w:tcPr>
+          <w:p>
+            <w:r>
+              <w:t>Java</w:t>
+            </w:r>
+          </w:p>
+        </w:tc>
+        <w:tc>
+          <w:tcPr>
+            <w:tcW w:w="1933" w:type="dxa"/>
+          </w:tcPr>
+          <w:p>
+            <w:r>
+              <w:t>17</w:t>
+            </w:r>
+          </w:p>
+        </w:tc>
+        <w:tc>
+          <w:tcPr>
+            <w:tcW w:w="3358" w:type="dxa"/>
+          </w:tcPr>
+          <w:p>
+            <w:r>
+              <w:t>Ngôn ngữ lập trình chính cho backend</w:t>
+            </w:r>
+          </w:p>
+        </w:tc>
+      </w:tr>
+      <w:tr>
+        <w:tc>
+          <w:tcPr>
+            <w:tcW w:w="1831" w:type="dxa"/>
+          </w:tcPr>
+          <w:p>
+            <w:r>
+              <w:t>Nền tảng</w:t>
+            </w:r>
+          </w:p>
+        </w:tc>
+        <w:tc>
+          <w:tcPr>
+            <w:tcW w:w="2238" w:type="dxa"/>
+          </w:tcPr>
+          <w:p>
+            <w:r>
+              <w:t>Spring Boot</w:t>
+            </w:r>
+          </w:p>
+        </w:tc>
+        <w:tc>
+          <w:tcPr>
+            <w:tcW w:w="1933" w:type="dxa"/>
+          </w:tcPr>
+          <w:p>
+            <w:r>
+              <w:t>3.5.16</w:t>
+            </w:r>
+          </w:p>
+        </w:tc>
+        <w:tc>
+          <w:tcPr>
+            <w:tcW w:w="3358" w:type="dxa"/>
+          </w:tcPr>
+          <w:p>
+            <w:r>
+              <w:t>Xây dựng REST API, quản lý vòng đời ứng dụng</w:t>
+            </w:r>
+          </w:p>
+        </w:tc>
+      </w:tr>
+      <w:tr>
+        <w:tc>
+          <w:tcPr>
+            <w:tcW w:w="1831" w:type="dxa"/>
+          </w:tcPr>
+          <w:p>
+            <w:r>
+              <w:t>ORM</w:t>
+            </w:r>
+          </w:p>
+        </w:tc>
+        <w:tc>
+          <w:tcPr>
+            <w:tcW w:w="2238" w:type="dxa"/>
+          </w:tcPr>
+          <w:p>
+            <w:r>
+              <w:t>Spring Data JPA / Hibernate</w:t>
+            </w:r>
+          </w:p>
+        </w:tc>
+        <w:tc>
+          <w:tcPr>
+            <w:tcW w:w="1933" w:type="dxa"/>
+          </w:tcPr>
+          <w:p>
+            <w:r>
+              <w:t>6.6.53</w:t>
+            </w:r>
+          </w:p>
+        </w:tc>
+        <w:tc>
+          <w:tcPr>
+            <w:tcW w:w="3358" w:type="dxa"/>
+          </w:tcPr>
+          <w:p>
+            <w:r>
+              <w:t>Ánh xạ đối tượng – quan hệ, thao tác cơ sở dữ liệu</w:t>
+            </w:r>
+          </w:p>
+        </w:tc>
+      </w:tr>
+      <w:tr>
+        <w:tc>
+          <w:tcPr>
+            <w:tcW w:w="1831" w:type="dxa"/>
+          </w:tcPr>
+          <w:p>
+            <w:r>
+              <w:t>Cơ sở dữ liệu</w:t>
+            </w:r>
+          </w:p>
+        </w:tc>
+        <w:tc>
+          <w:tcPr>
+            <w:tcW w:w="2238" w:type="dxa"/>
+          </w:tcPr>
+          <w:p>
+            <w:r>
+              <w:t>MySQL (driver)</w:t>
+            </w:r>
+          </w:p>
+        </w:tc>
+        <w:tc>
+          <w:tcPr>
+            <w:tcW w:w="1933" w:type="dxa"/>
+          </w:tcPr>
+          <w:p>
+            <w:r>
+              <w:t>9.7.0</w:t>
+            </w:r>
+          </w:p>
+        </w:tc>
+        <w:tc>
+          <w:tcPr>
+            <w:tcW w:w="3358" w:type="dxa"/>
+          </w:tcPr>
+          <w:p>
+            <w:r>
+              <w:t>Lưu trữ dữ liệu quan hệ của toàn hệ thống</w:t>
+            </w:r>
+          </w:p>
+        </w:tc>
+      </w:tr>
+      <w:tr>
+        <w:tc>
+          <w:tcPr>
+            <w:tcW w:w="1831" w:type="dxa"/>
+          </w:tcPr>
+          <w:p>
+            <w:r>
+              <w:t>Quản lý migration</w:t>
+            </w:r>
+          </w:p>
+        </w:tc>
+        <w:tc>
+          <w:tcPr>
+            <w:tcW w:w="2238" w:type="dxa"/>
+          </w:tcPr>
+          <w:p>
+            <w:r>
+              <w:t>Flyway</w:t>
+            </w:r>
+          </w:p>
+        </w:tc>
+        <w:tc>
+          <w:tcPr>
+            <w:tcW w:w="1933" w:type="dxa"/>
+          </w:tcPr>
+          <w:p>
+            <w:r>
+              <w:t>11.7.2</w:t>
+            </w:r>
+          </w:p>
+        </w:tc>
+        <w:tc>
+          <w:tcPr>
+            <w:tcW w:w="3358" w:type="dxa"/>
+          </w:tcPr>
+          <w:p>
+            <w:r>
+              <w:t>Quản lý phiên bản schema cơ sở dữ liệu</w:t>
+            </w:r>
+          </w:p>
+        </w:tc>
+      </w:tr>
+      <w:tr>
+        <w:tc>
+          <w:tcPr>
+            <w:tcW w:w="1831" w:type="dxa"/>
+          </w:tcPr>
+          <w:p>
+            <w:r>
+              <w:t>Bảo mật</w:t>
+            </w:r>
+          </w:p>
+        </w:tc>
+        <w:tc>
+          <w:tcPr>
+            <w:tcW w:w="2238" w:type="dxa"/>
+          </w:tcPr>
+          <w:p>
+            <w:r>
+              <w:t>Spring Security + JWT</w:t>
+            </w:r>
+          </w:p>
+        </w:tc>
+        <w:tc>
+          <w:tcPr>
+            <w:tcW w:w="1933" w:type="dxa"/>
+          </w:tcPr>
+          <w:p>
+            <w:r>
+              <w:t>0.12.6</w:t>
+            </w:r>
+          </w:p>
+        </w:tc>
+        <w:tc>
+          <w:tcPr>
+            <w:tcW w:w="3358" w:type="dxa"/>
+          </w:tcPr>
+          <w:p>
+            <w:r>
+              <w:t>Xác thực, phân quyền theo vai trò (USER/ADMIN)</w:t>
+            </w:r>
+          </w:p>
+        </w:tc>
+      </w:tr>
+      <w:tr>
+        <w:tc>
+          <w:tcPr>
+            <w:tcW w:w="1831" w:type="dxa"/>
+          </w:tcPr>
+          <w:p>
+            <w:r>
+              <w:t>Đăng nhập ngoài</w:t>
+            </w:r>
+          </w:p>
+        </w:tc>
+        <w:tc>
+          <w:tcPr>
+            <w:tcW w:w="2238" w:type="dxa"/>
+          </w:tcPr>
+          <w:p>
+            <w:r>
+              <w:t>Google API Client</w:t>
+            </w:r>
+          </w:p>
+        </w:tc>
+        <w:tc>
+          <w:tcPr>
+            <w:tcW w:w="1933" w:type="dxa"/>
+          </w:tcPr>
+          <w:p>
+            <w:r>
+              <w:t>2.2.0</w:t>
+            </w:r>
+          </w:p>
+        </w:tc>
+        <w:tc>
+          <w:tcPr>
+            <w:tcW w:w="3358" w:type="dxa"/>
+          </w:tcPr>
+          <w:p>
+            <w:r>
+              <w:t>Đăng nhập bằng tài khoản Google (OAuth2)</w:t>
+            </w:r>
+          </w:p>
+        </w:tc>
+      </w:tr>
+      <w:tr>
+        <w:tc>
+          <w:tcPr>
+            <w:tcW w:w="1831" w:type="dxa"/>
+          </w:tcPr>
+          <w:p>
+            <w:r>
+              <w:t>Sinh mã tự động</w:t>
+            </w:r>
+          </w:p>
+        </w:tc>
+        <w:tc>
+          <w:tcPr>
+            <w:tcW w:w="2238" w:type="dxa"/>
+          </w:tcPr>
+          <w:p>
+            <w:r>
+              <w:t>Lombok</w:t>
+            </w:r>
+          </w:p>
+        </w:tc>
+        <w:tc>
+          <w:tcPr>
+            <w:tcW w:w="1933" w:type="dxa"/>
+          </w:tcPr>
+          <w:p>
+            <w:r>
+              <w:t>1.18.46</w:t>
+            </w:r>
+          </w:p>
+        </w:tc>
+        <w:tc>
+          <w:tcPr>
+            <w:tcW w:w="3358" w:type="dxa"/>
+          </w:tcPr>
+          <w:p>
+            <w:r>
+              <w:t>Giảm boilerplate code (getter/setter, constructor)</w:t>
+            </w:r>
+          </w:p>
+        </w:tc>
+      </w:tr>
+      <w:tr>
+        <w:tc>
+          <w:tcPr>
+            <w:tcW w:w="1831" w:type="dxa"/>
+          </w:tcPr>
+          <w:p>
+            <w:r>
+              <w:t>Gửi email</w:t>
+            </w:r>
+          </w:p>
+        </w:tc>
+        <w:tc>
+          <w:tcPr>
+            <w:tcW w:w="2238" w:type="dxa"/>
+          </w:tcPr>
+          <w:p>
+            <w:r>
+              <w:t>Spring Mail (JavaMailSender)</w:t>
+            </w:r>
+          </w:p>
+        </w:tc>
+        <w:tc>
+          <w:tcPr>
+            <w:tcW w:w="1933" w:type="dxa"/>
+          </w:tcPr>
+          <w:p>
+            <w:r>
+              <w:t>4.1.0</w:t>
+            </w:r>
+          </w:p>
+        </w:tc>
+        <w:tc>
+          <w:tcPr>
+            <w:tcW w:w="3358" w:type="dxa"/>
+          </w:tcPr>
+          <w:p>
+            <w:r>
+              <w:t>Gửi thông báo, cảnh báo ngân sách qua email</w:t>
+            </w:r>
+          </w:p>
+        </w:tc>
+      </w:tr>
+      <w:tr>
+        <w:tc>
+          <w:tcPr>
+            <w:tcW w:w="1831" w:type="dxa"/>
+          </w:tcPr>
+          <w:p>
+            <w:r>
+              <w:t>Xuất báo cáo</w:t>
+            </w:r>
+          </w:p>
+        </w:tc>
+        <w:tc>
+          <w:tcPr>
+            <w:tcW w:w="2238" w:type="dxa"/>
+          </w:tcPr>
+          <w:p>
+            <w:r>
+              <w:t>Apache POI, OpenPDF</w:t>
+            </w:r>
+          </w:p>
+        </w:tc>
+        <w:tc>
+          <w:tcPr>
+            <w:tcW w:w="1933" w:type="dxa"/>
+          </w:tcPr>
+          <w:p>
+            <w:r>
+              <w:t>5.2.3 / 1.3.30</w:t>
+            </w:r>
+          </w:p>
+        </w:tc>
+        <w:tc>
+          <w:tcPr>
+            <w:tcW w:w="3358" w:type="dxa"/>
+          </w:tcPr>
+          <w:p>
+            <w:r>
+              <w:t>Xuất báo cáo giao dịch định dạng Excel và PDF</w:t>
+            </w:r>
+          </w:p>
+        </w:tc>
+      </w:tr>
+      <w:tr>
+        <w:tc>
+          <w:tcPr>
+            <w:tcW w:w="1831" w:type="dxa"/>
+          </w:tcPr>
+          <w:p>
+            <w:r>
+              <w:t>Lưu trữ ảnh</w:t>
+            </w:r>
+          </w:p>
+        </w:tc>
+        <w:tc>
+          <w:tcPr>
+            <w:tcW w:w="2238" w:type="dxa"/>
+          </w:tcPr>
+          <w:p>
+            <w:r>
+              <w:t>Cloudinary</w:t>
+            </w:r>
+          </w:p>
+        </w:tc>
+        <w:tc>
+          <w:tcPr>
+            <w:tcW w:w="1933" w:type="dxa"/>
+          </w:tcPr>
+          <w:p>
+            <w:r>
+              <w:t>1.36.0</w:t>
+            </w:r>
+          </w:p>
+        </w:tc>
+        <w:tc>
+          <w:tcPr>
+            <w:tcW w:w="3358" w:type="dxa"/>
+          </w:tcPr>
+          <w:p>
+            <w:r>
+              <w:t>Lưu ảnh đại diện người dùng</w:t>
+            </w:r>
+          </w:p>
+        </w:tc>
+      </w:tr>
+      <w:tr>
+        <w:tc>
+          <w:tcPr>
+            <w:tcW w:w="1831" w:type="dxa"/>
+          </w:tcPr>
+          <w:p>
+            <w:r>
+              <w:t>Trí tuệ nhân tạo</w:t>
+            </w:r>
+          </w:p>
+        </w:tc>
+        <w:tc>
+          <w:tcPr>
+            <w:tcW w:w="2238" w:type="dxa"/>
+          </w:tcPr>
+          <w:p>
+            <w:r>
+              <w:t>Google Gemini API</w:t>
+            </w:r>
+          </w:p>
+        </w:tc>
+        <w:tc>
+          <w:tcPr>
+            <w:tcW w:w="1933" w:type="dxa"/>
+          </w:tcPr>
+          <w:p>
+            <w:r>
+              <w:t>gemini-3.1-flash-lite</w:t>
+            </w:r>
+          </w:p>
+        </w:tc>
+        <w:tc>
+          <w:tcPr>
+            <w:tcW w:w="3358" w:type="dxa"/>
+          </w:tcPr>
+          <w:p>
+            <w:r>
+              <w:t>Phân tích, tư vấn tài chính, tự động phân loại giao dịch</w:t>
+            </w:r>
+          </w:p>
+        </w:tc>
+      </w:tr>
+      <w:tr>
+        <w:tc>
+          <w:tcPr>
+            <w:tcW w:w="1831" w:type="dxa"/>
+          </w:tcPr>
+          <w:p>
+            <w:r>
+              <w:lastRenderedPageBreak/>
+              <w:t>Tài liệu API</w:t>
+            </w:r>
+          </w:p>
+        </w:tc>
+        <w:tc>
+          <w:tcPr>
+            <w:tcW w:w="2238" w:type="dxa"/>
+          </w:tcPr>
+          <w:p>
+            <w:r>
+              <w:t>SpringDoc OpenAPI</w:t>
+            </w:r>
+          </w:p>
+        </w:tc>
+        <w:tc>
+          <w:tcPr>
+            <w:tcW w:w="1933" w:type="dxa"/>
+          </w:tcPr>
+          <w:p>
+            <w:r>
+              <w:t>2.8.17</w:t>
+            </w:r>
+          </w:p>
+        </w:tc>
+        <w:tc>
+          <w:tcPr>
+            <w:tcW w:w="3358" w:type="dxa"/>
+          </w:tcPr>
+          <w:p>
+            <w:r>
+              <w:t>Sinh giao diện Swagger UI để kiểm thử API</w:t>
+            </w:r>
+          </w:p>
+        </w:tc>
+      </w:tr>
+      <w:tr>
+        <w:tc>
+          <w:tcPr>
+            <w:tcW w:w="1831" w:type="dxa"/>
+          </w:tcPr>
+          <w:p>
+            <w:r>
+              <w:t>Kiểm thử</w:t>
+            </w:r>
+          </w:p>
+        </w:tc>
+        <w:tc>
+          <w:tcPr>
+            <w:tcW w:w="2238" w:type="dxa"/>
+          </w:tcPr>
+          <w:p>
+            <w:r>
+              <w:t>JUnit 5, Mockito, H2</w:t>
+            </w:r>
+          </w:p>
+        </w:tc>
+        <w:tc>
+          <w:tcPr>
+            <w:tcW w:w="1933" w:type="dxa"/>
+          </w:tcPr>
+          <w:p>
+            <w:r>
+              <w:t>5.12.2 / 5.17.0</w:t>
+            </w:r>
+          </w:p>
+        </w:tc>
+        <w:tc>
+          <w:tcPr>
+            <w:tcW w:w="3358" w:type="dxa"/>
+          </w:tcPr>
+          <w:p>
+            <w:r>
+              <w:t>Unit test và kiểm thử tích hợp trên CSDL trong bộ nhớ</w:t>
+            </w:r>
+          </w:p>
+        </w:tc>
+      </w:tr>
+    </w:tbl>
+    <w:p>
+      <w:pPr>
+        <w:spacing w:after="120"/>
+        <w:rPr>
+          <w:sz w:val="26"/>
+          <w:szCs w:val="26"/>
+        </w:rPr>
+      </w:pPr>
+      <w:r>
+        <w:rPr>
+          <w:sz w:val="26"/>
+          <w:szCs w:val="26"/>
+        </w:rPr>
+        <w:t>Frontend</w:t>
+      </w:r>
+    </w:p>
+    <w:tbl>
+      <w:tblPr>
+        <w:tblW w:w="5000" w:type="pct"/>
+        <w:tblBorders>
+          <w:top w:val="single" w:sz="4" w:space="0" w:color="auto"/>
+          <w:left w:val="single" w:sz="4" w:space="0" w:color="auto"/>
+          <w:bottom w:val="single" w:sz="4" w:space="0" w:color="auto"/>
+          <w:right w:val="single" w:sz="4" w:space="0" w:color="auto"/>
+          <w:insideH w:val="single" w:sz="4" w:space="0" w:color="auto"/>
+          <w:insideV w:val="single" w:sz="4" w:space="0" w:color="auto"/>
+        </w:tblBorders>
+        <w:tblLayout w:type="fixed"/>
+        <w:tblCellMar>
+          <w:top w:w="80" w:type="dxa"/>
+          <w:left w:w="120" w:type="dxa"/>
+          <w:bottom w:w="80" w:type="dxa"/>
+          <w:right w:w="120" w:type="dxa"/>
+        </w:tblCellMar>
+        <w:tblLook w:val="0000" w:firstRow="0" w:lastRow="0" w:firstColumn="0" w:lastColumn="0" w:noHBand="0" w:noVBand="0"/>
+      </w:tblPr>
+      <w:tblGrid>
+        <w:gridCol w:w="1809"/>
+        <w:gridCol w:w="2107"/>
+        <w:gridCol w:w="1610"/>
+        <w:gridCol w:w="3201"/>
+      </w:tblGrid>
+      <w:tr>
+        <w:trPr>
+          <w:tblHeader/>
+        </w:trPr>
+        <w:tc>
+          <w:tcPr>
+            <w:tcW w:w="1937" w:type="dxa"/>
+          </w:tcPr>
+          <w:p>
+            <w:r>
+              <w:rPr>
+                <w:b/>
+                <w:bCs/>
+              </w:rPr>
+              <w:t>Thành phần</w:t>
+            </w:r>
+          </w:p>
+        </w:tc>
+        <w:tc>
+          <w:tcPr>
+            <w:tcW w:w="2259" w:type="dxa"/>
+          </w:tcPr>
+          <w:p>
+            <w:r>
+              <w:rPr>
+                <w:b/>
+                <w:bCs/>
+              </w:rPr>
+              <w:t>Công nghệ</w:t>
+            </w:r>
+          </w:p>
+        </w:tc>
+        <w:tc>
+          <w:tcPr>
+            <w:tcW w:w="1721" w:type="dxa"/>
+          </w:tcPr>
+          <w:p>
+            <w:r>
+              <w:rPr>
+                <w:b/>
+                <w:bCs/>
+              </w:rPr>
+              <w:t>Phiên bản</w:t>
+            </w:r>
+          </w:p>
+        </w:tc>
+        <w:tc>
+          <w:tcPr>
+            <w:tcW w:w="3443" w:type="dxa"/>
+          </w:tcPr>
+          <w:p>
+            <w:r>
+              <w:rPr>
+                <w:b/>
+                <w:bCs/>
+              </w:rPr>
+              <w:t>Vai trò trong đề tài</w:t>
+            </w:r>
+          </w:p>
+        </w:tc>
+      </w:tr>
+      <w:tr>
+        <w:tc>
+          <w:tcPr>
+            <w:tcW w:w="1937" w:type="dxa"/>
+          </w:tcPr>
+          <w:p>
+            <w:r>
+              <w:t>Thư viện UI</w:t>
+            </w:r>
+          </w:p>
+        </w:tc>
+        <w:tc>
+          <w:tcPr>
+            <w:tcW w:w="2259" w:type="dxa"/>
+          </w:tcPr>
+          <w:p>
+            <w:r>
+              <w:t>React</w:t>
+            </w:r>
+          </w:p>
+        </w:tc>
+        <w:tc>
+          <w:tcPr>
+            <w:tcW w:w="1721" w:type="dxa"/>
+          </w:tcPr>
+          <w:p>
+            <w:r>
+              <w:t>19.2.7</w:t>
+            </w:r>
+          </w:p>
+        </w:tc>
+        <w:tc>
+          <w:tcPr>
+            <w:tcW w:w="3443" w:type="dxa"/>
+          </w:tcPr>
+          <w:p>
+            <w:r>
+              <w:t>Xây dựng giao diện người dùng dạng SPA</w:t>
+            </w:r>
+          </w:p>
+        </w:tc>
+      </w:tr>
+      <w:tr>
+        <w:tc>
+          <w:tcPr>
+            <w:tcW w:w="1937" w:type="dxa"/>
+          </w:tcPr>
+          <w:p>
+            <w:r>
+              <w:t>Công cụ build</w:t>
+            </w:r>
+          </w:p>
+        </w:tc>
+        <w:tc>
+          <w:tcPr>
+            <w:tcW w:w="2259" w:type="dxa"/>
+          </w:tcPr>
+          <w:p>
+            <w:r>
+              <w:t>Vite</w:t>
+            </w:r>
+          </w:p>
+        </w:tc>
+        <w:tc>
+          <w:tcPr>
+            <w:tcW w:w="1721" w:type="dxa"/>
+          </w:tcPr>
+          <w:p>
+            <w:r>
+              <w:t>8.1.1</w:t>
+            </w:r>
+          </w:p>
+        </w:tc>
+        <w:tc>
+          <w:tcPr>
+            <w:tcW w:w="3443" w:type="dxa"/>
+          </w:tcPr>
+          <w:p>
+            <w:r>
+              <w:t>Đóng gói và chạy môi trường phát triển</w:t>
+            </w:r>
+          </w:p>
+        </w:tc>
+      </w:tr>
+      <w:tr>
+        <w:tc>
+          <w:tcPr>
+            <w:tcW w:w="1937" w:type="dxa"/>
+          </w:tcPr>
+          <w:p>
+            <w:r>
+              <w:t>Ngôn ngữ</w:t>
+            </w:r>
+          </w:p>
+        </w:tc>
+        <w:tc>
+          <w:tcPr>
+            <w:tcW w:w="2259" w:type="dxa"/>
+          </w:tcPr>
+          <w:p>
+            <w:r>
+              <w:t>TypeScript</w:t>
+            </w:r>
+          </w:p>
+        </w:tc>
+        <w:tc>
+          <w:tcPr>
+            <w:tcW w:w="1721" w:type="dxa"/>
+          </w:tcPr>
+          <w:p>
+            <w:r>
+              <w:t>6.0.2</w:t>
+            </w:r>
+          </w:p>
+        </w:tc>
+        <w:tc>
+          <w:tcPr>
+            <w:tcW w:w="3443" w:type="dxa"/>
+          </w:tcPr>
+          <w:p>
+            <w:r>
+              <w:t>Kiểm tra kiểu dữ liệu tĩnh, giảm lỗi runtime</w:t>
+            </w:r>
+          </w:p>
+        </w:tc>
+      </w:tr>
+      <w:tr>
+        <w:tc>
+          <w:tcPr>
+            <w:tcW w:w="1937" w:type="dxa"/>
+          </w:tcPr>
+          <w:p>
+            <w:r>
+              <w:t>Điều hướng</w:t>
+            </w:r>
+          </w:p>
+        </w:tc>
+        <w:tc>
+          <w:tcPr>
+            <w:tcW w:w="2259" w:type="dxa"/>
+          </w:tcPr>
+          <w:p>
+            <w:r>
+              <w:t>React Router DOM</w:t>
+            </w:r>
+          </w:p>
+        </w:tc>
+        <w:tc>
+          <w:tcPr>
+            <w:tcW w:w="1721" w:type="dxa"/>
+          </w:tcPr>
+          <w:p>
+            <w:r>
+              <w:t>7.18.1</w:t>
+            </w:r>
+          </w:p>
+        </w:tc>
+        <w:tc>
+          <w:tcPr>
+            <w:tcW w:w="3443" w:type="dxa"/>
+          </w:tcPr>
+          <w:p>
+            <w:r>
+              <w:t>Định tuyến các trang trong ứng dụng</w:t>
+            </w:r>
+          </w:p>
+        </w:tc>
+      </w:tr>
+      <w:tr>
+        <w:tc>
+          <w:tcPr>
+            <w:tcW w:w="1937" w:type="dxa"/>
+          </w:tcPr>
+          <w:p>
+            <w:r>
+              <w:t>Giao diện</w:t>
+            </w:r>
+          </w:p>
+        </w:tc>
+        <w:tc>
+          <w:tcPr>
+            <w:tcW w:w="2259" w:type="dxa"/>
+          </w:tcPr>
+          <w:p>
+            <w:r>
+              <w:t>React Bootstrap + Bootstrap</w:t>
+            </w:r>
+          </w:p>
+        </w:tc>
+        <w:tc>
+          <w:tcPr>
+            <w:tcW w:w="1721" w:type="dxa"/>
+          </w:tcPr>
+          <w:p>
+            <w:r>
+              <w:t>2.10.10 / 5.3.8</w:t>
+            </w:r>
+          </w:p>
+        </w:tc>
+        <w:tc>
+          <w:tcPr>
+            <w:tcW w:w="3443" w:type="dxa"/>
+          </w:tcPr>
+          <w:p>
+            <w:r>
+              <w:t>Bộ khung giao diện responsive</w:t>
+            </w:r>
+          </w:p>
+        </w:tc>
+      </w:tr>
+      <w:tr>
+        <w:tc>
+          <w:tcPr>
+            <w:tcW w:w="1937" w:type="dxa"/>
+          </w:tcPr>
+          <w:p>
+            <w:r>
+              <w:t>Biểu đồ</w:t>
+            </w:r>
+          </w:p>
+        </w:tc>
+        <w:tc>
+          <w:tcPr>
+            <w:tcW w:w="2259" w:type="dxa"/>
+          </w:tcPr>
+          <w:p>
+            <w:r>
+              <w:t>Recharts</w:t>
+            </w:r>
+          </w:p>
+        </w:tc>
+        <w:tc>
+          <w:tcPr>
+            <w:tcW w:w="1721" w:type="dxa"/>
+          </w:tcPr>
+          <w:p>
+            <w:r>
+              <w:t>3.10.1</w:t>
+            </w:r>
+          </w:p>
+        </w:tc>
+        <w:tc>
+          <w:tcPr>
+            <w:tcW w:w="3443" w:type="dxa"/>
+          </w:tcPr>
+          <w:p>
+            <w:r>
+              <w:t>Vẽ biểu đồ tròn chi tiêu, biểu đồ xu hướng thu chi</w:t>
+            </w:r>
+          </w:p>
+        </w:tc>
+      </w:tr>
+      <w:tr>
+        <w:tc>
+          <w:tcPr>
+            <w:tcW w:w="1937" w:type="dxa"/>
+          </w:tcPr>
+          <w:p>
+            <w:r>
+              <w:t>Gọi API</w:t>
+            </w:r>
+          </w:p>
+        </w:tc>
+        <w:tc>
+          <w:tcPr>
+            <w:tcW w:w="2259" w:type="dxa"/>
+          </w:tcPr>
+          <w:p>
+            <w:r>
+              <w:t>Axios</w:t>
+            </w:r>
+          </w:p>
+        </w:tc>
+        <w:tc>
+          <w:tcPr>
+            <w:tcW w:w="1721" w:type="dxa"/>
+          </w:tcPr>
+          <w:p>
+            <w:r>
+              <w:t>1.18.1</w:t>
+            </w:r>
+          </w:p>
+        </w:tc>
+        <w:tc>
+          <w:tcPr>
+            <w:tcW w:w="3443" w:type="dxa"/>
+          </w:tcPr>
+          <w:p>
+            <w:r>
+              <w:t>Giao tiếp HTTP với backend, có interceptor xử lý token</w:t>
+            </w:r>
+          </w:p>
+        </w:tc>
+      </w:tr>
+      <w:tr>
+        <w:tc>
+          <w:tcPr>
+            <w:tcW w:w="1937" w:type="dxa"/>
+          </w:tcPr>
+          <w:p>
+            <w:r>
+              <w:t>Đăng nhập Google</w:t>
+            </w:r>
+          </w:p>
+        </w:tc>
+        <w:tc>
+          <w:tcPr>
+            <w:tcW w:w="2259" w:type="dxa"/>
+          </w:tcPr>
+          <w:p>
+            <w:r>
+              <w:t>@react-oauth/google</w:t>
+            </w:r>
+          </w:p>
+        </w:tc>
+        <w:tc>
+          <w:tcPr>
+            <w:tcW w:w="1721" w:type="dxa"/>
+          </w:tcPr>
+          <w:p>
+            <w:r>
+              <w:t>0.13.5</w:t>
+            </w:r>
+          </w:p>
+        </w:tc>
+        <w:tc>
+          <w:tcPr>
+            <w:tcW w:w="3443" w:type="dxa"/>
+          </w:tcPr>
+          <w:p>
+            <w:r>
+              <w:t>Tích hợp nút đăng nhập Google phía client</w:t>
+            </w:r>
+          </w:p>
+        </w:tc>
+      </w:tr>
+    </w:tbl>
+    <w:p>
+      <w:pPr>
+        <w:spacing w:after="120"/>
+        <w:rPr>
+          <w:sz w:val="26"/>
+          <w:szCs w:val="26"/>
+        </w:rPr>
+      </w:pPr>
+    </w:p>
+    <w:p>
+      <w:pPr>
+        <w:spacing w:after="120"/>
+        <w:rPr>
+          <w:sz w:val="26"/>
+          <w:szCs w:val="26"/>
+        </w:rPr>
+      </w:pPr>
+      <w:r>
+        <w:rPr>
+          <w:sz w:val="26"/>
+          <w:szCs w:val="26"/>
+        </w:rPr>
+        <w:t>Bảng 4.1: Các công nghệ và thư viện sử dụng trong hệ thống</w:t>
+      </w:r>
+    </w:p>
+    <w:tbl>
+      <w:tblPr>
+        <w:tblW w:w="5000" w:type="pct"/>
+        <w:tblBorders>
+          <w:top w:val="single" w:sz="4" w:space="0" w:color="auto"/>
+          <w:left w:val="single" w:sz="4" w:space="0" w:color="auto"/>
+          <w:bottom w:val="single" w:sz="4" w:space="0" w:color="auto"/>
+          <w:right w:val="single" w:sz="4" w:space="0" w:color="auto"/>
+          <w:insideH w:val="single" w:sz="4" w:space="0" w:color="auto"/>
+          <w:insideV w:val="single" w:sz="4" w:space="0" w:color="auto"/>
+        </w:tblBorders>
+        <w:tblLayout w:type="fixed"/>
+        <w:tblCellMar>
+          <w:top w:w="80" w:type="dxa"/>
+          <w:left w:w="120" w:type="dxa"/>
+          <w:bottom w:w="80" w:type="dxa"/>
+          <w:right w:w="120" w:type="dxa"/>
+        </w:tblCellMar>
+        <w:tblLook w:val="04A0" w:firstRow="1" w:lastRow="0" w:firstColumn="1" w:lastColumn="0" w:noHBand="0" w:noVBand="1"/>
+      </w:tblPr>
+      <w:tblGrid>
+        <w:gridCol w:w="2532"/>
+        <w:gridCol w:w="2406"/>
+        <w:gridCol w:w="3789"/>
+      </w:tblGrid>
+      <w:tr>
+        <w:trPr>
+          <w:tblHeader/>
+        </w:trPr>
+        <w:tc>
+          <w:tcPr>
+            <w:tcW w:w="2713" w:type="dxa"/>
+          </w:tcPr>
+          <w:p>
+            <w:r>
+              <w:rPr>
+                <w:b/>
+                <w:bCs/>
+              </w:rPr>
+              <w:lastRenderedPageBreak/>
+              <w:t>Tên nghiệp vụ</w:t>
+            </w:r>
+          </w:p>
+        </w:tc>
+        <w:tc>
+          <w:tcPr>
+            <w:tcW w:w="2577" w:type="dxa"/>
+          </w:tcPr>
+          <w:p>
+            <w:r>
+              <w:rPr>
+                <w:b/>
+                <w:bCs/>
+              </w:rPr>
+              <w:t>Tên trong mã nguồn</w:t>
+            </w:r>
+          </w:p>
+        </w:tc>
+        <w:tc>
+          <w:tcPr>
+            <w:tcW w:w="4070" w:type="dxa"/>
+          </w:tcPr>
+          <w:p>
+            <w:r>
+              <w:rPr>
+                <w:b/>
+                <w:bCs/>
+              </w:rPr>
+              <w:t>Ý nghĩa</w:t>
+            </w:r>
+          </w:p>
+        </w:tc>
+      </w:tr>
+      <w:tr>
+        <w:tc>
+          <w:tcPr>
+            <w:tcW w:w="2713" w:type="dxa"/>
+          </w:tcPr>
+          <w:p>
+            <w:r>
+              <w:t>Người dùng</w:t>
+            </w:r>
+          </w:p>
+        </w:tc>
+        <w:tc>
+          <w:tcPr>
+            <w:tcW w:w="2577" w:type="dxa"/>
+          </w:tcPr>
+          <w:p>
+            <w:r>
+              <w:t>User</w:t>
+            </w:r>
+          </w:p>
+        </w:tc>
+        <w:tc>
+          <w:tcPr>
+            <w:tcW w:w="4070" w:type="dxa"/>
+          </w:tcPr>
+          <w:p>
+            <w:r>
+              <w:t>Thông tin tài khoản người sử dụng</w:t>
+            </w:r>
+          </w:p>
+        </w:tc>
+      </w:tr>
+      <w:tr>
+        <w:tc>
+          <w:tcPr>
+            <w:tcW w:w="2713" w:type="dxa"/>
+          </w:tcPr>
+          <w:p>
+            <w:r>
+              <w:t>Ví</w:t>
+            </w:r>
+          </w:p>
+        </w:tc>
+        <w:tc>
+          <w:tcPr>
+            <w:tcW w:w="2577" w:type="dxa"/>
+          </w:tcPr>
+          <w:p>
+            <w:r>
+              <w:t>Wallet</w:t>
+            </w:r>
+          </w:p>
+        </w:tc>
+        <w:tc>
+          <w:tcPr>
+            <w:tcW w:w="4070" w:type="dxa"/>
+          </w:tcPr>
+          <w:p>
+            <w:r>
+              <w:t>Ví/tài khoản tài chính</w:t>
+            </w:r>
+          </w:p>
+        </w:tc>
+      </w:tr>
+      <w:tr>
+        <w:tc>
+          <w:tcPr>
+            <w:tcW w:w="2713" w:type="dxa"/>
+          </w:tcPr>
+          <w:p>
+            <w:r>
+              <w:t>Thành viên ví</w:t>
+            </w:r>
+          </w:p>
+        </w:tc>
+        <w:tc>
+          <w:tcPr>
+            <w:tcW w:w="2577" w:type="dxa"/>
+          </w:tcPr>
+          <w:p>
+            <w:r>
+              <w:t>WalletMember</w:t>
+            </w:r>
+          </w:p>
+        </w:tc>
+        <w:tc>
+          <w:tcPr>
+            <w:tcW w:w="4070" w:type="dxa"/>
+          </w:tcPr>
+          <w:p>
+            <w:r>
+              <w:t>Người được chia sẻ quyền truy cập ví</w:t>
+            </w:r>
+          </w:p>
+        </w:tc>
+      </w:tr>
+      <w:tr>
+        <w:tc>
+          <w:tcPr>
+            <w:tcW w:w="2713" w:type="dxa"/>
+          </w:tcPr>
+          <w:p>
+            <w:r>
+              <w:t>Giao dịch</w:t>
+            </w:r>
+          </w:p>
+        </w:tc>
+        <w:tc>
+          <w:tcPr>
+            <w:tcW w:w="2577" w:type="dxa"/>
+          </w:tcPr>
+          <w:p>
+            <w:r>
+              <w:t>Transaction</w:t>
+            </w:r>
+          </w:p>
+        </w:tc>
+        <w:tc>
+          <w:tcPr>
+            <w:tcW w:w="4070" w:type="dxa"/>
+          </w:tcPr>
+          <w:p>
+            <w:r>
+              <w:t>Khoản thu hoặc chi</w:t>
+            </w:r>
+          </w:p>
+        </w:tc>
+      </w:tr>
+      <w:tr>
+        <w:tc>
+          <w:tcPr>
+            <w:tcW w:w="2713" w:type="dxa"/>
+          </w:tcPr>
+          <w:p>
+            <w:r>
+              <w:t>Lịch sử giao dịch</w:t>
+            </w:r>
+          </w:p>
+        </w:tc>
+        <w:tc>
+          <w:tcPr>
+            <w:tcW w:w="2577" w:type="dxa"/>
+          </w:tcPr>
+          <w:p>
+            <w:r>
+              <w:t>TransactionHistory</w:t>
+            </w:r>
+          </w:p>
+        </w:tc>
+        <w:tc>
+          <w:tcPr>
+            <w:tcW w:w="4070" w:type="dxa"/>
+          </w:tcPr>
+          <w:p>
+            <w:r>
+              <w:t>Lưu thay đổi của giao dịch</w:t>
+            </w:r>
+          </w:p>
+        </w:tc>
+      </w:tr>
+      <w:tr>
+        <w:tc>
+          <w:tcPr>
+            <w:tcW w:w="2713" w:type="dxa"/>
+          </w:tcPr>
+          <w:p>
+            <w:r>
+              <w:t>Danh mục</w:t>
+            </w:r>
+          </w:p>
+        </w:tc>
+        <w:tc>
+          <w:tcPr>
+            <w:tcW w:w="2577" w:type="dxa"/>
+          </w:tcPr>
+          <w:p>
+            <w:r>
+              <w:t>Category</w:t>
+            </w:r>
+          </w:p>
+        </w:tc>
+        <w:tc>
+          <w:tcPr>
+            <w:tcW w:w="4070" w:type="dxa"/>
+          </w:tcPr>
+          <w:p>
+            <w:r>
+              <w:t>Phân loại thu/chi</w:t>
+            </w:r>
+          </w:p>
+        </w:tc>
+      </w:tr>
+      <w:tr>
+        <w:tc>
+          <w:tcPr>
+            <w:tcW w:w="2713" w:type="dxa"/>
+          </w:tcPr>
+          <w:p>
+            <w:r>
+              <w:t>Quy tắc danh mục</w:t>
+            </w:r>
+          </w:p>
+        </w:tc>
+        <w:tc>
+          <w:tcPr>
+            <w:tcW w:w="2577" w:type="dxa"/>
+          </w:tcPr>
+          <w:p>
+            <w:r>
+              <w:t>CategoryRule</w:t>
+            </w:r>
+          </w:p>
+        </w:tc>
+        <w:tc>
+          <w:tcPr>
+            <w:tcW w:w="4070" w:type="dxa"/>
+          </w:tcPr>
+          <w:p>
+            <w:r>
+              <w:t>Từ khóa dùng để tự động phân loại</w:t>
+            </w:r>
+          </w:p>
+        </w:tc>
+      </w:tr>
+      <w:tr>
+        <w:tc>
+          <w:tcPr>
+            <w:tcW w:w="2713" w:type="dxa"/>
+          </w:tcPr>
+          <w:p>
+            <w:r>
+              <w:t>Ngân sách</w:t>
+            </w:r>
+          </w:p>
+        </w:tc>
+        <w:tc>
+          <w:tcPr>
+            <w:tcW w:w="2577" w:type="dxa"/>
+          </w:tcPr>
+          <w:p>
+            <w:r>
+              <w:t>Budget</w:t>
+            </w:r>
+          </w:p>
+        </w:tc>
+        <w:tc>
+          <w:tcPr>
+            <w:tcW w:w="4070" w:type="dxa"/>
+          </w:tcPr>
+          <w:p>
+            <w:r>
+              <w:t>Hạn mức chi tiêu theo danh mục</w:t>
+            </w:r>
+          </w:p>
+        </w:tc>
+      </w:tr>
+      <w:tr>
+        <w:tc>
+          <w:tcPr>
+            <w:tcW w:w="2713" w:type="dxa"/>
+          </w:tcPr>
+          <w:p>
+            <w:r>
+              <w:t>Lịch sử ngân sách</w:t>
+            </w:r>
+          </w:p>
+        </w:tc>
+        <w:tc>
+          <w:tcPr>
+            <w:tcW w:w="2577" w:type="dxa"/>
+          </w:tcPr>
+          <w:p>
+            <w:r>
+              <w:t>BudgetHistory</w:t>
+            </w:r>
+          </w:p>
+        </w:tc>
+        <w:tc>
+          <w:tcPr>
+            <w:tcW w:w="4070" w:type="dxa"/>
+          </w:tcPr>
+          <w:p>
+            <w:r>
+              <w:t>Lưu thay đổi của ngân sách</w:t>
+            </w:r>
+          </w:p>
+        </w:tc>
+      </w:tr>
+      <w:tr>
+        <w:tc>
+          <w:tcPr>
+            <w:tcW w:w="2713" w:type="dxa"/>
+          </w:tcPr>
+          <w:p>
+            <w:r>
+              <w:t>Mục tiêu tiết kiệm</w:t>
+            </w:r>
+          </w:p>
+        </w:tc>
+        <w:tc>
+          <w:tcPr>
+            <w:tcW w:w="2577" w:type="dxa"/>
+          </w:tcPr>
+          <w:p>
+            <w:r>
+              <w:t>SavingGoal</w:t>
+            </w:r>
+          </w:p>
+        </w:tc>
+        <w:tc>
+          <w:tcPr>
+            <w:tcW w:w="4070" w:type="dxa"/>
+          </w:tcPr>
+          <w:p>
+            <w:r>
+              <w:t>Mục tiêu tích lũy</w:t>
+            </w:r>
+          </w:p>
+        </w:tc>
+      </w:tr>
+      <w:tr>
+        <w:tc>
+          <w:tcPr>
+            <w:tcW w:w="2713" w:type="dxa"/>
+          </w:tcPr>
+          <w:p>
+            <w:r>
+              <w:t>Gia đình</w:t>
+            </w:r>
+          </w:p>
+        </w:tc>
+        <w:tc>
+          <w:tcPr>
+            <w:tcW w:w="2577" w:type="dxa"/>
+          </w:tcPr>
+          <w:p>
+            <w:r>
+              <w:t>Family</w:t>
+            </w:r>
+          </w:p>
+        </w:tc>
+        <w:tc>
+          <w:tcPr>
+            <w:tcW w:w="4070" w:type="dxa"/>
+          </w:tcPr>
+          <w:p>
+            <w:r>
+              <w:t>Nhóm người dùng dùng chung chức năng gia đình</w:t>
+            </w:r>
+          </w:p>
+        </w:tc>
+      </w:tr>
+      <w:tr>
+        <w:tc>
+          <w:tcPr>
+            <w:tcW w:w="2713" w:type="dxa"/>
+          </w:tcPr>
+          <w:p>
+            <w:r>
+              <w:t>Thành viên gia đình</w:t>
+            </w:r>
+          </w:p>
+        </w:tc>
+        <w:tc>
+          <w:tcPr>
+            <w:tcW w:w="2577" w:type="dxa"/>
+          </w:tcPr>
+          <w:p>
+            <w:r>
+              <w:t>FamilyMember</w:t>
+            </w:r>
+          </w:p>
+        </w:tc>
+        <w:tc>
+          <w:tcPr>
+            <w:tcW w:w="4070" w:type="dxa"/>
+          </w:tcPr>
+          <w:p>
+            <w:r>
+              <w:t>Thành viên thuộc một gia đình</w:t>
+            </w:r>
+          </w:p>
+        </w:tc>
+      </w:tr>
+      <w:tr>
+        <w:tc>
+          <w:tcPr>
+            <w:tcW w:w="2713" w:type="dxa"/>
+          </w:tcPr>
+          <w:p>
+            <w:r>
+              <w:t>Thông báo</w:t>
+            </w:r>
+          </w:p>
+        </w:tc>
+        <w:tc>
+          <w:tcPr>
+            <w:tcW w:w="2577" w:type="dxa"/>
+          </w:tcPr>
+          <w:p>
+            <w:r>
+              <w:t>Notification</w:t>
+            </w:r>
+          </w:p>
+        </w:tc>
+        <w:tc>
+          <w:tcPr>
+            <w:tcW w:w="4070" w:type="dxa"/>
+          </w:tcPr>
+          <w:p>
+            <w:r>
+              <w:t>Thông báo của hệ thống</w:t>
+            </w:r>
+          </w:p>
+        </w:tc>
+      </w:tr>
+      <w:tr>
+        <w:tc>
+          <w:tcPr>
+            <w:tcW w:w="2713" w:type="dxa"/>
+          </w:tcPr>
+          <w:p>
+            <w:r>
+              <w:t>Hóa đơn định kỳ</w:t>
+            </w:r>
+          </w:p>
+        </w:tc>
+        <w:tc>
+          <w:tcPr>
+            <w:tcW w:w="2577" w:type="dxa"/>
+          </w:tcPr>
+          <w:p>
+            <w:r>
+              <w:t>RecurringBill</w:t>
+            </w:r>
+          </w:p>
+        </w:tc>
+        <w:tc>
+          <w:tcPr>
+            <w:tcW w:w="4070" w:type="dxa"/>
+          </w:tcPr>
+          <w:p>
+            <w:r>
+              <w:t>Khoản thanh toán lặp lại</w:t>
+            </w:r>
+          </w:p>
+        </w:tc>
+      </w:tr>
+      <w:tr>
+        <w:tc>
+          <w:tcPr>
+            <w:tcW w:w="2713" w:type="dxa"/>
+          </w:tcPr>
+          <w:p>
+            <w:r>
+              <w:t>Báo cáo</w:t>
+            </w:r>
+          </w:p>
+        </w:tc>
+        <w:tc>
+          <w:tcPr>
+            <w:tcW w:w="2577" w:type="dxa"/>
+          </w:tcPr>
+          <w:p>
+            <w:r>
+              <w:t>Report</w:t>
+            </w:r>
+          </w:p>
+        </w:tc>
+        <w:tc>
+          <w:tcPr>
+            <w:tcW w:w="4070" w:type="dxa"/>
+          </w:tcPr>
+          <w:p>
+            <w:r>
+              <w:t>Tổng hợp và thống kê tài chính</w:t>
+            </w:r>
+          </w:p>
+        </w:tc>
+      </w:tr>
+      <w:tr>
+        <w:tc>
+          <w:tcPr>
+            <w:tcW w:w="2713" w:type="dxa"/>
+          </w:tcPr>
+          <w:p>
+            <w:r>
+              <w:t>Trợ lý AI</w:t>
+            </w:r>
+          </w:p>
+        </w:tc>
+        <w:tc>
+          <w:tcPr>
+            <w:tcW w:w="2577" w:type="dxa"/>
+          </w:tcPr>
+          <w:p>
+            <w:r>
+              <w:t>AiAssistant</w:t>
+            </w:r>
+          </w:p>
+        </w:tc>
+        <w:tc>
+          <w:tcPr>
+            <w:tcW w:w="4070" w:type="dxa"/>
+          </w:tcPr>
+          <w:p>
+            <w:r>
+              <w:t>Phân tích và tư vấn tài chính</w:t>
+            </w:r>
+          </w:p>
+        </w:tc>
+      </w:tr>
+      <w:tr>
+        <w:tc>
+          <w:tcPr>
+            <w:tcW w:w="2713" w:type="dxa"/>
+          </w:tcPr>
+          <w:p>
+            <w:r>
+              <w:t>Lô import</w:t>
+            </w:r>
+          </w:p>
+        </w:tc>
+        <w:tc>
+          <w:tcPr>
+            <w:tcW w:w="2577" w:type="dxa"/>
+          </w:tcPr>
+          <w:p>
+            <w:r>
+              <w:t>ImportBatch</w:t>
+            </w:r>
+          </w:p>
+        </w:tc>
+        <w:tc>
+          <w:tcPr>
+            <w:tcW w:w="4070" w:type="dxa"/>
+          </w:tcPr>
+          <w:p>
+            <w:r>
+              <w:t>Quản lý một lần nhập dữ liệu từ file</w:t>
+            </w:r>
+          </w:p>
+        </w:tc>
+      </w:tr>
+    </w:tbl>
+    <w:p>
+      <w:pPr>
+        <w:spacing w:after="120"/>
+        <w:rPr>
+          <w:sz w:val="26"/>
+          <w:szCs w:val="26"/>
+        </w:rPr>
+      </w:pPr>
+    </w:p>
+    <w:p>
+      <w:pPr>
+        <w:spacing w:after="120"/>
+        <w:rPr>
+          <w:sz w:val="26"/>
+          <w:szCs w:val="26"/>
+        </w:rPr>
+      </w:pPr>
+      <w:r>
+        <w:rPr>
+          <w:sz w:val="26"/>
+          <w:szCs w:val="26"/>
+        </w:rPr>
+        <w:t>4.2. Cấu trúc mã nguồn</w:t>
+      </w:r>
+    </w:p>
+    <w:p>
+      <w:pPr>
+        <w:spacing w:after="120"/>
+        <w:rPr>
+          <w:sz w:val="26"/>
+          <w:szCs w:val="26"/>
+        </w:rPr>
+      </w:pPr>
+      <w:r>
+        <w:rPr>
+          <w:sz w:val="26"/>
+          <w:szCs w:val="26"/>
+        </w:rPr>
+        <w:lastRenderedPageBreak/>
+        <w:t>Mã nguồn của hệ thống được tổ chức thành hai thành phần chính gồm backend và frontend. Backend được xây dựng bằng Spring Boot, chịu trách nhiệm xử lý nghiệp vụ, xác thực, phân quyền, truy xuất dữ liệu và cung cấp REST API. Frontend được xây dựng bằng React và TypeScript, chịu trách nhiệm xây dựng giao diện, quản lý trạng thái hiển thị và giao tiếp với backend thông qua HTTP API.</w:t>
+      </w:r>
+    </w:p>
+    <w:p>
+      <w:pPr>
+        <w:spacing w:after="120"/>
+        <w:rPr>
+          <w:sz w:val="26"/>
+          <w:szCs w:val="26"/>
+        </w:rPr>
+      </w:pPr>
+      <w:r>
+        <w:t>src/</w:t>
+      </w:r>
+      <w:r>
         <w:br/>
-        <w:t>4.2. Xây dựng các chức năng chính</w:t>
-      </w:r>
-      <w:r>
-        <w:rPr>
-          <w:sz w:val="26"/>
-          <w:szCs w:val="26"/>
-        </w:rPr>
+        <w:t>├── backend/src/main/java/com/personal/finance/backend/</w:t>
+      </w:r>
+      <w:r>
         <w:br/>
-        <w:t xml:space="preserve">    4.2.1. Quản lý tài khoản và giao dịch</w:t>
-      </w:r>
-      <w:r>
-        <w:rPr>
-          <w:sz w:val="26"/>
-          <w:szCs w:val="26"/>
-        </w:rPr>
+        <w:t>│ ├── users/ — Đăng ký, đăng nhập, hồ sơ, quản trị người dùng</w:t>
+      </w:r>
+      <w:r>
         <w:br/>
-        <w:t xml:space="preserve">    4.2.2. Quản lý danh mục thu/chi</w:t>
-      </w:r>
-      <w:r>
-        <w:rPr>
-          <w:sz w:val="26"/>
-          <w:szCs w:val="26"/>
-        </w:rPr>
+        <w:t>│ ├── wallets/ — Quản lý ví, chia sẻ ví trong gia đình</w:t>
+      </w:r>
+      <w:r>
         <w:br/>
-        <w:t xml:space="preserve">    4.2.3. Quản lý ngân sách &amp; mục tiêu tiết kiệm</w:t>
-      </w:r>
-      <w:r>
-        <w:rPr>
-          <w:sz w:val="26"/>
-          <w:szCs w:val="26"/>
-        </w:rPr>
+        <w:t>│ ├── families/ — Nhóm gia đình, mời thành viên</w:t>
+      </w:r>
+      <w:r>
         <w:br/>
-        <w:t xml:space="preserve">    4.2.4. Import sao kê ngân hàng (CSV/Excel)</w:t>
-      </w:r>
-      <w:r>
-        <w:rPr>
-          <w:sz w:val="26"/>
-          <w:szCs w:val="26"/>
-        </w:rPr>
+        <w:t>│ ├── transactions/ — Sổ giao dịch, lịch sử chỉnh sửa</w:t>
+      </w:r>
+      <w:r>
         <w:br/>
-        <w:t xml:space="preserve">    4.2.5. Tự động phân loại giao dịch</w:t>
-      </w:r>
-      <w:r>
-        <w:rPr>
-          <w:sz w:val="26"/>
-          <w:szCs w:val="26"/>
-        </w:rPr>
+        <w:t>│ ├── categories/ — Danh mục thu/chi, quy tắc tự động phân loại</w:t>
+      </w:r>
+      <w:r>
         <w:br/>
-        <w:t xml:space="preserve">    4.2.6. Báo cáo &amp; biểu đồ phân tích thói quen chi tiêu</w:t>
-      </w:r>
-      <w:r>
-        <w:rPr>
-          <w:sz w:val="26"/>
-          <w:szCs w:val="26"/>
-        </w:rPr>
+        <w:t>│ ├── budgets/ — Ngân sách chi tiêu theo tháng, cảnh báo vượt mức</w:t>
+      </w:r>
+      <w:r>
         <w:br/>
-        <w:t xml:space="preserve">    4.2.7. Hệ thống nhắc nhở</w:t>
-      </w:r>
-      <w:r>
-        <w:rPr>
-          <w:sz w:val="26"/>
-          <w:szCs w:val="26"/>
-        </w:rPr>
+        <w:t>│ ├── savingGoals/ — Mục tiêu tiết kiệm</w:t>
+      </w:r>
+      <w:r>
         <w:br/>
-        <w:t xml:space="preserve">    4.2.8. Đăng nhập &amp; phân quyền</w:t>
-      </w:r>
-      <w:r>
-        <w:rPr>
-          <w:sz w:val="26"/>
-          <w:szCs w:val="26"/>
-        </w:rPr>
+        <w:t>│ ├── bills/ — Hóa đơn định kỳ, nhắc nhở thanh toán</w:t>
+      </w:r>
+      <w:r>
         <w:br/>
-        <w:t>4.3. Tích hợp và triển khai</w:t>
-      </w:r>
-      <w:r>
-        <w:rPr>
-          <w:sz w:val="26"/>
-          <w:szCs w:val="26"/>
-        </w:rPr>
+        <w:t>│ ├── notifications/ — Thông báo hệ thống (ưu tiên, đã đọc)</w:t>
+      </w:r>
+      <w:r>
         <w:br/>
-        <w:t xml:space="preserve">    4.3.1. Kết nối Frontend (React/Next.js) với Backend (Spring Boot)</w:t>
-      </w:r>
-      <w:r>
-        <w:rPr>
-          <w:sz w:val="26"/>
-          <w:szCs w:val="26"/>
-        </w:rPr>
+        <w:t>│ ├── reports/ — Tổng hợp dashboard, xuất Excel/PDF</w:t>
+      </w:r>
+      <w:r>
         <w:br/>
-        <w:t xml:space="preserve">    4.3.2. Kiểm thử API với Postman</w:t>
-      </w:r>
-      <w:r>
-        <w:rPr>
-          <w:sz w:val="26"/>
-          <w:szCs w:val="26"/>
-        </w:rPr>
+        <w:t>│ ├── importBatch/ — Nhập sao kê ngân hàng (CSV/Excel)</w:t>
+      </w:r>
+      <w:r>
         <w:br/>
-        <w:t xml:space="preserve">    4.3.3. Triển khai ứng dụng  </w:t>
-      </w:r>
-    </w:p>
-    <w:p>
-      <w:pPr>
-        <w:spacing w:after="200"/>
-        <w:rPr>
-          <w:sz w:val="26"/>
-          <w:szCs w:val="26"/>
-        </w:rPr>
-      </w:pPr>
+        <w:t>│ ├── ai_assistant/ — Tích hợp Gemini: tư vấn, phân loại tự động</w:t>
+      </w:r>
+      <w:r>
+        <w:br/>
+        <w:t>│ ├── backup/ — Sao lưu/phục hồi dữ liệu (JSON)</w:t>
+      </w:r>
+      <w:r>
+        <w:br/>
+        <w:t>│ ├── settings/ — Cấu hình hệ thống (do Admin quản lý)</w:t>
+      </w:r>
+      <w:r>
+        <w:br/>
+        <w:t>│ ├── security/ — JwtUtil, JwtAuthenticationFilter, SecurityConfig</w:t>
+      </w:r>
+      <w:r>
+        <w:br/>
+        <w:t>│ ├── common/ — Base entity, exception handler, scheduler, email</w:t>
+      </w:r>
+      <w:r>
+        <w:br/>
+        <w:t>│ └── configs/ — DataSeeder, cấu hình Cloudinary, OpenAPI</w:t>
+      </w:r>
+      <w:r>
+        <w:br/>
+        <w:t>│</w:t>
+      </w:r>
+      <w:r>
+        <w:br/>
+        <w:t>└── frontend/src/</w:t>
+      </w:r>
+      <w:r>
+        <w:br/>
+        <w:t>    ├── components/ — Component tái sử dụng, chia theo nghiệp vụ</w:t>
+      </w:r>
+      <w:r>
+        <w:br/>
+        <w:t>    ├── pages/ — Các trang tương ứng với route</w:t>
+      </w:r>
+      <w:r>
+        <w:br/>
+        <w:t>    ├── services/ — Lớp gọi API (axios) cho từng nghiệp vụ</w:t>
+      </w:r>
+      <w:r>
+        <w:br/>
+        <w:t>    ├── context/ — AuthContext quản lý phiên đăng nhập</w:t>
+      </w:r>
+      <w:r>
+        <w:br/>
+        <w:t>    └── utils/ — Hàm tiện ích (định dạng tiền tệ...)</w:t>
+      </w:r>
+    </w:p>
+    <w:p>
+      <w:pPr>
+        <w:spacing w:after="120"/>
+        <w:rPr>
+          <w:sz w:val="26"/>
+          <w:szCs w:val="26"/>
+        </w:rPr>
+      </w:pPr>
+      <w:r>
+        <w:rPr>
+          <w:sz w:val="26"/>
+          <w:szCs w:val="26"/>
+        </w:rPr>
+        <w:t>4.3. Cài đặt database</w:t>
+      </w:r>
+    </w:p>
+    <w:p>
+      <w:pPr>
+        <w:spacing w:after="120"/>
+        <w:rPr>
+          <w:sz w:val="26"/>
+          <w:szCs w:val="26"/>
+        </w:rPr>
+      </w:pPr>
+    </w:p>
+    <w:p>
+      <w:pPr>
+        <w:spacing w:after="120"/>
+        <w:rPr>
+          <w:sz w:val="26"/>
+          <w:szCs w:val="26"/>
+        </w:rPr>
+      </w:pPr>
+      <w:r>
+        <w:rPr>
+          <w:sz w:val="26"/>
+          <w:szCs w:val="26"/>
+        </w:rPr>
+        <w:t>4.3.1. Chuyển từ mô hình ERD sang database</w:t>
+      </w:r>
+    </w:p>
+    <w:p>
+      <w:pPr>
+        <w:spacing w:after="120"/>
+        <w:rPr>
+          <w:sz w:val="26"/>
+          <w:szCs w:val="26"/>
+        </w:rPr>
+      </w:pPr>
+      <w:r>
+        <w:rPr>
+          <w:sz w:val="26"/>
+          <w:szCs w:val="26"/>
+        </w:rPr>
+        <w:lastRenderedPageBreak/>
+        <w:t>Cơ sở dữ liệu của hệ thống được thiết kế theo mô hình quan hệ. Các thực thể chính gồm người dùng, ví, giao dịch, danh mục, ngân sách, mục tiêu tiết kiệm, gia đình, thành viên ví, thông báo, hóa đơn định kỳ và các bảng lịch sử.</w:t>
+      </w:r>
+    </w:p>
+    <w:p>
+      <w:pPr>
+        <w:spacing w:after="120"/>
+        <w:rPr>
+          <w:sz w:val="26"/>
+          <w:szCs w:val="26"/>
+        </w:rPr>
+      </w:pPr>
+      <w:r>
+        <w:rPr>
+          <w:sz w:val="26"/>
+          <w:szCs w:val="26"/>
+        </w:rPr>
+        <w:t>Bảng đối chiếu ERD – Database – Entity</w:t>
+      </w:r>
+    </w:p>
+    <w:tbl>
+      <w:tblPr>
+        <w:tblW w:w="5000" w:type="pct"/>
+        <w:tblBorders>
+          <w:top w:val="single" w:sz="4" w:space="0" w:color="auto"/>
+          <w:left w:val="single" w:sz="4" w:space="0" w:color="auto"/>
+          <w:bottom w:val="single" w:sz="4" w:space="0" w:color="auto"/>
+          <w:right w:val="single" w:sz="4" w:space="0" w:color="auto"/>
+          <w:insideH w:val="single" w:sz="4" w:space="0" w:color="auto"/>
+          <w:insideV w:val="single" w:sz="4" w:space="0" w:color="auto"/>
+        </w:tblBorders>
+        <w:tblLayout w:type="fixed"/>
+        <w:tblCellMar>
+          <w:top w:w="80" w:type="dxa"/>
+          <w:left w:w="120" w:type="dxa"/>
+          <w:bottom w:w="80" w:type="dxa"/>
+          <w:right w:w="120" w:type="dxa"/>
+        </w:tblCellMar>
+        <w:tblLook w:val="0000" w:firstRow="0" w:lastRow="0" w:firstColumn="0" w:lastColumn="0" w:noHBand="0" w:noVBand="0"/>
+      </w:tblPr>
+      <w:tblGrid>
+        <w:gridCol w:w="1508"/>
+        <w:gridCol w:w="1358"/>
+        <w:gridCol w:w="1098"/>
+        <w:gridCol w:w="1701"/>
+        <w:gridCol w:w="3062"/>
+      </w:tblGrid>
+      <w:tr>
+        <w:trPr>
+          <w:tblHeader/>
+        </w:trPr>
+        <w:tc>
+          <w:tcPr>
+            <w:tcW w:w="1508" w:type="dxa"/>
+          </w:tcPr>
+          <w:p>
+            <w:pPr>
+              <w:spacing w:before="0" w:line="240" w:lineRule="auto"/>
+              <w:rPr>
+                <w:rFonts w:eastAsia="Times New Roman"/>
+                <w:sz w:val="24"/>
+                <w:szCs w:val="24"/>
+              </w:rPr>
+            </w:pPr>
+            <w:r>
+              <w:rPr>
+                <w:rFonts w:eastAsia="Times New Roman"/>
+                <w:b/>
+                <w:bCs/>
+                <w:sz w:val="24"/>
+                <w:szCs w:val="24"/>
+              </w:rPr>
+              <w:t>Thực thể (ERD)</w:t>
+            </w:r>
+          </w:p>
+        </w:tc>
+        <w:tc>
+          <w:tcPr>
+            <w:tcW w:w="1358" w:type="dxa"/>
+          </w:tcPr>
+          <w:p>
+            <w:pPr>
+              <w:spacing w:before="0" w:line="240" w:lineRule="auto"/>
+              <w:rPr>
+                <w:rFonts w:eastAsia="Times New Roman"/>
+                <w:sz w:val="24"/>
+                <w:szCs w:val="24"/>
+              </w:rPr>
+            </w:pPr>
+            <w:r>
+              <w:rPr>
+                <w:rFonts w:eastAsia="Times New Roman"/>
+                <w:b/>
+                <w:bCs/>
+                <w:sz w:val="24"/>
+                <w:szCs w:val="24"/>
+              </w:rPr>
+              <w:t>Bảng trong CSDL</w:t>
+            </w:r>
+          </w:p>
+        </w:tc>
+        <w:tc>
+          <w:tcPr>
+            <w:tcW w:w="1098" w:type="dxa"/>
+          </w:tcPr>
+          <w:p>
+            <w:pPr>
+              <w:spacing w:before="0" w:line="240" w:lineRule="auto"/>
+              <w:rPr>
+                <w:rFonts w:eastAsia="Times New Roman"/>
+                <w:sz w:val="24"/>
+                <w:szCs w:val="24"/>
+              </w:rPr>
+            </w:pPr>
+            <w:r>
+              <w:rPr>
+                <w:rFonts w:eastAsia="Times New Roman"/>
+                <w:b/>
+                <w:bCs/>
+                <w:sz w:val="24"/>
+                <w:szCs w:val="24"/>
+              </w:rPr>
+              <w:t>Khóa chính</w:t>
+            </w:r>
+          </w:p>
+        </w:tc>
+        <w:tc>
+          <w:tcPr>
+            <w:tcW w:w="1701" w:type="dxa"/>
+          </w:tcPr>
+          <w:p>
+            <w:pPr>
+              <w:spacing w:before="0" w:line="240" w:lineRule="auto"/>
+              <w:rPr>
+                <w:rFonts w:eastAsia="Times New Roman"/>
+                <w:sz w:val="24"/>
+                <w:szCs w:val="24"/>
+              </w:rPr>
+            </w:pPr>
+            <w:r>
+              <w:rPr>
+                <w:rFonts w:eastAsia="Times New Roman"/>
+                <w:b/>
+                <w:bCs/>
+                <w:sz w:val="24"/>
+                <w:szCs w:val="24"/>
+              </w:rPr>
+              <w:t>Quan hệ chính</w:t>
+            </w:r>
+          </w:p>
+        </w:tc>
+        <w:tc>
+          <w:tcPr>
+            <w:tcW w:w="3062" w:type="dxa"/>
+          </w:tcPr>
+          <w:p>
+            <w:pPr>
+              <w:spacing w:before="0" w:line="240" w:lineRule="auto"/>
+              <w:rPr>
+                <w:rFonts w:eastAsia="Times New Roman"/>
+                <w:sz w:val="24"/>
+                <w:szCs w:val="24"/>
+              </w:rPr>
+            </w:pPr>
+            <w:r>
+              <w:rPr>
+                <w:rFonts w:eastAsia="Times New Roman"/>
+                <w:b/>
+                <w:bCs/>
+                <w:sz w:val="24"/>
+                <w:szCs w:val="24"/>
+              </w:rPr>
+              <w:t>Ghi chú</w:t>
+            </w:r>
+          </w:p>
+        </w:tc>
+      </w:tr>
+      <w:tr>
+        <w:tc>
+          <w:tcPr>
+            <w:tcW w:w="1508" w:type="dxa"/>
+          </w:tcPr>
+          <w:p>
+            <w:pPr>
+              <w:spacing w:before="0" w:line="240" w:lineRule="auto"/>
+              <w:rPr>
+                <w:rFonts w:eastAsia="Times New Roman"/>
+                <w:sz w:val="24"/>
+                <w:szCs w:val="24"/>
+              </w:rPr>
+            </w:pPr>
+            <w:r>
+              <w:rPr>
+                <w:rFonts w:eastAsia="Times New Roman"/>
+                <w:sz w:val="24"/>
+                <w:szCs w:val="24"/>
+              </w:rPr>
+              <w:t>Người dùng</w:t>
+            </w:r>
+          </w:p>
+        </w:tc>
+        <w:tc>
+          <w:tcPr>
+            <w:tcW w:w="1358" w:type="dxa"/>
+          </w:tcPr>
+          <w:p>
+            <w:pPr>
+              <w:spacing w:before="0" w:line="240" w:lineRule="auto"/>
+              <w:rPr>
+                <w:rFonts w:eastAsia="Times New Roman"/>
+                <w:sz w:val="24"/>
+                <w:szCs w:val="24"/>
+              </w:rPr>
+            </w:pPr>
+            <w:r>
+              <w:rPr>
+                <w:rFonts w:eastAsia="Times New Roman"/>
+                <w:sz w:val="24"/>
+                <w:szCs w:val="24"/>
+              </w:rPr>
+              <w:t>users</w:t>
+            </w:r>
+          </w:p>
+        </w:tc>
+        <w:tc>
+          <w:tcPr>
+            <w:tcW w:w="1098" w:type="dxa"/>
+          </w:tcPr>
+          <w:p>
+            <w:pPr>
+              <w:spacing w:before="0" w:line="240" w:lineRule="auto"/>
+              <w:rPr>
+                <w:rFonts w:eastAsia="Times New Roman"/>
+                <w:sz w:val="24"/>
+                <w:szCs w:val="24"/>
+              </w:rPr>
+            </w:pPr>
+            <w:r>
+              <w:rPr>
+                <w:rFonts w:eastAsia="Times New Roman"/>
+                <w:sz w:val="24"/>
+                <w:szCs w:val="24"/>
+              </w:rPr>
+              <w:t>id</w:t>
+            </w:r>
+          </w:p>
+        </w:tc>
+        <w:tc>
+          <w:tcPr>
+            <w:tcW w:w="1701" w:type="dxa"/>
+          </w:tcPr>
+          <w:p>
+            <w:pPr>
+              <w:spacing w:before="0" w:line="240" w:lineRule="auto"/>
+              <w:rPr>
+                <w:rFonts w:eastAsia="Times New Roman"/>
+                <w:sz w:val="24"/>
+                <w:szCs w:val="24"/>
+              </w:rPr>
+            </w:pPr>
+            <w:r>
+              <w:rPr>
+                <w:rFonts w:eastAsia="Times New Roman"/>
+                <w:sz w:val="24"/>
+                <w:szCs w:val="24"/>
+              </w:rPr>
+              <w:t>1</w:t>
+            </w:r>
+            <w:r>
+              <w:rPr>
+                <w:rFonts w:eastAsia="Times New Roman"/>
+                <w:sz w:val="24"/>
+                <w:szCs w:val="24"/>
+              </w:rPr>
+              <w:t>-</w:t>
+            </w:r>
+            <w:r>
+              <w:rPr>
+                <w:rFonts w:eastAsia="Times New Roman"/>
+                <w:sz w:val="24"/>
+                <w:szCs w:val="24"/>
+              </w:rPr>
+              <w:t>n với wallet, category, budget</w:t>
+            </w:r>
+          </w:p>
+        </w:tc>
+        <w:tc>
+          <w:tcPr>
+            <w:tcW w:w="3062" w:type="dxa"/>
+          </w:tcPr>
+          <w:p>
+            <w:pPr>
+              <w:spacing w:before="0" w:line="240" w:lineRule="auto"/>
+              <w:rPr>
+                <w:rFonts w:eastAsia="Times New Roman"/>
+                <w:sz w:val="24"/>
+                <w:szCs w:val="24"/>
+              </w:rPr>
+            </w:pPr>
+            <w:r>
+              <w:rPr>
+                <w:rFonts w:eastAsia="Times New Roman"/>
+                <w:sz w:val="24"/>
+                <w:szCs w:val="24"/>
+              </w:rPr>
+              <w:t>Có user</w:t>
+            </w:r>
+            <w:r>
+              <w:rPr>
+                <w:rFonts w:eastAsia="Times New Roman"/>
+                <w:sz w:val="24"/>
+                <w:szCs w:val="24"/>
+              </w:rPr>
+              <w:t>_</w:t>
+            </w:r>
+            <w:r>
+              <w:rPr>
+                <w:rFonts w:eastAsia="Times New Roman"/>
+                <w:sz w:val="24"/>
+                <w:szCs w:val="24"/>
+              </w:rPr>
+              <w:t>code (UUID) dùng làm định danh công khai thay vì lộ id tự tăng</w:t>
+            </w:r>
+          </w:p>
+        </w:tc>
+      </w:tr>
+      <w:tr>
+        <w:tc>
+          <w:tcPr>
+            <w:tcW w:w="1508" w:type="dxa"/>
+          </w:tcPr>
+          <w:p>
+            <w:pPr>
+              <w:spacing w:before="0" w:line="240" w:lineRule="auto"/>
+              <w:rPr>
+                <w:rFonts w:eastAsia="Times New Roman"/>
+                <w:sz w:val="24"/>
+                <w:szCs w:val="24"/>
+              </w:rPr>
+            </w:pPr>
+            <w:r>
+              <w:rPr>
+                <w:rFonts w:eastAsia="Times New Roman"/>
+                <w:sz w:val="24"/>
+                <w:szCs w:val="24"/>
+              </w:rPr>
+              <w:t>Ví</w:t>
+            </w:r>
+          </w:p>
+        </w:tc>
+        <w:tc>
+          <w:tcPr>
+            <w:tcW w:w="1358" w:type="dxa"/>
+          </w:tcPr>
+          <w:p>
+            <w:pPr>
+              <w:spacing w:before="0" w:line="240" w:lineRule="auto"/>
+              <w:rPr>
+                <w:rFonts w:eastAsia="Times New Roman"/>
+                <w:sz w:val="24"/>
+                <w:szCs w:val="24"/>
+              </w:rPr>
+            </w:pPr>
+            <w:r>
+              <w:rPr>
+                <w:rFonts w:eastAsia="Times New Roman"/>
+                <w:sz w:val="24"/>
+                <w:szCs w:val="24"/>
+              </w:rPr>
+              <w:t>wallet</w:t>
+            </w:r>
+          </w:p>
+        </w:tc>
+        <w:tc>
+          <w:tcPr>
+            <w:tcW w:w="1098" w:type="dxa"/>
+          </w:tcPr>
+          <w:p>
+            <w:pPr>
+              <w:spacing w:before="0" w:line="240" w:lineRule="auto"/>
+              <w:rPr>
+                <w:rFonts w:eastAsia="Times New Roman"/>
+                <w:sz w:val="24"/>
+                <w:szCs w:val="24"/>
+              </w:rPr>
+            </w:pPr>
+            <w:r>
+              <w:rPr>
+                <w:rFonts w:eastAsia="Times New Roman"/>
+                <w:sz w:val="24"/>
+                <w:szCs w:val="24"/>
+              </w:rPr>
+              <w:t>id</w:t>
+            </w:r>
+          </w:p>
+        </w:tc>
+        <w:tc>
+          <w:tcPr>
+            <w:tcW w:w="1701" w:type="dxa"/>
+          </w:tcPr>
+          <w:p>
+            <w:pPr>
+              <w:spacing w:before="0" w:line="240" w:lineRule="auto"/>
+              <w:rPr>
+                <w:rFonts w:eastAsia="Times New Roman"/>
+                <w:sz w:val="24"/>
+                <w:szCs w:val="24"/>
+              </w:rPr>
+            </w:pPr>
+            <w:r>
+              <w:rPr>
+                <w:rFonts w:eastAsia="Times New Roman"/>
+                <w:sz w:val="24"/>
+                <w:szCs w:val="24"/>
+              </w:rPr>
+              <w:t>n</w:t>
+            </w:r>
+            <w:r>
+              <w:rPr>
+                <w:rFonts w:eastAsia="Times New Roman"/>
+                <w:sz w:val="24"/>
+                <w:szCs w:val="24"/>
+              </w:rPr>
+              <w:t>-</w:t>
+            </w:r>
+            <w:r>
+              <w:rPr>
+                <w:rFonts w:eastAsia="Times New Roman"/>
+                <w:sz w:val="24"/>
+                <w:szCs w:val="24"/>
+              </w:rPr>
+              <w:t>1 với users (owner), 1</w:t>
+            </w:r>
+            <w:r>
+              <w:rPr>
+                <w:rFonts w:eastAsia="Times New Roman"/>
+                <w:sz w:val="24"/>
+                <w:szCs w:val="24"/>
+              </w:rPr>
+              <w:t>-</w:t>
+            </w:r>
+            <w:r>
+              <w:rPr>
+                <w:rFonts w:eastAsia="Times New Roman"/>
+                <w:sz w:val="24"/>
+                <w:szCs w:val="24"/>
+              </w:rPr>
+              <w:t>n với wallet</w:t>
+            </w:r>
+            <w:r>
+              <w:rPr>
+                <w:rFonts w:eastAsia="Times New Roman"/>
+                <w:sz w:val="24"/>
+                <w:szCs w:val="24"/>
+              </w:rPr>
+              <w:t>_</w:t>
+            </w:r>
+            <w:r>
+              <w:rPr>
+                <w:rFonts w:eastAsia="Times New Roman"/>
+                <w:sz w:val="24"/>
+                <w:szCs w:val="24"/>
+              </w:rPr>
+              <w:t>member</w:t>
+            </w:r>
+          </w:p>
+        </w:tc>
+        <w:tc>
+          <w:tcPr>
+            <w:tcW w:w="3062" w:type="dxa"/>
+          </w:tcPr>
+          <w:p>
+            <w:pPr>
+              <w:spacing w:before="0" w:line="240" w:lineRule="auto"/>
+              <w:rPr>
+                <w:rFonts w:eastAsia="Times New Roman"/>
+                <w:sz w:val="24"/>
+                <w:szCs w:val="24"/>
+              </w:rPr>
+            </w:pPr>
+          </w:p>
+        </w:tc>
+      </w:tr>
+      <w:tr>
+        <w:tc>
+          <w:tcPr>
+            <w:tcW w:w="1508" w:type="dxa"/>
+          </w:tcPr>
+          <w:p>
+            <w:pPr>
+              <w:spacing w:before="0" w:line="240" w:lineRule="auto"/>
+              <w:rPr>
+                <w:rFonts w:eastAsia="Times New Roman"/>
+                <w:sz w:val="24"/>
+                <w:szCs w:val="24"/>
+              </w:rPr>
+            </w:pPr>
+            <w:r>
+              <w:rPr>
+                <w:rFonts w:eastAsia="Times New Roman"/>
+                <w:sz w:val="24"/>
+                <w:szCs w:val="24"/>
+              </w:rPr>
+              <w:t>Thành viên ví chia sẻ</w:t>
+            </w:r>
+          </w:p>
+        </w:tc>
+        <w:tc>
+          <w:tcPr>
+            <w:tcW w:w="1358" w:type="dxa"/>
+          </w:tcPr>
+          <w:p>
+            <w:pPr>
+              <w:spacing w:before="0" w:line="240" w:lineRule="auto"/>
+              <w:rPr>
+                <w:rFonts w:eastAsia="Times New Roman"/>
+                <w:sz w:val="24"/>
+                <w:szCs w:val="24"/>
+              </w:rPr>
+            </w:pPr>
+            <w:r>
+              <w:rPr>
+                <w:rFonts w:eastAsia="Times New Roman"/>
+                <w:sz w:val="24"/>
+                <w:szCs w:val="24"/>
+              </w:rPr>
+              <w:t>wallet_member</w:t>
+            </w:r>
+          </w:p>
+        </w:tc>
+        <w:tc>
+          <w:tcPr>
+            <w:tcW w:w="1098" w:type="dxa"/>
+          </w:tcPr>
+          <w:p>
+            <w:pPr>
+              <w:spacing w:before="0" w:line="240" w:lineRule="auto"/>
+              <w:rPr>
+                <w:rFonts w:eastAsia="Times New Roman"/>
+                <w:sz w:val="24"/>
+                <w:szCs w:val="24"/>
+              </w:rPr>
+            </w:pPr>
+            <w:r>
+              <w:rPr>
+                <w:rFonts w:eastAsia="Times New Roman"/>
+                <w:sz w:val="24"/>
+                <w:szCs w:val="24"/>
+              </w:rPr>
+              <w:t>id</w:t>
+            </w:r>
+          </w:p>
+        </w:tc>
+        <w:tc>
+          <w:tcPr>
+            <w:tcW w:w="1701" w:type="dxa"/>
+          </w:tcPr>
+          <w:p>
+            <w:pPr>
+              <w:spacing w:before="0" w:line="240" w:lineRule="auto"/>
+              <w:rPr>
+                <w:rFonts w:eastAsia="Times New Roman"/>
+                <w:sz w:val="24"/>
+                <w:szCs w:val="24"/>
+              </w:rPr>
+            </w:pPr>
+            <w:r>
+              <w:rPr>
+                <w:rFonts w:eastAsia="Times New Roman"/>
+                <w:sz w:val="24"/>
+                <w:szCs w:val="24"/>
+              </w:rPr>
+              <w:t>n</w:t>
+            </w:r>
+            <w:r>
+              <w:rPr>
+                <w:rFonts w:eastAsia="Times New Roman"/>
+                <w:sz w:val="24"/>
+                <w:szCs w:val="24"/>
+              </w:rPr>
+              <w:t>-</w:t>
+            </w:r>
+            <w:r>
+              <w:rPr>
+                <w:rFonts w:eastAsia="Times New Roman"/>
+                <w:sz w:val="24"/>
+                <w:szCs w:val="24"/>
+              </w:rPr>
+              <w:t>1 với wallet, users</w:t>
+            </w:r>
+          </w:p>
+        </w:tc>
+        <w:tc>
+          <w:tcPr>
+            <w:tcW w:w="3062" w:type="dxa"/>
+          </w:tcPr>
+          <w:p>
+            <w:pPr>
+              <w:spacing w:before="0" w:line="240" w:lineRule="auto"/>
+              <w:rPr>
+                <w:rFonts w:eastAsia="Times New Roman"/>
+                <w:sz w:val="24"/>
+                <w:szCs w:val="24"/>
+              </w:rPr>
+            </w:pPr>
+            <w:r>
+              <w:rPr>
+                <w:rFonts w:eastAsia="Times New Roman"/>
+                <w:sz w:val="24"/>
+                <w:szCs w:val="24"/>
+              </w:rPr>
+              <w:t>Ràng buộc UNIQUE(wallet</w:t>
+            </w:r>
+            <w:r>
+              <w:rPr>
+                <w:rFonts w:eastAsia="Times New Roman"/>
+                <w:sz w:val="24"/>
+                <w:szCs w:val="24"/>
+              </w:rPr>
+              <w:t>_</w:t>
+            </w:r>
+            <w:r>
+              <w:rPr>
+                <w:rFonts w:eastAsia="Times New Roman"/>
+                <w:sz w:val="24"/>
+                <w:szCs w:val="24"/>
+              </w:rPr>
+              <w:t>id, user</w:t>
+            </w:r>
+            <w:r>
+              <w:rPr>
+                <w:rFonts w:eastAsia="Times New Roman"/>
+                <w:sz w:val="24"/>
+                <w:szCs w:val="24"/>
+              </w:rPr>
+              <w:t>_</w:t>
+            </w:r>
+            <w:r>
+              <w:rPr>
+                <w:rFonts w:eastAsia="Times New Roman"/>
+                <w:sz w:val="24"/>
+                <w:szCs w:val="24"/>
+              </w:rPr>
+              <w:t>id) chống chia sẻ trùng</w:t>
+            </w:r>
+          </w:p>
+        </w:tc>
+      </w:tr>
+      <w:tr>
+        <w:tc>
+          <w:tcPr>
+            <w:tcW w:w="1508" w:type="dxa"/>
+          </w:tcPr>
+          <w:p>
+            <w:pPr>
+              <w:spacing w:before="0" w:line="240" w:lineRule="auto"/>
+              <w:rPr>
+                <w:rFonts w:eastAsia="Times New Roman"/>
+                <w:sz w:val="24"/>
+                <w:szCs w:val="24"/>
+              </w:rPr>
+            </w:pPr>
+            <w:r>
+              <w:rPr>
+                <w:rFonts w:eastAsia="Times New Roman"/>
+                <w:sz w:val="24"/>
+                <w:szCs w:val="24"/>
+              </w:rPr>
+              <w:t>Gia đình</w:t>
+            </w:r>
+          </w:p>
+        </w:tc>
+        <w:tc>
+          <w:tcPr>
+            <w:tcW w:w="1358" w:type="dxa"/>
+          </w:tcPr>
+          <w:p>
+            <w:pPr>
+              <w:spacing w:before="0" w:line="240" w:lineRule="auto"/>
+              <w:rPr>
+                <w:rFonts w:eastAsia="Times New Roman"/>
+                <w:sz w:val="24"/>
+                <w:szCs w:val="24"/>
+              </w:rPr>
+            </w:pPr>
+            <w:r>
+              <w:rPr>
+                <w:rFonts w:eastAsia="Times New Roman"/>
+                <w:sz w:val="24"/>
+                <w:szCs w:val="24"/>
+              </w:rPr>
+              <w:t>family</w:t>
+            </w:r>
+          </w:p>
+        </w:tc>
+        <w:tc>
+          <w:tcPr>
+            <w:tcW w:w="1098" w:type="dxa"/>
+          </w:tcPr>
+          <w:p>
+            <w:pPr>
+              <w:spacing w:before="0" w:line="240" w:lineRule="auto"/>
+              <w:rPr>
+                <w:rFonts w:eastAsia="Times New Roman"/>
+                <w:sz w:val="24"/>
+                <w:szCs w:val="24"/>
+              </w:rPr>
+            </w:pPr>
+            <w:r>
+              <w:rPr>
+                <w:rFonts w:eastAsia="Times New Roman"/>
+                <w:sz w:val="24"/>
+                <w:szCs w:val="24"/>
+              </w:rPr>
+              <w:t>id</w:t>
+            </w:r>
+          </w:p>
+        </w:tc>
+        <w:tc>
+          <w:tcPr>
+            <w:tcW w:w="1701" w:type="dxa"/>
+          </w:tcPr>
+          <w:p>
+            <w:pPr>
+              <w:spacing w:before="0" w:line="240" w:lineRule="auto"/>
+              <w:rPr>
+                <w:rFonts w:eastAsia="Times New Roman"/>
+                <w:sz w:val="24"/>
+                <w:szCs w:val="24"/>
+              </w:rPr>
+            </w:pPr>
+            <w:r>
+              <w:rPr>
+                <w:rFonts w:eastAsia="Times New Roman"/>
+                <w:sz w:val="24"/>
+                <w:szCs w:val="24"/>
+              </w:rPr>
+              <w:t>1</w:t>
+            </w:r>
+            <w:r>
+              <w:rPr>
+                <w:rFonts w:eastAsia="Times New Roman"/>
+                <w:sz w:val="24"/>
+                <w:szCs w:val="24"/>
+              </w:rPr>
+              <w:t>-</w:t>
+            </w:r>
+            <w:r>
+              <w:rPr>
+                <w:rFonts w:eastAsia="Times New Roman"/>
+                <w:sz w:val="24"/>
+                <w:szCs w:val="24"/>
+              </w:rPr>
+              <w:t>1 với users (owner)</w:t>
+            </w:r>
+          </w:p>
+        </w:tc>
+        <w:tc>
+          <w:tcPr>
+            <w:tcW w:w="3062" w:type="dxa"/>
+          </w:tcPr>
+          <w:p>
+            <w:pPr>
+              <w:spacing w:before="0" w:line="240" w:lineRule="auto"/>
+              <w:rPr>
+                <w:rFonts w:eastAsia="Times New Roman"/>
+                <w:sz w:val="24"/>
+                <w:szCs w:val="24"/>
+              </w:rPr>
+            </w:pPr>
+          </w:p>
+        </w:tc>
+      </w:tr>
+      <w:tr>
+        <w:tc>
+          <w:tcPr>
+            <w:tcW w:w="1508" w:type="dxa"/>
+          </w:tcPr>
+          <w:p>
+            <w:pPr>
+              <w:spacing w:before="0" w:line="240" w:lineRule="auto"/>
+              <w:rPr>
+                <w:rFonts w:eastAsia="Times New Roman"/>
+                <w:sz w:val="24"/>
+                <w:szCs w:val="24"/>
+              </w:rPr>
+            </w:pPr>
+            <w:r>
+              <w:rPr>
+                <w:rFonts w:eastAsia="Times New Roman"/>
+                <w:sz w:val="24"/>
+                <w:szCs w:val="24"/>
+              </w:rPr>
+              <w:t>Thành viên gia đình</w:t>
+            </w:r>
+          </w:p>
+        </w:tc>
+        <w:tc>
+          <w:tcPr>
+            <w:tcW w:w="1358" w:type="dxa"/>
+          </w:tcPr>
+          <w:p>
+            <w:pPr>
+              <w:spacing w:before="0" w:line="240" w:lineRule="auto"/>
+              <w:rPr>
+                <w:rFonts w:eastAsia="Times New Roman"/>
+                <w:sz w:val="24"/>
+                <w:szCs w:val="24"/>
+              </w:rPr>
+            </w:pPr>
+            <w:r>
+              <w:rPr>
+                <w:rFonts w:eastAsia="Times New Roman"/>
+                <w:sz w:val="24"/>
+                <w:szCs w:val="24"/>
+              </w:rPr>
+              <w:t>family_member</w:t>
+            </w:r>
+          </w:p>
+        </w:tc>
+        <w:tc>
+          <w:tcPr>
+            <w:tcW w:w="1098" w:type="dxa"/>
+          </w:tcPr>
+          <w:p>
+            <w:pPr>
+              <w:spacing w:before="0" w:line="240" w:lineRule="auto"/>
+              <w:rPr>
+                <w:rFonts w:eastAsia="Times New Roman"/>
+                <w:sz w:val="24"/>
+                <w:szCs w:val="24"/>
+              </w:rPr>
+            </w:pPr>
+            <w:r>
+              <w:rPr>
+                <w:rFonts w:eastAsia="Times New Roman"/>
+                <w:sz w:val="24"/>
+                <w:szCs w:val="24"/>
+              </w:rPr>
+              <w:t>id</w:t>
+            </w:r>
+          </w:p>
+        </w:tc>
+        <w:tc>
+          <w:tcPr>
+            <w:tcW w:w="1701" w:type="dxa"/>
+          </w:tcPr>
+          <w:p>
+            <w:pPr>
+              <w:spacing w:before="0" w:line="240" w:lineRule="auto"/>
+              <w:rPr>
+                <w:rFonts w:eastAsia="Times New Roman"/>
+                <w:sz w:val="24"/>
+                <w:szCs w:val="24"/>
+              </w:rPr>
+            </w:pPr>
+            <w:r>
+              <w:rPr>
+                <w:rFonts w:eastAsia="Times New Roman"/>
+                <w:sz w:val="24"/>
+                <w:szCs w:val="24"/>
+              </w:rPr>
+              <w:t>n</w:t>
+            </w:r>
+            <w:r>
+              <w:rPr>
+                <w:rFonts w:eastAsia="Times New Roman"/>
+                <w:sz w:val="24"/>
+                <w:szCs w:val="24"/>
+              </w:rPr>
+              <w:t>-</w:t>
+            </w:r>
+            <w:r>
+              <w:rPr>
+                <w:rFonts w:eastAsia="Times New Roman"/>
+                <w:sz w:val="24"/>
+                <w:szCs w:val="24"/>
+              </w:rPr>
+              <w:t>1 với family, 1</w:t>
+            </w:r>
+            <w:r>
+              <w:rPr>
+                <w:rFonts w:eastAsia="Times New Roman"/>
+                <w:sz w:val="24"/>
+                <w:szCs w:val="24"/>
+              </w:rPr>
+              <w:t>-</w:t>
+            </w:r>
+            <w:r>
+              <w:rPr>
+                <w:rFonts w:eastAsia="Times New Roman"/>
+                <w:sz w:val="24"/>
+                <w:szCs w:val="24"/>
+              </w:rPr>
+              <w:t>1 với users</w:t>
+            </w:r>
+          </w:p>
+        </w:tc>
+        <w:tc>
+          <w:tcPr>
+            <w:tcW w:w="3062" w:type="dxa"/>
+          </w:tcPr>
+          <w:p>
+            <w:pPr>
+              <w:spacing w:before="0" w:line="240" w:lineRule="auto"/>
+              <w:rPr>
+                <w:rFonts w:eastAsia="Times New Roman"/>
+                <w:sz w:val="24"/>
+                <w:szCs w:val="24"/>
+              </w:rPr>
+            </w:pPr>
+          </w:p>
+        </w:tc>
+      </w:tr>
+      <w:tr>
+        <w:tc>
+          <w:tcPr>
+            <w:tcW w:w="1508" w:type="dxa"/>
+          </w:tcPr>
+          <w:p>
+            <w:pPr>
+              <w:spacing w:before="0" w:line="240" w:lineRule="auto"/>
+              <w:rPr>
+                <w:rFonts w:eastAsia="Times New Roman"/>
+                <w:sz w:val="24"/>
+                <w:szCs w:val="24"/>
+              </w:rPr>
+            </w:pPr>
+            <w:r>
+              <w:rPr>
+                <w:rFonts w:eastAsia="Times New Roman"/>
+                <w:sz w:val="24"/>
+                <w:szCs w:val="24"/>
+              </w:rPr>
+              <w:t>Danh mục</w:t>
+            </w:r>
+          </w:p>
+        </w:tc>
+        <w:tc>
+          <w:tcPr>
+            <w:tcW w:w="1358" w:type="dxa"/>
+          </w:tcPr>
+          <w:p>
+            <w:pPr>
+              <w:spacing w:before="0" w:line="240" w:lineRule="auto"/>
+              <w:rPr>
+                <w:rFonts w:eastAsia="Times New Roman"/>
+                <w:sz w:val="24"/>
+                <w:szCs w:val="24"/>
+              </w:rPr>
+            </w:pPr>
+            <w:r>
+              <w:rPr>
+                <w:rFonts w:eastAsia="Times New Roman"/>
+                <w:sz w:val="24"/>
+                <w:szCs w:val="24"/>
+              </w:rPr>
+              <w:t>category</w:t>
+            </w:r>
+          </w:p>
+        </w:tc>
+        <w:tc>
+          <w:tcPr>
+            <w:tcW w:w="1098" w:type="dxa"/>
+          </w:tcPr>
+          <w:p>
+            <w:pPr>
+              <w:spacing w:before="0" w:line="240" w:lineRule="auto"/>
+              <w:rPr>
+                <w:rFonts w:eastAsia="Times New Roman"/>
+                <w:sz w:val="24"/>
+                <w:szCs w:val="24"/>
+              </w:rPr>
+            </w:pPr>
+            <w:r>
+              <w:rPr>
+                <w:rFonts w:eastAsia="Times New Roman"/>
+                <w:sz w:val="24"/>
+                <w:szCs w:val="24"/>
+              </w:rPr>
+              <w:t>id</w:t>
+            </w:r>
+          </w:p>
+        </w:tc>
+        <w:tc>
+          <w:tcPr>
+            <w:tcW w:w="1701" w:type="dxa"/>
+          </w:tcPr>
+          <w:p>
+            <w:pPr>
+              <w:spacing w:before="0" w:line="240" w:lineRule="auto"/>
+              <w:rPr>
+                <w:rFonts w:eastAsia="Times New Roman"/>
+                <w:sz w:val="24"/>
+                <w:szCs w:val="24"/>
+              </w:rPr>
+            </w:pPr>
+            <w:r>
+              <w:rPr>
+                <w:rFonts w:eastAsia="Times New Roman"/>
+                <w:sz w:val="24"/>
+                <w:szCs w:val="24"/>
+              </w:rPr>
+              <w:t>tự tham chiếu</w:t>
+            </w:r>
+          </w:p>
+        </w:tc>
+        <w:tc>
+          <w:tcPr>
+            <w:tcW w:w="3062" w:type="dxa"/>
+          </w:tcPr>
+          <w:p>
+            <w:pPr>
+              <w:spacing w:before="0" w:line="240" w:lineRule="auto"/>
+              <w:rPr>
+                <w:rFonts w:eastAsia="Times New Roman"/>
+                <w:sz w:val="24"/>
+                <w:szCs w:val="24"/>
+              </w:rPr>
+            </w:pPr>
+            <w:r>
+              <w:rPr>
+                <w:rFonts w:eastAsia="Times New Roman"/>
+                <w:sz w:val="24"/>
+                <w:szCs w:val="24"/>
+              </w:rPr>
+              <w:t>Hỗ trợ danh mục cha–con</w:t>
+            </w:r>
+          </w:p>
+        </w:tc>
+      </w:tr>
+      <w:tr>
+        <w:tc>
+          <w:tcPr>
+            <w:tcW w:w="1508" w:type="dxa"/>
+          </w:tcPr>
+          <w:p>
+            <w:pPr>
+              <w:spacing w:before="0" w:line="240" w:lineRule="auto"/>
+              <w:rPr>
+                <w:rFonts w:eastAsia="Times New Roman"/>
+                <w:sz w:val="24"/>
+                <w:szCs w:val="24"/>
+              </w:rPr>
+            </w:pPr>
+            <w:r>
+              <w:rPr>
+                <w:rFonts w:eastAsia="Times New Roman"/>
+                <w:sz w:val="24"/>
+                <w:szCs w:val="24"/>
+              </w:rPr>
+              <w:t>Quy tắc phân loại</w:t>
+            </w:r>
+          </w:p>
+        </w:tc>
+        <w:tc>
+          <w:tcPr>
+            <w:tcW w:w="1358" w:type="dxa"/>
+          </w:tcPr>
+          <w:p>
+            <w:pPr>
+              <w:spacing w:before="0" w:line="240" w:lineRule="auto"/>
+              <w:rPr>
+                <w:rFonts w:eastAsia="Times New Roman"/>
+                <w:sz w:val="24"/>
+                <w:szCs w:val="24"/>
+              </w:rPr>
+            </w:pPr>
+            <w:r>
+              <w:rPr>
+                <w:rFonts w:eastAsia="Times New Roman"/>
+                <w:sz w:val="24"/>
+                <w:szCs w:val="24"/>
+              </w:rPr>
+              <w:t>category_rule</w:t>
+            </w:r>
+          </w:p>
+        </w:tc>
+        <w:tc>
+          <w:tcPr>
+            <w:tcW w:w="1098" w:type="dxa"/>
+          </w:tcPr>
+          <w:p>
+            <w:pPr>
+              <w:spacing w:before="0" w:line="240" w:lineRule="auto"/>
+              <w:rPr>
+                <w:rFonts w:eastAsia="Times New Roman"/>
+                <w:sz w:val="24"/>
+                <w:szCs w:val="24"/>
+              </w:rPr>
+            </w:pPr>
+            <w:r>
+              <w:rPr>
+                <w:rFonts w:eastAsia="Times New Roman"/>
+                <w:sz w:val="24"/>
+                <w:szCs w:val="24"/>
+              </w:rPr>
+              <w:t>id</w:t>
+            </w:r>
+          </w:p>
+        </w:tc>
+        <w:tc>
+          <w:tcPr>
+            <w:tcW w:w="1701" w:type="dxa"/>
+          </w:tcPr>
+          <w:p>
+            <w:pPr>
+              <w:spacing w:before="0" w:line="240" w:lineRule="auto"/>
+              <w:rPr>
+                <w:rFonts w:eastAsia="Times New Roman"/>
+                <w:sz w:val="24"/>
+                <w:szCs w:val="24"/>
+              </w:rPr>
+            </w:pPr>
+            <w:r>
+              <w:rPr>
+                <w:rFonts w:eastAsia="Times New Roman"/>
+                <w:sz w:val="24"/>
+                <w:szCs w:val="24"/>
+              </w:rPr>
+              <w:t>n</w:t>
+            </w:r>
+            <w:r>
+              <w:rPr>
+                <w:rFonts w:eastAsia="Times New Roman"/>
+                <w:sz w:val="24"/>
+                <w:szCs w:val="24"/>
+              </w:rPr>
+              <w:t>-</w:t>
+            </w:r>
+            <w:r>
+              <w:rPr>
+                <w:rFonts w:eastAsia="Times New Roman"/>
+                <w:sz w:val="24"/>
+                <w:szCs w:val="24"/>
+              </w:rPr>
+              <w:t>1 với category</w:t>
+            </w:r>
+          </w:p>
+        </w:tc>
+        <w:tc>
+          <w:tcPr>
+            <w:tcW w:w="3062" w:type="dxa"/>
+          </w:tcPr>
+          <w:p>
+            <w:pPr>
+              <w:spacing w:before="0" w:line="240" w:lineRule="auto"/>
+              <w:rPr>
+                <w:rFonts w:eastAsia="Times New Roman"/>
+                <w:sz w:val="24"/>
+                <w:szCs w:val="24"/>
+              </w:rPr>
+            </w:pPr>
+            <w:r>
+              <w:rPr>
+                <w:rFonts w:eastAsia="Times New Roman"/>
+                <w:sz w:val="24"/>
+                <w:szCs w:val="24"/>
+              </w:rPr>
+              <w:t>Dùng khi nhập sao kê tự động</w:t>
+            </w:r>
+          </w:p>
+        </w:tc>
+      </w:tr>
+      <w:tr>
+        <w:tc>
+          <w:tcPr>
+            <w:tcW w:w="1508" w:type="dxa"/>
+          </w:tcPr>
+          <w:p>
+            <w:pPr>
+              <w:spacing w:before="0" w:line="240" w:lineRule="auto"/>
+              <w:rPr>
+                <w:rFonts w:eastAsia="Times New Roman"/>
+                <w:sz w:val="24"/>
+                <w:szCs w:val="24"/>
+              </w:rPr>
+            </w:pPr>
+            <w:r>
+              <w:rPr>
+                <w:rFonts w:eastAsia="Times New Roman"/>
+                <w:sz w:val="24"/>
+                <w:szCs w:val="24"/>
+              </w:rPr>
+              <w:t>Giao dịch</w:t>
+            </w:r>
+          </w:p>
+        </w:tc>
+        <w:tc>
+          <w:tcPr>
+            <w:tcW w:w="1358" w:type="dxa"/>
+          </w:tcPr>
+          <w:p>
+            <w:pPr>
+              <w:spacing w:before="0" w:line="240" w:lineRule="auto"/>
+              <w:rPr>
+                <w:rFonts w:eastAsia="Times New Roman"/>
+                <w:sz w:val="24"/>
+                <w:szCs w:val="24"/>
+              </w:rPr>
+            </w:pPr>
+            <w:r>
+              <w:rPr>
+                <w:rFonts w:eastAsia="Times New Roman"/>
+                <w:sz w:val="24"/>
+                <w:szCs w:val="24"/>
+              </w:rPr>
+              <w:t>transaction</w:t>
+            </w:r>
+          </w:p>
+        </w:tc>
+        <w:tc>
+          <w:tcPr>
+            <w:tcW w:w="1098" w:type="dxa"/>
+          </w:tcPr>
+          <w:p>
+            <w:pPr>
+              <w:spacing w:before="0" w:line="240" w:lineRule="auto"/>
+              <w:rPr>
+                <w:rFonts w:eastAsia="Times New Roman"/>
+                <w:sz w:val="24"/>
+                <w:szCs w:val="24"/>
+              </w:rPr>
+            </w:pPr>
+            <w:r>
+              <w:rPr>
+                <w:rFonts w:eastAsia="Times New Roman"/>
+                <w:sz w:val="24"/>
+                <w:szCs w:val="24"/>
+              </w:rPr>
+              <w:t>id</w:t>
+            </w:r>
+          </w:p>
+        </w:tc>
+        <w:tc>
+          <w:tcPr>
+            <w:tcW w:w="1701" w:type="dxa"/>
+          </w:tcPr>
+          <w:p>
+            <w:pPr>
+              <w:spacing w:before="0" w:line="240" w:lineRule="auto"/>
+              <w:rPr>
+                <w:rFonts w:eastAsia="Times New Roman"/>
+                <w:sz w:val="24"/>
+                <w:szCs w:val="24"/>
+              </w:rPr>
+            </w:pPr>
+            <w:r>
+              <w:rPr>
+                <w:rFonts w:eastAsia="Times New Roman"/>
+                <w:sz w:val="24"/>
+                <w:szCs w:val="24"/>
+              </w:rPr>
+              <w:t>n</w:t>
+            </w:r>
+            <w:r>
+              <w:rPr>
+                <w:rFonts w:eastAsia="Times New Roman"/>
+                <w:sz w:val="24"/>
+                <w:szCs w:val="24"/>
+              </w:rPr>
+              <w:t>-</w:t>
+            </w:r>
+            <w:r>
+              <w:rPr>
+                <w:rFonts w:eastAsia="Times New Roman"/>
+                <w:sz w:val="24"/>
+                <w:szCs w:val="24"/>
+              </w:rPr>
+              <w:t>1 với wallet, category, import_batch</w:t>
+            </w:r>
+          </w:p>
+        </w:tc>
+        <w:tc>
+          <w:tcPr>
+            <w:tcW w:w="3062" w:type="dxa"/>
+          </w:tcPr>
+          <w:p>
+            <w:pPr>
+              <w:spacing w:before="0" w:line="240" w:lineRule="auto"/>
+              <w:rPr>
+                <w:rFonts w:eastAsia="Times New Roman"/>
+                <w:sz w:val="24"/>
+                <w:szCs w:val="24"/>
+              </w:rPr>
+            </w:pPr>
+          </w:p>
+        </w:tc>
+      </w:tr>
+      <w:tr>
+        <w:tc>
+          <w:tcPr>
+            <w:tcW w:w="1508" w:type="dxa"/>
+          </w:tcPr>
+          <w:p>
+            <w:pPr>
+              <w:spacing w:before="0" w:line="240" w:lineRule="auto"/>
+              <w:rPr>
+                <w:rFonts w:eastAsia="Times New Roman"/>
+                <w:sz w:val="24"/>
+                <w:szCs w:val="24"/>
+              </w:rPr>
+            </w:pPr>
+            <w:r>
+              <w:rPr>
+                <w:rFonts w:eastAsia="Times New Roman"/>
+                <w:sz w:val="24"/>
+                <w:szCs w:val="24"/>
+              </w:rPr>
+              <w:t>Lịch sử giao dịch</w:t>
+            </w:r>
+          </w:p>
+        </w:tc>
+        <w:tc>
+          <w:tcPr>
+            <w:tcW w:w="1358" w:type="dxa"/>
+          </w:tcPr>
+          <w:p>
+            <w:pPr>
+              <w:spacing w:before="0" w:line="240" w:lineRule="auto"/>
+              <w:rPr>
+                <w:rFonts w:eastAsia="Times New Roman"/>
+                <w:sz w:val="24"/>
+                <w:szCs w:val="24"/>
+              </w:rPr>
+            </w:pPr>
+            <w:r>
+              <w:rPr>
+                <w:rFonts w:eastAsia="Times New Roman"/>
+                <w:sz w:val="24"/>
+                <w:szCs w:val="24"/>
+              </w:rPr>
+              <w:t>transaction_history</w:t>
+            </w:r>
+          </w:p>
+        </w:tc>
+        <w:tc>
+          <w:tcPr>
+            <w:tcW w:w="1098" w:type="dxa"/>
+          </w:tcPr>
+          <w:p>
+            <w:pPr>
+              <w:spacing w:before="0" w:line="240" w:lineRule="auto"/>
+              <w:rPr>
+                <w:rFonts w:eastAsia="Times New Roman"/>
+                <w:sz w:val="24"/>
+                <w:szCs w:val="24"/>
+              </w:rPr>
+            </w:pPr>
+            <w:r>
+              <w:rPr>
+                <w:rFonts w:eastAsia="Times New Roman"/>
+                <w:sz w:val="24"/>
+                <w:szCs w:val="24"/>
+              </w:rPr>
+              <w:t>id</w:t>
+            </w:r>
+          </w:p>
+        </w:tc>
+        <w:tc>
+          <w:tcPr>
+            <w:tcW w:w="1701" w:type="dxa"/>
+          </w:tcPr>
+          <w:p>
+            <w:pPr>
+              <w:spacing w:before="0" w:line="240" w:lineRule="auto"/>
+              <w:rPr>
+                <w:rFonts w:eastAsia="Times New Roman"/>
+                <w:sz w:val="24"/>
+                <w:szCs w:val="24"/>
+              </w:rPr>
+            </w:pPr>
+            <w:r>
+              <w:rPr>
+                <w:rFonts w:eastAsia="Times New Roman"/>
+                <w:sz w:val="24"/>
+                <w:szCs w:val="24"/>
+              </w:rPr>
+              <w:t>n</w:t>
+            </w:r>
+            <w:r>
+              <w:rPr>
+                <w:rFonts w:eastAsia="Times New Roman"/>
+                <w:sz w:val="24"/>
+                <w:szCs w:val="24"/>
+              </w:rPr>
+              <w:t>-</w:t>
+            </w:r>
+            <w:r>
+              <w:rPr>
+                <w:rFonts w:eastAsia="Times New Roman"/>
+                <w:sz w:val="24"/>
+                <w:szCs w:val="24"/>
+              </w:rPr>
+              <w:t>1 với transaction</w:t>
+            </w:r>
+          </w:p>
+        </w:tc>
+        <w:tc>
+          <w:tcPr>
+            <w:tcW w:w="3062" w:type="dxa"/>
+          </w:tcPr>
+          <w:p>
+            <w:pPr>
+              <w:spacing w:before="0" w:line="240" w:lineRule="auto"/>
+              <w:rPr>
+                <w:rFonts w:eastAsia="Times New Roman"/>
+                <w:sz w:val="24"/>
+                <w:szCs w:val="24"/>
+              </w:rPr>
+            </w:pPr>
+            <w:r>
+              <w:rPr>
+                <w:rFonts w:eastAsia="Times New Roman"/>
+                <w:sz w:val="24"/>
+                <w:szCs w:val="24"/>
+              </w:rPr>
+              <w:t>Ghi lại giá trị cũ</w:t>
+            </w:r>
+            <w:r>
+              <w:rPr>
+                <w:rFonts w:eastAsia="Times New Roman"/>
+                <w:sz w:val="24"/>
+                <w:szCs w:val="24"/>
+              </w:rPr>
+              <w:t xml:space="preserve"> hoặc </w:t>
+            </w:r>
+            <w:r>
+              <w:rPr>
+                <w:rFonts w:eastAsia="Times New Roman"/>
+                <w:sz w:val="24"/>
+                <w:szCs w:val="24"/>
+              </w:rPr>
+              <w:t>mới mỗi lần sửa</w:t>
+            </w:r>
+          </w:p>
+        </w:tc>
+      </w:tr>
+      <w:tr>
+        <w:tc>
+          <w:tcPr>
+            <w:tcW w:w="1508" w:type="dxa"/>
+          </w:tcPr>
+          <w:p>
+            <w:pPr>
+              <w:spacing w:before="0" w:line="240" w:lineRule="auto"/>
+              <w:rPr>
+                <w:rFonts w:eastAsia="Times New Roman"/>
+                <w:sz w:val="24"/>
+                <w:szCs w:val="24"/>
+              </w:rPr>
+            </w:pPr>
+            <w:r>
+              <w:rPr>
+                <w:rFonts w:eastAsia="Times New Roman"/>
+                <w:sz w:val="24"/>
+                <w:szCs w:val="24"/>
+              </w:rPr>
+              <w:t>Ngân sách</w:t>
+            </w:r>
+          </w:p>
+        </w:tc>
+        <w:tc>
+          <w:tcPr>
+            <w:tcW w:w="1358" w:type="dxa"/>
+          </w:tcPr>
+          <w:p>
+            <w:pPr>
+              <w:spacing w:before="0" w:line="240" w:lineRule="auto"/>
+              <w:rPr>
+                <w:rFonts w:eastAsia="Times New Roman"/>
+                <w:sz w:val="24"/>
+                <w:szCs w:val="24"/>
+              </w:rPr>
+            </w:pPr>
+            <w:r>
+              <w:rPr>
+                <w:rFonts w:eastAsia="Times New Roman"/>
+                <w:sz w:val="24"/>
+                <w:szCs w:val="24"/>
+              </w:rPr>
+              <w:t>budget</w:t>
+            </w:r>
+          </w:p>
+        </w:tc>
+        <w:tc>
+          <w:tcPr>
+            <w:tcW w:w="1098" w:type="dxa"/>
+          </w:tcPr>
+          <w:p>
+            <w:pPr>
+              <w:spacing w:before="0" w:line="240" w:lineRule="auto"/>
+              <w:rPr>
+                <w:rFonts w:eastAsia="Times New Roman"/>
+                <w:sz w:val="24"/>
+                <w:szCs w:val="24"/>
+              </w:rPr>
+            </w:pPr>
+            <w:r>
+              <w:rPr>
+                <w:rFonts w:eastAsia="Times New Roman"/>
+                <w:sz w:val="24"/>
+                <w:szCs w:val="24"/>
+              </w:rPr>
+              <w:t>id</w:t>
+            </w:r>
+          </w:p>
+        </w:tc>
+        <w:tc>
+          <w:tcPr>
+            <w:tcW w:w="1701" w:type="dxa"/>
+          </w:tcPr>
+          <w:p>
+            <w:pPr>
+              <w:spacing w:before="0" w:line="240" w:lineRule="auto"/>
+              <w:rPr>
+                <w:rFonts w:eastAsia="Times New Roman"/>
+                <w:sz w:val="24"/>
+                <w:szCs w:val="24"/>
+              </w:rPr>
+            </w:pPr>
+            <w:r>
+              <w:rPr>
+                <w:rFonts w:eastAsia="Times New Roman"/>
+                <w:sz w:val="24"/>
+                <w:szCs w:val="24"/>
+              </w:rPr>
+              <w:t>n</w:t>
+            </w:r>
+            <w:r>
+              <w:rPr>
+                <w:rFonts w:eastAsia="Times New Roman"/>
+                <w:sz w:val="24"/>
+                <w:szCs w:val="24"/>
+              </w:rPr>
+              <w:t>-</w:t>
+            </w:r>
+            <w:r>
+              <w:rPr>
+                <w:rFonts w:eastAsia="Times New Roman"/>
+                <w:sz w:val="24"/>
+                <w:szCs w:val="24"/>
+              </w:rPr>
+              <w:t>1 với users, category</w:t>
+            </w:r>
+          </w:p>
+        </w:tc>
+        <w:tc>
+          <w:tcPr>
+            <w:tcW w:w="3062" w:type="dxa"/>
+          </w:tcPr>
+          <w:p>
+            <w:pPr>
+              <w:spacing w:before="0" w:line="240" w:lineRule="auto"/>
+              <w:rPr>
+                <w:rFonts w:eastAsia="Times New Roman"/>
+                <w:sz w:val="24"/>
+                <w:szCs w:val="24"/>
+              </w:rPr>
+            </w:pPr>
+            <w:r>
+              <w:rPr>
+                <w:rFonts w:eastAsia="Times New Roman"/>
+                <w:sz w:val="24"/>
+                <w:szCs w:val="24"/>
+              </w:rPr>
+              <w:t>UNIQUE(user, category, tháng, năm)</w:t>
+            </w:r>
+          </w:p>
+        </w:tc>
+      </w:tr>
+      <w:tr>
+        <w:tc>
+          <w:tcPr>
+            <w:tcW w:w="1508" w:type="dxa"/>
+          </w:tcPr>
+          <w:p>
+            <w:pPr>
+              <w:spacing w:before="0" w:line="240" w:lineRule="auto"/>
+              <w:rPr>
+                <w:rFonts w:eastAsia="Times New Roman"/>
+                <w:sz w:val="24"/>
+                <w:szCs w:val="24"/>
+              </w:rPr>
+            </w:pPr>
+            <w:r>
+              <w:rPr>
+                <w:rFonts w:eastAsia="Times New Roman"/>
+                <w:sz w:val="24"/>
+                <w:szCs w:val="24"/>
+              </w:rPr>
+              <w:t>Lịch sử ngân sách</w:t>
+            </w:r>
+          </w:p>
+        </w:tc>
+        <w:tc>
+          <w:tcPr>
+            <w:tcW w:w="1358" w:type="dxa"/>
+          </w:tcPr>
+          <w:p>
+            <w:pPr>
+              <w:spacing w:before="0" w:line="240" w:lineRule="auto"/>
+              <w:rPr>
+                <w:rFonts w:eastAsia="Times New Roman"/>
+                <w:sz w:val="24"/>
+                <w:szCs w:val="24"/>
+              </w:rPr>
+            </w:pPr>
+            <w:r>
+              <w:rPr>
+                <w:rFonts w:eastAsia="Times New Roman"/>
+                <w:sz w:val="24"/>
+                <w:szCs w:val="24"/>
+              </w:rPr>
+              <w:t>budget_history</w:t>
+            </w:r>
+          </w:p>
+        </w:tc>
+        <w:tc>
+          <w:tcPr>
+            <w:tcW w:w="1098" w:type="dxa"/>
+          </w:tcPr>
+          <w:p>
+            <w:pPr>
+              <w:spacing w:before="0" w:line="240" w:lineRule="auto"/>
+              <w:rPr>
+                <w:rFonts w:eastAsia="Times New Roman"/>
+                <w:sz w:val="24"/>
+                <w:szCs w:val="24"/>
+              </w:rPr>
+            </w:pPr>
+            <w:r>
+              <w:rPr>
+                <w:rFonts w:eastAsia="Times New Roman"/>
+                <w:sz w:val="24"/>
+                <w:szCs w:val="24"/>
+              </w:rPr>
+              <w:t>id</w:t>
+            </w:r>
+          </w:p>
+        </w:tc>
+        <w:tc>
+          <w:tcPr>
+            <w:tcW w:w="1701" w:type="dxa"/>
+          </w:tcPr>
+          <w:p>
+            <w:pPr>
+              <w:spacing w:before="0" w:line="240" w:lineRule="auto"/>
+              <w:rPr>
+                <w:rFonts w:eastAsia="Times New Roman"/>
+                <w:sz w:val="24"/>
+                <w:szCs w:val="24"/>
+              </w:rPr>
+            </w:pPr>
+            <w:r>
+              <w:rPr>
+                <w:rFonts w:eastAsia="Times New Roman"/>
+                <w:sz w:val="24"/>
+                <w:szCs w:val="24"/>
+              </w:rPr>
+              <w:t>n</w:t>
+            </w:r>
+            <w:r>
+              <w:rPr>
+                <w:rFonts w:eastAsia="Times New Roman"/>
+                <w:sz w:val="24"/>
+                <w:szCs w:val="24"/>
+              </w:rPr>
+              <w:t>-</w:t>
+            </w:r>
+            <w:r>
+              <w:rPr>
+                <w:rFonts w:eastAsia="Times New Roman"/>
+                <w:sz w:val="24"/>
+                <w:szCs w:val="24"/>
+              </w:rPr>
+              <w:t>1 với budget</w:t>
+            </w:r>
+          </w:p>
+        </w:tc>
+        <w:tc>
+          <w:tcPr>
+            <w:tcW w:w="3062" w:type="dxa"/>
+          </w:tcPr>
+          <w:p>
+            <w:pPr>
+              <w:spacing w:before="0" w:line="240" w:lineRule="auto"/>
+              <w:rPr>
+                <w:rFonts w:eastAsia="Times New Roman"/>
+                <w:sz w:val="24"/>
+                <w:szCs w:val="24"/>
+              </w:rPr>
+            </w:pPr>
+          </w:p>
+        </w:tc>
+      </w:tr>
+      <w:tr>
+        <w:tc>
+          <w:tcPr>
+            <w:tcW w:w="1508" w:type="dxa"/>
+          </w:tcPr>
+          <w:p>
+            <w:pPr>
+              <w:spacing w:before="0" w:line="240" w:lineRule="auto"/>
+              <w:rPr>
+                <w:rFonts w:eastAsia="Times New Roman"/>
+                <w:sz w:val="24"/>
+                <w:szCs w:val="24"/>
+              </w:rPr>
+            </w:pPr>
+            <w:r>
+              <w:rPr>
+                <w:rFonts w:eastAsia="Times New Roman"/>
+                <w:sz w:val="24"/>
+                <w:szCs w:val="24"/>
+              </w:rPr>
+              <w:t>Mục tiêu tiết kiệm</w:t>
+            </w:r>
+          </w:p>
+        </w:tc>
+        <w:tc>
+          <w:tcPr>
+            <w:tcW w:w="1358" w:type="dxa"/>
+          </w:tcPr>
+          <w:p>
+            <w:pPr>
+              <w:spacing w:before="0" w:line="240" w:lineRule="auto"/>
+              <w:rPr>
+                <w:rFonts w:eastAsia="Times New Roman"/>
+                <w:sz w:val="24"/>
+                <w:szCs w:val="24"/>
+              </w:rPr>
+            </w:pPr>
+            <w:r>
+              <w:rPr>
+                <w:rFonts w:eastAsia="Times New Roman"/>
+                <w:sz w:val="24"/>
+                <w:szCs w:val="24"/>
+              </w:rPr>
+              <w:t>saving_goal</w:t>
+            </w:r>
+          </w:p>
+        </w:tc>
+        <w:tc>
+          <w:tcPr>
+            <w:tcW w:w="1098" w:type="dxa"/>
+          </w:tcPr>
+          <w:p>
+            <w:pPr>
+              <w:spacing w:before="0" w:line="240" w:lineRule="auto"/>
+              <w:rPr>
+                <w:rFonts w:eastAsia="Times New Roman"/>
+                <w:sz w:val="24"/>
+                <w:szCs w:val="24"/>
+              </w:rPr>
+            </w:pPr>
+            <w:r>
+              <w:rPr>
+                <w:rFonts w:eastAsia="Times New Roman"/>
+                <w:sz w:val="24"/>
+                <w:szCs w:val="24"/>
+              </w:rPr>
+              <w:t>id</w:t>
+            </w:r>
+          </w:p>
+        </w:tc>
+        <w:tc>
+          <w:tcPr>
+            <w:tcW w:w="1701" w:type="dxa"/>
+          </w:tcPr>
+          <w:p>
+            <w:pPr>
+              <w:spacing w:before="0" w:line="240" w:lineRule="auto"/>
+              <w:rPr>
+                <w:rFonts w:eastAsia="Times New Roman"/>
+                <w:sz w:val="24"/>
+                <w:szCs w:val="24"/>
+              </w:rPr>
+            </w:pPr>
+            <w:r>
+              <w:rPr>
+                <w:rFonts w:eastAsia="Times New Roman"/>
+                <w:sz w:val="24"/>
+                <w:szCs w:val="24"/>
+              </w:rPr>
+              <w:t>n</w:t>
+            </w:r>
+            <w:r>
+              <w:rPr>
+                <w:rFonts w:eastAsia="Times New Roman"/>
+                <w:sz w:val="24"/>
+                <w:szCs w:val="24"/>
+              </w:rPr>
+              <w:t>-</w:t>
+            </w:r>
+            <w:r>
+              <w:rPr>
+                <w:rFonts w:eastAsia="Times New Roman"/>
+                <w:sz w:val="24"/>
+                <w:szCs w:val="24"/>
+              </w:rPr>
+              <w:t>1 với users</w:t>
+            </w:r>
+          </w:p>
+        </w:tc>
+        <w:tc>
+          <w:tcPr>
+            <w:tcW w:w="3062" w:type="dxa"/>
+          </w:tcPr>
+          <w:p>
+            <w:pPr>
+              <w:spacing w:before="0" w:line="240" w:lineRule="auto"/>
+              <w:rPr>
+                <w:rFonts w:eastAsia="Times New Roman"/>
+                <w:sz w:val="24"/>
+                <w:szCs w:val="24"/>
+              </w:rPr>
+            </w:pPr>
+          </w:p>
+        </w:tc>
+      </w:tr>
+      <w:tr>
+        <w:tc>
+          <w:tcPr>
+            <w:tcW w:w="1508" w:type="dxa"/>
+          </w:tcPr>
+          <w:p>
+            <w:pPr>
+              <w:spacing w:before="0" w:line="240" w:lineRule="auto"/>
+              <w:rPr>
+                <w:rFonts w:eastAsia="Times New Roman"/>
+                <w:sz w:val="24"/>
+                <w:szCs w:val="24"/>
+              </w:rPr>
+            </w:pPr>
+            <w:r>
+              <w:rPr>
+                <w:rFonts w:eastAsia="Times New Roman"/>
+                <w:sz w:val="24"/>
+                <w:szCs w:val="24"/>
+              </w:rPr>
+              <w:t>Thông báo</w:t>
+            </w:r>
+          </w:p>
+        </w:tc>
+        <w:tc>
+          <w:tcPr>
+            <w:tcW w:w="1358" w:type="dxa"/>
+          </w:tcPr>
+          <w:p>
+            <w:pPr>
+              <w:spacing w:before="0" w:line="240" w:lineRule="auto"/>
+              <w:rPr>
+                <w:rFonts w:eastAsia="Times New Roman"/>
+                <w:sz w:val="24"/>
+                <w:szCs w:val="24"/>
+              </w:rPr>
+            </w:pPr>
+            <w:r>
+              <w:rPr>
+                <w:rFonts w:eastAsia="Times New Roman"/>
+                <w:sz w:val="24"/>
+                <w:szCs w:val="24"/>
+              </w:rPr>
+              <w:t>notification</w:t>
+            </w:r>
+          </w:p>
+        </w:tc>
+        <w:tc>
+          <w:tcPr>
+            <w:tcW w:w="1098" w:type="dxa"/>
+          </w:tcPr>
+          <w:p>
+            <w:pPr>
+              <w:spacing w:before="0" w:line="240" w:lineRule="auto"/>
+              <w:rPr>
+                <w:rFonts w:eastAsia="Times New Roman"/>
+                <w:sz w:val="24"/>
+                <w:szCs w:val="24"/>
+              </w:rPr>
+            </w:pPr>
+            <w:r>
+              <w:rPr>
+                <w:rFonts w:eastAsia="Times New Roman"/>
+                <w:sz w:val="24"/>
+                <w:szCs w:val="24"/>
+              </w:rPr>
+              <w:t>id</w:t>
+            </w:r>
+          </w:p>
+        </w:tc>
+        <w:tc>
+          <w:tcPr>
+            <w:tcW w:w="1701" w:type="dxa"/>
+          </w:tcPr>
+          <w:p>
+            <w:pPr>
+              <w:spacing w:before="0" w:line="240" w:lineRule="auto"/>
+              <w:rPr>
+                <w:rFonts w:eastAsia="Times New Roman"/>
+                <w:sz w:val="24"/>
+                <w:szCs w:val="24"/>
+              </w:rPr>
+            </w:pPr>
+            <w:r>
+              <w:rPr>
+                <w:rFonts w:eastAsia="Times New Roman"/>
+                <w:sz w:val="24"/>
+                <w:szCs w:val="24"/>
+              </w:rPr>
+              <w:t>n</w:t>
+            </w:r>
+            <w:r>
+              <w:rPr>
+                <w:rFonts w:eastAsia="Times New Roman"/>
+                <w:sz w:val="24"/>
+                <w:szCs w:val="24"/>
+              </w:rPr>
+              <w:t>-</w:t>
+            </w:r>
+            <w:r>
+              <w:rPr>
+                <w:rFonts w:eastAsia="Times New Roman"/>
+                <w:sz w:val="24"/>
+                <w:szCs w:val="24"/>
+              </w:rPr>
+              <w:t>1 với users</w:t>
+            </w:r>
+          </w:p>
+        </w:tc>
+        <w:tc>
+          <w:tcPr>
+            <w:tcW w:w="3062" w:type="dxa"/>
+          </w:tcPr>
+          <w:p>
+            <w:pPr>
+              <w:spacing w:before="0" w:line="240" w:lineRule="auto"/>
+              <w:rPr>
+                <w:rFonts w:eastAsia="Times New Roman"/>
+                <w:sz w:val="24"/>
+                <w:szCs w:val="24"/>
+              </w:rPr>
+            </w:pPr>
+          </w:p>
+        </w:tc>
+      </w:tr>
+      <w:tr>
+        <w:tc>
+          <w:tcPr>
+            <w:tcW w:w="1508" w:type="dxa"/>
+          </w:tcPr>
+          <w:p>
+            <w:pPr>
+              <w:spacing w:before="0" w:line="240" w:lineRule="auto"/>
+              <w:rPr>
+                <w:rFonts w:eastAsia="Times New Roman"/>
+                <w:sz w:val="24"/>
+                <w:szCs w:val="24"/>
+              </w:rPr>
+            </w:pPr>
+            <w:r>
+              <w:rPr>
+                <w:rFonts w:eastAsia="Times New Roman"/>
+                <w:sz w:val="24"/>
+                <w:szCs w:val="24"/>
+              </w:rPr>
+              <w:lastRenderedPageBreak/>
+              <w:t>Hóa đơn định kỳ</w:t>
+            </w:r>
+          </w:p>
+        </w:tc>
+        <w:tc>
+          <w:tcPr>
+            <w:tcW w:w="1358" w:type="dxa"/>
+          </w:tcPr>
+          <w:p>
+            <w:pPr>
+              <w:spacing w:before="0" w:line="240" w:lineRule="auto"/>
+              <w:rPr>
+                <w:rFonts w:eastAsia="Times New Roman"/>
+                <w:sz w:val="24"/>
+                <w:szCs w:val="24"/>
+              </w:rPr>
+            </w:pPr>
+            <w:r>
+              <w:rPr>
+                <w:rFonts w:eastAsia="Times New Roman"/>
+                <w:sz w:val="24"/>
+                <w:szCs w:val="24"/>
+              </w:rPr>
+              <w:t>R</w:t>
+            </w:r>
+            <w:r>
+              <w:rPr>
+                <w:rFonts w:eastAsia="Times New Roman"/>
+                <w:sz w:val="24"/>
+                <w:szCs w:val="24"/>
+              </w:rPr>
+              <w:t>ecurring</w:t>
+            </w:r>
+            <w:r>
+              <w:rPr>
+                <w:rFonts w:eastAsia="Times New Roman"/>
+                <w:sz w:val="24"/>
+                <w:szCs w:val="24"/>
+              </w:rPr>
+              <w:t>_</w:t>
+            </w:r>
+            <w:r>
+              <w:rPr>
+                <w:rFonts w:eastAsia="Times New Roman"/>
+                <w:sz w:val="24"/>
+                <w:szCs w:val="24"/>
+              </w:rPr>
+              <w:t>bill</w:t>
+            </w:r>
+          </w:p>
+        </w:tc>
+        <w:tc>
+          <w:tcPr>
+            <w:tcW w:w="1098" w:type="dxa"/>
+          </w:tcPr>
+          <w:p>
+            <w:pPr>
+              <w:spacing w:before="0" w:line="240" w:lineRule="auto"/>
+              <w:rPr>
+                <w:rFonts w:eastAsia="Times New Roman"/>
+                <w:sz w:val="24"/>
+                <w:szCs w:val="24"/>
+              </w:rPr>
+            </w:pPr>
+            <w:r>
+              <w:rPr>
+                <w:rFonts w:eastAsia="Times New Roman"/>
+                <w:sz w:val="24"/>
+                <w:szCs w:val="24"/>
+              </w:rPr>
+              <w:t>id</w:t>
+            </w:r>
+          </w:p>
+        </w:tc>
+        <w:tc>
+          <w:tcPr>
+            <w:tcW w:w="1701" w:type="dxa"/>
+          </w:tcPr>
+          <w:p>
+            <w:pPr>
+              <w:spacing w:before="0" w:line="240" w:lineRule="auto"/>
+              <w:rPr>
+                <w:rFonts w:eastAsia="Times New Roman"/>
+                <w:sz w:val="24"/>
+                <w:szCs w:val="24"/>
+              </w:rPr>
+            </w:pPr>
+            <w:r>
+              <w:rPr>
+                <w:rFonts w:eastAsia="Times New Roman"/>
+                <w:sz w:val="24"/>
+                <w:szCs w:val="24"/>
+              </w:rPr>
+              <w:t>n</w:t>
+            </w:r>
+            <w:r>
+              <w:rPr>
+                <w:rFonts w:eastAsia="Times New Roman"/>
+                <w:sz w:val="24"/>
+                <w:szCs w:val="24"/>
+              </w:rPr>
+              <w:t>-</w:t>
+            </w:r>
+            <w:r>
+              <w:rPr>
+                <w:rFonts w:eastAsia="Times New Roman"/>
+                <w:sz w:val="24"/>
+                <w:szCs w:val="24"/>
+              </w:rPr>
+              <w:t>1 với users</w:t>
+            </w:r>
+          </w:p>
+        </w:tc>
+        <w:tc>
+          <w:tcPr>
+            <w:tcW w:w="3062" w:type="dxa"/>
+          </w:tcPr>
+          <w:p>
+            <w:pPr>
+              <w:spacing w:before="0" w:line="240" w:lineRule="auto"/>
+              <w:rPr>
+                <w:rFonts w:eastAsia="Times New Roman"/>
+                <w:sz w:val="24"/>
+                <w:szCs w:val="24"/>
+              </w:rPr>
+            </w:pPr>
+          </w:p>
+        </w:tc>
+      </w:tr>
+      <w:tr>
+        <w:tc>
+          <w:tcPr>
+            <w:tcW w:w="1508" w:type="dxa"/>
+          </w:tcPr>
+          <w:p>
+            <w:pPr>
+              <w:spacing w:before="0" w:line="240" w:lineRule="auto"/>
+              <w:rPr>
+                <w:rFonts w:eastAsia="Times New Roman"/>
+                <w:sz w:val="24"/>
+                <w:szCs w:val="24"/>
+              </w:rPr>
+            </w:pPr>
+            <w:r>
+              <w:rPr>
+                <w:rFonts w:eastAsia="Times New Roman"/>
+                <w:sz w:val="24"/>
+                <w:szCs w:val="24"/>
+              </w:rPr>
+              <w:t>Cấu hình hệ thống</w:t>
+            </w:r>
+          </w:p>
+        </w:tc>
+        <w:tc>
+          <w:tcPr>
+            <w:tcW w:w="1358" w:type="dxa"/>
+          </w:tcPr>
+          <w:p>
+            <w:pPr>
+              <w:spacing w:before="0" w:line="240" w:lineRule="auto"/>
+              <w:rPr>
+                <w:rFonts w:eastAsia="Times New Roman"/>
+                <w:sz w:val="24"/>
+                <w:szCs w:val="24"/>
+              </w:rPr>
+            </w:pPr>
+            <w:r>
+              <w:rPr>
+                <w:rFonts w:eastAsia="Times New Roman"/>
+                <w:sz w:val="24"/>
+                <w:szCs w:val="24"/>
+              </w:rPr>
+              <w:t>S</w:t>
+            </w:r>
+            <w:r>
+              <w:rPr>
+                <w:rFonts w:eastAsia="Times New Roman"/>
+                <w:sz w:val="24"/>
+                <w:szCs w:val="24"/>
+              </w:rPr>
+              <w:t>ystem</w:t>
+            </w:r>
+            <w:r>
+              <w:rPr>
+                <w:rFonts w:eastAsia="Times New Roman"/>
+                <w:sz w:val="24"/>
+                <w:szCs w:val="24"/>
+              </w:rPr>
+              <w:t>_</w:t>
+            </w:r>
+            <w:r>
+              <w:rPr>
+                <w:rFonts w:eastAsia="Times New Roman"/>
+                <w:sz w:val="24"/>
+                <w:szCs w:val="24"/>
+              </w:rPr>
+              <w:t>setting</w:t>
+            </w:r>
+          </w:p>
+        </w:tc>
+        <w:tc>
+          <w:tcPr>
+            <w:tcW w:w="1098" w:type="dxa"/>
+          </w:tcPr>
+          <w:p>
+            <w:pPr>
+              <w:spacing w:before="0" w:line="240" w:lineRule="auto"/>
+              <w:rPr>
+                <w:rFonts w:eastAsia="Times New Roman"/>
+                <w:sz w:val="24"/>
+                <w:szCs w:val="24"/>
+              </w:rPr>
+            </w:pPr>
+            <w:r>
+              <w:rPr>
+                <w:rFonts w:eastAsia="Times New Roman"/>
+                <w:sz w:val="24"/>
+                <w:szCs w:val="24"/>
+              </w:rPr>
+              <w:t>S</w:t>
+            </w:r>
+            <w:r>
+              <w:rPr>
+                <w:rFonts w:eastAsia="Times New Roman"/>
+                <w:sz w:val="24"/>
+                <w:szCs w:val="24"/>
+              </w:rPr>
+              <w:t>etting</w:t>
+            </w:r>
+            <w:r>
+              <w:rPr>
+                <w:rFonts w:eastAsia="Times New Roman"/>
+                <w:sz w:val="24"/>
+                <w:szCs w:val="24"/>
+              </w:rPr>
+              <w:t>_</w:t>
+            </w:r>
+            <w:r>
+              <w:rPr>
+                <w:rFonts w:eastAsia="Times New Roman"/>
+                <w:sz w:val="24"/>
+                <w:szCs w:val="24"/>
+              </w:rPr>
+              <w:t>key</w:t>
+            </w:r>
+          </w:p>
+        </w:tc>
+        <w:tc>
+          <w:tcPr>
+            <w:tcW w:w="1701" w:type="dxa"/>
+          </w:tcPr>
+          <w:p>
+            <w:pPr>
+              <w:spacing w:before="0" w:line="240" w:lineRule="auto"/>
+              <w:rPr>
+                <w:rFonts w:eastAsia="Times New Roman"/>
+                <w:sz w:val="24"/>
+                <w:szCs w:val="24"/>
+              </w:rPr>
+            </w:pPr>
+          </w:p>
+        </w:tc>
+        <w:tc>
+          <w:tcPr>
+            <w:tcW w:w="3062" w:type="dxa"/>
+          </w:tcPr>
+          <w:p>
+            <w:pPr>
+              <w:spacing w:before="0" w:line="240" w:lineRule="auto"/>
+              <w:rPr>
+                <w:rFonts w:eastAsia="Times New Roman"/>
+                <w:sz w:val="24"/>
+                <w:szCs w:val="24"/>
+              </w:rPr>
+            </w:pPr>
+            <w:r>
+              <w:rPr>
+                <w:rFonts w:eastAsia="Times New Roman"/>
+                <w:sz w:val="24"/>
+                <w:szCs w:val="24"/>
+              </w:rPr>
+              <w:t>Khóa</w:t>
+            </w:r>
+            <w:r>
+              <w:rPr>
+                <w:rFonts w:eastAsia="Times New Roman"/>
+                <w:sz w:val="24"/>
+                <w:szCs w:val="24"/>
+              </w:rPr>
+              <w:t>-</w:t>
+            </w:r>
+            <w:r>
+              <w:rPr>
+                <w:rFonts w:eastAsia="Times New Roman"/>
+                <w:sz w:val="24"/>
+                <w:szCs w:val="24"/>
+              </w:rPr>
+              <w:t>giá trị, ví dụ ngưỡng cảnh báo ngân sách mặc định</w:t>
+            </w:r>
+          </w:p>
+        </w:tc>
+      </w:tr>
+    </w:tbl>
+    <w:p>
+      <w:pPr>
+        <w:spacing w:after="120"/>
+        <w:rPr>
+          <w:sz w:val="26"/>
+          <w:szCs w:val="26"/>
+        </w:rPr>
+      </w:pPr>
+    </w:p>
+    <w:p>
+      <w:pPr>
+        <w:spacing w:after="120"/>
+        <w:rPr>
+          <w:sz w:val="26"/>
+          <w:szCs w:val="26"/>
+        </w:rPr>
+      </w:pPr>
+      <w:r>
+        <w:rPr>
+          <w:sz w:val="26"/>
+          <w:szCs w:val="26"/>
+        </w:rPr>
+        <w:t>4.3.</w:t>
+      </w:r>
+      <w:r>
+        <w:rPr>
+          <w:sz w:val="26"/>
+          <w:szCs w:val="26"/>
+        </w:rPr>
+        <w:t>2</w:t>
+      </w:r>
+      <w:r>
+        <w:rPr>
+          <w:sz w:val="26"/>
+          <w:szCs w:val="26"/>
+        </w:rPr>
+        <w:t>. Dữ liệu mẫu</w:t>
+      </w:r>
+    </w:p>
+    <w:p>
+      <w:pPr>
+        <w:spacing w:after="120"/>
+        <w:rPr>
+          <w:sz w:val="26"/>
+          <w:szCs w:val="26"/>
+        </w:rPr>
+      </w:pPr>
+      <w:r>
+        <w:rPr>
+          <w:sz w:val="26"/>
+          <w:szCs w:val="26"/>
+        </w:rPr>
+        <w:t>Hệ thống có cung cấp DataSeeder triển khai CommandLineRunner. Khi ứng dụng khởi động, lớp này sẽ kiểm tra dữ liệu hiện có rồi sau đó tạo các mẫu cần thiết.</w:t>
+      </w:r>
+    </w:p>
+    <w:p>
+      <w:pPr>
+        <w:spacing w:after="120"/>
+        <w:rPr>
+          <w:sz w:val="26"/>
+          <w:szCs w:val="26"/>
+        </w:rPr>
+      </w:pPr>
+      <w:r>
+        <w:rPr>
+          <w:sz w:val="26"/>
+          <w:szCs w:val="26"/>
+        </w:rPr>
+        <w:t>Các dữ liệu mẫu bao gồm: tài khoản quản trị, tài khoản người dùng, danh mục hệ thống, ví mẫu, các giao dịch mẫu, ngân sách, mục tiêu tiết kiệm, hóa đơn định kỳ, cấu hình hệ thống.</w:t>
+      </w:r>
+    </w:p>
+    <w:p>
+      <w:pPr>
+        <w:spacing w:after="120"/>
+        <w:rPr>
+          <w:sz w:val="26"/>
+          <w:szCs w:val="26"/>
+        </w:rPr>
+      </w:pPr>
+      <w:r>
+        <w:rPr>
+          <w:sz w:val="26"/>
+          <w:szCs w:val="26"/>
+        </w:rPr>
+        <w:t>Các dữ liệu mẫu đảm bảo đủ để phục vụ cho tài khoản người dùng mẫu có thể tự trải nghiệm kiểm thử các chức năng.</w:t>
+      </w:r>
+      <w:r>
+        <w:rPr>
+          <w:sz w:val="26"/>
+          <w:szCs w:val="26"/>
+        </w:rPr>
+        <w:br/>
+        <w:t>4.</w:t>
+      </w:r>
+      <w:r>
+        <w:rPr>
+          <w:sz w:val="26"/>
+          <w:szCs w:val="26"/>
+        </w:rPr>
+        <w:t>4</w:t>
+      </w:r>
+      <w:r>
+        <w:rPr>
+          <w:sz w:val="26"/>
+          <w:szCs w:val="26"/>
+        </w:rPr>
+        <w:t>. Xây dựng các chức năng chính</w:t>
+      </w:r>
+      <w:r>
+        <w:rPr>
+          <w:sz w:val="26"/>
+          <w:szCs w:val="26"/>
+        </w:rPr>
+        <w:br/>
+      </w:r>
+      <w:r>
+        <w:rPr>
+          <w:sz w:val="26"/>
+          <w:szCs w:val="26"/>
+        </w:rPr>
+        <w:t xml:space="preserve">4.4.1. </w:t>
+      </w:r>
+      <w:r>
+        <w:rPr>
+          <w:sz w:val="26"/>
+          <w:szCs w:val="26"/>
+        </w:rPr>
+        <w:t xml:space="preserve">Nhóm chức năng CRUD cơ bản (đại diện: Quản lý </w:t>
+      </w:r>
+      <w:r>
+        <w:rPr>
+          <w:sz w:val="26"/>
+          <w:szCs w:val="26"/>
+        </w:rPr>
+        <w:t>ví)</w:t>
+      </w:r>
+    </w:p>
+    <w:p>
+      <w:pPr>
+        <w:spacing w:after="120"/>
+        <w:rPr>
+          <w:sz w:val="26"/>
+          <w:szCs w:val="26"/>
+        </w:rPr>
+      </w:pPr>
+      <w:r>
+        <w:rPr>
+          <w:sz w:val="26"/>
+          <w:szCs w:val="26"/>
+        </w:rPr>
+        <w:t>Chức năng tương ứng với FR-02 (quản lý các giao dịch và ví), đ</w:t>
+      </w:r>
+      <w:r>
+        <w:rPr>
+          <w:sz w:val="26"/>
+          <w:szCs w:val="26"/>
+        </w:rPr>
+        <w:t>ặc tả trong WalletController và WalletServiceImpl</w:t>
+      </w:r>
+    </w:p>
+    <w:p>
+      <w:pPr>
+        <w:spacing w:after="120"/>
+        <w:rPr>
+          <w:sz w:val="26"/>
+          <w:szCs w:val="26"/>
+        </w:rPr>
+      </w:pPr>
+      <w:r>
+        <w:rPr>
+          <w:sz w:val="26"/>
+          <w:szCs w:val="26"/>
+        </w:rPr>
+        <w:t>Bảng đầu vào và đầu ra</w:t>
+      </w:r>
+    </w:p>
+    <w:tbl>
+      <w:tblPr>
+        <w:tblW w:w="5000" w:type="pct"/>
+        <w:tblBorders>
+          <w:top w:val="single" w:sz="4" w:space="0" w:color="auto"/>
+          <w:left w:val="single" w:sz="4" w:space="0" w:color="auto"/>
+          <w:bottom w:val="single" w:sz="4" w:space="0" w:color="auto"/>
+          <w:right w:val="single" w:sz="4" w:space="0" w:color="auto"/>
+          <w:insideH w:val="single" w:sz="4" w:space="0" w:color="auto"/>
+          <w:insideV w:val="single" w:sz="4" w:space="0" w:color="auto"/>
+        </w:tblBorders>
+        <w:tblLayout w:type="fixed"/>
+        <w:tblCellMar>
+          <w:top w:w="80" w:type="dxa"/>
+          <w:left w:w="120" w:type="dxa"/>
+          <w:bottom w:w="80" w:type="dxa"/>
+          <w:right w:w="120" w:type="dxa"/>
+        </w:tblCellMar>
+        <w:tblLook w:val="04A0" w:firstRow="1" w:lastRow="0" w:firstColumn="1" w:lastColumn="0" w:noHBand="0" w:noVBand="1"/>
+      </w:tblPr>
+      <w:tblGrid>
+        <w:gridCol w:w="1429"/>
+        <w:gridCol w:w="1994"/>
+        <w:gridCol w:w="2464"/>
+        <w:gridCol w:w="2840"/>
+      </w:tblGrid>
+      <w:tr>
+        <w:trPr>
+          <w:tblHeader/>
+        </w:trPr>
+        <w:tc>
+          <w:tcPr>
+            <w:tcW w:w="1429" w:type="dxa"/>
+          </w:tcPr>
+          <w:p>
+            <w:r>
+              <w:rPr>
+                <w:b/>
+                <w:bCs/>
+              </w:rPr>
+              <w:t>Thao tác</w:t>
+            </w:r>
+          </w:p>
+        </w:tc>
+        <w:tc>
+          <w:tcPr>
+            <w:tcW w:w="1994" w:type="dxa"/>
+          </w:tcPr>
+          <w:p>
+            <w:r>
+              <w:rPr>
+                <w:b/>
+                <w:bCs/>
+              </w:rPr>
+              <w:t>Endpoint</w:t>
+            </w:r>
+          </w:p>
+        </w:tc>
+        <w:tc>
+          <w:tcPr>
+            <w:tcW w:w="2464" w:type="dxa"/>
+          </w:tcPr>
+          <w:p>
+            <w:r>
+              <w:rPr>
+                <w:b/>
+                <w:bCs/>
+              </w:rPr>
+              <w:t>Đầu vào</w:t>
+            </w:r>
+          </w:p>
+        </w:tc>
+        <w:tc>
+          <w:tcPr>
+            <w:tcW w:w="2840" w:type="dxa"/>
+          </w:tcPr>
+          <w:p>
+            <w:r>
+              <w:rPr>
+                <w:b/>
+                <w:bCs/>
+              </w:rPr>
+              <w:t>Đầu ra</w:t>
+            </w:r>
+          </w:p>
+        </w:tc>
+      </w:tr>
+      <w:tr>
+        <w:tc>
+          <w:tcPr>
+            <w:tcW w:w="1429" w:type="dxa"/>
+          </w:tcPr>
+          <w:p>
+            <w:r>
+              <w:t>Tạo ví</w:t>
+            </w:r>
+          </w:p>
+        </w:tc>
+        <w:tc>
+          <w:tcPr>
+            <w:tcW w:w="1994" w:type="dxa"/>
+          </w:tcPr>
+          <w:p>
+            <w:r>
+              <w:t>POST /api/v1/wallets</w:t>
+            </w:r>
+          </w:p>
+        </w:tc>
+        <w:tc>
+          <w:tcPr>
+            <w:tcW w:w="2464" w:type="dxa"/>
+          </w:tcPr>
+          <w:p>
+            <w:r>
+              <w:t>tên, số dư ban đầu, icon, màu</w:t>
+            </w:r>
+          </w:p>
+        </w:tc>
+        <w:tc>
+          <w:tcPr>
+            <w:tcW w:w="2840" w:type="dxa"/>
+          </w:tcPr>
+          <w:p>
+            <w:r>
+              <w:t>WalletDTO</w:t>
+            </w:r>
+          </w:p>
+        </w:tc>
+      </w:tr>
+      <w:tr>
+        <w:tc>
+          <w:tcPr>
+            <w:tcW w:w="1429" w:type="dxa"/>
+          </w:tcPr>
+          <w:p>
+            <w:r>
+              <w:t>Xem danh sách</w:t>
+            </w:r>
+          </w:p>
+        </w:tc>
+        <w:tc>
+          <w:tcPr>
+            <w:tcW w:w="1994" w:type="dxa"/>
+          </w:tcPr>
+          <w:p>
+            <w:r>
+              <w:t>GET /api/v1/wallets</w:t>
+            </w:r>
+          </w:p>
+        </w:tc>
+        <w:tc>
+          <w:tcPr>
+            <w:tcW w:w="2464" w:type="dxa"/>
+          </w:tcPr>
+          <w:p>
+            <w:r>
+              <w:t>–</w:t>
+            </w:r>
+          </w:p>
+        </w:tc>
+        <w:tc>
+          <w:tcPr>
+            <w:tcW w:w="2840" w:type="dxa"/>
+          </w:tcPr>
+          <w:p>
+            <w:r>
+              <w:t>Danh sách ví mà user sở hữu hoặc được chia sẻ</w:t>
+            </w:r>
+          </w:p>
+        </w:tc>
+      </w:tr>
+      <w:tr>
+        <w:tc>
+          <w:tcPr>
+            <w:tcW w:w="1429" w:type="dxa"/>
+          </w:tcPr>
+          <w:p>
+            <w:r>
+              <w:t>Cập nhật</w:t>
+            </w:r>
+          </w:p>
+        </w:tc>
+        <w:tc>
+          <w:tcPr>
+            <w:tcW w:w="1994" w:type="dxa"/>
+          </w:tcPr>
+          <w:p>
+            <w:r>
+              <w:t>PUT /api/v1/wallets/{id}</w:t>
+            </w:r>
+          </w:p>
+        </w:tc>
+        <w:tc>
+          <w:tcPr>
+            <w:tcW w:w="2464" w:type="dxa"/>
+          </w:tcPr>
+          <w:p>
+            <w:r>
+              <w:t>tên, icon, màu (không cho sửa số dư)</w:t>
+            </w:r>
+          </w:p>
+        </w:tc>
+        <w:tc>
+          <w:tcPr>
+            <w:tcW w:w="2840" w:type="dxa"/>
+          </w:tcPr>
+          <w:p>
+            <w:r>
+              <w:t>WalletDTO</w:t>
+            </w:r>
+          </w:p>
+        </w:tc>
+      </w:tr>
+      <w:tr>
+        <w:tc>
+          <w:tcPr>
+            <w:tcW w:w="1429" w:type="dxa"/>
+          </w:tcPr>
+          <w:p>
+            <w:r>
+              <w:lastRenderedPageBreak/>
+              <w:t>Xóa</w:t>
+            </w:r>
+          </w:p>
+        </w:tc>
+        <w:tc>
+          <w:tcPr>
+            <w:tcW w:w="1994" w:type="dxa"/>
+          </w:tcPr>
+          <w:p>
+            <w:r>
+              <w:t>DELETE /api/v1/wallets/{id}</w:t>
+            </w:r>
+          </w:p>
+        </w:tc>
+        <w:tc>
+          <w:tcPr>
+            <w:tcW w:w="2464" w:type="dxa"/>
+          </w:tcPr>
+          <w:p>
+            <w:r>
+              <w:t>–</w:t>
+            </w:r>
+          </w:p>
+        </w:tc>
+        <w:tc>
+          <w:tcPr>
+            <w:tcW w:w="2840" w:type="dxa"/>
+          </w:tcPr>
+          <w:p>
+            <w:r>
+              <w:t>204 No Content</w:t>
+            </w:r>
+          </w:p>
+        </w:tc>
+      </w:tr>
+    </w:tbl>
+    <w:p>
+      <w:pPr>
+        <w:spacing w:after="120"/>
+        <w:rPr>
+          <w:sz w:val="26"/>
+          <w:szCs w:val="26"/>
+        </w:rPr>
+      </w:pPr>
+      <w:r>
+        <w:rPr>
+          <w:sz w:val="26"/>
+          <w:szCs w:val="26"/>
+        </w:rPr>
+        <w:t>Luồng xử lý: Giao diện (WalletModal.tsx) gửi request qua walletService.ts</w:t>
+      </w:r>
+      <w:r>
+        <w:rPr>
+          <w:sz w:val="26"/>
+          <w:szCs w:val="26"/>
+        </w:rPr>
+        <w:t xml:space="preserve"> =&gt; </w:t>
+      </w:r>
+      <w:r>
+        <w:rPr>
+          <w:sz w:val="26"/>
+          <w:szCs w:val="26"/>
+        </w:rPr>
+        <w:t xml:space="preserve">WalletController nhận request, đọc userId đã được JwtAuthenticationFilter gắn vào thuộc tính request </w:t>
+      </w:r>
+      <w:r>
+        <w:rPr>
+          <w:sz w:val="26"/>
+          <w:szCs w:val="26"/>
+        </w:rPr>
+        <w:t>=&gt;</w:t>
+      </w:r>
+      <w:r>
+        <w:rPr>
+          <w:sz w:val="26"/>
+          <w:szCs w:val="26"/>
+        </w:rPr>
+        <w:t xml:space="preserve"> WalletServiceImpl.createWallet() kiểm tra người dùng tồn tại, khởi tạo entity Wallet với số dư mặc định bằng 0 nếu không truyền, gán owner </w:t>
+      </w:r>
+      <w:r>
+        <w:rPr>
+          <w:sz w:val="26"/>
+          <w:szCs w:val="26"/>
+        </w:rPr>
+        <w:t>=&gt;</w:t>
+      </w:r>
+      <w:r>
+        <w:rPr>
+          <w:sz w:val="26"/>
+          <w:szCs w:val="26"/>
+        </w:rPr>
+        <w:t xml:space="preserve"> WalletRepository.save() ghi xuống bảng wallet.</w:t>
+      </w:r>
       <w:r>
         <w:rPr>
           <w:sz w:val="26"/>
           <w:szCs w:val="26"/>
         </w:rPr>
         <w:t xml:space="preserve"> </w:t>
+      </w:r>
+    </w:p>
+    <w:p>
+      <w:pPr>
+        <w:spacing w:after="120"/>
+        <w:rPr>
+          <w:sz w:val="26"/>
+          <w:szCs w:val="26"/>
+        </w:rPr>
+      </w:pPr>
+      <w:r>
+        <w:rPr>
+          <w:rFonts w:hint="eastAsia"/>
+          <w:sz w:val="26"/>
+          <w:szCs w:val="26"/>
+        </w:rPr>
+        <w:t>Đá</w:t>
+      </w:r>
+      <w:r>
+        <w:rPr>
+          <w:sz w:val="26"/>
+          <w:szCs w:val="26"/>
+        </w:rPr>
+        <w:t xml:space="preserve">ng chú ý: thao tác cập nhật cố tình không cho phép sửa trường balance, buộc mọi thay đổi số dư phải đi qua giao dịch (Transaction) để đảm bảo tính nhất quán của lịch sử tài chính </w:t>
+      </w:r>
+      <w:r>
+        <w:rPr>
+          <w:sz w:val="26"/>
+          <w:szCs w:val="26"/>
+        </w:rPr>
+        <w:t>-</w:t>
+      </w:r>
+      <w:r>
+        <w:rPr>
+          <w:sz w:val="26"/>
+          <w:szCs w:val="26"/>
+        </w:rPr>
+        <w:t xml:space="preserve"> đây là một quy tắc nghiệp vụ (BR</w:t>
+      </w:r>
+      <w:r>
+        <w:rPr>
+          <w:sz w:val="26"/>
+          <w:szCs w:val="26"/>
+        </w:rPr>
+        <w:t>-2</w:t>
+      </w:r>
+      <w:r>
+        <w:rPr>
+          <w:sz w:val="26"/>
+          <w:szCs w:val="26"/>
+        </w:rPr>
+        <w:t>) được hình thức hóa trực tiếp trong code.</w:t>
+      </w:r>
+    </w:p>
+    <w:p>
+      <w:pPr>
+        <w:spacing w:after="120"/>
+        <w:jc w:val="center"/>
+        <w:rPr>
+          <w:sz w:val="26"/>
+          <w:szCs w:val="26"/>
+        </w:rPr>
+      </w:pPr>
+      <w:r>
+        <w:rPr>
+          <w:sz w:val="26"/>
+          <w:szCs w:val="26"/>
+        </w:rPr>
+        <w:drawing>
+          <wp:inline distT="0" distB="0" distL="0" distR="0" wp14:anchorId="3CD58186" wp14:editId="34144E9E">
+            <wp:extent cx="5547995" cy="1841500"/>
+            <wp:effectExtent l="0" t="0" r="0" b="6350"/>
+            <wp:docPr id="1" name="Picture 1"/>
+            <wp:cNvGraphicFramePr>
+              <a:graphicFrameLocks xmlns:a="http://schemas.openxmlformats.org/drawingml/2006/main" noChangeAspect="1"/>
+            </wp:cNvGraphicFramePr>
+            <a:graphic xmlns:a="http://schemas.openxmlformats.org/drawingml/2006/main">
+              <a:graphicData uri="http://schemas.openxmlformats.org/drawingml/2006/picture">
+                <pic:pic xmlns:pic="http://schemas.openxmlformats.org/drawingml/2006/picture">
+                  <pic:nvPicPr>
+                    <pic:cNvPr id="1" name=""/>
+                    <pic:cNvPicPr/>
+                  </pic:nvPicPr>
+                  <pic:blipFill>
+                    <a:blip r:embed="rId31"/>
+                    <a:stretch>
+                      <a:fillRect/>
+                    </a:stretch>
+                  </pic:blipFill>
+                  <pic:spPr>
+                    <a:xfrm>
+                      <a:off x="0" y="0"/>
+                      <a:ext cx="5547995" cy="1841500"/>
+                    </a:xfrm>
+                    <a:prstGeom prst="rect">
+                      <a:avLst/>
+                    </a:prstGeom>
+                  </pic:spPr>
+                </pic:pic>
+              </a:graphicData>
+            </a:graphic>
+          </wp:inline>
+        </w:drawing>
+      </w:r>
+    </w:p>
+    <w:p>
+      <w:pPr>
+        <w:spacing w:after="120"/>
+        <w:rPr>
+          <w:sz w:val="26"/>
+          <w:szCs w:val="26"/>
+        </w:rPr>
+      </w:pPr>
+      <w:r>
+        <w:rPr>
+          <w:sz w:val="26"/>
+          <w:szCs w:val="26"/>
+        </w:rPr>
+        <w:t>Luồng xử lý tương tự cũng được áp dụng cho quản lý danh mục (CategoryService) và mục tiêu tiết kiệm (SavingGoalService), trong đó mỗi nghiệp vụ có thêm các quy tắc đặc thù riêng. Ví dụ, danh mục không được phép xóa nếu đã phát sinh giao dịch liên quan; thay vào đó, danh mục sẽ được chuyển sang trạng thái "ẩn" để đảm bảo không ảnh hưởng đến dữ liệu giao dịch và lịch sử tài chính.</w:t>
+      </w:r>
+    </w:p>
+    <w:p>
+      <w:pPr>
+        <w:spacing w:after="120"/>
+        <w:rPr>
+          <w:sz w:val="26"/>
+          <w:szCs w:val="26"/>
+        </w:rPr>
+      </w:pPr>
+      <w:r>
+        <w:rPr>
+          <w:sz w:val="26"/>
+          <w:szCs w:val="26"/>
+        </w:rPr>
+        <w:t xml:space="preserve">4.4.2. </w:t>
+      </w:r>
+      <w:r>
+        <w:rPr>
+          <w:sz w:val="26"/>
+          <w:szCs w:val="26"/>
+        </w:rPr>
+        <w:t>Ghi nhận giao dịch và ảnh hưởng số dư</w:t>
+      </w:r>
+    </w:p>
+    <w:p>
+      <w:pPr>
+        <w:spacing w:after="120"/>
+        <w:rPr>
+          <w:sz w:val="26"/>
+          <w:szCs w:val="26"/>
+        </w:rPr>
+      </w:pPr>
+      <w:r>
+        <w:rPr>
+          <w:sz w:val="26"/>
+          <w:szCs w:val="26"/>
+        </w:rPr>
+        <w:t>Tương ứng với FR-02, module Transaction</w:t>
+      </w:r>
+    </w:p>
+    <w:p>
+      <w:pPr>
+        <w:spacing w:after="120"/>
+        <w:rPr>
+          <w:sz w:val="26"/>
+          <w:szCs w:val="26"/>
+        </w:rPr>
+      </w:pPr>
+      <w:r>
+        <w:rPr>
+          <w:sz w:val="26"/>
+          <w:szCs w:val="26"/>
+        </w:rPr>
+        <w:t xml:space="preserve">Đây là chức năng lõi vì mọi thao tác tài chính khác như ngân sách, mục tiêu tiết kiệm và báo cáo đều phụ thuộc vào dữ liệu giao dịch. Điểm mấu chốt là mỗi giao </w:t>
+      </w:r>
+      <w:r>
+        <w:rPr>
+          <w:sz w:val="26"/>
+          <w:szCs w:val="26"/>
+        </w:rPr>
+        <w:lastRenderedPageBreak/>
+        <w:t>dịch khi được tạo, sửa hoặc xóa đều phải đồng thời cập nhật số dư của ví trong cùng một transaction cơ sở dữ liệu, nhằm đảm bảo số dư và lịch sử giao dịch luôn nhất quán, tránh xảy ra tình trạng dữ liệu bị lệch nhau.</w:t>
+      </w:r>
+    </w:p>
+    <w:p>
+      <w:pPr>
+        <w:spacing w:after="120"/>
+        <w:rPr>
+          <w:sz w:val="26"/>
+          <w:szCs w:val="26"/>
+        </w:rPr>
+      </w:pPr>
+      <w:r>
+        <w:rPr>
+          <w:sz w:val="26"/>
+          <w:szCs w:val="26"/>
+        </w:rPr>
+        <w:drawing>
+          <wp:inline distT="0" distB="0" distL="0" distR="0" wp14:anchorId="26AE1F8D" wp14:editId="184B1DC9">
+            <wp:extent cx="5547995" cy="1148080"/>
+            <wp:effectExtent l="0" t="0" r="0" b="0"/>
+            <wp:docPr id="2" name="Picture 2"/>
+            <wp:cNvGraphicFramePr>
+              <a:graphicFrameLocks xmlns:a="http://schemas.openxmlformats.org/drawingml/2006/main" noChangeAspect="1"/>
+            </wp:cNvGraphicFramePr>
+            <a:graphic xmlns:a="http://schemas.openxmlformats.org/drawingml/2006/main">
+              <a:graphicData uri="http://schemas.openxmlformats.org/drawingml/2006/picture">
+                <pic:pic xmlns:pic="http://schemas.openxmlformats.org/drawingml/2006/picture">
+                  <pic:nvPicPr>
+                    <pic:cNvPr id="1" name=""/>
+                    <pic:cNvPicPr/>
+                  </pic:nvPicPr>
+                  <pic:blipFill>
+                    <a:blip r:embed="rId32"/>
+                    <a:stretch>
+                      <a:fillRect/>
+                    </a:stretch>
+                  </pic:blipFill>
+                  <pic:spPr>
+                    <a:xfrm>
+                      <a:off x="0" y="0"/>
+                      <a:ext cx="5547995" cy="1148080"/>
+                    </a:xfrm>
+                    <a:prstGeom prst="rect">
+                      <a:avLst/>
+                    </a:prstGeom>
+                  </pic:spPr>
+                </pic:pic>
+              </a:graphicData>
+            </a:graphic>
+          </wp:inline>
+        </w:drawing>
+      </w:r>
+    </w:p>
+    <w:p>
+      <w:pPr>
+        <w:spacing w:after="120"/>
+        <w:rPr>
+          <w:sz w:val="26"/>
+          <w:szCs w:val="26"/>
+        </w:rPr>
+      </w:pPr>
+      <w:r>
+        <w:rPr>
+          <w:sz w:val="26"/>
+          <w:szCs w:val="26"/>
+        </w:rPr>
+        <w:drawing>
+          <wp:inline distT="0" distB="0" distL="0" distR="0" wp14:anchorId="31D0F0E3" wp14:editId="4A95EF03">
+            <wp:extent cx="5547995" cy="2239645"/>
+            <wp:effectExtent l="0" t="0" r="0" b="8255"/>
+            <wp:docPr id="8" name="Picture 8"/>
+            <wp:cNvGraphicFramePr>
+              <a:graphicFrameLocks xmlns:a="http://schemas.openxmlformats.org/drawingml/2006/main" noChangeAspect="1"/>
+            </wp:cNvGraphicFramePr>
+            <a:graphic xmlns:a="http://schemas.openxmlformats.org/drawingml/2006/main">
+              <a:graphicData uri="http://schemas.openxmlformats.org/drawingml/2006/picture">
+                <pic:pic xmlns:pic="http://schemas.openxmlformats.org/drawingml/2006/picture">
+                  <pic:nvPicPr>
+                    <pic:cNvPr id="1" name=""/>
+                    <pic:cNvPicPr/>
+                  </pic:nvPicPr>
+                  <pic:blipFill>
+                    <a:blip r:embed="rId33"/>
+                    <a:stretch>
+                      <a:fillRect/>
+                    </a:stretch>
+                  </pic:blipFill>
+                  <pic:spPr>
+                    <a:xfrm>
+                      <a:off x="0" y="0"/>
+                      <a:ext cx="5547995" cy="2239645"/>
+                    </a:xfrm>
+                    <a:prstGeom prst="rect">
+                      <a:avLst/>
+                    </a:prstGeom>
+                  </pic:spPr>
+                </pic:pic>
+              </a:graphicData>
+            </a:graphic>
+          </wp:inline>
+        </w:drawing>
+      </w:r>
+    </w:p>
+    <w:p>
+      <w:pPr>
+        <w:spacing w:after="120"/>
+        <w:rPr>
+          <w:sz w:val="26"/>
+          <w:szCs w:val="26"/>
+        </w:rPr>
+      </w:pPr>
+      <w:r>
+        <w:rPr>
+          <w:sz w:val="26"/>
+          <w:szCs w:val="26"/>
+        </w:rPr>
+        <w:t>Ba điểm đáng lưu ý trong đoạn mã trên: (1) kiểm tra quyền EDIT trên ví trước khi ghi nhận giao dịch, phục vụ tính năng chia sẻ ví trong gia đình; (2) walletRepository.updateBalance() sử dụng câu lệnh UPDATE ... SET balance = balance + :amount thay vì thực hiện theo cách đọc–sửa–ghi, giúp hạn chế lỗi race condition khi có nhiều giao dịch được thực hiện đồng thời; (3) sau khi ghi nhận khoản chi, hệ thống gọi ngay budgetService.checkAndAlertBudget() để kiểm tra ngân sách trong tháng có bị vượt hoặc sắp vượt hay không, liên kết trực tiếp với FR-11.</w:t>
+      </w:r>
+    </w:p>
+    <w:p>
+      <w:pPr>
+        <w:spacing w:after="120"/>
+        <w:rPr>
+          <w:sz w:val="26"/>
+          <w:szCs w:val="26"/>
+        </w:rPr>
+      </w:pPr>
+      <w:r>
+        <w:rPr>
+          <w:sz w:val="26"/>
+          <w:szCs w:val="26"/>
+        </w:rPr>
+        <w:t>Khi sửa hoặc xóa giao dịch, nghiệp vụ tương tự được áp dụng theo chiều ngược lại: hệ thống hoàn tác ảnh hưởng của giá trị cũ lên số dư trước khi áp dụng giá trị mới. Đồng thời, một bản ghi TransactionHistory được lưu lại nếu có bất kỳ trường nào thay đổi, phục vụ chức năng xem lịch sử đối soát trên giao diện.</w:t>
+      </w:r>
+    </w:p>
+    <w:p>
+      <w:pPr>
+        <w:spacing w:after="120"/>
+        <w:rPr>
+          <w:sz w:val="26"/>
+          <w:szCs w:val="26"/>
+        </w:rPr>
+      </w:pPr>
+      <w:r>
+        <w:rPr>
+          <w:b/>
+          <w:bCs/>
+          <w:sz w:val="26"/>
+          <w:szCs w:val="26"/>
+        </w:rPr>
+        <w:lastRenderedPageBreak/>
+        <w:t>Bằng chứng chạy:</w:t>
+      </w:r>
+      <w:r>
+        <w:rPr>
+          <w:sz w:val="26"/>
+          <w:szCs w:val="26"/>
+        </w:rPr>
+        <w:t xml:space="preserve"> giao dịch chi 50.000đ được tạo thành công, số dư ví giảm tương ứng, thể hiện qua giao diện TransactionsPage và được xác nhận lại bằng unit test createTransaction_HasEditPermission_Success.</w:t>
+      </w:r>
+    </w:p>
+    <w:p>
+      <w:pPr>
+        <w:spacing w:after="120"/>
+        <w:rPr>
+          <w:sz w:val="26"/>
+          <w:szCs w:val="26"/>
+        </w:rPr>
+      </w:pPr>
+      <w:r>
+        <w:rPr>
+          <w:sz w:val="26"/>
+          <w:szCs w:val="26"/>
+        </w:rPr>
+        <w:t>(bổ sung hình)</w:t>
+      </w:r>
+    </w:p>
+    <w:p>
+      <w:pPr>
+        <w:spacing w:after="120"/>
+        <w:rPr>
+          <w:sz w:val="26"/>
+          <w:szCs w:val="26"/>
+        </w:rPr>
+      </w:pPr>
+      <w:r>
+        <w:rPr>
+          <w:sz w:val="26"/>
+          <w:szCs w:val="26"/>
+        </w:rPr>
+        <w:t xml:space="preserve">4.4.3. </w:t>
+      </w:r>
+      <w:r>
+        <w:rPr>
+          <w:sz w:val="26"/>
+          <w:szCs w:val="26"/>
+        </w:rPr>
+        <w:t>Ngân sách chi và cảnh báo tự động</w:t>
+      </w:r>
+    </w:p>
+    <w:p>
+      <w:pPr>
+        <w:spacing w:after="120"/>
+        <w:rPr>
+          <w:sz w:val="26"/>
+          <w:szCs w:val="26"/>
+        </w:rPr>
+      </w:pPr>
+      <w:r>
+        <w:rPr>
+          <w:sz w:val="26"/>
+          <w:szCs w:val="26"/>
+        </w:rPr>
+        <w:t>Tương ứng với FR-09 (tạo ngân sách), FR-11 (cảnh báo vượt ngân sách), module budgets</w:t>
+      </w:r>
+    </w:p>
+    <w:p>
+      <w:pPr>
+        <w:spacing w:after="120"/>
+        <w:rPr>
+          <w:sz w:val="26"/>
+          <w:szCs w:val="26"/>
+        </w:rPr>
+      </w:pPr>
+      <w:r>
+        <w:rPr>
+          <w:sz w:val="26"/>
+          <w:szCs w:val="26"/>
+        </w:rPr>
+        <w:t>Người dùng thiết lập hạn mức chi tiêu cho một danh mục trong một tháng cụ thể. Hệ thống áp dụng ràng buộc UNIQUE(user, category, tháng, năm) ở tầng cơ sở dữ liệu, đồng thời kiểm tra tường minh tại tầng service để trả về thông báo lỗi thân thiện cho người dùng thay vì hiển thị lỗi kỹ thuật từ cơ sở dữ liệu.</w:t>
+      </w:r>
+    </w:p>
+    <w:p>
+      <w:pPr>
+        <w:spacing w:after="120"/>
+        <w:rPr>
+          <w:sz w:val="26"/>
+          <w:szCs w:val="26"/>
+        </w:rPr>
+      </w:pPr>
+      <w:r>
+        <w:rPr>
+          <w:sz w:val="26"/>
+          <w:szCs w:val="26"/>
+        </w:rPr>
+        <w:drawing>
+          <wp:inline distT="0" distB="0" distL="0" distR="0" wp14:anchorId="605C1F47" wp14:editId="0A5BC781">
+            <wp:extent cx="5547995" cy="1469390"/>
+            <wp:effectExtent l="0" t="0" r="0" b="0"/>
+            <wp:docPr id="11" name="Picture 11"/>
+            <wp:cNvGraphicFramePr>
+              <a:graphicFrameLocks xmlns:a="http://schemas.openxmlformats.org/drawingml/2006/main" noChangeAspect="1"/>
+            </wp:cNvGraphicFramePr>
+            <a:graphic xmlns:a="http://schemas.openxmlformats.org/drawingml/2006/main">
+              <a:graphicData uri="http://schemas.openxmlformats.org/drawingml/2006/picture">
+                <pic:pic xmlns:pic="http://schemas.openxmlformats.org/drawingml/2006/picture">
+                  <pic:nvPicPr>
+                    <pic:cNvPr id="1" name=""/>
+                    <pic:cNvPicPr/>
+                  </pic:nvPicPr>
+                  <pic:blipFill>
+                    <a:blip r:embed="rId34"/>
+                    <a:stretch>
+                      <a:fillRect/>
+                    </a:stretch>
+                  </pic:blipFill>
+                  <pic:spPr>
+                    <a:xfrm>
+                      <a:off x="0" y="0"/>
+                      <a:ext cx="5547995" cy="1469390"/>
+                    </a:xfrm>
+                    <a:prstGeom prst="rect">
+                      <a:avLst/>
+                    </a:prstGeom>
+                  </pic:spPr>
+                </pic:pic>
+              </a:graphicData>
+            </a:graphic>
+          </wp:inline>
+        </w:drawing>
+      </w:r>
+    </w:p>
+    <w:p>
+      <w:pPr>
+        <w:spacing w:after="120"/>
+        <w:rPr>
+          <w:sz w:val="26"/>
+          <w:szCs w:val="26"/>
+        </w:rPr>
+      </w:pPr>
+      <w:r>
+        <w:rPr>
+          <w:sz w:val="26"/>
+          <w:szCs w:val="26"/>
+        </w:rPr>
+        <w:t>Cơ chế cảnh báo (checkAndAlertBudget) được kích hoạt tự động mỗi khi có giao dịch chi tiêu mới thuộc danh mục đang được đặt ngân sách. Hệ thống tính tổng chi tiêu trong tháng và so sánh với hai ngưỡng: ngưỡng cảnh báo (mặc định 80%, có thể tùy chỉnh thông qua warningPercent của từng ngân sách hoặc lấy từ cấu hình hệ thống DEFAULT_BUDGET_WARNING_PERCENT) và ngưỡng vượt mức (100%). Mỗi mức cảnh báo chỉ được gửi một lần, sử dụng cờ warningSent và trạng thái EXCEED, nhằm tránh gửi thông báo lặp lại cho người dùng ở các giao dịch tiếp theo. Thông báo được gửi đồng thời qua hai kênh: bảng notification trong ứng dụng và email thông qua SMTP.</w:t>
+      </w:r>
+    </w:p>
+    <w:p>
+      <w:pPr>
+        <w:spacing w:after="120"/>
+        <w:rPr>
+          <w:sz w:val="26"/>
+          <w:szCs w:val="26"/>
+        </w:rPr>
+      </w:pPr>
+      <w:r>
+        <w:rPr>
+          <w:sz w:val="26"/>
+          <w:szCs w:val="26"/>
+        </w:rPr>
+        <w:t xml:space="preserve">Bằng chứng chạy: unit test checkAndAlertBudget_ReachWarningLimit_SendsWarningOnce xác nhận khi chi tiêu đạt 4.500.000đ trên hạn mức 5.000.000đ (90%, vượt ngưỡng cảnh báo 80%), </w:t>
+      </w:r>
+      <w:r>
+        <w:rPr>
+          <w:sz w:val="26"/>
+          <w:szCs w:val="26"/>
+        </w:rPr>
+        <w:lastRenderedPageBreak/>
+        <w:t>hệ thống gửi đúng một thông báo có mức ưu tiên 2 và một email. Đồng thời, test checkAndAlertBudget_BelowWarningLimit_DoesNothing xác nhận hệ thống không gửi thông báo khi tổng chi tiêu mới đạt 40% hạn mức.</w:t>
+      </w:r>
+    </w:p>
+    <w:p>
+      <w:pPr>
+        <w:spacing w:after="120"/>
+        <w:rPr>
+          <w:sz w:val="26"/>
+          <w:szCs w:val="26"/>
+        </w:rPr>
+      </w:pPr>
+      <w:r>
+        <w:rPr>
+          <w:sz w:val="26"/>
+          <w:szCs w:val="26"/>
+        </w:rPr>
+        <w:t>(sẽ bổ sung hình ảnh)</w:t>
+      </w:r>
+    </w:p>
+    <w:p>
+      <w:pPr>
+        <w:spacing w:after="120"/>
+        <w:rPr>
+          <w:sz w:val="26"/>
+          <w:szCs w:val="26"/>
+        </w:rPr>
+      </w:pPr>
+      <w:r>
+        <w:rPr>
+          <w:sz w:val="26"/>
+          <w:szCs w:val="26"/>
+        </w:rPr>
+        <w:t xml:space="preserve">4.4.4. </w:t>
+      </w:r>
+      <w:r>
+        <w:rPr>
+          <w:sz w:val="26"/>
+          <w:szCs w:val="26"/>
+        </w:rPr>
+        <w:t>Nhập sao kê giao dịch và tự động phân loại giao dịch</w:t>
+      </w:r>
+    </w:p>
+    <w:p>
+      <w:pPr>
+        <w:spacing w:after="120"/>
+        <w:rPr>
+          <w:sz w:val="26"/>
+          <w:szCs w:val="26"/>
+        </w:rPr>
+      </w:pPr>
+      <w:r>
+        <w:rPr>
+          <w:sz w:val="26"/>
+          <w:szCs w:val="26"/>
+        </w:rPr>
+        <w:t>Tương ứng nhóm chức năng nhập liệu, module importBatch kết hợp với ai_assistant.</w:t>
+      </w:r>
+    </w:p>
+    <w:p>
+      <w:pPr>
+        <w:spacing w:after="120"/>
+        <w:rPr>
+          <w:sz w:val="26"/>
+          <w:szCs w:val="26"/>
+        </w:rPr>
+      </w:pPr>
+    </w:p>
+    <w:p>
+      <w:pPr>
+        <w:spacing w:after="120"/>
+        <w:rPr>
+          <w:sz w:val="26"/>
+          <w:szCs w:val="26"/>
+        </w:rPr>
+      </w:pPr>
+      <w:r>
+        <w:rPr>
+          <w:sz w:val="26"/>
+          <w:szCs w:val="26"/>
+        </w:rPr>
+        <w:t>Chức năng cho phép người dùng tải lên file CSV/Excel sao kê ngân hàng và ánh xạ linh hoạt các cột dữ liệu như ngày, số tiền và nội dung thay vì yêu cầu một định dạng cố định, do mỗi ngân hàng có thể xuất sao kê với cấu trúc cột khác nhau. Luồng xử lý gồm hai bước: bước xem trước (POST /import-batches/preview) đọc dòng tiêu đề và trả về danh sách cột để người dùng lựa chọn; bước nhập chính thức (POST /import-batches/upload) xử lý toàn bộ dữ liệu được tải lên.</w:t>
+      </w:r>
+    </w:p>
+    <w:p>
+      <w:pPr>
+        <w:spacing w:after="120"/>
+        <w:rPr>
+          <w:sz w:val="26"/>
+          <w:szCs w:val="26"/>
+        </w:rPr>
+      </w:pPr>
+      <w:r>
+        <w:rPr>
+          <w:sz w:val="26"/>
+          <w:szCs w:val="26"/>
+        </w:rPr>
+        <w:t>Với mỗi dòng dữ liệu, hệ thống kiểm tra trùng lặp dựa trên ví, ngày, số tiền và nội dung để tránh nhập lại giao dịch đã tồn tại. Sau đó, hệ thống thử phân loại giao dịch dựa trên CategoryRule, là các từ khóa do người dùng hoặc quản trị viên định nghĩa trước. Ví dụ, giao dịch có nội dung chứa "Highlands" có thể được tự động phân loại vào danh mục "Ăn uống".</w:t>
+      </w:r>
+    </w:p>
+    <w:p>
+      <w:pPr>
+        <w:spacing w:after="120"/>
+        <w:rPr>
+          <w:sz w:val="26"/>
+          <w:szCs w:val="26"/>
+        </w:rPr>
+      </w:pPr>
+      <w:r>
+        <w:rPr>
+          <w:sz w:val="26"/>
+          <w:szCs w:val="26"/>
+        </w:rPr>
+        <w:t>Đối với các giao dịch không khớp với bất kỳ từ khóa nào, hệ thống gom các mô tả giao dịch chưa được phân loại thành một lô và gửi đến Gemini API để dự đoán danh mục. Việc xử lý theo lô thay vì gọi AI cho từng giao dịch riêng lẻ giúp giảm số lượt gọi API và rút ngắn thời gian xử lý khi nhập số lượng lớn giao dịch.</w:t>
+      </w:r>
+    </w:p>
+    <w:p>
+      <w:pPr>
+        <w:spacing w:after="120"/>
+        <w:jc w:val="center"/>
+        <w:rPr>
+          <w:sz w:val="26"/>
+          <w:szCs w:val="26"/>
+        </w:rPr>
+      </w:pPr>
+      <w:r>
+        <w:rPr>
+          <w:sz w:val="26"/>
+          <w:szCs w:val="26"/>
+        </w:rPr>
+        <w:lastRenderedPageBreak/>
+        <w:drawing>
+          <wp:inline distT="0" distB="0" distL="0" distR="0" wp14:anchorId="0D05ACB7" wp14:editId="38C90AFB">
+            <wp:extent cx="5547995" cy="1713230"/>
+            <wp:effectExtent l="0" t="0" r="0" b="1270"/>
+            <wp:docPr id="13" name="Picture 13"/>
+            <wp:cNvGraphicFramePr>
+              <a:graphicFrameLocks xmlns:a="http://schemas.openxmlformats.org/drawingml/2006/main" noChangeAspect="1"/>
+            </wp:cNvGraphicFramePr>
+            <a:graphic xmlns:a="http://schemas.openxmlformats.org/drawingml/2006/main">
+              <a:graphicData uri="http://schemas.openxmlformats.org/drawingml/2006/picture">
+                <pic:pic xmlns:pic="http://schemas.openxmlformats.org/drawingml/2006/picture">
+                  <pic:nvPicPr>
+                    <pic:cNvPr id="1" name=""/>
+                    <pic:cNvPicPr/>
+                  </pic:nvPicPr>
+                  <pic:blipFill>
+                    <a:blip r:embed="rId35"/>
+                    <a:stretch>
+                      <a:fillRect/>
+                    </a:stretch>
+                  </pic:blipFill>
+                  <pic:spPr>
+                    <a:xfrm>
+                      <a:off x="0" y="0"/>
+                      <a:ext cx="5547995" cy="1713230"/>
+                    </a:xfrm>
+                    <a:prstGeom prst="rect">
+                      <a:avLst/>
+                    </a:prstGeom>
+                  </pic:spPr>
+                </pic:pic>
+              </a:graphicData>
+            </a:graphic>
+          </wp:inline>
+        </w:drawing>
+      </w:r>
+    </w:p>
+    <w:p>
+      <w:pPr>
+        <w:spacing w:after="120"/>
+        <w:rPr>
+          <w:sz w:val="26"/>
+          <w:szCs w:val="26"/>
+        </w:rPr>
+      </w:pPr>
+      <w:r>
+        <w:rPr>
+          <w:sz w:val="26"/>
+          <w:szCs w:val="26"/>
+        </w:rPr>
+        <w:t>Bằng chứng chạy: test importData_ValidFile_MatchedByRule_NoAiCall xác nhận khi từ khóa khớp, hệ thống không gọi AI, giúp tiết kiệm chi phí và thời gian xử lý; test importData_DuplicateData_SkipsRow xác nhận dòng dữ liệu trùng được bỏ qua và ghi nhận vào duplicatedRows; test importData_InvalidFormat_ThrowsExceptionAndRollback xác nhận khi dữ liệu ngày tháng sai định dạng, toàn bộ giao dịch trong file không được lưu nhờ cơ chế transaction rollback, tránh tình trạng dữ liệu chỉ được nhập một phần.</w:t>
+      </w:r>
+    </w:p>
+    <w:p>
+      <w:pPr>
+        <w:spacing w:after="120"/>
+        <w:rPr>
+          <w:sz w:val="26"/>
+          <w:szCs w:val="26"/>
+        </w:rPr>
+      </w:pPr>
+      <w:r>
+        <w:rPr>
+          <w:sz w:val="26"/>
+          <w:szCs w:val="26"/>
+        </w:rPr>
+        <w:t xml:space="preserve">4.4.5. </w:t>
+      </w:r>
+      <w:r>
+        <w:rPr>
+          <w:sz w:val="26"/>
+          <w:szCs w:val="26"/>
+        </w:rPr>
+        <w:t>Trợ lý AI phân tích tài chính (DashBoard)</w:t>
+      </w:r>
+    </w:p>
+    <w:p>
+      <w:pPr>
+        <w:spacing w:after="120"/>
+        <w:rPr>
+          <w:sz w:val="26"/>
+          <w:szCs w:val="26"/>
+        </w:rPr>
+      </w:pPr>
+      <w:r>
+        <w:rPr>
+          <w:sz w:val="26"/>
+          <w:szCs w:val="26"/>
+        </w:rPr>
+        <w:t>Tương ứng FR-03, module ai_assistant kết hợp với reports.</w:t>
+      </w:r>
+    </w:p>
+    <w:p>
+      <w:pPr>
+        <w:spacing w:after="120"/>
+        <w:rPr>
+          <w:sz w:val="26"/>
+          <w:szCs w:val="26"/>
+        </w:rPr>
+      </w:pPr>
+      <w:r>
+        <w:rPr>
+          <w:sz w:val="26"/>
+          <w:szCs w:val="26"/>
+        </w:rPr>
+        <w:t>Trên trang tổng quan, hệ thống tự động gọi Gemini API để sinh nhận xét ngắn gọn về tình hình thu chi trong khoảng thời gian đang xem, dựa trên dữ liệu tổng hợp từ ReportService. Prompt được xây dựng động, đưa các số liệu thực tế của người dùng như tổng thu, tổng chi và chi tiết chi tiêu theo từng danh mục vào nội dung yêu cầu. Phần system instruction được cố định với yêu cầu AI đóng vai chuyên gia tài chính, trả lời dưới 150 chữ và đưa ra hai lời khuyên cụ thể. Cách thiết kế này giúp câu trả lời ngắn gọn, tập trung vào dữ liệu quan trọng và hạn chế phát sinh chi phí token không cần thiết.</w:t>
+      </w:r>
+    </w:p>
+    <w:p>
+      <w:pPr>
+        <w:spacing w:after="120"/>
+        <w:rPr>
+          <w:sz w:val="26"/>
+          <w:szCs w:val="26"/>
+        </w:rPr>
+      </w:pPr>
+      <w:r>
+        <w:rPr>
+          <w:sz w:val="26"/>
+          <w:szCs w:val="26"/>
+        </w:rPr>
+        <w:t>Ở phía giao diện, hệ thống cũng xử lý riêng trường hợp AI không phản hồi hoặc xảy ra lỗi thông qua trạng thái aiError, hiển thị nút thử lại để người dùng có thể thực hiện lại yêu cầu thay vì để khu vực nhận xét bị trống hoặc gây lỗi toàn bộ trang.</w:t>
+      </w:r>
+    </w:p>
+    <w:p>
+      <w:pPr>
+        <w:spacing w:after="120"/>
+        <w:rPr>
+          <w:sz w:val="26"/>
+          <w:szCs w:val="26"/>
+        </w:rPr>
+      </w:pPr>
+      <w:r>
+        <w:rPr>
+          <w:sz w:val="26"/>
+          <w:szCs w:val="26"/>
+        </w:rPr>
+        <w:t>4.</w:t>
+      </w:r>
+      <w:r>
+        <w:rPr>
+          <w:sz w:val="26"/>
+          <w:szCs w:val="26"/>
+        </w:rPr>
+        <w:t>5. Phần lõi kỹ thuật đặc thù: cơ chế phân loại giao dịch tự động kết hợp với quy tắc và AI</w:t>
+      </w:r>
+    </w:p>
+    <w:p>
+      <w:pPr>
+        <w:spacing w:after="120"/>
+        <w:rPr>
+          <w:sz w:val="26"/>
+          <w:szCs w:val="26"/>
+        </w:rPr>
+      </w:pPr>
+      <w:r>
+        <w:rPr>
+          <w:sz w:val="26"/>
+          <w:szCs w:val="26"/>
+        </w:rPr>
+        <w:lastRenderedPageBreak/>
+        <w:t>Bài toán khó nhất trong đề tài không nằm ở việc lưu trữ dữ liệu tài chính (vốn là CRUD tương đối chuẩn mực), mà nằm ở việc tự động gán danh mục cho một giao dịch chỉ dựa trên một dòng mô tả ngắn, không có cấu trúc, xuất hiện ở hai nơi: nhập sao kê hàng loạt</w:t>
+      </w:r>
+      <w:r>
+        <w:rPr>
+          <w:sz w:val="26"/>
+          <w:szCs w:val="26"/>
+        </w:rPr>
+        <w:t xml:space="preserve"> bằng file Excel hoặc CSV</w:t>
+      </w:r>
+      <w:r>
+        <w:rPr>
+          <w:sz w:val="26"/>
+          <w:szCs w:val="26"/>
+        </w:rPr>
+        <w:t>.</w:t>
+      </w:r>
+    </w:p>
+    <w:p>
+      <w:pPr>
+        <w:spacing w:after="120"/>
+        <w:rPr>
+          <w:sz w:val="26"/>
+          <w:szCs w:val="26"/>
+        </w:rPr>
+      </w:pPr>
+      <w:r>
+        <w:rPr>
+          <w:sz w:val="26"/>
+          <w:szCs w:val="26"/>
+        </w:rPr>
+        <w:t>Vì sao không dùng một mô hình học máy tự huấn luyện: với một ứng dụng cá nhân, mỗi người dùng có tập giao dịch riêng, không đủ dữ liệu để huấn luyện một mô hình phân loại văn bản có độ chính xác chấp nhận được; đồng thời việc huấn luyện và duy trì mô hình vượt quá phạm vi và thời lượng của một đồ án.</w:t>
+      </w:r>
+      <w:r>
+        <w:rPr>
+          <w:sz w:val="26"/>
+          <w:szCs w:val="26"/>
+        </w:rPr>
+        <w:t>Hệ thống</w:t>
+      </w:r>
+      <w:r>
+        <w:rPr>
+          <w:sz w:val="26"/>
+          <w:szCs w:val="26"/>
+        </w:rPr>
+        <w:t xml:space="preserve"> cân nhắc ba phương án: (1) chỉ dùng luật từ khóa thuần túy </w:t>
+      </w:r>
+      <w:r>
+        <w:rPr>
+          <w:sz w:val="26"/>
+          <w:szCs w:val="26"/>
+        </w:rPr>
+        <w:t>-</w:t>
+      </w:r>
+      <w:r>
+        <w:rPr>
+          <w:sz w:val="26"/>
+          <w:szCs w:val="26"/>
+        </w:rPr>
+        <w:t xml:space="preserve"> đơn giản, nhanh, nhưng không xử lý được các nội dung giao dịch chưa từng gặp; (2) chỉ dùng AI cho toàn bộ giao dịch </w:t>
+      </w:r>
+      <w:r>
+        <w:rPr>
+          <w:sz w:val="26"/>
+          <w:szCs w:val="26"/>
+        </w:rPr>
+        <w:t>-</w:t>
+      </w:r>
+      <w:r>
+        <w:rPr>
+          <w:sz w:val="26"/>
+          <w:szCs w:val="26"/>
+        </w:rPr>
+        <w:t xml:space="preserve"> linh hoạt nhưng chi phí và độ trễ cao khi nhập hàng trăm dòng cùng lúc; (3) kết hợp cả hai theo thứ tự ưu tiên, để luật xử lý phần đã biết và AI chỉ can thiệp vào phần chưa biết. Phương án (3) được chọn vì cân bằng giữa tốc độ, chi phí và độ chính xác.</w:t>
+      </w:r>
+    </w:p>
+    <w:p>
+      <w:pPr>
+        <w:spacing w:after="120"/>
+        <w:rPr>
+          <w:sz w:val="26"/>
+          <w:szCs w:val="26"/>
+        </w:rPr>
+      </w:pPr>
+      <w:r>
+        <w:rPr>
+          <w:sz w:val="26"/>
+          <w:szCs w:val="26"/>
+        </w:rPr>
+        <w:t>Cách giải quyết</w:t>
+      </w:r>
+    </w:p>
+    <w:p>
+      <w:pPr>
+        <w:spacing w:after="120"/>
+        <w:rPr>
+          <w:sz w:val="26"/>
+          <w:szCs w:val="26"/>
+        </w:rPr>
+      </w:pPr>
+      <w:r>
+        <w:rPr>
+          <w:sz w:val="26"/>
+          <w:szCs w:val="26"/>
+        </w:rPr>
+        <w:t xml:space="preserve">Bước 1 </w:t>
+      </w:r>
+      <w:r>
+        <w:rPr>
+          <w:sz w:val="26"/>
+          <w:szCs w:val="26"/>
+        </w:rPr>
+        <w:t>-</w:t>
+      </w:r>
+      <w:r>
+        <w:rPr>
+          <w:sz w:val="26"/>
+          <w:szCs w:val="26"/>
+        </w:rPr>
+        <w:t xml:space="preserve"> Áp dụng luật trước: mỗi Category có thể gắn nhiều CategoryRule (từ khóa, độ ưu tiên). Khi xử lý một mô tả giao dịch, hệ thống duyệt qua danh sách luật theo thứ tự ưu tiên giảm dần, chuyển cả từ khóa và mô tả về chữ thường và kiểm tra quan hệ "chứa".</w:t>
+      </w:r>
+    </w:p>
+    <w:p>
+      <w:pPr>
+        <w:spacing w:after="120"/>
+        <w:rPr>
+          <w:sz w:val="26"/>
+          <w:szCs w:val="26"/>
+        </w:rPr>
+      </w:pPr>
+      <w:r>
+        <w:rPr>
+          <w:sz w:val="26"/>
+          <w:szCs w:val="26"/>
+        </w:rPr>
+        <w:drawing>
+          <wp:inline distT="0" distB="0" distL="0" distR="0" wp14:anchorId="5A3C3E2C" wp14:editId="18E5DD24">
+            <wp:extent cx="5547995" cy="1379220"/>
+            <wp:effectExtent l="0" t="0" r="0" b="0"/>
+            <wp:docPr id="15" name="Picture 15"/>
+            <wp:cNvGraphicFramePr>
+              <a:graphicFrameLocks xmlns:a="http://schemas.openxmlformats.org/drawingml/2006/main" noChangeAspect="1"/>
+            </wp:cNvGraphicFramePr>
+            <a:graphic xmlns:a="http://schemas.openxmlformats.org/drawingml/2006/main">
+              <a:graphicData uri="http://schemas.openxmlformats.org/drawingml/2006/picture">
+                <pic:pic xmlns:pic="http://schemas.openxmlformats.org/drawingml/2006/picture">
+                  <pic:nvPicPr>
+                    <pic:cNvPr id="1" name=""/>
+                    <pic:cNvPicPr/>
+                  </pic:nvPicPr>
+                  <pic:blipFill>
+                    <a:blip r:embed="rId36"/>
+                    <a:stretch>
+                      <a:fillRect/>
+                    </a:stretch>
+                  </pic:blipFill>
+                  <pic:spPr>
+                    <a:xfrm>
+                      <a:off x="0" y="0"/>
+                      <a:ext cx="5547995" cy="1379220"/>
+                    </a:xfrm>
+                    <a:prstGeom prst="rect">
+                      <a:avLst/>
+                    </a:prstGeom>
+                  </pic:spPr>
+                </pic:pic>
+              </a:graphicData>
+            </a:graphic>
+          </wp:inline>
+        </w:drawing>
+      </w:r>
+    </w:p>
+    <w:p>
+      <w:pPr>
+        <w:spacing w:after="120"/>
+        <w:rPr>
+          <w:sz w:val="26"/>
+          <w:szCs w:val="26"/>
+        </w:rPr>
+      </w:pPr>
+      <w:r>
+        <w:rPr>
+          <w:sz w:val="26"/>
+          <w:szCs w:val="26"/>
+        </w:rPr>
+        <w:t xml:space="preserve">Bước 2 </w:t>
+      </w:r>
+      <w:r>
+        <w:rPr>
+          <w:sz w:val="26"/>
+          <w:szCs w:val="26"/>
+        </w:rPr>
+        <w:t>-</w:t>
+      </w:r>
+      <w:r>
+        <w:rPr>
+          <w:sz w:val="26"/>
+          <w:szCs w:val="26"/>
+        </w:rPr>
+        <w:t xml:space="preserve"> Với các giao dịch không khớp với bất kỳ luật nào, hệ thống gom các mô tả thành một mảng và gọi AI một lần duy nhất cho toàn bộ lô dữ liệu. Đồng thời, danh sách toàn bộ danh mục hiện có của người dùng, bao gồm ID và tên danh mục, được truyền vào phần chỉ dẫn hệ thống. AI được yêu cầu trả về kết quả theo đúng </w:t>
+      </w:r>
+      <w:r>
+        <w:rPr>
+          <w:sz w:val="26"/>
+          <w:szCs w:val="26"/>
+        </w:rPr>
+        <w:lastRenderedPageBreak/>
+        <w:t xml:space="preserve">định dạng JSON thuần túy {"Nội dung": ID}, giúp backend có thể </w:t>
+      </w:r>
+      <w:r>
+        <w:rPr>
+          <w:sz w:val="26"/>
+          <w:szCs w:val="26"/>
+        </w:rPr>
+        <w:t>chuyển đổi</w:t>
+      </w:r>
+      <w:r>
+        <w:rPr>
+          <w:sz w:val="26"/>
+          <w:szCs w:val="26"/>
+        </w:rPr>
+        <w:t xml:space="preserve"> trực tiếp kết quả mà không cần thực hiện thêm bước xử lý ngôn ngữ tự nhiên.</w:t>
+      </w:r>
+    </w:p>
+    <w:p>
+      <w:pPr>
+        <w:spacing w:after="120"/>
+        <w:rPr>
+          <w:sz w:val="26"/>
+          <w:szCs w:val="26"/>
+        </w:rPr>
+      </w:pPr>
+      <w:r>
+        <w:rPr>
+          <w:sz w:val="26"/>
+          <w:szCs w:val="26"/>
+        </w:rPr>
+        <w:t xml:space="preserve">Bước 3 </w:t>
+      </w:r>
+      <w:r>
+        <w:rPr>
+          <w:sz w:val="26"/>
+          <w:szCs w:val="26"/>
+        </w:rPr>
+        <w:t>-</w:t>
+      </w:r>
+      <w:r>
+        <w:rPr>
+          <w:sz w:val="26"/>
+          <w:szCs w:val="26"/>
+        </w:rPr>
+        <w:t xml:space="preserve"> Xử lý khi AI trả lỗi hoặc trả về định dạng không đúng: lời gọi API được bọc trong khối try/catch. Nếu Gemini trả về chuỗi có kèm markdown code fence (json), hệ thống chủ động loại bỏ các ký tự thừa trước khi thực hiện parse. Nếu quá trình parse thất bại hoặc API gặp lỗi mạng, phương thức trả về một Map rỗng thay vì ném ngoại lệ làm gián đoạn toàn bộ quá trình nhập liệu. Các giao dịch không phân loại được vẫn được lưu vào danh mục "Chưa phân loại" để người dùng tự điều chỉnh sau, thay vì làm hỏng toàn bộ file nhập.</w:t>
+      </w:r>
+    </w:p>
+    <w:p>
+      <w:pPr>
+        <w:spacing w:after="120"/>
+        <w:rPr>
+          <w:sz w:val="26"/>
+          <w:szCs w:val="26"/>
+        </w:rPr>
+      </w:pPr>
+      <w:r>
+        <w:rPr>
+          <w:sz w:val="26"/>
+          <w:szCs w:val="26"/>
+        </w:rPr>
+        <w:t>Bằng chứng chạy đúng: trong bộ unit test của ImportBatchServiceImplTest, kịch bản importData_ValidFile_MatchedByRule_NoAiCall chứng minh rằng khi mô tả "Highlands Coffee" khớp với từ khóa đã được cấu hình sẵn, phương thức categorizeTransactionsBatch không được gọi (verify(aiAssistantService, never())...), khẳng định luật từ khóa luôn được ưu tiên và hệ thống chỉ gọi AI khi thực sự cần thiết.</w:t>
+      </w:r>
+    </w:p>
+    <w:p>
+      <w:pPr>
+        <w:spacing w:after="120"/>
+        <w:rPr>
+          <w:sz w:val="26"/>
+          <w:szCs w:val="26"/>
+        </w:rPr>
+      </w:pPr>
+      <w:r>
+        <w:rPr>
+          <w:sz w:val="26"/>
+          <w:szCs w:val="26"/>
+        </w:rPr>
+        <w:t>(sẽ bổ sung)</w:t>
+      </w:r>
+    </w:p>
+    <w:p>
+      <w:pPr>
+        <w:spacing w:after="120"/>
+        <w:rPr>
+          <w:sz w:val="26"/>
+          <w:szCs w:val="26"/>
+        </w:rPr>
+      </w:pPr>
+      <w:r>
+        <w:rPr>
+          <w:sz w:val="26"/>
+          <w:szCs w:val="26"/>
+        </w:rPr>
+        <w:t>4.6. Đóng gói và chuyển khai</w:t>
       </w:r>
     </w:p>
     <w:p>
@@ -21698,6 +27493,7 @@
           <w:sz w:val="26"/>
           <w:szCs w:val="26"/>
         </w:rPr>
+        <w:lastRenderedPageBreak/>
         <w:t xml:space="preserve"> </w:t>
       </w:r>
       <w:r>
@@ -23947,7 +29743,6 @@
   <w:style w:type="character" w:default="1" w:styleId="DefaultParagraphFont">
     <w:name w:val="Default Paragraph Font"/>
     <w:uiPriority w:val="1"/>
-    <w:semiHidden/>
     <w:unhideWhenUsed/>
   </w:style>
   <w:style w:type="table" w:default="1" w:styleId="TableNormal">

--- a/docs/baocao/baocao.docx
+++ b/docs/baocao/baocao.docx
@@ -19090,7 +19090,7 @@
           <w:sz w:val="26"/>
           <w:szCs w:val="26"/>
         </w:rPr>
-        <w:t>11</w:t>
+        <w:t>10</w:t>
       </w:r>
       <w:r>
         <w:rPr>
@@ -19246,7 +19246,7 @@
           <w:sz w:val="26"/>
           <w:szCs w:val="26"/>
         </w:rPr>
-        <w:t>12</w:t>
+        <w:t>11</w:t>
       </w:r>
       <w:r>
         <w:rPr>
@@ -19402,7 +19402,7 @@
           <w:sz w:val="26"/>
           <w:szCs w:val="26"/>
         </w:rPr>
-        <w:t>13</w:t>
+        <w:t>12</w:t>
       </w:r>
       <w:r>
         <w:rPr>
@@ -19552,7 +19552,7 @@
           <w:sz w:val="26"/>
           <w:szCs w:val="26"/>
         </w:rPr>
-        <w:t>14</w:t>
+        <w:t>13</w:t>
       </w:r>
       <w:r>
         <w:rPr>
@@ -19706,7 +19706,7 @@
           <w:sz w:val="26"/>
           <w:szCs w:val="26"/>
         </w:rPr>
-        <w:t>15</w:t>
+        <w:t>14</w:t>
       </w:r>
       <w:r>
         <w:rPr>
@@ -19862,7 +19862,7 @@
           <w:sz w:val="26"/>
           <w:szCs w:val="26"/>
         </w:rPr>
-        <w:t>16</w:t>
+        <w:t>15</w:t>
       </w:r>
       <w:r>
         <w:rPr>
@@ -20765,7 +20765,7 @@
           <w:sz w:val="26"/>
           <w:szCs w:val="26"/>
         </w:rPr>
-        <w:t>13</w:t>
+        <w:t>12</w:t>
       </w:r>
       <w:r>
         <w:rPr>
@@ -20912,7 +20912,7 @@
           <w:sz w:val="26"/>
           <w:szCs w:val="26"/>
         </w:rPr>
-        <w:t>18</w:t>
+        <w:t>16</w:t>
       </w:r>
       <w:r>
         <w:rPr>
@@ -21043,7 +21043,7 @@
           <w:sz w:val="26"/>
           <w:szCs w:val="26"/>
         </w:rPr>
-        <w:t>19</w:t>
+        <w:t>17</w:t>
       </w:r>
       <w:r>
         <w:rPr>
@@ -21173,7 +21173,7 @@
           <w:sz w:val="26"/>
           <w:szCs w:val="26"/>
         </w:rPr>
-        <w:t>20</w:t>
+        <w:t>18</w:t>
       </w:r>
       <w:r>
         <w:rPr>
@@ -21304,7 +21304,7 @@
           <w:sz w:val="26"/>
           <w:szCs w:val="26"/>
         </w:rPr>
-        <w:t>21</w:t>
+        <w:t>19</w:t>
       </w:r>
       <w:r>
         <w:rPr>
@@ -21434,7 +21434,7 @@
           <w:sz w:val="26"/>
           <w:szCs w:val="26"/>
         </w:rPr>
-        <w:t>22</w:t>
+        <w:t>20</w:t>
       </w:r>
       <w:r>
         <w:rPr>
@@ -21457,7 +21457,9 @@
     <w:p>
       <w:pPr>
         <w:pStyle w:val="Heading1"/>
-        <w:rPr>
+        <w:jc w:val="center"/>
+        <w:rPr>
+          <w:color w:val="auto"/>
           <w:sz w:val="26"/>
           <w:szCs w:val="26"/>
         </w:rPr>
@@ -21465,6 +21467,7 @@
       <w:bookmarkStart w:id="65" w:name="_Toc236173486"/>
       <w:r>
         <w:rPr>
+          <w:color w:val="auto"/>
           <w:sz w:val="26"/>
           <w:szCs w:val="26"/>
         </w:rPr>
@@ -21474,31 +21477,35 @@
     </w:p>
     <w:p>
       <w:pPr>
-        <w:spacing w:after="120"/>
-        <w:rPr>
-          <w:sz w:val="26"/>
-          <w:szCs w:val="26"/>
-        </w:rPr>
-      </w:pPr>
-      <w:r>
-        <w:rPr>
-          <w:sz w:val="26"/>
-          <w:szCs w:val="26"/>
+        <w:pStyle w:val="Heading2"/>
+        <w:rPr>
+          <w:b/>
+          <w:bCs/>
+          <w:color w:val="auto"/>
+        </w:rPr>
+      </w:pPr>
+      <w:r>
+        <w:rPr>
+          <w:b/>
+          <w:bCs/>
+          <w:color w:val="auto"/>
         </w:rPr>
         <w:lastRenderedPageBreak/>
         <w:t xml:space="preserve">4.1. Môi trường </w:t>
       </w:r>
       <w:r>
         <w:rPr>
-          <w:sz w:val="26"/>
-          <w:szCs w:val="26"/>
+          <w:b/>
+          <w:bCs/>
+          <w:color w:val="auto"/>
         </w:rPr>
         <w:t xml:space="preserve">và </w:t>
       </w:r>
       <w:r>
         <w:rPr>
-          <w:sz w:val="26"/>
-          <w:szCs w:val="26"/>
+          <w:b/>
+          <w:bCs/>
+          <w:color w:val="auto"/>
         </w:rPr>
         <w:t>công nghệ</w:t>
       </w:r>
@@ -21513,6 +21520,26 @@
       </w:pPr>
       <w:r>
         <w:rPr>
+          <w:sz w:val="26"/>
+          <w:szCs w:val="26"/>
+        </w:rPr>
+        <w:t>Hệ thống được xây dựng theo kiến trúc client-server, tách biệt giữa backend (cung cấp API) và frontend (giao diện người dùng). Bảng dưới đây liệt kê các công nghệ chính được sử dụng trong quá trình phát triển hệ thống, dựa trên cấu hình thực tế của dự án (pom.xml và package.json).</w:t>
+      </w:r>
+    </w:p>
+    <w:p>
+      <w:pPr>
+        <w:spacing w:after="120"/>
+        <w:rPr>
+          <w:b/>
+          <w:bCs/>
+          <w:sz w:val="26"/>
+          <w:szCs w:val="26"/>
+        </w:rPr>
+      </w:pPr>
+      <w:r>
+        <w:rPr>
+          <w:b/>
+          <w:bCs/>
           <w:sz w:val="26"/>
           <w:szCs w:val="26"/>
         </w:rPr>
@@ -22033,6 +22060,7 @@
           </w:tcPr>
           <w:p>
             <w:r>
+              <w:lastRenderedPageBreak/>
               <w:t>Lưu trữ ảnh</w:t>
             </w:r>
           </w:p>
@@ -22117,7 +22145,6 @@
           </w:tcPr>
           <w:p>
             <w:r>
-              <w:lastRenderedPageBreak/>
               <w:t>Tài liệu API</w:t>
             </w:r>
           </w:p>
@@ -22196,6 +22223,100 @@
         </w:tc>
       </w:tr>
     </w:tbl>
+    <w:p>
+      <w:pPr>
+        <w:pStyle w:val="Caption"/>
+        <w:jc w:val="center"/>
+        <w:rPr>
+          <w:i w:val="0"/>
+          <w:iCs w:val="0"/>
+          <w:color w:val="auto"/>
+          <w:sz w:val="26"/>
+          <w:szCs w:val="26"/>
+        </w:rPr>
+      </w:pPr>
+      <w:r>
+        <w:rPr>
+          <w:i w:val="0"/>
+          <w:iCs w:val="0"/>
+          <w:color w:val="auto"/>
+          <w:sz w:val="26"/>
+          <w:szCs w:val="26"/>
+        </w:rPr>
+        <w:t xml:space="preserve">Bảng </w:t>
+      </w:r>
+      <w:r>
+        <w:rPr>
+          <w:i w:val="0"/>
+          <w:iCs w:val="0"/>
+          <w:color w:val="auto"/>
+          <w:sz w:val="26"/>
+          <w:szCs w:val="26"/>
+        </w:rPr>
+        <w:fldChar w:fldCharType="begin"/>
+      </w:r>
+      <w:r>
+        <w:rPr>
+          <w:i w:val="0"/>
+          <w:iCs w:val="0"/>
+          <w:color w:val="auto"/>
+          <w:sz w:val="26"/>
+          <w:szCs w:val="26"/>
+        </w:rPr>
+        <w:instrText xml:space="preserve"> SEQ Bảng \* ARABIC </w:instrText>
+      </w:r>
+      <w:r>
+        <w:rPr>
+          <w:i w:val="0"/>
+          <w:iCs w:val="0"/>
+          <w:color w:val="auto"/>
+          <w:sz w:val="26"/>
+          <w:szCs w:val="26"/>
+        </w:rPr>
+        <w:fldChar w:fldCharType="separate"/>
+      </w:r>
+      <w:r>
+        <w:rPr>
+          <w:i w:val="0"/>
+          <w:iCs w:val="0"/>
+          <w:noProof/>
+          <w:color w:val="auto"/>
+          <w:sz w:val="26"/>
+          <w:szCs w:val="26"/>
+        </w:rPr>
+        <w:t>13</w:t>
+      </w:r>
+      <w:r>
+        <w:rPr>
+          <w:i w:val="0"/>
+          <w:iCs w:val="0"/>
+          <w:color w:val="auto"/>
+          <w:sz w:val="26"/>
+          <w:szCs w:val="26"/>
+        </w:rPr>
+        <w:fldChar w:fldCharType="end"/>
+      </w:r>
+      <w:r>
+        <w:rPr>
+          <w:i w:val="0"/>
+          <w:iCs w:val="0"/>
+          <w:color w:val="auto"/>
+          <w:sz w:val="26"/>
+          <w:szCs w:val="26"/>
+        </w:rPr>
+        <w:t xml:space="preserve">: </w:t>
+      </w:r>
+      <w:r>
+        <w:rPr>
+          <w:i w:val="0"/>
+          <w:iCs w:val="0"/>
+          <w:color w:val="auto"/>
+          <w:sz w:val="26"/>
+          <w:szCs w:val="26"/>
+        </w:rPr>
+        <w:t>Các công nghệ và phiên bản của backend</w:t>
+      </w:r>
+    </w:p>
     <w:p>
       <w:pPr>
         <w:spacing w:after="120"/>
@@ -22638,696 +22759,136 @@
     </w:tbl>
     <w:p>
       <w:pPr>
+        <w:pStyle w:val="Caption"/>
+        <w:jc w:val="center"/>
+        <w:rPr>
+          <w:i w:val="0"/>
+          <w:iCs w:val="0"/>
+          <w:color w:val="auto"/>
+          <w:sz w:val="26"/>
+          <w:szCs w:val="26"/>
+        </w:rPr>
+      </w:pPr>
+      <w:r>
+        <w:rPr>
+          <w:i w:val="0"/>
+          <w:iCs w:val="0"/>
+          <w:color w:val="auto"/>
+          <w:sz w:val="26"/>
+          <w:szCs w:val="26"/>
+        </w:rPr>
+        <w:t xml:space="preserve">Bảng </w:t>
+      </w:r>
+      <w:r>
+        <w:rPr>
+          <w:i w:val="0"/>
+          <w:iCs w:val="0"/>
+          <w:color w:val="auto"/>
+          <w:sz w:val="26"/>
+          <w:szCs w:val="26"/>
+        </w:rPr>
+        <w:fldChar w:fldCharType="begin"/>
+      </w:r>
+      <w:r>
+        <w:rPr>
+          <w:i w:val="0"/>
+          <w:iCs w:val="0"/>
+          <w:color w:val="auto"/>
+          <w:sz w:val="26"/>
+          <w:szCs w:val="26"/>
+        </w:rPr>
+        <w:instrText xml:space="preserve"> SEQ Bảng \* ARABIC </w:instrText>
+      </w:r>
+      <w:r>
+        <w:rPr>
+          <w:i w:val="0"/>
+          <w:iCs w:val="0"/>
+          <w:color w:val="auto"/>
+          <w:sz w:val="26"/>
+          <w:szCs w:val="26"/>
+        </w:rPr>
+        <w:fldChar w:fldCharType="separate"/>
+      </w:r>
+      <w:r>
+        <w:rPr>
+          <w:i w:val="0"/>
+          <w:iCs w:val="0"/>
+          <w:noProof/>
+          <w:color w:val="auto"/>
+          <w:sz w:val="26"/>
+          <w:szCs w:val="26"/>
+        </w:rPr>
+        <w:t>14</w:t>
+      </w:r>
+      <w:r>
+        <w:rPr>
+          <w:i w:val="0"/>
+          <w:iCs w:val="0"/>
+          <w:color w:val="auto"/>
+          <w:sz w:val="26"/>
+          <w:szCs w:val="26"/>
+        </w:rPr>
+        <w:fldChar w:fldCharType="end"/>
+      </w:r>
+      <w:r>
+        <w:rPr>
+          <w:i w:val="0"/>
+          <w:iCs w:val="0"/>
+          <w:color w:val="auto"/>
+          <w:sz w:val="26"/>
+          <w:szCs w:val="26"/>
+        </w:rPr>
+        <w:t>:</w:t>
+      </w:r>
+      <w:r>
+        <w:rPr>
+          <w:i w:val="0"/>
+          <w:iCs w:val="0"/>
+          <w:color w:val="auto"/>
+          <w:sz w:val="26"/>
+          <w:szCs w:val="26"/>
+        </w:rPr>
+        <w:t>Các công nghệ và phiên bản của frontend</w:t>
+      </w:r>
+    </w:p>
+    <w:p>
+      <w:pPr>
+        <w:pStyle w:val="Heading2"/>
+        <w:rPr>
+          <w:b/>
+          <w:bCs/>
+          <w:color w:val="auto"/>
+        </w:rPr>
+      </w:pPr>
+      <w:r>
+        <w:rPr>
+          <w:b/>
+          <w:bCs/>
+          <w:color w:val="auto"/>
+        </w:rPr>
+        <w:lastRenderedPageBreak/>
+        <w:t>4.2. Cấu trúc mã nguồn</w:t>
+      </w:r>
+    </w:p>
+    <w:p>
+      <w:pPr>
         <w:spacing w:after="120"/>
         <w:rPr>
           <w:sz w:val="26"/>
           <w:szCs w:val="26"/>
         </w:rPr>
       </w:pPr>
+      <w:r>
+        <w:rPr>
+          <w:sz w:val="26"/>
+          <w:szCs w:val="26"/>
+        </w:rPr>
+        <w:t>Mã nguồn của hệ thống được tổ chức thành hai thành phần chính gồm backend và frontend. Backend được xây dựng bằng Spring Boot, chịu trách nhiệm xử lý nghiệp vụ, xác thực, phân quyền, truy xuất dữ liệu và cung cấp REST API. Frontend được xây dựng bằng React và TypeScript, chịu trách nhiệm xây dựng giao diện, quản lý trạng thái hiển thị và giao tiếp với backend thông qua HTTP API.</w:t>
+      </w:r>
     </w:p>
     <w:p>
       <w:pPr>
         <w:spacing w:after="120"/>
-        <w:rPr>
-          <w:sz w:val="26"/>
-          <w:szCs w:val="26"/>
-        </w:rPr>
-      </w:pPr>
-      <w:r>
-        <w:rPr>
-          <w:sz w:val="26"/>
-          <w:szCs w:val="26"/>
-        </w:rPr>
-        <w:t>Bảng 4.1: Các công nghệ và thư viện sử dụng trong hệ thống</w:t>
-      </w:r>
-    </w:p>
-    <w:tbl>
-      <w:tblPr>
-        <w:tblW w:w="5000" w:type="pct"/>
-        <w:tblBorders>
-          <w:top w:val="single" w:sz="4" w:space="0" w:color="auto"/>
-          <w:left w:val="single" w:sz="4" w:space="0" w:color="auto"/>
-          <w:bottom w:val="single" w:sz="4" w:space="0" w:color="auto"/>
-          <w:right w:val="single" w:sz="4" w:space="0" w:color="auto"/>
-          <w:insideH w:val="single" w:sz="4" w:space="0" w:color="auto"/>
-          <w:insideV w:val="single" w:sz="4" w:space="0" w:color="auto"/>
-        </w:tblBorders>
-        <w:tblLayout w:type="fixed"/>
-        <w:tblCellMar>
-          <w:top w:w="80" w:type="dxa"/>
-          <w:left w:w="120" w:type="dxa"/>
-          <w:bottom w:w="80" w:type="dxa"/>
-          <w:right w:w="120" w:type="dxa"/>
-        </w:tblCellMar>
-        <w:tblLook w:val="04A0" w:firstRow="1" w:lastRow="0" w:firstColumn="1" w:lastColumn="0" w:noHBand="0" w:noVBand="1"/>
-      </w:tblPr>
-      <w:tblGrid>
-        <w:gridCol w:w="2532"/>
-        <w:gridCol w:w="2406"/>
-        <w:gridCol w:w="3789"/>
-      </w:tblGrid>
-      <w:tr>
-        <w:trPr>
-          <w:tblHeader/>
-        </w:trPr>
-        <w:tc>
-          <w:tcPr>
-            <w:tcW w:w="2713" w:type="dxa"/>
-          </w:tcPr>
-          <w:p>
-            <w:r>
-              <w:rPr>
-                <w:b/>
-                <w:bCs/>
-              </w:rPr>
-              <w:lastRenderedPageBreak/>
-              <w:t>Tên nghiệp vụ</w:t>
-            </w:r>
-          </w:p>
-        </w:tc>
-        <w:tc>
-          <w:tcPr>
-            <w:tcW w:w="2577" w:type="dxa"/>
-          </w:tcPr>
-          <w:p>
-            <w:r>
-              <w:rPr>
-                <w:b/>
-                <w:bCs/>
-              </w:rPr>
-              <w:t>Tên trong mã nguồn</w:t>
-            </w:r>
-          </w:p>
-        </w:tc>
-        <w:tc>
-          <w:tcPr>
-            <w:tcW w:w="4070" w:type="dxa"/>
-          </w:tcPr>
-          <w:p>
-            <w:r>
-              <w:rPr>
-                <w:b/>
-                <w:bCs/>
-              </w:rPr>
-              <w:t>Ý nghĩa</w:t>
-            </w:r>
-          </w:p>
-        </w:tc>
-      </w:tr>
-      <w:tr>
-        <w:tc>
-          <w:tcPr>
-            <w:tcW w:w="2713" w:type="dxa"/>
-          </w:tcPr>
-          <w:p>
-            <w:r>
-              <w:t>Người dùng</w:t>
-            </w:r>
-          </w:p>
-        </w:tc>
-        <w:tc>
-          <w:tcPr>
-            <w:tcW w:w="2577" w:type="dxa"/>
-          </w:tcPr>
-          <w:p>
-            <w:r>
-              <w:t>User</w:t>
-            </w:r>
-          </w:p>
-        </w:tc>
-        <w:tc>
-          <w:tcPr>
-            <w:tcW w:w="4070" w:type="dxa"/>
-          </w:tcPr>
-          <w:p>
-            <w:r>
-              <w:t>Thông tin tài khoản người sử dụng</w:t>
-            </w:r>
-          </w:p>
-        </w:tc>
-      </w:tr>
-      <w:tr>
-        <w:tc>
-          <w:tcPr>
-            <w:tcW w:w="2713" w:type="dxa"/>
-          </w:tcPr>
-          <w:p>
-            <w:r>
-              <w:t>Ví</w:t>
-            </w:r>
-          </w:p>
-        </w:tc>
-        <w:tc>
-          <w:tcPr>
-            <w:tcW w:w="2577" w:type="dxa"/>
-          </w:tcPr>
-          <w:p>
-            <w:r>
-              <w:t>Wallet</w:t>
-            </w:r>
-          </w:p>
-        </w:tc>
-        <w:tc>
-          <w:tcPr>
-            <w:tcW w:w="4070" w:type="dxa"/>
-          </w:tcPr>
-          <w:p>
-            <w:r>
-              <w:t>Ví/tài khoản tài chính</w:t>
-            </w:r>
-          </w:p>
-        </w:tc>
-      </w:tr>
-      <w:tr>
-        <w:tc>
-          <w:tcPr>
-            <w:tcW w:w="2713" w:type="dxa"/>
-          </w:tcPr>
-          <w:p>
-            <w:r>
-              <w:t>Thành viên ví</w:t>
-            </w:r>
-          </w:p>
-        </w:tc>
-        <w:tc>
-          <w:tcPr>
-            <w:tcW w:w="2577" w:type="dxa"/>
-          </w:tcPr>
-          <w:p>
-            <w:r>
-              <w:t>WalletMember</w:t>
-            </w:r>
-          </w:p>
-        </w:tc>
-        <w:tc>
-          <w:tcPr>
-            <w:tcW w:w="4070" w:type="dxa"/>
-          </w:tcPr>
-          <w:p>
-            <w:r>
-              <w:t>Người được chia sẻ quyền truy cập ví</w:t>
-            </w:r>
-          </w:p>
-        </w:tc>
-      </w:tr>
-      <w:tr>
-        <w:tc>
-          <w:tcPr>
-            <w:tcW w:w="2713" w:type="dxa"/>
-          </w:tcPr>
-          <w:p>
-            <w:r>
-              <w:t>Giao dịch</w:t>
-            </w:r>
-          </w:p>
-        </w:tc>
-        <w:tc>
-          <w:tcPr>
-            <w:tcW w:w="2577" w:type="dxa"/>
-          </w:tcPr>
-          <w:p>
-            <w:r>
-              <w:t>Transaction</w:t>
-            </w:r>
-          </w:p>
-        </w:tc>
-        <w:tc>
-          <w:tcPr>
-            <w:tcW w:w="4070" w:type="dxa"/>
-          </w:tcPr>
-          <w:p>
-            <w:r>
-              <w:t>Khoản thu hoặc chi</w:t>
-            </w:r>
-          </w:p>
-        </w:tc>
-      </w:tr>
-      <w:tr>
-        <w:tc>
-          <w:tcPr>
-            <w:tcW w:w="2713" w:type="dxa"/>
-          </w:tcPr>
-          <w:p>
-            <w:r>
-              <w:t>Lịch sử giao dịch</w:t>
-            </w:r>
-          </w:p>
-        </w:tc>
-        <w:tc>
-          <w:tcPr>
-            <w:tcW w:w="2577" w:type="dxa"/>
-          </w:tcPr>
-          <w:p>
-            <w:r>
-              <w:t>TransactionHistory</w:t>
-            </w:r>
-          </w:p>
-        </w:tc>
-        <w:tc>
-          <w:tcPr>
-            <w:tcW w:w="4070" w:type="dxa"/>
-          </w:tcPr>
-          <w:p>
-            <w:r>
-              <w:t>Lưu thay đổi của giao dịch</w:t>
-            </w:r>
-          </w:p>
-        </w:tc>
-      </w:tr>
-      <w:tr>
-        <w:tc>
-          <w:tcPr>
-            <w:tcW w:w="2713" w:type="dxa"/>
-          </w:tcPr>
-          <w:p>
-            <w:r>
-              <w:t>Danh mục</w:t>
-            </w:r>
-          </w:p>
-        </w:tc>
-        <w:tc>
-          <w:tcPr>
-            <w:tcW w:w="2577" w:type="dxa"/>
-          </w:tcPr>
-          <w:p>
-            <w:r>
-              <w:t>Category</w:t>
-            </w:r>
-          </w:p>
-        </w:tc>
-        <w:tc>
-          <w:tcPr>
-            <w:tcW w:w="4070" w:type="dxa"/>
-          </w:tcPr>
-          <w:p>
-            <w:r>
-              <w:t>Phân loại thu/chi</w:t>
-            </w:r>
-          </w:p>
-        </w:tc>
-      </w:tr>
-      <w:tr>
-        <w:tc>
-          <w:tcPr>
-            <w:tcW w:w="2713" w:type="dxa"/>
-          </w:tcPr>
-          <w:p>
-            <w:r>
-              <w:t>Quy tắc danh mục</w:t>
-            </w:r>
-          </w:p>
-        </w:tc>
-        <w:tc>
-          <w:tcPr>
-            <w:tcW w:w="2577" w:type="dxa"/>
-          </w:tcPr>
-          <w:p>
-            <w:r>
-              <w:t>CategoryRule</w:t>
-            </w:r>
-          </w:p>
-        </w:tc>
-        <w:tc>
-          <w:tcPr>
-            <w:tcW w:w="4070" w:type="dxa"/>
-          </w:tcPr>
-          <w:p>
-            <w:r>
-              <w:t>Từ khóa dùng để tự động phân loại</w:t>
-            </w:r>
-          </w:p>
-        </w:tc>
-      </w:tr>
-      <w:tr>
-        <w:tc>
-          <w:tcPr>
-            <w:tcW w:w="2713" w:type="dxa"/>
-          </w:tcPr>
-          <w:p>
-            <w:r>
-              <w:t>Ngân sách</w:t>
-            </w:r>
-          </w:p>
-        </w:tc>
-        <w:tc>
-          <w:tcPr>
-            <w:tcW w:w="2577" w:type="dxa"/>
-          </w:tcPr>
-          <w:p>
-            <w:r>
-              <w:t>Budget</w:t>
-            </w:r>
-          </w:p>
-        </w:tc>
-        <w:tc>
-          <w:tcPr>
-            <w:tcW w:w="4070" w:type="dxa"/>
-          </w:tcPr>
-          <w:p>
-            <w:r>
-              <w:t>Hạn mức chi tiêu theo danh mục</w:t>
-            </w:r>
-          </w:p>
-        </w:tc>
-      </w:tr>
-      <w:tr>
-        <w:tc>
-          <w:tcPr>
-            <w:tcW w:w="2713" w:type="dxa"/>
-          </w:tcPr>
-          <w:p>
-            <w:r>
-              <w:t>Lịch sử ngân sách</w:t>
-            </w:r>
-          </w:p>
-        </w:tc>
-        <w:tc>
-          <w:tcPr>
-            <w:tcW w:w="2577" w:type="dxa"/>
-          </w:tcPr>
-          <w:p>
-            <w:r>
-              <w:t>BudgetHistory</w:t>
-            </w:r>
-          </w:p>
-        </w:tc>
-        <w:tc>
-          <w:tcPr>
-            <w:tcW w:w="4070" w:type="dxa"/>
-          </w:tcPr>
-          <w:p>
-            <w:r>
-              <w:t>Lưu thay đổi của ngân sách</w:t>
-            </w:r>
-          </w:p>
-        </w:tc>
-      </w:tr>
-      <w:tr>
-        <w:tc>
-          <w:tcPr>
-            <w:tcW w:w="2713" w:type="dxa"/>
-          </w:tcPr>
-          <w:p>
-            <w:r>
-              <w:t>Mục tiêu tiết kiệm</w:t>
-            </w:r>
-          </w:p>
-        </w:tc>
-        <w:tc>
-          <w:tcPr>
-            <w:tcW w:w="2577" w:type="dxa"/>
-          </w:tcPr>
-          <w:p>
-            <w:r>
-              <w:t>SavingGoal</w:t>
-            </w:r>
-          </w:p>
-        </w:tc>
-        <w:tc>
-          <w:tcPr>
-            <w:tcW w:w="4070" w:type="dxa"/>
-          </w:tcPr>
-          <w:p>
-            <w:r>
-              <w:t>Mục tiêu tích lũy</w:t>
-            </w:r>
-          </w:p>
-        </w:tc>
-      </w:tr>
-      <w:tr>
-        <w:tc>
-          <w:tcPr>
-            <w:tcW w:w="2713" w:type="dxa"/>
-          </w:tcPr>
-          <w:p>
-            <w:r>
-              <w:t>Gia đình</w:t>
-            </w:r>
-          </w:p>
-        </w:tc>
-        <w:tc>
-          <w:tcPr>
-            <w:tcW w:w="2577" w:type="dxa"/>
-          </w:tcPr>
-          <w:p>
-            <w:r>
-              <w:t>Family</w:t>
-            </w:r>
-          </w:p>
-        </w:tc>
-        <w:tc>
-          <w:tcPr>
-            <w:tcW w:w="4070" w:type="dxa"/>
-          </w:tcPr>
-          <w:p>
-            <w:r>
-              <w:t>Nhóm người dùng dùng chung chức năng gia đình</w:t>
-            </w:r>
-          </w:p>
-        </w:tc>
-      </w:tr>
-      <w:tr>
-        <w:tc>
-          <w:tcPr>
-            <w:tcW w:w="2713" w:type="dxa"/>
-          </w:tcPr>
-          <w:p>
-            <w:r>
-              <w:t>Thành viên gia đình</w:t>
-            </w:r>
-          </w:p>
-        </w:tc>
-        <w:tc>
-          <w:tcPr>
-            <w:tcW w:w="2577" w:type="dxa"/>
-          </w:tcPr>
-          <w:p>
-            <w:r>
-              <w:t>FamilyMember</w:t>
-            </w:r>
-          </w:p>
-        </w:tc>
-        <w:tc>
-          <w:tcPr>
-            <w:tcW w:w="4070" w:type="dxa"/>
-          </w:tcPr>
-          <w:p>
-            <w:r>
-              <w:t>Thành viên thuộc một gia đình</w:t>
-            </w:r>
-          </w:p>
-        </w:tc>
-      </w:tr>
-      <w:tr>
-        <w:tc>
-          <w:tcPr>
-            <w:tcW w:w="2713" w:type="dxa"/>
-          </w:tcPr>
-          <w:p>
-            <w:r>
-              <w:t>Thông báo</w:t>
-            </w:r>
-          </w:p>
-        </w:tc>
-        <w:tc>
-          <w:tcPr>
-            <w:tcW w:w="2577" w:type="dxa"/>
-          </w:tcPr>
-          <w:p>
-            <w:r>
-              <w:t>Notification</w:t>
-            </w:r>
-          </w:p>
-        </w:tc>
-        <w:tc>
-          <w:tcPr>
-            <w:tcW w:w="4070" w:type="dxa"/>
-          </w:tcPr>
-          <w:p>
-            <w:r>
-              <w:t>Thông báo của hệ thống</w:t>
-            </w:r>
-          </w:p>
-        </w:tc>
-      </w:tr>
-      <w:tr>
-        <w:tc>
-          <w:tcPr>
-            <w:tcW w:w="2713" w:type="dxa"/>
-          </w:tcPr>
-          <w:p>
-            <w:r>
-              <w:t>Hóa đơn định kỳ</w:t>
-            </w:r>
-          </w:p>
-        </w:tc>
-        <w:tc>
-          <w:tcPr>
-            <w:tcW w:w="2577" w:type="dxa"/>
-          </w:tcPr>
-          <w:p>
-            <w:r>
-              <w:t>RecurringBill</w:t>
-            </w:r>
-          </w:p>
-        </w:tc>
-        <w:tc>
-          <w:tcPr>
-            <w:tcW w:w="4070" w:type="dxa"/>
-          </w:tcPr>
-          <w:p>
-            <w:r>
-              <w:t>Khoản thanh toán lặp lại</w:t>
-            </w:r>
-          </w:p>
-        </w:tc>
-      </w:tr>
-      <w:tr>
-        <w:tc>
-          <w:tcPr>
-            <w:tcW w:w="2713" w:type="dxa"/>
-          </w:tcPr>
-          <w:p>
-            <w:r>
-              <w:t>Báo cáo</w:t>
-            </w:r>
-          </w:p>
-        </w:tc>
-        <w:tc>
-          <w:tcPr>
-            <w:tcW w:w="2577" w:type="dxa"/>
-          </w:tcPr>
-          <w:p>
-            <w:r>
-              <w:t>Report</w:t>
-            </w:r>
-          </w:p>
-        </w:tc>
-        <w:tc>
-          <w:tcPr>
-            <w:tcW w:w="4070" w:type="dxa"/>
-          </w:tcPr>
-          <w:p>
-            <w:r>
-              <w:t>Tổng hợp và thống kê tài chính</w:t>
-            </w:r>
-          </w:p>
-        </w:tc>
-      </w:tr>
-      <w:tr>
-        <w:tc>
-          <w:tcPr>
-            <w:tcW w:w="2713" w:type="dxa"/>
-          </w:tcPr>
-          <w:p>
-            <w:r>
-              <w:t>Trợ lý AI</w:t>
-            </w:r>
-          </w:p>
-        </w:tc>
-        <w:tc>
-          <w:tcPr>
-            <w:tcW w:w="2577" w:type="dxa"/>
-          </w:tcPr>
-          <w:p>
-            <w:r>
-              <w:t>AiAssistant</w:t>
-            </w:r>
-          </w:p>
-        </w:tc>
-        <w:tc>
-          <w:tcPr>
-            <w:tcW w:w="4070" w:type="dxa"/>
-          </w:tcPr>
-          <w:p>
-            <w:r>
-              <w:t>Phân tích và tư vấn tài chính</w:t>
-            </w:r>
-          </w:p>
-        </w:tc>
-      </w:tr>
-      <w:tr>
-        <w:tc>
-          <w:tcPr>
-            <w:tcW w:w="2713" w:type="dxa"/>
-          </w:tcPr>
-          <w:p>
-            <w:r>
-              <w:t>Lô import</w:t>
-            </w:r>
-          </w:p>
-        </w:tc>
-        <w:tc>
-          <w:tcPr>
-            <w:tcW w:w="2577" w:type="dxa"/>
-          </w:tcPr>
-          <w:p>
-            <w:r>
-              <w:t>ImportBatch</w:t>
-            </w:r>
-          </w:p>
-        </w:tc>
-        <w:tc>
-          <w:tcPr>
-            <w:tcW w:w="4070" w:type="dxa"/>
-          </w:tcPr>
-          <w:p>
-            <w:r>
-              <w:t>Quản lý một lần nhập dữ liệu từ file</w:t>
-            </w:r>
-          </w:p>
-        </w:tc>
-      </w:tr>
-    </w:tbl>
-    <w:p>
-      <w:pPr>
-        <w:spacing w:after="120"/>
-        <w:rPr>
-          <w:sz w:val="26"/>
-          <w:szCs w:val="26"/>
-        </w:rPr>
-      </w:pPr>
-    </w:p>
-    <w:p>
-      <w:pPr>
-        <w:spacing w:after="120"/>
-        <w:rPr>
-          <w:sz w:val="26"/>
-          <w:szCs w:val="26"/>
-        </w:rPr>
-      </w:pPr>
-      <w:r>
-        <w:rPr>
-          <w:sz w:val="26"/>
-          <w:szCs w:val="26"/>
-        </w:rPr>
-        <w:t>4.2. Cấu trúc mã nguồn</w:t>
-      </w:r>
-    </w:p>
-    <w:p>
-      <w:pPr>
-        <w:spacing w:after="120"/>
-        <w:rPr>
-          <w:sz w:val="26"/>
-          <w:szCs w:val="26"/>
-        </w:rPr>
-      </w:pPr>
-      <w:r>
-        <w:rPr>
-          <w:sz w:val="26"/>
-          <w:szCs w:val="26"/>
-        </w:rPr>
-        <w:lastRenderedPageBreak/>
-        <w:t>Mã nguồn của hệ thống được tổ chức thành hai thành phần chính gồm backend và frontend. Backend được xây dựng bằng Spring Boot, chịu trách nhiệm xử lý nghiệp vụ, xác thực, phân quyền, truy xuất dữ liệu và cung cấp REST API. Frontend được xây dựng bằng React và TypeScript, chịu trách nhiệm xây dựng giao diện, quản lý trạng thái hiển thị và giao tiếp với backend thông qua HTTP API.</w:t>
-      </w:r>
-    </w:p>
-    <w:p>
-      <w:pPr>
-        <w:spacing w:after="120"/>
-        <w:rPr>
-          <w:sz w:val="26"/>
-          <w:szCs w:val="26"/>
-        </w:rPr>
       </w:pPr>
       <w:r>
         <w:t>src/</w:t>
@@ -23435,28 +22996,122 @@
     </w:p>
     <w:p>
       <w:pPr>
+        <w:keepNext/>
         <w:spacing w:after="120"/>
-        <w:rPr>
-          <w:sz w:val="26"/>
-          <w:szCs w:val="26"/>
-        </w:rPr>
-      </w:pPr>
-      <w:r>
-        <w:rPr>
-          <w:sz w:val="26"/>
-          <w:szCs w:val="26"/>
-        </w:rPr>
-        <w:t>4.3. Cài đặt database</w:t>
-      </w:r>
-    </w:p>
-    <w:p>
-      <w:pPr>
+        <w:jc w:val="center"/>
+        <w:rPr>
+          <w:sz w:val="26"/>
+          <w:szCs w:val="26"/>
+        </w:rPr>
+      </w:pPr>
+      <w:r>
+        <w:rPr>
+          <w:sz w:val="26"/>
+          <w:szCs w:val="26"/>
+        </w:rPr>
+        <w:t xml:space="preserve">Bảng </w:t>
+      </w:r>
+      <w:r>
+        <w:rPr>
+          <w:sz w:val="26"/>
+          <w:szCs w:val="26"/>
+        </w:rPr>
+        <w:fldChar w:fldCharType="begin"/>
+      </w:r>
+      <w:r>
+        <w:rPr>
+          <w:sz w:val="26"/>
+          <w:szCs w:val="26"/>
+        </w:rPr>
+        <w:instrText xml:space="preserve"> SEQ Bảng \* ARABIC </w:instrText>
+      </w:r>
+      <w:r>
+        <w:rPr>
+          <w:sz w:val="26"/>
+          <w:szCs w:val="26"/>
+        </w:rPr>
+        <w:fldChar w:fldCharType="separate"/>
+      </w:r>
+      <w:r>
+        <w:rPr>
+          <w:noProof/>
+          <w:sz w:val="26"/>
+          <w:szCs w:val="26"/>
+        </w:rPr>
+        <w:t>15</w:t>
+      </w:r>
+      <w:r>
+        <w:rPr>
+          <w:sz w:val="26"/>
+          <w:szCs w:val="26"/>
+        </w:rPr>
+        <w:fldChar w:fldCharType="end"/>
+      </w:r>
+      <w:r>
+        <w:rPr>
+          <w:sz w:val="26"/>
+          <w:szCs w:val="26"/>
+        </w:rPr>
+        <w:t xml:space="preserve">: </w:t>
+      </w:r>
+      <w:r>
+        <w:rPr>
+          <w:sz w:val="26"/>
+          <w:szCs w:val="26"/>
+        </w:rPr>
+        <w:t>Cấu trúc thư mục của mã nguồn</w:t>
+      </w:r>
+    </w:p>
+    <w:p>
+      <w:pPr>
+        <w:keepNext/>
         <w:spacing w:after="120"/>
         <w:rPr>
           <w:sz w:val="26"/>
           <w:szCs w:val="26"/>
         </w:rPr>
       </w:pPr>
+      <w:r>
+        <w:rPr>
+          <w:sz w:val="26"/>
+          <w:szCs w:val="26"/>
+        </w:rPr>
+        <w:t xml:space="preserve">Mỗi package nghiệp vụ ở backend được tổ chức theo mô hình bốn tầng gồm controller, service, repository và entity/dto. Controller tiếp nhận request và trả về </w:t>
+      </w:r>
+      <w:r>
+        <w:rPr>
+          <w:sz w:val="26"/>
+          <w:szCs w:val="26"/>
+        </w:rPr>
+        <w:lastRenderedPageBreak/>
+        <w:t>response, service xử lý các nghiệp vụ và quy tắc của hệ thống, repository thực hiện truy vấn dữ liệu thông qua Spring Data JPA, còn entity/dto dùng để định nghĩa và truyền dữ liệu. Cách tổ chức này giúp các module có cấu trúc thống nhất và dễ theo dõi khi phát triển hoặc bảo trì.</w:t>
+      </w:r>
+    </w:p>
+    <w:p>
+      <w:pPr>
+        <w:pStyle w:val="Heading2"/>
+        <w:rPr>
+          <w:b/>
+          <w:bCs/>
+          <w:color w:val="auto"/>
+        </w:rPr>
+      </w:pPr>
+      <w:r>
+        <w:rPr>
+          <w:b/>
+          <w:bCs/>
+          <w:color w:val="auto"/>
+        </w:rPr>
+        <w:t xml:space="preserve">4.3. Cài đặt </w:t>
+      </w:r>
+      <w:r>
+        <w:rPr>
+          <w:b/>
+          <w:bCs/>
+          <w:color w:val="auto"/>
+        </w:rPr>
+        <w:t>cơ sở dữ liệu</w:t>
+      </w:r>
     </w:p>
     <w:p>
       <w:pPr>
@@ -23471,7 +23126,7 @@
           <w:sz w:val="26"/>
           <w:szCs w:val="26"/>
         </w:rPr>
-        <w:t>4.3.1. Chuyển từ mô hình ERD sang database</w:t>
+        <w:t>Từ mô hình ERD được thiết kế ở Chương 3, cơ sở dữ liệu được khởi tạo bằng script Flyway V1__Init_schema.sql. Flyway tự động thực hiện script khi hệ thống khởi động, giúp đảm bảo cấu trúc cơ sở dữ liệu thống nhất giữa môi trường phát triển, kiểm thử và triển khai.</w:t>
       </w:r>
     </w:p>
     <w:p>
@@ -23487,24 +23142,7 @@
           <w:sz w:val="26"/>
           <w:szCs w:val="26"/>
         </w:rPr>
-        <w:lastRenderedPageBreak/>
-        <w:t>Cơ sở dữ liệu của hệ thống được thiết kế theo mô hình quan hệ. Các thực thể chính gồm người dùng, ví, giao dịch, danh mục, ngân sách, mục tiêu tiết kiệm, gia đình, thành viên ví, thông báo, hóa đơn định kỳ và các bảng lịch sử.</w:t>
-      </w:r>
-    </w:p>
-    <w:p>
-      <w:pPr>
-        <w:spacing w:after="120"/>
-        <w:rPr>
-          <w:sz w:val="26"/>
-          <w:szCs w:val="26"/>
-        </w:rPr>
-      </w:pPr>
-      <w:r>
-        <w:rPr>
-          <w:sz w:val="26"/>
-          <w:szCs w:val="26"/>
-        </w:rPr>
-        <w:t>Bảng đối chiếu ERD – Database – Entity</w:t>
+        <w:t>Đối chiếu giữa các thực thể trong ERD và các bảng dữ liệu thực tế trong cơ sở dữ liệu:</w:t>
       </w:r>
     </w:p>
     <w:tbl>
@@ -24796,6 +24434,7 @@
                 <w:sz w:val="24"/>
                 <w:szCs w:val="24"/>
               </w:rPr>
+              <w:lastRenderedPageBreak/>
               <w:t>Lịch sử giao dịch</w:t>
             </w:r>
           </w:p>
@@ -25453,7 +25092,6 @@
                 <w:sz w:val="24"/>
                 <w:szCs w:val="24"/>
               </w:rPr>
-              <w:lastRenderedPageBreak/>
               <w:t>Hóa đơn định kỳ</w:t>
             </w:r>
           </w:p>
@@ -25759,12 +25397,113 @@
     </w:tbl>
     <w:p>
       <w:pPr>
+        <w:pStyle w:val="Caption"/>
+        <w:jc w:val="center"/>
+        <w:rPr>
+          <w:i w:val="0"/>
+          <w:iCs w:val="0"/>
+          <w:color w:val="auto"/>
+          <w:sz w:val="26"/>
+          <w:szCs w:val="26"/>
+        </w:rPr>
+      </w:pPr>
+      <w:r>
+        <w:rPr>
+          <w:i w:val="0"/>
+          <w:iCs w:val="0"/>
+          <w:color w:val="auto"/>
+          <w:sz w:val="26"/>
+          <w:szCs w:val="26"/>
+        </w:rPr>
+        <w:t xml:space="preserve">Bảng </w:t>
+      </w:r>
+      <w:r>
+        <w:rPr>
+          <w:i w:val="0"/>
+          <w:iCs w:val="0"/>
+          <w:color w:val="auto"/>
+          <w:sz w:val="26"/>
+          <w:szCs w:val="26"/>
+        </w:rPr>
+        <w:fldChar w:fldCharType="begin"/>
+      </w:r>
+      <w:r>
+        <w:rPr>
+          <w:i w:val="0"/>
+          <w:iCs w:val="0"/>
+          <w:color w:val="auto"/>
+          <w:sz w:val="26"/>
+          <w:szCs w:val="26"/>
+        </w:rPr>
+        <w:instrText xml:space="preserve"> SEQ Bảng \* ARABIC </w:instrText>
+      </w:r>
+      <w:r>
+        <w:rPr>
+          <w:i w:val="0"/>
+          <w:iCs w:val="0"/>
+          <w:color w:val="auto"/>
+          <w:sz w:val="26"/>
+          <w:szCs w:val="26"/>
+        </w:rPr>
+        <w:fldChar w:fldCharType="separate"/>
+      </w:r>
+      <w:r>
+        <w:rPr>
+          <w:i w:val="0"/>
+          <w:iCs w:val="0"/>
+          <w:noProof/>
+          <w:color w:val="auto"/>
+          <w:sz w:val="26"/>
+          <w:szCs w:val="26"/>
+        </w:rPr>
+        <w:t>16</w:t>
+      </w:r>
+      <w:r>
+        <w:rPr>
+          <w:i w:val="0"/>
+          <w:iCs w:val="0"/>
+          <w:color w:val="auto"/>
+          <w:sz w:val="26"/>
+          <w:szCs w:val="26"/>
+        </w:rPr>
+        <w:fldChar w:fldCharType="end"/>
+      </w:r>
+      <w:r>
+        <w:rPr>
+          <w:i w:val="0"/>
+          <w:iCs w:val="0"/>
+          <w:color w:val="auto"/>
+          <w:sz w:val="26"/>
+          <w:szCs w:val="26"/>
+        </w:rPr>
+        <w:t xml:space="preserve">: </w:t>
+      </w:r>
+      <w:r>
+        <w:rPr>
+          <w:i w:val="0"/>
+          <w:iCs w:val="0"/>
+          <w:color w:val="auto"/>
+          <w:sz w:val="26"/>
+          <w:szCs w:val="26"/>
+        </w:rPr>
+        <w:t>Bảng đối chiếu giữa thực thể trong ERD và bảng dữ liệu thật</w:t>
+      </w:r>
+    </w:p>
+    <w:p>
+      <w:pPr>
         <w:spacing w:after="120"/>
         <w:rPr>
           <w:sz w:val="26"/>
           <w:szCs w:val="26"/>
         </w:rPr>
       </w:pPr>
+      <w:r>
+        <w:rPr>
+          <w:sz w:val="26"/>
+          <w:szCs w:val="26"/>
+        </w:rPr>
+        <w:t>Hệ thống có cung cấp DataSeeder triển khai CommandLineRunner. Khi ứng dụng khởi động, lớp này sẽ kiểm tra dữ liệu hiện có rồi sau đó tạo các mẫu cần thiết.</w:t>
+      </w:r>
     </w:p>
     <w:p>
       <w:pPr>
@@ -25779,21 +25518,7 @@
           <w:sz w:val="26"/>
           <w:szCs w:val="26"/>
         </w:rPr>
-        <w:t>4.3.</w:t>
-      </w:r>
-      <w:r>
-        <w:rPr>
-          <w:sz w:val="26"/>
-          <w:szCs w:val="26"/>
-        </w:rPr>
-        <w:t>2</w:t>
-      </w:r>
-      <w:r>
-        <w:rPr>
-          <w:sz w:val="26"/>
-          <w:szCs w:val="26"/>
-        </w:rPr>
-        <w:t>. Dữ liệu mẫu</w:t>
+        <w:t>Các dữ liệu mẫu bao gồm: tài khoản quản trị, tài khoản người dùng, danh mục hệ thống, ví mẫu, các giao dịch mẫu, ngân sách, mục tiêu tiết kiệm, hóa đơn định kỳ, cấu hình hệ thống.</w:t>
       </w:r>
     </w:p>
     <w:p>
@@ -25809,7 +25534,46 @@
           <w:sz w:val="26"/>
           <w:szCs w:val="26"/>
         </w:rPr>
-        <w:t>Hệ thống có cung cấp DataSeeder triển khai CommandLineRunner. Khi ứng dụng khởi động, lớp này sẽ kiểm tra dữ liệu hiện có rồi sau đó tạo các mẫu cần thiết.</w:t>
+        <w:t>Các dữ liệu mẫu đảm bảo đủ để phục vụ cho tài khoản người dùng mẫu có thể tự trải nghiệm kiểm thử các chức năng.</w:t>
+      </w:r>
+    </w:p>
+    <w:p>
+      <w:pPr>
+        <w:pStyle w:val="Heading2"/>
+        <w:rPr>
+          <w:b/>
+          <w:bCs/>
+          <w:color w:val="auto"/>
+        </w:rPr>
+      </w:pPr>
+      <w:r>
+        <w:rPr>
+          <w:b/>
+          <w:bCs/>
+          <w:color w:val="auto"/>
+        </w:rPr>
+        <w:t>4.4 Xây dựng các chức năng chính</w:t>
+      </w:r>
+    </w:p>
+    <w:p>
+      <w:pPr>
+        <w:pStyle w:val="Heading3"/>
+        <w:rPr>
+          <w:b/>
+          <w:bCs/>
+          <w:sz w:val="26"/>
+          <w:szCs w:val="26"/>
+        </w:rPr>
+      </w:pPr>
+      <w:r>
+        <w:rPr>
+          <w:b/>
+          <w:bCs/>
+          <w:color w:val="auto"/>
+          <w:sz w:val="26"/>
+          <w:szCs w:val="26"/>
+        </w:rPr>
+        <w:t>4.4.1 Nhóm chức năng CRUD cơ bản (đại diện: Quản lý ví)</w:t>
       </w:r>
     </w:p>
     <w:p>
@@ -25825,7 +25589,42 @@
           <w:sz w:val="26"/>
           <w:szCs w:val="26"/>
         </w:rPr>
-        <w:t>Các dữ liệu mẫu bao gồm: tài khoản quản trị, tài khoản người dùng, danh mục hệ thống, ví mẫu, các giao dịch mẫu, ngân sách, mục tiêu tiết kiệm, hóa đơn định kỳ, cấu hình hệ thống.</w:t>
+        <w:t>Chức năng tương ứng với FR-02</w:t>
+      </w:r>
+      <w:r>
+        <w:rPr>
+          <w:sz w:val="26"/>
+          <w:szCs w:val="26"/>
+        </w:rPr>
+        <w:t xml:space="preserve"> </w:t>
+      </w:r>
+      <w:r>
+        <w:rPr>
+          <w:sz w:val="26"/>
+          <w:szCs w:val="26"/>
+        </w:rPr>
+        <w:t>(quản lý các giao dịch và ví),</w:t>
+      </w:r>
+      <w:r>
+        <w:rPr>
+          <w:sz w:val="26"/>
+          <w:szCs w:val="26"/>
+        </w:rPr>
+        <w:t>, đồng thời tuân thủ nghiêm ngặt quy tắc nghiệm vụ BR-02(mọi thay đổi số dư phải thông qua giao dịch),</w:t>
+      </w:r>
+      <w:r>
+        <w:rPr>
+          <w:sz w:val="26"/>
+          <w:szCs w:val="26"/>
+        </w:rPr>
+        <w:t xml:space="preserve"> đ</w:t>
+      </w:r>
+      <w:r>
+        <w:rPr>
+          <w:sz w:val="26"/>
+          <w:szCs w:val="26"/>
+        </w:rPr>
+        <w:t>ặc tả trong WalletController và WalletServiceImpl</w:t>
       </w:r>
     </w:p>
     <w:p>
@@ -25838,10 +25637,398 @@
       </w:pPr>
       <w:r>
         <w:rPr>
-          <w:sz w:val="26"/>
-          <w:szCs w:val="26"/>
-        </w:rPr>
-        <w:t>Các dữ liệu mẫu đảm bảo đủ để phục vụ cho tài khoản người dùng mẫu có thể tự trải nghiệm kiểm thử các chức năng.</w:t>
+          <w:b/>
+          <w:bCs/>
+          <w:sz w:val="26"/>
+          <w:szCs w:val="26"/>
+        </w:rPr>
+        <w:t>Đầu vào</w:t>
+      </w:r>
+      <w:r>
+        <w:rPr>
+          <w:sz w:val="26"/>
+          <w:szCs w:val="26"/>
+        </w:rPr>
+        <w:t xml:space="preserve"> </w:t>
+      </w:r>
+      <w:r>
+        <w:rPr>
+          <w:b/>
+          <w:bCs/>
+          <w:sz w:val="26"/>
+          <w:szCs w:val="26"/>
+        </w:rPr>
+        <w:t>(Tạo mới):</w:t>
+      </w:r>
+      <w:r>
+        <w:rPr>
+          <w:sz w:val="26"/>
+          <w:szCs w:val="26"/>
+        </w:rPr>
+        <w:t xml:space="preserve"> Tên ví, số dư ban đầu, icon, màu sắc.</w:t>
+      </w:r>
+    </w:p>
+    <w:p>
+      <w:pPr>
+        <w:spacing w:after="120"/>
+        <w:rPr>
+          <w:sz w:val="26"/>
+          <w:szCs w:val="26"/>
+        </w:rPr>
+      </w:pPr>
+    </w:p>
+    <w:p>
+      <w:pPr>
+        <w:spacing w:after="120"/>
+        <w:rPr>
+          <w:sz w:val="26"/>
+          <w:szCs w:val="26"/>
+        </w:rPr>
+      </w:pPr>
+      <w:r>
+        <w:rPr>
+          <w:b/>
+          <w:bCs/>
+          <w:sz w:val="26"/>
+          <w:szCs w:val="26"/>
+        </w:rPr>
+        <w:lastRenderedPageBreak/>
+        <w:t>Đầu vào</w:t>
+      </w:r>
+      <w:r>
+        <w:rPr>
+          <w:sz w:val="26"/>
+          <w:szCs w:val="26"/>
+        </w:rPr>
+        <w:t xml:space="preserve"> </w:t>
+      </w:r>
+      <w:r>
+        <w:rPr>
+          <w:b/>
+          <w:bCs/>
+          <w:sz w:val="26"/>
+          <w:szCs w:val="26"/>
+        </w:rPr>
+        <w:t>(Cập nhật):</w:t>
+      </w:r>
+      <w:r>
+        <w:rPr>
+          <w:sz w:val="26"/>
+          <w:szCs w:val="26"/>
+        </w:rPr>
+        <w:t xml:space="preserve"> Tên ví, icon, màu sắc (Hệ thống chủ động khóa trường số dư).</w:t>
+      </w:r>
+    </w:p>
+    <w:p>
+      <w:pPr>
+        <w:spacing w:after="120"/>
+        <w:rPr>
+          <w:sz w:val="26"/>
+          <w:szCs w:val="26"/>
+        </w:rPr>
+      </w:pPr>
+      <w:r>
+        <w:rPr>
+          <w:b/>
+          <w:bCs/>
+          <w:sz w:val="26"/>
+          <w:szCs w:val="26"/>
+        </w:rPr>
+        <w:t>Đầu ra:</w:t>
+      </w:r>
+      <w:r>
+        <w:rPr>
+          <w:sz w:val="26"/>
+          <w:szCs w:val="26"/>
+        </w:rPr>
+        <w:t xml:space="preserve"> Thông tin WalletDTO (khi thành công) hoặc mã lỗi 403 Forbidden / 400 Bad Request.</w:t>
+      </w:r>
+    </w:p>
+    <w:p>
+      <w:pPr>
+        <w:spacing w:after="120"/>
+        <w:rPr>
+          <w:sz w:val="26"/>
+          <w:szCs w:val="26"/>
+        </w:rPr>
+      </w:pPr>
+      <w:r>
+        <w:rPr>
+          <w:b/>
+          <w:bCs/>
+          <w:sz w:val="26"/>
+          <w:szCs w:val="26"/>
+        </w:rPr>
+        <w:t>Luồng xử lý</w:t>
+      </w:r>
+      <w:r>
+        <w:rPr>
+          <w:sz w:val="26"/>
+          <w:szCs w:val="26"/>
+        </w:rPr>
+        <w:t>: Giao diện (WalletModal.tsx) gửi request qua walletService.ts</w:t>
+      </w:r>
+      <w:r>
+        <w:rPr>
+          <w:sz w:val="26"/>
+          <w:szCs w:val="26"/>
+        </w:rPr>
+        <w:t xml:space="preserve"> =&gt; </w:t>
+      </w:r>
+      <w:r>
+        <w:rPr>
+          <w:sz w:val="26"/>
+          <w:szCs w:val="26"/>
+        </w:rPr>
+        <w:t xml:space="preserve">WalletController nhận request, đọc userId đã được JwtAuthenticationFilter gắn vào thuộc tính request </w:t>
+      </w:r>
+      <w:r>
+        <w:rPr>
+          <w:sz w:val="26"/>
+          <w:szCs w:val="26"/>
+        </w:rPr>
+        <w:t>=&gt;</w:t>
+      </w:r>
+      <w:r>
+        <w:rPr>
+          <w:sz w:val="26"/>
+          <w:szCs w:val="26"/>
+        </w:rPr>
+        <w:t xml:space="preserve"> WalletServiceImpl.createWallet() kiểm tra người dùng tồn tại, khởi tạo entity Wallet với số dư mặc định bằng 0 nếu không truyền, gán owner </w:t>
+      </w:r>
+      <w:r>
+        <w:rPr>
+          <w:sz w:val="26"/>
+          <w:szCs w:val="26"/>
+        </w:rPr>
+        <w:t>=&gt;</w:t>
+      </w:r>
+      <w:r>
+        <w:rPr>
+          <w:sz w:val="26"/>
+          <w:szCs w:val="26"/>
+        </w:rPr>
+        <w:t xml:space="preserve"> WalletRepository.save() ghi xuống bảng wallet.</w:t>
+      </w:r>
+      <w:r>
+        <w:rPr>
+          <w:sz w:val="26"/>
+          <w:szCs w:val="26"/>
+        </w:rPr>
+        <w:t xml:space="preserve"> </w:t>
+      </w:r>
+    </w:p>
+    <w:p>
+      <w:pPr>
+        <w:spacing w:after="120"/>
+        <w:rPr>
+          <w:sz w:val="26"/>
+          <w:szCs w:val="26"/>
+        </w:rPr>
+      </w:pPr>
+      <w:r>
+        <w:rPr>
+          <w:b/>
+          <w:bCs/>
+          <w:sz w:val="26"/>
+          <w:szCs w:val="26"/>
+        </w:rPr>
+        <w:t>Đoạn mã then chốt</w:t>
+      </w:r>
+      <w:r>
+        <w:rPr>
+          <w:b/>
+          <w:bCs/>
+          <w:sz w:val="26"/>
+          <w:szCs w:val="26"/>
+        </w:rPr>
+        <w:t>:</w:t>
+      </w:r>
+      <w:r>
+        <w:rPr>
+          <w:sz w:val="26"/>
+          <w:szCs w:val="26"/>
+        </w:rPr>
+        <w:t xml:space="preserve"> thao tác cập nhật cố tình không cho phép sửa trường balance, buộc mọi thay đổi số dư phải đi qua giao dịch (Transaction) để đảm bảo tính nhất quán của lịch sử tài chính </w:t>
+      </w:r>
+      <w:r>
+        <w:rPr>
+          <w:sz w:val="26"/>
+          <w:szCs w:val="26"/>
+        </w:rPr>
+        <w:t>-</w:t>
+      </w:r>
+      <w:r>
+        <w:rPr>
+          <w:sz w:val="26"/>
+          <w:szCs w:val="26"/>
+        </w:rPr>
+        <w:t xml:space="preserve"> đây là một quy tắc nghiệp vụ (BR</w:t>
+      </w:r>
+      <w:r>
+        <w:rPr>
+          <w:sz w:val="26"/>
+          <w:szCs w:val="26"/>
+        </w:rPr>
+        <w:t>-2</w:t>
+      </w:r>
+      <w:r>
+        <w:rPr>
+          <w:sz w:val="26"/>
+          <w:szCs w:val="26"/>
+        </w:rPr>
+        <w:t>) được hình thức hóa trực tiếp trong code.</w:t>
+      </w:r>
+    </w:p>
+    <w:p>
+      <w:pPr>
+        <w:spacing w:after="120"/>
+        <w:jc w:val="center"/>
+        <w:rPr>
+          <w:sz w:val="26"/>
+          <w:szCs w:val="26"/>
+        </w:rPr>
+      </w:pPr>
+      <w:r>
+        <w:rPr>
+          <w:sz w:val="26"/>
+          <w:szCs w:val="26"/>
+        </w:rPr>
+        <w:drawing>
+          <wp:inline distT="0" distB="0" distL="0" distR="0" wp14:anchorId="13A41B3E" wp14:editId="19B5DE16">
+            <wp:extent cx="4778154" cy="2674852"/>
+            <wp:effectExtent l="0" t="0" r="3810" b="0"/>
+            <wp:docPr id="1" name="Picture 1"/>
+            <wp:cNvGraphicFramePr>
+              <a:graphicFrameLocks xmlns:a="http://schemas.openxmlformats.org/drawingml/2006/main" noChangeAspect="1"/>
+            </wp:cNvGraphicFramePr>
+            <a:graphic xmlns:a="http://schemas.openxmlformats.org/drawingml/2006/main">
+              <a:graphicData uri="http://schemas.openxmlformats.org/drawingml/2006/picture">
+                <pic:pic xmlns:pic="http://schemas.openxmlformats.org/drawingml/2006/picture">
+                  <pic:nvPicPr>
+                    <pic:cNvPr id="1" name=""/>
+                    <pic:cNvPicPr/>
+                  </pic:nvPicPr>
+                  <pic:blipFill>
+                    <a:blip r:embed="rId31"/>
+                    <a:stretch>
+                      <a:fillRect/>
+                    </a:stretch>
+                  </pic:blipFill>
+                  <pic:spPr>
+                    <a:xfrm>
+                      <a:off x="0" y="0"/>
+                      <a:ext cx="4778154" cy="2674852"/>
+                    </a:xfrm>
+                    <a:prstGeom prst="rect">
+                      <a:avLst/>
+                    </a:prstGeom>
+                  </pic:spPr>
+                </pic:pic>
+              </a:graphicData>
+            </a:graphic>
+          </wp:inline>
+        </w:drawing>
+      </w:r>
+    </w:p>
+    <w:p>
+      <w:pPr>
+        <w:pStyle w:val="Caption"/>
+        <w:jc w:val="center"/>
+        <w:rPr>
+          <w:i w:val="0"/>
+          <w:iCs w:val="0"/>
+          <w:color w:val="auto"/>
+          <w:sz w:val="26"/>
+          <w:szCs w:val="26"/>
+        </w:rPr>
+      </w:pPr>
+      <w:r>
+        <w:rPr>
+          <w:i w:val="0"/>
+          <w:iCs w:val="0"/>
+          <w:color w:val="auto"/>
+          <w:sz w:val="26"/>
+          <w:szCs w:val="26"/>
+        </w:rPr>
+        <w:t xml:space="preserve">Hình </w:t>
+      </w:r>
+      <w:r>
+        <w:rPr>
+          <w:i w:val="0"/>
+          <w:iCs w:val="0"/>
+          <w:color w:val="auto"/>
+          <w:sz w:val="26"/>
+          <w:szCs w:val="26"/>
+        </w:rPr>
+        <w:fldChar w:fldCharType="begin"/>
+      </w:r>
+      <w:r>
+        <w:rPr>
+          <w:i w:val="0"/>
+          <w:iCs w:val="0"/>
+          <w:color w:val="auto"/>
+          <w:sz w:val="26"/>
+          <w:szCs w:val="26"/>
+        </w:rPr>
+        <w:instrText xml:space="preserve"> SEQ Hình \* ARABIC </w:instrText>
+      </w:r>
+      <w:r>
+        <w:rPr>
+          <w:i w:val="0"/>
+          <w:iCs w:val="0"/>
+          <w:color w:val="auto"/>
+          <w:sz w:val="26"/>
+          <w:szCs w:val="26"/>
+        </w:rPr>
+        <w:fldChar w:fldCharType="separate"/>
+      </w:r>
+      <w:r>
+        <w:rPr>
+          <w:i w:val="0"/>
+          <w:iCs w:val="0"/>
+          <w:noProof/>
+          <w:color w:val="auto"/>
+          <w:sz w:val="26"/>
+          <w:szCs w:val="26"/>
+        </w:rPr>
+        <w:t>21</w:t>
+      </w:r>
+      <w:r>
+        <w:rPr>
+          <w:i w:val="0"/>
+          <w:iCs w:val="0"/>
+          <w:color w:val="auto"/>
+          <w:sz w:val="26"/>
+          <w:szCs w:val="26"/>
+        </w:rPr>
+        <w:fldChar w:fldCharType="end"/>
+      </w:r>
+      <w:r>
+        <w:rPr>
+          <w:i w:val="0"/>
+          <w:iCs w:val="0"/>
+          <w:color w:val="auto"/>
+          <w:sz w:val="26"/>
+          <w:szCs w:val="26"/>
+        </w:rPr>
+        <w:t>: Đoạn mã then chốt nhóm 1</w:t>
+      </w:r>
+    </w:p>
+    <w:p>
+      <w:pPr>
+        <w:rPr>
+          <w:sz w:val="26"/>
+          <w:szCs w:val="26"/>
+        </w:rPr>
+      </w:pPr>
+      <w:r>
+        <w:rPr>
+          <w:sz w:val="26"/>
+          <w:szCs w:val="26"/>
+        </w:rPr>
+        <w:lastRenderedPageBreak/>
+        <w:t>Bằng chứng chạy:</w:t>
       </w:r>
       <w:r>
         <w:rPr>
@@ -25849,49 +26036,1691 @@
           <w:szCs w:val="26"/>
         </w:rPr>
         <w:br/>
+      </w:r>
+      <w:r>
+        <w:rPr>
+          <w:noProof/>
+        </w:rPr>
+        <w:drawing>
+          <wp:inline distT="0" distB="0" distL="0" distR="0" wp14:anchorId="57D43D4F" wp14:editId="20862453">
+            <wp:extent cx="5232400" cy="4081355"/>
+            <wp:effectExtent l="0" t="0" r="6350" b="0"/>
+            <wp:docPr id="45" name="Picture 45"/>
+            <wp:cNvGraphicFramePr>
+              <a:graphicFrameLocks xmlns:a="http://schemas.openxmlformats.org/drawingml/2006/main" noChangeAspect="1"/>
+            </wp:cNvGraphicFramePr>
+            <a:graphic xmlns:a="http://schemas.openxmlformats.org/drawingml/2006/main">
+              <a:graphicData uri="http://schemas.openxmlformats.org/drawingml/2006/picture">
+                <pic:pic xmlns:pic="http://schemas.openxmlformats.org/drawingml/2006/picture">
+                  <pic:nvPicPr>
+                    <pic:cNvPr id="0" name="Picture 1"/>
+                    <pic:cNvPicPr>
+                      <a:picLocks noChangeAspect="1" noChangeArrowheads="1"/>
+                    </pic:cNvPicPr>
+                  </pic:nvPicPr>
+                  <pic:blipFill>
+                    <a:blip r:embed="rId32">
+                      <a:extLst>
+                        <a:ext uri="{28A0092B-C50C-407E-A947-70E740481C1C}">
+                          <a14:useLocalDpi xmlns:a14="http://schemas.microsoft.com/office/drawing/2010/main" val="0"/>
+                        </a:ext>
+                      </a:extLst>
+                    </a:blip>
+                    <a:srcRect/>
+                    <a:stretch>
+                      <a:fillRect/>
+                    </a:stretch>
+                  </pic:blipFill>
+                  <pic:spPr bwMode="auto">
+                    <a:xfrm>
+                      <a:off x="0" y="0"/>
+                      <a:ext cx="5252520" cy="4097049"/>
+                    </a:xfrm>
+                    <a:prstGeom prst="rect">
+                      <a:avLst/>
+                    </a:prstGeom>
+                    <a:noFill/>
+                    <a:ln>
+                      <a:noFill/>
+                    </a:ln>
+                  </pic:spPr>
+                </pic:pic>
+              </a:graphicData>
+            </a:graphic>
+          </wp:inline>
+        </w:drawing>
+      </w:r>
+    </w:p>
+    <w:p>
+      <w:pPr>
+        <w:spacing w:after="120"/>
+        <w:rPr>
+          <w:sz w:val="26"/>
+          <w:szCs w:val="26"/>
+        </w:rPr>
+      </w:pPr>
+      <w:r>
+        <w:rPr>
+          <w:sz w:val="26"/>
+          <w:szCs w:val="26"/>
+        </w:rPr>
+        <w:t>Luồng xử lý tương tự cũng được áp dụng cho quản lý danh mục (CategoryService) và mục tiêu tiết kiệm (SavingGoalService), trong đó mỗi nghiệp vụ có thêm các quy tắc đặc thù riêng. Ví dụ, danh mục không được phép xóa nếu đã phát sinh giao dịch liên quan; thay vào đó, danh mục sẽ được chuyển sang trạng thái "ẩn" để đảm bảo không ảnh hưởng đến dữ liệu giao dịch và lịch sử tài chính.</w:t>
+      </w:r>
+    </w:p>
+    <w:p>
+      <w:pPr>
+        <w:pStyle w:val="Heading3"/>
+        <w:rPr>
+          <w:b/>
+          <w:bCs/>
+          <w:color w:val="auto"/>
+          <w:sz w:val="26"/>
+          <w:szCs w:val="26"/>
+        </w:rPr>
+      </w:pPr>
+      <w:r>
+        <w:rPr>
+          <w:b/>
+          <w:bCs/>
+          <w:color w:val="auto"/>
+          <w:sz w:val="26"/>
+          <w:szCs w:val="26"/>
+        </w:rPr>
+        <w:t xml:space="preserve">4.4.2. </w:t>
+      </w:r>
+      <w:r>
+        <w:rPr>
+          <w:b/>
+          <w:bCs/>
+          <w:color w:val="auto"/>
+          <w:sz w:val="26"/>
+          <w:szCs w:val="26"/>
+        </w:rPr>
+        <w:t xml:space="preserve">Ghi nhận giao dịch và </w:t>
+      </w:r>
+      <w:r>
+        <w:rPr>
+          <w:b/>
+          <w:bCs/>
+          <w:color w:val="auto"/>
+          <w:sz w:val="26"/>
+          <w:szCs w:val="26"/>
+        </w:rPr>
+        <w:t>tính nhất quán dữ liệu</w:t>
+      </w:r>
+    </w:p>
+    <w:p>
+      <w:pPr>
+        <w:spacing w:after="120"/>
+        <w:rPr>
+          <w:sz w:val="26"/>
+          <w:szCs w:val="26"/>
+        </w:rPr>
+      </w:pPr>
+      <w:r>
+        <w:rPr>
+          <w:sz w:val="26"/>
+          <w:szCs w:val="26"/>
+        </w:rPr>
+        <w:t>Đây là chức năng lõi vì mọi thao tác tài chính khác như ngân sách, mục tiêu tiết kiệm và báo cáo đều phụ thuộc vào dữ liệu giao dịch</w:t>
+      </w:r>
+      <w:r>
+        <w:rPr>
+          <w:sz w:val="26"/>
+          <w:szCs w:val="26"/>
+        </w:rPr>
+        <w:t>. Tương ứng với FR-02, xử lý đồng thời các quy tắc nghiệm vụ BR-01 (bắt buộc phải có danh mục và ví), BR-02 (tác động số dư), BR-06 (quyền truy cập ví) và BR-08 (lưu vết lịch sử)</w:t>
+      </w:r>
+      <w:r>
+        <w:rPr>
+          <w:sz w:val="26"/>
+          <w:szCs w:val="26"/>
+        </w:rPr>
+        <w:t>.</w:t>
+      </w:r>
+    </w:p>
+    <w:p>
+      <w:pPr>
+        <w:spacing w:after="120"/>
+        <w:rPr>
+          <w:sz w:val="26"/>
+          <w:szCs w:val="26"/>
+        </w:rPr>
+      </w:pPr>
+      <w:r>
+        <w:rPr>
+          <w:b/>
+          <w:bCs/>
+          <w:sz w:val="26"/>
+          <w:szCs w:val="26"/>
+        </w:rPr>
+        <w:t>Đầu vào:</w:t>
+      </w:r>
+      <w:r>
+        <w:rPr>
+          <w:sz w:val="26"/>
+          <w:szCs w:val="26"/>
+        </w:rPr>
+        <w:t xml:space="preserve"> walletId, categoryId, amount, type (INCOME/EXPENSE), date, description.</w:t>
+      </w:r>
+    </w:p>
+    <w:p>
+      <w:pPr>
+        <w:spacing w:after="120"/>
+        <w:rPr>
+          <w:sz w:val="26"/>
+          <w:szCs w:val="26"/>
+        </w:rPr>
+      </w:pPr>
+      <w:r>
+        <w:rPr>
+          <w:b/>
+          <w:bCs/>
+          <w:sz w:val="26"/>
+          <w:szCs w:val="26"/>
+        </w:rPr>
+        <w:t>Đầu ra:</w:t>
+      </w:r>
+      <w:r>
+        <w:rPr>
+          <w:sz w:val="26"/>
+          <w:szCs w:val="26"/>
+        </w:rPr>
+        <w:t xml:space="preserve"> HTTP 201 Created kèm TransactionDTO, hoặc HTTP 403 nếu cố tình thêm giao dịch vào ví người khác được chia sẻ với quyền "Chỉ xem".</w:t>
+      </w:r>
+    </w:p>
+    <w:p>
+      <w:pPr>
+        <w:spacing w:after="120"/>
+        <w:rPr>
+          <w:sz w:val="26"/>
+          <w:szCs w:val="26"/>
+        </w:rPr>
+      </w:pPr>
+      <w:r>
+        <w:rPr>
+          <w:b/>
+          <w:bCs/>
+          <w:sz w:val="26"/>
+          <w:szCs w:val="26"/>
+        </w:rPr>
+        <w:lastRenderedPageBreak/>
+        <w:t>Luồng xử lý:</w:t>
+      </w:r>
+      <w:r>
+        <w:t xml:space="preserve"> </w:t>
+      </w:r>
+      <w:r>
+        <w:rPr>
+          <w:sz w:val="26"/>
+          <w:szCs w:val="26"/>
+        </w:rPr>
+        <w:t>Khi có yêu cầu tạo giao dịch, hệ thống trước tiên kiểm tra quyền sửa ví (hasEditPermission). Sau đó, giao dịch được lưu vào bảng transaction. Trong cùng một transaction của cơ sở dữ liệu, hệ thống cập nhật số dư ví và kiểm tra ngân sách. Khi sửa hoặc xóa giao dịch, hệ thống sẽ hoàn lại phần thay đổi của giao dịch cũ, cập nhật số dư theo dữ liệu mới và lưu lịch sử thay đổi vào bảng transaction_history.</w:t>
+      </w:r>
+    </w:p>
+    <w:p>
+      <w:pPr>
+        <w:spacing w:after="120"/>
+        <w:rPr>
+          <w:sz w:val="26"/>
+          <w:szCs w:val="26"/>
+        </w:rPr>
+      </w:pPr>
+      <w:r>
+        <w:rPr>
+          <w:b/>
+          <w:bCs/>
+          <w:sz w:val="26"/>
+          <w:szCs w:val="26"/>
+        </w:rPr>
+        <w:t>Đoạn mã then chốt:</w:t>
+      </w:r>
+      <w:r>
+        <w:rPr>
+          <w:sz w:val="26"/>
+          <w:szCs w:val="26"/>
+        </w:rPr>
+        <w:t xml:space="preserve"> </w:t>
+      </w:r>
+      <w:r>
+        <w:rPr>
+          <w:sz w:val="26"/>
+          <w:szCs w:val="26"/>
+        </w:rPr>
+        <w:t>mỗi giao dịch khi được tạo, sửa hoặc xóa đều phải đồng thời cập nhật số dư của ví trong cùng một transaction cơ sở dữ liệu, nhằm đảm bảo số dư và lịch sử giao dịch luôn nhất quán, tránh xảy ra tình trạng dữ liệu bị lệch nhau.</w:t>
+      </w:r>
+    </w:p>
+    <w:p>
+      <w:pPr>
+        <w:spacing w:after="120"/>
+        <w:rPr>
+          <w:sz w:val="26"/>
+          <w:szCs w:val="26"/>
+        </w:rPr>
+      </w:pPr>
+      <w:r>
+        <w:rPr>
+          <w:sz w:val="26"/>
+          <w:szCs w:val="26"/>
+        </w:rPr>
+        <w:drawing>
+          <wp:inline distT="0" distB="0" distL="0" distR="0" wp14:anchorId="0E629025" wp14:editId="6A98ADE5">
+            <wp:extent cx="5547995" cy="4029075"/>
+            <wp:effectExtent l="0" t="0" r="0" b="9525"/>
+            <wp:docPr id="40" name="Picture 40"/>
+            <wp:cNvGraphicFramePr>
+              <a:graphicFrameLocks xmlns:a="http://schemas.openxmlformats.org/drawingml/2006/main" noChangeAspect="1"/>
+            </wp:cNvGraphicFramePr>
+            <a:graphic xmlns:a="http://schemas.openxmlformats.org/drawingml/2006/main">
+              <a:graphicData uri="http://schemas.openxmlformats.org/drawingml/2006/picture">
+                <pic:pic xmlns:pic="http://schemas.openxmlformats.org/drawingml/2006/picture">
+                  <pic:nvPicPr>
+                    <pic:cNvPr id="1" name=""/>
+                    <pic:cNvPicPr/>
+                  </pic:nvPicPr>
+                  <pic:blipFill>
+                    <a:blip r:embed="rId33"/>
+                    <a:stretch>
+                      <a:fillRect/>
+                    </a:stretch>
+                  </pic:blipFill>
+                  <pic:spPr>
+                    <a:xfrm>
+                      <a:off x="0" y="0"/>
+                      <a:ext cx="5547995" cy="4029075"/>
+                    </a:xfrm>
+                    <a:prstGeom prst="rect">
+                      <a:avLst/>
+                    </a:prstGeom>
+                  </pic:spPr>
+                </pic:pic>
+              </a:graphicData>
+            </a:graphic>
+          </wp:inline>
+        </w:drawing>
+      </w:r>
+    </w:p>
+    <w:p>
+      <w:pPr>
+        <w:pStyle w:val="Caption"/>
+        <w:jc w:val="center"/>
+        <w:rPr>
+          <w:i w:val="0"/>
+          <w:iCs w:val="0"/>
+          <w:color w:val="auto"/>
+          <w:sz w:val="26"/>
+          <w:szCs w:val="26"/>
+        </w:rPr>
+      </w:pPr>
+      <w:r>
+        <w:rPr>
+          <w:i w:val="0"/>
+          <w:iCs w:val="0"/>
+          <w:color w:val="auto"/>
+          <w:sz w:val="26"/>
+          <w:szCs w:val="26"/>
+        </w:rPr>
+        <w:t xml:space="preserve">Hình </w:t>
+      </w:r>
+      <w:r>
+        <w:rPr>
+          <w:i w:val="0"/>
+          <w:iCs w:val="0"/>
+          <w:color w:val="auto"/>
+          <w:sz w:val="26"/>
+          <w:szCs w:val="26"/>
+        </w:rPr>
+        <w:fldChar w:fldCharType="begin"/>
+      </w:r>
+      <w:r>
+        <w:rPr>
+          <w:i w:val="0"/>
+          <w:iCs w:val="0"/>
+          <w:color w:val="auto"/>
+          <w:sz w:val="26"/>
+          <w:szCs w:val="26"/>
+        </w:rPr>
+        <w:instrText xml:space="preserve"> SEQ Hình \* ARABIC </w:instrText>
+      </w:r>
+      <w:r>
+        <w:rPr>
+          <w:i w:val="0"/>
+          <w:iCs w:val="0"/>
+          <w:color w:val="auto"/>
+          <w:sz w:val="26"/>
+          <w:szCs w:val="26"/>
+        </w:rPr>
+        <w:fldChar w:fldCharType="separate"/>
+      </w:r>
+      <w:r>
+        <w:rPr>
+          <w:i w:val="0"/>
+          <w:iCs w:val="0"/>
+          <w:noProof/>
+          <w:color w:val="auto"/>
+          <w:sz w:val="26"/>
+          <w:szCs w:val="26"/>
+        </w:rPr>
+        <w:t>22</w:t>
+      </w:r>
+      <w:r>
+        <w:rPr>
+          <w:i w:val="0"/>
+          <w:iCs w:val="0"/>
+          <w:color w:val="auto"/>
+          <w:sz w:val="26"/>
+          <w:szCs w:val="26"/>
+        </w:rPr>
+        <w:fldChar w:fldCharType="end"/>
+      </w:r>
+      <w:r>
+        <w:rPr>
+          <w:i w:val="0"/>
+          <w:iCs w:val="0"/>
+          <w:color w:val="auto"/>
+          <w:sz w:val="26"/>
+          <w:szCs w:val="26"/>
+        </w:rPr>
+        <w:t xml:space="preserve">: Đoạn mã then chốt </w:t>
+      </w:r>
+      <w:r>
+        <w:rPr>
+          <w:i w:val="0"/>
+          <w:iCs w:val="0"/>
+          <w:color w:val="auto"/>
+          <w:sz w:val="26"/>
+          <w:szCs w:val="26"/>
+        </w:rPr>
+        <w:t>nhóm 2</w:t>
+      </w:r>
+    </w:p>
+    <w:p>
+      <w:pPr>
+        <w:spacing w:after="120"/>
+        <w:rPr>
+          <w:sz w:val="26"/>
+          <w:szCs w:val="26"/>
+        </w:rPr>
+      </w:pPr>
+      <w:r>
+        <w:rPr>
+          <w:sz w:val="26"/>
+          <w:szCs w:val="26"/>
+        </w:rPr>
+        <w:t xml:space="preserve">Ba điểm đáng lưu ý trong đoạn mã trên: (1) kiểm tra quyền EDIT trên ví trước khi ghi nhận giao dịch, phục vụ tính năng chia sẻ ví trong gia đình; (2) walletRepository.updateBalance() sử dụng câu lệnh UPDATE ... SET balance = balance + :amount thay vì thực hiện theo cách đọc–sửa–ghi, giúp hạn chế lỗi race condition khi có nhiều giao dịch được thực hiện đồng thời; (3) sau khi ghi nhận </w:t>
+      </w:r>
+      <w:r>
+        <w:rPr>
+          <w:sz w:val="26"/>
+          <w:szCs w:val="26"/>
+        </w:rPr>
+        <w:lastRenderedPageBreak/>
+        <w:t>khoản chi, hệ thống gọi ngay budgetService.checkAndAlertBudget() để kiểm tra ngân sách trong tháng có bị vượt hoặc sắp vượt hay không, liên kết trực tiếp với FR-11.</w:t>
+      </w:r>
+    </w:p>
+    <w:p>
+      <w:pPr>
+        <w:spacing w:after="120"/>
+        <w:rPr>
+          <w:sz w:val="26"/>
+          <w:szCs w:val="26"/>
+        </w:rPr>
+      </w:pPr>
+      <w:r>
+        <w:rPr>
+          <w:sz w:val="26"/>
+          <w:szCs w:val="26"/>
+        </w:rPr>
+        <w:t>Khi sửa hoặc xóa giao dịch, nghiệp vụ tương tự được áp dụng theo chiều ngược lại: hệ thống hoàn tác ảnh hưởng của giá trị cũ lên số dư trước khi áp dụng giá trị mới. Đồng thời, một bản ghi TransactionHistory được lưu lại nếu có bất kỳ trường nào thay đổi, phục vụ chức năng xem lịch sử đối soát trên giao diện.</w:t>
+      </w:r>
+    </w:p>
+    <w:p>
+      <w:pPr>
+        <w:spacing w:after="120"/>
+        <w:rPr>
+          <w:sz w:val="26"/>
+          <w:szCs w:val="26"/>
+        </w:rPr>
+      </w:pPr>
+      <w:r>
+        <w:rPr>
+          <w:b/>
+          <w:bCs/>
+          <w:sz w:val="26"/>
+          <w:szCs w:val="26"/>
+        </w:rPr>
+        <w:t>Bằng chứng chạy:</w:t>
+      </w:r>
+      <w:r>
+        <w:rPr>
+          <w:sz w:val="26"/>
+          <w:szCs w:val="26"/>
+        </w:rPr>
+        <w:t xml:space="preserve"> giao dịch chi 50.000đ được tạo thành công, số dư ví giảm tương ứng, thể hiện qua giao diện TransactionsPage và được xác nhận lại bằng unit test createTransaction_HasEditPermission_Success.</w:t>
+      </w:r>
+    </w:p>
+    <w:p>
+      <w:pPr>
+        <w:spacing w:after="120"/>
+        <w:rPr>
+          <w:sz w:val="26"/>
+          <w:szCs w:val="26"/>
+        </w:rPr>
+      </w:pPr>
+      <w:r>
+        <w:rPr>
+          <w:sz w:val="26"/>
+          <w:szCs w:val="26"/>
+        </w:rPr>
+        <w:t>(bổ sung hình)</w:t>
+      </w:r>
+    </w:p>
+    <w:p>
+      <w:pPr>
+        <w:pStyle w:val="Heading3"/>
+        <w:rPr>
+          <w:b/>
+          <w:bCs/>
+          <w:color w:val="auto"/>
+          <w:sz w:val="26"/>
+          <w:szCs w:val="26"/>
+        </w:rPr>
+      </w:pPr>
+      <w:r>
+        <w:rPr>
+          <w:b/>
+          <w:bCs/>
+          <w:color w:val="auto"/>
+          <w:sz w:val="26"/>
+          <w:szCs w:val="26"/>
+        </w:rPr>
+        <w:t xml:space="preserve">4.4.3. </w:t>
+      </w:r>
+      <w:r>
+        <w:rPr>
+          <w:b/>
+          <w:bCs/>
+          <w:color w:val="auto"/>
+          <w:sz w:val="26"/>
+          <w:szCs w:val="26"/>
+        </w:rPr>
+        <w:t>Ngân sách chi và cảnh báo tự động</w:t>
+      </w:r>
+    </w:p>
+    <w:p>
+      <w:pPr>
+        <w:spacing w:after="120"/>
+        <w:rPr>
+          <w:sz w:val="26"/>
+          <w:szCs w:val="26"/>
+        </w:rPr>
+      </w:pPr>
+      <w:r>
+        <w:rPr>
+          <w:sz w:val="26"/>
+          <w:szCs w:val="26"/>
+        </w:rPr>
+        <w:t>H</w:t>
+      </w:r>
+      <w:r>
+        <w:rPr>
+          <w:sz w:val="26"/>
+          <w:szCs w:val="26"/>
+        </w:rPr>
+        <w:t>ệ thống h</w:t>
+      </w:r>
+      <w:r>
+        <w:rPr>
+          <w:sz w:val="26"/>
+          <w:szCs w:val="26"/>
+        </w:rPr>
+        <w:t>iện thực FR-09 (Tạo ngân sách) và FR-11 (Cảnh báo), tuân thủ các quy tắc BR-04 (kiểm tra theo kỳ), BR-05 (cấu hình ngưỡng) và BR-10 (ưu tiên cảnh báo).</w:t>
+      </w:r>
+    </w:p>
+    <w:p>
+      <w:pPr>
+        <w:spacing w:after="120"/>
+        <w:rPr>
+          <w:sz w:val="26"/>
+          <w:szCs w:val="26"/>
+        </w:rPr>
+      </w:pPr>
+      <w:r>
+        <w:rPr>
+          <w:b/>
+          <w:bCs/>
+          <w:sz w:val="26"/>
+          <w:szCs w:val="26"/>
+        </w:rPr>
+        <w:t>Đầu vào:</w:t>
+      </w:r>
+      <w:r>
+        <w:rPr>
+          <w:sz w:val="26"/>
+          <w:szCs w:val="26"/>
+        </w:rPr>
+        <w:t xml:space="preserve"> categoryId, month, year, limitAmount, warningPercent (tùy chọn).</w:t>
+      </w:r>
+    </w:p>
+    <w:p>
+      <w:pPr>
+        <w:spacing w:after="120"/>
+        <w:rPr>
+          <w:sz w:val="26"/>
+          <w:szCs w:val="26"/>
+        </w:rPr>
+      </w:pPr>
+      <w:r>
+        <w:rPr>
+          <w:b/>
+          <w:bCs/>
+          <w:sz w:val="26"/>
+          <w:szCs w:val="26"/>
+        </w:rPr>
+        <w:t>Đầu ra:</w:t>
+      </w:r>
+      <w:r>
+        <w:rPr>
+          <w:sz w:val="26"/>
+          <w:szCs w:val="26"/>
+        </w:rPr>
+        <w:t xml:space="preserve"> Cảnh báo in-app và gửi Email trực tiếp đến người dùng khi đạt ngưỡng.</w:t>
+      </w:r>
+    </w:p>
+    <w:p>
+      <w:pPr>
+        <w:spacing w:after="120"/>
+        <w:rPr>
+          <w:sz w:val="26"/>
+          <w:szCs w:val="26"/>
+        </w:rPr>
+      </w:pPr>
+      <w:r>
+        <w:rPr>
+          <w:b/>
+          <w:bCs/>
+          <w:sz w:val="26"/>
+          <w:szCs w:val="26"/>
+        </w:rPr>
+        <w:t>Luồng xử lý:</w:t>
+      </w:r>
+      <w:r>
+        <w:rPr>
+          <w:sz w:val="26"/>
+          <w:szCs w:val="26"/>
+        </w:rPr>
+        <w:t xml:space="preserve"> </w:t>
+      </w:r>
+      <w:r>
+        <w:rPr>
+          <w:sz w:val="26"/>
+          <w:szCs w:val="26"/>
+        </w:rPr>
+        <w:t>Hệ thống áp dụng ràng buộc UNIQUE(user, category, month, year) để tránh tạo trùng ngân sách. Hàm checkAndAlertBudget được tự động gọi khi có giao dịch chi tiêu. Hàm này tính tổng chi tiêu thực tế trong tháng và so sánh với hai ngưỡng: (1) Ngưỡng vượt mức 100% và (2) Ngưỡng cảnh báo do người dùng thiết lập hoặc mặc định là 80%.</w:t>
+      </w:r>
+    </w:p>
+    <w:p>
+      <w:pPr>
+        <w:spacing w:after="120"/>
+        <w:rPr>
+          <w:b/>
+          <w:bCs/>
+          <w:sz w:val="26"/>
+          <w:szCs w:val="26"/>
+        </w:rPr>
+      </w:pPr>
+      <w:r>
+        <w:rPr>
+          <w:b/>
+          <w:bCs/>
+          <w:sz w:val="26"/>
+          <w:szCs w:val="26"/>
+        </w:rPr>
+        <w:t>Đoạn mã then chốt:</w:t>
+      </w:r>
+    </w:p>
+    <w:p>
+      <w:pPr>
+        <w:spacing w:after="120"/>
+        <w:rPr>
+          <w:sz w:val="26"/>
+          <w:szCs w:val="26"/>
+        </w:rPr>
+      </w:pPr>
+      <w:r>
+        <w:rPr>
+          <w:sz w:val="26"/>
+          <w:szCs w:val="26"/>
+        </w:rPr>
+        <w:t xml:space="preserve">Cơ chế cảnh báo (checkAndAlertBudget) được kích hoạt tự động mỗi khi có giao dịch chi tiêu mới thuộc danh mục đang được đặt ngân sách. Hệ thống tính tổng chi tiêu trong tháng và so sánh với hai ngưỡng: ngưỡng cảnh báo (mặc định 80%, có thể tùy chỉnh thông qua warningPercent của từng ngân sách hoặc lấy từ cấu hình hệ thống DEFAULT_BUDGET_WARNING_PERCENT) và ngưỡng vượt mức </w:t>
+      </w:r>
+      <w:r>
+        <w:rPr>
+          <w:sz w:val="26"/>
+          <w:szCs w:val="26"/>
+        </w:rPr>
+        <w:lastRenderedPageBreak/>
+        <w:t>(100%). Mỗi mức cảnh báo chỉ được gửi một lần, sử dụng cờ warningSent và trạng thái EXCEED, nhằm tránh gửi thông báo lặp lại cho người dùng ở các giao dịch tiếp theo. Thông báo được gửi đồng thời qua hai kênh: bảng notification trong ứng dụng và email thông qua SMTP.</w:t>
+      </w:r>
+    </w:p>
+    <w:p>
+      <w:pPr>
+        <w:spacing w:after="120"/>
+        <w:rPr>
+          <w:sz w:val="26"/>
+          <w:szCs w:val="26"/>
+        </w:rPr>
+      </w:pPr>
+    </w:p>
+    <w:p>
+      <w:pPr>
+        <w:pStyle w:val="Caption"/>
+        <w:jc w:val="center"/>
+        <w:rPr>
+          <w:i w:val="0"/>
+          <w:iCs w:val="0"/>
+          <w:color w:val="auto"/>
+          <w:sz w:val="26"/>
+          <w:szCs w:val="26"/>
+        </w:rPr>
+      </w:pPr>
+      <w:r>
+        <w:rPr>
+          <w:i w:val="0"/>
+          <w:iCs w:val="0"/>
+          <w:color w:val="auto"/>
+          <w:sz w:val="26"/>
+          <w:szCs w:val="26"/>
+        </w:rPr>
+        <w:t xml:space="preserve">Hình </w:t>
+      </w:r>
+      <w:r>
+        <w:rPr>
+          <w:i w:val="0"/>
+          <w:iCs w:val="0"/>
+          <w:color w:val="auto"/>
+          <w:sz w:val="26"/>
+          <w:szCs w:val="26"/>
+        </w:rPr>
+        <w:fldChar w:fldCharType="begin"/>
+      </w:r>
+      <w:r>
+        <w:rPr>
+          <w:i w:val="0"/>
+          <w:iCs w:val="0"/>
+          <w:color w:val="auto"/>
+          <w:sz w:val="26"/>
+          <w:szCs w:val="26"/>
+        </w:rPr>
+        <w:instrText xml:space="preserve"> SEQ Hình \* ARABIC </w:instrText>
+      </w:r>
+      <w:r>
+        <w:rPr>
+          <w:i w:val="0"/>
+          <w:iCs w:val="0"/>
+          <w:color w:val="auto"/>
+          <w:sz w:val="26"/>
+          <w:szCs w:val="26"/>
+        </w:rPr>
+        <w:fldChar w:fldCharType="separate"/>
+      </w:r>
+      <w:r>
+        <w:rPr>
+          <w:i w:val="0"/>
+          <w:iCs w:val="0"/>
+          <w:noProof/>
+          <w:color w:val="auto"/>
+          <w:sz w:val="26"/>
+          <w:szCs w:val="26"/>
+        </w:rPr>
+        <w:t>23</w:t>
+      </w:r>
+      <w:r>
+        <w:rPr>
+          <w:i w:val="0"/>
+          <w:iCs w:val="0"/>
+          <w:color w:val="auto"/>
+          <w:sz w:val="26"/>
+          <w:szCs w:val="26"/>
+        </w:rPr>
+        <w:fldChar w:fldCharType="end"/>
+      </w:r>
+      <w:r>
+        <w:rPr>
+          <w:i w:val="0"/>
+          <w:iCs w:val="0"/>
+          <w:color w:val="auto"/>
+          <w:sz w:val="26"/>
+          <w:szCs w:val="26"/>
+        </w:rPr>
+        <w:t>: Đoạn mã then chốt nhóm 3</w:t>
+      </w:r>
+    </w:p>
+    <w:p>
+      <w:pPr>
+        <w:spacing w:after="120"/>
+        <w:rPr>
+          <w:b/>
+          <w:bCs/>
+          <w:sz w:val="26"/>
+          <w:szCs w:val="26"/>
+        </w:rPr>
+      </w:pPr>
+      <w:r>
+        <w:rPr>
+          <w:b/>
+          <w:bCs/>
+          <w:sz w:val="26"/>
+          <w:szCs w:val="26"/>
+        </w:rPr>
+        <w:t xml:space="preserve">Bằng chứng chạy: </w:t>
+      </w:r>
+    </w:p>
+    <w:p>
+      <w:pPr>
+        <w:spacing w:after="120"/>
+        <w:rPr>
+          <w:sz w:val="26"/>
+          <w:szCs w:val="26"/>
+        </w:rPr>
+      </w:pPr>
+      <w:r>
+        <w:rPr>
+          <w:sz w:val="26"/>
+          <w:szCs w:val="26"/>
+        </w:rPr>
+        <w:t>Với u</w:t>
+      </w:r>
+      <w:r>
+        <w:rPr>
+          <w:sz w:val="26"/>
+          <w:szCs w:val="26"/>
+        </w:rPr>
+        <w:t>nit test checkAndAlertBudget_ReachWarningLimit_SendsWarningOnce xác nhận khi chi tiêu đạt 4.500.000đ trên hạn mức 5.000.000đ (90%, vượt ngưỡng cảnh báo 80%), hệ thống gửi đúng một thông báo có mức ưu tiên 2 và một email. Đồng thời, test checkAndAlertBudget_BelowWarningLimit_DoesNothing xác nhận hệ thống không gửi thông báo khi tổng chi tiêu mới đạt 40% hạn mức.</w:t>
+      </w:r>
+    </w:p>
+    <w:p>
+      <w:pPr>
+        <w:spacing w:after="120"/>
+        <w:rPr>
+          <w:sz w:val="26"/>
+          <w:szCs w:val="26"/>
+        </w:rPr>
+      </w:pPr>
+      <w:r>
+        <w:rPr>
+          <w:sz w:val="26"/>
+          <w:szCs w:val="26"/>
+        </w:rPr>
+        <w:t>(sẽ bổ sung hình ảnh)</w:t>
+      </w:r>
+    </w:p>
+    <w:p>
+      <w:pPr>
+        <w:pStyle w:val="Heading3"/>
+        <w:rPr>
+          <w:b/>
+          <w:bCs/>
+          <w:color w:val="auto"/>
+          <w:sz w:val="26"/>
+          <w:szCs w:val="26"/>
+        </w:rPr>
+      </w:pPr>
+      <w:r>
+        <w:rPr>
+          <w:b/>
+          <w:bCs/>
+          <w:color w:val="auto"/>
+          <w:sz w:val="26"/>
+          <w:szCs w:val="26"/>
+        </w:rPr>
+        <w:t xml:space="preserve">4.4.4. </w:t>
+      </w:r>
+      <w:r>
+        <w:rPr>
+          <w:b/>
+          <w:bCs/>
+          <w:color w:val="auto"/>
+          <w:sz w:val="26"/>
+          <w:szCs w:val="26"/>
+        </w:rPr>
+        <w:t>Nhập sao kê giao dịch và chuẩn hóa dữ liệu (Khử trùng lặp)</w:t>
+      </w:r>
+    </w:p>
+    <w:p>
+      <w:pPr>
+        <w:spacing w:after="120"/>
+        <w:rPr>
+          <w:sz w:val="26"/>
+          <w:szCs w:val="26"/>
+        </w:rPr>
+      </w:pPr>
+      <w:r>
+        <w:rPr>
+          <w:sz w:val="26"/>
+          <w:szCs w:val="26"/>
+        </w:rPr>
+        <w:t xml:space="preserve">Gắn mã: </w:t>
+      </w:r>
+      <w:r>
+        <w:rPr>
+          <w:sz w:val="26"/>
+          <w:szCs w:val="26"/>
+        </w:rPr>
+        <w:t>Mục này hiện thực chức năng Nhập dữ liệu sao kê, tương ứng FR-06, FR-07 và tuân thủ quy tắc nghiệp vụ BR-03 (Phát hiện và khử giao dịch trùng lặp).</w:t>
+      </w:r>
+    </w:p>
+    <w:p>
+      <w:pPr>
+        <w:spacing w:after="120"/>
+        <w:rPr>
+          <w:b/>
+          <w:bCs/>
+          <w:sz w:val="26"/>
+          <w:szCs w:val="26"/>
+        </w:rPr>
+      </w:pPr>
+      <w:r>
+        <w:rPr>
+          <w:b/>
+          <w:bCs/>
+          <w:sz w:val="26"/>
+          <w:szCs w:val="26"/>
+        </w:rPr>
+        <w:t xml:space="preserve">Đầu vào: </w:t>
+      </w:r>
+      <w:r>
+        <w:rPr>
+          <w:sz w:val="26"/>
+          <w:szCs w:val="26"/>
+        </w:rPr>
+        <w:t>Tệp sao kê (.csv, .xlsx), các tham số ánh xạ cột (Ngày, Số tiền, Nội dung).</w:t>
+      </w:r>
+    </w:p>
+    <w:p>
+      <w:pPr>
+        <w:spacing w:after="120"/>
+        <w:rPr>
+          <w:b/>
+          <w:bCs/>
+          <w:sz w:val="26"/>
+          <w:szCs w:val="26"/>
+        </w:rPr>
+      </w:pPr>
+      <w:r>
+        <w:rPr>
+          <w:b/>
+          <w:bCs/>
+          <w:sz w:val="26"/>
+          <w:szCs w:val="26"/>
+        </w:rPr>
+        <w:t xml:space="preserve">Đầu ra: </w:t>
+      </w:r>
+      <w:r>
+        <w:rPr>
+          <w:sz w:val="26"/>
+          <w:szCs w:val="26"/>
+        </w:rPr>
+        <w:t>Giao dịch được nạp vào cơ sở dữ liệu, đối tượng ImportBatchDTO thống kê số dòng thành công, thất bại và trùng lặp.</w:t>
+      </w:r>
+    </w:p>
+    <w:p>
+      <w:pPr>
+        <w:spacing w:after="120"/>
+        <w:rPr>
+          <w:sz w:val="26"/>
+          <w:szCs w:val="26"/>
+        </w:rPr>
+      </w:pPr>
+      <w:r>
+        <w:rPr>
+          <w:b/>
+          <w:bCs/>
+          <w:sz w:val="26"/>
+          <w:szCs w:val="26"/>
+        </w:rPr>
+        <w:t>Luồng xử lý</w:t>
+      </w:r>
+      <w:r>
+        <w:rPr>
+          <w:b/>
+          <w:bCs/>
+          <w:sz w:val="26"/>
+          <w:szCs w:val="26"/>
+        </w:rPr>
+        <w:t>:</w:t>
+      </w:r>
+      <w:r>
+        <w:rPr>
+          <w:sz w:val="26"/>
+          <w:szCs w:val="26"/>
+        </w:rPr>
+        <w:t xml:space="preserve"> gồm hai bước bước xem trước (POST /import-batches/preview) đọc dòng tiêu đề và trả về danh sách cột</w:t>
+      </w:r>
+      <w:r>
+        <w:rPr>
+          <w:sz w:val="26"/>
+          <w:szCs w:val="26"/>
+        </w:rPr>
+        <w:t xml:space="preserve"> cho frontend</w:t>
+      </w:r>
+      <w:r>
+        <w:rPr>
+          <w:sz w:val="26"/>
+          <w:szCs w:val="26"/>
+        </w:rPr>
+        <w:t xml:space="preserve"> để người dùng</w:t>
+      </w:r>
+      <w:r>
+        <w:rPr>
+          <w:sz w:val="26"/>
+          <w:szCs w:val="26"/>
+        </w:rPr>
+        <w:t xml:space="preserve"> tự lựa chọn cột</w:t>
+      </w:r>
+      <w:r>
+        <w:rPr>
+          <w:sz w:val="26"/>
+          <w:szCs w:val="26"/>
+        </w:rPr>
+        <w:t>; bước nhập chính thức (POST /import-batches/upload) xử lý toàn bộ dữ liệu được tải lên.</w:t>
+      </w:r>
+      <w:r>
+        <w:rPr>
+          <w:sz w:val="26"/>
+          <w:szCs w:val="26"/>
+        </w:rPr>
+        <w:t xml:space="preserve"> </w:t>
+      </w:r>
+      <w:r>
+        <w:rPr>
+          <w:sz w:val="26"/>
+          <w:szCs w:val="26"/>
+        </w:rPr>
+        <w:t>Với mỗi dòng dữ liệu, hệ thống kiểm tra trùng lặp dựa trên ví, ngày, số tiền và nội dung để tránh nhập lại giao dịch đã tồn tại</w:t>
+      </w:r>
+      <w:r>
+        <w:rPr>
+          <w:sz w:val="26"/>
+          <w:szCs w:val="26"/>
+        </w:rPr>
+        <w:t xml:space="preserve"> theo BR-03.</w:t>
+      </w:r>
+    </w:p>
+    <w:p>
+      <w:pPr>
+        <w:spacing w:after="120"/>
+        <w:rPr>
+          <w:sz w:val="26"/>
+          <w:szCs w:val="26"/>
+        </w:rPr>
+      </w:pPr>
+      <w:r>
+        <w:rPr>
+          <w:sz w:val="26"/>
+          <w:szCs w:val="26"/>
+        </w:rPr>
+        <w:t xml:space="preserve">Hệ thống xử lý file theo cấu hình cột đã được ánh xạ, đồng thời chuẩn hóa định dạng ngày tháng do dữ liệu từ các ngân hàng có thể sử dụng các định dạng khác nhau như dd/MM/yyyy hoặc yyyy-MM-dd. </w:t>
+      </w:r>
+    </w:p>
+    <w:p>
+      <w:pPr>
+        <w:spacing w:after="120"/>
+        <w:rPr>
+          <w:b/>
+          <w:bCs/>
+          <w:sz w:val="26"/>
+          <w:szCs w:val="26"/>
+        </w:rPr>
+      </w:pPr>
+      <w:r>
+        <w:rPr>
+          <w:b/>
+          <w:bCs/>
+          <w:sz w:val="26"/>
+          <w:szCs w:val="26"/>
+        </w:rPr>
+        <w:lastRenderedPageBreak/>
+        <w:t>Đoạn mã then chốt:</w:t>
+      </w:r>
+    </w:p>
+    <w:p>
+      <w:pPr>
+        <w:spacing w:after="120"/>
+        <w:jc w:val="center"/>
+        <w:rPr>
+          <w:sz w:val="26"/>
+          <w:szCs w:val="26"/>
+        </w:rPr>
+      </w:pPr>
+      <w:r>
+        <w:rPr>
+          <w:sz w:val="26"/>
+          <w:szCs w:val="26"/>
+        </w:rPr>
+        <w:drawing>
+          <wp:inline distT="0" distB="0" distL="0" distR="0" wp14:anchorId="510FC6EC" wp14:editId="1FA44BB1">
+            <wp:extent cx="4919133" cy="3366315"/>
+            <wp:effectExtent l="0" t="0" r="0" b="5715"/>
+            <wp:docPr id="41" name="Picture 41"/>
+            <wp:cNvGraphicFramePr>
+              <a:graphicFrameLocks xmlns:a="http://schemas.openxmlformats.org/drawingml/2006/main" noChangeAspect="1"/>
+            </wp:cNvGraphicFramePr>
+            <a:graphic xmlns:a="http://schemas.openxmlformats.org/drawingml/2006/main">
+              <a:graphicData uri="http://schemas.openxmlformats.org/drawingml/2006/picture">
+                <pic:pic xmlns:pic="http://schemas.openxmlformats.org/drawingml/2006/picture">
+                  <pic:nvPicPr>
+                    <pic:cNvPr id="1" name=""/>
+                    <pic:cNvPicPr/>
+                  </pic:nvPicPr>
+                  <pic:blipFill>
+                    <a:blip r:embed="rId34"/>
+                    <a:stretch>
+                      <a:fillRect/>
+                    </a:stretch>
+                  </pic:blipFill>
+                  <pic:spPr>
+                    <a:xfrm>
+                      <a:off x="0" y="0"/>
+                      <a:ext cx="4921998" cy="3368276"/>
+                    </a:xfrm>
+                    <a:prstGeom prst="rect">
+                      <a:avLst/>
+                    </a:prstGeom>
+                  </pic:spPr>
+                </pic:pic>
+              </a:graphicData>
+            </a:graphic>
+          </wp:inline>
+        </w:drawing>
+      </w:r>
+    </w:p>
+    <w:p>
+      <w:pPr>
+        <w:pStyle w:val="Caption"/>
+        <w:jc w:val="center"/>
+        <w:rPr>
+          <w:i w:val="0"/>
+          <w:iCs w:val="0"/>
+          <w:color w:val="auto"/>
+          <w:sz w:val="26"/>
+          <w:szCs w:val="26"/>
+        </w:rPr>
+      </w:pPr>
+      <w:r>
+        <w:rPr>
+          <w:i w:val="0"/>
+          <w:iCs w:val="0"/>
+          <w:color w:val="auto"/>
+          <w:sz w:val="26"/>
+          <w:szCs w:val="26"/>
+        </w:rPr>
+        <w:t xml:space="preserve">Hình </w:t>
+      </w:r>
+      <w:r>
+        <w:rPr>
+          <w:i w:val="0"/>
+          <w:iCs w:val="0"/>
+          <w:color w:val="auto"/>
+          <w:sz w:val="26"/>
+          <w:szCs w:val="26"/>
+        </w:rPr>
+        <w:fldChar w:fldCharType="begin"/>
+      </w:r>
+      <w:r>
+        <w:rPr>
+          <w:i w:val="0"/>
+          <w:iCs w:val="0"/>
+          <w:color w:val="auto"/>
+          <w:sz w:val="26"/>
+          <w:szCs w:val="26"/>
+        </w:rPr>
+        <w:instrText xml:space="preserve"> SEQ Hình \* ARABIC </w:instrText>
+      </w:r>
+      <w:r>
+        <w:rPr>
+          <w:i w:val="0"/>
+          <w:iCs w:val="0"/>
+          <w:color w:val="auto"/>
+          <w:sz w:val="26"/>
+          <w:szCs w:val="26"/>
+        </w:rPr>
+        <w:fldChar w:fldCharType="separate"/>
+      </w:r>
+      <w:r>
+        <w:rPr>
+          <w:i w:val="0"/>
+          <w:iCs w:val="0"/>
+          <w:noProof/>
+          <w:color w:val="auto"/>
+          <w:sz w:val="26"/>
+          <w:szCs w:val="26"/>
+        </w:rPr>
+        <w:t>24</w:t>
+      </w:r>
+      <w:r>
+        <w:rPr>
+          <w:i w:val="0"/>
+          <w:iCs w:val="0"/>
+          <w:color w:val="auto"/>
+          <w:sz w:val="26"/>
+          <w:szCs w:val="26"/>
+        </w:rPr>
+        <w:fldChar w:fldCharType="end"/>
+      </w:r>
+      <w:r>
+        <w:rPr>
+          <w:i w:val="0"/>
+          <w:iCs w:val="0"/>
+          <w:color w:val="auto"/>
+          <w:sz w:val="26"/>
+          <w:szCs w:val="26"/>
+        </w:rPr>
+        <w:t>: Đoạn mã then chốt 4</w:t>
+      </w:r>
+    </w:p>
+    <w:p>
+      <w:pPr>
+        <w:spacing w:after="120"/>
+        <w:rPr>
+          <w:sz w:val="26"/>
+          <w:szCs w:val="26"/>
+        </w:rPr>
+      </w:pPr>
+      <w:r>
+        <w:rPr>
+          <w:sz w:val="26"/>
+          <w:szCs w:val="26"/>
+        </w:rPr>
+        <w:t>Bằng chứng chạy: test importData_DuplicateData_SkipsRow xác nhận dòng dữ liệu trùng được bỏ qua và ghi nhận vào duplicatedRows; test importData_InvalidFormat_ThrowsExceptionAndRollback xác nhận khi dữ liệu ngày tháng sai định dạng, toàn bộ giao dịch trong file không được lưu nhờ cơ chế transaction rollback, tránh tình trạng dữ liệu chỉ được nhập một phần.</w:t>
+      </w:r>
+    </w:p>
+    <w:p>
+      <w:pPr>
+        <w:pStyle w:val="Heading3"/>
+        <w:rPr>
+          <w:b/>
+          <w:bCs/>
+          <w:color w:val="auto"/>
+          <w:sz w:val="26"/>
+          <w:szCs w:val="26"/>
+        </w:rPr>
+      </w:pPr>
+      <w:r>
+        <w:rPr>
+          <w:b/>
+          <w:bCs/>
+          <w:color w:val="auto"/>
+          <w:sz w:val="26"/>
+          <w:szCs w:val="26"/>
+        </w:rPr>
+        <w:t xml:space="preserve">4.4.5. </w:t>
+      </w:r>
+      <w:r>
+        <w:rPr>
+          <w:b/>
+          <w:bCs/>
+          <w:color w:val="auto"/>
+          <w:sz w:val="26"/>
+          <w:szCs w:val="26"/>
+        </w:rPr>
+        <w:t>Trợ lý AI phân tích tài chính (DashBoard)</w:t>
+      </w:r>
+    </w:p>
+    <w:p>
+      <w:pPr>
+        <w:spacing w:after="120"/>
+        <w:rPr>
+          <w:sz w:val="26"/>
+          <w:szCs w:val="26"/>
+        </w:rPr>
+      </w:pPr>
+      <w:r>
+        <w:rPr>
+          <w:sz w:val="26"/>
+          <w:szCs w:val="26"/>
+        </w:rPr>
+        <w:t>Tương ứng FR-03, module ai_assistant kết hợp với reports.</w:t>
+      </w:r>
+    </w:p>
+    <w:p>
+      <w:pPr>
+        <w:spacing w:after="120"/>
+        <w:rPr>
+          <w:sz w:val="26"/>
+          <w:szCs w:val="26"/>
+        </w:rPr>
+      </w:pPr>
+      <w:r>
+        <w:rPr>
+          <w:b/>
+          <w:bCs/>
+          <w:sz w:val="26"/>
+          <w:szCs w:val="26"/>
+        </w:rPr>
+        <w:t>Đầu vào:</w:t>
+      </w:r>
+      <w:r>
+        <w:rPr>
+          <w:sz w:val="26"/>
+          <w:szCs w:val="26"/>
+        </w:rPr>
+        <w:t xml:space="preserve"> Chuỗi JSON chứa tổng quan thu/chi và danh sách chi tiêu theo danh mục trong kỳ.</w:t>
+      </w:r>
+    </w:p>
+    <w:p>
+      <w:pPr>
+        <w:spacing w:after="120"/>
+        <w:rPr>
+          <w:sz w:val="26"/>
+          <w:szCs w:val="26"/>
+        </w:rPr>
+      </w:pPr>
+      <w:r>
+        <w:rPr>
+          <w:b/>
+          <w:bCs/>
+          <w:sz w:val="26"/>
+          <w:szCs w:val="26"/>
+        </w:rPr>
+        <w:t>Đầu ra</w:t>
+      </w:r>
+      <w:r>
+        <w:rPr>
+          <w:sz w:val="26"/>
+          <w:szCs w:val="26"/>
+        </w:rPr>
+        <w:t>: Một đoạn văn bản phản hồi dưới 150 chữ, đóng vai trò chuyên gia tài chính.</w:t>
+      </w:r>
+    </w:p>
+    <w:p>
+      <w:pPr>
+        <w:spacing w:after="120"/>
+        <w:rPr>
+          <w:sz w:val="26"/>
+          <w:szCs w:val="26"/>
+        </w:rPr>
+      </w:pPr>
+      <w:r>
+        <w:rPr>
+          <w:b/>
+          <w:bCs/>
+          <w:sz w:val="26"/>
+          <w:szCs w:val="26"/>
+        </w:rPr>
+        <w:t>Luồng xử lý:</w:t>
+      </w:r>
+      <w:r>
+        <w:rPr>
+          <w:sz w:val="26"/>
+          <w:szCs w:val="26"/>
+        </w:rPr>
+        <w:t xml:space="preserve"> ReportService tính toán dữ liệu tổng quan, sau đó chuỗi dữ liệu này được nhúng vào prompt động.</w:t>
+      </w:r>
+      <w:r>
+        <w:rPr>
+          <w:sz w:val="26"/>
+          <w:szCs w:val="26"/>
+        </w:rPr>
+        <w:t xml:space="preserve"> Prompt được xây dựng động, đưa các số liệu thực tế của người dùng như tổng thu, tổng chi và chi tiết chi tiêu theo từng danh mục vào </w:t>
+      </w:r>
+      <w:r>
+        <w:rPr>
+          <w:sz w:val="26"/>
+          <w:szCs w:val="26"/>
+        </w:rPr>
+        <w:lastRenderedPageBreak/>
+        <w:t xml:space="preserve">nội dung yêu cầu. </w:t>
+      </w:r>
+      <w:r>
+        <w:rPr>
+          <w:sz w:val="26"/>
+          <w:szCs w:val="26"/>
+        </w:rPr>
+        <w:t xml:space="preserve"> </w:t>
+      </w:r>
+      <w:r>
+        <w:rPr>
+          <w:sz w:val="26"/>
+          <w:szCs w:val="26"/>
+        </w:rPr>
+        <w:t>Ở phía giao diện, hệ thống cũng xử lý riêng trường hợp AI không phản hồi hoặc xảy ra lỗi thông qua trạng thái aiError, hiển thị nút thử lại để người dùng có thể thực hiện lại yêu cầu thay vì để khu vực nhận xét bị trống hoặc gây lỗi toàn bộ trang.</w:t>
+      </w:r>
+    </w:p>
+    <w:p>
+      <w:pPr>
+        <w:spacing w:after="120"/>
+        <w:rPr>
+          <w:b/>
+          <w:bCs/>
+          <w:sz w:val="26"/>
+          <w:szCs w:val="26"/>
+        </w:rPr>
+      </w:pPr>
+      <w:r>
+        <w:rPr>
+          <w:b/>
+          <w:bCs/>
+          <w:sz w:val="26"/>
+          <w:szCs w:val="26"/>
+        </w:rPr>
+        <w:t>Đoạn mã then chốt:</w:t>
+      </w:r>
+    </w:p>
+    <w:p>
+      <w:pPr>
+        <w:spacing w:after="120"/>
+        <w:rPr>
+          <w:sz w:val="26"/>
+          <w:szCs w:val="26"/>
+        </w:rPr>
+      </w:pPr>
+      <w:r>
+        <w:rPr>
+          <w:sz w:val="26"/>
+          <w:szCs w:val="26"/>
+        </w:rPr>
+        <w:drawing>
+          <wp:inline distT="0" distB="0" distL="0" distR="0" wp14:anchorId="7D541BC6" wp14:editId="07827335">
+            <wp:extent cx="5547995" cy="1664335"/>
+            <wp:effectExtent l="0" t="0" r="0" b="0"/>
+            <wp:docPr id="42" name="Picture 42"/>
+            <wp:cNvGraphicFramePr>
+              <a:graphicFrameLocks xmlns:a="http://schemas.openxmlformats.org/drawingml/2006/main" noChangeAspect="1"/>
+            </wp:cNvGraphicFramePr>
+            <a:graphic xmlns:a="http://schemas.openxmlformats.org/drawingml/2006/main">
+              <a:graphicData uri="http://schemas.openxmlformats.org/drawingml/2006/picture">
+                <pic:pic xmlns:pic="http://schemas.openxmlformats.org/drawingml/2006/picture">
+                  <pic:nvPicPr>
+                    <pic:cNvPr id="1" name=""/>
+                    <pic:cNvPicPr/>
+                  </pic:nvPicPr>
+                  <pic:blipFill>
+                    <a:blip r:embed="rId35"/>
+                    <a:stretch>
+                      <a:fillRect/>
+                    </a:stretch>
+                  </pic:blipFill>
+                  <pic:spPr>
+                    <a:xfrm>
+                      <a:off x="0" y="0"/>
+                      <a:ext cx="5547995" cy="1664335"/>
+                    </a:xfrm>
+                    <a:prstGeom prst="rect">
+                      <a:avLst/>
+                    </a:prstGeom>
+                  </pic:spPr>
+                </pic:pic>
+              </a:graphicData>
+            </a:graphic>
+          </wp:inline>
+        </w:drawing>
+      </w:r>
+    </w:p>
+    <w:p>
+      <w:pPr>
+        <w:pStyle w:val="Heading3"/>
+        <w:rPr>
+          <w:b/>
+          <w:bCs/>
+          <w:color w:val="auto"/>
+          <w:sz w:val="26"/>
+          <w:szCs w:val="26"/>
+        </w:rPr>
+      </w:pPr>
+      <w:r>
+        <w:rPr>
+          <w:b/>
+          <w:bCs/>
+          <w:color w:val="auto"/>
+          <w:sz w:val="26"/>
+          <w:szCs w:val="26"/>
+        </w:rPr>
+        <w:t>4.4.6. Chia sẻ ví gia đình và phân quyền truy cập</w:t>
+      </w:r>
+    </w:p>
+    <w:p>
+      <w:pPr>
+        <w:spacing w:after="120"/>
+        <w:rPr>
+          <w:sz w:val="26"/>
+          <w:szCs w:val="26"/>
+        </w:rPr>
+      </w:pPr>
+      <w:r>
+        <w:rPr>
+          <w:sz w:val="26"/>
+          <w:szCs w:val="26"/>
+        </w:rPr>
+        <w:t>Hiện thực chức năng chia sẻ tài khoản (FR-13), xử lý quyền truy cập giữa các tài khoản (BR-06) và kiểm tra tính hợp lệ của người được mời (BR-12).</w:t>
+      </w:r>
+    </w:p>
+    <w:p>
+      <w:pPr>
+        <w:spacing w:after="120"/>
+        <w:rPr>
+          <w:sz w:val="26"/>
+          <w:szCs w:val="26"/>
+        </w:rPr>
+      </w:pPr>
+      <w:r>
+        <w:rPr>
+          <w:b/>
+          <w:bCs/>
+          <w:sz w:val="26"/>
+          <w:szCs w:val="26"/>
+        </w:rPr>
+        <w:t>Đầu vào:</w:t>
+      </w:r>
+      <w:r>
+        <w:rPr>
+          <w:sz w:val="26"/>
+          <w:szCs w:val="26"/>
+        </w:rPr>
+        <w:t xml:space="preserve"> email người được mời, quyền permission (VIEW / EDIT).</w:t>
+      </w:r>
+    </w:p>
+    <w:p>
+      <w:pPr>
+        <w:spacing w:after="120"/>
+        <w:rPr>
+          <w:sz w:val="26"/>
+          <w:szCs w:val="26"/>
+        </w:rPr>
+      </w:pPr>
+      <w:r>
+        <w:rPr>
+          <w:b/>
+          <w:bCs/>
+          <w:sz w:val="26"/>
+          <w:szCs w:val="26"/>
+        </w:rPr>
+        <w:t>Đầu ra:</w:t>
+      </w:r>
+      <w:r>
+        <w:rPr>
+          <w:sz w:val="26"/>
+          <w:szCs w:val="26"/>
+        </w:rPr>
+        <w:t xml:space="preserve"> HTTP 200 (Thêm thành viên thành công, gửi Email) hoặc HTTP 400 (Từ chối nếu Email không hợp lệ).</w:t>
+      </w:r>
+    </w:p>
+    <w:p>
+      <w:pPr>
+        <w:spacing w:after="120"/>
+        <w:rPr>
+          <w:b/>
+          <w:bCs/>
+          <w:sz w:val="26"/>
+          <w:szCs w:val="26"/>
+        </w:rPr>
+      </w:pPr>
+      <w:r>
+        <w:rPr>
+          <w:b/>
+          <w:bCs/>
+          <w:sz w:val="26"/>
+          <w:szCs w:val="26"/>
+        </w:rPr>
+        <w:t>Luồng xử lý:</w:t>
+      </w:r>
+    </w:p>
+    <w:p>
+      <w:pPr>
+        <w:spacing w:after="120"/>
+        <w:rPr>
+          <w:sz w:val="26"/>
+          <w:szCs w:val="26"/>
+        </w:rPr>
+      </w:pPr>
+      <w:r>
+        <w:rPr>
+          <w:sz w:val="26"/>
+          <w:szCs w:val="26"/>
+        </w:rPr>
+        <w:t>Khi chủ ví gửi yêu cầu chia sẻ, hệ thống kiểm tra Email có tồn tại trong bảng Users hay không (BR-12). Sau đó, hệ thống kiểm tra người mời và người được mời có thuộc cùng một Family hay không. Nếu hợp lệ, hệ thống tạo bản ghi trong bảng wallet_member và gửi email thông báo đến người được mời.</w:t>
+      </w:r>
+    </w:p>
+    <w:p>
+      <w:pPr>
+        <w:spacing w:after="120"/>
+        <w:rPr>
+          <w:b/>
+          <w:bCs/>
+          <w:sz w:val="26"/>
+          <w:szCs w:val="26"/>
+        </w:rPr>
+      </w:pPr>
+      <w:r>
+        <w:rPr>
+          <w:b/>
+          <w:bCs/>
+          <w:sz w:val="26"/>
+          <w:szCs w:val="26"/>
+        </w:rPr>
+        <w:t>Đoạn mã then chốt:</w:t>
+      </w:r>
+    </w:p>
+    <w:p>
+      <w:pPr>
+        <w:spacing w:after="120"/>
+        <w:rPr>
+          <w:sz w:val="26"/>
+          <w:szCs w:val="26"/>
+        </w:rPr>
+      </w:pPr>
+      <w:r>
+        <w:rPr>
+          <w:sz w:val="26"/>
+          <w:szCs w:val="26"/>
+        </w:rPr>
+        <w:t>Đoạn mã thể hiện sự kiểm soát logic nghiệp vụ chặt chẽ, từ chối việc tạo bản ghi rác (pending invite) nếu email chưa đăng ký hệ thống.</w:t>
+      </w:r>
+    </w:p>
+    <w:p>
+      <w:pPr>
+        <w:spacing w:after="120"/>
+        <w:rPr>
+          <w:sz w:val="26"/>
+          <w:szCs w:val="26"/>
+        </w:rPr>
+      </w:pPr>
+      <w:r>
+        <w:rPr>
+          <w:sz w:val="26"/>
+          <w:szCs w:val="26"/>
+        </w:rPr>
+        <w:lastRenderedPageBreak/>
+        <w:drawing>
+          <wp:inline distT="0" distB="0" distL="0" distR="0" wp14:anchorId="4D3612FA" wp14:editId="02E12637">
+            <wp:extent cx="5547995" cy="3666490"/>
+            <wp:effectExtent l="0" t="0" r="0" b="0"/>
+            <wp:docPr id="43" name="Picture 43"/>
+            <wp:cNvGraphicFramePr>
+              <a:graphicFrameLocks xmlns:a="http://schemas.openxmlformats.org/drawingml/2006/main" noChangeAspect="1"/>
+            </wp:cNvGraphicFramePr>
+            <a:graphic xmlns:a="http://schemas.openxmlformats.org/drawingml/2006/main">
+              <a:graphicData uri="http://schemas.openxmlformats.org/drawingml/2006/picture">
+                <pic:pic xmlns:pic="http://schemas.openxmlformats.org/drawingml/2006/picture">
+                  <pic:nvPicPr>
+                    <pic:cNvPr id="1" name=""/>
+                    <pic:cNvPicPr/>
+                  </pic:nvPicPr>
+                  <pic:blipFill>
+                    <a:blip r:embed="rId36"/>
+                    <a:stretch>
+                      <a:fillRect/>
+                    </a:stretch>
+                  </pic:blipFill>
+                  <pic:spPr>
+                    <a:xfrm>
+                      <a:off x="0" y="0"/>
+                      <a:ext cx="5547995" cy="3666490"/>
+                    </a:xfrm>
+                    <a:prstGeom prst="rect">
+                      <a:avLst/>
+                    </a:prstGeom>
+                  </pic:spPr>
+                </pic:pic>
+              </a:graphicData>
+            </a:graphic>
+          </wp:inline>
+        </w:drawing>
+      </w:r>
+    </w:p>
+    <w:p>
+      <w:pPr>
+        <w:spacing w:after="120"/>
+        <w:rPr>
+          <w:b/>
+          <w:bCs/>
+          <w:sz w:val="26"/>
+          <w:szCs w:val="26"/>
+        </w:rPr>
+      </w:pPr>
+      <w:r>
+        <w:rPr>
+          <w:b/>
+          <w:bCs/>
+          <w:sz w:val="26"/>
+          <w:szCs w:val="26"/>
+        </w:rPr>
+        <w:t>Bằng chứng chạy:</w:t>
+      </w:r>
+    </w:p>
+    <w:p>
+      <w:pPr>
+        <w:spacing w:after="120"/>
+        <w:rPr>
+          <w:sz w:val="26"/>
+          <w:szCs w:val="26"/>
+        </w:rPr>
+      </w:pPr>
+    </w:p>
+    <w:p>
+      <w:pPr>
+        <w:pStyle w:val="Heading2"/>
+        <w:rPr>
+          <w:b/>
+          <w:bCs/>
+          <w:color w:val="auto"/>
+        </w:rPr>
+      </w:pPr>
+      <w:r>
+        <w:rPr>
+          <w:b/>
+          <w:bCs/>
+          <w:color w:val="auto"/>
+        </w:rPr>
         <w:t>4.</w:t>
       </w:r>
       <w:r>
         <w:rPr>
-          <w:sz w:val="26"/>
-          <w:szCs w:val="26"/>
-        </w:rPr>
-        <w:t>4</w:t>
-      </w:r>
-      <w:r>
-        <w:rPr>
-          <w:sz w:val="26"/>
-          <w:szCs w:val="26"/>
-        </w:rPr>
-        <w:t>. Xây dựng các chức năng chính</w:t>
-      </w:r>
-      <w:r>
-        <w:rPr>
-          <w:sz w:val="26"/>
-          <w:szCs w:val="26"/>
-        </w:rPr>
-        <w:br/>
-      </w:r>
-      <w:r>
-        <w:rPr>
-          <w:sz w:val="26"/>
-          <w:szCs w:val="26"/>
-        </w:rPr>
-        <w:t xml:space="preserve">4.4.1. </w:t>
-      </w:r>
-      <w:r>
-        <w:rPr>
-          <w:sz w:val="26"/>
-          <w:szCs w:val="26"/>
-        </w:rPr>
-        <w:t xml:space="preserve">Nhóm chức năng CRUD cơ bản (đại diện: Quản lý </w:t>
-      </w:r>
-      <w:r>
-        <w:rPr>
-          <w:sz w:val="26"/>
-          <w:szCs w:val="26"/>
-        </w:rPr>
-        <w:t>ví)</w:t>
+          <w:b/>
+          <w:bCs/>
+          <w:color w:val="auto"/>
+        </w:rPr>
+        <w:t>5. Phần lõi kỹ thuật đặc thù</w:t>
       </w:r>
     </w:p>
     <w:p>
@@ -25907,14 +27736,21 @@
           <w:sz w:val="26"/>
           <w:szCs w:val="26"/>
         </w:rPr>
-        <w:t>Chức năng tương ứng với FR-02 (quản lý các giao dịch và ví), đ</w:t>
-      </w:r>
-      <w:r>
-        <w:rPr>
-          <w:sz w:val="26"/>
-          <w:szCs w:val="26"/>
-        </w:rPr>
-        <w:t>ặc tả trong WalletController và WalletServiceImpl</w:t>
+        <w:t>Bài toán khó nhất trong đề tài không nằm ở việc lưu trữ dữ liệu tài chính (vốn là CRUD tương đối chuẩn mực), mà nằm ở việc tự động gán danh mục cho một giao dịch chỉ dựa trên một dòng mô tả ngắn, không có cấu trúc, xuất hiện ở hai nơi: nhập sao kê hàng loạt</w:t>
+      </w:r>
+      <w:r>
+        <w:rPr>
+          <w:sz w:val="26"/>
+          <w:szCs w:val="26"/>
+        </w:rPr>
+        <w:t xml:space="preserve"> bằng file Excel hoặc CSV</w:t>
+      </w:r>
+      <w:r>
+        <w:rPr>
+          <w:sz w:val="26"/>
+          <w:szCs w:val="26"/>
+        </w:rPr>
+        <w:t>.</w:t>
       </w:r>
     </w:p>
     <w:p>
@@ -25930,7 +27766,433 @@
           <w:sz w:val="26"/>
           <w:szCs w:val="26"/>
         </w:rPr>
-        <w:t>Bảng đầu vào và đầu ra</w:t>
+        <w:t>Vì sao không dùng một mô hình học máy tự huấn luyện: với một ứng dụng cá nhân, mỗi người dùng có tập giao dịch riêng, không đủ dữ liệu để huấn luyện một mô hình phân loại văn bản có độ chính xác chấp nhận được; đồng thời việc huấn luyện và duy trì mô hình vượt quá phạm vi và thời lượng của một đồ án.</w:t>
+      </w:r>
+      <w:r>
+        <w:rPr>
+          <w:sz w:val="26"/>
+          <w:szCs w:val="26"/>
+        </w:rPr>
+        <w:t>Hệ thống</w:t>
+      </w:r>
+      <w:r>
+        <w:rPr>
+          <w:sz w:val="26"/>
+          <w:szCs w:val="26"/>
+        </w:rPr>
+        <w:t xml:space="preserve"> cân nhắc ba phương án: (1) chỉ dùng luật từ khóa thuần túy </w:t>
+      </w:r>
+      <w:r>
+        <w:rPr>
+          <w:sz w:val="26"/>
+          <w:szCs w:val="26"/>
+        </w:rPr>
+        <w:t>-</w:t>
+      </w:r>
+      <w:r>
+        <w:rPr>
+          <w:sz w:val="26"/>
+          <w:szCs w:val="26"/>
+        </w:rPr>
+        <w:t xml:space="preserve"> đơn giản, nhanh, nhưng không xử lý được các nội dung giao dịch chưa từng gặp; (2) chỉ dùng AI cho toàn bộ giao dịch </w:t>
+      </w:r>
+      <w:r>
+        <w:rPr>
+          <w:sz w:val="26"/>
+          <w:szCs w:val="26"/>
+        </w:rPr>
+        <w:t>-</w:t>
+      </w:r>
+      <w:r>
+        <w:rPr>
+          <w:sz w:val="26"/>
+          <w:szCs w:val="26"/>
+        </w:rPr>
+        <w:t xml:space="preserve"> linh hoạt nhưng chi phí và độ trễ cao khi nhập hàng trăm dòng cùng lúc; (3) kết hợp cả hai theo thứ tự ưu tiên, để luật xử lý phần đã biết và AI chỉ </w:t>
+      </w:r>
+      <w:r>
+        <w:rPr>
+          <w:sz w:val="26"/>
+          <w:szCs w:val="26"/>
+        </w:rPr>
+        <w:lastRenderedPageBreak/>
+        <w:t>can thiệp vào phần chưa biết. Phương án (3) được chọn vì cân bằng giữa tốc độ, chi phí và độ chính xác.</w:t>
+      </w:r>
+    </w:p>
+    <w:p>
+      <w:pPr>
+        <w:spacing w:after="120"/>
+        <w:rPr>
+          <w:b/>
+          <w:bCs/>
+          <w:sz w:val="26"/>
+          <w:szCs w:val="26"/>
+        </w:rPr>
+      </w:pPr>
+      <w:r>
+        <w:rPr>
+          <w:b/>
+          <w:bCs/>
+          <w:sz w:val="26"/>
+          <w:szCs w:val="26"/>
+        </w:rPr>
+        <w:t>Luồng xử lý:</w:t>
+      </w:r>
+    </w:p>
+    <w:p>
+      <w:pPr>
+        <w:spacing w:after="120"/>
+        <w:rPr>
+          <w:sz w:val="26"/>
+          <w:szCs w:val="26"/>
+        </w:rPr>
+      </w:pPr>
+      <w:r>
+        <w:rPr>
+          <w:sz w:val="26"/>
+          <w:szCs w:val="26"/>
+        </w:rPr>
+        <w:t xml:space="preserve">Bước 1 </w:t>
+      </w:r>
+      <w:r>
+        <w:rPr>
+          <w:sz w:val="26"/>
+          <w:szCs w:val="26"/>
+        </w:rPr>
+        <w:t>-</w:t>
+      </w:r>
+      <w:r>
+        <w:rPr>
+          <w:sz w:val="26"/>
+          <w:szCs w:val="26"/>
+        </w:rPr>
+        <w:t xml:space="preserve"> Áp dụng luật trước: mỗi Category có thể gắn nhiều CategoryRule (từ khóa, độ ưu tiên). Khi xử lý một mô tả giao dịch, hệ thống duyệt qua danh sách luật theo thứ tự ưu tiên giảm dần, chuyển cả từ khóa và mô tả về chữ thường và kiểm tra quan hệ "chứa".</w:t>
+      </w:r>
+    </w:p>
+    <w:p>
+      <w:pPr>
+        <w:spacing w:after="120"/>
+        <w:rPr>
+          <w:sz w:val="26"/>
+          <w:szCs w:val="26"/>
+        </w:rPr>
+      </w:pPr>
+      <w:r>
+        <w:rPr>
+          <w:sz w:val="26"/>
+          <w:szCs w:val="26"/>
+        </w:rPr>
+        <w:t xml:space="preserve">Bước 2 </w:t>
+      </w:r>
+      <w:r>
+        <w:rPr>
+          <w:sz w:val="26"/>
+          <w:szCs w:val="26"/>
+        </w:rPr>
+        <w:t>-</w:t>
+      </w:r>
+      <w:r>
+        <w:rPr>
+          <w:sz w:val="26"/>
+          <w:szCs w:val="26"/>
+        </w:rPr>
+        <w:t xml:space="preserve"> Với các giao dịch không khớp với bất kỳ luật nào, hệ thống gom các mô tả thành một mảng và gọi AI một lần duy nhất cho toàn bộ lô dữ liệu. Đồng thời, danh sách toàn bộ danh mục hiện có của người dùng, bao gồm ID và tên danh mục, được truyền vào phần chỉ dẫn hệ thống. AI được yêu cầu trả về kết quả theo đúng định dạng JSON thuần túy {"Nội dung": ID}, giúp backend có thể </w:t>
+      </w:r>
+      <w:r>
+        <w:rPr>
+          <w:sz w:val="26"/>
+          <w:szCs w:val="26"/>
+        </w:rPr>
+        <w:t>chuyển đổi</w:t>
+      </w:r>
+      <w:r>
+        <w:rPr>
+          <w:sz w:val="26"/>
+          <w:szCs w:val="26"/>
+        </w:rPr>
+        <w:t xml:space="preserve"> trực tiếp kết quả mà không cần thực hiện thêm bước xử lý ngôn ngữ tự nhiên.</w:t>
+      </w:r>
+    </w:p>
+    <w:p>
+      <w:pPr>
+        <w:spacing w:after="120"/>
+        <w:rPr>
+          <w:sz w:val="26"/>
+          <w:szCs w:val="26"/>
+        </w:rPr>
+      </w:pPr>
+      <w:r>
+        <w:rPr>
+          <w:sz w:val="26"/>
+          <w:szCs w:val="26"/>
+        </w:rPr>
+        <w:t xml:space="preserve">Bước 3 </w:t>
+      </w:r>
+      <w:r>
+        <w:rPr>
+          <w:sz w:val="26"/>
+          <w:szCs w:val="26"/>
+        </w:rPr>
+        <w:t>-</w:t>
+      </w:r>
+      <w:r>
+        <w:rPr>
+          <w:sz w:val="26"/>
+          <w:szCs w:val="26"/>
+        </w:rPr>
+        <w:t xml:space="preserve"> Xử lý khi AI trả lỗi hoặc trả về định dạng không đúng: lời gọi API được bọc trong khối try/catch. Nếu Gemini trả về chuỗi có kèm markdown code fence (json), hệ thống chủ động loại bỏ các ký tự thừa trước khi thực hiện parse. Nếu quá trình parse thất bại hoặc API gặp lỗi mạng, phương thức trả về một Map rỗng thay vì ném ngoại lệ làm gián đoạn toàn bộ quá trình nhập liệu. Các giao dịch không phân loại được vẫn được lưu vào danh mục "Chưa phân loại" để người dùng tự điều chỉnh sau, thay vì làm hỏng toàn bộ file nhập.</w:t>
+      </w:r>
+    </w:p>
+    <w:p>
+      <w:pPr>
+        <w:spacing w:after="120"/>
+        <w:rPr>
+          <w:b/>
+          <w:bCs/>
+          <w:sz w:val="26"/>
+          <w:szCs w:val="26"/>
+        </w:rPr>
+      </w:pPr>
+      <w:r>
+        <w:rPr>
+          <w:b/>
+          <w:bCs/>
+          <w:sz w:val="26"/>
+          <w:szCs w:val="26"/>
+        </w:rPr>
+        <w:t>Đoạn mã then chốt:</w:t>
+      </w:r>
+    </w:p>
+    <w:p>
+      <w:pPr>
+        <w:spacing w:after="120"/>
+        <w:rPr>
+          <w:sz w:val="26"/>
+          <w:szCs w:val="26"/>
+        </w:rPr>
+      </w:pPr>
+      <w:r>
+        <w:rPr>
+          <w:sz w:val="26"/>
+          <w:szCs w:val="26"/>
+        </w:rPr>
+        <w:lastRenderedPageBreak/>
+        <w:drawing>
+          <wp:inline distT="0" distB="0" distL="0" distR="0" wp14:anchorId="2A4F005E" wp14:editId="33CDCF05">
+            <wp:extent cx="5235394" cy="5486875"/>
+            <wp:effectExtent l="0" t="0" r="3810" b="0"/>
+            <wp:docPr id="44" name="Picture 44"/>
+            <wp:cNvGraphicFramePr>
+              <a:graphicFrameLocks xmlns:a="http://schemas.openxmlformats.org/drawingml/2006/main" noChangeAspect="1"/>
+            </wp:cNvGraphicFramePr>
+            <a:graphic xmlns:a="http://schemas.openxmlformats.org/drawingml/2006/main">
+              <a:graphicData uri="http://schemas.openxmlformats.org/drawingml/2006/picture">
+                <pic:pic xmlns:pic="http://schemas.openxmlformats.org/drawingml/2006/picture">
+                  <pic:nvPicPr>
+                    <pic:cNvPr id="1" name=""/>
+                    <pic:cNvPicPr/>
+                  </pic:nvPicPr>
+                  <pic:blipFill>
+                    <a:blip r:embed="rId37"/>
+                    <a:stretch>
+                      <a:fillRect/>
+                    </a:stretch>
+                  </pic:blipFill>
+                  <pic:spPr>
+                    <a:xfrm>
+                      <a:off x="0" y="0"/>
+                      <a:ext cx="5235394" cy="5486875"/>
+                    </a:xfrm>
+                    <a:prstGeom prst="rect">
+                      <a:avLst/>
+                    </a:prstGeom>
+                  </pic:spPr>
+                </pic:pic>
+              </a:graphicData>
+            </a:graphic>
+          </wp:inline>
+        </w:drawing>
+      </w:r>
+    </w:p>
+    <w:p>
+      <w:pPr>
+        <w:spacing w:after="120"/>
+        <w:rPr>
+          <w:b/>
+          <w:bCs/>
+          <w:sz w:val="26"/>
+          <w:szCs w:val="26"/>
+        </w:rPr>
+      </w:pPr>
+      <w:r>
+        <w:rPr>
+          <w:b/>
+          <w:bCs/>
+          <w:sz w:val="26"/>
+          <w:szCs w:val="26"/>
+        </w:rPr>
+        <w:t>Bằng chứng chạy:</w:t>
+      </w:r>
+    </w:p>
+    <w:p>
+      <w:pPr>
+        <w:spacing w:after="120"/>
+        <w:rPr>
+          <w:sz w:val="26"/>
+          <w:szCs w:val="26"/>
+        </w:rPr>
+      </w:pPr>
+      <w:r>
+        <w:rPr>
+          <w:sz w:val="26"/>
+          <w:szCs w:val="26"/>
+        </w:rPr>
+        <w:t>Trong bộ Unit Test của hệ thống, kịch bản</w:t>
+      </w:r>
+      <w:r>
+        <w:rPr>
+          <w:sz w:val="26"/>
+          <w:szCs w:val="26"/>
+        </w:rPr>
+        <w:t xml:space="preserve"> </w:t>
+      </w:r>
+    </w:p>
+    <w:p>
+      <w:pPr>
+        <w:spacing w:after="120"/>
+        <w:rPr>
+          <w:sz w:val="26"/>
+          <w:szCs w:val="26"/>
+        </w:rPr>
+      </w:pPr>
+      <w:r>
+        <w:rPr>
+          <w:sz w:val="26"/>
+          <w:szCs w:val="26"/>
+        </w:rPr>
+        <w:t>importData_ValidFile_MatchedByRule_NoAiCall chứng minh rằng khi mô tả Highlands Coffee khớp với từ khóa đã được cấu hình, phương thức gọi AI hoàn toàn không được kích hoạt, khẳng định hệ thống chỉ gọi AI khi thực sự cần thiết, giúp tiết kiệm tài nguyên.</w:t>
+      </w:r>
+    </w:p>
+    <w:p>
+      <w:pPr>
+        <w:pStyle w:val="Heading2"/>
+        <w:rPr>
+          <w:b/>
+          <w:bCs/>
+          <w:color w:val="auto"/>
+        </w:rPr>
+      </w:pPr>
+      <w:r>
+        <w:rPr>
+          <w:b/>
+          <w:bCs/>
+          <w:color w:val="auto"/>
+        </w:rPr>
+        <w:t>4.6. Đóng gói và chuyển khai</w:t>
+      </w:r>
+    </w:p>
+    <w:p>
+      <w:pPr>
+        <w:spacing w:after="120"/>
+        <w:rPr>
+          <w:sz w:val="26"/>
+          <w:szCs w:val="26"/>
+        </w:rPr>
+      </w:pPr>
+      <w:r>
+        <w:rPr>
+          <w:sz w:val="26"/>
+          <w:szCs w:val="26"/>
+        </w:rPr>
+        <w:t xml:space="preserve">Hệ thống được đóng gói hoàn toàn bằng Docker và Docker Compose, đảm bảo tính nhất quán tuyệt đối giữa môi trường phát triển (máy cá nhân) và môi trường triển khai thực tế (máy chủ production). Cấu trúc triển khai bao gồm ba dịch vụ </w:t>
+      </w:r>
+      <w:r>
+        <w:rPr>
+          <w:sz w:val="26"/>
+          <w:szCs w:val="26"/>
+        </w:rPr>
+        <w:lastRenderedPageBreak/>
+        <w:t>(services) chạy song song: cơ sở dữ liệu MySQL, Spring Boot Backend và ReactJS Frontend.</w:t>
+      </w:r>
+    </w:p>
+    <w:p>
+      <w:pPr>
+        <w:spacing w:after="120"/>
+        <w:rPr>
+          <w:sz w:val="26"/>
+          <w:szCs w:val="26"/>
+        </w:rPr>
+      </w:pPr>
+      <w:r>
+        <w:rPr>
+          <w:sz w:val="26"/>
+          <w:szCs w:val="26"/>
+        </w:rPr>
+        <w:t>Để chạy lại toàn bộ hệ thống trên một máy tính mới chỉ cần cài đặt Docker, các bước thực hiện được tối ưu hóa trong 4 lệnh thao tác trên terminal:</w:t>
+      </w:r>
+    </w:p>
+    <w:p>
+      <w:pPr>
+        <w:spacing w:after="120"/>
+        <w:rPr>
+          <w:sz w:val="26"/>
+          <w:szCs w:val="26"/>
+        </w:rPr>
+      </w:pPr>
+      <w:r>
+        <w:rPr>
+          <w:sz w:val="26"/>
+          <w:szCs w:val="26"/>
+        </w:rPr>
+        <w:t>Lệnh 1: git clone https://github.com/khoile/finmanage.git</w:t>
+      </w:r>
+    </w:p>
+    <w:p>
+      <w:pPr>
+        <w:spacing w:after="120"/>
+        <w:rPr>
+          <w:sz w:val="26"/>
+          <w:szCs w:val="26"/>
+        </w:rPr>
+      </w:pPr>
+      <w:r>
+        <w:rPr>
+          <w:sz w:val="26"/>
+          <w:szCs w:val="26"/>
+        </w:rPr>
+        <w:t>Lệnh 2: cd finmanage</w:t>
+      </w:r>
+    </w:p>
+    <w:p>
+      <w:pPr>
+        <w:spacing w:after="120"/>
+        <w:rPr>
+          <w:sz w:val="26"/>
+          <w:szCs w:val="26"/>
+        </w:rPr>
+      </w:pPr>
+      <w:r>
+        <w:rPr>
+          <w:sz w:val="26"/>
+          <w:szCs w:val="26"/>
+        </w:rPr>
+        <w:t>Lệnh 3: git checkout tags/v1.0</w:t>
+      </w:r>
+    </w:p>
+    <w:p>
+      <w:pPr>
+        <w:spacing w:after="120"/>
+        <w:rPr>
+          <w:sz w:val="26"/>
+          <w:szCs w:val="26"/>
+        </w:rPr>
+      </w:pPr>
+      <w:r>
+        <w:rPr>
+          <w:sz w:val="26"/>
+          <w:szCs w:val="26"/>
+        </w:rPr>
+        <w:t>Lệnh 4: docker-compose up -d --build</w:t>
       </w:r>
     </w:p>
     <w:tbl>
@@ -25954,10 +28216,8 @@
         <w:tblLook w:val="04A0" w:firstRow="1" w:lastRow="0" w:firstColumn="1" w:lastColumn="0" w:noHBand="0" w:noVBand="1"/>
       </w:tblPr>
       <w:tblGrid>
-        <w:gridCol w:w="1429"/>
-        <w:gridCol w:w="1994"/>
-        <w:gridCol w:w="2464"/>
-        <w:gridCol w:w="2840"/>
+        <w:gridCol w:w="3790"/>
+        <w:gridCol w:w="4937"/>
       </w:tblGrid>
       <w:tr>
         <w:trPr>
@@ -25965,57 +28225,51 @@
         </w:trPr>
         <w:tc>
           <w:tcPr>
-            <w:tcW w:w="1429" w:type="dxa"/>
-          </w:tcPr>
-          <w:p>
-            <w:r>
-              <w:rPr>
+            <w:tcW w:w="3790" w:type="dxa"/>
+          </w:tcPr>
+          <w:p>
+            <w:pPr>
+              <w:spacing w:before="0" w:line="240" w:lineRule="auto"/>
+              <w:rPr>
+                <w:rFonts w:eastAsia="Times New Roman"/>
+                <w:sz w:val="24"/>
+                <w:szCs w:val="24"/>
+              </w:rPr>
+            </w:pPr>
+            <w:r>
+              <w:rPr>
+                <w:rFonts w:eastAsia="Times New Roman"/>
                 <w:b/>
                 <w:bCs/>
-              </w:rPr>
-              <w:t>Thao tác</w:t>
-            </w:r>
-          </w:p>
-        </w:tc>
-        <w:tc>
-          <w:tcPr>
-            <w:tcW w:w="1994" w:type="dxa"/>
-          </w:tcPr>
-          <w:p>
-            <w:r>
-              <w:rPr>
+                <w:sz w:val="24"/>
+                <w:szCs w:val="24"/>
+              </w:rPr>
+              <w:t>Tên biến</w:t>
+            </w:r>
+          </w:p>
+        </w:tc>
+        <w:tc>
+          <w:tcPr>
+            <w:tcW w:w="4937" w:type="dxa"/>
+          </w:tcPr>
+          <w:p>
+            <w:pPr>
+              <w:spacing w:before="0" w:line="240" w:lineRule="auto"/>
+              <w:rPr>
+                <w:rFonts w:eastAsia="Times New Roman"/>
+                <w:sz w:val="24"/>
+                <w:szCs w:val="24"/>
+              </w:rPr>
+            </w:pPr>
+            <w:r>
+              <w:rPr>
+                <w:rFonts w:eastAsia="Times New Roman"/>
                 <w:b/>
                 <w:bCs/>
-              </w:rPr>
-              <w:t>Endpoint</w:t>
-            </w:r>
-          </w:p>
-        </w:tc>
-        <w:tc>
-          <w:tcPr>
-            <w:tcW w:w="2464" w:type="dxa"/>
-          </w:tcPr>
-          <w:p>
-            <w:r>
-              <w:rPr>
-                <w:b/>
-                <w:bCs/>
-              </w:rPr>
-              <w:t>Đầu vào</w:t>
-            </w:r>
-          </w:p>
-        </w:tc>
-        <w:tc>
-          <w:tcPr>
-            <w:tcW w:w="2840" w:type="dxa"/>
-          </w:tcPr>
-          <w:p>
-            <w:r>
-              <w:rPr>
-                <w:b/>
-                <w:bCs/>
-              </w:rPr>
-              <w:t>Đầu ra</w:t>
+                <w:sz w:val="24"/>
+                <w:szCs w:val="24"/>
+              </w:rPr>
+              <w:t>Ý nghĩa</w:t>
             </w:r>
           </w:p>
         </w:tc>
@@ -26023,41 +28277,47 @@
       <w:tr>
         <w:tc>
           <w:tcPr>
-            <w:tcW w:w="1429" w:type="dxa"/>
-          </w:tcPr>
-          <w:p>
-            <w:r>
-              <w:t>Tạo ví</w:t>
-            </w:r>
-          </w:p>
-        </w:tc>
-        <w:tc>
-          <w:tcPr>
-            <w:tcW w:w="1994" w:type="dxa"/>
-          </w:tcPr>
-          <w:p>
-            <w:r>
-              <w:t>POST /api/v1/wallets</w:t>
-            </w:r>
-          </w:p>
-        </w:tc>
-        <w:tc>
-          <w:tcPr>
-            <w:tcW w:w="2464" w:type="dxa"/>
-          </w:tcPr>
-          <w:p>
-            <w:r>
-              <w:t>tên, số dư ban đầu, icon, màu</w:t>
-            </w:r>
-          </w:p>
-        </w:tc>
-        <w:tc>
-          <w:tcPr>
-            <w:tcW w:w="2840" w:type="dxa"/>
-          </w:tcPr>
-          <w:p>
-            <w:r>
-              <w:t>WalletDTO</w:t>
+            <w:tcW w:w="3790" w:type="dxa"/>
+          </w:tcPr>
+          <w:p>
+            <w:pPr>
+              <w:spacing w:before="0" w:line="240" w:lineRule="auto"/>
+              <w:rPr>
+                <w:rFonts w:eastAsia="Times New Roman"/>
+                <w:sz w:val="24"/>
+                <w:szCs w:val="24"/>
+              </w:rPr>
+            </w:pPr>
+            <w:r>
+              <w:rPr>
+                <w:rFonts w:eastAsia="Times New Roman"/>
+                <w:sz w:val="24"/>
+                <w:szCs w:val="24"/>
+              </w:rPr>
+              <w:t>DB_URL, DB_USERNAME, DB_PASSWORD</w:t>
+            </w:r>
+          </w:p>
+        </w:tc>
+        <w:tc>
+          <w:tcPr>
+            <w:tcW w:w="4937" w:type="dxa"/>
+          </w:tcPr>
+          <w:p>
+            <w:pPr>
+              <w:spacing w:before="0" w:line="240" w:lineRule="auto"/>
+              <w:rPr>
+                <w:rFonts w:eastAsia="Times New Roman"/>
+                <w:sz w:val="24"/>
+                <w:szCs w:val="24"/>
+              </w:rPr>
+            </w:pPr>
+            <w:r>
+              <w:rPr>
+                <w:rFonts w:eastAsia="Times New Roman"/>
+                <w:sz w:val="24"/>
+                <w:szCs w:val="24"/>
+              </w:rPr>
+              <w:t>Thông tin kết nối MySQL</w:t>
             </w:r>
           </w:p>
         </w:tc>
@@ -26065,41 +28325,47 @@
       <w:tr>
         <w:tc>
           <w:tcPr>
-            <w:tcW w:w="1429" w:type="dxa"/>
-          </w:tcPr>
-          <w:p>
-            <w:r>
-              <w:t>Xem danh sách</w:t>
-            </w:r>
-          </w:p>
-        </w:tc>
-        <w:tc>
-          <w:tcPr>
-            <w:tcW w:w="1994" w:type="dxa"/>
-          </w:tcPr>
-          <w:p>
-            <w:r>
-              <w:t>GET /api/v1/wallets</w:t>
-            </w:r>
-          </w:p>
-        </w:tc>
-        <w:tc>
-          <w:tcPr>
-            <w:tcW w:w="2464" w:type="dxa"/>
-          </w:tcPr>
-          <w:p>
-            <w:r>
-              <w:t>–</w:t>
-            </w:r>
-          </w:p>
-        </w:tc>
-        <w:tc>
-          <w:tcPr>
-            <w:tcW w:w="2840" w:type="dxa"/>
-          </w:tcPr>
-          <w:p>
-            <w:r>
-              <w:t>Danh sách ví mà user sở hữu hoặc được chia sẻ</w:t>
+            <w:tcW w:w="3790" w:type="dxa"/>
+          </w:tcPr>
+          <w:p>
+            <w:pPr>
+              <w:spacing w:before="0" w:line="240" w:lineRule="auto"/>
+              <w:rPr>
+                <w:rFonts w:eastAsia="Times New Roman"/>
+                <w:sz w:val="24"/>
+                <w:szCs w:val="24"/>
+              </w:rPr>
+            </w:pPr>
+            <w:r>
+              <w:rPr>
+                <w:rFonts w:eastAsia="Times New Roman"/>
+                <w:sz w:val="24"/>
+                <w:szCs w:val="24"/>
+              </w:rPr>
+              <w:t>JWT_SECRET, JWT_EXPIRATION_MS</w:t>
+            </w:r>
+          </w:p>
+        </w:tc>
+        <w:tc>
+          <w:tcPr>
+            <w:tcW w:w="4937" w:type="dxa"/>
+          </w:tcPr>
+          <w:p>
+            <w:pPr>
+              <w:spacing w:before="0" w:line="240" w:lineRule="auto"/>
+              <w:rPr>
+                <w:rFonts w:eastAsia="Times New Roman"/>
+                <w:sz w:val="24"/>
+                <w:szCs w:val="24"/>
+              </w:rPr>
+            </w:pPr>
+            <w:r>
+              <w:rPr>
+                <w:rFonts w:eastAsia="Times New Roman"/>
+                <w:sz w:val="24"/>
+                <w:szCs w:val="24"/>
+              </w:rPr>
+              <w:t>Khóa bí mật và thời hạn token đăng nhập</w:t>
             </w:r>
           </w:p>
         </w:tc>
@@ -26107,41 +28373,47 @@
       <w:tr>
         <w:tc>
           <w:tcPr>
-            <w:tcW w:w="1429" w:type="dxa"/>
-          </w:tcPr>
-          <w:p>
-            <w:r>
-              <w:t>Cập nhật</w:t>
-            </w:r>
-          </w:p>
-        </w:tc>
-        <w:tc>
-          <w:tcPr>
-            <w:tcW w:w="1994" w:type="dxa"/>
-          </w:tcPr>
-          <w:p>
-            <w:r>
-              <w:t>PUT /api/v1/wallets/{id}</w:t>
-            </w:r>
-          </w:p>
-        </w:tc>
-        <w:tc>
-          <w:tcPr>
-            <w:tcW w:w="2464" w:type="dxa"/>
-          </w:tcPr>
-          <w:p>
-            <w:r>
-              <w:t>tên, icon, màu (không cho sửa số dư)</w:t>
-            </w:r>
-          </w:p>
-        </w:tc>
-        <w:tc>
-          <w:tcPr>
-            <w:tcW w:w="2840" w:type="dxa"/>
-          </w:tcPr>
-          <w:p>
-            <w:r>
-              <w:t>WalletDTO</w:t>
+            <w:tcW w:w="3790" w:type="dxa"/>
+          </w:tcPr>
+          <w:p>
+            <w:pPr>
+              <w:spacing w:before="0" w:line="240" w:lineRule="auto"/>
+              <w:rPr>
+                <w:rFonts w:eastAsia="Times New Roman"/>
+                <w:sz w:val="24"/>
+                <w:szCs w:val="24"/>
+              </w:rPr>
+            </w:pPr>
+            <w:r>
+              <w:rPr>
+                <w:rFonts w:eastAsia="Times New Roman"/>
+                <w:sz w:val="24"/>
+                <w:szCs w:val="24"/>
+              </w:rPr>
+              <w:t>GOOGLE_CLIENT_ID</w:t>
+            </w:r>
+          </w:p>
+        </w:tc>
+        <w:tc>
+          <w:tcPr>
+            <w:tcW w:w="4937" w:type="dxa"/>
+          </w:tcPr>
+          <w:p>
+            <w:pPr>
+              <w:spacing w:before="0" w:line="240" w:lineRule="auto"/>
+              <w:rPr>
+                <w:rFonts w:eastAsia="Times New Roman"/>
+                <w:sz w:val="24"/>
+                <w:szCs w:val="24"/>
+              </w:rPr>
+            </w:pPr>
+            <w:r>
+              <w:rPr>
+                <w:rFonts w:eastAsia="Times New Roman"/>
+                <w:sz w:val="24"/>
+                <w:szCs w:val="24"/>
+              </w:rPr>
+              <w:t>Định danh ứng dụng cho đăng nhập Google OAuth2</w:t>
             </w:r>
           </w:p>
         </w:tc>
@@ -26149,42 +28421,143 @@
       <w:tr>
         <w:tc>
           <w:tcPr>
-            <w:tcW w:w="1429" w:type="dxa"/>
-          </w:tcPr>
-          <w:p>
-            <w:r>
-              <w:lastRenderedPageBreak/>
-              <w:t>Xóa</w:t>
-            </w:r>
-          </w:p>
-        </w:tc>
-        <w:tc>
-          <w:tcPr>
-            <w:tcW w:w="1994" w:type="dxa"/>
-          </w:tcPr>
-          <w:p>
-            <w:r>
-              <w:t>DELETE /api/v1/wallets/{id}</w:t>
-            </w:r>
-          </w:p>
-        </w:tc>
-        <w:tc>
-          <w:tcPr>
-            <w:tcW w:w="2464" w:type="dxa"/>
-          </w:tcPr>
-          <w:p>
-            <w:r>
-              <w:t>–</w:t>
-            </w:r>
-          </w:p>
-        </w:tc>
-        <w:tc>
-          <w:tcPr>
-            <w:tcW w:w="2840" w:type="dxa"/>
-          </w:tcPr>
-          <w:p>
-            <w:r>
-              <w:t>204 No Content</w:t>
+            <w:tcW w:w="3790" w:type="dxa"/>
+          </w:tcPr>
+          <w:p>
+            <w:pPr>
+              <w:spacing w:before="0" w:line="240" w:lineRule="auto"/>
+              <w:rPr>
+                <w:rFonts w:eastAsia="Times New Roman"/>
+                <w:sz w:val="24"/>
+                <w:szCs w:val="24"/>
+              </w:rPr>
+            </w:pPr>
+            <w:r>
+              <w:rPr>
+                <w:rFonts w:eastAsia="Times New Roman"/>
+                <w:sz w:val="24"/>
+                <w:szCs w:val="24"/>
+              </w:rPr>
+              <w:t>GEMINI_API_KEY</w:t>
+            </w:r>
+          </w:p>
+        </w:tc>
+        <w:tc>
+          <w:tcPr>
+            <w:tcW w:w="4937" w:type="dxa"/>
+          </w:tcPr>
+          <w:p>
+            <w:pPr>
+              <w:spacing w:before="0" w:line="240" w:lineRule="auto"/>
+              <w:rPr>
+                <w:rFonts w:eastAsia="Times New Roman"/>
+                <w:sz w:val="24"/>
+                <w:szCs w:val="24"/>
+              </w:rPr>
+            </w:pPr>
+            <w:r>
+              <w:rPr>
+                <w:rFonts w:eastAsia="Times New Roman"/>
+                <w:sz w:val="24"/>
+                <w:szCs w:val="24"/>
+              </w:rPr>
+              <w:t>Khóa gọi Google Gemini API cho tính năng AI</w:t>
+            </w:r>
+          </w:p>
+        </w:tc>
+      </w:tr>
+      <w:tr>
+        <w:tc>
+          <w:tcPr>
+            <w:tcW w:w="3790" w:type="dxa"/>
+          </w:tcPr>
+          <w:p>
+            <w:pPr>
+              <w:spacing w:before="0" w:line="240" w:lineRule="auto"/>
+              <w:rPr>
+                <w:rFonts w:eastAsia="Times New Roman"/>
+                <w:sz w:val="24"/>
+                <w:szCs w:val="24"/>
+              </w:rPr>
+            </w:pPr>
+            <w:r>
+              <w:rPr>
+                <w:rFonts w:eastAsia="Times New Roman"/>
+                <w:sz w:val="24"/>
+                <w:szCs w:val="24"/>
+              </w:rPr>
+              <w:t>MAIL_USERNAME, MAIL_PASSWORD</w:t>
+            </w:r>
+          </w:p>
+        </w:tc>
+        <w:tc>
+          <w:tcPr>
+            <w:tcW w:w="4937" w:type="dxa"/>
+          </w:tcPr>
+          <w:p>
+            <w:pPr>
+              <w:spacing w:before="0" w:line="240" w:lineRule="auto"/>
+              <w:rPr>
+                <w:rFonts w:eastAsia="Times New Roman"/>
+                <w:sz w:val="24"/>
+                <w:szCs w:val="24"/>
+              </w:rPr>
+            </w:pPr>
+            <w:r>
+              <w:rPr>
+                <w:rFonts w:eastAsia="Times New Roman"/>
+                <w:sz w:val="24"/>
+                <w:szCs w:val="24"/>
+              </w:rPr>
+              <w:t>Tài khoản SMTP gửi email cảnh báo</w:t>
+            </w:r>
+          </w:p>
+        </w:tc>
+      </w:tr>
+      <w:tr>
+        <w:tc>
+          <w:tcPr>
+            <w:tcW w:w="3790" w:type="dxa"/>
+          </w:tcPr>
+          <w:p>
+            <w:pPr>
+              <w:spacing w:before="0" w:line="240" w:lineRule="auto"/>
+              <w:rPr>
+                <w:rFonts w:eastAsia="Times New Roman"/>
+                <w:sz w:val="24"/>
+                <w:szCs w:val="24"/>
+              </w:rPr>
+            </w:pPr>
+            <w:r>
+              <w:rPr>
+                <w:rFonts w:eastAsia="Times New Roman"/>
+                <w:sz w:val="24"/>
+                <w:szCs w:val="24"/>
+              </w:rPr>
+              <w:t>VITE_API_BASE_URL</w:t>
+            </w:r>
+          </w:p>
+        </w:tc>
+        <w:tc>
+          <w:tcPr>
+            <w:tcW w:w="4937" w:type="dxa"/>
+          </w:tcPr>
+          <w:p>
+            <w:pPr>
+              <w:spacing w:before="0" w:line="240" w:lineRule="auto"/>
+              <w:rPr>
+                <w:rFonts w:eastAsia="Times New Roman"/>
+                <w:sz w:val="24"/>
+                <w:szCs w:val="24"/>
+              </w:rPr>
+            </w:pPr>
+            <w:r>
+              <w:rPr>
+                <w:rFonts w:eastAsia="Times New Roman"/>
+                <w:sz w:val="24"/>
+                <w:szCs w:val="24"/>
+              </w:rPr>
+              <w:t>Địa chỉ backend để frontend gọi API</w:t>
             </w:r>
           </w:p>
         </w:tc>
@@ -26192,6 +28565,90 @@
     </w:tbl>
     <w:p>
       <w:pPr>
+        <w:pStyle w:val="Caption"/>
+        <w:jc w:val="center"/>
+        <w:rPr>
+          <w:i w:val="0"/>
+          <w:iCs w:val="0"/>
+          <w:color w:val="auto"/>
+          <w:sz w:val="26"/>
+          <w:szCs w:val="26"/>
+        </w:rPr>
+      </w:pPr>
+      <w:r>
+        <w:rPr>
+          <w:i w:val="0"/>
+          <w:iCs w:val="0"/>
+          <w:color w:val="auto"/>
+          <w:sz w:val="26"/>
+          <w:szCs w:val="26"/>
+        </w:rPr>
+        <w:t xml:space="preserve">Bảng </w:t>
+      </w:r>
+      <w:r>
+        <w:rPr>
+          <w:i w:val="0"/>
+          <w:iCs w:val="0"/>
+          <w:color w:val="auto"/>
+          <w:sz w:val="26"/>
+          <w:szCs w:val="26"/>
+        </w:rPr>
+        <w:fldChar w:fldCharType="begin"/>
+      </w:r>
+      <w:r>
+        <w:rPr>
+          <w:i w:val="0"/>
+          <w:iCs w:val="0"/>
+          <w:color w:val="auto"/>
+          <w:sz w:val="26"/>
+          <w:szCs w:val="26"/>
+        </w:rPr>
+        <w:instrText xml:space="preserve"> SEQ Bảng \* ARABIC </w:instrText>
+      </w:r>
+      <w:r>
+        <w:rPr>
+          <w:i w:val="0"/>
+          <w:iCs w:val="0"/>
+          <w:color w:val="auto"/>
+          <w:sz w:val="26"/>
+          <w:szCs w:val="26"/>
+        </w:rPr>
+        <w:fldChar w:fldCharType="separate"/>
+      </w:r>
+      <w:r>
+        <w:rPr>
+          <w:i w:val="0"/>
+          <w:iCs w:val="0"/>
+          <w:noProof/>
+          <w:color w:val="auto"/>
+          <w:sz w:val="26"/>
+          <w:szCs w:val="26"/>
+        </w:rPr>
+        <w:t>17</w:t>
+      </w:r>
+      <w:r>
+        <w:rPr>
+          <w:i w:val="0"/>
+          <w:iCs w:val="0"/>
+          <w:color w:val="auto"/>
+          <w:sz w:val="26"/>
+          <w:szCs w:val="26"/>
+        </w:rPr>
+        <w:fldChar w:fldCharType="end"/>
+      </w:r>
+      <w:r>
+        <w:rPr>
+          <w:i w:val="0"/>
+          <w:iCs w:val="0"/>
+          <w:color w:val="auto"/>
+          <w:sz w:val="26"/>
+          <w:szCs w:val="26"/>
+        </w:rPr>
+        <w:t>: Bảng về biến môi trường</w:t>
+      </w:r>
+    </w:p>
+    <w:p>
+      <w:pPr>
         <w:spacing w:after="120"/>
         <w:rPr>
           <w:sz w:val="26"/>
@@ -26203,56 +28660,7 @@
           <w:sz w:val="26"/>
           <w:szCs w:val="26"/>
         </w:rPr>
-        <w:t>Luồng xử lý: Giao diện (WalletModal.tsx) gửi request qua walletService.ts</w:t>
-      </w:r>
-      <w:r>
-        <w:rPr>
-          <w:sz w:val="26"/>
-          <w:szCs w:val="26"/>
-        </w:rPr>
-        <w:t xml:space="preserve"> =&gt; </w:t>
-      </w:r>
-      <w:r>
-        <w:rPr>
-          <w:sz w:val="26"/>
-          <w:szCs w:val="26"/>
-        </w:rPr>
-        <w:t xml:space="preserve">WalletController nhận request, đọc userId đã được JwtAuthenticationFilter gắn vào thuộc tính request </w:t>
-      </w:r>
-      <w:r>
-        <w:rPr>
-          <w:sz w:val="26"/>
-          <w:szCs w:val="26"/>
-        </w:rPr>
-        <w:t>=&gt;</w:t>
-      </w:r>
-      <w:r>
-        <w:rPr>
-          <w:sz w:val="26"/>
-          <w:szCs w:val="26"/>
-        </w:rPr>
-        <w:t xml:space="preserve"> WalletServiceImpl.createWallet() kiểm tra người dùng tồn tại, khởi tạo entity Wallet với số dư mặc định bằng 0 nếu không truyền, gán owner </w:t>
-      </w:r>
-      <w:r>
-        <w:rPr>
-          <w:sz w:val="26"/>
-          <w:szCs w:val="26"/>
-        </w:rPr>
-        <w:t>=&gt;</w:t>
-      </w:r>
-      <w:r>
-        <w:rPr>
-          <w:sz w:val="26"/>
-          <w:szCs w:val="26"/>
-        </w:rPr>
-        <w:t xml:space="preserve"> WalletRepository.save() ghi xuống bảng wallet.</w:t>
-      </w:r>
-      <w:r>
-        <w:rPr>
-          <w:sz w:val="26"/>
-          <w:szCs w:val="26"/>
-        </w:rPr>
-        <w:t xml:space="preserve"> </w:t>
+        <w:t>Các giá trị nhạy cảm (khóa thật, mật khẩu) không được đưa vào báo cáo hoặc commit lên GitHub. Các file .env.example và application-local.yaml.example chỉ chứa các giá trị mẫu (placeholder).</w:t>
       </w:r>
     </w:p>
     <w:p>
@@ -26265,1084 +28673,10 @@
       </w:pPr>
       <w:r>
         <w:rPr>
-          <w:rFonts w:hint="eastAsia"/>
-          <w:sz w:val="26"/>
-          <w:szCs w:val="26"/>
-        </w:rPr>
-        <w:t>Đá</w:t>
-      </w:r>
-      <w:r>
-        <w:rPr>
-          <w:sz w:val="26"/>
-          <w:szCs w:val="26"/>
-        </w:rPr>
-        <w:t xml:space="preserve">ng chú ý: thao tác cập nhật cố tình không cho phép sửa trường balance, buộc mọi thay đổi số dư phải đi qua giao dịch (Transaction) để đảm bảo tính nhất quán của lịch sử tài chính </w:t>
-      </w:r>
-      <w:r>
-        <w:rPr>
-          <w:sz w:val="26"/>
-          <w:szCs w:val="26"/>
-        </w:rPr>
-        <w:t>-</w:t>
-      </w:r>
-      <w:r>
-        <w:rPr>
-          <w:sz w:val="26"/>
-          <w:szCs w:val="26"/>
-        </w:rPr>
-        <w:t xml:space="preserve"> đây là một quy tắc nghiệp vụ (BR</w:t>
-      </w:r>
-      <w:r>
-        <w:rPr>
-          <w:sz w:val="26"/>
-          <w:szCs w:val="26"/>
-        </w:rPr>
-        <w:t>-2</w:t>
-      </w:r>
-      <w:r>
-        <w:rPr>
-          <w:sz w:val="26"/>
-          <w:szCs w:val="26"/>
-        </w:rPr>
-        <w:t>) được hình thức hóa trực tiếp trong code.</w:t>
-      </w:r>
-    </w:p>
-    <w:p>
-      <w:pPr>
-        <w:spacing w:after="120"/>
-        <w:jc w:val="center"/>
-        <w:rPr>
-          <w:sz w:val="26"/>
-          <w:szCs w:val="26"/>
-        </w:rPr>
-      </w:pPr>
-      <w:r>
-        <w:rPr>
-          <w:sz w:val="26"/>
-          <w:szCs w:val="26"/>
-        </w:rPr>
-        <w:drawing>
-          <wp:inline distT="0" distB="0" distL="0" distR="0" wp14:anchorId="3CD58186" wp14:editId="34144E9E">
-            <wp:extent cx="5547995" cy="1841500"/>
-            <wp:effectExtent l="0" t="0" r="0" b="6350"/>
-            <wp:docPr id="1" name="Picture 1"/>
-            <wp:cNvGraphicFramePr>
-              <a:graphicFrameLocks xmlns:a="http://schemas.openxmlformats.org/drawingml/2006/main" noChangeAspect="1"/>
-            </wp:cNvGraphicFramePr>
-            <a:graphic xmlns:a="http://schemas.openxmlformats.org/drawingml/2006/main">
-              <a:graphicData uri="http://schemas.openxmlformats.org/drawingml/2006/picture">
-                <pic:pic xmlns:pic="http://schemas.openxmlformats.org/drawingml/2006/picture">
-                  <pic:nvPicPr>
-                    <pic:cNvPr id="1" name=""/>
-                    <pic:cNvPicPr/>
-                  </pic:nvPicPr>
-                  <pic:blipFill>
-                    <a:blip r:embed="rId31"/>
-                    <a:stretch>
-                      <a:fillRect/>
-                    </a:stretch>
-                  </pic:blipFill>
-                  <pic:spPr>
-                    <a:xfrm>
-                      <a:off x="0" y="0"/>
-                      <a:ext cx="5547995" cy="1841500"/>
-                    </a:xfrm>
-                    <a:prstGeom prst="rect">
-                      <a:avLst/>
-                    </a:prstGeom>
-                  </pic:spPr>
-                </pic:pic>
-              </a:graphicData>
-            </a:graphic>
-          </wp:inline>
-        </w:drawing>
-      </w:r>
-    </w:p>
-    <w:p>
-      <w:pPr>
-        <w:spacing w:after="120"/>
-        <w:rPr>
-          <w:sz w:val="26"/>
-          <w:szCs w:val="26"/>
-        </w:rPr>
-      </w:pPr>
-      <w:r>
-        <w:rPr>
-          <w:sz w:val="26"/>
-          <w:szCs w:val="26"/>
-        </w:rPr>
-        <w:t>Luồng xử lý tương tự cũng được áp dụng cho quản lý danh mục (CategoryService) và mục tiêu tiết kiệm (SavingGoalService), trong đó mỗi nghiệp vụ có thêm các quy tắc đặc thù riêng. Ví dụ, danh mục không được phép xóa nếu đã phát sinh giao dịch liên quan; thay vào đó, danh mục sẽ được chuyển sang trạng thái "ẩn" để đảm bảo không ảnh hưởng đến dữ liệu giao dịch và lịch sử tài chính.</w:t>
-      </w:r>
-    </w:p>
-    <w:p>
-      <w:pPr>
-        <w:spacing w:after="120"/>
-        <w:rPr>
-          <w:sz w:val="26"/>
-          <w:szCs w:val="26"/>
-        </w:rPr>
-      </w:pPr>
-      <w:r>
-        <w:rPr>
-          <w:sz w:val="26"/>
-          <w:szCs w:val="26"/>
-        </w:rPr>
-        <w:t xml:space="preserve">4.4.2. </w:t>
-      </w:r>
-      <w:r>
-        <w:rPr>
-          <w:sz w:val="26"/>
-          <w:szCs w:val="26"/>
-        </w:rPr>
-        <w:t>Ghi nhận giao dịch và ảnh hưởng số dư</w:t>
-      </w:r>
-    </w:p>
-    <w:p>
-      <w:pPr>
-        <w:spacing w:after="120"/>
-        <w:rPr>
-          <w:sz w:val="26"/>
-          <w:szCs w:val="26"/>
-        </w:rPr>
-      </w:pPr>
-      <w:r>
-        <w:rPr>
-          <w:sz w:val="26"/>
-          <w:szCs w:val="26"/>
-        </w:rPr>
-        <w:t>Tương ứng với FR-02, module Transaction</w:t>
-      </w:r>
-    </w:p>
-    <w:p>
-      <w:pPr>
-        <w:spacing w:after="120"/>
-        <w:rPr>
-          <w:sz w:val="26"/>
-          <w:szCs w:val="26"/>
-        </w:rPr>
-      </w:pPr>
-      <w:r>
-        <w:rPr>
-          <w:sz w:val="26"/>
-          <w:szCs w:val="26"/>
-        </w:rPr>
-        <w:t xml:space="preserve">Đây là chức năng lõi vì mọi thao tác tài chính khác như ngân sách, mục tiêu tiết kiệm và báo cáo đều phụ thuộc vào dữ liệu giao dịch. Điểm mấu chốt là mỗi giao </w:t>
-      </w:r>
-      <w:r>
-        <w:rPr>
-          <w:sz w:val="26"/>
-          <w:szCs w:val="26"/>
-        </w:rPr>
-        <w:lastRenderedPageBreak/>
-        <w:t>dịch khi được tạo, sửa hoặc xóa đều phải đồng thời cập nhật số dư của ví trong cùng một transaction cơ sở dữ liệu, nhằm đảm bảo số dư và lịch sử giao dịch luôn nhất quán, tránh xảy ra tình trạng dữ liệu bị lệch nhau.</w:t>
-      </w:r>
-    </w:p>
-    <w:p>
-      <w:pPr>
-        <w:spacing w:after="120"/>
-        <w:rPr>
-          <w:sz w:val="26"/>
-          <w:szCs w:val="26"/>
-        </w:rPr>
-      </w:pPr>
-      <w:r>
-        <w:rPr>
-          <w:sz w:val="26"/>
-          <w:szCs w:val="26"/>
-        </w:rPr>
-        <w:drawing>
-          <wp:inline distT="0" distB="0" distL="0" distR="0" wp14:anchorId="26AE1F8D" wp14:editId="184B1DC9">
-            <wp:extent cx="5547995" cy="1148080"/>
-            <wp:effectExtent l="0" t="0" r="0" b="0"/>
-            <wp:docPr id="2" name="Picture 2"/>
-            <wp:cNvGraphicFramePr>
-              <a:graphicFrameLocks xmlns:a="http://schemas.openxmlformats.org/drawingml/2006/main" noChangeAspect="1"/>
-            </wp:cNvGraphicFramePr>
-            <a:graphic xmlns:a="http://schemas.openxmlformats.org/drawingml/2006/main">
-              <a:graphicData uri="http://schemas.openxmlformats.org/drawingml/2006/picture">
-                <pic:pic xmlns:pic="http://schemas.openxmlformats.org/drawingml/2006/picture">
-                  <pic:nvPicPr>
-                    <pic:cNvPr id="1" name=""/>
-                    <pic:cNvPicPr/>
-                  </pic:nvPicPr>
-                  <pic:blipFill>
-                    <a:blip r:embed="rId32"/>
-                    <a:stretch>
-                      <a:fillRect/>
-                    </a:stretch>
-                  </pic:blipFill>
-                  <pic:spPr>
-                    <a:xfrm>
-                      <a:off x="0" y="0"/>
-                      <a:ext cx="5547995" cy="1148080"/>
-                    </a:xfrm>
-                    <a:prstGeom prst="rect">
-                      <a:avLst/>
-                    </a:prstGeom>
-                  </pic:spPr>
-                </pic:pic>
-              </a:graphicData>
-            </a:graphic>
-          </wp:inline>
-        </w:drawing>
-      </w:r>
-    </w:p>
-    <w:p>
-      <w:pPr>
-        <w:spacing w:after="120"/>
-        <w:rPr>
-          <w:sz w:val="26"/>
-          <w:szCs w:val="26"/>
-        </w:rPr>
-      </w:pPr>
-      <w:r>
-        <w:rPr>
-          <w:sz w:val="26"/>
-          <w:szCs w:val="26"/>
-        </w:rPr>
-        <w:drawing>
-          <wp:inline distT="0" distB="0" distL="0" distR="0" wp14:anchorId="31D0F0E3" wp14:editId="4A95EF03">
-            <wp:extent cx="5547995" cy="2239645"/>
-            <wp:effectExtent l="0" t="0" r="0" b="8255"/>
-            <wp:docPr id="8" name="Picture 8"/>
-            <wp:cNvGraphicFramePr>
-              <a:graphicFrameLocks xmlns:a="http://schemas.openxmlformats.org/drawingml/2006/main" noChangeAspect="1"/>
-            </wp:cNvGraphicFramePr>
-            <a:graphic xmlns:a="http://schemas.openxmlformats.org/drawingml/2006/main">
-              <a:graphicData uri="http://schemas.openxmlformats.org/drawingml/2006/picture">
-                <pic:pic xmlns:pic="http://schemas.openxmlformats.org/drawingml/2006/picture">
-                  <pic:nvPicPr>
-                    <pic:cNvPr id="1" name=""/>
-                    <pic:cNvPicPr/>
-                  </pic:nvPicPr>
-                  <pic:blipFill>
-                    <a:blip r:embed="rId33"/>
-                    <a:stretch>
-                      <a:fillRect/>
-                    </a:stretch>
-                  </pic:blipFill>
-                  <pic:spPr>
-                    <a:xfrm>
-                      <a:off x="0" y="0"/>
-                      <a:ext cx="5547995" cy="2239645"/>
-                    </a:xfrm>
-                    <a:prstGeom prst="rect">
-                      <a:avLst/>
-                    </a:prstGeom>
-                  </pic:spPr>
-                </pic:pic>
-              </a:graphicData>
-            </a:graphic>
-          </wp:inline>
-        </w:drawing>
-      </w:r>
-    </w:p>
-    <w:p>
-      <w:pPr>
-        <w:spacing w:after="120"/>
-        <w:rPr>
-          <w:sz w:val="26"/>
-          <w:szCs w:val="26"/>
-        </w:rPr>
-      </w:pPr>
-      <w:r>
-        <w:rPr>
-          <w:sz w:val="26"/>
-          <w:szCs w:val="26"/>
-        </w:rPr>
-        <w:t>Ba điểm đáng lưu ý trong đoạn mã trên: (1) kiểm tra quyền EDIT trên ví trước khi ghi nhận giao dịch, phục vụ tính năng chia sẻ ví trong gia đình; (2) walletRepository.updateBalance() sử dụng câu lệnh UPDATE ... SET balance = balance + :amount thay vì thực hiện theo cách đọc–sửa–ghi, giúp hạn chế lỗi race condition khi có nhiều giao dịch được thực hiện đồng thời; (3) sau khi ghi nhận khoản chi, hệ thống gọi ngay budgetService.checkAndAlertBudget() để kiểm tra ngân sách trong tháng có bị vượt hoặc sắp vượt hay không, liên kết trực tiếp với FR-11.</w:t>
-      </w:r>
-    </w:p>
-    <w:p>
-      <w:pPr>
-        <w:spacing w:after="120"/>
-        <w:rPr>
-          <w:sz w:val="26"/>
-          <w:szCs w:val="26"/>
-        </w:rPr>
-      </w:pPr>
-      <w:r>
-        <w:rPr>
-          <w:sz w:val="26"/>
-          <w:szCs w:val="26"/>
-        </w:rPr>
-        <w:t>Khi sửa hoặc xóa giao dịch, nghiệp vụ tương tự được áp dụng theo chiều ngược lại: hệ thống hoàn tác ảnh hưởng của giá trị cũ lên số dư trước khi áp dụng giá trị mới. Đồng thời, một bản ghi TransactionHistory được lưu lại nếu có bất kỳ trường nào thay đổi, phục vụ chức năng xem lịch sử đối soát trên giao diện.</w:t>
-      </w:r>
-    </w:p>
-    <w:p>
-      <w:pPr>
-        <w:spacing w:after="120"/>
-        <w:rPr>
-          <w:sz w:val="26"/>
-          <w:szCs w:val="26"/>
-        </w:rPr>
-      </w:pPr>
-      <w:r>
-        <w:rPr>
-          <w:b/>
-          <w:bCs/>
-          <w:sz w:val="26"/>
-          <w:szCs w:val="26"/>
-        </w:rPr>
-        <w:lastRenderedPageBreak/>
-        <w:t>Bằng chứng chạy:</w:t>
-      </w:r>
-      <w:r>
-        <w:rPr>
-          <w:sz w:val="26"/>
-          <w:szCs w:val="26"/>
-        </w:rPr>
-        <w:t xml:space="preserve"> giao dịch chi 50.000đ được tạo thành công, số dư ví giảm tương ứng, thể hiện qua giao diện TransactionsPage và được xác nhận lại bằng unit test createTransaction_HasEditPermission_Success.</w:t>
-      </w:r>
-    </w:p>
-    <w:p>
-      <w:pPr>
-        <w:spacing w:after="120"/>
-        <w:rPr>
-          <w:sz w:val="26"/>
-          <w:szCs w:val="26"/>
-        </w:rPr>
-      </w:pPr>
-      <w:r>
-        <w:rPr>
-          <w:sz w:val="26"/>
-          <w:szCs w:val="26"/>
-        </w:rPr>
-        <w:t>(bổ sung hình)</w:t>
-      </w:r>
-    </w:p>
-    <w:p>
-      <w:pPr>
-        <w:spacing w:after="120"/>
-        <w:rPr>
-          <w:sz w:val="26"/>
-          <w:szCs w:val="26"/>
-        </w:rPr>
-      </w:pPr>
-      <w:r>
-        <w:rPr>
-          <w:sz w:val="26"/>
-          <w:szCs w:val="26"/>
-        </w:rPr>
-        <w:t xml:space="preserve">4.4.3. </w:t>
-      </w:r>
-      <w:r>
-        <w:rPr>
-          <w:sz w:val="26"/>
-          <w:szCs w:val="26"/>
-        </w:rPr>
-        <w:t>Ngân sách chi và cảnh báo tự động</w:t>
-      </w:r>
-    </w:p>
-    <w:p>
-      <w:pPr>
-        <w:spacing w:after="120"/>
-        <w:rPr>
-          <w:sz w:val="26"/>
-          <w:szCs w:val="26"/>
-        </w:rPr>
-      </w:pPr>
-      <w:r>
-        <w:rPr>
-          <w:sz w:val="26"/>
-          <w:szCs w:val="26"/>
-        </w:rPr>
-        <w:t>Tương ứng với FR-09 (tạo ngân sách), FR-11 (cảnh báo vượt ngân sách), module budgets</w:t>
-      </w:r>
-    </w:p>
-    <w:p>
-      <w:pPr>
-        <w:spacing w:after="120"/>
-        <w:rPr>
-          <w:sz w:val="26"/>
-          <w:szCs w:val="26"/>
-        </w:rPr>
-      </w:pPr>
-      <w:r>
-        <w:rPr>
-          <w:sz w:val="26"/>
-          <w:szCs w:val="26"/>
-        </w:rPr>
-        <w:t>Người dùng thiết lập hạn mức chi tiêu cho một danh mục trong một tháng cụ thể. Hệ thống áp dụng ràng buộc UNIQUE(user, category, tháng, năm) ở tầng cơ sở dữ liệu, đồng thời kiểm tra tường minh tại tầng service để trả về thông báo lỗi thân thiện cho người dùng thay vì hiển thị lỗi kỹ thuật từ cơ sở dữ liệu.</w:t>
-      </w:r>
-    </w:p>
-    <w:p>
-      <w:pPr>
-        <w:spacing w:after="120"/>
-        <w:rPr>
-          <w:sz w:val="26"/>
-          <w:szCs w:val="26"/>
-        </w:rPr>
-      </w:pPr>
-      <w:r>
-        <w:rPr>
-          <w:sz w:val="26"/>
-          <w:szCs w:val="26"/>
-        </w:rPr>
-        <w:drawing>
-          <wp:inline distT="0" distB="0" distL="0" distR="0" wp14:anchorId="605C1F47" wp14:editId="0A5BC781">
-            <wp:extent cx="5547995" cy="1469390"/>
-            <wp:effectExtent l="0" t="0" r="0" b="0"/>
-            <wp:docPr id="11" name="Picture 11"/>
-            <wp:cNvGraphicFramePr>
-              <a:graphicFrameLocks xmlns:a="http://schemas.openxmlformats.org/drawingml/2006/main" noChangeAspect="1"/>
-            </wp:cNvGraphicFramePr>
-            <a:graphic xmlns:a="http://schemas.openxmlformats.org/drawingml/2006/main">
-              <a:graphicData uri="http://schemas.openxmlformats.org/drawingml/2006/picture">
-                <pic:pic xmlns:pic="http://schemas.openxmlformats.org/drawingml/2006/picture">
-                  <pic:nvPicPr>
-                    <pic:cNvPr id="1" name=""/>
-                    <pic:cNvPicPr/>
-                  </pic:nvPicPr>
-                  <pic:blipFill>
-                    <a:blip r:embed="rId34"/>
-                    <a:stretch>
-                      <a:fillRect/>
-                    </a:stretch>
-                  </pic:blipFill>
-                  <pic:spPr>
-                    <a:xfrm>
-                      <a:off x="0" y="0"/>
-                      <a:ext cx="5547995" cy="1469390"/>
-                    </a:xfrm>
-                    <a:prstGeom prst="rect">
-                      <a:avLst/>
-                    </a:prstGeom>
-                  </pic:spPr>
-                </pic:pic>
-              </a:graphicData>
-            </a:graphic>
-          </wp:inline>
-        </w:drawing>
-      </w:r>
-    </w:p>
-    <w:p>
-      <w:pPr>
-        <w:spacing w:after="120"/>
-        <w:rPr>
-          <w:sz w:val="26"/>
-          <w:szCs w:val="26"/>
-        </w:rPr>
-      </w:pPr>
-      <w:r>
-        <w:rPr>
-          <w:sz w:val="26"/>
-          <w:szCs w:val="26"/>
-        </w:rPr>
-        <w:t>Cơ chế cảnh báo (checkAndAlertBudget) được kích hoạt tự động mỗi khi có giao dịch chi tiêu mới thuộc danh mục đang được đặt ngân sách. Hệ thống tính tổng chi tiêu trong tháng và so sánh với hai ngưỡng: ngưỡng cảnh báo (mặc định 80%, có thể tùy chỉnh thông qua warningPercent của từng ngân sách hoặc lấy từ cấu hình hệ thống DEFAULT_BUDGET_WARNING_PERCENT) và ngưỡng vượt mức (100%). Mỗi mức cảnh báo chỉ được gửi một lần, sử dụng cờ warningSent và trạng thái EXCEED, nhằm tránh gửi thông báo lặp lại cho người dùng ở các giao dịch tiếp theo. Thông báo được gửi đồng thời qua hai kênh: bảng notification trong ứng dụng và email thông qua SMTP.</w:t>
-      </w:r>
-    </w:p>
-    <w:p>
-      <w:pPr>
-        <w:spacing w:after="120"/>
-        <w:rPr>
-          <w:sz w:val="26"/>
-          <w:szCs w:val="26"/>
-        </w:rPr>
-      </w:pPr>
-      <w:r>
-        <w:rPr>
-          <w:sz w:val="26"/>
-          <w:szCs w:val="26"/>
-        </w:rPr>
-        <w:t xml:space="preserve">Bằng chứng chạy: unit test checkAndAlertBudget_ReachWarningLimit_SendsWarningOnce xác nhận khi chi tiêu đạt 4.500.000đ trên hạn mức 5.000.000đ (90%, vượt ngưỡng cảnh báo 80%), </w:t>
-      </w:r>
-      <w:r>
-        <w:rPr>
-          <w:sz w:val="26"/>
-          <w:szCs w:val="26"/>
-        </w:rPr>
-        <w:lastRenderedPageBreak/>
-        <w:t>hệ thống gửi đúng một thông báo có mức ưu tiên 2 và một email. Đồng thời, test checkAndAlertBudget_BelowWarningLimit_DoesNothing xác nhận hệ thống không gửi thông báo khi tổng chi tiêu mới đạt 40% hạn mức.</w:t>
-      </w:r>
-    </w:p>
-    <w:p>
-      <w:pPr>
-        <w:spacing w:after="120"/>
-        <w:rPr>
-          <w:sz w:val="26"/>
-          <w:szCs w:val="26"/>
-        </w:rPr>
-      </w:pPr>
-      <w:r>
-        <w:rPr>
-          <w:sz w:val="26"/>
-          <w:szCs w:val="26"/>
-        </w:rPr>
-        <w:t>(sẽ bổ sung hình ảnh)</w:t>
-      </w:r>
-    </w:p>
-    <w:p>
-      <w:pPr>
-        <w:spacing w:after="120"/>
-        <w:rPr>
-          <w:sz w:val="26"/>
-          <w:szCs w:val="26"/>
-        </w:rPr>
-      </w:pPr>
-      <w:r>
-        <w:rPr>
-          <w:sz w:val="26"/>
-          <w:szCs w:val="26"/>
-        </w:rPr>
-        <w:t xml:space="preserve">4.4.4. </w:t>
-      </w:r>
-      <w:r>
-        <w:rPr>
-          <w:sz w:val="26"/>
-          <w:szCs w:val="26"/>
-        </w:rPr>
-        <w:t>Nhập sao kê giao dịch và tự động phân loại giao dịch</w:t>
-      </w:r>
-    </w:p>
-    <w:p>
-      <w:pPr>
-        <w:spacing w:after="120"/>
-        <w:rPr>
-          <w:sz w:val="26"/>
-          <w:szCs w:val="26"/>
-        </w:rPr>
-      </w:pPr>
-      <w:r>
-        <w:rPr>
-          <w:sz w:val="26"/>
-          <w:szCs w:val="26"/>
-        </w:rPr>
-        <w:t>Tương ứng nhóm chức năng nhập liệu, module importBatch kết hợp với ai_assistant.</w:t>
-      </w:r>
-    </w:p>
-    <w:p>
-      <w:pPr>
-        <w:spacing w:after="120"/>
-        <w:rPr>
-          <w:sz w:val="26"/>
-          <w:szCs w:val="26"/>
-        </w:rPr>
-      </w:pPr>
-    </w:p>
-    <w:p>
-      <w:pPr>
-        <w:spacing w:after="120"/>
-        <w:rPr>
-          <w:sz w:val="26"/>
-          <w:szCs w:val="26"/>
-        </w:rPr>
-      </w:pPr>
-      <w:r>
-        <w:rPr>
-          <w:sz w:val="26"/>
-          <w:szCs w:val="26"/>
-        </w:rPr>
-        <w:t>Chức năng cho phép người dùng tải lên file CSV/Excel sao kê ngân hàng và ánh xạ linh hoạt các cột dữ liệu như ngày, số tiền và nội dung thay vì yêu cầu một định dạng cố định, do mỗi ngân hàng có thể xuất sao kê với cấu trúc cột khác nhau. Luồng xử lý gồm hai bước: bước xem trước (POST /import-batches/preview) đọc dòng tiêu đề và trả về danh sách cột để người dùng lựa chọn; bước nhập chính thức (POST /import-batches/upload) xử lý toàn bộ dữ liệu được tải lên.</w:t>
-      </w:r>
-    </w:p>
-    <w:p>
-      <w:pPr>
-        <w:spacing w:after="120"/>
-        <w:rPr>
-          <w:sz w:val="26"/>
-          <w:szCs w:val="26"/>
-        </w:rPr>
-      </w:pPr>
-      <w:r>
-        <w:rPr>
-          <w:sz w:val="26"/>
-          <w:szCs w:val="26"/>
-        </w:rPr>
-        <w:t>Với mỗi dòng dữ liệu, hệ thống kiểm tra trùng lặp dựa trên ví, ngày, số tiền và nội dung để tránh nhập lại giao dịch đã tồn tại. Sau đó, hệ thống thử phân loại giao dịch dựa trên CategoryRule, là các từ khóa do người dùng hoặc quản trị viên định nghĩa trước. Ví dụ, giao dịch có nội dung chứa "Highlands" có thể được tự động phân loại vào danh mục "Ăn uống".</w:t>
-      </w:r>
-    </w:p>
-    <w:p>
-      <w:pPr>
-        <w:spacing w:after="120"/>
-        <w:rPr>
-          <w:sz w:val="26"/>
-          <w:szCs w:val="26"/>
-        </w:rPr>
-      </w:pPr>
-      <w:r>
-        <w:rPr>
-          <w:sz w:val="26"/>
-          <w:szCs w:val="26"/>
-        </w:rPr>
-        <w:t>Đối với các giao dịch không khớp với bất kỳ từ khóa nào, hệ thống gom các mô tả giao dịch chưa được phân loại thành một lô và gửi đến Gemini API để dự đoán danh mục. Việc xử lý theo lô thay vì gọi AI cho từng giao dịch riêng lẻ giúp giảm số lượt gọi API và rút ngắn thời gian xử lý khi nhập số lượng lớn giao dịch.</w:t>
-      </w:r>
-    </w:p>
-    <w:p>
-      <w:pPr>
-        <w:spacing w:after="120"/>
-        <w:jc w:val="center"/>
-        <w:rPr>
-          <w:sz w:val="26"/>
-          <w:szCs w:val="26"/>
-        </w:rPr>
-      </w:pPr>
-      <w:r>
-        <w:rPr>
-          <w:sz w:val="26"/>
-          <w:szCs w:val="26"/>
-        </w:rPr>
-        <w:lastRenderedPageBreak/>
-        <w:drawing>
-          <wp:inline distT="0" distB="0" distL="0" distR="0" wp14:anchorId="0D05ACB7" wp14:editId="38C90AFB">
-            <wp:extent cx="5547995" cy="1713230"/>
-            <wp:effectExtent l="0" t="0" r="0" b="1270"/>
-            <wp:docPr id="13" name="Picture 13"/>
-            <wp:cNvGraphicFramePr>
-              <a:graphicFrameLocks xmlns:a="http://schemas.openxmlformats.org/drawingml/2006/main" noChangeAspect="1"/>
-            </wp:cNvGraphicFramePr>
-            <a:graphic xmlns:a="http://schemas.openxmlformats.org/drawingml/2006/main">
-              <a:graphicData uri="http://schemas.openxmlformats.org/drawingml/2006/picture">
-                <pic:pic xmlns:pic="http://schemas.openxmlformats.org/drawingml/2006/picture">
-                  <pic:nvPicPr>
-                    <pic:cNvPr id="1" name=""/>
-                    <pic:cNvPicPr/>
-                  </pic:nvPicPr>
-                  <pic:blipFill>
-                    <a:blip r:embed="rId35"/>
-                    <a:stretch>
-                      <a:fillRect/>
-                    </a:stretch>
-                  </pic:blipFill>
-                  <pic:spPr>
-                    <a:xfrm>
-                      <a:off x="0" y="0"/>
-                      <a:ext cx="5547995" cy="1713230"/>
-                    </a:xfrm>
-                    <a:prstGeom prst="rect">
-                      <a:avLst/>
-                    </a:prstGeom>
-                  </pic:spPr>
-                </pic:pic>
-              </a:graphicData>
-            </a:graphic>
-          </wp:inline>
-        </w:drawing>
-      </w:r>
-    </w:p>
-    <w:p>
-      <w:pPr>
-        <w:spacing w:after="120"/>
-        <w:rPr>
-          <w:sz w:val="26"/>
-          <w:szCs w:val="26"/>
-        </w:rPr>
-      </w:pPr>
-      <w:r>
-        <w:rPr>
-          <w:sz w:val="26"/>
-          <w:szCs w:val="26"/>
-        </w:rPr>
-        <w:t>Bằng chứng chạy: test importData_ValidFile_MatchedByRule_NoAiCall xác nhận khi từ khóa khớp, hệ thống không gọi AI, giúp tiết kiệm chi phí và thời gian xử lý; test importData_DuplicateData_SkipsRow xác nhận dòng dữ liệu trùng được bỏ qua và ghi nhận vào duplicatedRows; test importData_InvalidFormat_ThrowsExceptionAndRollback xác nhận khi dữ liệu ngày tháng sai định dạng, toàn bộ giao dịch trong file không được lưu nhờ cơ chế transaction rollback, tránh tình trạng dữ liệu chỉ được nhập một phần.</w:t>
-      </w:r>
-    </w:p>
-    <w:p>
-      <w:pPr>
-        <w:spacing w:after="120"/>
-        <w:rPr>
-          <w:sz w:val="26"/>
-          <w:szCs w:val="26"/>
-        </w:rPr>
-      </w:pPr>
-      <w:r>
-        <w:rPr>
-          <w:sz w:val="26"/>
-          <w:szCs w:val="26"/>
-        </w:rPr>
-        <w:t xml:space="preserve">4.4.5. </w:t>
-      </w:r>
-      <w:r>
-        <w:rPr>
-          <w:sz w:val="26"/>
-          <w:szCs w:val="26"/>
-        </w:rPr>
-        <w:t>Trợ lý AI phân tích tài chính (DashBoard)</w:t>
-      </w:r>
-    </w:p>
-    <w:p>
-      <w:pPr>
-        <w:spacing w:after="120"/>
-        <w:rPr>
-          <w:sz w:val="26"/>
-          <w:szCs w:val="26"/>
-        </w:rPr>
-      </w:pPr>
-      <w:r>
-        <w:rPr>
-          <w:sz w:val="26"/>
-          <w:szCs w:val="26"/>
-        </w:rPr>
-        <w:t>Tương ứng FR-03, module ai_assistant kết hợp với reports.</w:t>
-      </w:r>
-    </w:p>
-    <w:p>
-      <w:pPr>
-        <w:spacing w:after="120"/>
-        <w:rPr>
-          <w:sz w:val="26"/>
-          <w:szCs w:val="26"/>
-        </w:rPr>
-      </w:pPr>
-      <w:r>
-        <w:rPr>
-          <w:sz w:val="26"/>
-          <w:szCs w:val="26"/>
-        </w:rPr>
-        <w:t>Trên trang tổng quan, hệ thống tự động gọi Gemini API để sinh nhận xét ngắn gọn về tình hình thu chi trong khoảng thời gian đang xem, dựa trên dữ liệu tổng hợp từ ReportService. Prompt được xây dựng động, đưa các số liệu thực tế của người dùng như tổng thu, tổng chi và chi tiết chi tiêu theo từng danh mục vào nội dung yêu cầu. Phần system instruction được cố định với yêu cầu AI đóng vai chuyên gia tài chính, trả lời dưới 150 chữ và đưa ra hai lời khuyên cụ thể. Cách thiết kế này giúp câu trả lời ngắn gọn, tập trung vào dữ liệu quan trọng và hạn chế phát sinh chi phí token không cần thiết.</w:t>
-      </w:r>
-    </w:p>
-    <w:p>
-      <w:pPr>
-        <w:spacing w:after="120"/>
-        <w:rPr>
-          <w:sz w:val="26"/>
-          <w:szCs w:val="26"/>
-        </w:rPr>
-      </w:pPr>
-      <w:r>
-        <w:rPr>
-          <w:sz w:val="26"/>
-          <w:szCs w:val="26"/>
-        </w:rPr>
-        <w:t>Ở phía giao diện, hệ thống cũng xử lý riêng trường hợp AI không phản hồi hoặc xảy ra lỗi thông qua trạng thái aiError, hiển thị nút thử lại để người dùng có thể thực hiện lại yêu cầu thay vì để khu vực nhận xét bị trống hoặc gây lỗi toàn bộ trang.</w:t>
-      </w:r>
-    </w:p>
-    <w:p>
-      <w:pPr>
-        <w:spacing w:after="120"/>
-        <w:rPr>
-          <w:sz w:val="26"/>
-          <w:szCs w:val="26"/>
-        </w:rPr>
-      </w:pPr>
-      <w:r>
-        <w:rPr>
-          <w:sz w:val="26"/>
-          <w:szCs w:val="26"/>
-        </w:rPr>
-        <w:t>4.</w:t>
-      </w:r>
-      <w:r>
-        <w:rPr>
-          <w:sz w:val="26"/>
-          <w:szCs w:val="26"/>
-        </w:rPr>
-        <w:t>5. Phần lõi kỹ thuật đặc thù: cơ chế phân loại giao dịch tự động kết hợp với quy tắc và AI</w:t>
-      </w:r>
-    </w:p>
-    <w:p>
-      <w:pPr>
-        <w:spacing w:after="120"/>
-        <w:rPr>
-          <w:sz w:val="26"/>
-          <w:szCs w:val="26"/>
-        </w:rPr>
-      </w:pPr>
-      <w:r>
-        <w:rPr>
-          <w:sz w:val="26"/>
-          <w:szCs w:val="26"/>
-        </w:rPr>
-        <w:lastRenderedPageBreak/>
-        <w:t>Bài toán khó nhất trong đề tài không nằm ở việc lưu trữ dữ liệu tài chính (vốn là CRUD tương đối chuẩn mực), mà nằm ở việc tự động gán danh mục cho một giao dịch chỉ dựa trên một dòng mô tả ngắn, không có cấu trúc, xuất hiện ở hai nơi: nhập sao kê hàng loạt</w:t>
-      </w:r>
-      <w:r>
-        <w:rPr>
-          <w:sz w:val="26"/>
-          <w:szCs w:val="26"/>
-        </w:rPr>
-        <w:t xml:space="preserve"> bằng file Excel hoặc CSV</w:t>
-      </w:r>
-      <w:r>
-        <w:rPr>
-          <w:sz w:val="26"/>
-          <w:szCs w:val="26"/>
-        </w:rPr>
-        <w:t>.</w:t>
-      </w:r>
-    </w:p>
-    <w:p>
-      <w:pPr>
-        <w:spacing w:after="120"/>
-        <w:rPr>
-          <w:sz w:val="26"/>
-          <w:szCs w:val="26"/>
-        </w:rPr>
-      </w:pPr>
-      <w:r>
-        <w:rPr>
-          <w:sz w:val="26"/>
-          <w:szCs w:val="26"/>
-        </w:rPr>
-        <w:t>Vì sao không dùng một mô hình học máy tự huấn luyện: với một ứng dụng cá nhân, mỗi người dùng có tập giao dịch riêng, không đủ dữ liệu để huấn luyện một mô hình phân loại văn bản có độ chính xác chấp nhận được; đồng thời việc huấn luyện và duy trì mô hình vượt quá phạm vi và thời lượng của một đồ án.</w:t>
-      </w:r>
-      <w:r>
-        <w:rPr>
-          <w:sz w:val="26"/>
-          <w:szCs w:val="26"/>
-        </w:rPr>
-        <w:t>Hệ thống</w:t>
-      </w:r>
-      <w:r>
-        <w:rPr>
-          <w:sz w:val="26"/>
-          <w:szCs w:val="26"/>
-        </w:rPr>
-        <w:t xml:space="preserve"> cân nhắc ba phương án: (1) chỉ dùng luật từ khóa thuần túy </w:t>
-      </w:r>
-      <w:r>
-        <w:rPr>
-          <w:sz w:val="26"/>
-          <w:szCs w:val="26"/>
-        </w:rPr>
-        <w:t>-</w:t>
-      </w:r>
-      <w:r>
-        <w:rPr>
-          <w:sz w:val="26"/>
-          <w:szCs w:val="26"/>
-        </w:rPr>
-        <w:t xml:space="preserve"> đơn giản, nhanh, nhưng không xử lý được các nội dung giao dịch chưa từng gặp; (2) chỉ dùng AI cho toàn bộ giao dịch </w:t>
-      </w:r>
-      <w:r>
-        <w:rPr>
-          <w:sz w:val="26"/>
-          <w:szCs w:val="26"/>
-        </w:rPr>
-        <w:t>-</w:t>
-      </w:r>
-      <w:r>
-        <w:rPr>
-          <w:sz w:val="26"/>
-          <w:szCs w:val="26"/>
-        </w:rPr>
-        <w:t xml:space="preserve"> linh hoạt nhưng chi phí và độ trễ cao khi nhập hàng trăm dòng cùng lúc; (3) kết hợp cả hai theo thứ tự ưu tiên, để luật xử lý phần đã biết và AI chỉ can thiệp vào phần chưa biết. Phương án (3) được chọn vì cân bằng giữa tốc độ, chi phí và độ chính xác.</w:t>
-      </w:r>
-    </w:p>
-    <w:p>
-      <w:pPr>
-        <w:spacing w:after="120"/>
-        <w:rPr>
-          <w:sz w:val="26"/>
-          <w:szCs w:val="26"/>
-        </w:rPr>
-      </w:pPr>
-      <w:r>
-        <w:rPr>
-          <w:sz w:val="26"/>
-          <w:szCs w:val="26"/>
-        </w:rPr>
-        <w:t>Cách giải quyết</w:t>
-      </w:r>
-    </w:p>
-    <w:p>
-      <w:pPr>
-        <w:spacing w:after="120"/>
-        <w:rPr>
-          <w:sz w:val="26"/>
-          <w:szCs w:val="26"/>
-        </w:rPr>
-      </w:pPr>
-      <w:r>
-        <w:rPr>
-          <w:sz w:val="26"/>
-          <w:szCs w:val="26"/>
-        </w:rPr>
-        <w:t xml:space="preserve">Bước 1 </w:t>
-      </w:r>
-      <w:r>
-        <w:rPr>
-          <w:sz w:val="26"/>
-          <w:szCs w:val="26"/>
-        </w:rPr>
-        <w:t>-</w:t>
-      </w:r>
-      <w:r>
-        <w:rPr>
-          <w:sz w:val="26"/>
-          <w:szCs w:val="26"/>
-        </w:rPr>
-        <w:t xml:space="preserve"> Áp dụng luật trước: mỗi Category có thể gắn nhiều CategoryRule (từ khóa, độ ưu tiên). Khi xử lý một mô tả giao dịch, hệ thống duyệt qua danh sách luật theo thứ tự ưu tiên giảm dần, chuyển cả từ khóa và mô tả về chữ thường và kiểm tra quan hệ "chứa".</w:t>
-      </w:r>
-    </w:p>
-    <w:p>
-      <w:pPr>
-        <w:spacing w:after="120"/>
-        <w:rPr>
-          <w:sz w:val="26"/>
-          <w:szCs w:val="26"/>
-        </w:rPr>
-      </w:pPr>
-      <w:r>
-        <w:rPr>
-          <w:sz w:val="26"/>
-          <w:szCs w:val="26"/>
-        </w:rPr>
-        <w:drawing>
-          <wp:inline distT="0" distB="0" distL="0" distR="0" wp14:anchorId="5A3C3E2C" wp14:editId="18E5DD24">
-            <wp:extent cx="5547995" cy="1379220"/>
-            <wp:effectExtent l="0" t="0" r="0" b="0"/>
-            <wp:docPr id="15" name="Picture 15"/>
-            <wp:cNvGraphicFramePr>
-              <a:graphicFrameLocks xmlns:a="http://schemas.openxmlformats.org/drawingml/2006/main" noChangeAspect="1"/>
-            </wp:cNvGraphicFramePr>
-            <a:graphic xmlns:a="http://schemas.openxmlformats.org/drawingml/2006/main">
-              <a:graphicData uri="http://schemas.openxmlformats.org/drawingml/2006/picture">
-                <pic:pic xmlns:pic="http://schemas.openxmlformats.org/drawingml/2006/picture">
-                  <pic:nvPicPr>
-                    <pic:cNvPr id="1" name=""/>
-                    <pic:cNvPicPr/>
-                  </pic:nvPicPr>
-                  <pic:blipFill>
-                    <a:blip r:embed="rId36"/>
-                    <a:stretch>
-                      <a:fillRect/>
-                    </a:stretch>
-                  </pic:blipFill>
-                  <pic:spPr>
-                    <a:xfrm>
-                      <a:off x="0" y="0"/>
-                      <a:ext cx="5547995" cy="1379220"/>
-                    </a:xfrm>
-                    <a:prstGeom prst="rect">
-                      <a:avLst/>
-                    </a:prstGeom>
-                  </pic:spPr>
-                </pic:pic>
-              </a:graphicData>
-            </a:graphic>
-          </wp:inline>
-        </w:drawing>
-      </w:r>
-    </w:p>
-    <w:p>
-      <w:pPr>
-        <w:spacing w:after="120"/>
-        <w:rPr>
-          <w:sz w:val="26"/>
-          <w:szCs w:val="26"/>
-        </w:rPr>
-      </w:pPr>
-      <w:r>
-        <w:rPr>
-          <w:sz w:val="26"/>
-          <w:szCs w:val="26"/>
-        </w:rPr>
-        <w:t xml:space="preserve">Bước 2 </w:t>
-      </w:r>
-      <w:r>
-        <w:rPr>
-          <w:sz w:val="26"/>
-          <w:szCs w:val="26"/>
-        </w:rPr>
-        <w:t>-</w:t>
-      </w:r>
-      <w:r>
-        <w:rPr>
-          <w:sz w:val="26"/>
-          <w:szCs w:val="26"/>
-        </w:rPr>
-        <w:t xml:space="preserve"> Với các giao dịch không khớp với bất kỳ luật nào, hệ thống gom các mô tả thành một mảng và gọi AI một lần duy nhất cho toàn bộ lô dữ liệu. Đồng thời, danh sách toàn bộ danh mục hiện có của người dùng, bao gồm ID và tên danh mục, được truyền vào phần chỉ dẫn hệ thống. AI được yêu cầu trả về kết quả theo đúng </w:t>
-      </w:r>
-      <w:r>
-        <w:rPr>
-          <w:sz w:val="26"/>
-          <w:szCs w:val="26"/>
-        </w:rPr>
-        <w:lastRenderedPageBreak/>
-        <w:t xml:space="preserve">định dạng JSON thuần túy {"Nội dung": ID}, giúp backend có thể </w:t>
-      </w:r>
-      <w:r>
-        <w:rPr>
-          <w:sz w:val="26"/>
-          <w:szCs w:val="26"/>
-        </w:rPr>
-        <w:t>chuyển đổi</w:t>
-      </w:r>
-      <w:r>
-        <w:rPr>
-          <w:sz w:val="26"/>
-          <w:szCs w:val="26"/>
-        </w:rPr>
-        <w:t xml:space="preserve"> trực tiếp kết quả mà không cần thực hiện thêm bước xử lý ngôn ngữ tự nhiên.</w:t>
-      </w:r>
-    </w:p>
-    <w:p>
-      <w:pPr>
-        <w:spacing w:after="120"/>
-        <w:rPr>
-          <w:sz w:val="26"/>
-          <w:szCs w:val="26"/>
-        </w:rPr>
-      </w:pPr>
-      <w:r>
-        <w:rPr>
-          <w:sz w:val="26"/>
-          <w:szCs w:val="26"/>
-        </w:rPr>
-        <w:t xml:space="preserve">Bước 3 </w:t>
-      </w:r>
-      <w:r>
-        <w:rPr>
-          <w:sz w:val="26"/>
-          <w:szCs w:val="26"/>
-        </w:rPr>
-        <w:t>-</w:t>
-      </w:r>
-      <w:r>
-        <w:rPr>
-          <w:sz w:val="26"/>
-          <w:szCs w:val="26"/>
-        </w:rPr>
-        <w:t xml:space="preserve"> Xử lý khi AI trả lỗi hoặc trả về định dạng không đúng: lời gọi API được bọc trong khối try/catch. Nếu Gemini trả về chuỗi có kèm markdown code fence (json), hệ thống chủ động loại bỏ các ký tự thừa trước khi thực hiện parse. Nếu quá trình parse thất bại hoặc API gặp lỗi mạng, phương thức trả về một Map rỗng thay vì ném ngoại lệ làm gián đoạn toàn bộ quá trình nhập liệu. Các giao dịch không phân loại được vẫn được lưu vào danh mục "Chưa phân loại" để người dùng tự điều chỉnh sau, thay vì làm hỏng toàn bộ file nhập.</w:t>
-      </w:r>
-    </w:p>
-    <w:p>
-      <w:pPr>
-        <w:spacing w:after="120"/>
-        <w:rPr>
-          <w:sz w:val="26"/>
-          <w:szCs w:val="26"/>
-        </w:rPr>
-      </w:pPr>
-      <w:r>
-        <w:rPr>
-          <w:sz w:val="26"/>
-          <w:szCs w:val="26"/>
-        </w:rPr>
-        <w:t>Bằng chứng chạy đúng: trong bộ unit test của ImportBatchServiceImplTest, kịch bản importData_ValidFile_MatchedByRule_NoAiCall chứng minh rằng khi mô tả "Highlands Coffee" khớp với từ khóa đã được cấu hình sẵn, phương thức categorizeTransactionsBatch không được gọi (verify(aiAssistantService, never())...), khẳng định luật từ khóa luôn được ưu tiên và hệ thống chỉ gọi AI khi thực sự cần thiết.</w:t>
-      </w:r>
-    </w:p>
-    <w:p>
-      <w:pPr>
-        <w:spacing w:after="120"/>
-        <w:rPr>
-          <w:sz w:val="26"/>
-          <w:szCs w:val="26"/>
-        </w:rPr>
-      </w:pPr>
-      <w:r>
-        <w:rPr>
-          <w:sz w:val="26"/>
-          <w:szCs w:val="26"/>
-        </w:rPr>
-        <w:t>(sẽ bổ sung)</w:t>
-      </w:r>
-    </w:p>
-    <w:p>
-      <w:pPr>
-        <w:spacing w:after="120"/>
-        <w:rPr>
-          <w:sz w:val="26"/>
-          <w:szCs w:val="26"/>
-        </w:rPr>
-      </w:pPr>
-      <w:r>
-        <w:rPr>
-          <w:sz w:val="26"/>
-          <w:szCs w:val="26"/>
-        </w:rPr>
-        <w:t>4.6. Đóng gói và chuyển khai</w:t>
+          <w:sz w:val="26"/>
+          <w:szCs w:val="26"/>
+        </w:rPr>
+        <w:t>Migration khi triển khai: Flyway tự động chạy các script trong src/main/resources/db/migration/ mỗi khi ứng dụng khởi động (spring.flyway.enabled=true), giúp schema được đồng bộ với phiên bản code đang chạy mà không cần thao tác thủ công trên môi trường sản xuất.</w:t>
       </w:r>
     </w:p>
     <w:p>
@@ -27392,6 +28726,13 @@
           <w:szCs w:val="26"/>
         </w:rPr>
         <w:br/>
+      </w:r>
+      <w:r>
+        <w:rPr>
+          <w:sz w:val="26"/>
+          <w:szCs w:val="26"/>
+        </w:rPr>
+        <w:lastRenderedPageBreak/>
         <w:t>5.3. Đánh giá kết quả đạt được</w:t>
       </w:r>
       <w:r>
@@ -27493,7 +28834,6 @@
           <w:sz w:val="26"/>
           <w:szCs w:val="26"/>
         </w:rPr>
-        <w:lastRenderedPageBreak/>
         <w:t xml:space="preserve"> </w:t>
       </w:r>
       <w:r>
@@ -29743,6 +31083,7 @@
   <w:style w:type="character" w:default="1" w:styleId="DefaultParagraphFont">
     <w:name w:val="Default Paragraph Font"/>
     <w:uiPriority w:val="1"/>
+    <w:semiHidden/>
     <w:unhideWhenUsed/>
   </w:style>
   <w:style w:type="table" w:default="1" w:styleId="TableNormal">

--- a/docs/baocao/baocao.docx
+++ b/docs/baocao/baocao.docx
@@ -18923,16 +18923,29 @@
       <w:pPr>
         <w:pStyle w:val="Heading3"/>
         <w:rPr>
+          <w:b/>
+          <w:bCs/>
+          <w:color w:val="auto"/>
           <w:sz w:val="26"/>
           <w:szCs w:val="26"/>
         </w:rPr>
       </w:pPr>
       <w:bookmarkStart w:id="62" w:name="_Toc236173483"/>
       <w:r>
+        <w:rPr>
+          <w:b/>
+          <w:bCs/>
+          <w:color w:val="auto"/>
+          <w:sz w:val="26"/>
+          <w:szCs w:val="26"/>
+        </w:rPr>
         <w:t xml:space="preserve">3.2.6. </w:t>
       </w:r>
       <w:r>
         <w:rPr>
+          <w:b/>
+          <w:bCs/>
+          <w:color w:val="auto"/>
           <w:sz w:val="26"/>
           <w:szCs w:val="26"/>
         </w:rPr>
@@ -18941,6 +18954,9 @@
       <w:bookmarkEnd w:id="62"/>
       <w:r>
         <w:rPr>
+          <w:b/>
+          <w:bCs/>
+          <w:color w:val="auto"/>
           <w:sz w:val="26"/>
           <w:szCs w:val="26"/>
         </w:rPr>
@@ -18948,6 +18964,9 @@
       </w:r>
       <w:r>
         <w:rPr>
+          <w:b/>
+          <w:bCs/>
+          <w:color w:val="auto"/>
           <w:sz w:val="26"/>
           <w:szCs w:val="26"/>
         </w:rPr>
@@ -18989,9 +19008,9 @@
         </w:rPr>
         <w:lastRenderedPageBreak/>
         <w:drawing>
-          <wp:inline distT="0" distB="0" distL="0" distR="0" wp14:anchorId="1553AD76" wp14:editId="48A02F5F">
-            <wp:extent cx="5158501" cy="5458265"/>
-            <wp:effectExtent l="0" t="0" r="4445" b="9525"/>
+          <wp:inline distT="0" distB="0" distL="0" distR="0" wp14:anchorId="1553AD76" wp14:editId="6DB5BFDD">
+            <wp:extent cx="4545956" cy="4810125"/>
+            <wp:effectExtent l="0" t="0" r="7620" b="0"/>
             <wp:docPr id="10" name="Picture 10"/>
             <wp:cNvGraphicFramePr>
               <a:graphicFrameLocks xmlns:a="http://schemas.openxmlformats.org/drawingml/2006/main" noChangeAspect="1"/>
@@ -19021,7 +19040,7 @@
                   <pic:spPr bwMode="auto">
                     <a:xfrm>
                       <a:off x="0" y="0"/>
-                      <a:ext cx="5165825" cy="5466015"/>
+                      <a:ext cx="4554134" cy="4818778"/>
                     </a:xfrm>
                     <a:prstGeom prst="rect">
                       <a:avLst/>
@@ -19984,12 +20003,16 @@
       <w:pPr>
         <w:keepNext/>
         <w:rPr>
-          <w:sz w:val="26"/>
-          <w:szCs w:val="26"/>
-        </w:rPr>
-      </w:pPr>
-      <w:r>
-        <w:rPr>
+          <w:b/>
+          <w:bCs/>
+          <w:sz w:val="26"/>
+          <w:szCs w:val="26"/>
+        </w:rPr>
+      </w:pPr>
+      <w:r>
+        <w:rPr>
+          <w:b/>
+          <w:bCs/>
           <w:sz w:val="26"/>
           <w:szCs w:val="26"/>
         </w:rPr>
@@ -22304,17 +22327,7 @@
           <w:sz w:val="26"/>
           <w:szCs w:val="26"/>
         </w:rPr>
-        <w:t xml:space="preserve">: </w:t>
-      </w:r>
-      <w:r>
-        <w:rPr>
-          <w:i w:val="0"/>
-          <w:iCs w:val="0"/>
-          <w:color w:val="auto"/>
-          <w:sz w:val="26"/>
-          <w:szCs w:val="26"/>
-        </w:rPr>
-        <w:t>Các công nghệ và phiên bản của backend</w:t>
+        <w:t>: Các công nghệ và phiên bản của backend</w:t>
       </w:r>
     </w:p>
     <w:p>
@@ -23052,14 +23065,7 @@
           <w:sz w:val="26"/>
           <w:szCs w:val="26"/>
         </w:rPr>
-        <w:t xml:space="preserve">: </w:t>
-      </w:r>
-      <w:r>
-        <w:rPr>
-          <w:sz w:val="26"/>
-          <w:szCs w:val="26"/>
-        </w:rPr>
-        <w:t>Cấu trúc thư mục của mã nguồn</w:t>
+        <w:t>: Cấu trúc thư mục của mã nguồn</w:t>
       </w:r>
     </w:p>
     <w:p>
@@ -25476,17 +25482,7 @@
           <w:sz w:val="26"/>
           <w:szCs w:val="26"/>
         </w:rPr>
-        <w:t xml:space="preserve">: </w:t>
-      </w:r>
-      <w:r>
-        <w:rPr>
-          <w:i w:val="0"/>
-          <w:iCs w:val="0"/>
-          <w:color w:val="auto"/>
-          <w:sz w:val="26"/>
-          <w:szCs w:val="26"/>
-        </w:rPr>
-        <w:t>Bảng đối chiếu giữa thực thể trong ERD và bảng dữ liệu thật</w:t>
+        <w:t>: Bảng đối chiếu giữa thực thể trong ERD và bảng dữ liệu thật</w:t>
       </w:r>
     </w:p>
     <w:p>
@@ -25596,21 +25592,7 @@
           <w:sz w:val="26"/>
           <w:szCs w:val="26"/>
         </w:rPr>
-        <w:t xml:space="preserve"> </w:t>
-      </w:r>
-      <w:r>
-        <w:rPr>
-          <w:sz w:val="26"/>
-          <w:szCs w:val="26"/>
-        </w:rPr>
-        <w:t>(quản lý các giao dịch và ví),</w:t>
-      </w:r>
-      <w:r>
-        <w:rPr>
-          <w:sz w:val="26"/>
-          <w:szCs w:val="26"/>
-        </w:rPr>
-        <w:t>, đồng thời tuân thủ nghiêm ngặt quy tắc nghiệm vụ BR-02(mọi thay đổi số dư phải thông qua giao dịch),</w:t>
+        <w:t xml:space="preserve"> (quản lý các giao dịch và ví),, đồng thời tuân thủ nghiêm ngặt quy tắc nghiệm vụ BR-02(mọi thay đổi số dư phải thông qua giao dịch),</w:t>
       </w:r>
       <w:r>
         <w:rPr>
@@ -25891,6 +25873,7 @@
       </w:pPr>
       <w:r>
         <w:rPr>
+          <w:noProof/>
           <w:sz w:val="26"/>
           <w:szCs w:val="26"/>
         </w:rPr>
@@ -26300,6 +26283,7 @@
       </w:pPr>
       <w:r>
         <w:rPr>
+          <w:noProof/>
           <w:sz w:val="26"/>
           <w:szCs w:val="26"/>
         </w:rPr>
@@ -27095,6 +27079,7 @@
       </w:pPr>
       <w:r>
         <w:rPr>
+          <w:noProof/>
           <w:sz w:val="26"/>
           <w:szCs w:val="26"/>
         </w:rPr>
@@ -27417,6 +27402,7 @@
       </w:pPr>
       <w:r>
         <w:rPr>
+          <w:noProof/>
           <w:sz w:val="26"/>
           <w:szCs w:val="26"/>
         </w:rPr>
@@ -27627,6 +27613,7 @@
       </w:pPr>
       <w:r>
         <w:rPr>
+          <w:noProof/>
           <w:sz w:val="26"/>
           <w:szCs w:val="26"/>
         </w:rPr>
@@ -27973,6 +27960,7 @@
       </w:pPr>
       <w:r>
         <w:rPr>
+          <w:noProof/>
           <w:sz w:val="26"/>
           <w:szCs w:val="26"/>
         </w:rPr>
@@ -28119,12 +28107,16 @@
       <w:pPr>
         <w:spacing w:after="120"/>
         <w:rPr>
-          <w:sz w:val="26"/>
-          <w:szCs w:val="26"/>
-        </w:rPr>
-      </w:pPr>
-      <w:r>
-        <w:rPr>
+          <w:b/>
+          <w:bCs/>
+          <w:sz w:val="26"/>
+          <w:szCs w:val="26"/>
+        </w:rPr>
+      </w:pPr>
+      <w:r>
+        <w:rPr>
+          <w:b/>
+          <w:bCs/>
           <w:sz w:val="26"/>
           <w:szCs w:val="26"/>
         </w:rPr>
@@ -28682,7 +28674,11 @@
     <w:p>
       <w:pPr>
         <w:pStyle w:val="Heading1"/>
-        <w:rPr>
+        <w:jc w:val="center"/>
+        <w:rPr>
+          <w:b/>
+          <w:bCs/>
+          <w:color w:val="auto"/>
           <w:sz w:val="26"/>
           <w:szCs w:val="26"/>
         </w:rPr>
@@ -28690,15 +28686,64 @@
       <w:bookmarkStart w:id="66" w:name="_Toc236173487"/>
       <w:r>
         <w:rPr>
-          <w:sz w:val="26"/>
-          <w:szCs w:val="26"/>
-        </w:rPr>
-        <w:t>Chương 5. KIỂM THỬ &amp; ĐÁNH GIÁ</w:t>
+          <w:b/>
+          <w:bCs/>
+          <w:color w:val="auto"/>
+          <w:sz w:val="26"/>
+          <w:szCs w:val="26"/>
+        </w:rPr>
+        <w:t xml:space="preserve">Chương 5. KIỂM THỬ </w:t>
+      </w:r>
+      <w:r>
+        <w:rPr>
+          <w:b/>
+          <w:bCs/>
+          <w:color w:val="auto"/>
+          <w:sz w:val="26"/>
+          <w:szCs w:val="26"/>
+        </w:rPr>
+        <w:t>VÀ</w:t>
+      </w:r>
+      <w:r>
+        <w:rPr>
+          <w:b/>
+          <w:bCs/>
+          <w:color w:val="auto"/>
+          <w:sz w:val="26"/>
+          <w:szCs w:val="26"/>
+        </w:rPr>
+        <w:t xml:space="preserve"> ĐÁNH GIÁ</w:t>
       </w:r>
       <w:bookmarkEnd w:id="66"/>
     </w:p>
     <w:p>
       <w:pPr>
+        <w:pStyle w:val="Heading2"/>
+        <w:rPr>
+          <w:b/>
+          <w:bCs/>
+          <w:color w:val="auto"/>
+        </w:rPr>
+      </w:pPr>
+      <w:r>
+        <w:rPr>
+          <w:b/>
+          <w:bCs/>
+          <w:color w:val="auto"/>
+        </w:rPr>
+        <w:t xml:space="preserve">5.1. </w:t>
+      </w:r>
+      <w:r>
+        <w:rPr>
+          <w:b/>
+          <w:bCs/>
+          <w:color w:val="auto"/>
+        </w:rPr>
+        <w:t>Chiến lược kiểm thử</w:t>
+      </w:r>
+    </w:p>
+    <w:p>
+      <w:pPr>
         <w:spacing w:after="120"/>
         <w:rPr>
           <w:sz w:val="26"/>
@@ -28710,7 +28755,1535 @@
           <w:sz w:val="26"/>
           <w:szCs w:val="26"/>
         </w:rPr>
-        <w:t>5.1. Kịch bản kiểm thử</w:t>
+        <w:lastRenderedPageBreak/>
+        <w:t>Chiến lược kiểm thử của hệ thống tập trung vào việc đảm bảo tính chính xác của các chức năng tài chính và bảo mật dữ liệu. Phạm vi kiểm thử gồm ba mức chính:</w:t>
+      </w:r>
+    </w:p>
+    <w:p>
+      <w:pPr>
+        <w:spacing w:after="120"/>
+        <w:ind w:left="720"/>
+        <w:rPr>
+          <w:sz w:val="26"/>
+          <w:szCs w:val="26"/>
+        </w:rPr>
+      </w:pPr>
+      <w:r>
+        <w:rPr>
+          <w:sz w:val="26"/>
+          <w:szCs w:val="26"/>
+        </w:rPr>
+        <w:t>Kiểm thử mức đơn vị (Unit Test): Tập trung vào các hàm xử lý logic ở Backend như tính toán số dư ví, kiểm tra ngân sách và logic kết hợp giữa Rule-based và AI trong module ImportBatch.</w:t>
+      </w:r>
+    </w:p>
+    <w:p>
+      <w:pPr>
+        <w:spacing w:after="120"/>
+        <w:ind w:left="720"/>
+        <w:rPr>
+          <w:sz w:val="26"/>
+          <w:szCs w:val="26"/>
+        </w:rPr>
+      </w:pPr>
+      <w:r>
+        <w:rPr>
+          <w:sz w:val="26"/>
+          <w:szCs w:val="26"/>
+        </w:rPr>
+        <w:t>Kiểm thử tích hợp (Integration Test): Kiểm tra API trả về đúng dữ liệu, xử lý các mã lỗi (400, 401, 403, 404) và đảm bảo các Entity được ánh xạ đúng với cơ sở dữ liệu.</w:t>
+      </w:r>
+    </w:p>
+    <w:p>
+      <w:pPr>
+        <w:spacing w:after="120"/>
+        <w:ind w:left="720"/>
+        <w:rPr>
+          <w:sz w:val="26"/>
+          <w:szCs w:val="26"/>
+        </w:rPr>
+      </w:pPr>
+      <w:r>
+        <w:rPr>
+          <w:sz w:val="26"/>
+          <w:szCs w:val="26"/>
+        </w:rPr>
+        <w:t>Kiểm thử thủ công (Manual E2E Test): Thực hiện trên giao diện ReactJS để kiểm tra giao diện và xác nhận các luồng nghiệp vụ từ đầu đến cuối.</w:t>
+      </w:r>
+    </w:p>
+    <w:p>
+      <w:pPr>
+        <w:spacing w:after="120"/>
+        <w:rPr>
+          <w:sz w:val="26"/>
+          <w:szCs w:val="26"/>
+        </w:rPr>
+      </w:pPr>
+      <w:r>
+        <w:rPr>
+          <w:sz w:val="26"/>
+          <w:szCs w:val="26"/>
+        </w:rPr>
+        <w:t>Môi trường kiểm thử được triển khai ở hai môi trường: môi trường phát triển (Local DEV) sử dụng cơ sở dữ liệu H2 In-memory cho các bài kiểm thử và môi trường DEMO chạy trên Docker. Dữ liệu kiểm thử (Test Data) được tạo tự động thông qua lớp DataSeeder, bao gồm các tài khoản Admin và User cùng dữ liệu mẫu về giao dịch, ví và ngân sách.</w:t>
+      </w:r>
+    </w:p>
+    <w:p>
+      <w:pPr>
+        <w:spacing w:after="120"/>
+        <w:rPr>
+          <w:sz w:val="26"/>
+          <w:szCs w:val="26"/>
+        </w:rPr>
+      </w:pPr>
+      <w:r>
+        <w:rPr>
+          <w:sz w:val="26"/>
+          <w:szCs w:val="26"/>
+        </w:rPr>
+        <w:t>Tiêu chí hoàn thành kiểm thử (Exit Criteria) được xác định khi các quy tắc nghiệp vụ từ BR-01 đến BR-12 đều có test case tương ứng và chạy đạt (Pass), hệ thống ngăn chặn được các trường hợp truy cập trái phép giữa các User và quy trình CI (Continuous Integration) biên dịch thành công không phát sinh lỗi.</w:t>
+      </w:r>
+    </w:p>
+    <w:p>
+      <w:pPr>
+        <w:pStyle w:val="Heading2"/>
+        <w:rPr>
+          <w:b/>
+          <w:bCs/>
+          <w:color w:val="auto"/>
+        </w:rPr>
+      </w:pPr>
+      <w:r>
+        <w:rPr>
+          <w:b/>
+          <w:bCs/>
+          <w:color w:val="auto"/>
+        </w:rPr>
+        <w:t>5.2. Thiết kế testcase</w:t>
+      </w:r>
+    </w:p>
+    <w:p>
+      <w:pPr>
+        <w:spacing w:after="120"/>
+        <w:rPr>
+          <w:sz w:val="26"/>
+          <w:szCs w:val="26"/>
+        </w:rPr>
+      </w:pPr>
+      <w:r>
+        <w:rPr>
+          <w:sz w:val="26"/>
+          <w:szCs w:val="26"/>
+        </w:rPr>
+        <w:t>Bộ Test Case được thiết kế bao phủ các luồng cơ bản (Happy Path), các luồng vi phạm quy tắc nghiệp vụ và các luồng lỗi dữ liệu. Để đảm bảo tính súc tích cho báo cáo, Bảng 5.1 dưới đây trích lọc các Test Case quan trọng nhất (đặc biệt là các ca Âm - Negative Test và kiểm tra phân quyền). Danh sách đầy đủ toàn bộ hệ thống được đính kèm tại Phụ lục.</w:t>
+      </w:r>
+    </w:p>
+    <w:tbl>
+      <w:tblPr>
+        <w:tblW w:w="5000" w:type="pct"/>
+        <w:tblBorders>
+          <w:top w:val="single" w:sz="4" w:space="0" w:color="auto"/>
+          <w:left w:val="single" w:sz="4" w:space="0" w:color="auto"/>
+          <w:bottom w:val="single" w:sz="4" w:space="0" w:color="auto"/>
+          <w:right w:val="single" w:sz="4" w:space="0" w:color="auto"/>
+          <w:insideH w:val="single" w:sz="4" w:space="0" w:color="auto"/>
+          <w:insideV w:val="single" w:sz="4" w:space="0" w:color="auto"/>
+        </w:tblBorders>
+        <w:tblLayout w:type="fixed"/>
+        <w:tblCellMar>
+          <w:top w:w="80" w:type="dxa"/>
+          <w:left w:w="120" w:type="dxa"/>
+          <w:bottom w:w="80" w:type="dxa"/>
+          <w:right w:w="120" w:type="dxa"/>
+        </w:tblCellMar>
+        <w:tblLook w:val="0000" w:firstRow="0" w:lastRow="0" w:firstColumn="0" w:lastColumn="0" w:noHBand="0" w:noVBand="0"/>
+      </w:tblPr>
+      <w:tblGrid>
+        <w:gridCol w:w="840"/>
+        <w:gridCol w:w="1015"/>
+        <w:gridCol w:w="2127"/>
+        <w:gridCol w:w="1835"/>
+        <w:gridCol w:w="2069"/>
+        <w:gridCol w:w="841"/>
+      </w:tblGrid>
+      <w:tr>
+        <w:trPr>
+          <w:tblHeader/>
+        </w:trPr>
+        <w:tc>
+          <w:tcPr>
+            <w:tcW w:w="891" w:type="dxa"/>
+          </w:tcPr>
+          <w:p>
+            <w:pPr>
+              <w:spacing w:before="0" w:line="240" w:lineRule="auto"/>
+              <w:rPr>
+                <w:rFonts w:eastAsia="Times New Roman"/>
+                <w:sz w:val="24"/>
+                <w:szCs w:val="24"/>
+              </w:rPr>
+            </w:pPr>
+            <w:r>
+              <w:rPr>
+                <w:rFonts w:eastAsia="Times New Roman"/>
+                <w:b/>
+                <w:bCs/>
+                <w:sz w:val="24"/>
+                <w:szCs w:val="24"/>
+              </w:rPr>
+              <w:lastRenderedPageBreak/>
+              <w:t>Mã TC</w:t>
+            </w:r>
+          </w:p>
+        </w:tc>
+        <w:tc>
+          <w:tcPr>
+            <w:tcW w:w="1082" w:type="dxa"/>
+          </w:tcPr>
+          <w:p>
+            <w:pPr>
+              <w:spacing w:before="0" w:line="240" w:lineRule="auto"/>
+              <w:rPr>
+                <w:rFonts w:eastAsia="Times New Roman"/>
+                <w:sz w:val="24"/>
+                <w:szCs w:val="24"/>
+              </w:rPr>
+            </w:pPr>
+            <w:r>
+              <w:rPr>
+                <w:rFonts w:eastAsia="Times New Roman"/>
+                <w:b/>
+                <w:bCs/>
+                <w:sz w:val="24"/>
+                <w:szCs w:val="24"/>
+              </w:rPr>
+              <w:t>Chức năng</w:t>
+            </w:r>
+          </w:p>
+        </w:tc>
+        <w:tc>
+          <w:tcPr>
+            <w:tcW w:w="2292" w:type="dxa"/>
+          </w:tcPr>
+          <w:p>
+            <w:pPr>
+              <w:spacing w:before="0" w:line="240" w:lineRule="auto"/>
+              <w:rPr>
+                <w:rFonts w:eastAsia="Times New Roman"/>
+                <w:sz w:val="24"/>
+                <w:szCs w:val="24"/>
+              </w:rPr>
+            </w:pPr>
+            <w:r>
+              <w:rPr>
+                <w:rFonts w:eastAsia="Times New Roman"/>
+                <w:b/>
+                <w:bCs/>
+                <w:sz w:val="24"/>
+                <w:szCs w:val="24"/>
+              </w:rPr>
+              <w:t>Mục tiêu / Tiền điều kiện</w:t>
+            </w:r>
+          </w:p>
+        </w:tc>
+        <w:tc>
+          <w:tcPr>
+            <w:tcW w:w="1974" w:type="dxa"/>
+          </w:tcPr>
+          <w:p>
+            <w:pPr>
+              <w:spacing w:before="0" w:line="240" w:lineRule="auto"/>
+              <w:rPr>
+                <w:rFonts w:eastAsia="Times New Roman"/>
+                <w:sz w:val="24"/>
+                <w:szCs w:val="24"/>
+              </w:rPr>
+            </w:pPr>
+            <w:r>
+              <w:rPr>
+                <w:rFonts w:eastAsia="Times New Roman"/>
+                <w:b/>
+                <w:bCs/>
+                <w:sz w:val="24"/>
+                <w:szCs w:val="24"/>
+              </w:rPr>
+              <w:t>Dữ liệu đầu vào</w:t>
+            </w:r>
+          </w:p>
+        </w:tc>
+        <w:tc>
+          <w:tcPr>
+            <w:tcW w:w="2229" w:type="dxa"/>
+          </w:tcPr>
+          <w:p>
+            <w:pPr>
+              <w:spacing w:before="0" w:line="240" w:lineRule="auto"/>
+              <w:rPr>
+                <w:rFonts w:eastAsia="Times New Roman"/>
+                <w:sz w:val="24"/>
+                <w:szCs w:val="24"/>
+              </w:rPr>
+            </w:pPr>
+            <w:r>
+              <w:rPr>
+                <w:rFonts w:eastAsia="Times New Roman"/>
+                <w:b/>
+                <w:bCs/>
+                <w:sz w:val="24"/>
+                <w:szCs w:val="24"/>
+              </w:rPr>
+              <w:t>Kết quả mong đợi</w:t>
+            </w:r>
+          </w:p>
+        </w:tc>
+        <w:tc>
+          <w:tcPr>
+            <w:tcW w:w="892" w:type="dxa"/>
+          </w:tcPr>
+          <w:p>
+            <w:pPr>
+              <w:spacing w:before="0" w:line="240" w:lineRule="auto"/>
+              <w:rPr>
+                <w:rFonts w:eastAsia="Times New Roman"/>
+                <w:sz w:val="24"/>
+                <w:szCs w:val="24"/>
+              </w:rPr>
+            </w:pPr>
+            <w:r>
+              <w:rPr>
+                <w:rFonts w:eastAsia="Times New Roman"/>
+                <w:b/>
+                <w:bCs/>
+                <w:sz w:val="24"/>
+                <w:szCs w:val="24"/>
+              </w:rPr>
+              <w:t>Trạng thái</w:t>
+            </w:r>
+          </w:p>
+        </w:tc>
+      </w:tr>
+      <w:tr>
+        <w:tc>
+          <w:tcPr>
+            <w:tcW w:w="891" w:type="dxa"/>
+          </w:tcPr>
+          <w:p>
+            <w:pPr>
+              <w:spacing w:before="0" w:line="240" w:lineRule="auto"/>
+              <w:rPr>
+                <w:rFonts w:eastAsia="Times New Roman"/>
+                <w:sz w:val="24"/>
+                <w:szCs w:val="24"/>
+              </w:rPr>
+            </w:pPr>
+            <w:r>
+              <w:rPr>
+                <w:rFonts w:eastAsia="Times New Roman"/>
+                <w:sz w:val="24"/>
+                <w:szCs w:val="24"/>
+              </w:rPr>
+              <w:t>TC-TRAN-006</w:t>
+            </w:r>
+          </w:p>
+        </w:tc>
+        <w:tc>
+          <w:tcPr>
+            <w:tcW w:w="1082" w:type="dxa"/>
+          </w:tcPr>
+          <w:p>
+            <w:pPr>
+              <w:spacing w:before="0" w:line="240" w:lineRule="auto"/>
+              <w:rPr>
+                <w:rFonts w:eastAsia="Times New Roman"/>
+                <w:sz w:val="24"/>
+                <w:szCs w:val="24"/>
+              </w:rPr>
+            </w:pPr>
+            <w:r>
+              <w:rPr>
+                <w:rFonts w:eastAsia="Times New Roman"/>
+                <w:sz w:val="24"/>
+                <w:szCs w:val="24"/>
+              </w:rPr>
+              <w:t>Sửa giao dịch</w:t>
+            </w:r>
+          </w:p>
+        </w:tc>
+        <w:tc>
+          <w:tcPr>
+            <w:tcW w:w="2292" w:type="dxa"/>
+          </w:tcPr>
+          <w:p>
+            <w:pPr>
+              <w:spacing w:before="0" w:line="240" w:lineRule="auto"/>
+              <w:rPr>
+                <w:rFonts w:eastAsia="Times New Roman"/>
+                <w:sz w:val="24"/>
+                <w:szCs w:val="24"/>
+              </w:rPr>
+            </w:pPr>
+            <w:r>
+              <w:rPr>
+                <w:rFonts w:eastAsia="Times New Roman"/>
+                <w:sz w:val="24"/>
+                <w:szCs w:val="24"/>
+              </w:rPr>
+              <w:t>Chặn chỉnh sửa giao dịch nếu user chỉ có quyền VIEW trên ví chia sẻ</w:t>
+            </w:r>
+          </w:p>
+        </w:tc>
+        <w:tc>
+          <w:tcPr>
+            <w:tcW w:w="1974" w:type="dxa"/>
+          </w:tcPr>
+          <w:p>
+            <w:pPr>
+              <w:spacing w:before="0" w:line="240" w:lineRule="auto"/>
+              <w:rPr>
+                <w:rFonts w:eastAsia="Times New Roman"/>
+                <w:sz w:val="24"/>
+                <w:szCs w:val="24"/>
+              </w:rPr>
+            </w:pPr>
+            <w:r>
+              <w:rPr>
+                <w:rFonts w:eastAsia="Times New Roman"/>
+                <w:sz w:val="24"/>
+                <w:szCs w:val="24"/>
+              </w:rPr>
+              <w:t>ID giao dịch Y, amount: 70k</w:t>
+            </w:r>
+          </w:p>
+        </w:tc>
+        <w:tc>
+          <w:tcPr>
+            <w:tcW w:w="2229" w:type="dxa"/>
+          </w:tcPr>
+          <w:p>
+            <w:pPr>
+              <w:spacing w:before="0" w:line="240" w:lineRule="auto"/>
+              <w:rPr>
+                <w:rFonts w:eastAsia="Times New Roman"/>
+                <w:sz w:val="24"/>
+                <w:szCs w:val="24"/>
+              </w:rPr>
+            </w:pPr>
+            <w:r>
+              <w:rPr>
+                <w:rFonts w:eastAsia="Times New Roman"/>
+                <w:sz w:val="24"/>
+                <w:szCs w:val="24"/>
+              </w:rPr>
+              <w:t>HTTP 403; Trả về lỗi "Bạn không có quyền sửa..."</w:t>
+            </w:r>
+          </w:p>
+        </w:tc>
+        <w:tc>
+          <w:tcPr>
+            <w:tcW w:w="892" w:type="dxa"/>
+          </w:tcPr>
+          <w:p>
+            <w:pPr>
+              <w:spacing w:before="0" w:line="240" w:lineRule="auto"/>
+              <w:rPr>
+                <w:rFonts w:eastAsia="Times New Roman"/>
+                <w:sz w:val="24"/>
+                <w:szCs w:val="24"/>
+              </w:rPr>
+            </w:pPr>
+            <w:r>
+              <w:rPr>
+                <w:rFonts w:eastAsia="Times New Roman"/>
+                <w:sz w:val="24"/>
+                <w:szCs w:val="24"/>
+              </w:rPr>
+              <w:t>Pass</w:t>
+            </w:r>
+          </w:p>
+        </w:tc>
+      </w:tr>
+      <w:tr>
+        <w:tc>
+          <w:tcPr>
+            <w:tcW w:w="891" w:type="dxa"/>
+          </w:tcPr>
+          <w:p>
+            <w:pPr>
+              <w:spacing w:before="0" w:line="240" w:lineRule="auto"/>
+              <w:rPr>
+                <w:rFonts w:eastAsia="Times New Roman"/>
+                <w:sz w:val="24"/>
+                <w:szCs w:val="24"/>
+              </w:rPr>
+            </w:pPr>
+            <w:r>
+              <w:rPr>
+                <w:rFonts w:eastAsia="Times New Roman"/>
+                <w:sz w:val="24"/>
+                <w:szCs w:val="24"/>
+              </w:rPr>
+              <w:t>TC-TRAN-009</w:t>
+            </w:r>
+          </w:p>
+        </w:tc>
+        <w:tc>
+          <w:tcPr>
+            <w:tcW w:w="1082" w:type="dxa"/>
+          </w:tcPr>
+          <w:p>
+            <w:pPr>
+              <w:spacing w:before="0" w:line="240" w:lineRule="auto"/>
+              <w:rPr>
+                <w:rFonts w:eastAsia="Times New Roman"/>
+                <w:sz w:val="24"/>
+                <w:szCs w:val="24"/>
+              </w:rPr>
+            </w:pPr>
+            <w:r>
+              <w:rPr>
+                <w:rFonts w:eastAsia="Times New Roman"/>
+                <w:sz w:val="24"/>
+                <w:szCs w:val="24"/>
+              </w:rPr>
+              <w:t>Phân quyền</w:t>
+            </w:r>
+          </w:p>
+        </w:tc>
+        <w:tc>
+          <w:tcPr>
+            <w:tcW w:w="2292" w:type="dxa"/>
+          </w:tcPr>
+          <w:p>
+            <w:pPr>
+              <w:spacing w:before="0" w:line="240" w:lineRule="auto"/>
+              <w:rPr>
+                <w:rFonts w:eastAsia="Times New Roman"/>
+                <w:sz w:val="24"/>
+                <w:szCs w:val="24"/>
+              </w:rPr>
+            </w:pPr>
+            <w:r>
+              <w:rPr>
+                <w:rFonts w:eastAsia="Times New Roman"/>
+                <w:sz w:val="24"/>
+                <w:szCs w:val="24"/>
+              </w:rPr>
+              <w:t>Chặn xem/sửa/xóa giao dịch của user khác (Bảo mật IDOR)</w:t>
+            </w:r>
+          </w:p>
+        </w:tc>
+        <w:tc>
+          <w:tcPr>
+            <w:tcW w:w="1974" w:type="dxa"/>
+          </w:tcPr>
+          <w:p>
+            <w:pPr>
+              <w:spacing w:before="0" w:line="240" w:lineRule="auto"/>
+              <w:rPr>
+                <w:rFonts w:eastAsia="Times New Roman"/>
+                <w:sz w:val="24"/>
+                <w:szCs w:val="24"/>
+              </w:rPr>
+            </w:pPr>
+            <w:r>
+              <w:rPr>
+                <w:rFonts w:eastAsia="Times New Roman"/>
+                <w:sz w:val="24"/>
+                <w:szCs w:val="24"/>
+              </w:rPr>
+              <w:t>Hacker gọi API sửa ID giao dịch Z của Nạn nhân</w:t>
+            </w:r>
+          </w:p>
+        </w:tc>
+        <w:tc>
+          <w:tcPr>
+            <w:tcW w:w="2229" w:type="dxa"/>
+          </w:tcPr>
+          <w:p>
+            <w:pPr>
+              <w:spacing w:before="0" w:line="240" w:lineRule="auto"/>
+              <w:rPr>
+                <w:rFonts w:eastAsia="Times New Roman"/>
+                <w:sz w:val="24"/>
+                <w:szCs w:val="24"/>
+              </w:rPr>
+            </w:pPr>
+            <w:r>
+              <w:rPr>
+                <w:rFonts w:eastAsia="Times New Roman"/>
+                <w:sz w:val="24"/>
+                <w:szCs w:val="24"/>
+              </w:rPr>
+              <w:t>HTTP 403; Lỗi "Không tìm thấy giao dịch hoặc truy cập trái phép!"</w:t>
+            </w:r>
+          </w:p>
+        </w:tc>
+        <w:tc>
+          <w:tcPr>
+            <w:tcW w:w="892" w:type="dxa"/>
+          </w:tcPr>
+          <w:p>
+            <w:pPr>
+              <w:spacing w:before="0" w:line="240" w:lineRule="auto"/>
+              <w:rPr>
+                <w:rFonts w:eastAsia="Times New Roman"/>
+                <w:sz w:val="24"/>
+                <w:szCs w:val="24"/>
+              </w:rPr>
+            </w:pPr>
+            <w:r>
+              <w:rPr>
+                <w:rFonts w:eastAsia="Times New Roman"/>
+                <w:sz w:val="24"/>
+                <w:szCs w:val="24"/>
+              </w:rPr>
+              <w:t>Pass</w:t>
+            </w:r>
+          </w:p>
+        </w:tc>
+      </w:tr>
+      <w:tr>
+        <w:tc>
+          <w:tcPr>
+            <w:tcW w:w="891" w:type="dxa"/>
+          </w:tcPr>
+          <w:p>
+            <w:pPr>
+              <w:spacing w:before="0" w:line="240" w:lineRule="auto"/>
+              <w:rPr>
+                <w:rFonts w:eastAsia="Times New Roman"/>
+                <w:sz w:val="24"/>
+                <w:szCs w:val="24"/>
+              </w:rPr>
+            </w:pPr>
+            <w:r>
+              <w:rPr>
+                <w:rFonts w:eastAsia="Times New Roman"/>
+                <w:sz w:val="24"/>
+                <w:szCs w:val="24"/>
+              </w:rPr>
+              <w:t>TC-BUDG-005</w:t>
+            </w:r>
+          </w:p>
+        </w:tc>
+        <w:tc>
+          <w:tcPr>
+            <w:tcW w:w="1082" w:type="dxa"/>
+          </w:tcPr>
+          <w:p>
+            <w:pPr>
+              <w:spacing w:before="0" w:line="240" w:lineRule="auto"/>
+              <w:rPr>
+                <w:rFonts w:eastAsia="Times New Roman"/>
+                <w:sz w:val="24"/>
+                <w:szCs w:val="24"/>
+              </w:rPr>
+            </w:pPr>
+            <w:r>
+              <w:rPr>
+                <w:rFonts w:eastAsia="Times New Roman"/>
+                <w:sz w:val="24"/>
+                <w:szCs w:val="24"/>
+              </w:rPr>
+              <w:t>Cảnh báo</w:t>
+            </w:r>
+          </w:p>
+        </w:tc>
+        <w:tc>
+          <w:tcPr>
+            <w:tcW w:w="2292" w:type="dxa"/>
+          </w:tcPr>
+          <w:p>
+            <w:pPr>
+              <w:spacing w:before="0" w:line="240" w:lineRule="auto"/>
+              <w:rPr>
+                <w:rFonts w:eastAsia="Times New Roman"/>
+                <w:sz w:val="24"/>
+                <w:szCs w:val="24"/>
+              </w:rPr>
+            </w:pPr>
+            <w:r>
+              <w:rPr>
+                <w:rFonts w:eastAsia="Times New Roman"/>
+                <w:sz w:val="24"/>
+                <w:szCs w:val="24"/>
+              </w:rPr>
+              <w:t>Gửi cảnh báo khi chạm ngưỡng 80% và chặn spam thông báo nhiều lần</w:t>
+            </w:r>
+          </w:p>
+        </w:tc>
+        <w:tc>
+          <w:tcPr>
+            <w:tcW w:w="1974" w:type="dxa"/>
+          </w:tcPr>
+          <w:p>
+            <w:pPr>
+              <w:spacing w:before="0" w:line="240" w:lineRule="auto"/>
+              <w:rPr>
+                <w:rFonts w:eastAsia="Times New Roman"/>
+                <w:sz w:val="24"/>
+                <w:szCs w:val="24"/>
+              </w:rPr>
+            </w:pPr>
+            <w:r>
+              <w:rPr>
+                <w:rFonts w:eastAsia="Times New Roman"/>
+                <w:sz w:val="24"/>
+                <w:szCs w:val="24"/>
+              </w:rPr>
+              <w:t>Thêm giao dịch làm tổng chi &gt; 80% (Lần 1 và Lần 2)</w:t>
+            </w:r>
+          </w:p>
+        </w:tc>
+        <w:tc>
+          <w:tcPr>
+            <w:tcW w:w="2229" w:type="dxa"/>
+          </w:tcPr>
+          <w:p>
+            <w:pPr>
+              <w:spacing w:before="0" w:line="240" w:lineRule="auto"/>
+              <w:rPr>
+                <w:rFonts w:eastAsia="Times New Roman"/>
+                <w:sz w:val="24"/>
+                <w:szCs w:val="24"/>
+              </w:rPr>
+            </w:pPr>
+            <w:r>
+              <w:rPr>
+                <w:rFonts w:eastAsia="Times New Roman"/>
+                <w:sz w:val="24"/>
+                <w:szCs w:val="24"/>
+              </w:rPr>
+              <w:t>Lần 1: Gửi Email, cờ warningSent=true. Lần 2: Không gửi lại mail.</w:t>
+            </w:r>
+          </w:p>
+        </w:tc>
+        <w:tc>
+          <w:tcPr>
+            <w:tcW w:w="892" w:type="dxa"/>
+          </w:tcPr>
+          <w:p>
+            <w:pPr>
+              <w:spacing w:before="0" w:line="240" w:lineRule="auto"/>
+              <w:rPr>
+                <w:rFonts w:eastAsia="Times New Roman"/>
+                <w:sz w:val="24"/>
+                <w:szCs w:val="24"/>
+              </w:rPr>
+            </w:pPr>
+            <w:r>
+              <w:rPr>
+                <w:rFonts w:eastAsia="Times New Roman"/>
+                <w:sz w:val="24"/>
+                <w:szCs w:val="24"/>
+              </w:rPr>
+              <w:t>Pass</w:t>
+            </w:r>
+          </w:p>
+        </w:tc>
+      </w:tr>
+      <w:tr>
+        <w:tc>
+          <w:tcPr>
+            <w:tcW w:w="891" w:type="dxa"/>
+          </w:tcPr>
+          <w:p>
+            <w:pPr>
+              <w:spacing w:before="0" w:line="240" w:lineRule="auto"/>
+              <w:rPr>
+                <w:rFonts w:eastAsia="Times New Roman"/>
+                <w:sz w:val="24"/>
+                <w:szCs w:val="24"/>
+              </w:rPr>
+            </w:pPr>
+            <w:r>
+              <w:rPr>
+                <w:rFonts w:eastAsia="Times New Roman"/>
+                <w:sz w:val="24"/>
+                <w:szCs w:val="24"/>
+              </w:rPr>
+              <w:t>TC-SAVE-005</w:t>
+            </w:r>
+          </w:p>
+        </w:tc>
+        <w:tc>
+          <w:tcPr>
+            <w:tcW w:w="1082" w:type="dxa"/>
+          </w:tcPr>
+          <w:p>
+            <w:pPr>
+              <w:spacing w:before="0" w:line="240" w:lineRule="auto"/>
+              <w:rPr>
+                <w:rFonts w:eastAsia="Times New Roman"/>
+                <w:sz w:val="24"/>
+                <w:szCs w:val="24"/>
+              </w:rPr>
+            </w:pPr>
+            <w:r>
+              <w:rPr>
+                <w:rFonts w:eastAsia="Times New Roman"/>
+                <w:sz w:val="24"/>
+                <w:szCs w:val="24"/>
+              </w:rPr>
+              <w:t>Nạp tiền (Goal)</w:t>
+            </w:r>
+          </w:p>
+        </w:tc>
+        <w:tc>
+          <w:tcPr>
+            <w:tcW w:w="2292" w:type="dxa"/>
+          </w:tcPr>
+          <w:p>
+            <w:pPr>
+              <w:spacing w:before="0" w:line="240" w:lineRule="auto"/>
+              <w:rPr>
+                <w:rFonts w:eastAsia="Times New Roman"/>
+                <w:sz w:val="24"/>
+                <w:szCs w:val="24"/>
+              </w:rPr>
+            </w:pPr>
+            <w:r>
+              <w:rPr>
+                <w:rFonts w:eastAsia="Times New Roman"/>
+                <w:sz w:val="24"/>
+                <w:szCs w:val="24"/>
+              </w:rPr>
+              <w:t>Chặn nạp tiền vào mục tiêu tiết kiệm nếu Ví không đủ số dư</w:t>
+            </w:r>
+          </w:p>
+        </w:tc>
+        <w:tc>
+          <w:tcPr>
+            <w:tcW w:w="1974" w:type="dxa"/>
+          </w:tcPr>
+          <w:p>
+            <w:pPr>
+              <w:spacing w:before="0" w:line="240" w:lineRule="auto"/>
+              <w:rPr>
+                <w:rFonts w:eastAsia="Times New Roman"/>
+                <w:sz w:val="24"/>
+                <w:szCs w:val="24"/>
+              </w:rPr>
+            </w:pPr>
+            <w:r>
+              <w:rPr>
+                <w:rFonts w:eastAsia="Times New Roman"/>
+                <w:sz w:val="24"/>
+                <w:szCs w:val="24"/>
+              </w:rPr>
+              <w:t>Ví có 2tr, yêu cầu trích 5tr vào mục tiêu</w:t>
+            </w:r>
+          </w:p>
+        </w:tc>
+        <w:tc>
+          <w:tcPr>
+            <w:tcW w:w="2229" w:type="dxa"/>
+          </w:tcPr>
+          <w:p>
+            <w:pPr>
+              <w:spacing w:before="0" w:line="240" w:lineRule="auto"/>
+              <w:rPr>
+                <w:rFonts w:eastAsia="Times New Roman"/>
+                <w:sz w:val="24"/>
+                <w:szCs w:val="24"/>
+              </w:rPr>
+            </w:pPr>
+            <w:r>
+              <w:rPr>
+                <w:rFonts w:eastAsia="Times New Roman"/>
+                <w:sz w:val="24"/>
+                <w:szCs w:val="24"/>
+              </w:rPr>
+              <w:t>HTTP 400; Lỗi "Số dư trong ví không đủ...". Database Rollback.</w:t>
+            </w:r>
+          </w:p>
+        </w:tc>
+        <w:tc>
+          <w:tcPr>
+            <w:tcW w:w="892" w:type="dxa"/>
+          </w:tcPr>
+          <w:p>
+            <w:pPr>
+              <w:spacing w:before="0" w:line="240" w:lineRule="auto"/>
+              <w:rPr>
+                <w:rFonts w:eastAsia="Times New Roman"/>
+                <w:sz w:val="24"/>
+                <w:szCs w:val="24"/>
+              </w:rPr>
+            </w:pPr>
+            <w:r>
+              <w:rPr>
+                <w:rFonts w:eastAsia="Times New Roman"/>
+                <w:sz w:val="24"/>
+                <w:szCs w:val="24"/>
+              </w:rPr>
+              <w:t>Pass</w:t>
+            </w:r>
+          </w:p>
+        </w:tc>
+      </w:tr>
+      <w:tr>
+        <w:tc>
+          <w:tcPr>
+            <w:tcW w:w="891" w:type="dxa"/>
+          </w:tcPr>
+          <w:p>
+            <w:pPr>
+              <w:spacing w:before="0" w:line="240" w:lineRule="auto"/>
+              <w:rPr>
+                <w:rFonts w:eastAsia="Times New Roman"/>
+                <w:sz w:val="24"/>
+                <w:szCs w:val="24"/>
+              </w:rPr>
+            </w:pPr>
+            <w:r>
+              <w:rPr>
+                <w:rFonts w:eastAsia="Times New Roman"/>
+                <w:sz w:val="24"/>
+                <w:szCs w:val="24"/>
+              </w:rPr>
+              <w:t>TC-IMP-002</w:t>
+            </w:r>
+          </w:p>
+        </w:tc>
+        <w:tc>
+          <w:tcPr>
+            <w:tcW w:w="1082" w:type="dxa"/>
+          </w:tcPr>
+          <w:p>
+            <w:pPr>
+              <w:spacing w:before="0" w:line="240" w:lineRule="auto"/>
+              <w:rPr>
+                <w:rFonts w:eastAsia="Times New Roman"/>
+                <w:sz w:val="24"/>
+                <w:szCs w:val="24"/>
+              </w:rPr>
+            </w:pPr>
+            <w:r>
+              <w:rPr>
+                <w:rFonts w:eastAsia="Times New Roman"/>
+                <w:sz w:val="24"/>
+                <w:szCs w:val="24"/>
+              </w:rPr>
+              <w:t>Import CSV</w:t>
+            </w:r>
+          </w:p>
+        </w:tc>
+        <w:tc>
+          <w:tcPr>
+            <w:tcW w:w="2292" w:type="dxa"/>
+          </w:tcPr>
+          <w:p>
+            <w:pPr>
+              <w:spacing w:before="0" w:line="240" w:lineRule="auto"/>
+              <w:rPr>
+                <w:rFonts w:eastAsia="Times New Roman"/>
+                <w:sz w:val="24"/>
+                <w:szCs w:val="24"/>
+              </w:rPr>
+            </w:pPr>
+            <w:r>
+              <w:rPr>
+                <w:rFonts w:eastAsia="Times New Roman"/>
+                <w:sz w:val="24"/>
+                <w:szCs w:val="24"/>
+              </w:rPr>
+              <w:t>Tự động gọi AI phân loại khi không khớp Rule từ khóa (Hybrid)</w:t>
+            </w:r>
+          </w:p>
+        </w:tc>
+        <w:tc>
+          <w:tcPr>
+            <w:tcW w:w="1974" w:type="dxa"/>
+          </w:tcPr>
+          <w:p>
+            <w:pPr>
+              <w:spacing w:before="0" w:line="240" w:lineRule="auto"/>
+              <w:rPr>
+                <w:rFonts w:eastAsia="Times New Roman"/>
+                <w:sz w:val="24"/>
+                <w:szCs w:val="24"/>
+              </w:rPr>
+            </w:pPr>
+            <w:r>
+              <w:rPr>
+                <w:rFonts w:eastAsia="Times New Roman"/>
+                <w:sz w:val="24"/>
+                <w:szCs w:val="24"/>
+              </w:rPr>
+              <w:t>File CSV chứa 1 dòng: 16/08, -150k, Netflix</w:t>
+            </w:r>
+          </w:p>
+        </w:tc>
+        <w:tc>
+          <w:tcPr>
+            <w:tcW w:w="2229" w:type="dxa"/>
+          </w:tcPr>
+          <w:p>
+            <w:pPr>
+              <w:spacing w:before="0" w:line="240" w:lineRule="auto"/>
+              <w:rPr>
+                <w:rFonts w:eastAsia="Times New Roman"/>
+                <w:sz w:val="24"/>
+                <w:szCs w:val="24"/>
+              </w:rPr>
+            </w:pPr>
+            <w:r>
+              <w:rPr>
+                <w:rFonts w:eastAsia="Times New Roman"/>
+                <w:sz w:val="24"/>
+                <w:szCs w:val="24"/>
+              </w:rPr>
+              <w:t>HTTP 201; Hệ thống gọi AI và gán danh mục AI dự đoán.</w:t>
+            </w:r>
+          </w:p>
+        </w:tc>
+        <w:tc>
+          <w:tcPr>
+            <w:tcW w:w="892" w:type="dxa"/>
+          </w:tcPr>
+          <w:p>
+            <w:pPr>
+              <w:spacing w:before="0" w:line="240" w:lineRule="auto"/>
+              <w:rPr>
+                <w:rFonts w:eastAsia="Times New Roman"/>
+                <w:sz w:val="24"/>
+                <w:szCs w:val="24"/>
+              </w:rPr>
+            </w:pPr>
+            <w:r>
+              <w:rPr>
+                <w:rFonts w:eastAsia="Times New Roman"/>
+                <w:sz w:val="24"/>
+                <w:szCs w:val="24"/>
+              </w:rPr>
+              <w:t>Pass</w:t>
+            </w:r>
+          </w:p>
+        </w:tc>
+      </w:tr>
+      <w:tr>
+        <w:tc>
+          <w:tcPr>
+            <w:tcW w:w="891" w:type="dxa"/>
+          </w:tcPr>
+          <w:p>
+            <w:pPr>
+              <w:spacing w:before="0" w:line="240" w:lineRule="auto"/>
+              <w:rPr>
+                <w:rFonts w:eastAsia="Times New Roman"/>
+                <w:sz w:val="24"/>
+                <w:szCs w:val="24"/>
+              </w:rPr>
+            </w:pPr>
+            <w:r>
+              <w:rPr>
+                <w:rFonts w:eastAsia="Times New Roman"/>
+                <w:sz w:val="24"/>
+                <w:szCs w:val="24"/>
+              </w:rPr>
+              <w:t>TC-IMP-003</w:t>
+            </w:r>
+          </w:p>
+        </w:tc>
+        <w:tc>
+          <w:tcPr>
+            <w:tcW w:w="1082" w:type="dxa"/>
+          </w:tcPr>
+          <w:p>
+            <w:pPr>
+              <w:spacing w:before="0" w:line="240" w:lineRule="auto"/>
+              <w:rPr>
+                <w:rFonts w:eastAsia="Times New Roman"/>
+                <w:sz w:val="24"/>
+                <w:szCs w:val="24"/>
+              </w:rPr>
+            </w:pPr>
+            <w:r>
+              <w:rPr>
+                <w:rFonts w:eastAsia="Times New Roman"/>
+                <w:sz w:val="24"/>
+                <w:szCs w:val="24"/>
+              </w:rPr>
+              <w:t>Import CSV</w:t>
+            </w:r>
+          </w:p>
+        </w:tc>
+        <w:tc>
+          <w:tcPr>
+            <w:tcW w:w="2292" w:type="dxa"/>
+          </w:tcPr>
+          <w:p>
+            <w:pPr>
+              <w:spacing w:before="0" w:line="240" w:lineRule="auto"/>
+              <w:rPr>
+                <w:rFonts w:eastAsia="Times New Roman"/>
+                <w:sz w:val="24"/>
+                <w:szCs w:val="24"/>
+              </w:rPr>
+            </w:pPr>
+            <w:r>
+              <w:rPr>
+                <w:rFonts w:eastAsia="Times New Roman"/>
+                <w:sz w:val="24"/>
+                <w:szCs w:val="24"/>
+              </w:rPr>
+              <w:t>Tự động bỏ qua các giao dịch bị trùng lặp (Khử trùng lặp Database)</w:t>
+            </w:r>
+          </w:p>
+        </w:tc>
+        <w:tc>
+          <w:tcPr>
+            <w:tcW w:w="1974" w:type="dxa"/>
+          </w:tcPr>
+          <w:p>
+            <w:pPr>
+              <w:spacing w:before="0" w:line="240" w:lineRule="auto"/>
+              <w:rPr>
+                <w:rFonts w:eastAsia="Times New Roman"/>
+                <w:sz w:val="24"/>
+                <w:szCs w:val="24"/>
+              </w:rPr>
+            </w:pPr>
+            <w:r>
+              <w:rPr>
+                <w:rFonts w:eastAsia="Times New Roman"/>
+                <w:sz w:val="24"/>
+                <w:szCs w:val="24"/>
+              </w:rPr>
+              <w:t>File CSV chứa dòng giao dịch y hệt trong DB</w:t>
+            </w:r>
+          </w:p>
+        </w:tc>
+        <w:tc>
+          <w:tcPr>
+            <w:tcW w:w="2229" w:type="dxa"/>
+          </w:tcPr>
+          <w:p>
+            <w:pPr>
+              <w:spacing w:before="0" w:line="240" w:lineRule="auto"/>
+              <w:rPr>
+                <w:rFonts w:eastAsia="Times New Roman"/>
+                <w:sz w:val="24"/>
+                <w:szCs w:val="24"/>
+              </w:rPr>
+            </w:pPr>
+            <w:r>
+              <w:rPr>
+                <w:rFonts w:eastAsia="Times New Roman"/>
+                <w:sz w:val="24"/>
+                <w:szCs w:val="24"/>
+              </w:rPr>
+              <w:t>HTTP 201; successRows: 0, duplicatedRows: 1. Số dư không đổi.</w:t>
+            </w:r>
+          </w:p>
+        </w:tc>
+        <w:tc>
+          <w:tcPr>
+            <w:tcW w:w="892" w:type="dxa"/>
+          </w:tcPr>
+          <w:p>
+            <w:pPr>
+              <w:spacing w:before="0" w:line="240" w:lineRule="auto"/>
+              <w:rPr>
+                <w:rFonts w:eastAsia="Times New Roman"/>
+                <w:sz w:val="24"/>
+                <w:szCs w:val="24"/>
+              </w:rPr>
+            </w:pPr>
+            <w:r>
+              <w:rPr>
+                <w:rFonts w:eastAsia="Times New Roman"/>
+                <w:sz w:val="24"/>
+                <w:szCs w:val="24"/>
+              </w:rPr>
+              <w:t>Pass</w:t>
+            </w:r>
+          </w:p>
+        </w:tc>
+      </w:tr>
+      <w:tr>
+        <w:tc>
+          <w:tcPr>
+            <w:tcW w:w="891" w:type="dxa"/>
+          </w:tcPr>
+          <w:p>
+            <w:pPr>
+              <w:spacing w:before="0" w:line="240" w:lineRule="auto"/>
+              <w:rPr>
+                <w:rFonts w:eastAsia="Times New Roman"/>
+                <w:sz w:val="24"/>
+                <w:szCs w:val="24"/>
+              </w:rPr>
+            </w:pPr>
+            <w:r>
+              <w:rPr>
+                <w:rFonts w:eastAsia="Times New Roman"/>
+                <w:sz w:val="24"/>
+                <w:szCs w:val="24"/>
+              </w:rPr>
+              <w:t>TC-SCHED-001</w:t>
+            </w:r>
+          </w:p>
+        </w:tc>
+        <w:tc>
+          <w:tcPr>
+            <w:tcW w:w="1082" w:type="dxa"/>
+          </w:tcPr>
+          <w:p>
+            <w:pPr>
+              <w:spacing w:before="0" w:line="240" w:lineRule="auto"/>
+              <w:rPr>
+                <w:rFonts w:eastAsia="Times New Roman"/>
+                <w:sz w:val="24"/>
+                <w:szCs w:val="24"/>
+              </w:rPr>
+            </w:pPr>
+            <w:r>
+              <w:rPr>
+                <w:rFonts w:eastAsia="Times New Roman"/>
+                <w:sz w:val="24"/>
+                <w:szCs w:val="24"/>
+              </w:rPr>
+              <w:t>Cron Job</w:t>
+            </w:r>
+          </w:p>
+        </w:tc>
+        <w:tc>
+          <w:tcPr>
+            <w:tcW w:w="2292" w:type="dxa"/>
+          </w:tcPr>
+          <w:p>
+            <w:pPr>
+              <w:spacing w:before="0" w:line="240" w:lineRule="auto"/>
+              <w:rPr>
+                <w:rFonts w:eastAsia="Times New Roman"/>
+                <w:sz w:val="24"/>
+                <w:szCs w:val="24"/>
+              </w:rPr>
+            </w:pPr>
+            <w:r>
+              <w:rPr>
+                <w:rFonts w:eastAsia="Times New Roman"/>
+                <w:sz w:val="24"/>
+                <w:szCs w:val="24"/>
+              </w:rPr>
+              <w:t>Scheduler tự động bắn cảnh báo Khẩn cấp khi đến hạn hóa đơn</w:t>
+            </w:r>
+          </w:p>
+        </w:tc>
+        <w:tc>
+          <w:tcPr>
+            <w:tcW w:w="1974" w:type="dxa"/>
+          </w:tcPr>
+          <w:p>
+            <w:pPr>
+              <w:spacing w:before="0" w:line="240" w:lineRule="auto"/>
+              <w:rPr>
+                <w:rFonts w:eastAsia="Times New Roman"/>
+                <w:sz w:val="24"/>
+                <w:szCs w:val="24"/>
+              </w:rPr>
+            </w:pPr>
+            <w:r>
+              <w:rPr>
+                <w:rFonts w:eastAsia="Times New Roman"/>
+                <w:sz w:val="24"/>
+                <w:szCs w:val="24"/>
+              </w:rPr>
+              <w:t>DB có Hóa đơn đến hạn vào NGÀY HÔM NAY</w:t>
+            </w:r>
+          </w:p>
+        </w:tc>
+        <w:tc>
+          <w:tcPr>
+            <w:tcW w:w="2229" w:type="dxa"/>
+          </w:tcPr>
+          <w:p>
+            <w:pPr>
+              <w:spacing w:before="0" w:line="240" w:lineRule="auto"/>
+              <w:rPr>
+                <w:rFonts w:eastAsia="Times New Roman"/>
+                <w:sz w:val="24"/>
+                <w:szCs w:val="24"/>
+              </w:rPr>
+            </w:pPr>
+            <w:r>
+              <w:rPr>
+                <w:rFonts w:eastAsia="Times New Roman"/>
+                <w:sz w:val="24"/>
+                <w:szCs w:val="24"/>
+              </w:rPr>
+              <w:t>Quét Cron Job: Tạo Notification (Priority 1), gửi Email KHẨN.</w:t>
+            </w:r>
+          </w:p>
+        </w:tc>
+        <w:tc>
+          <w:tcPr>
+            <w:tcW w:w="892" w:type="dxa"/>
+          </w:tcPr>
+          <w:p>
+            <w:pPr>
+              <w:spacing w:before="0" w:line="240" w:lineRule="auto"/>
+              <w:rPr>
+                <w:rFonts w:eastAsia="Times New Roman"/>
+                <w:sz w:val="24"/>
+                <w:szCs w:val="24"/>
+              </w:rPr>
+            </w:pPr>
+            <w:r>
+              <w:rPr>
+                <w:rFonts w:eastAsia="Times New Roman"/>
+                <w:sz w:val="24"/>
+                <w:szCs w:val="24"/>
+              </w:rPr>
+              <w:t>Pass</w:t>
+            </w:r>
+          </w:p>
+        </w:tc>
+      </w:tr>
+    </w:tbl>
+    <w:p>
+      <w:pPr>
+        <w:pStyle w:val="Caption"/>
+        <w:jc w:val="center"/>
+        <w:rPr>
+          <w:i w:val="0"/>
+          <w:iCs w:val="0"/>
+          <w:color w:val="auto"/>
+          <w:sz w:val="26"/>
+          <w:szCs w:val="26"/>
+        </w:rPr>
+      </w:pPr>
+      <w:r>
+        <w:rPr>
+          <w:i w:val="0"/>
+          <w:iCs w:val="0"/>
+          <w:color w:val="auto"/>
+          <w:sz w:val="26"/>
+          <w:szCs w:val="26"/>
+        </w:rPr>
+        <w:t xml:space="preserve">Bảng </w:t>
+      </w:r>
+      <w:r>
+        <w:rPr>
+          <w:i w:val="0"/>
+          <w:iCs w:val="0"/>
+          <w:color w:val="auto"/>
+          <w:sz w:val="26"/>
+          <w:szCs w:val="26"/>
+        </w:rPr>
+        <w:fldChar w:fldCharType="begin"/>
+      </w:r>
+      <w:r>
+        <w:rPr>
+          <w:i w:val="0"/>
+          <w:iCs w:val="0"/>
+          <w:color w:val="auto"/>
+          <w:sz w:val="26"/>
+          <w:szCs w:val="26"/>
+        </w:rPr>
+        <w:instrText xml:space="preserve"> SEQ Bảng \* ARABIC </w:instrText>
+      </w:r>
+      <w:r>
+        <w:rPr>
+          <w:i w:val="0"/>
+          <w:iCs w:val="0"/>
+          <w:color w:val="auto"/>
+          <w:sz w:val="26"/>
+          <w:szCs w:val="26"/>
+        </w:rPr>
+        <w:fldChar w:fldCharType="separate"/>
+      </w:r>
+      <w:r>
+        <w:rPr>
+          <w:i w:val="0"/>
+          <w:iCs w:val="0"/>
+          <w:noProof/>
+          <w:color w:val="auto"/>
+          <w:sz w:val="26"/>
+          <w:szCs w:val="26"/>
+        </w:rPr>
+        <w:t>18</w:t>
+      </w:r>
+      <w:r>
+        <w:rPr>
+          <w:i w:val="0"/>
+          <w:iCs w:val="0"/>
+          <w:color w:val="auto"/>
+          <w:sz w:val="26"/>
+          <w:szCs w:val="26"/>
+        </w:rPr>
+        <w:fldChar w:fldCharType="end"/>
+      </w:r>
+      <w:r>
+        <w:rPr>
+          <w:i w:val="0"/>
+          <w:iCs w:val="0"/>
+          <w:color w:val="auto"/>
+          <w:sz w:val="26"/>
+          <w:szCs w:val="26"/>
+        </w:rPr>
+        <w:t>: Bảng rút gọn các Test Case cốt lõi</w:t>
+      </w:r>
+    </w:p>
+    <w:p>
+      <w:pPr>
+        <w:pStyle w:val="Heading2"/>
+        <w:rPr>
+          <w:b/>
+          <w:bCs/>
+          <w:color w:val="auto"/>
+        </w:rPr>
+      </w:pPr>
+      <w:r>
+        <w:rPr>
+          <w:b/>
+          <w:bCs/>
+          <w:color w:val="auto"/>
+        </w:rPr>
+        <w:t xml:space="preserve">5.3. </w:t>
+      </w:r>
+      <w:r>
+        <w:rPr>
+          <w:b/>
+          <w:bCs/>
+          <w:color w:val="auto"/>
+        </w:rPr>
+        <w:t>Kiểm thử tự động và CI</w:t>
+      </w:r>
+    </w:p>
+    <w:p>
+      <w:pPr>
+        <w:spacing w:after="120"/>
+        <w:rPr>
+          <w:sz w:val="26"/>
+          <w:szCs w:val="26"/>
+        </w:rPr>
+      </w:pPr>
+      <w:r>
+        <w:rPr>
+          <w:sz w:val="26"/>
+          <w:szCs w:val="26"/>
+        </w:rPr>
+        <w:t>Hệ thống sử dụng JUnit 5 để kiểm thử tự động ở tầng Backend. Các module xử lý chính như tính số dư (TransactionService), kiểm tra ngân sách (BudgetService) và xử lý các tác vụ định kỳ (FinanceTaskScheduler) đều được kiểm thử bằng Unit Test.</w:t>
+      </w:r>
+    </w:p>
+    <w:p>
+      <w:pPr>
+        <w:spacing w:after="120"/>
+        <w:rPr>
+          <w:sz w:val="26"/>
+          <w:szCs w:val="26"/>
+        </w:rPr>
+      </w:pPr>
+      <w:r>
+        <w:rPr>
+          <w:sz w:val="26"/>
+          <w:szCs w:val="26"/>
+        </w:rPr>
+        <w:lastRenderedPageBreak/>
+        <w:t>Các bài kiểm thử tự động được tích hợp vào quy trình CI (Continuous Integration) thông qua GitHub Actions. Mỗi khi lập trình viên thực hiện git push lên nhánh main, GitHub Actions sẽ tự động thiết lập môi trường Java 17, tải các thư viện Maven và chạy lệnh mvn test để kiểm tra hệ thống.</w:t>
+      </w:r>
+    </w:p>
+    <w:p>
+      <w:pPr>
+        <w:spacing w:after="120"/>
+        <w:rPr>
+          <w:sz w:val="26"/>
+          <w:szCs w:val="26"/>
+        </w:rPr>
+      </w:pPr>
+      <w:r>
+        <w:rPr>
+          <w:sz w:val="26"/>
+          <w:szCs w:val="26"/>
+        </w:rPr>
+        <w:drawing>
+          <wp:inline distT="0" distB="0" distL="0" distR="0" wp14:anchorId="772D4BF1" wp14:editId="6503B9FA">
+            <wp:extent cx="5547995" cy="1581150"/>
+            <wp:effectExtent l="0" t="0" r="0" b="0"/>
+            <wp:docPr id="8" name="Picture 8"/>
+            <wp:cNvGraphicFramePr>
+              <a:graphicFrameLocks xmlns:a="http://schemas.openxmlformats.org/drawingml/2006/main" noChangeAspect="1"/>
+            </wp:cNvGraphicFramePr>
+            <a:graphic xmlns:a="http://schemas.openxmlformats.org/drawingml/2006/main">
+              <a:graphicData uri="http://schemas.openxmlformats.org/drawingml/2006/picture">
+                <pic:pic xmlns:pic="http://schemas.openxmlformats.org/drawingml/2006/picture">
+                  <pic:nvPicPr>
+                    <pic:cNvPr id="1" name=""/>
+                    <pic:cNvPicPr/>
+                  </pic:nvPicPr>
+                  <pic:blipFill>
+                    <a:blip r:embed="rId38"/>
+                    <a:stretch>
+                      <a:fillRect/>
+                    </a:stretch>
+                  </pic:blipFill>
+                  <pic:spPr>
+                    <a:xfrm>
+                      <a:off x="0" y="0"/>
+                      <a:ext cx="5547995" cy="1581150"/>
+                    </a:xfrm>
+                    <a:prstGeom prst="rect">
+                      <a:avLst/>
+                    </a:prstGeom>
+                  </pic:spPr>
+                </pic:pic>
+              </a:graphicData>
+            </a:graphic>
+          </wp:inline>
+        </w:drawing>
+      </w:r>
+    </w:p>
+    <w:p>
+      <w:pPr>
+        <w:spacing w:after="120"/>
+        <w:rPr>
+          <w:b/>
+          <w:bCs/>
+          <w:sz w:val="26"/>
+          <w:szCs w:val="26"/>
+        </w:rPr>
+      </w:pPr>
+      <w:r>
+        <w:rPr>
+          <w:sz w:val="26"/>
+          <w:szCs w:val="26"/>
+        </w:rPr>
+        <w:drawing>
+          <wp:inline distT="0" distB="0" distL="0" distR="0" wp14:anchorId="40EE50CB" wp14:editId="141F01A8">
+            <wp:extent cx="5547995" cy="2093595"/>
+            <wp:effectExtent l="0" t="0" r="0" b="1905"/>
+            <wp:docPr id="2" name="Picture 2"/>
+            <wp:cNvGraphicFramePr>
+              <a:graphicFrameLocks xmlns:a="http://schemas.openxmlformats.org/drawingml/2006/main" noChangeAspect="1"/>
+            </wp:cNvGraphicFramePr>
+            <a:graphic xmlns:a="http://schemas.openxmlformats.org/drawingml/2006/main">
+              <a:graphicData uri="http://schemas.openxmlformats.org/drawingml/2006/picture">
+                <pic:pic xmlns:pic="http://schemas.openxmlformats.org/drawingml/2006/picture">
+                  <pic:nvPicPr>
+                    <pic:cNvPr id="1" name=""/>
+                    <pic:cNvPicPr/>
+                  </pic:nvPicPr>
+                  <pic:blipFill>
+                    <a:blip r:embed="rId39"/>
+                    <a:stretch>
+                      <a:fillRect/>
+                    </a:stretch>
+                  </pic:blipFill>
+                  <pic:spPr>
+                    <a:xfrm>
+                      <a:off x="0" y="0"/>
+                      <a:ext cx="5547995" cy="2093595"/>
+                    </a:xfrm>
+                    <a:prstGeom prst="rect">
+                      <a:avLst/>
+                    </a:prstGeom>
+                  </pic:spPr>
+                </pic:pic>
+              </a:graphicData>
+            </a:graphic>
+          </wp:inline>
+        </w:drawing>
       </w:r>
       <w:r>
         <w:rPr>
@@ -28718,48 +30291,1378 @@
           <w:szCs w:val="26"/>
         </w:rPr>
         <w:br/>
-        <w:t>5.2. Kết quả kiểm thử</w:t>
-      </w:r>
-      <w:r>
-        <w:rPr>
-          <w:sz w:val="26"/>
-          <w:szCs w:val="26"/>
-        </w:rPr>
-        <w:br/>
-      </w:r>
+      </w:r>
+    </w:p>
+    <w:p>
+      <w:pPr>
+        <w:pStyle w:val="Heading2"/>
+        <w:rPr>
+          <w:b/>
+          <w:bCs/>
+        </w:rPr>
+      </w:pPr>
+      <w:r>
+        <w:rPr>
+          <w:b/>
+          <w:bCs/>
+        </w:rPr>
+        <w:t>5.4. Ma trận truy vết yêu cầu với testcase</w:t>
+      </w:r>
+    </w:p>
+    <w:p>
+      <w:pPr>
+        <w:spacing w:after="120"/>
+        <w:rPr>
+          <w:sz w:val="26"/>
+          <w:szCs w:val="26"/>
+        </w:rPr>
+      </w:pPr>
+      <w:r>
+        <w:rPr>
+          <w:sz w:val="26"/>
+          <w:szCs w:val="26"/>
+        </w:rPr>
+        <w:t>Ma trận dưới đây chứng minh mức độ bao phủ của bộ Test Case đối với các Yêu cầu chức năng (FR) và Quy tắc nghiệp vụ (BR) đã được thiết kế tại Chương 3</w:t>
+      </w:r>
+      <w:r>
+        <w:rPr>
+          <w:sz w:val="26"/>
+          <w:szCs w:val="26"/>
+        </w:rPr>
+        <w:t>:</w:t>
+      </w:r>
+    </w:p>
+    <w:tbl>
+      <w:tblPr>
+        <w:tblW w:w="5000" w:type="pct"/>
+        <w:tblBorders>
+          <w:top w:val="single" w:sz="4" w:space="0" w:color="auto"/>
+          <w:left w:val="single" w:sz="4" w:space="0" w:color="auto"/>
+          <w:bottom w:val="single" w:sz="4" w:space="0" w:color="auto"/>
+          <w:right w:val="single" w:sz="4" w:space="0" w:color="auto"/>
+          <w:insideH w:val="single" w:sz="4" w:space="0" w:color="auto"/>
+          <w:insideV w:val="single" w:sz="4" w:space="0" w:color="auto"/>
+        </w:tblBorders>
+        <w:tblLayout w:type="fixed"/>
+        <w:tblCellMar>
+          <w:top w:w="80" w:type="dxa"/>
+          <w:left w:w="120" w:type="dxa"/>
+          <w:bottom w:w="80" w:type="dxa"/>
+          <w:right w:w="120" w:type="dxa"/>
+        </w:tblCellMar>
+        <w:tblLook w:val="04A0" w:firstRow="1" w:lastRow="0" w:firstColumn="1" w:lastColumn="0" w:noHBand="0" w:noVBand="1"/>
+      </w:tblPr>
+      <w:tblGrid>
+        <w:gridCol w:w="1644"/>
+        <w:gridCol w:w="3231"/>
+        <w:gridCol w:w="2717"/>
+        <w:gridCol w:w="1135"/>
+      </w:tblGrid>
+      <w:tr>
+        <w:trPr>
+          <w:tblHeader/>
+        </w:trPr>
+        <w:tc>
+          <w:tcPr>
+            <w:tcW w:w="1696" w:type="dxa"/>
+          </w:tcPr>
+          <w:p>
+            <w:r>
+              <w:rPr>
+                <w:b/>
+                <w:bCs/>
+              </w:rPr>
+              <w:t>Mã FR và BR</w:t>
+            </w:r>
+          </w:p>
+        </w:tc>
+        <w:tc>
+          <w:tcPr>
+            <w:tcW w:w="3343" w:type="dxa"/>
+          </w:tcPr>
+          <w:p>
+            <w:r>
+              <w:rPr>
+                <w:b/>
+                <w:bCs/>
+              </w:rPr>
+              <w:t>Nội dung quy tắc nghiệp vụ</w:t>
+            </w:r>
+          </w:p>
+        </w:tc>
+        <w:tc>
+          <w:tcPr>
+            <w:tcW w:w="2809" w:type="dxa"/>
+          </w:tcPr>
+          <w:p>
+            <w:r>
+              <w:rPr>
+                <w:b/>
+                <w:bCs/>
+              </w:rPr>
+              <w:t>Test Case phủ</w:t>
+            </w:r>
+          </w:p>
+        </w:tc>
+        <w:tc>
+          <w:tcPr>
+            <w:tcW w:w="1168" w:type="dxa"/>
+          </w:tcPr>
+          <w:p>
+            <w:r>
+              <w:rPr>
+                <w:b/>
+                <w:bCs/>
+              </w:rPr>
+              <w:t>Kết quả</w:t>
+            </w:r>
+          </w:p>
+        </w:tc>
+      </w:tr>
+      <w:tr>
+        <w:tc>
+          <w:tcPr>
+            <w:tcW w:w="1696" w:type="dxa"/>
+          </w:tcPr>
+          <w:p>
+            <w:r>
+              <w:t>FR-02, BR-02</w:t>
+            </w:r>
+          </w:p>
+        </w:tc>
+        <w:tc>
+          <w:tcPr>
+            <w:tcW w:w="3343" w:type="dxa"/>
+          </w:tcPr>
+          <w:p>
+            <w:r>
+              <w:t>Giao dịch tác động đúng số dư ví, tự động bù trừ khi sửa/xóa</w:t>
+            </w:r>
+          </w:p>
+        </w:tc>
+        <w:tc>
+          <w:tcPr>
+            <w:tcW w:w="2809" w:type="dxa"/>
+          </w:tcPr>
+          <w:p>
+            <w:r>
+              <w:t>TC-TRAN-001, TC-TRAN-003, TC-TRAN-004, TC-TRAN-005</w:t>
+            </w:r>
+          </w:p>
+        </w:tc>
+        <w:tc>
+          <w:tcPr>
+            <w:tcW w:w="1168" w:type="dxa"/>
+          </w:tcPr>
+          <w:p>
+            <w:r>
+              <w:t>Pass</w:t>
+            </w:r>
+          </w:p>
+        </w:tc>
+      </w:tr>
+      <w:tr>
+        <w:tc>
+          <w:tcPr>
+            <w:tcW w:w="1696" w:type="dxa"/>
+          </w:tcPr>
+          <w:p>
+            <w:r>
+              <w:t>FR-13, BR-06</w:t>
+            </w:r>
+          </w:p>
+        </w:tc>
+        <w:tc>
+          <w:tcPr>
+            <w:tcW w:w="3343" w:type="dxa"/>
+          </w:tcPr>
+          <w:p>
+            <w:r>
+              <w:t>Chỉ chủ tài khoản và thành viên được cấp quyền mới được xem/sửa ví</w:t>
+            </w:r>
+          </w:p>
+        </w:tc>
+        <w:tc>
+          <w:tcPr>
+            <w:tcW w:w="2809" w:type="dxa"/>
+          </w:tcPr>
+          <w:p>
+            <w:r>
+              <w:t>TC-TRAN-002, TC-TRAN-006, TC-WALL-002, TC-WALL-003</w:t>
+            </w:r>
+          </w:p>
+        </w:tc>
+        <w:tc>
+          <w:tcPr>
+            <w:tcW w:w="1168" w:type="dxa"/>
+          </w:tcPr>
+          <w:p>
+            <w:r>
+              <w:t>Pass</w:t>
+            </w:r>
+          </w:p>
+        </w:tc>
+      </w:tr>
+      <w:tr>
+        <w:tc>
+          <w:tcPr>
+            <w:tcW w:w="1696" w:type="dxa"/>
+          </w:tcPr>
+          <w:p>
+            <w:r>
+              <w:lastRenderedPageBreak/>
+              <w:t>FR-07, BR-03</w:t>
+            </w:r>
+          </w:p>
+        </w:tc>
+        <w:tc>
+          <w:tcPr>
+            <w:tcW w:w="3343" w:type="dxa"/>
+          </w:tcPr>
+          <w:p>
+            <w:r>
+              <w:t>Khi import, hệ thống phải phát hiện và khử giao dịch trùng lặp</w:t>
+            </w:r>
+          </w:p>
+        </w:tc>
+        <w:tc>
+          <w:tcPr>
+            <w:tcW w:w="2809" w:type="dxa"/>
+          </w:tcPr>
+          <w:p>
+            <w:r>
+              <w:t>TC-IMP-003, TC-IMP-005</w:t>
+            </w:r>
+          </w:p>
+        </w:tc>
+        <w:tc>
+          <w:tcPr>
+            <w:tcW w:w="1168" w:type="dxa"/>
+          </w:tcPr>
+          <w:p>
+            <w:r>
+              <w:t>Pass</w:t>
+            </w:r>
+          </w:p>
+        </w:tc>
+      </w:tr>
+      <w:tr>
+        <w:tc>
+          <w:tcPr>
+            <w:tcW w:w="1696" w:type="dxa"/>
+          </w:tcPr>
+          <w:p>
+            <w:r>
+              <w:t>FR-08, BR-09</w:t>
+            </w:r>
+          </w:p>
+        </w:tc>
+        <w:tc>
+          <w:tcPr>
+            <w:tcW w:w="3343" w:type="dxa"/>
+          </w:tcPr>
+          <w:p>
+            <w:r>
+              <w:t>Giao dịch không khớp từ khóa đưa vào nhóm Chưa phân loại / Gọi AI</w:t>
+            </w:r>
+          </w:p>
+        </w:tc>
+        <w:tc>
+          <w:tcPr>
+            <w:tcW w:w="2809" w:type="dxa"/>
+          </w:tcPr>
+          <w:p>
+            <w:r>
+              <w:t>TC-IMP-001, TC-IMP-002</w:t>
+            </w:r>
+          </w:p>
+        </w:tc>
+        <w:tc>
+          <w:tcPr>
+            <w:tcW w:w="1168" w:type="dxa"/>
+          </w:tcPr>
+          <w:p>
+            <w:r>
+              <w:t>Pass</w:t>
+            </w:r>
+          </w:p>
+        </w:tc>
+      </w:tr>
+      <w:tr>
+        <w:tc>
+          <w:tcPr>
+            <w:tcW w:w="1696" w:type="dxa"/>
+          </w:tcPr>
+          <w:p>
+            <w:r>
+              <w:t>FR-11, BR-10</w:t>
+            </w:r>
+          </w:p>
+        </w:tc>
+        <w:tc>
+          <w:tcPr>
+            <w:tcW w:w="3343" w:type="dxa"/>
+          </w:tcPr>
+          <w:p>
+            <w:r>
+              <w:t>Ưu tiên nhắc nhở theo mức khẩn, cảnh báo vượt ngân sách</w:t>
+            </w:r>
+          </w:p>
+        </w:tc>
+        <w:tc>
+          <w:tcPr>
+            <w:tcW w:w="2809" w:type="dxa"/>
+          </w:tcPr>
+          <w:p>
+            <w:r>
+              <w:t>TC-BUDG-004, TC-BUDG-005, TC-SCHED-001</w:t>
+            </w:r>
+          </w:p>
+        </w:tc>
+        <w:tc>
+          <w:tcPr>
+            <w:tcW w:w="1168" w:type="dxa"/>
+          </w:tcPr>
+          <w:p>
+            <w:r>
+              <w:t>Pass</w:t>
+            </w:r>
+          </w:p>
+        </w:tc>
+      </w:tr>
+      <w:tr>
+        <w:tc>
+          <w:tcPr>
+            <w:tcW w:w="1696" w:type="dxa"/>
+          </w:tcPr>
+          <w:p>
+            <w:r>
+              <w:t>FR-13, BR-12</w:t>
+            </w:r>
+          </w:p>
+        </w:tc>
+        <w:tc>
+          <w:tcPr>
+            <w:tcW w:w="3343" w:type="dxa"/>
+          </w:tcPr>
+          <w:p>
+            <w:r>
+              <w:t>Lời mời chia sẻ ví bị từ chối ngay nếu email không tồn tại trong hệ thống</w:t>
+            </w:r>
+          </w:p>
+        </w:tc>
+        <w:tc>
+          <w:tcPr>
+            <w:tcW w:w="2809" w:type="dxa"/>
+          </w:tcPr>
+          <w:p>
+            <w:r>
+              <w:t>TC-WALL-005, TC-WALL-006</w:t>
+            </w:r>
+          </w:p>
+        </w:tc>
+        <w:tc>
+          <w:tcPr>
+            <w:tcW w:w="1168" w:type="dxa"/>
+          </w:tcPr>
+          <w:p>
+            <w:r>
+              <w:t>Pass</w:t>
+            </w:r>
+          </w:p>
+        </w:tc>
+      </w:tr>
+    </w:tbl>
+    <w:p>
+      <w:pPr>
+        <w:spacing w:after="120"/>
+        <w:rPr>
+          <w:sz w:val="26"/>
+          <w:szCs w:val="26"/>
+        </w:rPr>
+      </w:pPr>
+    </w:p>
+    <w:p>
+      <w:pPr>
+        <w:spacing w:after="120"/>
+        <w:rPr>
+          <w:sz w:val="26"/>
+          <w:szCs w:val="26"/>
+        </w:rPr>
+      </w:pPr>
+      <w:r>
+        <w:rPr>
+          <w:sz w:val="26"/>
+          <w:szCs w:val="26"/>
+        </w:rPr>
+        <w:t>5.5. Kết quả và defeat</w:t>
+      </w:r>
+    </w:p>
+    <w:tbl>
+      <w:tblPr>
+        <w:tblW w:w="5000" w:type="pct"/>
+        <w:tblBorders>
+          <w:top w:val="single" w:sz="4" w:space="0" w:color="auto"/>
+          <w:left w:val="single" w:sz="4" w:space="0" w:color="auto"/>
+          <w:bottom w:val="single" w:sz="4" w:space="0" w:color="auto"/>
+          <w:right w:val="single" w:sz="4" w:space="0" w:color="auto"/>
+          <w:insideH w:val="single" w:sz="4" w:space="0" w:color="auto"/>
+          <w:insideV w:val="single" w:sz="4" w:space="0" w:color="auto"/>
+        </w:tblBorders>
+        <w:tblLayout w:type="fixed"/>
+        <w:tblCellMar>
+          <w:top w:w="80" w:type="dxa"/>
+          <w:left w:w="120" w:type="dxa"/>
+          <w:bottom w:w="80" w:type="dxa"/>
+          <w:right w:w="120" w:type="dxa"/>
+        </w:tblCellMar>
+        <w:tblLook w:val="0000" w:firstRow="0" w:lastRow="0" w:firstColumn="0" w:lastColumn="0" w:noHBand="0" w:noVBand="0"/>
+      </w:tblPr>
+      <w:tblGrid>
+        <w:gridCol w:w="1129"/>
+        <w:gridCol w:w="1560"/>
+        <w:gridCol w:w="1915"/>
+        <w:gridCol w:w="3181"/>
+        <w:gridCol w:w="942"/>
+      </w:tblGrid>
+      <w:tr>
+        <w:trPr>
+          <w:tblHeader/>
+        </w:trPr>
+        <w:tc>
+          <w:tcPr>
+            <w:tcW w:w="1129" w:type="dxa"/>
+          </w:tcPr>
+          <w:p>
+            <w:pPr>
+              <w:spacing w:before="0" w:line="240" w:lineRule="auto"/>
+              <w:rPr>
+                <w:rFonts w:eastAsia="Times New Roman"/>
+                <w:sz w:val="24"/>
+                <w:szCs w:val="24"/>
+              </w:rPr>
+            </w:pPr>
+            <w:r>
+              <w:rPr>
+                <w:rFonts w:eastAsia="Times New Roman"/>
+                <w:b/>
+                <w:bCs/>
+                <w:sz w:val="24"/>
+                <w:szCs w:val="24"/>
+              </w:rPr>
+              <w:t>Mã Defect</w:t>
+            </w:r>
+          </w:p>
+        </w:tc>
+        <w:tc>
+          <w:tcPr>
+            <w:tcW w:w="1560" w:type="dxa"/>
+          </w:tcPr>
+          <w:p>
+            <w:pPr>
+              <w:spacing w:before="0" w:line="240" w:lineRule="auto"/>
+              <w:rPr>
+                <w:rFonts w:eastAsia="Times New Roman"/>
+                <w:sz w:val="24"/>
+                <w:szCs w:val="24"/>
+              </w:rPr>
+            </w:pPr>
+            <w:r>
+              <w:rPr>
+                <w:rFonts w:eastAsia="Times New Roman"/>
+                <w:b/>
+                <w:bCs/>
+                <w:sz w:val="24"/>
+                <w:szCs w:val="24"/>
+              </w:rPr>
+              <w:t>GitHub Issue</w:t>
+            </w:r>
+          </w:p>
+        </w:tc>
+        <w:tc>
+          <w:tcPr>
+            <w:tcW w:w="1915" w:type="dxa"/>
+          </w:tcPr>
+          <w:p>
+            <w:pPr>
+              <w:spacing w:before="0" w:line="240" w:lineRule="auto"/>
+              <w:rPr>
+                <w:rFonts w:eastAsia="Times New Roman"/>
+                <w:sz w:val="24"/>
+                <w:szCs w:val="24"/>
+              </w:rPr>
+            </w:pPr>
+            <w:r>
+              <w:rPr>
+                <w:rFonts w:eastAsia="Times New Roman"/>
+                <w:b/>
+                <w:bCs/>
+                <w:sz w:val="24"/>
+                <w:szCs w:val="24"/>
+              </w:rPr>
+              <w:t>Mô tả lỗi phát hiện</w:t>
+            </w:r>
+          </w:p>
+        </w:tc>
+        <w:tc>
+          <w:tcPr>
+            <w:tcW w:w="3181" w:type="dxa"/>
+          </w:tcPr>
+          <w:p>
+            <w:pPr>
+              <w:spacing w:before="0" w:line="240" w:lineRule="auto"/>
+              <w:rPr>
+                <w:rFonts w:eastAsia="Times New Roman"/>
+                <w:sz w:val="24"/>
+                <w:szCs w:val="24"/>
+              </w:rPr>
+            </w:pPr>
+            <w:r>
+              <w:rPr>
+                <w:rFonts w:eastAsia="Times New Roman"/>
+                <w:b/>
+                <w:bCs/>
+                <w:sz w:val="24"/>
+                <w:szCs w:val="24"/>
+              </w:rPr>
+              <w:t>Cách khắc phục</w:t>
+            </w:r>
+          </w:p>
+        </w:tc>
+        <w:tc>
+          <w:tcPr>
+            <w:tcW w:w="942" w:type="dxa"/>
+          </w:tcPr>
+          <w:p>
+            <w:pPr>
+              <w:spacing w:before="0" w:line="240" w:lineRule="auto"/>
+              <w:rPr>
+                <w:rFonts w:eastAsia="Times New Roman"/>
+                <w:sz w:val="24"/>
+                <w:szCs w:val="24"/>
+              </w:rPr>
+            </w:pPr>
+            <w:r>
+              <w:rPr>
+                <w:rFonts w:eastAsia="Times New Roman"/>
+                <w:b/>
+                <w:bCs/>
+                <w:sz w:val="24"/>
+                <w:szCs w:val="24"/>
+              </w:rPr>
+              <w:t>Trạng thái</w:t>
+            </w:r>
+          </w:p>
+        </w:tc>
+      </w:tr>
+      <w:tr>
+        <w:tc>
+          <w:tcPr>
+            <w:tcW w:w="1129" w:type="dxa"/>
+          </w:tcPr>
+          <w:p>
+            <w:pPr>
+              <w:spacing w:before="0" w:line="240" w:lineRule="auto"/>
+              <w:rPr>
+                <w:rFonts w:eastAsia="Times New Roman"/>
+                <w:sz w:val="24"/>
+                <w:szCs w:val="24"/>
+              </w:rPr>
+            </w:pPr>
+            <w:r>
+              <w:rPr>
+                <w:rFonts w:eastAsia="Times New Roman"/>
+                <w:sz w:val="24"/>
+                <w:szCs w:val="24"/>
+              </w:rPr>
+              <w:t>DF-01</w:t>
+            </w:r>
+          </w:p>
+        </w:tc>
+        <w:tc>
+          <w:tcPr>
+            <w:tcW w:w="1560" w:type="dxa"/>
+          </w:tcPr>
+          <w:p>
+            <w:pPr>
+              <w:spacing w:before="0" w:line="240" w:lineRule="auto"/>
+              <w:rPr>
+                <w:rFonts w:eastAsia="Times New Roman"/>
+                <w:sz w:val="24"/>
+                <w:szCs w:val="24"/>
+              </w:rPr>
+            </w:pPr>
+            <w:r>
+              <w:rPr>
+                <w:rFonts w:eastAsia="Times New Roman"/>
+                <w:sz w:val="24"/>
+                <w:szCs w:val="24"/>
+              </w:rPr>
+              <w:t>#12</w:t>
+            </w:r>
+          </w:p>
+        </w:tc>
+        <w:tc>
+          <w:tcPr>
+            <w:tcW w:w="1915" w:type="dxa"/>
+          </w:tcPr>
+          <w:p>
+            <w:pPr>
+              <w:spacing w:before="0" w:line="240" w:lineRule="auto"/>
+              <w:rPr>
+                <w:rFonts w:eastAsia="Times New Roman"/>
+                <w:sz w:val="24"/>
+                <w:szCs w:val="24"/>
+              </w:rPr>
+            </w:pPr>
+            <w:r>
+              <w:rPr>
+                <w:rFonts w:eastAsia="Times New Roman"/>
+                <w:sz w:val="24"/>
+                <w:szCs w:val="24"/>
+              </w:rPr>
+              <w:t>Tính sai số dư ví khi cập nhật giao dịch đổi từ loại CHI sang THU. Bù trừ sai dấu toán học.</w:t>
+            </w:r>
+          </w:p>
+        </w:tc>
+        <w:tc>
+          <w:tcPr>
+            <w:tcW w:w="3181" w:type="dxa"/>
+          </w:tcPr>
+          <w:p>
+            <w:pPr>
+              <w:spacing w:before="0" w:line="240" w:lineRule="auto"/>
+              <w:rPr>
+                <w:rFonts w:eastAsia="Times New Roman"/>
+                <w:sz w:val="24"/>
+                <w:szCs w:val="24"/>
+              </w:rPr>
+            </w:pPr>
+            <w:r>
+              <w:rPr>
+                <w:rFonts w:eastAsia="Times New Roman"/>
+                <w:sz w:val="24"/>
+                <w:szCs w:val="24"/>
+              </w:rPr>
+              <w:t>Sửa lại logic tính oldImpact và newImpact trong hàm updateTransaction tại TransactionServiceImpl.</w:t>
+            </w:r>
+          </w:p>
+        </w:tc>
+        <w:tc>
+          <w:tcPr>
+            <w:tcW w:w="942" w:type="dxa"/>
+          </w:tcPr>
+          <w:p>
+            <w:pPr>
+              <w:spacing w:before="0" w:line="240" w:lineRule="auto"/>
+              <w:rPr>
+                <w:rFonts w:eastAsia="Times New Roman"/>
+                <w:sz w:val="24"/>
+                <w:szCs w:val="24"/>
+              </w:rPr>
+            </w:pPr>
+            <w:r>
+              <w:rPr>
+                <w:rFonts w:eastAsia="Times New Roman"/>
+                <w:sz w:val="24"/>
+                <w:szCs w:val="24"/>
+              </w:rPr>
+              <w:t>Đã đóng</w:t>
+            </w:r>
+          </w:p>
+        </w:tc>
+      </w:tr>
+      <w:tr>
+        <w:tc>
+          <w:tcPr>
+            <w:tcW w:w="1129" w:type="dxa"/>
+          </w:tcPr>
+          <w:p>
+            <w:pPr>
+              <w:spacing w:before="0" w:line="240" w:lineRule="auto"/>
+              <w:rPr>
+                <w:rFonts w:eastAsia="Times New Roman"/>
+                <w:sz w:val="24"/>
+                <w:szCs w:val="24"/>
+              </w:rPr>
+            </w:pPr>
+            <w:r>
+              <w:rPr>
+                <w:rFonts w:eastAsia="Times New Roman"/>
+                <w:sz w:val="24"/>
+                <w:szCs w:val="24"/>
+              </w:rPr>
+              <w:t>DF-02</w:t>
+            </w:r>
+          </w:p>
+        </w:tc>
+        <w:tc>
+          <w:tcPr>
+            <w:tcW w:w="1560" w:type="dxa"/>
+          </w:tcPr>
+          <w:p>
+            <w:pPr>
+              <w:spacing w:before="0" w:line="240" w:lineRule="auto"/>
+              <w:rPr>
+                <w:rFonts w:eastAsia="Times New Roman"/>
+                <w:sz w:val="24"/>
+                <w:szCs w:val="24"/>
+              </w:rPr>
+            </w:pPr>
+            <w:r>
+              <w:rPr>
+                <w:rFonts w:eastAsia="Times New Roman"/>
+                <w:sz w:val="24"/>
+                <w:szCs w:val="24"/>
+              </w:rPr>
+              <w:t>#15</w:t>
+            </w:r>
+          </w:p>
+        </w:tc>
+        <w:tc>
+          <w:tcPr>
+            <w:tcW w:w="1915" w:type="dxa"/>
+          </w:tcPr>
+          <w:p>
+            <w:pPr>
+              <w:spacing w:before="0" w:line="240" w:lineRule="auto"/>
+              <w:rPr>
+                <w:rFonts w:eastAsia="Times New Roman"/>
+                <w:sz w:val="24"/>
+                <w:szCs w:val="24"/>
+              </w:rPr>
+            </w:pPr>
+            <w:r>
+              <w:rPr>
+                <w:rFonts w:eastAsia="Times New Roman"/>
+                <w:sz w:val="24"/>
+                <w:szCs w:val="24"/>
+              </w:rPr>
+              <w:t>API Gemini bị timeout làm sập tiến trình Import CSV, trả về HTTP 500.</w:t>
+            </w:r>
+          </w:p>
+        </w:tc>
+        <w:tc>
+          <w:tcPr>
+            <w:tcW w:w="3181" w:type="dxa"/>
+          </w:tcPr>
+          <w:p>
+            <w:pPr>
+              <w:spacing w:before="0" w:line="240" w:lineRule="auto"/>
+              <w:rPr>
+                <w:rFonts w:eastAsia="Times New Roman"/>
+                <w:sz w:val="24"/>
+                <w:szCs w:val="24"/>
+              </w:rPr>
+            </w:pPr>
+            <w:r>
+              <w:rPr>
+                <w:rFonts w:eastAsia="Times New Roman"/>
+                <w:sz w:val="24"/>
+                <w:szCs w:val="24"/>
+              </w:rPr>
+              <w:t>Thêm khối try/catch bọc lệnh gọi RestTemplate. Nếu lỗi, tự động gom giao dịch vào Chưa phân loại để file vẫn được import.</w:t>
+            </w:r>
+          </w:p>
+        </w:tc>
+        <w:tc>
+          <w:tcPr>
+            <w:tcW w:w="942" w:type="dxa"/>
+          </w:tcPr>
+          <w:p>
+            <w:pPr>
+              <w:spacing w:before="0" w:line="240" w:lineRule="auto"/>
+              <w:rPr>
+                <w:rFonts w:eastAsia="Times New Roman"/>
+                <w:sz w:val="24"/>
+                <w:szCs w:val="24"/>
+              </w:rPr>
+            </w:pPr>
+            <w:r>
+              <w:rPr>
+                <w:rFonts w:eastAsia="Times New Roman"/>
+                <w:sz w:val="24"/>
+                <w:szCs w:val="24"/>
+              </w:rPr>
+              <w:t>Đã đóng</w:t>
+            </w:r>
+          </w:p>
+        </w:tc>
+      </w:tr>
+      <w:tr>
+        <w:tc>
+          <w:tcPr>
+            <w:tcW w:w="1129" w:type="dxa"/>
+          </w:tcPr>
+          <w:p>
+            <w:pPr>
+              <w:spacing w:before="0" w:line="240" w:lineRule="auto"/>
+              <w:rPr>
+                <w:rFonts w:eastAsia="Times New Roman"/>
+                <w:sz w:val="24"/>
+                <w:szCs w:val="24"/>
+              </w:rPr>
+            </w:pPr>
+            <w:r>
+              <w:rPr>
+                <w:rFonts w:eastAsia="Times New Roman"/>
+                <w:sz w:val="24"/>
+                <w:szCs w:val="24"/>
+              </w:rPr>
+              <w:t>DF-03</w:t>
+            </w:r>
+          </w:p>
+        </w:tc>
+        <w:tc>
+          <w:tcPr>
+            <w:tcW w:w="1560" w:type="dxa"/>
+          </w:tcPr>
+          <w:p>
+            <w:pPr>
+              <w:spacing w:before="0" w:line="240" w:lineRule="auto"/>
+              <w:rPr>
+                <w:rFonts w:eastAsia="Times New Roman"/>
+                <w:sz w:val="24"/>
+                <w:szCs w:val="24"/>
+              </w:rPr>
+            </w:pPr>
+            <w:r>
+              <w:rPr>
+                <w:rFonts w:eastAsia="Times New Roman"/>
+                <w:sz w:val="24"/>
+                <w:szCs w:val="24"/>
+              </w:rPr>
+              <w:t>#18</w:t>
+            </w:r>
+          </w:p>
+        </w:tc>
+        <w:tc>
+          <w:tcPr>
+            <w:tcW w:w="1915" w:type="dxa"/>
+          </w:tcPr>
+          <w:p>
+            <w:pPr>
+              <w:spacing w:before="0" w:line="240" w:lineRule="auto"/>
+              <w:rPr>
+                <w:rFonts w:eastAsia="Times New Roman"/>
+                <w:sz w:val="24"/>
+                <w:szCs w:val="24"/>
+              </w:rPr>
+            </w:pPr>
+            <w:r>
+              <w:rPr>
+                <w:rFonts w:eastAsia="Times New Roman"/>
+                <w:sz w:val="24"/>
+                <w:szCs w:val="24"/>
+              </w:rPr>
+              <w:t>Lỗi IDOR: User A gọi API xóa được thông báo (Notification) của User B bằng cách truyền ID.</w:t>
+            </w:r>
+          </w:p>
+        </w:tc>
+        <w:tc>
+          <w:tcPr>
+            <w:tcW w:w="3181" w:type="dxa"/>
+          </w:tcPr>
+          <w:p>
+            <w:pPr>
+              <w:spacing w:before="0" w:line="240" w:lineRule="auto"/>
+              <w:rPr>
+                <w:rFonts w:eastAsia="Times New Roman"/>
+                <w:sz w:val="24"/>
+                <w:szCs w:val="24"/>
+              </w:rPr>
+            </w:pPr>
+            <w:r>
+              <w:rPr>
+                <w:rFonts w:eastAsia="Times New Roman"/>
+                <w:sz w:val="24"/>
+                <w:szCs w:val="24"/>
+              </w:rPr>
+              <w:t>Cập nhật hàm deleteNotification bắt buộc truy vấn theo cả id và userId người gọi thay vì chỉ dùng id.</w:t>
+            </w:r>
+          </w:p>
+        </w:tc>
+        <w:tc>
+          <w:tcPr>
+            <w:tcW w:w="942" w:type="dxa"/>
+          </w:tcPr>
+          <w:p>
+            <w:pPr>
+              <w:spacing w:before="0" w:line="240" w:lineRule="auto"/>
+              <w:rPr>
+                <w:rFonts w:eastAsia="Times New Roman"/>
+                <w:sz w:val="24"/>
+                <w:szCs w:val="24"/>
+              </w:rPr>
+            </w:pPr>
+            <w:r>
+              <w:rPr>
+                <w:rFonts w:eastAsia="Times New Roman"/>
+                <w:sz w:val="24"/>
+                <w:szCs w:val="24"/>
+              </w:rPr>
+              <w:t>Đã đóng</w:t>
+            </w:r>
+          </w:p>
+        </w:tc>
+      </w:tr>
+    </w:tbl>
+    <w:p>
+      <w:pPr>
+        <w:spacing w:after="120"/>
+        <w:rPr>
+          <w:sz w:val="26"/>
+          <w:szCs w:val="26"/>
+        </w:rPr>
+      </w:pPr>
+    </w:p>
+    <w:p>
+      <w:pPr>
+        <w:spacing w:after="200"/>
+        <w:rPr>
+          <w:sz w:val="26"/>
+          <w:szCs w:val="26"/>
+        </w:rPr>
+      </w:pPr>
+      <w:r>
+        <w:rPr>
+          <w:sz w:val="26"/>
+          <w:szCs w:val="26"/>
+        </w:rPr>
+        <w:t>5.6. Đánh giá đối chiếu mục tiêu</w:t>
+      </w:r>
+    </w:p>
+    <w:p>
+      <w:pPr>
+        <w:spacing w:after="200"/>
+        <w:rPr>
+          <w:sz w:val="26"/>
+          <w:szCs w:val="26"/>
+        </w:rPr>
+      </w:pPr>
       <w:r>
         <w:rPr>
           <w:sz w:val="26"/>
           <w:szCs w:val="26"/>
         </w:rPr>
         <w:lastRenderedPageBreak/>
-        <w:t>5.3. Đánh giá kết quả đạt được</w:t>
-      </w:r>
-      <w:r>
-        <w:rPr>
-          <w:sz w:val="26"/>
-          <w:szCs w:val="26"/>
-        </w:rPr>
-        <w:br/>
-        <w:t xml:space="preserve">    5.3.1. Kết quả đạt được</w:t>
-      </w:r>
-      <w:r>
-        <w:rPr>
-          <w:sz w:val="26"/>
-          <w:szCs w:val="26"/>
-        </w:rPr>
-        <w:br/>
-        <w:t xml:space="preserve">    5.3.2. Hạn chế</w:t>
-      </w:r>
-      <w:r>
-        <w:rPr>
-          <w:sz w:val="26"/>
-          <w:szCs w:val="26"/>
-        </w:rPr>
-        <w:br/>
-        <w:t xml:space="preserve">5.4. So sánh với yêu cầu ban đầu  </w:t>
-      </w:r>
-    </w:p>
+        <w:t>Mục tiêu của đề tài đặt ra tại Chương 1 được đối chiếu với kết quả thực tế đo lường được sau quá trình kiểm thử như sau:</w:t>
+      </w:r>
+    </w:p>
+    <w:tbl>
+      <w:tblPr>
+        <w:tblW w:w="5000" w:type="pct"/>
+        <w:tblBorders>
+          <w:top w:val="single" w:sz="4" w:space="0" w:color="auto"/>
+          <w:left w:val="single" w:sz="4" w:space="0" w:color="auto"/>
+          <w:bottom w:val="single" w:sz="4" w:space="0" w:color="auto"/>
+          <w:right w:val="single" w:sz="4" w:space="0" w:color="auto"/>
+          <w:insideH w:val="single" w:sz="4" w:space="0" w:color="auto"/>
+          <w:insideV w:val="single" w:sz="4" w:space="0" w:color="auto"/>
+        </w:tblBorders>
+        <w:tblLayout w:type="fixed"/>
+        <w:tblCellMar>
+          <w:top w:w="80" w:type="dxa"/>
+          <w:left w:w="120" w:type="dxa"/>
+          <w:bottom w:w="80" w:type="dxa"/>
+          <w:right w:w="120" w:type="dxa"/>
+        </w:tblCellMar>
+        <w:tblLook w:val="0000" w:firstRow="0" w:lastRow="0" w:firstColumn="0" w:lastColumn="0" w:noHBand="0" w:noVBand="0"/>
+      </w:tblPr>
+      <w:tblGrid>
+        <w:gridCol w:w="1726"/>
+        <w:gridCol w:w="2212"/>
+        <w:gridCol w:w="2699"/>
+        <w:gridCol w:w="2090"/>
+      </w:tblGrid>
+      <w:tr>
+        <w:trPr>
+          <w:tblHeader/>
+        </w:trPr>
+        <w:tc>
+          <w:tcPr>
+            <w:tcW w:w="1846" w:type="dxa"/>
+          </w:tcPr>
+          <w:p>
+            <w:pPr>
+              <w:spacing w:before="0" w:line="240" w:lineRule="auto"/>
+              <w:rPr>
+                <w:rFonts w:eastAsia="Times New Roman"/>
+                <w:sz w:val="24"/>
+                <w:szCs w:val="24"/>
+              </w:rPr>
+            </w:pPr>
+            <w:r>
+              <w:rPr>
+                <w:rFonts w:eastAsia="Times New Roman"/>
+                <w:b/>
+                <w:bCs/>
+                <w:sz w:val="24"/>
+                <w:szCs w:val="24"/>
+              </w:rPr>
+              <w:t>Mục tiêu</w:t>
+            </w:r>
+          </w:p>
+        </w:tc>
+        <w:tc>
+          <w:tcPr>
+            <w:tcW w:w="2373" w:type="dxa"/>
+          </w:tcPr>
+          <w:p>
+            <w:pPr>
+              <w:spacing w:before="0" w:line="240" w:lineRule="auto"/>
+              <w:rPr>
+                <w:rFonts w:eastAsia="Times New Roman"/>
+                <w:sz w:val="24"/>
+                <w:szCs w:val="24"/>
+              </w:rPr>
+            </w:pPr>
+            <w:r>
+              <w:rPr>
+                <w:rFonts w:eastAsia="Times New Roman"/>
+                <w:b/>
+                <w:bCs/>
+                <w:sz w:val="24"/>
+                <w:szCs w:val="24"/>
+              </w:rPr>
+              <w:t>Phương pháp đo lường</w:t>
+            </w:r>
+          </w:p>
+        </w:tc>
+        <w:tc>
+          <w:tcPr>
+            <w:tcW w:w="2900" w:type="dxa"/>
+          </w:tcPr>
+          <w:p>
+            <w:pPr>
+              <w:spacing w:before="0" w:line="240" w:lineRule="auto"/>
+              <w:rPr>
+                <w:rFonts w:eastAsia="Times New Roman"/>
+                <w:sz w:val="24"/>
+                <w:szCs w:val="24"/>
+              </w:rPr>
+            </w:pPr>
+            <w:r>
+              <w:rPr>
+                <w:rFonts w:eastAsia="Times New Roman"/>
+                <w:b/>
+                <w:bCs/>
+                <w:sz w:val="24"/>
+                <w:szCs w:val="24"/>
+              </w:rPr>
+              <w:t>Kết quả thực tế</w:t>
+            </w:r>
+          </w:p>
+        </w:tc>
+        <w:tc>
+          <w:tcPr>
+            <w:tcW w:w="2241" w:type="dxa"/>
+          </w:tcPr>
+          <w:p>
+            <w:pPr>
+              <w:spacing w:before="0" w:line="240" w:lineRule="auto"/>
+              <w:rPr>
+                <w:rFonts w:eastAsia="Times New Roman"/>
+                <w:sz w:val="24"/>
+                <w:szCs w:val="24"/>
+              </w:rPr>
+            </w:pPr>
+            <w:r>
+              <w:rPr>
+                <w:rFonts w:eastAsia="Times New Roman"/>
+                <w:b/>
+                <w:bCs/>
+                <w:sz w:val="24"/>
+                <w:szCs w:val="24"/>
+              </w:rPr>
+              <w:t>Đánh giá</w:t>
+            </w:r>
+          </w:p>
+        </w:tc>
+      </w:tr>
+      <w:tr>
+        <w:tc>
+          <w:tcPr>
+            <w:tcW w:w="1846" w:type="dxa"/>
+          </w:tcPr>
+          <w:p>
+            <w:pPr>
+              <w:spacing w:before="0" w:line="240" w:lineRule="auto"/>
+              <w:rPr>
+                <w:rFonts w:eastAsia="Times New Roman"/>
+                <w:sz w:val="24"/>
+                <w:szCs w:val="24"/>
+              </w:rPr>
+            </w:pPr>
+            <w:r>
+              <w:rPr>
+                <w:rFonts w:eastAsia="Times New Roman"/>
+                <w:sz w:val="24"/>
+                <w:szCs w:val="24"/>
+              </w:rPr>
+              <w:t>Quản lý toàn diện tài khoản, thu chi</w:t>
+            </w:r>
+          </w:p>
+        </w:tc>
+        <w:tc>
+          <w:tcPr>
+            <w:tcW w:w="2373" w:type="dxa"/>
+          </w:tcPr>
+          <w:p>
+            <w:pPr>
+              <w:spacing w:before="0" w:line="240" w:lineRule="auto"/>
+              <w:rPr>
+                <w:rFonts w:eastAsia="Times New Roman"/>
+                <w:sz w:val="24"/>
+                <w:szCs w:val="24"/>
+              </w:rPr>
+            </w:pPr>
+            <w:r>
+              <w:rPr>
+                <w:rFonts w:eastAsia="Times New Roman"/>
+                <w:sz w:val="24"/>
+                <w:szCs w:val="24"/>
+              </w:rPr>
+              <w:t>Kiểm tra luồng CRUD của giao dịch, ví, danh mục. Test IDOR bảo mật.</w:t>
+            </w:r>
+          </w:p>
+        </w:tc>
+        <w:tc>
+          <w:tcPr>
+            <w:tcW w:w="2900" w:type="dxa"/>
+          </w:tcPr>
+          <w:p>
+            <w:pPr>
+              <w:spacing w:before="0" w:line="240" w:lineRule="auto"/>
+              <w:rPr>
+                <w:rFonts w:eastAsia="Times New Roman"/>
+                <w:sz w:val="24"/>
+                <w:szCs w:val="24"/>
+              </w:rPr>
+            </w:pPr>
+            <w:r>
+              <w:rPr>
+                <w:rFonts w:eastAsia="Times New Roman"/>
+                <w:sz w:val="24"/>
+                <w:szCs w:val="24"/>
+              </w:rPr>
+              <w:t>100% Test Case (TC-TRAN, TC-CATE, TC-WALL) Pass. Không có lỗi truy cập chéo.</w:t>
+            </w:r>
+          </w:p>
+        </w:tc>
+        <w:tc>
+          <w:tcPr>
+            <w:tcW w:w="2241" w:type="dxa"/>
+          </w:tcPr>
+          <w:p>
+            <w:pPr>
+              <w:spacing w:before="0" w:line="240" w:lineRule="auto"/>
+              <w:rPr>
+                <w:rFonts w:eastAsia="Times New Roman"/>
+                <w:sz w:val="24"/>
+                <w:szCs w:val="24"/>
+              </w:rPr>
+            </w:pPr>
+            <w:r>
+              <w:rPr>
+                <w:rFonts w:eastAsia="Times New Roman"/>
+                <w:sz w:val="24"/>
+                <w:szCs w:val="24"/>
+              </w:rPr>
+              <w:t>Đạt. Hệ thống đảm bảo toàn vẹn số dư dòng tiền.</w:t>
+            </w:r>
+          </w:p>
+        </w:tc>
+      </w:tr>
+      <w:tr>
+        <w:tc>
+          <w:tcPr>
+            <w:tcW w:w="1846" w:type="dxa"/>
+          </w:tcPr>
+          <w:p>
+            <w:pPr>
+              <w:spacing w:before="0" w:line="240" w:lineRule="auto"/>
+              <w:rPr>
+                <w:rFonts w:eastAsia="Times New Roman"/>
+                <w:sz w:val="24"/>
+                <w:szCs w:val="24"/>
+              </w:rPr>
+            </w:pPr>
+            <w:r>
+              <w:rPr>
+                <w:rFonts w:eastAsia="Times New Roman"/>
+                <w:sz w:val="24"/>
+                <w:szCs w:val="24"/>
+              </w:rPr>
+              <w:t>Tự động hóa nhập liệu CSV, giảm thủ công</w:t>
+            </w:r>
+          </w:p>
+        </w:tc>
+        <w:tc>
+          <w:tcPr>
+            <w:tcW w:w="2373" w:type="dxa"/>
+          </w:tcPr>
+          <w:p>
+            <w:pPr>
+              <w:spacing w:before="0" w:line="240" w:lineRule="auto"/>
+              <w:rPr>
+                <w:rFonts w:eastAsia="Times New Roman"/>
+                <w:sz w:val="24"/>
+                <w:szCs w:val="24"/>
+              </w:rPr>
+            </w:pPr>
+            <w:r>
+              <w:rPr>
+                <w:rFonts w:eastAsia="Times New Roman"/>
+                <w:sz w:val="24"/>
+                <w:szCs w:val="24"/>
+              </w:rPr>
+              <w:t>Upload file CSV 100 dòng. Đo tỷ lệ khớp Rule và tỷ lệ phân loại AI.</w:t>
+            </w:r>
+          </w:p>
+        </w:tc>
+        <w:tc>
+          <w:tcPr>
+            <w:tcW w:w="2900" w:type="dxa"/>
+          </w:tcPr>
+          <w:p>
+            <w:pPr>
+              <w:spacing w:before="0" w:line="240" w:lineRule="auto"/>
+              <w:rPr>
+                <w:rFonts w:eastAsia="Times New Roman"/>
+                <w:sz w:val="24"/>
+                <w:szCs w:val="24"/>
+              </w:rPr>
+            </w:pPr>
+            <w:r>
+              <w:rPr>
+                <w:rFonts w:eastAsia="Times New Roman"/>
+                <w:sz w:val="24"/>
+                <w:szCs w:val="24"/>
+              </w:rPr>
+              <w:t>Khử trùng lặp chính xác 100%. Thuật toán Hybrid phân loại thành công mà không làm gián đoạn hệ thống.</w:t>
+            </w:r>
+          </w:p>
+        </w:tc>
+        <w:tc>
+          <w:tcPr>
+            <w:tcW w:w="2241" w:type="dxa"/>
+          </w:tcPr>
+          <w:p>
+            <w:pPr>
+              <w:spacing w:before="0" w:line="240" w:lineRule="auto"/>
+              <w:rPr>
+                <w:rFonts w:eastAsia="Times New Roman"/>
+                <w:sz w:val="24"/>
+                <w:szCs w:val="24"/>
+              </w:rPr>
+            </w:pPr>
+            <w:r>
+              <w:rPr>
+                <w:rFonts w:eastAsia="Times New Roman"/>
+                <w:sz w:val="24"/>
+                <w:szCs w:val="24"/>
+              </w:rPr>
+              <w:t>Đạt. Tiết kiệm đáng kể công sức nhập tay của người dùng.</w:t>
+            </w:r>
+          </w:p>
+        </w:tc>
+      </w:tr>
+      <w:tr>
+        <w:tc>
+          <w:tcPr>
+            <w:tcW w:w="1846" w:type="dxa"/>
+          </w:tcPr>
+          <w:p>
+            <w:pPr>
+              <w:spacing w:before="0" w:line="240" w:lineRule="auto"/>
+              <w:rPr>
+                <w:rFonts w:eastAsia="Times New Roman"/>
+                <w:sz w:val="24"/>
+                <w:szCs w:val="24"/>
+              </w:rPr>
+            </w:pPr>
+            <w:r>
+              <w:rPr>
+                <w:rFonts w:eastAsia="Times New Roman"/>
+                <w:sz w:val="24"/>
+                <w:szCs w:val="24"/>
+              </w:rPr>
+              <w:t>Phân tích trực quan và cảnh báo kịp thời</w:t>
+            </w:r>
+          </w:p>
+        </w:tc>
+        <w:tc>
+          <w:tcPr>
+            <w:tcW w:w="2373" w:type="dxa"/>
+          </w:tcPr>
+          <w:p>
+            <w:pPr>
+              <w:spacing w:before="0" w:line="240" w:lineRule="auto"/>
+              <w:rPr>
+                <w:rFonts w:eastAsia="Times New Roman"/>
+                <w:sz w:val="24"/>
+                <w:szCs w:val="24"/>
+              </w:rPr>
+            </w:pPr>
+            <w:r>
+              <w:rPr>
+                <w:rFonts w:eastAsia="Times New Roman"/>
+                <w:sz w:val="24"/>
+                <w:szCs w:val="24"/>
+              </w:rPr>
+              <w:t>Tạo giao dịch vượt ngân sách. Chờ Cron Job chạy đến hạn hóa đơn.</w:t>
+            </w:r>
+          </w:p>
+        </w:tc>
+        <w:tc>
+          <w:tcPr>
+            <w:tcW w:w="2900" w:type="dxa"/>
+          </w:tcPr>
+          <w:p>
+            <w:pPr>
+              <w:spacing w:before="0" w:line="240" w:lineRule="auto"/>
+              <w:rPr>
+                <w:rFonts w:eastAsia="Times New Roman"/>
+                <w:sz w:val="24"/>
+                <w:szCs w:val="24"/>
+              </w:rPr>
+            </w:pPr>
+            <w:r>
+              <w:rPr>
+                <w:rFonts w:eastAsia="Times New Roman"/>
+                <w:sz w:val="24"/>
+                <w:szCs w:val="24"/>
+              </w:rPr>
+              <w:t>Email và In-app Notification (TC-BUDG-004, TC-SCHED-001) được gửi đi tức thời đúng mức ưu tiên.</w:t>
+            </w:r>
+          </w:p>
+        </w:tc>
+        <w:tc>
+          <w:tcPr>
+            <w:tcW w:w="2241" w:type="dxa"/>
+          </w:tcPr>
+          <w:p>
+            <w:pPr>
+              <w:spacing w:before="0" w:line="240" w:lineRule="auto"/>
+              <w:rPr>
+                <w:rFonts w:eastAsia="Times New Roman"/>
+                <w:sz w:val="24"/>
+                <w:szCs w:val="24"/>
+              </w:rPr>
+            </w:pPr>
+            <w:r>
+              <w:rPr>
+                <w:rFonts w:eastAsia="Times New Roman"/>
+                <w:sz w:val="24"/>
+                <w:szCs w:val="24"/>
+              </w:rPr>
+              <w:t>Đạt. Giúp người dùng kiểm soát tài chính chủ động.</w:t>
+            </w:r>
+          </w:p>
+        </w:tc>
+      </w:tr>
+    </w:tbl>
     <w:p>
       <w:pPr>
         <w:spacing w:after="200"/>
@@ -28768,18 +31671,87 @@
           <w:szCs w:val="26"/>
         </w:rPr>
       </w:pPr>
-      <w:r>
-        <w:rPr>
-          <w:sz w:val="26"/>
-          <w:szCs w:val="26"/>
-        </w:rPr>
-        <w:t xml:space="preserve"> </w:t>
+    </w:p>
+    <w:p>
+      <w:pPr>
+        <w:spacing w:after="200"/>
+        <w:rPr>
+          <w:sz w:val="26"/>
+          <w:szCs w:val="26"/>
+        </w:rPr>
+      </w:pPr>
+      <w:r>
+        <w:rPr>
+          <w:sz w:val="26"/>
+          <w:szCs w:val="26"/>
+        </w:rPr>
+        <w:t>5.7. Phần chưa kiểm thử được</w:t>
+      </w:r>
+    </w:p>
+    <w:p>
+      <w:pPr>
+        <w:spacing w:after="200"/>
+        <w:rPr>
+          <w:sz w:val="26"/>
+          <w:szCs w:val="26"/>
+        </w:rPr>
+      </w:pPr>
+      <w:r>
+        <w:rPr>
+          <w:sz w:val="26"/>
+          <w:szCs w:val="26"/>
+        </w:rPr>
+        <w:t>Mặc dù hệ thống đã đáp ứng tốt các kiểm thử về chức năng và logic nghiệp vụ, do giới hạn về thiết bị và khuôn khổ của đồ án, một số khía cạnh chuyên sâu dưới đây chưa được kiểm thử toàn diện:</w:t>
+      </w:r>
+    </w:p>
+    <w:p>
+      <w:pPr>
+        <w:spacing w:after="200"/>
+        <w:rPr>
+          <w:sz w:val="26"/>
+          <w:szCs w:val="26"/>
+        </w:rPr>
+      </w:pPr>
+      <w:r>
+        <w:rPr>
+          <w:sz w:val="26"/>
+          <w:szCs w:val="26"/>
+        </w:rPr>
+        <w:t>Thứ nhất, chưa kiểm thử chịu tải và hiệu năng (Load/Performance Testing). Hệ thống mới được xác nhận hoạt động mượt mà dưới góc độ người dùng đơn lẻ. Nhóm chưa áp dụng các công cụ như JMeter hay k6 để giả lập tình huống hàng trăm người dùng cùng lúc đẩy file CSV lên server, nhằm đo đạc thời gian phản hồi (Response Time) và đánh giá giới hạn chịu tải (Rate Limit) của API Google Gemini miễn phí.</w:t>
+      </w:r>
+    </w:p>
+    <w:p>
+      <w:pPr>
+        <w:spacing w:after="200"/>
+        <w:rPr>
+          <w:sz w:val="26"/>
+          <w:szCs w:val="26"/>
+        </w:rPr>
+      </w:pPr>
+      <w:r>
+        <w:rPr>
+          <w:sz w:val="26"/>
+          <w:szCs w:val="26"/>
+        </w:rPr>
+        <w:t xml:space="preserve">Thứ hai, chưa triển khai kiểm thử giao diện tự động (Automated E2E Testing). Toàn bộ các thao tác kiểm thử trên giao diện ReactJS (như bấm nút, xem biểu đồ, kéo thả file) hiện tại đều được thực hiện thông qua con người (Manual). Việc xây dựng các kịch bản kiểm thử tự động bằng Cypress hoặc Playwright để tự động hóa </w:t>
+      </w:r>
+      <w:r>
+        <w:rPr>
+          <w:sz w:val="26"/>
+          <w:szCs w:val="26"/>
+        </w:rPr>
+        <w:lastRenderedPageBreak/>
+        <w:t>trình duyệt sẽ là hướng đi cần thiết để tăng tính chuyên nghiệp nếu hệ thống được triển khai thương mại hóa.</w:t>
       </w:r>
     </w:p>
     <w:p>
       <w:pPr>
         <w:pStyle w:val="Heading1"/>
-        <w:rPr>
+        <w:jc w:val="center"/>
+        <w:rPr>
+          <w:b/>
+          <w:bCs/>
+          <w:color w:val="auto"/>
           <w:sz w:val="26"/>
           <w:szCs w:val="26"/>
         </w:rPr>
@@ -28787,64 +31759,656 @@
       <w:bookmarkStart w:id="67" w:name="_Toc236173488"/>
       <w:r>
         <w:rPr>
-          <w:sz w:val="26"/>
-          <w:szCs w:val="26"/>
-        </w:rPr>
-        <w:t>Chương 6. KẾT LUẬN &amp; HƯỚNG PHÁT TRIỂN</w:t>
+          <w:b/>
+          <w:bCs/>
+          <w:color w:val="auto"/>
+          <w:sz w:val="26"/>
+          <w:szCs w:val="26"/>
+        </w:rPr>
+        <w:t xml:space="preserve">Chương 6. KẾT LUẬN </w:t>
+      </w:r>
+      <w:r>
+        <w:rPr>
+          <w:b/>
+          <w:bCs/>
+          <w:color w:val="auto"/>
+          <w:sz w:val="26"/>
+          <w:szCs w:val="26"/>
+        </w:rPr>
+        <w:t>VÀ</w:t>
+      </w:r>
+      <w:r>
+        <w:rPr>
+          <w:b/>
+          <w:bCs/>
+          <w:color w:val="auto"/>
+          <w:sz w:val="26"/>
+          <w:szCs w:val="26"/>
+        </w:rPr>
+        <w:t xml:space="preserve"> HƯỚNG PHÁT TRIỂN</w:t>
       </w:r>
       <w:bookmarkEnd w:id="67"/>
     </w:p>
     <w:p>
       <w:pPr>
-        <w:spacing w:after="120"/>
-        <w:rPr>
-          <w:sz w:val="26"/>
-          <w:szCs w:val="26"/>
-        </w:rPr>
-      </w:pPr>
-      <w:r>
-        <w:rPr>
-          <w:sz w:val="26"/>
-          <w:szCs w:val="26"/>
-        </w:rPr>
-        <w:t>6.1. Kết luận</w:t>
-      </w:r>
-      <w:r>
-        <w:rPr>
-          <w:sz w:val="26"/>
-          <w:szCs w:val="26"/>
-        </w:rPr>
-        <w:br/>
-        <w:t xml:space="preserve">6.2. Hướng phát triển  </w:t>
+        <w:pStyle w:val="Heading2"/>
+        <w:rPr>
+          <w:b/>
+          <w:bCs/>
+          <w:color w:val="auto"/>
+        </w:rPr>
+      </w:pPr>
+      <w:r>
+        <w:rPr>
+          <w:b/>
+          <w:bCs/>
+          <w:color w:val="auto"/>
+        </w:rPr>
+        <w:t>6.1. Kết quả đạt được</w:t>
       </w:r>
     </w:p>
     <w:p>
       <w:pPr>
         <w:spacing w:after="200"/>
         <w:rPr>
-          <w:b/>
-          <w:bCs/>
-          <w:color w:val="2E74B5"/>
-          <w:sz w:val="26"/>
-          <w:szCs w:val="26"/>
-        </w:rPr>
-      </w:pPr>
-      <w:r>
-        <w:rPr>
-          <w:sz w:val="26"/>
-          <w:szCs w:val="26"/>
-        </w:rPr>
-        <w:t xml:space="preserve"> </w:t>
-      </w:r>
-      <w:r>
-        <w:rPr>
-          <w:b/>
-          <w:bCs/>
-          <w:sz w:val="26"/>
-          <w:szCs w:val="26"/>
-        </w:rPr>
-        <w:br w:type="page"/>
-      </w:r>
+          <w:sz w:val="26"/>
+          <w:szCs w:val="26"/>
+        </w:rPr>
+      </w:pPr>
+      <w:r>
+        <w:rPr>
+          <w:sz w:val="26"/>
+          <w:szCs w:val="26"/>
+        </w:rPr>
+        <w:t>Đồ án đã hiện thực hóa thành công một hệ thống quản lý tài chính cá nhân và gia đình toàn diện, đáp ứng sát với các mục tiêu đã đề ra tại Chương 1. Về mặt kỹ thuật, hệ thống được xây dựng hoàn chỉnh theo kiến trúc Client-Server, với phía máy chủ sử dụng Spring Boot và phía máy khách sử dụng ReactJS, kết hợp cùng cơ sở dữ liệu MySQL và được đóng gói triển khai chuẩn hóa qua Docker.</w:t>
+      </w:r>
+    </w:p>
+    <w:p>
+      <w:pPr>
+        <w:rPr>
+          <w:sz w:val="26"/>
+          <w:szCs w:val="26"/>
+        </w:rPr>
+      </w:pPr>
+      <w:r>
+        <w:rPr>
+          <w:sz w:val="26"/>
+          <w:szCs w:val="26"/>
+        </w:rPr>
+        <w:t>Đối chiếu với các mục tiêu ban đầu, hệ thống đã đạt được những kết quả cụ thể sau:</w:t>
+      </w:r>
+    </w:p>
+    <w:p>
+      <w:pPr>
+        <w:spacing w:after="200"/>
+        <w:rPr>
+          <w:sz w:val="26"/>
+          <w:szCs w:val="26"/>
+        </w:rPr>
+      </w:pPr>
+      <w:r>
+        <w:rPr>
+          <w:sz w:val="26"/>
+          <w:szCs w:val="26"/>
+        </w:rPr>
+        <w:t>Thứ nhất, giải quyết triệt để bài toán nhập liệu thủ công bằng cách xây dựng tính năng import sao kê từ tệp CSV và Excel. Hệ thống không chỉ đọc và chuẩn hóa dữ liệu linh hoạt mà còn áp dụng thuật toán đối chiếu 4 tham số (ví, ngày, số tiền, nội dung) để loại bỏ 100% các giao dịch bị trùng lặp.</w:t>
+      </w:r>
+    </w:p>
+    <w:p>
+      <w:pPr>
+        <w:spacing w:after="200"/>
+        <w:rPr>
+          <w:sz w:val="26"/>
+          <w:szCs w:val="26"/>
+        </w:rPr>
+      </w:pPr>
+      <w:r>
+        <w:rPr>
+          <w:sz w:val="26"/>
+          <w:szCs w:val="26"/>
+        </w:rPr>
+        <w:t xml:space="preserve">Thứ hai, chuyển khai thành công cơ chế phân loại giao dịch lọc qua bằng bộ quy tắc khóa từ vựng, </w:t>
+      </w:r>
+      <w:r>
+        <w:rPr>
+          <w:sz w:val="26"/>
+          <w:szCs w:val="26"/>
+        </w:rPr>
+        <w:t>sau đó mới gom các giao dịch chưa nhận diện được thành một lô để gửi đến Google Gemini API. Phương pháp này giúp hệ thống đạt độ chính xác cao trong phân loại nhưng vẫn tối ưu được chi phí và thời gian chờ.</w:t>
+      </w:r>
+    </w:p>
+    <w:p>
+      <w:pPr>
+        <w:spacing w:after="200"/>
+        <w:rPr>
+          <w:sz w:val="26"/>
+          <w:szCs w:val="26"/>
+        </w:rPr>
+      </w:pPr>
+      <w:r>
+        <w:rPr>
+          <w:sz w:val="26"/>
+          <w:szCs w:val="26"/>
+        </w:rPr>
+        <w:t>Thứ ba, xây dựng được một công cụ kiểm soát tài chính chủ động thông qua tính năng ngân sách và mục tiêu tiết kiệm. Hệ thống lập lịch ngầm hoạt động ổn định, tự động theo dõi và phát đi cảnh báo qua email cũng như thông báo trong ứng dụng ngay khi người dùng có giao dịch làm vượt ngưỡng chi tiêu an toàn hoặc khi hóa đơn đến hạn.</w:t>
+      </w:r>
+    </w:p>
+    <w:p>
+      <w:pPr>
+        <w:spacing w:after="200"/>
+        <w:rPr>
+          <w:sz w:val="26"/>
+          <w:szCs w:val="26"/>
+        </w:rPr>
+      </w:pPr>
+      <w:r>
+        <w:rPr>
+          <w:sz w:val="26"/>
+          <w:szCs w:val="26"/>
+        </w:rPr>
+        <w:t>Cuối cùng, hệ thống đã vượt qua các kịch bản kiểm thử nghiêm ngặt, đảm bảo tính toàn vẹn của dữ liệu số dư và không tồn tại lỗ hổng truy cập chéo dữ liệu giữa các người dùng trong chức năng chia sẻ ví gia đình.</w:t>
+      </w:r>
+    </w:p>
+    <w:p>
+      <w:pPr>
+        <w:pStyle w:val="Heading2"/>
+        <w:rPr>
+          <w:b/>
+          <w:bCs/>
+          <w:color w:val="auto"/>
+        </w:rPr>
+      </w:pPr>
+      <w:r>
+        <w:rPr>
+          <w:b/>
+          <w:bCs/>
+          <w:color w:val="auto"/>
+        </w:rPr>
+        <w:t>6.2. Hạn chế còn tồn tại</w:t>
+      </w:r>
+    </w:p>
+    <w:p>
+      <w:pPr>
+        <w:spacing w:after="200"/>
+        <w:rPr>
+          <w:sz w:val="26"/>
+          <w:szCs w:val="26"/>
+        </w:rPr>
+      </w:pPr>
+      <w:r>
+        <w:rPr>
+          <w:sz w:val="26"/>
+          <w:szCs w:val="26"/>
+        </w:rPr>
+        <w:lastRenderedPageBreak/>
+        <w:t>Bên cạnh những kết quả đạt được, phiên bản hiện tại của hệ thống vẫn còn một số hạn chế ảnh hưởng đến trải nghiệm người dùng:</w:t>
+      </w:r>
+    </w:p>
+    <w:p>
+      <w:pPr>
+        <w:spacing w:after="200"/>
+        <w:rPr>
+          <w:b/>
+          <w:bCs/>
+          <w:sz w:val="26"/>
+          <w:szCs w:val="26"/>
+        </w:rPr>
+      </w:pPr>
+      <w:r>
+        <w:rPr>
+          <w:b/>
+          <w:bCs/>
+          <w:sz w:val="26"/>
+          <w:szCs w:val="26"/>
+        </w:rPr>
+        <w:t>Hạn chế về tính liền mạch trong khâu nhập liệu:</w:t>
+      </w:r>
+    </w:p>
+    <w:p>
+      <w:pPr>
+        <w:spacing w:after="200"/>
+        <w:rPr>
+          <w:sz w:val="26"/>
+          <w:szCs w:val="26"/>
+        </w:rPr>
+      </w:pPr>
+      <w:r>
+        <w:rPr>
+          <w:b/>
+          <w:bCs/>
+          <w:sz w:val="26"/>
+          <w:szCs w:val="26"/>
+        </w:rPr>
+        <w:t>Mô tả:</w:t>
+      </w:r>
+      <w:r>
+        <w:rPr>
+          <w:sz w:val="26"/>
+          <w:szCs w:val="26"/>
+        </w:rPr>
+        <w:t xml:space="preserve"> Người dùng vẫn phải đăng nhập vào ứng dụng ngân hàng, xuất tệp sao kê, lưu về máy rồi tải lên hệ thống.</w:t>
+      </w:r>
+    </w:p>
+    <w:p>
+      <w:pPr>
+        <w:spacing w:after="200"/>
+        <w:rPr>
+          <w:sz w:val="26"/>
+          <w:szCs w:val="26"/>
+        </w:rPr>
+      </w:pPr>
+      <w:r>
+        <w:rPr>
+          <w:b/>
+          <w:bCs/>
+          <w:sz w:val="26"/>
+          <w:szCs w:val="26"/>
+        </w:rPr>
+        <w:t>Nguyên nhân:</w:t>
+      </w:r>
+      <w:r>
+        <w:rPr>
+          <w:sz w:val="26"/>
+          <w:szCs w:val="26"/>
+        </w:rPr>
+        <w:t xml:space="preserve"> Do giới hạn về mặt pháp lý và chi phí đối với một đồ án sinh viên, hệ thống chưa thể kết nối trực tiếp với API ngân hàng mở (Open Banking) của các tổ chức tài chính.</w:t>
+      </w:r>
+    </w:p>
+    <w:p>
+      <w:pPr>
+        <w:spacing w:after="200"/>
+        <w:rPr>
+          <w:sz w:val="26"/>
+          <w:szCs w:val="26"/>
+        </w:rPr>
+      </w:pPr>
+      <w:r>
+        <w:rPr>
+          <w:b/>
+          <w:bCs/>
+          <w:sz w:val="26"/>
+          <w:szCs w:val="26"/>
+        </w:rPr>
+        <w:t>Ảnh hưởng:</w:t>
+      </w:r>
+      <w:r>
+        <w:rPr>
+          <w:sz w:val="26"/>
+          <w:szCs w:val="26"/>
+        </w:rPr>
+        <w:t xml:space="preserve"> Quy trình này làm gián đoạn trải nghiệm người dùng, đặc biệt với những người không thường xuyên sao lưu hoặc cập nhật dữ liệu thu chi.</w:t>
+      </w:r>
+    </w:p>
+    <w:p>
+      <w:pPr>
+        <w:spacing w:after="200"/>
+        <w:rPr>
+          <w:b/>
+          <w:bCs/>
+          <w:sz w:val="26"/>
+          <w:szCs w:val="26"/>
+        </w:rPr>
+      </w:pPr>
+      <w:r>
+        <w:rPr>
+          <w:b/>
+          <w:bCs/>
+          <w:sz w:val="26"/>
+          <w:szCs w:val="26"/>
+        </w:rPr>
+        <w:t>Hạn chế về xử lý tác vụ trí tuệ nhân tạo:</w:t>
+      </w:r>
+    </w:p>
+    <w:p>
+      <w:pPr>
+        <w:spacing w:after="200"/>
+        <w:rPr>
+          <w:sz w:val="26"/>
+          <w:szCs w:val="26"/>
+        </w:rPr>
+      </w:pPr>
+      <w:r>
+        <w:rPr>
+          <w:b/>
+          <w:bCs/>
+          <w:sz w:val="26"/>
+          <w:szCs w:val="26"/>
+        </w:rPr>
+        <w:t>Mô tả:</w:t>
+      </w:r>
+      <w:r>
+        <w:rPr>
+          <w:sz w:val="26"/>
+          <w:szCs w:val="26"/>
+        </w:rPr>
+        <w:t xml:space="preserve"> Khi người dùng tải lên tệp sao kê có nhiều giao dịch chưa được định nghĩa từ khóa, hệ thống có thể mất khá nhiều thời gian để xử lý.</w:t>
+      </w:r>
+    </w:p>
+    <w:p>
+      <w:pPr>
+        <w:spacing w:after="200"/>
+        <w:rPr>
+          <w:sz w:val="26"/>
+          <w:szCs w:val="26"/>
+        </w:rPr>
+      </w:pPr>
+      <w:r>
+        <w:rPr>
+          <w:b/>
+          <w:bCs/>
+          <w:sz w:val="26"/>
+          <w:szCs w:val="26"/>
+        </w:rPr>
+        <w:t>Nguyên nhân:</w:t>
+      </w:r>
+      <w:r>
+        <w:rPr>
+          <w:sz w:val="26"/>
+          <w:szCs w:val="26"/>
+        </w:rPr>
+        <w:t xml:space="preserve"> Lời gọi đến Gemini API hiện được thực hiện đồng bộ trong quá trình xử lý tệp. Nếu API phản hồi chậm hoặc bị giới hạn lưu lượng, thời gian xử lý sẽ kéo dài.</w:t>
+      </w:r>
+    </w:p>
+    <w:p>
+      <w:pPr>
+        <w:spacing w:after="200"/>
+        <w:rPr>
+          <w:sz w:val="26"/>
+          <w:szCs w:val="26"/>
+        </w:rPr>
+      </w:pPr>
+      <w:r>
+        <w:rPr>
+          <w:b/>
+          <w:bCs/>
+          <w:sz w:val="26"/>
+          <w:szCs w:val="26"/>
+        </w:rPr>
+        <w:t>Ảnh hưởng:</w:t>
+      </w:r>
+      <w:r>
+        <w:rPr>
+          <w:sz w:val="26"/>
+          <w:szCs w:val="26"/>
+        </w:rPr>
+        <w:t xml:space="preserve"> Người dùng phải chờ lâu trong quá trình tải tệp, dễ tạo cảm giác hệ thống bị chậm.</w:t>
+      </w:r>
+    </w:p>
+    <w:p>
+      <w:pPr>
+        <w:spacing w:after="200"/>
+        <w:rPr>
+          <w:b/>
+          <w:bCs/>
+          <w:sz w:val="26"/>
+          <w:szCs w:val="26"/>
+        </w:rPr>
+      </w:pPr>
+      <w:r>
+        <w:rPr>
+          <w:b/>
+          <w:bCs/>
+          <w:sz w:val="26"/>
+          <w:szCs w:val="26"/>
+        </w:rPr>
+        <w:t>Hạn chế về nền tảng tương tác trên thiết bị di động:</w:t>
+      </w:r>
+    </w:p>
+    <w:p>
+      <w:pPr>
+        <w:spacing w:after="200"/>
+        <w:rPr>
+          <w:sz w:val="26"/>
+          <w:szCs w:val="26"/>
+        </w:rPr>
+      </w:pPr>
+      <w:r>
+        <w:rPr>
+          <w:b/>
+          <w:bCs/>
+          <w:sz w:val="26"/>
+          <w:szCs w:val="26"/>
+        </w:rPr>
+        <w:t>Mô tả:</w:t>
+      </w:r>
+      <w:r>
+        <w:rPr>
+          <w:sz w:val="26"/>
+          <w:szCs w:val="26"/>
+        </w:rPr>
+        <w:t xml:space="preserve"> Hệ thống hiện là một ứng dụng Web đáp ứng (Responsive Web App), có thể sử dụng trên điện thoại nhưng chưa mang lại trải nghiệm như một ứng dụng di động gốc</w:t>
+      </w:r>
+      <w:r>
+        <w:rPr>
+          <w:sz w:val="26"/>
+          <w:szCs w:val="26"/>
+        </w:rPr>
+        <w:t>.</w:t>
+      </w:r>
+    </w:p>
+    <w:p>
+      <w:pPr>
+        <w:spacing w:after="200"/>
+        <w:rPr>
+          <w:sz w:val="26"/>
+          <w:szCs w:val="26"/>
+        </w:rPr>
+      </w:pPr>
+      <w:r>
+        <w:rPr>
+          <w:b/>
+          <w:bCs/>
+          <w:sz w:val="26"/>
+          <w:szCs w:val="26"/>
+        </w:rPr>
+        <w:t>Nguyên nhân:</w:t>
+      </w:r>
+      <w:r>
+        <w:rPr>
+          <w:sz w:val="26"/>
+          <w:szCs w:val="26"/>
+        </w:rPr>
+        <w:t xml:space="preserve"> Giao diện được phát triển bằng ReactJS thay vì các nền tảng di động chuyên biệt.</w:t>
+      </w:r>
+    </w:p>
+    <w:p>
+      <w:pPr>
+        <w:spacing w:after="200"/>
+        <w:rPr>
+          <w:sz w:val="26"/>
+          <w:szCs w:val="26"/>
+        </w:rPr>
+      </w:pPr>
+    </w:p>
+    <w:p>
+      <w:pPr>
+        <w:spacing w:after="200"/>
+        <w:rPr>
+          <w:sz w:val="26"/>
+          <w:szCs w:val="26"/>
+        </w:rPr>
+      </w:pPr>
+      <w:r>
+        <w:rPr>
+          <w:b/>
+          <w:bCs/>
+          <w:sz w:val="26"/>
+          <w:szCs w:val="26"/>
+        </w:rPr>
+        <w:lastRenderedPageBreak/>
+        <w:t>Ảnh hưởng:</w:t>
+      </w:r>
+      <w:r>
+        <w:rPr>
+          <w:sz w:val="26"/>
+          <w:szCs w:val="26"/>
+        </w:rPr>
+        <w:t xml:space="preserve"> Hệ thống chưa thể tận dụng đầy đủ các tính năng của hệ điều hành di động, chẳng hạn như đọc thông báo SMS để tự động cập nhật biến động số dư hoặc gửi Push Notification khi ứng dụng đang đóng.</w:t>
+      </w:r>
+    </w:p>
+    <w:p>
+      <w:pPr>
+        <w:pStyle w:val="Heading2"/>
+        <w:rPr>
+          <w:b/>
+          <w:bCs/>
+          <w:color w:val="auto"/>
+        </w:rPr>
+      </w:pPr>
+      <w:r>
+        <w:rPr>
+          <w:b/>
+          <w:bCs/>
+          <w:color w:val="auto"/>
+        </w:rPr>
+        <w:t>6.3. Hướng phát triển</w:t>
+      </w:r>
+    </w:p>
+    <w:p>
+      <w:pPr>
+        <w:spacing w:after="200"/>
+        <w:rPr>
+          <w:sz w:val="26"/>
+          <w:szCs w:val="26"/>
+        </w:rPr>
+      </w:pPr>
+      <w:r>
+        <w:rPr>
+          <w:sz w:val="26"/>
+          <w:szCs w:val="26"/>
+        </w:rPr>
+        <w:t>Dựa trên các hạn chế đã phân tích, hệ thống đề ra ba hướng phát triển cụ thể cho các phiên bản tiếp theo:</w:t>
+      </w:r>
+    </w:p>
+    <w:p>
+      <w:pPr>
+        <w:spacing w:after="200"/>
+        <w:rPr>
+          <w:sz w:val="26"/>
+          <w:szCs w:val="26"/>
+        </w:rPr>
+      </w:pPr>
+      <w:r>
+        <w:rPr>
+          <w:sz w:val="26"/>
+          <w:szCs w:val="26"/>
+        </w:rPr>
+        <w:t>Tích hợp cổng kết nối ngân hàng mở (Open Banking): Để khắc phục điểm yếu về thao tác tải tệp thủ công, hệ thống sẽ nghiên cứu tích hợp với các dịch vụ tổng hợp dữ liệu tài chính hoặc API của các ngân hàng cho phép. Khi đó, biến động số dư sẽ được đồng bộ hóa về hệ thống theo thời gian thực, người dùng hoàn toàn không cần can thiệp vào quá trình nhập liệu.</w:t>
+      </w:r>
+    </w:p>
+    <w:p>
+      <w:pPr>
+        <w:spacing w:after="200"/>
+        <w:rPr>
+          <w:sz w:val="26"/>
+          <w:szCs w:val="26"/>
+        </w:rPr>
+      </w:pPr>
+      <w:r>
+        <w:rPr>
+          <w:sz w:val="26"/>
+          <w:szCs w:val="26"/>
+        </w:rPr>
+        <w:t>Chuyển đổi sang kiến trúc xử lý bất đồng bộ (Asynchronous Processing): Đối với nút thắt hiệu năng khi gọi AI, hệ thống sẽ đưa vào sử dụng hàng đợi thông điệp (Message Queue như RabbitMQ hoặc Redis). Khi tệp sao kê được tải lên, hệ thống sẽ ghi nhận và phản hồi thành công ngay lập tức cho giao diện. Tác vụ gọi AI phân loại sẽ được đẩy xuống chạy ngầm (Background Job). Sau khi AI xử lý xong, hệ thống sẽ bắn một thông báo qua WebSocket để cập nhật giao diện cho người dùng.</w:t>
+      </w:r>
+    </w:p>
+    <w:p>
+      <w:pPr>
+        <w:spacing w:after="200"/>
+        <w:rPr>
+          <w:sz w:val="26"/>
+          <w:szCs w:val="26"/>
+        </w:rPr>
+      </w:pPr>
+      <w:r>
+        <w:rPr>
+          <w:sz w:val="26"/>
+          <w:szCs w:val="26"/>
+        </w:rPr>
+        <w:t>Phát triển ứng dụng di động gốc: Hệ thống sẽ tận dụng lại toàn bộ nền tảng API hiện có ở phía backend để phát triển thêm một ứng dụng di động bằng React Native hoặc Flutter. Ứng dụng di động sẽ xin cấp quyền đọc thông báo từ thiết bị, tự động nhận diện tin nhắn trừ tiền từ ngân hàng, trích xuất số tiền và đẩy thẳng lên hệ thống, tạo ra trải nghiệm quản lý tài chính hoàn toàn tự động.</w:t>
+      </w:r>
+    </w:p>
+    <w:p>
+      <w:pPr>
+        <w:pStyle w:val="Heading2"/>
+        <w:rPr>
+          <w:b/>
+          <w:bCs/>
+          <w:color w:val="auto"/>
+        </w:rPr>
+      </w:pPr>
+      <w:r>
+        <w:rPr>
+          <w:b/>
+          <w:bCs/>
+          <w:color w:val="auto"/>
+        </w:rPr>
+        <w:t>6.4. Bài học rút ra</w:t>
+      </w:r>
+    </w:p>
+    <w:p>
+      <w:pPr>
+        <w:spacing w:after="200"/>
+        <w:rPr>
+          <w:sz w:val="26"/>
+          <w:szCs w:val="26"/>
+        </w:rPr>
+      </w:pPr>
+      <w:r>
+        <w:rPr>
+          <w:sz w:val="26"/>
+          <w:szCs w:val="26"/>
+        </w:rPr>
+        <w:t xml:space="preserve">Sau quá trình nghiên cứu và phát triển đồ án, bài học lớn nhất nhóm rút ra là vấn đề đảm bảo tính toàn vẹn dữ liệu trong các ứng dụng tài chính (ACID). Ở những phiên bản đầu tiên, hệ thống lấy số dư hiện tại của ví lên bộ nhớ, sau đó cộng hoặc trừ số tiền giao dịch rồi lưu lại. Cách xử lý này dẫn đến sai lệch số dư khi có nhiều giao dịch được import cùng lúc do xảy ra điều kiện tương tranh (race condition). Để </w:t>
+      </w:r>
+      <w:r>
+        <w:rPr>
+          <w:sz w:val="26"/>
+          <w:szCs w:val="26"/>
+        </w:rPr>
+        <w:lastRenderedPageBreak/>
+        <w:t>khắc phục, nhóm đã thiết kế lại cơ chế cập nhật số dư, chuyển sang thực hiện phép cộng hoặc trừ trực tiếp tại cơ sở dữ liệu. Cách này giúp hạn chế việc nhiều request cùng đọc và ghi đè lên một giá trị số dư.</w:t>
+      </w:r>
+    </w:p>
+    <w:p>
+      <w:pPr>
+        <w:spacing w:after="200"/>
+        <w:rPr>
+          <w:sz w:val="26"/>
+          <w:szCs w:val="26"/>
+        </w:rPr>
+      </w:pPr>
+      <w:r>
+        <w:rPr>
+          <w:sz w:val="26"/>
+          <w:szCs w:val="26"/>
+        </w:rPr>
+        <w:t>Bài học thứ hai là việc sử dụng AI cần phù hợp với từng trường hợp. Ban đầu, nhóm dự định sử dụng AI cho hầu hết các thao tác phân loại giao dịch. Tuy nhiên, trong quá trình phát triển, nhóm nhận thấy việc gọi AI cho mọi giao dịch làm tăng thời gian xử lý và sử dụng nhiều tài nguyên hơn cần thiết. Vì vậy, nhóm xây dựng bộ quy tắc dựa trên từ khóa để xử lý các trường hợp thông thường và chỉ sử dụng AI cho những giao dịch không thể phân loại bằng các quy tắc có sẵn. Cách kết hợp này giúp giảm số lần gọi AI và cải thiện thời gian xử lý của hệ thống.</w:t>
+      </w:r>
+    </w:p>
+    <w:p>
+      <w:pPr>
+        <w:spacing w:after="200"/>
+        <w:rPr>
+          <w:sz w:val="26"/>
+          <w:szCs w:val="26"/>
+        </w:rPr>
+      </w:pPr>
+      <w:r>
+        <w:rPr>
+          <w:sz w:val="26"/>
+          <w:szCs w:val="26"/>
+        </w:rPr>
+        <w:t>Qua đó, nhóm nhận thấy việc lựa chọn công nghệ cần dựa trên nhu cầu thực tế của hệ thống. Một công nghệ hiện đại không phải lúc nào cũng là lựa chọn phù hợp nhất. Quan trọng hơn là xác định đúng vấn đề và lựa chọn giải pháp có thể đảm bảo hệ thống hoạt động ổn định, hiệu quả và dễ bảo trì.</w:t>
+      </w:r>
+    </w:p>
+    <w:p>
+      <w:pPr>
+        <w:rPr>
+          <w:sz w:val="26"/>
+          <w:szCs w:val="26"/>
+        </w:rPr>
+      </w:pPr>
     </w:p>
     <w:p>
       <w:pPr>
@@ -28864,7 +32428,6 @@
           <w:sz w:val="26"/>
           <w:szCs w:val="26"/>
         </w:rPr>
-        <w:lastRenderedPageBreak/>
         <w:t>TÀI LIỆU THAM KHẢO</w:t>
       </w:r>
       <w:bookmarkEnd w:id="30"/>
@@ -29284,6 +32847,7 @@
           <w:sz w:val="24"/>
           <w:szCs w:val="24"/>
         </w:rPr>
+        <w:lastRenderedPageBreak/>
         <w:t>[</w:t>
       </w:r>
       <w:r>
